--- a/notes.docx
+++ b/notes.docx
@@ -984,7 +984,6 @@
           <w:b/>
           <w:bCs/>
         </w:rPr>
-        <w:lastRenderedPageBreak/>
         <w:t>Default Value:</w:t>
       </w:r>
       <w:r>
@@ -1115,6 +1114,7 @@
         </w:numPr>
       </w:pPr>
       <w:r>
+        <w:lastRenderedPageBreak/>
         <w:t xml:space="preserve">Agar </w:t>
       </w:r>
       <w:proofErr w:type="spellStart"/>
@@ -1727,7 +1727,6 @@
     </w:p>
     <w:p>
       <w:r>
-        <w:lastRenderedPageBreak/>
         <w:t>print("World")</w:t>
       </w:r>
     </w:p>
@@ -1887,6 +1886,7 @@
           <w:b/>
           <w:bCs/>
         </w:rPr>
+        <w:lastRenderedPageBreak/>
         <w:t>sep</w:t>
       </w:r>
       <w:proofErr w:type="spellEnd"/>
@@ -2017,9 +2017,2804 @@
       </w:r>
     </w:p>
     <w:p/>
+    <w:p/>
+    <w:p>
+      <w:r>
+        <w:t xml:space="preserve">Bhai, yeh video </w:t>
+      </w:r>
+      <w:proofErr w:type="spellStart"/>
+      <w:r>
+        <w:rPr>
+          <w:b/>
+          <w:bCs/>
+        </w:rPr>
+        <w:t>CampusX</w:t>
+      </w:r>
+      <w:proofErr w:type="spellEnd"/>
+      <w:r>
+        <w:rPr>
+          <w:b/>
+          <w:bCs/>
+        </w:rPr>
+        <w:t xml:space="preserve"> channel </w:t>
+      </w:r>
+      <w:proofErr w:type="spellStart"/>
+      <w:r>
+        <w:rPr>
+          <w:b/>
+          <w:bCs/>
+        </w:rPr>
+        <w:t>ke</w:t>
+      </w:r>
+      <w:proofErr w:type="spellEnd"/>
+      <w:r>
+        <w:rPr>
+          <w:b/>
+          <w:bCs/>
+        </w:rPr>
+        <w:t xml:space="preserve"> "100 Days of Python Programming"</w:t>
+      </w:r>
+      <w:r>
+        <w:t xml:space="preserve"> series ka video </w:t>
+      </w:r>
+      <w:proofErr w:type="spellStart"/>
+      <w:r>
+        <w:t>hai</w:t>
+      </w:r>
+      <w:proofErr w:type="spellEnd"/>
+      <w:r>
+        <w:t xml:space="preserve">, </w:t>
+      </w:r>
+      <w:proofErr w:type="spellStart"/>
+      <w:r>
+        <w:t>jisme</w:t>
+      </w:r>
+      <w:proofErr w:type="spellEnd"/>
+      <w:r>
+        <w:t xml:space="preserve"> </w:t>
+      </w:r>
+      <w:r>
+        <w:rPr>
+          <w:b/>
+          <w:bCs/>
+        </w:rPr>
+        <w:t>Python Data Types</w:t>
+      </w:r>
+      <w:r>
+        <w:t xml:space="preserve"> </w:t>
+      </w:r>
+      <w:proofErr w:type="spellStart"/>
+      <w:r>
+        <w:t>ke</w:t>
+      </w:r>
+      <w:proofErr w:type="spellEnd"/>
+      <w:r>
+        <w:t xml:space="preserve"> </w:t>
+      </w:r>
+      <w:proofErr w:type="spellStart"/>
+      <w:r>
+        <w:t>baare</w:t>
+      </w:r>
+      <w:proofErr w:type="spellEnd"/>
+      <w:r>
+        <w:t xml:space="preserve"> </w:t>
+      </w:r>
+      <w:proofErr w:type="spellStart"/>
+      <w:r>
+        <w:t>mein</w:t>
+      </w:r>
+      <w:proofErr w:type="spellEnd"/>
+      <w:r>
+        <w:t xml:space="preserve"> </w:t>
+      </w:r>
+      <w:proofErr w:type="spellStart"/>
+      <w:r>
+        <w:t>samjhaya</w:t>
+      </w:r>
+      <w:proofErr w:type="spellEnd"/>
+      <w:r>
+        <w:t xml:space="preserve"> </w:t>
+      </w:r>
+      <w:proofErr w:type="spellStart"/>
+      <w:r>
+        <w:t>gaya</w:t>
+      </w:r>
+      <w:proofErr w:type="spellEnd"/>
+      <w:r>
+        <w:t xml:space="preserve"> </w:t>
+      </w:r>
+      <w:proofErr w:type="spellStart"/>
+      <w:r>
+        <w:t>hai</w:t>
+      </w:r>
+      <w:proofErr w:type="spellEnd"/>
+      <w:r>
+        <w:t>.</w:t>
+      </w:r>
+    </w:p>
+    <w:p>
+      <w:r>
+        <w:t xml:space="preserve">Bina </w:t>
+      </w:r>
+      <w:proofErr w:type="spellStart"/>
+      <w:r>
+        <w:t>kisi</w:t>
+      </w:r>
+      <w:proofErr w:type="spellEnd"/>
+      <w:r>
+        <w:t xml:space="preserve"> timeline/timestamp </w:t>
+      </w:r>
+      <w:proofErr w:type="spellStart"/>
+      <w:r>
+        <w:t>ke</w:t>
+      </w:r>
+      <w:proofErr w:type="spellEnd"/>
+      <w:r>
+        <w:t xml:space="preserve"> </w:t>
+      </w:r>
+      <w:proofErr w:type="spellStart"/>
+      <w:r>
+        <w:t>saare</w:t>
+      </w:r>
+      <w:proofErr w:type="spellEnd"/>
+      <w:r>
+        <w:t xml:space="preserve"> concepts detail me aur clean Hinglish notes </w:t>
+      </w:r>
+      <w:proofErr w:type="spellStart"/>
+      <w:r>
+        <w:t>ke</w:t>
+      </w:r>
+      <w:proofErr w:type="spellEnd"/>
+      <w:r>
+        <w:t xml:space="preserve"> form me </w:t>
+      </w:r>
+      <w:proofErr w:type="spellStart"/>
+      <w:r>
+        <w:t>neeche</w:t>
+      </w:r>
+      <w:proofErr w:type="spellEnd"/>
+      <w:r>
+        <w:t xml:space="preserve"> </w:t>
+      </w:r>
+      <w:proofErr w:type="spellStart"/>
+      <w:r>
+        <w:t>diye</w:t>
+      </w:r>
+      <w:proofErr w:type="spellEnd"/>
+      <w:r>
+        <w:t xml:space="preserve"> </w:t>
+      </w:r>
+      <w:proofErr w:type="spellStart"/>
+      <w:r>
+        <w:t>gaye</w:t>
+      </w:r>
+      <w:proofErr w:type="spellEnd"/>
+      <w:r>
+        <w:t xml:space="preserve"> hain. </w:t>
+      </w:r>
+      <w:proofErr w:type="spellStart"/>
+      <w:r>
+        <w:t>Apne</w:t>
+      </w:r>
+      <w:proofErr w:type="spellEnd"/>
+      <w:r>
+        <w:t xml:space="preserve"> register me copy </w:t>
+      </w:r>
+      <w:proofErr w:type="spellStart"/>
+      <w:r>
+        <w:t>kar</w:t>
+      </w:r>
+      <w:proofErr w:type="spellEnd"/>
+      <w:r>
+        <w:t xml:space="preserve"> lo! </w:t>
+      </w:r>
+      <w:r>
+        <w:rPr>
+          <w:rFonts w:ascii="Segoe UI Emoji" w:hAnsi="Segoe UI Emoji" w:cs="Segoe UI Emoji"/>
+        </w:rPr>
+        <w:t>📝👇</w:t>
+      </w:r>
+    </w:p>
+    <w:p>
+      <w:pPr>
+        <w:rPr>
+          <w:b/>
+          <w:bCs/>
+        </w:rPr>
+      </w:pPr>
+      <w:r>
+        <w:rPr>
+          <w:rFonts w:ascii="Segoe UI Emoji" w:hAnsi="Segoe UI Emoji" w:cs="Segoe UI Emoji"/>
+          <w:b/>
+          <w:bCs/>
+        </w:rPr>
+        <w:t>📌</w:t>
+      </w:r>
+      <w:r>
+        <w:rPr>
+          <w:b/>
+          <w:bCs/>
+        </w:rPr>
+        <w:t xml:space="preserve"> NOTES: Data Types in Python</w:t>
+      </w:r>
+    </w:p>
+    <w:p>
+      <w:pPr>
+        <w:rPr>
+          <w:b/>
+          <w:bCs/>
+        </w:rPr>
+      </w:pPr>
+      <w:r>
+        <w:rPr>
+          <w:b/>
+          <w:bCs/>
+        </w:rPr>
+        <w:t>1. What are Data Types? (Basics)</w:t>
+      </w:r>
+    </w:p>
+    <w:p>
+      <w:pPr>
+        <w:numPr>
+          <w:ilvl w:val="0"/>
+          <w:numId w:val="10"/>
+        </w:numPr>
+      </w:pPr>
+      <w:r>
+        <w:t xml:space="preserve">Data type yeh batata </w:t>
+      </w:r>
+      <w:proofErr w:type="spellStart"/>
+      <w:r>
+        <w:t>hai</w:t>
+      </w:r>
+      <w:proofErr w:type="spellEnd"/>
+      <w:r>
+        <w:t xml:space="preserve"> ki </w:t>
+      </w:r>
+      <w:proofErr w:type="spellStart"/>
+      <w:r>
+        <w:t>kisi</w:t>
+      </w:r>
+      <w:proofErr w:type="spellEnd"/>
+      <w:r>
+        <w:t xml:space="preserve"> variable </w:t>
+      </w:r>
+      <w:proofErr w:type="spellStart"/>
+      <w:r>
+        <w:t>ke</w:t>
+      </w:r>
+      <w:proofErr w:type="spellEnd"/>
+      <w:r>
+        <w:t xml:space="preserve"> </w:t>
+      </w:r>
+      <w:proofErr w:type="spellStart"/>
+      <w:r>
+        <w:t>andar</w:t>
+      </w:r>
+      <w:proofErr w:type="spellEnd"/>
+      <w:r>
+        <w:t xml:space="preserve"> </w:t>
+      </w:r>
+      <w:proofErr w:type="spellStart"/>
+      <w:r>
+        <w:rPr>
+          <w:b/>
+          <w:bCs/>
+        </w:rPr>
+        <w:t>kis</w:t>
+      </w:r>
+      <w:proofErr w:type="spellEnd"/>
+      <w:r>
+        <w:rPr>
+          <w:b/>
+          <w:bCs/>
+        </w:rPr>
+        <w:t xml:space="preserve"> </w:t>
+      </w:r>
+      <w:proofErr w:type="spellStart"/>
+      <w:r>
+        <w:rPr>
+          <w:b/>
+          <w:bCs/>
+        </w:rPr>
+        <w:t>tarah</w:t>
+      </w:r>
+      <w:proofErr w:type="spellEnd"/>
+      <w:r>
+        <w:rPr>
+          <w:b/>
+          <w:bCs/>
+        </w:rPr>
+        <w:t xml:space="preserve"> ka data/value store</w:t>
+      </w:r>
+      <w:r>
+        <w:t xml:space="preserve"> </w:t>
+      </w:r>
+      <w:proofErr w:type="spellStart"/>
+      <w:r>
+        <w:t>ho</w:t>
+      </w:r>
+      <w:proofErr w:type="spellEnd"/>
+      <w:r>
+        <w:t xml:space="preserve"> </w:t>
+      </w:r>
+      <w:proofErr w:type="spellStart"/>
+      <w:r>
+        <w:t>raha</w:t>
+      </w:r>
+      <w:proofErr w:type="spellEnd"/>
+      <w:r>
+        <w:t xml:space="preserve"> </w:t>
+      </w:r>
+      <w:proofErr w:type="spellStart"/>
+      <w:r>
+        <w:t>hai</w:t>
+      </w:r>
+      <w:proofErr w:type="spellEnd"/>
+      <w:r>
+        <w:t xml:space="preserve"> (</w:t>
+      </w:r>
+      <w:proofErr w:type="spellStart"/>
+      <w:r>
+        <w:t>jaise</w:t>
+      </w:r>
+      <w:proofErr w:type="spellEnd"/>
+      <w:r>
+        <w:t xml:space="preserve"> number, text, true/false, etc.).</w:t>
+      </w:r>
+    </w:p>
+    <w:p>
+      <w:pPr>
+        <w:numPr>
+          <w:ilvl w:val="0"/>
+          <w:numId w:val="10"/>
+        </w:numPr>
+      </w:pPr>
+      <w:r>
+        <w:t xml:space="preserve">Python </w:t>
+      </w:r>
+      <w:proofErr w:type="spellStart"/>
+      <w:r>
+        <w:t>mein</w:t>
+      </w:r>
+      <w:proofErr w:type="spellEnd"/>
+      <w:r>
+        <w:t xml:space="preserve"> Data Types ko main </w:t>
+      </w:r>
+      <w:r>
+        <w:rPr>
+          <w:b/>
+          <w:bCs/>
+        </w:rPr>
+        <w:t>3 Categories</w:t>
+      </w:r>
+      <w:r>
+        <w:t xml:space="preserve"> </w:t>
+      </w:r>
+      <w:proofErr w:type="spellStart"/>
+      <w:r>
+        <w:t>mein</w:t>
+      </w:r>
+      <w:proofErr w:type="spellEnd"/>
+      <w:r>
+        <w:t xml:space="preserve"> divide </w:t>
+      </w:r>
+      <w:proofErr w:type="spellStart"/>
+      <w:r>
+        <w:t>kiya</w:t>
+      </w:r>
+      <w:proofErr w:type="spellEnd"/>
+      <w:r>
+        <w:t xml:space="preserve"> </w:t>
+      </w:r>
+      <w:proofErr w:type="spellStart"/>
+      <w:r>
+        <w:t>gaya</w:t>
+      </w:r>
+      <w:proofErr w:type="spellEnd"/>
+      <w:r>
+        <w:t xml:space="preserve"> </w:t>
+      </w:r>
+      <w:proofErr w:type="spellStart"/>
+      <w:r>
+        <w:t>hai</w:t>
+      </w:r>
+      <w:proofErr w:type="spellEnd"/>
+      <w:r>
+        <w:t>:</w:t>
+      </w:r>
+    </w:p>
+    <w:p>
+      <w:pPr>
+        <w:numPr>
+          <w:ilvl w:val="1"/>
+          <w:numId w:val="10"/>
+        </w:numPr>
+      </w:pPr>
+      <w:r>
+        <w:rPr>
+          <w:b/>
+          <w:bCs/>
+        </w:rPr>
+        <w:t>Basic Types</w:t>
+      </w:r>
+    </w:p>
+    <w:p>
+      <w:pPr>
+        <w:numPr>
+          <w:ilvl w:val="1"/>
+          <w:numId w:val="10"/>
+        </w:numPr>
+      </w:pPr>
+      <w:r>
+        <w:rPr>
+          <w:b/>
+          <w:bCs/>
+        </w:rPr>
+        <w:t>Container Types</w:t>
+      </w:r>
+    </w:p>
+    <w:p>
+      <w:pPr>
+        <w:numPr>
+          <w:ilvl w:val="1"/>
+          <w:numId w:val="10"/>
+        </w:numPr>
+      </w:pPr>
+      <w:r>
+        <w:rPr>
+          <w:b/>
+          <w:bCs/>
+        </w:rPr>
+        <w:t>User-defined Types</w:t>
+      </w:r>
+    </w:p>
+    <w:p>
+      <w:pPr>
+        <w:rPr>
+          <w:b/>
+          <w:bCs/>
+        </w:rPr>
+      </w:pPr>
+      <w:r>
+        <w:rPr>
+          <w:b/>
+          <w:bCs/>
+        </w:rPr>
+        <w:t>2. Category 1: Basic Data Types</w:t>
+      </w:r>
+    </w:p>
+    <w:p>
+      <w:r>
+        <w:t xml:space="preserve">Yeh </w:t>
+      </w:r>
+      <w:proofErr w:type="spellStart"/>
+      <w:r>
+        <w:t>woh</w:t>
+      </w:r>
+      <w:proofErr w:type="spellEnd"/>
+      <w:r>
+        <w:t xml:space="preserve"> simple aur standard data types hain jo almost </w:t>
+      </w:r>
+      <w:proofErr w:type="spellStart"/>
+      <w:r>
+        <w:t>har</w:t>
+      </w:r>
+      <w:proofErr w:type="spellEnd"/>
+      <w:r>
+        <w:t xml:space="preserve"> programming language </w:t>
+      </w:r>
+      <w:proofErr w:type="spellStart"/>
+      <w:r>
+        <w:t>mein</w:t>
+      </w:r>
+      <w:proofErr w:type="spellEnd"/>
+      <w:r>
+        <w:t xml:space="preserve"> </w:t>
+      </w:r>
+      <w:proofErr w:type="spellStart"/>
+      <w:r>
+        <w:t>hote</w:t>
+      </w:r>
+      <w:proofErr w:type="spellEnd"/>
+      <w:r>
+        <w:t xml:space="preserve"> hain:</w:t>
+      </w:r>
+    </w:p>
+    <w:p>
+      <w:pPr>
+        <w:rPr>
+          <w:b/>
+          <w:bCs/>
+        </w:rPr>
+      </w:pPr>
+      <w:r>
+        <w:rPr>
+          <w:b/>
+          <w:bCs/>
+        </w:rPr>
+        <w:t>A. Integer (int)</w:t>
+      </w:r>
+    </w:p>
+    <w:p>
+      <w:pPr>
+        <w:numPr>
+          <w:ilvl w:val="0"/>
+          <w:numId w:val="11"/>
+        </w:numPr>
+      </w:pPr>
+      <w:r>
+        <w:t xml:space="preserve">Bina decimal wale </w:t>
+      </w:r>
+      <w:proofErr w:type="spellStart"/>
+      <w:r>
+        <w:t>saare</w:t>
+      </w:r>
+      <w:proofErr w:type="spellEnd"/>
+      <w:r>
+        <w:t xml:space="preserve"> numbers (positive </w:t>
+      </w:r>
+      <w:proofErr w:type="spellStart"/>
+      <w:r>
+        <w:t>ya</w:t>
+      </w:r>
+      <w:proofErr w:type="spellEnd"/>
+      <w:r>
+        <w:t xml:space="preserve"> negative) </w:t>
+      </w:r>
+      <w:r>
+        <w:rPr>
+          <w:b/>
+          <w:bCs/>
+        </w:rPr>
+        <w:t>Integer</w:t>
+      </w:r>
+      <w:r>
+        <w:t xml:space="preserve"> </w:t>
+      </w:r>
+      <w:proofErr w:type="spellStart"/>
+      <w:r>
+        <w:t>hote</w:t>
+      </w:r>
+      <w:proofErr w:type="spellEnd"/>
+      <w:r>
+        <w:t xml:space="preserve"> hain.</w:t>
+      </w:r>
+    </w:p>
+    <w:p>
+      <w:pPr>
+        <w:numPr>
+          <w:ilvl w:val="0"/>
+          <w:numId w:val="11"/>
+        </w:numPr>
+      </w:pPr>
+      <w:r>
+        <w:rPr>
+          <w:b/>
+          <w:bCs/>
+        </w:rPr>
+        <w:t>Example:</w:t>
+      </w:r>
+      <w:r>
+        <w:t xml:space="preserve"> 10, -50, 0, 12345</w:t>
+      </w:r>
+    </w:p>
+    <w:p>
+      <w:pPr>
+        <w:numPr>
+          <w:ilvl w:val="0"/>
+          <w:numId w:val="11"/>
+        </w:numPr>
+      </w:pPr>
+      <w:r>
+        <w:rPr>
+          <w:b/>
+          <w:bCs/>
+        </w:rPr>
+        <w:t>Python Special Feature:</w:t>
+      </w:r>
+      <w:r>
+        <w:t xml:space="preserve"> Python </w:t>
+      </w:r>
+      <w:proofErr w:type="spellStart"/>
+      <w:r>
+        <w:t>mein</w:t>
+      </w:r>
+      <w:proofErr w:type="spellEnd"/>
+      <w:r>
+        <w:t xml:space="preserve"> integers ki koi strict memory limit </w:t>
+      </w:r>
+      <w:proofErr w:type="spellStart"/>
+      <w:r>
+        <w:t>nahi</w:t>
+      </w:r>
+      <w:proofErr w:type="spellEnd"/>
+      <w:r>
+        <w:t xml:space="preserve"> </w:t>
+      </w:r>
+      <w:proofErr w:type="spellStart"/>
+      <w:r>
+        <w:t>hoti</w:t>
+      </w:r>
+      <w:proofErr w:type="spellEnd"/>
+      <w:r>
+        <w:t xml:space="preserve">! </w:t>
+      </w:r>
+      <w:proofErr w:type="spellStart"/>
+      <w:r>
+        <w:t>Aap</w:t>
+      </w:r>
+      <w:proofErr w:type="spellEnd"/>
+      <w:r>
+        <w:t xml:space="preserve"> </w:t>
+      </w:r>
+      <w:proofErr w:type="spellStart"/>
+      <w:r>
+        <w:t>jitna</w:t>
+      </w:r>
+      <w:proofErr w:type="spellEnd"/>
+      <w:r>
+        <w:t xml:space="preserve"> </w:t>
+      </w:r>
+      <w:proofErr w:type="spellStart"/>
+      <w:r>
+        <w:t>chahe</w:t>
+      </w:r>
+      <w:proofErr w:type="spellEnd"/>
+      <w:r>
+        <w:t xml:space="preserve"> </w:t>
+      </w:r>
+      <w:proofErr w:type="spellStart"/>
+      <w:r>
+        <w:t>bada</w:t>
+      </w:r>
+      <w:proofErr w:type="spellEnd"/>
+      <w:r>
+        <w:t xml:space="preserve"> number store </w:t>
+      </w:r>
+      <w:proofErr w:type="spellStart"/>
+      <w:r>
+        <w:t>kar</w:t>
+      </w:r>
+      <w:proofErr w:type="spellEnd"/>
+      <w:r>
+        <w:t xml:space="preserve"> </w:t>
+      </w:r>
+      <w:proofErr w:type="spellStart"/>
+      <w:r>
+        <w:t>sakte</w:t>
+      </w:r>
+      <w:proofErr w:type="spellEnd"/>
+      <w:r>
+        <w:t xml:space="preserve"> </w:t>
+      </w:r>
+      <w:proofErr w:type="spellStart"/>
+      <w:r>
+        <w:t>ho</w:t>
+      </w:r>
+      <w:proofErr w:type="spellEnd"/>
+      <w:r>
+        <w:t xml:space="preserve"> (Python maintains precision automatically).</w:t>
+      </w:r>
+    </w:p>
+    <w:p>
+      <w:pPr>
+        <w:rPr>
+          <w:b/>
+          <w:bCs/>
+        </w:rPr>
+      </w:pPr>
+      <w:r>
+        <w:rPr>
+          <w:b/>
+          <w:bCs/>
+        </w:rPr>
+        <w:t>B. Float (float)</w:t>
+      </w:r>
+    </w:p>
+    <w:p>
+      <w:pPr>
+        <w:numPr>
+          <w:ilvl w:val="0"/>
+          <w:numId w:val="12"/>
+        </w:numPr>
+      </w:pPr>
+      <w:r>
+        <w:t xml:space="preserve">Point/Decimal wale numbers ko </w:t>
+      </w:r>
+      <w:r>
+        <w:rPr>
+          <w:b/>
+          <w:bCs/>
+        </w:rPr>
+        <w:t>Float</w:t>
+      </w:r>
+      <w:r>
+        <w:t xml:space="preserve"> </w:t>
+      </w:r>
+      <w:proofErr w:type="spellStart"/>
+      <w:r>
+        <w:t>bolte</w:t>
+      </w:r>
+      <w:proofErr w:type="spellEnd"/>
+      <w:r>
+        <w:t xml:space="preserve"> hain.</w:t>
+      </w:r>
+    </w:p>
+    <w:p>
+      <w:pPr>
+        <w:numPr>
+          <w:ilvl w:val="0"/>
+          <w:numId w:val="12"/>
+        </w:numPr>
+      </w:pPr>
+      <w:r>
+        <w:rPr>
+          <w:b/>
+          <w:bCs/>
+        </w:rPr>
+        <w:t>Example:</w:t>
+      </w:r>
+      <w:r>
+        <w:t xml:space="preserve"> 10.5, -3.14, 0.0</w:t>
+      </w:r>
+    </w:p>
+    <w:p>
+      <w:pPr>
+        <w:rPr>
+          <w:b/>
+          <w:bCs/>
+        </w:rPr>
+      </w:pPr>
+      <w:r>
+        <w:rPr>
+          <w:b/>
+          <w:bCs/>
+        </w:rPr>
+        <w:t>C. Boolean (bool)</w:t>
+      </w:r>
+    </w:p>
+    <w:p>
+      <w:pPr>
+        <w:numPr>
+          <w:ilvl w:val="0"/>
+          <w:numId w:val="13"/>
+        </w:numPr>
+      </w:pPr>
+      <w:r>
+        <w:t xml:space="preserve">Yeh decision-making </w:t>
+      </w:r>
+      <w:proofErr w:type="spellStart"/>
+      <w:r>
+        <w:t>ke</w:t>
+      </w:r>
+      <w:proofErr w:type="spellEnd"/>
+      <w:r>
+        <w:t xml:space="preserve"> </w:t>
+      </w:r>
+      <w:proofErr w:type="spellStart"/>
+      <w:r>
+        <w:t>liye</w:t>
+      </w:r>
+      <w:proofErr w:type="spellEnd"/>
+      <w:r>
+        <w:t xml:space="preserve"> use </w:t>
+      </w:r>
+      <w:proofErr w:type="spellStart"/>
+      <w:r>
+        <w:t>hota</w:t>
+      </w:r>
+      <w:proofErr w:type="spellEnd"/>
+      <w:r>
+        <w:t xml:space="preserve"> </w:t>
+      </w:r>
+      <w:proofErr w:type="spellStart"/>
+      <w:r>
+        <w:t>hai</w:t>
+      </w:r>
+      <w:proofErr w:type="spellEnd"/>
+      <w:r>
+        <w:t xml:space="preserve">. Iski </w:t>
+      </w:r>
+      <w:proofErr w:type="spellStart"/>
+      <w:r>
+        <w:t>sirf</w:t>
+      </w:r>
+      <w:proofErr w:type="spellEnd"/>
+      <w:r>
+        <w:t xml:space="preserve"> do hi values </w:t>
+      </w:r>
+      <w:proofErr w:type="spellStart"/>
+      <w:r>
+        <w:t>ho</w:t>
+      </w:r>
+      <w:proofErr w:type="spellEnd"/>
+      <w:r>
+        <w:t xml:space="preserve"> </w:t>
+      </w:r>
+      <w:proofErr w:type="spellStart"/>
+      <w:r>
+        <w:t>sakti</w:t>
+      </w:r>
+      <w:proofErr w:type="spellEnd"/>
+      <w:r>
+        <w:t xml:space="preserve"> hain:</w:t>
+      </w:r>
+    </w:p>
+    <w:p>
+      <w:pPr>
+        <w:numPr>
+          <w:ilvl w:val="1"/>
+          <w:numId w:val="13"/>
+        </w:numPr>
+      </w:pPr>
+      <w:r>
+        <w:t xml:space="preserve">True (T capital </w:t>
+      </w:r>
+      <w:proofErr w:type="spellStart"/>
+      <w:r>
+        <w:t>hona</w:t>
+      </w:r>
+      <w:proofErr w:type="spellEnd"/>
+      <w:r>
+        <w:t xml:space="preserve"> </w:t>
+      </w:r>
+      <w:proofErr w:type="spellStart"/>
+      <w:r>
+        <w:t>chahiye</w:t>
+      </w:r>
+      <w:proofErr w:type="spellEnd"/>
+      <w:r>
+        <w:t>)</w:t>
+      </w:r>
+    </w:p>
+    <w:p>
+      <w:pPr>
+        <w:numPr>
+          <w:ilvl w:val="1"/>
+          <w:numId w:val="13"/>
+        </w:numPr>
+      </w:pPr>
+      <w:r>
+        <w:t xml:space="preserve">False (F capital </w:t>
+      </w:r>
+      <w:proofErr w:type="spellStart"/>
+      <w:r>
+        <w:t>hona</w:t>
+      </w:r>
+      <w:proofErr w:type="spellEnd"/>
+      <w:r>
+        <w:t xml:space="preserve"> </w:t>
+      </w:r>
+      <w:proofErr w:type="spellStart"/>
+      <w:r>
+        <w:t>chahiye</w:t>
+      </w:r>
+      <w:proofErr w:type="spellEnd"/>
+      <w:r>
+        <w:t>)</w:t>
+      </w:r>
+    </w:p>
+    <w:p>
+      <w:pPr>
+        <w:rPr>
+          <w:b/>
+          <w:bCs/>
+        </w:rPr>
+      </w:pPr>
+      <w:r>
+        <w:rPr>
+          <w:b/>
+          <w:bCs/>
+        </w:rPr>
+        <w:t>D. Complex Numbers (complex)</w:t>
+      </w:r>
+    </w:p>
+    <w:p>
+      <w:pPr>
+        <w:numPr>
+          <w:ilvl w:val="0"/>
+          <w:numId w:val="14"/>
+        </w:numPr>
+      </w:pPr>
+      <w:r>
+        <w:t xml:space="preserve">Python </w:t>
+      </w:r>
+      <w:proofErr w:type="spellStart"/>
+      <w:r>
+        <w:t>mein</w:t>
+      </w:r>
+      <w:proofErr w:type="spellEnd"/>
+      <w:r>
+        <w:t xml:space="preserve"> mathematical </w:t>
+      </w:r>
+      <w:r>
+        <w:rPr>
+          <w:b/>
+          <w:bCs/>
+        </w:rPr>
+        <w:t>Complex Numbers</w:t>
+      </w:r>
+      <w:r>
+        <w:t xml:space="preserve"> (</w:t>
+      </w:r>
+      <m:oMath>
+        <m:r>
+          <w:rPr>
+            <w:rFonts w:ascii="Cambria Math" w:hAnsi="Cambria Math"/>
+          </w:rPr>
+          <m:t>a+bj</m:t>
+        </m:r>
+      </m:oMath>
+      <w:r>
+        <w:t xml:space="preserve">) ka direct built-in support hota hai, jahan </w:t>
+      </w:r>
+      <m:oMath>
+        <m:r>
+          <w:rPr>
+            <w:rFonts w:ascii="Cambria Math" w:hAnsi="Cambria Math"/>
+          </w:rPr>
+          <m:t>j</m:t>
+        </m:r>
+      </m:oMath>
+      <w:r>
+        <w:t xml:space="preserve"> imaginary part ko represent karta hai.</w:t>
+      </w:r>
+    </w:p>
+    <w:p>
+      <w:pPr>
+        <w:numPr>
+          <w:ilvl w:val="0"/>
+          <w:numId w:val="14"/>
+        </w:numPr>
+      </w:pPr>
+      <w:r>
+        <w:rPr>
+          <w:b/>
+          <w:bCs/>
+        </w:rPr>
+        <w:t>Example:</w:t>
+      </w:r>
+      <w:r>
+        <w:t xml:space="preserve"> 3 + 4j</w:t>
+      </w:r>
+    </w:p>
+    <w:p>
+      <w:pPr>
+        <w:rPr>
+          <w:b/>
+          <w:bCs/>
+        </w:rPr>
+      </w:pPr>
+      <w:r>
+        <w:rPr>
+          <w:b/>
+          <w:bCs/>
+        </w:rPr>
+        <w:lastRenderedPageBreak/>
+        <w:t>E. String (str)</w:t>
+      </w:r>
+    </w:p>
+    <w:p>
+      <w:pPr>
+        <w:numPr>
+          <w:ilvl w:val="0"/>
+          <w:numId w:val="15"/>
+        </w:numPr>
+      </w:pPr>
+      <w:r>
+        <w:t xml:space="preserve">Single, double, </w:t>
+      </w:r>
+      <w:proofErr w:type="spellStart"/>
+      <w:r>
+        <w:t>ya</w:t>
+      </w:r>
+      <w:proofErr w:type="spellEnd"/>
+      <w:r>
+        <w:t xml:space="preserve"> triple quotes </w:t>
+      </w:r>
+      <w:proofErr w:type="spellStart"/>
+      <w:r>
+        <w:t>ke</w:t>
+      </w:r>
+      <w:proofErr w:type="spellEnd"/>
+      <w:r>
+        <w:t xml:space="preserve"> </w:t>
+      </w:r>
+      <w:proofErr w:type="spellStart"/>
+      <w:r>
+        <w:t>andar</w:t>
+      </w:r>
+      <w:proofErr w:type="spellEnd"/>
+      <w:r>
+        <w:t xml:space="preserve"> </w:t>
+      </w:r>
+      <w:proofErr w:type="spellStart"/>
+      <w:r>
+        <w:t>likha</w:t>
+      </w:r>
+      <w:proofErr w:type="spellEnd"/>
+      <w:r>
+        <w:t xml:space="preserve"> </w:t>
+      </w:r>
+      <w:proofErr w:type="spellStart"/>
+      <w:r>
+        <w:t>gaya</w:t>
+      </w:r>
+      <w:proofErr w:type="spellEnd"/>
+      <w:r>
+        <w:t xml:space="preserve"> koi </w:t>
+      </w:r>
+      <w:proofErr w:type="spellStart"/>
+      <w:r>
+        <w:t>bhi</w:t>
+      </w:r>
+      <w:proofErr w:type="spellEnd"/>
+      <w:r>
+        <w:t xml:space="preserve"> text </w:t>
+      </w:r>
+      <w:r>
+        <w:rPr>
+          <w:b/>
+          <w:bCs/>
+        </w:rPr>
+        <w:t>String</w:t>
+      </w:r>
+      <w:r>
+        <w:t xml:space="preserve"> </w:t>
+      </w:r>
+      <w:proofErr w:type="spellStart"/>
+      <w:r>
+        <w:t>kehlata</w:t>
+      </w:r>
+      <w:proofErr w:type="spellEnd"/>
+      <w:r>
+        <w:t xml:space="preserve"> </w:t>
+      </w:r>
+      <w:proofErr w:type="spellStart"/>
+      <w:r>
+        <w:t>hai</w:t>
+      </w:r>
+      <w:proofErr w:type="spellEnd"/>
+      <w:r>
+        <w:t>.</w:t>
+      </w:r>
+    </w:p>
+    <w:p>
+      <w:pPr>
+        <w:numPr>
+          <w:ilvl w:val="0"/>
+          <w:numId w:val="15"/>
+        </w:numPr>
+      </w:pPr>
+      <w:r>
+        <w:t xml:space="preserve">Python </w:t>
+      </w:r>
+      <w:proofErr w:type="spellStart"/>
+      <w:r>
+        <w:t>mein</w:t>
+      </w:r>
+      <w:proofErr w:type="spellEnd"/>
+      <w:r>
+        <w:t xml:space="preserve"> </w:t>
+      </w:r>
+      <w:proofErr w:type="spellStart"/>
+      <w:r>
+        <w:t>aap</w:t>
+      </w:r>
+      <w:proofErr w:type="spellEnd"/>
+      <w:r>
+        <w:t xml:space="preserve"> single ' ', double " ", </w:t>
+      </w:r>
+      <w:proofErr w:type="spellStart"/>
+      <w:r>
+        <w:t>ya</w:t>
+      </w:r>
+      <w:proofErr w:type="spellEnd"/>
+      <w:r>
+        <w:t xml:space="preserve"> triple ''' ''' / """ """ quotes ka use </w:t>
+      </w:r>
+      <w:proofErr w:type="spellStart"/>
+      <w:r>
+        <w:t>kar</w:t>
+      </w:r>
+      <w:proofErr w:type="spellEnd"/>
+      <w:r>
+        <w:t xml:space="preserve"> </w:t>
+      </w:r>
+      <w:proofErr w:type="spellStart"/>
+      <w:r>
+        <w:t>sakte</w:t>
+      </w:r>
+      <w:proofErr w:type="spellEnd"/>
+      <w:r>
+        <w:t xml:space="preserve"> ho.</w:t>
+      </w:r>
+    </w:p>
+    <w:p>
+      <w:pPr>
+        <w:numPr>
+          <w:ilvl w:val="0"/>
+          <w:numId w:val="15"/>
+        </w:numPr>
+      </w:pPr>
+      <w:r>
+        <w:rPr>
+          <w:b/>
+          <w:bCs/>
+        </w:rPr>
+        <w:t>Example:</w:t>
+      </w:r>
+    </w:p>
+    <w:p>
+      <w:r>
+        <w:t>Python</w:t>
+      </w:r>
+    </w:p>
+    <w:p>
+      <w:r>
+        <w:t>name1 = 'Python'</w:t>
+      </w:r>
+    </w:p>
+    <w:p>
+      <w:r>
+        <w:t>name2 = "</w:t>
+      </w:r>
+      <w:proofErr w:type="spellStart"/>
+      <w:r>
+        <w:t>CampusX</w:t>
+      </w:r>
+      <w:proofErr w:type="spellEnd"/>
+      <w:r>
+        <w:t>"</w:t>
+      </w:r>
+    </w:p>
+    <w:p>
+      <w:r>
+        <w:t>name3 = '''Hello World'''</w:t>
+      </w:r>
+    </w:p>
+    <w:p>
+      <w:pPr>
+        <w:rPr>
+          <w:b/>
+          <w:bCs/>
+        </w:rPr>
+      </w:pPr>
+      <w:r>
+        <w:rPr>
+          <w:b/>
+          <w:bCs/>
+        </w:rPr>
+        <w:t>3. Category 2: Container Data Types</w:t>
+      </w:r>
+    </w:p>
+    <w:p>
+      <w:r>
+        <w:t xml:space="preserve">Jab </w:t>
+      </w:r>
+      <w:proofErr w:type="spellStart"/>
+      <w:r>
+        <w:t>aapko</w:t>
+      </w:r>
+      <w:proofErr w:type="spellEnd"/>
+      <w:r>
+        <w:t xml:space="preserve"> ek hi variable </w:t>
+      </w:r>
+      <w:proofErr w:type="spellStart"/>
+      <w:r>
+        <w:t>ke</w:t>
+      </w:r>
+      <w:proofErr w:type="spellEnd"/>
+      <w:r>
+        <w:t xml:space="preserve"> </w:t>
+      </w:r>
+      <w:proofErr w:type="spellStart"/>
+      <w:r>
+        <w:t>andar</w:t>
+      </w:r>
+      <w:proofErr w:type="spellEnd"/>
+      <w:r>
+        <w:t xml:space="preserve"> </w:t>
+      </w:r>
+      <w:r>
+        <w:rPr>
+          <w:b/>
+          <w:bCs/>
+        </w:rPr>
+        <w:t>multiple values/items store</w:t>
+      </w:r>
+      <w:r>
+        <w:t xml:space="preserve"> </w:t>
+      </w:r>
+      <w:proofErr w:type="spellStart"/>
+      <w:r>
+        <w:t>karne</w:t>
+      </w:r>
+      <w:proofErr w:type="spellEnd"/>
+      <w:r>
+        <w:t xml:space="preserve"> </w:t>
+      </w:r>
+      <w:proofErr w:type="spellStart"/>
+      <w:r>
+        <w:t>hote</w:t>
+      </w:r>
+      <w:proofErr w:type="spellEnd"/>
+      <w:r>
+        <w:t xml:space="preserve"> hain, tab </w:t>
+      </w:r>
+      <w:r>
+        <w:rPr>
+          <w:b/>
+          <w:bCs/>
+        </w:rPr>
+        <w:t>Container Types</w:t>
+      </w:r>
+      <w:r>
+        <w:t xml:space="preserve"> ka </w:t>
+      </w:r>
+      <w:proofErr w:type="gramStart"/>
+      <w:r>
+        <w:t>use</w:t>
+      </w:r>
+      <w:proofErr w:type="gramEnd"/>
+      <w:r>
+        <w:t xml:space="preserve"> </w:t>
+      </w:r>
+      <w:proofErr w:type="spellStart"/>
+      <w:r>
+        <w:t>hota</w:t>
+      </w:r>
+      <w:proofErr w:type="spellEnd"/>
+      <w:r>
+        <w:t xml:space="preserve"> </w:t>
+      </w:r>
+      <w:proofErr w:type="spellStart"/>
+      <w:r>
+        <w:t>hai</w:t>
+      </w:r>
+      <w:proofErr w:type="spellEnd"/>
+      <w:r>
+        <w:t>.</w:t>
+      </w:r>
+    </w:p>
+    <w:p>
+      <w:pPr>
+        <w:rPr>
+          <w:b/>
+          <w:bCs/>
+        </w:rPr>
+      </w:pPr>
+      <w:r>
+        <w:rPr>
+          <w:b/>
+          <w:bCs/>
+        </w:rPr>
+        <w:t>A. List (list)</w:t>
+      </w:r>
+    </w:p>
+    <w:p>
+      <w:pPr>
+        <w:numPr>
+          <w:ilvl w:val="0"/>
+          <w:numId w:val="16"/>
+        </w:numPr>
+      </w:pPr>
+      <w:proofErr w:type="spellStart"/>
+      <w:r>
+        <w:t>Baaki</w:t>
+      </w:r>
+      <w:proofErr w:type="spellEnd"/>
+      <w:r>
+        <w:t xml:space="preserve"> languages </w:t>
+      </w:r>
+      <w:proofErr w:type="spellStart"/>
+      <w:r>
+        <w:t>mein</w:t>
+      </w:r>
+      <w:proofErr w:type="spellEnd"/>
+      <w:r>
+        <w:t xml:space="preserve"> </w:t>
+      </w:r>
+      <w:proofErr w:type="spellStart"/>
+      <w:r>
+        <w:t>ise</w:t>
+      </w:r>
+      <w:proofErr w:type="spellEnd"/>
+      <w:r>
+        <w:t xml:space="preserve"> </w:t>
+      </w:r>
+      <w:r>
+        <w:rPr>
+          <w:b/>
+          <w:bCs/>
+        </w:rPr>
+        <w:t>Array</w:t>
+      </w:r>
+      <w:r>
+        <w:t xml:space="preserve"> kaha </w:t>
+      </w:r>
+      <w:proofErr w:type="spellStart"/>
+      <w:r>
+        <w:t>jata</w:t>
+      </w:r>
+      <w:proofErr w:type="spellEnd"/>
+      <w:r>
+        <w:t xml:space="preserve"> </w:t>
+      </w:r>
+      <w:proofErr w:type="spellStart"/>
+      <w:r>
+        <w:t>hai</w:t>
+      </w:r>
+      <w:proofErr w:type="spellEnd"/>
+      <w:r>
+        <w:t>.</w:t>
+      </w:r>
+    </w:p>
+    <w:p>
+      <w:pPr>
+        <w:numPr>
+          <w:ilvl w:val="0"/>
+          <w:numId w:val="16"/>
+        </w:numPr>
+      </w:pPr>
+      <w:r>
+        <w:t xml:space="preserve">Isme multiple items ko </w:t>
+      </w:r>
+      <w:r>
+        <w:rPr>
+          <w:b/>
+          <w:bCs/>
+        </w:rPr>
+        <w:t xml:space="preserve">Square Brackets </w:t>
+      </w:r>
+      <w:proofErr w:type="gramStart"/>
+      <w:r>
+        <w:rPr>
+          <w:b/>
+          <w:bCs/>
+        </w:rPr>
+        <w:t>[ ]</w:t>
+      </w:r>
+      <w:proofErr w:type="gramEnd"/>
+      <w:r>
+        <w:t xml:space="preserve"> </w:t>
+      </w:r>
+      <w:proofErr w:type="spellStart"/>
+      <w:r>
+        <w:t>mein</w:t>
+      </w:r>
+      <w:proofErr w:type="spellEnd"/>
+      <w:r>
+        <w:t xml:space="preserve"> comma </w:t>
+      </w:r>
+      <w:proofErr w:type="spellStart"/>
+      <w:r>
+        <w:t>se</w:t>
+      </w:r>
+      <w:proofErr w:type="spellEnd"/>
+      <w:r>
+        <w:t xml:space="preserve"> separate </w:t>
+      </w:r>
+      <w:proofErr w:type="spellStart"/>
+      <w:r>
+        <w:t>karke</w:t>
+      </w:r>
+      <w:proofErr w:type="spellEnd"/>
+      <w:r>
+        <w:t xml:space="preserve"> </w:t>
+      </w:r>
+      <w:proofErr w:type="spellStart"/>
+      <w:r>
+        <w:t>rakha</w:t>
+      </w:r>
+      <w:proofErr w:type="spellEnd"/>
+      <w:r>
+        <w:t xml:space="preserve"> </w:t>
+      </w:r>
+      <w:proofErr w:type="spellStart"/>
+      <w:r>
+        <w:t>jata</w:t>
+      </w:r>
+      <w:proofErr w:type="spellEnd"/>
+      <w:r>
+        <w:t xml:space="preserve"> </w:t>
+      </w:r>
+      <w:proofErr w:type="spellStart"/>
+      <w:r>
+        <w:t>hai</w:t>
+      </w:r>
+      <w:proofErr w:type="spellEnd"/>
+      <w:r>
+        <w:t>.</w:t>
+      </w:r>
+    </w:p>
+    <w:p>
+      <w:pPr>
+        <w:numPr>
+          <w:ilvl w:val="0"/>
+          <w:numId w:val="16"/>
+        </w:numPr>
+      </w:pPr>
+      <w:r>
+        <w:rPr>
+          <w:b/>
+          <w:bCs/>
+        </w:rPr>
+        <w:t>Example:</w:t>
+      </w:r>
+    </w:p>
+    <w:p>
+      <w:r>
+        <w:t>Python</w:t>
+      </w:r>
+    </w:p>
+    <w:p>
+      <w:proofErr w:type="spellStart"/>
+      <w:r>
+        <w:t>my_list</w:t>
+      </w:r>
+      <w:proofErr w:type="spellEnd"/>
+      <w:r>
+        <w:t xml:space="preserve"> = [1, 2, 3, "India", True]</w:t>
+      </w:r>
+    </w:p>
+    <w:p>
+      <w:pPr>
+        <w:rPr>
+          <w:b/>
+          <w:bCs/>
+        </w:rPr>
+      </w:pPr>
+      <w:r>
+        <w:rPr>
+          <w:b/>
+          <w:bCs/>
+        </w:rPr>
+        <w:t>B. Tuple (tuple)</w:t>
+      </w:r>
+    </w:p>
+    <w:p>
+      <w:pPr>
+        <w:numPr>
+          <w:ilvl w:val="0"/>
+          <w:numId w:val="17"/>
+        </w:numPr>
+      </w:pPr>
+      <w:r>
+        <w:t xml:space="preserve">Yeh </w:t>
+      </w:r>
+      <w:proofErr w:type="spellStart"/>
+      <w:r>
+        <w:t>kafi</w:t>
+      </w:r>
+      <w:proofErr w:type="spellEnd"/>
+      <w:r>
+        <w:t xml:space="preserve"> </w:t>
+      </w:r>
+      <w:proofErr w:type="spellStart"/>
+      <w:r>
+        <w:t>hadd</w:t>
+      </w:r>
+      <w:proofErr w:type="spellEnd"/>
+      <w:r>
+        <w:t xml:space="preserve"> </w:t>
+      </w:r>
+      <w:proofErr w:type="spellStart"/>
+      <w:r>
+        <w:t>tak</w:t>
+      </w:r>
+      <w:proofErr w:type="spellEnd"/>
+      <w:r>
+        <w:t xml:space="preserve"> List </w:t>
+      </w:r>
+      <w:proofErr w:type="spellStart"/>
+      <w:r>
+        <w:t>jaisa</w:t>
+      </w:r>
+      <w:proofErr w:type="spellEnd"/>
+      <w:r>
+        <w:t xml:space="preserve"> hi </w:t>
+      </w:r>
+      <w:proofErr w:type="spellStart"/>
+      <w:r>
+        <w:t>hota</w:t>
+      </w:r>
+      <w:proofErr w:type="spellEnd"/>
+      <w:r>
+        <w:t xml:space="preserve"> </w:t>
+      </w:r>
+      <w:proofErr w:type="spellStart"/>
+      <w:r>
+        <w:t>hai</w:t>
+      </w:r>
+      <w:proofErr w:type="spellEnd"/>
+      <w:r>
+        <w:t xml:space="preserve">, </w:t>
+      </w:r>
+      <w:proofErr w:type="spellStart"/>
+      <w:r>
+        <w:t>lekin</w:t>
+      </w:r>
+      <w:proofErr w:type="spellEnd"/>
+      <w:r>
+        <w:t xml:space="preserve"> </w:t>
+      </w:r>
+      <w:proofErr w:type="spellStart"/>
+      <w:r>
+        <w:t>isme</w:t>
+      </w:r>
+      <w:proofErr w:type="spellEnd"/>
+      <w:r>
+        <w:t xml:space="preserve"> values ko </w:t>
+      </w:r>
+      <w:r>
+        <w:rPr>
+          <w:b/>
+          <w:bCs/>
+        </w:rPr>
+        <w:t xml:space="preserve">Round Brackets </w:t>
+      </w:r>
+      <w:proofErr w:type="gramStart"/>
+      <w:r>
+        <w:rPr>
+          <w:b/>
+          <w:bCs/>
+        </w:rPr>
+        <w:t>( )</w:t>
+      </w:r>
+      <w:proofErr w:type="gramEnd"/>
+      <w:r>
+        <w:t xml:space="preserve"> </w:t>
+      </w:r>
+      <w:proofErr w:type="spellStart"/>
+      <w:r>
+        <w:t>ya</w:t>
+      </w:r>
+      <w:proofErr w:type="spellEnd"/>
+      <w:r>
+        <w:t xml:space="preserve"> Parentheses </w:t>
+      </w:r>
+      <w:proofErr w:type="spellStart"/>
+      <w:r>
+        <w:t>ke</w:t>
+      </w:r>
+      <w:proofErr w:type="spellEnd"/>
+      <w:r>
+        <w:t xml:space="preserve"> </w:t>
+      </w:r>
+      <w:proofErr w:type="spellStart"/>
+      <w:r>
+        <w:t>andar</w:t>
+      </w:r>
+      <w:proofErr w:type="spellEnd"/>
+      <w:r>
+        <w:t xml:space="preserve"> </w:t>
+      </w:r>
+      <w:proofErr w:type="spellStart"/>
+      <w:r>
+        <w:t>rakha</w:t>
+      </w:r>
+      <w:proofErr w:type="spellEnd"/>
+      <w:r>
+        <w:t xml:space="preserve"> </w:t>
+      </w:r>
+      <w:proofErr w:type="spellStart"/>
+      <w:r>
+        <w:t>jata</w:t>
+      </w:r>
+      <w:proofErr w:type="spellEnd"/>
+      <w:r>
+        <w:t xml:space="preserve"> </w:t>
+      </w:r>
+      <w:proofErr w:type="spellStart"/>
+      <w:r>
+        <w:t>hai</w:t>
+      </w:r>
+      <w:proofErr w:type="spellEnd"/>
+      <w:r>
+        <w:t>.</w:t>
+      </w:r>
+    </w:p>
+    <w:p>
+      <w:pPr>
+        <w:numPr>
+          <w:ilvl w:val="0"/>
+          <w:numId w:val="17"/>
+        </w:numPr>
+      </w:pPr>
+      <w:r>
+        <w:rPr>
+          <w:b/>
+          <w:bCs/>
+        </w:rPr>
+        <w:t>Example:</w:t>
+      </w:r>
+    </w:p>
+    <w:p>
+      <w:r>
+        <w:t>Python</w:t>
+      </w:r>
+    </w:p>
+    <w:p>
+      <w:proofErr w:type="spellStart"/>
+      <w:r>
+        <w:t>my_tuple</w:t>
+      </w:r>
+      <w:proofErr w:type="spellEnd"/>
+      <w:r>
+        <w:t xml:space="preserve"> = (1, 2, 3, "India")</w:t>
+      </w:r>
+    </w:p>
+    <w:p>
+      <w:pPr>
+        <w:rPr>
+          <w:b/>
+          <w:bCs/>
+        </w:rPr>
+      </w:pPr>
+      <w:r>
+        <w:rPr>
+          <w:b/>
+          <w:bCs/>
+        </w:rPr>
+        <w:t>C. Set (set)</w:t>
+      </w:r>
+    </w:p>
+    <w:p>
+      <w:pPr>
+        <w:numPr>
+          <w:ilvl w:val="0"/>
+          <w:numId w:val="18"/>
+        </w:numPr>
+      </w:pPr>
+      <w:r>
+        <w:t xml:space="preserve">Yeh mathematics </w:t>
+      </w:r>
+      <w:proofErr w:type="spellStart"/>
+      <w:r>
+        <w:t>ke</w:t>
+      </w:r>
+      <w:proofErr w:type="spellEnd"/>
+      <w:r>
+        <w:t xml:space="preserve"> Set theory par </w:t>
+      </w:r>
+      <w:proofErr w:type="spellStart"/>
+      <w:r>
+        <w:rPr>
+          <w:rFonts w:ascii="Nirmala UI" w:hAnsi="Nirmala UI" w:cs="Nirmala UI"/>
+        </w:rPr>
+        <w:t>आधारित</w:t>
+      </w:r>
+      <w:proofErr w:type="spellEnd"/>
+      <w:r>
+        <w:t xml:space="preserve"> </w:t>
+      </w:r>
+      <w:proofErr w:type="spellStart"/>
+      <w:r>
+        <w:t>hai</w:t>
+      </w:r>
+      <w:proofErr w:type="spellEnd"/>
+      <w:r>
+        <w:t>.</w:t>
+      </w:r>
+    </w:p>
+    <w:p>
+      <w:pPr>
+        <w:numPr>
+          <w:ilvl w:val="0"/>
+          <w:numId w:val="18"/>
+        </w:numPr>
+      </w:pPr>
+      <w:r>
+        <w:t xml:space="preserve">Isme </w:t>
+      </w:r>
+      <w:r>
+        <w:rPr>
+          <w:b/>
+          <w:bCs/>
+        </w:rPr>
+        <w:t xml:space="preserve">Curly Brackets </w:t>
+      </w:r>
+      <w:proofErr w:type="gramStart"/>
+      <w:r>
+        <w:rPr>
+          <w:b/>
+          <w:bCs/>
+        </w:rPr>
+        <w:t>{ }</w:t>
+      </w:r>
+      <w:proofErr w:type="gramEnd"/>
+      <w:r>
+        <w:t xml:space="preserve"> ka </w:t>
+      </w:r>
+      <w:proofErr w:type="gramStart"/>
+      <w:r>
+        <w:t>use</w:t>
+      </w:r>
+      <w:proofErr w:type="gramEnd"/>
+      <w:r>
+        <w:t xml:space="preserve"> </w:t>
+      </w:r>
+      <w:proofErr w:type="spellStart"/>
+      <w:r>
+        <w:t>hota</w:t>
+      </w:r>
+      <w:proofErr w:type="spellEnd"/>
+      <w:r>
+        <w:t xml:space="preserve"> </w:t>
+      </w:r>
+      <w:proofErr w:type="spellStart"/>
+      <w:r>
+        <w:t>hai</w:t>
+      </w:r>
+      <w:proofErr w:type="spellEnd"/>
+      <w:r>
+        <w:t xml:space="preserve"> aur </w:t>
+      </w:r>
+      <w:proofErr w:type="spellStart"/>
+      <w:r>
+        <w:t>isme</w:t>
+      </w:r>
+      <w:proofErr w:type="spellEnd"/>
+      <w:r>
+        <w:t xml:space="preserve"> </w:t>
+      </w:r>
+      <w:r>
+        <w:rPr>
+          <w:b/>
+          <w:bCs/>
+        </w:rPr>
+        <w:t xml:space="preserve">duplicate values allowed </w:t>
+      </w:r>
+      <w:proofErr w:type="spellStart"/>
+      <w:r>
+        <w:rPr>
+          <w:b/>
+          <w:bCs/>
+        </w:rPr>
+        <w:t>nahi</w:t>
+      </w:r>
+      <w:proofErr w:type="spellEnd"/>
+      <w:r>
+        <w:rPr>
+          <w:b/>
+          <w:bCs/>
+        </w:rPr>
+        <w:t xml:space="preserve"> </w:t>
+      </w:r>
+      <w:proofErr w:type="spellStart"/>
+      <w:r>
+        <w:rPr>
+          <w:b/>
+          <w:bCs/>
+        </w:rPr>
+        <w:t>hoti</w:t>
+      </w:r>
+      <w:proofErr w:type="spellEnd"/>
+      <w:r>
+        <w:t>.</w:t>
+      </w:r>
+    </w:p>
+    <w:p>
+      <w:pPr>
+        <w:numPr>
+          <w:ilvl w:val="0"/>
+          <w:numId w:val="18"/>
+        </w:numPr>
+      </w:pPr>
+      <w:r>
+        <w:rPr>
+          <w:b/>
+          <w:bCs/>
+        </w:rPr>
+        <w:t>Example:</w:t>
+      </w:r>
+    </w:p>
+    <w:p>
+      <w:r>
+        <w:t>Python</w:t>
+      </w:r>
+    </w:p>
+    <w:p>
+      <w:proofErr w:type="spellStart"/>
+      <w:r>
+        <w:t>my_set</w:t>
+      </w:r>
+      <w:proofErr w:type="spellEnd"/>
+      <w:r>
+        <w:t xml:space="preserve"> = {1, 2, 3, 4}</w:t>
+      </w:r>
+    </w:p>
+    <w:p>
+      <w:pPr>
+        <w:rPr>
+          <w:b/>
+          <w:bCs/>
+        </w:rPr>
+      </w:pPr>
+      <w:r>
+        <w:rPr>
+          <w:b/>
+          <w:bCs/>
+        </w:rPr>
+        <w:t>D. Dictionary (</w:t>
+      </w:r>
+      <w:proofErr w:type="spellStart"/>
+      <w:r>
+        <w:rPr>
+          <w:b/>
+          <w:bCs/>
+        </w:rPr>
+        <w:t>dict</w:t>
+      </w:r>
+      <w:proofErr w:type="spellEnd"/>
+      <w:r>
+        <w:rPr>
+          <w:b/>
+          <w:bCs/>
+        </w:rPr>
+        <w:t>)</w:t>
+      </w:r>
+    </w:p>
+    <w:p>
+      <w:pPr>
+        <w:numPr>
+          <w:ilvl w:val="0"/>
+          <w:numId w:val="19"/>
+        </w:numPr>
+      </w:pPr>
+      <w:r>
+        <w:t xml:space="preserve">Yeh data ko </w:t>
+      </w:r>
+      <w:r>
+        <w:rPr>
+          <w:b/>
+          <w:bCs/>
+        </w:rPr>
+        <w:t>Key-Value pairs</w:t>
+      </w:r>
+      <w:r>
+        <w:t xml:space="preserve"> </w:t>
+      </w:r>
+      <w:proofErr w:type="spellStart"/>
+      <w:r>
+        <w:t>ke</w:t>
+      </w:r>
+      <w:proofErr w:type="spellEnd"/>
+      <w:r>
+        <w:t xml:space="preserve"> form </w:t>
+      </w:r>
+      <w:proofErr w:type="spellStart"/>
+      <w:r>
+        <w:t>mein</w:t>
+      </w:r>
+      <w:proofErr w:type="spellEnd"/>
+      <w:r>
+        <w:t xml:space="preserve"> store </w:t>
+      </w:r>
+      <w:proofErr w:type="spellStart"/>
+      <w:r>
+        <w:t>karta</w:t>
+      </w:r>
+      <w:proofErr w:type="spellEnd"/>
+      <w:r>
+        <w:t xml:space="preserve"> </w:t>
+      </w:r>
+      <w:proofErr w:type="spellStart"/>
+      <w:r>
+        <w:t>hai</w:t>
+      </w:r>
+      <w:proofErr w:type="spellEnd"/>
+      <w:r>
+        <w:t>.</w:t>
+      </w:r>
+    </w:p>
+    <w:p>
+      <w:pPr>
+        <w:numPr>
+          <w:ilvl w:val="0"/>
+          <w:numId w:val="19"/>
+        </w:numPr>
+      </w:pPr>
+      <w:r>
+        <w:t xml:space="preserve">Isme </w:t>
+      </w:r>
+      <w:proofErr w:type="spellStart"/>
+      <w:r>
+        <w:t>bhi</w:t>
+      </w:r>
+      <w:proofErr w:type="spellEnd"/>
+      <w:r>
+        <w:t xml:space="preserve"> </w:t>
+      </w:r>
+      <w:r>
+        <w:rPr>
+          <w:b/>
+          <w:bCs/>
+        </w:rPr>
+        <w:t xml:space="preserve">Curly Brackets </w:t>
+      </w:r>
+      <w:proofErr w:type="gramStart"/>
+      <w:r>
+        <w:rPr>
+          <w:b/>
+          <w:bCs/>
+        </w:rPr>
+        <w:t>{ }</w:t>
+      </w:r>
+      <w:proofErr w:type="gramEnd"/>
+      <w:r>
+        <w:t xml:space="preserve"> ka </w:t>
+      </w:r>
+      <w:proofErr w:type="gramStart"/>
+      <w:r>
+        <w:t>use</w:t>
+      </w:r>
+      <w:proofErr w:type="gramEnd"/>
+      <w:r>
+        <w:t xml:space="preserve"> </w:t>
+      </w:r>
+      <w:proofErr w:type="spellStart"/>
+      <w:r>
+        <w:t>hota</w:t>
+      </w:r>
+      <w:proofErr w:type="spellEnd"/>
+      <w:r>
+        <w:t xml:space="preserve"> </w:t>
+      </w:r>
+      <w:proofErr w:type="spellStart"/>
+      <w:r>
+        <w:t>hai</w:t>
+      </w:r>
+      <w:proofErr w:type="spellEnd"/>
+      <w:r>
+        <w:t>.</w:t>
+      </w:r>
+    </w:p>
+    <w:p>
+      <w:pPr>
+        <w:numPr>
+          <w:ilvl w:val="0"/>
+          <w:numId w:val="19"/>
+        </w:numPr>
+      </w:pPr>
+      <w:r>
+        <w:rPr>
+          <w:b/>
+          <w:bCs/>
+        </w:rPr>
+        <w:t>Example:</w:t>
+      </w:r>
+    </w:p>
+    <w:p>
+      <w:r>
+        <w:t>Python</w:t>
+      </w:r>
+    </w:p>
+    <w:p>
+      <w:r>
+        <w:lastRenderedPageBreak/>
+        <w:t>person = {</w:t>
+      </w:r>
+    </w:p>
+    <w:p>
+      <w:r>
+        <w:t xml:space="preserve">    "name": "Nitish",</w:t>
+      </w:r>
+    </w:p>
+    <w:p>
+      <w:r>
+        <w:t xml:space="preserve">    "age": 30,</w:t>
+      </w:r>
+    </w:p>
+    <w:p>
+      <w:r>
+        <w:t xml:space="preserve">    "gender": "Male"</w:t>
+      </w:r>
+    </w:p>
+    <w:p>
+      <w:r>
+        <w:t>}</w:t>
+      </w:r>
+    </w:p>
+    <w:p>
+      <w:pPr>
+        <w:rPr>
+          <w:b/>
+          <w:bCs/>
+        </w:rPr>
+      </w:pPr>
+      <w:r>
+        <w:rPr>
+          <w:b/>
+          <w:bCs/>
+        </w:rPr>
+        <w:t>4. Category 3: User-defined Data Types</w:t>
+      </w:r>
+    </w:p>
+    <w:p>
+      <w:pPr>
+        <w:numPr>
+          <w:ilvl w:val="0"/>
+          <w:numId w:val="20"/>
+        </w:numPr>
+      </w:pPr>
+      <w:r>
+        <w:t xml:space="preserve">Jab hum built-in data types </w:t>
+      </w:r>
+      <w:proofErr w:type="spellStart"/>
+      <w:r>
+        <w:t>ke</w:t>
+      </w:r>
+      <w:proofErr w:type="spellEnd"/>
+      <w:r>
+        <w:t xml:space="preserve"> </w:t>
+      </w:r>
+      <w:proofErr w:type="spellStart"/>
+      <w:r>
+        <w:t>alaava</w:t>
+      </w:r>
+      <w:proofErr w:type="spellEnd"/>
+      <w:r>
+        <w:t xml:space="preserve"> </w:t>
+      </w:r>
+      <w:proofErr w:type="spellStart"/>
+      <w:r>
+        <w:t>apna</w:t>
+      </w:r>
+      <w:proofErr w:type="spellEnd"/>
+      <w:r>
+        <w:t xml:space="preserve"> khud ka koi custom structure/data type banana </w:t>
+      </w:r>
+      <w:proofErr w:type="spellStart"/>
+      <w:r>
+        <w:t>chahte</w:t>
+      </w:r>
+      <w:proofErr w:type="spellEnd"/>
+      <w:r>
+        <w:t xml:space="preserve"> hain, </w:t>
+      </w:r>
+      <w:proofErr w:type="spellStart"/>
+      <w:r>
+        <w:t>toh</w:t>
+      </w:r>
+      <w:proofErr w:type="spellEnd"/>
+      <w:r>
+        <w:t xml:space="preserve"> use </w:t>
+      </w:r>
+      <w:r>
+        <w:rPr>
+          <w:b/>
+          <w:bCs/>
+        </w:rPr>
+        <w:t>User-defined Data Type</w:t>
+      </w:r>
+      <w:r>
+        <w:t xml:space="preserve"> </w:t>
+      </w:r>
+      <w:proofErr w:type="spellStart"/>
+      <w:r>
+        <w:t>bolte</w:t>
+      </w:r>
+      <w:proofErr w:type="spellEnd"/>
+      <w:r>
+        <w:t xml:space="preserve"> hain.</w:t>
+      </w:r>
+    </w:p>
+    <w:p>
+      <w:pPr>
+        <w:numPr>
+          <w:ilvl w:val="0"/>
+          <w:numId w:val="20"/>
+        </w:numPr>
+      </w:pPr>
+      <w:r>
+        <w:t xml:space="preserve">Yeh </w:t>
+      </w:r>
+      <w:r>
+        <w:rPr>
+          <w:b/>
+          <w:bCs/>
+        </w:rPr>
+        <w:t>OOPs (Object Oriented Programming)</w:t>
+      </w:r>
+      <w:r>
+        <w:t xml:space="preserve"> concept </w:t>
+      </w:r>
+      <w:proofErr w:type="spellStart"/>
+      <w:r>
+        <w:t>mein</w:t>
+      </w:r>
+      <w:proofErr w:type="spellEnd"/>
+      <w:r>
+        <w:t xml:space="preserve"> </w:t>
+      </w:r>
+      <w:r>
+        <w:rPr>
+          <w:b/>
+          <w:bCs/>
+        </w:rPr>
+        <w:t>Classes and Objects</w:t>
+      </w:r>
+      <w:r>
+        <w:t xml:space="preserve"> </w:t>
+      </w:r>
+      <w:proofErr w:type="spellStart"/>
+      <w:r>
+        <w:t>ke</w:t>
+      </w:r>
+      <w:proofErr w:type="spellEnd"/>
+      <w:r>
+        <w:t xml:space="preserve"> </w:t>
+      </w:r>
+      <w:proofErr w:type="spellStart"/>
+      <w:r>
+        <w:t>zariye</w:t>
+      </w:r>
+      <w:proofErr w:type="spellEnd"/>
+      <w:r>
+        <w:t xml:space="preserve"> </w:t>
+      </w:r>
+      <w:proofErr w:type="spellStart"/>
+      <w:r>
+        <w:t>banaya</w:t>
+      </w:r>
+      <w:proofErr w:type="spellEnd"/>
+      <w:r>
+        <w:t xml:space="preserve"> </w:t>
+      </w:r>
+      <w:proofErr w:type="spellStart"/>
+      <w:r>
+        <w:t>jata</w:t>
+      </w:r>
+      <w:proofErr w:type="spellEnd"/>
+      <w:r>
+        <w:t xml:space="preserve"> </w:t>
+      </w:r>
+      <w:proofErr w:type="spellStart"/>
+      <w:r>
+        <w:t>hai</w:t>
+      </w:r>
+      <w:proofErr w:type="spellEnd"/>
+      <w:r>
+        <w:t xml:space="preserve"> (Ise hum Aage OOPs module </w:t>
+      </w:r>
+      <w:proofErr w:type="spellStart"/>
+      <w:r>
+        <w:t>mein</w:t>
+      </w:r>
+      <w:proofErr w:type="spellEnd"/>
+      <w:r>
+        <w:t xml:space="preserve"> detail me </w:t>
+      </w:r>
+      <w:proofErr w:type="spellStart"/>
+      <w:r>
+        <w:t>padhenge</w:t>
+      </w:r>
+      <w:proofErr w:type="spellEnd"/>
+      <w:r>
+        <w:t>).</w:t>
+      </w:r>
+    </w:p>
+    <w:p>
+      <w:pPr>
+        <w:rPr>
+          <w:b/>
+          <w:bCs/>
+        </w:rPr>
+      </w:pPr>
+      <w:r>
+        <w:rPr>
+          <w:rFonts w:ascii="Segoe UI Emoji" w:hAnsi="Segoe UI Emoji" w:cs="Segoe UI Emoji"/>
+          <w:b/>
+          <w:bCs/>
+        </w:rPr>
+        <w:t>💡</w:t>
+      </w:r>
+      <w:r>
+        <w:rPr>
+          <w:b/>
+          <w:bCs/>
+        </w:rPr>
+        <w:t xml:space="preserve"> Quick Summary for Notes:</w:t>
+      </w:r>
+    </w:p>
+    <w:tbl>
+      <w:tblPr>
+        <w:tblW w:w="0" w:type="auto"/>
+        <w:tblCellSpacing w:w="15" w:type="dxa"/>
+        <w:tblCellMar>
+          <w:top w:w="15" w:type="dxa"/>
+          <w:left w:w="15" w:type="dxa"/>
+          <w:bottom w:w="15" w:type="dxa"/>
+          <w:right w:w="15" w:type="dxa"/>
+        </w:tblCellMar>
+        <w:tblLook w:val="04A0" w:firstRow="1" w:lastRow="0" w:firstColumn="1" w:lastColumn="0" w:noHBand="0" w:noVBand="1"/>
+      </w:tblPr>
+      <w:tblGrid>
+        <w:gridCol w:w="1903"/>
+        <w:gridCol w:w="3933"/>
+        <w:gridCol w:w="2771"/>
+      </w:tblGrid>
+      <w:tr>
+        <w:trPr>
+          <w:tblHeader/>
+          <w:tblCellSpacing w:w="15" w:type="dxa"/>
+        </w:trPr>
+        <w:tc>
+          <w:tcPr>
+            <w:tcW w:w="0" w:type="auto"/>
+            <w:tcBorders>
+              <w:top w:val="single" w:sz="6" w:space="0" w:color="C4C7C5"/>
+              <w:left w:val="single" w:sz="6" w:space="0" w:color="C4C7C5"/>
+              <w:bottom w:val="single" w:sz="6" w:space="0" w:color="C4C7C5"/>
+              <w:right w:val="single" w:sz="6" w:space="0" w:color="C4C7C5"/>
+            </w:tcBorders>
+            <w:tcMar>
+              <w:top w:w="120" w:type="dxa"/>
+              <w:left w:w="180" w:type="dxa"/>
+              <w:bottom w:w="120" w:type="dxa"/>
+              <w:right w:w="180" w:type="dxa"/>
+            </w:tcMar>
+            <w:vAlign w:val="center"/>
+            <w:hideMark/>
+          </w:tcPr>
+          <w:p>
+            <w:r>
+              <w:rPr>
+                <w:b/>
+                <w:bCs/>
+              </w:rPr>
+              <w:t>Category</w:t>
+            </w:r>
+          </w:p>
+        </w:tc>
+        <w:tc>
+          <w:tcPr>
+            <w:tcW w:w="0" w:type="auto"/>
+            <w:tcBorders>
+              <w:top w:val="single" w:sz="6" w:space="0" w:color="C4C7C5"/>
+              <w:left w:val="single" w:sz="6" w:space="0" w:color="C4C7C5"/>
+              <w:bottom w:val="single" w:sz="6" w:space="0" w:color="C4C7C5"/>
+              <w:right w:val="single" w:sz="6" w:space="0" w:color="C4C7C5"/>
+            </w:tcBorders>
+            <w:tcMar>
+              <w:top w:w="120" w:type="dxa"/>
+              <w:left w:w="180" w:type="dxa"/>
+              <w:bottom w:w="120" w:type="dxa"/>
+              <w:right w:w="180" w:type="dxa"/>
+            </w:tcMar>
+            <w:vAlign w:val="center"/>
+            <w:hideMark/>
+          </w:tcPr>
+          <w:p>
+            <w:r>
+              <w:rPr>
+                <w:b/>
+                <w:bCs/>
+              </w:rPr>
+              <w:t>Data Types</w:t>
+            </w:r>
+          </w:p>
+        </w:tc>
+        <w:tc>
+          <w:tcPr>
+            <w:tcW w:w="0" w:type="auto"/>
+            <w:tcBorders>
+              <w:top w:val="single" w:sz="6" w:space="0" w:color="C4C7C5"/>
+              <w:left w:val="single" w:sz="6" w:space="0" w:color="C4C7C5"/>
+              <w:bottom w:val="single" w:sz="6" w:space="0" w:color="C4C7C5"/>
+              <w:right w:val="single" w:sz="6" w:space="0" w:color="C4C7C5"/>
+            </w:tcBorders>
+            <w:tcMar>
+              <w:top w:w="120" w:type="dxa"/>
+              <w:left w:w="180" w:type="dxa"/>
+              <w:bottom w:w="120" w:type="dxa"/>
+              <w:right w:w="180" w:type="dxa"/>
+            </w:tcMar>
+            <w:vAlign w:val="center"/>
+            <w:hideMark/>
+          </w:tcPr>
+          <w:p>
+            <w:r>
+              <w:rPr>
+                <w:b/>
+                <w:bCs/>
+              </w:rPr>
+              <w:t>Syntax / Identifiers</w:t>
+            </w:r>
+          </w:p>
+        </w:tc>
+      </w:tr>
+      <w:tr>
+        <w:trPr>
+          <w:tblCellSpacing w:w="15" w:type="dxa"/>
+        </w:trPr>
+        <w:tc>
+          <w:tcPr>
+            <w:tcW w:w="0" w:type="auto"/>
+            <w:tcBorders>
+              <w:top w:val="single" w:sz="6" w:space="0" w:color="C4C7C5"/>
+              <w:left w:val="single" w:sz="6" w:space="0" w:color="C4C7C5"/>
+              <w:bottom w:val="single" w:sz="6" w:space="0" w:color="C4C7C5"/>
+              <w:right w:val="single" w:sz="6" w:space="0" w:color="C4C7C5"/>
+            </w:tcBorders>
+            <w:tcMar>
+              <w:top w:w="120" w:type="dxa"/>
+              <w:left w:w="180" w:type="dxa"/>
+              <w:bottom w:w="120" w:type="dxa"/>
+              <w:right w:w="180" w:type="dxa"/>
+            </w:tcMar>
+            <w:vAlign w:val="center"/>
+            <w:hideMark/>
+          </w:tcPr>
+          <w:p>
+            <w:r>
+              <w:rPr>
+                <w:b/>
+                <w:bCs/>
+              </w:rPr>
+              <w:t>Basic Types</w:t>
+            </w:r>
+          </w:p>
+        </w:tc>
+        <w:tc>
+          <w:tcPr>
+            <w:tcW w:w="0" w:type="auto"/>
+            <w:tcBorders>
+              <w:top w:val="single" w:sz="6" w:space="0" w:color="C4C7C5"/>
+              <w:left w:val="single" w:sz="6" w:space="0" w:color="C4C7C5"/>
+              <w:bottom w:val="single" w:sz="6" w:space="0" w:color="C4C7C5"/>
+              <w:right w:val="single" w:sz="6" w:space="0" w:color="C4C7C5"/>
+            </w:tcBorders>
+            <w:tcMar>
+              <w:top w:w="120" w:type="dxa"/>
+              <w:left w:w="180" w:type="dxa"/>
+              <w:bottom w:w="120" w:type="dxa"/>
+              <w:right w:w="180" w:type="dxa"/>
+            </w:tcMar>
+            <w:vAlign w:val="center"/>
+            <w:hideMark/>
+          </w:tcPr>
+          <w:p>
+            <w:r>
+              <w:t>Integer, Float, Boolean, Complex, String</w:t>
+            </w:r>
+          </w:p>
+        </w:tc>
+        <w:tc>
+          <w:tcPr>
+            <w:tcW w:w="0" w:type="auto"/>
+            <w:tcBorders>
+              <w:top w:val="single" w:sz="6" w:space="0" w:color="C4C7C5"/>
+              <w:left w:val="single" w:sz="6" w:space="0" w:color="C4C7C5"/>
+              <w:bottom w:val="single" w:sz="6" w:space="0" w:color="C4C7C5"/>
+              <w:right w:val="single" w:sz="6" w:space="0" w:color="C4C7C5"/>
+            </w:tcBorders>
+            <w:tcMar>
+              <w:top w:w="120" w:type="dxa"/>
+              <w:left w:w="180" w:type="dxa"/>
+              <w:bottom w:w="120" w:type="dxa"/>
+              <w:right w:w="180" w:type="dxa"/>
+            </w:tcMar>
+            <w:vAlign w:val="center"/>
+            <w:hideMark/>
+          </w:tcPr>
+          <w:p>
+            <w:r>
+              <w:t>10, 3.14, True, 3+4j, "text"</w:t>
+            </w:r>
+          </w:p>
+        </w:tc>
+      </w:tr>
+      <w:tr>
+        <w:trPr>
+          <w:tblCellSpacing w:w="15" w:type="dxa"/>
+        </w:trPr>
+        <w:tc>
+          <w:tcPr>
+            <w:tcW w:w="0" w:type="auto"/>
+            <w:tcBorders>
+              <w:top w:val="single" w:sz="6" w:space="0" w:color="C4C7C5"/>
+              <w:left w:val="single" w:sz="6" w:space="0" w:color="C4C7C5"/>
+              <w:bottom w:val="single" w:sz="6" w:space="0" w:color="C4C7C5"/>
+              <w:right w:val="single" w:sz="6" w:space="0" w:color="C4C7C5"/>
+            </w:tcBorders>
+            <w:tcMar>
+              <w:top w:w="120" w:type="dxa"/>
+              <w:left w:w="180" w:type="dxa"/>
+              <w:bottom w:w="120" w:type="dxa"/>
+              <w:right w:w="180" w:type="dxa"/>
+            </w:tcMar>
+            <w:vAlign w:val="center"/>
+            <w:hideMark/>
+          </w:tcPr>
+          <w:p>
+            <w:r>
+              <w:rPr>
+                <w:b/>
+                <w:bCs/>
+              </w:rPr>
+              <w:t>Container Types</w:t>
+            </w:r>
+          </w:p>
+        </w:tc>
+        <w:tc>
+          <w:tcPr>
+            <w:tcW w:w="0" w:type="auto"/>
+            <w:tcBorders>
+              <w:top w:val="single" w:sz="6" w:space="0" w:color="C4C7C5"/>
+              <w:left w:val="single" w:sz="6" w:space="0" w:color="C4C7C5"/>
+              <w:bottom w:val="single" w:sz="6" w:space="0" w:color="C4C7C5"/>
+              <w:right w:val="single" w:sz="6" w:space="0" w:color="C4C7C5"/>
+            </w:tcBorders>
+            <w:tcMar>
+              <w:top w:w="120" w:type="dxa"/>
+              <w:left w:w="180" w:type="dxa"/>
+              <w:bottom w:w="120" w:type="dxa"/>
+              <w:right w:w="180" w:type="dxa"/>
+            </w:tcMar>
+            <w:vAlign w:val="center"/>
+            <w:hideMark/>
+          </w:tcPr>
+          <w:p>
+            <w:r>
+              <w:t>List</w:t>
+            </w:r>
+          </w:p>
+        </w:tc>
+        <w:tc>
+          <w:tcPr>
+            <w:tcW w:w="0" w:type="auto"/>
+            <w:tcBorders>
+              <w:top w:val="single" w:sz="6" w:space="0" w:color="C4C7C5"/>
+              <w:left w:val="single" w:sz="6" w:space="0" w:color="C4C7C5"/>
+              <w:bottom w:val="single" w:sz="6" w:space="0" w:color="C4C7C5"/>
+              <w:right w:val="single" w:sz="6" w:space="0" w:color="C4C7C5"/>
+            </w:tcBorders>
+            <w:tcMar>
+              <w:top w:w="120" w:type="dxa"/>
+              <w:left w:w="180" w:type="dxa"/>
+              <w:bottom w:w="120" w:type="dxa"/>
+              <w:right w:w="180" w:type="dxa"/>
+            </w:tcMar>
+            <w:vAlign w:val="center"/>
+            <w:hideMark/>
+          </w:tcPr>
+          <w:p>
+            <w:r>
+              <w:t xml:space="preserve">Square Brackets </w:t>
+            </w:r>
+            <w:proofErr w:type="gramStart"/>
+            <w:r>
+              <w:t>[ ]</w:t>
+            </w:r>
+            <w:proofErr w:type="gramEnd"/>
+          </w:p>
+        </w:tc>
+      </w:tr>
+      <w:tr>
+        <w:trPr>
+          <w:tblCellSpacing w:w="15" w:type="dxa"/>
+        </w:trPr>
+        <w:tc>
+          <w:tcPr>
+            <w:tcW w:w="0" w:type="auto"/>
+            <w:tcBorders>
+              <w:top w:val="single" w:sz="6" w:space="0" w:color="C4C7C5"/>
+              <w:left w:val="single" w:sz="6" w:space="0" w:color="C4C7C5"/>
+              <w:bottom w:val="single" w:sz="6" w:space="0" w:color="C4C7C5"/>
+              <w:right w:val="single" w:sz="6" w:space="0" w:color="C4C7C5"/>
+            </w:tcBorders>
+            <w:tcMar>
+              <w:top w:w="120" w:type="dxa"/>
+              <w:left w:w="180" w:type="dxa"/>
+              <w:bottom w:w="120" w:type="dxa"/>
+              <w:right w:w="180" w:type="dxa"/>
+            </w:tcMar>
+            <w:vAlign w:val="center"/>
+            <w:hideMark/>
+          </w:tcPr>
+          <w:p/>
+        </w:tc>
+        <w:tc>
+          <w:tcPr>
+            <w:tcW w:w="0" w:type="auto"/>
+            <w:tcBorders>
+              <w:top w:val="single" w:sz="6" w:space="0" w:color="C4C7C5"/>
+              <w:left w:val="single" w:sz="6" w:space="0" w:color="C4C7C5"/>
+              <w:bottom w:val="single" w:sz="6" w:space="0" w:color="C4C7C5"/>
+              <w:right w:val="single" w:sz="6" w:space="0" w:color="C4C7C5"/>
+            </w:tcBorders>
+            <w:tcMar>
+              <w:top w:w="120" w:type="dxa"/>
+              <w:left w:w="180" w:type="dxa"/>
+              <w:bottom w:w="120" w:type="dxa"/>
+              <w:right w:w="180" w:type="dxa"/>
+            </w:tcMar>
+            <w:vAlign w:val="center"/>
+            <w:hideMark/>
+          </w:tcPr>
+          <w:p>
+            <w:r>
+              <w:t>Tuple</w:t>
+            </w:r>
+          </w:p>
+        </w:tc>
+        <w:tc>
+          <w:tcPr>
+            <w:tcW w:w="0" w:type="auto"/>
+            <w:tcBorders>
+              <w:top w:val="single" w:sz="6" w:space="0" w:color="C4C7C5"/>
+              <w:left w:val="single" w:sz="6" w:space="0" w:color="C4C7C5"/>
+              <w:bottom w:val="single" w:sz="6" w:space="0" w:color="C4C7C5"/>
+              <w:right w:val="single" w:sz="6" w:space="0" w:color="C4C7C5"/>
+            </w:tcBorders>
+            <w:tcMar>
+              <w:top w:w="120" w:type="dxa"/>
+              <w:left w:w="180" w:type="dxa"/>
+              <w:bottom w:w="120" w:type="dxa"/>
+              <w:right w:w="180" w:type="dxa"/>
+            </w:tcMar>
+            <w:vAlign w:val="center"/>
+            <w:hideMark/>
+          </w:tcPr>
+          <w:p>
+            <w:r>
+              <w:t xml:space="preserve">Round Brackets </w:t>
+            </w:r>
+            <w:proofErr w:type="gramStart"/>
+            <w:r>
+              <w:t>( )</w:t>
+            </w:r>
+            <w:proofErr w:type="gramEnd"/>
+          </w:p>
+        </w:tc>
+      </w:tr>
+      <w:tr>
+        <w:trPr>
+          <w:tblCellSpacing w:w="15" w:type="dxa"/>
+        </w:trPr>
+        <w:tc>
+          <w:tcPr>
+            <w:tcW w:w="0" w:type="auto"/>
+            <w:tcBorders>
+              <w:top w:val="single" w:sz="6" w:space="0" w:color="C4C7C5"/>
+              <w:left w:val="single" w:sz="6" w:space="0" w:color="C4C7C5"/>
+              <w:bottom w:val="single" w:sz="6" w:space="0" w:color="C4C7C5"/>
+              <w:right w:val="single" w:sz="6" w:space="0" w:color="C4C7C5"/>
+            </w:tcBorders>
+            <w:tcMar>
+              <w:top w:w="120" w:type="dxa"/>
+              <w:left w:w="180" w:type="dxa"/>
+              <w:bottom w:w="120" w:type="dxa"/>
+              <w:right w:w="180" w:type="dxa"/>
+            </w:tcMar>
+            <w:vAlign w:val="center"/>
+            <w:hideMark/>
+          </w:tcPr>
+          <w:p/>
+        </w:tc>
+        <w:tc>
+          <w:tcPr>
+            <w:tcW w:w="0" w:type="auto"/>
+            <w:tcBorders>
+              <w:top w:val="single" w:sz="6" w:space="0" w:color="C4C7C5"/>
+              <w:left w:val="single" w:sz="6" w:space="0" w:color="C4C7C5"/>
+              <w:bottom w:val="single" w:sz="6" w:space="0" w:color="C4C7C5"/>
+              <w:right w:val="single" w:sz="6" w:space="0" w:color="C4C7C5"/>
+            </w:tcBorders>
+            <w:tcMar>
+              <w:top w:w="120" w:type="dxa"/>
+              <w:left w:w="180" w:type="dxa"/>
+              <w:bottom w:w="120" w:type="dxa"/>
+              <w:right w:w="180" w:type="dxa"/>
+            </w:tcMar>
+            <w:vAlign w:val="center"/>
+            <w:hideMark/>
+          </w:tcPr>
+          <w:p>
+            <w:r>
+              <w:t>Set</w:t>
+            </w:r>
+          </w:p>
+        </w:tc>
+        <w:tc>
+          <w:tcPr>
+            <w:tcW w:w="0" w:type="auto"/>
+            <w:tcBorders>
+              <w:top w:val="single" w:sz="6" w:space="0" w:color="C4C7C5"/>
+              <w:left w:val="single" w:sz="6" w:space="0" w:color="C4C7C5"/>
+              <w:bottom w:val="single" w:sz="6" w:space="0" w:color="C4C7C5"/>
+              <w:right w:val="single" w:sz="6" w:space="0" w:color="C4C7C5"/>
+            </w:tcBorders>
+            <w:tcMar>
+              <w:top w:w="120" w:type="dxa"/>
+              <w:left w:w="180" w:type="dxa"/>
+              <w:bottom w:w="120" w:type="dxa"/>
+              <w:right w:w="180" w:type="dxa"/>
+            </w:tcMar>
+            <w:vAlign w:val="center"/>
+            <w:hideMark/>
+          </w:tcPr>
+          <w:p>
+            <w:r>
+              <w:t xml:space="preserve">Curly Brackets </w:t>
+            </w:r>
+            <w:proofErr w:type="gramStart"/>
+            <w:r>
+              <w:t>{ }</w:t>
+            </w:r>
+            <w:proofErr w:type="gramEnd"/>
+          </w:p>
+        </w:tc>
+      </w:tr>
+      <w:tr>
+        <w:trPr>
+          <w:tblCellSpacing w:w="15" w:type="dxa"/>
+        </w:trPr>
+        <w:tc>
+          <w:tcPr>
+            <w:tcW w:w="0" w:type="auto"/>
+            <w:tcBorders>
+              <w:top w:val="single" w:sz="6" w:space="0" w:color="C4C7C5"/>
+              <w:left w:val="single" w:sz="6" w:space="0" w:color="C4C7C5"/>
+              <w:bottom w:val="single" w:sz="6" w:space="0" w:color="C4C7C5"/>
+              <w:right w:val="single" w:sz="6" w:space="0" w:color="C4C7C5"/>
+            </w:tcBorders>
+            <w:tcMar>
+              <w:top w:w="120" w:type="dxa"/>
+              <w:left w:w="180" w:type="dxa"/>
+              <w:bottom w:w="120" w:type="dxa"/>
+              <w:right w:w="180" w:type="dxa"/>
+            </w:tcMar>
+            <w:vAlign w:val="center"/>
+            <w:hideMark/>
+          </w:tcPr>
+          <w:p/>
+        </w:tc>
+        <w:tc>
+          <w:tcPr>
+            <w:tcW w:w="0" w:type="auto"/>
+            <w:tcBorders>
+              <w:top w:val="single" w:sz="6" w:space="0" w:color="C4C7C5"/>
+              <w:left w:val="single" w:sz="6" w:space="0" w:color="C4C7C5"/>
+              <w:bottom w:val="single" w:sz="6" w:space="0" w:color="C4C7C5"/>
+              <w:right w:val="single" w:sz="6" w:space="0" w:color="C4C7C5"/>
+            </w:tcBorders>
+            <w:tcMar>
+              <w:top w:w="120" w:type="dxa"/>
+              <w:left w:w="180" w:type="dxa"/>
+              <w:bottom w:w="120" w:type="dxa"/>
+              <w:right w:w="180" w:type="dxa"/>
+            </w:tcMar>
+            <w:vAlign w:val="center"/>
+            <w:hideMark/>
+          </w:tcPr>
+          <w:p>
+            <w:r>
+              <w:t>Dictionary</w:t>
+            </w:r>
+          </w:p>
+        </w:tc>
+        <w:tc>
+          <w:tcPr>
+            <w:tcW w:w="0" w:type="auto"/>
+            <w:tcBorders>
+              <w:top w:val="single" w:sz="6" w:space="0" w:color="C4C7C5"/>
+              <w:left w:val="single" w:sz="6" w:space="0" w:color="C4C7C5"/>
+              <w:bottom w:val="single" w:sz="6" w:space="0" w:color="C4C7C5"/>
+              <w:right w:val="single" w:sz="6" w:space="0" w:color="C4C7C5"/>
+            </w:tcBorders>
+            <w:tcMar>
+              <w:top w:w="120" w:type="dxa"/>
+              <w:left w:w="180" w:type="dxa"/>
+              <w:bottom w:w="120" w:type="dxa"/>
+              <w:right w:w="180" w:type="dxa"/>
+            </w:tcMar>
+            <w:vAlign w:val="center"/>
+            <w:hideMark/>
+          </w:tcPr>
+          <w:p>
+            <w:r>
+              <w:t xml:space="preserve">Key-Value Pairs inside </w:t>
+            </w:r>
+            <w:proofErr w:type="gramStart"/>
+            <w:r>
+              <w:t>{ }</w:t>
+            </w:r>
+            <w:proofErr w:type="gramEnd"/>
+          </w:p>
+        </w:tc>
+      </w:tr>
+      <w:tr>
+        <w:trPr>
+          <w:tblCellSpacing w:w="15" w:type="dxa"/>
+        </w:trPr>
+        <w:tc>
+          <w:tcPr>
+            <w:tcW w:w="0" w:type="auto"/>
+            <w:tcBorders>
+              <w:top w:val="single" w:sz="6" w:space="0" w:color="C4C7C5"/>
+              <w:left w:val="single" w:sz="6" w:space="0" w:color="C4C7C5"/>
+              <w:bottom w:val="single" w:sz="6" w:space="0" w:color="C4C7C5"/>
+              <w:right w:val="single" w:sz="6" w:space="0" w:color="C4C7C5"/>
+            </w:tcBorders>
+            <w:tcMar>
+              <w:top w:w="120" w:type="dxa"/>
+              <w:left w:w="180" w:type="dxa"/>
+              <w:bottom w:w="120" w:type="dxa"/>
+              <w:right w:w="180" w:type="dxa"/>
+            </w:tcMar>
+            <w:vAlign w:val="center"/>
+            <w:hideMark/>
+          </w:tcPr>
+          <w:p>
+            <w:r>
+              <w:rPr>
+                <w:b/>
+                <w:bCs/>
+              </w:rPr>
+              <w:t>User-defined</w:t>
+            </w:r>
+          </w:p>
+        </w:tc>
+        <w:tc>
+          <w:tcPr>
+            <w:tcW w:w="0" w:type="auto"/>
+            <w:tcBorders>
+              <w:top w:val="single" w:sz="6" w:space="0" w:color="C4C7C5"/>
+              <w:left w:val="single" w:sz="6" w:space="0" w:color="C4C7C5"/>
+              <w:bottom w:val="single" w:sz="6" w:space="0" w:color="C4C7C5"/>
+              <w:right w:val="single" w:sz="6" w:space="0" w:color="C4C7C5"/>
+            </w:tcBorders>
+            <w:tcMar>
+              <w:top w:w="120" w:type="dxa"/>
+              <w:left w:w="180" w:type="dxa"/>
+              <w:bottom w:w="120" w:type="dxa"/>
+              <w:right w:w="180" w:type="dxa"/>
+            </w:tcMar>
+            <w:vAlign w:val="center"/>
+            <w:hideMark/>
+          </w:tcPr>
+          <w:p>
+            <w:r>
+              <w:t>Class &amp; Object</w:t>
+            </w:r>
+          </w:p>
+        </w:tc>
+        <w:tc>
+          <w:tcPr>
+            <w:tcW w:w="0" w:type="auto"/>
+            <w:tcBorders>
+              <w:top w:val="single" w:sz="6" w:space="0" w:color="C4C7C5"/>
+              <w:left w:val="single" w:sz="6" w:space="0" w:color="C4C7C5"/>
+              <w:bottom w:val="single" w:sz="6" w:space="0" w:color="C4C7C5"/>
+              <w:right w:val="single" w:sz="6" w:space="0" w:color="C4C7C5"/>
+            </w:tcBorders>
+            <w:tcMar>
+              <w:top w:w="120" w:type="dxa"/>
+              <w:left w:w="180" w:type="dxa"/>
+              <w:bottom w:w="120" w:type="dxa"/>
+              <w:right w:w="180" w:type="dxa"/>
+            </w:tcMar>
+            <w:vAlign w:val="center"/>
+            <w:hideMark/>
+          </w:tcPr>
+          <w:p>
+            <w:r>
+              <w:t>OOPs Concept</w:t>
+            </w:r>
+          </w:p>
+        </w:tc>
+      </w:tr>
+    </w:tbl>
+    <w:p/>
+    <w:p/>
     <w:sectPr>
       <w:pgSz w:w="11906" w:h="16838"/>
-      <w:pgMar w:top="1440" w:right="1440" w:bottom="1440" w:left="1440" w:header="708" w:footer="708" w:gutter="0"/>
+      <w:pgMar w:top="851" w:right="1440" w:bottom="993" w:left="1440" w:header="708" w:footer="708" w:gutter="0"/>
       <w:cols w:space="708"/>
       <w:docGrid w:linePitch="360"/>
     </w:sectPr>
@@ -2179,6 +4974,304 @@
     </w:lvl>
   </w:abstractNum>
   <w:abstractNum w:abstractNumId="1" w15:restartNumberingAfterBreak="0">
+    <w:nsid w:val="121C70AC"/>
+    <w:multiLevelType w:val="multilevel"/>
+    <w:tmpl w:val="8EDE46B6"/>
+    <w:lvl w:ilvl="0">
+      <w:start w:val="1"/>
+      <w:numFmt w:val="bullet"/>
+      <w:lvlText w:val=""/>
+      <w:lvlJc w:val="left"/>
+      <w:pPr>
+        <w:tabs>
+          <w:tab w:val="num" w:pos="720"/>
+        </w:tabs>
+        <w:ind w:left="720" w:hanging="360"/>
+      </w:pPr>
+      <w:rPr>
+        <w:rFonts w:ascii="Symbol" w:hAnsi="Symbol" w:hint="default"/>
+        <w:sz w:val="20"/>
+      </w:rPr>
+    </w:lvl>
+    <w:lvl w:ilvl="1" w:tentative="1">
+      <w:start w:val="1"/>
+      <w:numFmt w:val="bullet"/>
+      <w:lvlText w:val="o"/>
+      <w:lvlJc w:val="left"/>
+      <w:pPr>
+        <w:tabs>
+          <w:tab w:val="num" w:pos="1440"/>
+        </w:tabs>
+        <w:ind w:left="1440" w:hanging="360"/>
+      </w:pPr>
+      <w:rPr>
+        <w:rFonts w:ascii="Courier New" w:hAnsi="Courier New" w:hint="default"/>
+        <w:sz w:val="20"/>
+      </w:rPr>
+    </w:lvl>
+    <w:lvl w:ilvl="2" w:tentative="1">
+      <w:start w:val="1"/>
+      <w:numFmt w:val="bullet"/>
+      <w:lvlText w:val=""/>
+      <w:lvlJc w:val="left"/>
+      <w:pPr>
+        <w:tabs>
+          <w:tab w:val="num" w:pos="2160"/>
+        </w:tabs>
+        <w:ind w:left="2160" w:hanging="360"/>
+      </w:pPr>
+      <w:rPr>
+        <w:rFonts w:ascii="Wingdings" w:hAnsi="Wingdings" w:hint="default"/>
+        <w:sz w:val="20"/>
+      </w:rPr>
+    </w:lvl>
+    <w:lvl w:ilvl="3" w:tentative="1">
+      <w:start w:val="1"/>
+      <w:numFmt w:val="bullet"/>
+      <w:lvlText w:val=""/>
+      <w:lvlJc w:val="left"/>
+      <w:pPr>
+        <w:tabs>
+          <w:tab w:val="num" w:pos="2880"/>
+        </w:tabs>
+        <w:ind w:left="2880" w:hanging="360"/>
+      </w:pPr>
+      <w:rPr>
+        <w:rFonts w:ascii="Wingdings" w:hAnsi="Wingdings" w:hint="default"/>
+        <w:sz w:val="20"/>
+      </w:rPr>
+    </w:lvl>
+    <w:lvl w:ilvl="4" w:tentative="1">
+      <w:start w:val="1"/>
+      <w:numFmt w:val="bullet"/>
+      <w:lvlText w:val=""/>
+      <w:lvlJc w:val="left"/>
+      <w:pPr>
+        <w:tabs>
+          <w:tab w:val="num" w:pos="3600"/>
+        </w:tabs>
+        <w:ind w:left="3600" w:hanging="360"/>
+      </w:pPr>
+      <w:rPr>
+        <w:rFonts w:ascii="Wingdings" w:hAnsi="Wingdings" w:hint="default"/>
+        <w:sz w:val="20"/>
+      </w:rPr>
+    </w:lvl>
+    <w:lvl w:ilvl="5" w:tentative="1">
+      <w:start w:val="1"/>
+      <w:numFmt w:val="bullet"/>
+      <w:lvlText w:val=""/>
+      <w:lvlJc w:val="left"/>
+      <w:pPr>
+        <w:tabs>
+          <w:tab w:val="num" w:pos="4320"/>
+        </w:tabs>
+        <w:ind w:left="4320" w:hanging="360"/>
+      </w:pPr>
+      <w:rPr>
+        <w:rFonts w:ascii="Wingdings" w:hAnsi="Wingdings" w:hint="default"/>
+        <w:sz w:val="20"/>
+      </w:rPr>
+    </w:lvl>
+    <w:lvl w:ilvl="6" w:tentative="1">
+      <w:start w:val="1"/>
+      <w:numFmt w:val="bullet"/>
+      <w:lvlText w:val=""/>
+      <w:lvlJc w:val="left"/>
+      <w:pPr>
+        <w:tabs>
+          <w:tab w:val="num" w:pos="5040"/>
+        </w:tabs>
+        <w:ind w:left="5040" w:hanging="360"/>
+      </w:pPr>
+      <w:rPr>
+        <w:rFonts w:ascii="Wingdings" w:hAnsi="Wingdings" w:hint="default"/>
+        <w:sz w:val="20"/>
+      </w:rPr>
+    </w:lvl>
+    <w:lvl w:ilvl="7" w:tentative="1">
+      <w:start w:val="1"/>
+      <w:numFmt w:val="bullet"/>
+      <w:lvlText w:val=""/>
+      <w:lvlJc w:val="left"/>
+      <w:pPr>
+        <w:tabs>
+          <w:tab w:val="num" w:pos="5760"/>
+        </w:tabs>
+        <w:ind w:left="5760" w:hanging="360"/>
+      </w:pPr>
+      <w:rPr>
+        <w:rFonts w:ascii="Wingdings" w:hAnsi="Wingdings" w:hint="default"/>
+        <w:sz w:val="20"/>
+      </w:rPr>
+    </w:lvl>
+    <w:lvl w:ilvl="8" w:tentative="1">
+      <w:start w:val="1"/>
+      <w:numFmt w:val="bullet"/>
+      <w:lvlText w:val=""/>
+      <w:lvlJc w:val="left"/>
+      <w:pPr>
+        <w:tabs>
+          <w:tab w:val="num" w:pos="6480"/>
+        </w:tabs>
+        <w:ind w:left="6480" w:hanging="360"/>
+      </w:pPr>
+      <w:rPr>
+        <w:rFonts w:ascii="Wingdings" w:hAnsi="Wingdings" w:hint="default"/>
+        <w:sz w:val="20"/>
+      </w:rPr>
+    </w:lvl>
+  </w:abstractNum>
+  <w:abstractNum w:abstractNumId="2" w15:restartNumberingAfterBreak="0">
+    <w:nsid w:val="15D006BD"/>
+    <w:multiLevelType w:val="multilevel"/>
+    <w:tmpl w:val="63C019FA"/>
+    <w:lvl w:ilvl="0">
+      <w:start w:val="1"/>
+      <w:numFmt w:val="bullet"/>
+      <w:lvlText w:val=""/>
+      <w:lvlJc w:val="left"/>
+      <w:pPr>
+        <w:tabs>
+          <w:tab w:val="num" w:pos="720"/>
+        </w:tabs>
+        <w:ind w:left="720" w:hanging="360"/>
+      </w:pPr>
+      <w:rPr>
+        <w:rFonts w:ascii="Symbol" w:hAnsi="Symbol" w:hint="default"/>
+        <w:sz w:val="20"/>
+      </w:rPr>
+    </w:lvl>
+    <w:lvl w:ilvl="1" w:tentative="1">
+      <w:start w:val="1"/>
+      <w:numFmt w:val="bullet"/>
+      <w:lvlText w:val="o"/>
+      <w:lvlJc w:val="left"/>
+      <w:pPr>
+        <w:tabs>
+          <w:tab w:val="num" w:pos="1440"/>
+        </w:tabs>
+        <w:ind w:left="1440" w:hanging="360"/>
+      </w:pPr>
+      <w:rPr>
+        <w:rFonts w:ascii="Courier New" w:hAnsi="Courier New" w:hint="default"/>
+        <w:sz w:val="20"/>
+      </w:rPr>
+    </w:lvl>
+    <w:lvl w:ilvl="2" w:tentative="1">
+      <w:start w:val="1"/>
+      <w:numFmt w:val="bullet"/>
+      <w:lvlText w:val=""/>
+      <w:lvlJc w:val="left"/>
+      <w:pPr>
+        <w:tabs>
+          <w:tab w:val="num" w:pos="2160"/>
+        </w:tabs>
+        <w:ind w:left="2160" w:hanging="360"/>
+      </w:pPr>
+      <w:rPr>
+        <w:rFonts w:ascii="Wingdings" w:hAnsi="Wingdings" w:hint="default"/>
+        <w:sz w:val="20"/>
+      </w:rPr>
+    </w:lvl>
+    <w:lvl w:ilvl="3" w:tentative="1">
+      <w:start w:val="1"/>
+      <w:numFmt w:val="bullet"/>
+      <w:lvlText w:val=""/>
+      <w:lvlJc w:val="left"/>
+      <w:pPr>
+        <w:tabs>
+          <w:tab w:val="num" w:pos="2880"/>
+        </w:tabs>
+        <w:ind w:left="2880" w:hanging="360"/>
+      </w:pPr>
+      <w:rPr>
+        <w:rFonts w:ascii="Wingdings" w:hAnsi="Wingdings" w:hint="default"/>
+        <w:sz w:val="20"/>
+      </w:rPr>
+    </w:lvl>
+    <w:lvl w:ilvl="4" w:tentative="1">
+      <w:start w:val="1"/>
+      <w:numFmt w:val="bullet"/>
+      <w:lvlText w:val=""/>
+      <w:lvlJc w:val="left"/>
+      <w:pPr>
+        <w:tabs>
+          <w:tab w:val="num" w:pos="3600"/>
+        </w:tabs>
+        <w:ind w:left="3600" w:hanging="360"/>
+      </w:pPr>
+      <w:rPr>
+        <w:rFonts w:ascii="Wingdings" w:hAnsi="Wingdings" w:hint="default"/>
+        <w:sz w:val="20"/>
+      </w:rPr>
+    </w:lvl>
+    <w:lvl w:ilvl="5" w:tentative="1">
+      <w:start w:val="1"/>
+      <w:numFmt w:val="bullet"/>
+      <w:lvlText w:val=""/>
+      <w:lvlJc w:val="left"/>
+      <w:pPr>
+        <w:tabs>
+          <w:tab w:val="num" w:pos="4320"/>
+        </w:tabs>
+        <w:ind w:left="4320" w:hanging="360"/>
+      </w:pPr>
+      <w:rPr>
+        <w:rFonts w:ascii="Wingdings" w:hAnsi="Wingdings" w:hint="default"/>
+        <w:sz w:val="20"/>
+      </w:rPr>
+    </w:lvl>
+    <w:lvl w:ilvl="6" w:tentative="1">
+      <w:start w:val="1"/>
+      <w:numFmt w:val="bullet"/>
+      <w:lvlText w:val=""/>
+      <w:lvlJc w:val="left"/>
+      <w:pPr>
+        <w:tabs>
+          <w:tab w:val="num" w:pos="5040"/>
+        </w:tabs>
+        <w:ind w:left="5040" w:hanging="360"/>
+      </w:pPr>
+      <w:rPr>
+        <w:rFonts w:ascii="Wingdings" w:hAnsi="Wingdings" w:hint="default"/>
+        <w:sz w:val="20"/>
+      </w:rPr>
+    </w:lvl>
+    <w:lvl w:ilvl="7" w:tentative="1">
+      <w:start w:val="1"/>
+      <w:numFmt w:val="bullet"/>
+      <w:lvlText w:val=""/>
+      <w:lvlJc w:val="left"/>
+      <w:pPr>
+        <w:tabs>
+          <w:tab w:val="num" w:pos="5760"/>
+        </w:tabs>
+        <w:ind w:left="5760" w:hanging="360"/>
+      </w:pPr>
+      <w:rPr>
+        <w:rFonts w:ascii="Wingdings" w:hAnsi="Wingdings" w:hint="default"/>
+        <w:sz w:val="20"/>
+      </w:rPr>
+    </w:lvl>
+    <w:lvl w:ilvl="8" w:tentative="1">
+      <w:start w:val="1"/>
+      <w:numFmt w:val="bullet"/>
+      <w:lvlText w:val=""/>
+      <w:lvlJc w:val="left"/>
+      <w:pPr>
+        <w:tabs>
+          <w:tab w:val="num" w:pos="6480"/>
+        </w:tabs>
+        <w:ind w:left="6480" w:hanging="360"/>
+      </w:pPr>
+      <w:rPr>
+        <w:rFonts w:ascii="Wingdings" w:hAnsi="Wingdings" w:hint="default"/>
+        <w:sz w:val="20"/>
+      </w:rPr>
+    </w:lvl>
+  </w:abstractNum>
+  <w:abstractNum w:abstractNumId="3" w15:restartNumberingAfterBreak="0">
     <w:nsid w:val="16DC20BC"/>
     <w:multiLevelType w:val="multilevel"/>
     <w:tmpl w:val="F962B1E2"/>
@@ -2327,7 +5420,7 @@
       </w:rPr>
     </w:lvl>
   </w:abstractNum>
-  <w:abstractNum w:abstractNumId="2" w15:restartNumberingAfterBreak="0">
+  <w:abstractNum w:abstractNumId="4" w15:restartNumberingAfterBreak="0">
     <w:nsid w:val="1E142B31"/>
     <w:multiLevelType w:val="multilevel"/>
     <w:tmpl w:val="717E6EC6"/>
@@ -2476,7 +5569,156 @@
       </w:rPr>
     </w:lvl>
   </w:abstractNum>
-  <w:abstractNum w:abstractNumId="3" w15:restartNumberingAfterBreak="0">
+  <w:abstractNum w:abstractNumId="5" w15:restartNumberingAfterBreak="0">
+    <w:nsid w:val="303D4EDB"/>
+    <w:multiLevelType w:val="multilevel"/>
+    <w:tmpl w:val="DA4894EE"/>
+    <w:lvl w:ilvl="0">
+      <w:start w:val="1"/>
+      <w:numFmt w:val="bullet"/>
+      <w:lvlText w:val=""/>
+      <w:lvlJc w:val="left"/>
+      <w:pPr>
+        <w:tabs>
+          <w:tab w:val="num" w:pos="720"/>
+        </w:tabs>
+        <w:ind w:left="720" w:hanging="360"/>
+      </w:pPr>
+      <w:rPr>
+        <w:rFonts w:ascii="Symbol" w:hAnsi="Symbol" w:hint="default"/>
+        <w:sz w:val="20"/>
+      </w:rPr>
+    </w:lvl>
+    <w:lvl w:ilvl="1" w:tentative="1">
+      <w:start w:val="1"/>
+      <w:numFmt w:val="bullet"/>
+      <w:lvlText w:val="o"/>
+      <w:lvlJc w:val="left"/>
+      <w:pPr>
+        <w:tabs>
+          <w:tab w:val="num" w:pos="1440"/>
+        </w:tabs>
+        <w:ind w:left="1440" w:hanging="360"/>
+      </w:pPr>
+      <w:rPr>
+        <w:rFonts w:ascii="Courier New" w:hAnsi="Courier New" w:hint="default"/>
+        <w:sz w:val="20"/>
+      </w:rPr>
+    </w:lvl>
+    <w:lvl w:ilvl="2" w:tentative="1">
+      <w:start w:val="1"/>
+      <w:numFmt w:val="bullet"/>
+      <w:lvlText w:val=""/>
+      <w:lvlJc w:val="left"/>
+      <w:pPr>
+        <w:tabs>
+          <w:tab w:val="num" w:pos="2160"/>
+        </w:tabs>
+        <w:ind w:left="2160" w:hanging="360"/>
+      </w:pPr>
+      <w:rPr>
+        <w:rFonts w:ascii="Wingdings" w:hAnsi="Wingdings" w:hint="default"/>
+        <w:sz w:val="20"/>
+      </w:rPr>
+    </w:lvl>
+    <w:lvl w:ilvl="3" w:tentative="1">
+      <w:start w:val="1"/>
+      <w:numFmt w:val="bullet"/>
+      <w:lvlText w:val=""/>
+      <w:lvlJc w:val="left"/>
+      <w:pPr>
+        <w:tabs>
+          <w:tab w:val="num" w:pos="2880"/>
+        </w:tabs>
+        <w:ind w:left="2880" w:hanging="360"/>
+      </w:pPr>
+      <w:rPr>
+        <w:rFonts w:ascii="Wingdings" w:hAnsi="Wingdings" w:hint="default"/>
+        <w:sz w:val="20"/>
+      </w:rPr>
+    </w:lvl>
+    <w:lvl w:ilvl="4" w:tentative="1">
+      <w:start w:val="1"/>
+      <w:numFmt w:val="bullet"/>
+      <w:lvlText w:val=""/>
+      <w:lvlJc w:val="left"/>
+      <w:pPr>
+        <w:tabs>
+          <w:tab w:val="num" w:pos="3600"/>
+        </w:tabs>
+        <w:ind w:left="3600" w:hanging="360"/>
+      </w:pPr>
+      <w:rPr>
+        <w:rFonts w:ascii="Wingdings" w:hAnsi="Wingdings" w:hint="default"/>
+        <w:sz w:val="20"/>
+      </w:rPr>
+    </w:lvl>
+    <w:lvl w:ilvl="5" w:tentative="1">
+      <w:start w:val="1"/>
+      <w:numFmt w:val="bullet"/>
+      <w:lvlText w:val=""/>
+      <w:lvlJc w:val="left"/>
+      <w:pPr>
+        <w:tabs>
+          <w:tab w:val="num" w:pos="4320"/>
+        </w:tabs>
+        <w:ind w:left="4320" w:hanging="360"/>
+      </w:pPr>
+      <w:rPr>
+        <w:rFonts w:ascii="Wingdings" w:hAnsi="Wingdings" w:hint="default"/>
+        <w:sz w:val="20"/>
+      </w:rPr>
+    </w:lvl>
+    <w:lvl w:ilvl="6" w:tentative="1">
+      <w:start w:val="1"/>
+      <w:numFmt w:val="bullet"/>
+      <w:lvlText w:val=""/>
+      <w:lvlJc w:val="left"/>
+      <w:pPr>
+        <w:tabs>
+          <w:tab w:val="num" w:pos="5040"/>
+        </w:tabs>
+        <w:ind w:left="5040" w:hanging="360"/>
+      </w:pPr>
+      <w:rPr>
+        <w:rFonts w:ascii="Wingdings" w:hAnsi="Wingdings" w:hint="default"/>
+        <w:sz w:val="20"/>
+      </w:rPr>
+    </w:lvl>
+    <w:lvl w:ilvl="7" w:tentative="1">
+      <w:start w:val="1"/>
+      <w:numFmt w:val="bullet"/>
+      <w:lvlText w:val=""/>
+      <w:lvlJc w:val="left"/>
+      <w:pPr>
+        <w:tabs>
+          <w:tab w:val="num" w:pos="5760"/>
+        </w:tabs>
+        <w:ind w:left="5760" w:hanging="360"/>
+      </w:pPr>
+      <w:rPr>
+        <w:rFonts w:ascii="Wingdings" w:hAnsi="Wingdings" w:hint="default"/>
+        <w:sz w:val="20"/>
+      </w:rPr>
+    </w:lvl>
+    <w:lvl w:ilvl="8" w:tentative="1">
+      <w:start w:val="1"/>
+      <w:numFmt w:val="bullet"/>
+      <w:lvlText w:val=""/>
+      <w:lvlJc w:val="left"/>
+      <w:pPr>
+        <w:tabs>
+          <w:tab w:val="num" w:pos="6480"/>
+        </w:tabs>
+        <w:ind w:left="6480" w:hanging="360"/>
+      </w:pPr>
+      <w:rPr>
+        <w:rFonts w:ascii="Wingdings" w:hAnsi="Wingdings" w:hint="default"/>
+        <w:sz w:val="20"/>
+      </w:rPr>
+    </w:lvl>
+  </w:abstractNum>
+  <w:abstractNum w:abstractNumId="6" w15:restartNumberingAfterBreak="0">
     <w:nsid w:val="37D80B7A"/>
     <w:multiLevelType w:val="multilevel"/>
     <w:tmpl w:val="F4368136"/>
@@ -2625,7 +5867,156 @@
       </w:rPr>
     </w:lvl>
   </w:abstractNum>
-  <w:abstractNum w:abstractNumId="4" w15:restartNumberingAfterBreak="0">
+  <w:abstractNum w:abstractNumId="7" w15:restartNumberingAfterBreak="0">
+    <w:nsid w:val="39A77089"/>
+    <w:multiLevelType w:val="multilevel"/>
+    <w:tmpl w:val="269A6D1A"/>
+    <w:lvl w:ilvl="0">
+      <w:start w:val="1"/>
+      <w:numFmt w:val="bullet"/>
+      <w:lvlText w:val=""/>
+      <w:lvlJc w:val="left"/>
+      <w:pPr>
+        <w:tabs>
+          <w:tab w:val="num" w:pos="720"/>
+        </w:tabs>
+        <w:ind w:left="720" w:hanging="360"/>
+      </w:pPr>
+      <w:rPr>
+        <w:rFonts w:ascii="Symbol" w:hAnsi="Symbol" w:hint="default"/>
+        <w:sz w:val="20"/>
+      </w:rPr>
+    </w:lvl>
+    <w:lvl w:ilvl="1" w:tentative="1">
+      <w:start w:val="1"/>
+      <w:numFmt w:val="bullet"/>
+      <w:lvlText w:val="o"/>
+      <w:lvlJc w:val="left"/>
+      <w:pPr>
+        <w:tabs>
+          <w:tab w:val="num" w:pos="1440"/>
+        </w:tabs>
+        <w:ind w:left="1440" w:hanging="360"/>
+      </w:pPr>
+      <w:rPr>
+        <w:rFonts w:ascii="Courier New" w:hAnsi="Courier New" w:hint="default"/>
+        <w:sz w:val="20"/>
+      </w:rPr>
+    </w:lvl>
+    <w:lvl w:ilvl="2" w:tentative="1">
+      <w:start w:val="1"/>
+      <w:numFmt w:val="bullet"/>
+      <w:lvlText w:val=""/>
+      <w:lvlJc w:val="left"/>
+      <w:pPr>
+        <w:tabs>
+          <w:tab w:val="num" w:pos="2160"/>
+        </w:tabs>
+        <w:ind w:left="2160" w:hanging="360"/>
+      </w:pPr>
+      <w:rPr>
+        <w:rFonts w:ascii="Wingdings" w:hAnsi="Wingdings" w:hint="default"/>
+        <w:sz w:val="20"/>
+      </w:rPr>
+    </w:lvl>
+    <w:lvl w:ilvl="3" w:tentative="1">
+      <w:start w:val="1"/>
+      <w:numFmt w:val="bullet"/>
+      <w:lvlText w:val=""/>
+      <w:lvlJc w:val="left"/>
+      <w:pPr>
+        <w:tabs>
+          <w:tab w:val="num" w:pos="2880"/>
+        </w:tabs>
+        <w:ind w:left="2880" w:hanging="360"/>
+      </w:pPr>
+      <w:rPr>
+        <w:rFonts w:ascii="Wingdings" w:hAnsi="Wingdings" w:hint="default"/>
+        <w:sz w:val="20"/>
+      </w:rPr>
+    </w:lvl>
+    <w:lvl w:ilvl="4" w:tentative="1">
+      <w:start w:val="1"/>
+      <w:numFmt w:val="bullet"/>
+      <w:lvlText w:val=""/>
+      <w:lvlJc w:val="left"/>
+      <w:pPr>
+        <w:tabs>
+          <w:tab w:val="num" w:pos="3600"/>
+        </w:tabs>
+        <w:ind w:left="3600" w:hanging="360"/>
+      </w:pPr>
+      <w:rPr>
+        <w:rFonts w:ascii="Wingdings" w:hAnsi="Wingdings" w:hint="default"/>
+        <w:sz w:val="20"/>
+      </w:rPr>
+    </w:lvl>
+    <w:lvl w:ilvl="5" w:tentative="1">
+      <w:start w:val="1"/>
+      <w:numFmt w:val="bullet"/>
+      <w:lvlText w:val=""/>
+      <w:lvlJc w:val="left"/>
+      <w:pPr>
+        <w:tabs>
+          <w:tab w:val="num" w:pos="4320"/>
+        </w:tabs>
+        <w:ind w:left="4320" w:hanging="360"/>
+      </w:pPr>
+      <w:rPr>
+        <w:rFonts w:ascii="Wingdings" w:hAnsi="Wingdings" w:hint="default"/>
+        <w:sz w:val="20"/>
+      </w:rPr>
+    </w:lvl>
+    <w:lvl w:ilvl="6" w:tentative="1">
+      <w:start w:val="1"/>
+      <w:numFmt w:val="bullet"/>
+      <w:lvlText w:val=""/>
+      <w:lvlJc w:val="left"/>
+      <w:pPr>
+        <w:tabs>
+          <w:tab w:val="num" w:pos="5040"/>
+        </w:tabs>
+        <w:ind w:left="5040" w:hanging="360"/>
+      </w:pPr>
+      <w:rPr>
+        <w:rFonts w:ascii="Wingdings" w:hAnsi="Wingdings" w:hint="default"/>
+        <w:sz w:val="20"/>
+      </w:rPr>
+    </w:lvl>
+    <w:lvl w:ilvl="7" w:tentative="1">
+      <w:start w:val="1"/>
+      <w:numFmt w:val="bullet"/>
+      <w:lvlText w:val=""/>
+      <w:lvlJc w:val="left"/>
+      <w:pPr>
+        <w:tabs>
+          <w:tab w:val="num" w:pos="5760"/>
+        </w:tabs>
+        <w:ind w:left="5760" w:hanging="360"/>
+      </w:pPr>
+      <w:rPr>
+        <w:rFonts w:ascii="Wingdings" w:hAnsi="Wingdings" w:hint="default"/>
+        <w:sz w:val="20"/>
+      </w:rPr>
+    </w:lvl>
+    <w:lvl w:ilvl="8" w:tentative="1">
+      <w:start w:val="1"/>
+      <w:numFmt w:val="bullet"/>
+      <w:lvlText w:val=""/>
+      <w:lvlJc w:val="left"/>
+      <w:pPr>
+        <w:tabs>
+          <w:tab w:val="num" w:pos="6480"/>
+        </w:tabs>
+        <w:ind w:left="6480" w:hanging="360"/>
+      </w:pPr>
+      <w:rPr>
+        <w:rFonts w:ascii="Wingdings" w:hAnsi="Wingdings" w:hint="default"/>
+        <w:sz w:val="20"/>
+      </w:rPr>
+    </w:lvl>
+  </w:abstractNum>
+  <w:abstractNum w:abstractNumId="8" w15:restartNumberingAfterBreak="0">
     <w:nsid w:val="3FAA26B3"/>
     <w:multiLevelType w:val="multilevel"/>
     <w:tmpl w:val="A0206428"/>
@@ -2738,7 +6129,450 @@
       </w:pPr>
     </w:lvl>
   </w:abstractNum>
-  <w:abstractNum w:abstractNumId="5" w15:restartNumberingAfterBreak="0">
+  <w:abstractNum w:abstractNumId="9" w15:restartNumberingAfterBreak="0">
+    <w:nsid w:val="405006D8"/>
+    <w:multiLevelType w:val="multilevel"/>
+    <w:tmpl w:val="57222A90"/>
+    <w:lvl w:ilvl="0">
+      <w:start w:val="1"/>
+      <w:numFmt w:val="bullet"/>
+      <w:lvlText w:val=""/>
+      <w:lvlJc w:val="left"/>
+      <w:pPr>
+        <w:tabs>
+          <w:tab w:val="num" w:pos="720"/>
+        </w:tabs>
+        <w:ind w:left="720" w:hanging="360"/>
+      </w:pPr>
+      <w:rPr>
+        <w:rFonts w:ascii="Symbol" w:hAnsi="Symbol" w:hint="default"/>
+        <w:sz w:val="20"/>
+      </w:rPr>
+    </w:lvl>
+    <w:lvl w:ilvl="1" w:tentative="1">
+      <w:start w:val="1"/>
+      <w:numFmt w:val="bullet"/>
+      <w:lvlText w:val="o"/>
+      <w:lvlJc w:val="left"/>
+      <w:pPr>
+        <w:tabs>
+          <w:tab w:val="num" w:pos="1440"/>
+        </w:tabs>
+        <w:ind w:left="1440" w:hanging="360"/>
+      </w:pPr>
+      <w:rPr>
+        <w:rFonts w:ascii="Courier New" w:hAnsi="Courier New" w:hint="default"/>
+        <w:sz w:val="20"/>
+      </w:rPr>
+    </w:lvl>
+    <w:lvl w:ilvl="2" w:tentative="1">
+      <w:start w:val="1"/>
+      <w:numFmt w:val="bullet"/>
+      <w:lvlText w:val=""/>
+      <w:lvlJc w:val="left"/>
+      <w:pPr>
+        <w:tabs>
+          <w:tab w:val="num" w:pos="2160"/>
+        </w:tabs>
+        <w:ind w:left="2160" w:hanging="360"/>
+      </w:pPr>
+      <w:rPr>
+        <w:rFonts w:ascii="Wingdings" w:hAnsi="Wingdings" w:hint="default"/>
+        <w:sz w:val="20"/>
+      </w:rPr>
+    </w:lvl>
+    <w:lvl w:ilvl="3" w:tentative="1">
+      <w:start w:val="1"/>
+      <w:numFmt w:val="bullet"/>
+      <w:lvlText w:val=""/>
+      <w:lvlJc w:val="left"/>
+      <w:pPr>
+        <w:tabs>
+          <w:tab w:val="num" w:pos="2880"/>
+        </w:tabs>
+        <w:ind w:left="2880" w:hanging="360"/>
+      </w:pPr>
+      <w:rPr>
+        <w:rFonts w:ascii="Wingdings" w:hAnsi="Wingdings" w:hint="default"/>
+        <w:sz w:val="20"/>
+      </w:rPr>
+    </w:lvl>
+    <w:lvl w:ilvl="4" w:tentative="1">
+      <w:start w:val="1"/>
+      <w:numFmt w:val="bullet"/>
+      <w:lvlText w:val=""/>
+      <w:lvlJc w:val="left"/>
+      <w:pPr>
+        <w:tabs>
+          <w:tab w:val="num" w:pos="3600"/>
+        </w:tabs>
+        <w:ind w:left="3600" w:hanging="360"/>
+      </w:pPr>
+      <w:rPr>
+        <w:rFonts w:ascii="Wingdings" w:hAnsi="Wingdings" w:hint="default"/>
+        <w:sz w:val="20"/>
+      </w:rPr>
+    </w:lvl>
+    <w:lvl w:ilvl="5" w:tentative="1">
+      <w:start w:val="1"/>
+      <w:numFmt w:val="bullet"/>
+      <w:lvlText w:val=""/>
+      <w:lvlJc w:val="left"/>
+      <w:pPr>
+        <w:tabs>
+          <w:tab w:val="num" w:pos="4320"/>
+        </w:tabs>
+        <w:ind w:left="4320" w:hanging="360"/>
+      </w:pPr>
+      <w:rPr>
+        <w:rFonts w:ascii="Wingdings" w:hAnsi="Wingdings" w:hint="default"/>
+        <w:sz w:val="20"/>
+      </w:rPr>
+    </w:lvl>
+    <w:lvl w:ilvl="6" w:tentative="1">
+      <w:start w:val="1"/>
+      <w:numFmt w:val="bullet"/>
+      <w:lvlText w:val=""/>
+      <w:lvlJc w:val="left"/>
+      <w:pPr>
+        <w:tabs>
+          <w:tab w:val="num" w:pos="5040"/>
+        </w:tabs>
+        <w:ind w:left="5040" w:hanging="360"/>
+      </w:pPr>
+      <w:rPr>
+        <w:rFonts w:ascii="Wingdings" w:hAnsi="Wingdings" w:hint="default"/>
+        <w:sz w:val="20"/>
+      </w:rPr>
+    </w:lvl>
+    <w:lvl w:ilvl="7" w:tentative="1">
+      <w:start w:val="1"/>
+      <w:numFmt w:val="bullet"/>
+      <w:lvlText w:val=""/>
+      <w:lvlJc w:val="left"/>
+      <w:pPr>
+        <w:tabs>
+          <w:tab w:val="num" w:pos="5760"/>
+        </w:tabs>
+        <w:ind w:left="5760" w:hanging="360"/>
+      </w:pPr>
+      <w:rPr>
+        <w:rFonts w:ascii="Wingdings" w:hAnsi="Wingdings" w:hint="default"/>
+        <w:sz w:val="20"/>
+      </w:rPr>
+    </w:lvl>
+    <w:lvl w:ilvl="8" w:tentative="1">
+      <w:start w:val="1"/>
+      <w:numFmt w:val="bullet"/>
+      <w:lvlText w:val=""/>
+      <w:lvlJc w:val="left"/>
+      <w:pPr>
+        <w:tabs>
+          <w:tab w:val="num" w:pos="6480"/>
+        </w:tabs>
+        <w:ind w:left="6480" w:hanging="360"/>
+      </w:pPr>
+      <w:rPr>
+        <w:rFonts w:ascii="Wingdings" w:hAnsi="Wingdings" w:hint="default"/>
+        <w:sz w:val="20"/>
+      </w:rPr>
+    </w:lvl>
+  </w:abstractNum>
+  <w:abstractNum w:abstractNumId="10" w15:restartNumberingAfterBreak="0">
+    <w:nsid w:val="46765667"/>
+    <w:multiLevelType w:val="multilevel"/>
+    <w:tmpl w:val="E0547262"/>
+    <w:lvl w:ilvl="0">
+      <w:start w:val="1"/>
+      <w:numFmt w:val="bullet"/>
+      <w:lvlText w:val=""/>
+      <w:lvlJc w:val="left"/>
+      <w:pPr>
+        <w:tabs>
+          <w:tab w:val="num" w:pos="720"/>
+        </w:tabs>
+        <w:ind w:left="720" w:hanging="360"/>
+      </w:pPr>
+      <w:rPr>
+        <w:rFonts w:ascii="Symbol" w:hAnsi="Symbol" w:hint="default"/>
+        <w:sz w:val="20"/>
+      </w:rPr>
+    </w:lvl>
+    <w:lvl w:ilvl="1" w:tentative="1">
+      <w:start w:val="1"/>
+      <w:numFmt w:val="bullet"/>
+      <w:lvlText w:val="o"/>
+      <w:lvlJc w:val="left"/>
+      <w:pPr>
+        <w:tabs>
+          <w:tab w:val="num" w:pos="1440"/>
+        </w:tabs>
+        <w:ind w:left="1440" w:hanging="360"/>
+      </w:pPr>
+      <w:rPr>
+        <w:rFonts w:ascii="Courier New" w:hAnsi="Courier New" w:hint="default"/>
+        <w:sz w:val="20"/>
+      </w:rPr>
+    </w:lvl>
+    <w:lvl w:ilvl="2" w:tentative="1">
+      <w:start w:val="1"/>
+      <w:numFmt w:val="bullet"/>
+      <w:lvlText w:val=""/>
+      <w:lvlJc w:val="left"/>
+      <w:pPr>
+        <w:tabs>
+          <w:tab w:val="num" w:pos="2160"/>
+        </w:tabs>
+        <w:ind w:left="2160" w:hanging="360"/>
+      </w:pPr>
+      <w:rPr>
+        <w:rFonts w:ascii="Wingdings" w:hAnsi="Wingdings" w:hint="default"/>
+        <w:sz w:val="20"/>
+      </w:rPr>
+    </w:lvl>
+    <w:lvl w:ilvl="3" w:tentative="1">
+      <w:start w:val="1"/>
+      <w:numFmt w:val="bullet"/>
+      <w:lvlText w:val=""/>
+      <w:lvlJc w:val="left"/>
+      <w:pPr>
+        <w:tabs>
+          <w:tab w:val="num" w:pos="2880"/>
+        </w:tabs>
+        <w:ind w:left="2880" w:hanging="360"/>
+      </w:pPr>
+      <w:rPr>
+        <w:rFonts w:ascii="Wingdings" w:hAnsi="Wingdings" w:hint="default"/>
+        <w:sz w:val="20"/>
+      </w:rPr>
+    </w:lvl>
+    <w:lvl w:ilvl="4" w:tentative="1">
+      <w:start w:val="1"/>
+      <w:numFmt w:val="bullet"/>
+      <w:lvlText w:val=""/>
+      <w:lvlJc w:val="left"/>
+      <w:pPr>
+        <w:tabs>
+          <w:tab w:val="num" w:pos="3600"/>
+        </w:tabs>
+        <w:ind w:left="3600" w:hanging="360"/>
+      </w:pPr>
+      <w:rPr>
+        <w:rFonts w:ascii="Wingdings" w:hAnsi="Wingdings" w:hint="default"/>
+        <w:sz w:val="20"/>
+      </w:rPr>
+    </w:lvl>
+    <w:lvl w:ilvl="5" w:tentative="1">
+      <w:start w:val="1"/>
+      <w:numFmt w:val="bullet"/>
+      <w:lvlText w:val=""/>
+      <w:lvlJc w:val="left"/>
+      <w:pPr>
+        <w:tabs>
+          <w:tab w:val="num" w:pos="4320"/>
+        </w:tabs>
+        <w:ind w:left="4320" w:hanging="360"/>
+      </w:pPr>
+      <w:rPr>
+        <w:rFonts w:ascii="Wingdings" w:hAnsi="Wingdings" w:hint="default"/>
+        <w:sz w:val="20"/>
+      </w:rPr>
+    </w:lvl>
+    <w:lvl w:ilvl="6" w:tentative="1">
+      <w:start w:val="1"/>
+      <w:numFmt w:val="bullet"/>
+      <w:lvlText w:val=""/>
+      <w:lvlJc w:val="left"/>
+      <w:pPr>
+        <w:tabs>
+          <w:tab w:val="num" w:pos="5040"/>
+        </w:tabs>
+        <w:ind w:left="5040" w:hanging="360"/>
+      </w:pPr>
+      <w:rPr>
+        <w:rFonts w:ascii="Wingdings" w:hAnsi="Wingdings" w:hint="default"/>
+        <w:sz w:val="20"/>
+      </w:rPr>
+    </w:lvl>
+    <w:lvl w:ilvl="7" w:tentative="1">
+      <w:start w:val="1"/>
+      <w:numFmt w:val="bullet"/>
+      <w:lvlText w:val=""/>
+      <w:lvlJc w:val="left"/>
+      <w:pPr>
+        <w:tabs>
+          <w:tab w:val="num" w:pos="5760"/>
+        </w:tabs>
+        <w:ind w:left="5760" w:hanging="360"/>
+      </w:pPr>
+      <w:rPr>
+        <w:rFonts w:ascii="Wingdings" w:hAnsi="Wingdings" w:hint="default"/>
+        <w:sz w:val="20"/>
+      </w:rPr>
+    </w:lvl>
+    <w:lvl w:ilvl="8" w:tentative="1">
+      <w:start w:val="1"/>
+      <w:numFmt w:val="bullet"/>
+      <w:lvlText w:val=""/>
+      <w:lvlJc w:val="left"/>
+      <w:pPr>
+        <w:tabs>
+          <w:tab w:val="num" w:pos="6480"/>
+        </w:tabs>
+        <w:ind w:left="6480" w:hanging="360"/>
+      </w:pPr>
+      <w:rPr>
+        <w:rFonts w:ascii="Wingdings" w:hAnsi="Wingdings" w:hint="default"/>
+        <w:sz w:val="20"/>
+      </w:rPr>
+    </w:lvl>
+  </w:abstractNum>
+  <w:abstractNum w:abstractNumId="11" w15:restartNumberingAfterBreak="0">
+    <w:nsid w:val="48744AB6"/>
+    <w:multiLevelType w:val="multilevel"/>
+    <w:tmpl w:val="BBD434E0"/>
+    <w:lvl w:ilvl="0">
+      <w:start w:val="1"/>
+      <w:numFmt w:val="bullet"/>
+      <w:lvlText w:val=""/>
+      <w:lvlJc w:val="left"/>
+      <w:pPr>
+        <w:tabs>
+          <w:tab w:val="num" w:pos="720"/>
+        </w:tabs>
+        <w:ind w:left="720" w:hanging="360"/>
+      </w:pPr>
+      <w:rPr>
+        <w:rFonts w:ascii="Symbol" w:hAnsi="Symbol" w:hint="default"/>
+        <w:sz w:val="20"/>
+      </w:rPr>
+    </w:lvl>
+    <w:lvl w:ilvl="1">
+      <w:start w:val="1"/>
+      <w:numFmt w:val="decimal"/>
+      <w:lvlText w:val="%2."/>
+      <w:lvlJc w:val="left"/>
+      <w:pPr>
+        <w:tabs>
+          <w:tab w:val="num" w:pos="1440"/>
+        </w:tabs>
+        <w:ind w:left="1440" w:hanging="360"/>
+      </w:pPr>
+    </w:lvl>
+    <w:lvl w:ilvl="2" w:tentative="1">
+      <w:start w:val="1"/>
+      <w:numFmt w:val="bullet"/>
+      <w:lvlText w:val=""/>
+      <w:lvlJc w:val="left"/>
+      <w:pPr>
+        <w:tabs>
+          <w:tab w:val="num" w:pos="2160"/>
+        </w:tabs>
+        <w:ind w:left="2160" w:hanging="360"/>
+      </w:pPr>
+      <w:rPr>
+        <w:rFonts w:ascii="Wingdings" w:hAnsi="Wingdings" w:hint="default"/>
+        <w:sz w:val="20"/>
+      </w:rPr>
+    </w:lvl>
+    <w:lvl w:ilvl="3" w:tentative="1">
+      <w:start w:val="1"/>
+      <w:numFmt w:val="bullet"/>
+      <w:lvlText w:val=""/>
+      <w:lvlJc w:val="left"/>
+      <w:pPr>
+        <w:tabs>
+          <w:tab w:val="num" w:pos="2880"/>
+        </w:tabs>
+        <w:ind w:left="2880" w:hanging="360"/>
+      </w:pPr>
+      <w:rPr>
+        <w:rFonts w:ascii="Wingdings" w:hAnsi="Wingdings" w:hint="default"/>
+        <w:sz w:val="20"/>
+      </w:rPr>
+    </w:lvl>
+    <w:lvl w:ilvl="4" w:tentative="1">
+      <w:start w:val="1"/>
+      <w:numFmt w:val="bullet"/>
+      <w:lvlText w:val=""/>
+      <w:lvlJc w:val="left"/>
+      <w:pPr>
+        <w:tabs>
+          <w:tab w:val="num" w:pos="3600"/>
+        </w:tabs>
+        <w:ind w:left="3600" w:hanging="360"/>
+      </w:pPr>
+      <w:rPr>
+        <w:rFonts w:ascii="Wingdings" w:hAnsi="Wingdings" w:hint="default"/>
+        <w:sz w:val="20"/>
+      </w:rPr>
+    </w:lvl>
+    <w:lvl w:ilvl="5" w:tentative="1">
+      <w:start w:val="1"/>
+      <w:numFmt w:val="bullet"/>
+      <w:lvlText w:val=""/>
+      <w:lvlJc w:val="left"/>
+      <w:pPr>
+        <w:tabs>
+          <w:tab w:val="num" w:pos="4320"/>
+        </w:tabs>
+        <w:ind w:left="4320" w:hanging="360"/>
+      </w:pPr>
+      <w:rPr>
+        <w:rFonts w:ascii="Wingdings" w:hAnsi="Wingdings" w:hint="default"/>
+        <w:sz w:val="20"/>
+      </w:rPr>
+    </w:lvl>
+    <w:lvl w:ilvl="6" w:tentative="1">
+      <w:start w:val="1"/>
+      <w:numFmt w:val="bullet"/>
+      <w:lvlText w:val=""/>
+      <w:lvlJc w:val="left"/>
+      <w:pPr>
+        <w:tabs>
+          <w:tab w:val="num" w:pos="5040"/>
+        </w:tabs>
+        <w:ind w:left="5040" w:hanging="360"/>
+      </w:pPr>
+      <w:rPr>
+        <w:rFonts w:ascii="Wingdings" w:hAnsi="Wingdings" w:hint="default"/>
+        <w:sz w:val="20"/>
+      </w:rPr>
+    </w:lvl>
+    <w:lvl w:ilvl="7" w:tentative="1">
+      <w:start w:val="1"/>
+      <w:numFmt w:val="bullet"/>
+      <w:lvlText w:val=""/>
+      <w:lvlJc w:val="left"/>
+      <w:pPr>
+        <w:tabs>
+          <w:tab w:val="num" w:pos="5760"/>
+        </w:tabs>
+        <w:ind w:left="5760" w:hanging="360"/>
+      </w:pPr>
+      <w:rPr>
+        <w:rFonts w:ascii="Wingdings" w:hAnsi="Wingdings" w:hint="default"/>
+        <w:sz w:val="20"/>
+      </w:rPr>
+    </w:lvl>
+    <w:lvl w:ilvl="8" w:tentative="1">
+      <w:start w:val="1"/>
+      <w:numFmt w:val="bullet"/>
+      <w:lvlText w:val=""/>
+      <w:lvlJc w:val="left"/>
+      <w:pPr>
+        <w:tabs>
+          <w:tab w:val="num" w:pos="6480"/>
+        </w:tabs>
+        <w:ind w:left="6480" w:hanging="360"/>
+      </w:pPr>
+      <w:rPr>
+        <w:rFonts w:ascii="Wingdings" w:hAnsi="Wingdings" w:hint="default"/>
+        <w:sz w:val="20"/>
+      </w:rPr>
+    </w:lvl>
+  </w:abstractNum>
+  <w:abstractNum w:abstractNumId="12" w15:restartNumberingAfterBreak="0">
     <w:nsid w:val="4A3E61CF"/>
     <w:multiLevelType w:val="multilevel"/>
     <w:tmpl w:val="26A4D2CA"/>
@@ -2887,7 +6721,454 @@
       </w:rPr>
     </w:lvl>
   </w:abstractNum>
-  <w:abstractNum w:abstractNumId="6" w15:restartNumberingAfterBreak="0">
+  <w:abstractNum w:abstractNumId="13" w15:restartNumberingAfterBreak="0">
+    <w:nsid w:val="4D9D3B19"/>
+    <w:multiLevelType w:val="multilevel"/>
+    <w:tmpl w:val="CFDA7008"/>
+    <w:lvl w:ilvl="0">
+      <w:start w:val="1"/>
+      <w:numFmt w:val="bullet"/>
+      <w:lvlText w:val=""/>
+      <w:lvlJc w:val="left"/>
+      <w:pPr>
+        <w:tabs>
+          <w:tab w:val="num" w:pos="720"/>
+        </w:tabs>
+        <w:ind w:left="720" w:hanging="360"/>
+      </w:pPr>
+      <w:rPr>
+        <w:rFonts w:ascii="Symbol" w:hAnsi="Symbol" w:hint="default"/>
+        <w:sz w:val="20"/>
+      </w:rPr>
+    </w:lvl>
+    <w:lvl w:ilvl="1" w:tentative="1">
+      <w:start w:val="1"/>
+      <w:numFmt w:val="bullet"/>
+      <w:lvlText w:val="o"/>
+      <w:lvlJc w:val="left"/>
+      <w:pPr>
+        <w:tabs>
+          <w:tab w:val="num" w:pos="1440"/>
+        </w:tabs>
+        <w:ind w:left="1440" w:hanging="360"/>
+      </w:pPr>
+      <w:rPr>
+        <w:rFonts w:ascii="Courier New" w:hAnsi="Courier New" w:hint="default"/>
+        <w:sz w:val="20"/>
+      </w:rPr>
+    </w:lvl>
+    <w:lvl w:ilvl="2" w:tentative="1">
+      <w:start w:val="1"/>
+      <w:numFmt w:val="bullet"/>
+      <w:lvlText w:val=""/>
+      <w:lvlJc w:val="left"/>
+      <w:pPr>
+        <w:tabs>
+          <w:tab w:val="num" w:pos="2160"/>
+        </w:tabs>
+        <w:ind w:left="2160" w:hanging="360"/>
+      </w:pPr>
+      <w:rPr>
+        <w:rFonts w:ascii="Wingdings" w:hAnsi="Wingdings" w:hint="default"/>
+        <w:sz w:val="20"/>
+      </w:rPr>
+    </w:lvl>
+    <w:lvl w:ilvl="3" w:tentative="1">
+      <w:start w:val="1"/>
+      <w:numFmt w:val="bullet"/>
+      <w:lvlText w:val=""/>
+      <w:lvlJc w:val="left"/>
+      <w:pPr>
+        <w:tabs>
+          <w:tab w:val="num" w:pos="2880"/>
+        </w:tabs>
+        <w:ind w:left="2880" w:hanging="360"/>
+      </w:pPr>
+      <w:rPr>
+        <w:rFonts w:ascii="Wingdings" w:hAnsi="Wingdings" w:hint="default"/>
+        <w:sz w:val="20"/>
+      </w:rPr>
+    </w:lvl>
+    <w:lvl w:ilvl="4" w:tentative="1">
+      <w:start w:val="1"/>
+      <w:numFmt w:val="bullet"/>
+      <w:lvlText w:val=""/>
+      <w:lvlJc w:val="left"/>
+      <w:pPr>
+        <w:tabs>
+          <w:tab w:val="num" w:pos="3600"/>
+        </w:tabs>
+        <w:ind w:left="3600" w:hanging="360"/>
+      </w:pPr>
+      <w:rPr>
+        <w:rFonts w:ascii="Wingdings" w:hAnsi="Wingdings" w:hint="default"/>
+        <w:sz w:val="20"/>
+      </w:rPr>
+    </w:lvl>
+    <w:lvl w:ilvl="5" w:tentative="1">
+      <w:start w:val="1"/>
+      <w:numFmt w:val="bullet"/>
+      <w:lvlText w:val=""/>
+      <w:lvlJc w:val="left"/>
+      <w:pPr>
+        <w:tabs>
+          <w:tab w:val="num" w:pos="4320"/>
+        </w:tabs>
+        <w:ind w:left="4320" w:hanging="360"/>
+      </w:pPr>
+      <w:rPr>
+        <w:rFonts w:ascii="Wingdings" w:hAnsi="Wingdings" w:hint="default"/>
+        <w:sz w:val="20"/>
+      </w:rPr>
+    </w:lvl>
+    <w:lvl w:ilvl="6" w:tentative="1">
+      <w:start w:val="1"/>
+      <w:numFmt w:val="bullet"/>
+      <w:lvlText w:val=""/>
+      <w:lvlJc w:val="left"/>
+      <w:pPr>
+        <w:tabs>
+          <w:tab w:val="num" w:pos="5040"/>
+        </w:tabs>
+        <w:ind w:left="5040" w:hanging="360"/>
+      </w:pPr>
+      <w:rPr>
+        <w:rFonts w:ascii="Wingdings" w:hAnsi="Wingdings" w:hint="default"/>
+        <w:sz w:val="20"/>
+      </w:rPr>
+    </w:lvl>
+    <w:lvl w:ilvl="7" w:tentative="1">
+      <w:start w:val="1"/>
+      <w:numFmt w:val="bullet"/>
+      <w:lvlText w:val=""/>
+      <w:lvlJc w:val="left"/>
+      <w:pPr>
+        <w:tabs>
+          <w:tab w:val="num" w:pos="5760"/>
+        </w:tabs>
+        <w:ind w:left="5760" w:hanging="360"/>
+      </w:pPr>
+      <w:rPr>
+        <w:rFonts w:ascii="Wingdings" w:hAnsi="Wingdings" w:hint="default"/>
+        <w:sz w:val="20"/>
+      </w:rPr>
+    </w:lvl>
+    <w:lvl w:ilvl="8" w:tentative="1">
+      <w:start w:val="1"/>
+      <w:numFmt w:val="bullet"/>
+      <w:lvlText w:val=""/>
+      <w:lvlJc w:val="left"/>
+      <w:pPr>
+        <w:tabs>
+          <w:tab w:val="num" w:pos="6480"/>
+        </w:tabs>
+        <w:ind w:left="6480" w:hanging="360"/>
+      </w:pPr>
+      <w:rPr>
+        <w:rFonts w:ascii="Wingdings" w:hAnsi="Wingdings" w:hint="default"/>
+        <w:sz w:val="20"/>
+      </w:rPr>
+    </w:lvl>
+  </w:abstractNum>
+  <w:abstractNum w:abstractNumId="14" w15:restartNumberingAfterBreak="0">
+    <w:nsid w:val="6B4E5BD2"/>
+    <w:multiLevelType w:val="multilevel"/>
+    <w:tmpl w:val="8F86ADAE"/>
+    <w:lvl w:ilvl="0">
+      <w:start w:val="1"/>
+      <w:numFmt w:val="bullet"/>
+      <w:lvlText w:val=""/>
+      <w:lvlJc w:val="left"/>
+      <w:pPr>
+        <w:tabs>
+          <w:tab w:val="num" w:pos="720"/>
+        </w:tabs>
+        <w:ind w:left="720" w:hanging="360"/>
+      </w:pPr>
+      <w:rPr>
+        <w:rFonts w:ascii="Symbol" w:hAnsi="Symbol" w:hint="default"/>
+        <w:sz w:val="20"/>
+      </w:rPr>
+    </w:lvl>
+    <w:lvl w:ilvl="1" w:tentative="1">
+      <w:start w:val="1"/>
+      <w:numFmt w:val="bullet"/>
+      <w:lvlText w:val="o"/>
+      <w:lvlJc w:val="left"/>
+      <w:pPr>
+        <w:tabs>
+          <w:tab w:val="num" w:pos="1440"/>
+        </w:tabs>
+        <w:ind w:left="1440" w:hanging="360"/>
+      </w:pPr>
+      <w:rPr>
+        <w:rFonts w:ascii="Courier New" w:hAnsi="Courier New" w:hint="default"/>
+        <w:sz w:val="20"/>
+      </w:rPr>
+    </w:lvl>
+    <w:lvl w:ilvl="2" w:tentative="1">
+      <w:start w:val="1"/>
+      <w:numFmt w:val="bullet"/>
+      <w:lvlText w:val=""/>
+      <w:lvlJc w:val="left"/>
+      <w:pPr>
+        <w:tabs>
+          <w:tab w:val="num" w:pos="2160"/>
+        </w:tabs>
+        <w:ind w:left="2160" w:hanging="360"/>
+      </w:pPr>
+      <w:rPr>
+        <w:rFonts w:ascii="Wingdings" w:hAnsi="Wingdings" w:hint="default"/>
+        <w:sz w:val="20"/>
+      </w:rPr>
+    </w:lvl>
+    <w:lvl w:ilvl="3" w:tentative="1">
+      <w:start w:val="1"/>
+      <w:numFmt w:val="bullet"/>
+      <w:lvlText w:val=""/>
+      <w:lvlJc w:val="left"/>
+      <w:pPr>
+        <w:tabs>
+          <w:tab w:val="num" w:pos="2880"/>
+        </w:tabs>
+        <w:ind w:left="2880" w:hanging="360"/>
+      </w:pPr>
+      <w:rPr>
+        <w:rFonts w:ascii="Wingdings" w:hAnsi="Wingdings" w:hint="default"/>
+        <w:sz w:val="20"/>
+      </w:rPr>
+    </w:lvl>
+    <w:lvl w:ilvl="4" w:tentative="1">
+      <w:start w:val="1"/>
+      <w:numFmt w:val="bullet"/>
+      <w:lvlText w:val=""/>
+      <w:lvlJc w:val="left"/>
+      <w:pPr>
+        <w:tabs>
+          <w:tab w:val="num" w:pos="3600"/>
+        </w:tabs>
+        <w:ind w:left="3600" w:hanging="360"/>
+      </w:pPr>
+      <w:rPr>
+        <w:rFonts w:ascii="Wingdings" w:hAnsi="Wingdings" w:hint="default"/>
+        <w:sz w:val="20"/>
+      </w:rPr>
+    </w:lvl>
+    <w:lvl w:ilvl="5" w:tentative="1">
+      <w:start w:val="1"/>
+      <w:numFmt w:val="bullet"/>
+      <w:lvlText w:val=""/>
+      <w:lvlJc w:val="left"/>
+      <w:pPr>
+        <w:tabs>
+          <w:tab w:val="num" w:pos="4320"/>
+        </w:tabs>
+        <w:ind w:left="4320" w:hanging="360"/>
+      </w:pPr>
+      <w:rPr>
+        <w:rFonts w:ascii="Wingdings" w:hAnsi="Wingdings" w:hint="default"/>
+        <w:sz w:val="20"/>
+      </w:rPr>
+    </w:lvl>
+    <w:lvl w:ilvl="6" w:tentative="1">
+      <w:start w:val="1"/>
+      <w:numFmt w:val="bullet"/>
+      <w:lvlText w:val=""/>
+      <w:lvlJc w:val="left"/>
+      <w:pPr>
+        <w:tabs>
+          <w:tab w:val="num" w:pos="5040"/>
+        </w:tabs>
+        <w:ind w:left="5040" w:hanging="360"/>
+      </w:pPr>
+      <w:rPr>
+        <w:rFonts w:ascii="Wingdings" w:hAnsi="Wingdings" w:hint="default"/>
+        <w:sz w:val="20"/>
+      </w:rPr>
+    </w:lvl>
+    <w:lvl w:ilvl="7" w:tentative="1">
+      <w:start w:val="1"/>
+      <w:numFmt w:val="bullet"/>
+      <w:lvlText w:val=""/>
+      <w:lvlJc w:val="left"/>
+      <w:pPr>
+        <w:tabs>
+          <w:tab w:val="num" w:pos="5760"/>
+        </w:tabs>
+        <w:ind w:left="5760" w:hanging="360"/>
+      </w:pPr>
+      <w:rPr>
+        <w:rFonts w:ascii="Wingdings" w:hAnsi="Wingdings" w:hint="default"/>
+        <w:sz w:val="20"/>
+      </w:rPr>
+    </w:lvl>
+    <w:lvl w:ilvl="8" w:tentative="1">
+      <w:start w:val="1"/>
+      <w:numFmt w:val="bullet"/>
+      <w:lvlText w:val=""/>
+      <w:lvlJc w:val="left"/>
+      <w:pPr>
+        <w:tabs>
+          <w:tab w:val="num" w:pos="6480"/>
+        </w:tabs>
+        <w:ind w:left="6480" w:hanging="360"/>
+      </w:pPr>
+      <w:rPr>
+        <w:rFonts w:ascii="Wingdings" w:hAnsi="Wingdings" w:hint="default"/>
+        <w:sz w:val="20"/>
+      </w:rPr>
+    </w:lvl>
+  </w:abstractNum>
+  <w:abstractNum w:abstractNumId="15" w15:restartNumberingAfterBreak="0">
+    <w:nsid w:val="6D675446"/>
+    <w:multiLevelType w:val="multilevel"/>
+    <w:tmpl w:val="834EDBCA"/>
+    <w:lvl w:ilvl="0">
+      <w:start w:val="1"/>
+      <w:numFmt w:val="bullet"/>
+      <w:lvlText w:val=""/>
+      <w:lvlJc w:val="left"/>
+      <w:pPr>
+        <w:tabs>
+          <w:tab w:val="num" w:pos="720"/>
+        </w:tabs>
+        <w:ind w:left="720" w:hanging="360"/>
+      </w:pPr>
+      <w:rPr>
+        <w:rFonts w:ascii="Symbol" w:hAnsi="Symbol" w:hint="default"/>
+        <w:sz w:val="20"/>
+      </w:rPr>
+    </w:lvl>
+    <w:lvl w:ilvl="1">
+      <w:start w:val="1"/>
+      <w:numFmt w:val="bullet"/>
+      <w:lvlText w:val="o"/>
+      <w:lvlJc w:val="left"/>
+      <w:pPr>
+        <w:tabs>
+          <w:tab w:val="num" w:pos="1440"/>
+        </w:tabs>
+        <w:ind w:left="1440" w:hanging="360"/>
+      </w:pPr>
+      <w:rPr>
+        <w:rFonts w:ascii="Courier New" w:hAnsi="Courier New" w:hint="default"/>
+        <w:sz w:val="20"/>
+      </w:rPr>
+    </w:lvl>
+    <w:lvl w:ilvl="2" w:tentative="1">
+      <w:start w:val="1"/>
+      <w:numFmt w:val="bullet"/>
+      <w:lvlText w:val=""/>
+      <w:lvlJc w:val="left"/>
+      <w:pPr>
+        <w:tabs>
+          <w:tab w:val="num" w:pos="2160"/>
+        </w:tabs>
+        <w:ind w:left="2160" w:hanging="360"/>
+      </w:pPr>
+      <w:rPr>
+        <w:rFonts w:ascii="Wingdings" w:hAnsi="Wingdings" w:hint="default"/>
+        <w:sz w:val="20"/>
+      </w:rPr>
+    </w:lvl>
+    <w:lvl w:ilvl="3" w:tentative="1">
+      <w:start w:val="1"/>
+      <w:numFmt w:val="bullet"/>
+      <w:lvlText w:val=""/>
+      <w:lvlJc w:val="left"/>
+      <w:pPr>
+        <w:tabs>
+          <w:tab w:val="num" w:pos="2880"/>
+        </w:tabs>
+        <w:ind w:left="2880" w:hanging="360"/>
+      </w:pPr>
+      <w:rPr>
+        <w:rFonts w:ascii="Wingdings" w:hAnsi="Wingdings" w:hint="default"/>
+        <w:sz w:val="20"/>
+      </w:rPr>
+    </w:lvl>
+    <w:lvl w:ilvl="4" w:tentative="1">
+      <w:start w:val="1"/>
+      <w:numFmt w:val="bullet"/>
+      <w:lvlText w:val=""/>
+      <w:lvlJc w:val="left"/>
+      <w:pPr>
+        <w:tabs>
+          <w:tab w:val="num" w:pos="3600"/>
+        </w:tabs>
+        <w:ind w:left="3600" w:hanging="360"/>
+      </w:pPr>
+      <w:rPr>
+        <w:rFonts w:ascii="Wingdings" w:hAnsi="Wingdings" w:hint="default"/>
+        <w:sz w:val="20"/>
+      </w:rPr>
+    </w:lvl>
+    <w:lvl w:ilvl="5" w:tentative="1">
+      <w:start w:val="1"/>
+      <w:numFmt w:val="bullet"/>
+      <w:lvlText w:val=""/>
+      <w:lvlJc w:val="left"/>
+      <w:pPr>
+        <w:tabs>
+          <w:tab w:val="num" w:pos="4320"/>
+        </w:tabs>
+        <w:ind w:left="4320" w:hanging="360"/>
+      </w:pPr>
+      <w:rPr>
+        <w:rFonts w:ascii="Wingdings" w:hAnsi="Wingdings" w:hint="default"/>
+        <w:sz w:val="20"/>
+      </w:rPr>
+    </w:lvl>
+    <w:lvl w:ilvl="6" w:tentative="1">
+      <w:start w:val="1"/>
+      <w:numFmt w:val="bullet"/>
+      <w:lvlText w:val=""/>
+      <w:lvlJc w:val="left"/>
+      <w:pPr>
+        <w:tabs>
+          <w:tab w:val="num" w:pos="5040"/>
+        </w:tabs>
+        <w:ind w:left="5040" w:hanging="360"/>
+      </w:pPr>
+      <w:rPr>
+        <w:rFonts w:ascii="Wingdings" w:hAnsi="Wingdings" w:hint="default"/>
+        <w:sz w:val="20"/>
+      </w:rPr>
+    </w:lvl>
+    <w:lvl w:ilvl="7" w:tentative="1">
+      <w:start w:val="1"/>
+      <w:numFmt w:val="bullet"/>
+      <w:lvlText w:val=""/>
+      <w:lvlJc w:val="left"/>
+      <w:pPr>
+        <w:tabs>
+          <w:tab w:val="num" w:pos="5760"/>
+        </w:tabs>
+        <w:ind w:left="5760" w:hanging="360"/>
+      </w:pPr>
+      <w:rPr>
+        <w:rFonts w:ascii="Wingdings" w:hAnsi="Wingdings" w:hint="default"/>
+        <w:sz w:val="20"/>
+      </w:rPr>
+    </w:lvl>
+    <w:lvl w:ilvl="8" w:tentative="1">
+      <w:start w:val="1"/>
+      <w:numFmt w:val="bullet"/>
+      <w:lvlText w:val=""/>
+      <w:lvlJc w:val="left"/>
+      <w:pPr>
+        <w:tabs>
+          <w:tab w:val="num" w:pos="6480"/>
+        </w:tabs>
+        <w:ind w:left="6480" w:hanging="360"/>
+      </w:pPr>
+      <w:rPr>
+        <w:rFonts w:ascii="Wingdings" w:hAnsi="Wingdings" w:hint="default"/>
+        <w:sz w:val="20"/>
+      </w:rPr>
+    </w:lvl>
+  </w:abstractNum>
+  <w:abstractNum w:abstractNumId="16" w15:restartNumberingAfterBreak="0">
     <w:nsid w:val="73EB4722"/>
     <w:multiLevelType w:val="multilevel"/>
     <w:tmpl w:val="5F14FFBE"/>
@@ -3036,7 +7317,7 @@
       </w:rPr>
     </w:lvl>
   </w:abstractNum>
-  <w:abstractNum w:abstractNumId="7" w15:restartNumberingAfterBreak="0">
+  <w:abstractNum w:abstractNumId="17" w15:restartNumberingAfterBreak="0">
     <w:nsid w:val="7E7F1F59"/>
     <w:multiLevelType w:val="multilevel"/>
     <w:tmpl w:val="80B29E38"/>
@@ -3185,7 +7466,7 @@
       </w:rPr>
     </w:lvl>
   </w:abstractNum>
-  <w:abstractNum w:abstractNumId="8" w15:restartNumberingAfterBreak="0">
+  <w:abstractNum w:abstractNumId="18" w15:restartNumberingAfterBreak="0">
     <w:nsid w:val="7F274C0E"/>
     <w:multiLevelType w:val="multilevel"/>
     <w:tmpl w:val="D8665B86"/>
@@ -3334,32 +7615,214 @@
       </w:rPr>
     </w:lvl>
   </w:abstractNum>
+  <w:abstractNum w:abstractNumId="19" w15:restartNumberingAfterBreak="0">
+    <w:nsid w:val="7F8F6D96"/>
+    <w:multiLevelType w:val="multilevel"/>
+    <w:tmpl w:val="D668F702"/>
+    <w:lvl w:ilvl="0">
+      <w:start w:val="1"/>
+      <w:numFmt w:val="bullet"/>
+      <w:lvlText w:val=""/>
+      <w:lvlJc w:val="left"/>
+      <w:pPr>
+        <w:tabs>
+          <w:tab w:val="num" w:pos="720"/>
+        </w:tabs>
+        <w:ind w:left="720" w:hanging="360"/>
+      </w:pPr>
+      <w:rPr>
+        <w:rFonts w:ascii="Symbol" w:hAnsi="Symbol" w:hint="default"/>
+        <w:sz w:val="20"/>
+      </w:rPr>
+    </w:lvl>
+    <w:lvl w:ilvl="1" w:tentative="1">
+      <w:start w:val="1"/>
+      <w:numFmt w:val="bullet"/>
+      <w:lvlText w:val="o"/>
+      <w:lvlJc w:val="left"/>
+      <w:pPr>
+        <w:tabs>
+          <w:tab w:val="num" w:pos="1440"/>
+        </w:tabs>
+        <w:ind w:left="1440" w:hanging="360"/>
+      </w:pPr>
+      <w:rPr>
+        <w:rFonts w:ascii="Courier New" w:hAnsi="Courier New" w:hint="default"/>
+        <w:sz w:val="20"/>
+      </w:rPr>
+    </w:lvl>
+    <w:lvl w:ilvl="2" w:tentative="1">
+      <w:start w:val="1"/>
+      <w:numFmt w:val="bullet"/>
+      <w:lvlText w:val=""/>
+      <w:lvlJc w:val="left"/>
+      <w:pPr>
+        <w:tabs>
+          <w:tab w:val="num" w:pos="2160"/>
+        </w:tabs>
+        <w:ind w:left="2160" w:hanging="360"/>
+      </w:pPr>
+      <w:rPr>
+        <w:rFonts w:ascii="Wingdings" w:hAnsi="Wingdings" w:hint="default"/>
+        <w:sz w:val="20"/>
+      </w:rPr>
+    </w:lvl>
+    <w:lvl w:ilvl="3" w:tentative="1">
+      <w:start w:val="1"/>
+      <w:numFmt w:val="bullet"/>
+      <w:lvlText w:val=""/>
+      <w:lvlJc w:val="left"/>
+      <w:pPr>
+        <w:tabs>
+          <w:tab w:val="num" w:pos="2880"/>
+        </w:tabs>
+        <w:ind w:left="2880" w:hanging="360"/>
+      </w:pPr>
+      <w:rPr>
+        <w:rFonts w:ascii="Wingdings" w:hAnsi="Wingdings" w:hint="default"/>
+        <w:sz w:val="20"/>
+      </w:rPr>
+    </w:lvl>
+    <w:lvl w:ilvl="4" w:tentative="1">
+      <w:start w:val="1"/>
+      <w:numFmt w:val="bullet"/>
+      <w:lvlText w:val=""/>
+      <w:lvlJc w:val="left"/>
+      <w:pPr>
+        <w:tabs>
+          <w:tab w:val="num" w:pos="3600"/>
+        </w:tabs>
+        <w:ind w:left="3600" w:hanging="360"/>
+      </w:pPr>
+      <w:rPr>
+        <w:rFonts w:ascii="Wingdings" w:hAnsi="Wingdings" w:hint="default"/>
+        <w:sz w:val="20"/>
+      </w:rPr>
+    </w:lvl>
+    <w:lvl w:ilvl="5" w:tentative="1">
+      <w:start w:val="1"/>
+      <w:numFmt w:val="bullet"/>
+      <w:lvlText w:val=""/>
+      <w:lvlJc w:val="left"/>
+      <w:pPr>
+        <w:tabs>
+          <w:tab w:val="num" w:pos="4320"/>
+        </w:tabs>
+        <w:ind w:left="4320" w:hanging="360"/>
+      </w:pPr>
+      <w:rPr>
+        <w:rFonts w:ascii="Wingdings" w:hAnsi="Wingdings" w:hint="default"/>
+        <w:sz w:val="20"/>
+      </w:rPr>
+    </w:lvl>
+    <w:lvl w:ilvl="6" w:tentative="1">
+      <w:start w:val="1"/>
+      <w:numFmt w:val="bullet"/>
+      <w:lvlText w:val=""/>
+      <w:lvlJc w:val="left"/>
+      <w:pPr>
+        <w:tabs>
+          <w:tab w:val="num" w:pos="5040"/>
+        </w:tabs>
+        <w:ind w:left="5040" w:hanging="360"/>
+      </w:pPr>
+      <w:rPr>
+        <w:rFonts w:ascii="Wingdings" w:hAnsi="Wingdings" w:hint="default"/>
+        <w:sz w:val="20"/>
+      </w:rPr>
+    </w:lvl>
+    <w:lvl w:ilvl="7" w:tentative="1">
+      <w:start w:val="1"/>
+      <w:numFmt w:val="bullet"/>
+      <w:lvlText w:val=""/>
+      <w:lvlJc w:val="left"/>
+      <w:pPr>
+        <w:tabs>
+          <w:tab w:val="num" w:pos="5760"/>
+        </w:tabs>
+        <w:ind w:left="5760" w:hanging="360"/>
+      </w:pPr>
+      <w:rPr>
+        <w:rFonts w:ascii="Wingdings" w:hAnsi="Wingdings" w:hint="default"/>
+        <w:sz w:val="20"/>
+      </w:rPr>
+    </w:lvl>
+    <w:lvl w:ilvl="8" w:tentative="1">
+      <w:start w:val="1"/>
+      <w:numFmt w:val="bullet"/>
+      <w:lvlText w:val=""/>
+      <w:lvlJc w:val="left"/>
+      <w:pPr>
+        <w:tabs>
+          <w:tab w:val="num" w:pos="6480"/>
+        </w:tabs>
+        <w:ind w:left="6480" w:hanging="360"/>
+      </w:pPr>
+      <w:rPr>
+        <w:rFonts w:ascii="Wingdings" w:hAnsi="Wingdings" w:hint="default"/>
+        <w:sz w:val="20"/>
+      </w:rPr>
+    </w:lvl>
+  </w:abstractNum>
   <w:num w:numId="1" w16cid:durableId="1790664698">
+    <w:abstractNumId w:val="16"/>
+  </w:num>
+  <w:num w:numId="2" w16cid:durableId="913315237">
     <w:abstractNumId w:val="6"/>
   </w:num>
-  <w:num w:numId="2" w16cid:durableId="913315237">
-    <w:abstractNumId w:val="3"/>
-  </w:num>
   <w:num w:numId="3" w16cid:durableId="1592666586">
-    <w:abstractNumId w:val="8"/>
+    <w:abstractNumId w:val="18"/>
   </w:num>
   <w:num w:numId="4" w16cid:durableId="510418239">
-    <w:abstractNumId w:val="5"/>
+    <w:abstractNumId w:val="12"/>
   </w:num>
   <w:num w:numId="5" w16cid:durableId="680550783">
-    <w:abstractNumId w:val="7"/>
+    <w:abstractNumId w:val="17"/>
   </w:num>
   <w:num w:numId="6" w16cid:durableId="285746792">
-    <w:abstractNumId w:val="2"/>
+    <w:abstractNumId w:val="4"/>
   </w:num>
   <w:num w:numId="7" w16cid:durableId="1338732938">
-    <w:abstractNumId w:val="1"/>
+    <w:abstractNumId w:val="3"/>
   </w:num>
   <w:num w:numId="8" w16cid:durableId="162361005">
     <w:abstractNumId w:val="0"/>
   </w:num>
   <w:num w:numId="9" w16cid:durableId="1501001245">
-    <w:abstractNumId w:val="4"/>
+    <w:abstractNumId w:val="8"/>
+  </w:num>
+  <w:num w:numId="10" w16cid:durableId="1706250928">
+    <w:abstractNumId w:val="11"/>
+  </w:num>
+  <w:num w:numId="11" w16cid:durableId="1292050097">
+    <w:abstractNumId w:val="14"/>
+  </w:num>
+  <w:num w:numId="12" w16cid:durableId="1745948958">
+    <w:abstractNumId w:val="2"/>
+  </w:num>
+  <w:num w:numId="13" w16cid:durableId="679312742">
+    <w:abstractNumId w:val="15"/>
+  </w:num>
+  <w:num w:numId="14" w16cid:durableId="1597860147">
+    <w:abstractNumId w:val="19"/>
+  </w:num>
+  <w:num w:numId="15" w16cid:durableId="2042434571">
+    <w:abstractNumId w:val="7"/>
+  </w:num>
+  <w:num w:numId="16" w16cid:durableId="1867019793">
+    <w:abstractNumId w:val="5"/>
+  </w:num>
+  <w:num w:numId="17" w16cid:durableId="839076169">
+    <w:abstractNumId w:val="9"/>
+  </w:num>
+  <w:num w:numId="18" w16cid:durableId="1218131698">
+    <w:abstractNumId w:val="10"/>
+  </w:num>
+  <w:num w:numId="19" w16cid:durableId="213657393">
+    <w:abstractNumId w:val="1"/>
+  </w:num>
+  <w:num w:numId="20" w16cid:durableId="630095303">
+    <w:abstractNumId w:val="13"/>
   </w:num>
 </w:numbering>
 </file>

--- a/notes.docx
+++ b/notes.docx
@@ -1,6 +1,6 @@
 
 <file path=word/document.xml><?xml version="1.0" encoding="utf-8"?>
-<w:document xmlns:wpc="http://schemas.microsoft.com/office/word/2010/wordprocessingCanvas" xmlns:cx="http://schemas.microsoft.com/office/drawing/2014/chartex" xmlns:cx1="http://schemas.microsoft.com/office/drawing/2015/9/8/chartex" xmlns:cx2="http://schemas.microsoft.com/office/drawing/2015/10/21/chartex" xmlns:cx3="http://schemas.microsoft.com/office/drawing/2016/5/9/chartex" xmlns:cx4="http://schemas.microsoft.com/office/drawing/2016/5/10/chartex" xmlns:cx5="http://schemas.microsoft.com/office/drawing/2016/5/11/chartex" xmlns:cx6="http://schemas.microsoft.com/office/drawing/2016/5/12/chartex" xmlns:cx7="http://schemas.microsoft.com/office/drawing/2016/5/13/chartex" xmlns:cx8="http://schemas.microsoft.com/office/drawing/2016/5/14/chartex" xmlns:mc="http://schemas.openxmlformats.org/markup-compatibility/2006" xmlns:aink="http://schemas.microsoft.com/office/drawing/2016/ink" xmlns:am3d="http://schemas.microsoft.com/office/drawing/2017/model3d" xmlns:o="urn:schemas-microsoft-com:office:office" xmlns:oel="http://schemas.microsoft.com/office/2019/extlst" xmlns:r="http://schemas.openxmlformats.org/officeDocument/2006/relationships" xmlns:m="http://schemas.openxmlformats.org/officeDocument/2006/math" xmlns:v="urn:schemas-microsoft-com:vml" xmlns:wp14="http://schemas.microsoft.com/office/word/2010/wordprocessingDrawing" xmlns:wp="http://schemas.openxmlformats.org/drawingml/2006/wordprocessingDrawing" xmlns:w10="urn:schemas-microsoft-com:office:word" xmlns:w="http://schemas.openxmlformats.org/wordprocessingml/2006/main" xmlns:w14="http://schemas.microsoft.com/office/word/2010/wordml" xmlns:w15="http://schemas.microsoft.com/office/word/2012/wordml" xmlns:w16cex="http://schemas.microsoft.com/office/word/2018/wordml/cex" xmlns:w16cid="http://schemas.microsoft.com/office/word/2016/wordml/cid" xmlns:w16="http://schemas.microsoft.com/office/word/2018/wordml" xmlns:w16du="http://schemas.microsoft.com/office/word/2023/wordml/word16du" xmlns:w16sdtdh="http://schemas.microsoft.com/office/word/2020/wordml/sdtdatahash" xmlns:w16sdtfl="http://schemas.microsoft.com/office/word/2024/wordml/sdtformatlock" xmlns:w16se="http://schemas.microsoft.com/office/word/2015/wordml/symex" xmlns:wpg="http://schemas.microsoft.com/office/word/2010/wordprocessingGroup" xmlns:wpi="http://schemas.microsoft.com/office/word/2010/wordprocessingInk" xmlns:wne="http://schemas.microsoft.com/office/word/2006/wordml" xmlns:wps="http://schemas.microsoft.com/office/word/2010/wordprocessingShape" mc:Ignorable="w14 w15 w16se w16cid w16 w16cex w16sdtdh w16sdtfl w16du wp14">
+<w:document xmlns:wpc="http://schemas.microsoft.com/office/word/2010/wordprocessingCanvas" xmlns:cx="http://schemas.microsoft.com/office/drawing/2014/chartex" xmlns:cx1="http://schemas.microsoft.com/office/drawing/2015/9/8/chartex" xmlns:cx2="http://schemas.microsoft.com/office/drawing/2015/10/21/chartex" xmlns:cx3="http://schemas.microsoft.com/office/drawing/2016/5/9/chartex" xmlns:cx4="http://schemas.microsoft.com/office/drawing/2016/5/10/chartex" xmlns:cx5="http://schemas.microsoft.com/office/drawing/2016/5/11/chartex" xmlns:cx6="http://schemas.microsoft.com/office/drawing/2016/5/12/chartex" xmlns:cx7="http://schemas.microsoft.com/office/drawing/2016/5/13/chartex" xmlns:cx8="http://schemas.microsoft.com/office/drawing/2016/5/14/chartex" xmlns:mc="http://schemas.openxmlformats.org/markup-compatibility/2006" xmlns:aink="http://schemas.microsoft.com/office/drawing/2016/ink" xmlns:am3d="http://schemas.microsoft.com/office/drawing/2017/model3d" xmlns:o="urn:schemas-microsoft-com:office:office" xmlns:oel="http://schemas.microsoft.com/office/2019/extlst" xmlns:r="http://schemas.openxmlformats.org/officeDocument/2006/relationships" xmlns:m="http://schemas.openxmlformats.org/officeDocument/2006/math" xmlns:v="urn:schemas-microsoft-com:vml" xmlns:wp14="http://schemas.microsoft.com/office/word/2010/wordprocessingDrawing" xmlns:wp="http://schemas.openxmlformats.org/drawingml/2006/wordprocessingDrawing" xmlns:w10="urn:schemas-microsoft-com:office:word" xmlns:w="http://schemas.openxmlformats.org/wordprocessingml/2006/main" xmlns:w14="http://schemas.microsoft.com/office/word/2010/wordml" xmlns:w15="http://schemas.microsoft.com/office/word/2012/wordml" xmlns:w16cei="http://schemas.microsoft.com/office/word/2026/wordml/cei" xmlns:w16cex="http://schemas.microsoft.com/office/word/2018/wordml/cex" xmlns:w16cid="http://schemas.microsoft.com/office/word/2016/wordml/cid" xmlns:w16="http://schemas.microsoft.com/office/word/2018/wordml" xmlns:w16du="http://schemas.microsoft.com/office/word/2023/wordml/word16du" xmlns:w16sdtdh="http://schemas.microsoft.com/office/word/2020/wordml/sdtdatahash" xmlns:w16sdtfl="http://schemas.microsoft.com/office/word/2024/wordml/sdtformatlock" xmlns:w16se="http://schemas.microsoft.com/office/word/2015/wordml/symex" xmlns:wpg="http://schemas.microsoft.com/office/word/2010/wordprocessingGroup" xmlns:wpi="http://schemas.microsoft.com/office/word/2010/wordprocessingInk" xmlns:wne="http://schemas.microsoft.com/office/word/2006/wordml" xmlns:wps="http://schemas.microsoft.com/office/word/2010/wordprocessingShape" mc:Ignorable="w14 w15 w16se w16cid w16 w16cex w16sdtdh w16sdtfl w16du wp14">
   <w:body>
     <w:p>
       <w:pPr>
@@ -4812,6 +4812,2299 @@
     </w:tbl>
     <w:p/>
     <w:p/>
+    <w:p/>
+    <w:p>
+      <w:pPr>
+        <w:rPr>
+          <w:b/>
+          <w:bCs/>
+        </w:rPr>
+      </w:pPr>
+      <w:r>
+        <w:rPr>
+          <w:rFonts w:ascii="Segoe UI Emoji" w:hAnsi="Segoe UI Emoji" w:cs="Segoe UI Emoji"/>
+          <w:b/>
+          <w:bCs/>
+        </w:rPr>
+        <w:t>📌</w:t>
+      </w:r>
+      <w:r>
+        <w:rPr>
+          <w:b/>
+          <w:bCs/>
+        </w:rPr>
+        <w:t xml:space="preserve"> NOTES: Comments in Python</w:t>
+      </w:r>
+    </w:p>
+    <w:p>
+      <w:pPr>
+        <w:rPr>
+          <w:b/>
+          <w:bCs/>
+        </w:rPr>
+      </w:pPr>
+      <w:r>
+        <w:rPr>
+          <w:b/>
+          <w:bCs/>
+        </w:rPr>
+        <w:t>1. What is a Comment? (Definition)</w:t>
+      </w:r>
+    </w:p>
+    <w:p>
+      <w:pPr>
+        <w:numPr>
+          <w:ilvl w:val="0"/>
+          <w:numId w:val="21"/>
+        </w:numPr>
+      </w:pPr>
+      <w:r>
+        <w:rPr>
+          <w:b/>
+          <w:bCs/>
+        </w:rPr>
+        <w:t>Comment</w:t>
+      </w:r>
+      <w:r>
+        <w:t xml:space="preserve"> code ka </w:t>
+      </w:r>
+      <w:proofErr w:type="spellStart"/>
+      <w:r>
+        <w:t>woh</w:t>
+      </w:r>
+      <w:proofErr w:type="spellEnd"/>
+      <w:r>
+        <w:t xml:space="preserve"> </w:t>
+      </w:r>
+      <w:proofErr w:type="spellStart"/>
+      <w:r>
+        <w:t>hissa</w:t>
+      </w:r>
+      <w:proofErr w:type="spellEnd"/>
+      <w:r>
+        <w:t xml:space="preserve"> </w:t>
+      </w:r>
+      <w:proofErr w:type="spellStart"/>
+      <w:r>
+        <w:t>hota</w:t>
+      </w:r>
+      <w:proofErr w:type="spellEnd"/>
+      <w:r>
+        <w:t xml:space="preserve"> </w:t>
+      </w:r>
+      <w:proofErr w:type="spellStart"/>
+      <w:r>
+        <w:t>hai</w:t>
+      </w:r>
+      <w:proofErr w:type="spellEnd"/>
+      <w:r>
+        <w:t xml:space="preserve"> </w:t>
+      </w:r>
+      <w:proofErr w:type="spellStart"/>
+      <w:r>
+        <w:t>jise</w:t>
+      </w:r>
+      <w:proofErr w:type="spellEnd"/>
+      <w:r>
+        <w:t xml:space="preserve"> Python ka </w:t>
+      </w:r>
+      <w:r>
+        <w:rPr>
+          <w:b/>
+          <w:bCs/>
+        </w:rPr>
+        <w:t xml:space="preserve">Interpreter execute </w:t>
+      </w:r>
+      <w:proofErr w:type="spellStart"/>
+      <w:r>
+        <w:rPr>
+          <w:b/>
+          <w:bCs/>
+        </w:rPr>
+        <w:t>nahi</w:t>
+      </w:r>
+      <w:proofErr w:type="spellEnd"/>
+      <w:r>
+        <w:rPr>
+          <w:b/>
+          <w:bCs/>
+        </w:rPr>
+        <w:t xml:space="preserve"> </w:t>
+      </w:r>
+      <w:proofErr w:type="spellStart"/>
+      <w:r>
+        <w:rPr>
+          <w:b/>
+          <w:bCs/>
+        </w:rPr>
+        <w:t>karta</w:t>
+      </w:r>
+      <w:proofErr w:type="spellEnd"/>
+      <w:r>
+        <w:t xml:space="preserve"> (</w:t>
+      </w:r>
+      <w:proofErr w:type="spellStart"/>
+      <w:r>
+        <w:t>yaani</w:t>
+      </w:r>
+      <w:proofErr w:type="spellEnd"/>
+      <w:r>
+        <w:t xml:space="preserve"> ignore </w:t>
+      </w:r>
+      <w:proofErr w:type="spellStart"/>
+      <w:r>
+        <w:t>kar</w:t>
+      </w:r>
+      <w:proofErr w:type="spellEnd"/>
+      <w:r>
+        <w:t xml:space="preserve"> </w:t>
+      </w:r>
+      <w:proofErr w:type="spellStart"/>
+      <w:r>
+        <w:t>deta</w:t>
+      </w:r>
+      <w:proofErr w:type="spellEnd"/>
+      <w:r>
+        <w:t xml:space="preserve"> </w:t>
+      </w:r>
+      <w:proofErr w:type="spellStart"/>
+      <w:r>
+        <w:t>hai</w:t>
+      </w:r>
+      <w:proofErr w:type="spellEnd"/>
+      <w:r>
+        <w:t>).</w:t>
+      </w:r>
+    </w:p>
+    <w:p>
+      <w:pPr>
+        <w:numPr>
+          <w:ilvl w:val="0"/>
+          <w:numId w:val="21"/>
+        </w:numPr>
+      </w:pPr>
+      <w:r>
+        <w:t xml:space="preserve">Comment </w:t>
+      </w:r>
+      <w:proofErr w:type="spellStart"/>
+      <w:r>
+        <w:t>likhne</w:t>
+      </w:r>
+      <w:proofErr w:type="spellEnd"/>
+      <w:r>
+        <w:t xml:space="preserve"> se code </w:t>
+      </w:r>
+      <w:proofErr w:type="spellStart"/>
+      <w:r>
+        <w:t>ke</w:t>
+      </w:r>
+      <w:proofErr w:type="spellEnd"/>
+      <w:r>
+        <w:t xml:space="preserve"> </w:t>
+      </w:r>
+      <w:proofErr w:type="spellStart"/>
+      <w:r>
+        <w:t>behavior</w:t>
+      </w:r>
+      <w:proofErr w:type="spellEnd"/>
+      <w:r>
+        <w:t xml:space="preserve"> </w:t>
+      </w:r>
+      <w:proofErr w:type="spellStart"/>
+      <w:r>
+        <w:t>ya</w:t>
+      </w:r>
+      <w:proofErr w:type="spellEnd"/>
+      <w:r>
+        <w:t xml:space="preserve"> output par koi fark </w:t>
+      </w:r>
+      <w:proofErr w:type="spellStart"/>
+      <w:r>
+        <w:t>nahi</w:t>
+      </w:r>
+      <w:proofErr w:type="spellEnd"/>
+      <w:r>
+        <w:t xml:space="preserve"> </w:t>
+      </w:r>
+      <w:proofErr w:type="spellStart"/>
+      <w:r>
+        <w:t>padta</w:t>
+      </w:r>
+      <w:proofErr w:type="spellEnd"/>
+      <w:r>
+        <w:t>.</w:t>
+      </w:r>
+    </w:p>
+    <w:p>
+      <w:pPr>
+        <w:numPr>
+          <w:ilvl w:val="0"/>
+          <w:numId w:val="21"/>
+        </w:numPr>
+      </w:pPr>
+      <w:r>
+        <w:t xml:space="preserve">Code ko run </w:t>
+      </w:r>
+      <w:proofErr w:type="spellStart"/>
+      <w:r>
+        <w:t>karne</w:t>
+      </w:r>
+      <w:proofErr w:type="spellEnd"/>
+      <w:r>
+        <w:t xml:space="preserve"> par comment </w:t>
+      </w:r>
+      <w:proofErr w:type="spellStart"/>
+      <w:r>
+        <w:t>wali</w:t>
+      </w:r>
+      <w:proofErr w:type="spellEnd"/>
+      <w:r>
+        <w:t xml:space="preserve"> line ka koi output screen par </w:t>
+      </w:r>
+      <w:proofErr w:type="spellStart"/>
+      <w:r>
+        <w:t>nahi</w:t>
+      </w:r>
+      <w:proofErr w:type="spellEnd"/>
+      <w:r>
+        <w:t xml:space="preserve"> </w:t>
+      </w:r>
+      <w:proofErr w:type="spellStart"/>
+      <w:r>
+        <w:t>dikhta</w:t>
+      </w:r>
+      <w:proofErr w:type="spellEnd"/>
+      <w:r>
+        <w:t>.</w:t>
+      </w:r>
+    </w:p>
+    <w:p>
+      <w:pPr>
+        <w:rPr>
+          <w:b/>
+          <w:bCs/>
+        </w:rPr>
+      </w:pPr>
+      <w:r>
+        <w:rPr>
+          <w:b/>
+          <w:bCs/>
+        </w:rPr>
+        <w:t>2. Why do we use Comments? (Purpose/Benefits)</w:t>
+      </w:r>
+    </w:p>
+    <w:p>
+      <w:r>
+        <w:t xml:space="preserve">Comments ka main purpose </w:t>
+      </w:r>
+      <w:r>
+        <w:rPr>
+          <w:b/>
+          <w:bCs/>
+        </w:rPr>
+        <w:t>Code Readability</w:t>
+      </w:r>
+      <w:r>
+        <w:t xml:space="preserve"> ko enhance (</w:t>
+      </w:r>
+      <w:proofErr w:type="spellStart"/>
+      <w:r>
+        <w:t>behtar</w:t>
+      </w:r>
+      <w:proofErr w:type="spellEnd"/>
+      <w:r>
+        <w:t xml:space="preserve">) </w:t>
+      </w:r>
+      <w:proofErr w:type="spellStart"/>
+      <w:r>
+        <w:t>karna</w:t>
+      </w:r>
+      <w:proofErr w:type="spellEnd"/>
+      <w:r>
+        <w:t xml:space="preserve"> </w:t>
+      </w:r>
+      <w:proofErr w:type="spellStart"/>
+      <w:r>
+        <w:t>hota</w:t>
+      </w:r>
+      <w:proofErr w:type="spellEnd"/>
+      <w:r>
+        <w:t xml:space="preserve"> </w:t>
+      </w:r>
+      <w:proofErr w:type="spellStart"/>
+      <w:r>
+        <w:t>hai</w:t>
+      </w:r>
+      <w:proofErr w:type="spellEnd"/>
+      <w:r>
+        <w:t xml:space="preserve">. Iske </w:t>
+      </w:r>
+      <w:proofErr w:type="gramStart"/>
+      <w:r>
+        <w:t>do</w:t>
+      </w:r>
+      <w:proofErr w:type="gramEnd"/>
+      <w:r>
+        <w:t xml:space="preserve"> main reasons hain:</w:t>
+      </w:r>
+    </w:p>
+    <w:p>
+      <w:pPr>
+        <w:numPr>
+          <w:ilvl w:val="0"/>
+          <w:numId w:val="22"/>
+        </w:numPr>
+      </w:pPr>
+      <w:r>
+        <w:rPr>
+          <w:b/>
+          <w:bCs/>
+        </w:rPr>
+        <w:lastRenderedPageBreak/>
+        <w:t>Team Collaboration (</w:t>
+      </w:r>
+      <w:proofErr w:type="spellStart"/>
+      <w:r>
+        <w:rPr>
+          <w:b/>
+          <w:bCs/>
+        </w:rPr>
+        <w:t>Dusre</w:t>
+      </w:r>
+      <w:proofErr w:type="spellEnd"/>
+      <w:r>
+        <w:rPr>
+          <w:b/>
+          <w:bCs/>
+        </w:rPr>
+        <w:t xml:space="preserve"> Programmers </w:t>
+      </w:r>
+      <w:proofErr w:type="spellStart"/>
+      <w:r>
+        <w:rPr>
+          <w:b/>
+          <w:bCs/>
+        </w:rPr>
+        <w:t>ke</w:t>
+      </w:r>
+      <w:proofErr w:type="spellEnd"/>
+      <w:r>
+        <w:rPr>
+          <w:b/>
+          <w:bCs/>
+        </w:rPr>
+        <w:t xml:space="preserve"> </w:t>
+      </w:r>
+      <w:proofErr w:type="spellStart"/>
+      <w:r>
+        <w:rPr>
+          <w:b/>
+          <w:bCs/>
+        </w:rPr>
+        <w:t>liye</w:t>
+      </w:r>
+      <w:proofErr w:type="spellEnd"/>
+      <w:r>
+        <w:rPr>
+          <w:b/>
+          <w:bCs/>
+        </w:rPr>
+        <w:t>):</w:t>
+      </w:r>
+    </w:p>
+    <w:p>
+      <w:pPr>
+        <w:numPr>
+          <w:ilvl w:val="1"/>
+          <w:numId w:val="22"/>
+        </w:numPr>
+      </w:pPr>
+      <w:r>
+        <w:t xml:space="preserve">Jab </w:t>
+      </w:r>
+      <w:proofErr w:type="spellStart"/>
+      <w:r>
+        <w:t>aap</w:t>
+      </w:r>
+      <w:proofErr w:type="spellEnd"/>
+      <w:r>
+        <w:t xml:space="preserve"> </w:t>
+      </w:r>
+      <w:proofErr w:type="spellStart"/>
+      <w:r>
+        <w:t>kisi</w:t>
+      </w:r>
+      <w:proofErr w:type="spellEnd"/>
+      <w:r>
+        <w:t xml:space="preserve"> company </w:t>
+      </w:r>
+      <w:proofErr w:type="spellStart"/>
+      <w:r>
+        <w:t>ya</w:t>
+      </w:r>
+      <w:proofErr w:type="spellEnd"/>
+      <w:r>
+        <w:t xml:space="preserve"> project </w:t>
+      </w:r>
+      <w:proofErr w:type="spellStart"/>
+      <w:r>
+        <w:t>mein</w:t>
+      </w:r>
+      <w:proofErr w:type="spellEnd"/>
+      <w:r>
+        <w:t xml:space="preserve"> team </w:t>
+      </w:r>
+      <w:proofErr w:type="spellStart"/>
+      <w:r>
+        <w:t>ke</w:t>
+      </w:r>
+      <w:proofErr w:type="spellEnd"/>
+      <w:r>
+        <w:t xml:space="preserve"> </w:t>
+      </w:r>
+      <w:proofErr w:type="spellStart"/>
+      <w:r>
+        <w:t>sath</w:t>
+      </w:r>
+      <w:proofErr w:type="spellEnd"/>
+      <w:r>
+        <w:t xml:space="preserve"> </w:t>
+      </w:r>
+      <w:proofErr w:type="spellStart"/>
+      <w:r>
+        <w:t>kaam</w:t>
+      </w:r>
+      <w:proofErr w:type="spellEnd"/>
+      <w:r>
+        <w:t xml:space="preserve"> </w:t>
+      </w:r>
+      <w:proofErr w:type="spellStart"/>
+      <w:r>
+        <w:t>karte</w:t>
+      </w:r>
+      <w:proofErr w:type="spellEnd"/>
+      <w:r>
+        <w:t xml:space="preserve"> </w:t>
+      </w:r>
+      <w:proofErr w:type="spellStart"/>
+      <w:r>
+        <w:t>ho</w:t>
+      </w:r>
+      <w:proofErr w:type="spellEnd"/>
+      <w:r>
+        <w:t xml:space="preserve">, </w:t>
+      </w:r>
+      <w:proofErr w:type="spellStart"/>
+      <w:r>
+        <w:t>toh</w:t>
+      </w:r>
+      <w:proofErr w:type="spellEnd"/>
+      <w:r>
+        <w:t xml:space="preserve"> </w:t>
+      </w:r>
+      <w:proofErr w:type="spellStart"/>
+      <w:r>
+        <w:t>aapka</w:t>
+      </w:r>
+      <w:proofErr w:type="spellEnd"/>
+      <w:r>
+        <w:t xml:space="preserve"> </w:t>
+      </w:r>
+      <w:proofErr w:type="spellStart"/>
+      <w:r>
+        <w:t>likha</w:t>
+      </w:r>
+      <w:proofErr w:type="spellEnd"/>
+      <w:r>
+        <w:t xml:space="preserve"> </w:t>
+      </w:r>
+      <w:proofErr w:type="spellStart"/>
+      <w:r>
+        <w:t>hua</w:t>
+      </w:r>
+      <w:proofErr w:type="spellEnd"/>
+      <w:r>
+        <w:t xml:space="preserve"> code </w:t>
+      </w:r>
+      <w:proofErr w:type="spellStart"/>
+      <w:r>
+        <w:t>dusre</w:t>
+      </w:r>
+      <w:proofErr w:type="spellEnd"/>
+      <w:r>
+        <w:t xml:space="preserve"> developers </w:t>
+      </w:r>
+      <w:proofErr w:type="spellStart"/>
+      <w:r>
+        <w:t>bhi</w:t>
+      </w:r>
+      <w:proofErr w:type="spellEnd"/>
+      <w:r>
+        <w:t xml:space="preserve"> </w:t>
+      </w:r>
+      <w:proofErr w:type="spellStart"/>
+      <w:r>
+        <w:t>padhte</w:t>
+      </w:r>
+      <w:proofErr w:type="spellEnd"/>
+      <w:r>
+        <w:t xml:space="preserve"> hain.</w:t>
+      </w:r>
+    </w:p>
+    <w:p>
+      <w:pPr>
+        <w:numPr>
+          <w:ilvl w:val="1"/>
+          <w:numId w:val="22"/>
+        </w:numPr>
+      </w:pPr>
+      <w:r>
+        <w:t xml:space="preserve">Agar </w:t>
+      </w:r>
+      <w:proofErr w:type="spellStart"/>
+      <w:r>
+        <w:t>aap</w:t>
+      </w:r>
+      <w:proofErr w:type="spellEnd"/>
+      <w:r>
+        <w:t xml:space="preserve"> company </w:t>
+      </w:r>
+      <w:proofErr w:type="spellStart"/>
+      <w:r>
+        <w:t>chhod</w:t>
+      </w:r>
+      <w:proofErr w:type="spellEnd"/>
+      <w:r>
+        <w:t xml:space="preserve"> </w:t>
+      </w:r>
+      <w:proofErr w:type="spellStart"/>
+      <w:r>
+        <w:t>dete</w:t>
+      </w:r>
+      <w:proofErr w:type="spellEnd"/>
+      <w:r>
+        <w:t xml:space="preserve"> </w:t>
+      </w:r>
+      <w:proofErr w:type="spellStart"/>
+      <w:r>
+        <w:t>ho</w:t>
+      </w:r>
+      <w:proofErr w:type="spellEnd"/>
+      <w:r>
+        <w:t xml:space="preserve"> </w:t>
+      </w:r>
+      <w:proofErr w:type="spellStart"/>
+      <w:r>
+        <w:t>ya</w:t>
+      </w:r>
+      <w:proofErr w:type="spellEnd"/>
+      <w:r>
+        <w:t xml:space="preserve"> leave par </w:t>
+      </w:r>
+      <w:proofErr w:type="spellStart"/>
+      <w:r>
+        <w:t>chale</w:t>
+      </w:r>
+      <w:proofErr w:type="spellEnd"/>
+      <w:r>
+        <w:t xml:space="preserve"> </w:t>
+      </w:r>
+      <w:proofErr w:type="spellStart"/>
+      <w:r>
+        <w:t>jaate</w:t>
+      </w:r>
+      <w:proofErr w:type="spellEnd"/>
+      <w:r>
+        <w:t xml:space="preserve"> </w:t>
+      </w:r>
+      <w:proofErr w:type="spellStart"/>
+      <w:r>
+        <w:t>ho</w:t>
+      </w:r>
+      <w:proofErr w:type="spellEnd"/>
+      <w:r>
+        <w:t xml:space="preserve">, </w:t>
+      </w:r>
+      <w:proofErr w:type="spellStart"/>
+      <w:r>
+        <w:t>toh</w:t>
+      </w:r>
+      <w:proofErr w:type="spellEnd"/>
+      <w:r>
+        <w:t xml:space="preserve"> </w:t>
+      </w:r>
+      <w:proofErr w:type="spellStart"/>
+      <w:r>
+        <w:t>dusra</w:t>
+      </w:r>
+      <w:proofErr w:type="spellEnd"/>
+      <w:r>
+        <w:t xml:space="preserve"> </w:t>
+      </w:r>
+      <w:proofErr w:type="spellStart"/>
+      <w:r>
+        <w:t>banda</w:t>
+      </w:r>
+      <w:proofErr w:type="spellEnd"/>
+      <w:r>
+        <w:t xml:space="preserve"> </w:t>
+      </w:r>
+      <w:proofErr w:type="spellStart"/>
+      <w:r>
+        <w:t>aapke</w:t>
+      </w:r>
+      <w:proofErr w:type="spellEnd"/>
+      <w:r>
+        <w:t xml:space="preserve"> comments </w:t>
+      </w:r>
+      <w:proofErr w:type="spellStart"/>
+      <w:r>
+        <w:t>padh</w:t>
+      </w:r>
+      <w:proofErr w:type="spellEnd"/>
+      <w:r>
+        <w:t xml:space="preserve"> </w:t>
+      </w:r>
+      <w:proofErr w:type="spellStart"/>
+      <w:r>
+        <w:t>kar</w:t>
+      </w:r>
+      <w:proofErr w:type="spellEnd"/>
+      <w:r>
+        <w:t xml:space="preserve"> easily </w:t>
+      </w:r>
+      <w:proofErr w:type="spellStart"/>
+      <w:r>
+        <w:t>samajh</w:t>
+      </w:r>
+      <w:proofErr w:type="spellEnd"/>
+      <w:r>
+        <w:t xml:space="preserve"> </w:t>
+      </w:r>
+      <w:proofErr w:type="spellStart"/>
+      <w:r>
+        <w:t>sakta</w:t>
+      </w:r>
+      <w:proofErr w:type="spellEnd"/>
+      <w:r>
+        <w:t xml:space="preserve"> </w:t>
+      </w:r>
+      <w:proofErr w:type="spellStart"/>
+      <w:r>
+        <w:t>hai</w:t>
+      </w:r>
+      <w:proofErr w:type="spellEnd"/>
+      <w:r>
+        <w:t xml:space="preserve"> ki </w:t>
+      </w:r>
+      <w:proofErr w:type="spellStart"/>
+      <w:r>
+        <w:t>aapne</w:t>
+      </w:r>
+      <w:proofErr w:type="spellEnd"/>
+      <w:r>
+        <w:t xml:space="preserve"> </w:t>
+      </w:r>
+      <w:proofErr w:type="spellStart"/>
+      <w:r>
+        <w:t>kya</w:t>
+      </w:r>
+      <w:proofErr w:type="spellEnd"/>
+      <w:r>
+        <w:t xml:space="preserve"> logic </w:t>
+      </w:r>
+      <w:proofErr w:type="spellStart"/>
+      <w:r>
+        <w:t>lagaya</w:t>
+      </w:r>
+      <w:proofErr w:type="spellEnd"/>
+      <w:r>
+        <w:t xml:space="preserve"> </w:t>
+      </w:r>
+      <w:proofErr w:type="spellStart"/>
+      <w:r>
+        <w:t>hai</w:t>
+      </w:r>
+      <w:proofErr w:type="spellEnd"/>
+      <w:r>
+        <w:t>.</w:t>
+      </w:r>
+    </w:p>
+    <w:p>
+      <w:pPr>
+        <w:numPr>
+          <w:ilvl w:val="0"/>
+          <w:numId w:val="22"/>
+        </w:numPr>
+      </w:pPr>
+      <w:proofErr w:type="spellStart"/>
+      <w:r>
+        <w:rPr>
+          <w:b/>
+          <w:bCs/>
+        </w:rPr>
+        <w:t>Self Documentation</w:t>
+      </w:r>
+      <w:proofErr w:type="spellEnd"/>
+      <w:r>
+        <w:rPr>
+          <w:b/>
+          <w:bCs/>
+        </w:rPr>
+        <w:t xml:space="preserve"> (</w:t>
+      </w:r>
+      <w:proofErr w:type="spellStart"/>
+      <w:r>
+        <w:rPr>
+          <w:b/>
+          <w:bCs/>
+        </w:rPr>
+        <w:t>Apne</w:t>
+      </w:r>
+      <w:proofErr w:type="spellEnd"/>
+      <w:r>
+        <w:rPr>
+          <w:b/>
+          <w:bCs/>
+        </w:rPr>
+        <w:t xml:space="preserve"> khud </w:t>
+      </w:r>
+      <w:proofErr w:type="spellStart"/>
+      <w:r>
+        <w:rPr>
+          <w:b/>
+          <w:bCs/>
+        </w:rPr>
+        <w:t>ke</w:t>
+      </w:r>
+      <w:proofErr w:type="spellEnd"/>
+      <w:r>
+        <w:rPr>
+          <w:b/>
+          <w:bCs/>
+        </w:rPr>
+        <w:t xml:space="preserve"> </w:t>
+      </w:r>
+      <w:proofErr w:type="spellStart"/>
+      <w:r>
+        <w:rPr>
+          <w:b/>
+          <w:bCs/>
+        </w:rPr>
+        <w:t>liye</w:t>
+      </w:r>
+      <w:proofErr w:type="spellEnd"/>
+      <w:r>
+        <w:rPr>
+          <w:b/>
+          <w:bCs/>
+        </w:rPr>
+        <w:t>):</w:t>
+      </w:r>
+    </w:p>
+    <w:p>
+      <w:pPr>
+        <w:numPr>
+          <w:ilvl w:val="1"/>
+          <w:numId w:val="22"/>
+        </w:numPr>
+      </w:pPr>
+      <w:r>
+        <w:t>Kabhi-</w:t>
+      </w:r>
+      <w:proofErr w:type="spellStart"/>
+      <w:r>
+        <w:t>kabhi</w:t>
+      </w:r>
+      <w:proofErr w:type="spellEnd"/>
+      <w:r>
+        <w:t xml:space="preserve"> jab </w:t>
+      </w:r>
+      <w:proofErr w:type="spellStart"/>
+      <w:r>
+        <w:t>aap</w:t>
+      </w:r>
+      <w:proofErr w:type="spellEnd"/>
+      <w:r>
+        <w:t xml:space="preserve"> </w:t>
+      </w:r>
+      <w:proofErr w:type="spellStart"/>
+      <w:r>
+        <w:t>apna</w:t>
+      </w:r>
+      <w:proofErr w:type="spellEnd"/>
+      <w:r>
+        <w:t xml:space="preserve"> hi </w:t>
+      </w:r>
+      <w:proofErr w:type="spellStart"/>
+      <w:r>
+        <w:t>likha</w:t>
+      </w:r>
+      <w:proofErr w:type="spellEnd"/>
+      <w:r>
+        <w:t xml:space="preserve"> </w:t>
+      </w:r>
+      <w:proofErr w:type="spellStart"/>
+      <w:r>
+        <w:t>hua</w:t>
+      </w:r>
+      <w:proofErr w:type="spellEnd"/>
+      <w:r>
+        <w:t xml:space="preserve"> code 6 </w:t>
+      </w:r>
+      <w:proofErr w:type="spellStart"/>
+      <w:r>
+        <w:t>mahine</w:t>
+      </w:r>
+      <w:proofErr w:type="spellEnd"/>
+      <w:r>
+        <w:t xml:space="preserve"> </w:t>
+      </w:r>
+      <w:proofErr w:type="spellStart"/>
+      <w:r>
+        <w:t>ya</w:t>
+      </w:r>
+      <w:proofErr w:type="spellEnd"/>
+      <w:r>
+        <w:t xml:space="preserve"> 1 </w:t>
+      </w:r>
+      <w:proofErr w:type="spellStart"/>
+      <w:r>
+        <w:t>saal</w:t>
+      </w:r>
+      <w:proofErr w:type="spellEnd"/>
+      <w:r>
+        <w:t xml:space="preserve"> </w:t>
+      </w:r>
+      <w:proofErr w:type="spellStart"/>
+      <w:r>
+        <w:t>baad</w:t>
+      </w:r>
+      <w:proofErr w:type="spellEnd"/>
+      <w:r>
+        <w:t xml:space="preserve"> </w:t>
+      </w:r>
+      <w:proofErr w:type="spellStart"/>
+      <w:r>
+        <w:t>dekhoge</w:t>
+      </w:r>
+      <w:proofErr w:type="spellEnd"/>
+      <w:r>
+        <w:t xml:space="preserve">, </w:t>
+      </w:r>
+      <w:proofErr w:type="spellStart"/>
+      <w:r>
+        <w:t>toh</w:t>
+      </w:r>
+      <w:proofErr w:type="spellEnd"/>
+      <w:r>
+        <w:t xml:space="preserve"> </w:t>
+      </w:r>
+      <w:proofErr w:type="spellStart"/>
+      <w:r>
+        <w:t>shayad</w:t>
+      </w:r>
+      <w:proofErr w:type="spellEnd"/>
+      <w:r>
+        <w:t xml:space="preserve"> </w:t>
+      </w:r>
+      <w:proofErr w:type="spellStart"/>
+      <w:r>
+        <w:t>aap</w:t>
+      </w:r>
+      <w:proofErr w:type="spellEnd"/>
+      <w:r>
+        <w:t xml:space="preserve"> khud </w:t>
+      </w:r>
+      <w:proofErr w:type="spellStart"/>
+      <w:r>
+        <w:t>bhool</w:t>
+      </w:r>
+      <w:proofErr w:type="spellEnd"/>
+      <w:r>
+        <w:t xml:space="preserve"> </w:t>
+      </w:r>
+      <w:proofErr w:type="spellStart"/>
+      <w:r>
+        <w:t>jao</w:t>
+      </w:r>
+      <w:proofErr w:type="spellEnd"/>
+      <w:r>
+        <w:t xml:space="preserve"> ki </w:t>
+      </w:r>
+      <w:proofErr w:type="spellStart"/>
+      <w:r>
+        <w:t>aapne</w:t>
+      </w:r>
+      <w:proofErr w:type="spellEnd"/>
+      <w:r>
+        <w:t xml:space="preserve"> </w:t>
+      </w:r>
+      <w:proofErr w:type="spellStart"/>
+      <w:r>
+        <w:t>woh</w:t>
+      </w:r>
+      <w:proofErr w:type="spellEnd"/>
+      <w:r>
+        <w:t xml:space="preserve"> logic kyu </w:t>
+      </w:r>
+      <w:proofErr w:type="spellStart"/>
+      <w:r>
+        <w:t>lagaya</w:t>
+      </w:r>
+      <w:proofErr w:type="spellEnd"/>
+      <w:r>
+        <w:t xml:space="preserve"> </w:t>
+      </w:r>
+      <w:proofErr w:type="spellStart"/>
+      <w:r>
+        <w:t>tha</w:t>
+      </w:r>
+      <w:proofErr w:type="spellEnd"/>
+      <w:r>
+        <w:t>.</w:t>
+      </w:r>
+    </w:p>
+    <w:p>
+      <w:pPr>
+        <w:numPr>
+          <w:ilvl w:val="1"/>
+          <w:numId w:val="22"/>
+        </w:numPr>
+      </w:pPr>
+      <w:r>
+        <w:t xml:space="preserve">Comments </w:t>
+      </w:r>
+      <w:proofErr w:type="spellStart"/>
+      <w:r>
+        <w:t>padh</w:t>
+      </w:r>
+      <w:proofErr w:type="spellEnd"/>
+      <w:r>
+        <w:t xml:space="preserve"> </w:t>
+      </w:r>
+      <w:proofErr w:type="spellStart"/>
+      <w:r>
+        <w:t>kar</w:t>
+      </w:r>
+      <w:proofErr w:type="spellEnd"/>
+      <w:r>
+        <w:t xml:space="preserve"> </w:t>
+      </w:r>
+      <w:proofErr w:type="spellStart"/>
+      <w:r>
+        <w:t>aapko</w:t>
+      </w:r>
+      <w:proofErr w:type="spellEnd"/>
+      <w:r>
+        <w:t xml:space="preserve"> </w:t>
+      </w:r>
+      <w:proofErr w:type="spellStart"/>
+      <w:r>
+        <w:t>turant</w:t>
+      </w:r>
+      <w:proofErr w:type="spellEnd"/>
+      <w:r>
+        <w:t xml:space="preserve"> </w:t>
+      </w:r>
+      <w:proofErr w:type="spellStart"/>
+      <w:r>
+        <w:t>apna</w:t>
+      </w:r>
+      <w:proofErr w:type="spellEnd"/>
+      <w:r>
+        <w:t xml:space="preserve"> logic </w:t>
+      </w:r>
+      <w:proofErr w:type="spellStart"/>
+      <w:r>
+        <w:t>yaad</w:t>
+      </w:r>
+      <w:proofErr w:type="spellEnd"/>
+      <w:r>
+        <w:t xml:space="preserve"> aa </w:t>
+      </w:r>
+      <w:proofErr w:type="spellStart"/>
+      <w:r>
+        <w:t>jata</w:t>
+      </w:r>
+      <w:proofErr w:type="spellEnd"/>
+      <w:r>
+        <w:t xml:space="preserve"> </w:t>
+      </w:r>
+      <w:proofErr w:type="spellStart"/>
+      <w:r>
+        <w:t>hai</w:t>
+      </w:r>
+      <w:proofErr w:type="spellEnd"/>
+      <w:r>
+        <w:t>.</w:t>
+      </w:r>
+    </w:p>
+    <w:p>
+      <w:pPr>
+        <w:rPr>
+          <w:b/>
+          <w:bCs/>
+        </w:rPr>
+      </w:pPr>
+      <w:r>
+        <w:rPr>
+          <w:b/>
+          <w:bCs/>
+        </w:rPr>
+        <w:t>3. How to write Comments in Python? (Syntax)</w:t>
+      </w:r>
+    </w:p>
+    <w:p>
+      <w:r>
+        <w:t xml:space="preserve">Python </w:t>
+      </w:r>
+      <w:proofErr w:type="spellStart"/>
+      <w:r>
+        <w:t>mein</w:t>
+      </w:r>
+      <w:proofErr w:type="spellEnd"/>
+      <w:r>
+        <w:t xml:space="preserve"> comment </w:t>
+      </w:r>
+      <w:proofErr w:type="spellStart"/>
+      <w:r>
+        <w:t>likhne</w:t>
+      </w:r>
+      <w:proofErr w:type="spellEnd"/>
+      <w:r>
+        <w:t xml:space="preserve"> </w:t>
+      </w:r>
+      <w:proofErr w:type="spellStart"/>
+      <w:r>
+        <w:t>ke</w:t>
+      </w:r>
+      <w:proofErr w:type="spellEnd"/>
+      <w:r>
+        <w:t xml:space="preserve"> </w:t>
+      </w:r>
+      <w:proofErr w:type="spellStart"/>
+      <w:r>
+        <w:t>liye</w:t>
+      </w:r>
+      <w:proofErr w:type="spellEnd"/>
+      <w:r>
+        <w:t xml:space="preserve"> </w:t>
+      </w:r>
+      <w:r>
+        <w:rPr>
+          <w:b/>
+          <w:bCs/>
+        </w:rPr>
+        <w:t>Hash symbol (#)</w:t>
+      </w:r>
+      <w:r>
+        <w:t xml:space="preserve"> ka </w:t>
+      </w:r>
+      <w:proofErr w:type="gramStart"/>
+      <w:r>
+        <w:t>use</w:t>
+      </w:r>
+      <w:proofErr w:type="gramEnd"/>
+      <w:r>
+        <w:t xml:space="preserve"> </w:t>
+      </w:r>
+      <w:proofErr w:type="spellStart"/>
+      <w:r>
+        <w:t>kiya</w:t>
+      </w:r>
+      <w:proofErr w:type="spellEnd"/>
+      <w:r>
+        <w:t xml:space="preserve"> </w:t>
+      </w:r>
+      <w:proofErr w:type="spellStart"/>
+      <w:r>
+        <w:t>jata</w:t>
+      </w:r>
+      <w:proofErr w:type="spellEnd"/>
+      <w:r>
+        <w:t xml:space="preserve"> </w:t>
+      </w:r>
+      <w:proofErr w:type="spellStart"/>
+      <w:r>
+        <w:t>hai</w:t>
+      </w:r>
+      <w:proofErr w:type="spellEnd"/>
+      <w:r>
+        <w:t>.</w:t>
+      </w:r>
+    </w:p>
+    <w:p>
+      <w:pPr>
+        <w:rPr>
+          <w:b/>
+          <w:bCs/>
+        </w:rPr>
+      </w:pPr>
+      <w:r>
+        <w:rPr>
+          <w:b/>
+          <w:bCs/>
+        </w:rPr>
+        <w:t>Single Line Comment:</w:t>
+      </w:r>
+    </w:p>
+    <w:p>
+      <w:pPr>
+        <w:numPr>
+          <w:ilvl w:val="0"/>
+          <w:numId w:val="23"/>
+        </w:numPr>
+      </w:pPr>
+      <w:proofErr w:type="spellStart"/>
+      <w:r>
+        <w:t>Jis</w:t>
+      </w:r>
+      <w:proofErr w:type="spellEnd"/>
+      <w:r>
+        <w:t xml:space="preserve"> </w:t>
+      </w:r>
+      <w:proofErr w:type="spellStart"/>
+      <w:r>
+        <w:t>bhi</w:t>
+      </w:r>
+      <w:proofErr w:type="spellEnd"/>
+      <w:r>
+        <w:t xml:space="preserve"> line </w:t>
+      </w:r>
+      <w:proofErr w:type="spellStart"/>
+      <w:r>
+        <w:t>ke</w:t>
+      </w:r>
+      <w:proofErr w:type="spellEnd"/>
+      <w:r>
+        <w:t xml:space="preserve"> </w:t>
+      </w:r>
+      <w:proofErr w:type="spellStart"/>
+      <w:r>
+        <w:t>aage</w:t>
+      </w:r>
+      <w:proofErr w:type="spellEnd"/>
+      <w:r>
+        <w:t xml:space="preserve"> # </w:t>
+      </w:r>
+      <w:proofErr w:type="spellStart"/>
+      <w:r>
+        <w:t>laga</w:t>
+      </w:r>
+      <w:proofErr w:type="spellEnd"/>
+      <w:r>
+        <w:t xml:space="preserve"> diya </w:t>
+      </w:r>
+      <w:proofErr w:type="spellStart"/>
+      <w:r>
+        <w:t>jata</w:t>
+      </w:r>
+      <w:proofErr w:type="spellEnd"/>
+      <w:r>
+        <w:t xml:space="preserve"> </w:t>
+      </w:r>
+      <w:proofErr w:type="spellStart"/>
+      <w:r>
+        <w:t>hai</w:t>
+      </w:r>
+      <w:proofErr w:type="spellEnd"/>
+      <w:r>
+        <w:t xml:space="preserve">, Python us poori line ko ignore </w:t>
+      </w:r>
+      <w:proofErr w:type="spellStart"/>
+      <w:r>
+        <w:t>kar</w:t>
+      </w:r>
+      <w:proofErr w:type="spellEnd"/>
+      <w:r>
+        <w:t xml:space="preserve"> </w:t>
+      </w:r>
+      <w:proofErr w:type="spellStart"/>
+      <w:r>
+        <w:t>deta</w:t>
+      </w:r>
+      <w:proofErr w:type="spellEnd"/>
+      <w:r>
+        <w:t xml:space="preserve"> </w:t>
+      </w:r>
+      <w:proofErr w:type="spellStart"/>
+      <w:r>
+        <w:t>hai</w:t>
+      </w:r>
+      <w:proofErr w:type="spellEnd"/>
+      <w:r>
+        <w:t>.</w:t>
+      </w:r>
+    </w:p>
+    <w:p>
+      <w:r>
+        <w:rPr>
+          <w:b/>
+          <w:bCs/>
+        </w:rPr>
+        <w:t>Example:</w:t>
+      </w:r>
+    </w:p>
+    <w:p>
+      <w:r>
+        <w:t>Python</w:t>
+      </w:r>
+    </w:p>
+    <w:p>
+      <w:r>
+        <w:t># This is a comment in Python</w:t>
+      </w:r>
+    </w:p>
+    <w:p>
+      <w:proofErr w:type="gramStart"/>
+      <w:r>
+        <w:t>print(</w:t>
+      </w:r>
+      <w:proofErr w:type="gramEnd"/>
+      <w:r>
+        <w:t>"Hello World</w:t>
+      </w:r>
+      <w:proofErr w:type="gramStart"/>
+      <w:r>
+        <w:t>")  #</w:t>
+      </w:r>
+      <w:proofErr w:type="gramEnd"/>
+      <w:r>
+        <w:t xml:space="preserve"> This prints Hello World</w:t>
+      </w:r>
+    </w:p>
+    <w:p>
+      <w:r>
+        <w:rPr>
+          <w:b/>
+          <w:bCs/>
+        </w:rPr>
+        <w:t>Output:</w:t>
+      </w:r>
+    </w:p>
+    <w:p>
+      <w:r>
+        <w:t>Plaintext</w:t>
+      </w:r>
+    </w:p>
+    <w:p>
+      <w:r>
+        <w:t>Hello World</w:t>
+      </w:r>
+    </w:p>
+    <w:p>
+      <w:r>
+        <w:rPr>
+          <w:i/>
+          <w:iCs/>
+        </w:rPr>
+        <w:t xml:space="preserve">(Note: # </w:t>
+      </w:r>
+      <w:proofErr w:type="spellStart"/>
+      <w:r>
+        <w:rPr>
+          <w:i/>
+          <w:iCs/>
+        </w:rPr>
+        <w:t>ke</w:t>
+      </w:r>
+      <w:proofErr w:type="spellEnd"/>
+      <w:r>
+        <w:rPr>
+          <w:i/>
+          <w:iCs/>
+        </w:rPr>
+        <w:t xml:space="preserve"> </w:t>
+      </w:r>
+      <w:proofErr w:type="spellStart"/>
+      <w:r>
+        <w:rPr>
+          <w:i/>
+          <w:iCs/>
+        </w:rPr>
+        <w:t>aage</w:t>
+      </w:r>
+      <w:proofErr w:type="spellEnd"/>
+      <w:r>
+        <w:rPr>
+          <w:i/>
+          <w:iCs/>
+        </w:rPr>
+        <w:t xml:space="preserve"> </w:t>
+      </w:r>
+      <w:proofErr w:type="spellStart"/>
+      <w:r>
+        <w:rPr>
+          <w:i/>
+          <w:iCs/>
+        </w:rPr>
+        <w:t>likha</w:t>
+      </w:r>
+      <w:proofErr w:type="spellEnd"/>
+      <w:r>
+        <w:rPr>
+          <w:i/>
+          <w:iCs/>
+        </w:rPr>
+        <w:t xml:space="preserve"> </w:t>
+      </w:r>
+      <w:proofErr w:type="spellStart"/>
+      <w:r>
+        <w:rPr>
+          <w:i/>
+          <w:iCs/>
+        </w:rPr>
+        <w:t>hua</w:t>
+      </w:r>
+      <w:proofErr w:type="spellEnd"/>
+      <w:r>
+        <w:rPr>
+          <w:i/>
+          <w:iCs/>
+        </w:rPr>
+        <w:t xml:space="preserve"> text print </w:t>
+      </w:r>
+      <w:proofErr w:type="spellStart"/>
+      <w:r>
+        <w:rPr>
+          <w:i/>
+          <w:iCs/>
+        </w:rPr>
+        <w:t>nahi</w:t>
+      </w:r>
+      <w:proofErr w:type="spellEnd"/>
+      <w:r>
+        <w:rPr>
+          <w:i/>
+          <w:iCs/>
+        </w:rPr>
+        <w:t xml:space="preserve"> </w:t>
+      </w:r>
+      <w:proofErr w:type="spellStart"/>
+      <w:r>
+        <w:rPr>
+          <w:i/>
+          <w:iCs/>
+        </w:rPr>
+        <w:t>hota</w:t>
+      </w:r>
+      <w:proofErr w:type="spellEnd"/>
+      <w:r>
+        <w:rPr>
+          <w:i/>
+          <w:iCs/>
+        </w:rPr>
+        <w:t xml:space="preserve">, </w:t>
+      </w:r>
+      <w:proofErr w:type="spellStart"/>
+      <w:r>
+        <w:rPr>
+          <w:i/>
+          <w:iCs/>
+        </w:rPr>
+        <w:t>sirf</w:t>
+      </w:r>
+      <w:proofErr w:type="spellEnd"/>
+      <w:r>
+        <w:rPr>
+          <w:i/>
+          <w:iCs/>
+        </w:rPr>
+        <w:t xml:space="preserve"> Hello World print </w:t>
+      </w:r>
+      <w:proofErr w:type="spellStart"/>
+      <w:r>
+        <w:rPr>
+          <w:i/>
+          <w:iCs/>
+        </w:rPr>
+        <w:t>hoga</w:t>
+      </w:r>
+      <w:proofErr w:type="spellEnd"/>
+      <w:r>
+        <w:rPr>
+          <w:i/>
+          <w:iCs/>
+        </w:rPr>
+        <w:t>).</w:t>
+      </w:r>
+    </w:p>
+    <w:p>
+      <w:pPr>
+        <w:rPr>
+          <w:b/>
+          <w:bCs/>
+        </w:rPr>
+      </w:pPr>
+      <w:r>
+        <w:rPr>
+          <w:b/>
+          <w:bCs/>
+        </w:rPr>
+        <w:t>4. Multiline Comments in Python</w:t>
+      </w:r>
+    </w:p>
+    <w:p>
+      <w:pPr>
+        <w:numPr>
+          <w:ilvl w:val="0"/>
+          <w:numId w:val="24"/>
+        </w:numPr>
+      </w:pPr>
+      <w:r>
+        <w:t xml:space="preserve">C++, Java, </w:t>
+      </w:r>
+      <w:proofErr w:type="spellStart"/>
+      <w:r>
+        <w:t>ya</w:t>
+      </w:r>
+      <w:proofErr w:type="spellEnd"/>
+      <w:r>
+        <w:t xml:space="preserve"> </w:t>
+      </w:r>
+      <w:proofErr w:type="spellStart"/>
+      <w:r>
+        <w:t>baaki</w:t>
+      </w:r>
+      <w:proofErr w:type="spellEnd"/>
+      <w:r>
+        <w:t xml:space="preserve"> languages ki </w:t>
+      </w:r>
+      <w:proofErr w:type="spellStart"/>
+      <w:r>
+        <w:t>tarah</w:t>
+      </w:r>
+      <w:proofErr w:type="spellEnd"/>
+      <w:r>
+        <w:t xml:space="preserve"> Python </w:t>
+      </w:r>
+      <w:proofErr w:type="spellStart"/>
+      <w:r>
+        <w:t>mein</w:t>
+      </w:r>
+      <w:proofErr w:type="spellEnd"/>
+      <w:r>
+        <w:t xml:space="preserve"> native/built-in </w:t>
+      </w:r>
+      <w:r>
+        <w:rPr>
+          <w:b/>
+          <w:bCs/>
+        </w:rPr>
+        <w:t>Multiline Comment</w:t>
+      </w:r>
+      <w:r>
+        <w:t xml:space="preserve"> (</w:t>
+      </w:r>
+      <w:proofErr w:type="spellStart"/>
+      <w:r>
+        <w:t>jaise</w:t>
+      </w:r>
+      <w:proofErr w:type="spellEnd"/>
+      <w:r>
+        <w:t xml:space="preserve"> /* ... */) ka koi </w:t>
+      </w:r>
+      <w:proofErr w:type="spellStart"/>
+      <w:r>
+        <w:t>alag</w:t>
+      </w:r>
+      <w:proofErr w:type="spellEnd"/>
+      <w:r>
+        <w:t xml:space="preserve"> syntax </w:t>
+      </w:r>
+      <w:proofErr w:type="spellStart"/>
+      <w:r>
+        <w:t>nahi</w:t>
+      </w:r>
+      <w:proofErr w:type="spellEnd"/>
+      <w:r>
+        <w:t xml:space="preserve"> </w:t>
+      </w:r>
+      <w:proofErr w:type="spellStart"/>
+      <w:r>
+        <w:t>hota</w:t>
+      </w:r>
+      <w:proofErr w:type="spellEnd"/>
+      <w:r>
+        <w:t xml:space="preserve"> </w:t>
+      </w:r>
+      <w:proofErr w:type="spellStart"/>
+      <w:r>
+        <w:t>hai</w:t>
+      </w:r>
+      <w:proofErr w:type="spellEnd"/>
+      <w:r>
+        <w:t>.</w:t>
+      </w:r>
+    </w:p>
+    <w:p>
+      <w:pPr>
+        <w:numPr>
+          <w:ilvl w:val="0"/>
+          <w:numId w:val="24"/>
+        </w:numPr>
+      </w:pPr>
+      <w:r>
+        <w:t xml:space="preserve">Agar </w:t>
+      </w:r>
+      <w:proofErr w:type="spellStart"/>
+      <w:r>
+        <w:t>aapko</w:t>
+      </w:r>
+      <w:proofErr w:type="spellEnd"/>
+      <w:r>
+        <w:t xml:space="preserve"> multiple lines ko comment </w:t>
+      </w:r>
+      <w:proofErr w:type="spellStart"/>
+      <w:r>
+        <w:t>karna</w:t>
+      </w:r>
+      <w:proofErr w:type="spellEnd"/>
+      <w:r>
+        <w:t xml:space="preserve"> </w:t>
+      </w:r>
+      <w:proofErr w:type="spellStart"/>
+      <w:r>
+        <w:t>hai</w:t>
+      </w:r>
+      <w:proofErr w:type="spellEnd"/>
+      <w:r>
+        <w:t xml:space="preserve">, </w:t>
+      </w:r>
+      <w:proofErr w:type="spellStart"/>
+      <w:r>
+        <w:t>toh</w:t>
+      </w:r>
+      <w:proofErr w:type="spellEnd"/>
+      <w:r>
+        <w:t xml:space="preserve"> </w:t>
+      </w:r>
+      <w:proofErr w:type="spellStart"/>
+      <w:r>
+        <w:t>aapko</w:t>
+      </w:r>
+      <w:proofErr w:type="spellEnd"/>
+      <w:r>
+        <w:t xml:space="preserve"> </w:t>
+      </w:r>
+      <w:proofErr w:type="spellStart"/>
+      <w:r>
+        <w:rPr>
+          <w:b/>
+          <w:bCs/>
+        </w:rPr>
+        <w:t>har</w:t>
+      </w:r>
+      <w:proofErr w:type="spellEnd"/>
+      <w:r>
+        <w:rPr>
+          <w:b/>
+          <w:bCs/>
+        </w:rPr>
+        <w:t xml:space="preserve"> line </w:t>
+      </w:r>
+      <w:proofErr w:type="spellStart"/>
+      <w:r>
+        <w:rPr>
+          <w:b/>
+          <w:bCs/>
+        </w:rPr>
+        <w:t>ke</w:t>
+      </w:r>
+      <w:proofErr w:type="spellEnd"/>
+      <w:r>
+        <w:rPr>
+          <w:b/>
+          <w:bCs/>
+        </w:rPr>
+        <w:t xml:space="preserve"> </w:t>
+      </w:r>
+      <w:proofErr w:type="spellStart"/>
+      <w:r>
+        <w:rPr>
+          <w:b/>
+          <w:bCs/>
+        </w:rPr>
+        <w:t>aage</w:t>
+      </w:r>
+      <w:proofErr w:type="spellEnd"/>
+      <w:r>
+        <w:rPr>
+          <w:b/>
+          <w:bCs/>
+        </w:rPr>
+        <w:t xml:space="preserve"> # symbol</w:t>
+      </w:r>
+      <w:r>
+        <w:t xml:space="preserve"> </w:t>
+      </w:r>
+      <w:proofErr w:type="spellStart"/>
+      <w:r>
+        <w:t>lagana</w:t>
+      </w:r>
+      <w:proofErr w:type="spellEnd"/>
+      <w:r>
+        <w:t xml:space="preserve"> </w:t>
+      </w:r>
+      <w:proofErr w:type="spellStart"/>
+      <w:r>
+        <w:t>padega</w:t>
+      </w:r>
+      <w:proofErr w:type="spellEnd"/>
+      <w:r>
+        <w:t>:</w:t>
+      </w:r>
+    </w:p>
+    <w:p>
+      <w:r>
+        <w:rPr>
+          <w:b/>
+          <w:bCs/>
+        </w:rPr>
+        <w:t>Example:</w:t>
+      </w:r>
+    </w:p>
+    <w:p>
+      <w:r>
+        <w:t>Python</w:t>
+      </w:r>
+    </w:p>
+    <w:p>
+      <w:r>
+        <w:t># This is line 1 of comment</w:t>
+      </w:r>
+    </w:p>
+    <w:p>
+      <w:r>
+        <w:t># This is line 2 of comment</w:t>
+      </w:r>
+    </w:p>
+    <w:p>
+      <w:r>
+        <w:t># This is line 3 of comment</w:t>
+      </w:r>
+    </w:p>
+    <w:p>
+      <w:proofErr w:type="gramStart"/>
+      <w:r>
+        <w:t>print(</w:t>
+      </w:r>
+      <w:proofErr w:type="gramEnd"/>
+      <w:r>
+        <w:t>"Learning Python!")</w:t>
+      </w:r>
+    </w:p>
+    <w:p>
+      <w:r>
+        <w:rPr>
+          <w:i/>
+          <w:iCs/>
+        </w:rPr>
+        <w:t xml:space="preserve">(Note: Kuch Code Editors / IDEs </w:t>
+      </w:r>
+      <w:proofErr w:type="spellStart"/>
+      <w:r>
+        <w:rPr>
+          <w:i/>
+          <w:iCs/>
+        </w:rPr>
+        <w:t>jaise</w:t>
+      </w:r>
+      <w:proofErr w:type="spellEnd"/>
+      <w:r>
+        <w:rPr>
+          <w:i/>
+          <w:iCs/>
+        </w:rPr>
+        <w:t xml:space="preserve"> VS Code </w:t>
+      </w:r>
+      <w:proofErr w:type="spellStart"/>
+      <w:r>
+        <w:rPr>
+          <w:i/>
+          <w:iCs/>
+        </w:rPr>
+        <w:t>ya</w:t>
+      </w:r>
+      <w:proofErr w:type="spellEnd"/>
+      <w:r>
+        <w:rPr>
+          <w:i/>
+          <w:iCs/>
+        </w:rPr>
+        <w:t xml:space="preserve"> Jupyter Notebook </w:t>
+      </w:r>
+      <w:proofErr w:type="spellStart"/>
+      <w:r>
+        <w:rPr>
+          <w:i/>
+          <w:iCs/>
+        </w:rPr>
+        <w:t>mein</w:t>
+      </w:r>
+      <w:proofErr w:type="spellEnd"/>
+      <w:r>
+        <w:rPr>
+          <w:i/>
+          <w:iCs/>
+        </w:rPr>
+        <w:t xml:space="preserve"> </w:t>
+      </w:r>
+      <w:proofErr w:type="spellStart"/>
+      <w:r>
+        <w:rPr>
+          <w:i/>
+          <w:iCs/>
+        </w:rPr>
+        <w:t>aap</w:t>
+      </w:r>
+      <w:proofErr w:type="spellEnd"/>
+      <w:r>
+        <w:rPr>
+          <w:i/>
+          <w:iCs/>
+        </w:rPr>
+        <w:t xml:space="preserve"> multiple lines select </w:t>
+      </w:r>
+      <w:proofErr w:type="spellStart"/>
+      <w:r>
+        <w:rPr>
+          <w:i/>
+          <w:iCs/>
+        </w:rPr>
+        <w:t>karke</w:t>
+      </w:r>
+      <w:proofErr w:type="spellEnd"/>
+      <w:r>
+        <w:rPr>
+          <w:i/>
+          <w:iCs/>
+        </w:rPr>
+        <w:t xml:space="preserve"> Ctrl + / </w:t>
+      </w:r>
+      <w:proofErr w:type="spellStart"/>
+      <w:r>
+        <w:rPr>
+          <w:i/>
+          <w:iCs/>
+        </w:rPr>
+        <w:t>dabakar</w:t>
+      </w:r>
+      <w:proofErr w:type="spellEnd"/>
+      <w:r>
+        <w:rPr>
+          <w:i/>
+          <w:iCs/>
+        </w:rPr>
+        <w:t xml:space="preserve"> ek </w:t>
+      </w:r>
+      <w:proofErr w:type="spellStart"/>
+      <w:r>
+        <w:rPr>
+          <w:i/>
+          <w:iCs/>
+        </w:rPr>
+        <w:t>saath</w:t>
+      </w:r>
+      <w:proofErr w:type="spellEnd"/>
+      <w:r>
+        <w:rPr>
+          <w:i/>
+          <w:iCs/>
+        </w:rPr>
+        <w:t xml:space="preserve"> </w:t>
+      </w:r>
+      <w:proofErr w:type="spellStart"/>
+      <w:r>
+        <w:rPr>
+          <w:i/>
+          <w:iCs/>
+        </w:rPr>
+        <w:t>sabhi</w:t>
+      </w:r>
+      <w:proofErr w:type="spellEnd"/>
+      <w:r>
+        <w:rPr>
+          <w:i/>
+          <w:iCs/>
+        </w:rPr>
+        <w:t xml:space="preserve"> lines ko comment </w:t>
+      </w:r>
+      <w:proofErr w:type="spellStart"/>
+      <w:r>
+        <w:rPr>
+          <w:i/>
+          <w:iCs/>
+        </w:rPr>
+        <w:t>kar</w:t>
+      </w:r>
+      <w:proofErr w:type="spellEnd"/>
+      <w:r>
+        <w:rPr>
+          <w:i/>
+          <w:iCs/>
+        </w:rPr>
+        <w:t xml:space="preserve"> </w:t>
+      </w:r>
+      <w:proofErr w:type="spellStart"/>
+      <w:r>
+        <w:rPr>
+          <w:i/>
+          <w:iCs/>
+        </w:rPr>
+        <w:t>sakte</w:t>
+      </w:r>
+      <w:proofErr w:type="spellEnd"/>
+      <w:r>
+        <w:rPr>
+          <w:i/>
+          <w:iCs/>
+        </w:rPr>
+        <w:t xml:space="preserve"> </w:t>
+      </w:r>
+      <w:proofErr w:type="spellStart"/>
+      <w:r>
+        <w:rPr>
+          <w:i/>
+          <w:iCs/>
+        </w:rPr>
+        <w:t>ho</w:t>
+      </w:r>
+      <w:proofErr w:type="spellEnd"/>
+      <w:r>
+        <w:rPr>
+          <w:i/>
+          <w:iCs/>
+        </w:rPr>
+        <w:t>).</w:t>
+      </w:r>
+    </w:p>
+    <w:p>
+      <w:pPr>
+        <w:rPr>
+          <w:b/>
+          <w:bCs/>
+        </w:rPr>
+      </w:pPr>
+      <w:r>
+        <w:rPr>
+          <w:rFonts w:ascii="Segoe UI Emoji" w:hAnsi="Segoe UI Emoji" w:cs="Segoe UI Emoji"/>
+          <w:b/>
+          <w:bCs/>
+        </w:rPr>
+        <w:t>💡</w:t>
+      </w:r>
+      <w:r>
+        <w:rPr>
+          <w:b/>
+          <w:bCs/>
+        </w:rPr>
+        <w:t xml:space="preserve"> Quick Summary for Notes:</w:t>
+      </w:r>
+    </w:p>
+    <w:tbl>
+      <w:tblPr>
+        <w:tblW w:w="0" w:type="auto"/>
+        <w:tblCellSpacing w:w="15" w:type="dxa"/>
+        <w:tblCellMar>
+          <w:top w:w="15" w:type="dxa"/>
+          <w:left w:w="15" w:type="dxa"/>
+          <w:bottom w:w="15" w:type="dxa"/>
+          <w:right w:w="15" w:type="dxa"/>
+        </w:tblCellMar>
+        <w:tblLook w:val="04A0" w:firstRow="1" w:lastRow="0" w:firstColumn="1" w:lastColumn="0" w:noHBand="0" w:noVBand="1"/>
+      </w:tblPr>
+      <w:tblGrid>
+        <w:gridCol w:w="2211"/>
+        <w:gridCol w:w="6069"/>
+      </w:tblGrid>
+      <w:tr>
+        <w:trPr>
+          <w:tblHeader/>
+          <w:tblCellSpacing w:w="15" w:type="dxa"/>
+        </w:trPr>
+        <w:tc>
+          <w:tcPr>
+            <w:tcW w:w="0" w:type="auto"/>
+            <w:tcBorders>
+              <w:top w:val="single" w:sz="6" w:space="0" w:color="C4C7C5"/>
+              <w:left w:val="single" w:sz="6" w:space="0" w:color="C4C7C5"/>
+              <w:bottom w:val="single" w:sz="6" w:space="0" w:color="C4C7C5"/>
+              <w:right w:val="single" w:sz="6" w:space="0" w:color="C4C7C5"/>
+            </w:tcBorders>
+            <w:tcMar>
+              <w:top w:w="120" w:type="dxa"/>
+              <w:left w:w="180" w:type="dxa"/>
+              <w:bottom w:w="120" w:type="dxa"/>
+              <w:right w:w="180" w:type="dxa"/>
+            </w:tcMar>
+            <w:vAlign w:val="center"/>
+            <w:hideMark/>
+          </w:tcPr>
+          <w:p>
+            <w:r>
+              <w:rPr>
+                <w:b/>
+                <w:bCs/>
+              </w:rPr>
+              <w:lastRenderedPageBreak/>
+              <w:t>Topic</w:t>
+            </w:r>
+          </w:p>
+        </w:tc>
+        <w:tc>
+          <w:tcPr>
+            <w:tcW w:w="0" w:type="auto"/>
+            <w:tcBorders>
+              <w:top w:val="single" w:sz="6" w:space="0" w:color="C4C7C5"/>
+              <w:left w:val="single" w:sz="6" w:space="0" w:color="C4C7C5"/>
+              <w:bottom w:val="single" w:sz="6" w:space="0" w:color="C4C7C5"/>
+              <w:right w:val="single" w:sz="6" w:space="0" w:color="C4C7C5"/>
+            </w:tcBorders>
+            <w:tcMar>
+              <w:top w:w="120" w:type="dxa"/>
+              <w:left w:w="180" w:type="dxa"/>
+              <w:bottom w:w="120" w:type="dxa"/>
+              <w:right w:w="180" w:type="dxa"/>
+            </w:tcMar>
+            <w:vAlign w:val="center"/>
+            <w:hideMark/>
+          </w:tcPr>
+          <w:p>
+            <w:r>
+              <w:rPr>
+                <w:b/>
+                <w:bCs/>
+              </w:rPr>
+              <w:t>Detail</w:t>
+            </w:r>
+          </w:p>
+        </w:tc>
+      </w:tr>
+      <w:tr>
+        <w:trPr>
+          <w:tblCellSpacing w:w="15" w:type="dxa"/>
+        </w:trPr>
+        <w:tc>
+          <w:tcPr>
+            <w:tcW w:w="0" w:type="auto"/>
+            <w:tcBorders>
+              <w:top w:val="single" w:sz="6" w:space="0" w:color="C4C7C5"/>
+              <w:left w:val="single" w:sz="6" w:space="0" w:color="C4C7C5"/>
+              <w:bottom w:val="single" w:sz="6" w:space="0" w:color="C4C7C5"/>
+              <w:right w:val="single" w:sz="6" w:space="0" w:color="C4C7C5"/>
+            </w:tcBorders>
+            <w:tcMar>
+              <w:top w:w="120" w:type="dxa"/>
+              <w:left w:w="180" w:type="dxa"/>
+              <w:bottom w:w="120" w:type="dxa"/>
+              <w:right w:w="180" w:type="dxa"/>
+            </w:tcMar>
+            <w:vAlign w:val="center"/>
+            <w:hideMark/>
+          </w:tcPr>
+          <w:p>
+            <w:r>
+              <w:rPr>
+                <w:b/>
+                <w:bCs/>
+              </w:rPr>
+              <w:t>Comment Kya Hai?</w:t>
+            </w:r>
+          </w:p>
+        </w:tc>
+        <w:tc>
+          <w:tcPr>
+            <w:tcW w:w="0" w:type="auto"/>
+            <w:tcBorders>
+              <w:top w:val="single" w:sz="6" w:space="0" w:color="C4C7C5"/>
+              <w:left w:val="single" w:sz="6" w:space="0" w:color="C4C7C5"/>
+              <w:bottom w:val="single" w:sz="6" w:space="0" w:color="C4C7C5"/>
+              <w:right w:val="single" w:sz="6" w:space="0" w:color="C4C7C5"/>
+            </w:tcBorders>
+            <w:tcMar>
+              <w:top w:w="120" w:type="dxa"/>
+              <w:left w:w="180" w:type="dxa"/>
+              <w:bottom w:w="120" w:type="dxa"/>
+              <w:right w:w="180" w:type="dxa"/>
+            </w:tcMar>
+            <w:vAlign w:val="center"/>
+            <w:hideMark/>
+          </w:tcPr>
+          <w:p>
+            <w:r>
+              <w:t xml:space="preserve">Non-executable code (Interpreter </w:t>
+            </w:r>
+            <w:proofErr w:type="spellStart"/>
+            <w:r>
+              <w:t>dwara</w:t>
+            </w:r>
+            <w:proofErr w:type="spellEnd"/>
+            <w:r>
+              <w:t xml:space="preserve"> ignore </w:t>
+            </w:r>
+            <w:proofErr w:type="spellStart"/>
+            <w:r>
+              <w:t>kiya</w:t>
+            </w:r>
+            <w:proofErr w:type="spellEnd"/>
+            <w:r>
+              <w:t xml:space="preserve"> </w:t>
+            </w:r>
+            <w:proofErr w:type="spellStart"/>
+            <w:r>
+              <w:t>jata</w:t>
+            </w:r>
+            <w:proofErr w:type="spellEnd"/>
+            <w:r>
+              <w:t xml:space="preserve"> </w:t>
+            </w:r>
+            <w:proofErr w:type="spellStart"/>
+            <w:r>
+              <w:t>hai</w:t>
+            </w:r>
+            <w:proofErr w:type="spellEnd"/>
+            <w:r>
+              <w:t>).</w:t>
+            </w:r>
+          </w:p>
+        </w:tc>
+      </w:tr>
+      <w:tr>
+        <w:trPr>
+          <w:tblCellSpacing w:w="15" w:type="dxa"/>
+        </w:trPr>
+        <w:tc>
+          <w:tcPr>
+            <w:tcW w:w="0" w:type="auto"/>
+            <w:tcBorders>
+              <w:top w:val="single" w:sz="6" w:space="0" w:color="C4C7C5"/>
+              <w:left w:val="single" w:sz="6" w:space="0" w:color="C4C7C5"/>
+              <w:bottom w:val="single" w:sz="6" w:space="0" w:color="C4C7C5"/>
+              <w:right w:val="single" w:sz="6" w:space="0" w:color="C4C7C5"/>
+            </w:tcBorders>
+            <w:tcMar>
+              <w:top w:w="120" w:type="dxa"/>
+              <w:left w:w="180" w:type="dxa"/>
+              <w:bottom w:w="120" w:type="dxa"/>
+              <w:right w:w="180" w:type="dxa"/>
+            </w:tcMar>
+            <w:vAlign w:val="center"/>
+            <w:hideMark/>
+          </w:tcPr>
+          <w:p>
+            <w:r>
+              <w:rPr>
+                <w:b/>
+                <w:bCs/>
+              </w:rPr>
+              <w:t>Main Objective</w:t>
+            </w:r>
+          </w:p>
+        </w:tc>
+        <w:tc>
+          <w:tcPr>
+            <w:tcW w:w="0" w:type="auto"/>
+            <w:tcBorders>
+              <w:top w:val="single" w:sz="6" w:space="0" w:color="C4C7C5"/>
+              <w:left w:val="single" w:sz="6" w:space="0" w:color="C4C7C5"/>
+              <w:bottom w:val="single" w:sz="6" w:space="0" w:color="C4C7C5"/>
+              <w:right w:val="single" w:sz="6" w:space="0" w:color="C4C7C5"/>
+            </w:tcBorders>
+            <w:tcMar>
+              <w:top w:w="120" w:type="dxa"/>
+              <w:left w:w="180" w:type="dxa"/>
+              <w:bottom w:w="120" w:type="dxa"/>
+              <w:right w:w="180" w:type="dxa"/>
+            </w:tcMar>
+            <w:vAlign w:val="center"/>
+            <w:hideMark/>
+          </w:tcPr>
+          <w:p>
+            <w:r>
+              <w:t xml:space="preserve">Code ki readability </w:t>
+            </w:r>
+            <w:proofErr w:type="spellStart"/>
+            <w:r>
+              <w:t>badhana</w:t>
+            </w:r>
+            <w:proofErr w:type="spellEnd"/>
+            <w:r>
+              <w:t xml:space="preserve"> (Code ko </w:t>
+            </w:r>
+            <w:proofErr w:type="spellStart"/>
+            <w:r>
+              <w:t>samajhna</w:t>
+            </w:r>
+            <w:proofErr w:type="spellEnd"/>
+            <w:r>
+              <w:t xml:space="preserve"> </w:t>
+            </w:r>
+            <w:proofErr w:type="spellStart"/>
+            <w:r>
+              <w:t>aasan</w:t>
+            </w:r>
+            <w:proofErr w:type="spellEnd"/>
+            <w:r>
+              <w:t xml:space="preserve"> banana).</w:t>
+            </w:r>
+          </w:p>
+        </w:tc>
+      </w:tr>
+      <w:tr>
+        <w:trPr>
+          <w:tblCellSpacing w:w="15" w:type="dxa"/>
+        </w:trPr>
+        <w:tc>
+          <w:tcPr>
+            <w:tcW w:w="0" w:type="auto"/>
+            <w:tcBorders>
+              <w:top w:val="single" w:sz="6" w:space="0" w:color="C4C7C5"/>
+              <w:left w:val="single" w:sz="6" w:space="0" w:color="C4C7C5"/>
+              <w:bottom w:val="single" w:sz="6" w:space="0" w:color="C4C7C5"/>
+              <w:right w:val="single" w:sz="6" w:space="0" w:color="C4C7C5"/>
+            </w:tcBorders>
+            <w:tcMar>
+              <w:top w:w="120" w:type="dxa"/>
+              <w:left w:w="180" w:type="dxa"/>
+              <w:bottom w:w="120" w:type="dxa"/>
+              <w:right w:w="180" w:type="dxa"/>
+            </w:tcMar>
+            <w:vAlign w:val="center"/>
+            <w:hideMark/>
+          </w:tcPr>
+          <w:p>
+            <w:r>
+              <w:rPr>
+                <w:b/>
+                <w:bCs/>
+              </w:rPr>
+              <w:t>Syntax</w:t>
+            </w:r>
+          </w:p>
+        </w:tc>
+        <w:tc>
+          <w:tcPr>
+            <w:tcW w:w="0" w:type="auto"/>
+            <w:tcBorders>
+              <w:top w:val="single" w:sz="6" w:space="0" w:color="C4C7C5"/>
+              <w:left w:val="single" w:sz="6" w:space="0" w:color="C4C7C5"/>
+              <w:bottom w:val="single" w:sz="6" w:space="0" w:color="C4C7C5"/>
+              <w:right w:val="single" w:sz="6" w:space="0" w:color="C4C7C5"/>
+            </w:tcBorders>
+            <w:tcMar>
+              <w:top w:w="120" w:type="dxa"/>
+              <w:left w:w="180" w:type="dxa"/>
+              <w:bottom w:w="120" w:type="dxa"/>
+              <w:right w:w="180" w:type="dxa"/>
+            </w:tcMar>
+            <w:vAlign w:val="center"/>
+            <w:hideMark/>
+          </w:tcPr>
+          <w:p>
+            <w:r>
+              <w:t># (Hash symbol)</w:t>
+            </w:r>
+          </w:p>
+        </w:tc>
+      </w:tr>
+      <w:tr>
+        <w:trPr>
+          <w:tblCellSpacing w:w="15" w:type="dxa"/>
+        </w:trPr>
+        <w:tc>
+          <w:tcPr>
+            <w:tcW w:w="0" w:type="auto"/>
+            <w:tcBorders>
+              <w:top w:val="single" w:sz="6" w:space="0" w:color="C4C7C5"/>
+              <w:left w:val="single" w:sz="6" w:space="0" w:color="C4C7C5"/>
+              <w:bottom w:val="single" w:sz="6" w:space="0" w:color="C4C7C5"/>
+              <w:right w:val="single" w:sz="6" w:space="0" w:color="C4C7C5"/>
+            </w:tcBorders>
+            <w:tcMar>
+              <w:top w:w="120" w:type="dxa"/>
+              <w:left w:w="180" w:type="dxa"/>
+              <w:bottom w:w="120" w:type="dxa"/>
+              <w:right w:w="180" w:type="dxa"/>
+            </w:tcMar>
+            <w:vAlign w:val="center"/>
+            <w:hideMark/>
+          </w:tcPr>
+          <w:p>
+            <w:r>
+              <w:rPr>
+                <w:b/>
+                <w:bCs/>
+              </w:rPr>
+              <w:t>Multiline Comment</w:t>
+            </w:r>
+          </w:p>
+        </w:tc>
+        <w:tc>
+          <w:tcPr>
+            <w:tcW w:w="0" w:type="auto"/>
+            <w:tcBorders>
+              <w:top w:val="single" w:sz="6" w:space="0" w:color="C4C7C5"/>
+              <w:left w:val="single" w:sz="6" w:space="0" w:color="C4C7C5"/>
+              <w:bottom w:val="single" w:sz="6" w:space="0" w:color="C4C7C5"/>
+              <w:right w:val="single" w:sz="6" w:space="0" w:color="C4C7C5"/>
+            </w:tcBorders>
+            <w:tcMar>
+              <w:top w:w="120" w:type="dxa"/>
+              <w:left w:w="180" w:type="dxa"/>
+              <w:bottom w:w="120" w:type="dxa"/>
+              <w:right w:w="180" w:type="dxa"/>
+            </w:tcMar>
+            <w:vAlign w:val="center"/>
+            <w:hideMark/>
+          </w:tcPr>
+          <w:p>
+            <w:r>
+              <w:t xml:space="preserve">Har line </w:t>
+            </w:r>
+            <w:proofErr w:type="spellStart"/>
+            <w:r>
+              <w:t>ke</w:t>
+            </w:r>
+            <w:proofErr w:type="spellEnd"/>
+            <w:r>
+              <w:t xml:space="preserve"> </w:t>
+            </w:r>
+            <w:proofErr w:type="spellStart"/>
+            <w:r>
+              <w:t>aage</w:t>
+            </w:r>
+            <w:proofErr w:type="spellEnd"/>
+            <w:r>
+              <w:t xml:space="preserve"> # </w:t>
+            </w:r>
+            <w:proofErr w:type="spellStart"/>
+            <w:r>
+              <w:t>lagaya</w:t>
+            </w:r>
+            <w:proofErr w:type="spellEnd"/>
+            <w:r>
+              <w:t xml:space="preserve"> </w:t>
+            </w:r>
+            <w:proofErr w:type="spellStart"/>
+            <w:r>
+              <w:t>jata</w:t>
+            </w:r>
+            <w:proofErr w:type="spellEnd"/>
+            <w:r>
+              <w:t xml:space="preserve"> </w:t>
+            </w:r>
+            <w:proofErr w:type="spellStart"/>
+            <w:r>
+              <w:t>hai</w:t>
+            </w:r>
+            <w:proofErr w:type="spellEnd"/>
+          </w:p>
+        </w:tc>
+      </w:tr>
+    </w:tbl>
+    <w:p/>
     <w:sectPr>
       <w:pgSz w:w="11906" w:h="16838"/>
       <w:pgMar w:top="851" w:right="1440" w:bottom="993" w:left="1440" w:header="708" w:footer="708" w:gutter="0"/>
@@ -4823,8 +7116,125 @@
 </file>
 
 <file path=word/numbering.xml><?xml version="1.0" encoding="utf-8"?>
-<w:numbering xmlns:wpc="http://schemas.microsoft.com/office/word/2010/wordprocessingCanvas" xmlns:cx="http://schemas.microsoft.com/office/drawing/2014/chartex" xmlns:cx1="http://schemas.microsoft.com/office/drawing/2015/9/8/chartex" xmlns:cx2="http://schemas.microsoft.com/office/drawing/2015/10/21/chartex" xmlns:cx3="http://schemas.microsoft.com/office/drawing/2016/5/9/chartex" xmlns:cx4="http://schemas.microsoft.com/office/drawing/2016/5/10/chartex" xmlns:cx5="http://schemas.microsoft.com/office/drawing/2016/5/11/chartex" xmlns:cx6="http://schemas.microsoft.com/office/drawing/2016/5/12/chartex" xmlns:cx7="http://schemas.microsoft.com/office/drawing/2016/5/13/chartex" xmlns:cx8="http://schemas.microsoft.com/office/drawing/2016/5/14/chartex" xmlns:mc="http://schemas.openxmlformats.org/markup-compatibility/2006" xmlns:aink="http://schemas.microsoft.com/office/drawing/2016/ink" xmlns:am3d="http://schemas.microsoft.com/office/drawing/2017/model3d" xmlns:o="urn:schemas-microsoft-com:office:office" xmlns:oel="http://schemas.microsoft.com/office/2019/extlst" xmlns:r="http://schemas.openxmlformats.org/officeDocument/2006/relationships" xmlns:m="http://schemas.openxmlformats.org/officeDocument/2006/math" xmlns:v="urn:schemas-microsoft-com:vml" xmlns:wp14="http://schemas.microsoft.com/office/word/2010/wordprocessingDrawing" xmlns:wp="http://schemas.openxmlformats.org/drawingml/2006/wordprocessingDrawing" xmlns:w10="urn:schemas-microsoft-com:office:word" xmlns:w="http://schemas.openxmlformats.org/wordprocessingml/2006/main" xmlns:w14="http://schemas.microsoft.com/office/word/2010/wordml" xmlns:w15="http://schemas.microsoft.com/office/word/2012/wordml" xmlns:w16cex="http://schemas.microsoft.com/office/word/2018/wordml/cex" xmlns:w16cid="http://schemas.microsoft.com/office/word/2016/wordml/cid" xmlns:w16="http://schemas.microsoft.com/office/word/2018/wordml" xmlns:w16du="http://schemas.microsoft.com/office/word/2023/wordml/word16du" xmlns:w16sdtdh="http://schemas.microsoft.com/office/word/2020/wordml/sdtdatahash" xmlns:w16sdtfl="http://schemas.microsoft.com/office/word/2024/wordml/sdtformatlock" xmlns:w16se="http://schemas.microsoft.com/office/word/2015/wordml/symex" xmlns:wpg="http://schemas.microsoft.com/office/word/2010/wordprocessingGroup" xmlns:wpi="http://schemas.microsoft.com/office/word/2010/wordprocessingInk" xmlns:wne="http://schemas.microsoft.com/office/word/2006/wordml" xmlns:wps="http://schemas.microsoft.com/office/word/2010/wordprocessingShape" mc:Ignorable="w14 w15 w16se w16cid w16 w16cex w16sdtdh w16sdtfl w16du wp14">
+<w:numbering xmlns:wpc="http://schemas.microsoft.com/office/word/2010/wordprocessingCanvas" xmlns:cx="http://schemas.microsoft.com/office/drawing/2014/chartex" xmlns:cx1="http://schemas.microsoft.com/office/drawing/2015/9/8/chartex" xmlns:cx2="http://schemas.microsoft.com/office/drawing/2015/10/21/chartex" xmlns:cx3="http://schemas.microsoft.com/office/drawing/2016/5/9/chartex" xmlns:cx4="http://schemas.microsoft.com/office/drawing/2016/5/10/chartex" xmlns:cx5="http://schemas.microsoft.com/office/drawing/2016/5/11/chartex" xmlns:cx6="http://schemas.microsoft.com/office/drawing/2016/5/12/chartex" xmlns:cx7="http://schemas.microsoft.com/office/drawing/2016/5/13/chartex" xmlns:cx8="http://schemas.microsoft.com/office/drawing/2016/5/14/chartex" xmlns:mc="http://schemas.openxmlformats.org/markup-compatibility/2006" xmlns:aink="http://schemas.microsoft.com/office/drawing/2016/ink" xmlns:am3d="http://schemas.microsoft.com/office/drawing/2017/model3d" xmlns:o="urn:schemas-microsoft-com:office:office" xmlns:oel="http://schemas.microsoft.com/office/2019/extlst" xmlns:r="http://schemas.openxmlformats.org/officeDocument/2006/relationships" xmlns:m="http://schemas.openxmlformats.org/officeDocument/2006/math" xmlns:v="urn:schemas-microsoft-com:vml" xmlns:wp14="http://schemas.microsoft.com/office/word/2010/wordprocessingDrawing" xmlns:wp="http://schemas.openxmlformats.org/drawingml/2006/wordprocessingDrawing" xmlns:w10="urn:schemas-microsoft-com:office:word" xmlns:w="http://schemas.openxmlformats.org/wordprocessingml/2006/main" xmlns:w14="http://schemas.microsoft.com/office/word/2010/wordml" xmlns:w15="http://schemas.microsoft.com/office/word/2012/wordml" xmlns:w16cei="http://schemas.microsoft.com/office/word/2026/wordml/cei" xmlns:w16cex="http://schemas.microsoft.com/office/word/2018/wordml/cex" xmlns:w16cid="http://schemas.microsoft.com/office/word/2016/wordml/cid" xmlns:w16="http://schemas.microsoft.com/office/word/2018/wordml" xmlns:w16du="http://schemas.microsoft.com/office/word/2023/wordml/word16du" xmlns:w16sdtdh="http://schemas.microsoft.com/office/word/2020/wordml/sdtdatahash" xmlns:w16sdtfl="http://schemas.microsoft.com/office/word/2024/wordml/sdtformatlock" xmlns:w16se="http://schemas.microsoft.com/office/word/2015/wordml/symex" xmlns:wpg="http://schemas.microsoft.com/office/word/2010/wordprocessingGroup" xmlns:wpi="http://schemas.microsoft.com/office/word/2010/wordprocessingInk" xmlns:wne="http://schemas.microsoft.com/office/word/2006/wordml" xmlns:wps="http://schemas.microsoft.com/office/word/2010/wordprocessingShape" mc:Ignorable="w14 w15 w16se w16cid w16 w16cex w16sdtdh w16sdtfl w16du wp14">
   <w:abstractNum w:abstractNumId="0" w15:restartNumberingAfterBreak="0">
+    <w:nsid w:val="0877773E"/>
+    <w:multiLevelType w:val="multilevel"/>
+    <w:tmpl w:val="AFFE4346"/>
+    <w:lvl w:ilvl="0">
+      <w:start w:val="1"/>
+      <w:numFmt w:val="decimal"/>
+      <w:lvlText w:val="%1."/>
+      <w:lvlJc w:val="left"/>
+      <w:pPr>
+        <w:tabs>
+          <w:tab w:val="num" w:pos="720"/>
+        </w:tabs>
+        <w:ind w:left="720" w:hanging="360"/>
+      </w:pPr>
+    </w:lvl>
+    <w:lvl w:ilvl="1">
+      <w:start w:val="1"/>
+      <w:numFmt w:val="bullet"/>
+      <w:lvlText w:val="o"/>
+      <w:lvlJc w:val="left"/>
+      <w:pPr>
+        <w:tabs>
+          <w:tab w:val="num" w:pos="1440"/>
+        </w:tabs>
+        <w:ind w:left="1440" w:hanging="360"/>
+      </w:pPr>
+      <w:rPr>
+        <w:rFonts w:ascii="Courier New" w:hAnsi="Courier New" w:hint="default"/>
+        <w:sz w:val="20"/>
+      </w:rPr>
+    </w:lvl>
+    <w:lvl w:ilvl="2" w:tentative="1">
+      <w:start w:val="1"/>
+      <w:numFmt w:val="decimal"/>
+      <w:lvlText w:val="%3."/>
+      <w:lvlJc w:val="left"/>
+      <w:pPr>
+        <w:tabs>
+          <w:tab w:val="num" w:pos="2160"/>
+        </w:tabs>
+        <w:ind w:left="2160" w:hanging="360"/>
+      </w:pPr>
+    </w:lvl>
+    <w:lvl w:ilvl="3" w:tentative="1">
+      <w:start w:val="1"/>
+      <w:numFmt w:val="decimal"/>
+      <w:lvlText w:val="%4."/>
+      <w:lvlJc w:val="left"/>
+      <w:pPr>
+        <w:tabs>
+          <w:tab w:val="num" w:pos="2880"/>
+        </w:tabs>
+        <w:ind w:left="2880" w:hanging="360"/>
+      </w:pPr>
+    </w:lvl>
+    <w:lvl w:ilvl="4" w:tentative="1">
+      <w:start w:val="1"/>
+      <w:numFmt w:val="decimal"/>
+      <w:lvlText w:val="%5."/>
+      <w:lvlJc w:val="left"/>
+      <w:pPr>
+        <w:tabs>
+          <w:tab w:val="num" w:pos="3600"/>
+        </w:tabs>
+        <w:ind w:left="3600" w:hanging="360"/>
+      </w:pPr>
+    </w:lvl>
+    <w:lvl w:ilvl="5" w:tentative="1">
+      <w:start w:val="1"/>
+      <w:numFmt w:val="decimal"/>
+      <w:lvlText w:val="%6."/>
+      <w:lvlJc w:val="left"/>
+      <w:pPr>
+        <w:tabs>
+          <w:tab w:val="num" w:pos="4320"/>
+        </w:tabs>
+        <w:ind w:left="4320" w:hanging="360"/>
+      </w:pPr>
+    </w:lvl>
+    <w:lvl w:ilvl="6" w:tentative="1">
+      <w:start w:val="1"/>
+      <w:numFmt w:val="decimal"/>
+      <w:lvlText w:val="%7."/>
+      <w:lvlJc w:val="left"/>
+      <w:pPr>
+        <w:tabs>
+          <w:tab w:val="num" w:pos="5040"/>
+        </w:tabs>
+        <w:ind w:left="5040" w:hanging="360"/>
+      </w:pPr>
+    </w:lvl>
+    <w:lvl w:ilvl="7" w:tentative="1">
+      <w:start w:val="1"/>
+      <w:numFmt w:val="decimal"/>
+      <w:lvlText w:val="%8."/>
+      <w:lvlJc w:val="left"/>
+      <w:pPr>
+        <w:tabs>
+          <w:tab w:val="num" w:pos="5760"/>
+        </w:tabs>
+        <w:ind w:left="5760" w:hanging="360"/>
+      </w:pPr>
+    </w:lvl>
+    <w:lvl w:ilvl="8" w:tentative="1">
+      <w:start w:val="1"/>
+      <w:numFmt w:val="decimal"/>
+      <w:lvlText w:val="%9."/>
+      <w:lvlJc w:val="left"/>
+      <w:pPr>
+        <w:tabs>
+          <w:tab w:val="num" w:pos="6480"/>
+        </w:tabs>
+        <w:ind w:left="6480" w:hanging="360"/>
+      </w:pPr>
+    </w:lvl>
+  </w:abstractNum>
+  <w:abstractNum w:abstractNumId="1" w15:restartNumberingAfterBreak="0">
     <w:nsid w:val="10F64DCB"/>
     <w:multiLevelType w:val="multilevel"/>
     <w:tmpl w:val="78049C0C"/>
@@ -4973,7 +7383,7 @@
       </w:rPr>
     </w:lvl>
   </w:abstractNum>
-  <w:abstractNum w:abstractNumId="1" w15:restartNumberingAfterBreak="0">
+  <w:abstractNum w:abstractNumId="2" w15:restartNumberingAfterBreak="0">
     <w:nsid w:val="121C70AC"/>
     <w:multiLevelType w:val="multilevel"/>
     <w:tmpl w:val="8EDE46B6"/>
@@ -5122,7 +7532,156 @@
       </w:rPr>
     </w:lvl>
   </w:abstractNum>
-  <w:abstractNum w:abstractNumId="2" w15:restartNumberingAfterBreak="0">
+  <w:abstractNum w:abstractNumId="3" w15:restartNumberingAfterBreak="0">
+    <w:nsid w:val="146C25E1"/>
+    <w:multiLevelType w:val="multilevel"/>
+    <w:tmpl w:val="B662541E"/>
+    <w:lvl w:ilvl="0">
+      <w:start w:val="1"/>
+      <w:numFmt w:val="bullet"/>
+      <w:lvlText w:val=""/>
+      <w:lvlJc w:val="left"/>
+      <w:pPr>
+        <w:tabs>
+          <w:tab w:val="num" w:pos="720"/>
+        </w:tabs>
+        <w:ind w:left="720" w:hanging="360"/>
+      </w:pPr>
+      <w:rPr>
+        <w:rFonts w:ascii="Symbol" w:hAnsi="Symbol" w:hint="default"/>
+        <w:sz w:val="20"/>
+      </w:rPr>
+    </w:lvl>
+    <w:lvl w:ilvl="1" w:tentative="1">
+      <w:start w:val="1"/>
+      <w:numFmt w:val="bullet"/>
+      <w:lvlText w:val="o"/>
+      <w:lvlJc w:val="left"/>
+      <w:pPr>
+        <w:tabs>
+          <w:tab w:val="num" w:pos="1440"/>
+        </w:tabs>
+        <w:ind w:left="1440" w:hanging="360"/>
+      </w:pPr>
+      <w:rPr>
+        <w:rFonts w:ascii="Courier New" w:hAnsi="Courier New" w:hint="default"/>
+        <w:sz w:val="20"/>
+      </w:rPr>
+    </w:lvl>
+    <w:lvl w:ilvl="2" w:tentative="1">
+      <w:start w:val="1"/>
+      <w:numFmt w:val="bullet"/>
+      <w:lvlText w:val=""/>
+      <w:lvlJc w:val="left"/>
+      <w:pPr>
+        <w:tabs>
+          <w:tab w:val="num" w:pos="2160"/>
+        </w:tabs>
+        <w:ind w:left="2160" w:hanging="360"/>
+      </w:pPr>
+      <w:rPr>
+        <w:rFonts w:ascii="Wingdings" w:hAnsi="Wingdings" w:hint="default"/>
+        <w:sz w:val="20"/>
+      </w:rPr>
+    </w:lvl>
+    <w:lvl w:ilvl="3" w:tentative="1">
+      <w:start w:val="1"/>
+      <w:numFmt w:val="bullet"/>
+      <w:lvlText w:val=""/>
+      <w:lvlJc w:val="left"/>
+      <w:pPr>
+        <w:tabs>
+          <w:tab w:val="num" w:pos="2880"/>
+        </w:tabs>
+        <w:ind w:left="2880" w:hanging="360"/>
+      </w:pPr>
+      <w:rPr>
+        <w:rFonts w:ascii="Wingdings" w:hAnsi="Wingdings" w:hint="default"/>
+        <w:sz w:val="20"/>
+      </w:rPr>
+    </w:lvl>
+    <w:lvl w:ilvl="4" w:tentative="1">
+      <w:start w:val="1"/>
+      <w:numFmt w:val="bullet"/>
+      <w:lvlText w:val=""/>
+      <w:lvlJc w:val="left"/>
+      <w:pPr>
+        <w:tabs>
+          <w:tab w:val="num" w:pos="3600"/>
+        </w:tabs>
+        <w:ind w:left="3600" w:hanging="360"/>
+      </w:pPr>
+      <w:rPr>
+        <w:rFonts w:ascii="Wingdings" w:hAnsi="Wingdings" w:hint="default"/>
+        <w:sz w:val="20"/>
+      </w:rPr>
+    </w:lvl>
+    <w:lvl w:ilvl="5" w:tentative="1">
+      <w:start w:val="1"/>
+      <w:numFmt w:val="bullet"/>
+      <w:lvlText w:val=""/>
+      <w:lvlJc w:val="left"/>
+      <w:pPr>
+        <w:tabs>
+          <w:tab w:val="num" w:pos="4320"/>
+        </w:tabs>
+        <w:ind w:left="4320" w:hanging="360"/>
+      </w:pPr>
+      <w:rPr>
+        <w:rFonts w:ascii="Wingdings" w:hAnsi="Wingdings" w:hint="default"/>
+        <w:sz w:val="20"/>
+      </w:rPr>
+    </w:lvl>
+    <w:lvl w:ilvl="6" w:tentative="1">
+      <w:start w:val="1"/>
+      <w:numFmt w:val="bullet"/>
+      <w:lvlText w:val=""/>
+      <w:lvlJc w:val="left"/>
+      <w:pPr>
+        <w:tabs>
+          <w:tab w:val="num" w:pos="5040"/>
+        </w:tabs>
+        <w:ind w:left="5040" w:hanging="360"/>
+      </w:pPr>
+      <w:rPr>
+        <w:rFonts w:ascii="Wingdings" w:hAnsi="Wingdings" w:hint="default"/>
+        <w:sz w:val="20"/>
+      </w:rPr>
+    </w:lvl>
+    <w:lvl w:ilvl="7" w:tentative="1">
+      <w:start w:val="1"/>
+      <w:numFmt w:val="bullet"/>
+      <w:lvlText w:val=""/>
+      <w:lvlJc w:val="left"/>
+      <w:pPr>
+        <w:tabs>
+          <w:tab w:val="num" w:pos="5760"/>
+        </w:tabs>
+        <w:ind w:left="5760" w:hanging="360"/>
+      </w:pPr>
+      <w:rPr>
+        <w:rFonts w:ascii="Wingdings" w:hAnsi="Wingdings" w:hint="default"/>
+        <w:sz w:val="20"/>
+      </w:rPr>
+    </w:lvl>
+    <w:lvl w:ilvl="8" w:tentative="1">
+      <w:start w:val="1"/>
+      <w:numFmt w:val="bullet"/>
+      <w:lvlText w:val=""/>
+      <w:lvlJc w:val="left"/>
+      <w:pPr>
+        <w:tabs>
+          <w:tab w:val="num" w:pos="6480"/>
+        </w:tabs>
+        <w:ind w:left="6480" w:hanging="360"/>
+      </w:pPr>
+      <w:rPr>
+        <w:rFonts w:ascii="Wingdings" w:hAnsi="Wingdings" w:hint="default"/>
+        <w:sz w:val="20"/>
+      </w:rPr>
+    </w:lvl>
+  </w:abstractNum>
+  <w:abstractNum w:abstractNumId="4" w15:restartNumberingAfterBreak="0">
     <w:nsid w:val="15D006BD"/>
     <w:multiLevelType w:val="multilevel"/>
     <w:tmpl w:val="63C019FA"/>
@@ -5271,7 +7830,7 @@
       </w:rPr>
     </w:lvl>
   </w:abstractNum>
-  <w:abstractNum w:abstractNumId="3" w15:restartNumberingAfterBreak="0">
+  <w:abstractNum w:abstractNumId="5" w15:restartNumberingAfterBreak="0">
     <w:nsid w:val="16DC20BC"/>
     <w:multiLevelType w:val="multilevel"/>
     <w:tmpl w:val="F962B1E2"/>
@@ -5420,7 +7979,7 @@
       </w:rPr>
     </w:lvl>
   </w:abstractNum>
-  <w:abstractNum w:abstractNumId="4" w15:restartNumberingAfterBreak="0">
+  <w:abstractNum w:abstractNumId="6" w15:restartNumberingAfterBreak="0">
     <w:nsid w:val="1E142B31"/>
     <w:multiLevelType w:val="multilevel"/>
     <w:tmpl w:val="717E6EC6"/>
@@ -5569,7 +8128,156 @@
       </w:rPr>
     </w:lvl>
   </w:abstractNum>
-  <w:abstractNum w:abstractNumId="5" w15:restartNumberingAfterBreak="0">
+  <w:abstractNum w:abstractNumId="7" w15:restartNumberingAfterBreak="0">
+    <w:nsid w:val="2C23639E"/>
+    <w:multiLevelType w:val="multilevel"/>
+    <w:tmpl w:val="EAFEAC3C"/>
+    <w:lvl w:ilvl="0">
+      <w:start w:val="1"/>
+      <w:numFmt w:val="bullet"/>
+      <w:lvlText w:val=""/>
+      <w:lvlJc w:val="left"/>
+      <w:pPr>
+        <w:tabs>
+          <w:tab w:val="num" w:pos="720"/>
+        </w:tabs>
+        <w:ind w:left="720" w:hanging="360"/>
+      </w:pPr>
+      <w:rPr>
+        <w:rFonts w:ascii="Symbol" w:hAnsi="Symbol" w:hint="default"/>
+        <w:sz w:val="20"/>
+      </w:rPr>
+    </w:lvl>
+    <w:lvl w:ilvl="1" w:tentative="1">
+      <w:start w:val="1"/>
+      <w:numFmt w:val="bullet"/>
+      <w:lvlText w:val="o"/>
+      <w:lvlJc w:val="left"/>
+      <w:pPr>
+        <w:tabs>
+          <w:tab w:val="num" w:pos="1440"/>
+        </w:tabs>
+        <w:ind w:left="1440" w:hanging="360"/>
+      </w:pPr>
+      <w:rPr>
+        <w:rFonts w:ascii="Courier New" w:hAnsi="Courier New" w:hint="default"/>
+        <w:sz w:val="20"/>
+      </w:rPr>
+    </w:lvl>
+    <w:lvl w:ilvl="2" w:tentative="1">
+      <w:start w:val="1"/>
+      <w:numFmt w:val="bullet"/>
+      <w:lvlText w:val=""/>
+      <w:lvlJc w:val="left"/>
+      <w:pPr>
+        <w:tabs>
+          <w:tab w:val="num" w:pos="2160"/>
+        </w:tabs>
+        <w:ind w:left="2160" w:hanging="360"/>
+      </w:pPr>
+      <w:rPr>
+        <w:rFonts w:ascii="Wingdings" w:hAnsi="Wingdings" w:hint="default"/>
+        <w:sz w:val="20"/>
+      </w:rPr>
+    </w:lvl>
+    <w:lvl w:ilvl="3" w:tentative="1">
+      <w:start w:val="1"/>
+      <w:numFmt w:val="bullet"/>
+      <w:lvlText w:val=""/>
+      <w:lvlJc w:val="left"/>
+      <w:pPr>
+        <w:tabs>
+          <w:tab w:val="num" w:pos="2880"/>
+        </w:tabs>
+        <w:ind w:left="2880" w:hanging="360"/>
+      </w:pPr>
+      <w:rPr>
+        <w:rFonts w:ascii="Wingdings" w:hAnsi="Wingdings" w:hint="default"/>
+        <w:sz w:val="20"/>
+      </w:rPr>
+    </w:lvl>
+    <w:lvl w:ilvl="4" w:tentative="1">
+      <w:start w:val="1"/>
+      <w:numFmt w:val="bullet"/>
+      <w:lvlText w:val=""/>
+      <w:lvlJc w:val="left"/>
+      <w:pPr>
+        <w:tabs>
+          <w:tab w:val="num" w:pos="3600"/>
+        </w:tabs>
+        <w:ind w:left="3600" w:hanging="360"/>
+      </w:pPr>
+      <w:rPr>
+        <w:rFonts w:ascii="Wingdings" w:hAnsi="Wingdings" w:hint="default"/>
+        <w:sz w:val="20"/>
+      </w:rPr>
+    </w:lvl>
+    <w:lvl w:ilvl="5" w:tentative="1">
+      <w:start w:val="1"/>
+      <w:numFmt w:val="bullet"/>
+      <w:lvlText w:val=""/>
+      <w:lvlJc w:val="left"/>
+      <w:pPr>
+        <w:tabs>
+          <w:tab w:val="num" w:pos="4320"/>
+        </w:tabs>
+        <w:ind w:left="4320" w:hanging="360"/>
+      </w:pPr>
+      <w:rPr>
+        <w:rFonts w:ascii="Wingdings" w:hAnsi="Wingdings" w:hint="default"/>
+        <w:sz w:val="20"/>
+      </w:rPr>
+    </w:lvl>
+    <w:lvl w:ilvl="6" w:tentative="1">
+      <w:start w:val="1"/>
+      <w:numFmt w:val="bullet"/>
+      <w:lvlText w:val=""/>
+      <w:lvlJc w:val="left"/>
+      <w:pPr>
+        <w:tabs>
+          <w:tab w:val="num" w:pos="5040"/>
+        </w:tabs>
+        <w:ind w:left="5040" w:hanging="360"/>
+      </w:pPr>
+      <w:rPr>
+        <w:rFonts w:ascii="Wingdings" w:hAnsi="Wingdings" w:hint="default"/>
+        <w:sz w:val="20"/>
+      </w:rPr>
+    </w:lvl>
+    <w:lvl w:ilvl="7" w:tentative="1">
+      <w:start w:val="1"/>
+      <w:numFmt w:val="bullet"/>
+      <w:lvlText w:val=""/>
+      <w:lvlJc w:val="left"/>
+      <w:pPr>
+        <w:tabs>
+          <w:tab w:val="num" w:pos="5760"/>
+        </w:tabs>
+        <w:ind w:left="5760" w:hanging="360"/>
+      </w:pPr>
+      <w:rPr>
+        <w:rFonts w:ascii="Wingdings" w:hAnsi="Wingdings" w:hint="default"/>
+        <w:sz w:val="20"/>
+      </w:rPr>
+    </w:lvl>
+    <w:lvl w:ilvl="8" w:tentative="1">
+      <w:start w:val="1"/>
+      <w:numFmt w:val="bullet"/>
+      <w:lvlText w:val=""/>
+      <w:lvlJc w:val="left"/>
+      <w:pPr>
+        <w:tabs>
+          <w:tab w:val="num" w:pos="6480"/>
+        </w:tabs>
+        <w:ind w:left="6480" w:hanging="360"/>
+      </w:pPr>
+      <w:rPr>
+        <w:rFonts w:ascii="Wingdings" w:hAnsi="Wingdings" w:hint="default"/>
+        <w:sz w:val="20"/>
+      </w:rPr>
+    </w:lvl>
+  </w:abstractNum>
+  <w:abstractNum w:abstractNumId="8" w15:restartNumberingAfterBreak="0">
     <w:nsid w:val="303D4EDB"/>
     <w:multiLevelType w:val="multilevel"/>
     <w:tmpl w:val="DA4894EE"/>
@@ -5718,7 +8426,7 @@
       </w:rPr>
     </w:lvl>
   </w:abstractNum>
-  <w:abstractNum w:abstractNumId="6" w15:restartNumberingAfterBreak="0">
+  <w:abstractNum w:abstractNumId="9" w15:restartNumberingAfterBreak="0">
     <w:nsid w:val="37D80B7A"/>
     <w:multiLevelType w:val="multilevel"/>
     <w:tmpl w:val="F4368136"/>
@@ -5867,7 +8575,7 @@
       </w:rPr>
     </w:lvl>
   </w:abstractNum>
-  <w:abstractNum w:abstractNumId="7" w15:restartNumberingAfterBreak="0">
+  <w:abstractNum w:abstractNumId="10" w15:restartNumberingAfterBreak="0">
     <w:nsid w:val="39A77089"/>
     <w:multiLevelType w:val="multilevel"/>
     <w:tmpl w:val="269A6D1A"/>
@@ -6016,7 +8724,7 @@
       </w:rPr>
     </w:lvl>
   </w:abstractNum>
-  <w:abstractNum w:abstractNumId="8" w15:restartNumberingAfterBreak="0">
+  <w:abstractNum w:abstractNumId="11" w15:restartNumberingAfterBreak="0">
     <w:nsid w:val="3FAA26B3"/>
     <w:multiLevelType w:val="multilevel"/>
     <w:tmpl w:val="A0206428"/>
@@ -6129,7 +8837,7 @@
       </w:pPr>
     </w:lvl>
   </w:abstractNum>
-  <w:abstractNum w:abstractNumId="9" w15:restartNumberingAfterBreak="0">
+  <w:abstractNum w:abstractNumId="12" w15:restartNumberingAfterBreak="0">
     <w:nsid w:val="405006D8"/>
     <w:multiLevelType w:val="multilevel"/>
     <w:tmpl w:val="57222A90"/>
@@ -6278,7 +8986,7 @@
       </w:rPr>
     </w:lvl>
   </w:abstractNum>
-  <w:abstractNum w:abstractNumId="10" w15:restartNumberingAfterBreak="0">
+  <w:abstractNum w:abstractNumId="13" w15:restartNumberingAfterBreak="0">
     <w:nsid w:val="46765667"/>
     <w:multiLevelType w:val="multilevel"/>
     <w:tmpl w:val="E0547262"/>
@@ -6427,7 +9135,7 @@
       </w:rPr>
     </w:lvl>
   </w:abstractNum>
-  <w:abstractNum w:abstractNumId="11" w15:restartNumberingAfterBreak="0">
+  <w:abstractNum w:abstractNumId="14" w15:restartNumberingAfterBreak="0">
     <w:nsid w:val="48744AB6"/>
     <w:multiLevelType w:val="multilevel"/>
     <w:tmpl w:val="BBD434E0"/>
@@ -6572,7 +9280,7 @@
       </w:rPr>
     </w:lvl>
   </w:abstractNum>
-  <w:abstractNum w:abstractNumId="12" w15:restartNumberingAfterBreak="0">
+  <w:abstractNum w:abstractNumId="15" w15:restartNumberingAfterBreak="0">
     <w:nsid w:val="4A3E61CF"/>
     <w:multiLevelType w:val="multilevel"/>
     <w:tmpl w:val="26A4D2CA"/>
@@ -6721,7 +9429,7 @@
       </w:rPr>
     </w:lvl>
   </w:abstractNum>
-  <w:abstractNum w:abstractNumId="13" w15:restartNumberingAfterBreak="0">
+  <w:abstractNum w:abstractNumId="16" w15:restartNumberingAfterBreak="0">
     <w:nsid w:val="4D9D3B19"/>
     <w:multiLevelType w:val="multilevel"/>
     <w:tmpl w:val="CFDA7008"/>
@@ -6870,7 +9578,156 @@
       </w:rPr>
     </w:lvl>
   </w:abstractNum>
-  <w:abstractNum w:abstractNumId="14" w15:restartNumberingAfterBreak="0">
+  <w:abstractNum w:abstractNumId="17" w15:restartNumberingAfterBreak="0">
+    <w:nsid w:val="57547AEB"/>
+    <w:multiLevelType w:val="multilevel"/>
+    <w:tmpl w:val="966086D8"/>
+    <w:lvl w:ilvl="0">
+      <w:start w:val="1"/>
+      <w:numFmt w:val="bullet"/>
+      <w:lvlText w:val=""/>
+      <w:lvlJc w:val="left"/>
+      <w:pPr>
+        <w:tabs>
+          <w:tab w:val="num" w:pos="720"/>
+        </w:tabs>
+        <w:ind w:left="720" w:hanging="360"/>
+      </w:pPr>
+      <w:rPr>
+        <w:rFonts w:ascii="Symbol" w:hAnsi="Symbol" w:hint="default"/>
+        <w:sz w:val="20"/>
+      </w:rPr>
+    </w:lvl>
+    <w:lvl w:ilvl="1" w:tentative="1">
+      <w:start w:val="1"/>
+      <w:numFmt w:val="bullet"/>
+      <w:lvlText w:val="o"/>
+      <w:lvlJc w:val="left"/>
+      <w:pPr>
+        <w:tabs>
+          <w:tab w:val="num" w:pos="1440"/>
+        </w:tabs>
+        <w:ind w:left="1440" w:hanging="360"/>
+      </w:pPr>
+      <w:rPr>
+        <w:rFonts w:ascii="Courier New" w:hAnsi="Courier New" w:hint="default"/>
+        <w:sz w:val="20"/>
+      </w:rPr>
+    </w:lvl>
+    <w:lvl w:ilvl="2" w:tentative="1">
+      <w:start w:val="1"/>
+      <w:numFmt w:val="bullet"/>
+      <w:lvlText w:val=""/>
+      <w:lvlJc w:val="left"/>
+      <w:pPr>
+        <w:tabs>
+          <w:tab w:val="num" w:pos="2160"/>
+        </w:tabs>
+        <w:ind w:left="2160" w:hanging="360"/>
+      </w:pPr>
+      <w:rPr>
+        <w:rFonts w:ascii="Wingdings" w:hAnsi="Wingdings" w:hint="default"/>
+        <w:sz w:val="20"/>
+      </w:rPr>
+    </w:lvl>
+    <w:lvl w:ilvl="3" w:tentative="1">
+      <w:start w:val="1"/>
+      <w:numFmt w:val="bullet"/>
+      <w:lvlText w:val=""/>
+      <w:lvlJc w:val="left"/>
+      <w:pPr>
+        <w:tabs>
+          <w:tab w:val="num" w:pos="2880"/>
+        </w:tabs>
+        <w:ind w:left="2880" w:hanging="360"/>
+      </w:pPr>
+      <w:rPr>
+        <w:rFonts w:ascii="Wingdings" w:hAnsi="Wingdings" w:hint="default"/>
+        <w:sz w:val="20"/>
+      </w:rPr>
+    </w:lvl>
+    <w:lvl w:ilvl="4" w:tentative="1">
+      <w:start w:val="1"/>
+      <w:numFmt w:val="bullet"/>
+      <w:lvlText w:val=""/>
+      <w:lvlJc w:val="left"/>
+      <w:pPr>
+        <w:tabs>
+          <w:tab w:val="num" w:pos="3600"/>
+        </w:tabs>
+        <w:ind w:left="3600" w:hanging="360"/>
+      </w:pPr>
+      <w:rPr>
+        <w:rFonts w:ascii="Wingdings" w:hAnsi="Wingdings" w:hint="default"/>
+        <w:sz w:val="20"/>
+      </w:rPr>
+    </w:lvl>
+    <w:lvl w:ilvl="5" w:tentative="1">
+      <w:start w:val="1"/>
+      <w:numFmt w:val="bullet"/>
+      <w:lvlText w:val=""/>
+      <w:lvlJc w:val="left"/>
+      <w:pPr>
+        <w:tabs>
+          <w:tab w:val="num" w:pos="4320"/>
+        </w:tabs>
+        <w:ind w:left="4320" w:hanging="360"/>
+      </w:pPr>
+      <w:rPr>
+        <w:rFonts w:ascii="Wingdings" w:hAnsi="Wingdings" w:hint="default"/>
+        <w:sz w:val="20"/>
+      </w:rPr>
+    </w:lvl>
+    <w:lvl w:ilvl="6" w:tentative="1">
+      <w:start w:val="1"/>
+      <w:numFmt w:val="bullet"/>
+      <w:lvlText w:val=""/>
+      <w:lvlJc w:val="left"/>
+      <w:pPr>
+        <w:tabs>
+          <w:tab w:val="num" w:pos="5040"/>
+        </w:tabs>
+        <w:ind w:left="5040" w:hanging="360"/>
+      </w:pPr>
+      <w:rPr>
+        <w:rFonts w:ascii="Wingdings" w:hAnsi="Wingdings" w:hint="default"/>
+        <w:sz w:val="20"/>
+      </w:rPr>
+    </w:lvl>
+    <w:lvl w:ilvl="7" w:tentative="1">
+      <w:start w:val="1"/>
+      <w:numFmt w:val="bullet"/>
+      <w:lvlText w:val=""/>
+      <w:lvlJc w:val="left"/>
+      <w:pPr>
+        <w:tabs>
+          <w:tab w:val="num" w:pos="5760"/>
+        </w:tabs>
+        <w:ind w:left="5760" w:hanging="360"/>
+      </w:pPr>
+      <w:rPr>
+        <w:rFonts w:ascii="Wingdings" w:hAnsi="Wingdings" w:hint="default"/>
+        <w:sz w:val="20"/>
+      </w:rPr>
+    </w:lvl>
+    <w:lvl w:ilvl="8" w:tentative="1">
+      <w:start w:val="1"/>
+      <w:numFmt w:val="bullet"/>
+      <w:lvlText w:val=""/>
+      <w:lvlJc w:val="left"/>
+      <w:pPr>
+        <w:tabs>
+          <w:tab w:val="num" w:pos="6480"/>
+        </w:tabs>
+        <w:ind w:left="6480" w:hanging="360"/>
+      </w:pPr>
+      <w:rPr>
+        <w:rFonts w:ascii="Wingdings" w:hAnsi="Wingdings" w:hint="default"/>
+        <w:sz w:val="20"/>
+      </w:rPr>
+    </w:lvl>
+  </w:abstractNum>
+  <w:abstractNum w:abstractNumId="18" w15:restartNumberingAfterBreak="0">
     <w:nsid w:val="6B4E5BD2"/>
     <w:multiLevelType w:val="multilevel"/>
     <w:tmpl w:val="8F86ADAE"/>
@@ -7019,7 +9876,7 @@
       </w:rPr>
     </w:lvl>
   </w:abstractNum>
-  <w:abstractNum w:abstractNumId="15" w15:restartNumberingAfterBreak="0">
+  <w:abstractNum w:abstractNumId="19" w15:restartNumberingAfterBreak="0">
     <w:nsid w:val="6D675446"/>
     <w:multiLevelType w:val="multilevel"/>
     <w:tmpl w:val="834EDBCA"/>
@@ -7168,7 +10025,7 @@
       </w:rPr>
     </w:lvl>
   </w:abstractNum>
-  <w:abstractNum w:abstractNumId="16" w15:restartNumberingAfterBreak="0">
+  <w:abstractNum w:abstractNumId="20" w15:restartNumberingAfterBreak="0">
     <w:nsid w:val="73EB4722"/>
     <w:multiLevelType w:val="multilevel"/>
     <w:tmpl w:val="5F14FFBE"/>
@@ -7317,7 +10174,7 @@
       </w:rPr>
     </w:lvl>
   </w:abstractNum>
-  <w:abstractNum w:abstractNumId="17" w15:restartNumberingAfterBreak="0">
+  <w:abstractNum w:abstractNumId="21" w15:restartNumberingAfterBreak="0">
     <w:nsid w:val="7E7F1F59"/>
     <w:multiLevelType w:val="multilevel"/>
     <w:tmpl w:val="80B29E38"/>
@@ -7466,7 +10323,7 @@
       </w:rPr>
     </w:lvl>
   </w:abstractNum>
-  <w:abstractNum w:abstractNumId="18" w15:restartNumberingAfterBreak="0">
+  <w:abstractNum w:abstractNumId="22" w15:restartNumberingAfterBreak="0">
     <w:nsid w:val="7F274C0E"/>
     <w:multiLevelType w:val="multilevel"/>
     <w:tmpl w:val="D8665B86"/>
@@ -7615,7 +10472,7 @@
       </w:rPr>
     </w:lvl>
   </w:abstractNum>
-  <w:abstractNum w:abstractNumId="19" w15:restartNumberingAfterBreak="0">
+  <w:abstractNum w:abstractNumId="23" w15:restartNumberingAfterBreak="0">
     <w:nsid w:val="7F8F6D96"/>
     <w:multiLevelType w:val="multilevel"/>
     <w:tmpl w:val="D668F702"/>
@@ -7765,64 +10622,76 @@
     </w:lvl>
   </w:abstractNum>
   <w:num w:numId="1" w16cid:durableId="1790664698">
+    <w:abstractNumId w:val="20"/>
+  </w:num>
+  <w:num w:numId="2" w16cid:durableId="913315237">
+    <w:abstractNumId w:val="9"/>
+  </w:num>
+  <w:num w:numId="3" w16cid:durableId="1592666586">
+    <w:abstractNumId w:val="22"/>
+  </w:num>
+  <w:num w:numId="4" w16cid:durableId="510418239">
+    <w:abstractNumId w:val="15"/>
+  </w:num>
+  <w:num w:numId="5" w16cid:durableId="680550783">
+    <w:abstractNumId w:val="21"/>
+  </w:num>
+  <w:num w:numId="6" w16cid:durableId="285746792">
+    <w:abstractNumId w:val="6"/>
+  </w:num>
+  <w:num w:numId="7" w16cid:durableId="1338732938">
+    <w:abstractNumId w:val="5"/>
+  </w:num>
+  <w:num w:numId="8" w16cid:durableId="162361005">
+    <w:abstractNumId w:val="1"/>
+  </w:num>
+  <w:num w:numId="9" w16cid:durableId="1501001245">
+    <w:abstractNumId w:val="11"/>
+  </w:num>
+  <w:num w:numId="10" w16cid:durableId="1706250928">
+    <w:abstractNumId w:val="14"/>
+  </w:num>
+  <w:num w:numId="11" w16cid:durableId="1292050097">
+    <w:abstractNumId w:val="18"/>
+  </w:num>
+  <w:num w:numId="12" w16cid:durableId="1745948958">
+    <w:abstractNumId w:val="4"/>
+  </w:num>
+  <w:num w:numId="13" w16cid:durableId="679312742">
+    <w:abstractNumId w:val="19"/>
+  </w:num>
+  <w:num w:numId="14" w16cid:durableId="1597860147">
+    <w:abstractNumId w:val="23"/>
+  </w:num>
+  <w:num w:numId="15" w16cid:durableId="2042434571">
+    <w:abstractNumId w:val="10"/>
+  </w:num>
+  <w:num w:numId="16" w16cid:durableId="1867019793">
+    <w:abstractNumId w:val="8"/>
+  </w:num>
+  <w:num w:numId="17" w16cid:durableId="839076169">
+    <w:abstractNumId w:val="12"/>
+  </w:num>
+  <w:num w:numId="18" w16cid:durableId="1218131698">
+    <w:abstractNumId w:val="13"/>
+  </w:num>
+  <w:num w:numId="19" w16cid:durableId="213657393">
+    <w:abstractNumId w:val="2"/>
+  </w:num>
+  <w:num w:numId="20" w16cid:durableId="630095303">
     <w:abstractNumId w:val="16"/>
   </w:num>
-  <w:num w:numId="2" w16cid:durableId="913315237">
-    <w:abstractNumId w:val="6"/>
-  </w:num>
-  <w:num w:numId="3" w16cid:durableId="1592666586">
-    <w:abstractNumId w:val="18"/>
-  </w:num>
-  <w:num w:numId="4" w16cid:durableId="510418239">
-    <w:abstractNumId w:val="12"/>
-  </w:num>
-  <w:num w:numId="5" w16cid:durableId="680550783">
+  <w:num w:numId="21" w16cid:durableId="1326665292">
     <w:abstractNumId w:val="17"/>
   </w:num>
-  <w:num w:numId="6" w16cid:durableId="285746792">
-    <w:abstractNumId w:val="4"/>
+  <w:num w:numId="22" w16cid:durableId="689767440">
+    <w:abstractNumId w:val="0"/>
   </w:num>
-  <w:num w:numId="7" w16cid:durableId="1338732938">
+  <w:num w:numId="23" w16cid:durableId="794064944">
     <w:abstractNumId w:val="3"/>
   </w:num>
-  <w:num w:numId="8" w16cid:durableId="162361005">
-    <w:abstractNumId w:val="0"/>
-  </w:num>
-  <w:num w:numId="9" w16cid:durableId="1501001245">
-    <w:abstractNumId w:val="8"/>
-  </w:num>
-  <w:num w:numId="10" w16cid:durableId="1706250928">
-    <w:abstractNumId w:val="11"/>
-  </w:num>
-  <w:num w:numId="11" w16cid:durableId="1292050097">
-    <w:abstractNumId w:val="14"/>
-  </w:num>
-  <w:num w:numId="12" w16cid:durableId="1745948958">
-    <w:abstractNumId w:val="2"/>
-  </w:num>
-  <w:num w:numId="13" w16cid:durableId="679312742">
-    <w:abstractNumId w:val="15"/>
-  </w:num>
-  <w:num w:numId="14" w16cid:durableId="1597860147">
-    <w:abstractNumId w:val="19"/>
-  </w:num>
-  <w:num w:numId="15" w16cid:durableId="2042434571">
+  <w:num w:numId="24" w16cid:durableId="370763591">
     <w:abstractNumId w:val="7"/>
-  </w:num>
-  <w:num w:numId="16" w16cid:durableId="1867019793">
-    <w:abstractNumId w:val="5"/>
-  </w:num>
-  <w:num w:numId="17" w16cid:durableId="839076169">
-    <w:abstractNumId w:val="9"/>
-  </w:num>
-  <w:num w:numId="18" w16cid:durableId="1218131698">
-    <w:abstractNumId w:val="10"/>
-  </w:num>
-  <w:num w:numId="19" w16cid:durableId="213657393">
-    <w:abstractNumId w:val="1"/>
-  </w:num>
-  <w:num w:numId="20" w16cid:durableId="630095303">
-    <w:abstractNumId w:val="13"/>
   </w:num>
 </w:numbering>
 </file>

--- a/notes.docx
+++ b/notes.docx
@@ -7105,6 +7105,2288 @@
       </w:tr>
     </w:tbl>
     <w:p/>
+    <w:p/>
+    <w:p/>
+    <w:p/>
+    <w:p>
+      <w:r>
+        <w:t xml:space="preserve">Bhai, yeh video </w:t>
+      </w:r>
+      <w:proofErr w:type="spellStart"/>
+      <w:r>
+        <w:rPr>
+          <w:b/>
+          <w:bCs/>
+        </w:rPr>
+        <w:t>CampusX</w:t>
+      </w:r>
+      <w:proofErr w:type="spellEnd"/>
+      <w:r>
+        <w:rPr>
+          <w:b/>
+          <w:bCs/>
+        </w:rPr>
+        <w:t xml:space="preserve"> channel </w:t>
+      </w:r>
+      <w:proofErr w:type="spellStart"/>
+      <w:r>
+        <w:rPr>
+          <w:b/>
+          <w:bCs/>
+        </w:rPr>
+        <w:t>ke</w:t>
+      </w:r>
+      <w:proofErr w:type="spellEnd"/>
+      <w:r>
+        <w:rPr>
+          <w:b/>
+          <w:bCs/>
+        </w:rPr>
+        <w:t xml:space="preserve"> "100 Days of Python Programming"</w:t>
+      </w:r>
+      <w:r>
+        <w:t xml:space="preserve"> series ka </w:t>
+      </w:r>
+      <w:r>
+        <w:rPr>
+          <w:b/>
+          <w:bCs/>
+        </w:rPr>
+        <w:t>Variables in Python | Dynamic Typing | Dynamic Binding</w:t>
+      </w:r>
+      <w:r>
+        <w:t xml:space="preserve"> topic par </w:t>
+      </w:r>
+      <w:proofErr w:type="spellStart"/>
+      <w:r>
+        <w:t>hai</w:t>
+      </w:r>
+      <w:proofErr w:type="spellEnd"/>
+      <w:r>
+        <w:t>.</w:t>
+      </w:r>
+    </w:p>
+    <w:p>
+      <w:r>
+        <w:t xml:space="preserve">Bina </w:t>
+      </w:r>
+      <w:proofErr w:type="spellStart"/>
+      <w:r>
+        <w:t>kisi</w:t>
+      </w:r>
+      <w:proofErr w:type="spellEnd"/>
+      <w:r>
+        <w:t xml:space="preserve"> timeline/timestamp </w:t>
+      </w:r>
+      <w:proofErr w:type="spellStart"/>
+      <w:r>
+        <w:t>ke</w:t>
+      </w:r>
+      <w:proofErr w:type="spellEnd"/>
+      <w:r>
+        <w:t xml:space="preserve">, </w:t>
+      </w:r>
+      <w:proofErr w:type="spellStart"/>
+      <w:r>
+        <w:t>saare</w:t>
+      </w:r>
+      <w:proofErr w:type="spellEnd"/>
+      <w:r>
+        <w:t xml:space="preserve"> concepts detail me aur clean Hinglish notes </w:t>
+      </w:r>
+      <w:proofErr w:type="spellStart"/>
+      <w:r>
+        <w:t>ke</w:t>
+      </w:r>
+      <w:proofErr w:type="spellEnd"/>
+      <w:r>
+        <w:t xml:space="preserve"> form me </w:t>
+      </w:r>
+      <w:proofErr w:type="spellStart"/>
+      <w:r>
+        <w:t>neeche</w:t>
+      </w:r>
+      <w:proofErr w:type="spellEnd"/>
+      <w:r>
+        <w:t xml:space="preserve"> </w:t>
+      </w:r>
+      <w:proofErr w:type="spellStart"/>
+      <w:r>
+        <w:t>diye</w:t>
+      </w:r>
+      <w:proofErr w:type="spellEnd"/>
+      <w:r>
+        <w:t xml:space="preserve"> </w:t>
+      </w:r>
+      <w:proofErr w:type="spellStart"/>
+      <w:r>
+        <w:t>gaye</w:t>
+      </w:r>
+      <w:proofErr w:type="spellEnd"/>
+      <w:r>
+        <w:t xml:space="preserve"> hain. </w:t>
+      </w:r>
+      <w:proofErr w:type="spellStart"/>
+      <w:r>
+        <w:t>Apne</w:t>
+      </w:r>
+      <w:proofErr w:type="spellEnd"/>
+      <w:r>
+        <w:t xml:space="preserve"> register me copy </w:t>
+      </w:r>
+      <w:proofErr w:type="spellStart"/>
+      <w:r>
+        <w:t>kar</w:t>
+      </w:r>
+      <w:proofErr w:type="spellEnd"/>
+      <w:r>
+        <w:t xml:space="preserve"> lo! </w:t>
+      </w:r>
+      <w:r>
+        <w:rPr>
+          <w:rFonts w:ascii="Segoe UI Emoji" w:hAnsi="Segoe UI Emoji" w:cs="Segoe UI Emoji"/>
+        </w:rPr>
+        <w:t>📝👇</w:t>
+      </w:r>
+    </w:p>
+    <w:p>
+      <w:pPr>
+        <w:rPr>
+          <w:b/>
+          <w:bCs/>
+        </w:rPr>
+      </w:pPr>
+      <w:r>
+        <w:rPr>
+          <w:rFonts w:ascii="Segoe UI Emoji" w:hAnsi="Segoe UI Emoji" w:cs="Segoe UI Emoji"/>
+          <w:b/>
+          <w:bCs/>
+        </w:rPr>
+        <w:t>📌</w:t>
+      </w:r>
+      <w:r>
+        <w:rPr>
+          <w:b/>
+          <w:bCs/>
+        </w:rPr>
+        <w:t xml:space="preserve"> NOTES: Variables, Dynamic Typing &amp; Dynamic Binding in Python</w:t>
+      </w:r>
+    </w:p>
+    <w:p>
+      <w:pPr>
+        <w:rPr>
+          <w:b/>
+          <w:bCs/>
+        </w:rPr>
+      </w:pPr>
+      <w:r>
+        <w:rPr>
+          <w:b/>
+          <w:bCs/>
+        </w:rPr>
+        <w:t>1. What is a Variable? (Basics)</w:t>
+      </w:r>
+    </w:p>
+    <w:p>
+      <w:pPr>
+        <w:numPr>
+          <w:ilvl w:val="0"/>
+          <w:numId w:val="25"/>
+        </w:numPr>
+      </w:pPr>
+      <w:r>
+        <w:rPr>
+          <w:b/>
+          <w:bCs/>
+        </w:rPr>
+        <w:t>Definition:</w:t>
+      </w:r>
+      <w:r>
+        <w:t xml:space="preserve"> Variable ek </w:t>
+      </w:r>
+      <w:proofErr w:type="spellStart"/>
+      <w:r>
+        <w:t>tarah</w:t>
+      </w:r>
+      <w:proofErr w:type="spellEnd"/>
+      <w:r>
+        <w:t xml:space="preserve"> ka </w:t>
+      </w:r>
+      <w:r>
+        <w:rPr>
+          <w:b/>
+          <w:bCs/>
+        </w:rPr>
+        <w:t>container</w:t>
+      </w:r>
+      <w:r>
+        <w:t xml:space="preserve"> (dabba) </w:t>
+      </w:r>
+      <w:proofErr w:type="spellStart"/>
+      <w:r>
+        <w:t>hota</w:t>
+      </w:r>
+      <w:proofErr w:type="spellEnd"/>
+      <w:r>
+        <w:t xml:space="preserve"> </w:t>
+      </w:r>
+      <w:proofErr w:type="spellStart"/>
+      <w:r>
+        <w:t>hai</w:t>
+      </w:r>
+      <w:proofErr w:type="spellEnd"/>
+      <w:r>
+        <w:t xml:space="preserve"> jo memory </w:t>
+      </w:r>
+      <w:proofErr w:type="spellStart"/>
+      <w:r>
+        <w:t>mein</w:t>
+      </w:r>
+      <w:proofErr w:type="spellEnd"/>
+      <w:r>
+        <w:t xml:space="preserve"> values ko hold/store </w:t>
+      </w:r>
+      <w:proofErr w:type="spellStart"/>
+      <w:r>
+        <w:t>karta</w:t>
+      </w:r>
+      <w:proofErr w:type="spellEnd"/>
+      <w:r>
+        <w:t xml:space="preserve"> </w:t>
+      </w:r>
+      <w:proofErr w:type="spellStart"/>
+      <w:r>
+        <w:t>hai</w:t>
+      </w:r>
+      <w:proofErr w:type="spellEnd"/>
+      <w:r>
+        <w:t xml:space="preserve"> future use </w:t>
+      </w:r>
+      <w:proofErr w:type="spellStart"/>
+      <w:r>
+        <w:t>ke</w:t>
+      </w:r>
+      <w:proofErr w:type="spellEnd"/>
+      <w:r>
+        <w:t xml:space="preserve"> </w:t>
+      </w:r>
+      <w:proofErr w:type="spellStart"/>
+      <w:r>
+        <w:t>liye</w:t>
+      </w:r>
+      <w:proofErr w:type="spellEnd"/>
+      <w:r>
+        <w:t>.</w:t>
+      </w:r>
+    </w:p>
+    <w:p>
+      <w:pPr>
+        <w:numPr>
+          <w:ilvl w:val="0"/>
+          <w:numId w:val="25"/>
+        </w:numPr>
+      </w:pPr>
+      <w:r>
+        <w:rPr>
+          <w:b/>
+          <w:bCs/>
+        </w:rPr>
+        <w:t>Real-world Example:</w:t>
+      </w:r>
+      <w:r>
+        <w:t xml:space="preserve"> Agar </w:t>
+      </w:r>
+      <w:proofErr w:type="spellStart"/>
+      <w:r>
+        <w:t>aap</w:t>
+      </w:r>
+      <w:proofErr w:type="spellEnd"/>
+      <w:r>
+        <w:t xml:space="preserve"> ek website </w:t>
+      </w:r>
+      <w:proofErr w:type="spellStart"/>
+      <w:r>
+        <w:t>bana</w:t>
+      </w:r>
+      <w:proofErr w:type="spellEnd"/>
+      <w:r>
+        <w:t xml:space="preserve"> </w:t>
+      </w:r>
+      <w:proofErr w:type="spellStart"/>
+      <w:r>
+        <w:t>rahe</w:t>
+      </w:r>
+      <w:proofErr w:type="spellEnd"/>
+      <w:r>
+        <w:t xml:space="preserve"> </w:t>
+      </w:r>
+      <w:proofErr w:type="spellStart"/>
+      <w:r>
+        <w:t>ho</w:t>
+      </w:r>
+      <w:proofErr w:type="spellEnd"/>
+      <w:r>
+        <w:t xml:space="preserve"> </w:t>
+      </w:r>
+      <w:proofErr w:type="spellStart"/>
+      <w:r>
+        <w:t>jisme</w:t>
+      </w:r>
+      <w:proofErr w:type="spellEnd"/>
+      <w:r>
+        <w:t xml:space="preserve"> user login </w:t>
+      </w:r>
+      <w:proofErr w:type="spellStart"/>
+      <w:r>
+        <w:t>karega</w:t>
+      </w:r>
+      <w:proofErr w:type="spellEnd"/>
+      <w:r>
+        <w:t xml:space="preserve">, </w:t>
+      </w:r>
+      <w:proofErr w:type="spellStart"/>
+      <w:r>
+        <w:t>toh</w:t>
+      </w:r>
+      <w:proofErr w:type="spellEnd"/>
+      <w:r>
+        <w:t xml:space="preserve"> </w:t>
+      </w:r>
+      <w:proofErr w:type="spellStart"/>
+      <w:r>
+        <w:t>aapko</w:t>
+      </w:r>
+      <w:proofErr w:type="spellEnd"/>
+      <w:r>
+        <w:t xml:space="preserve"> </w:t>
+      </w:r>
+      <w:proofErr w:type="spellStart"/>
+      <w:r>
+        <w:t>pehle</w:t>
+      </w:r>
+      <w:proofErr w:type="spellEnd"/>
+      <w:r>
+        <w:t xml:space="preserve"> se </w:t>
+      </w:r>
+      <w:proofErr w:type="spellStart"/>
+      <w:r>
+        <w:t>nahi</w:t>
+      </w:r>
+      <w:proofErr w:type="spellEnd"/>
+      <w:r>
+        <w:t xml:space="preserve"> pata ki </w:t>
+      </w:r>
+      <w:proofErr w:type="spellStart"/>
+      <w:r>
+        <w:t>kaun</w:t>
+      </w:r>
+      <w:proofErr w:type="spellEnd"/>
+      <w:r>
+        <w:t xml:space="preserve"> </w:t>
+      </w:r>
+      <w:proofErr w:type="spellStart"/>
+      <w:r>
+        <w:t>sa</w:t>
+      </w:r>
+      <w:proofErr w:type="spellEnd"/>
+      <w:r>
+        <w:t xml:space="preserve"> user login </w:t>
+      </w:r>
+      <w:proofErr w:type="spellStart"/>
+      <w:r>
+        <w:t>karega</w:t>
+      </w:r>
+      <w:proofErr w:type="spellEnd"/>
+      <w:r>
+        <w:t xml:space="preserve"> (Nitish, Rahul, </w:t>
+      </w:r>
+      <w:proofErr w:type="spellStart"/>
+      <w:r>
+        <w:t>ya</w:t>
+      </w:r>
+      <w:proofErr w:type="spellEnd"/>
+      <w:r>
+        <w:t xml:space="preserve"> Amit). </w:t>
+      </w:r>
+      <w:proofErr w:type="spellStart"/>
+      <w:r>
+        <w:t>Isiliye</w:t>
+      </w:r>
+      <w:proofErr w:type="spellEnd"/>
+      <w:r>
+        <w:t xml:space="preserve"> </w:t>
+      </w:r>
+      <w:proofErr w:type="spellStart"/>
+      <w:r>
+        <w:t>aap</w:t>
+      </w:r>
+      <w:proofErr w:type="spellEnd"/>
+      <w:r>
+        <w:t xml:space="preserve"> name </w:t>
+      </w:r>
+      <w:proofErr w:type="spellStart"/>
+      <w:r>
+        <w:t>ke</w:t>
+      </w:r>
+      <w:proofErr w:type="spellEnd"/>
+      <w:r>
+        <w:t xml:space="preserve"> </w:t>
+      </w:r>
+      <w:proofErr w:type="spellStart"/>
+      <w:r>
+        <w:t>badle</w:t>
+      </w:r>
+      <w:proofErr w:type="spellEnd"/>
+      <w:r>
+        <w:t xml:space="preserve"> ek </w:t>
+      </w:r>
+      <w:r>
+        <w:rPr>
+          <w:b/>
+          <w:bCs/>
+        </w:rPr>
+        <w:t>variable</w:t>
+      </w:r>
+      <w:r>
+        <w:t xml:space="preserve"> (name) </w:t>
+      </w:r>
+      <w:proofErr w:type="spellStart"/>
+      <w:r>
+        <w:t>rakh</w:t>
+      </w:r>
+      <w:proofErr w:type="spellEnd"/>
+      <w:r>
+        <w:t xml:space="preserve"> </w:t>
+      </w:r>
+      <w:proofErr w:type="spellStart"/>
+      <w:r>
+        <w:t>dete</w:t>
+      </w:r>
+      <w:proofErr w:type="spellEnd"/>
+      <w:r>
+        <w:t xml:space="preserve"> ho. Jab user login </w:t>
+      </w:r>
+      <w:proofErr w:type="spellStart"/>
+      <w:r>
+        <w:t>karta</w:t>
+      </w:r>
+      <w:proofErr w:type="spellEnd"/>
+      <w:r>
+        <w:t xml:space="preserve"> </w:t>
+      </w:r>
+      <w:proofErr w:type="spellStart"/>
+      <w:r>
+        <w:t>hai</w:t>
+      </w:r>
+      <w:proofErr w:type="spellEnd"/>
+      <w:r>
+        <w:t xml:space="preserve">, tab us variable </w:t>
+      </w:r>
+      <w:proofErr w:type="spellStart"/>
+      <w:r>
+        <w:t>mein</w:t>
+      </w:r>
+      <w:proofErr w:type="spellEnd"/>
+      <w:r>
+        <w:t xml:space="preserve"> us user ka naam fill </w:t>
+      </w:r>
+      <w:proofErr w:type="spellStart"/>
+      <w:r>
+        <w:t>ho</w:t>
+      </w:r>
+      <w:proofErr w:type="spellEnd"/>
+      <w:r>
+        <w:t xml:space="preserve"> </w:t>
+      </w:r>
+      <w:proofErr w:type="spellStart"/>
+      <w:r>
+        <w:t>jata</w:t>
+      </w:r>
+      <w:proofErr w:type="spellEnd"/>
+      <w:r>
+        <w:t xml:space="preserve"> </w:t>
+      </w:r>
+      <w:proofErr w:type="spellStart"/>
+      <w:r>
+        <w:t>hai</w:t>
+      </w:r>
+      <w:proofErr w:type="spellEnd"/>
+      <w:r>
+        <w:t>.</w:t>
+      </w:r>
+    </w:p>
+    <w:p>
+      <w:pPr>
+        <w:numPr>
+          <w:ilvl w:val="0"/>
+          <w:numId w:val="25"/>
+        </w:numPr>
+      </w:pPr>
+      <w:r>
+        <w:t xml:space="preserve">Simply put: </w:t>
+      </w:r>
+      <w:r>
+        <w:rPr>
+          <w:b/>
+          <w:bCs/>
+        </w:rPr>
+        <w:t>"Variables are containers for future use."</w:t>
+      </w:r>
+    </w:p>
+    <w:p>
+      <w:pPr>
+        <w:rPr>
+          <w:b/>
+          <w:bCs/>
+        </w:rPr>
+      </w:pPr>
+      <w:r>
+        <w:rPr>
+          <w:b/>
+          <w:bCs/>
+        </w:rPr>
+        <w:t>2. How to Create Variables in Python?</w:t>
+      </w:r>
+    </w:p>
+    <w:p>
+      <w:r>
+        <w:t xml:space="preserve">C, C++, </w:t>
+      </w:r>
+      <w:proofErr w:type="spellStart"/>
+      <w:r>
+        <w:t>ya</w:t>
+      </w:r>
+      <w:proofErr w:type="spellEnd"/>
+      <w:r>
+        <w:t xml:space="preserve"> Java ki </w:t>
+      </w:r>
+      <w:proofErr w:type="spellStart"/>
+      <w:r>
+        <w:t>tarah</w:t>
+      </w:r>
+      <w:proofErr w:type="spellEnd"/>
+      <w:r>
+        <w:t xml:space="preserve"> Python </w:t>
+      </w:r>
+      <w:proofErr w:type="spellStart"/>
+      <w:r>
+        <w:t>mein</w:t>
+      </w:r>
+      <w:proofErr w:type="spellEnd"/>
+      <w:r>
+        <w:t xml:space="preserve"> variable ka data type </w:t>
+      </w:r>
+      <w:proofErr w:type="spellStart"/>
+      <w:r>
+        <w:t>pehle</w:t>
+      </w:r>
+      <w:proofErr w:type="spellEnd"/>
+      <w:r>
+        <w:t xml:space="preserve"> se specify (declare) </w:t>
+      </w:r>
+      <w:proofErr w:type="spellStart"/>
+      <w:r>
+        <w:t>nahi</w:t>
+      </w:r>
+      <w:proofErr w:type="spellEnd"/>
+      <w:r>
+        <w:t xml:space="preserve"> </w:t>
+      </w:r>
+      <w:proofErr w:type="spellStart"/>
+      <w:r>
+        <w:t>karna</w:t>
+      </w:r>
+      <w:proofErr w:type="spellEnd"/>
+      <w:r>
+        <w:t xml:space="preserve"> </w:t>
+      </w:r>
+      <w:proofErr w:type="spellStart"/>
+      <w:r>
+        <w:t>padta</w:t>
+      </w:r>
+      <w:proofErr w:type="spellEnd"/>
+      <w:r>
+        <w:t>.</w:t>
+      </w:r>
+    </w:p>
+    <w:p>
+      <w:pPr>
+        <w:rPr>
+          <w:b/>
+          <w:bCs/>
+        </w:rPr>
+      </w:pPr>
+      <w:r>
+        <w:rPr>
+          <w:b/>
+          <w:bCs/>
+        </w:rPr>
+        <w:t>Syntax:</w:t>
+      </w:r>
+    </w:p>
+    <w:p>
+      <w:r>
+        <w:t>Python</w:t>
+      </w:r>
+    </w:p>
+    <w:p>
+      <w:r>
+        <w:t>name = "Nitish"</w:t>
+      </w:r>
+    </w:p>
+    <w:p>
+      <w:r>
+        <w:t>age = 30</w:t>
+      </w:r>
+    </w:p>
+    <w:p>
+      <w:proofErr w:type="spellStart"/>
+      <w:r>
+        <w:t>is_student</w:t>
+      </w:r>
+      <w:proofErr w:type="spellEnd"/>
+      <w:r>
+        <w:t xml:space="preserve"> = False</w:t>
+      </w:r>
+    </w:p>
+    <w:p>
+      <w:pPr>
+        <w:numPr>
+          <w:ilvl w:val="0"/>
+          <w:numId w:val="26"/>
+        </w:numPr>
+      </w:pPr>
+      <w:r>
+        <w:rPr>
+          <w:b/>
+          <w:bCs/>
+        </w:rPr>
+        <w:t>No Variable Declaration:</w:t>
+      </w:r>
+      <w:r>
+        <w:t xml:space="preserve"> Python </w:t>
+      </w:r>
+      <w:proofErr w:type="spellStart"/>
+      <w:r>
+        <w:t>mein</w:t>
+      </w:r>
+      <w:proofErr w:type="spellEnd"/>
+      <w:r>
+        <w:t xml:space="preserve"> </w:t>
+      </w:r>
+      <w:proofErr w:type="spellStart"/>
+      <w:r>
+        <w:t>pehle</w:t>
+      </w:r>
+      <w:proofErr w:type="spellEnd"/>
+      <w:r>
+        <w:t xml:space="preserve"> se </w:t>
+      </w:r>
+      <w:proofErr w:type="spellStart"/>
+      <w:r>
+        <w:t>batana</w:t>
+      </w:r>
+      <w:proofErr w:type="spellEnd"/>
+      <w:r>
+        <w:t xml:space="preserve"> </w:t>
+      </w:r>
+      <w:proofErr w:type="spellStart"/>
+      <w:r>
+        <w:t>nahi</w:t>
+      </w:r>
+      <w:proofErr w:type="spellEnd"/>
+      <w:r>
+        <w:t xml:space="preserve"> </w:t>
+      </w:r>
+      <w:proofErr w:type="spellStart"/>
+      <w:r>
+        <w:t>padta</w:t>
+      </w:r>
+      <w:proofErr w:type="spellEnd"/>
+      <w:r>
+        <w:t xml:space="preserve"> ki "main ek variable </w:t>
+      </w:r>
+      <w:proofErr w:type="spellStart"/>
+      <w:r>
+        <w:t>banane</w:t>
+      </w:r>
+      <w:proofErr w:type="spellEnd"/>
+      <w:r>
+        <w:t xml:space="preserve"> </w:t>
+      </w:r>
+      <w:proofErr w:type="spellStart"/>
+      <w:r>
+        <w:t>wala</w:t>
+      </w:r>
+      <w:proofErr w:type="spellEnd"/>
+      <w:r>
+        <w:t xml:space="preserve"> </w:t>
+      </w:r>
+      <w:proofErr w:type="spellStart"/>
+      <w:r>
+        <w:t>hoon</w:t>
+      </w:r>
+      <w:proofErr w:type="spellEnd"/>
+      <w:r>
+        <w:t xml:space="preserve">". </w:t>
+      </w:r>
+      <w:proofErr w:type="spellStart"/>
+      <w:r>
+        <w:t>Aap</w:t>
+      </w:r>
+      <w:proofErr w:type="spellEnd"/>
+      <w:r>
+        <w:t xml:space="preserve"> direct value assign </w:t>
+      </w:r>
+      <w:proofErr w:type="spellStart"/>
+      <w:r>
+        <w:t>karke</w:t>
+      </w:r>
+      <w:proofErr w:type="spellEnd"/>
+      <w:r>
+        <w:t xml:space="preserve"> variable create </w:t>
+      </w:r>
+      <w:proofErr w:type="spellStart"/>
+      <w:r>
+        <w:t>kar</w:t>
+      </w:r>
+      <w:proofErr w:type="spellEnd"/>
+      <w:r>
+        <w:t xml:space="preserve"> </w:t>
+      </w:r>
+      <w:proofErr w:type="spellStart"/>
+      <w:r>
+        <w:t>sakte</w:t>
+      </w:r>
+      <w:proofErr w:type="spellEnd"/>
+      <w:r>
+        <w:t xml:space="preserve"> ho.</w:t>
+      </w:r>
+    </w:p>
+    <w:p>
+      <w:pPr>
+        <w:numPr>
+          <w:ilvl w:val="0"/>
+          <w:numId w:val="26"/>
+        </w:numPr>
+      </w:pPr>
+      <w:r>
+        <w:rPr>
+          <w:b/>
+          <w:bCs/>
+        </w:rPr>
+        <w:t>Error Case:</w:t>
+      </w:r>
+      <w:r>
+        <w:t xml:space="preserve"> Agar </w:t>
+      </w:r>
+      <w:proofErr w:type="spellStart"/>
+      <w:r>
+        <w:t>aap</w:t>
+      </w:r>
+      <w:proofErr w:type="spellEnd"/>
+      <w:r>
+        <w:t xml:space="preserve"> </w:t>
+      </w:r>
+      <w:proofErr w:type="spellStart"/>
+      <w:r>
+        <w:t>bina</w:t>
+      </w:r>
+      <w:proofErr w:type="spellEnd"/>
+      <w:r>
+        <w:t xml:space="preserve"> quotes </w:t>
+      </w:r>
+      <w:proofErr w:type="spellStart"/>
+      <w:r>
+        <w:t>ke</w:t>
+      </w:r>
+      <w:proofErr w:type="spellEnd"/>
+      <w:r>
+        <w:t xml:space="preserve"> koi text </w:t>
+      </w:r>
+      <w:proofErr w:type="spellStart"/>
+      <w:r>
+        <w:t>likhoge</w:t>
+      </w:r>
+      <w:proofErr w:type="spellEnd"/>
+      <w:r>
+        <w:t xml:space="preserve"> jo variable </w:t>
+      </w:r>
+      <w:proofErr w:type="spellStart"/>
+      <w:r>
+        <w:t>nahi</w:t>
+      </w:r>
+      <w:proofErr w:type="spellEnd"/>
+      <w:r>
+        <w:t xml:space="preserve"> </w:t>
+      </w:r>
+      <w:proofErr w:type="spellStart"/>
+      <w:r>
+        <w:t>hai</w:t>
+      </w:r>
+      <w:proofErr w:type="spellEnd"/>
+      <w:r>
+        <w:t xml:space="preserve"> (</w:t>
+      </w:r>
+      <w:proofErr w:type="spellStart"/>
+      <w:r>
+        <w:t>jaise</w:t>
+      </w:r>
+      <w:proofErr w:type="spellEnd"/>
+      <w:r>
+        <w:t xml:space="preserve"> name = Nitish), </w:t>
+      </w:r>
+      <w:proofErr w:type="spellStart"/>
+      <w:r>
+        <w:t>toh</w:t>
+      </w:r>
+      <w:proofErr w:type="spellEnd"/>
+      <w:r>
+        <w:t xml:space="preserve"> Python </w:t>
+      </w:r>
+      <w:proofErr w:type="spellStart"/>
+      <w:r>
+        <w:rPr>
+          <w:b/>
+          <w:bCs/>
+        </w:rPr>
+        <w:t>NameError</w:t>
+      </w:r>
+      <w:proofErr w:type="spellEnd"/>
+      <w:r>
+        <w:t xml:space="preserve"> </w:t>
+      </w:r>
+      <w:proofErr w:type="spellStart"/>
+      <w:r>
+        <w:t>dega</w:t>
+      </w:r>
+      <w:proofErr w:type="spellEnd"/>
+      <w:r>
+        <w:t>.</w:t>
+      </w:r>
+    </w:p>
+    <w:p>
+      <w:pPr>
+        <w:rPr>
+          <w:b/>
+          <w:bCs/>
+        </w:rPr>
+      </w:pPr>
+      <w:r>
+        <w:rPr>
+          <w:b/>
+          <w:bCs/>
+        </w:rPr>
+        <w:lastRenderedPageBreak/>
+        <w:t>3. Key Concept 1: Dynamic Typing</w:t>
+      </w:r>
+    </w:p>
+    <w:p>
+      <w:pPr>
+        <w:rPr>
+          <w:b/>
+          <w:bCs/>
+        </w:rPr>
+      </w:pPr>
+      <w:r>
+        <w:rPr>
+          <w:b/>
+          <w:bCs/>
+        </w:rPr>
+        <w:t>Static Typing vs Dynamic Typing</w:t>
+      </w:r>
+    </w:p>
+    <w:p>
+      <w:pPr>
+        <w:numPr>
+          <w:ilvl w:val="0"/>
+          <w:numId w:val="27"/>
+        </w:numPr>
+      </w:pPr>
+      <w:r>
+        <w:rPr>
+          <w:b/>
+          <w:bCs/>
+        </w:rPr>
+        <w:t>Static Typing (C, C++, Java):</w:t>
+      </w:r>
+      <w:r>
+        <w:t xml:space="preserve"> Variable </w:t>
+      </w:r>
+      <w:proofErr w:type="spellStart"/>
+      <w:r>
+        <w:t>banane</w:t>
+      </w:r>
+      <w:proofErr w:type="spellEnd"/>
+      <w:r>
+        <w:t xml:space="preserve"> </w:t>
+      </w:r>
+      <w:proofErr w:type="spellStart"/>
+      <w:r>
+        <w:t>ke</w:t>
+      </w:r>
+      <w:proofErr w:type="spellEnd"/>
+      <w:r>
+        <w:t xml:space="preserve"> </w:t>
+      </w:r>
+      <w:proofErr w:type="spellStart"/>
+      <w:r>
+        <w:t>waqt</w:t>
+      </w:r>
+      <w:proofErr w:type="spellEnd"/>
+      <w:r>
+        <w:t xml:space="preserve"> </w:t>
+      </w:r>
+      <w:proofErr w:type="spellStart"/>
+      <w:r>
+        <w:t>uska</w:t>
+      </w:r>
+      <w:proofErr w:type="spellEnd"/>
+      <w:r>
+        <w:t xml:space="preserve"> data type </w:t>
+      </w:r>
+      <w:proofErr w:type="gramStart"/>
+      <w:r>
+        <w:t>specify</w:t>
+      </w:r>
+      <w:proofErr w:type="gramEnd"/>
+      <w:r>
+        <w:t xml:space="preserve"> </w:t>
+      </w:r>
+      <w:proofErr w:type="spellStart"/>
+      <w:r>
+        <w:t>karna</w:t>
+      </w:r>
+      <w:proofErr w:type="spellEnd"/>
+      <w:r>
+        <w:t xml:space="preserve"> </w:t>
+      </w:r>
+      <w:proofErr w:type="spellStart"/>
+      <w:r>
+        <w:t>padta</w:t>
+      </w:r>
+      <w:proofErr w:type="spellEnd"/>
+      <w:r>
+        <w:t xml:space="preserve"> </w:t>
+      </w:r>
+      <w:proofErr w:type="spellStart"/>
+      <w:r>
+        <w:t>hai</w:t>
+      </w:r>
+      <w:proofErr w:type="spellEnd"/>
+      <w:r>
+        <w:t>.</w:t>
+      </w:r>
+    </w:p>
+    <w:p>
+      <w:r>
+        <w:t>C</w:t>
+      </w:r>
+    </w:p>
+    <w:p>
+      <w:r>
+        <w:t xml:space="preserve">int a = 5; // </w:t>
+      </w:r>
+      <w:proofErr w:type="spellStart"/>
+      <w:r>
+        <w:t>Batana</w:t>
+      </w:r>
+      <w:proofErr w:type="spellEnd"/>
+      <w:r>
+        <w:t xml:space="preserve"> </w:t>
+      </w:r>
+      <w:proofErr w:type="spellStart"/>
+      <w:r>
+        <w:t>padega</w:t>
+      </w:r>
+      <w:proofErr w:type="spellEnd"/>
+      <w:r>
+        <w:t xml:space="preserve"> ki 'a' integer </w:t>
+      </w:r>
+      <w:proofErr w:type="spellStart"/>
+      <w:r>
+        <w:t>hai</w:t>
+      </w:r>
+      <w:proofErr w:type="spellEnd"/>
+    </w:p>
+    <w:p>
+      <w:pPr>
+        <w:numPr>
+          <w:ilvl w:val="0"/>
+          <w:numId w:val="27"/>
+        </w:numPr>
+      </w:pPr>
+      <w:r>
+        <w:rPr>
+          <w:b/>
+          <w:bCs/>
+        </w:rPr>
+        <w:t>Dynamic Typing (Python, PHP):</w:t>
+      </w:r>
+      <w:r>
+        <w:t xml:space="preserve"> Python </w:t>
+      </w:r>
+      <w:proofErr w:type="spellStart"/>
+      <w:r>
+        <w:t>mein</w:t>
+      </w:r>
+      <w:proofErr w:type="spellEnd"/>
+      <w:r>
+        <w:t xml:space="preserve"> variable </w:t>
+      </w:r>
+      <w:proofErr w:type="spellStart"/>
+      <w:r>
+        <w:t>banate</w:t>
+      </w:r>
+      <w:proofErr w:type="spellEnd"/>
+      <w:r>
+        <w:t xml:space="preserve"> </w:t>
+      </w:r>
+      <w:proofErr w:type="spellStart"/>
+      <w:r>
+        <w:t>waqt</w:t>
+      </w:r>
+      <w:proofErr w:type="spellEnd"/>
+      <w:r>
+        <w:t xml:space="preserve"> data type </w:t>
+      </w:r>
+      <w:proofErr w:type="spellStart"/>
+      <w:r>
+        <w:t>batane</w:t>
+      </w:r>
+      <w:proofErr w:type="spellEnd"/>
+      <w:r>
+        <w:t xml:space="preserve"> ki koi </w:t>
+      </w:r>
+      <w:proofErr w:type="spellStart"/>
+      <w:r>
+        <w:t>zaroorat</w:t>
+      </w:r>
+      <w:proofErr w:type="spellEnd"/>
+      <w:r>
+        <w:t xml:space="preserve"> </w:t>
+      </w:r>
+      <w:proofErr w:type="spellStart"/>
+      <w:r>
+        <w:t>nahi</w:t>
+      </w:r>
+      <w:proofErr w:type="spellEnd"/>
+      <w:r>
+        <w:t xml:space="preserve"> </w:t>
+      </w:r>
+      <w:proofErr w:type="spellStart"/>
+      <w:r>
+        <w:t>hoti</w:t>
+      </w:r>
+      <w:proofErr w:type="spellEnd"/>
+      <w:r>
+        <w:t xml:space="preserve">. Python automatic </w:t>
+      </w:r>
+      <w:proofErr w:type="spellStart"/>
+      <w:r>
+        <w:t>samajh</w:t>
+      </w:r>
+      <w:proofErr w:type="spellEnd"/>
+      <w:r>
+        <w:t xml:space="preserve"> </w:t>
+      </w:r>
+      <w:proofErr w:type="spellStart"/>
+      <w:r>
+        <w:t>jata</w:t>
+      </w:r>
+      <w:proofErr w:type="spellEnd"/>
+      <w:r>
+        <w:t xml:space="preserve"> </w:t>
+      </w:r>
+      <w:proofErr w:type="spellStart"/>
+      <w:r>
+        <w:t>hai</w:t>
+      </w:r>
+      <w:proofErr w:type="spellEnd"/>
+      <w:r>
+        <w:t xml:space="preserve"> ki value </w:t>
+      </w:r>
+      <w:proofErr w:type="spellStart"/>
+      <w:r>
+        <w:t>kis</w:t>
+      </w:r>
+      <w:proofErr w:type="spellEnd"/>
+      <w:r>
+        <w:t xml:space="preserve"> type ki </w:t>
+      </w:r>
+      <w:proofErr w:type="spellStart"/>
+      <w:r>
+        <w:t>hai</w:t>
+      </w:r>
+      <w:proofErr w:type="spellEnd"/>
+      <w:r>
+        <w:t>.</w:t>
+      </w:r>
+    </w:p>
+    <w:p>
+      <w:r>
+        <w:t>Python</w:t>
+      </w:r>
+    </w:p>
+    <w:p>
+      <w:r>
+        <w:t xml:space="preserve">a = </w:t>
+      </w:r>
+      <w:proofErr w:type="gramStart"/>
+      <w:r>
+        <w:t>5  #</w:t>
+      </w:r>
+      <w:proofErr w:type="gramEnd"/>
+      <w:r>
+        <w:t xml:space="preserve"> Python khud </w:t>
+      </w:r>
+      <w:proofErr w:type="spellStart"/>
+      <w:r>
+        <w:t>samajh</w:t>
+      </w:r>
+      <w:proofErr w:type="spellEnd"/>
+      <w:r>
+        <w:t xml:space="preserve"> </w:t>
+      </w:r>
+      <w:proofErr w:type="spellStart"/>
+      <w:r>
+        <w:t>jayega</w:t>
+      </w:r>
+      <w:proofErr w:type="spellEnd"/>
+      <w:r>
+        <w:t xml:space="preserve"> ki 'a' integer </w:t>
+      </w:r>
+      <w:proofErr w:type="spellStart"/>
+      <w:r>
+        <w:t>hai</w:t>
+      </w:r>
+      <w:proofErr w:type="spellEnd"/>
+    </w:p>
+    <w:p>
+      <w:pPr>
+        <w:rPr>
+          <w:b/>
+          <w:bCs/>
+        </w:rPr>
+      </w:pPr>
+      <w:r>
+        <w:rPr>
+          <w:b/>
+          <w:bCs/>
+        </w:rPr>
+        <w:t>4. Key Concept 2: Dynamic Binding</w:t>
+      </w:r>
+    </w:p>
+    <w:p>
+      <w:pPr>
+        <w:rPr>
+          <w:b/>
+          <w:bCs/>
+        </w:rPr>
+      </w:pPr>
+      <w:r>
+        <w:rPr>
+          <w:b/>
+          <w:bCs/>
+        </w:rPr>
+        <w:t>Static Binding vs Dynamic Binding</w:t>
+      </w:r>
+    </w:p>
+    <w:p>
+      <w:pPr>
+        <w:numPr>
+          <w:ilvl w:val="0"/>
+          <w:numId w:val="28"/>
+        </w:numPr>
+      </w:pPr>
+      <w:r>
+        <w:rPr>
+          <w:b/>
+          <w:bCs/>
+        </w:rPr>
+        <w:t>Static Binding (C, C++, Java):</w:t>
+      </w:r>
+      <w:r>
+        <w:t xml:space="preserve"> Ek </w:t>
+      </w:r>
+      <w:proofErr w:type="spellStart"/>
+      <w:r>
+        <w:t>baar</w:t>
+      </w:r>
+      <w:proofErr w:type="spellEnd"/>
+      <w:r>
+        <w:t xml:space="preserve"> agar ek variable </w:t>
+      </w:r>
+      <w:proofErr w:type="spellStart"/>
+      <w:r>
+        <w:t>kisi</w:t>
+      </w:r>
+      <w:proofErr w:type="spellEnd"/>
+      <w:r>
+        <w:t xml:space="preserve"> data type </w:t>
+      </w:r>
+      <w:proofErr w:type="spellStart"/>
+      <w:r>
+        <w:t>ke</w:t>
+      </w:r>
+      <w:proofErr w:type="spellEnd"/>
+      <w:r>
+        <w:t xml:space="preserve"> </w:t>
+      </w:r>
+      <w:proofErr w:type="spellStart"/>
+      <w:r>
+        <w:t>sath</w:t>
+      </w:r>
+      <w:proofErr w:type="spellEnd"/>
+      <w:r>
+        <w:t xml:space="preserve"> bind (</w:t>
+      </w:r>
+      <w:proofErr w:type="spellStart"/>
+      <w:r>
+        <w:t>jod</w:t>
+      </w:r>
+      <w:proofErr w:type="spellEnd"/>
+      <w:r>
+        <w:t xml:space="preserve">) diya </w:t>
+      </w:r>
+      <w:proofErr w:type="spellStart"/>
+      <w:r>
+        <w:t>gaya</w:t>
+      </w:r>
+      <w:proofErr w:type="spellEnd"/>
+      <w:r>
+        <w:t xml:space="preserve">, </w:t>
+      </w:r>
+      <w:proofErr w:type="spellStart"/>
+      <w:r>
+        <w:t>toh</w:t>
+      </w:r>
+      <w:proofErr w:type="spellEnd"/>
+      <w:r>
+        <w:t xml:space="preserve"> pure program </w:t>
+      </w:r>
+      <w:proofErr w:type="spellStart"/>
+      <w:r>
+        <w:t>mein</w:t>
+      </w:r>
+      <w:proofErr w:type="spellEnd"/>
+      <w:r>
+        <w:t xml:space="preserve"> </w:t>
+      </w:r>
+      <w:proofErr w:type="spellStart"/>
+      <w:r>
+        <w:t>uska</w:t>
+      </w:r>
+      <w:proofErr w:type="spellEnd"/>
+      <w:r>
+        <w:t xml:space="preserve"> data type change </w:t>
+      </w:r>
+      <w:proofErr w:type="spellStart"/>
+      <w:r>
+        <w:t>nahi</w:t>
+      </w:r>
+      <w:proofErr w:type="spellEnd"/>
+      <w:r>
+        <w:t xml:space="preserve"> </w:t>
+      </w:r>
+      <w:proofErr w:type="spellStart"/>
+      <w:r>
+        <w:t>ho</w:t>
+      </w:r>
+      <w:proofErr w:type="spellEnd"/>
+      <w:r>
+        <w:t xml:space="preserve"> </w:t>
+      </w:r>
+      <w:proofErr w:type="spellStart"/>
+      <w:r>
+        <w:t>sakta</w:t>
+      </w:r>
+      <w:proofErr w:type="spellEnd"/>
+      <w:r>
+        <w:t>.</w:t>
+      </w:r>
+    </w:p>
+    <w:p>
+      <w:r>
+        <w:t>C</w:t>
+      </w:r>
+    </w:p>
+    <w:p>
+      <w:r>
+        <w:t>int a = 5;</w:t>
+      </w:r>
+    </w:p>
+    <w:p>
+      <w:r>
+        <w:t xml:space="preserve">a = "Hello"; // ERROR! Integer variable </w:t>
+      </w:r>
+      <w:proofErr w:type="spellStart"/>
+      <w:r>
+        <w:t>mein</w:t>
+      </w:r>
+      <w:proofErr w:type="spellEnd"/>
+      <w:r>
+        <w:t xml:space="preserve"> string </w:t>
+      </w:r>
+      <w:proofErr w:type="spellStart"/>
+      <w:r>
+        <w:t>nahi</w:t>
+      </w:r>
+      <w:proofErr w:type="spellEnd"/>
+      <w:r>
+        <w:t xml:space="preserve"> </w:t>
+      </w:r>
+      <w:proofErr w:type="spellStart"/>
+      <w:r>
+        <w:t>daal</w:t>
+      </w:r>
+      <w:proofErr w:type="spellEnd"/>
+      <w:r>
+        <w:t xml:space="preserve"> </w:t>
+      </w:r>
+      <w:proofErr w:type="spellStart"/>
+      <w:r>
+        <w:t>sakte</w:t>
+      </w:r>
+      <w:proofErr w:type="spellEnd"/>
+      <w:r>
+        <w:t>.</w:t>
+      </w:r>
+    </w:p>
+    <w:p>
+      <w:pPr>
+        <w:numPr>
+          <w:ilvl w:val="0"/>
+          <w:numId w:val="28"/>
+        </w:numPr>
+      </w:pPr>
+      <w:r>
+        <w:rPr>
+          <w:b/>
+          <w:bCs/>
+        </w:rPr>
+        <w:t>Dynamic Binding (Python):</w:t>
+      </w:r>
+      <w:r>
+        <w:t xml:space="preserve"> Python </w:t>
+      </w:r>
+      <w:proofErr w:type="spellStart"/>
+      <w:r>
+        <w:t>mein</w:t>
+      </w:r>
+      <w:proofErr w:type="spellEnd"/>
+      <w:r>
+        <w:t xml:space="preserve"> ek hi variable </w:t>
+      </w:r>
+      <w:proofErr w:type="spellStart"/>
+      <w:r>
+        <w:t>alag-alag</w:t>
+      </w:r>
+      <w:proofErr w:type="spellEnd"/>
+      <w:r>
+        <w:t xml:space="preserve"> time par </w:t>
+      </w:r>
+      <w:proofErr w:type="spellStart"/>
+      <w:r>
+        <w:t>alag-alag</w:t>
+      </w:r>
+      <w:proofErr w:type="spellEnd"/>
+      <w:r>
+        <w:t xml:space="preserve"> data types ki values store </w:t>
+      </w:r>
+      <w:proofErr w:type="spellStart"/>
+      <w:r>
+        <w:t>kar</w:t>
+      </w:r>
+      <w:proofErr w:type="spellEnd"/>
+      <w:r>
+        <w:t xml:space="preserve"> </w:t>
+      </w:r>
+      <w:proofErr w:type="spellStart"/>
+      <w:r>
+        <w:t>sakta</w:t>
+      </w:r>
+      <w:proofErr w:type="spellEnd"/>
+      <w:r>
+        <w:t xml:space="preserve"> </w:t>
+      </w:r>
+      <w:proofErr w:type="spellStart"/>
+      <w:r>
+        <w:t>hai</w:t>
+      </w:r>
+      <w:proofErr w:type="spellEnd"/>
+      <w:r>
+        <w:t>.</w:t>
+      </w:r>
+    </w:p>
+    <w:p>
+      <w:r>
+        <w:t>Python</w:t>
+      </w:r>
+    </w:p>
+    <w:p>
+      <w:r>
+        <w:t>a = "Hello</w:t>
+      </w:r>
+      <w:proofErr w:type="gramStart"/>
+      <w:r>
+        <w:t>"  #</w:t>
+      </w:r>
+      <w:proofErr w:type="gramEnd"/>
+      <w:r>
+        <w:t xml:space="preserve"> Pehle String </w:t>
+      </w:r>
+      <w:proofErr w:type="spellStart"/>
+      <w:r>
+        <w:t>tha</w:t>
+      </w:r>
+      <w:proofErr w:type="spellEnd"/>
+    </w:p>
+    <w:p>
+      <w:r>
+        <w:t xml:space="preserve">a = 5        # Ab Integer ban </w:t>
+      </w:r>
+      <w:proofErr w:type="spellStart"/>
+      <w:r>
+        <w:t>gaya</w:t>
+      </w:r>
+      <w:proofErr w:type="spellEnd"/>
+    </w:p>
+    <w:p>
+      <w:r>
+        <w:t xml:space="preserve">a = True     # Ab Boolean ban </w:t>
+      </w:r>
+      <w:proofErr w:type="spellStart"/>
+      <w:r>
+        <w:t>gaya</w:t>
+      </w:r>
+      <w:proofErr w:type="spellEnd"/>
+    </w:p>
+    <w:p>
+      <w:r>
+        <w:rPr>
+          <w:i/>
+          <w:iCs/>
+        </w:rPr>
+        <w:t xml:space="preserve">(Python </w:t>
+      </w:r>
+      <w:proofErr w:type="spellStart"/>
+      <w:r>
+        <w:rPr>
+          <w:i/>
+          <w:iCs/>
+        </w:rPr>
+        <w:t>mein</w:t>
+      </w:r>
+      <w:proofErr w:type="spellEnd"/>
+      <w:r>
+        <w:rPr>
+          <w:i/>
+          <w:iCs/>
+        </w:rPr>
+        <w:t xml:space="preserve"> variable </w:t>
+      </w:r>
+      <w:proofErr w:type="spellStart"/>
+      <w:r>
+        <w:rPr>
+          <w:i/>
+          <w:iCs/>
+        </w:rPr>
+        <w:t>kisi</w:t>
+      </w:r>
+      <w:proofErr w:type="spellEnd"/>
+      <w:r>
+        <w:rPr>
+          <w:i/>
+          <w:iCs/>
+        </w:rPr>
+        <w:t xml:space="preserve"> ek data type se permanently locked/bound </w:t>
+      </w:r>
+      <w:proofErr w:type="spellStart"/>
+      <w:r>
+        <w:rPr>
+          <w:i/>
+          <w:iCs/>
+        </w:rPr>
+        <w:t>nahi</w:t>
+      </w:r>
+      <w:proofErr w:type="spellEnd"/>
+      <w:r>
+        <w:rPr>
+          <w:i/>
+          <w:iCs/>
+        </w:rPr>
+        <w:t xml:space="preserve"> </w:t>
+      </w:r>
+      <w:proofErr w:type="spellStart"/>
+      <w:r>
+        <w:rPr>
+          <w:i/>
+          <w:iCs/>
+        </w:rPr>
+        <w:t>hota</w:t>
+      </w:r>
+      <w:proofErr w:type="spellEnd"/>
+      <w:r>
+        <w:rPr>
+          <w:i/>
+          <w:iCs/>
+        </w:rPr>
+        <w:t>).</w:t>
+      </w:r>
+    </w:p>
+    <w:p>
+      <w:pPr>
+        <w:rPr>
+          <w:b/>
+          <w:bCs/>
+        </w:rPr>
+      </w:pPr>
+      <w:r>
+        <w:rPr>
+          <w:b/>
+          <w:bCs/>
+        </w:rPr>
+        <w:t>5. Special Variable Declaration Styles in Python</w:t>
+      </w:r>
+    </w:p>
+    <w:p>
+      <w:r>
+        <w:t xml:space="preserve">Python </w:t>
+      </w:r>
+      <w:proofErr w:type="spellStart"/>
+      <w:r>
+        <w:t>aapko</w:t>
+      </w:r>
+      <w:proofErr w:type="spellEnd"/>
+      <w:r>
+        <w:t xml:space="preserve"> ek hi line </w:t>
+      </w:r>
+      <w:proofErr w:type="spellStart"/>
+      <w:r>
+        <w:t>mein</w:t>
+      </w:r>
+      <w:proofErr w:type="spellEnd"/>
+      <w:r>
+        <w:t xml:space="preserve"> multiple variables declare </w:t>
+      </w:r>
+      <w:proofErr w:type="spellStart"/>
+      <w:r>
+        <w:t>karne</w:t>
+      </w:r>
+      <w:proofErr w:type="spellEnd"/>
+      <w:r>
+        <w:t xml:space="preserve"> </w:t>
+      </w:r>
+      <w:proofErr w:type="spellStart"/>
+      <w:r>
+        <w:t>ke</w:t>
+      </w:r>
+      <w:proofErr w:type="spellEnd"/>
+      <w:r>
+        <w:t xml:space="preserve"> kai stylish </w:t>
+      </w:r>
+      <w:proofErr w:type="spellStart"/>
+      <w:r>
+        <w:t>tarike</w:t>
+      </w:r>
+      <w:proofErr w:type="spellEnd"/>
+      <w:r>
+        <w:t xml:space="preserve"> </w:t>
+      </w:r>
+      <w:proofErr w:type="spellStart"/>
+      <w:r>
+        <w:t>deta</w:t>
+      </w:r>
+      <w:proofErr w:type="spellEnd"/>
+      <w:r>
+        <w:t xml:space="preserve"> </w:t>
+      </w:r>
+      <w:proofErr w:type="spellStart"/>
+      <w:r>
+        <w:t>hai</w:t>
+      </w:r>
+      <w:proofErr w:type="spellEnd"/>
+      <w:r>
+        <w:t>:</w:t>
+      </w:r>
+    </w:p>
+    <w:p>
+      <w:pPr>
+        <w:rPr>
+          <w:b/>
+          <w:bCs/>
+        </w:rPr>
+      </w:pPr>
+      <w:r>
+        <w:rPr>
+          <w:b/>
+          <w:bCs/>
+        </w:rPr>
+        <w:t>Style 1: Multiple statements in a single line (using ;)</w:t>
+      </w:r>
+    </w:p>
+    <w:p>
+      <w:r>
+        <w:t>Python</w:t>
+      </w:r>
+    </w:p>
+    <w:p>
+      <w:r>
+        <w:t>a = 5; b = 6; c = 7</w:t>
+      </w:r>
+    </w:p>
+    <w:p>
+      <w:pPr>
+        <w:rPr>
+          <w:b/>
+          <w:bCs/>
+        </w:rPr>
+      </w:pPr>
+      <w:r>
+        <w:rPr>
+          <w:b/>
+          <w:bCs/>
+        </w:rPr>
+        <w:t>Style 2: Assigning multiple values to multiple variables</w:t>
+      </w:r>
+    </w:p>
+    <w:p>
+      <w:r>
+        <w:t>Python</w:t>
+      </w:r>
+    </w:p>
+    <w:p>
+      <w:r>
+        <w:t>a, b, c = 5, 6, 7</w:t>
+      </w:r>
+    </w:p>
+    <w:p>
+      <w:r>
+        <w:t xml:space="preserve"># </w:t>
+      </w:r>
+      <w:proofErr w:type="gramStart"/>
+      <w:r>
+        <w:t>a</w:t>
+      </w:r>
+      <w:proofErr w:type="gramEnd"/>
+      <w:r>
+        <w:t xml:space="preserve"> ko 5 </w:t>
+      </w:r>
+      <w:proofErr w:type="spellStart"/>
+      <w:r>
+        <w:t>milega</w:t>
+      </w:r>
+      <w:proofErr w:type="spellEnd"/>
+      <w:r>
+        <w:t>, b ko 6, aur c ko 7</w:t>
+      </w:r>
+    </w:p>
+    <w:p>
+      <w:pPr>
+        <w:rPr>
+          <w:b/>
+          <w:bCs/>
+        </w:rPr>
+      </w:pPr>
+      <w:r>
+        <w:rPr>
+          <w:b/>
+          <w:bCs/>
+        </w:rPr>
+        <w:t>Style 3: Assigning same value to multiple variables</w:t>
+      </w:r>
+    </w:p>
+    <w:p>
+      <w:r>
+        <w:t>Python</w:t>
+      </w:r>
+    </w:p>
+    <w:p>
+      <w:r>
+        <w:lastRenderedPageBreak/>
+        <w:t>a = b = c = 6</w:t>
+      </w:r>
+    </w:p>
+    <w:p>
+      <w:r>
+        <w:t xml:space="preserve"># </w:t>
+      </w:r>
+      <w:proofErr w:type="spellStart"/>
+      <w:r>
+        <w:t>Teeno</w:t>
+      </w:r>
+      <w:proofErr w:type="spellEnd"/>
+      <w:r>
+        <w:t xml:space="preserve"> variables (a, b, c) me value 6 store </w:t>
+      </w:r>
+      <w:proofErr w:type="spellStart"/>
+      <w:r>
+        <w:t>ho</w:t>
+      </w:r>
+      <w:proofErr w:type="spellEnd"/>
+      <w:r>
+        <w:t xml:space="preserve"> </w:t>
+      </w:r>
+      <w:proofErr w:type="spellStart"/>
+      <w:r>
+        <w:t>jayegi</w:t>
+      </w:r>
+      <w:proofErr w:type="spellEnd"/>
+    </w:p>
+    <w:p>
+      <w:pPr>
+        <w:rPr>
+          <w:b/>
+          <w:bCs/>
+        </w:rPr>
+      </w:pPr>
+      <w:r>
+        <w:rPr>
+          <w:rFonts w:ascii="Segoe UI Emoji" w:hAnsi="Segoe UI Emoji" w:cs="Segoe UI Emoji"/>
+          <w:b/>
+          <w:bCs/>
+        </w:rPr>
+        <w:t>💡</w:t>
+      </w:r>
+      <w:r>
+        <w:rPr>
+          <w:b/>
+          <w:bCs/>
+        </w:rPr>
+        <w:t xml:space="preserve"> Quick Summary Table for Notes:</w:t>
+      </w:r>
+    </w:p>
+    <w:tbl>
+      <w:tblPr>
+        <w:tblW w:w="0" w:type="auto"/>
+        <w:tblCellSpacing w:w="15" w:type="dxa"/>
+        <w:tblCellMar>
+          <w:top w:w="15" w:type="dxa"/>
+          <w:left w:w="15" w:type="dxa"/>
+          <w:bottom w:w="15" w:type="dxa"/>
+          <w:right w:w="15" w:type="dxa"/>
+        </w:tblCellMar>
+        <w:tblLook w:val="04A0" w:firstRow="1" w:lastRow="0" w:firstColumn="1" w:lastColumn="0" w:noHBand="0" w:noVBand="1"/>
+      </w:tblPr>
+      <w:tblGrid>
+        <w:gridCol w:w="1898"/>
+        <w:gridCol w:w="5086"/>
+        <w:gridCol w:w="2026"/>
+      </w:tblGrid>
+      <w:tr>
+        <w:trPr>
+          <w:tblHeader/>
+          <w:tblCellSpacing w:w="15" w:type="dxa"/>
+        </w:trPr>
+        <w:tc>
+          <w:tcPr>
+            <w:tcW w:w="0" w:type="auto"/>
+            <w:tcBorders>
+              <w:top w:val="single" w:sz="6" w:space="0" w:color="C4C7C5"/>
+              <w:left w:val="single" w:sz="6" w:space="0" w:color="C4C7C5"/>
+              <w:bottom w:val="single" w:sz="6" w:space="0" w:color="C4C7C5"/>
+              <w:right w:val="single" w:sz="6" w:space="0" w:color="C4C7C5"/>
+            </w:tcBorders>
+            <w:tcMar>
+              <w:top w:w="120" w:type="dxa"/>
+              <w:left w:w="180" w:type="dxa"/>
+              <w:bottom w:w="120" w:type="dxa"/>
+              <w:right w:w="180" w:type="dxa"/>
+            </w:tcMar>
+            <w:vAlign w:val="center"/>
+            <w:hideMark/>
+          </w:tcPr>
+          <w:p>
+            <w:r>
+              <w:rPr>
+                <w:b/>
+                <w:bCs/>
+              </w:rPr>
+              <w:t>Concept</w:t>
+            </w:r>
+          </w:p>
+        </w:tc>
+        <w:tc>
+          <w:tcPr>
+            <w:tcW w:w="0" w:type="auto"/>
+            <w:tcBorders>
+              <w:top w:val="single" w:sz="6" w:space="0" w:color="C4C7C5"/>
+              <w:left w:val="single" w:sz="6" w:space="0" w:color="C4C7C5"/>
+              <w:bottom w:val="single" w:sz="6" w:space="0" w:color="C4C7C5"/>
+              <w:right w:val="single" w:sz="6" w:space="0" w:color="C4C7C5"/>
+            </w:tcBorders>
+            <w:tcMar>
+              <w:top w:w="120" w:type="dxa"/>
+              <w:left w:w="180" w:type="dxa"/>
+              <w:bottom w:w="120" w:type="dxa"/>
+              <w:right w:w="180" w:type="dxa"/>
+            </w:tcMar>
+            <w:vAlign w:val="center"/>
+            <w:hideMark/>
+          </w:tcPr>
+          <w:p>
+            <w:r>
+              <w:rPr>
+                <w:b/>
+                <w:bCs/>
+              </w:rPr>
+              <w:t>Explanation</w:t>
+            </w:r>
+          </w:p>
+        </w:tc>
+        <w:tc>
+          <w:tcPr>
+            <w:tcW w:w="0" w:type="auto"/>
+            <w:tcBorders>
+              <w:top w:val="single" w:sz="6" w:space="0" w:color="C4C7C5"/>
+              <w:left w:val="single" w:sz="6" w:space="0" w:color="C4C7C5"/>
+              <w:bottom w:val="single" w:sz="6" w:space="0" w:color="C4C7C5"/>
+              <w:right w:val="single" w:sz="6" w:space="0" w:color="C4C7C5"/>
+            </w:tcBorders>
+            <w:tcMar>
+              <w:top w:w="120" w:type="dxa"/>
+              <w:left w:w="180" w:type="dxa"/>
+              <w:bottom w:w="120" w:type="dxa"/>
+              <w:right w:w="180" w:type="dxa"/>
+            </w:tcMar>
+            <w:vAlign w:val="center"/>
+            <w:hideMark/>
+          </w:tcPr>
+          <w:p>
+            <w:r>
+              <w:rPr>
+                <w:b/>
+                <w:bCs/>
+              </w:rPr>
+              <w:t>Example</w:t>
+            </w:r>
+          </w:p>
+        </w:tc>
+      </w:tr>
+      <w:tr>
+        <w:trPr>
+          <w:tblCellSpacing w:w="15" w:type="dxa"/>
+        </w:trPr>
+        <w:tc>
+          <w:tcPr>
+            <w:tcW w:w="0" w:type="auto"/>
+            <w:tcBorders>
+              <w:top w:val="single" w:sz="6" w:space="0" w:color="C4C7C5"/>
+              <w:left w:val="single" w:sz="6" w:space="0" w:color="C4C7C5"/>
+              <w:bottom w:val="single" w:sz="6" w:space="0" w:color="C4C7C5"/>
+              <w:right w:val="single" w:sz="6" w:space="0" w:color="C4C7C5"/>
+            </w:tcBorders>
+            <w:tcMar>
+              <w:top w:w="120" w:type="dxa"/>
+              <w:left w:w="180" w:type="dxa"/>
+              <w:bottom w:w="120" w:type="dxa"/>
+              <w:right w:w="180" w:type="dxa"/>
+            </w:tcMar>
+            <w:vAlign w:val="center"/>
+            <w:hideMark/>
+          </w:tcPr>
+          <w:p>
+            <w:r>
+              <w:rPr>
+                <w:b/>
+                <w:bCs/>
+              </w:rPr>
+              <w:t>Variable</w:t>
+            </w:r>
+          </w:p>
+        </w:tc>
+        <w:tc>
+          <w:tcPr>
+            <w:tcW w:w="0" w:type="auto"/>
+            <w:tcBorders>
+              <w:top w:val="single" w:sz="6" w:space="0" w:color="C4C7C5"/>
+              <w:left w:val="single" w:sz="6" w:space="0" w:color="C4C7C5"/>
+              <w:bottom w:val="single" w:sz="6" w:space="0" w:color="C4C7C5"/>
+              <w:right w:val="single" w:sz="6" w:space="0" w:color="C4C7C5"/>
+            </w:tcBorders>
+            <w:tcMar>
+              <w:top w:w="120" w:type="dxa"/>
+              <w:left w:w="180" w:type="dxa"/>
+              <w:bottom w:w="120" w:type="dxa"/>
+              <w:right w:w="180" w:type="dxa"/>
+            </w:tcMar>
+            <w:vAlign w:val="center"/>
+            <w:hideMark/>
+          </w:tcPr>
+          <w:p>
+            <w:r>
+              <w:t>Memory container to store data for future use.</w:t>
+            </w:r>
+          </w:p>
+        </w:tc>
+        <w:tc>
+          <w:tcPr>
+            <w:tcW w:w="0" w:type="auto"/>
+            <w:tcBorders>
+              <w:top w:val="single" w:sz="6" w:space="0" w:color="C4C7C5"/>
+              <w:left w:val="single" w:sz="6" w:space="0" w:color="C4C7C5"/>
+              <w:bottom w:val="single" w:sz="6" w:space="0" w:color="C4C7C5"/>
+              <w:right w:val="single" w:sz="6" w:space="0" w:color="C4C7C5"/>
+            </w:tcBorders>
+            <w:tcMar>
+              <w:top w:w="120" w:type="dxa"/>
+              <w:left w:w="180" w:type="dxa"/>
+              <w:bottom w:w="120" w:type="dxa"/>
+              <w:right w:w="180" w:type="dxa"/>
+            </w:tcMar>
+            <w:vAlign w:val="center"/>
+            <w:hideMark/>
+          </w:tcPr>
+          <w:p>
+            <w:r>
+              <w:t>x = 10</w:t>
+            </w:r>
+          </w:p>
+        </w:tc>
+      </w:tr>
+      <w:tr>
+        <w:trPr>
+          <w:tblCellSpacing w:w="15" w:type="dxa"/>
+        </w:trPr>
+        <w:tc>
+          <w:tcPr>
+            <w:tcW w:w="0" w:type="auto"/>
+            <w:tcBorders>
+              <w:top w:val="single" w:sz="6" w:space="0" w:color="C4C7C5"/>
+              <w:left w:val="single" w:sz="6" w:space="0" w:color="C4C7C5"/>
+              <w:bottom w:val="single" w:sz="6" w:space="0" w:color="C4C7C5"/>
+              <w:right w:val="single" w:sz="6" w:space="0" w:color="C4C7C5"/>
+            </w:tcBorders>
+            <w:tcMar>
+              <w:top w:w="120" w:type="dxa"/>
+              <w:left w:w="180" w:type="dxa"/>
+              <w:bottom w:w="120" w:type="dxa"/>
+              <w:right w:w="180" w:type="dxa"/>
+            </w:tcMar>
+            <w:vAlign w:val="center"/>
+            <w:hideMark/>
+          </w:tcPr>
+          <w:p>
+            <w:r>
+              <w:rPr>
+                <w:b/>
+                <w:bCs/>
+              </w:rPr>
+              <w:t>Dynamic Typing</w:t>
+            </w:r>
+          </w:p>
+        </w:tc>
+        <w:tc>
+          <w:tcPr>
+            <w:tcW w:w="0" w:type="auto"/>
+            <w:tcBorders>
+              <w:top w:val="single" w:sz="6" w:space="0" w:color="C4C7C5"/>
+              <w:left w:val="single" w:sz="6" w:space="0" w:color="C4C7C5"/>
+              <w:bottom w:val="single" w:sz="6" w:space="0" w:color="C4C7C5"/>
+              <w:right w:val="single" w:sz="6" w:space="0" w:color="C4C7C5"/>
+            </w:tcBorders>
+            <w:tcMar>
+              <w:top w:w="120" w:type="dxa"/>
+              <w:left w:w="180" w:type="dxa"/>
+              <w:bottom w:w="120" w:type="dxa"/>
+              <w:right w:w="180" w:type="dxa"/>
+            </w:tcMar>
+            <w:vAlign w:val="center"/>
+            <w:hideMark/>
+          </w:tcPr>
+          <w:p>
+            <w:r>
+              <w:t xml:space="preserve">Data type </w:t>
+            </w:r>
+            <w:proofErr w:type="spellStart"/>
+            <w:r>
+              <w:t>batane</w:t>
+            </w:r>
+            <w:proofErr w:type="spellEnd"/>
+            <w:r>
+              <w:t xml:space="preserve"> ki </w:t>
+            </w:r>
+            <w:proofErr w:type="spellStart"/>
+            <w:r>
+              <w:t>zaroorat</w:t>
+            </w:r>
+            <w:proofErr w:type="spellEnd"/>
+            <w:r>
+              <w:t xml:space="preserve"> </w:t>
+            </w:r>
+            <w:proofErr w:type="spellStart"/>
+            <w:r>
+              <w:t>nahi</w:t>
+            </w:r>
+            <w:proofErr w:type="spellEnd"/>
+            <w:r>
+              <w:t xml:space="preserve">, Python auto-detect </w:t>
+            </w:r>
+            <w:proofErr w:type="spellStart"/>
+            <w:r>
+              <w:t>karta</w:t>
+            </w:r>
+            <w:proofErr w:type="spellEnd"/>
+            <w:r>
+              <w:t xml:space="preserve"> </w:t>
+            </w:r>
+            <w:proofErr w:type="spellStart"/>
+            <w:r>
+              <w:t>hai</w:t>
+            </w:r>
+            <w:proofErr w:type="spellEnd"/>
+            <w:r>
+              <w:t>.</w:t>
+            </w:r>
+          </w:p>
+        </w:tc>
+        <w:tc>
+          <w:tcPr>
+            <w:tcW w:w="0" w:type="auto"/>
+            <w:tcBorders>
+              <w:top w:val="single" w:sz="6" w:space="0" w:color="C4C7C5"/>
+              <w:left w:val="single" w:sz="6" w:space="0" w:color="C4C7C5"/>
+              <w:bottom w:val="single" w:sz="6" w:space="0" w:color="C4C7C5"/>
+              <w:right w:val="single" w:sz="6" w:space="0" w:color="C4C7C5"/>
+            </w:tcBorders>
+            <w:tcMar>
+              <w:top w:w="120" w:type="dxa"/>
+              <w:left w:w="180" w:type="dxa"/>
+              <w:bottom w:w="120" w:type="dxa"/>
+              <w:right w:w="180" w:type="dxa"/>
+            </w:tcMar>
+            <w:vAlign w:val="center"/>
+            <w:hideMark/>
+          </w:tcPr>
+          <w:p>
+            <w:r>
+              <w:t>a = "Hi" (Auto String)</w:t>
+            </w:r>
+          </w:p>
+        </w:tc>
+      </w:tr>
+      <w:tr>
+        <w:trPr>
+          <w:tblCellSpacing w:w="15" w:type="dxa"/>
+        </w:trPr>
+        <w:tc>
+          <w:tcPr>
+            <w:tcW w:w="0" w:type="auto"/>
+            <w:tcBorders>
+              <w:top w:val="single" w:sz="6" w:space="0" w:color="C4C7C5"/>
+              <w:left w:val="single" w:sz="6" w:space="0" w:color="C4C7C5"/>
+              <w:bottom w:val="single" w:sz="6" w:space="0" w:color="C4C7C5"/>
+              <w:right w:val="single" w:sz="6" w:space="0" w:color="C4C7C5"/>
+            </w:tcBorders>
+            <w:tcMar>
+              <w:top w:w="120" w:type="dxa"/>
+              <w:left w:w="180" w:type="dxa"/>
+              <w:bottom w:w="120" w:type="dxa"/>
+              <w:right w:w="180" w:type="dxa"/>
+            </w:tcMar>
+            <w:vAlign w:val="center"/>
+            <w:hideMark/>
+          </w:tcPr>
+          <w:p>
+            <w:r>
+              <w:rPr>
+                <w:b/>
+                <w:bCs/>
+              </w:rPr>
+              <w:t>Dynamic Binding</w:t>
+            </w:r>
+          </w:p>
+        </w:tc>
+        <w:tc>
+          <w:tcPr>
+            <w:tcW w:w="0" w:type="auto"/>
+            <w:tcBorders>
+              <w:top w:val="single" w:sz="6" w:space="0" w:color="C4C7C5"/>
+              <w:left w:val="single" w:sz="6" w:space="0" w:color="C4C7C5"/>
+              <w:bottom w:val="single" w:sz="6" w:space="0" w:color="C4C7C5"/>
+              <w:right w:val="single" w:sz="6" w:space="0" w:color="C4C7C5"/>
+            </w:tcBorders>
+            <w:tcMar>
+              <w:top w:w="120" w:type="dxa"/>
+              <w:left w:w="180" w:type="dxa"/>
+              <w:bottom w:w="120" w:type="dxa"/>
+              <w:right w:w="180" w:type="dxa"/>
+            </w:tcMar>
+            <w:vAlign w:val="center"/>
+            <w:hideMark/>
+          </w:tcPr>
+          <w:p>
+            <w:r>
+              <w:t xml:space="preserve">Variable ka data type program run </w:t>
+            </w:r>
+            <w:proofErr w:type="spellStart"/>
+            <w:r>
+              <w:t>hote</w:t>
+            </w:r>
+            <w:proofErr w:type="spellEnd"/>
+            <w:r>
+              <w:t xml:space="preserve"> </w:t>
+            </w:r>
+            <w:proofErr w:type="spellStart"/>
+            <w:r>
+              <w:t>waqt</w:t>
+            </w:r>
+            <w:proofErr w:type="spellEnd"/>
+            <w:r>
+              <w:t xml:space="preserve"> change </w:t>
+            </w:r>
+            <w:proofErr w:type="spellStart"/>
+            <w:r>
+              <w:t>ho</w:t>
+            </w:r>
+            <w:proofErr w:type="spellEnd"/>
+            <w:r>
+              <w:t xml:space="preserve"> </w:t>
+            </w:r>
+            <w:proofErr w:type="spellStart"/>
+            <w:r>
+              <w:t>sakta</w:t>
+            </w:r>
+            <w:proofErr w:type="spellEnd"/>
+            <w:r>
+              <w:t xml:space="preserve"> </w:t>
+            </w:r>
+            <w:proofErr w:type="spellStart"/>
+            <w:r>
+              <w:t>hai</w:t>
+            </w:r>
+            <w:proofErr w:type="spellEnd"/>
+            <w:r>
+              <w:t>.</w:t>
+            </w:r>
+          </w:p>
+        </w:tc>
+        <w:tc>
+          <w:tcPr>
+            <w:tcW w:w="0" w:type="auto"/>
+            <w:tcBorders>
+              <w:top w:val="single" w:sz="6" w:space="0" w:color="C4C7C5"/>
+              <w:left w:val="single" w:sz="6" w:space="0" w:color="C4C7C5"/>
+              <w:bottom w:val="single" w:sz="6" w:space="0" w:color="C4C7C5"/>
+              <w:right w:val="single" w:sz="6" w:space="0" w:color="C4C7C5"/>
+            </w:tcBorders>
+            <w:tcMar>
+              <w:top w:w="120" w:type="dxa"/>
+              <w:left w:w="180" w:type="dxa"/>
+              <w:bottom w:w="120" w:type="dxa"/>
+              <w:right w:w="180" w:type="dxa"/>
+            </w:tcMar>
+            <w:vAlign w:val="center"/>
+            <w:hideMark/>
+          </w:tcPr>
+          <w:p>
+            <w:r>
+              <w:t xml:space="preserve">a = 5 </w:t>
+            </w:r>
+            <w:proofErr w:type="spellStart"/>
+            <w:r>
+              <w:t>phir</w:t>
+            </w:r>
+            <w:proofErr w:type="spellEnd"/>
+            <w:r>
+              <w:t xml:space="preserve"> a = "Five"</w:t>
+            </w:r>
+          </w:p>
+        </w:tc>
+      </w:tr>
+      <w:tr>
+        <w:trPr>
+          <w:tblCellSpacing w:w="15" w:type="dxa"/>
+        </w:trPr>
+        <w:tc>
+          <w:tcPr>
+            <w:tcW w:w="0" w:type="auto"/>
+            <w:tcBorders>
+              <w:top w:val="single" w:sz="6" w:space="0" w:color="C4C7C5"/>
+              <w:left w:val="single" w:sz="6" w:space="0" w:color="C4C7C5"/>
+              <w:bottom w:val="single" w:sz="6" w:space="0" w:color="C4C7C5"/>
+              <w:right w:val="single" w:sz="6" w:space="0" w:color="C4C7C5"/>
+            </w:tcBorders>
+            <w:tcMar>
+              <w:top w:w="120" w:type="dxa"/>
+              <w:left w:w="180" w:type="dxa"/>
+              <w:bottom w:w="120" w:type="dxa"/>
+              <w:right w:w="180" w:type="dxa"/>
+            </w:tcMar>
+            <w:vAlign w:val="center"/>
+            <w:hideMark/>
+          </w:tcPr>
+          <w:p>
+            <w:r>
+              <w:rPr>
+                <w:b/>
+                <w:bCs/>
+              </w:rPr>
+              <w:t>Multi-assignment</w:t>
+            </w:r>
+          </w:p>
+        </w:tc>
+        <w:tc>
+          <w:tcPr>
+            <w:tcW w:w="0" w:type="auto"/>
+            <w:tcBorders>
+              <w:top w:val="single" w:sz="6" w:space="0" w:color="C4C7C5"/>
+              <w:left w:val="single" w:sz="6" w:space="0" w:color="C4C7C5"/>
+              <w:bottom w:val="single" w:sz="6" w:space="0" w:color="C4C7C5"/>
+              <w:right w:val="single" w:sz="6" w:space="0" w:color="C4C7C5"/>
+            </w:tcBorders>
+            <w:tcMar>
+              <w:top w:w="120" w:type="dxa"/>
+              <w:left w:w="180" w:type="dxa"/>
+              <w:bottom w:w="120" w:type="dxa"/>
+              <w:right w:w="180" w:type="dxa"/>
+            </w:tcMar>
+            <w:vAlign w:val="center"/>
+            <w:hideMark/>
+          </w:tcPr>
+          <w:p>
+            <w:r>
+              <w:t xml:space="preserve">Ek line me multiple variables create </w:t>
+            </w:r>
+            <w:proofErr w:type="spellStart"/>
+            <w:r>
+              <w:t>karna</w:t>
+            </w:r>
+            <w:proofErr w:type="spellEnd"/>
+            <w:r>
+              <w:t>.</w:t>
+            </w:r>
+          </w:p>
+        </w:tc>
+        <w:tc>
+          <w:tcPr>
+            <w:tcW w:w="0" w:type="auto"/>
+            <w:tcBorders>
+              <w:top w:val="single" w:sz="6" w:space="0" w:color="C4C7C5"/>
+              <w:left w:val="single" w:sz="6" w:space="0" w:color="C4C7C5"/>
+              <w:bottom w:val="single" w:sz="6" w:space="0" w:color="C4C7C5"/>
+              <w:right w:val="single" w:sz="6" w:space="0" w:color="C4C7C5"/>
+            </w:tcBorders>
+            <w:tcMar>
+              <w:top w:w="120" w:type="dxa"/>
+              <w:left w:w="180" w:type="dxa"/>
+              <w:bottom w:w="120" w:type="dxa"/>
+              <w:right w:w="180" w:type="dxa"/>
+            </w:tcMar>
+            <w:vAlign w:val="center"/>
+            <w:hideMark/>
+          </w:tcPr>
+          <w:p>
+            <w:r>
+              <w:t>a, b = 1, 2</w:t>
+            </w:r>
+          </w:p>
+        </w:tc>
+      </w:tr>
+    </w:tbl>
+    <w:p/>
+    <w:p/>
     <w:sectPr>
       <w:pgSz w:w="11906" w:h="16838"/>
       <w:pgMar w:top="851" w:right="1440" w:bottom="993" w:left="1440" w:header="708" w:footer="708" w:gutter="0"/>
@@ -7235,6 +9517,155 @@
     </w:lvl>
   </w:abstractNum>
   <w:abstractNum w:abstractNumId="1" w15:restartNumberingAfterBreak="0">
+    <w:nsid w:val="0F95065D"/>
+    <w:multiLevelType w:val="multilevel"/>
+    <w:tmpl w:val="88FED9FE"/>
+    <w:lvl w:ilvl="0">
+      <w:start w:val="1"/>
+      <w:numFmt w:val="bullet"/>
+      <w:lvlText w:val=""/>
+      <w:lvlJc w:val="left"/>
+      <w:pPr>
+        <w:tabs>
+          <w:tab w:val="num" w:pos="720"/>
+        </w:tabs>
+        <w:ind w:left="720" w:hanging="360"/>
+      </w:pPr>
+      <w:rPr>
+        <w:rFonts w:ascii="Symbol" w:hAnsi="Symbol" w:hint="default"/>
+        <w:sz w:val="20"/>
+      </w:rPr>
+    </w:lvl>
+    <w:lvl w:ilvl="1" w:tentative="1">
+      <w:start w:val="1"/>
+      <w:numFmt w:val="bullet"/>
+      <w:lvlText w:val="o"/>
+      <w:lvlJc w:val="left"/>
+      <w:pPr>
+        <w:tabs>
+          <w:tab w:val="num" w:pos="1440"/>
+        </w:tabs>
+        <w:ind w:left="1440" w:hanging="360"/>
+      </w:pPr>
+      <w:rPr>
+        <w:rFonts w:ascii="Courier New" w:hAnsi="Courier New" w:hint="default"/>
+        <w:sz w:val="20"/>
+      </w:rPr>
+    </w:lvl>
+    <w:lvl w:ilvl="2" w:tentative="1">
+      <w:start w:val="1"/>
+      <w:numFmt w:val="bullet"/>
+      <w:lvlText w:val=""/>
+      <w:lvlJc w:val="left"/>
+      <w:pPr>
+        <w:tabs>
+          <w:tab w:val="num" w:pos="2160"/>
+        </w:tabs>
+        <w:ind w:left="2160" w:hanging="360"/>
+      </w:pPr>
+      <w:rPr>
+        <w:rFonts w:ascii="Wingdings" w:hAnsi="Wingdings" w:hint="default"/>
+        <w:sz w:val="20"/>
+      </w:rPr>
+    </w:lvl>
+    <w:lvl w:ilvl="3" w:tentative="1">
+      <w:start w:val="1"/>
+      <w:numFmt w:val="bullet"/>
+      <w:lvlText w:val=""/>
+      <w:lvlJc w:val="left"/>
+      <w:pPr>
+        <w:tabs>
+          <w:tab w:val="num" w:pos="2880"/>
+        </w:tabs>
+        <w:ind w:left="2880" w:hanging="360"/>
+      </w:pPr>
+      <w:rPr>
+        <w:rFonts w:ascii="Wingdings" w:hAnsi="Wingdings" w:hint="default"/>
+        <w:sz w:val="20"/>
+      </w:rPr>
+    </w:lvl>
+    <w:lvl w:ilvl="4" w:tentative="1">
+      <w:start w:val="1"/>
+      <w:numFmt w:val="bullet"/>
+      <w:lvlText w:val=""/>
+      <w:lvlJc w:val="left"/>
+      <w:pPr>
+        <w:tabs>
+          <w:tab w:val="num" w:pos="3600"/>
+        </w:tabs>
+        <w:ind w:left="3600" w:hanging="360"/>
+      </w:pPr>
+      <w:rPr>
+        <w:rFonts w:ascii="Wingdings" w:hAnsi="Wingdings" w:hint="default"/>
+        <w:sz w:val="20"/>
+      </w:rPr>
+    </w:lvl>
+    <w:lvl w:ilvl="5" w:tentative="1">
+      <w:start w:val="1"/>
+      <w:numFmt w:val="bullet"/>
+      <w:lvlText w:val=""/>
+      <w:lvlJc w:val="left"/>
+      <w:pPr>
+        <w:tabs>
+          <w:tab w:val="num" w:pos="4320"/>
+        </w:tabs>
+        <w:ind w:left="4320" w:hanging="360"/>
+      </w:pPr>
+      <w:rPr>
+        <w:rFonts w:ascii="Wingdings" w:hAnsi="Wingdings" w:hint="default"/>
+        <w:sz w:val="20"/>
+      </w:rPr>
+    </w:lvl>
+    <w:lvl w:ilvl="6" w:tentative="1">
+      <w:start w:val="1"/>
+      <w:numFmt w:val="bullet"/>
+      <w:lvlText w:val=""/>
+      <w:lvlJc w:val="left"/>
+      <w:pPr>
+        <w:tabs>
+          <w:tab w:val="num" w:pos="5040"/>
+        </w:tabs>
+        <w:ind w:left="5040" w:hanging="360"/>
+      </w:pPr>
+      <w:rPr>
+        <w:rFonts w:ascii="Wingdings" w:hAnsi="Wingdings" w:hint="default"/>
+        <w:sz w:val="20"/>
+      </w:rPr>
+    </w:lvl>
+    <w:lvl w:ilvl="7" w:tentative="1">
+      <w:start w:val="1"/>
+      <w:numFmt w:val="bullet"/>
+      <w:lvlText w:val=""/>
+      <w:lvlJc w:val="left"/>
+      <w:pPr>
+        <w:tabs>
+          <w:tab w:val="num" w:pos="5760"/>
+        </w:tabs>
+        <w:ind w:left="5760" w:hanging="360"/>
+      </w:pPr>
+      <w:rPr>
+        <w:rFonts w:ascii="Wingdings" w:hAnsi="Wingdings" w:hint="default"/>
+        <w:sz w:val="20"/>
+      </w:rPr>
+    </w:lvl>
+    <w:lvl w:ilvl="8" w:tentative="1">
+      <w:start w:val="1"/>
+      <w:numFmt w:val="bullet"/>
+      <w:lvlText w:val=""/>
+      <w:lvlJc w:val="left"/>
+      <w:pPr>
+        <w:tabs>
+          <w:tab w:val="num" w:pos="6480"/>
+        </w:tabs>
+        <w:ind w:left="6480" w:hanging="360"/>
+      </w:pPr>
+      <w:rPr>
+        <w:rFonts w:ascii="Wingdings" w:hAnsi="Wingdings" w:hint="default"/>
+        <w:sz w:val="20"/>
+      </w:rPr>
+    </w:lvl>
+  </w:abstractNum>
+  <w:abstractNum w:abstractNumId="2" w15:restartNumberingAfterBreak="0">
     <w:nsid w:val="10F64DCB"/>
     <w:multiLevelType w:val="multilevel"/>
     <w:tmpl w:val="78049C0C"/>
@@ -7383,7 +9814,7 @@
       </w:rPr>
     </w:lvl>
   </w:abstractNum>
-  <w:abstractNum w:abstractNumId="2" w15:restartNumberingAfterBreak="0">
+  <w:abstractNum w:abstractNumId="3" w15:restartNumberingAfterBreak="0">
     <w:nsid w:val="121C70AC"/>
     <w:multiLevelType w:val="multilevel"/>
     <w:tmpl w:val="8EDE46B6"/>
@@ -7532,7 +9963,7 @@
       </w:rPr>
     </w:lvl>
   </w:abstractNum>
-  <w:abstractNum w:abstractNumId="3" w15:restartNumberingAfterBreak="0">
+  <w:abstractNum w:abstractNumId="4" w15:restartNumberingAfterBreak="0">
     <w:nsid w:val="146C25E1"/>
     <w:multiLevelType w:val="multilevel"/>
     <w:tmpl w:val="B662541E"/>
@@ -7681,7 +10112,7 @@
       </w:rPr>
     </w:lvl>
   </w:abstractNum>
-  <w:abstractNum w:abstractNumId="4" w15:restartNumberingAfterBreak="0">
+  <w:abstractNum w:abstractNumId="5" w15:restartNumberingAfterBreak="0">
     <w:nsid w:val="15D006BD"/>
     <w:multiLevelType w:val="multilevel"/>
     <w:tmpl w:val="63C019FA"/>
@@ -7830,7 +10261,7 @@
       </w:rPr>
     </w:lvl>
   </w:abstractNum>
-  <w:abstractNum w:abstractNumId="5" w15:restartNumberingAfterBreak="0">
+  <w:abstractNum w:abstractNumId="6" w15:restartNumberingAfterBreak="0">
     <w:nsid w:val="16DC20BC"/>
     <w:multiLevelType w:val="multilevel"/>
     <w:tmpl w:val="F962B1E2"/>
@@ -7979,7 +10410,7 @@
       </w:rPr>
     </w:lvl>
   </w:abstractNum>
-  <w:abstractNum w:abstractNumId="6" w15:restartNumberingAfterBreak="0">
+  <w:abstractNum w:abstractNumId="7" w15:restartNumberingAfterBreak="0">
     <w:nsid w:val="1E142B31"/>
     <w:multiLevelType w:val="multilevel"/>
     <w:tmpl w:val="717E6EC6"/>
@@ -8128,7 +10559,305 @@
       </w:rPr>
     </w:lvl>
   </w:abstractNum>
-  <w:abstractNum w:abstractNumId="7" w15:restartNumberingAfterBreak="0">
+  <w:abstractNum w:abstractNumId="8" w15:restartNumberingAfterBreak="0">
+    <w:nsid w:val="24795C0A"/>
+    <w:multiLevelType w:val="multilevel"/>
+    <w:tmpl w:val="7260633C"/>
+    <w:lvl w:ilvl="0">
+      <w:start w:val="1"/>
+      <w:numFmt w:val="bullet"/>
+      <w:lvlText w:val=""/>
+      <w:lvlJc w:val="left"/>
+      <w:pPr>
+        <w:tabs>
+          <w:tab w:val="num" w:pos="720"/>
+        </w:tabs>
+        <w:ind w:left="720" w:hanging="360"/>
+      </w:pPr>
+      <w:rPr>
+        <w:rFonts w:ascii="Symbol" w:hAnsi="Symbol" w:hint="default"/>
+        <w:sz w:val="20"/>
+      </w:rPr>
+    </w:lvl>
+    <w:lvl w:ilvl="1" w:tentative="1">
+      <w:start w:val="1"/>
+      <w:numFmt w:val="bullet"/>
+      <w:lvlText w:val="o"/>
+      <w:lvlJc w:val="left"/>
+      <w:pPr>
+        <w:tabs>
+          <w:tab w:val="num" w:pos="1440"/>
+        </w:tabs>
+        <w:ind w:left="1440" w:hanging="360"/>
+      </w:pPr>
+      <w:rPr>
+        <w:rFonts w:ascii="Courier New" w:hAnsi="Courier New" w:hint="default"/>
+        <w:sz w:val="20"/>
+      </w:rPr>
+    </w:lvl>
+    <w:lvl w:ilvl="2" w:tentative="1">
+      <w:start w:val="1"/>
+      <w:numFmt w:val="bullet"/>
+      <w:lvlText w:val=""/>
+      <w:lvlJc w:val="left"/>
+      <w:pPr>
+        <w:tabs>
+          <w:tab w:val="num" w:pos="2160"/>
+        </w:tabs>
+        <w:ind w:left="2160" w:hanging="360"/>
+      </w:pPr>
+      <w:rPr>
+        <w:rFonts w:ascii="Wingdings" w:hAnsi="Wingdings" w:hint="default"/>
+        <w:sz w:val="20"/>
+      </w:rPr>
+    </w:lvl>
+    <w:lvl w:ilvl="3" w:tentative="1">
+      <w:start w:val="1"/>
+      <w:numFmt w:val="bullet"/>
+      <w:lvlText w:val=""/>
+      <w:lvlJc w:val="left"/>
+      <w:pPr>
+        <w:tabs>
+          <w:tab w:val="num" w:pos="2880"/>
+        </w:tabs>
+        <w:ind w:left="2880" w:hanging="360"/>
+      </w:pPr>
+      <w:rPr>
+        <w:rFonts w:ascii="Wingdings" w:hAnsi="Wingdings" w:hint="default"/>
+        <w:sz w:val="20"/>
+      </w:rPr>
+    </w:lvl>
+    <w:lvl w:ilvl="4" w:tentative="1">
+      <w:start w:val="1"/>
+      <w:numFmt w:val="bullet"/>
+      <w:lvlText w:val=""/>
+      <w:lvlJc w:val="left"/>
+      <w:pPr>
+        <w:tabs>
+          <w:tab w:val="num" w:pos="3600"/>
+        </w:tabs>
+        <w:ind w:left="3600" w:hanging="360"/>
+      </w:pPr>
+      <w:rPr>
+        <w:rFonts w:ascii="Wingdings" w:hAnsi="Wingdings" w:hint="default"/>
+        <w:sz w:val="20"/>
+      </w:rPr>
+    </w:lvl>
+    <w:lvl w:ilvl="5" w:tentative="1">
+      <w:start w:val="1"/>
+      <w:numFmt w:val="bullet"/>
+      <w:lvlText w:val=""/>
+      <w:lvlJc w:val="left"/>
+      <w:pPr>
+        <w:tabs>
+          <w:tab w:val="num" w:pos="4320"/>
+        </w:tabs>
+        <w:ind w:left="4320" w:hanging="360"/>
+      </w:pPr>
+      <w:rPr>
+        <w:rFonts w:ascii="Wingdings" w:hAnsi="Wingdings" w:hint="default"/>
+        <w:sz w:val="20"/>
+      </w:rPr>
+    </w:lvl>
+    <w:lvl w:ilvl="6" w:tentative="1">
+      <w:start w:val="1"/>
+      <w:numFmt w:val="bullet"/>
+      <w:lvlText w:val=""/>
+      <w:lvlJc w:val="left"/>
+      <w:pPr>
+        <w:tabs>
+          <w:tab w:val="num" w:pos="5040"/>
+        </w:tabs>
+        <w:ind w:left="5040" w:hanging="360"/>
+      </w:pPr>
+      <w:rPr>
+        <w:rFonts w:ascii="Wingdings" w:hAnsi="Wingdings" w:hint="default"/>
+        <w:sz w:val="20"/>
+      </w:rPr>
+    </w:lvl>
+    <w:lvl w:ilvl="7" w:tentative="1">
+      <w:start w:val="1"/>
+      <w:numFmt w:val="bullet"/>
+      <w:lvlText w:val=""/>
+      <w:lvlJc w:val="left"/>
+      <w:pPr>
+        <w:tabs>
+          <w:tab w:val="num" w:pos="5760"/>
+        </w:tabs>
+        <w:ind w:left="5760" w:hanging="360"/>
+      </w:pPr>
+      <w:rPr>
+        <w:rFonts w:ascii="Wingdings" w:hAnsi="Wingdings" w:hint="default"/>
+        <w:sz w:val="20"/>
+      </w:rPr>
+    </w:lvl>
+    <w:lvl w:ilvl="8" w:tentative="1">
+      <w:start w:val="1"/>
+      <w:numFmt w:val="bullet"/>
+      <w:lvlText w:val=""/>
+      <w:lvlJc w:val="left"/>
+      <w:pPr>
+        <w:tabs>
+          <w:tab w:val="num" w:pos="6480"/>
+        </w:tabs>
+        <w:ind w:left="6480" w:hanging="360"/>
+      </w:pPr>
+      <w:rPr>
+        <w:rFonts w:ascii="Wingdings" w:hAnsi="Wingdings" w:hint="default"/>
+        <w:sz w:val="20"/>
+      </w:rPr>
+    </w:lvl>
+  </w:abstractNum>
+  <w:abstractNum w:abstractNumId="9" w15:restartNumberingAfterBreak="0">
+    <w:nsid w:val="26B47991"/>
+    <w:multiLevelType w:val="multilevel"/>
+    <w:tmpl w:val="21DC7C7E"/>
+    <w:lvl w:ilvl="0">
+      <w:start w:val="1"/>
+      <w:numFmt w:val="bullet"/>
+      <w:lvlText w:val=""/>
+      <w:lvlJc w:val="left"/>
+      <w:pPr>
+        <w:tabs>
+          <w:tab w:val="num" w:pos="720"/>
+        </w:tabs>
+        <w:ind w:left="720" w:hanging="360"/>
+      </w:pPr>
+      <w:rPr>
+        <w:rFonts w:ascii="Symbol" w:hAnsi="Symbol" w:hint="default"/>
+        <w:sz w:val="20"/>
+      </w:rPr>
+    </w:lvl>
+    <w:lvl w:ilvl="1" w:tentative="1">
+      <w:start w:val="1"/>
+      <w:numFmt w:val="bullet"/>
+      <w:lvlText w:val="o"/>
+      <w:lvlJc w:val="left"/>
+      <w:pPr>
+        <w:tabs>
+          <w:tab w:val="num" w:pos="1440"/>
+        </w:tabs>
+        <w:ind w:left="1440" w:hanging="360"/>
+      </w:pPr>
+      <w:rPr>
+        <w:rFonts w:ascii="Courier New" w:hAnsi="Courier New" w:hint="default"/>
+        <w:sz w:val="20"/>
+      </w:rPr>
+    </w:lvl>
+    <w:lvl w:ilvl="2" w:tentative="1">
+      <w:start w:val="1"/>
+      <w:numFmt w:val="bullet"/>
+      <w:lvlText w:val=""/>
+      <w:lvlJc w:val="left"/>
+      <w:pPr>
+        <w:tabs>
+          <w:tab w:val="num" w:pos="2160"/>
+        </w:tabs>
+        <w:ind w:left="2160" w:hanging="360"/>
+      </w:pPr>
+      <w:rPr>
+        <w:rFonts w:ascii="Wingdings" w:hAnsi="Wingdings" w:hint="default"/>
+        <w:sz w:val="20"/>
+      </w:rPr>
+    </w:lvl>
+    <w:lvl w:ilvl="3" w:tentative="1">
+      <w:start w:val="1"/>
+      <w:numFmt w:val="bullet"/>
+      <w:lvlText w:val=""/>
+      <w:lvlJc w:val="left"/>
+      <w:pPr>
+        <w:tabs>
+          <w:tab w:val="num" w:pos="2880"/>
+        </w:tabs>
+        <w:ind w:left="2880" w:hanging="360"/>
+      </w:pPr>
+      <w:rPr>
+        <w:rFonts w:ascii="Wingdings" w:hAnsi="Wingdings" w:hint="default"/>
+        <w:sz w:val="20"/>
+      </w:rPr>
+    </w:lvl>
+    <w:lvl w:ilvl="4" w:tentative="1">
+      <w:start w:val="1"/>
+      <w:numFmt w:val="bullet"/>
+      <w:lvlText w:val=""/>
+      <w:lvlJc w:val="left"/>
+      <w:pPr>
+        <w:tabs>
+          <w:tab w:val="num" w:pos="3600"/>
+        </w:tabs>
+        <w:ind w:left="3600" w:hanging="360"/>
+      </w:pPr>
+      <w:rPr>
+        <w:rFonts w:ascii="Wingdings" w:hAnsi="Wingdings" w:hint="default"/>
+        <w:sz w:val="20"/>
+      </w:rPr>
+    </w:lvl>
+    <w:lvl w:ilvl="5" w:tentative="1">
+      <w:start w:val="1"/>
+      <w:numFmt w:val="bullet"/>
+      <w:lvlText w:val=""/>
+      <w:lvlJc w:val="left"/>
+      <w:pPr>
+        <w:tabs>
+          <w:tab w:val="num" w:pos="4320"/>
+        </w:tabs>
+        <w:ind w:left="4320" w:hanging="360"/>
+      </w:pPr>
+      <w:rPr>
+        <w:rFonts w:ascii="Wingdings" w:hAnsi="Wingdings" w:hint="default"/>
+        <w:sz w:val="20"/>
+      </w:rPr>
+    </w:lvl>
+    <w:lvl w:ilvl="6" w:tentative="1">
+      <w:start w:val="1"/>
+      <w:numFmt w:val="bullet"/>
+      <w:lvlText w:val=""/>
+      <w:lvlJc w:val="left"/>
+      <w:pPr>
+        <w:tabs>
+          <w:tab w:val="num" w:pos="5040"/>
+        </w:tabs>
+        <w:ind w:left="5040" w:hanging="360"/>
+      </w:pPr>
+      <w:rPr>
+        <w:rFonts w:ascii="Wingdings" w:hAnsi="Wingdings" w:hint="default"/>
+        <w:sz w:val="20"/>
+      </w:rPr>
+    </w:lvl>
+    <w:lvl w:ilvl="7" w:tentative="1">
+      <w:start w:val="1"/>
+      <w:numFmt w:val="bullet"/>
+      <w:lvlText w:val=""/>
+      <w:lvlJc w:val="left"/>
+      <w:pPr>
+        <w:tabs>
+          <w:tab w:val="num" w:pos="5760"/>
+        </w:tabs>
+        <w:ind w:left="5760" w:hanging="360"/>
+      </w:pPr>
+      <w:rPr>
+        <w:rFonts w:ascii="Wingdings" w:hAnsi="Wingdings" w:hint="default"/>
+        <w:sz w:val="20"/>
+      </w:rPr>
+    </w:lvl>
+    <w:lvl w:ilvl="8" w:tentative="1">
+      <w:start w:val="1"/>
+      <w:numFmt w:val="bullet"/>
+      <w:lvlText w:val=""/>
+      <w:lvlJc w:val="left"/>
+      <w:pPr>
+        <w:tabs>
+          <w:tab w:val="num" w:pos="6480"/>
+        </w:tabs>
+        <w:ind w:left="6480" w:hanging="360"/>
+      </w:pPr>
+      <w:rPr>
+        <w:rFonts w:ascii="Wingdings" w:hAnsi="Wingdings" w:hint="default"/>
+        <w:sz w:val="20"/>
+      </w:rPr>
+    </w:lvl>
+  </w:abstractNum>
+  <w:abstractNum w:abstractNumId="10" w15:restartNumberingAfterBreak="0">
     <w:nsid w:val="2C23639E"/>
     <w:multiLevelType w:val="multilevel"/>
     <w:tmpl w:val="EAFEAC3C"/>
@@ -8277,7 +11006,7 @@
       </w:rPr>
     </w:lvl>
   </w:abstractNum>
-  <w:abstractNum w:abstractNumId="8" w15:restartNumberingAfterBreak="0">
+  <w:abstractNum w:abstractNumId="11" w15:restartNumberingAfterBreak="0">
     <w:nsid w:val="303D4EDB"/>
     <w:multiLevelType w:val="multilevel"/>
     <w:tmpl w:val="DA4894EE"/>
@@ -8426,7 +11155,7 @@
       </w:rPr>
     </w:lvl>
   </w:abstractNum>
-  <w:abstractNum w:abstractNumId="9" w15:restartNumberingAfterBreak="0">
+  <w:abstractNum w:abstractNumId="12" w15:restartNumberingAfterBreak="0">
     <w:nsid w:val="37D80B7A"/>
     <w:multiLevelType w:val="multilevel"/>
     <w:tmpl w:val="F4368136"/>
@@ -8575,7 +11304,7 @@
       </w:rPr>
     </w:lvl>
   </w:abstractNum>
-  <w:abstractNum w:abstractNumId="10" w15:restartNumberingAfterBreak="0">
+  <w:abstractNum w:abstractNumId="13" w15:restartNumberingAfterBreak="0">
     <w:nsid w:val="39A77089"/>
     <w:multiLevelType w:val="multilevel"/>
     <w:tmpl w:val="269A6D1A"/>
@@ -8724,7 +11453,156 @@
       </w:rPr>
     </w:lvl>
   </w:abstractNum>
-  <w:abstractNum w:abstractNumId="11" w15:restartNumberingAfterBreak="0">
+  <w:abstractNum w:abstractNumId="14" w15:restartNumberingAfterBreak="0">
+    <w:nsid w:val="3DF469E3"/>
+    <w:multiLevelType w:val="multilevel"/>
+    <w:tmpl w:val="E7FEB5C8"/>
+    <w:lvl w:ilvl="0">
+      <w:start w:val="1"/>
+      <w:numFmt w:val="bullet"/>
+      <w:lvlText w:val=""/>
+      <w:lvlJc w:val="left"/>
+      <w:pPr>
+        <w:tabs>
+          <w:tab w:val="num" w:pos="720"/>
+        </w:tabs>
+        <w:ind w:left="720" w:hanging="360"/>
+      </w:pPr>
+      <w:rPr>
+        <w:rFonts w:ascii="Symbol" w:hAnsi="Symbol" w:hint="default"/>
+        <w:sz w:val="20"/>
+      </w:rPr>
+    </w:lvl>
+    <w:lvl w:ilvl="1" w:tentative="1">
+      <w:start w:val="1"/>
+      <w:numFmt w:val="bullet"/>
+      <w:lvlText w:val="o"/>
+      <w:lvlJc w:val="left"/>
+      <w:pPr>
+        <w:tabs>
+          <w:tab w:val="num" w:pos="1440"/>
+        </w:tabs>
+        <w:ind w:left="1440" w:hanging="360"/>
+      </w:pPr>
+      <w:rPr>
+        <w:rFonts w:ascii="Courier New" w:hAnsi="Courier New" w:hint="default"/>
+        <w:sz w:val="20"/>
+      </w:rPr>
+    </w:lvl>
+    <w:lvl w:ilvl="2" w:tentative="1">
+      <w:start w:val="1"/>
+      <w:numFmt w:val="bullet"/>
+      <w:lvlText w:val=""/>
+      <w:lvlJc w:val="left"/>
+      <w:pPr>
+        <w:tabs>
+          <w:tab w:val="num" w:pos="2160"/>
+        </w:tabs>
+        <w:ind w:left="2160" w:hanging="360"/>
+      </w:pPr>
+      <w:rPr>
+        <w:rFonts w:ascii="Wingdings" w:hAnsi="Wingdings" w:hint="default"/>
+        <w:sz w:val="20"/>
+      </w:rPr>
+    </w:lvl>
+    <w:lvl w:ilvl="3" w:tentative="1">
+      <w:start w:val="1"/>
+      <w:numFmt w:val="bullet"/>
+      <w:lvlText w:val=""/>
+      <w:lvlJc w:val="left"/>
+      <w:pPr>
+        <w:tabs>
+          <w:tab w:val="num" w:pos="2880"/>
+        </w:tabs>
+        <w:ind w:left="2880" w:hanging="360"/>
+      </w:pPr>
+      <w:rPr>
+        <w:rFonts w:ascii="Wingdings" w:hAnsi="Wingdings" w:hint="default"/>
+        <w:sz w:val="20"/>
+      </w:rPr>
+    </w:lvl>
+    <w:lvl w:ilvl="4" w:tentative="1">
+      <w:start w:val="1"/>
+      <w:numFmt w:val="bullet"/>
+      <w:lvlText w:val=""/>
+      <w:lvlJc w:val="left"/>
+      <w:pPr>
+        <w:tabs>
+          <w:tab w:val="num" w:pos="3600"/>
+        </w:tabs>
+        <w:ind w:left="3600" w:hanging="360"/>
+      </w:pPr>
+      <w:rPr>
+        <w:rFonts w:ascii="Wingdings" w:hAnsi="Wingdings" w:hint="default"/>
+        <w:sz w:val="20"/>
+      </w:rPr>
+    </w:lvl>
+    <w:lvl w:ilvl="5" w:tentative="1">
+      <w:start w:val="1"/>
+      <w:numFmt w:val="bullet"/>
+      <w:lvlText w:val=""/>
+      <w:lvlJc w:val="left"/>
+      <w:pPr>
+        <w:tabs>
+          <w:tab w:val="num" w:pos="4320"/>
+        </w:tabs>
+        <w:ind w:left="4320" w:hanging="360"/>
+      </w:pPr>
+      <w:rPr>
+        <w:rFonts w:ascii="Wingdings" w:hAnsi="Wingdings" w:hint="default"/>
+        <w:sz w:val="20"/>
+      </w:rPr>
+    </w:lvl>
+    <w:lvl w:ilvl="6" w:tentative="1">
+      <w:start w:val="1"/>
+      <w:numFmt w:val="bullet"/>
+      <w:lvlText w:val=""/>
+      <w:lvlJc w:val="left"/>
+      <w:pPr>
+        <w:tabs>
+          <w:tab w:val="num" w:pos="5040"/>
+        </w:tabs>
+        <w:ind w:left="5040" w:hanging="360"/>
+      </w:pPr>
+      <w:rPr>
+        <w:rFonts w:ascii="Wingdings" w:hAnsi="Wingdings" w:hint="default"/>
+        <w:sz w:val="20"/>
+      </w:rPr>
+    </w:lvl>
+    <w:lvl w:ilvl="7" w:tentative="1">
+      <w:start w:val="1"/>
+      <w:numFmt w:val="bullet"/>
+      <w:lvlText w:val=""/>
+      <w:lvlJc w:val="left"/>
+      <w:pPr>
+        <w:tabs>
+          <w:tab w:val="num" w:pos="5760"/>
+        </w:tabs>
+        <w:ind w:left="5760" w:hanging="360"/>
+      </w:pPr>
+      <w:rPr>
+        <w:rFonts w:ascii="Wingdings" w:hAnsi="Wingdings" w:hint="default"/>
+        <w:sz w:val="20"/>
+      </w:rPr>
+    </w:lvl>
+    <w:lvl w:ilvl="8" w:tentative="1">
+      <w:start w:val="1"/>
+      <w:numFmt w:val="bullet"/>
+      <w:lvlText w:val=""/>
+      <w:lvlJc w:val="left"/>
+      <w:pPr>
+        <w:tabs>
+          <w:tab w:val="num" w:pos="6480"/>
+        </w:tabs>
+        <w:ind w:left="6480" w:hanging="360"/>
+      </w:pPr>
+      <w:rPr>
+        <w:rFonts w:ascii="Wingdings" w:hAnsi="Wingdings" w:hint="default"/>
+        <w:sz w:val="20"/>
+      </w:rPr>
+    </w:lvl>
+  </w:abstractNum>
+  <w:abstractNum w:abstractNumId="15" w15:restartNumberingAfterBreak="0">
     <w:nsid w:val="3FAA26B3"/>
     <w:multiLevelType w:val="multilevel"/>
     <w:tmpl w:val="A0206428"/>
@@ -8837,7 +11715,7 @@
       </w:pPr>
     </w:lvl>
   </w:abstractNum>
-  <w:abstractNum w:abstractNumId="12" w15:restartNumberingAfterBreak="0">
+  <w:abstractNum w:abstractNumId="16" w15:restartNumberingAfterBreak="0">
     <w:nsid w:val="405006D8"/>
     <w:multiLevelType w:val="multilevel"/>
     <w:tmpl w:val="57222A90"/>
@@ -8986,7 +11864,7 @@
       </w:rPr>
     </w:lvl>
   </w:abstractNum>
-  <w:abstractNum w:abstractNumId="13" w15:restartNumberingAfterBreak="0">
+  <w:abstractNum w:abstractNumId="17" w15:restartNumberingAfterBreak="0">
     <w:nsid w:val="46765667"/>
     <w:multiLevelType w:val="multilevel"/>
     <w:tmpl w:val="E0547262"/>
@@ -9135,7 +12013,7 @@
       </w:rPr>
     </w:lvl>
   </w:abstractNum>
-  <w:abstractNum w:abstractNumId="14" w15:restartNumberingAfterBreak="0">
+  <w:abstractNum w:abstractNumId="18" w15:restartNumberingAfterBreak="0">
     <w:nsid w:val="48744AB6"/>
     <w:multiLevelType w:val="multilevel"/>
     <w:tmpl w:val="BBD434E0"/>
@@ -9280,7 +12158,7 @@
       </w:rPr>
     </w:lvl>
   </w:abstractNum>
-  <w:abstractNum w:abstractNumId="15" w15:restartNumberingAfterBreak="0">
+  <w:abstractNum w:abstractNumId="19" w15:restartNumberingAfterBreak="0">
     <w:nsid w:val="4A3E61CF"/>
     <w:multiLevelType w:val="multilevel"/>
     <w:tmpl w:val="26A4D2CA"/>
@@ -9429,7 +12307,7 @@
       </w:rPr>
     </w:lvl>
   </w:abstractNum>
-  <w:abstractNum w:abstractNumId="16" w15:restartNumberingAfterBreak="0">
+  <w:abstractNum w:abstractNumId="20" w15:restartNumberingAfterBreak="0">
     <w:nsid w:val="4D9D3B19"/>
     <w:multiLevelType w:val="multilevel"/>
     <w:tmpl w:val="CFDA7008"/>
@@ -9578,7 +12456,7 @@
       </w:rPr>
     </w:lvl>
   </w:abstractNum>
-  <w:abstractNum w:abstractNumId="17" w15:restartNumberingAfterBreak="0">
+  <w:abstractNum w:abstractNumId="21" w15:restartNumberingAfterBreak="0">
     <w:nsid w:val="57547AEB"/>
     <w:multiLevelType w:val="multilevel"/>
     <w:tmpl w:val="966086D8"/>
@@ -9727,7 +12605,7 @@
       </w:rPr>
     </w:lvl>
   </w:abstractNum>
-  <w:abstractNum w:abstractNumId="18" w15:restartNumberingAfterBreak="0">
+  <w:abstractNum w:abstractNumId="22" w15:restartNumberingAfterBreak="0">
     <w:nsid w:val="6B4E5BD2"/>
     <w:multiLevelType w:val="multilevel"/>
     <w:tmpl w:val="8F86ADAE"/>
@@ -9876,7 +12754,7 @@
       </w:rPr>
     </w:lvl>
   </w:abstractNum>
-  <w:abstractNum w:abstractNumId="19" w15:restartNumberingAfterBreak="0">
+  <w:abstractNum w:abstractNumId="23" w15:restartNumberingAfterBreak="0">
     <w:nsid w:val="6D675446"/>
     <w:multiLevelType w:val="multilevel"/>
     <w:tmpl w:val="834EDBCA"/>
@@ -10025,7 +12903,7 @@
       </w:rPr>
     </w:lvl>
   </w:abstractNum>
-  <w:abstractNum w:abstractNumId="20" w15:restartNumberingAfterBreak="0">
+  <w:abstractNum w:abstractNumId="24" w15:restartNumberingAfterBreak="0">
     <w:nsid w:val="73EB4722"/>
     <w:multiLevelType w:val="multilevel"/>
     <w:tmpl w:val="5F14FFBE"/>
@@ -10174,7 +13052,7 @@
       </w:rPr>
     </w:lvl>
   </w:abstractNum>
-  <w:abstractNum w:abstractNumId="21" w15:restartNumberingAfterBreak="0">
+  <w:abstractNum w:abstractNumId="25" w15:restartNumberingAfterBreak="0">
     <w:nsid w:val="7E7F1F59"/>
     <w:multiLevelType w:val="multilevel"/>
     <w:tmpl w:val="80B29E38"/>
@@ -10323,7 +13201,7 @@
       </w:rPr>
     </w:lvl>
   </w:abstractNum>
-  <w:abstractNum w:abstractNumId="22" w15:restartNumberingAfterBreak="0">
+  <w:abstractNum w:abstractNumId="26" w15:restartNumberingAfterBreak="0">
     <w:nsid w:val="7F274C0E"/>
     <w:multiLevelType w:val="multilevel"/>
     <w:tmpl w:val="D8665B86"/>
@@ -10472,7 +13350,7 @@
       </w:rPr>
     </w:lvl>
   </w:abstractNum>
-  <w:abstractNum w:abstractNumId="23" w15:restartNumberingAfterBreak="0">
+  <w:abstractNum w:abstractNumId="27" w15:restartNumberingAfterBreak="0">
     <w:nsid w:val="7F8F6D96"/>
     <w:multiLevelType w:val="multilevel"/>
     <w:tmpl w:val="D668F702"/>
@@ -10622,76 +13500,88 @@
     </w:lvl>
   </w:abstractNum>
   <w:num w:numId="1" w16cid:durableId="1790664698">
+    <w:abstractNumId w:val="24"/>
+  </w:num>
+  <w:num w:numId="2" w16cid:durableId="913315237">
+    <w:abstractNumId w:val="12"/>
+  </w:num>
+  <w:num w:numId="3" w16cid:durableId="1592666586">
+    <w:abstractNumId w:val="26"/>
+  </w:num>
+  <w:num w:numId="4" w16cid:durableId="510418239">
+    <w:abstractNumId w:val="19"/>
+  </w:num>
+  <w:num w:numId="5" w16cid:durableId="680550783">
+    <w:abstractNumId w:val="25"/>
+  </w:num>
+  <w:num w:numId="6" w16cid:durableId="285746792">
+    <w:abstractNumId w:val="7"/>
+  </w:num>
+  <w:num w:numId="7" w16cid:durableId="1338732938">
+    <w:abstractNumId w:val="6"/>
+  </w:num>
+  <w:num w:numId="8" w16cid:durableId="162361005">
+    <w:abstractNumId w:val="2"/>
+  </w:num>
+  <w:num w:numId="9" w16cid:durableId="1501001245">
+    <w:abstractNumId w:val="15"/>
+  </w:num>
+  <w:num w:numId="10" w16cid:durableId="1706250928">
+    <w:abstractNumId w:val="18"/>
+  </w:num>
+  <w:num w:numId="11" w16cid:durableId="1292050097">
+    <w:abstractNumId w:val="22"/>
+  </w:num>
+  <w:num w:numId="12" w16cid:durableId="1745948958">
+    <w:abstractNumId w:val="5"/>
+  </w:num>
+  <w:num w:numId="13" w16cid:durableId="679312742">
+    <w:abstractNumId w:val="23"/>
+  </w:num>
+  <w:num w:numId="14" w16cid:durableId="1597860147">
+    <w:abstractNumId w:val="27"/>
+  </w:num>
+  <w:num w:numId="15" w16cid:durableId="2042434571">
+    <w:abstractNumId w:val="13"/>
+  </w:num>
+  <w:num w:numId="16" w16cid:durableId="1867019793">
+    <w:abstractNumId w:val="11"/>
+  </w:num>
+  <w:num w:numId="17" w16cid:durableId="839076169">
+    <w:abstractNumId w:val="16"/>
+  </w:num>
+  <w:num w:numId="18" w16cid:durableId="1218131698">
+    <w:abstractNumId w:val="17"/>
+  </w:num>
+  <w:num w:numId="19" w16cid:durableId="213657393">
+    <w:abstractNumId w:val="3"/>
+  </w:num>
+  <w:num w:numId="20" w16cid:durableId="630095303">
     <w:abstractNumId w:val="20"/>
   </w:num>
-  <w:num w:numId="2" w16cid:durableId="913315237">
-    <w:abstractNumId w:val="9"/>
-  </w:num>
-  <w:num w:numId="3" w16cid:durableId="1592666586">
-    <w:abstractNumId w:val="22"/>
-  </w:num>
-  <w:num w:numId="4" w16cid:durableId="510418239">
-    <w:abstractNumId w:val="15"/>
-  </w:num>
-  <w:num w:numId="5" w16cid:durableId="680550783">
+  <w:num w:numId="21" w16cid:durableId="1326665292">
     <w:abstractNumId w:val="21"/>
-  </w:num>
-  <w:num w:numId="6" w16cid:durableId="285746792">
-    <w:abstractNumId w:val="6"/>
-  </w:num>
-  <w:num w:numId="7" w16cid:durableId="1338732938">
-    <w:abstractNumId w:val="5"/>
-  </w:num>
-  <w:num w:numId="8" w16cid:durableId="162361005">
-    <w:abstractNumId w:val="1"/>
-  </w:num>
-  <w:num w:numId="9" w16cid:durableId="1501001245">
-    <w:abstractNumId w:val="11"/>
-  </w:num>
-  <w:num w:numId="10" w16cid:durableId="1706250928">
-    <w:abstractNumId w:val="14"/>
-  </w:num>
-  <w:num w:numId="11" w16cid:durableId="1292050097">
-    <w:abstractNumId w:val="18"/>
-  </w:num>
-  <w:num w:numId="12" w16cid:durableId="1745948958">
-    <w:abstractNumId w:val="4"/>
-  </w:num>
-  <w:num w:numId="13" w16cid:durableId="679312742">
-    <w:abstractNumId w:val="19"/>
-  </w:num>
-  <w:num w:numId="14" w16cid:durableId="1597860147">
-    <w:abstractNumId w:val="23"/>
-  </w:num>
-  <w:num w:numId="15" w16cid:durableId="2042434571">
-    <w:abstractNumId w:val="10"/>
-  </w:num>
-  <w:num w:numId="16" w16cid:durableId="1867019793">
-    <w:abstractNumId w:val="8"/>
-  </w:num>
-  <w:num w:numId="17" w16cid:durableId="839076169">
-    <w:abstractNumId w:val="12"/>
-  </w:num>
-  <w:num w:numId="18" w16cid:durableId="1218131698">
-    <w:abstractNumId w:val="13"/>
-  </w:num>
-  <w:num w:numId="19" w16cid:durableId="213657393">
-    <w:abstractNumId w:val="2"/>
-  </w:num>
-  <w:num w:numId="20" w16cid:durableId="630095303">
-    <w:abstractNumId w:val="16"/>
-  </w:num>
-  <w:num w:numId="21" w16cid:durableId="1326665292">
-    <w:abstractNumId w:val="17"/>
   </w:num>
   <w:num w:numId="22" w16cid:durableId="689767440">
     <w:abstractNumId w:val="0"/>
   </w:num>
   <w:num w:numId="23" w16cid:durableId="794064944">
-    <w:abstractNumId w:val="3"/>
+    <w:abstractNumId w:val="4"/>
   </w:num>
   <w:num w:numId="24" w16cid:durableId="370763591">
-    <w:abstractNumId w:val="7"/>
+    <w:abstractNumId w:val="10"/>
+  </w:num>
+  <w:num w:numId="25" w16cid:durableId="896086980">
+    <w:abstractNumId w:val="1"/>
+  </w:num>
+  <w:num w:numId="26" w16cid:durableId="1149051840">
+    <w:abstractNumId w:val="9"/>
+  </w:num>
+  <w:num w:numId="27" w16cid:durableId="691490878">
+    <w:abstractNumId w:val="14"/>
+  </w:num>
+  <w:num w:numId="28" w16cid:durableId="1199008562">
+    <w:abstractNumId w:val="8"/>
   </w:num>
 </w:numbering>
 </file>

--- a/notes.docx
+++ b/notes.docx
@@ -9387,6 +9387,2602 @@
     </w:tbl>
     <w:p/>
     <w:p/>
+    <w:p/>
+    <w:p/>
+    <w:p>
+      <w:r>
+        <w:t xml:space="preserve">Bhai, yeh video </w:t>
+      </w:r>
+      <w:proofErr w:type="spellStart"/>
+      <w:r>
+        <w:rPr>
+          <w:b/>
+          <w:bCs/>
+        </w:rPr>
+        <w:t>CampusX</w:t>
+      </w:r>
+      <w:proofErr w:type="spellEnd"/>
+      <w:r>
+        <w:rPr>
+          <w:b/>
+          <w:bCs/>
+        </w:rPr>
+        <w:t xml:space="preserve"> channel </w:t>
+      </w:r>
+      <w:proofErr w:type="spellStart"/>
+      <w:r>
+        <w:rPr>
+          <w:b/>
+          <w:bCs/>
+        </w:rPr>
+        <w:t>ke</w:t>
+      </w:r>
+      <w:proofErr w:type="spellEnd"/>
+      <w:r>
+        <w:rPr>
+          <w:b/>
+          <w:bCs/>
+        </w:rPr>
+        <w:t xml:space="preserve"> "100 Days of Python Programming"</w:t>
+      </w:r>
+      <w:r>
+        <w:t xml:space="preserve"> series ka </w:t>
+      </w:r>
+      <w:r>
+        <w:rPr>
+          <w:b/>
+          <w:bCs/>
+        </w:rPr>
+        <w:t>Keywords and Identifiers in Python</w:t>
+      </w:r>
+      <w:r>
+        <w:t xml:space="preserve"> topic par </w:t>
+      </w:r>
+      <w:proofErr w:type="spellStart"/>
+      <w:r>
+        <w:t>hai</w:t>
+      </w:r>
+      <w:proofErr w:type="spellEnd"/>
+      <w:r>
+        <w:t>.</w:t>
+      </w:r>
+    </w:p>
+    <w:p>
+      <w:r>
+        <w:t xml:space="preserve">Bina </w:t>
+      </w:r>
+      <w:proofErr w:type="spellStart"/>
+      <w:r>
+        <w:t>kisi</w:t>
+      </w:r>
+      <w:proofErr w:type="spellEnd"/>
+      <w:r>
+        <w:t xml:space="preserve"> timeline/timestamp </w:t>
+      </w:r>
+      <w:proofErr w:type="spellStart"/>
+      <w:r>
+        <w:t>ke</w:t>
+      </w:r>
+      <w:proofErr w:type="spellEnd"/>
+      <w:r>
+        <w:t xml:space="preserve">, </w:t>
+      </w:r>
+      <w:proofErr w:type="spellStart"/>
+      <w:r>
+        <w:t>saare</w:t>
+      </w:r>
+      <w:proofErr w:type="spellEnd"/>
+      <w:r>
+        <w:t xml:space="preserve"> concepts detail me aur clean Hinglish notes </w:t>
+      </w:r>
+      <w:proofErr w:type="spellStart"/>
+      <w:r>
+        <w:t>ke</w:t>
+      </w:r>
+      <w:proofErr w:type="spellEnd"/>
+      <w:r>
+        <w:t xml:space="preserve"> form me </w:t>
+      </w:r>
+      <w:proofErr w:type="spellStart"/>
+      <w:r>
+        <w:t>neeche</w:t>
+      </w:r>
+      <w:proofErr w:type="spellEnd"/>
+      <w:r>
+        <w:t xml:space="preserve"> </w:t>
+      </w:r>
+      <w:proofErr w:type="spellStart"/>
+      <w:r>
+        <w:t>diye</w:t>
+      </w:r>
+      <w:proofErr w:type="spellEnd"/>
+      <w:r>
+        <w:t xml:space="preserve"> </w:t>
+      </w:r>
+      <w:proofErr w:type="spellStart"/>
+      <w:r>
+        <w:t>gaye</w:t>
+      </w:r>
+      <w:proofErr w:type="spellEnd"/>
+      <w:r>
+        <w:t xml:space="preserve"> hain. </w:t>
+      </w:r>
+      <w:proofErr w:type="spellStart"/>
+      <w:r>
+        <w:t>Apne</w:t>
+      </w:r>
+      <w:proofErr w:type="spellEnd"/>
+      <w:r>
+        <w:t xml:space="preserve"> register me copy </w:t>
+      </w:r>
+      <w:proofErr w:type="spellStart"/>
+      <w:r>
+        <w:t>kar</w:t>
+      </w:r>
+      <w:proofErr w:type="spellEnd"/>
+      <w:r>
+        <w:t xml:space="preserve"> lo! </w:t>
+      </w:r>
+      <w:r>
+        <w:rPr>
+          <w:rFonts w:ascii="Segoe UI Emoji" w:hAnsi="Segoe UI Emoji" w:cs="Segoe UI Emoji"/>
+        </w:rPr>
+        <w:t>📝👇</w:t>
+      </w:r>
+    </w:p>
+    <w:p>
+      <w:pPr>
+        <w:rPr>
+          <w:b/>
+          <w:bCs/>
+        </w:rPr>
+      </w:pPr>
+      <w:r>
+        <w:rPr>
+          <w:rFonts w:ascii="Segoe UI Emoji" w:hAnsi="Segoe UI Emoji" w:cs="Segoe UI Emoji"/>
+          <w:b/>
+          <w:bCs/>
+        </w:rPr>
+        <w:t>📌</w:t>
+      </w:r>
+      <w:r>
+        <w:rPr>
+          <w:b/>
+          <w:bCs/>
+        </w:rPr>
+        <w:t xml:space="preserve"> NOTES: Keywords and Identifiers in Python</w:t>
+      </w:r>
+    </w:p>
+    <w:p>
+      <w:pPr>
+        <w:rPr>
+          <w:b/>
+          <w:bCs/>
+        </w:rPr>
+      </w:pPr>
+      <w:r>
+        <w:rPr>
+          <w:b/>
+          <w:bCs/>
+        </w:rPr>
+        <w:t>1. Important Fundamental: Python is Case-Sensitive</w:t>
+      </w:r>
+    </w:p>
+    <w:p>
+      <w:pPr>
+        <w:numPr>
+          <w:ilvl w:val="0"/>
+          <w:numId w:val="29"/>
+        </w:numPr>
+      </w:pPr>
+      <w:r>
+        <w:t xml:space="preserve">Python ek </w:t>
+      </w:r>
+      <w:r>
+        <w:rPr>
+          <w:b/>
+          <w:bCs/>
+        </w:rPr>
+        <w:t>Case-Sensitive</w:t>
+      </w:r>
+      <w:r>
+        <w:t xml:space="preserve"> programming language </w:t>
+      </w:r>
+      <w:proofErr w:type="spellStart"/>
+      <w:r>
+        <w:t>hai</w:t>
+      </w:r>
+      <w:proofErr w:type="spellEnd"/>
+      <w:r>
+        <w:t>.</w:t>
+      </w:r>
+    </w:p>
+    <w:p>
+      <w:pPr>
+        <w:numPr>
+          <w:ilvl w:val="0"/>
+          <w:numId w:val="29"/>
+        </w:numPr>
+      </w:pPr>
+      <w:r>
+        <w:t xml:space="preserve">Iska </w:t>
+      </w:r>
+      <w:proofErr w:type="spellStart"/>
+      <w:r>
+        <w:t>matlab</w:t>
+      </w:r>
+      <w:proofErr w:type="spellEnd"/>
+      <w:r>
+        <w:t xml:space="preserve"> yeh </w:t>
+      </w:r>
+      <w:proofErr w:type="spellStart"/>
+      <w:r>
+        <w:t>hai</w:t>
+      </w:r>
+      <w:proofErr w:type="spellEnd"/>
+      <w:r>
+        <w:t xml:space="preserve"> ki </w:t>
+      </w:r>
+      <w:r>
+        <w:rPr>
+          <w:b/>
+          <w:bCs/>
+        </w:rPr>
+        <w:t>Name</w:t>
+      </w:r>
+      <w:r>
+        <w:t xml:space="preserve">, </w:t>
+      </w:r>
+      <w:r>
+        <w:rPr>
+          <w:b/>
+          <w:bCs/>
+        </w:rPr>
+        <w:t>name</w:t>
+      </w:r>
+      <w:r>
+        <w:t xml:space="preserve">, aur </w:t>
+      </w:r>
+      <w:r>
+        <w:rPr>
+          <w:b/>
+          <w:bCs/>
+        </w:rPr>
+        <w:t>NAME</w:t>
+      </w:r>
+      <w:r>
+        <w:t xml:space="preserve"> </w:t>
+      </w:r>
+      <w:proofErr w:type="spellStart"/>
+      <w:r>
+        <w:t>teeno</w:t>
+      </w:r>
+      <w:proofErr w:type="spellEnd"/>
+      <w:r>
+        <w:t xml:space="preserve"> Python </w:t>
+      </w:r>
+      <w:proofErr w:type="spellStart"/>
+      <w:r>
+        <w:t>ke</w:t>
+      </w:r>
+      <w:proofErr w:type="spellEnd"/>
+      <w:r>
+        <w:t xml:space="preserve"> </w:t>
+      </w:r>
+      <w:proofErr w:type="spellStart"/>
+      <w:r>
+        <w:t>liye</w:t>
+      </w:r>
+      <w:proofErr w:type="spellEnd"/>
+      <w:r>
+        <w:t xml:space="preserve"> </w:t>
+      </w:r>
+      <w:proofErr w:type="spellStart"/>
+      <w:r>
+        <w:t>alag-alag</w:t>
+      </w:r>
+      <w:proofErr w:type="spellEnd"/>
+      <w:r>
+        <w:t xml:space="preserve"> </w:t>
+      </w:r>
+      <w:proofErr w:type="spellStart"/>
+      <w:r>
+        <w:t>cheezein</w:t>
+      </w:r>
+      <w:proofErr w:type="spellEnd"/>
+      <w:r>
+        <w:t xml:space="preserve"> hain. </w:t>
+      </w:r>
+      <w:proofErr w:type="spellStart"/>
+      <w:r>
+        <w:t>Aap</w:t>
+      </w:r>
+      <w:proofErr w:type="spellEnd"/>
+      <w:r>
+        <w:t xml:space="preserve"> uppercase (capital) aur lowercase (small) letters ko interchange </w:t>
+      </w:r>
+      <w:proofErr w:type="spellStart"/>
+      <w:r>
+        <w:t>nahi</w:t>
+      </w:r>
+      <w:proofErr w:type="spellEnd"/>
+      <w:r>
+        <w:t xml:space="preserve"> </w:t>
+      </w:r>
+      <w:proofErr w:type="spellStart"/>
+      <w:r>
+        <w:t>kar</w:t>
+      </w:r>
+      <w:proofErr w:type="spellEnd"/>
+      <w:r>
+        <w:t xml:space="preserve"> </w:t>
+      </w:r>
+      <w:proofErr w:type="spellStart"/>
+      <w:r>
+        <w:t>sakte</w:t>
+      </w:r>
+      <w:proofErr w:type="spellEnd"/>
+      <w:r>
+        <w:t>.</w:t>
+      </w:r>
+    </w:p>
+    <w:p>
+      <w:pPr>
+        <w:rPr>
+          <w:b/>
+          <w:bCs/>
+        </w:rPr>
+      </w:pPr>
+      <w:r>
+        <w:rPr>
+          <w:b/>
+          <w:bCs/>
+        </w:rPr>
+        <w:t>2. What are Keywords? (Reserved Words)</w:t>
+      </w:r>
+    </w:p>
+    <w:p>
+      <w:pPr>
+        <w:numPr>
+          <w:ilvl w:val="0"/>
+          <w:numId w:val="30"/>
+        </w:numPr>
+      </w:pPr>
+      <w:r>
+        <w:rPr>
+          <w:b/>
+          <w:bCs/>
+        </w:rPr>
+        <w:t>Definition:</w:t>
+      </w:r>
+      <w:r>
+        <w:t xml:space="preserve"> Keywords </w:t>
+      </w:r>
+      <w:proofErr w:type="spellStart"/>
+      <w:r>
+        <w:t>woh</w:t>
+      </w:r>
+      <w:proofErr w:type="spellEnd"/>
+      <w:r>
+        <w:t xml:space="preserve"> </w:t>
+      </w:r>
+      <w:r>
+        <w:rPr>
+          <w:b/>
+          <w:bCs/>
+        </w:rPr>
+        <w:t>special / reserved words</w:t>
+      </w:r>
+      <w:r>
+        <w:t xml:space="preserve"> </w:t>
+      </w:r>
+      <w:proofErr w:type="spellStart"/>
+      <w:r>
+        <w:t>hote</w:t>
+      </w:r>
+      <w:proofErr w:type="spellEnd"/>
+      <w:r>
+        <w:t xml:space="preserve"> hain </w:t>
+      </w:r>
+      <w:proofErr w:type="spellStart"/>
+      <w:r>
+        <w:t>jinka</w:t>
+      </w:r>
+      <w:proofErr w:type="spellEnd"/>
+      <w:r>
+        <w:t xml:space="preserve"> Python </w:t>
+      </w:r>
+      <w:proofErr w:type="spellStart"/>
+      <w:r>
+        <w:t>ke</w:t>
+      </w:r>
+      <w:proofErr w:type="spellEnd"/>
+      <w:r>
+        <w:t xml:space="preserve"> </w:t>
+      </w:r>
+      <w:r>
+        <w:rPr>
+          <w:b/>
+          <w:bCs/>
+        </w:rPr>
+        <w:t>Compiler / Interpreter</w:t>
+      </w:r>
+      <w:r>
+        <w:t xml:space="preserve"> </w:t>
+      </w:r>
+      <w:proofErr w:type="spellStart"/>
+      <w:r>
+        <w:t>ke</w:t>
+      </w:r>
+      <w:proofErr w:type="spellEnd"/>
+      <w:r>
+        <w:t xml:space="preserve"> </w:t>
+      </w:r>
+      <w:proofErr w:type="spellStart"/>
+      <w:r>
+        <w:t>liye</w:t>
+      </w:r>
+      <w:proofErr w:type="spellEnd"/>
+      <w:r>
+        <w:t xml:space="preserve"> </w:t>
+      </w:r>
+      <w:proofErr w:type="spellStart"/>
+      <w:r>
+        <w:t>pehle</w:t>
+      </w:r>
+      <w:proofErr w:type="spellEnd"/>
+      <w:r>
+        <w:t xml:space="preserve"> se ek particular </w:t>
+      </w:r>
+      <w:proofErr w:type="spellStart"/>
+      <w:r>
+        <w:t>matlab</w:t>
+      </w:r>
+      <w:proofErr w:type="spellEnd"/>
+      <w:r>
+        <w:t xml:space="preserve"> (special meaning) fixed </w:t>
+      </w:r>
+      <w:proofErr w:type="spellStart"/>
+      <w:r>
+        <w:t>hota</w:t>
+      </w:r>
+      <w:proofErr w:type="spellEnd"/>
+      <w:r>
+        <w:t xml:space="preserve"> </w:t>
+      </w:r>
+      <w:proofErr w:type="spellStart"/>
+      <w:r>
+        <w:t>hai</w:t>
+      </w:r>
+      <w:proofErr w:type="spellEnd"/>
+      <w:r>
+        <w:t>.</w:t>
+      </w:r>
+    </w:p>
+    <w:p>
+      <w:pPr>
+        <w:numPr>
+          <w:ilvl w:val="0"/>
+          <w:numId w:val="30"/>
+        </w:numPr>
+      </w:pPr>
+      <w:r>
+        <w:t xml:space="preserve">Yeh language </w:t>
+      </w:r>
+      <w:proofErr w:type="spellStart"/>
+      <w:r>
+        <w:t>ke</w:t>
+      </w:r>
+      <w:proofErr w:type="spellEnd"/>
+      <w:r>
+        <w:t xml:space="preserve"> built-in logic (</w:t>
+      </w:r>
+      <w:proofErr w:type="spellStart"/>
+      <w:r>
+        <w:t>jaise</w:t>
+      </w:r>
+      <w:proofErr w:type="spellEnd"/>
+      <w:r>
+        <w:t xml:space="preserve"> loops, conditions, data types) ko represent </w:t>
+      </w:r>
+      <w:proofErr w:type="spellStart"/>
+      <w:r>
+        <w:t>karte</w:t>
+      </w:r>
+      <w:proofErr w:type="spellEnd"/>
+      <w:r>
+        <w:t xml:space="preserve"> hain (e.g., if, else, for, while, True, False, import).</w:t>
+      </w:r>
+    </w:p>
+    <w:p>
+      <w:pPr>
+        <w:numPr>
+          <w:ilvl w:val="0"/>
+          <w:numId w:val="30"/>
+        </w:numPr>
+      </w:pPr>
+      <w:r>
+        <w:rPr>
+          <w:b/>
+          <w:bCs/>
+        </w:rPr>
+        <w:t>Important Rule:</w:t>
+      </w:r>
+      <w:r>
+        <w:t xml:space="preserve"> </w:t>
+      </w:r>
+      <w:proofErr w:type="spellStart"/>
+      <w:r>
+        <w:t>Aap</w:t>
+      </w:r>
+      <w:proofErr w:type="spellEnd"/>
+      <w:r>
+        <w:t xml:space="preserve"> </w:t>
+      </w:r>
+      <w:proofErr w:type="spellStart"/>
+      <w:r>
+        <w:t>kisi</w:t>
+      </w:r>
+      <w:proofErr w:type="spellEnd"/>
+      <w:r>
+        <w:t xml:space="preserve"> </w:t>
+      </w:r>
+      <w:proofErr w:type="spellStart"/>
+      <w:r>
+        <w:t>bhi</w:t>
+      </w:r>
+      <w:proofErr w:type="spellEnd"/>
+      <w:r>
+        <w:t xml:space="preserve"> </w:t>
+      </w:r>
+      <w:r>
+        <w:rPr>
+          <w:b/>
+          <w:bCs/>
+        </w:rPr>
+        <w:t xml:space="preserve">Keyword ko Variable, Function, </w:t>
+      </w:r>
+      <w:proofErr w:type="spellStart"/>
+      <w:r>
+        <w:rPr>
+          <w:b/>
+          <w:bCs/>
+        </w:rPr>
+        <w:t>ya</w:t>
+      </w:r>
+      <w:proofErr w:type="spellEnd"/>
+      <w:r>
+        <w:rPr>
+          <w:b/>
+          <w:bCs/>
+        </w:rPr>
+        <w:t xml:space="preserve"> Identifier </w:t>
+      </w:r>
+      <w:proofErr w:type="spellStart"/>
+      <w:r>
+        <w:rPr>
+          <w:b/>
+          <w:bCs/>
+        </w:rPr>
+        <w:t>ke</w:t>
+      </w:r>
+      <w:proofErr w:type="spellEnd"/>
+      <w:r>
+        <w:rPr>
+          <w:b/>
+          <w:bCs/>
+        </w:rPr>
+        <w:t xml:space="preserve"> naam ki </w:t>
+      </w:r>
+      <w:proofErr w:type="spellStart"/>
+      <w:r>
+        <w:rPr>
+          <w:b/>
+          <w:bCs/>
+        </w:rPr>
+        <w:t>tarah</w:t>
+      </w:r>
+      <w:proofErr w:type="spellEnd"/>
+      <w:r>
+        <w:rPr>
+          <w:b/>
+          <w:bCs/>
+        </w:rPr>
+        <w:t xml:space="preserve"> use </w:t>
+      </w:r>
+      <w:proofErr w:type="spellStart"/>
+      <w:r>
+        <w:rPr>
+          <w:b/>
+          <w:bCs/>
+        </w:rPr>
+        <w:t>nahi</w:t>
+      </w:r>
+      <w:proofErr w:type="spellEnd"/>
+      <w:r>
+        <w:rPr>
+          <w:b/>
+          <w:bCs/>
+        </w:rPr>
+        <w:t xml:space="preserve"> </w:t>
+      </w:r>
+      <w:proofErr w:type="spellStart"/>
+      <w:r>
+        <w:rPr>
+          <w:b/>
+          <w:bCs/>
+        </w:rPr>
+        <w:t>kar</w:t>
+      </w:r>
+      <w:proofErr w:type="spellEnd"/>
+      <w:r>
+        <w:rPr>
+          <w:b/>
+          <w:bCs/>
+        </w:rPr>
+        <w:t xml:space="preserve"> </w:t>
+      </w:r>
+      <w:proofErr w:type="spellStart"/>
+      <w:r>
+        <w:rPr>
+          <w:b/>
+          <w:bCs/>
+        </w:rPr>
+        <w:t>sakte</w:t>
+      </w:r>
+      <w:proofErr w:type="spellEnd"/>
+      <w:r>
+        <w:rPr>
+          <w:b/>
+          <w:bCs/>
+        </w:rPr>
+        <w:t>!</w:t>
+      </w:r>
+      <w:r>
+        <w:t xml:space="preserve"> Agar </w:t>
+      </w:r>
+      <w:proofErr w:type="spellStart"/>
+      <w:r>
+        <w:t>aap</w:t>
+      </w:r>
+      <w:proofErr w:type="spellEnd"/>
+      <w:r>
+        <w:t xml:space="preserve"> </w:t>
+      </w:r>
+      <w:proofErr w:type="spellStart"/>
+      <w:r>
+        <w:t>aisa</w:t>
+      </w:r>
+      <w:proofErr w:type="spellEnd"/>
+      <w:r>
+        <w:t xml:space="preserve"> </w:t>
+      </w:r>
+      <w:proofErr w:type="spellStart"/>
+      <w:r>
+        <w:t>karoge</w:t>
+      </w:r>
+      <w:proofErr w:type="spellEnd"/>
+      <w:r>
+        <w:t xml:space="preserve">, </w:t>
+      </w:r>
+      <w:proofErr w:type="spellStart"/>
+      <w:r>
+        <w:t>toh</w:t>
+      </w:r>
+      <w:proofErr w:type="spellEnd"/>
+      <w:r>
+        <w:t xml:space="preserve"> Syntax Error </w:t>
+      </w:r>
+      <w:proofErr w:type="spellStart"/>
+      <w:r>
+        <w:t>aayega</w:t>
+      </w:r>
+      <w:proofErr w:type="spellEnd"/>
+      <w:r>
+        <w:t>.</w:t>
+      </w:r>
+    </w:p>
+    <w:p>
+      <w:pPr>
+        <w:rPr>
+          <w:b/>
+          <w:bCs/>
+        </w:rPr>
+      </w:pPr>
+      <w:r>
+        <w:rPr>
+          <w:b/>
+          <w:bCs/>
+        </w:rPr>
+        <w:t>How to see all Keywords in Python?</w:t>
+      </w:r>
+    </w:p>
+    <w:p>
+      <w:r>
+        <w:t xml:space="preserve">Python </w:t>
+      </w:r>
+      <w:proofErr w:type="spellStart"/>
+      <w:r>
+        <w:t>mein</w:t>
+      </w:r>
+      <w:proofErr w:type="spellEnd"/>
+      <w:r>
+        <w:t xml:space="preserve"> total </w:t>
+      </w:r>
+      <w:r>
+        <w:rPr>
+          <w:b/>
+          <w:bCs/>
+        </w:rPr>
+        <w:t>33+ Keywords</w:t>
+      </w:r>
+      <w:r>
+        <w:t xml:space="preserve"> </w:t>
+      </w:r>
+      <w:proofErr w:type="spellStart"/>
+      <w:r>
+        <w:t>hote</w:t>
+      </w:r>
+      <w:proofErr w:type="spellEnd"/>
+      <w:r>
+        <w:t xml:space="preserve"> hain. </w:t>
+      </w:r>
+      <w:proofErr w:type="spellStart"/>
+      <w:r>
+        <w:t>Inki</w:t>
+      </w:r>
+      <w:proofErr w:type="spellEnd"/>
+      <w:r>
+        <w:t xml:space="preserve"> list </w:t>
+      </w:r>
+      <w:proofErr w:type="spellStart"/>
+      <w:r>
+        <w:t>dekhne</w:t>
+      </w:r>
+      <w:proofErr w:type="spellEnd"/>
+      <w:r>
+        <w:t xml:space="preserve"> </w:t>
+      </w:r>
+      <w:proofErr w:type="spellStart"/>
+      <w:r>
+        <w:t>ke</w:t>
+      </w:r>
+      <w:proofErr w:type="spellEnd"/>
+      <w:r>
+        <w:t xml:space="preserve"> </w:t>
+      </w:r>
+      <w:proofErr w:type="spellStart"/>
+      <w:r>
+        <w:t>liye</w:t>
+      </w:r>
+      <w:proofErr w:type="spellEnd"/>
+      <w:r>
+        <w:t xml:space="preserve"> yeh code run </w:t>
+      </w:r>
+      <w:proofErr w:type="spellStart"/>
+      <w:r>
+        <w:t>kar</w:t>
+      </w:r>
+      <w:proofErr w:type="spellEnd"/>
+      <w:r>
+        <w:t xml:space="preserve"> </w:t>
+      </w:r>
+      <w:proofErr w:type="spellStart"/>
+      <w:r>
+        <w:t>sakte</w:t>
+      </w:r>
+      <w:proofErr w:type="spellEnd"/>
+      <w:r>
+        <w:t xml:space="preserve"> </w:t>
+      </w:r>
+      <w:proofErr w:type="spellStart"/>
+      <w:r>
+        <w:t>ho</w:t>
+      </w:r>
+      <w:proofErr w:type="spellEnd"/>
+      <w:r>
+        <w:t>:</w:t>
+      </w:r>
+    </w:p>
+    <w:p>
+      <w:r>
+        <w:lastRenderedPageBreak/>
+        <w:t>Python</w:t>
+      </w:r>
+    </w:p>
+    <w:p>
+      <w:r>
+        <w:t>import keyword</w:t>
+      </w:r>
+    </w:p>
+    <w:p>
+      <w:r>
+        <w:t>print(</w:t>
+      </w:r>
+      <w:proofErr w:type="spellStart"/>
+      <w:proofErr w:type="gramStart"/>
+      <w:r>
+        <w:t>keyword.kwlist</w:t>
+      </w:r>
+      <w:proofErr w:type="spellEnd"/>
+      <w:proofErr w:type="gramEnd"/>
+      <w:r>
+        <w:t>)</w:t>
+      </w:r>
+    </w:p>
+    <w:p>
+      <w:r>
+        <w:rPr>
+          <w:b/>
+          <w:bCs/>
+        </w:rPr>
+        <w:t>Examples of Keywords:</w:t>
+      </w:r>
+    </w:p>
+    <w:p>
+      <w:r>
+        <w:t xml:space="preserve">False, None, True, and, as, assert, break, class, continue, def, del, </w:t>
+      </w:r>
+      <w:proofErr w:type="spellStart"/>
+      <w:r>
+        <w:t>elif</w:t>
+      </w:r>
+      <w:proofErr w:type="spellEnd"/>
+      <w:r>
+        <w:t>, else, except, finally, for, from, if, import, in, is, not, or, pass, raise, return, try, while, with, yield</w:t>
+      </w:r>
+    </w:p>
+    <w:p>
+      <w:pPr>
+        <w:rPr>
+          <w:b/>
+          <w:bCs/>
+        </w:rPr>
+      </w:pPr>
+      <w:r>
+        <w:rPr>
+          <w:b/>
+          <w:bCs/>
+        </w:rPr>
+        <w:t>3. What are Identifiers?</w:t>
+      </w:r>
+    </w:p>
+    <w:p>
+      <w:pPr>
+        <w:numPr>
+          <w:ilvl w:val="0"/>
+          <w:numId w:val="31"/>
+        </w:numPr>
+      </w:pPr>
+      <w:r>
+        <w:rPr>
+          <w:b/>
+          <w:bCs/>
+        </w:rPr>
+        <w:t>Definition:</w:t>
+      </w:r>
+      <w:r>
+        <w:t xml:space="preserve"> Program </w:t>
+      </w:r>
+      <w:proofErr w:type="spellStart"/>
+      <w:r>
+        <w:t>mein</w:t>
+      </w:r>
+      <w:proofErr w:type="spellEnd"/>
+      <w:r>
+        <w:t xml:space="preserve"> hum khud (programmers) jo </w:t>
+      </w:r>
+      <w:proofErr w:type="spellStart"/>
+      <w:r>
+        <w:t>bhi</w:t>
+      </w:r>
+      <w:proofErr w:type="spellEnd"/>
+      <w:r>
+        <w:t xml:space="preserve"> </w:t>
+      </w:r>
+      <w:proofErr w:type="spellStart"/>
+      <w:r>
+        <w:t>naye</w:t>
+      </w:r>
+      <w:proofErr w:type="spellEnd"/>
+      <w:r>
+        <w:t xml:space="preserve"> naam </w:t>
+      </w:r>
+      <w:proofErr w:type="spellStart"/>
+      <w:r>
+        <w:t>banate</w:t>
+      </w:r>
+      <w:proofErr w:type="spellEnd"/>
+      <w:r>
+        <w:t xml:space="preserve"> hain—</w:t>
+      </w:r>
+      <w:proofErr w:type="spellStart"/>
+      <w:r>
+        <w:t>jaise</w:t>
+      </w:r>
+      <w:proofErr w:type="spellEnd"/>
+      <w:r>
+        <w:t xml:space="preserve"> </w:t>
+      </w:r>
+      <w:r>
+        <w:rPr>
+          <w:b/>
+          <w:bCs/>
+        </w:rPr>
+        <w:t>Variable ka naam</w:t>
+      </w:r>
+      <w:r>
+        <w:t xml:space="preserve">, </w:t>
+      </w:r>
+      <w:r>
+        <w:rPr>
+          <w:b/>
+          <w:bCs/>
+        </w:rPr>
+        <w:t>Function ka naam</w:t>
+      </w:r>
+      <w:r>
+        <w:t xml:space="preserve">, </w:t>
+      </w:r>
+      <w:r>
+        <w:rPr>
+          <w:b/>
+          <w:bCs/>
+        </w:rPr>
+        <w:t>Class ka naam</w:t>
+      </w:r>
+      <w:r>
+        <w:t xml:space="preserve">, </w:t>
+      </w:r>
+      <w:proofErr w:type="spellStart"/>
+      <w:r>
+        <w:t>ya</w:t>
+      </w:r>
+      <w:proofErr w:type="spellEnd"/>
+      <w:r>
+        <w:t xml:space="preserve"> </w:t>
+      </w:r>
+      <w:r>
+        <w:rPr>
+          <w:b/>
+          <w:bCs/>
+        </w:rPr>
+        <w:t>Module ka naam</w:t>
+      </w:r>
+      <w:r>
+        <w:t xml:space="preserve">—un </w:t>
+      </w:r>
+      <w:proofErr w:type="spellStart"/>
+      <w:r>
+        <w:t>sabhi</w:t>
+      </w:r>
+      <w:proofErr w:type="spellEnd"/>
+      <w:r>
+        <w:t xml:space="preserve"> ko collectively </w:t>
+      </w:r>
+      <w:r>
+        <w:rPr>
+          <w:b/>
+          <w:bCs/>
+        </w:rPr>
+        <w:t>Identifier</w:t>
+      </w:r>
+      <w:r>
+        <w:t xml:space="preserve"> bola </w:t>
+      </w:r>
+      <w:proofErr w:type="spellStart"/>
+      <w:r>
+        <w:t>jata</w:t>
+      </w:r>
+      <w:proofErr w:type="spellEnd"/>
+      <w:r>
+        <w:t xml:space="preserve"> </w:t>
+      </w:r>
+      <w:proofErr w:type="spellStart"/>
+      <w:r>
+        <w:t>hai</w:t>
+      </w:r>
+      <w:proofErr w:type="spellEnd"/>
+      <w:r>
+        <w:t>.</w:t>
+      </w:r>
+    </w:p>
+    <w:p>
+      <w:r>
+        <w:rPr>
+          <w:b/>
+          <w:bCs/>
+        </w:rPr>
+        <w:t>Example:</w:t>
+      </w:r>
+    </w:p>
+    <w:p>
+      <w:r>
+        <w:t>Python</w:t>
+      </w:r>
+    </w:p>
+    <w:p>
+      <w:r>
+        <w:t>name = "Nitish</w:t>
+      </w:r>
+      <w:proofErr w:type="gramStart"/>
+      <w:r>
+        <w:t>"  #</w:t>
+      </w:r>
+      <w:proofErr w:type="gramEnd"/>
+      <w:r>
+        <w:t xml:space="preserve"> Yahan 'name' ek Identifier </w:t>
+      </w:r>
+      <w:proofErr w:type="spellStart"/>
+      <w:r>
+        <w:t>hai</w:t>
+      </w:r>
+      <w:proofErr w:type="spellEnd"/>
+      <w:r>
+        <w:t xml:space="preserve"> (Variable ka naam)</w:t>
+      </w:r>
+    </w:p>
+    <w:p>
+      <w:pPr>
+        <w:rPr>
+          <w:b/>
+          <w:bCs/>
+        </w:rPr>
+      </w:pPr>
+      <w:r>
+        <w:rPr>
+          <w:b/>
+          <w:bCs/>
+        </w:rPr>
+        <w:t xml:space="preserve">4. Rules for Naming Identifiers in Python (Very Important </w:t>
+      </w:r>
+      <w:r>
+        <w:rPr>
+          <w:rFonts w:ascii="Segoe UI Emoji" w:hAnsi="Segoe UI Emoji" w:cs="Segoe UI Emoji"/>
+          <w:b/>
+          <w:bCs/>
+        </w:rPr>
+        <w:t>⭐</w:t>
+      </w:r>
+      <w:r>
+        <w:rPr>
+          <w:b/>
+          <w:bCs/>
+        </w:rPr>
+        <w:t>)</w:t>
+      </w:r>
+    </w:p>
+    <w:p>
+      <w:r>
+        <w:t xml:space="preserve">Identifiers (Variables, Functions, Classes) ka naam </w:t>
+      </w:r>
+      <w:proofErr w:type="spellStart"/>
+      <w:r>
+        <w:t>rakhne</w:t>
+      </w:r>
+      <w:proofErr w:type="spellEnd"/>
+      <w:r>
+        <w:t xml:space="preserve"> </w:t>
+      </w:r>
+      <w:proofErr w:type="spellStart"/>
+      <w:r>
+        <w:t>ke</w:t>
+      </w:r>
+      <w:proofErr w:type="spellEnd"/>
+      <w:r>
+        <w:t xml:space="preserve"> </w:t>
+      </w:r>
+      <w:proofErr w:type="spellStart"/>
+      <w:r>
+        <w:t>kuch</w:t>
+      </w:r>
+      <w:proofErr w:type="spellEnd"/>
+      <w:r>
+        <w:t xml:space="preserve"> strict rules </w:t>
+      </w:r>
+      <w:proofErr w:type="spellStart"/>
+      <w:r>
+        <w:t>hote</w:t>
+      </w:r>
+      <w:proofErr w:type="spellEnd"/>
+      <w:r>
+        <w:t xml:space="preserve"> hain:</w:t>
+      </w:r>
+    </w:p>
+    <w:p>
+      <w:pPr>
+        <w:rPr>
+          <w:b/>
+          <w:bCs/>
+        </w:rPr>
+      </w:pPr>
+      <w:r>
+        <w:rPr>
+          <w:b/>
+          <w:bCs/>
+        </w:rPr>
+        <w:t>Rule 1: Starting Character (</w:t>
+      </w:r>
+      <w:proofErr w:type="spellStart"/>
+      <w:r>
+        <w:rPr>
+          <w:b/>
+          <w:bCs/>
+        </w:rPr>
+        <w:t>Shuruaat</w:t>
+      </w:r>
+      <w:proofErr w:type="spellEnd"/>
+      <w:r>
+        <w:rPr>
+          <w:b/>
+          <w:bCs/>
+        </w:rPr>
+        <w:t xml:space="preserve"> </w:t>
+      </w:r>
+      <w:proofErr w:type="spellStart"/>
+      <w:r>
+        <w:rPr>
+          <w:b/>
+          <w:bCs/>
+        </w:rPr>
+        <w:t>kis</w:t>
+      </w:r>
+      <w:proofErr w:type="spellEnd"/>
+      <w:r>
+        <w:rPr>
+          <w:b/>
+          <w:bCs/>
+        </w:rPr>
+        <w:t xml:space="preserve">-se </w:t>
+      </w:r>
+      <w:proofErr w:type="spellStart"/>
+      <w:r>
+        <w:rPr>
+          <w:b/>
+          <w:bCs/>
+        </w:rPr>
+        <w:t>ho</w:t>
+      </w:r>
+      <w:proofErr w:type="spellEnd"/>
+      <w:r>
+        <w:rPr>
+          <w:b/>
+          <w:bCs/>
+        </w:rPr>
+        <w:t xml:space="preserve"> </w:t>
+      </w:r>
+      <w:proofErr w:type="spellStart"/>
+      <w:r>
+        <w:rPr>
+          <w:b/>
+          <w:bCs/>
+        </w:rPr>
+        <w:t>sakti</w:t>
+      </w:r>
+      <w:proofErr w:type="spellEnd"/>
+      <w:r>
+        <w:rPr>
+          <w:b/>
+          <w:bCs/>
+        </w:rPr>
+        <w:t xml:space="preserve"> </w:t>
+      </w:r>
+      <w:proofErr w:type="spellStart"/>
+      <w:r>
+        <w:rPr>
+          <w:b/>
+          <w:bCs/>
+        </w:rPr>
+        <w:t>hai</w:t>
+      </w:r>
+      <w:proofErr w:type="spellEnd"/>
+      <w:r>
+        <w:rPr>
+          <w:b/>
+          <w:bCs/>
+        </w:rPr>
+        <w:t>?)</w:t>
+      </w:r>
+    </w:p>
+    <w:p>
+      <w:pPr>
+        <w:numPr>
+          <w:ilvl w:val="0"/>
+          <w:numId w:val="32"/>
+        </w:numPr>
+      </w:pPr>
+      <w:r>
+        <w:t xml:space="preserve">Identifier ka naam </w:t>
+      </w:r>
+      <w:proofErr w:type="spellStart"/>
+      <w:r>
+        <w:rPr>
+          <w:b/>
+          <w:bCs/>
+        </w:rPr>
+        <w:t>hamesha</w:t>
+      </w:r>
+      <w:proofErr w:type="spellEnd"/>
+      <w:r>
+        <w:rPr>
+          <w:b/>
+          <w:bCs/>
+        </w:rPr>
+        <w:t xml:space="preserve"> ek Letter (a-z, A-Z) </w:t>
+      </w:r>
+      <w:proofErr w:type="spellStart"/>
+      <w:r>
+        <w:rPr>
+          <w:b/>
+          <w:bCs/>
+        </w:rPr>
+        <w:t>ya</w:t>
+      </w:r>
+      <w:proofErr w:type="spellEnd"/>
+      <w:r>
+        <w:rPr>
+          <w:b/>
+          <w:bCs/>
+        </w:rPr>
+        <w:t xml:space="preserve"> </w:t>
+      </w:r>
+      <w:proofErr w:type="spellStart"/>
+      <w:r>
+        <w:rPr>
+          <w:b/>
+          <w:bCs/>
+        </w:rPr>
+        <w:t>UnderScore</w:t>
+      </w:r>
+      <w:proofErr w:type="spellEnd"/>
+      <w:r>
+        <w:rPr>
+          <w:b/>
+          <w:bCs/>
+        </w:rPr>
+        <w:t xml:space="preserve"> (_)</w:t>
+      </w:r>
+      <w:r>
+        <w:t xml:space="preserve"> se hi start </w:t>
+      </w:r>
+      <w:proofErr w:type="spellStart"/>
+      <w:r>
+        <w:t>hona</w:t>
+      </w:r>
+      <w:proofErr w:type="spellEnd"/>
+      <w:r>
+        <w:t xml:space="preserve"> </w:t>
+      </w:r>
+      <w:proofErr w:type="spellStart"/>
+      <w:r>
+        <w:t>chahiye</w:t>
+      </w:r>
+      <w:proofErr w:type="spellEnd"/>
+      <w:r>
+        <w:t>.</w:t>
+      </w:r>
+    </w:p>
+    <w:p>
+      <w:pPr>
+        <w:numPr>
+          <w:ilvl w:val="0"/>
+          <w:numId w:val="32"/>
+        </w:numPr>
+      </w:pPr>
+      <w:r>
+        <w:t xml:space="preserve">Identifier ka naam </w:t>
+      </w:r>
+      <w:proofErr w:type="spellStart"/>
+      <w:r>
+        <w:rPr>
+          <w:b/>
+          <w:bCs/>
+        </w:rPr>
+        <w:t>kabhi</w:t>
+      </w:r>
+      <w:proofErr w:type="spellEnd"/>
+      <w:r>
+        <w:rPr>
+          <w:b/>
+          <w:bCs/>
+        </w:rPr>
+        <w:t xml:space="preserve"> </w:t>
+      </w:r>
+      <w:proofErr w:type="spellStart"/>
+      <w:r>
+        <w:rPr>
+          <w:b/>
+          <w:bCs/>
+        </w:rPr>
+        <w:t>bhi</w:t>
+      </w:r>
+      <w:proofErr w:type="spellEnd"/>
+      <w:r>
+        <w:rPr>
+          <w:b/>
+          <w:bCs/>
+        </w:rPr>
+        <w:t xml:space="preserve"> Numbers/Digits (0-9) se start </w:t>
+      </w:r>
+      <w:proofErr w:type="spellStart"/>
+      <w:r>
+        <w:rPr>
+          <w:b/>
+          <w:bCs/>
+        </w:rPr>
+        <w:t>nahi</w:t>
+      </w:r>
+      <w:proofErr w:type="spellEnd"/>
+      <w:r>
+        <w:rPr>
+          <w:b/>
+          <w:bCs/>
+        </w:rPr>
+        <w:t xml:space="preserve"> </w:t>
+      </w:r>
+      <w:proofErr w:type="spellStart"/>
+      <w:r>
+        <w:rPr>
+          <w:b/>
+          <w:bCs/>
+        </w:rPr>
+        <w:t>ho</w:t>
+      </w:r>
+      <w:proofErr w:type="spellEnd"/>
+      <w:r>
+        <w:rPr>
+          <w:b/>
+          <w:bCs/>
+        </w:rPr>
+        <w:t xml:space="preserve"> </w:t>
+      </w:r>
+      <w:proofErr w:type="spellStart"/>
+      <w:r>
+        <w:rPr>
+          <w:b/>
+          <w:bCs/>
+        </w:rPr>
+        <w:t>sakta</w:t>
+      </w:r>
+      <w:proofErr w:type="spellEnd"/>
+      <w:r>
+        <w:rPr>
+          <w:b/>
+          <w:bCs/>
+        </w:rPr>
+        <w:t>.</w:t>
+      </w:r>
+    </w:p>
+    <w:p>
+      <w:r>
+        <w:t>Python</w:t>
+      </w:r>
+    </w:p>
+    <w:p>
+      <w:r>
+        <w:t xml:space="preserve">name = "Nitish"      # </w:t>
+      </w:r>
+      <w:r>
+        <w:rPr>
+          <w:rFonts w:ascii="Segoe UI Emoji" w:hAnsi="Segoe UI Emoji" w:cs="Segoe UI Emoji"/>
+        </w:rPr>
+        <w:t>✅</w:t>
+      </w:r>
+      <w:r>
+        <w:t xml:space="preserve"> Valid</w:t>
+      </w:r>
+    </w:p>
+    <w:p>
+      <w:r>
+        <w:t xml:space="preserve">_name = "Nitish"     # </w:t>
+      </w:r>
+      <w:r>
+        <w:rPr>
+          <w:rFonts w:ascii="Segoe UI Emoji" w:hAnsi="Segoe UI Emoji" w:cs="Segoe UI Emoji"/>
+        </w:rPr>
+        <w:t>✅</w:t>
+      </w:r>
+      <w:r>
+        <w:t xml:space="preserve"> Valid (Underscore se start </w:t>
+      </w:r>
+      <w:proofErr w:type="spellStart"/>
+      <w:r>
+        <w:t>ho</w:t>
+      </w:r>
+      <w:proofErr w:type="spellEnd"/>
+      <w:r>
+        <w:t xml:space="preserve"> </w:t>
+      </w:r>
+      <w:proofErr w:type="spellStart"/>
+      <w:r>
+        <w:t>sakta</w:t>
+      </w:r>
+      <w:proofErr w:type="spellEnd"/>
+      <w:r>
+        <w:t xml:space="preserve"> </w:t>
+      </w:r>
+      <w:proofErr w:type="spellStart"/>
+      <w:r>
+        <w:t>hai</w:t>
+      </w:r>
+      <w:proofErr w:type="spellEnd"/>
+      <w:r>
+        <w:t>)</w:t>
+      </w:r>
+    </w:p>
+    <w:p>
+      <w:r>
+        <w:t xml:space="preserve">1name = "Nitish"     # </w:t>
+      </w:r>
+      <w:r>
+        <w:rPr>
+          <w:rFonts w:ascii="Segoe UI Emoji" w:hAnsi="Segoe UI Emoji" w:cs="Segoe UI Emoji"/>
+        </w:rPr>
+        <w:t>❌</w:t>
+      </w:r>
+      <w:r>
+        <w:t xml:space="preserve"> Invalid! (Number se start </w:t>
+      </w:r>
+      <w:proofErr w:type="spellStart"/>
+      <w:r>
+        <w:t>nahi</w:t>
+      </w:r>
+      <w:proofErr w:type="spellEnd"/>
+      <w:r>
+        <w:t xml:space="preserve"> </w:t>
+      </w:r>
+      <w:proofErr w:type="spellStart"/>
+      <w:r>
+        <w:t>ho</w:t>
+      </w:r>
+      <w:proofErr w:type="spellEnd"/>
+      <w:r>
+        <w:t xml:space="preserve"> </w:t>
+      </w:r>
+      <w:proofErr w:type="spellStart"/>
+      <w:r>
+        <w:t>sakta</w:t>
+      </w:r>
+      <w:proofErr w:type="spellEnd"/>
+      <w:r>
+        <w:t xml:space="preserve"> - Syntax Error)</w:t>
+      </w:r>
+    </w:p>
+    <w:p>
+      <w:pPr>
+        <w:rPr>
+          <w:b/>
+          <w:bCs/>
+        </w:rPr>
+      </w:pPr>
+      <w:r>
+        <w:rPr>
+          <w:b/>
+          <w:bCs/>
+        </w:rPr>
+        <w:t xml:space="preserve">Rule 2: Allowed Characters (Aage </w:t>
+      </w:r>
+      <w:proofErr w:type="spellStart"/>
+      <w:r>
+        <w:rPr>
+          <w:b/>
+          <w:bCs/>
+        </w:rPr>
+        <w:t>kya-kya</w:t>
+      </w:r>
+      <w:proofErr w:type="spellEnd"/>
+      <w:r>
+        <w:rPr>
+          <w:b/>
+          <w:bCs/>
+        </w:rPr>
+        <w:t xml:space="preserve"> use </w:t>
+      </w:r>
+      <w:proofErr w:type="spellStart"/>
+      <w:r>
+        <w:rPr>
+          <w:b/>
+          <w:bCs/>
+        </w:rPr>
+        <w:t>kar</w:t>
+      </w:r>
+      <w:proofErr w:type="spellEnd"/>
+      <w:r>
+        <w:rPr>
+          <w:b/>
+          <w:bCs/>
+        </w:rPr>
+        <w:t xml:space="preserve"> </w:t>
+      </w:r>
+      <w:proofErr w:type="spellStart"/>
+      <w:r>
+        <w:rPr>
+          <w:b/>
+          <w:bCs/>
+        </w:rPr>
+        <w:t>sakte</w:t>
+      </w:r>
+      <w:proofErr w:type="spellEnd"/>
+      <w:r>
+        <w:rPr>
+          <w:b/>
+          <w:bCs/>
+        </w:rPr>
+        <w:t xml:space="preserve"> hain?)</w:t>
+      </w:r>
+    </w:p>
+    <w:p>
+      <w:pPr>
+        <w:numPr>
+          <w:ilvl w:val="0"/>
+          <w:numId w:val="33"/>
+        </w:numPr>
+      </w:pPr>
+      <w:r>
+        <w:t xml:space="preserve">Starting character </w:t>
+      </w:r>
+      <w:proofErr w:type="spellStart"/>
+      <w:r>
+        <w:t>ke</w:t>
+      </w:r>
+      <w:proofErr w:type="spellEnd"/>
+      <w:r>
+        <w:t xml:space="preserve"> </w:t>
+      </w:r>
+      <w:proofErr w:type="spellStart"/>
+      <w:r>
+        <w:t>baad</w:t>
+      </w:r>
+      <w:proofErr w:type="spellEnd"/>
+      <w:r>
+        <w:t xml:space="preserve"> </w:t>
+      </w:r>
+      <w:proofErr w:type="spellStart"/>
+      <w:r>
+        <w:t>aap</w:t>
+      </w:r>
+      <w:proofErr w:type="spellEnd"/>
+      <w:r>
+        <w:t xml:space="preserve"> </w:t>
+      </w:r>
+      <w:r>
+        <w:rPr>
+          <w:b/>
+          <w:bCs/>
+        </w:rPr>
+        <w:t>Letters (a-z, A-Z), Digits (0-9), aur Underscore (_)</w:t>
+      </w:r>
+      <w:r>
+        <w:t xml:space="preserve"> use </w:t>
+      </w:r>
+      <w:proofErr w:type="spellStart"/>
+      <w:r>
+        <w:t>kar</w:t>
+      </w:r>
+      <w:proofErr w:type="spellEnd"/>
+      <w:r>
+        <w:t xml:space="preserve"> </w:t>
+      </w:r>
+      <w:proofErr w:type="spellStart"/>
+      <w:r>
+        <w:t>sakte</w:t>
+      </w:r>
+      <w:proofErr w:type="spellEnd"/>
+      <w:r>
+        <w:t xml:space="preserve"> ho.</w:t>
+      </w:r>
+    </w:p>
+    <w:p>
+      <w:pPr>
+        <w:numPr>
+          <w:ilvl w:val="0"/>
+          <w:numId w:val="33"/>
+        </w:numPr>
+      </w:pPr>
+      <w:r>
+        <w:rPr>
+          <w:b/>
+          <w:bCs/>
+        </w:rPr>
+        <w:t>No Special Characters:</w:t>
+      </w:r>
+      <w:r>
+        <w:t xml:space="preserve"> Underscore (_) </w:t>
+      </w:r>
+      <w:proofErr w:type="spellStart"/>
+      <w:r>
+        <w:t>ke</w:t>
+      </w:r>
+      <w:proofErr w:type="spellEnd"/>
+      <w:r>
+        <w:t xml:space="preserve"> </w:t>
+      </w:r>
+      <w:proofErr w:type="spellStart"/>
+      <w:r>
+        <w:t>alawa</w:t>
+      </w:r>
+      <w:proofErr w:type="spellEnd"/>
+      <w:r>
+        <w:t xml:space="preserve"> koi </w:t>
+      </w:r>
+      <w:proofErr w:type="spellStart"/>
+      <w:r>
+        <w:t>bhi</w:t>
+      </w:r>
+      <w:proofErr w:type="spellEnd"/>
+      <w:r>
+        <w:t xml:space="preserve"> special character (</w:t>
+      </w:r>
+      <w:proofErr w:type="spellStart"/>
+      <w:r>
+        <w:t>jaise</w:t>
+      </w:r>
+      <w:proofErr w:type="spellEnd"/>
+      <w:r>
+        <w:t xml:space="preserve"> @, $, -, %</w:t>
+      </w:r>
+      <w:proofErr w:type="gramStart"/>
+      <w:r>
+        <w:t>, !</w:t>
+      </w:r>
+      <w:proofErr w:type="gramEnd"/>
+      <w:r>
+        <w:t xml:space="preserve">) allowed </w:t>
+      </w:r>
+      <w:proofErr w:type="spellStart"/>
+      <w:r>
+        <w:t>nahi</w:t>
+      </w:r>
+      <w:proofErr w:type="spellEnd"/>
+      <w:r>
+        <w:t xml:space="preserve"> </w:t>
+      </w:r>
+      <w:proofErr w:type="spellStart"/>
+      <w:r>
+        <w:t>hai</w:t>
+      </w:r>
+      <w:proofErr w:type="spellEnd"/>
+      <w:r>
+        <w:t>.</w:t>
+      </w:r>
+    </w:p>
+    <w:p>
+      <w:r>
+        <w:t>Python</w:t>
+      </w:r>
+    </w:p>
+    <w:p>
+      <w:proofErr w:type="spellStart"/>
+      <w:r>
+        <w:t>first_name</w:t>
+      </w:r>
+      <w:proofErr w:type="spellEnd"/>
+      <w:r>
+        <w:t xml:space="preserve"> = "Nitish" # </w:t>
+      </w:r>
+      <w:r>
+        <w:rPr>
+          <w:rFonts w:ascii="Segoe UI Emoji" w:hAnsi="Segoe UI Emoji" w:cs="Segoe UI Emoji"/>
+        </w:rPr>
+        <w:t>✅</w:t>
+      </w:r>
+      <w:r>
+        <w:t xml:space="preserve"> Valid (Underscore allowed </w:t>
+      </w:r>
+      <w:proofErr w:type="spellStart"/>
+      <w:r>
+        <w:t>hai</w:t>
+      </w:r>
+      <w:proofErr w:type="spellEnd"/>
+      <w:r>
+        <w:t>)</w:t>
+      </w:r>
+    </w:p>
+    <w:p>
+      <w:r>
+        <w:t xml:space="preserve">name1 = "Nitish"      # </w:t>
+      </w:r>
+      <w:r>
+        <w:rPr>
+          <w:rFonts w:ascii="Segoe UI Emoji" w:hAnsi="Segoe UI Emoji" w:cs="Segoe UI Emoji"/>
+        </w:rPr>
+        <w:t>✅</w:t>
+      </w:r>
+      <w:r>
+        <w:t xml:space="preserve"> Valid (Digit </w:t>
+      </w:r>
+      <w:proofErr w:type="spellStart"/>
+      <w:r>
+        <w:t>baad</w:t>
+      </w:r>
+      <w:proofErr w:type="spellEnd"/>
+      <w:r>
+        <w:t xml:space="preserve"> me </w:t>
+      </w:r>
+      <w:proofErr w:type="spellStart"/>
+      <w:r>
+        <w:t>ho</w:t>
+      </w:r>
+      <w:proofErr w:type="spellEnd"/>
+      <w:r>
+        <w:t xml:space="preserve"> </w:t>
+      </w:r>
+      <w:proofErr w:type="spellStart"/>
+      <w:r>
+        <w:t>sakta</w:t>
+      </w:r>
+      <w:proofErr w:type="spellEnd"/>
+      <w:r>
+        <w:t xml:space="preserve"> </w:t>
+      </w:r>
+      <w:proofErr w:type="spellStart"/>
+      <w:r>
+        <w:t>hai</w:t>
+      </w:r>
+      <w:proofErr w:type="spellEnd"/>
+      <w:r>
+        <w:t>)</w:t>
+      </w:r>
+    </w:p>
+    <w:p>
+      <w:r>
+        <w:t xml:space="preserve">first-name = "Nitish" # </w:t>
+      </w:r>
+      <w:r>
+        <w:rPr>
+          <w:rFonts w:ascii="Segoe UI Emoji" w:hAnsi="Segoe UI Emoji" w:cs="Segoe UI Emoji"/>
+        </w:rPr>
+        <w:t>❌</w:t>
+      </w:r>
+      <w:r>
+        <w:t xml:space="preserve"> Invalid! (Hyphen '-' not allowed)</w:t>
+      </w:r>
+    </w:p>
+    <w:p>
+      <w:proofErr w:type="spellStart"/>
+      <w:r>
+        <w:t>user@name</w:t>
+      </w:r>
+      <w:proofErr w:type="spellEnd"/>
+      <w:r>
+        <w:t xml:space="preserve"> = "Nitish</w:t>
+      </w:r>
+      <w:proofErr w:type="gramStart"/>
+      <w:r>
+        <w:t>"  #</w:t>
+      </w:r>
+      <w:proofErr w:type="gramEnd"/>
+      <w:r>
+        <w:t xml:space="preserve"> </w:t>
+      </w:r>
+      <w:r>
+        <w:rPr>
+          <w:rFonts w:ascii="Segoe UI Emoji" w:hAnsi="Segoe UI Emoji" w:cs="Segoe UI Emoji"/>
+        </w:rPr>
+        <w:t>❌</w:t>
+      </w:r>
+      <w:r>
+        <w:t xml:space="preserve"> Invalid! ('@' not allowed)</w:t>
+      </w:r>
+    </w:p>
+    <w:p>
+      <w:pPr>
+        <w:rPr>
+          <w:b/>
+          <w:bCs/>
+        </w:rPr>
+      </w:pPr>
+      <w:r>
+        <w:rPr>
+          <w:b/>
+          <w:bCs/>
+        </w:rPr>
+        <w:t>Rule 3: Keywords Cannot be Used</w:t>
+      </w:r>
+    </w:p>
+    <w:p>
+      <w:pPr>
+        <w:numPr>
+          <w:ilvl w:val="0"/>
+          <w:numId w:val="34"/>
+        </w:numPr>
+      </w:pPr>
+      <w:r>
+        <w:t xml:space="preserve">Kisi </w:t>
+      </w:r>
+      <w:proofErr w:type="spellStart"/>
+      <w:r>
+        <w:t>bhi</w:t>
+      </w:r>
+      <w:proofErr w:type="spellEnd"/>
+      <w:r>
+        <w:t xml:space="preserve"> </w:t>
+      </w:r>
+      <w:r>
+        <w:rPr>
+          <w:b/>
+          <w:bCs/>
+        </w:rPr>
+        <w:t>Keyword</w:t>
+      </w:r>
+      <w:r>
+        <w:t xml:space="preserve"> (</w:t>
+      </w:r>
+      <w:proofErr w:type="spellStart"/>
+      <w:r>
+        <w:t>jaise</w:t>
+      </w:r>
+      <w:proofErr w:type="spellEnd"/>
+      <w:r>
+        <w:t xml:space="preserve"> if, for, class, False) ko Identifier ki </w:t>
+      </w:r>
+      <w:proofErr w:type="spellStart"/>
+      <w:r>
+        <w:t>tarah</w:t>
+      </w:r>
+      <w:proofErr w:type="spellEnd"/>
+      <w:r>
+        <w:t xml:space="preserve"> use </w:t>
+      </w:r>
+      <w:proofErr w:type="spellStart"/>
+      <w:r>
+        <w:t>nahi</w:t>
+      </w:r>
+      <w:proofErr w:type="spellEnd"/>
+      <w:r>
+        <w:t xml:space="preserve"> </w:t>
+      </w:r>
+      <w:proofErr w:type="spellStart"/>
+      <w:r>
+        <w:t>kar</w:t>
+      </w:r>
+      <w:proofErr w:type="spellEnd"/>
+      <w:r>
+        <w:t xml:space="preserve"> </w:t>
+      </w:r>
+      <w:proofErr w:type="spellStart"/>
+      <w:r>
+        <w:t>sakte</w:t>
+      </w:r>
+      <w:proofErr w:type="spellEnd"/>
+      <w:r>
+        <w:t>.</w:t>
+      </w:r>
+    </w:p>
+    <w:p>
+      <w:r>
+        <w:lastRenderedPageBreak/>
+        <w:t>Python</w:t>
+      </w:r>
+    </w:p>
+    <w:p>
+      <w:r>
+        <w:t>false = "Hello</w:t>
+      </w:r>
+      <w:proofErr w:type="gramStart"/>
+      <w:r>
+        <w:t>"  #</w:t>
+      </w:r>
+      <w:proofErr w:type="gramEnd"/>
+      <w:r>
+        <w:t xml:space="preserve"> </w:t>
+      </w:r>
+      <w:r>
+        <w:rPr>
+          <w:rFonts w:ascii="Segoe UI Emoji" w:hAnsi="Segoe UI Emoji" w:cs="Segoe UI Emoji"/>
+        </w:rPr>
+        <w:t>❌</w:t>
+      </w:r>
+      <w:r>
+        <w:t xml:space="preserve"> Invalid! ('False' is a keyword)</w:t>
+      </w:r>
+    </w:p>
+    <w:p>
+      <w:pPr>
+        <w:rPr>
+          <w:b/>
+          <w:bCs/>
+        </w:rPr>
+      </w:pPr>
+      <w:r>
+        <w:rPr>
+          <w:rFonts w:ascii="Segoe UI Emoji" w:hAnsi="Segoe UI Emoji" w:cs="Segoe UI Emoji"/>
+          <w:b/>
+          <w:bCs/>
+        </w:rPr>
+        <w:t>💡</w:t>
+      </w:r>
+      <w:r>
+        <w:rPr>
+          <w:b/>
+          <w:bCs/>
+        </w:rPr>
+        <w:t xml:space="preserve"> Quick Summary Table for Notes:</w:t>
+      </w:r>
+    </w:p>
+    <w:tbl>
+      <w:tblPr>
+        <w:tblW w:w="0" w:type="auto"/>
+        <w:tblCellSpacing w:w="15" w:type="dxa"/>
+        <w:tblCellMar>
+          <w:top w:w="15" w:type="dxa"/>
+          <w:left w:w="15" w:type="dxa"/>
+          <w:bottom w:w="15" w:type="dxa"/>
+          <w:right w:w="15" w:type="dxa"/>
+        </w:tblCellMar>
+        <w:tblLook w:val="04A0" w:firstRow="1" w:lastRow="0" w:firstColumn="1" w:lastColumn="0" w:noHBand="0" w:noVBand="1"/>
+      </w:tblPr>
+      <w:tblGrid>
+        <w:gridCol w:w="1652"/>
+        <w:gridCol w:w="4575"/>
+        <w:gridCol w:w="2783"/>
+      </w:tblGrid>
+      <w:tr>
+        <w:trPr>
+          <w:tblHeader/>
+          <w:tblCellSpacing w:w="15" w:type="dxa"/>
+        </w:trPr>
+        <w:tc>
+          <w:tcPr>
+            <w:tcW w:w="0" w:type="auto"/>
+            <w:tcBorders>
+              <w:top w:val="single" w:sz="6" w:space="0" w:color="C4C7C5"/>
+              <w:left w:val="single" w:sz="6" w:space="0" w:color="C4C7C5"/>
+              <w:bottom w:val="single" w:sz="6" w:space="0" w:color="C4C7C5"/>
+              <w:right w:val="single" w:sz="6" w:space="0" w:color="C4C7C5"/>
+            </w:tcBorders>
+            <w:tcMar>
+              <w:top w:w="120" w:type="dxa"/>
+              <w:left w:w="180" w:type="dxa"/>
+              <w:bottom w:w="120" w:type="dxa"/>
+              <w:right w:w="180" w:type="dxa"/>
+            </w:tcMar>
+            <w:vAlign w:val="center"/>
+            <w:hideMark/>
+          </w:tcPr>
+          <w:p>
+            <w:r>
+              <w:rPr>
+                <w:b/>
+                <w:bCs/>
+              </w:rPr>
+              <w:t>Concept</w:t>
+            </w:r>
+          </w:p>
+        </w:tc>
+        <w:tc>
+          <w:tcPr>
+            <w:tcW w:w="0" w:type="auto"/>
+            <w:tcBorders>
+              <w:top w:val="single" w:sz="6" w:space="0" w:color="C4C7C5"/>
+              <w:left w:val="single" w:sz="6" w:space="0" w:color="C4C7C5"/>
+              <w:bottom w:val="single" w:sz="6" w:space="0" w:color="C4C7C5"/>
+              <w:right w:val="single" w:sz="6" w:space="0" w:color="C4C7C5"/>
+            </w:tcBorders>
+            <w:tcMar>
+              <w:top w:w="120" w:type="dxa"/>
+              <w:left w:w="180" w:type="dxa"/>
+              <w:bottom w:w="120" w:type="dxa"/>
+              <w:right w:w="180" w:type="dxa"/>
+            </w:tcMar>
+            <w:vAlign w:val="center"/>
+            <w:hideMark/>
+          </w:tcPr>
+          <w:p>
+            <w:r>
+              <w:rPr>
+                <w:b/>
+                <w:bCs/>
+              </w:rPr>
+              <w:t>Explanation</w:t>
+            </w:r>
+          </w:p>
+        </w:tc>
+        <w:tc>
+          <w:tcPr>
+            <w:tcW w:w="0" w:type="auto"/>
+            <w:tcBorders>
+              <w:top w:val="single" w:sz="6" w:space="0" w:color="C4C7C5"/>
+              <w:left w:val="single" w:sz="6" w:space="0" w:color="C4C7C5"/>
+              <w:bottom w:val="single" w:sz="6" w:space="0" w:color="C4C7C5"/>
+              <w:right w:val="single" w:sz="6" w:space="0" w:color="C4C7C5"/>
+            </w:tcBorders>
+            <w:tcMar>
+              <w:top w:w="120" w:type="dxa"/>
+              <w:left w:w="180" w:type="dxa"/>
+              <w:bottom w:w="120" w:type="dxa"/>
+              <w:right w:w="180" w:type="dxa"/>
+            </w:tcMar>
+            <w:vAlign w:val="center"/>
+            <w:hideMark/>
+          </w:tcPr>
+          <w:p>
+            <w:r>
+              <w:rPr>
+                <w:b/>
+                <w:bCs/>
+              </w:rPr>
+              <w:t>Example / Rule</w:t>
+            </w:r>
+          </w:p>
+        </w:tc>
+      </w:tr>
+      <w:tr>
+        <w:trPr>
+          <w:tblCellSpacing w:w="15" w:type="dxa"/>
+        </w:trPr>
+        <w:tc>
+          <w:tcPr>
+            <w:tcW w:w="0" w:type="auto"/>
+            <w:tcBorders>
+              <w:top w:val="single" w:sz="6" w:space="0" w:color="C4C7C5"/>
+              <w:left w:val="single" w:sz="6" w:space="0" w:color="C4C7C5"/>
+              <w:bottom w:val="single" w:sz="6" w:space="0" w:color="C4C7C5"/>
+              <w:right w:val="single" w:sz="6" w:space="0" w:color="C4C7C5"/>
+            </w:tcBorders>
+            <w:tcMar>
+              <w:top w:w="120" w:type="dxa"/>
+              <w:left w:w="180" w:type="dxa"/>
+              <w:bottom w:w="120" w:type="dxa"/>
+              <w:right w:w="180" w:type="dxa"/>
+            </w:tcMar>
+            <w:vAlign w:val="center"/>
+            <w:hideMark/>
+          </w:tcPr>
+          <w:p>
+            <w:r>
+              <w:rPr>
+                <w:b/>
+                <w:bCs/>
+              </w:rPr>
+              <w:t>Case-Sensitive</w:t>
+            </w:r>
+          </w:p>
+        </w:tc>
+        <w:tc>
+          <w:tcPr>
+            <w:tcW w:w="0" w:type="auto"/>
+            <w:tcBorders>
+              <w:top w:val="single" w:sz="6" w:space="0" w:color="C4C7C5"/>
+              <w:left w:val="single" w:sz="6" w:space="0" w:color="C4C7C5"/>
+              <w:bottom w:val="single" w:sz="6" w:space="0" w:color="C4C7C5"/>
+              <w:right w:val="single" w:sz="6" w:space="0" w:color="C4C7C5"/>
+            </w:tcBorders>
+            <w:tcMar>
+              <w:top w:w="120" w:type="dxa"/>
+              <w:left w:w="180" w:type="dxa"/>
+              <w:bottom w:w="120" w:type="dxa"/>
+              <w:right w:w="180" w:type="dxa"/>
+            </w:tcMar>
+            <w:vAlign w:val="center"/>
+            <w:hideMark/>
+          </w:tcPr>
+          <w:p>
+            <w:r>
+              <w:t xml:space="preserve">Small aur Capital letters </w:t>
+            </w:r>
+            <w:proofErr w:type="spellStart"/>
+            <w:r>
+              <w:t>alag</w:t>
+            </w:r>
+            <w:proofErr w:type="spellEnd"/>
+            <w:r>
+              <w:t xml:space="preserve"> </w:t>
+            </w:r>
+            <w:proofErr w:type="spellStart"/>
+            <w:r>
+              <w:t>hote</w:t>
+            </w:r>
+            <w:proofErr w:type="spellEnd"/>
+            <w:r>
+              <w:t xml:space="preserve"> hain.</w:t>
+            </w:r>
+          </w:p>
+        </w:tc>
+        <w:tc>
+          <w:tcPr>
+            <w:tcW w:w="0" w:type="auto"/>
+            <w:tcBorders>
+              <w:top w:val="single" w:sz="6" w:space="0" w:color="C4C7C5"/>
+              <w:left w:val="single" w:sz="6" w:space="0" w:color="C4C7C5"/>
+              <w:bottom w:val="single" w:sz="6" w:space="0" w:color="C4C7C5"/>
+              <w:right w:val="single" w:sz="6" w:space="0" w:color="C4C7C5"/>
+            </w:tcBorders>
+            <w:tcMar>
+              <w:top w:w="120" w:type="dxa"/>
+              <w:left w:w="180" w:type="dxa"/>
+              <w:bottom w:w="120" w:type="dxa"/>
+              <w:right w:w="180" w:type="dxa"/>
+            </w:tcMar>
+            <w:vAlign w:val="center"/>
+            <w:hideMark/>
+          </w:tcPr>
+          <w:p>
+            <w:r>
+              <w:t>a is not equal to A</w:t>
+            </w:r>
+          </w:p>
+        </w:tc>
+      </w:tr>
+      <w:tr>
+        <w:trPr>
+          <w:tblCellSpacing w:w="15" w:type="dxa"/>
+        </w:trPr>
+        <w:tc>
+          <w:tcPr>
+            <w:tcW w:w="0" w:type="auto"/>
+            <w:tcBorders>
+              <w:top w:val="single" w:sz="6" w:space="0" w:color="C4C7C5"/>
+              <w:left w:val="single" w:sz="6" w:space="0" w:color="C4C7C5"/>
+              <w:bottom w:val="single" w:sz="6" w:space="0" w:color="C4C7C5"/>
+              <w:right w:val="single" w:sz="6" w:space="0" w:color="C4C7C5"/>
+            </w:tcBorders>
+            <w:tcMar>
+              <w:top w:w="120" w:type="dxa"/>
+              <w:left w:w="180" w:type="dxa"/>
+              <w:bottom w:w="120" w:type="dxa"/>
+              <w:right w:w="180" w:type="dxa"/>
+            </w:tcMar>
+            <w:vAlign w:val="center"/>
+            <w:hideMark/>
+          </w:tcPr>
+          <w:p>
+            <w:r>
+              <w:rPr>
+                <w:b/>
+                <w:bCs/>
+              </w:rPr>
+              <w:t>Keywords</w:t>
+            </w:r>
+          </w:p>
+        </w:tc>
+        <w:tc>
+          <w:tcPr>
+            <w:tcW w:w="0" w:type="auto"/>
+            <w:tcBorders>
+              <w:top w:val="single" w:sz="6" w:space="0" w:color="C4C7C5"/>
+              <w:left w:val="single" w:sz="6" w:space="0" w:color="C4C7C5"/>
+              <w:bottom w:val="single" w:sz="6" w:space="0" w:color="C4C7C5"/>
+              <w:right w:val="single" w:sz="6" w:space="0" w:color="C4C7C5"/>
+            </w:tcBorders>
+            <w:tcMar>
+              <w:top w:w="120" w:type="dxa"/>
+              <w:left w:w="180" w:type="dxa"/>
+              <w:bottom w:w="120" w:type="dxa"/>
+              <w:right w:w="180" w:type="dxa"/>
+            </w:tcMar>
+            <w:vAlign w:val="center"/>
+            <w:hideMark/>
+          </w:tcPr>
+          <w:p>
+            <w:r>
+              <w:t>Reserved words with fixed meaning in Python (Total 33+).</w:t>
+            </w:r>
+          </w:p>
+        </w:tc>
+        <w:tc>
+          <w:tcPr>
+            <w:tcW w:w="0" w:type="auto"/>
+            <w:tcBorders>
+              <w:top w:val="single" w:sz="6" w:space="0" w:color="C4C7C5"/>
+              <w:left w:val="single" w:sz="6" w:space="0" w:color="C4C7C5"/>
+              <w:bottom w:val="single" w:sz="6" w:space="0" w:color="C4C7C5"/>
+              <w:right w:val="single" w:sz="6" w:space="0" w:color="C4C7C5"/>
+            </w:tcBorders>
+            <w:tcMar>
+              <w:top w:w="120" w:type="dxa"/>
+              <w:left w:w="180" w:type="dxa"/>
+              <w:bottom w:w="120" w:type="dxa"/>
+              <w:right w:w="180" w:type="dxa"/>
+            </w:tcMar>
+            <w:vAlign w:val="center"/>
+            <w:hideMark/>
+          </w:tcPr>
+          <w:p>
+            <w:r>
+              <w:t>if, else, for, True</w:t>
+            </w:r>
+          </w:p>
+        </w:tc>
+      </w:tr>
+      <w:tr>
+        <w:trPr>
+          <w:tblCellSpacing w:w="15" w:type="dxa"/>
+        </w:trPr>
+        <w:tc>
+          <w:tcPr>
+            <w:tcW w:w="0" w:type="auto"/>
+            <w:tcBorders>
+              <w:top w:val="single" w:sz="6" w:space="0" w:color="C4C7C5"/>
+              <w:left w:val="single" w:sz="6" w:space="0" w:color="C4C7C5"/>
+              <w:bottom w:val="single" w:sz="6" w:space="0" w:color="C4C7C5"/>
+              <w:right w:val="single" w:sz="6" w:space="0" w:color="C4C7C5"/>
+            </w:tcBorders>
+            <w:tcMar>
+              <w:top w:w="120" w:type="dxa"/>
+              <w:left w:w="180" w:type="dxa"/>
+              <w:bottom w:w="120" w:type="dxa"/>
+              <w:right w:w="180" w:type="dxa"/>
+            </w:tcMar>
+            <w:vAlign w:val="center"/>
+            <w:hideMark/>
+          </w:tcPr>
+          <w:p>
+            <w:r>
+              <w:rPr>
+                <w:b/>
+                <w:bCs/>
+              </w:rPr>
+              <w:t>Identifiers</w:t>
+            </w:r>
+          </w:p>
+        </w:tc>
+        <w:tc>
+          <w:tcPr>
+            <w:tcW w:w="0" w:type="auto"/>
+            <w:tcBorders>
+              <w:top w:val="single" w:sz="6" w:space="0" w:color="C4C7C5"/>
+              <w:left w:val="single" w:sz="6" w:space="0" w:color="C4C7C5"/>
+              <w:bottom w:val="single" w:sz="6" w:space="0" w:color="C4C7C5"/>
+              <w:right w:val="single" w:sz="6" w:space="0" w:color="C4C7C5"/>
+            </w:tcBorders>
+            <w:tcMar>
+              <w:top w:w="120" w:type="dxa"/>
+              <w:left w:w="180" w:type="dxa"/>
+              <w:bottom w:w="120" w:type="dxa"/>
+              <w:right w:w="180" w:type="dxa"/>
+            </w:tcMar>
+            <w:vAlign w:val="center"/>
+            <w:hideMark/>
+          </w:tcPr>
+          <w:p>
+            <w:r>
+              <w:t>User-defined names for Variables, Functions, Classes, etc.</w:t>
+            </w:r>
+          </w:p>
+        </w:tc>
+        <w:tc>
+          <w:tcPr>
+            <w:tcW w:w="0" w:type="auto"/>
+            <w:tcBorders>
+              <w:top w:val="single" w:sz="6" w:space="0" w:color="C4C7C5"/>
+              <w:left w:val="single" w:sz="6" w:space="0" w:color="C4C7C5"/>
+              <w:bottom w:val="single" w:sz="6" w:space="0" w:color="C4C7C5"/>
+              <w:right w:val="single" w:sz="6" w:space="0" w:color="C4C7C5"/>
+            </w:tcBorders>
+            <w:tcMar>
+              <w:top w:w="120" w:type="dxa"/>
+              <w:left w:w="180" w:type="dxa"/>
+              <w:bottom w:w="120" w:type="dxa"/>
+              <w:right w:w="180" w:type="dxa"/>
+            </w:tcMar>
+            <w:vAlign w:val="center"/>
+            <w:hideMark/>
+          </w:tcPr>
+          <w:p>
+            <w:proofErr w:type="spellStart"/>
+            <w:r>
+              <w:t>user_age</w:t>
+            </w:r>
+            <w:proofErr w:type="spellEnd"/>
+            <w:r>
+              <w:t xml:space="preserve">, </w:t>
+            </w:r>
+            <w:proofErr w:type="spellStart"/>
+            <w:r>
+              <w:t>calculate_sum</w:t>
+            </w:r>
+            <w:proofErr w:type="spellEnd"/>
+          </w:p>
+        </w:tc>
+      </w:tr>
+      <w:tr>
+        <w:trPr>
+          <w:tblCellSpacing w:w="15" w:type="dxa"/>
+        </w:trPr>
+        <w:tc>
+          <w:tcPr>
+            <w:tcW w:w="0" w:type="auto"/>
+            <w:tcBorders>
+              <w:top w:val="single" w:sz="6" w:space="0" w:color="C4C7C5"/>
+              <w:left w:val="single" w:sz="6" w:space="0" w:color="C4C7C5"/>
+              <w:bottom w:val="single" w:sz="6" w:space="0" w:color="C4C7C5"/>
+              <w:right w:val="single" w:sz="6" w:space="0" w:color="C4C7C5"/>
+            </w:tcBorders>
+            <w:tcMar>
+              <w:top w:w="120" w:type="dxa"/>
+              <w:left w:w="180" w:type="dxa"/>
+              <w:bottom w:w="120" w:type="dxa"/>
+              <w:right w:w="180" w:type="dxa"/>
+            </w:tcMar>
+            <w:vAlign w:val="center"/>
+            <w:hideMark/>
+          </w:tcPr>
+          <w:p>
+            <w:r>
+              <w:rPr>
+                <w:b/>
+                <w:bCs/>
+              </w:rPr>
+              <w:t>Rule 1</w:t>
+            </w:r>
+          </w:p>
+        </w:tc>
+        <w:tc>
+          <w:tcPr>
+            <w:tcW w:w="0" w:type="auto"/>
+            <w:tcBorders>
+              <w:top w:val="single" w:sz="6" w:space="0" w:color="C4C7C5"/>
+              <w:left w:val="single" w:sz="6" w:space="0" w:color="C4C7C5"/>
+              <w:bottom w:val="single" w:sz="6" w:space="0" w:color="C4C7C5"/>
+              <w:right w:val="single" w:sz="6" w:space="0" w:color="C4C7C5"/>
+            </w:tcBorders>
+            <w:tcMar>
+              <w:top w:w="120" w:type="dxa"/>
+              <w:left w:w="180" w:type="dxa"/>
+              <w:bottom w:w="120" w:type="dxa"/>
+              <w:right w:w="180" w:type="dxa"/>
+            </w:tcMar>
+            <w:vAlign w:val="center"/>
+            <w:hideMark/>
+          </w:tcPr>
+          <w:p>
+            <w:r>
+              <w:t xml:space="preserve">Starts ONLY with a </w:t>
+            </w:r>
+            <w:r>
+              <w:rPr>
+                <w:b/>
+                <w:bCs/>
+              </w:rPr>
+              <w:t>Letter</w:t>
+            </w:r>
+            <w:r>
+              <w:t xml:space="preserve"> or </w:t>
+            </w:r>
+            <w:r>
+              <w:rPr>
+                <w:b/>
+                <w:bCs/>
+              </w:rPr>
+              <w:t>Underscore (_)</w:t>
+            </w:r>
+            <w:r>
+              <w:t>.</w:t>
+            </w:r>
+          </w:p>
+        </w:tc>
+        <w:tc>
+          <w:tcPr>
+            <w:tcW w:w="0" w:type="auto"/>
+            <w:tcBorders>
+              <w:top w:val="single" w:sz="6" w:space="0" w:color="C4C7C5"/>
+              <w:left w:val="single" w:sz="6" w:space="0" w:color="C4C7C5"/>
+              <w:bottom w:val="single" w:sz="6" w:space="0" w:color="C4C7C5"/>
+              <w:right w:val="single" w:sz="6" w:space="0" w:color="C4C7C5"/>
+            </w:tcBorders>
+            <w:tcMar>
+              <w:top w:w="120" w:type="dxa"/>
+              <w:left w:w="180" w:type="dxa"/>
+              <w:bottom w:w="120" w:type="dxa"/>
+              <w:right w:w="180" w:type="dxa"/>
+            </w:tcMar>
+            <w:vAlign w:val="center"/>
+            <w:hideMark/>
+          </w:tcPr>
+          <w:p>
+            <w:r>
+              <w:t xml:space="preserve">_age </w:t>
+            </w:r>
+            <w:r>
+              <w:rPr>
+                <w:rFonts w:ascii="Segoe UI Emoji" w:hAnsi="Segoe UI Emoji" w:cs="Segoe UI Emoji"/>
+              </w:rPr>
+              <w:t>✅</w:t>
+            </w:r>
+            <w:r>
+              <w:t xml:space="preserve">, 1age </w:t>
+            </w:r>
+            <w:r>
+              <w:rPr>
+                <w:rFonts w:ascii="Segoe UI Emoji" w:hAnsi="Segoe UI Emoji" w:cs="Segoe UI Emoji"/>
+              </w:rPr>
+              <w:t>❌</w:t>
+            </w:r>
+          </w:p>
+        </w:tc>
+      </w:tr>
+      <w:tr>
+        <w:trPr>
+          <w:tblCellSpacing w:w="15" w:type="dxa"/>
+        </w:trPr>
+        <w:tc>
+          <w:tcPr>
+            <w:tcW w:w="0" w:type="auto"/>
+            <w:tcBorders>
+              <w:top w:val="single" w:sz="6" w:space="0" w:color="C4C7C5"/>
+              <w:left w:val="single" w:sz="6" w:space="0" w:color="C4C7C5"/>
+              <w:bottom w:val="single" w:sz="6" w:space="0" w:color="C4C7C5"/>
+              <w:right w:val="single" w:sz="6" w:space="0" w:color="C4C7C5"/>
+            </w:tcBorders>
+            <w:tcMar>
+              <w:top w:w="120" w:type="dxa"/>
+              <w:left w:w="180" w:type="dxa"/>
+              <w:bottom w:w="120" w:type="dxa"/>
+              <w:right w:w="180" w:type="dxa"/>
+            </w:tcMar>
+            <w:vAlign w:val="center"/>
+            <w:hideMark/>
+          </w:tcPr>
+          <w:p>
+            <w:r>
+              <w:rPr>
+                <w:b/>
+                <w:bCs/>
+              </w:rPr>
+              <w:t>Rule 2</w:t>
+            </w:r>
+          </w:p>
+        </w:tc>
+        <w:tc>
+          <w:tcPr>
+            <w:tcW w:w="0" w:type="auto"/>
+            <w:tcBorders>
+              <w:top w:val="single" w:sz="6" w:space="0" w:color="C4C7C5"/>
+              <w:left w:val="single" w:sz="6" w:space="0" w:color="C4C7C5"/>
+              <w:bottom w:val="single" w:sz="6" w:space="0" w:color="C4C7C5"/>
+              <w:right w:val="single" w:sz="6" w:space="0" w:color="C4C7C5"/>
+            </w:tcBorders>
+            <w:tcMar>
+              <w:top w:w="120" w:type="dxa"/>
+              <w:left w:w="180" w:type="dxa"/>
+              <w:bottom w:w="120" w:type="dxa"/>
+              <w:right w:w="180" w:type="dxa"/>
+            </w:tcMar>
+            <w:vAlign w:val="center"/>
+            <w:hideMark/>
+          </w:tcPr>
+          <w:p>
+            <w:r>
+              <w:t>NO Special Characters except Underscore (_).</w:t>
+            </w:r>
+          </w:p>
+        </w:tc>
+        <w:tc>
+          <w:tcPr>
+            <w:tcW w:w="0" w:type="auto"/>
+            <w:tcBorders>
+              <w:top w:val="single" w:sz="6" w:space="0" w:color="C4C7C5"/>
+              <w:left w:val="single" w:sz="6" w:space="0" w:color="C4C7C5"/>
+              <w:bottom w:val="single" w:sz="6" w:space="0" w:color="C4C7C5"/>
+              <w:right w:val="single" w:sz="6" w:space="0" w:color="C4C7C5"/>
+            </w:tcBorders>
+            <w:tcMar>
+              <w:top w:w="120" w:type="dxa"/>
+              <w:left w:w="180" w:type="dxa"/>
+              <w:bottom w:w="120" w:type="dxa"/>
+              <w:right w:w="180" w:type="dxa"/>
+            </w:tcMar>
+            <w:vAlign w:val="center"/>
+            <w:hideMark/>
+          </w:tcPr>
+          <w:p>
+            <w:proofErr w:type="spellStart"/>
+            <w:r>
+              <w:t>first_name</w:t>
+            </w:r>
+            <w:proofErr w:type="spellEnd"/>
+            <w:r>
+              <w:t xml:space="preserve"> </w:t>
+            </w:r>
+            <w:r>
+              <w:rPr>
+                <w:rFonts w:ascii="Segoe UI Emoji" w:hAnsi="Segoe UI Emoji" w:cs="Segoe UI Emoji"/>
+              </w:rPr>
+              <w:t>✅</w:t>
+            </w:r>
+            <w:r>
+              <w:t xml:space="preserve">, first-name </w:t>
+            </w:r>
+            <w:r>
+              <w:rPr>
+                <w:rFonts w:ascii="Segoe UI Emoji" w:hAnsi="Segoe UI Emoji" w:cs="Segoe UI Emoji"/>
+              </w:rPr>
+              <w:t>❌</w:t>
+            </w:r>
+          </w:p>
+        </w:tc>
+      </w:tr>
+      <w:tr>
+        <w:trPr>
+          <w:tblCellSpacing w:w="15" w:type="dxa"/>
+        </w:trPr>
+        <w:tc>
+          <w:tcPr>
+            <w:tcW w:w="0" w:type="auto"/>
+            <w:tcBorders>
+              <w:top w:val="single" w:sz="6" w:space="0" w:color="C4C7C5"/>
+              <w:left w:val="single" w:sz="6" w:space="0" w:color="C4C7C5"/>
+              <w:bottom w:val="single" w:sz="6" w:space="0" w:color="C4C7C5"/>
+              <w:right w:val="single" w:sz="6" w:space="0" w:color="C4C7C5"/>
+            </w:tcBorders>
+            <w:tcMar>
+              <w:top w:w="120" w:type="dxa"/>
+              <w:left w:w="180" w:type="dxa"/>
+              <w:bottom w:w="120" w:type="dxa"/>
+              <w:right w:w="180" w:type="dxa"/>
+            </w:tcMar>
+            <w:vAlign w:val="center"/>
+            <w:hideMark/>
+          </w:tcPr>
+          <w:p>
+            <w:r>
+              <w:rPr>
+                <w:b/>
+                <w:bCs/>
+              </w:rPr>
+              <w:t>Rule 3</w:t>
+            </w:r>
+          </w:p>
+        </w:tc>
+        <w:tc>
+          <w:tcPr>
+            <w:tcW w:w="0" w:type="auto"/>
+            <w:tcBorders>
+              <w:top w:val="single" w:sz="6" w:space="0" w:color="C4C7C5"/>
+              <w:left w:val="single" w:sz="6" w:space="0" w:color="C4C7C5"/>
+              <w:bottom w:val="single" w:sz="6" w:space="0" w:color="C4C7C5"/>
+              <w:right w:val="single" w:sz="6" w:space="0" w:color="C4C7C5"/>
+            </w:tcBorders>
+            <w:tcMar>
+              <w:top w:w="120" w:type="dxa"/>
+              <w:left w:w="180" w:type="dxa"/>
+              <w:bottom w:w="120" w:type="dxa"/>
+              <w:right w:w="180" w:type="dxa"/>
+            </w:tcMar>
+            <w:vAlign w:val="center"/>
+            <w:hideMark/>
+          </w:tcPr>
+          <w:p>
+            <w:r>
+              <w:t>Keywords CANNOT be used as Identifiers.</w:t>
+            </w:r>
+          </w:p>
+        </w:tc>
+        <w:tc>
+          <w:tcPr>
+            <w:tcW w:w="0" w:type="auto"/>
+            <w:tcBorders>
+              <w:top w:val="single" w:sz="6" w:space="0" w:color="C4C7C5"/>
+              <w:left w:val="single" w:sz="6" w:space="0" w:color="C4C7C5"/>
+              <w:bottom w:val="single" w:sz="6" w:space="0" w:color="C4C7C5"/>
+              <w:right w:val="single" w:sz="6" w:space="0" w:color="C4C7C5"/>
+            </w:tcBorders>
+            <w:tcMar>
+              <w:top w:w="120" w:type="dxa"/>
+              <w:left w:w="180" w:type="dxa"/>
+              <w:bottom w:w="120" w:type="dxa"/>
+              <w:right w:w="180" w:type="dxa"/>
+            </w:tcMar>
+            <w:vAlign w:val="center"/>
+            <w:hideMark/>
+          </w:tcPr>
+          <w:p>
+            <w:r>
+              <w:t xml:space="preserve">for = 5 </w:t>
+            </w:r>
+            <w:r>
+              <w:rPr>
+                <w:rFonts w:ascii="Segoe UI Emoji" w:hAnsi="Segoe UI Emoji" w:cs="Segoe UI Emoji"/>
+              </w:rPr>
+              <w:t>❌</w:t>
+            </w:r>
+          </w:p>
+        </w:tc>
+      </w:tr>
+    </w:tbl>
+    <w:p/>
+    <w:p/>
     <w:sectPr>
       <w:pgSz w:w="11906" w:h="16838"/>
       <w:pgMar w:top="851" w:right="1440" w:bottom="993" w:left="1440" w:header="708" w:footer="708" w:gutter="0"/>
@@ -9517,6 +12113,155 @@
     </w:lvl>
   </w:abstractNum>
   <w:abstractNum w:abstractNumId="1" w15:restartNumberingAfterBreak="0">
+    <w:nsid w:val="09B359B7"/>
+    <w:multiLevelType w:val="multilevel"/>
+    <w:tmpl w:val="F0B05916"/>
+    <w:lvl w:ilvl="0">
+      <w:start w:val="1"/>
+      <w:numFmt w:val="bullet"/>
+      <w:lvlText w:val=""/>
+      <w:lvlJc w:val="left"/>
+      <w:pPr>
+        <w:tabs>
+          <w:tab w:val="num" w:pos="720"/>
+        </w:tabs>
+        <w:ind w:left="720" w:hanging="360"/>
+      </w:pPr>
+      <w:rPr>
+        <w:rFonts w:ascii="Symbol" w:hAnsi="Symbol" w:hint="default"/>
+        <w:sz w:val="20"/>
+      </w:rPr>
+    </w:lvl>
+    <w:lvl w:ilvl="1" w:tentative="1">
+      <w:start w:val="1"/>
+      <w:numFmt w:val="bullet"/>
+      <w:lvlText w:val="o"/>
+      <w:lvlJc w:val="left"/>
+      <w:pPr>
+        <w:tabs>
+          <w:tab w:val="num" w:pos="1440"/>
+        </w:tabs>
+        <w:ind w:left="1440" w:hanging="360"/>
+      </w:pPr>
+      <w:rPr>
+        <w:rFonts w:ascii="Courier New" w:hAnsi="Courier New" w:hint="default"/>
+        <w:sz w:val="20"/>
+      </w:rPr>
+    </w:lvl>
+    <w:lvl w:ilvl="2" w:tentative="1">
+      <w:start w:val="1"/>
+      <w:numFmt w:val="bullet"/>
+      <w:lvlText w:val=""/>
+      <w:lvlJc w:val="left"/>
+      <w:pPr>
+        <w:tabs>
+          <w:tab w:val="num" w:pos="2160"/>
+        </w:tabs>
+        <w:ind w:left="2160" w:hanging="360"/>
+      </w:pPr>
+      <w:rPr>
+        <w:rFonts w:ascii="Wingdings" w:hAnsi="Wingdings" w:hint="default"/>
+        <w:sz w:val="20"/>
+      </w:rPr>
+    </w:lvl>
+    <w:lvl w:ilvl="3" w:tentative="1">
+      <w:start w:val="1"/>
+      <w:numFmt w:val="bullet"/>
+      <w:lvlText w:val=""/>
+      <w:lvlJc w:val="left"/>
+      <w:pPr>
+        <w:tabs>
+          <w:tab w:val="num" w:pos="2880"/>
+        </w:tabs>
+        <w:ind w:left="2880" w:hanging="360"/>
+      </w:pPr>
+      <w:rPr>
+        <w:rFonts w:ascii="Wingdings" w:hAnsi="Wingdings" w:hint="default"/>
+        <w:sz w:val="20"/>
+      </w:rPr>
+    </w:lvl>
+    <w:lvl w:ilvl="4" w:tentative="1">
+      <w:start w:val="1"/>
+      <w:numFmt w:val="bullet"/>
+      <w:lvlText w:val=""/>
+      <w:lvlJc w:val="left"/>
+      <w:pPr>
+        <w:tabs>
+          <w:tab w:val="num" w:pos="3600"/>
+        </w:tabs>
+        <w:ind w:left="3600" w:hanging="360"/>
+      </w:pPr>
+      <w:rPr>
+        <w:rFonts w:ascii="Wingdings" w:hAnsi="Wingdings" w:hint="default"/>
+        <w:sz w:val="20"/>
+      </w:rPr>
+    </w:lvl>
+    <w:lvl w:ilvl="5" w:tentative="1">
+      <w:start w:val="1"/>
+      <w:numFmt w:val="bullet"/>
+      <w:lvlText w:val=""/>
+      <w:lvlJc w:val="left"/>
+      <w:pPr>
+        <w:tabs>
+          <w:tab w:val="num" w:pos="4320"/>
+        </w:tabs>
+        <w:ind w:left="4320" w:hanging="360"/>
+      </w:pPr>
+      <w:rPr>
+        <w:rFonts w:ascii="Wingdings" w:hAnsi="Wingdings" w:hint="default"/>
+        <w:sz w:val="20"/>
+      </w:rPr>
+    </w:lvl>
+    <w:lvl w:ilvl="6" w:tentative="1">
+      <w:start w:val="1"/>
+      <w:numFmt w:val="bullet"/>
+      <w:lvlText w:val=""/>
+      <w:lvlJc w:val="left"/>
+      <w:pPr>
+        <w:tabs>
+          <w:tab w:val="num" w:pos="5040"/>
+        </w:tabs>
+        <w:ind w:left="5040" w:hanging="360"/>
+      </w:pPr>
+      <w:rPr>
+        <w:rFonts w:ascii="Wingdings" w:hAnsi="Wingdings" w:hint="default"/>
+        <w:sz w:val="20"/>
+      </w:rPr>
+    </w:lvl>
+    <w:lvl w:ilvl="7" w:tentative="1">
+      <w:start w:val="1"/>
+      <w:numFmt w:val="bullet"/>
+      <w:lvlText w:val=""/>
+      <w:lvlJc w:val="left"/>
+      <w:pPr>
+        <w:tabs>
+          <w:tab w:val="num" w:pos="5760"/>
+        </w:tabs>
+        <w:ind w:left="5760" w:hanging="360"/>
+      </w:pPr>
+      <w:rPr>
+        <w:rFonts w:ascii="Wingdings" w:hAnsi="Wingdings" w:hint="default"/>
+        <w:sz w:val="20"/>
+      </w:rPr>
+    </w:lvl>
+    <w:lvl w:ilvl="8" w:tentative="1">
+      <w:start w:val="1"/>
+      <w:numFmt w:val="bullet"/>
+      <w:lvlText w:val=""/>
+      <w:lvlJc w:val="left"/>
+      <w:pPr>
+        <w:tabs>
+          <w:tab w:val="num" w:pos="6480"/>
+        </w:tabs>
+        <w:ind w:left="6480" w:hanging="360"/>
+      </w:pPr>
+      <w:rPr>
+        <w:rFonts w:ascii="Wingdings" w:hAnsi="Wingdings" w:hint="default"/>
+        <w:sz w:val="20"/>
+      </w:rPr>
+    </w:lvl>
+  </w:abstractNum>
+  <w:abstractNum w:abstractNumId="2" w15:restartNumberingAfterBreak="0">
     <w:nsid w:val="0F95065D"/>
     <w:multiLevelType w:val="multilevel"/>
     <w:tmpl w:val="88FED9FE"/>
@@ -9665,7 +12410,7 @@
       </w:rPr>
     </w:lvl>
   </w:abstractNum>
-  <w:abstractNum w:abstractNumId="2" w15:restartNumberingAfterBreak="0">
+  <w:abstractNum w:abstractNumId="3" w15:restartNumberingAfterBreak="0">
     <w:nsid w:val="10F64DCB"/>
     <w:multiLevelType w:val="multilevel"/>
     <w:tmpl w:val="78049C0C"/>
@@ -9814,7 +12559,7 @@
       </w:rPr>
     </w:lvl>
   </w:abstractNum>
-  <w:abstractNum w:abstractNumId="3" w15:restartNumberingAfterBreak="0">
+  <w:abstractNum w:abstractNumId="4" w15:restartNumberingAfterBreak="0">
     <w:nsid w:val="121C70AC"/>
     <w:multiLevelType w:val="multilevel"/>
     <w:tmpl w:val="8EDE46B6"/>
@@ -9963,7 +12708,7 @@
       </w:rPr>
     </w:lvl>
   </w:abstractNum>
-  <w:abstractNum w:abstractNumId="4" w15:restartNumberingAfterBreak="0">
+  <w:abstractNum w:abstractNumId="5" w15:restartNumberingAfterBreak="0">
     <w:nsid w:val="146C25E1"/>
     <w:multiLevelType w:val="multilevel"/>
     <w:tmpl w:val="B662541E"/>
@@ -10112,7 +12857,7 @@
       </w:rPr>
     </w:lvl>
   </w:abstractNum>
-  <w:abstractNum w:abstractNumId="5" w15:restartNumberingAfterBreak="0">
+  <w:abstractNum w:abstractNumId="6" w15:restartNumberingAfterBreak="0">
     <w:nsid w:val="15D006BD"/>
     <w:multiLevelType w:val="multilevel"/>
     <w:tmpl w:val="63C019FA"/>
@@ -10261,7 +13006,7 @@
       </w:rPr>
     </w:lvl>
   </w:abstractNum>
-  <w:abstractNum w:abstractNumId="6" w15:restartNumberingAfterBreak="0">
+  <w:abstractNum w:abstractNumId="7" w15:restartNumberingAfterBreak="0">
     <w:nsid w:val="16DC20BC"/>
     <w:multiLevelType w:val="multilevel"/>
     <w:tmpl w:val="F962B1E2"/>
@@ -10410,7 +13155,7 @@
       </w:rPr>
     </w:lvl>
   </w:abstractNum>
-  <w:abstractNum w:abstractNumId="7" w15:restartNumberingAfterBreak="0">
+  <w:abstractNum w:abstractNumId="8" w15:restartNumberingAfterBreak="0">
     <w:nsid w:val="1E142B31"/>
     <w:multiLevelType w:val="multilevel"/>
     <w:tmpl w:val="717E6EC6"/>
@@ -10559,7 +13304,156 @@
       </w:rPr>
     </w:lvl>
   </w:abstractNum>
-  <w:abstractNum w:abstractNumId="8" w15:restartNumberingAfterBreak="0">
+  <w:abstractNum w:abstractNumId="9" w15:restartNumberingAfterBreak="0">
+    <w:nsid w:val="212F49C3"/>
+    <w:multiLevelType w:val="multilevel"/>
+    <w:tmpl w:val="0942A7FA"/>
+    <w:lvl w:ilvl="0">
+      <w:start w:val="1"/>
+      <w:numFmt w:val="bullet"/>
+      <w:lvlText w:val=""/>
+      <w:lvlJc w:val="left"/>
+      <w:pPr>
+        <w:tabs>
+          <w:tab w:val="num" w:pos="720"/>
+        </w:tabs>
+        <w:ind w:left="720" w:hanging="360"/>
+      </w:pPr>
+      <w:rPr>
+        <w:rFonts w:ascii="Symbol" w:hAnsi="Symbol" w:hint="default"/>
+        <w:sz w:val="20"/>
+      </w:rPr>
+    </w:lvl>
+    <w:lvl w:ilvl="1" w:tentative="1">
+      <w:start w:val="1"/>
+      <w:numFmt w:val="bullet"/>
+      <w:lvlText w:val="o"/>
+      <w:lvlJc w:val="left"/>
+      <w:pPr>
+        <w:tabs>
+          <w:tab w:val="num" w:pos="1440"/>
+        </w:tabs>
+        <w:ind w:left="1440" w:hanging="360"/>
+      </w:pPr>
+      <w:rPr>
+        <w:rFonts w:ascii="Courier New" w:hAnsi="Courier New" w:hint="default"/>
+        <w:sz w:val="20"/>
+      </w:rPr>
+    </w:lvl>
+    <w:lvl w:ilvl="2" w:tentative="1">
+      <w:start w:val="1"/>
+      <w:numFmt w:val="bullet"/>
+      <w:lvlText w:val=""/>
+      <w:lvlJc w:val="left"/>
+      <w:pPr>
+        <w:tabs>
+          <w:tab w:val="num" w:pos="2160"/>
+        </w:tabs>
+        <w:ind w:left="2160" w:hanging="360"/>
+      </w:pPr>
+      <w:rPr>
+        <w:rFonts w:ascii="Wingdings" w:hAnsi="Wingdings" w:hint="default"/>
+        <w:sz w:val="20"/>
+      </w:rPr>
+    </w:lvl>
+    <w:lvl w:ilvl="3" w:tentative="1">
+      <w:start w:val="1"/>
+      <w:numFmt w:val="bullet"/>
+      <w:lvlText w:val=""/>
+      <w:lvlJc w:val="left"/>
+      <w:pPr>
+        <w:tabs>
+          <w:tab w:val="num" w:pos="2880"/>
+        </w:tabs>
+        <w:ind w:left="2880" w:hanging="360"/>
+      </w:pPr>
+      <w:rPr>
+        <w:rFonts w:ascii="Wingdings" w:hAnsi="Wingdings" w:hint="default"/>
+        <w:sz w:val="20"/>
+      </w:rPr>
+    </w:lvl>
+    <w:lvl w:ilvl="4" w:tentative="1">
+      <w:start w:val="1"/>
+      <w:numFmt w:val="bullet"/>
+      <w:lvlText w:val=""/>
+      <w:lvlJc w:val="left"/>
+      <w:pPr>
+        <w:tabs>
+          <w:tab w:val="num" w:pos="3600"/>
+        </w:tabs>
+        <w:ind w:left="3600" w:hanging="360"/>
+      </w:pPr>
+      <w:rPr>
+        <w:rFonts w:ascii="Wingdings" w:hAnsi="Wingdings" w:hint="default"/>
+        <w:sz w:val="20"/>
+      </w:rPr>
+    </w:lvl>
+    <w:lvl w:ilvl="5" w:tentative="1">
+      <w:start w:val="1"/>
+      <w:numFmt w:val="bullet"/>
+      <w:lvlText w:val=""/>
+      <w:lvlJc w:val="left"/>
+      <w:pPr>
+        <w:tabs>
+          <w:tab w:val="num" w:pos="4320"/>
+        </w:tabs>
+        <w:ind w:left="4320" w:hanging="360"/>
+      </w:pPr>
+      <w:rPr>
+        <w:rFonts w:ascii="Wingdings" w:hAnsi="Wingdings" w:hint="default"/>
+        <w:sz w:val="20"/>
+      </w:rPr>
+    </w:lvl>
+    <w:lvl w:ilvl="6" w:tentative="1">
+      <w:start w:val="1"/>
+      <w:numFmt w:val="bullet"/>
+      <w:lvlText w:val=""/>
+      <w:lvlJc w:val="left"/>
+      <w:pPr>
+        <w:tabs>
+          <w:tab w:val="num" w:pos="5040"/>
+        </w:tabs>
+        <w:ind w:left="5040" w:hanging="360"/>
+      </w:pPr>
+      <w:rPr>
+        <w:rFonts w:ascii="Wingdings" w:hAnsi="Wingdings" w:hint="default"/>
+        <w:sz w:val="20"/>
+      </w:rPr>
+    </w:lvl>
+    <w:lvl w:ilvl="7" w:tentative="1">
+      <w:start w:val="1"/>
+      <w:numFmt w:val="bullet"/>
+      <w:lvlText w:val=""/>
+      <w:lvlJc w:val="left"/>
+      <w:pPr>
+        <w:tabs>
+          <w:tab w:val="num" w:pos="5760"/>
+        </w:tabs>
+        <w:ind w:left="5760" w:hanging="360"/>
+      </w:pPr>
+      <w:rPr>
+        <w:rFonts w:ascii="Wingdings" w:hAnsi="Wingdings" w:hint="default"/>
+        <w:sz w:val="20"/>
+      </w:rPr>
+    </w:lvl>
+    <w:lvl w:ilvl="8" w:tentative="1">
+      <w:start w:val="1"/>
+      <w:numFmt w:val="bullet"/>
+      <w:lvlText w:val=""/>
+      <w:lvlJc w:val="left"/>
+      <w:pPr>
+        <w:tabs>
+          <w:tab w:val="num" w:pos="6480"/>
+        </w:tabs>
+        <w:ind w:left="6480" w:hanging="360"/>
+      </w:pPr>
+      <w:rPr>
+        <w:rFonts w:ascii="Wingdings" w:hAnsi="Wingdings" w:hint="default"/>
+        <w:sz w:val="20"/>
+      </w:rPr>
+    </w:lvl>
+  </w:abstractNum>
+  <w:abstractNum w:abstractNumId="10" w15:restartNumberingAfterBreak="0">
     <w:nsid w:val="24795C0A"/>
     <w:multiLevelType w:val="multilevel"/>
     <w:tmpl w:val="7260633C"/>
@@ -10708,7 +13602,7 @@
       </w:rPr>
     </w:lvl>
   </w:abstractNum>
-  <w:abstractNum w:abstractNumId="9" w15:restartNumberingAfterBreak="0">
+  <w:abstractNum w:abstractNumId="11" w15:restartNumberingAfterBreak="0">
     <w:nsid w:val="26B47991"/>
     <w:multiLevelType w:val="multilevel"/>
     <w:tmpl w:val="21DC7C7E"/>
@@ -10857,7 +13751,156 @@
       </w:rPr>
     </w:lvl>
   </w:abstractNum>
-  <w:abstractNum w:abstractNumId="10" w15:restartNumberingAfterBreak="0">
+  <w:abstractNum w:abstractNumId="12" w15:restartNumberingAfterBreak="0">
+    <w:nsid w:val="27CB4BAF"/>
+    <w:multiLevelType w:val="multilevel"/>
+    <w:tmpl w:val="55EA595E"/>
+    <w:lvl w:ilvl="0">
+      <w:start w:val="1"/>
+      <w:numFmt w:val="bullet"/>
+      <w:lvlText w:val=""/>
+      <w:lvlJc w:val="left"/>
+      <w:pPr>
+        <w:tabs>
+          <w:tab w:val="num" w:pos="720"/>
+        </w:tabs>
+        <w:ind w:left="720" w:hanging="360"/>
+      </w:pPr>
+      <w:rPr>
+        <w:rFonts w:ascii="Symbol" w:hAnsi="Symbol" w:hint="default"/>
+        <w:sz w:val="20"/>
+      </w:rPr>
+    </w:lvl>
+    <w:lvl w:ilvl="1" w:tentative="1">
+      <w:start w:val="1"/>
+      <w:numFmt w:val="bullet"/>
+      <w:lvlText w:val="o"/>
+      <w:lvlJc w:val="left"/>
+      <w:pPr>
+        <w:tabs>
+          <w:tab w:val="num" w:pos="1440"/>
+        </w:tabs>
+        <w:ind w:left="1440" w:hanging="360"/>
+      </w:pPr>
+      <w:rPr>
+        <w:rFonts w:ascii="Courier New" w:hAnsi="Courier New" w:hint="default"/>
+        <w:sz w:val="20"/>
+      </w:rPr>
+    </w:lvl>
+    <w:lvl w:ilvl="2" w:tentative="1">
+      <w:start w:val="1"/>
+      <w:numFmt w:val="bullet"/>
+      <w:lvlText w:val=""/>
+      <w:lvlJc w:val="left"/>
+      <w:pPr>
+        <w:tabs>
+          <w:tab w:val="num" w:pos="2160"/>
+        </w:tabs>
+        <w:ind w:left="2160" w:hanging="360"/>
+      </w:pPr>
+      <w:rPr>
+        <w:rFonts w:ascii="Wingdings" w:hAnsi="Wingdings" w:hint="default"/>
+        <w:sz w:val="20"/>
+      </w:rPr>
+    </w:lvl>
+    <w:lvl w:ilvl="3" w:tentative="1">
+      <w:start w:val="1"/>
+      <w:numFmt w:val="bullet"/>
+      <w:lvlText w:val=""/>
+      <w:lvlJc w:val="left"/>
+      <w:pPr>
+        <w:tabs>
+          <w:tab w:val="num" w:pos="2880"/>
+        </w:tabs>
+        <w:ind w:left="2880" w:hanging="360"/>
+      </w:pPr>
+      <w:rPr>
+        <w:rFonts w:ascii="Wingdings" w:hAnsi="Wingdings" w:hint="default"/>
+        <w:sz w:val="20"/>
+      </w:rPr>
+    </w:lvl>
+    <w:lvl w:ilvl="4" w:tentative="1">
+      <w:start w:val="1"/>
+      <w:numFmt w:val="bullet"/>
+      <w:lvlText w:val=""/>
+      <w:lvlJc w:val="left"/>
+      <w:pPr>
+        <w:tabs>
+          <w:tab w:val="num" w:pos="3600"/>
+        </w:tabs>
+        <w:ind w:left="3600" w:hanging="360"/>
+      </w:pPr>
+      <w:rPr>
+        <w:rFonts w:ascii="Wingdings" w:hAnsi="Wingdings" w:hint="default"/>
+        <w:sz w:val="20"/>
+      </w:rPr>
+    </w:lvl>
+    <w:lvl w:ilvl="5" w:tentative="1">
+      <w:start w:val="1"/>
+      <w:numFmt w:val="bullet"/>
+      <w:lvlText w:val=""/>
+      <w:lvlJc w:val="left"/>
+      <w:pPr>
+        <w:tabs>
+          <w:tab w:val="num" w:pos="4320"/>
+        </w:tabs>
+        <w:ind w:left="4320" w:hanging="360"/>
+      </w:pPr>
+      <w:rPr>
+        <w:rFonts w:ascii="Wingdings" w:hAnsi="Wingdings" w:hint="default"/>
+        <w:sz w:val="20"/>
+      </w:rPr>
+    </w:lvl>
+    <w:lvl w:ilvl="6" w:tentative="1">
+      <w:start w:val="1"/>
+      <w:numFmt w:val="bullet"/>
+      <w:lvlText w:val=""/>
+      <w:lvlJc w:val="left"/>
+      <w:pPr>
+        <w:tabs>
+          <w:tab w:val="num" w:pos="5040"/>
+        </w:tabs>
+        <w:ind w:left="5040" w:hanging="360"/>
+      </w:pPr>
+      <w:rPr>
+        <w:rFonts w:ascii="Wingdings" w:hAnsi="Wingdings" w:hint="default"/>
+        <w:sz w:val="20"/>
+      </w:rPr>
+    </w:lvl>
+    <w:lvl w:ilvl="7" w:tentative="1">
+      <w:start w:val="1"/>
+      <w:numFmt w:val="bullet"/>
+      <w:lvlText w:val=""/>
+      <w:lvlJc w:val="left"/>
+      <w:pPr>
+        <w:tabs>
+          <w:tab w:val="num" w:pos="5760"/>
+        </w:tabs>
+        <w:ind w:left="5760" w:hanging="360"/>
+      </w:pPr>
+      <w:rPr>
+        <w:rFonts w:ascii="Wingdings" w:hAnsi="Wingdings" w:hint="default"/>
+        <w:sz w:val="20"/>
+      </w:rPr>
+    </w:lvl>
+    <w:lvl w:ilvl="8" w:tentative="1">
+      <w:start w:val="1"/>
+      <w:numFmt w:val="bullet"/>
+      <w:lvlText w:val=""/>
+      <w:lvlJc w:val="left"/>
+      <w:pPr>
+        <w:tabs>
+          <w:tab w:val="num" w:pos="6480"/>
+        </w:tabs>
+        <w:ind w:left="6480" w:hanging="360"/>
+      </w:pPr>
+      <w:rPr>
+        <w:rFonts w:ascii="Wingdings" w:hAnsi="Wingdings" w:hint="default"/>
+        <w:sz w:val="20"/>
+      </w:rPr>
+    </w:lvl>
+  </w:abstractNum>
+  <w:abstractNum w:abstractNumId="13" w15:restartNumberingAfterBreak="0">
     <w:nsid w:val="2C23639E"/>
     <w:multiLevelType w:val="multilevel"/>
     <w:tmpl w:val="EAFEAC3C"/>
@@ -11006,7 +14049,7 @@
       </w:rPr>
     </w:lvl>
   </w:abstractNum>
-  <w:abstractNum w:abstractNumId="11" w15:restartNumberingAfterBreak="0">
+  <w:abstractNum w:abstractNumId="14" w15:restartNumberingAfterBreak="0">
     <w:nsid w:val="303D4EDB"/>
     <w:multiLevelType w:val="multilevel"/>
     <w:tmpl w:val="DA4894EE"/>
@@ -11155,7 +14198,7 @@
       </w:rPr>
     </w:lvl>
   </w:abstractNum>
-  <w:abstractNum w:abstractNumId="12" w15:restartNumberingAfterBreak="0">
+  <w:abstractNum w:abstractNumId="15" w15:restartNumberingAfterBreak="0">
     <w:nsid w:val="37D80B7A"/>
     <w:multiLevelType w:val="multilevel"/>
     <w:tmpl w:val="F4368136"/>
@@ -11304,7 +14347,156 @@
       </w:rPr>
     </w:lvl>
   </w:abstractNum>
-  <w:abstractNum w:abstractNumId="13" w15:restartNumberingAfterBreak="0">
+  <w:abstractNum w:abstractNumId="16" w15:restartNumberingAfterBreak="0">
+    <w:nsid w:val="396F2468"/>
+    <w:multiLevelType w:val="multilevel"/>
+    <w:tmpl w:val="C896CD88"/>
+    <w:lvl w:ilvl="0">
+      <w:start w:val="1"/>
+      <w:numFmt w:val="bullet"/>
+      <w:lvlText w:val=""/>
+      <w:lvlJc w:val="left"/>
+      <w:pPr>
+        <w:tabs>
+          <w:tab w:val="num" w:pos="720"/>
+        </w:tabs>
+        <w:ind w:left="720" w:hanging="360"/>
+      </w:pPr>
+      <w:rPr>
+        <w:rFonts w:ascii="Symbol" w:hAnsi="Symbol" w:hint="default"/>
+        <w:sz w:val="20"/>
+      </w:rPr>
+    </w:lvl>
+    <w:lvl w:ilvl="1" w:tentative="1">
+      <w:start w:val="1"/>
+      <w:numFmt w:val="bullet"/>
+      <w:lvlText w:val="o"/>
+      <w:lvlJc w:val="left"/>
+      <w:pPr>
+        <w:tabs>
+          <w:tab w:val="num" w:pos="1440"/>
+        </w:tabs>
+        <w:ind w:left="1440" w:hanging="360"/>
+      </w:pPr>
+      <w:rPr>
+        <w:rFonts w:ascii="Courier New" w:hAnsi="Courier New" w:hint="default"/>
+        <w:sz w:val="20"/>
+      </w:rPr>
+    </w:lvl>
+    <w:lvl w:ilvl="2" w:tentative="1">
+      <w:start w:val="1"/>
+      <w:numFmt w:val="bullet"/>
+      <w:lvlText w:val=""/>
+      <w:lvlJc w:val="left"/>
+      <w:pPr>
+        <w:tabs>
+          <w:tab w:val="num" w:pos="2160"/>
+        </w:tabs>
+        <w:ind w:left="2160" w:hanging="360"/>
+      </w:pPr>
+      <w:rPr>
+        <w:rFonts w:ascii="Wingdings" w:hAnsi="Wingdings" w:hint="default"/>
+        <w:sz w:val="20"/>
+      </w:rPr>
+    </w:lvl>
+    <w:lvl w:ilvl="3" w:tentative="1">
+      <w:start w:val="1"/>
+      <w:numFmt w:val="bullet"/>
+      <w:lvlText w:val=""/>
+      <w:lvlJc w:val="left"/>
+      <w:pPr>
+        <w:tabs>
+          <w:tab w:val="num" w:pos="2880"/>
+        </w:tabs>
+        <w:ind w:left="2880" w:hanging="360"/>
+      </w:pPr>
+      <w:rPr>
+        <w:rFonts w:ascii="Wingdings" w:hAnsi="Wingdings" w:hint="default"/>
+        <w:sz w:val="20"/>
+      </w:rPr>
+    </w:lvl>
+    <w:lvl w:ilvl="4" w:tentative="1">
+      <w:start w:val="1"/>
+      <w:numFmt w:val="bullet"/>
+      <w:lvlText w:val=""/>
+      <w:lvlJc w:val="left"/>
+      <w:pPr>
+        <w:tabs>
+          <w:tab w:val="num" w:pos="3600"/>
+        </w:tabs>
+        <w:ind w:left="3600" w:hanging="360"/>
+      </w:pPr>
+      <w:rPr>
+        <w:rFonts w:ascii="Wingdings" w:hAnsi="Wingdings" w:hint="default"/>
+        <w:sz w:val="20"/>
+      </w:rPr>
+    </w:lvl>
+    <w:lvl w:ilvl="5" w:tentative="1">
+      <w:start w:val="1"/>
+      <w:numFmt w:val="bullet"/>
+      <w:lvlText w:val=""/>
+      <w:lvlJc w:val="left"/>
+      <w:pPr>
+        <w:tabs>
+          <w:tab w:val="num" w:pos="4320"/>
+        </w:tabs>
+        <w:ind w:left="4320" w:hanging="360"/>
+      </w:pPr>
+      <w:rPr>
+        <w:rFonts w:ascii="Wingdings" w:hAnsi="Wingdings" w:hint="default"/>
+        <w:sz w:val="20"/>
+      </w:rPr>
+    </w:lvl>
+    <w:lvl w:ilvl="6" w:tentative="1">
+      <w:start w:val="1"/>
+      <w:numFmt w:val="bullet"/>
+      <w:lvlText w:val=""/>
+      <w:lvlJc w:val="left"/>
+      <w:pPr>
+        <w:tabs>
+          <w:tab w:val="num" w:pos="5040"/>
+        </w:tabs>
+        <w:ind w:left="5040" w:hanging="360"/>
+      </w:pPr>
+      <w:rPr>
+        <w:rFonts w:ascii="Wingdings" w:hAnsi="Wingdings" w:hint="default"/>
+        <w:sz w:val="20"/>
+      </w:rPr>
+    </w:lvl>
+    <w:lvl w:ilvl="7" w:tentative="1">
+      <w:start w:val="1"/>
+      <w:numFmt w:val="bullet"/>
+      <w:lvlText w:val=""/>
+      <w:lvlJc w:val="left"/>
+      <w:pPr>
+        <w:tabs>
+          <w:tab w:val="num" w:pos="5760"/>
+        </w:tabs>
+        <w:ind w:left="5760" w:hanging="360"/>
+      </w:pPr>
+      <w:rPr>
+        <w:rFonts w:ascii="Wingdings" w:hAnsi="Wingdings" w:hint="default"/>
+        <w:sz w:val="20"/>
+      </w:rPr>
+    </w:lvl>
+    <w:lvl w:ilvl="8" w:tentative="1">
+      <w:start w:val="1"/>
+      <w:numFmt w:val="bullet"/>
+      <w:lvlText w:val=""/>
+      <w:lvlJc w:val="left"/>
+      <w:pPr>
+        <w:tabs>
+          <w:tab w:val="num" w:pos="6480"/>
+        </w:tabs>
+        <w:ind w:left="6480" w:hanging="360"/>
+      </w:pPr>
+      <w:rPr>
+        <w:rFonts w:ascii="Wingdings" w:hAnsi="Wingdings" w:hint="default"/>
+        <w:sz w:val="20"/>
+      </w:rPr>
+    </w:lvl>
+  </w:abstractNum>
+  <w:abstractNum w:abstractNumId="17" w15:restartNumberingAfterBreak="0">
     <w:nsid w:val="39A77089"/>
     <w:multiLevelType w:val="multilevel"/>
     <w:tmpl w:val="269A6D1A"/>
@@ -11453,7 +14645,7 @@
       </w:rPr>
     </w:lvl>
   </w:abstractNum>
-  <w:abstractNum w:abstractNumId="14" w15:restartNumberingAfterBreak="0">
+  <w:abstractNum w:abstractNumId="18" w15:restartNumberingAfterBreak="0">
     <w:nsid w:val="3DF469E3"/>
     <w:multiLevelType w:val="multilevel"/>
     <w:tmpl w:val="E7FEB5C8"/>
@@ -11602,7 +14794,7 @@
       </w:rPr>
     </w:lvl>
   </w:abstractNum>
-  <w:abstractNum w:abstractNumId="15" w15:restartNumberingAfterBreak="0">
+  <w:abstractNum w:abstractNumId="19" w15:restartNumberingAfterBreak="0">
     <w:nsid w:val="3FAA26B3"/>
     <w:multiLevelType w:val="multilevel"/>
     <w:tmpl w:val="A0206428"/>
@@ -11715,7 +14907,7 @@
       </w:pPr>
     </w:lvl>
   </w:abstractNum>
-  <w:abstractNum w:abstractNumId="16" w15:restartNumberingAfterBreak="0">
+  <w:abstractNum w:abstractNumId="20" w15:restartNumberingAfterBreak="0">
     <w:nsid w:val="405006D8"/>
     <w:multiLevelType w:val="multilevel"/>
     <w:tmpl w:val="57222A90"/>
@@ -11864,7 +15056,7 @@
       </w:rPr>
     </w:lvl>
   </w:abstractNum>
-  <w:abstractNum w:abstractNumId="17" w15:restartNumberingAfterBreak="0">
+  <w:abstractNum w:abstractNumId="21" w15:restartNumberingAfterBreak="0">
     <w:nsid w:val="46765667"/>
     <w:multiLevelType w:val="multilevel"/>
     <w:tmpl w:val="E0547262"/>
@@ -12013,7 +15205,7 @@
       </w:rPr>
     </w:lvl>
   </w:abstractNum>
-  <w:abstractNum w:abstractNumId="18" w15:restartNumberingAfterBreak="0">
+  <w:abstractNum w:abstractNumId="22" w15:restartNumberingAfterBreak="0">
     <w:nsid w:val="48744AB6"/>
     <w:multiLevelType w:val="multilevel"/>
     <w:tmpl w:val="BBD434E0"/>
@@ -12158,7 +15350,7 @@
       </w:rPr>
     </w:lvl>
   </w:abstractNum>
-  <w:abstractNum w:abstractNumId="19" w15:restartNumberingAfterBreak="0">
+  <w:abstractNum w:abstractNumId="23" w15:restartNumberingAfterBreak="0">
     <w:nsid w:val="4A3E61CF"/>
     <w:multiLevelType w:val="multilevel"/>
     <w:tmpl w:val="26A4D2CA"/>
@@ -12307,7 +15499,7 @@
       </w:rPr>
     </w:lvl>
   </w:abstractNum>
-  <w:abstractNum w:abstractNumId="20" w15:restartNumberingAfterBreak="0">
+  <w:abstractNum w:abstractNumId="24" w15:restartNumberingAfterBreak="0">
     <w:nsid w:val="4D9D3B19"/>
     <w:multiLevelType w:val="multilevel"/>
     <w:tmpl w:val="CFDA7008"/>
@@ -12456,7 +15648,156 @@
       </w:rPr>
     </w:lvl>
   </w:abstractNum>
-  <w:abstractNum w:abstractNumId="21" w15:restartNumberingAfterBreak="0">
+  <w:abstractNum w:abstractNumId="25" w15:restartNumberingAfterBreak="0">
+    <w:nsid w:val="4EF25303"/>
+    <w:multiLevelType w:val="multilevel"/>
+    <w:tmpl w:val="DB0CE578"/>
+    <w:lvl w:ilvl="0">
+      <w:start w:val="1"/>
+      <w:numFmt w:val="bullet"/>
+      <w:lvlText w:val=""/>
+      <w:lvlJc w:val="left"/>
+      <w:pPr>
+        <w:tabs>
+          <w:tab w:val="num" w:pos="720"/>
+        </w:tabs>
+        <w:ind w:left="720" w:hanging="360"/>
+      </w:pPr>
+      <w:rPr>
+        <w:rFonts w:ascii="Symbol" w:hAnsi="Symbol" w:hint="default"/>
+        <w:sz w:val="20"/>
+      </w:rPr>
+    </w:lvl>
+    <w:lvl w:ilvl="1" w:tentative="1">
+      <w:start w:val="1"/>
+      <w:numFmt w:val="bullet"/>
+      <w:lvlText w:val="o"/>
+      <w:lvlJc w:val="left"/>
+      <w:pPr>
+        <w:tabs>
+          <w:tab w:val="num" w:pos="1440"/>
+        </w:tabs>
+        <w:ind w:left="1440" w:hanging="360"/>
+      </w:pPr>
+      <w:rPr>
+        <w:rFonts w:ascii="Courier New" w:hAnsi="Courier New" w:hint="default"/>
+        <w:sz w:val="20"/>
+      </w:rPr>
+    </w:lvl>
+    <w:lvl w:ilvl="2" w:tentative="1">
+      <w:start w:val="1"/>
+      <w:numFmt w:val="bullet"/>
+      <w:lvlText w:val=""/>
+      <w:lvlJc w:val="left"/>
+      <w:pPr>
+        <w:tabs>
+          <w:tab w:val="num" w:pos="2160"/>
+        </w:tabs>
+        <w:ind w:left="2160" w:hanging="360"/>
+      </w:pPr>
+      <w:rPr>
+        <w:rFonts w:ascii="Wingdings" w:hAnsi="Wingdings" w:hint="default"/>
+        <w:sz w:val="20"/>
+      </w:rPr>
+    </w:lvl>
+    <w:lvl w:ilvl="3" w:tentative="1">
+      <w:start w:val="1"/>
+      <w:numFmt w:val="bullet"/>
+      <w:lvlText w:val=""/>
+      <w:lvlJc w:val="left"/>
+      <w:pPr>
+        <w:tabs>
+          <w:tab w:val="num" w:pos="2880"/>
+        </w:tabs>
+        <w:ind w:left="2880" w:hanging="360"/>
+      </w:pPr>
+      <w:rPr>
+        <w:rFonts w:ascii="Wingdings" w:hAnsi="Wingdings" w:hint="default"/>
+        <w:sz w:val="20"/>
+      </w:rPr>
+    </w:lvl>
+    <w:lvl w:ilvl="4" w:tentative="1">
+      <w:start w:val="1"/>
+      <w:numFmt w:val="bullet"/>
+      <w:lvlText w:val=""/>
+      <w:lvlJc w:val="left"/>
+      <w:pPr>
+        <w:tabs>
+          <w:tab w:val="num" w:pos="3600"/>
+        </w:tabs>
+        <w:ind w:left="3600" w:hanging="360"/>
+      </w:pPr>
+      <w:rPr>
+        <w:rFonts w:ascii="Wingdings" w:hAnsi="Wingdings" w:hint="default"/>
+        <w:sz w:val="20"/>
+      </w:rPr>
+    </w:lvl>
+    <w:lvl w:ilvl="5" w:tentative="1">
+      <w:start w:val="1"/>
+      <w:numFmt w:val="bullet"/>
+      <w:lvlText w:val=""/>
+      <w:lvlJc w:val="left"/>
+      <w:pPr>
+        <w:tabs>
+          <w:tab w:val="num" w:pos="4320"/>
+        </w:tabs>
+        <w:ind w:left="4320" w:hanging="360"/>
+      </w:pPr>
+      <w:rPr>
+        <w:rFonts w:ascii="Wingdings" w:hAnsi="Wingdings" w:hint="default"/>
+        <w:sz w:val="20"/>
+      </w:rPr>
+    </w:lvl>
+    <w:lvl w:ilvl="6" w:tentative="1">
+      <w:start w:val="1"/>
+      <w:numFmt w:val="bullet"/>
+      <w:lvlText w:val=""/>
+      <w:lvlJc w:val="left"/>
+      <w:pPr>
+        <w:tabs>
+          <w:tab w:val="num" w:pos="5040"/>
+        </w:tabs>
+        <w:ind w:left="5040" w:hanging="360"/>
+      </w:pPr>
+      <w:rPr>
+        <w:rFonts w:ascii="Wingdings" w:hAnsi="Wingdings" w:hint="default"/>
+        <w:sz w:val="20"/>
+      </w:rPr>
+    </w:lvl>
+    <w:lvl w:ilvl="7" w:tentative="1">
+      <w:start w:val="1"/>
+      <w:numFmt w:val="bullet"/>
+      <w:lvlText w:val=""/>
+      <w:lvlJc w:val="left"/>
+      <w:pPr>
+        <w:tabs>
+          <w:tab w:val="num" w:pos="5760"/>
+        </w:tabs>
+        <w:ind w:left="5760" w:hanging="360"/>
+      </w:pPr>
+      <w:rPr>
+        <w:rFonts w:ascii="Wingdings" w:hAnsi="Wingdings" w:hint="default"/>
+        <w:sz w:val="20"/>
+      </w:rPr>
+    </w:lvl>
+    <w:lvl w:ilvl="8" w:tentative="1">
+      <w:start w:val="1"/>
+      <w:numFmt w:val="bullet"/>
+      <w:lvlText w:val=""/>
+      <w:lvlJc w:val="left"/>
+      <w:pPr>
+        <w:tabs>
+          <w:tab w:val="num" w:pos="6480"/>
+        </w:tabs>
+        <w:ind w:left="6480" w:hanging="360"/>
+      </w:pPr>
+      <w:rPr>
+        <w:rFonts w:ascii="Wingdings" w:hAnsi="Wingdings" w:hint="default"/>
+        <w:sz w:val="20"/>
+      </w:rPr>
+    </w:lvl>
+  </w:abstractNum>
+  <w:abstractNum w:abstractNumId="26" w15:restartNumberingAfterBreak="0">
     <w:nsid w:val="57547AEB"/>
     <w:multiLevelType w:val="multilevel"/>
     <w:tmpl w:val="966086D8"/>
@@ -12605,7 +15946,156 @@
       </w:rPr>
     </w:lvl>
   </w:abstractNum>
-  <w:abstractNum w:abstractNumId="22" w15:restartNumberingAfterBreak="0">
+  <w:abstractNum w:abstractNumId="27" w15:restartNumberingAfterBreak="0">
+    <w:nsid w:val="65BE70A9"/>
+    <w:multiLevelType w:val="multilevel"/>
+    <w:tmpl w:val="A874DCA4"/>
+    <w:lvl w:ilvl="0">
+      <w:start w:val="1"/>
+      <w:numFmt w:val="bullet"/>
+      <w:lvlText w:val=""/>
+      <w:lvlJc w:val="left"/>
+      <w:pPr>
+        <w:tabs>
+          <w:tab w:val="num" w:pos="720"/>
+        </w:tabs>
+        <w:ind w:left="720" w:hanging="360"/>
+      </w:pPr>
+      <w:rPr>
+        <w:rFonts w:ascii="Symbol" w:hAnsi="Symbol" w:hint="default"/>
+        <w:sz w:val="20"/>
+      </w:rPr>
+    </w:lvl>
+    <w:lvl w:ilvl="1" w:tentative="1">
+      <w:start w:val="1"/>
+      <w:numFmt w:val="bullet"/>
+      <w:lvlText w:val="o"/>
+      <w:lvlJc w:val="left"/>
+      <w:pPr>
+        <w:tabs>
+          <w:tab w:val="num" w:pos="1440"/>
+        </w:tabs>
+        <w:ind w:left="1440" w:hanging="360"/>
+      </w:pPr>
+      <w:rPr>
+        <w:rFonts w:ascii="Courier New" w:hAnsi="Courier New" w:hint="default"/>
+        <w:sz w:val="20"/>
+      </w:rPr>
+    </w:lvl>
+    <w:lvl w:ilvl="2" w:tentative="1">
+      <w:start w:val="1"/>
+      <w:numFmt w:val="bullet"/>
+      <w:lvlText w:val=""/>
+      <w:lvlJc w:val="left"/>
+      <w:pPr>
+        <w:tabs>
+          <w:tab w:val="num" w:pos="2160"/>
+        </w:tabs>
+        <w:ind w:left="2160" w:hanging="360"/>
+      </w:pPr>
+      <w:rPr>
+        <w:rFonts w:ascii="Wingdings" w:hAnsi="Wingdings" w:hint="default"/>
+        <w:sz w:val="20"/>
+      </w:rPr>
+    </w:lvl>
+    <w:lvl w:ilvl="3" w:tentative="1">
+      <w:start w:val="1"/>
+      <w:numFmt w:val="bullet"/>
+      <w:lvlText w:val=""/>
+      <w:lvlJc w:val="left"/>
+      <w:pPr>
+        <w:tabs>
+          <w:tab w:val="num" w:pos="2880"/>
+        </w:tabs>
+        <w:ind w:left="2880" w:hanging="360"/>
+      </w:pPr>
+      <w:rPr>
+        <w:rFonts w:ascii="Wingdings" w:hAnsi="Wingdings" w:hint="default"/>
+        <w:sz w:val="20"/>
+      </w:rPr>
+    </w:lvl>
+    <w:lvl w:ilvl="4" w:tentative="1">
+      <w:start w:val="1"/>
+      <w:numFmt w:val="bullet"/>
+      <w:lvlText w:val=""/>
+      <w:lvlJc w:val="left"/>
+      <w:pPr>
+        <w:tabs>
+          <w:tab w:val="num" w:pos="3600"/>
+        </w:tabs>
+        <w:ind w:left="3600" w:hanging="360"/>
+      </w:pPr>
+      <w:rPr>
+        <w:rFonts w:ascii="Wingdings" w:hAnsi="Wingdings" w:hint="default"/>
+        <w:sz w:val="20"/>
+      </w:rPr>
+    </w:lvl>
+    <w:lvl w:ilvl="5" w:tentative="1">
+      <w:start w:val="1"/>
+      <w:numFmt w:val="bullet"/>
+      <w:lvlText w:val=""/>
+      <w:lvlJc w:val="left"/>
+      <w:pPr>
+        <w:tabs>
+          <w:tab w:val="num" w:pos="4320"/>
+        </w:tabs>
+        <w:ind w:left="4320" w:hanging="360"/>
+      </w:pPr>
+      <w:rPr>
+        <w:rFonts w:ascii="Wingdings" w:hAnsi="Wingdings" w:hint="default"/>
+        <w:sz w:val="20"/>
+      </w:rPr>
+    </w:lvl>
+    <w:lvl w:ilvl="6" w:tentative="1">
+      <w:start w:val="1"/>
+      <w:numFmt w:val="bullet"/>
+      <w:lvlText w:val=""/>
+      <w:lvlJc w:val="left"/>
+      <w:pPr>
+        <w:tabs>
+          <w:tab w:val="num" w:pos="5040"/>
+        </w:tabs>
+        <w:ind w:left="5040" w:hanging="360"/>
+      </w:pPr>
+      <w:rPr>
+        <w:rFonts w:ascii="Wingdings" w:hAnsi="Wingdings" w:hint="default"/>
+        <w:sz w:val="20"/>
+      </w:rPr>
+    </w:lvl>
+    <w:lvl w:ilvl="7" w:tentative="1">
+      <w:start w:val="1"/>
+      <w:numFmt w:val="bullet"/>
+      <w:lvlText w:val=""/>
+      <w:lvlJc w:val="left"/>
+      <w:pPr>
+        <w:tabs>
+          <w:tab w:val="num" w:pos="5760"/>
+        </w:tabs>
+        <w:ind w:left="5760" w:hanging="360"/>
+      </w:pPr>
+      <w:rPr>
+        <w:rFonts w:ascii="Wingdings" w:hAnsi="Wingdings" w:hint="default"/>
+        <w:sz w:val="20"/>
+      </w:rPr>
+    </w:lvl>
+    <w:lvl w:ilvl="8" w:tentative="1">
+      <w:start w:val="1"/>
+      <w:numFmt w:val="bullet"/>
+      <w:lvlText w:val=""/>
+      <w:lvlJc w:val="left"/>
+      <w:pPr>
+        <w:tabs>
+          <w:tab w:val="num" w:pos="6480"/>
+        </w:tabs>
+        <w:ind w:left="6480" w:hanging="360"/>
+      </w:pPr>
+      <w:rPr>
+        <w:rFonts w:ascii="Wingdings" w:hAnsi="Wingdings" w:hint="default"/>
+        <w:sz w:val="20"/>
+      </w:rPr>
+    </w:lvl>
+  </w:abstractNum>
+  <w:abstractNum w:abstractNumId="28" w15:restartNumberingAfterBreak="0">
     <w:nsid w:val="6B4E5BD2"/>
     <w:multiLevelType w:val="multilevel"/>
     <w:tmpl w:val="8F86ADAE"/>
@@ -12754,7 +16244,7 @@
       </w:rPr>
     </w:lvl>
   </w:abstractNum>
-  <w:abstractNum w:abstractNumId="23" w15:restartNumberingAfterBreak="0">
+  <w:abstractNum w:abstractNumId="29" w15:restartNumberingAfterBreak="0">
     <w:nsid w:val="6D675446"/>
     <w:multiLevelType w:val="multilevel"/>
     <w:tmpl w:val="834EDBCA"/>
@@ -12903,7 +16393,7 @@
       </w:rPr>
     </w:lvl>
   </w:abstractNum>
-  <w:abstractNum w:abstractNumId="24" w15:restartNumberingAfterBreak="0">
+  <w:abstractNum w:abstractNumId="30" w15:restartNumberingAfterBreak="0">
     <w:nsid w:val="73EB4722"/>
     <w:multiLevelType w:val="multilevel"/>
     <w:tmpl w:val="5F14FFBE"/>
@@ -13052,7 +16542,7 @@
       </w:rPr>
     </w:lvl>
   </w:abstractNum>
-  <w:abstractNum w:abstractNumId="25" w15:restartNumberingAfterBreak="0">
+  <w:abstractNum w:abstractNumId="31" w15:restartNumberingAfterBreak="0">
     <w:nsid w:val="7E7F1F59"/>
     <w:multiLevelType w:val="multilevel"/>
     <w:tmpl w:val="80B29E38"/>
@@ -13201,7 +16691,7 @@
       </w:rPr>
     </w:lvl>
   </w:abstractNum>
-  <w:abstractNum w:abstractNumId="26" w15:restartNumberingAfterBreak="0">
+  <w:abstractNum w:abstractNumId="32" w15:restartNumberingAfterBreak="0">
     <w:nsid w:val="7F274C0E"/>
     <w:multiLevelType w:val="multilevel"/>
     <w:tmpl w:val="D8665B86"/>
@@ -13350,7 +16840,7 @@
       </w:rPr>
     </w:lvl>
   </w:abstractNum>
-  <w:abstractNum w:abstractNumId="27" w15:restartNumberingAfterBreak="0">
+  <w:abstractNum w:abstractNumId="33" w15:restartNumberingAfterBreak="0">
     <w:nsid w:val="7F8F6D96"/>
     <w:multiLevelType w:val="multilevel"/>
     <w:tmpl w:val="D668F702"/>
@@ -13500,88 +16990,106 @@
     </w:lvl>
   </w:abstractNum>
   <w:num w:numId="1" w16cid:durableId="1790664698">
+    <w:abstractNumId w:val="30"/>
+  </w:num>
+  <w:num w:numId="2" w16cid:durableId="913315237">
+    <w:abstractNumId w:val="15"/>
+  </w:num>
+  <w:num w:numId="3" w16cid:durableId="1592666586">
+    <w:abstractNumId w:val="32"/>
+  </w:num>
+  <w:num w:numId="4" w16cid:durableId="510418239">
+    <w:abstractNumId w:val="23"/>
+  </w:num>
+  <w:num w:numId="5" w16cid:durableId="680550783">
+    <w:abstractNumId w:val="31"/>
+  </w:num>
+  <w:num w:numId="6" w16cid:durableId="285746792">
+    <w:abstractNumId w:val="8"/>
+  </w:num>
+  <w:num w:numId="7" w16cid:durableId="1338732938">
+    <w:abstractNumId w:val="7"/>
+  </w:num>
+  <w:num w:numId="8" w16cid:durableId="162361005">
+    <w:abstractNumId w:val="3"/>
+  </w:num>
+  <w:num w:numId="9" w16cid:durableId="1501001245">
+    <w:abstractNumId w:val="19"/>
+  </w:num>
+  <w:num w:numId="10" w16cid:durableId="1706250928">
+    <w:abstractNumId w:val="22"/>
+  </w:num>
+  <w:num w:numId="11" w16cid:durableId="1292050097">
+    <w:abstractNumId w:val="28"/>
+  </w:num>
+  <w:num w:numId="12" w16cid:durableId="1745948958">
+    <w:abstractNumId w:val="6"/>
+  </w:num>
+  <w:num w:numId="13" w16cid:durableId="679312742">
+    <w:abstractNumId w:val="29"/>
+  </w:num>
+  <w:num w:numId="14" w16cid:durableId="1597860147">
+    <w:abstractNumId w:val="33"/>
+  </w:num>
+  <w:num w:numId="15" w16cid:durableId="2042434571">
+    <w:abstractNumId w:val="17"/>
+  </w:num>
+  <w:num w:numId="16" w16cid:durableId="1867019793">
+    <w:abstractNumId w:val="14"/>
+  </w:num>
+  <w:num w:numId="17" w16cid:durableId="839076169">
+    <w:abstractNumId w:val="20"/>
+  </w:num>
+  <w:num w:numId="18" w16cid:durableId="1218131698">
+    <w:abstractNumId w:val="21"/>
+  </w:num>
+  <w:num w:numId="19" w16cid:durableId="213657393">
+    <w:abstractNumId w:val="4"/>
+  </w:num>
+  <w:num w:numId="20" w16cid:durableId="630095303">
     <w:abstractNumId w:val="24"/>
   </w:num>
-  <w:num w:numId="2" w16cid:durableId="913315237">
-    <w:abstractNumId w:val="12"/>
-  </w:num>
-  <w:num w:numId="3" w16cid:durableId="1592666586">
+  <w:num w:numId="21" w16cid:durableId="1326665292">
     <w:abstractNumId w:val="26"/>
-  </w:num>
-  <w:num w:numId="4" w16cid:durableId="510418239">
-    <w:abstractNumId w:val="19"/>
-  </w:num>
-  <w:num w:numId="5" w16cid:durableId="680550783">
-    <w:abstractNumId w:val="25"/>
-  </w:num>
-  <w:num w:numId="6" w16cid:durableId="285746792">
-    <w:abstractNumId w:val="7"/>
-  </w:num>
-  <w:num w:numId="7" w16cid:durableId="1338732938">
-    <w:abstractNumId w:val="6"/>
-  </w:num>
-  <w:num w:numId="8" w16cid:durableId="162361005">
-    <w:abstractNumId w:val="2"/>
-  </w:num>
-  <w:num w:numId="9" w16cid:durableId="1501001245">
-    <w:abstractNumId w:val="15"/>
-  </w:num>
-  <w:num w:numId="10" w16cid:durableId="1706250928">
-    <w:abstractNumId w:val="18"/>
-  </w:num>
-  <w:num w:numId="11" w16cid:durableId="1292050097">
-    <w:abstractNumId w:val="22"/>
-  </w:num>
-  <w:num w:numId="12" w16cid:durableId="1745948958">
-    <w:abstractNumId w:val="5"/>
-  </w:num>
-  <w:num w:numId="13" w16cid:durableId="679312742">
-    <w:abstractNumId w:val="23"/>
-  </w:num>
-  <w:num w:numId="14" w16cid:durableId="1597860147">
-    <w:abstractNumId w:val="27"/>
-  </w:num>
-  <w:num w:numId="15" w16cid:durableId="2042434571">
-    <w:abstractNumId w:val="13"/>
-  </w:num>
-  <w:num w:numId="16" w16cid:durableId="1867019793">
-    <w:abstractNumId w:val="11"/>
-  </w:num>
-  <w:num w:numId="17" w16cid:durableId="839076169">
-    <w:abstractNumId w:val="16"/>
-  </w:num>
-  <w:num w:numId="18" w16cid:durableId="1218131698">
-    <w:abstractNumId w:val="17"/>
-  </w:num>
-  <w:num w:numId="19" w16cid:durableId="213657393">
-    <w:abstractNumId w:val="3"/>
-  </w:num>
-  <w:num w:numId="20" w16cid:durableId="630095303">
-    <w:abstractNumId w:val="20"/>
-  </w:num>
-  <w:num w:numId="21" w16cid:durableId="1326665292">
-    <w:abstractNumId w:val="21"/>
   </w:num>
   <w:num w:numId="22" w16cid:durableId="689767440">
     <w:abstractNumId w:val="0"/>
   </w:num>
   <w:num w:numId="23" w16cid:durableId="794064944">
-    <w:abstractNumId w:val="4"/>
+    <w:abstractNumId w:val="5"/>
   </w:num>
   <w:num w:numId="24" w16cid:durableId="370763591">
+    <w:abstractNumId w:val="13"/>
+  </w:num>
+  <w:num w:numId="25" w16cid:durableId="896086980">
+    <w:abstractNumId w:val="2"/>
+  </w:num>
+  <w:num w:numId="26" w16cid:durableId="1149051840">
+    <w:abstractNumId w:val="11"/>
+  </w:num>
+  <w:num w:numId="27" w16cid:durableId="691490878">
+    <w:abstractNumId w:val="18"/>
+  </w:num>
+  <w:num w:numId="28" w16cid:durableId="1199008562">
     <w:abstractNumId w:val="10"/>
   </w:num>
-  <w:num w:numId="25" w16cid:durableId="896086980">
+  <w:num w:numId="29" w16cid:durableId="119080037">
     <w:abstractNumId w:val="1"/>
   </w:num>
-  <w:num w:numId="26" w16cid:durableId="1149051840">
+  <w:num w:numId="30" w16cid:durableId="1604412925">
+    <w:abstractNumId w:val="25"/>
+  </w:num>
+  <w:num w:numId="31" w16cid:durableId="422654846">
+    <w:abstractNumId w:val="27"/>
+  </w:num>
+  <w:num w:numId="32" w16cid:durableId="2002389794">
+    <w:abstractNumId w:val="12"/>
+  </w:num>
+  <w:num w:numId="33" w16cid:durableId="663556784">
+    <w:abstractNumId w:val="16"/>
+  </w:num>
+  <w:num w:numId="34" w16cid:durableId="1544096020">
     <w:abstractNumId w:val="9"/>
-  </w:num>
-  <w:num w:numId="27" w16cid:durableId="691490878">
-    <w:abstractNumId w:val="14"/>
-  </w:num>
-  <w:num w:numId="28" w16cid:durableId="1199008562">
-    <w:abstractNumId w:val="8"/>
   </w:num>
 </w:numbering>
 </file>

--- a/notes.docx
+++ b/notes.docx
@@ -2019,214 +2019,23 @@
     <w:p/>
     <w:p/>
     <w:p>
-      <w:r>
-        <w:t xml:space="preserve">Bhai, yeh video </w:t>
-      </w:r>
-      <w:proofErr w:type="spellStart"/>
-      <w:r>
-        <w:rPr>
-          <w:b/>
-          <w:bCs/>
-        </w:rPr>
-        <w:t>CampusX</w:t>
-      </w:r>
-      <w:proofErr w:type="spellEnd"/>
-      <w:r>
-        <w:rPr>
-          <w:b/>
-          <w:bCs/>
-        </w:rPr>
-        <w:t xml:space="preserve"> channel </w:t>
-      </w:r>
-      <w:proofErr w:type="spellStart"/>
-      <w:r>
-        <w:rPr>
-          <w:b/>
-          <w:bCs/>
-        </w:rPr>
-        <w:t>ke</w:t>
-      </w:r>
-      <w:proofErr w:type="spellEnd"/>
-      <w:r>
-        <w:rPr>
-          <w:b/>
-          <w:bCs/>
-        </w:rPr>
-        <w:t xml:space="preserve"> "100 Days of Python Programming"</w:t>
-      </w:r>
-      <w:r>
-        <w:t xml:space="preserve"> series ka video </w:t>
-      </w:r>
-      <w:proofErr w:type="spellStart"/>
-      <w:r>
-        <w:t>hai</w:t>
-      </w:r>
-      <w:proofErr w:type="spellEnd"/>
-      <w:r>
-        <w:t xml:space="preserve">, </w:t>
-      </w:r>
-      <w:proofErr w:type="spellStart"/>
-      <w:r>
-        <w:t>jisme</w:t>
-      </w:r>
-      <w:proofErr w:type="spellEnd"/>
-      <w:r>
-        <w:t xml:space="preserve"> </w:t>
-      </w:r>
-      <w:r>
-        <w:rPr>
-          <w:b/>
-          <w:bCs/>
-        </w:rPr>
-        <w:t>Python Data Types</w:t>
-      </w:r>
-      <w:r>
-        <w:t xml:space="preserve"> </w:t>
-      </w:r>
-      <w:proofErr w:type="spellStart"/>
-      <w:r>
-        <w:t>ke</w:t>
-      </w:r>
-      <w:proofErr w:type="spellEnd"/>
-      <w:r>
-        <w:t xml:space="preserve"> </w:t>
-      </w:r>
-      <w:proofErr w:type="spellStart"/>
-      <w:r>
-        <w:t>baare</w:t>
-      </w:r>
-      <w:proofErr w:type="spellEnd"/>
-      <w:r>
-        <w:t xml:space="preserve"> </w:t>
-      </w:r>
-      <w:proofErr w:type="spellStart"/>
-      <w:r>
-        <w:t>mein</w:t>
-      </w:r>
-      <w:proofErr w:type="spellEnd"/>
-      <w:r>
-        <w:t xml:space="preserve"> </w:t>
-      </w:r>
-      <w:proofErr w:type="spellStart"/>
-      <w:r>
-        <w:t>samjhaya</w:t>
-      </w:r>
-      <w:proofErr w:type="spellEnd"/>
-      <w:r>
-        <w:t xml:space="preserve"> </w:t>
-      </w:r>
-      <w:proofErr w:type="spellStart"/>
-      <w:r>
-        <w:t>gaya</w:t>
-      </w:r>
-      <w:proofErr w:type="spellEnd"/>
-      <w:r>
-        <w:t xml:space="preserve"> </w:t>
-      </w:r>
-      <w:proofErr w:type="spellStart"/>
-      <w:r>
-        <w:t>hai</w:t>
-      </w:r>
-      <w:proofErr w:type="spellEnd"/>
-      <w:r>
-        <w:t>.</w:t>
-      </w:r>
-    </w:p>
-    <w:p>
-      <w:r>
-        <w:t xml:space="preserve">Bina </w:t>
-      </w:r>
-      <w:proofErr w:type="spellStart"/>
-      <w:r>
-        <w:t>kisi</w:t>
-      </w:r>
-      <w:proofErr w:type="spellEnd"/>
-      <w:r>
-        <w:t xml:space="preserve"> timeline/timestamp </w:t>
-      </w:r>
-      <w:proofErr w:type="spellStart"/>
-      <w:r>
-        <w:t>ke</w:t>
-      </w:r>
-      <w:proofErr w:type="spellEnd"/>
-      <w:r>
-        <w:t xml:space="preserve"> </w:t>
-      </w:r>
-      <w:proofErr w:type="spellStart"/>
-      <w:r>
-        <w:t>saare</w:t>
-      </w:r>
-      <w:proofErr w:type="spellEnd"/>
-      <w:r>
-        <w:t xml:space="preserve"> concepts detail me aur clean Hinglish notes </w:t>
-      </w:r>
-      <w:proofErr w:type="spellStart"/>
-      <w:r>
-        <w:t>ke</w:t>
-      </w:r>
-      <w:proofErr w:type="spellEnd"/>
-      <w:r>
-        <w:t xml:space="preserve"> form me </w:t>
-      </w:r>
-      <w:proofErr w:type="spellStart"/>
-      <w:r>
-        <w:t>neeche</w:t>
-      </w:r>
-      <w:proofErr w:type="spellEnd"/>
-      <w:r>
-        <w:t xml:space="preserve"> </w:t>
-      </w:r>
-      <w:proofErr w:type="spellStart"/>
-      <w:r>
-        <w:t>diye</w:t>
-      </w:r>
-      <w:proofErr w:type="spellEnd"/>
-      <w:r>
-        <w:t xml:space="preserve"> </w:t>
-      </w:r>
-      <w:proofErr w:type="spellStart"/>
-      <w:r>
-        <w:t>gaye</w:t>
-      </w:r>
-      <w:proofErr w:type="spellEnd"/>
-      <w:r>
-        <w:t xml:space="preserve"> hain. </w:t>
-      </w:r>
-      <w:proofErr w:type="spellStart"/>
-      <w:r>
-        <w:t>Apne</w:t>
-      </w:r>
-      <w:proofErr w:type="spellEnd"/>
-      <w:r>
-        <w:t xml:space="preserve"> register me copy </w:t>
-      </w:r>
-      <w:proofErr w:type="spellStart"/>
-      <w:r>
-        <w:t>kar</w:t>
-      </w:r>
-      <w:proofErr w:type="spellEnd"/>
-      <w:r>
-        <w:t xml:space="preserve"> lo! </w:t>
-      </w:r>
+      <w:pPr>
+        <w:rPr>
+          <w:b/>
+          <w:bCs/>
+          <w:color w:val="EE0000"/>
+          <w:sz w:val="28"/>
+          <w:szCs w:val="28"/>
+        </w:rPr>
+      </w:pPr>
       <w:r>
         <w:rPr>
           <w:rFonts w:ascii="Segoe UI Emoji" w:hAnsi="Segoe UI Emoji" w:cs="Segoe UI Emoji"/>
-        </w:rPr>
-        <w:t>📝👇</w:t>
-      </w:r>
-    </w:p>
-    <w:p>
-      <w:pPr>
-        <w:rPr>
-          <w:b/>
-          <w:bCs/>
-        </w:rPr>
-      </w:pPr>
-      <w:r>
-        <w:rPr>
-          <w:rFonts w:ascii="Segoe UI Emoji" w:hAnsi="Segoe UI Emoji" w:cs="Segoe UI Emoji"/>
-          <w:b/>
-          <w:bCs/>
+          <w:b/>
+          <w:bCs/>
+          <w:color w:val="EE0000"/>
+          <w:sz w:val="28"/>
+          <w:szCs w:val="28"/>
         </w:rPr>
         <w:t>📌</w:t>
       </w:r>
@@ -2234,6 +2043,9 @@
         <w:rPr>
           <w:b/>
           <w:bCs/>
+          <w:color w:val="EE0000"/>
+          <w:sz w:val="28"/>
+          <w:szCs w:val="28"/>
         </w:rPr>
         <w:t xml:space="preserve"> NOTES: Data Types in Python</w:t>
       </w:r>
@@ -2991,7 +2803,6 @@
           <w:b/>
           <w:bCs/>
         </w:rPr>
-        <w:lastRenderedPageBreak/>
         <w:t>E. String (str)</w:t>
       </w:r>
     </w:p>
@@ -3143,6 +2954,7 @@
           <w:b/>
           <w:bCs/>
         </w:rPr>
+        <w:lastRenderedPageBreak/>
         <w:t>Example:</w:t>
       </w:r>
     </w:p>
@@ -3994,22 +3806,22 @@
     </w:p>
     <w:p>
       <w:r>
+        <w:t>person = {</w:t>
+      </w:r>
+    </w:p>
+    <w:p>
+      <w:r>
+        <w:t xml:space="preserve">    "name": "Nitish",</w:t>
+      </w:r>
+    </w:p>
+    <w:p>
+      <w:r>
+        <w:t xml:space="preserve">    "age": 30,</w:t>
+      </w:r>
+    </w:p>
+    <w:p>
+      <w:r>
         <w:lastRenderedPageBreak/>
-        <w:t>person = {</w:t>
-      </w:r>
-    </w:p>
-    <w:p>
-      <w:r>
-        <w:t xml:space="preserve">    "name": "Nitish",</w:t>
-      </w:r>
-    </w:p>
-    <w:p>
-      <w:r>
-        <w:t xml:space="preserve">    "age": 30,</w:t>
-      </w:r>
-    </w:p>
-    <w:p>
-      <w:r>
         <w:t xml:space="preserve">    "gender": "Male"</w:t>
       </w:r>
     </w:p>
@@ -5160,7 +4972,6 @@
           <w:b/>
           <w:bCs/>
         </w:rPr>
-        <w:lastRenderedPageBreak/>
         <w:t>Team Collaboration (</w:t>
       </w:r>
       <w:proofErr w:type="spellStart"/>
@@ -5359,6 +5170,7 @@
         </w:numPr>
       </w:pPr>
       <w:r>
+        <w:lastRenderedPageBreak/>
         <w:t xml:space="preserve">Agar </w:t>
       </w:r>
       <w:proofErr w:type="spellStart"/>
@@ -7109,147 +6921,6 @@
     <w:p/>
     <w:p/>
     <w:p>
-      <w:r>
-        <w:t xml:space="preserve">Bhai, yeh video </w:t>
-      </w:r>
-      <w:proofErr w:type="spellStart"/>
-      <w:r>
-        <w:rPr>
-          <w:b/>
-          <w:bCs/>
-        </w:rPr>
-        <w:t>CampusX</w:t>
-      </w:r>
-      <w:proofErr w:type="spellEnd"/>
-      <w:r>
-        <w:rPr>
-          <w:b/>
-          <w:bCs/>
-        </w:rPr>
-        <w:t xml:space="preserve"> channel </w:t>
-      </w:r>
-      <w:proofErr w:type="spellStart"/>
-      <w:r>
-        <w:rPr>
-          <w:b/>
-          <w:bCs/>
-        </w:rPr>
-        <w:t>ke</w:t>
-      </w:r>
-      <w:proofErr w:type="spellEnd"/>
-      <w:r>
-        <w:rPr>
-          <w:b/>
-          <w:bCs/>
-        </w:rPr>
-        <w:t xml:space="preserve"> "100 Days of Python Programming"</w:t>
-      </w:r>
-      <w:r>
-        <w:t xml:space="preserve"> series ka </w:t>
-      </w:r>
-      <w:r>
-        <w:rPr>
-          <w:b/>
-          <w:bCs/>
-        </w:rPr>
-        <w:t>Variables in Python | Dynamic Typing | Dynamic Binding</w:t>
-      </w:r>
-      <w:r>
-        <w:t xml:space="preserve"> topic par </w:t>
-      </w:r>
-      <w:proofErr w:type="spellStart"/>
-      <w:r>
-        <w:t>hai</w:t>
-      </w:r>
-      <w:proofErr w:type="spellEnd"/>
-      <w:r>
-        <w:t>.</w:t>
-      </w:r>
-    </w:p>
-    <w:p>
-      <w:r>
-        <w:t xml:space="preserve">Bina </w:t>
-      </w:r>
-      <w:proofErr w:type="spellStart"/>
-      <w:r>
-        <w:t>kisi</w:t>
-      </w:r>
-      <w:proofErr w:type="spellEnd"/>
-      <w:r>
-        <w:t xml:space="preserve"> timeline/timestamp </w:t>
-      </w:r>
-      <w:proofErr w:type="spellStart"/>
-      <w:r>
-        <w:t>ke</w:t>
-      </w:r>
-      <w:proofErr w:type="spellEnd"/>
-      <w:r>
-        <w:t xml:space="preserve">, </w:t>
-      </w:r>
-      <w:proofErr w:type="spellStart"/>
-      <w:r>
-        <w:t>saare</w:t>
-      </w:r>
-      <w:proofErr w:type="spellEnd"/>
-      <w:r>
-        <w:t xml:space="preserve"> concepts detail me aur clean Hinglish notes </w:t>
-      </w:r>
-      <w:proofErr w:type="spellStart"/>
-      <w:r>
-        <w:t>ke</w:t>
-      </w:r>
-      <w:proofErr w:type="spellEnd"/>
-      <w:r>
-        <w:t xml:space="preserve"> form me </w:t>
-      </w:r>
-      <w:proofErr w:type="spellStart"/>
-      <w:r>
-        <w:t>neeche</w:t>
-      </w:r>
-      <w:proofErr w:type="spellEnd"/>
-      <w:r>
-        <w:t xml:space="preserve"> </w:t>
-      </w:r>
-      <w:proofErr w:type="spellStart"/>
-      <w:r>
-        <w:t>diye</w:t>
-      </w:r>
-      <w:proofErr w:type="spellEnd"/>
-      <w:r>
-        <w:t xml:space="preserve"> </w:t>
-      </w:r>
-      <w:proofErr w:type="spellStart"/>
-      <w:r>
-        <w:t>gaye</w:t>
-      </w:r>
-      <w:proofErr w:type="spellEnd"/>
-      <w:r>
-        <w:t xml:space="preserve"> hain. </w:t>
-      </w:r>
-      <w:proofErr w:type="spellStart"/>
-      <w:r>
-        <w:t>Apne</w:t>
-      </w:r>
-      <w:proofErr w:type="spellEnd"/>
-      <w:r>
-        <w:t xml:space="preserve"> register me copy </w:t>
-      </w:r>
-      <w:proofErr w:type="spellStart"/>
-      <w:r>
-        <w:t>kar</w:t>
-      </w:r>
-      <w:proofErr w:type="spellEnd"/>
-      <w:r>
-        <w:t xml:space="preserve"> lo! </w:t>
-      </w:r>
-      <w:r>
-        <w:rPr>
-          <w:rFonts w:ascii="Segoe UI Emoji" w:hAnsi="Segoe UI Emoji" w:cs="Segoe UI Emoji"/>
-        </w:rPr>
-        <w:t>📝👇</w:t>
-      </w:r>
-    </w:p>
-    <w:p>
       <w:pPr>
         <w:rPr>
           <w:b/>
@@ -7977,7 +7648,6 @@
           <w:b/>
           <w:bCs/>
         </w:rPr>
-        <w:lastRenderedPageBreak/>
         <w:t>3. Key Concept 1: Dynamic Typing</w:t>
       </w:r>
     </w:p>
@@ -8080,6 +7750,7 @@
     </w:p>
     <w:p>
       <w:r>
+        <w:lastRenderedPageBreak/>
         <w:t>C</w:t>
       </w:r>
     </w:p>
@@ -8804,7 +8475,6 @@
     </w:p>
     <w:p>
       <w:r>
-        <w:lastRenderedPageBreak/>
         <w:t>a = b = c = 6</w:t>
       </w:r>
     </w:p>
@@ -8903,6 +8573,7 @@
                 <w:b/>
                 <w:bCs/>
               </w:rPr>
+              <w:lastRenderedPageBreak/>
               <w:t>Concept</w:t>
             </w:r>
           </w:p>
@@ -9388,158 +9059,16 @@
     <w:p/>
     <w:p/>
     <w:p/>
-    <w:p/>
-    <w:p>
-      <w:r>
-        <w:t xml:space="preserve">Bhai, yeh video </w:t>
-      </w:r>
-      <w:proofErr w:type="spellStart"/>
-      <w:r>
-        <w:rPr>
-          <w:b/>
-          <w:bCs/>
-        </w:rPr>
-        <w:t>CampusX</w:t>
-      </w:r>
-      <w:proofErr w:type="spellEnd"/>
-      <w:r>
-        <w:rPr>
-          <w:b/>
-          <w:bCs/>
-        </w:rPr>
-        <w:t xml:space="preserve"> channel </w:t>
-      </w:r>
-      <w:proofErr w:type="spellStart"/>
-      <w:r>
-        <w:rPr>
-          <w:b/>
-          <w:bCs/>
-        </w:rPr>
-        <w:t>ke</w:t>
-      </w:r>
-      <w:proofErr w:type="spellEnd"/>
-      <w:r>
-        <w:rPr>
-          <w:b/>
-          <w:bCs/>
-        </w:rPr>
-        <w:t xml:space="preserve"> "100 Days of Python Programming"</w:t>
-      </w:r>
-      <w:r>
-        <w:t xml:space="preserve"> series ka </w:t>
-      </w:r>
-      <w:r>
-        <w:rPr>
-          <w:b/>
-          <w:bCs/>
-        </w:rPr>
-        <w:t>Keywords and Identifiers in Python</w:t>
-      </w:r>
-      <w:r>
-        <w:t xml:space="preserve"> topic par </w:t>
-      </w:r>
-      <w:proofErr w:type="spellStart"/>
-      <w:r>
-        <w:t>hai</w:t>
-      </w:r>
-      <w:proofErr w:type="spellEnd"/>
-      <w:r>
-        <w:t>.</w:t>
-      </w:r>
-    </w:p>
-    <w:p>
-      <w:r>
-        <w:t xml:space="preserve">Bina </w:t>
-      </w:r>
-      <w:proofErr w:type="spellStart"/>
-      <w:r>
-        <w:t>kisi</w:t>
-      </w:r>
-      <w:proofErr w:type="spellEnd"/>
-      <w:r>
-        <w:t xml:space="preserve"> timeline/timestamp </w:t>
-      </w:r>
-      <w:proofErr w:type="spellStart"/>
-      <w:r>
-        <w:t>ke</w:t>
-      </w:r>
-      <w:proofErr w:type="spellEnd"/>
-      <w:r>
-        <w:t xml:space="preserve">, </w:t>
-      </w:r>
-      <w:proofErr w:type="spellStart"/>
-      <w:r>
-        <w:t>saare</w:t>
-      </w:r>
-      <w:proofErr w:type="spellEnd"/>
-      <w:r>
-        <w:t xml:space="preserve"> concepts detail me aur clean Hinglish notes </w:t>
-      </w:r>
-      <w:proofErr w:type="spellStart"/>
-      <w:r>
-        <w:t>ke</w:t>
-      </w:r>
-      <w:proofErr w:type="spellEnd"/>
-      <w:r>
-        <w:t xml:space="preserve"> form me </w:t>
-      </w:r>
-      <w:proofErr w:type="spellStart"/>
-      <w:r>
-        <w:t>neeche</w:t>
-      </w:r>
-      <w:proofErr w:type="spellEnd"/>
-      <w:r>
-        <w:t xml:space="preserve"> </w:t>
-      </w:r>
-      <w:proofErr w:type="spellStart"/>
-      <w:r>
-        <w:t>diye</w:t>
-      </w:r>
-      <w:proofErr w:type="spellEnd"/>
-      <w:r>
-        <w:t xml:space="preserve"> </w:t>
-      </w:r>
-      <w:proofErr w:type="spellStart"/>
-      <w:r>
-        <w:t>gaye</w:t>
-      </w:r>
-      <w:proofErr w:type="spellEnd"/>
-      <w:r>
-        <w:t xml:space="preserve"> hain. </w:t>
-      </w:r>
-      <w:proofErr w:type="spellStart"/>
-      <w:r>
-        <w:t>Apne</w:t>
-      </w:r>
-      <w:proofErr w:type="spellEnd"/>
-      <w:r>
-        <w:t xml:space="preserve"> register me copy </w:t>
-      </w:r>
-      <w:proofErr w:type="spellStart"/>
-      <w:r>
-        <w:t>kar</w:t>
-      </w:r>
-      <w:proofErr w:type="spellEnd"/>
-      <w:r>
-        <w:t xml:space="preserve"> lo! </w:t>
-      </w:r>
+    <w:p>
+      <w:pPr>
+        <w:rPr>
+          <w:b/>
+          <w:bCs/>
+        </w:rPr>
+      </w:pPr>
       <w:r>
         <w:rPr>
           <w:rFonts w:ascii="Segoe UI Emoji" w:hAnsi="Segoe UI Emoji" w:cs="Segoe UI Emoji"/>
-        </w:rPr>
-        <w:t>📝👇</w:t>
-      </w:r>
-    </w:p>
-    <w:p>
-      <w:pPr>
-        <w:rPr>
-          <w:b/>
-          <w:bCs/>
-        </w:rPr>
-      </w:pPr>
-      <w:r>
-        <w:rPr>
-          <w:rFonts w:ascii="Segoe UI Emoji" w:hAnsi="Segoe UI Emoji" w:cs="Segoe UI Emoji"/>
           <w:b/>
           <w:bCs/>
         </w:rPr>
@@ -9550,7 +9079,17 @@
           <w:b/>
           <w:bCs/>
         </w:rPr>
-        <w:t xml:space="preserve"> NOTES: Keywords and Identifiers in Python</w:t>
+        <w:t xml:space="preserve"> </w:t>
+      </w:r>
+      <w:r>
+        <w:rPr>
+          <w:b/>
+          <w:bCs/>
+          <w:color w:val="EE0000"/>
+          <w:sz w:val="28"/>
+          <w:szCs w:val="28"/>
+        </w:rPr>
+        <w:t>NOTES: Keywords and Identifiers in Python</w:t>
       </w:r>
     </w:p>
     <w:p>
@@ -10186,7 +9725,6 @@
     </w:p>
     <w:p>
       <w:r>
-        <w:lastRenderedPageBreak/>
         <w:t>Python</w:t>
       </w:r>
     </w:p>
@@ -10259,6 +9797,7 @@
           <w:b/>
           <w:bCs/>
         </w:rPr>
+        <w:lastRenderedPageBreak/>
         <w:t>Definition:</w:t>
       </w:r>
       <w:r>
@@ -11251,7 +10790,6 @@
     </w:p>
     <w:p>
       <w:r>
-        <w:lastRenderedPageBreak/>
         <w:t>Python</w:t>
       </w:r>
     </w:p>
@@ -11532,6 +11070,7 @@
                 <w:b/>
                 <w:bCs/>
               </w:rPr>
+              <w:lastRenderedPageBreak/>
               <w:t>Keywords</w:t>
             </w:r>
           </w:p>
@@ -11982,6 +11521,4786 @@
       </w:tr>
     </w:tbl>
     <w:p/>
+    <w:p>
+      <w:pPr>
+        <w:rPr>
+          <w:b/>
+          <w:bCs/>
+          <w:color w:val="EE0000"/>
+          <w:sz w:val="36"/>
+          <w:szCs w:val="36"/>
+        </w:rPr>
+      </w:pPr>
+      <w:r>
+        <w:rPr>
+          <w:rFonts w:ascii="Segoe UI Emoji" w:hAnsi="Segoe UI Emoji" w:cs="Segoe UI Emoji"/>
+          <w:b/>
+          <w:bCs/>
+          <w:color w:val="EE0000"/>
+          <w:sz w:val="36"/>
+          <w:szCs w:val="36"/>
+        </w:rPr>
+        <w:t>📌</w:t>
+      </w:r>
+      <w:r>
+        <w:rPr>
+          <w:b/>
+          <w:bCs/>
+          <w:color w:val="EE0000"/>
+          <w:sz w:val="36"/>
+          <w:szCs w:val="36"/>
+        </w:rPr>
+        <w:t xml:space="preserve"> NOTES: Taking User Input in Python (</w:t>
+      </w:r>
+      <w:proofErr w:type="gramStart"/>
+      <w:r>
+        <w:rPr>
+          <w:b/>
+          <w:bCs/>
+          <w:color w:val="EE0000"/>
+          <w:sz w:val="36"/>
+          <w:szCs w:val="36"/>
+        </w:rPr>
+        <w:t>input(</w:t>
+      </w:r>
+      <w:proofErr w:type="gramEnd"/>
+      <w:r>
+        <w:rPr>
+          <w:b/>
+          <w:bCs/>
+          <w:color w:val="EE0000"/>
+          <w:sz w:val="36"/>
+          <w:szCs w:val="36"/>
+        </w:rPr>
+        <w:t>) Function)</w:t>
+      </w:r>
+    </w:p>
+    <w:p>
+      <w:pPr>
+        <w:rPr>
+          <w:b/>
+          <w:bCs/>
+        </w:rPr>
+      </w:pPr>
+      <w:r>
+        <w:rPr>
+          <w:b/>
+          <w:bCs/>
+        </w:rPr>
+        <w:t>1. Static vs Dynamic Software</w:t>
+      </w:r>
+    </w:p>
+    <w:p>
+      <w:proofErr w:type="spellStart"/>
+      <w:r>
+        <w:t>Duniyan</w:t>
+      </w:r>
+      <w:proofErr w:type="spellEnd"/>
+      <w:r>
+        <w:t xml:space="preserve"> </w:t>
+      </w:r>
+      <w:proofErr w:type="spellStart"/>
+      <w:r>
+        <w:t>mein</w:t>
+      </w:r>
+      <w:proofErr w:type="spellEnd"/>
+      <w:r>
+        <w:t xml:space="preserve"> software main 2 types </w:t>
+      </w:r>
+      <w:proofErr w:type="spellStart"/>
+      <w:r>
+        <w:t>ke</w:t>
+      </w:r>
+      <w:proofErr w:type="spellEnd"/>
+      <w:r>
+        <w:t xml:space="preserve"> </w:t>
+      </w:r>
+      <w:proofErr w:type="spellStart"/>
+      <w:r>
+        <w:t>hote</w:t>
+      </w:r>
+      <w:proofErr w:type="spellEnd"/>
+      <w:r>
+        <w:t xml:space="preserve"> hain:</w:t>
+      </w:r>
+    </w:p>
+    <w:p>
+      <w:pPr>
+        <w:numPr>
+          <w:ilvl w:val="0"/>
+          <w:numId w:val="35"/>
+        </w:numPr>
+      </w:pPr>
+      <w:r>
+        <w:rPr>
+          <w:b/>
+          <w:bCs/>
+        </w:rPr>
+        <w:t>Static Software:</w:t>
+      </w:r>
+    </w:p>
+    <w:p>
+      <w:pPr>
+        <w:numPr>
+          <w:ilvl w:val="1"/>
+          <w:numId w:val="35"/>
+        </w:numPr>
+      </w:pPr>
+      <w:r>
+        <w:t xml:space="preserve">Yeh software user </w:t>
+      </w:r>
+      <w:proofErr w:type="spellStart"/>
+      <w:r>
+        <w:t>ke</w:t>
+      </w:r>
+      <w:proofErr w:type="spellEnd"/>
+      <w:r>
+        <w:t xml:space="preserve"> </w:t>
+      </w:r>
+      <w:proofErr w:type="spellStart"/>
+      <w:r>
+        <w:t>sath</w:t>
+      </w:r>
+      <w:proofErr w:type="spellEnd"/>
+      <w:r>
+        <w:t xml:space="preserve"> interactive (2-way) </w:t>
+      </w:r>
+      <w:proofErr w:type="spellStart"/>
+      <w:r>
+        <w:t>baatchaat</w:t>
+      </w:r>
+      <w:proofErr w:type="spellEnd"/>
+      <w:r>
+        <w:t xml:space="preserve"> </w:t>
+      </w:r>
+      <w:proofErr w:type="spellStart"/>
+      <w:r>
+        <w:t>nahi</w:t>
+      </w:r>
+      <w:proofErr w:type="spellEnd"/>
+      <w:r>
+        <w:t xml:space="preserve"> </w:t>
+      </w:r>
+      <w:proofErr w:type="spellStart"/>
+      <w:r>
+        <w:t>karte</w:t>
+      </w:r>
+      <w:proofErr w:type="spellEnd"/>
+      <w:r>
+        <w:t xml:space="preserve">, bas information display </w:t>
+      </w:r>
+      <w:proofErr w:type="spellStart"/>
+      <w:r>
+        <w:t>karte</w:t>
+      </w:r>
+      <w:proofErr w:type="spellEnd"/>
+      <w:r>
+        <w:t xml:space="preserve"> hain.</w:t>
+      </w:r>
+    </w:p>
+    <w:p>
+      <w:pPr>
+        <w:numPr>
+          <w:ilvl w:val="1"/>
+          <w:numId w:val="35"/>
+        </w:numPr>
+      </w:pPr>
+      <w:r>
+        <w:rPr>
+          <w:b/>
+          <w:bCs/>
+        </w:rPr>
+        <w:t>Examples:</w:t>
+      </w:r>
+      <w:r>
+        <w:t xml:space="preserve"> Alarm clock (</w:t>
+      </w:r>
+      <w:proofErr w:type="spellStart"/>
+      <w:r>
+        <w:t>sirf</w:t>
+      </w:r>
+      <w:proofErr w:type="spellEnd"/>
+      <w:r>
+        <w:t xml:space="preserve"> time </w:t>
+      </w:r>
+      <w:proofErr w:type="spellStart"/>
+      <w:r>
+        <w:t>dikhana</w:t>
+      </w:r>
+      <w:proofErr w:type="spellEnd"/>
+      <w:r>
+        <w:t>), Digital Calendar, College Notice Website, Blogs.</w:t>
+      </w:r>
+    </w:p>
+    <w:p>
+      <w:pPr>
+        <w:numPr>
+          <w:ilvl w:val="0"/>
+          <w:numId w:val="35"/>
+        </w:numPr>
+      </w:pPr>
+      <w:r>
+        <w:rPr>
+          <w:b/>
+          <w:bCs/>
+        </w:rPr>
+        <w:t>Dynamic Software:</w:t>
+      </w:r>
+    </w:p>
+    <w:p>
+      <w:pPr>
+        <w:numPr>
+          <w:ilvl w:val="1"/>
+          <w:numId w:val="35"/>
+        </w:numPr>
+      </w:pPr>
+      <w:r>
+        <w:t xml:space="preserve">Yeh software user se </w:t>
+      </w:r>
+      <w:proofErr w:type="spellStart"/>
+      <w:r>
+        <w:t>baatchaat</w:t>
+      </w:r>
+      <w:proofErr w:type="spellEnd"/>
+      <w:r>
+        <w:t xml:space="preserve"> (interact) </w:t>
+      </w:r>
+      <w:proofErr w:type="spellStart"/>
+      <w:r>
+        <w:t>karte</w:t>
+      </w:r>
+      <w:proofErr w:type="spellEnd"/>
+      <w:r>
+        <w:t xml:space="preserve"> hain. User </w:t>
+      </w:r>
+      <w:proofErr w:type="spellStart"/>
+      <w:r>
+        <w:t>inko</w:t>
+      </w:r>
+      <w:proofErr w:type="spellEnd"/>
+      <w:r>
+        <w:t xml:space="preserve"> input </w:t>
+      </w:r>
+      <w:proofErr w:type="spellStart"/>
+      <w:r>
+        <w:t>deta</w:t>
+      </w:r>
+      <w:proofErr w:type="spellEnd"/>
+      <w:r>
+        <w:t xml:space="preserve"> </w:t>
+      </w:r>
+      <w:proofErr w:type="spellStart"/>
+      <w:r>
+        <w:t>hai</w:t>
+      </w:r>
+      <w:proofErr w:type="spellEnd"/>
+      <w:r>
+        <w:t xml:space="preserve"> aur yeh </w:t>
+      </w:r>
+      <w:proofErr w:type="spellStart"/>
+      <w:r>
+        <w:t>badle</w:t>
+      </w:r>
+      <w:proofErr w:type="spellEnd"/>
+      <w:r>
+        <w:t xml:space="preserve"> </w:t>
+      </w:r>
+      <w:proofErr w:type="spellStart"/>
+      <w:r>
+        <w:t>mein</w:t>
+      </w:r>
+      <w:proofErr w:type="spellEnd"/>
+      <w:r>
+        <w:t xml:space="preserve"> output/result </w:t>
+      </w:r>
+      <w:proofErr w:type="spellStart"/>
+      <w:r>
+        <w:t>dete</w:t>
+      </w:r>
+      <w:proofErr w:type="spellEnd"/>
+      <w:r>
+        <w:t xml:space="preserve"> hain.</w:t>
+      </w:r>
+    </w:p>
+    <w:p>
+      <w:pPr>
+        <w:numPr>
+          <w:ilvl w:val="1"/>
+          <w:numId w:val="35"/>
+        </w:numPr>
+      </w:pPr>
+      <w:r>
+        <w:rPr>
+          <w:b/>
+          <w:bCs/>
+        </w:rPr>
+        <w:t>Examples:</w:t>
+      </w:r>
+      <w:r>
+        <w:t xml:space="preserve"> YouTube (search bar me query </w:t>
+      </w:r>
+      <w:proofErr w:type="spellStart"/>
+      <w:r>
+        <w:t>daalna</w:t>
+      </w:r>
+      <w:proofErr w:type="spellEnd"/>
+      <w:r>
+        <w:t xml:space="preserve">), WhatsApp (message </w:t>
+      </w:r>
+      <w:proofErr w:type="spellStart"/>
+      <w:r>
+        <w:t>bhejna</w:t>
+      </w:r>
+      <w:proofErr w:type="spellEnd"/>
+      <w:r>
+        <w:t xml:space="preserve">), Swiggy/Zomato (food order aur address </w:t>
+      </w:r>
+      <w:proofErr w:type="spellStart"/>
+      <w:r>
+        <w:t>dena</w:t>
+      </w:r>
+      <w:proofErr w:type="spellEnd"/>
+      <w:r>
+        <w:t>).</w:t>
+      </w:r>
+    </w:p>
+    <w:p>
+      <w:pPr>
+        <w:numPr>
+          <w:ilvl w:val="1"/>
+          <w:numId w:val="35"/>
+        </w:numPr>
+      </w:pPr>
+      <w:r>
+        <w:t xml:space="preserve">99% modern applications </w:t>
+      </w:r>
+      <w:r>
+        <w:rPr>
+          <w:b/>
+          <w:bCs/>
+        </w:rPr>
+        <w:t>Dynamic Software</w:t>
+      </w:r>
+      <w:r>
+        <w:t xml:space="preserve"> </w:t>
+      </w:r>
+      <w:proofErr w:type="spellStart"/>
+      <w:r>
+        <w:t>hote</w:t>
+      </w:r>
+      <w:proofErr w:type="spellEnd"/>
+      <w:r>
+        <w:t xml:space="preserve"> hain, aur dynamic software </w:t>
+      </w:r>
+      <w:proofErr w:type="spellStart"/>
+      <w:r>
+        <w:t>banane</w:t>
+      </w:r>
+      <w:proofErr w:type="spellEnd"/>
+      <w:r>
+        <w:t xml:space="preserve"> </w:t>
+      </w:r>
+      <w:proofErr w:type="spellStart"/>
+      <w:r>
+        <w:t>ke</w:t>
+      </w:r>
+      <w:proofErr w:type="spellEnd"/>
+      <w:r>
+        <w:t xml:space="preserve"> </w:t>
+      </w:r>
+      <w:proofErr w:type="spellStart"/>
+      <w:r>
+        <w:t>liye</w:t>
+      </w:r>
+      <w:proofErr w:type="spellEnd"/>
+      <w:r>
+        <w:t xml:space="preserve"> </w:t>
+      </w:r>
+      <w:r>
+        <w:rPr>
+          <w:b/>
+          <w:bCs/>
+        </w:rPr>
+        <w:t xml:space="preserve">User se Input </w:t>
+      </w:r>
+      <w:proofErr w:type="spellStart"/>
+      <w:r>
+        <w:rPr>
+          <w:b/>
+          <w:bCs/>
+        </w:rPr>
+        <w:t>lena</w:t>
+      </w:r>
+      <w:proofErr w:type="spellEnd"/>
+      <w:r>
+        <w:rPr>
+          <w:b/>
+          <w:bCs/>
+        </w:rPr>
+        <w:t xml:space="preserve"> compulsory</w:t>
+      </w:r>
+      <w:r>
+        <w:t xml:space="preserve"> </w:t>
+      </w:r>
+      <w:proofErr w:type="spellStart"/>
+      <w:r>
+        <w:t>hota</w:t>
+      </w:r>
+      <w:proofErr w:type="spellEnd"/>
+      <w:r>
+        <w:t xml:space="preserve"> </w:t>
+      </w:r>
+      <w:proofErr w:type="spellStart"/>
+      <w:r>
+        <w:t>hai</w:t>
+      </w:r>
+      <w:proofErr w:type="spellEnd"/>
+      <w:r>
+        <w:t>.</w:t>
+      </w:r>
+    </w:p>
+    <w:p>
+      <w:pPr>
+        <w:rPr>
+          <w:b/>
+          <w:bCs/>
+        </w:rPr>
+      </w:pPr>
+      <w:r>
+        <w:rPr>
+          <w:b/>
+          <w:bCs/>
+        </w:rPr>
+        <w:t xml:space="preserve">2. What is </w:t>
+      </w:r>
+      <w:proofErr w:type="gramStart"/>
+      <w:r>
+        <w:rPr>
+          <w:b/>
+          <w:bCs/>
+        </w:rPr>
+        <w:t>input(</w:t>
+      </w:r>
+      <w:proofErr w:type="gramEnd"/>
+      <w:r>
+        <w:rPr>
+          <w:b/>
+          <w:bCs/>
+        </w:rPr>
+        <w:t>) Function in Python?</w:t>
+      </w:r>
+    </w:p>
+    <w:p>
+      <w:r>
+        <w:t xml:space="preserve">Python </w:t>
+      </w:r>
+      <w:proofErr w:type="spellStart"/>
+      <w:r>
+        <w:t>mein</w:t>
+      </w:r>
+      <w:proofErr w:type="spellEnd"/>
+      <w:r>
+        <w:t xml:space="preserve"> user se screen par data/input </w:t>
+      </w:r>
+      <w:proofErr w:type="spellStart"/>
+      <w:r>
+        <w:t>lene</w:t>
+      </w:r>
+      <w:proofErr w:type="spellEnd"/>
+      <w:r>
+        <w:t xml:space="preserve"> </w:t>
+      </w:r>
+      <w:proofErr w:type="spellStart"/>
+      <w:r>
+        <w:t>ke</w:t>
+      </w:r>
+      <w:proofErr w:type="spellEnd"/>
+      <w:r>
+        <w:t xml:space="preserve"> </w:t>
+      </w:r>
+      <w:proofErr w:type="spellStart"/>
+      <w:r>
+        <w:t>liye</w:t>
+      </w:r>
+      <w:proofErr w:type="spellEnd"/>
+      <w:r>
+        <w:t xml:space="preserve"> built-in </w:t>
+      </w:r>
+      <w:proofErr w:type="gramStart"/>
+      <w:r>
+        <w:rPr>
+          <w:b/>
+          <w:bCs/>
+        </w:rPr>
+        <w:t>input(</w:t>
+      </w:r>
+      <w:proofErr w:type="gramEnd"/>
+      <w:r>
+        <w:rPr>
+          <w:b/>
+          <w:bCs/>
+        </w:rPr>
+        <w:t>)</w:t>
+      </w:r>
+      <w:r>
+        <w:t xml:space="preserve"> function ka </w:t>
+      </w:r>
+      <w:proofErr w:type="gramStart"/>
+      <w:r>
+        <w:t>use</w:t>
+      </w:r>
+      <w:proofErr w:type="gramEnd"/>
+      <w:r>
+        <w:t xml:space="preserve"> </w:t>
+      </w:r>
+      <w:proofErr w:type="spellStart"/>
+      <w:r>
+        <w:t>hota</w:t>
+      </w:r>
+      <w:proofErr w:type="spellEnd"/>
+      <w:r>
+        <w:t xml:space="preserve"> </w:t>
+      </w:r>
+      <w:proofErr w:type="spellStart"/>
+      <w:r>
+        <w:t>hai</w:t>
+      </w:r>
+      <w:proofErr w:type="spellEnd"/>
+      <w:r>
+        <w:t>.</w:t>
+      </w:r>
+    </w:p>
+    <w:p>
+      <w:pPr>
+        <w:rPr>
+          <w:b/>
+          <w:bCs/>
+        </w:rPr>
+      </w:pPr>
+      <w:r>
+        <w:rPr>
+          <w:b/>
+          <w:bCs/>
+        </w:rPr>
+        <w:t>Basic Syntax:</w:t>
+      </w:r>
+    </w:p>
+    <w:p>
+      <w:r>
+        <w:t>Python</w:t>
+      </w:r>
+    </w:p>
+    <w:p>
+      <w:r>
+        <w:t xml:space="preserve">name = </w:t>
+      </w:r>
+      <w:proofErr w:type="gramStart"/>
+      <w:r>
+        <w:t>input(</w:t>
+      </w:r>
+      <w:proofErr w:type="gramEnd"/>
+      <w:r>
+        <w:t>"Enter your name: ")</w:t>
+      </w:r>
+    </w:p>
+    <w:p>
+      <w:r>
+        <w:t>print(name)</w:t>
+      </w:r>
+    </w:p>
+    <w:p>
+      <w:pPr>
+        <w:rPr>
+          <w:b/>
+          <w:bCs/>
+        </w:rPr>
+      </w:pPr>
+      <w:r>
+        <w:rPr>
+          <w:b/>
+          <w:bCs/>
+        </w:rPr>
+        <w:lastRenderedPageBreak/>
+        <w:t>Prompt Message:</w:t>
+      </w:r>
+    </w:p>
+    <w:p>
+      <w:pPr>
+        <w:numPr>
+          <w:ilvl w:val="0"/>
+          <w:numId w:val="36"/>
+        </w:numPr>
+      </w:pPr>
+      <w:proofErr w:type="gramStart"/>
+      <w:r>
+        <w:t>input(</w:t>
+      </w:r>
+      <w:proofErr w:type="gramEnd"/>
+      <w:r>
+        <w:t xml:space="preserve">) function </w:t>
+      </w:r>
+      <w:proofErr w:type="spellStart"/>
+      <w:r>
+        <w:t>ke</w:t>
+      </w:r>
+      <w:proofErr w:type="spellEnd"/>
+      <w:r>
+        <w:t xml:space="preserve"> brackets </w:t>
+      </w:r>
+      <w:proofErr w:type="spellStart"/>
+      <w:r>
+        <w:t>ke</w:t>
+      </w:r>
+      <w:proofErr w:type="spellEnd"/>
+      <w:r>
+        <w:t xml:space="preserve"> </w:t>
+      </w:r>
+      <w:proofErr w:type="spellStart"/>
+      <w:r>
+        <w:t>andar</w:t>
+      </w:r>
+      <w:proofErr w:type="spellEnd"/>
+      <w:r>
+        <w:t xml:space="preserve"> jo string hum </w:t>
+      </w:r>
+      <w:proofErr w:type="spellStart"/>
+      <w:r>
+        <w:t>likhte</w:t>
+      </w:r>
+      <w:proofErr w:type="spellEnd"/>
+      <w:r>
+        <w:t xml:space="preserve"> hain (</w:t>
+      </w:r>
+      <w:proofErr w:type="spellStart"/>
+      <w:r>
+        <w:t>jaise</w:t>
+      </w:r>
+      <w:proofErr w:type="spellEnd"/>
+      <w:r>
+        <w:t xml:space="preserve"> "Enter your name: "), use </w:t>
+      </w:r>
+      <w:r>
+        <w:rPr>
+          <w:b/>
+          <w:bCs/>
+        </w:rPr>
+        <w:t>Prompt</w:t>
+      </w:r>
+      <w:r>
+        <w:t xml:space="preserve"> </w:t>
+      </w:r>
+      <w:proofErr w:type="spellStart"/>
+      <w:r>
+        <w:t>kehte</w:t>
+      </w:r>
+      <w:proofErr w:type="spellEnd"/>
+      <w:r>
+        <w:t xml:space="preserve"> hain.</w:t>
+      </w:r>
+    </w:p>
+    <w:p>
+      <w:pPr>
+        <w:numPr>
+          <w:ilvl w:val="0"/>
+          <w:numId w:val="36"/>
+        </w:numPr>
+      </w:pPr>
+      <w:r>
+        <w:t xml:space="preserve">Prompt message user ko yeh </w:t>
+      </w:r>
+      <w:proofErr w:type="spellStart"/>
+      <w:r>
+        <w:t>samjhata</w:t>
+      </w:r>
+      <w:proofErr w:type="spellEnd"/>
+      <w:r>
+        <w:t xml:space="preserve"> </w:t>
+      </w:r>
+      <w:proofErr w:type="spellStart"/>
+      <w:r>
+        <w:t>hai</w:t>
+      </w:r>
+      <w:proofErr w:type="spellEnd"/>
+      <w:r>
+        <w:t xml:space="preserve"> ki </w:t>
+      </w:r>
+      <w:proofErr w:type="spellStart"/>
+      <w:r>
+        <w:t>usko</w:t>
+      </w:r>
+      <w:proofErr w:type="spellEnd"/>
+      <w:r>
+        <w:t xml:space="preserve"> box </w:t>
+      </w:r>
+      <w:proofErr w:type="spellStart"/>
+      <w:r>
+        <w:t>mein</w:t>
+      </w:r>
+      <w:proofErr w:type="spellEnd"/>
+      <w:r>
+        <w:t xml:space="preserve"> </w:t>
+      </w:r>
+      <w:proofErr w:type="spellStart"/>
+      <w:r>
+        <w:rPr>
+          <w:b/>
+          <w:bCs/>
+        </w:rPr>
+        <w:t>kya</w:t>
+      </w:r>
+      <w:proofErr w:type="spellEnd"/>
+      <w:r>
+        <w:rPr>
+          <w:b/>
+          <w:bCs/>
+        </w:rPr>
+        <w:t xml:space="preserve"> type </w:t>
+      </w:r>
+      <w:proofErr w:type="spellStart"/>
+      <w:r>
+        <w:rPr>
+          <w:b/>
+          <w:bCs/>
+        </w:rPr>
+        <w:t>karna</w:t>
+      </w:r>
+      <w:proofErr w:type="spellEnd"/>
+      <w:r>
+        <w:rPr>
+          <w:b/>
+          <w:bCs/>
+        </w:rPr>
+        <w:t xml:space="preserve"> </w:t>
+      </w:r>
+      <w:proofErr w:type="spellStart"/>
+      <w:r>
+        <w:rPr>
+          <w:b/>
+          <w:bCs/>
+        </w:rPr>
+        <w:t>hai</w:t>
+      </w:r>
+      <w:proofErr w:type="spellEnd"/>
+      <w:r>
+        <w:t xml:space="preserve"> (Name, Age, Email, etc.).</w:t>
+      </w:r>
+    </w:p>
+    <w:p>
+      <w:pPr>
+        <w:rPr>
+          <w:b/>
+          <w:bCs/>
+        </w:rPr>
+      </w:pPr>
+      <w:r>
+        <w:rPr>
+          <w:b/>
+          <w:bCs/>
+        </w:rPr>
+        <w:t xml:space="preserve">3. MOST IMPORTANT PROPERTY OF </w:t>
+      </w:r>
+      <w:proofErr w:type="gramStart"/>
+      <w:r>
+        <w:rPr>
+          <w:b/>
+          <w:bCs/>
+        </w:rPr>
+        <w:t>input(</w:t>
+      </w:r>
+      <w:proofErr w:type="gramEnd"/>
+      <w:r>
+        <w:rPr>
+          <w:b/>
+          <w:bCs/>
+        </w:rPr>
+        <w:t xml:space="preserve">) FUNCTION </w:t>
+      </w:r>
+      <w:r>
+        <w:rPr>
+          <w:rFonts w:ascii="Segoe UI Emoji" w:hAnsi="Segoe UI Emoji" w:cs="Segoe UI Emoji"/>
+          <w:b/>
+          <w:bCs/>
+        </w:rPr>
+        <w:t>⭐</w:t>
+      </w:r>
+    </w:p>
+    <w:p>
+      <w:r>
+        <w:rPr>
+          <w:b/>
+          <w:bCs/>
+        </w:rPr>
+        <w:t xml:space="preserve">"In Python, the </w:t>
+      </w:r>
+      <w:proofErr w:type="gramStart"/>
+      <w:r>
+        <w:rPr>
+          <w:b/>
+          <w:bCs/>
+        </w:rPr>
+        <w:t>input(</w:t>
+      </w:r>
+      <w:proofErr w:type="gramEnd"/>
+      <w:r>
+        <w:rPr>
+          <w:b/>
+          <w:bCs/>
+        </w:rPr>
+        <w:t>) function ALWAYS returns the user input as a STRING (str) data type."</w:t>
+      </w:r>
+    </w:p>
+    <w:p>
+      <w:pPr>
+        <w:numPr>
+          <w:ilvl w:val="0"/>
+          <w:numId w:val="37"/>
+        </w:numPr>
+      </w:pPr>
+      <w:proofErr w:type="spellStart"/>
+      <w:r>
+        <w:t>chahe</w:t>
+      </w:r>
+      <w:proofErr w:type="spellEnd"/>
+      <w:r>
+        <w:t xml:space="preserve"> user number enter </w:t>
+      </w:r>
+      <w:proofErr w:type="spellStart"/>
+      <w:r>
+        <w:t>kare</w:t>
+      </w:r>
+      <w:proofErr w:type="spellEnd"/>
+      <w:r>
+        <w:t xml:space="preserve"> (56), </w:t>
+      </w:r>
+      <w:proofErr w:type="spellStart"/>
+      <w:r>
+        <w:t>boolean</w:t>
+      </w:r>
+      <w:proofErr w:type="spellEnd"/>
+      <w:r>
+        <w:t xml:space="preserve"> enter </w:t>
+      </w:r>
+      <w:proofErr w:type="spellStart"/>
+      <w:r>
+        <w:t>kare</w:t>
+      </w:r>
+      <w:proofErr w:type="spellEnd"/>
+      <w:r>
+        <w:t xml:space="preserve"> (True), </w:t>
+      </w:r>
+      <w:proofErr w:type="spellStart"/>
+      <w:r>
+        <w:t>ya</w:t>
+      </w:r>
+      <w:proofErr w:type="spellEnd"/>
+      <w:r>
+        <w:t xml:space="preserve"> text enter </w:t>
+      </w:r>
+      <w:proofErr w:type="spellStart"/>
+      <w:r>
+        <w:t>kare</w:t>
+      </w:r>
+      <w:proofErr w:type="spellEnd"/>
+      <w:r>
+        <w:t xml:space="preserve"> ("Hello"), Python us input ko </w:t>
+      </w:r>
+      <w:proofErr w:type="spellStart"/>
+      <w:r>
+        <w:t>hamesha</w:t>
+      </w:r>
+      <w:proofErr w:type="spellEnd"/>
+      <w:r>
+        <w:t xml:space="preserve"> </w:t>
+      </w:r>
+      <w:r>
+        <w:rPr>
+          <w:b/>
+          <w:bCs/>
+        </w:rPr>
+        <w:t>String</w:t>
+      </w:r>
+      <w:r>
+        <w:t xml:space="preserve"> ki </w:t>
+      </w:r>
+      <w:proofErr w:type="spellStart"/>
+      <w:r>
+        <w:t>tarah</w:t>
+      </w:r>
+      <w:proofErr w:type="spellEnd"/>
+      <w:r>
+        <w:t xml:space="preserve"> hi receive </w:t>
+      </w:r>
+      <w:proofErr w:type="spellStart"/>
+      <w:r>
+        <w:t>karega</w:t>
+      </w:r>
+      <w:proofErr w:type="spellEnd"/>
+      <w:r>
+        <w:t>.</w:t>
+      </w:r>
+    </w:p>
+    <w:p>
+      <w:pPr>
+        <w:rPr>
+          <w:b/>
+          <w:bCs/>
+        </w:rPr>
+      </w:pPr>
+      <w:r>
+        <w:rPr>
+          <w:b/>
+          <w:bCs/>
+        </w:rPr>
+        <w:t xml:space="preserve">Python ne </w:t>
+      </w:r>
+      <w:proofErr w:type="spellStart"/>
+      <w:r>
+        <w:rPr>
+          <w:b/>
+          <w:bCs/>
+        </w:rPr>
+        <w:t>ise</w:t>
+      </w:r>
+      <w:proofErr w:type="spellEnd"/>
+      <w:r>
+        <w:rPr>
+          <w:b/>
+          <w:bCs/>
+        </w:rPr>
+        <w:t xml:space="preserve"> Universal String kyun </w:t>
+      </w:r>
+      <w:proofErr w:type="spellStart"/>
+      <w:r>
+        <w:rPr>
+          <w:b/>
+          <w:bCs/>
+        </w:rPr>
+        <w:t>banaya</w:t>
+      </w:r>
+      <w:proofErr w:type="spellEnd"/>
+      <w:r>
+        <w:rPr>
+          <w:b/>
+          <w:bCs/>
+        </w:rPr>
+        <w:t>?</w:t>
+      </w:r>
+    </w:p>
+    <w:p>
+      <w:pPr>
+        <w:numPr>
+          <w:ilvl w:val="0"/>
+          <w:numId w:val="38"/>
+        </w:numPr>
+      </w:pPr>
+      <w:r>
+        <w:rPr>
+          <w:b/>
+          <w:bCs/>
+        </w:rPr>
+        <w:t>Reason:</w:t>
+      </w:r>
+      <w:r>
+        <w:t xml:space="preserve"> String ek universal format </w:t>
+      </w:r>
+      <w:proofErr w:type="spellStart"/>
+      <w:r>
+        <w:t>hai</w:t>
+      </w:r>
+      <w:proofErr w:type="spellEnd"/>
+      <w:r>
+        <w:t xml:space="preserve">. </w:t>
+      </w:r>
+      <w:proofErr w:type="spellStart"/>
+      <w:r>
+        <w:t>Aap</w:t>
+      </w:r>
+      <w:proofErr w:type="spellEnd"/>
+      <w:r>
+        <w:t xml:space="preserve"> </w:t>
+      </w:r>
+      <w:proofErr w:type="spellStart"/>
+      <w:r>
+        <w:t>kisi</w:t>
+      </w:r>
+      <w:proofErr w:type="spellEnd"/>
+      <w:r>
+        <w:t xml:space="preserve"> number (56) ko String ("56") </w:t>
+      </w:r>
+      <w:proofErr w:type="spellStart"/>
+      <w:r>
+        <w:t>ke</w:t>
+      </w:r>
+      <w:proofErr w:type="spellEnd"/>
+      <w:r>
+        <w:t xml:space="preserve"> </w:t>
+      </w:r>
+      <w:proofErr w:type="spellStart"/>
+      <w:r>
+        <w:t>andar</w:t>
+      </w:r>
+      <w:proofErr w:type="spellEnd"/>
+      <w:r>
+        <w:t xml:space="preserve"> store </w:t>
+      </w:r>
+      <w:proofErr w:type="spellStart"/>
+      <w:r>
+        <w:t>kar</w:t>
+      </w:r>
+      <w:proofErr w:type="spellEnd"/>
+      <w:r>
+        <w:t xml:space="preserve"> </w:t>
+      </w:r>
+      <w:proofErr w:type="spellStart"/>
+      <w:r>
+        <w:t>sakte</w:t>
+      </w:r>
+      <w:proofErr w:type="spellEnd"/>
+      <w:r>
+        <w:t xml:space="preserve"> </w:t>
+      </w:r>
+      <w:proofErr w:type="spellStart"/>
+      <w:r>
+        <w:t>ho</w:t>
+      </w:r>
+      <w:proofErr w:type="spellEnd"/>
+      <w:r>
+        <w:t xml:space="preserve">, </w:t>
+      </w:r>
+      <w:proofErr w:type="spellStart"/>
+      <w:r>
+        <w:t>lekin</w:t>
+      </w:r>
+      <w:proofErr w:type="spellEnd"/>
+      <w:r>
+        <w:t xml:space="preserve"> </w:t>
+      </w:r>
+      <w:proofErr w:type="spellStart"/>
+      <w:r>
+        <w:t>kisi</w:t>
+      </w:r>
+      <w:proofErr w:type="spellEnd"/>
+      <w:r>
+        <w:t xml:space="preserve"> text ("Kolkata") ko Integer </w:t>
+      </w:r>
+      <w:proofErr w:type="spellStart"/>
+      <w:r>
+        <w:t>ke</w:t>
+      </w:r>
+      <w:proofErr w:type="spellEnd"/>
+      <w:r>
+        <w:t xml:space="preserve"> </w:t>
+      </w:r>
+      <w:proofErr w:type="spellStart"/>
+      <w:r>
+        <w:t>andar</w:t>
+      </w:r>
+      <w:proofErr w:type="spellEnd"/>
+      <w:r>
+        <w:t xml:space="preserve"> store </w:t>
+      </w:r>
+      <w:proofErr w:type="spellStart"/>
+      <w:r>
+        <w:t>nahi</w:t>
+      </w:r>
+      <w:proofErr w:type="spellEnd"/>
+      <w:r>
+        <w:t xml:space="preserve"> </w:t>
+      </w:r>
+      <w:proofErr w:type="spellStart"/>
+      <w:r>
+        <w:t>kar</w:t>
+      </w:r>
+      <w:proofErr w:type="spellEnd"/>
+      <w:r>
+        <w:t xml:space="preserve"> </w:t>
+      </w:r>
+      <w:proofErr w:type="spellStart"/>
+      <w:r>
+        <w:t>sakte</w:t>
+      </w:r>
+      <w:proofErr w:type="spellEnd"/>
+      <w:r>
+        <w:t xml:space="preserve">. </w:t>
+      </w:r>
+      <w:proofErr w:type="spellStart"/>
+      <w:r>
+        <w:t>Isiliye</w:t>
+      </w:r>
+      <w:proofErr w:type="spellEnd"/>
+      <w:r>
+        <w:t xml:space="preserve"> safety </w:t>
+      </w:r>
+      <w:proofErr w:type="spellStart"/>
+      <w:r>
+        <w:t>ke</w:t>
+      </w:r>
+      <w:proofErr w:type="spellEnd"/>
+      <w:r>
+        <w:t xml:space="preserve"> </w:t>
+      </w:r>
+      <w:proofErr w:type="spellStart"/>
+      <w:r>
+        <w:t>liye</w:t>
+      </w:r>
+      <w:proofErr w:type="spellEnd"/>
+      <w:r>
+        <w:t xml:space="preserve"> Python </w:t>
+      </w:r>
+      <w:proofErr w:type="spellStart"/>
+      <w:r>
+        <w:t>har</w:t>
+      </w:r>
+      <w:proofErr w:type="spellEnd"/>
+      <w:r>
+        <w:t xml:space="preserve"> input ko string </w:t>
+      </w:r>
+      <w:proofErr w:type="spellStart"/>
+      <w:r>
+        <w:t>banata</w:t>
+      </w:r>
+      <w:proofErr w:type="spellEnd"/>
+      <w:r>
+        <w:t xml:space="preserve"> </w:t>
+      </w:r>
+      <w:proofErr w:type="spellStart"/>
+      <w:r>
+        <w:t>hai</w:t>
+      </w:r>
+      <w:proofErr w:type="spellEnd"/>
+      <w:r>
+        <w:t>.</w:t>
+      </w:r>
+    </w:p>
+    <w:p>
+      <w:pPr>
+        <w:rPr>
+          <w:b/>
+          <w:bCs/>
+        </w:rPr>
+      </w:pPr>
+      <w:r>
+        <w:rPr>
+          <w:b/>
+          <w:bCs/>
+        </w:rPr>
+        <w:t xml:space="preserve">4. The </w:t>
+      </w:r>
+      <w:proofErr w:type="gramStart"/>
+      <w:r>
+        <w:rPr>
+          <w:b/>
+          <w:bCs/>
+        </w:rPr>
+        <w:t>type(</w:t>
+      </w:r>
+      <w:proofErr w:type="gramEnd"/>
+      <w:r>
+        <w:rPr>
+          <w:b/>
+          <w:bCs/>
+        </w:rPr>
+        <w:t>) Function in Python</w:t>
+      </w:r>
+    </w:p>
+    <w:p>
+      <w:r>
+        <w:t xml:space="preserve">Agar </w:t>
+      </w:r>
+      <w:proofErr w:type="spellStart"/>
+      <w:r>
+        <w:t>aapko</w:t>
+      </w:r>
+      <w:proofErr w:type="spellEnd"/>
+      <w:r>
+        <w:t xml:space="preserve"> check </w:t>
+      </w:r>
+      <w:proofErr w:type="spellStart"/>
+      <w:r>
+        <w:t>karna</w:t>
+      </w:r>
+      <w:proofErr w:type="spellEnd"/>
+      <w:r>
+        <w:t xml:space="preserve"> </w:t>
+      </w:r>
+      <w:proofErr w:type="spellStart"/>
+      <w:r>
+        <w:t>ho</w:t>
+      </w:r>
+      <w:proofErr w:type="spellEnd"/>
+      <w:r>
+        <w:t xml:space="preserve"> ki </w:t>
+      </w:r>
+      <w:proofErr w:type="spellStart"/>
+      <w:r>
+        <w:t>kisi</w:t>
+      </w:r>
+      <w:proofErr w:type="spellEnd"/>
+      <w:r>
+        <w:t xml:space="preserve"> variable </w:t>
+      </w:r>
+      <w:proofErr w:type="spellStart"/>
+      <w:r>
+        <w:t>ya</w:t>
+      </w:r>
+      <w:proofErr w:type="spellEnd"/>
+      <w:r>
+        <w:t xml:space="preserve"> value ka </w:t>
+      </w:r>
+      <w:r>
+        <w:rPr>
+          <w:b/>
+          <w:bCs/>
+        </w:rPr>
+        <w:t xml:space="preserve">Data Type </w:t>
+      </w:r>
+      <w:proofErr w:type="spellStart"/>
+      <w:r>
+        <w:rPr>
+          <w:b/>
+          <w:bCs/>
+        </w:rPr>
+        <w:t>kya</w:t>
+      </w:r>
+      <w:proofErr w:type="spellEnd"/>
+      <w:r>
+        <w:rPr>
+          <w:b/>
+          <w:bCs/>
+        </w:rPr>
+        <w:t xml:space="preserve"> </w:t>
+      </w:r>
+      <w:proofErr w:type="spellStart"/>
+      <w:r>
+        <w:rPr>
+          <w:b/>
+          <w:bCs/>
+        </w:rPr>
+        <w:t>hai</w:t>
+      </w:r>
+      <w:proofErr w:type="spellEnd"/>
+      <w:r>
+        <w:t xml:space="preserve">, </w:t>
+      </w:r>
+      <w:proofErr w:type="spellStart"/>
+      <w:r>
+        <w:t>toh</w:t>
+      </w:r>
+      <w:proofErr w:type="spellEnd"/>
+      <w:r>
+        <w:t xml:space="preserve"> </w:t>
+      </w:r>
+      <w:proofErr w:type="spellStart"/>
+      <w:r>
+        <w:t>aap</w:t>
+      </w:r>
+      <w:proofErr w:type="spellEnd"/>
+      <w:r>
+        <w:t xml:space="preserve"> </w:t>
+      </w:r>
+      <w:proofErr w:type="gramStart"/>
+      <w:r>
+        <w:rPr>
+          <w:b/>
+          <w:bCs/>
+        </w:rPr>
+        <w:t>type(</w:t>
+      </w:r>
+      <w:proofErr w:type="gramEnd"/>
+      <w:r>
+        <w:rPr>
+          <w:b/>
+          <w:bCs/>
+        </w:rPr>
+        <w:t>)</w:t>
+      </w:r>
+      <w:r>
+        <w:t xml:space="preserve"> function ka </w:t>
+      </w:r>
+      <w:proofErr w:type="gramStart"/>
+      <w:r>
+        <w:t>use</w:t>
+      </w:r>
+      <w:proofErr w:type="gramEnd"/>
+      <w:r>
+        <w:t xml:space="preserve"> </w:t>
+      </w:r>
+      <w:proofErr w:type="spellStart"/>
+      <w:r>
+        <w:t>karte</w:t>
+      </w:r>
+      <w:proofErr w:type="spellEnd"/>
+      <w:r>
+        <w:t xml:space="preserve"> ho.</w:t>
+      </w:r>
+    </w:p>
+    <w:p>
+      <w:r>
+        <w:t>Python</w:t>
+      </w:r>
+    </w:p>
+    <w:p>
+      <w:r>
+        <w:t>print(</w:t>
+      </w:r>
+      <w:proofErr w:type="gramStart"/>
+      <w:r>
+        <w:t>type(</w:t>
+      </w:r>
+      <w:proofErr w:type="gramEnd"/>
+      <w:r>
+        <w:t>4</w:t>
+      </w:r>
+      <w:proofErr w:type="gramStart"/>
+      <w:r>
+        <w:t xml:space="preserve">))   </w:t>
+      </w:r>
+      <w:proofErr w:type="gramEnd"/>
+      <w:r>
+        <w:t xml:space="preserve">      # Output: &lt;class 'int'&gt;</w:t>
+      </w:r>
+    </w:p>
+    <w:p>
+      <w:r>
+        <w:t>print(</w:t>
+      </w:r>
+      <w:proofErr w:type="gramStart"/>
+      <w:r>
+        <w:t>type(</w:t>
+      </w:r>
+      <w:proofErr w:type="gramEnd"/>
+      <w:r>
+        <w:t>4.5</w:t>
+      </w:r>
+      <w:proofErr w:type="gramStart"/>
+      <w:r>
+        <w:t xml:space="preserve">))   </w:t>
+      </w:r>
+      <w:proofErr w:type="gramEnd"/>
+      <w:r>
+        <w:t xml:space="preserve">    # Output: &lt;class 'float'&gt;</w:t>
+      </w:r>
+    </w:p>
+    <w:p>
+      <w:r>
+        <w:t>print(type("Hello"</w:t>
+      </w:r>
+      <w:proofErr w:type="gramStart"/>
+      <w:r>
+        <w:t xml:space="preserve">))   </w:t>
+      </w:r>
+      <w:proofErr w:type="gramEnd"/>
+      <w:r>
+        <w:t># Output: &lt;class 'str'&gt;</w:t>
+      </w:r>
+    </w:p>
+    <w:p>
+      <w:r>
+        <w:t>print(</w:t>
+      </w:r>
+      <w:proofErr w:type="gramStart"/>
+      <w:r>
+        <w:t>type(</w:t>
+      </w:r>
+      <w:proofErr w:type="gramEnd"/>
+      <w:r>
+        <w:t>True</w:t>
+      </w:r>
+      <w:proofErr w:type="gramStart"/>
+      <w:r>
+        <w:t xml:space="preserve">))   </w:t>
+      </w:r>
+      <w:proofErr w:type="gramEnd"/>
+      <w:r>
+        <w:t xml:space="preserve">   # Output: &lt;class 'bool'&gt;</w:t>
+      </w:r>
+    </w:p>
+    <w:p>
+      <w:pPr>
+        <w:rPr>
+          <w:b/>
+          <w:bCs/>
+        </w:rPr>
+      </w:pPr>
+      <w:r>
+        <w:rPr>
+          <w:b/>
+          <w:bCs/>
+        </w:rPr>
+        <w:t>5. Common Trap: The Addition Problem</w:t>
+      </w:r>
+    </w:p>
+    <w:p>
+      <w:r>
+        <w:t xml:space="preserve">Agar </w:t>
+      </w:r>
+      <w:proofErr w:type="spellStart"/>
+      <w:r>
+        <w:t>aap</w:t>
+      </w:r>
+      <w:proofErr w:type="spellEnd"/>
+      <w:r>
+        <w:t xml:space="preserve"> user se 2 numbers input </w:t>
+      </w:r>
+      <w:proofErr w:type="spellStart"/>
+      <w:r>
+        <w:t>lekar</w:t>
+      </w:r>
+      <w:proofErr w:type="spellEnd"/>
+      <w:r>
+        <w:t xml:space="preserve"> </w:t>
+      </w:r>
+      <w:proofErr w:type="spellStart"/>
+      <w:r>
+        <w:t>unhe</w:t>
+      </w:r>
+      <w:proofErr w:type="spellEnd"/>
+      <w:r>
+        <w:t xml:space="preserve"> direct + operator se add </w:t>
+      </w:r>
+      <w:proofErr w:type="spellStart"/>
+      <w:r>
+        <w:t>karne</w:t>
+      </w:r>
+      <w:proofErr w:type="spellEnd"/>
+      <w:r>
+        <w:t xml:space="preserve"> ki </w:t>
+      </w:r>
+      <w:proofErr w:type="spellStart"/>
+      <w:r>
+        <w:t>koshish</w:t>
+      </w:r>
+      <w:proofErr w:type="spellEnd"/>
+      <w:r>
+        <w:t xml:space="preserve"> </w:t>
+      </w:r>
+      <w:proofErr w:type="spellStart"/>
+      <w:r>
+        <w:t>karoge</w:t>
+      </w:r>
+      <w:proofErr w:type="spellEnd"/>
+      <w:r>
+        <w:t xml:space="preserve">, </w:t>
+      </w:r>
+      <w:proofErr w:type="spellStart"/>
+      <w:r>
+        <w:t>toh</w:t>
+      </w:r>
+      <w:proofErr w:type="spellEnd"/>
+      <w:r>
+        <w:t xml:space="preserve"> </w:t>
+      </w:r>
+      <w:r>
+        <w:rPr>
+          <w:b/>
+          <w:bCs/>
+        </w:rPr>
+        <w:t xml:space="preserve">Mathematical Addition </w:t>
+      </w:r>
+      <w:proofErr w:type="spellStart"/>
+      <w:r>
+        <w:rPr>
+          <w:b/>
+          <w:bCs/>
+        </w:rPr>
+        <w:t>nahi</w:t>
+      </w:r>
+      <w:proofErr w:type="spellEnd"/>
+      <w:r>
+        <w:rPr>
+          <w:b/>
+          <w:bCs/>
+        </w:rPr>
+        <w:t xml:space="preserve"> </w:t>
+      </w:r>
+      <w:proofErr w:type="spellStart"/>
+      <w:r>
+        <w:rPr>
+          <w:b/>
+          <w:bCs/>
+        </w:rPr>
+        <w:t>hoga</w:t>
+      </w:r>
+      <w:proofErr w:type="spellEnd"/>
+      <w:r>
+        <w:rPr>
+          <w:b/>
+          <w:bCs/>
+        </w:rPr>
+        <w:t xml:space="preserve">, </w:t>
+      </w:r>
+      <w:proofErr w:type="spellStart"/>
+      <w:r>
+        <w:rPr>
+          <w:b/>
+          <w:bCs/>
+        </w:rPr>
+        <w:t>balki</w:t>
+      </w:r>
+      <w:proofErr w:type="spellEnd"/>
+      <w:r>
+        <w:rPr>
+          <w:b/>
+          <w:bCs/>
+        </w:rPr>
+        <w:t xml:space="preserve"> String Concatenation (</w:t>
+      </w:r>
+      <w:proofErr w:type="spellStart"/>
+      <w:r>
+        <w:rPr>
+          <w:b/>
+          <w:bCs/>
+        </w:rPr>
+        <w:t>Jodna</w:t>
+      </w:r>
+      <w:proofErr w:type="spellEnd"/>
+      <w:r>
+        <w:rPr>
+          <w:b/>
+          <w:bCs/>
+        </w:rPr>
+        <w:t xml:space="preserve">) </w:t>
+      </w:r>
+      <w:proofErr w:type="spellStart"/>
+      <w:r>
+        <w:rPr>
+          <w:b/>
+          <w:bCs/>
+        </w:rPr>
+        <w:t>ho</w:t>
+      </w:r>
+      <w:proofErr w:type="spellEnd"/>
+      <w:r>
+        <w:rPr>
+          <w:b/>
+          <w:bCs/>
+        </w:rPr>
+        <w:t xml:space="preserve"> </w:t>
+      </w:r>
+      <w:proofErr w:type="spellStart"/>
+      <w:r>
+        <w:rPr>
+          <w:b/>
+          <w:bCs/>
+        </w:rPr>
+        <w:t>jayega</w:t>
+      </w:r>
+      <w:proofErr w:type="spellEnd"/>
+      <w:r>
+        <w:rPr>
+          <w:b/>
+          <w:bCs/>
+        </w:rPr>
+        <w:t>!</w:t>
+      </w:r>
+    </w:p>
+    <w:p>
+      <w:pPr>
+        <w:rPr>
+          <w:b/>
+          <w:bCs/>
+        </w:rPr>
+      </w:pPr>
+      <w:r>
+        <w:rPr>
+          <w:b/>
+          <w:bCs/>
+        </w:rPr>
+        <w:t>Example Code:</w:t>
+      </w:r>
+    </w:p>
+    <w:p>
+      <w:r>
+        <w:t>Python</w:t>
+      </w:r>
+    </w:p>
+    <w:p>
+      <w:r>
+        <w:t xml:space="preserve">num1 = </w:t>
+      </w:r>
+      <w:proofErr w:type="gramStart"/>
+      <w:r>
+        <w:t>input(</w:t>
+      </w:r>
+      <w:proofErr w:type="gramEnd"/>
+      <w:r>
+        <w:t xml:space="preserve">"Enter first number: </w:t>
+      </w:r>
+      <w:proofErr w:type="gramStart"/>
+      <w:r>
+        <w:t xml:space="preserve">")   </w:t>
+      </w:r>
+      <w:proofErr w:type="gramEnd"/>
+      <w:r>
+        <w:t xml:space="preserve"># User ne diya: </w:t>
+      </w:r>
+      <w:proofErr w:type="gramStart"/>
+      <w:r>
+        <w:t>56  (</w:t>
+      </w:r>
+      <w:proofErr w:type="gramEnd"/>
+      <w:r>
+        <w:t xml:space="preserve">Python </w:t>
+      </w:r>
+      <w:proofErr w:type="spellStart"/>
+      <w:r>
+        <w:t>ise</w:t>
+      </w:r>
+      <w:proofErr w:type="spellEnd"/>
+      <w:r>
+        <w:t xml:space="preserve"> "56" string </w:t>
+      </w:r>
+      <w:proofErr w:type="spellStart"/>
+      <w:r>
+        <w:t>samjha</w:t>
+      </w:r>
+      <w:proofErr w:type="spellEnd"/>
+      <w:r>
+        <w:t>)</w:t>
+      </w:r>
+    </w:p>
+    <w:p>
+      <w:r>
+        <w:t xml:space="preserve">num2 = </w:t>
+      </w:r>
+      <w:proofErr w:type="gramStart"/>
+      <w:r>
+        <w:t>input(</w:t>
+      </w:r>
+      <w:proofErr w:type="gramEnd"/>
+      <w:r>
+        <w:t xml:space="preserve">"Enter second number: </w:t>
+      </w:r>
+      <w:proofErr w:type="gramStart"/>
+      <w:r>
+        <w:t>")  #</w:t>
+      </w:r>
+      <w:proofErr w:type="gramEnd"/>
+      <w:r>
+        <w:t xml:space="preserve"> User ne diya: </w:t>
+      </w:r>
+      <w:proofErr w:type="gramStart"/>
+      <w:r>
+        <w:t>76  (</w:t>
+      </w:r>
+      <w:proofErr w:type="gramEnd"/>
+      <w:r>
+        <w:t xml:space="preserve">Python </w:t>
+      </w:r>
+      <w:proofErr w:type="spellStart"/>
+      <w:r>
+        <w:t>ise</w:t>
+      </w:r>
+      <w:proofErr w:type="spellEnd"/>
+      <w:r>
+        <w:t xml:space="preserve"> "76" string </w:t>
+      </w:r>
+      <w:proofErr w:type="spellStart"/>
+      <w:r>
+        <w:t>samjha</w:t>
+      </w:r>
+      <w:proofErr w:type="spellEnd"/>
+      <w:r>
+        <w:t>)</w:t>
+      </w:r>
+    </w:p>
+    <w:p/>
+    <w:p>
+      <w:r>
+        <w:t>result = num1 + num2</w:t>
+      </w:r>
+    </w:p>
+    <w:p>
+      <w:r>
+        <w:t>print(result)</w:t>
+      </w:r>
+    </w:p>
+    <w:p>
+      <w:pPr>
+        <w:numPr>
+          <w:ilvl w:val="0"/>
+          <w:numId w:val="39"/>
+        </w:numPr>
+      </w:pPr>
+      <w:r>
+        <w:rPr>
+          <w:b/>
+          <w:bCs/>
+        </w:rPr>
+        <w:t>Expected Output:</w:t>
+      </w:r>
+      <w:r>
+        <w:t xml:space="preserve"> 132</w:t>
+      </w:r>
+    </w:p>
+    <w:p>
+      <w:pPr>
+        <w:numPr>
+          <w:ilvl w:val="0"/>
+          <w:numId w:val="39"/>
+        </w:numPr>
+      </w:pPr>
+      <w:r>
+        <w:rPr>
+          <w:b/>
+          <w:bCs/>
+        </w:rPr>
+        <w:t>Actual Output:</w:t>
+      </w:r>
+      <w:r>
+        <w:t xml:space="preserve"> 5676 </w:t>
+      </w:r>
+      <w:r>
+        <w:rPr>
+          <w:i/>
+          <w:iCs/>
+        </w:rPr>
+        <w:t>(</w:t>
+      </w:r>
+      <w:proofErr w:type="spellStart"/>
+      <w:r>
+        <w:rPr>
+          <w:i/>
+          <w:iCs/>
+        </w:rPr>
+        <w:t>Kyunki</w:t>
+      </w:r>
+      <w:proofErr w:type="spellEnd"/>
+      <w:r>
+        <w:rPr>
+          <w:i/>
+          <w:iCs/>
+        </w:rPr>
+        <w:t xml:space="preserve"> "56" + "76" = "5676" - String </w:t>
+      </w:r>
+      <w:proofErr w:type="spellStart"/>
+      <w:r>
+        <w:rPr>
+          <w:i/>
+          <w:iCs/>
+        </w:rPr>
+        <w:t>jud</w:t>
+      </w:r>
+      <w:proofErr w:type="spellEnd"/>
+      <w:r>
+        <w:rPr>
+          <w:i/>
+          <w:iCs/>
+        </w:rPr>
+        <w:t xml:space="preserve"> </w:t>
+      </w:r>
+      <w:proofErr w:type="spellStart"/>
+      <w:r>
+        <w:rPr>
+          <w:i/>
+          <w:iCs/>
+        </w:rPr>
+        <w:t>gaye</w:t>
+      </w:r>
+      <w:proofErr w:type="spellEnd"/>
+      <w:r>
+        <w:rPr>
+          <w:i/>
+          <w:iCs/>
+        </w:rPr>
+        <w:t>)</w:t>
+      </w:r>
+    </w:p>
+    <w:p>
+      <w:pPr>
+        <w:rPr>
+          <w:b/>
+          <w:bCs/>
+        </w:rPr>
+      </w:pPr>
+      <w:r>
+        <w:rPr>
+          <w:b/>
+          <w:bCs/>
+        </w:rPr>
+        <w:t>6. Solution preview</w:t>
+      </w:r>
+    </w:p>
+    <w:p>
+      <w:r>
+        <w:lastRenderedPageBreak/>
+        <w:t xml:space="preserve">Is problem ko solve </w:t>
+      </w:r>
+      <w:proofErr w:type="spellStart"/>
+      <w:r>
+        <w:t>karne</w:t>
+      </w:r>
+      <w:proofErr w:type="spellEnd"/>
+      <w:r>
+        <w:t xml:space="preserve"> </w:t>
+      </w:r>
+      <w:proofErr w:type="spellStart"/>
+      <w:r>
+        <w:t>ke</w:t>
+      </w:r>
+      <w:proofErr w:type="spellEnd"/>
+      <w:r>
+        <w:t xml:space="preserve"> </w:t>
+      </w:r>
+      <w:proofErr w:type="spellStart"/>
+      <w:r>
+        <w:t>liye</w:t>
+      </w:r>
+      <w:proofErr w:type="spellEnd"/>
+      <w:r>
+        <w:t xml:space="preserve"> </w:t>
+      </w:r>
+      <w:proofErr w:type="spellStart"/>
+      <w:r>
+        <w:t>hume</w:t>
+      </w:r>
+      <w:proofErr w:type="spellEnd"/>
+      <w:r>
+        <w:t xml:space="preserve"> String input ko Number (Integer/Float) </w:t>
+      </w:r>
+      <w:proofErr w:type="spellStart"/>
+      <w:r>
+        <w:t>mein</w:t>
+      </w:r>
+      <w:proofErr w:type="spellEnd"/>
+      <w:r>
+        <w:t xml:space="preserve"> convert </w:t>
+      </w:r>
+      <w:proofErr w:type="spellStart"/>
+      <w:r>
+        <w:t>karna</w:t>
+      </w:r>
+      <w:proofErr w:type="spellEnd"/>
+      <w:r>
+        <w:t xml:space="preserve"> </w:t>
+      </w:r>
+      <w:proofErr w:type="spellStart"/>
+      <w:r>
+        <w:t>padega</w:t>
+      </w:r>
+      <w:proofErr w:type="spellEnd"/>
+      <w:r>
+        <w:t xml:space="preserve">, </w:t>
+      </w:r>
+      <w:proofErr w:type="spellStart"/>
+      <w:r>
+        <w:t>jise</w:t>
+      </w:r>
+      <w:proofErr w:type="spellEnd"/>
+      <w:r>
+        <w:t xml:space="preserve"> </w:t>
+      </w:r>
+      <w:r>
+        <w:rPr>
+          <w:b/>
+          <w:bCs/>
+        </w:rPr>
+        <w:t>Type Conversion (Typecasting)</w:t>
+      </w:r>
+      <w:r>
+        <w:t xml:space="preserve"> </w:t>
+      </w:r>
+      <w:proofErr w:type="spellStart"/>
+      <w:r>
+        <w:t>kehte</w:t>
+      </w:r>
+      <w:proofErr w:type="spellEnd"/>
+      <w:r>
+        <w:t xml:space="preserve"> hain. (Ise hum </w:t>
+      </w:r>
+      <w:proofErr w:type="spellStart"/>
+      <w:r>
+        <w:t>agli</w:t>
+      </w:r>
+      <w:proofErr w:type="spellEnd"/>
+      <w:r>
+        <w:t xml:space="preserve"> video </w:t>
+      </w:r>
+      <w:proofErr w:type="spellStart"/>
+      <w:r>
+        <w:t>mein</w:t>
+      </w:r>
+      <w:proofErr w:type="spellEnd"/>
+      <w:r>
+        <w:t xml:space="preserve"> detail me </w:t>
+      </w:r>
+      <w:proofErr w:type="spellStart"/>
+      <w:r>
+        <w:t>padhenge</w:t>
+      </w:r>
+      <w:proofErr w:type="spellEnd"/>
+      <w:r>
+        <w:t>!).</w:t>
+      </w:r>
+    </w:p>
+    <w:p>
+      <w:pPr>
+        <w:rPr>
+          <w:b/>
+          <w:bCs/>
+        </w:rPr>
+      </w:pPr>
+      <w:r>
+        <w:rPr>
+          <w:rFonts w:ascii="Segoe UI Emoji" w:hAnsi="Segoe UI Emoji" w:cs="Segoe UI Emoji"/>
+          <w:b/>
+          <w:bCs/>
+        </w:rPr>
+        <w:t>💡</w:t>
+      </w:r>
+      <w:r>
+        <w:rPr>
+          <w:b/>
+          <w:bCs/>
+        </w:rPr>
+        <w:t xml:space="preserve"> Quick Summary Table for Notes:</w:t>
+      </w:r>
+    </w:p>
+    <w:tbl>
+      <w:tblPr>
+        <w:tblW w:w="0" w:type="auto"/>
+        <w:tblCellSpacing w:w="15" w:type="dxa"/>
+        <w:tblCellMar>
+          <w:top w:w="15" w:type="dxa"/>
+          <w:left w:w="15" w:type="dxa"/>
+          <w:bottom w:w="15" w:type="dxa"/>
+          <w:right w:w="15" w:type="dxa"/>
+        </w:tblCellMar>
+        <w:tblLook w:val="04A0" w:firstRow="1" w:lastRow="0" w:firstColumn="1" w:lastColumn="0" w:noHBand="0" w:noVBand="1"/>
+      </w:tblPr>
+      <w:tblGrid>
+        <w:gridCol w:w="2127"/>
+        <w:gridCol w:w="3951"/>
+        <w:gridCol w:w="2932"/>
+      </w:tblGrid>
+      <w:tr>
+        <w:trPr>
+          <w:tblHeader/>
+          <w:tblCellSpacing w:w="15" w:type="dxa"/>
+        </w:trPr>
+        <w:tc>
+          <w:tcPr>
+            <w:tcW w:w="0" w:type="auto"/>
+            <w:tcBorders>
+              <w:top w:val="single" w:sz="6" w:space="0" w:color="C4C7C5"/>
+              <w:left w:val="single" w:sz="6" w:space="0" w:color="C4C7C5"/>
+              <w:bottom w:val="single" w:sz="6" w:space="0" w:color="C4C7C5"/>
+              <w:right w:val="single" w:sz="6" w:space="0" w:color="C4C7C5"/>
+            </w:tcBorders>
+            <w:tcMar>
+              <w:top w:w="120" w:type="dxa"/>
+              <w:left w:w="180" w:type="dxa"/>
+              <w:bottom w:w="120" w:type="dxa"/>
+              <w:right w:w="180" w:type="dxa"/>
+            </w:tcMar>
+            <w:vAlign w:val="center"/>
+            <w:hideMark/>
+          </w:tcPr>
+          <w:p>
+            <w:r>
+              <w:rPr>
+                <w:b/>
+                <w:bCs/>
+              </w:rPr>
+              <w:t>Concept</w:t>
+            </w:r>
+          </w:p>
+        </w:tc>
+        <w:tc>
+          <w:tcPr>
+            <w:tcW w:w="0" w:type="auto"/>
+            <w:tcBorders>
+              <w:top w:val="single" w:sz="6" w:space="0" w:color="C4C7C5"/>
+              <w:left w:val="single" w:sz="6" w:space="0" w:color="C4C7C5"/>
+              <w:bottom w:val="single" w:sz="6" w:space="0" w:color="C4C7C5"/>
+              <w:right w:val="single" w:sz="6" w:space="0" w:color="C4C7C5"/>
+            </w:tcBorders>
+            <w:tcMar>
+              <w:top w:w="120" w:type="dxa"/>
+              <w:left w:w="180" w:type="dxa"/>
+              <w:bottom w:w="120" w:type="dxa"/>
+              <w:right w:w="180" w:type="dxa"/>
+            </w:tcMar>
+            <w:vAlign w:val="center"/>
+            <w:hideMark/>
+          </w:tcPr>
+          <w:p>
+            <w:r>
+              <w:rPr>
+                <w:b/>
+                <w:bCs/>
+              </w:rPr>
+              <w:t>Explanation</w:t>
+            </w:r>
+          </w:p>
+        </w:tc>
+        <w:tc>
+          <w:tcPr>
+            <w:tcW w:w="0" w:type="auto"/>
+            <w:tcBorders>
+              <w:top w:val="single" w:sz="6" w:space="0" w:color="C4C7C5"/>
+              <w:left w:val="single" w:sz="6" w:space="0" w:color="C4C7C5"/>
+              <w:bottom w:val="single" w:sz="6" w:space="0" w:color="C4C7C5"/>
+              <w:right w:val="single" w:sz="6" w:space="0" w:color="C4C7C5"/>
+            </w:tcBorders>
+            <w:tcMar>
+              <w:top w:w="120" w:type="dxa"/>
+              <w:left w:w="180" w:type="dxa"/>
+              <w:bottom w:w="120" w:type="dxa"/>
+              <w:right w:w="180" w:type="dxa"/>
+            </w:tcMar>
+            <w:vAlign w:val="center"/>
+            <w:hideMark/>
+          </w:tcPr>
+          <w:p>
+            <w:r>
+              <w:rPr>
+                <w:b/>
+                <w:bCs/>
+              </w:rPr>
+              <w:t>Example</w:t>
+            </w:r>
+          </w:p>
+        </w:tc>
+      </w:tr>
+      <w:tr>
+        <w:trPr>
+          <w:tblCellSpacing w:w="15" w:type="dxa"/>
+        </w:trPr>
+        <w:tc>
+          <w:tcPr>
+            <w:tcW w:w="0" w:type="auto"/>
+            <w:tcBorders>
+              <w:top w:val="single" w:sz="6" w:space="0" w:color="C4C7C5"/>
+              <w:left w:val="single" w:sz="6" w:space="0" w:color="C4C7C5"/>
+              <w:bottom w:val="single" w:sz="6" w:space="0" w:color="C4C7C5"/>
+              <w:right w:val="single" w:sz="6" w:space="0" w:color="C4C7C5"/>
+            </w:tcBorders>
+            <w:tcMar>
+              <w:top w:w="120" w:type="dxa"/>
+              <w:left w:w="180" w:type="dxa"/>
+              <w:bottom w:w="120" w:type="dxa"/>
+              <w:right w:w="180" w:type="dxa"/>
+            </w:tcMar>
+            <w:vAlign w:val="center"/>
+            <w:hideMark/>
+          </w:tcPr>
+          <w:p>
+            <w:proofErr w:type="gramStart"/>
+            <w:r>
+              <w:rPr>
+                <w:b/>
+                <w:bCs/>
+              </w:rPr>
+              <w:t>input(</w:t>
+            </w:r>
+            <w:proofErr w:type="gramEnd"/>
+            <w:r>
+              <w:rPr>
+                <w:b/>
+                <w:bCs/>
+              </w:rPr>
+              <w:t>) Function</w:t>
+            </w:r>
+          </w:p>
+        </w:tc>
+        <w:tc>
+          <w:tcPr>
+            <w:tcW w:w="0" w:type="auto"/>
+            <w:tcBorders>
+              <w:top w:val="single" w:sz="6" w:space="0" w:color="C4C7C5"/>
+              <w:left w:val="single" w:sz="6" w:space="0" w:color="C4C7C5"/>
+              <w:bottom w:val="single" w:sz="6" w:space="0" w:color="C4C7C5"/>
+              <w:right w:val="single" w:sz="6" w:space="0" w:color="C4C7C5"/>
+            </w:tcBorders>
+            <w:tcMar>
+              <w:top w:w="120" w:type="dxa"/>
+              <w:left w:w="180" w:type="dxa"/>
+              <w:bottom w:w="120" w:type="dxa"/>
+              <w:right w:w="180" w:type="dxa"/>
+            </w:tcMar>
+            <w:vAlign w:val="center"/>
+            <w:hideMark/>
+          </w:tcPr>
+          <w:p>
+            <w:r>
+              <w:t xml:space="preserve">User se input </w:t>
+            </w:r>
+            <w:proofErr w:type="spellStart"/>
+            <w:r>
+              <w:t>lene</w:t>
+            </w:r>
+            <w:proofErr w:type="spellEnd"/>
+            <w:r>
+              <w:t xml:space="preserve"> </w:t>
+            </w:r>
+            <w:proofErr w:type="spellStart"/>
+            <w:r>
+              <w:t>ke</w:t>
+            </w:r>
+            <w:proofErr w:type="spellEnd"/>
+            <w:r>
+              <w:t xml:space="preserve"> </w:t>
+            </w:r>
+            <w:proofErr w:type="spellStart"/>
+            <w:r>
+              <w:t>liye</w:t>
+            </w:r>
+            <w:proofErr w:type="spellEnd"/>
+            <w:r>
+              <w:t xml:space="preserve"> use </w:t>
+            </w:r>
+            <w:proofErr w:type="spellStart"/>
+            <w:r>
+              <w:t>hota</w:t>
+            </w:r>
+            <w:proofErr w:type="spellEnd"/>
+            <w:r>
+              <w:t xml:space="preserve"> </w:t>
+            </w:r>
+            <w:proofErr w:type="spellStart"/>
+            <w:r>
+              <w:t>hai</w:t>
+            </w:r>
+            <w:proofErr w:type="spellEnd"/>
+            <w:r>
+              <w:t>.</w:t>
+            </w:r>
+          </w:p>
+        </w:tc>
+        <w:tc>
+          <w:tcPr>
+            <w:tcW w:w="0" w:type="auto"/>
+            <w:tcBorders>
+              <w:top w:val="single" w:sz="6" w:space="0" w:color="C4C7C5"/>
+              <w:left w:val="single" w:sz="6" w:space="0" w:color="C4C7C5"/>
+              <w:bottom w:val="single" w:sz="6" w:space="0" w:color="C4C7C5"/>
+              <w:right w:val="single" w:sz="6" w:space="0" w:color="C4C7C5"/>
+            </w:tcBorders>
+            <w:tcMar>
+              <w:top w:w="120" w:type="dxa"/>
+              <w:left w:w="180" w:type="dxa"/>
+              <w:bottom w:w="120" w:type="dxa"/>
+              <w:right w:w="180" w:type="dxa"/>
+            </w:tcMar>
+            <w:vAlign w:val="center"/>
+            <w:hideMark/>
+          </w:tcPr>
+          <w:p>
+            <w:proofErr w:type="spellStart"/>
+            <w:r>
+              <w:t>num</w:t>
+            </w:r>
+            <w:proofErr w:type="spellEnd"/>
+            <w:r>
+              <w:t xml:space="preserve"> = </w:t>
+            </w:r>
+            <w:proofErr w:type="gramStart"/>
+            <w:r>
+              <w:t>input(</w:t>
+            </w:r>
+            <w:proofErr w:type="gramEnd"/>
+            <w:r>
+              <w:t>"Enter number: ")</w:t>
+            </w:r>
+          </w:p>
+        </w:tc>
+      </w:tr>
+      <w:tr>
+        <w:trPr>
+          <w:tblCellSpacing w:w="15" w:type="dxa"/>
+        </w:trPr>
+        <w:tc>
+          <w:tcPr>
+            <w:tcW w:w="0" w:type="auto"/>
+            <w:tcBorders>
+              <w:top w:val="single" w:sz="6" w:space="0" w:color="C4C7C5"/>
+              <w:left w:val="single" w:sz="6" w:space="0" w:color="C4C7C5"/>
+              <w:bottom w:val="single" w:sz="6" w:space="0" w:color="C4C7C5"/>
+              <w:right w:val="single" w:sz="6" w:space="0" w:color="C4C7C5"/>
+            </w:tcBorders>
+            <w:tcMar>
+              <w:top w:w="120" w:type="dxa"/>
+              <w:left w:w="180" w:type="dxa"/>
+              <w:bottom w:w="120" w:type="dxa"/>
+              <w:right w:w="180" w:type="dxa"/>
+            </w:tcMar>
+            <w:vAlign w:val="center"/>
+            <w:hideMark/>
+          </w:tcPr>
+          <w:p>
+            <w:r>
+              <w:rPr>
+                <w:b/>
+                <w:bCs/>
+              </w:rPr>
+              <w:t>Default Return Type</w:t>
+            </w:r>
+          </w:p>
+        </w:tc>
+        <w:tc>
+          <w:tcPr>
+            <w:tcW w:w="0" w:type="auto"/>
+            <w:tcBorders>
+              <w:top w:val="single" w:sz="6" w:space="0" w:color="C4C7C5"/>
+              <w:left w:val="single" w:sz="6" w:space="0" w:color="C4C7C5"/>
+              <w:bottom w:val="single" w:sz="6" w:space="0" w:color="C4C7C5"/>
+              <w:right w:val="single" w:sz="6" w:space="0" w:color="C4C7C5"/>
+            </w:tcBorders>
+            <w:tcMar>
+              <w:top w:w="120" w:type="dxa"/>
+              <w:left w:w="180" w:type="dxa"/>
+              <w:bottom w:w="120" w:type="dxa"/>
+              <w:right w:w="180" w:type="dxa"/>
+            </w:tcMar>
+            <w:vAlign w:val="center"/>
+            <w:hideMark/>
+          </w:tcPr>
+          <w:p>
+            <w:r>
+              <w:t xml:space="preserve">Hamesha </w:t>
+            </w:r>
+            <w:r>
+              <w:rPr>
+                <w:b/>
+                <w:bCs/>
+              </w:rPr>
+              <w:t>String (str)</w:t>
+            </w:r>
+            <w:r>
+              <w:t xml:space="preserve"> </w:t>
+            </w:r>
+            <w:proofErr w:type="spellStart"/>
+            <w:r>
+              <w:t>hota</w:t>
+            </w:r>
+            <w:proofErr w:type="spellEnd"/>
+            <w:r>
+              <w:t xml:space="preserve"> </w:t>
+            </w:r>
+            <w:proofErr w:type="spellStart"/>
+            <w:r>
+              <w:t>hai</w:t>
+            </w:r>
+            <w:proofErr w:type="spellEnd"/>
+            <w:r>
+              <w:t>.</w:t>
+            </w:r>
+          </w:p>
+        </w:tc>
+        <w:tc>
+          <w:tcPr>
+            <w:tcW w:w="0" w:type="auto"/>
+            <w:tcBorders>
+              <w:top w:val="single" w:sz="6" w:space="0" w:color="C4C7C5"/>
+              <w:left w:val="single" w:sz="6" w:space="0" w:color="C4C7C5"/>
+              <w:bottom w:val="single" w:sz="6" w:space="0" w:color="C4C7C5"/>
+              <w:right w:val="single" w:sz="6" w:space="0" w:color="C4C7C5"/>
+            </w:tcBorders>
+            <w:tcMar>
+              <w:top w:w="120" w:type="dxa"/>
+              <w:left w:w="180" w:type="dxa"/>
+              <w:bottom w:w="120" w:type="dxa"/>
+              <w:right w:w="180" w:type="dxa"/>
+            </w:tcMar>
+            <w:vAlign w:val="center"/>
+            <w:hideMark/>
+          </w:tcPr>
+          <w:p>
+            <w:r>
+              <w:t xml:space="preserve">Input 56 → Python store </w:t>
+            </w:r>
+            <w:proofErr w:type="spellStart"/>
+            <w:r>
+              <w:t>karega</w:t>
+            </w:r>
+            <w:proofErr w:type="spellEnd"/>
+            <w:r>
+              <w:t xml:space="preserve"> "56"</w:t>
+            </w:r>
+          </w:p>
+        </w:tc>
+      </w:tr>
+      <w:tr>
+        <w:trPr>
+          <w:tblCellSpacing w:w="15" w:type="dxa"/>
+        </w:trPr>
+        <w:tc>
+          <w:tcPr>
+            <w:tcW w:w="0" w:type="auto"/>
+            <w:tcBorders>
+              <w:top w:val="single" w:sz="6" w:space="0" w:color="C4C7C5"/>
+              <w:left w:val="single" w:sz="6" w:space="0" w:color="C4C7C5"/>
+              <w:bottom w:val="single" w:sz="6" w:space="0" w:color="C4C7C5"/>
+              <w:right w:val="single" w:sz="6" w:space="0" w:color="C4C7C5"/>
+            </w:tcBorders>
+            <w:tcMar>
+              <w:top w:w="120" w:type="dxa"/>
+              <w:left w:w="180" w:type="dxa"/>
+              <w:bottom w:w="120" w:type="dxa"/>
+              <w:right w:w="180" w:type="dxa"/>
+            </w:tcMar>
+            <w:vAlign w:val="center"/>
+            <w:hideMark/>
+          </w:tcPr>
+          <w:p>
+            <w:proofErr w:type="gramStart"/>
+            <w:r>
+              <w:rPr>
+                <w:b/>
+                <w:bCs/>
+              </w:rPr>
+              <w:t>type(</w:t>
+            </w:r>
+            <w:proofErr w:type="gramEnd"/>
+            <w:r>
+              <w:rPr>
+                <w:b/>
+                <w:bCs/>
+              </w:rPr>
+              <w:t>) Function</w:t>
+            </w:r>
+          </w:p>
+        </w:tc>
+        <w:tc>
+          <w:tcPr>
+            <w:tcW w:w="0" w:type="auto"/>
+            <w:tcBorders>
+              <w:top w:val="single" w:sz="6" w:space="0" w:color="C4C7C5"/>
+              <w:left w:val="single" w:sz="6" w:space="0" w:color="C4C7C5"/>
+              <w:bottom w:val="single" w:sz="6" w:space="0" w:color="C4C7C5"/>
+              <w:right w:val="single" w:sz="6" w:space="0" w:color="C4C7C5"/>
+            </w:tcBorders>
+            <w:tcMar>
+              <w:top w:w="120" w:type="dxa"/>
+              <w:left w:w="180" w:type="dxa"/>
+              <w:bottom w:w="120" w:type="dxa"/>
+              <w:right w:w="180" w:type="dxa"/>
+            </w:tcMar>
+            <w:vAlign w:val="center"/>
+            <w:hideMark/>
+          </w:tcPr>
+          <w:p>
+            <w:r>
+              <w:t xml:space="preserve">Variable </w:t>
+            </w:r>
+            <w:proofErr w:type="spellStart"/>
+            <w:r>
+              <w:t>ya</w:t>
+            </w:r>
+            <w:proofErr w:type="spellEnd"/>
+            <w:r>
+              <w:t xml:space="preserve"> value ka data type check </w:t>
+            </w:r>
+            <w:proofErr w:type="spellStart"/>
+            <w:r>
+              <w:t>karne</w:t>
+            </w:r>
+            <w:proofErr w:type="spellEnd"/>
+            <w:r>
+              <w:t xml:space="preserve"> </w:t>
+            </w:r>
+            <w:proofErr w:type="spellStart"/>
+            <w:r>
+              <w:t>ke</w:t>
+            </w:r>
+            <w:proofErr w:type="spellEnd"/>
+            <w:r>
+              <w:t xml:space="preserve"> </w:t>
+            </w:r>
+            <w:proofErr w:type="spellStart"/>
+            <w:r>
+              <w:t>liye</w:t>
+            </w:r>
+            <w:proofErr w:type="spellEnd"/>
+            <w:r>
+              <w:t>.</w:t>
+            </w:r>
+          </w:p>
+        </w:tc>
+        <w:tc>
+          <w:tcPr>
+            <w:tcW w:w="0" w:type="auto"/>
+            <w:tcBorders>
+              <w:top w:val="single" w:sz="6" w:space="0" w:color="C4C7C5"/>
+              <w:left w:val="single" w:sz="6" w:space="0" w:color="C4C7C5"/>
+              <w:bottom w:val="single" w:sz="6" w:space="0" w:color="C4C7C5"/>
+              <w:right w:val="single" w:sz="6" w:space="0" w:color="C4C7C5"/>
+            </w:tcBorders>
+            <w:tcMar>
+              <w:top w:w="120" w:type="dxa"/>
+              <w:left w:w="180" w:type="dxa"/>
+              <w:bottom w:w="120" w:type="dxa"/>
+              <w:right w:w="180" w:type="dxa"/>
+            </w:tcMar>
+            <w:vAlign w:val="center"/>
+            <w:hideMark/>
+          </w:tcPr>
+          <w:p>
+            <w:r>
+              <w:t>type("Hello") → &lt;class 'str'&gt;</w:t>
+            </w:r>
+          </w:p>
+        </w:tc>
+      </w:tr>
+      <w:tr>
+        <w:trPr>
+          <w:tblCellSpacing w:w="15" w:type="dxa"/>
+        </w:trPr>
+        <w:tc>
+          <w:tcPr>
+            <w:tcW w:w="0" w:type="auto"/>
+            <w:tcBorders>
+              <w:top w:val="single" w:sz="6" w:space="0" w:color="C4C7C5"/>
+              <w:left w:val="single" w:sz="6" w:space="0" w:color="C4C7C5"/>
+              <w:bottom w:val="single" w:sz="6" w:space="0" w:color="C4C7C5"/>
+              <w:right w:val="single" w:sz="6" w:space="0" w:color="C4C7C5"/>
+            </w:tcBorders>
+            <w:tcMar>
+              <w:top w:w="120" w:type="dxa"/>
+              <w:left w:w="180" w:type="dxa"/>
+              <w:bottom w:w="120" w:type="dxa"/>
+              <w:right w:w="180" w:type="dxa"/>
+            </w:tcMar>
+            <w:vAlign w:val="center"/>
+            <w:hideMark/>
+          </w:tcPr>
+          <w:p>
+            <w:r>
+              <w:rPr>
+                <w:b/>
+                <w:bCs/>
+              </w:rPr>
+              <w:t>String Concatenation</w:t>
+            </w:r>
+          </w:p>
+        </w:tc>
+        <w:tc>
+          <w:tcPr>
+            <w:tcW w:w="0" w:type="auto"/>
+            <w:tcBorders>
+              <w:top w:val="single" w:sz="6" w:space="0" w:color="C4C7C5"/>
+              <w:left w:val="single" w:sz="6" w:space="0" w:color="C4C7C5"/>
+              <w:bottom w:val="single" w:sz="6" w:space="0" w:color="C4C7C5"/>
+              <w:right w:val="single" w:sz="6" w:space="0" w:color="C4C7C5"/>
+            </w:tcBorders>
+            <w:tcMar>
+              <w:top w:w="120" w:type="dxa"/>
+              <w:left w:w="180" w:type="dxa"/>
+              <w:bottom w:w="120" w:type="dxa"/>
+              <w:right w:w="180" w:type="dxa"/>
+            </w:tcMar>
+            <w:vAlign w:val="center"/>
+            <w:hideMark/>
+          </w:tcPr>
+          <w:p>
+            <w:r>
+              <w:t xml:space="preserve">Strings par + </w:t>
+            </w:r>
+            <w:proofErr w:type="spellStart"/>
+            <w:r>
+              <w:t>lagane</w:t>
+            </w:r>
+            <w:proofErr w:type="spellEnd"/>
+            <w:r>
+              <w:t xml:space="preserve"> se wo </w:t>
+            </w:r>
+            <w:proofErr w:type="spellStart"/>
+            <w:r>
+              <w:t>jud</w:t>
+            </w:r>
+            <w:proofErr w:type="spellEnd"/>
+            <w:r>
+              <w:t xml:space="preserve"> </w:t>
+            </w:r>
+            <w:proofErr w:type="spellStart"/>
+            <w:r>
+              <w:t>jaate</w:t>
+            </w:r>
+            <w:proofErr w:type="spellEnd"/>
+            <w:r>
+              <w:t xml:space="preserve"> hain, add </w:t>
+            </w:r>
+            <w:proofErr w:type="spellStart"/>
+            <w:r>
+              <w:t>nahi</w:t>
+            </w:r>
+            <w:proofErr w:type="spellEnd"/>
+            <w:r>
+              <w:t xml:space="preserve"> </w:t>
+            </w:r>
+            <w:proofErr w:type="spellStart"/>
+            <w:r>
+              <w:t>hote</w:t>
+            </w:r>
+            <w:proofErr w:type="spellEnd"/>
+            <w:r>
+              <w:t>.</w:t>
+            </w:r>
+          </w:p>
+        </w:tc>
+        <w:tc>
+          <w:tcPr>
+            <w:tcW w:w="0" w:type="auto"/>
+            <w:tcBorders>
+              <w:top w:val="single" w:sz="6" w:space="0" w:color="C4C7C5"/>
+              <w:left w:val="single" w:sz="6" w:space="0" w:color="C4C7C5"/>
+              <w:bottom w:val="single" w:sz="6" w:space="0" w:color="C4C7C5"/>
+              <w:right w:val="single" w:sz="6" w:space="0" w:color="C4C7C5"/>
+            </w:tcBorders>
+            <w:tcMar>
+              <w:top w:w="120" w:type="dxa"/>
+              <w:left w:w="180" w:type="dxa"/>
+              <w:bottom w:w="120" w:type="dxa"/>
+              <w:right w:w="180" w:type="dxa"/>
+            </w:tcMar>
+            <w:vAlign w:val="center"/>
+            <w:hideMark/>
+          </w:tcPr>
+          <w:p>
+            <w:r>
+              <w:t>"56" + "76" = "5676"</w:t>
+            </w:r>
+          </w:p>
+        </w:tc>
+      </w:tr>
+    </w:tbl>
+    <w:p/>
+    <w:p/>
+    <w:p>
+      <w:pPr>
+        <w:rPr>
+          <w:b/>
+          <w:bCs/>
+          <w:color w:val="EE0000"/>
+          <w:sz w:val="28"/>
+          <w:szCs w:val="28"/>
+        </w:rPr>
+      </w:pPr>
+      <w:r>
+        <w:rPr>
+          <w:rFonts w:ascii="Segoe UI Emoji" w:hAnsi="Segoe UI Emoji" w:cs="Segoe UI Emoji"/>
+          <w:b/>
+          <w:bCs/>
+          <w:color w:val="EE0000"/>
+          <w:sz w:val="28"/>
+          <w:szCs w:val="28"/>
+        </w:rPr>
+        <w:t>📌</w:t>
+      </w:r>
+      <w:r>
+        <w:rPr>
+          <w:b/>
+          <w:bCs/>
+          <w:color w:val="EE0000"/>
+          <w:sz w:val="28"/>
+          <w:szCs w:val="28"/>
+        </w:rPr>
+        <w:t xml:space="preserve"> NOTES: Type Conversion in Python</w:t>
+      </w:r>
+    </w:p>
+    <w:p>
+      <w:pPr>
+        <w:rPr>
+          <w:b/>
+          <w:bCs/>
+        </w:rPr>
+      </w:pPr>
+      <w:r>
+        <w:rPr>
+          <w:b/>
+          <w:bCs/>
+        </w:rPr>
+        <w:t>1. What is Type Conversion? (Typecasting)</w:t>
+      </w:r>
+    </w:p>
+    <w:p>
+      <w:pPr>
+        <w:numPr>
+          <w:ilvl w:val="0"/>
+          <w:numId w:val="40"/>
+        </w:numPr>
+      </w:pPr>
+      <w:r>
+        <w:rPr>
+          <w:b/>
+          <w:bCs/>
+        </w:rPr>
+        <w:t>Type Conversion</w:t>
+      </w:r>
+      <w:r>
+        <w:t xml:space="preserve"> ek </w:t>
+      </w:r>
+      <w:proofErr w:type="spellStart"/>
+      <w:r>
+        <w:t>aisa</w:t>
+      </w:r>
+      <w:proofErr w:type="spellEnd"/>
+      <w:r>
+        <w:t xml:space="preserve"> process </w:t>
+      </w:r>
+      <w:proofErr w:type="spellStart"/>
+      <w:r>
+        <w:t>hai</w:t>
+      </w:r>
+      <w:proofErr w:type="spellEnd"/>
+      <w:r>
+        <w:t xml:space="preserve"> </w:t>
+      </w:r>
+      <w:proofErr w:type="spellStart"/>
+      <w:r>
+        <w:t>jisme</w:t>
+      </w:r>
+      <w:proofErr w:type="spellEnd"/>
+      <w:r>
+        <w:t xml:space="preserve"> hum ek data type ki value ko </w:t>
+      </w:r>
+      <w:proofErr w:type="spellStart"/>
+      <w:r>
+        <w:rPr>
+          <w:b/>
+          <w:bCs/>
+        </w:rPr>
+        <w:t>dusre</w:t>
+      </w:r>
+      <w:proofErr w:type="spellEnd"/>
+      <w:r>
+        <w:rPr>
+          <w:b/>
+          <w:bCs/>
+        </w:rPr>
+        <w:t xml:space="preserve"> data type </w:t>
+      </w:r>
+      <w:proofErr w:type="spellStart"/>
+      <w:r>
+        <w:rPr>
+          <w:b/>
+          <w:bCs/>
+        </w:rPr>
+        <w:t>mein</w:t>
+      </w:r>
+      <w:proofErr w:type="spellEnd"/>
+      <w:r>
+        <w:rPr>
+          <w:b/>
+          <w:bCs/>
+        </w:rPr>
+        <w:t xml:space="preserve"> convert (change)</w:t>
+      </w:r>
+      <w:r>
+        <w:t xml:space="preserve"> </w:t>
+      </w:r>
+      <w:proofErr w:type="spellStart"/>
+      <w:r>
+        <w:t>karte</w:t>
+      </w:r>
+      <w:proofErr w:type="spellEnd"/>
+      <w:r>
+        <w:t xml:space="preserve"> hain (</w:t>
+      </w:r>
+      <w:proofErr w:type="spellStart"/>
+      <w:r>
+        <w:t>jaise</w:t>
+      </w:r>
+      <w:proofErr w:type="spellEnd"/>
+      <w:r>
+        <w:t xml:space="preserve"> String ko Integer </w:t>
+      </w:r>
+      <w:proofErr w:type="spellStart"/>
+      <w:r>
+        <w:t>mein</w:t>
+      </w:r>
+      <w:proofErr w:type="spellEnd"/>
+      <w:r>
+        <w:t xml:space="preserve"> </w:t>
+      </w:r>
+      <w:proofErr w:type="spellStart"/>
+      <w:r>
+        <w:t>ya</w:t>
+      </w:r>
+      <w:proofErr w:type="spellEnd"/>
+      <w:r>
+        <w:t xml:space="preserve"> Integer ko Float </w:t>
+      </w:r>
+      <w:proofErr w:type="spellStart"/>
+      <w:r>
+        <w:t>mein</w:t>
+      </w:r>
+      <w:proofErr w:type="spellEnd"/>
+      <w:r>
+        <w:t>).</w:t>
+      </w:r>
+    </w:p>
+    <w:p>
+      <w:pPr>
+        <w:numPr>
+          <w:ilvl w:val="0"/>
+          <w:numId w:val="40"/>
+        </w:numPr>
+      </w:pPr>
+      <w:r>
+        <w:rPr>
+          <w:b/>
+          <w:bCs/>
+        </w:rPr>
+        <w:t>Condition:</w:t>
+      </w:r>
+      <w:r>
+        <w:t xml:space="preserve"> Type conversion </w:t>
+      </w:r>
+      <w:proofErr w:type="spellStart"/>
+      <w:r>
+        <w:t>tabhi</w:t>
+      </w:r>
+      <w:proofErr w:type="spellEnd"/>
+      <w:r>
+        <w:t xml:space="preserve"> </w:t>
+      </w:r>
+      <w:proofErr w:type="spellStart"/>
+      <w:r>
+        <w:t>ho</w:t>
+      </w:r>
+      <w:proofErr w:type="spellEnd"/>
+      <w:r>
+        <w:t xml:space="preserve"> </w:t>
+      </w:r>
+      <w:proofErr w:type="spellStart"/>
+      <w:r>
+        <w:t>sakta</w:t>
+      </w:r>
+      <w:proofErr w:type="spellEnd"/>
+      <w:r>
+        <w:t xml:space="preserve"> </w:t>
+      </w:r>
+      <w:proofErr w:type="spellStart"/>
+      <w:r>
+        <w:t>hai</w:t>
+      </w:r>
+      <w:proofErr w:type="spellEnd"/>
+      <w:r>
+        <w:t xml:space="preserve"> jab </w:t>
+      </w:r>
+      <w:proofErr w:type="spellStart"/>
+      <w:r>
+        <w:t>dono</w:t>
+      </w:r>
+      <w:proofErr w:type="spellEnd"/>
+      <w:r>
+        <w:t xml:space="preserve"> data types </w:t>
+      </w:r>
+      <w:r>
+        <w:rPr>
+          <w:b/>
+          <w:bCs/>
+        </w:rPr>
+        <w:t xml:space="preserve">compatible (convert hone </w:t>
+      </w:r>
+      <w:proofErr w:type="spellStart"/>
+      <w:r>
+        <w:rPr>
+          <w:b/>
+          <w:bCs/>
+        </w:rPr>
+        <w:t>laayak</w:t>
+      </w:r>
+      <w:proofErr w:type="spellEnd"/>
+      <w:r>
+        <w:rPr>
+          <w:b/>
+          <w:bCs/>
+        </w:rPr>
+        <w:t>)</w:t>
+      </w:r>
+      <w:r>
+        <w:t xml:space="preserve"> hon.</w:t>
+      </w:r>
+    </w:p>
+    <w:p>
+      <w:pPr>
+        <w:numPr>
+          <w:ilvl w:val="1"/>
+          <w:numId w:val="40"/>
+        </w:numPr>
+      </w:pPr>
+      <w:r>
+        <w:rPr>
+          <w:b/>
+          <w:bCs/>
+        </w:rPr>
+        <w:t>Allowed:</w:t>
+      </w:r>
+      <w:r>
+        <w:t xml:space="preserve"> "45" </w:t>
+      </w:r>
+      <m:oMath>
+        <m:r>
+          <w:rPr>
+            <w:rFonts w:ascii="Cambria Math" w:hAnsi="Cambria Math"/>
+          </w:rPr>
+          <m:t>→</m:t>
+        </m:r>
+      </m:oMath>
+      <w:r>
+        <w:t xml:space="preserve"> 45 (String of digits to Integer)</w:t>
+      </w:r>
+    </w:p>
+    <w:p>
+      <w:pPr>
+        <w:numPr>
+          <w:ilvl w:val="1"/>
+          <w:numId w:val="40"/>
+        </w:numPr>
+      </w:pPr>
+      <w:r>
+        <w:rPr>
+          <w:b/>
+          <w:bCs/>
+        </w:rPr>
+        <w:t>Not Allowed:</w:t>
+      </w:r>
+      <w:r>
+        <w:t xml:space="preserve"> "Kolkata" </w:t>
+      </w:r>
+      <m:oMath>
+        <m:r>
+          <w:rPr>
+            <w:rFonts w:ascii="Cambria Math" w:hAnsi="Cambria Math"/>
+          </w:rPr>
+          <m:t>→</m:t>
+        </m:r>
+      </m:oMath>
+      <w:r>
+        <w:t xml:space="preserve"> Integer (Error: ValueError)</w:t>
+      </w:r>
+    </w:p>
+    <w:p>
+      <w:pPr>
+        <w:rPr>
+          <w:b/>
+          <w:bCs/>
+        </w:rPr>
+      </w:pPr>
+      <w:r>
+        <w:rPr>
+          <w:b/>
+          <w:bCs/>
+        </w:rPr>
+        <w:t>2. Types of Type Conversion</w:t>
+      </w:r>
+    </w:p>
+    <w:p>
+      <w:r>
+        <w:t xml:space="preserve">Python </w:t>
+      </w:r>
+      <w:proofErr w:type="spellStart"/>
+      <w:r>
+        <w:t>mein</w:t>
+      </w:r>
+      <w:proofErr w:type="spellEnd"/>
+      <w:r>
+        <w:t xml:space="preserve"> Type Conversion </w:t>
+      </w:r>
+      <w:r>
+        <w:rPr>
+          <w:b/>
+          <w:bCs/>
+        </w:rPr>
+        <w:t>2 types</w:t>
+      </w:r>
+      <w:r>
+        <w:t xml:space="preserve"> ka </w:t>
+      </w:r>
+      <w:proofErr w:type="spellStart"/>
+      <w:r>
+        <w:t>hota</w:t>
+      </w:r>
+      <w:proofErr w:type="spellEnd"/>
+      <w:r>
+        <w:t xml:space="preserve"> </w:t>
+      </w:r>
+      <w:proofErr w:type="spellStart"/>
+      <w:r>
+        <w:t>hai</w:t>
+      </w:r>
+      <w:proofErr w:type="spellEnd"/>
+      <w:r>
+        <w:t>:</w:t>
+      </w:r>
+    </w:p>
+    <w:p>
+      <w:pPr>
+        <w:rPr>
+          <w:b/>
+          <w:bCs/>
+        </w:rPr>
+      </w:pPr>
+      <w:r>
+        <w:rPr>
+          <w:b/>
+          <w:bCs/>
+        </w:rPr>
+        <w:t>A. Implicit Type Conversion (Automatic)</w:t>
+      </w:r>
+    </w:p>
+    <w:p>
+      <w:pPr>
+        <w:numPr>
+          <w:ilvl w:val="0"/>
+          <w:numId w:val="41"/>
+        </w:numPr>
+      </w:pPr>
+      <w:r>
+        <w:t xml:space="preserve">Jab Python ka interpreter </w:t>
+      </w:r>
+      <w:r>
+        <w:rPr>
+          <w:b/>
+          <w:bCs/>
+        </w:rPr>
+        <w:t>automatically</w:t>
+      </w:r>
+      <w:r>
+        <w:t xml:space="preserve"> </w:t>
+      </w:r>
+      <w:proofErr w:type="spellStart"/>
+      <w:r>
+        <w:t>bina</w:t>
+      </w:r>
+      <w:proofErr w:type="spellEnd"/>
+      <w:r>
+        <w:t xml:space="preserve"> developer </w:t>
+      </w:r>
+      <w:proofErr w:type="spellStart"/>
+      <w:r>
+        <w:t>ke</w:t>
+      </w:r>
+      <w:proofErr w:type="spellEnd"/>
+      <w:r>
+        <w:t xml:space="preserve"> bole khud hi ek data type ko </w:t>
+      </w:r>
+      <w:proofErr w:type="spellStart"/>
+      <w:r>
+        <w:t>dusre</w:t>
+      </w:r>
+      <w:proofErr w:type="spellEnd"/>
+      <w:r>
+        <w:t xml:space="preserve"> </w:t>
+      </w:r>
+      <w:proofErr w:type="spellStart"/>
+      <w:r>
+        <w:t>mein</w:t>
+      </w:r>
+      <w:proofErr w:type="spellEnd"/>
+      <w:r>
+        <w:t xml:space="preserve"> convert </w:t>
+      </w:r>
+      <w:proofErr w:type="spellStart"/>
+      <w:r>
+        <w:t>kar</w:t>
+      </w:r>
+      <w:proofErr w:type="spellEnd"/>
+      <w:r>
+        <w:t xml:space="preserve"> </w:t>
+      </w:r>
+      <w:proofErr w:type="spellStart"/>
+      <w:r>
+        <w:t>deta</w:t>
+      </w:r>
+      <w:proofErr w:type="spellEnd"/>
+      <w:r>
+        <w:t xml:space="preserve"> </w:t>
+      </w:r>
+      <w:proofErr w:type="spellStart"/>
+      <w:r>
+        <w:t>hai</w:t>
+      </w:r>
+      <w:proofErr w:type="spellEnd"/>
+      <w:r>
+        <w:t xml:space="preserve">, use </w:t>
+      </w:r>
+      <w:r>
+        <w:rPr>
+          <w:b/>
+          <w:bCs/>
+        </w:rPr>
+        <w:t>Implicit Type Conversion</w:t>
+      </w:r>
+      <w:r>
+        <w:t xml:space="preserve"> </w:t>
+      </w:r>
+      <w:proofErr w:type="spellStart"/>
+      <w:r>
+        <w:t>kehte</w:t>
+      </w:r>
+      <w:proofErr w:type="spellEnd"/>
+      <w:r>
+        <w:t xml:space="preserve"> hain.</w:t>
+      </w:r>
+    </w:p>
+    <w:p>
+      <w:pPr>
+        <w:numPr>
+          <w:ilvl w:val="0"/>
+          <w:numId w:val="41"/>
+        </w:numPr>
+      </w:pPr>
+      <w:r>
+        <w:t xml:space="preserve">Yeh tab </w:t>
+      </w:r>
+      <w:proofErr w:type="spellStart"/>
+      <w:r>
+        <w:t>hota</w:t>
+      </w:r>
+      <w:proofErr w:type="spellEnd"/>
+      <w:r>
+        <w:t xml:space="preserve"> </w:t>
+      </w:r>
+      <w:proofErr w:type="spellStart"/>
+      <w:r>
+        <w:t>hai</w:t>
+      </w:r>
+      <w:proofErr w:type="spellEnd"/>
+      <w:r>
+        <w:t xml:space="preserve"> jab </w:t>
+      </w:r>
+      <w:proofErr w:type="spellStart"/>
+      <w:r>
+        <w:t>chote</w:t>
+      </w:r>
+      <w:proofErr w:type="spellEnd"/>
+      <w:r>
+        <w:t xml:space="preserve"> data type aur bade data type </w:t>
+      </w:r>
+      <w:proofErr w:type="spellStart"/>
+      <w:r>
+        <w:t>ke</w:t>
+      </w:r>
+      <w:proofErr w:type="spellEnd"/>
+      <w:r>
+        <w:t xml:space="preserve"> beech operation </w:t>
+      </w:r>
+      <w:proofErr w:type="spellStart"/>
+      <w:r>
+        <w:t>ho</w:t>
+      </w:r>
+      <w:proofErr w:type="spellEnd"/>
+      <w:r>
+        <w:t xml:space="preserve"> (data loss </w:t>
+      </w:r>
+      <w:proofErr w:type="spellStart"/>
+      <w:r>
+        <w:t>bachane</w:t>
+      </w:r>
+      <w:proofErr w:type="spellEnd"/>
+      <w:r>
+        <w:t xml:space="preserve"> </w:t>
+      </w:r>
+      <w:proofErr w:type="spellStart"/>
+      <w:r>
+        <w:t>ke</w:t>
+      </w:r>
+      <w:proofErr w:type="spellEnd"/>
+      <w:r>
+        <w:t xml:space="preserve"> </w:t>
+      </w:r>
+      <w:proofErr w:type="spellStart"/>
+      <w:r>
+        <w:t>liye</w:t>
+      </w:r>
+      <w:proofErr w:type="spellEnd"/>
+      <w:r>
+        <w:t>).</w:t>
+      </w:r>
+    </w:p>
+    <w:p>
+      <w:r>
+        <w:rPr>
+          <w:b/>
+          <w:bCs/>
+        </w:rPr>
+        <w:t>Examples:</w:t>
+      </w:r>
+    </w:p>
+    <w:p>
+      <w:r>
+        <w:t>Python</w:t>
+      </w:r>
+    </w:p>
+    <w:p>
+      <w:proofErr w:type="gramStart"/>
+      <w:r>
+        <w:t>print(</w:t>
+      </w:r>
+      <w:proofErr w:type="gramEnd"/>
+      <w:r>
+        <w:t>4 + 5.5)      # int + float -&gt; Output: 9.5 (float)</w:t>
+      </w:r>
+    </w:p>
+    <w:p>
+      <w:proofErr w:type="gramStart"/>
+      <w:r>
+        <w:lastRenderedPageBreak/>
+        <w:t>print(</w:t>
+      </w:r>
+      <w:proofErr w:type="gramEnd"/>
+      <w:r>
+        <w:t>5 + (3 + 4j</w:t>
+      </w:r>
+      <w:proofErr w:type="gramStart"/>
+      <w:r>
+        <w:t>))  #</w:t>
+      </w:r>
+      <w:proofErr w:type="gramEnd"/>
+      <w:r>
+        <w:t xml:space="preserve"> int + complex -&gt; Output: (8+4j) (complex)</w:t>
+      </w:r>
+    </w:p>
+    <w:p>
+      <w:pPr>
+        <w:rPr>
+          <w:b/>
+          <w:bCs/>
+        </w:rPr>
+      </w:pPr>
+      <w:r>
+        <w:rPr>
+          <w:b/>
+          <w:bCs/>
+        </w:rPr>
+        <w:t>B. Explicit Type Conversion (Manual / Typecasting)</w:t>
+      </w:r>
+    </w:p>
+    <w:p>
+      <w:pPr>
+        <w:numPr>
+          <w:ilvl w:val="0"/>
+          <w:numId w:val="42"/>
+        </w:numPr>
+      </w:pPr>
+      <w:r>
+        <w:t xml:space="preserve">Jab programmer </w:t>
+      </w:r>
+      <w:r>
+        <w:rPr>
+          <w:b/>
+          <w:bCs/>
+        </w:rPr>
+        <w:t>built-in functions</w:t>
+      </w:r>
+      <w:r>
+        <w:t xml:space="preserve"> ka </w:t>
+      </w:r>
+      <w:proofErr w:type="gramStart"/>
+      <w:r>
+        <w:t>use</w:t>
+      </w:r>
+      <w:proofErr w:type="gramEnd"/>
+      <w:r>
+        <w:t xml:space="preserve"> </w:t>
+      </w:r>
+      <w:proofErr w:type="spellStart"/>
+      <w:r>
+        <w:t>karke</w:t>
+      </w:r>
+      <w:proofErr w:type="spellEnd"/>
+      <w:r>
+        <w:t xml:space="preserve"> </w:t>
+      </w:r>
+      <w:r>
+        <w:rPr>
+          <w:b/>
+          <w:bCs/>
+        </w:rPr>
+        <w:t>forcefully/manually</w:t>
+      </w:r>
+      <w:r>
+        <w:t xml:space="preserve"> ek data type ko </w:t>
+      </w:r>
+      <w:proofErr w:type="spellStart"/>
+      <w:r>
+        <w:t>dusre</w:t>
+      </w:r>
+      <w:proofErr w:type="spellEnd"/>
+      <w:r>
+        <w:t xml:space="preserve"> </w:t>
+      </w:r>
+      <w:proofErr w:type="spellStart"/>
+      <w:r>
+        <w:t>mein</w:t>
+      </w:r>
+      <w:proofErr w:type="spellEnd"/>
+      <w:r>
+        <w:t xml:space="preserve"> convert </w:t>
+      </w:r>
+      <w:proofErr w:type="spellStart"/>
+      <w:r>
+        <w:t>karta</w:t>
+      </w:r>
+      <w:proofErr w:type="spellEnd"/>
+      <w:r>
+        <w:t xml:space="preserve"> </w:t>
+      </w:r>
+      <w:proofErr w:type="spellStart"/>
+      <w:r>
+        <w:t>hai</w:t>
+      </w:r>
+      <w:proofErr w:type="spellEnd"/>
+      <w:r>
+        <w:t xml:space="preserve">, use </w:t>
+      </w:r>
+      <w:r>
+        <w:rPr>
+          <w:b/>
+          <w:bCs/>
+        </w:rPr>
+        <w:t>Explicit Type Conversion</w:t>
+      </w:r>
+      <w:r>
+        <w:t xml:space="preserve"> </w:t>
+      </w:r>
+      <w:proofErr w:type="spellStart"/>
+      <w:r>
+        <w:t>kehte</w:t>
+      </w:r>
+      <w:proofErr w:type="spellEnd"/>
+      <w:r>
+        <w:t xml:space="preserve"> hain.</w:t>
+      </w:r>
+    </w:p>
+    <w:p>
+      <w:pPr>
+        <w:numPr>
+          <w:ilvl w:val="0"/>
+          <w:numId w:val="42"/>
+        </w:numPr>
+      </w:pPr>
+      <w:r>
+        <w:t xml:space="preserve">Iski </w:t>
+      </w:r>
+      <w:proofErr w:type="spellStart"/>
+      <w:r>
+        <w:t>zaroorat</w:t>
+      </w:r>
+      <w:proofErr w:type="spellEnd"/>
+      <w:r>
+        <w:t xml:space="preserve"> tab </w:t>
+      </w:r>
+      <w:proofErr w:type="spellStart"/>
+      <w:r>
+        <w:t>padti</w:t>
+      </w:r>
+      <w:proofErr w:type="spellEnd"/>
+      <w:r>
+        <w:t xml:space="preserve"> </w:t>
+      </w:r>
+      <w:proofErr w:type="spellStart"/>
+      <w:r>
+        <w:t>hai</w:t>
+      </w:r>
+      <w:proofErr w:type="spellEnd"/>
+      <w:r>
+        <w:t xml:space="preserve"> jab Python automatically convert </w:t>
+      </w:r>
+      <w:proofErr w:type="spellStart"/>
+      <w:r>
+        <w:t>na</w:t>
+      </w:r>
+      <w:proofErr w:type="spellEnd"/>
+      <w:r>
+        <w:t xml:space="preserve"> </w:t>
+      </w:r>
+      <w:proofErr w:type="spellStart"/>
+      <w:r>
+        <w:t>kar</w:t>
+      </w:r>
+      <w:proofErr w:type="spellEnd"/>
+      <w:r>
+        <w:t xml:space="preserve"> </w:t>
+      </w:r>
+      <w:proofErr w:type="spellStart"/>
+      <w:r>
+        <w:t>paaye</w:t>
+      </w:r>
+      <w:proofErr w:type="spellEnd"/>
+      <w:r>
+        <w:t xml:space="preserve"> (</w:t>
+      </w:r>
+      <w:proofErr w:type="spellStart"/>
+      <w:r>
+        <w:t>jaise</w:t>
+      </w:r>
+      <w:proofErr w:type="spellEnd"/>
+      <w:r>
+        <w:t xml:space="preserve"> </w:t>
+      </w:r>
+      <w:proofErr w:type="gramStart"/>
+      <w:r>
+        <w:t>input(</w:t>
+      </w:r>
+      <w:proofErr w:type="gramEnd"/>
+      <w:r>
+        <w:t xml:space="preserve">) se </w:t>
+      </w:r>
+      <w:proofErr w:type="spellStart"/>
+      <w:r>
+        <w:t>aaye</w:t>
+      </w:r>
+      <w:proofErr w:type="spellEnd"/>
+      <w:r>
+        <w:t xml:space="preserve"> String ko Integer banana).</w:t>
+      </w:r>
+    </w:p>
+    <w:p>
+      <w:pPr>
+        <w:rPr>
+          <w:b/>
+          <w:bCs/>
+        </w:rPr>
+      </w:pPr>
+      <w:r>
+        <w:rPr>
+          <w:b/>
+          <w:bCs/>
+        </w:rPr>
+        <w:t>3. Built-in Functions for Explicit Type Conversion</w:t>
+      </w:r>
+    </w:p>
+    <w:p>
+      <w:r>
+        <w:t xml:space="preserve">Python </w:t>
+      </w:r>
+      <w:proofErr w:type="spellStart"/>
+      <w:r>
+        <w:t>mein</w:t>
+      </w:r>
+      <w:proofErr w:type="spellEnd"/>
+      <w:r>
+        <w:t xml:space="preserve"> </w:t>
+      </w:r>
+      <w:proofErr w:type="spellStart"/>
+      <w:r>
+        <w:t>har</w:t>
+      </w:r>
+      <w:proofErr w:type="spellEnd"/>
+      <w:r>
+        <w:t xml:space="preserve"> data type </w:t>
+      </w:r>
+      <w:proofErr w:type="spellStart"/>
+      <w:r>
+        <w:t>ke</w:t>
+      </w:r>
+      <w:proofErr w:type="spellEnd"/>
+      <w:r>
+        <w:t xml:space="preserve"> naam se ek conversion function </w:t>
+      </w:r>
+      <w:proofErr w:type="spellStart"/>
+      <w:r>
+        <w:t>hota</w:t>
+      </w:r>
+      <w:proofErr w:type="spellEnd"/>
+      <w:r>
+        <w:t xml:space="preserve"> </w:t>
+      </w:r>
+      <w:proofErr w:type="spellStart"/>
+      <w:r>
+        <w:t>hai</w:t>
+      </w:r>
+      <w:proofErr w:type="spellEnd"/>
+      <w:r>
+        <w:t>:</w:t>
+      </w:r>
+    </w:p>
+    <w:p>
+      <w:pPr>
+        <w:numPr>
+          <w:ilvl w:val="0"/>
+          <w:numId w:val="43"/>
+        </w:numPr>
+      </w:pPr>
+      <w:proofErr w:type="gramStart"/>
+      <w:r>
+        <w:rPr>
+          <w:b/>
+          <w:bCs/>
+        </w:rPr>
+        <w:t>int(</w:t>
+      </w:r>
+      <w:proofErr w:type="gramEnd"/>
+      <w:r>
+        <w:rPr>
+          <w:b/>
+          <w:bCs/>
+        </w:rPr>
+        <w:t>)</w:t>
+      </w:r>
+      <w:r>
+        <w:t xml:space="preserve">: Input ko Integer </w:t>
+      </w:r>
+      <w:proofErr w:type="spellStart"/>
+      <w:r>
+        <w:t>mein</w:t>
+      </w:r>
+      <w:proofErr w:type="spellEnd"/>
+      <w:r>
+        <w:t xml:space="preserve"> convert </w:t>
+      </w:r>
+      <w:proofErr w:type="spellStart"/>
+      <w:r>
+        <w:t>karta</w:t>
+      </w:r>
+      <w:proofErr w:type="spellEnd"/>
+      <w:r>
+        <w:t xml:space="preserve"> </w:t>
+      </w:r>
+      <w:proofErr w:type="spellStart"/>
+      <w:r>
+        <w:t>hai</w:t>
+      </w:r>
+      <w:proofErr w:type="spellEnd"/>
+      <w:r>
+        <w:t>.</w:t>
+      </w:r>
+    </w:p>
+    <w:p>
+      <w:pPr>
+        <w:numPr>
+          <w:ilvl w:val="1"/>
+          <w:numId w:val="43"/>
+        </w:numPr>
+      </w:pPr>
+      <w:proofErr w:type="gramStart"/>
+      <w:r>
+        <w:t>int(</w:t>
+      </w:r>
+      <w:proofErr w:type="gramEnd"/>
+      <w:r>
+        <w:t xml:space="preserve">4.5) </w:t>
+      </w:r>
+      <m:oMath>
+        <m:r>
+          <w:rPr>
+            <w:rFonts w:ascii="Cambria Math" w:hAnsi="Cambria Math"/>
+          </w:rPr>
+          <m:t>→</m:t>
+        </m:r>
+      </m:oMath>
+      <w:r>
+        <w:t xml:space="preserve"> 4</w:t>
+      </w:r>
+    </w:p>
+    <w:p>
+      <w:pPr>
+        <w:numPr>
+          <w:ilvl w:val="1"/>
+          <w:numId w:val="43"/>
+        </w:numPr>
+      </w:pPr>
+      <w:proofErr w:type="gramStart"/>
+      <w:r>
+        <w:t>int(</w:t>
+      </w:r>
+      <w:proofErr w:type="gramEnd"/>
+      <w:r>
+        <w:t xml:space="preserve">"56") </w:t>
+      </w:r>
+      <m:oMath>
+        <m:r>
+          <w:rPr>
+            <w:rFonts w:ascii="Cambria Math" w:hAnsi="Cambria Math"/>
+          </w:rPr>
+          <m:t>→</m:t>
+        </m:r>
+      </m:oMath>
+      <w:r>
+        <w:t xml:space="preserve"> 56</w:t>
+      </w:r>
+    </w:p>
+    <w:p>
+      <w:pPr>
+        <w:numPr>
+          <w:ilvl w:val="0"/>
+          <w:numId w:val="43"/>
+        </w:numPr>
+      </w:pPr>
+      <w:proofErr w:type="gramStart"/>
+      <w:r>
+        <w:rPr>
+          <w:b/>
+          <w:bCs/>
+        </w:rPr>
+        <w:t>float(</w:t>
+      </w:r>
+      <w:proofErr w:type="gramEnd"/>
+      <w:r>
+        <w:rPr>
+          <w:b/>
+          <w:bCs/>
+        </w:rPr>
+        <w:t>)</w:t>
+      </w:r>
+      <w:r>
+        <w:t xml:space="preserve">: Input ko Float (decimal) </w:t>
+      </w:r>
+      <w:proofErr w:type="spellStart"/>
+      <w:r>
+        <w:t>mein</w:t>
+      </w:r>
+      <w:proofErr w:type="spellEnd"/>
+      <w:r>
+        <w:t xml:space="preserve"> convert </w:t>
+      </w:r>
+      <w:proofErr w:type="spellStart"/>
+      <w:r>
+        <w:t>karta</w:t>
+      </w:r>
+      <w:proofErr w:type="spellEnd"/>
+      <w:r>
+        <w:t xml:space="preserve"> </w:t>
+      </w:r>
+      <w:proofErr w:type="spellStart"/>
+      <w:r>
+        <w:t>hai</w:t>
+      </w:r>
+      <w:proofErr w:type="spellEnd"/>
+      <w:r>
+        <w:t>.</w:t>
+      </w:r>
+    </w:p>
+    <w:p>
+      <w:pPr>
+        <w:numPr>
+          <w:ilvl w:val="1"/>
+          <w:numId w:val="43"/>
+        </w:numPr>
+      </w:pPr>
+      <w:proofErr w:type="gramStart"/>
+      <w:r>
+        <w:t>float(</w:t>
+      </w:r>
+      <w:proofErr w:type="gramEnd"/>
+      <w:r>
+        <w:t xml:space="preserve">4) </w:t>
+      </w:r>
+      <m:oMath>
+        <m:r>
+          <w:rPr>
+            <w:rFonts w:ascii="Cambria Math" w:hAnsi="Cambria Math"/>
+          </w:rPr>
+          <m:t>→</m:t>
+        </m:r>
+      </m:oMath>
+      <w:r>
+        <w:t xml:space="preserve"> 4.0</w:t>
+      </w:r>
+    </w:p>
+    <w:p>
+      <w:pPr>
+        <w:numPr>
+          <w:ilvl w:val="1"/>
+          <w:numId w:val="43"/>
+        </w:numPr>
+      </w:pPr>
+      <w:proofErr w:type="gramStart"/>
+      <w:r>
+        <w:t>float(</w:t>
+      </w:r>
+      <w:proofErr w:type="gramEnd"/>
+      <w:r>
+        <w:t xml:space="preserve">"56.5") </w:t>
+      </w:r>
+      <m:oMath>
+        <m:r>
+          <w:rPr>
+            <w:rFonts w:ascii="Cambria Math" w:hAnsi="Cambria Math"/>
+          </w:rPr>
+          <m:t>→</m:t>
+        </m:r>
+      </m:oMath>
+      <w:r>
+        <w:t xml:space="preserve"> 56.5</w:t>
+      </w:r>
+    </w:p>
+    <w:p>
+      <w:pPr>
+        <w:numPr>
+          <w:ilvl w:val="0"/>
+          <w:numId w:val="43"/>
+        </w:numPr>
+      </w:pPr>
+      <w:proofErr w:type="gramStart"/>
+      <w:r>
+        <w:rPr>
+          <w:b/>
+          <w:bCs/>
+        </w:rPr>
+        <w:t>str(</w:t>
+      </w:r>
+      <w:proofErr w:type="gramEnd"/>
+      <w:r>
+        <w:rPr>
+          <w:b/>
+          <w:bCs/>
+        </w:rPr>
+        <w:t>)</w:t>
+      </w:r>
+      <w:r>
+        <w:t xml:space="preserve">: Any value ko String </w:t>
+      </w:r>
+      <w:proofErr w:type="spellStart"/>
+      <w:r>
+        <w:t>mein</w:t>
+      </w:r>
+      <w:proofErr w:type="spellEnd"/>
+      <w:r>
+        <w:t xml:space="preserve"> convert </w:t>
+      </w:r>
+      <w:proofErr w:type="spellStart"/>
+      <w:r>
+        <w:t>karta</w:t>
+      </w:r>
+      <w:proofErr w:type="spellEnd"/>
+      <w:r>
+        <w:t xml:space="preserve"> </w:t>
+      </w:r>
+      <w:proofErr w:type="spellStart"/>
+      <w:r>
+        <w:t>hai</w:t>
+      </w:r>
+      <w:proofErr w:type="spellEnd"/>
+      <w:r>
+        <w:t>.</w:t>
+      </w:r>
+    </w:p>
+    <w:p>
+      <w:pPr>
+        <w:numPr>
+          <w:ilvl w:val="1"/>
+          <w:numId w:val="43"/>
+        </w:numPr>
+      </w:pPr>
+      <w:proofErr w:type="gramStart"/>
+      <w:r>
+        <w:t>str(</w:t>
+      </w:r>
+      <w:proofErr w:type="gramEnd"/>
+      <w:r>
+        <w:t xml:space="preserve">45) </w:t>
+      </w:r>
+      <m:oMath>
+        <m:r>
+          <w:rPr>
+            <w:rFonts w:ascii="Cambria Math" w:hAnsi="Cambria Math"/>
+          </w:rPr>
+          <m:t>→</m:t>
+        </m:r>
+      </m:oMath>
+      <w:r>
+        <w:t xml:space="preserve"> "45"</w:t>
+      </w:r>
+    </w:p>
+    <w:p>
+      <w:pPr>
+        <w:numPr>
+          <w:ilvl w:val="1"/>
+          <w:numId w:val="43"/>
+        </w:numPr>
+      </w:pPr>
+      <w:proofErr w:type="gramStart"/>
+      <w:r>
+        <w:t>str(</w:t>
+      </w:r>
+      <w:proofErr w:type="gramEnd"/>
+      <w:r>
+        <w:t xml:space="preserve">True) </w:t>
+      </w:r>
+      <m:oMath>
+        <m:r>
+          <w:rPr>
+            <w:rFonts w:ascii="Cambria Math" w:hAnsi="Cambria Math"/>
+          </w:rPr>
+          <m:t>→</m:t>
+        </m:r>
+      </m:oMath>
+      <w:r>
+        <w:t xml:space="preserve"> "True"</w:t>
+      </w:r>
+    </w:p>
+    <w:p>
+      <w:pPr>
+        <w:numPr>
+          <w:ilvl w:val="0"/>
+          <w:numId w:val="43"/>
+        </w:numPr>
+      </w:pPr>
+      <w:proofErr w:type="gramStart"/>
+      <w:r>
+        <w:rPr>
+          <w:b/>
+          <w:bCs/>
+        </w:rPr>
+        <w:t>bool(</w:t>
+      </w:r>
+      <w:proofErr w:type="gramEnd"/>
+      <w:r>
+        <w:rPr>
+          <w:b/>
+          <w:bCs/>
+        </w:rPr>
+        <w:t>)</w:t>
+      </w:r>
+      <w:r>
+        <w:t xml:space="preserve">: Value ko Boolean (True/False) </w:t>
+      </w:r>
+      <w:proofErr w:type="spellStart"/>
+      <w:r>
+        <w:t>mein</w:t>
+      </w:r>
+      <w:proofErr w:type="spellEnd"/>
+      <w:r>
+        <w:t xml:space="preserve"> convert </w:t>
+      </w:r>
+      <w:proofErr w:type="spellStart"/>
+      <w:r>
+        <w:t>karta</w:t>
+      </w:r>
+      <w:proofErr w:type="spellEnd"/>
+      <w:r>
+        <w:t xml:space="preserve"> </w:t>
+      </w:r>
+      <w:proofErr w:type="spellStart"/>
+      <w:r>
+        <w:t>hai</w:t>
+      </w:r>
+      <w:proofErr w:type="spellEnd"/>
+      <w:r>
+        <w:t>.</w:t>
+      </w:r>
+    </w:p>
+    <w:p>
+      <w:pPr>
+        <w:numPr>
+          <w:ilvl w:val="1"/>
+          <w:numId w:val="43"/>
+        </w:numPr>
+      </w:pPr>
+      <w:proofErr w:type="gramStart"/>
+      <w:r>
+        <w:t>bool(</w:t>
+      </w:r>
+      <w:proofErr w:type="gramEnd"/>
+      <w:r>
+        <w:t xml:space="preserve">1) </w:t>
+      </w:r>
+      <m:oMath>
+        <m:r>
+          <w:rPr>
+            <w:rFonts w:ascii="Cambria Math" w:hAnsi="Cambria Math"/>
+          </w:rPr>
+          <m:t>→</m:t>
+        </m:r>
+      </m:oMath>
+      <w:r>
+        <w:t xml:space="preserve"> True, </w:t>
+      </w:r>
+      <w:proofErr w:type="gramStart"/>
+      <w:r>
+        <w:t>bool(</w:t>
+      </w:r>
+      <w:proofErr w:type="gramEnd"/>
+      <w:r>
+        <w:t xml:space="preserve">0) </w:t>
+      </w:r>
+      <m:oMath>
+        <m:r>
+          <w:rPr>
+            <w:rFonts w:ascii="Cambria Math" w:hAnsi="Cambria Math"/>
+          </w:rPr>
+          <m:t>→</m:t>
+        </m:r>
+      </m:oMath>
+      <w:r>
+        <w:t xml:space="preserve"> False</w:t>
+      </w:r>
+    </w:p>
+    <w:p>
+      <w:pPr>
+        <w:numPr>
+          <w:ilvl w:val="0"/>
+          <w:numId w:val="43"/>
+        </w:numPr>
+      </w:pPr>
+      <w:proofErr w:type="gramStart"/>
+      <w:r>
+        <w:rPr>
+          <w:b/>
+          <w:bCs/>
+        </w:rPr>
+        <w:t>complex(</w:t>
+      </w:r>
+      <w:proofErr w:type="gramEnd"/>
+      <w:r>
+        <w:rPr>
+          <w:b/>
+          <w:bCs/>
+        </w:rPr>
+        <w:t>)</w:t>
+      </w:r>
+      <w:r>
+        <w:t xml:space="preserve">: Complex number </w:t>
+      </w:r>
+      <w:proofErr w:type="spellStart"/>
+      <w:r>
+        <w:t>banata</w:t>
+      </w:r>
+      <w:proofErr w:type="spellEnd"/>
+      <w:r>
+        <w:t xml:space="preserve"> </w:t>
+      </w:r>
+      <w:proofErr w:type="spellStart"/>
+      <w:r>
+        <w:t>hai</w:t>
+      </w:r>
+      <w:proofErr w:type="spellEnd"/>
+      <w:r>
+        <w:t>.</w:t>
+      </w:r>
+    </w:p>
+    <w:p>
+      <w:pPr>
+        <w:numPr>
+          <w:ilvl w:val="1"/>
+          <w:numId w:val="43"/>
+        </w:numPr>
+      </w:pPr>
+      <w:proofErr w:type="gramStart"/>
+      <w:r>
+        <w:t>complex(</w:t>
+      </w:r>
+      <w:proofErr w:type="gramEnd"/>
+      <w:r>
+        <w:t xml:space="preserve">4) </w:t>
+      </w:r>
+      <m:oMath>
+        <m:r>
+          <w:rPr>
+            <w:rFonts w:ascii="Cambria Math" w:hAnsi="Cambria Math"/>
+          </w:rPr>
+          <m:t>→</m:t>
+        </m:r>
+      </m:oMath>
+      <w:r>
+        <w:t xml:space="preserve"> (4+0j)</w:t>
+      </w:r>
+    </w:p>
+    <w:p>
+      <w:pPr>
+        <w:numPr>
+          <w:ilvl w:val="0"/>
+          <w:numId w:val="43"/>
+        </w:numPr>
+      </w:pPr>
+      <w:proofErr w:type="gramStart"/>
+      <w:r>
+        <w:rPr>
+          <w:b/>
+          <w:bCs/>
+        </w:rPr>
+        <w:t>list(</w:t>
+      </w:r>
+      <w:proofErr w:type="gramEnd"/>
+      <w:r>
+        <w:rPr>
+          <w:b/>
+          <w:bCs/>
+        </w:rPr>
+        <w:t xml:space="preserve">), </w:t>
+      </w:r>
+      <w:proofErr w:type="gramStart"/>
+      <w:r>
+        <w:rPr>
+          <w:b/>
+          <w:bCs/>
+        </w:rPr>
+        <w:t>tuple(</w:t>
+      </w:r>
+      <w:proofErr w:type="gramEnd"/>
+      <w:r>
+        <w:rPr>
+          <w:b/>
+          <w:bCs/>
+        </w:rPr>
+        <w:t xml:space="preserve">), </w:t>
+      </w:r>
+      <w:proofErr w:type="gramStart"/>
+      <w:r>
+        <w:rPr>
+          <w:b/>
+          <w:bCs/>
+        </w:rPr>
+        <w:t>set(</w:t>
+      </w:r>
+      <w:proofErr w:type="gramEnd"/>
+      <w:r>
+        <w:rPr>
+          <w:b/>
+          <w:bCs/>
+        </w:rPr>
+        <w:t>)</w:t>
+      </w:r>
+      <w:r>
+        <w:t xml:space="preserve">: Container types </w:t>
+      </w:r>
+      <w:proofErr w:type="spellStart"/>
+      <w:r>
+        <w:t>mein</w:t>
+      </w:r>
+      <w:proofErr w:type="spellEnd"/>
+      <w:r>
+        <w:t xml:space="preserve"> convert </w:t>
+      </w:r>
+      <w:proofErr w:type="spellStart"/>
+      <w:r>
+        <w:t>karte</w:t>
+      </w:r>
+      <w:proofErr w:type="spellEnd"/>
+      <w:r>
+        <w:t xml:space="preserve"> hain.</w:t>
+      </w:r>
+    </w:p>
+    <w:p>
+      <w:pPr>
+        <w:numPr>
+          <w:ilvl w:val="1"/>
+          <w:numId w:val="43"/>
+        </w:numPr>
+      </w:pPr>
+      <w:r>
+        <w:t xml:space="preserve">list("Hello") </w:t>
+      </w:r>
+      <m:oMath>
+        <m:r>
+          <w:rPr>
+            <w:rFonts w:ascii="Cambria Math" w:hAnsi="Cambria Math"/>
+          </w:rPr>
+          <m:t>→</m:t>
+        </m:r>
+      </m:oMath>
+      <w:r>
+        <w:t xml:space="preserve"> ['H', 'e', 'l', 'l', 'o']</w:t>
+      </w:r>
+    </w:p>
+    <w:p>
+      <w:pPr>
+        <w:rPr>
+          <w:b/>
+          <w:bCs/>
+        </w:rPr>
+      </w:pPr>
+      <w:r>
+        <w:rPr>
+          <w:b/>
+          <w:bCs/>
+        </w:rPr>
+        <w:t xml:space="preserve">4. Important Rule: Type Conversion is NOT Permanent </w:t>
+      </w:r>
+      <w:r>
+        <w:rPr>
+          <w:rFonts w:ascii="Segoe UI Emoji" w:hAnsi="Segoe UI Emoji" w:cs="Segoe UI Emoji"/>
+          <w:b/>
+          <w:bCs/>
+        </w:rPr>
+        <w:t>⭐</w:t>
+      </w:r>
+    </w:p>
+    <w:p>
+      <w:pPr>
+        <w:numPr>
+          <w:ilvl w:val="0"/>
+          <w:numId w:val="44"/>
+        </w:numPr>
+      </w:pPr>
+      <w:r>
+        <w:t xml:space="preserve">Type conversion original variable ki value </w:t>
+      </w:r>
+      <w:proofErr w:type="spellStart"/>
+      <w:r>
+        <w:t>ya</w:t>
+      </w:r>
+      <w:proofErr w:type="spellEnd"/>
+      <w:r>
+        <w:t xml:space="preserve"> type ko permanently </w:t>
+      </w:r>
+      <w:proofErr w:type="spellStart"/>
+      <w:r>
+        <w:t>badalta</w:t>
+      </w:r>
+      <w:proofErr w:type="spellEnd"/>
+      <w:r>
+        <w:t xml:space="preserve"> </w:t>
+      </w:r>
+      <w:proofErr w:type="spellStart"/>
+      <w:r>
+        <w:t>nahi</w:t>
+      </w:r>
+      <w:proofErr w:type="spellEnd"/>
+      <w:r>
+        <w:t xml:space="preserve"> </w:t>
+      </w:r>
+      <w:proofErr w:type="spellStart"/>
+      <w:r>
+        <w:t>hai</w:t>
+      </w:r>
+      <w:proofErr w:type="spellEnd"/>
+      <w:r>
+        <w:t xml:space="preserve">. Yeh ek </w:t>
+      </w:r>
+      <w:proofErr w:type="spellStart"/>
+      <w:r>
+        <w:t>naya</w:t>
+      </w:r>
+      <w:proofErr w:type="spellEnd"/>
+      <w:r>
+        <w:t xml:space="preserve"> converted value return </w:t>
+      </w:r>
+      <w:proofErr w:type="spellStart"/>
+      <w:r>
+        <w:t>karta</w:t>
+      </w:r>
+      <w:proofErr w:type="spellEnd"/>
+      <w:r>
+        <w:t xml:space="preserve"> </w:t>
+      </w:r>
+      <w:proofErr w:type="spellStart"/>
+      <w:r>
+        <w:t>hai</w:t>
+      </w:r>
+      <w:proofErr w:type="spellEnd"/>
+      <w:r>
+        <w:t>.</w:t>
+      </w:r>
+    </w:p>
+    <w:p>
+      <w:r>
+        <w:rPr>
+          <w:b/>
+          <w:bCs/>
+        </w:rPr>
+        <w:t>Example:</w:t>
+      </w:r>
+    </w:p>
+    <w:p>
+      <w:r>
+        <w:t>Python</w:t>
+      </w:r>
+    </w:p>
+    <w:p>
+      <w:r>
+        <w:t>a = 4.5</w:t>
+      </w:r>
+    </w:p>
+    <w:p>
+      <w:r>
+        <w:t>print(int(a</w:t>
+      </w:r>
+      <w:proofErr w:type="gramStart"/>
+      <w:r>
+        <w:t>))  #</w:t>
+      </w:r>
+      <w:proofErr w:type="gramEnd"/>
+      <w:r>
+        <w:t xml:space="preserve"> Output: 4</w:t>
+      </w:r>
+    </w:p>
+    <w:p>
+      <w:r>
+        <w:t>print(</w:t>
+      </w:r>
+      <w:proofErr w:type="gramStart"/>
+      <w:r>
+        <w:t xml:space="preserve">a)   </w:t>
+      </w:r>
+      <w:proofErr w:type="gramEnd"/>
+      <w:r>
+        <w:t xml:space="preserve">    # Output: 4.5 (</w:t>
+      </w:r>
+      <w:proofErr w:type="gramStart"/>
+      <w:r>
+        <w:t>a</w:t>
+      </w:r>
+      <w:proofErr w:type="gramEnd"/>
+      <w:r>
+        <w:t xml:space="preserve"> </w:t>
+      </w:r>
+      <w:proofErr w:type="spellStart"/>
+      <w:r>
+        <w:t>abhi</w:t>
+      </w:r>
+      <w:proofErr w:type="spellEnd"/>
+      <w:r>
+        <w:t xml:space="preserve"> </w:t>
+      </w:r>
+      <w:proofErr w:type="spellStart"/>
+      <w:r>
+        <w:t>bhi</w:t>
+      </w:r>
+      <w:proofErr w:type="spellEnd"/>
+      <w:r>
+        <w:t xml:space="preserve"> Float hi </w:t>
+      </w:r>
+      <w:proofErr w:type="spellStart"/>
+      <w:r>
+        <w:t>hai</w:t>
+      </w:r>
+      <w:proofErr w:type="spellEnd"/>
+      <w:r>
+        <w:t>!)</w:t>
+      </w:r>
+    </w:p>
+    <w:p>
+      <w:pPr>
+        <w:rPr>
+          <w:b/>
+          <w:bCs/>
+        </w:rPr>
+      </w:pPr>
+      <w:r>
+        <w:rPr>
+          <w:b/>
+          <w:bCs/>
+        </w:rPr>
+        <w:t>5. Fixing the Addition Program (Previous Video Problem)</w:t>
+      </w:r>
+    </w:p>
+    <w:p>
+      <w:proofErr w:type="spellStart"/>
+      <w:r>
+        <w:t>Pichli</w:t>
+      </w:r>
+      <w:proofErr w:type="spellEnd"/>
+      <w:r>
+        <w:t xml:space="preserve"> video </w:t>
+      </w:r>
+      <w:proofErr w:type="spellStart"/>
+      <w:r>
+        <w:t>mein</w:t>
+      </w:r>
+      <w:proofErr w:type="spellEnd"/>
+      <w:r>
+        <w:t xml:space="preserve"> </w:t>
+      </w:r>
+      <w:proofErr w:type="gramStart"/>
+      <w:r>
+        <w:t>input(</w:t>
+      </w:r>
+      <w:proofErr w:type="gramEnd"/>
+      <w:r>
+        <w:t xml:space="preserve">) se </w:t>
+      </w:r>
+      <w:proofErr w:type="spellStart"/>
+      <w:r>
+        <w:t>lene</w:t>
+      </w:r>
+      <w:proofErr w:type="spellEnd"/>
+      <w:r>
+        <w:t xml:space="preserve"> par "56" + "76" = "5676" </w:t>
+      </w:r>
+      <w:proofErr w:type="spellStart"/>
+      <w:r>
+        <w:t>ho</w:t>
+      </w:r>
+      <w:proofErr w:type="spellEnd"/>
+      <w:r>
+        <w:t xml:space="preserve"> </w:t>
+      </w:r>
+      <w:proofErr w:type="spellStart"/>
+      <w:r>
+        <w:t>raha</w:t>
+      </w:r>
+      <w:proofErr w:type="spellEnd"/>
+      <w:r>
+        <w:t xml:space="preserve"> </w:t>
+      </w:r>
+      <w:proofErr w:type="spellStart"/>
+      <w:r>
+        <w:t>tha</w:t>
+      </w:r>
+      <w:proofErr w:type="spellEnd"/>
+      <w:r>
+        <w:t xml:space="preserve">. Isko fix </w:t>
+      </w:r>
+      <w:proofErr w:type="spellStart"/>
+      <w:r>
+        <w:t>karne</w:t>
+      </w:r>
+      <w:proofErr w:type="spellEnd"/>
+      <w:r>
+        <w:t xml:space="preserve"> </w:t>
+      </w:r>
+      <w:proofErr w:type="spellStart"/>
+      <w:r>
+        <w:t>ke</w:t>
+      </w:r>
+      <w:proofErr w:type="spellEnd"/>
+      <w:r>
+        <w:t xml:space="preserve"> 2 </w:t>
+      </w:r>
+      <w:proofErr w:type="spellStart"/>
+      <w:r>
+        <w:t>tarike</w:t>
+      </w:r>
+      <w:proofErr w:type="spellEnd"/>
+      <w:r>
+        <w:t xml:space="preserve"> hain:</w:t>
+      </w:r>
+    </w:p>
+    <w:p>
+      <w:pPr>
+        <w:rPr>
+          <w:b/>
+          <w:bCs/>
+        </w:rPr>
+      </w:pPr>
+      <w:r>
+        <w:rPr>
+          <w:b/>
+          <w:bCs/>
+        </w:rPr>
+        <w:t>Approach 1 (After Input Conversion):</w:t>
+      </w:r>
+    </w:p>
+    <w:p>
+      <w:r>
+        <w:lastRenderedPageBreak/>
+        <w:t>Python</w:t>
+      </w:r>
+    </w:p>
+    <w:p>
+      <w:r>
+        <w:t xml:space="preserve">num1 = </w:t>
+      </w:r>
+      <w:proofErr w:type="gramStart"/>
+      <w:r>
+        <w:t>input(</w:t>
+      </w:r>
+      <w:proofErr w:type="gramEnd"/>
+      <w:r>
+        <w:t>"Enter first number: ")</w:t>
+      </w:r>
+    </w:p>
+    <w:p>
+      <w:r>
+        <w:t xml:space="preserve">num2 = </w:t>
+      </w:r>
+      <w:proofErr w:type="gramStart"/>
+      <w:r>
+        <w:t>input(</w:t>
+      </w:r>
+      <w:proofErr w:type="gramEnd"/>
+      <w:r>
+        <w:t>"Enter second number: ")</w:t>
+      </w:r>
+    </w:p>
+    <w:p/>
+    <w:p>
+      <w:r>
+        <w:t># Conversion step</w:t>
+      </w:r>
+    </w:p>
+    <w:p>
+      <w:r>
+        <w:t>result = int(num1) + int(num2)</w:t>
+      </w:r>
+    </w:p>
+    <w:p>
+      <w:r>
+        <w:t>print(</w:t>
+      </w:r>
+      <w:proofErr w:type="gramStart"/>
+      <w:r>
+        <w:t>result)  #</w:t>
+      </w:r>
+      <w:proofErr w:type="gramEnd"/>
+      <w:r>
+        <w:t xml:space="preserve"> Output: Correct mathematical sum</w:t>
+      </w:r>
+    </w:p>
+    <w:p>
+      <w:pPr>
+        <w:rPr>
+          <w:b/>
+          <w:bCs/>
+        </w:rPr>
+      </w:pPr>
+      <w:r>
+        <w:rPr>
+          <w:b/>
+          <w:bCs/>
+        </w:rPr>
+        <w:t>Approach 2 (Best Practice - Direct Typecasting at Input Level):</w:t>
+      </w:r>
+    </w:p>
+    <w:p>
+      <w:r>
+        <w:t xml:space="preserve">Jab user se input le </w:t>
+      </w:r>
+      <w:proofErr w:type="spellStart"/>
+      <w:r>
+        <w:t>rahe</w:t>
+      </w:r>
+      <w:proofErr w:type="spellEnd"/>
+      <w:r>
+        <w:t xml:space="preserve"> </w:t>
+      </w:r>
+      <w:proofErr w:type="spellStart"/>
+      <w:r>
+        <w:t>ho</w:t>
+      </w:r>
+      <w:proofErr w:type="spellEnd"/>
+      <w:r>
+        <w:t xml:space="preserve">, </w:t>
+      </w:r>
+      <w:proofErr w:type="spellStart"/>
+      <w:r>
+        <w:rPr>
+          <w:b/>
+          <w:bCs/>
+        </w:rPr>
+        <w:t>usi</w:t>
+      </w:r>
+      <w:proofErr w:type="spellEnd"/>
+      <w:r>
+        <w:rPr>
+          <w:b/>
+          <w:bCs/>
+        </w:rPr>
+        <w:t xml:space="preserve"> line par </w:t>
+      </w:r>
+      <w:proofErr w:type="gramStart"/>
+      <w:r>
+        <w:rPr>
+          <w:b/>
+          <w:bCs/>
+        </w:rPr>
+        <w:t>int(</w:t>
+      </w:r>
+      <w:proofErr w:type="gramEnd"/>
+      <w:r>
+        <w:rPr>
+          <w:b/>
+          <w:bCs/>
+        </w:rPr>
+        <w:t xml:space="preserve">) se wrap </w:t>
+      </w:r>
+      <w:proofErr w:type="spellStart"/>
+      <w:r>
+        <w:rPr>
+          <w:b/>
+          <w:bCs/>
+        </w:rPr>
+        <w:t>kar</w:t>
+      </w:r>
+      <w:proofErr w:type="spellEnd"/>
+      <w:r>
+        <w:rPr>
+          <w:b/>
+          <w:bCs/>
+        </w:rPr>
+        <w:t xml:space="preserve"> do</w:t>
+      </w:r>
+      <w:r>
+        <w:t xml:space="preserve">. Isse pure code </w:t>
+      </w:r>
+      <w:proofErr w:type="spellStart"/>
+      <w:r>
+        <w:t>mein</w:t>
+      </w:r>
+      <w:proofErr w:type="spellEnd"/>
+      <w:r>
+        <w:t xml:space="preserve"> </w:t>
+      </w:r>
+      <w:proofErr w:type="spellStart"/>
+      <w:r>
+        <w:t>baar-baar</w:t>
+      </w:r>
+      <w:proofErr w:type="spellEnd"/>
+      <w:r>
+        <w:t xml:space="preserve"> conversion </w:t>
+      </w:r>
+      <w:proofErr w:type="spellStart"/>
+      <w:r>
+        <w:t>nahi</w:t>
+      </w:r>
+      <w:proofErr w:type="spellEnd"/>
+      <w:r>
+        <w:t xml:space="preserve"> </w:t>
+      </w:r>
+      <w:proofErr w:type="spellStart"/>
+      <w:r>
+        <w:t>karna</w:t>
+      </w:r>
+      <w:proofErr w:type="spellEnd"/>
+      <w:r>
+        <w:t xml:space="preserve"> </w:t>
+      </w:r>
+      <w:proofErr w:type="spellStart"/>
+      <w:r>
+        <w:t>padega</w:t>
+      </w:r>
+      <w:proofErr w:type="spellEnd"/>
+      <w:r>
+        <w:t>.</w:t>
+      </w:r>
+    </w:p>
+    <w:p>
+      <w:r>
+        <w:t>Python</w:t>
+      </w:r>
+    </w:p>
+    <w:p>
+      <w:r>
+        <w:t># Best Practice Coding Style</w:t>
+      </w:r>
+    </w:p>
+    <w:p>
+      <w:r>
+        <w:t xml:space="preserve">num1 = </w:t>
+      </w:r>
+      <w:proofErr w:type="gramStart"/>
+      <w:r>
+        <w:t>int(input(</w:t>
+      </w:r>
+      <w:proofErr w:type="gramEnd"/>
+      <w:r>
+        <w:t>"Enter first number: "))</w:t>
+      </w:r>
+    </w:p>
+    <w:p>
+      <w:r>
+        <w:t xml:space="preserve">num2 = </w:t>
+      </w:r>
+      <w:proofErr w:type="gramStart"/>
+      <w:r>
+        <w:t>int(input(</w:t>
+      </w:r>
+      <w:proofErr w:type="gramEnd"/>
+      <w:r>
+        <w:t>"Enter second number: "))</w:t>
+      </w:r>
+    </w:p>
+    <w:p/>
+    <w:p>
+      <w:r>
+        <w:t>result = num1 + num2</w:t>
+      </w:r>
+    </w:p>
+    <w:p>
+      <w:proofErr w:type="gramStart"/>
+      <w:r>
+        <w:t>print(</w:t>
+      </w:r>
+      <w:proofErr w:type="gramEnd"/>
+      <w:r>
+        <w:t>"Result is:", result)</w:t>
+      </w:r>
+    </w:p>
+    <w:p>
+      <w:pPr>
+        <w:rPr>
+          <w:b/>
+          <w:bCs/>
+        </w:rPr>
+      </w:pPr>
+      <w:r>
+        <w:rPr>
+          <w:rFonts w:ascii="Segoe UI Emoji" w:hAnsi="Segoe UI Emoji" w:cs="Segoe UI Emoji"/>
+          <w:b/>
+          <w:bCs/>
+        </w:rPr>
+        <w:t>💡</w:t>
+      </w:r>
+      <w:r>
+        <w:rPr>
+          <w:b/>
+          <w:bCs/>
+        </w:rPr>
+        <w:t xml:space="preserve"> Quick Summary Table for Notes:</w:t>
+      </w:r>
+    </w:p>
+    <w:tbl>
+      <w:tblPr>
+        <w:tblW w:w="0" w:type="auto"/>
+        <w:tblCellSpacing w:w="15" w:type="dxa"/>
+        <w:tblCellMar>
+          <w:top w:w="15" w:type="dxa"/>
+          <w:left w:w="15" w:type="dxa"/>
+          <w:bottom w:w="15" w:type="dxa"/>
+          <w:right w:w="15" w:type="dxa"/>
+        </w:tblCellMar>
+        <w:tblLook w:val="04A0" w:firstRow="1" w:lastRow="0" w:firstColumn="1" w:lastColumn="0" w:noHBand="0" w:noVBand="1"/>
+      </w:tblPr>
+      <w:tblGrid>
+        <w:gridCol w:w="1936"/>
+        <w:gridCol w:w="3742"/>
+        <w:gridCol w:w="1638"/>
+      </w:tblGrid>
+      <w:tr>
+        <w:trPr>
+          <w:tblHeader/>
+          <w:tblCellSpacing w:w="15" w:type="dxa"/>
+        </w:trPr>
+        <w:tc>
+          <w:tcPr>
+            <w:tcW w:w="0" w:type="auto"/>
+            <w:tcBorders>
+              <w:top w:val="single" w:sz="6" w:space="0" w:color="C4C7C5"/>
+              <w:left w:val="single" w:sz="6" w:space="0" w:color="C4C7C5"/>
+              <w:bottom w:val="single" w:sz="6" w:space="0" w:color="C4C7C5"/>
+              <w:right w:val="single" w:sz="6" w:space="0" w:color="C4C7C5"/>
+            </w:tcBorders>
+            <w:tcMar>
+              <w:top w:w="120" w:type="dxa"/>
+              <w:left w:w="180" w:type="dxa"/>
+              <w:bottom w:w="120" w:type="dxa"/>
+              <w:right w:w="180" w:type="dxa"/>
+            </w:tcMar>
+            <w:vAlign w:val="center"/>
+            <w:hideMark/>
+          </w:tcPr>
+          <w:p>
+            <w:r>
+              <w:rPr>
+                <w:b/>
+                <w:bCs/>
+              </w:rPr>
+              <w:t>Conversion Type</w:t>
+            </w:r>
+          </w:p>
+        </w:tc>
+        <w:tc>
+          <w:tcPr>
+            <w:tcW w:w="0" w:type="auto"/>
+            <w:tcBorders>
+              <w:top w:val="single" w:sz="6" w:space="0" w:color="C4C7C5"/>
+              <w:left w:val="single" w:sz="6" w:space="0" w:color="C4C7C5"/>
+              <w:bottom w:val="single" w:sz="6" w:space="0" w:color="C4C7C5"/>
+              <w:right w:val="single" w:sz="6" w:space="0" w:color="C4C7C5"/>
+            </w:tcBorders>
+            <w:tcMar>
+              <w:top w:w="120" w:type="dxa"/>
+              <w:left w:w="180" w:type="dxa"/>
+              <w:bottom w:w="120" w:type="dxa"/>
+              <w:right w:w="180" w:type="dxa"/>
+            </w:tcMar>
+            <w:vAlign w:val="center"/>
+            <w:hideMark/>
+          </w:tcPr>
+          <w:p>
+            <w:r>
+              <w:rPr>
+                <w:b/>
+                <w:bCs/>
+              </w:rPr>
+              <w:t>Performed By</w:t>
+            </w:r>
+          </w:p>
+        </w:tc>
+        <w:tc>
+          <w:tcPr>
+            <w:tcW w:w="0" w:type="auto"/>
+            <w:tcBorders>
+              <w:top w:val="single" w:sz="6" w:space="0" w:color="C4C7C5"/>
+              <w:left w:val="single" w:sz="6" w:space="0" w:color="C4C7C5"/>
+              <w:bottom w:val="single" w:sz="6" w:space="0" w:color="C4C7C5"/>
+              <w:right w:val="single" w:sz="6" w:space="0" w:color="C4C7C5"/>
+            </w:tcBorders>
+            <w:tcMar>
+              <w:top w:w="120" w:type="dxa"/>
+              <w:left w:w="180" w:type="dxa"/>
+              <w:bottom w:w="120" w:type="dxa"/>
+              <w:right w:w="180" w:type="dxa"/>
+            </w:tcMar>
+            <w:vAlign w:val="center"/>
+            <w:hideMark/>
+          </w:tcPr>
+          <w:p>
+            <w:r>
+              <w:rPr>
+                <w:b/>
+                <w:bCs/>
+              </w:rPr>
+              <w:t>Example</w:t>
+            </w:r>
+          </w:p>
+        </w:tc>
+      </w:tr>
+      <w:tr>
+        <w:trPr>
+          <w:tblCellSpacing w:w="15" w:type="dxa"/>
+        </w:trPr>
+        <w:tc>
+          <w:tcPr>
+            <w:tcW w:w="0" w:type="auto"/>
+            <w:tcBorders>
+              <w:top w:val="single" w:sz="6" w:space="0" w:color="C4C7C5"/>
+              <w:left w:val="single" w:sz="6" w:space="0" w:color="C4C7C5"/>
+              <w:bottom w:val="single" w:sz="6" w:space="0" w:color="C4C7C5"/>
+              <w:right w:val="single" w:sz="6" w:space="0" w:color="C4C7C5"/>
+            </w:tcBorders>
+            <w:tcMar>
+              <w:top w:w="120" w:type="dxa"/>
+              <w:left w:w="180" w:type="dxa"/>
+              <w:bottom w:w="120" w:type="dxa"/>
+              <w:right w:w="180" w:type="dxa"/>
+            </w:tcMar>
+            <w:vAlign w:val="center"/>
+            <w:hideMark/>
+          </w:tcPr>
+          <w:p>
+            <w:r>
+              <w:rPr>
+                <w:b/>
+                <w:bCs/>
+              </w:rPr>
+              <w:t>Implicit</w:t>
+            </w:r>
+          </w:p>
+        </w:tc>
+        <w:tc>
+          <w:tcPr>
+            <w:tcW w:w="0" w:type="auto"/>
+            <w:tcBorders>
+              <w:top w:val="single" w:sz="6" w:space="0" w:color="C4C7C5"/>
+              <w:left w:val="single" w:sz="6" w:space="0" w:color="C4C7C5"/>
+              <w:bottom w:val="single" w:sz="6" w:space="0" w:color="C4C7C5"/>
+              <w:right w:val="single" w:sz="6" w:space="0" w:color="C4C7C5"/>
+            </w:tcBorders>
+            <w:tcMar>
+              <w:top w:w="120" w:type="dxa"/>
+              <w:left w:w="180" w:type="dxa"/>
+              <w:bottom w:w="120" w:type="dxa"/>
+              <w:right w:w="180" w:type="dxa"/>
+            </w:tcMar>
+            <w:vAlign w:val="center"/>
+            <w:hideMark/>
+          </w:tcPr>
+          <w:p>
+            <w:r>
+              <w:t>Python (Automatically)</w:t>
+            </w:r>
+          </w:p>
+        </w:tc>
+        <w:tc>
+          <w:tcPr>
+            <w:tcW w:w="0" w:type="auto"/>
+            <w:tcBorders>
+              <w:top w:val="single" w:sz="6" w:space="0" w:color="C4C7C5"/>
+              <w:left w:val="single" w:sz="6" w:space="0" w:color="C4C7C5"/>
+              <w:bottom w:val="single" w:sz="6" w:space="0" w:color="C4C7C5"/>
+              <w:right w:val="single" w:sz="6" w:space="0" w:color="C4C7C5"/>
+            </w:tcBorders>
+            <w:tcMar>
+              <w:top w:w="120" w:type="dxa"/>
+              <w:left w:w="180" w:type="dxa"/>
+              <w:bottom w:w="120" w:type="dxa"/>
+              <w:right w:w="180" w:type="dxa"/>
+            </w:tcMar>
+            <w:vAlign w:val="center"/>
+            <w:hideMark/>
+          </w:tcPr>
+          <w:p>
+            <w:r>
+              <w:t>4 + 5.5 = 9.5</w:t>
+            </w:r>
+          </w:p>
+        </w:tc>
+      </w:tr>
+      <w:tr>
+        <w:trPr>
+          <w:tblCellSpacing w:w="15" w:type="dxa"/>
+        </w:trPr>
+        <w:tc>
+          <w:tcPr>
+            <w:tcW w:w="0" w:type="auto"/>
+            <w:tcBorders>
+              <w:top w:val="single" w:sz="6" w:space="0" w:color="C4C7C5"/>
+              <w:left w:val="single" w:sz="6" w:space="0" w:color="C4C7C5"/>
+              <w:bottom w:val="single" w:sz="6" w:space="0" w:color="C4C7C5"/>
+              <w:right w:val="single" w:sz="6" w:space="0" w:color="C4C7C5"/>
+            </w:tcBorders>
+            <w:tcMar>
+              <w:top w:w="120" w:type="dxa"/>
+              <w:left w:w="180" w:type="dxa"/>
+              <w:bottom w:w="120" w:type="dxa"/>
+              <w:right w:w="180" w:type="dxa"/>
+            </w:tcMar>
+            <w:vAlign w:val="center"/>
+            <w:hideMark/>
+          </w:tcPr>
+          <w:p>
+            <w:r>
+              <w:rPr>
+                <w:b/>
+                <w:bCs/>
+              </w:rPr>
+              <w:t>Explicit</w:t>
+            </w:r>
+          </w:p>
+        </w:tc>
+        <w:tc>
+          <w:tcPr>
+            <w:tcW w:w="0" w:type="auto"/>
+            <w:tcBorders>
+              <w:top w:val="single" w:sz="6" w:space="0" w:color="C4C7C5"/>
+              <w:left w:val="single" w:sz="6" w:space="0" w:color="C4C7C5"/>
+              <w:bottom w:val="single" w:sz="6" w:space="0" w:color="C4C7C5"/>
+              <w:right w:val="single" w:sz="6" w:space="0" w:color="C4C7C5"/>
+            </w:tcBorders>
+            <w:tcMar>
+              <w:top w:w="120" w:type="dxa"/>
+              <w:left w:w="180" w:type="dxa"/>
+              <w:bottom w:w="120" w:type="dxa"/>
+              <w:right w:w="180" w:type="dxa"/>
+            </w:tcMar>
+            <w:vAlign w:val="center"/>
+            <w:hideMark/>
+          </w:tcPr>
+          <w:p>
+            <w:r>
+              <w:t>Programmer (Manually via functions)</w:t>
+            </w:r>
+          </w:p>
+        </w:tc>
+        <w:tc>
+          <w:tcPr>
+            <w:tcW w:w="0" w:type="auto"/>
+            <w:tcBorders>
+              <w:top w:val="single" w:sz="6" w:space="0" w:color="C4C7C5"/>
+              <w:left w:val="single" w:sz="6" w:space="0" w:color="C4C7C5"/>
+              <w:bottom w:val="single" w:sz="6" w:space="0" w:color="C4C7C5"/>
+              <w:right w:val="single" w:sz="6" w:space="0" w:color="C4C7C5"/>
+            </w:tcBorders>
+            <w:tcMar>
+              <w:top w:w="120" w:type="dxa"/>
+              <w:left w:w="180" w:type="dxa"/>
+              <w:bottom w:w="120" w:type="dxa"/>
+              <w:right w:w="180" w:type="dxa"/>
+            </w:tcMar>
+            <w:vAlign w:val="center"/>
+            <w:hideMark/>
+          </w:tcPr>
+          <w:p>
+            <w:proofErr w:type="gramStart"/>
+            <w:r>
+              <w:t>int(</w:t>
+            </w:r>
+            <w:proofErr w:type="gramEnd"/>
+            <w:r>
+              <w:t>"56") = 56</w:t>
+            </w:r>
+          </w:p>
+        </w:tc>
+      </w:tr>
+    </w:tbl>
     <w:p/>
     <w:sectPr>
       <w:pgSz w:w="11906" w:h="16838"/>
@@ -11996,6 +16315,155 @@
 <file path=word/numbering.xml><?xml version="1.0" encoding="utf-8"?>
 <w:numbering xmlns:wpc="http://schemas.microsoft.com/office/word/2010/wordprocessingCanvas" xmlns:cx="http://schemas.microsoft.com/office/drawing/2014/chartex" xmlns:cx1="http://schemas.microsoft.com/office/drawing/2015/9/8/chartex" xmlns:cx2="http://schemas.microsoft.com/office/drawing/2015/10/21/chartex" xmlns:cx3="http://schemas.microsoft.com/office/drawing/2016/5/9/chartex" xmlns:cx4="http://schemas.microsoft.com/office/drawing/2016/5/10/chartex" xmlns:cx5="http://schemas.microsoft.com/office/drawing/2016/5/11/chartex" xmlns:cx6="http://schemas.microsoft.com/office/drawing/2016/5/12/chartex" xmlns:cx7="http://schemas.microsoft.com/office/drawing/2016/5/13/chartex" xmlns:cx8="http://schemas.microsoft.com/office/drawing/2016/5/14/chartex" xmlns:mc="http://schemas.openxmlformats.org/markup-compatibility/2006" xmlns:aink="http://schemas.microsoft.com/office/drawing/2016/ink" xmlns:am3d="http://schemas.microsoft.com/office/drawing/2017/model3d" xmlns:o="urn:schemas-microsoft-com:office:office" xmlns:oel="http://schemas.microsoft.com/office/2019/extlst" xmlns:r="http://schemas.openxmlformats.org/officeDocument/2006/relationships" xmlns:m="http://schemas.openxmlformats.org/officeDocument/2006/math" xmlns:v="urn:schemas-microsoft-com:vml" xmlns:wp14="http://schemas.microsoft.com/office/word/2010/wordprocessingDrawing" xmlns:wp="http://schemas.openxmlformats.org/drawingml/2006/wordprocessingDrawing" xmlns:w10="urn:schemas-microsoft-com:office:word" xmlns:w="http://schemas.openxmlformats.org/wordprocessingml/2006/main" xmlns:w14="http://schemas.microsoft.com/office/word/2010/wordml" xmlns:w15="http://schemas.microsoft.com/office/word/2012/wordml" xmlns:w16cei="http://schemas.microsoft.com/office/word/2026/wordml/cei" xmlns:w16cex="http://schemas.microsoft.com/office/word/2018/wordml/cex" xmlns:w16cid="http://schemas.microsoft.com/office/word/2016/wordml/cid" xmlns:w16="http://schemas.microsoft.com/office/word/2018/wordml" xmlns:w16du="http://schemas.microsoft.com/office/word/2023/wordml/word16du" xmlns:w16sdtdh="http://schemas.microsoft.com/office/word/2020/wordml/sdtdatahash" xmlns:w16sdtfl="http://schemas.microsoft.com/office/word/2024/wordml/sdtformatlock" xmlns:w16se="http://schemas.microsoft.com/office/word/2015/wordml/symex" xmlns:wpg="http://schemas.microsoft.com/office/word/2010/wordprocessingGroup" xmlns:wpi="http://schemas.microsoft.com/office/word/2010/wordprocessingInk" xmlns:wne="http://schemas.microsoft.com/office/word/2006/wordml" xmlns:wps="http://schemas.microsoft.com/office/word/2010/wordprocessingShape" mc:Ignorable="w14 w15 w16se w16cid w16 w16cex w16sdtdh w16sdtfl w16du wp14">
   <w:abstractNum w:abstractNumId="0" w15:restartNumberingAfterBreak="0">
+    <w:nsid w:val="05746F95"/>
+    <w:multiLevelType w:val="multilevel"/>
+    <w:tmpl w:val="DE7829FC"/>
+    <w:lvl w:ilvl="0">
+      <w:start w:val="1"/>
+      <w:numFmt w:val="bullet"/>
+      <w:lvlText w:val=""/>
+      <w:lvlJc w:val="left"/>
+      <w:pPr>
+        <w:tabs>
+          <w:tab w:val="num" w:pos="720"/>
+        </w:tabs>
+        <w:ind w:left="720" w:hanging="360"/>
+      </w:pPr>
+      <w:rPr>
+        <w:rFonts w:ascii="Symbol" w:hAnsi="Symbol" w:hint="default"/>
+        <w:sz w:val="20"/>
+      </w:rPr>
+    </w:lvl>
+    <w:lvl w:ilvl="1" w:tentative="1">
+      <w:start w:val="1"/>
+      <w:numFmt w:val="bullet"/>
+      <w:lvlText w:val="o"/>
+      <w:lvlJc w:val="left"/>
+      <w:pPr>
+        <w:tabs>
+          <w:tab w:val="num" w:pos="1440"/>
+        </w:tabs>
+        <w:ind w:left="1440" w:hanging="360"/>
+      </w:pPr>
+      <w:rPr>
+        <w:rFonts w:ascii="Courier New" w:hAnsi="Courier New" w:hint="default"/>
+        <w:sz w:val="20"/>
+      </w:rPr>
+    </w:lvl>
+    <w:lvl w:ilvl="2" w:tentative="1">
+      <w:start w:val="1"/>
+      <w:numFmt w:val="bullet"/>
+      <w:lvlText w:val=""/>
+      <w:lvlJc w:val="left"/>
+      <w:pPr>
+        <w:tabs>
+          <w:tab w:val="num" w:pos="2160"/>
+        </w:tabs>
+        <w:ind w:left="2160" w:hanging="360"/>
+      </w:pPr>
+      <w:rPr>
+        <w:rFonts w:ascii="Wingdings" w:hAnsi="Wingdings" w:hint="default"/>
+        <w:sz w:val="20"/>
+      </w:rPr>
+    </w:lvl>
+    <w:lvl w:ilvl="3" w:tentative="1">
+      <w:start w:val="1"/>
+      <w:numFmt w:val="bullet"/>
+      <w:lvlText w:val=""/>
+      <w:lvlJc w:val="left"/>
+      <w:pPr>
+        <w:tabs>
+          <w:tab w:val="num" w:pos="2880"/>
+        </w:tabs>
+        <w:ind w:left="2880" w:hanging="360"/>
+      </w:pPr>
+      <w:rPr>
+        <w:rFonts w:ascii="Wingdings" w:hAnsi="Wingdings" w:hint="default"/>
+        <w:sz w:val="20"/>
+      </w:rPr>
+    </w:lvl>
+    <w:lvl w:ilvl="4" w:tentative="1">
+      <w:start w:val="1"/>
+      <w:numFmt w:val="bullet"/>
+      <w:lvlText w:val=""/>
+      <w:lvlJc w:val="left"/>
+      <w:pPr>
+        <w:tabs>
+          <w:tab w:val="num" w:pos="3600"/>
+        </w:tabs>
+        <w:ind w:left="3600" w:hanging="360"/>
+      </w:pPr>
+      <w:rPr>
+        <w:rFonts w:ascii="Wingdings" w:hAnsi="Wingdings" w:hint="default"/>
+        <w:sz w:val="20"/>
+      </w:rPr>
+    </w:lvl>
+    <w:lvl w:ilvl="5" w:tentative="1">
+      <w:start w:val="1"/>
+      <w:numFmt w:val="bullet"/>
+      <w:lvlText w:val=""/>
+      <w:lvlJc w:val="left"/>
+      <w:pPr>
+        <w:tabs>
+          <w:tab w:val="num" w:pos="4320"/>
+        </w:tabs>
+        <w:ind w:left="4320" w:hanging="360"/>
+      </w:pPr>
+      <w:rPr>
+        <w:rFonts w:ascii="Wingdings" w:hAnsi="Wingdings" w:hint="default"/>
+        <w:sz w:val="20"/>
+      </w:rPr>
+    </w:lvl>
+    <w:lvl w:ilvl="6" w:tentative="1">
+      <w:start w:val="1"/>
+      <w:numFmt w:val="bullet"/>
+      <w:lvlText w:val=""/>
+      <w:lvlJc w:val="left"/>
+      <w:pPr>
+        <w:tabs>
+          <w:tab w:val="num" w:pos="5040"/>
+        </w:tabs>
+        <w:ind w:left="5040" w:hanging="360"/>
+      </w:pPr>
+      <w:rPr>
+        <w:rFonts w:ascii="Wingdings" w:hAnsi="Wingdings" w:hint="default"/>
+        <w:sz w:val="20"/>
+      </w:rPr>
+    </w:lvl>
+    <w:lvl w:ilvl="7" w:tentative="1">
+      <w:start w:val="1"/>
+      <w:numFmt w:val="bullet"/>
+      <w:lvlText w:val=""/>
+      <w:lvlJc w:val="left"/>
+      <w:pPr>
+        <w:tabs>
+          <w:tab w:val="num" w:pos="5760"/>
+        </w:tabs>
+        <w:ind w:left="5760" w:hanging="360"/>
+      </w:pPr>
+      <w:rPr>
+        <w:rFonts w:ascii="Wingdings" w:hAnsi="Wingdings" w:hint="default"/>
+        <w:sz w:val="20"/>
+      </w:rPr>
+    </w:lvl>
+    <w:lvl w:ilvl="8" w:tentative="1">
+      <w:start w:val="1"/>
+      <w:numFmt w:val="bullet"/>
+      <w:lvlText w:val=""/>
+      <w:lvlJc w:val="left"/>
+      <w:pPr>
+        <w:tabs>
+          <w:tab w:val="num" w:pos="6480"/>
+        </w:tabs>
+        <w:ind w:left="6480" w:hanging="360"/>
+      </w:pPr>
+      <w:rPr>
+        <w:rFonts w:ascii="Wingdings" w:hAnsi="Wingdings" w:hint="default"/>
+        <w:sz w:val="20"/>
+      </w:rPr>
+    </w:lvl>
+  </w:abstractNum>
+  <w:abstractNum w:abstractNumId="1" w15:restartNumberingAfterBreak="0">
     <w:nsid w:val="0877773E"/>
     <w:multiLevelType w:val="multilevel"/>
     <w:tmpl w:val="AFFE4346"/>
@@ -12112,7 +16580,7 @@
       </w:pPr>
     </w:lvl>
   </w:abstractNum>
-  <w:abstractNum w:abstractNumId="1" w15:restartNumberingAfterBreak="0">
+  <w:abstractNum w:abstractNumId="2" w15:restartNumberingAfterBreak="0">
     <w:nsid w:val="09B359B7"/>
     <w:multiLevelType w:val="multilevel"/>
     <w:tmpl w:val="F0B05916"/>
@@ -12261,7 +16729,7 @@
       </w:rPr>
     </w:lvl>
   </w:abstractNum>
-  <w:abstractNum w:abstractNumId="2" w15:restartNumberingAfterBreak="0">
+  <w:abstractNum w:abstractNumId="3" w15:restartNumberingAfterBreak="0">
     <w:nsid w:val="0F95065D"/>
     <w:multiLevelType w:val="multilevel"/>
     <w:tmpl w:val="88FED9FE"/>
@@ -12410,7 +16878,7 @@
       </w:rPr>
     </w:lvl>
   </w:abstractNum>
-  <w:abstractNum w:abstractNumId="3" w15:restartNumberingAfterBreak="0">
+  <w:abstractNum w:abstractNumId="4" w15:restartNumberingAfterBreak="0">
     <w:nsid w:val="10F64DCB"/>
     <w:multiLevelType w:val="multilevel"/>
     <w:tmpl w:val="78049C0C"/>
@@ -12559,7 +17027,7 @@
       </w:rPr>
     </w:lvl>
   </w:abstractNum>
-  <w:abstractNum w:abstractNumId="4" w15:restartNumberingAfterBreak="0">
+  <w:abstractNum w:abstractNumId="5" w15:restartNumberingAfterBreak="0">
     <w:nsid w:val="121C70AC"/>
     <w:multiLevelType w:val="multilevel"/>
     <w:tmpl w:val="8EDE46B6"/>
@@ -12708,7 +17176,7 @@
       </w:rPr>
     </w:lvl>
   </w:abstractNum>
-  <w:abstractNum w:abstractNumId="5" w15:restartNumberingAfterBreak="0">
+  <w:abstractNum w:abstractNumId="6" w15:restartNumberingAfterBreak="0">
     <w:nsid w:val="146C25E1"/>
     <w:multiLevelType w:val="multilevel"/>
     <w:tmpl w:val="B662541E"/>
@@ -12857,7 +17325,7 @@
       </w:rPr>
     </w:lvl>
   </w:abstractNum>
-  <w:abstractNum w:abstractNumId="6" w15:restartNumberingAfterBreak="0">
+  <w:abstractNum w:abstractNumId="7" w15:restartNumberingAfterBreak="0">
     <w:nsid w:val="15D006BD"/>
     <w:multiLevelType w:val="multilevel"/>
     <w:tmpl w:val="63C019FA"/>
@@ -13006,7 +17474,7 @@
       </w:rPr>
     </w:lvl>
   </w:abstractNum>
-  <w:abstractNum w:abstractNumId="7" w15:restartNumberingAfterBreak="0">
+  <w:abstractNum w:abstractNumId="8" w15:restartNumberingAfterBreak="0">
     <w:nsid w:val="16DC20BC"/>
     <w:multiLevelType w:val="multilevel"/>
     <w:tmpl w:val="F962B1E2"/>
@@ -13155,7 +17623,156 @@
       </w:rPr>
     </w:lvl>
   </w:abstractNum>
-  <w:abstractNum w:abstractNumId="8" w15:restartNumberingAfterBreak="0">
+  <w:abstractNum w:abstractNumId="9" w15:restartNumberingAfterBreak="0">
+    <w:nsid w:val="1CFB7503"/>
+    <w:multiLevelType w:val="multilevel"/>
+    <w:tmpl w:val="9F44A194"/>
+    <w:lvl w:ilvl="0">
+      <w:start w:val="1"/>
+      <w:numFmt w:val="bullet"/>
+      <w:lvlText w:val=""/>
+      <w:lvlJc w:val="left"/>
+      <w:pPr>
+        <w:tabs>
+          <w:tab w:val="num" w:pos="720"/>
+        </w:tabs>
+        <w:ind w:left="720" w:hanging="360"/>
+      </w:pPr>
+      <w:rPr>
+        <w:rFonts w:ascii="Symbol" w:hAnsi="Symbol" w:hint="default"/>
+        <w:sz w:val="20"/>
+      </w:rPr>
+    </w:lvl>
+    <w:lvl w:ilvl="1" w:tentative="1">
+      <w:start w:val="1"/>
+      <w:numFmt w:val="bullet"/>
+      <w:lvlText w:val="o"/>
+      <w:lvlJc w:val="left"/>
+      <w:pPr>
+        <w:tabs>
+          <w:tab w:val="num" w:pos="1440"/>
+        </w:tabs>
+        <w:ind w:left="1440" w:hanging="360"/>
+      </w:pPr>
+      <w:rPr>
+        <w:rFonts w:ascii="Courier New" w:hAnsi="Courier New" w:hint="default"/>
+        <w:sz w:val="20"/>
+      </w:rPr>
+    </w:lvl>
+    <w:lvl w:ilvl="2" w:tentative="1">
+      <w:start w:val="1"/>
+      <w:numFmt w:val="bullet"/>
+      <w:lvlText w:val=""/>
+      <w:lvlJc w:val="left"/>
+      <w:pPr>
+        <w:tabs>
+          <w:tab w:val="num" w:pos="2160"/>
+        </w:tabs>
+        <w:ind w:left="2160" w:hanging="360"/>
+      </w:pPr>
+      <w:rPr>
+        <w:rFonts w:ascii="Wingdings" w:hAnsi="Wingdings" w:hint="default"/>
+        <w:sz w:val="20"/>
+      </w:rPr>
+    </w:lvl>
+    <w:lvl w:ilvl="3" w:tentative="1">
+      <w:start w:val="1"/>
+      <w:numFmt w:val="bullet"/>
+      <w:lvlText w:val=""/>
+      <w:lvlJc w:val="left"/>
+      <w:pPr>
+        <w:tabs>
+          <w:tab w:val="num" w:pos="2880"/>
+        </w:tabs>
+        <w:ind w:left="2880" w:hanging="360"/>
+      </w:pPr>
+      <w:rPr>
+        <w:rFonts w:ascii="Wingdings" w:hAnsi="Wingdings" w:hint="default"/>
+        <w:sz w:val="20"/>
+      </w:rPr>
+    </w:lvl>
+    <w:lvl w:ilvl="4" w:tentative="1">
+      <w:start w:val="1"/>
+      <w:numFmt w:val="bullet"/>
+      <w:lvlText w:val=""/>
+      <w:lvlJc w:val="left"/>
+      <w:pPr>
+        <w:tabs>
+          <w:tab w:val="num" w:pos="3600"/>
+        </w:tabs>
+        <w:ind w:left="3600" w:hanging="360"/>
+      </w:pPr>
+      <w:rPr>
+        <w:rFonts w:ascii="Wingdings" w:hAnsi="Wingdings" w:hint="default"/>
+        <w:sz w:val="20"/>
+      </w:rPr>
+    </w:lvl>
+    <w:lvl w:ilvl="5" w:tentative="1">
+      <w:start w:val="1"/>
+      <w:numFmt w:val="bullet"/>
+      <w:lvlText w:val=""/>
+      <w:lvlJc w:val="left"/>
+      <w:pPr>
+        <w:tabs>
+          <w:tab w:val="num" w:pos="4320"/>
+        </w:tabs>
+        <w:ind w:left="4320" w:hanging="360"/>
+      </w:pPr>
+      <w:rPr>
+        <w:rFonts w:ascii="Wingdings" w:hAnsi="Wingdings" w:hint="default"/>
+        <w:sz w:val="20"/>
+      </w:rPr>
+    </w:lvl>
+    <w:lvl w:ilvl="6" w:tentative="1">
+      <w:start w:val="1"/>
+      <w:numFmt w:val="bullet"/>
+      <w:lvlText w:val=""/>
+      <w:lvlJc w:val="left"/>
+      <w:pPr>
+        <w:tabs>
+          <w:tab w:val="num" w:pos="5040"/>
+        </w:tabs>
+        <w:ind w:left="5040" w:hanging="360"/>
+      </w:pPr>
+      <w:rPr>
+        <w:rFonts w:ascii="Wingdings" w:hAnsi="Wingdings" w:hint="default"/>
+        <w:sz w:val="20"/>
+      </w:rPr>
+    </w:lvl>
+    <w:lvl w:ilvl="7" w:tentative="1">
+      <w:start w:val="1"/>
+      <w:numFmt w:val="bullet"/>
+      <w:lvlText w:val=""/>
+      <w:lvlJc w:val="left"/>
+      <w:pPr>
+        <w:tabs>
+          <w:tab w:val="num" w:pos="5760"/>
+        </w:tabs>
+        <w:ind w:left="5760" w:hanging="360"/>
+      </w:pPr>
+      <w:rPr>
+        <w:rFonts w:ascii="Wingdings" w:hAnsi="Wingdings" w:hint="default"/>
+        <w:sz w:val="20"/>
+      </w:rPr>
+    </w:lvl>
+    <w:lvl w:ilvl="8" w:tentative="1">
+      <w:start w:val="1"/>
+      <w:numFmt w:val="bullet"/>
+      <w:lvlText w:val=""/>
+      <w:lvlJc w:val="left"/>
+      <w:pPr>
+        <w:tabs>
+          <w:tab w:val="num" w:pos="6480"/>
+        </w:tabs>
+        <w:ind w:left="6480" w:hanging="360"/>
+      </w:pPr>
+      <w:rPr>
+        <w:rFonts w:ascii="Wingdings" w:hAnsi="Wingdings" w:hint="default"/>
+        <w:sz w:val="20"/>
+      </w:rPr>
+    </w:lvl>
+  </w:abstractNum>
+  <w:abstractNum w:abstractNumId="10" w15:restartNumberingAfterBreak="0">
     <w:nsid w:val="1E142B31"/>
     <w:multiLevelType w:val="multilevel"/>
     <w:tmpl w:val="717E6EC6"/>
@@ -13304,7 +17921,7 @@
       </w:rPr>
     </w:lvl>
   </w:abstractNum>
-  <w:abstractNum w:abstractNumId="9" w15:restartNumberingAfterBreak="0">
+  <w:abstractNum w:abstractNumId="11" w15:restartNumberingAfterBreak="0">
     <w:nsid w:val="212F49C3"/>
     <w:multiLevelType w:val="multilevel"/>
     <w:tmpl w:val="0942A7FA"/>
@@ -13453,7 +18070,156 @@
       </w:rPr>
     </w:lvl>
   </w:abstractNum>
-  <w:abstractNum w:abstractNumId="10" w15:restartNumberingAfterBreak="0">
+  <w:abstractNum w:abstractNumId="12" w15:restartNumberingAfterBreak="0">
+    <w:nsid w:val="21846D4F"/>
+    <w:multiLevelType w:val="multilevel"/>
+    <w:tmpl w:val="786AEBE0"/>
+    <w:lvl w:ilvl="0">
+      <w:start w:val="1"/>
+      <w:numFmt w:val="bullet"/>
+      <w:lvlText w:val=""/>
+      <w:lvlJc w:val="left"/>
+      <w:pPr>
+        <w:tabs>
+          <w:tab w:val="num" w:pos="720"/>
+        </w:tabs>
+        <w:ind w:left="720" w:hanging="360"/>
+      </w:pPr>
+      <w:rPr>
+        <w:rFonts w:ascii="Symbol" w:hAnsi="Symbol" w:hint="default"/>
+        <w:sz w:val="20"/>
+      </w:rPr>
+    </w:lvl>
+    <w:lvl w:ilvl="1" w:tentative="1">
+      <w:start w:val="1"/>
+      <w:numFmt w:val="bullet"/>
+      <w:lvlText w:val="o"/>
+      <w:lvlJc w:val="left"/>
+      <w:pPr>
+        <w:tabs>
+          <w:tab w:val="num" w:pos="1440"/>
+        </w:tabs>
+        <w:ind w:left="1440" w:hanging="360"/>
+      </w:pPr>
+      <w:rPr>
+        <w:rFonts w:ascii="Courier New" w:hAnsi="Courier New" w:hint="default"/>
+        <w:sz w:val="20"/>
+      </w:rPr>
+    </w:lvl>
+    <w:lvl w:ilvl="2" w:tentative="1">
+      <w:start w:val="1"/>
+      <w:numFmt w:val="bullet"/>
+      <w:lvlText w:val=""/>
+      <w:lvlJc w:val="left"/>
+      <w:pPr>
+        <w:tabs>
+          <w:tab w:val="num" w:pos="2160"/>
+        </w:tabs>
+        <w:ind w:left="2160" w:hanging="360"/>
+      </w:pPr>
+      <w:rPr>
+        <w:rFonts w:ascii="Wingdings" w:hAnsi="Wingdings" w:hint="default"/>
+        <w:sz w:val="20"/>
+      </w:rPr>
+    </w:lvl>
+    <w:lvl w:ilvl="3" w:tentative="1">
+      <w:start w:val="1"/>
+      <w:numFmt w:val="bullet"/>
+      <w:lvlText w:val=""/>
+      <w:lvlJc w:val="left"/>
+      <w:pPr>
+        <w:tabs>
+          <w:tab w:val="num" w:pos="2880"/>
+        </w:tabs>
+        <w:ind w:left="2880" w:hanging="360"/>
+      </w:pPr>
+      <w:rPr>
+        <w:rFonts w:ascii="Wingdings" w:hAnsi="Wingdings" w:hint="default"/>
+        <w:sz w:val="20"/>
+      </w:rPr>
+    </w:lvl>
+    <w:lvl w:ilvl="4" w:tentative="1">
+      <w:start w:val="1"/>
+      <w:numFmt w:val="bullet"/>
+      <w:lvlText w:val=""/>
+      <w:lvlJc w:val="left"/>
+      <w:pPr>
+        <w:tabs>
+          <w:tab w:val="num" w:pos="3600"/>
+        </w:tabs>
+        <w:ind w:left="3600" w:hanging="360"/>
+      </w:pPr>
+      <w:rPr>
+        <w:rFonts w:ascii="Wingdings" w:hAnsi="Wingdings" w:hint="default"/>
+        <w:sz w:val="20"/>
+      </w:rPr>
+    </w:lvl>
+    <w:lvl w:ilvl="5" w:tentative="1">
+      <w:start w:val="1"/>
+      <w:numFmt w:val="bullet"/>
+      <w:lvlText w:val=""/>
+      <w:lvlJc w:val="left"/>
+      <w:pPr>
+        <w:tabs>
+          <w:tab w:val="num" w:pos="4320"/>
+        </w:tabs>
+        <w:ind w:left="4320" w:hanging="360"/>
+      </w:pPr>
+      <w:rPr>
+        <w:rFonts w:ascii="Wingdings" w:hAnsi="Wingdings" w:hint="default"/>
+        <w:sz w:val="20"/>
+      </w:rPr>
+    </w:lvl>
+    <w:lvl w:ilvl="6" w:tentative="1">
+      <w:start w:val="1"/>
+      <w:numFmt w:val="bullet"/>
+      <w:lvlText w:val=""/>
+      <w:lvlJc w:val="left"/>
+      <w:pPr>
+        <w:tabs>
+          <w:tab w:val="num" w:pos="5040"/>
+        </w:tabs>
+        <w:ind w:left="5040" w:hanging="360"/>
+      </w:pPr>
+      <w:rPr>
+        <w:rFonts w:ascii="Wingdings" w:hAnsi="Wingdings" w:hint="default"/>
+        <w:sz w:val="20"/>
+      </w:rPr>
+    </w:lvl>
+    <w:lvl w:ilvl="7" w:tentative="1">
+      <w:start w:val="1"/>
+      <w:numFmt w:val="bullet"/>
+      <w:lvlText w:val=""/>
+      <w:lvlJc w:val="left"/>
+      <w:pPr>
+        <w:tabs>
+          <w:tab w:val="num" w:pos="5760"/>
+        </w:tabs>
+        <w:ind w:left="5760" w:hanging="360"/>
+      </w:pPr>
+      <w:rPr>
+        <w:rFonts w:ascii="Wingdings" w:hAnsi="Wingdings" w:hint="default"/>
+        <w:sz w:val="20"/>
+      </w:rPr>
+    </w:lvl>
+    <w:lvl w:ilvl="8" w:tentative="1">
+      <w:start w:val="1"/>
+      <w:numFmt w:val="bullet"/>
+      <w:lvlText w:val=""/>
+      <w:lvlJc w:val="left"/>
+      <w:pPr>
+        <w:tabs>
+          <w:tab w:val="num" w:pos="6480"/>
+        </w:tabs>
+        <w:ind w:left="6480" w:hanging="360"/>
+      </w:pPr>
+      <w:rPr>
+        <w:rFonts w:ascii="Wingdings" w:hAnsi="Wingdings" w:hint="default"/>
+        <w:sz w:val="20"/>
+      </w:rPr>
+    </w:lvl>
+  </w:abstractNum>
+  <w:abstractNum w:abstractNumId="13" w15:restartNumberingAfterBreak="0">
     <w:nsid w:val="24795C0A"/>
     <w:multiLevelType w:val="multilevel"/>
     <w:tmpl w:val="7260633C"/>
@@ -13602,7 +18368,7 @@
       </w:rPr>
     </w:lvl>
   </w:abstractNum>
-  <w:abstractNum w:abstractNumId="11" w15:restartNumberingAfterBreak="0">
+  <w:abstractNum w:abstractNumId="14" w15:restartNumberingAfterBreak="0">
     <w:nsid w:val="26B47991"/>
     <w:multiLevelType w:val="multilevel"/>
     <w:tmpl w:val="21DC7C7E"/>
@@ -13751,7 +18517,7 @@
       </w:rPr>
     </w:lvl>
   </w:abstractNum>
-  <w:abstractNum w:abstractNumId="12" w15:restartNumberingAfterBreak="0">
+  <w:abstractNum w:abstractNumId="15" w15:restartNumberingAfterBreak="0">
     <w:nsid w:val="27CB4BAF"/>
     <w:multiLevelType w:val="multilevel"/>
     <w:tmpl w:val="55EA595E"/>
@@ -13900,7 +18666,7 @@
       </w:rPr>
     </w:lvl>
   </w:abstractNum>
-  <w:abstractNum w:abstractNumId="13" w15:restartNumberingAfterBreak="0">
+  <w:abstractNum w:abstractNumId="16" w15:restartNumberingAfterBreak="0">
     <w:nsid w:val="2C23639E"/>
     <w:multiLevelType w:val="multilevel"/>
     <w:tmpl w:val="EAFEAC3C"/>
@@ -14049,7 +18815,7 @@
       </w:rPr>
     </w:lvl>
   </w:abstractNum>
-  <w:abstractNum w:abstractNumId="14" w15:restartNumberingAfterBreak="0">
+  <w:abstractNum w:abstractNumId="17" w15:restartNumberingAfterBreak="0">
     <w:nsid w:val="303D4EDB"/>
     <w:multiLevelType w:val="multilevel"/>
     <w:tmpl w:val="DA4894EE"/>
@@ -14198,7 +18964,7 @@
       </w:rPr>
     </w:lvl>
   </w:abstractNum>
-  <w:abstractNum w:abstractNumId="15" w15:restartNumberingAfterBreak="0">
+  <w:abstractNum w:abstractNumId="18" w15:restartNumberingAfterBreak="0">
     <w:nsid w:val="37D80B7A"/>
     <w:multiLevelType w:val="multilevel"/>
     <w:tmpl w:val="F4368136"/>
@@ -14347,7 +19113,7 @@
       </w:rPr>
     </w:lvl>
   </w:abstractNum>
-  <w:abstractNum w:abstractNumId="16" w15:restartNumberingAfterBreak="0">
+  <w:abstractNum w:abstractNumId="19" w15:restartNumberingAfterBreak="0">
     <w:nsid w:val="396F2468"/>
     <w:multiLevelType w:val="multilevel"/>
     <w:tmpl w:val="C896CD88"/>
@@ -14496,7 +19262,7 @@
       </w:rPr>
     </w:lvl>
   </w:abstractNum>
-  <w:abstractNum w:abstractNumId="17" w15:restartNumberingAfterBreak="0">
+  <w:abstractNum w:abstractNumId="20" w15:restartNumberingAfterBreak="0">
     <w:nsid w:val="39A77089"/>
     <w:multiLevelType w:val="multilevel"/>
     <w:tmpl w:val="269A6D1A"/>
@@ -14645,7 +19411,156 @@
       </w:rPr>
     </w:lvl>
   </w:abstractNum>
-  <w:abstractNum w:abstractNumId="18" w15:restartNumberingAfterBreak="0">
+  <w:abstractNum w:abstractNumId="21" w15:restartNumberingAfterBreak="0">
+    <w:nsid w:val="3D98313B"/>
+    <w:multiLevelType w:val="multilevel"/>
+    <w:tmpl w:val="E08029F8"/>
+    <w:lvl w:ilvl="0">
+      <w:start w:val="1"/>
+      <w:numFmt w:val="bullet"/>
+      <w:lvlText w:val=""/>
+      <w:lvlJc w:val="left"/>
+      <w:pPr>
+        <w:tabs>
+          <w:tab w:val="num" w:pos="720"/>
+        </w:tabs>
+        <w:ind w:left="720" w:hanging="360"/>
+      </w:pPr>
+      <w:rPr>
+        <w:rFonts w:ascii="Symbol" w:hAnsi="Symbol" w:hint="default"/>
+        <w:sz w:val="20"/>
+      </w:rPr>
+    </w:lvl>
+    <w:lvl w:ilvl="1">
+      <w:start w:val="1"/>
+      <w:numFmt w:val="bullet"/>
+      <w:lvlText w:val="o"/>
+      <w:lvlJc w:val="left"/>
+      <w:pPr>
+        <w:tabs>
+          <w:tab w:val="num" w:pos="1440"/>
+        </w:tabs>
+        <w:ind w:left="1440" w:hanging="360"/>
+      </w:pPr>
+      <w:rPr>
+        <w:rFonts w:ascii="Courier New" w:hAnsi="Courier New" w:hint="default"/>
+        <w:sz w:val="20"/>
+      </w:rPr>
+    </w:lvl>
+    <w:lvl w:ilvl="2" w:tentative="1">
+      <w:start w:val="1"/>
+      <w:numFmt w:val="bullet"/>
+      <w:lvlText w:val=""/>
+      <w:lvlJc w:val="left"/>
+      <w:pPr>
+        <w:tabs>
+          <w:tab w:val="num" w:pos="2160"/>
+        </w:tabs>
+        <w:ind w:left="2160" w:hanging="360"/>
+      </w:pPr>
+      <w:rPr>
+        <w:rFonts w:ascii="Wingdings" w:hAnsi="Wingdings" w:hint="default"/>
+        <w:sz w:val="20"/>
+      </w:rPr>
+    </w:lvl>
+    <w:lvl w:ilvl="3" w:tentative="1">
+      <w:start w:val="1"/>
+      <w:numFmt w:val="bullet"/>
+      <w:lvlText w:val=""/>
+      <w:lvlJc w:val="left"/>
+      <w:pPr>
+        <w:tabs>
+          <w:tab w:val="num" w:pos="2880"/>
+        </w:tabs>
+        <w:ind w:left="2880" w:hanging="360"/>
+      </w:pPr>
+      <w:rPr>
+        <w:rFonts w:ascii="Wingdings" w:hAnsi="Wingdings" w:hint="default"/>
+        <w:sz w:val="20"/>
+      </w:rPr>
+    </w:lvl>
+    <w:lvl w:ilvl="4" w:tentative="1">
+      <w:start w:val="1"/>
+      <w:numFmt w:val="bullet"/>
+      <w:lvlText w:val=""/>
+      <w:lvlJc w:val="left"/>
+      <w:pPr>
+        <w:tabs>
+          <w:tab w:val="num" w:pos="3600"/>
+        </w:tabs>
+        <w:ind w:left="3600" w:hanging="360"/>
+      </w:pPr>
+      <w:rPr>
+        <w:rFonts w:ascii="Wingdings" w:hAnsi="Wingdings" w:hint="default"/>
+        <w:sz w:val="20"/>
+      </w:rPr>
+    </w:lvl>
+    <w:lvl w:ilvl="5" w:tentative="1">
+      <w:start w:val="1"/>
+      <w:numFmt w:val="bullet"/>
+      <w:lvlText w:val=""/>
+      <w:lvlJc w:val="left"/>
+      <w:pPr>
+        <w:tabs>
+          <w:tab w:val="num" w:pos="4320"/>
+        </w:tabs>
+        <w:ind w:left="4320" w:hanging="360"/>
+      </w:pPr>
+      <w:rPr>
+        <w:rFonts w:ascii="Wingdings" w:hAnsi="Wingdings" w:hint="default"/>
+        <w:sz w:val="20"/>
+      </w:rPr>
+    </w:lvl>
+    <w:lvl w:ilvl="6" w:tentative="1">
+      <w:start w:val="1"/>
+      <w:numFmt w:val="bullet"/>
+      <w:lvlText w:val=""/>
+      <w:lvlJc w:val="left"/>
+      <w:pPr>
+        <w:tabs>
+          <w:tab w:val="num" w:pos="5040"/>
+        </w:tabs>
+        <w:ind w:left="5040" w:hanging="360"/>
+      </w:pPr>
+      <w:rPr>
+        <w:rFonts w:ascii="Wingdings" w:hAnsi="Wingdings" w:hint="default"/>
+        <w:sz w:val="20"/>
+      </w:rPr>
+    </w:lvl>
+    <w:lvl w:ilvl="7" w:tentative="1">
+      <w:start w:val="1"/>
+      <w:numFmt w:val="bullet"/>
+      <w:lvlText w:val=""/>
+      <w:lvlJc w:val="left"/>
+      <w:pPr>
+        <w:tabs>
+          <w:tab w:val="num" w:pos="5760"/>
+        </w:tabs>
+        <w:ind w:left="5760" w:hanging="360"/>
+      </w:pPr>
+      <w:rPr>
+        <w:rFonts w:ascii="Wingdings" w:hAnsi="Wingdings" w:hint="default"/>
+        <w:sz w:val="20"/>
+      </w:rPr>
+    </w:lvl>
+    <w:lvl w:ilvl="8" w:tentative="1">
+      <w:start w:val="1"/>
+      <w:numFmt w:val="bullet"/>
+      <w:lvlText w:val=""/>
+      <w:lvlJc w:val="left"/>
+      <w:pPr>
+        <w:tabs>
+          <w:tab w:val="num" w:pos="6480"/>
+        </w:tabs>
+        <w:ind w:left="6480" w:hanging="360"/>
+      </w:pPr>
+      <w:rPr>
+        <w:rFonts w:ascii="Wingdings" w:hAnsi="Wingdings" w:hint="default"/>
+        <w:sz w:val="20"/>
+      </w:rPr>
+    </w:lvl>
+  </w:abstractNum>
+  <w:abstractNum w:abstractNumId="22" w15:restartNumberingAfterBreak="0">
     <w:nsid w:val="3DF469E3"/>
     <w:multiLevelType w:val="multilevel"/>
     <w:tmpl w:val="E7FEB5C8"/>
@@ -14794,7 +19709,7 @@
       </w:rPr>
     </w:lvl>
   </w:abstractNum>
-  <w:abstractNum w:abstractNumId="19" w15:restartNumberingAfterBreak="0">
+  <w:abstractNum w:abstractNumId="23" w15:restartNumberingAfterBreak="0">
     <w:nsid w:val="3FAA26B3"/>
     <w:multiLevelType w:val="multilevel"/>
     <w:tmpl w:val="A0206428"/>
@@ -14907,7 +19822,7 @@
       </w:pPr>
     </w:lvl>
   </w:abstractNum>
-  <w:abstractNum w:abstractNumId="20" w15:restartNumberingAfterBreak="0">
+  <w:abstractNum w:abstractNumId="24" w15:restartNumberingAfterBreak="0">
     <w:nsid w:val="405006D8"/>
     <w:multiLevelType w:val="multilevel"/>
     <w:tmpl w:val="57222A90"/>
@@ -15056,7 +19971,124 @@
       </w:rPr>
     </w:lvl>
   </w:abstractNum>
-  <w:abstractNum w:abstractNumId="21" w15:restartNumberingAfterBreak="0">
+  <w:abstractNum w:abstractNumId="25" w15:restartNumberingAfterBreak="0">
+    <w:nsid w:val="4652746F"/>
+    <w:multiLevelType w:val="multilevel"/>
+    <w:tmpl w:val="0F964FAE"/>
+    <w:lvl w:ilvl="0">
+      <w:start w:val="1"/>
+      <w:numFmt w:val="decimal"/>
+      <w:lvlText w:val="%1."/>
+      <w:lvlJc w:val="left"/>
+      <w:pPr>
+        <w:tabs>
+          <w:tab w:val="num" w:pos="720"/>
+        </w:tabs>
+        <w:ind w:left="720" w:hanging="360"/>
+      </w:pPr>
+    </w:lvl>
+    <w:lvl w:ilvl="1">
+      <w:start w:val="1"/>
+      <w:numFmt w:val="bullet"/>
+      <w:lvlText w:val="o"/>
+      <w:lvlJc w:val="left"/>
+      <w:pPr>
+        <w:tabs>
+          <w:tab w:val="num" w:pos="1440"/>
+        </w:tabs>
+        <w:ind w:left="1440" w:hanging="360"/>
+      </w:pPr>
+      <w:rPr>
+        <w:rFonts w:ascii="Courier New" w:hAnsi="Courier New" w:hint="default"/>
+        <w:sz w:val="20"/>
+      </w:rPr>
+    </w:lvl>
+    <w:lvl w:ilvl="2" w:tentative="1">
+      <w:start w:val="1"/>
+      <w:numFmt w:val="decimal"/>
+      <w:lvlText w:val="%3."/>
+      <w:lvlJc w:val="left"/>
+      <w:pPr>
+        <w:tabs>
+          <w:tab w:val="num" w:pos="2160"/>
+        </w:tabs>
+        <w:ind w:left="2160" w:hanging="360"/>
+      </w:pPr>
+    </w:lvl>
+    <w:lvl w:ilvl="3" w:tentative="1">
+      <w:start w:val="1"/>
+      <w:numFmt w:val="decimal"/>
+      <w:lvlText w:val="%4."/>
+      <w:lvlJc w:val="left"/>
+      <w:pPr>
+        <w:tabs>
+          <w:tab w:val="num" w:pos="2880"/>
+        </w:tabs>
+        <w:ind w:left="2880" w:hanging="360"/>
+      </w:pPr>
+    </w:lvl>
+    <w:lvl w:ilvl="4" w:tentative="1">
+      <w:start w:val="1"/>
+      <w:numFmt w:val="decimal"/>
+      <w:lvlText w:val="%5."/>
+      <w:lvlJc w:val="left"/>
+      <w:pPr>
+        <w:tabs>
+          <w:tab w:val="num" w:pos="3600"/>
+        </w:tabs>
+        <w:ind w:left="3600" w:hanging="360"/>
+      </w:pPr>
+    </w:lvl>
+    <w:lvl w:ilvl="5" w:tentative="1">
+      <w:start w:val="1"/>
+      <w:numFmt w:val="decimal"/>
+      <w:lvlText w:val="%6."/>
+      <w:lvlJc w:val="left"/>
+      <w:pPr>
+        <w:tabs>
+          <w:tab w:val="num" w:pos="4320"/>
+        </w:tabs>
+        <w:ind w:left="4320" w:hanging="360"/>
+      </w:pPr>
+    </w:lvl>
+    <w:lvl w:ilvl="6" w:tentative="1">
+      <w:start w:val="1"/>
+      <w:numFmt w:val="decimal"/>
+      <w:lvlText w:val="%7."/>
+      <w:lvlJc w:val="left"/>
+      <w:pPr>
+        <w:tabs>
+          <w:tab w:val="num" w:pos="5040"/>
+        </w:tabs>
+        <w:ind w:left="5040" w:hanging="360"/>
+      </w:pPr>
+    </w:lvl>
+    <w:lvl w:ilvl="7" w:tentative="1">
+      <w:start w:val="1"/>
+      <w:numFmt w:val="decimal"/>
+      <w:lvlText w:val="%8."/>
+      <w:lvlJc w:val="left"/>
+      <w:pPr>
+        <w:tabs>
+          <w:tab w:val="num" w:pos="5760"/>
+        </w:tabs>
+        <w:ind w:left="5760" w:hanging="360"/>
+      </w:pPr>
+    </w:lvl>
+    <w:lvl w:ilvl="8" w:tentative="1">
+      <w:start w:val="1"/>
+      <w:numFmt w:val="decimal"/>
+      <w:lvlText w:val="%9."/>
+      <w:lvlJc w:val="left"/>
+      <w:pPr>
+        <w:tabs>
+          <w:tab w:val="num" w:pos="6480"/>
+        </w:tabs>
+        <w:ind w:left="6480" w:hanging="360"/>
+      </w:pPr>
+    </w:lvl>
+  </w:abstractNum>
+  <w:abstractNum w:abstractNumId="26" w15:restartNumberingAfterBreak="0">
     <w:nsid w:val="46765667"/>
     <w:multiLevelType w:val="multilevel"/>
     <w:tmpl w:val="E0547262"/>
@@ -15205,7 +20237,7 @@
       </w:rPr>
     </w:lvl>
   </w:abstractNum>
-  <w:abstractNum w:abstractNumId="22" w15:restartNumberingAfterBreak="0">
+  <w:abstractNum w:abstractNumId="27" w15:restartNumberingAfterBreak="0">
     <w:nsid w:val="48744AB6"/>
     <w:multiLevelType w:val="multilevel"/>
     <w:tmpl w:val="BBD434E0"/>
@@ -15350,7 +20382,7 @@
       </w:rPr>
     </w:lvl>
   </w:abstractNum>
-  <w:abstractNum w:abstractNumId="23" w15:restartNumberingAfterBreak="0">
+  <w:abstractNum w:abstractNumId="28" w15:restartNumberingAfterBreak="0">
     <w:nsid w:val="4A3E61CF"/>
     <w:multiLevelType w:val="multilevel"/>
     <w:tmpl w:val="26A4D2CA"/>
@@ -15499,7 +20531,7 @@
       </w:rPr>
     </w:lvl>
   </w:abstractNum>
-  <w:abstractNum w:abstractNumId="24" w15:restartNumberingAfterBreak="0">
+  <w:abstractNum w:abstractNumId="29" w15:restartNumberingAfterBreak="0">
     <w:nsid w:val="4D9D3B19"/>
     <w:multiLevelType w:val="multilevel"/>
     <w:tmpl w:val="CFDA7008"/>
@@ -15648,7 +20680,7 @@
       </w:rPr>
     </w:lvl>
   </w:abstractNum>
-  <w:abstractNum w:abstractNumId="25" w15:restartNumberingAfterBreak="0">
+  <w:abstractNum w:abstractNumId="30" w15:restartNumberingAfterBreak="0">
     <w:nsid w:val="4EF25303"/>
     <w:multiLevelType w:val="multilevel"/>
     <w:tmpl w:val="DB0CE578"/>
@@ -15797,7 +20829,7 @@
       </w:rPr>
     </w:lvl>
   </w:abstractNum>
-  <w:abstractNum w:abstractNumId="26" w15:restartNumberingAfterBreak="0">
+  <w:abstractNum w:abstractNumId="31" w15:restartNumberingAfterBreak="0">
     <w:nsid w:val="57547AEB"/>
     <w:multiLevelType w:val="multilevel"/>
     <w:tmpl w:val="966086D8"/>
@@ -15946,7 +20978,305 @@
       </w:rPr>
     </w:lvl>
   </w:abstractNum>
-  <w:abstractNum w:abstractNumId="27" w15:restartNumberingAfterBreak="0">
+  <w:abstractNum w:abstractNumId="32" w15:restartNumberingAfterBreak="0">
+    <w:nsid w:val="57A52C13"/>
+    <w:multiLevelType w:val="multilevel"/>
+    <w:tmpl w:val="01AC7BAA"/>
+    <w:lvl w:ilvl="0">
+      <w:start w:val="1"/>
+      <w:numFmt w:val="bullet"/>
+      <w:lvlText w:val=""/>
+      <w:lvlJc w:val="left"/>
+      <w:pPr>
+        <w:tabs>
+          <w:tab w:val="num" w:pos="720"/>
+        </w:tabs>
+        <w:ind w:left="720" w:hanging="360"/>
+      </w:pPr>
+      <w:rPr>
+        <w:rFonts w:ascii="Symbol" w:hAnsi="Symbol" w:hint="default"/>
+        <w:sz w:val="20"/>
+      </w:rPr>
+    </w:lvl>
+    <w:lvl w:ilvl="1" w:tentative="1">
+      <w:start w:val="1"/>
+      <w:numFmt w:val="bullet"/>
+      <w:lvlText w:val="o"/>
+      <w:lvlJc w:val="left"/>
+      <w:pPr>
+        <w:tabs>
+          <w:tab w:val="num" w:pos="1440"/>
+        </w:tabs>
+        <w:ind w:left="1440" w:hanging="360"/>
+      </w:pPr>
+      <w:rPr>
+        <w:rFonts w:ascii="Courier New" w:hAnsi="Courier New" w:hint="default"/>
+        <w:sz w:val="20"/>
+      </w:rPr>
+    </w:lvl>
+    <w:lvl w:ilvl="2" w:tentative="1">
+      <w:start w:val="1"/>
+      <w:numFmt w:val="bullet"/>
+      <w:lvlText w:val=""/>
+      <w:lvlJc w:val="left"/>
+      <w:pPr>
+        <w:tabs>
+          <w:tab w:val="num" w:pos="2160"/>
+        </w:tabs>
+        <w:ind w:left="2160" w:hanging="360"/>
+      </w:pPr>
+      <w:rPr>
+        <w:rFonts w:ascii="Wingdings" w:hAnsi="Wingdings" w:hint="default"/>
+        <w:sz w:val="20"/>
+      </w:rPr>
+    </w:lvl>
+    <w:lvl w:ilvl="3" w:tentative="1">
+      <w:start w:val="1"/>
+      <w:numFmt w:val="bullet"/>
+      <w:lvlText w:val=""/>
+      <w:lvlJc w:val="left"/>
+      <w:pPr>
+        <w:tabs>
+          <w:tab w:val="num" w:pos="2880"/>
+        </w:tabs>
+        <w:ind w:left="2880" w:hanging="360"/>
+      </w:pPr>
+      <w:rPr>
+        <w:rFonts w:ascii="Wingdings" w:hAnsi="Wingdings" w:hint="default"/>
+        <w:sz w:val="20"/>
+      </w:rPr>
+    </w:lvl>
+    <w:lvl w:ilvl="4" w:tentative="1">
+      <w:start w:val="1"/>
+      <w:numFmt w:val="bullet"/>
+      <w:lvlText w:val=""/>
+      <w:lvlJc w:val="left"/>
+      <w:pPr>
+        <w:tabs>
+          <w:tab w:val="num" w:pos="3600"/>
+        </w:tabs>
+        <w:ind w:left="3600" w:hanging="360"/>
+      </w:pPr>
+      <w:rPr>
+        <w:rFonts w:ascii="Wingdings" w:hAnsi="Wingdings" w:hint="default"/>
+        <w:sz w:val="20"/>
+      </w:rPr>
+    </w:lvl>
+    <w:lvl w:ilvl="5" w:tentative="1">
+      <w:start w:val="1"/>
+      <w:numFmt w:val="bullet"/>
+      <w:lvlText w:val=""/>
+      <w:lvlJc w:val="left"/>
+      <w:pPr>
+        <w:tabs>
+          <w:tab w:val="num" w:pos="4320"/>
+        </w:tabs>
+        <w:ind w:left="4320" w:hanging="360"/>
+      </w:pPr>
+      <w:rPr>
+        <w:rFonts w:ascii="Wingdings" w:hAnsi="Wingdings" w:hint="default"/>
+        <w:sz w:val="20"/>
+      </w:rPr>
+    </w:lvl>
+    <w:lvl w:ilvl="6" w:tentative="1">
+      <w:start w:val="1"/>
+      <w:numFmt w:val="bullet"/>
+      <w:lvlText w:val=""/>
+      <w:lvlJc w:val="left"/>
+      <w:pPr>
+        <w:tabs>
+          <w:tab w:val="num" w:pos="5040"/>
+        </w:tabs>
+        <w:ind w:left="5040" w:hanging="360"/>
+      </w:pPr>
+      <w:rPr>
+        <w:rFonts w:ascii="Wingdings" w:hAnsi="Wingdings" w:hint="default"/>
+        <w:sz w:val="20"/>
+      </w:rPr>
+    </w:lvl>
+    <w:lvl w:ilvl="7" w:tentative="1">
+      <w:start w:val="1"/>
+      <w:numFmt w:val="bullet"/>
+      <w:lvlText w:val=""/>
+      <w:lvlJc w:val="left"/>
+      <w:pPr>
+        <w:tabs>
+          <w:tab w:val="num" w:pos="5760"/>
+        </w:tabs>
+        <w:ind w:left="5760" w:hanging="360"/>
+      </w:pPr>
+      <w:rPr>
+        <w:rFonts w:ascii="Wingdings" w:hAnsi="Wingdings" w:hint="default"/>
+        <w:sz w:val="20"/>
+      </w:rPr>
+    </w:lvl>
+    <w:lvl w:ilvl="8" w:tentative="1">
+      <w:start w:val="1"/>
+      <w:numFmt w:val="bullet"/>
+      <w:lvlText w:val=""/>
+      <w:lvlJc w:val="left"/>
+      <w:pPr>
+        <w:tabs>
+          <w:tab w:val="num" w:pos="6480"/>
+        </w:tabs>
+        <w:ind w:left="6480" w:hanging="360"/>
+      </w:pPr>
+      <w:rPr>
+        <w:rFonts w:ascii="Wingdings" w:hAnsi="Wingdings" w:hint="default"/>
+        <w:sz w:val="20"/>
+      </w:rPr>
+    </w:lvl>
+  </w:abstractNum>
+  <w:abstractNum w:abstractNumId="33" w15:restartNumberingAfterBreak="0">
+    <w:nsid w:val="587266C5"/>
+    <w:multiLevelType w:val="multilevel"/>
+    <w:tmpl w:val="B60C6C60"/>
+    <w:lvl w:ilvl="0">
+      <w:start w:val="1"/>
+      <w:numFmt w:val="bullet"/>
+      <w:lvlText w:val=""/>
+      <w:lvlJc w:val="left"/>
+      <w:pPr>
+        <w:tabs>
+          <w:tab w:val="num" w:pos="720"/>
+        </w:tabs>
+        <w:ind w:left="720" w:hanging="360"/>
+      </w:pPr>
+      <w:rPr>
+        <w:rFonts w:ascii="Symbol" w:hAnsi="Symbol" w:hint="default"/>
+        <w:sz w:val="20"/>
+      </w:rPr>
+    </w:lvl>
+    <w:lvl w:ilvl="1" w:tentative="1">
+      <w:start w:val="1"/>
+      <w:numFmt w:val="bullet"/>
+      <w:lvlText w:val="o"/>
+      <w:lvlJc w:val="left"/>
+      <w:pPr>
+        <w:tabs>
+          <w:tab w:val="num" w:pos="1440"/>
+        </w:tabs>
+        <w:ind w:left="1440" w:hanging="360"/>
+      </w:pPr>
+      <w:rPr>
+        <w:rFonts w:ascii="Courier New" w:hAnsi="Courier New" w:hint="default"/>
+        <w:sz w:val="20"/>
+      </w:rPr>
+    </w:lvl>
+    <w:lvl w:ilvl="2" w:tentative="1">
+      <w:start w:val="1"/>
+      <w:numFmt w:val="bullet"/>
+      <w:lvlText w:val=""/>
+      <w:lvlJc w:val="left"/>
+      <w:pPr>
+        <w:tabs>
+          <w:tab w:val="num" w:pos="2160"/>
+        </w:tabs>
+        <w:ind w:left="2160" w:hanging="360"/>
+      </w:pPr>
+      <w:rPr>
+        <w:rFonts w:ascii="Wingdings" w:hAnsi="Wingdings" w:hint="default"/>
+        <w:sz w:val="20"/>
+      </w:rPr>
+    </w:lvl>
+    <w:lvl w:ilvl="3" w:tentative="1">
+      <w:start w:val="1"/>
+      <w:numFmt w:val="bullet"/>
+      <w:lvlText w:val=""/>
+      <w:lvlJc w:val="left"/>
+      <w:pPr>
+        <w:tabs>
+          <w:tab w:val="num" w:pos="2880"/>
+        </w:tabs>
+        <w:ind w:left="2880" w:hanging="360"/>
+      </w:pPr>
+      <w:rPr>
+        <w:rFonts w:ascii="Wingdings" w:hAnsi="Wingdings" w:hint="default"/>
+        <w:sz w:val="20"/>
+      </w:rPr>
+    </w:lvl>
+    <w:lvl w:ilvl="4" w:tentative="1">
+      <w:start w:val="1"/>
+      <w:numFmt w:val="bullet"/>
+      <w:lvlText w:val=""/>
+      <w:lvlJc w:val="left"/>
+      <w:pPr>
+        <w:tabs>
+          <w:tab w:val="num" w:pos="3600"/>
+        </w:tabs>
+        <w:ind w:left="3600" w:hanging="360"/>
+      </w:pPr>
+      <w:rPr>
+        <w:rFonts w:ascii="Wingdings" w:hAnsi="Wingdings" w:hint="default"/>
+        <w:sz w:val="20"/>
+      </w:rPr>
+    </w:lvl>
+    <w:lvl w:ilvl="5" w:tentative="1">
+      <w:start w:val="1"/>
+      <w:numFmt w:val="bullet"/>
+      <w:lvlText w:val=""/>
+      <w:lvlJc w:val="left"/>
+      <w:pPr>
+        <w:tabs>
+          <w:tab w:val="num" w:pos="4320"/>
+        </w:tabs>
+        <w:ind w:left="4320" w:hanging="360"/>
+      </w:pPr>
+      <w:rPr>
+        <w:rFonts w:ascii="Wingdings" w:hAnsi="Wingdings" w:hint="default"/>
+        <w:sz w:val="20"/>
+      </w:rPr>
+    </w:lvl>
+    <w:lvl w:ilvl="6" w:tentative="1">
+      <w:start w:val="1"/>
+      <w:numFmt w:val="bullet"/>
+      <w:lvlText w:val=""/>
+      <w:lvlJc w:val="left"/>
+      <w:pPr>
+        <w:tabs>
+          <w:tab w:val="num" w:pos="5040"/>
+        </w:tabs>
+        <w:ind w:left="5040" w:hanging="360"/>
+      </w:pPr>
+      <w:rPr>
+        <w:rFonts w:ascii="Wingdings" w:hAnsi="Wingdings" w:hint="default"/>
+        <w:sz w:val="20"/>
+      </w:rPr>
+    </w:lvl>
+    <w:lvl w:ilvl="7" w:tentative="1">
+      <w:start w:val="1"/>
+      <w:numFmt w:val="bullet"/>
+      <w:lvlText w:val=""/>
+      <w:lvlJc w:val="left"/>
+      <w:pPr>
+        <w:tabs>
+          <w:tab w:val="num" w:pos="5760"/>
+        </w:tabs>
+        <w:ind w:left="5760" w:hanging="360"/>
+      </w:pPr>
+      <w:rPr>
+        <w:rFonts w:ascii="Wingdings" w:hAnsi="Wingdings" w:hint="default"/>
+        <w:sz w:val="20"/>
+      </w:rPr>
+    </w:lvl>
+    <w:lvl w:ilvl="8" w:tentative="1">
+      <w:start w:val="1"/>
+      <w:numFmt w:val="bullet"/>
+      <w:lvlText w:val=""/>
+      <w:lvlJc w:val="left"/>
+      <w:pPr>
+        <w:tabs>
+          <w:tab w:val="num" w:pos="6480"/>
+        </w:tabs>
+        <w:ind w:left="6480" w:hanging="360"/>
+      </w:pPr>
+      <w:rPr>
+        <w:rFonts w:ascii="Wingdings" w:hAnsi="Wingdings" w:hint="default"/>
+        <w:sz w:val="20"/>
+      </w:rPr>
+    </w:lvl>
+  </w:abstractNum>
+  <w:abstractNum w:abstractNumId="34" w15:restartNumberingAfterBreak="0">
     <w:nsid w:val="65BE70A9"/>
     <w:multiLevelType w:val="multilevel"/>
     <w:tmpl w:val="A874DCA4"/>
@@ -16095,7 +21425,7 @@
       </w:rPr>
     </w:lvl>
   </w:abstractNum>
-  <w:abstractNum w:abstractNumId="28" w15:restartNumberingAfterBreak="0">
+  <w:abstractNum w:abstractNumId="35" w15:restartNumberingAfterBreak="0">
     <w:nsid w:val="6B4E5BD2"/>
     <w:multiLevelType w:val="multilevel"/>
     <w:tmpl w:val="8F86ADAE"/>
@@ -16244,7 +21574,7 @@
       </w:rPr>
     </w:lvl>
   </w:abstractNum>
-  <w:abstractNum w:abstractNumId="29" w15:restartNumberingAfterBreak="0">
+  <w:abstractNum w:abstractNumId="36" w15:restartNumberingAfterBreak="0">
     <w:nsid w:val="6D675446"/>
     <w:multiLevelType w:val="multilevel"/>
     <w:tmpl w:val="834EDBCA"/>
@@ -16393,7 +21723,7 @@
       </w:rPr>
     </w:lvl>
   </w:abstractNum>
-  <w:abstractNum w:abstractNumId="30" w15:restartNumberingAfterBreak="0">
+  <w:abstractNum w:abstractNumId="37" w15:restartNumberingAfterBreak="0">
     <w:nsid w:val="73EB4722"/>
     <w:multiLevelType w:val="multilevel"/>
     <w:tmpl w:val="5F14FFBE"/>
@@ -16542,7 +21872,422 @@
       </w:rPr>
     </w:lvl>
   </w:abstractNum>
-  <w:abstractNum w:abstractNumId="31" w15:restartNumberingAfterBreak="0">
+  <w:abstractNum w:abstractNumId="38" w15:restartNumberingAfterBreak="0">
+    <w:nsid w:val="75383A12"/>
+    <w:multiLevelType w:val="multilevel"/>
+    <w:tmpl w:val="27C411FE"/>
+    <w:lvl w:ilvl="0">
+      <w:start w:val="1"/>
+      <w:numFmt w:val="bullet"/>
+      <w:lvlText w:val=""/>
+      <w:lvlJc w:val="left"/>
+      <w:pPr>
+        <w:tabs>
+          <w:tab w:val="num" w:pos="720"/>
+        </w:tabs>
+        <w:ind w:left="720" w:hanging="360"/>
+      </w:pPr>
+      <w:rPr>
+        <w:rFonts w:ascii="Symbol" w:hAnsi="Symbol" w:hint="default"/>
+        <w:sz w:val="20"/>
+      </w:rPr>
+    </w:lvl>
+    <w:lvl w:ilvl="1" w:tentative="1">
+      <w:start w:val="1"/>
+      <w:numFmt w:val="bullet"/>
+      <w:lvlText w:val="o"/>
+      <w:lvlJc w:val="left"/>
+      <w:pPr>
+        <w:tabs>
+          <w:tab w:val="num" w:pos="1440"/>
+        </w:tabs>
+        <w:ind w:left="1440" w:hanging="360"/>
+      </w:pPr>
+      <w:rPr>
+        <w:rFonts w:ascii="Courier New" w:hAnsi="Courier New" w:hint="default"/>
+        <w:sz w:val="20"/>
+      </w:rPr>
+    </w:lvl>
+    <w:lvl w:ilvl="2" w:tentative="1">
+      <w:start w:val="1"/>
+      <w:numFmt w:val="bullet"/>
+      <w:lvlText w:val=""/>
+      <w:lvlJc w:val="left"/>
+      <w:pPr>
+        <w:tabs>
+          <w:tab w:val="num" w:pos="2160"/>
+        </w:tabs>
+        <w:ind w:left="2160" w:hanging="360"/>
+      </w:pPr>
+      <w:rPr>
+        <w:rFonts w:ascii="Wingdings" w:hAnsi="Wingdings" w:hint="default"/>
+        <w:sz w:val="20"/>
+      </w:rPr>
+    </w:lvl>
+    <w:lvl w:ilvl="3" w:tentative="1">
+      <w:start w:val="1"/>
+      <w:numFmt w:val="bullet"/>
+      <w:lvlText w:val=""/>
+      <w:lvlJc w:val="left"/>
+      <w:pPr>
+        <w:tabs>
+          <w:tab w:val="num" w:pos="2880"/>
+        </w:tabs>
+        <w:ind w:left="2880" w:hanging="360"/>
+      </w:pPr>
+      <w:rPr>
+        <w:rFonts w:ascii="Wingdings" w:hAnsi="Wingdings" w:hint="default"/>
+        <w:sz w:val="20"/>
+      </w:rPr>
+    </w:lvl>
+    <w:lvl w:ilvl="4" w:tentative="1">
+      <w:start w:val="1"/>
+      <w:numFmt w:val="bullet"/>
+      <w:lvlText w:val=""/>
+      <w:lvlJc w:val="left"/>
+      <w:pPr>
+        <w:tabs>
+          <w:tab w:val="num" w:pos="3600"/>
+        </w:tabs>
+        <w:ind w:left="3600" w:hanging="360"/>
+      </w:pPr>
+      <w:rPr>
+        <w:rFonts w:ascii="Wingdings" w:hAnsi="Wingdings" w:hint="default"/>
+        <w:sz w:val="20"/>
+      </w:rPr>
+    </w:lvl>
+    <w:lvl w:ilvl="5" w:tentative="1">
+      <w:start w:val="1"/>
+      <w:numFmt w:val="bullet"/>
+      <w:lvlText w:val=""/>
+      <w:lvlJc w:val="left"/>
+      <w:pPr>
+        <w:tabs>
+          <w:tab w:val="num" w:pos="4320"/>
+        </w:tabs>
+        <w:ind w:left="4320" w:hanging="360"/>
+      </w:pPr>
+      <w:rPr>
+        <w:rFonts w:ascii="Wingdings" w:hAnsi="Wingdings" w:hint="default"/>
+        <w:sz w:val="20"/>
+      </w:rPr>
+    </w:lvl>
+    <w:lvl w:ilvl="6" w:tentative="1">
+      <w:start w:val="1"/>
+      <w:numFmt w:val="bullet"/>
+      <w:lvlText w:val=""/>
+      <w:lvlJc w:val="left"/>
+      <w:pPr>
+        <w:tabs>
+          <w:tab w:val="num" w:pos="5040"/>
+        </w:tabs>
+        <w:ind w:left="5040" w:hanging="360"/>
+      </w:pPr>
+      <w:rPr>
+        <w:rFonts w:ascii="Wingdings" w:hAnsi="Wingdings" w:hint="default"/>
+        <w:sz w:val="20"/>
+      </w:rPr>
+    </w:lvl>
+    <w:lvl w:ilvl="7" w:tentative="1">
+      <w:start w:val="1"/>
+      <w:numFmt w:val="bullet"/>
+      <w:lvlText w:val=""/>
+      <w:lvlJc w:val="left"/>
+      <w:pPr>
+        <w:tabs>
+          <w:tab w:val="num" w:pos="5760"/>
+        </w:tabs>
+        <w:ind w:left="5760" w:hanging="360"/>
+      </w:pPr>
+      <w:rPr>
+        <w:rFonts w:ascii="Wingdings" w:hAnsi="Wingdings" w:hint="default"/>
+        <w:sz w:val="20"/>
+      </w:rPr>
+    </w:lvl>
+    <w:lvl w:ilvl="8" w:tentative="1">
+      <w:start w:val="1"/>
+      <w:numFmt w:val="bullet"/>
+      <w:lvlText w:val=""/>
+      <w:lvlJc w:val="left"/>
+      <w:pPr>
+        <w:tabs>
+          <w:tab w:val="num" w:pos="6480"/>
+        </w:tabs>
+        <w:ind w:left="6480" w:hanging="360"/>
+      </w:pPr>
+      <w:rPr>
+        <w:rFonts w:ascii="Wingdings" w:hAnsi="Wingdings" w:hint="default"/>
+        <w:sz w:val="20"/>
+      </w:rPr>
+    </w:lvl>
+  </w:abstractNum>
+  <w:abstractNum w:abstractNumId="39" w15:restartNumberingAfterBreak="0">
+    <w:nsid w:val="7918553F"/>
+    <w:multiLevelType w:val="multilevel"/>
+    <w:tmpl w:val="4E3E1E96"/>
+    <w:lvl w:ilvl="0">
+      <w:start w:val="1"/>
+      <w:numFmt w:val="decimal"/>
+      <w:lvlText w:val="%1."/>
+      <w:lvlJc w:val="left"/>
+      <w:pPr>
+        <w:tabs>
+          <w:tab w:val="num" w:pos="720"/>
+        </w:tabs>
+        <w:ind w:left="720" w:hanging="360"/>
+      </w:pPr>
+    </w:lvl>
+    <w:lvl w:ilvl="1">
+      <w:start w:val="1"/>
+      <w:numFmt w:val="bullet"/>
+      <w:lvlText w:val="o"/>
+      <w:lvlJc w:val="left"/>
+      <w:pPr>
+        <w:tabs>
+          <w:tab w:val="num" w:pos="1440"/>
+        </w:tabs>
+        <w:ind w:left="1440" w:hanging="360"/>
+      </w:pPr>
+      <w:rPr>
+        <w:rFonts w:ascii="Courier New" w:hAnsi="Courier New" w:hint="default"/>
+        <w:sz w:val="20"/>
+      </w:rPr>
+    </w:lvl>
+    <w:lvl w:ilvl="2" w:tentative="1">
+      <w:start w:val="1"/>
+      <w:numFmt w:val="decimal"/>
+      <w:lvlText w:val="%3."/>
+      <w:lvlJc w:val="left"/>
+      <w:pPr>
+        <w:tabs>
+          <w:tab w:val="num" w:pos="2160"/>
+        </w:tabs>
+        <w:ind w:left="2160" w:hanging="360"/>
+      </w:pPr>
+    </w:lvl>
+    <w:lvl w:ilvl="3" w:tentative="1">
+      <w:start w:val="1"/>
+      <w:numFmt w:val="decimal"/>
+      <w:lvlText w:val="%4."/>
+      <w:lvlJc w:val="left"/>
+      <w:pPr>
+        <w:tabs>
+          <w:tab w:val="num" w:pos="2880"/>
+        </w:tabs>
+        <w:ind w:left="2880" w:hanging="360"/>
+      </w:pPr>
+    </w:lvl>
+    <w:lvl w:ilvl="4" w:tentative="1">
+      <w:start w:val="1"/>
+      <w:numFmt w:val="decimal"/>
+      <w:lvlText w:val="%5."/>
+      <w:lvlJc w:val="left"/>
+      <w:pPr>
+        <w:tabs>
+          <w:tab w:val="num" w:pos="3600"/>
+        </w:tabs>
+        <w:ind w:left="3600" w:hanging="360"/>
+      </w:pPr>
+    </w:lvl>
+    <w:lvl w:ilvl="5" w:tentative="1">
+      <w:start w:val="1"/>
+      <w:numFmt w:val="decimal"/>
+      <w:lvlText w:val="%6."/>
+      <w:lvlJc w:val="left"/>
+      <w:pPr>
+        <w:tabs>
+          <w:tab w:val="num" w:pos="4320"/>
+        </w:tabs>
+        <w:ind w:left="4320" w:hanging="360"/>
+      </w:pPr>
+    </w:lvl>
+    <w:lvl w:ilvl="6" w:tentative="1">
+      <w:start w:val="1"/>
+      <w:numFmt w:val="decimal"/>
+      <w:lvlText w:val="%7."/>
+      <w:lvlJc w:val="left"/>
+      <w:pPr>
+        <w:tabs>
+          <w:tab w:val="num" w:pos="5040"/>
+        </w:tabs>
+        <w:ind w:left="5040" w:hanging="360"/>
+      </w:pPr>
+    </w:lvl>
+    <w:lvl w:ilvl="7" w:tentative="1">
+      <w:start w:val="1"/>
+      <w:numFmt w:val="decimal"/>
+      <w:lvlText w:val="%8."/>
+      <w:lvlJc w:val="left"/>
+      <w:pPr>
+        <w:tabs>
+          <w:tab w:val="num" w:pos="5760"/>
+        </w:tabs>
+        <w:ind w:left="5760" w:hanging="360"/>
+      </w:pPr>
+    </w:lvl>
+    <w:lvl w:ilvl="8" w:tentative="1">
+      <w:start w:val="1"/>
+      <w:numFmt w:val="decimal"/>
+      <w:lvlText w:val="%9."/>
+      <w:lvlJc w:val="left"/>
+      <w:pPr>
+        <w:tabs>
+          <w:tab w:val="num" w:pos="6480"/>
+        </w:tabs>
+        <w:ind w:left="6480" w:hanging="360"/>
+      </w:pPr>
+    </w:lvl>
+  </w:abstractNum>
+  <w:abstractNum w:abstractNumId="40" w15:restartNumberingAfterBreak="0">
+    <w:nsid w:val="79230768"/>
+    <w:multiLevelType w:val="multilevel"/>
+    <w:tmpl w:val="9F42533E"/>
+    <w:lvl w:ilvl="0">
+      <w:start w:val="1"/>
+      <w:numFmt w:val="bullet"/>
+      <w:lvlText w:val=""/>
+      <w:lvlJc w:val="left"/>
+      <w:pPr>
+        <w:tabs>
+          <w:tab w:val="num" w:pos="720"/>
+        </w:tabs>
+        <w:ind w:left="720" w:hanging="360"/>
+      </w:pPr>
+      <w:rPr>
+        <w:rFonts w:ascii="Symbol" w:hAnsi="Symbol" w:hint="default"/>
+        <w:sz w:val="20"/>
+      </w:rPr>
+    </w:lvl>
+    <w:lvl w:ilvl="1" w:tentative="1">
+      <w:start w:val="1"/>
+      <w:numFmt w:val="bullet"/>
+      <w:lvlText w:val="o"/>
+      <w:lvlJc w:val="left"/>
+      <w:pPr>
+        <w:tabs>
+          <w:tab w:val="num" w:pos="1440"/>
+        </w:tabs>
+        <w:ind w:left="1440" w:hanging="360"/>
+      </w:pPr>
+      <w:rPr>
+        <w:rFonts w:ascii="Courier New" w:hAnsi="Courier New" w:hint="default"/>
+        <w:sz w:val="20"/>
+      </w:rPr>
+    </w:lvl>
+    <w:lvl w:ilvl="2" w:tentative="1">
+      <w:start w:val="1"/>
+      <w:numFmt w:val="bullet"/>
+      <w:lvlText w:val=""/>
+      <w:lvlJc w:val="left"/>
+      <w:pPr>
+        <w:tabs>
+          <w:tab w:val="num" w:pos="2160"/>
+        </w:tabs>
+        <w:ind w:left="2160" w:hanging="360"/>
+      </w:pPr>
+      <w:rPr>
+        <w:rFonts w:ascii="Wingdings" w:hAnsi="Wingdings" w:hint="default"/>
+        <w:sz w:val="20"/>
+      </w:rPr>
+    </w:lvl>
+    <w:lvl w:ilvl="3" w:tentative="1">
+      <w:start w:val="1"/>
+      <w:numFmt w:val="bullet"/>
+      <w:lvlText w:val=""/>
+      <w:lvlJc w:val="left"/>
+      <w:pPr>
+        <w:tabs>
+          <w:tab w:val="num" w:pos="2880"/>
+        </w:tabs>
+        <w:ind w:left="2880" w:hanging="360"/>
+      </w:pPr>
+      <w:rPr>
+        <w:rFonts w:ascii="Wingdings" w:hAnsi="Wingdings" w:hint="default"/>
+        <w:sz w:val="20"/>
+      </w:rPr>
+    </w:lvl>
+    <w:lvl w:ilvl="4" w:tentative="1">
+      <w:start w:val="1"/>
+      <w:numFmt w:val="bullet"/>
+      <w:lvlText w:val=""/>
+      <w:lvlJc w:val="left"/>
+      <w:pPr>
+        <w:tabs>
+          <w:tab w:val="num" w:pos="3600"/>
+        </w:tabs>
+        <w:ind w:left="3600" w:hanging="360"/>
+      </w:pPr>
+      <w:rPr>
+        <w:rFonts w:ascii="Wingdings" w:hAnsi="Wingdings" w:hint="default"/>
+        <w:sz w:val="20"/>
+      </w:rPr>
+    </w:lvl>
+    <w:lvl w:ilvl="5" w:tentative="1">
+      <w:start w:val="1"/>
+      <w:numFmt w:val="bullet"/>
+      <w:lvlText w:val=""/>
+      <w:lvlJc w:val="left"/>
+      <w:pPr>
+        <w:tabs>
+          <w:tab w:val="num" w:pos="4320"/>
+        </w:tabs>
+        <w:ind w:left="4320" w:hanging="360"/>
+      </w:pPr>
+      <w:rPr>
+        <w:rFonts w:ascii="Wingdings" w:hAnsi="Wingdings" w:hint="default"/>
+        <w:sz w:val="20"/>
+      </w:rPr>
+    </w:lvl>
+    <w:lvl w:ilvl="6" w:tentative="1">
+      <w:start w:val="1"/>
+      <w:numFmt w:val="bullet"/>
+      <w:lvlText w:val=""/>
+      <w:lvlJc w:val="left"/>
+      <w:pPr>
+        <w:tabs>
+          <w:tab w:val="num" w:pos="5040"/>
+        </w:tabs>
+        <w:ind w:left="5040" w:hanging="360"/>
+      </w:pPr>
+      <w:rPr>
+        <w:rFonts w:ascii="Wingdings" w:hAnsi="Wingdings" w:hint="default"/>
+        <w:sz w:val="20"/>
+      </w:rPr>
+    </w:lvl>
+    <w:lvl w:ilvl="7" w:tentative="1">
+      <w:start w:val="1"/>
+      <w:numFmt w:val="bullet"/>
+      <w:lvlText w:val=""/>
+      <w:lvlJc w:val="left"/>
+      <w:pPr>
+        <w:tabs>
+          <w:tab w:val="num" w:pos="5760"/>
+        </w:tabs>
+        <w:ind w:left="5760" w:hanging="360"/>
+      </w:pPr>
+      <w:rPr>
+        <w:rFonts w:ascii="Wingdings" w:hAnsi="Wingdings" w:hint="default"/>
+        <w:sz w:val="20"/>
+      </w:rPr>
+    </w:lvl>
+    <w:lvl w:ilvl="8" w:tentative="1">
+      <w:start w:val="1"/>
+      <w:numFmt w:val="bullet"/>
+      <w:lvlText w:val=""/>
+      <w:lvlJc w:val="left"/>
+      <w:pPr>
+        <w:tabs>
+          <w:tab w:val="num" w:pos="6480"/>
+        </w:tabs>
+        <w:ind w:left="6480" w:hanging="360"/>
+      </w:pPr>
+      <w:rPr>
+        <w:rFonts w:ascii="Wingdings" w:hAnsi="Wingdings" w:hint="default"/>
+        <w:sz w:val="20"/>
+      </w:rPr>
+    </w:lvl>
+  </w:abstractNum>
+  <w:abstractNum w:abstractNumId="41" w15:restartNumberingAfterBreak="0">
     <w:nsid w:val="7E7F1F59"/>
     <w:multiLevelType w:val="multilevel"/>
     <w:tmpl w:val="80B29E38"/>
@@ -16691,7 +22436,7 @@
       </w:rPr>
     </w:lvl>
   </w:abstractNum>
-  <w:abstractNum w:abstractNumId="32" w15:restartNumberingAfterBreak="0">
+  <w:abstractNum w:abstractNumId="42" w15:restartNumberingAfterBreak="0">
     <w:nsid w:val="7F274C0E"/>
     <w:multiLevelType w:val="multilevel"/>
     <w:tmpl w:val="D8665B86"/>
@@ -16840,7 +22585,7 @@
       </w:rPr>
     </w:lvl>
   </w:abstractNum>
-  <w:abstractNum w:abstractNumId="33" w15:restartNumberingAfterBreak="0">
+  <w:abstractNum w:abstractNumId="43" w15:restartNumberingAfterBreak="0">
     <w:nsid w:val="7F8F6D96"/>
     <w:multiLevelType w:val="multilevel"/>
     <w:tmpl w:val="D668F702"/>
@@ -16990,106 +22735,136 @@
     </w:lvl>
   </w:abstractNum>
   <w:num w:numId="1" w16cid:durableId="1790664698">
+    <w:abstractNumId w:val="37"/>
+  </w:num>
+  <w:num w:numId="2" w16cid:durableId="913315237">
+    <w:abstractNumId w:val="18"/>
+  </w:num>
+  <w:num w:numId="3" w16cid:durableId="1592666586">
+    <w:abstractNumId w:val="42"/>
+  </w:num>
+  <w:num w:numId="4" w16cid:durableId="510418239">
+    <w:abstractNumId w:val="28"/>
+  </w:num>
+  <w:num w:numId="5" w16cid:durableId="680550783">
+    <w:abstractNumId w:val="41"/>
+  </w:num>
+  <w:num w:numId="6" w16cid:durableId="285746792">
+    <w:abstractNumId w:val="10"/>
+  </w:num>
+  <w:num w:numId="7" w16cid:durableId="1338732938">
+    <w:abstractNumId w:val="8"/>
+  </w:num>
+  <w:num w:numId="8" w16cid:durableId="162361005">
+    <w:abstractNumId w:val="4"/>
+  </w:num>
+  <w:num w:numId="9" w16cid:durableId="1501001245">
+    <w:abstractNumId w:val="23"/>
+  </w:num>
+  <w:num w:numId="10" w16cid:durableId="1706250928">
+    <w:abstractNumId w:val="27"/>
+  </w:num>
+  <w:num w:numId="11" w16cid:durableId="1292050097">
+    <w:abstractNumId w:val="35"/>
+  </w:num>
+  <w:num w:numId="12" w16cid:durableId="1745948958">
+    <w:abstractNumId w:val="7"/>
+  </w:num>
+  <w:num w:numId="13" w16cid:durableId="679312742">
+    <w:abstractNumId w:val="36"/>
+  </w:num>
+  <w:num w:numId="14" w16cid:durableId="1597860147">
+    <w:abstractNumId w:val="43"/>
+  </w:num>
+  <w:num w:numId="15" w16cid:durableId="2042434571">
+    <w:abstractNumId w:val="20"/>
+  </w:num>
+  <w:num w:numId="16" w16cid:durableId="1867019793">
+    <w:abstractNumId w:val="17"/>
+  </w:num>
+  <w:num w:numId="17" w16cid:durableId="839076169">
+    <w:abstractNumId w:val="24"/>
+  </w:num>
+  <w:num w:numId="18" w16cid:durableId="1218131698">
+    <w:abstractNumId w:val="26"/>
+  </w:num>
+  <w:num w:numId="19" w16cid:durableId="213657393">
+    <w:abstractNumId w:val="5"/>
+  </w:num>
+  <w:num w:numId="20" w16cid:durableId="630095303">
+    <w:abstractNumId w:val="29"/>
+  </w:num>
+  <w:num w:numId="21" w16cid:durableId="1326665292">
+    <w:abstractNumId w:val="31"/>
+  </w:num>
+  <w:num w:numId="22" w16cid:durableId="689767440">
+    <w:abstractNumId w:val="1"/>
+  </w:num>
+  <w:num w:numId="23" w16cid:durableId="794064944">
+    <w:abstractNumId w:val="6"/>
+  </w:num>
+  <w:num w:numId="24" w16cid:durableId="370763591">
+    <w:abstractNumId w:val="16"/>
+  </w:num>
+  <w:num w:numId="25" w16cid:durableId="896086980">
+    <w:abstractNumId w:val="3"/>
+  </w:num>
+  <w:num w:numId="26" w16cid:durableId="1149051840">
+    <w:abstractNumId w:val="14"/>
+  </w:num>
+  <w:num w:numId="27" w16cid:durableId="691490878">
+    <w:abstractNumId w:val="22"/>
+  </w:num>
+  <w:num w:numId="28" w16cid:durableId="1199008562">
+    <w:abstractNumId w:val="13"/>
+  </w:num>
+  <w:num w:numId="29" w16cid:durableId="119080037">
+    <w:abstractNumId w:val="2"/>
+  </w:num>
+  <w:num w:numId="30" w16cid:durableId="1604412925">
     <w:abstractNumId w:val="30"/>
   </w:num>
-  <w:num w:numId="2" w16cid:durableId="913315237">
+  <w:num w:numId="31" w16cid:durableId="422654846">
+    <w:abstractNumId w:val="34"/>
+  </w:num>
+  <w:num w:numId="32" w16cid:durableId="2002389794">
     <w:abstractNumId w:val="15"/>
   </w:num>
-  <w:num w:numId="3" w16cid:durableId="1592666586">
+  <w:num w:numId="33" w16cid:durableId="663556784">
+    <w:abstractNumId w:val="19"/>
+  </w:num>
+  <w:num w:numId="34" w16cid:durableId="1544096020">
+    <w:abstractNumId w:val="11"/>
+  </w:num>
+  <w:num w:numId="35" w16cid:durableId="1452288583">
+    <w:abstractNumId w:val="39"/>
+  </w:num>
+  <w:num w:numId="36" w16cid:durableId="1418789113">
+    <w:abstractNumId w:val="12"/>
+  </w:num>
+  <w:num w:numId="37" w16cid:durableId="453601589">
+    <w:abstractNumId w:val="0"/>
+  </w:num>
+  <w:num w:numId="38" w16cid:durableId="1531524648">
+    <w:abstractNumId w:val="38"/>
+  </w:num>
+  <w:num w:numId="39" w16cid:durableId="1660887162">
     <w:abstractNumId w:val="32"/>
   </w:num>
-  <w:num w:numId="4" w16cid:durableId="510418239">
-    <w:abstractNumId w:val="23"/>
+  <w:num w:numId="40" w16cid:durableId="745810262">
+    <w:abstractNumId w:val="21"/>
   </w:num>
-  <w:num w:numId="5" w16cid:durableId="680550783">
-    <w:abstractNumId w:val="31"/>
+  <w:num w:numId="41" w16cid:durableId="614943237">
+    <w:abstractNumId w:val="9"/>
   </w:num>
-  <w:num w:numId="6" w16cid:durableId="285746792">
-    <w:abstractNumId w:val="8"/>
-  </w:num>
-  <w:num w:numId="7" w16cid:durableId="1338732938">
-    <w:abstractNumId w:val="7"/>
-  </w:num>
-  <w:num w:numId="8" w16cid:durableId="162361005">
-    <w:abstractNumId w:val="3"/>
-  </w:num>
-  <w:num w:numId="9" w16cid:durableId="1501001245">
-    <w:abstractNumId w:val="19"/>
-  </w:num>
-  <w:num w:numId="10" w16cid:durableId="1706250928">
-    <w:abstractNumId w:val="22"/>
-  </w:num>
-  <w:num w:numId="11" w16cid:durableId="1292050097">
-    <w:abstractNumId w:val="28"/>
-  </w:num>
-  <w:num w:numId="12" w16cid:durableId="1745948958">
-    <w:abstractNumId w:val="6"/>
-  </w:num>
-  <w:num w:numId="13" w16cid:durableId="679312742">
-    <w:abstractNumId w:val="29"/>
-  </w:num>
-  <w:num w:numId="14" w16cid:durableId="1597860147">
+  <w:num w:numId="42" w16cid:durableId="549920154">
     <w:abstractNumId w:val="33"/>
   </w:num>
-  <w:num w:numId="15" w16cid:durableId="2042434571">
-    <w:abstractNumId w:val="17"/>
-  </w:num>
-  <w:num w:numId="16" w16cid:durableId="1867019793">
-    <w:abstractNumId w:val="14"/>
-  </w:num>
-  <w:num w:numId="17" w16cid:durableId="839076169">
-    <w:abstractNumId w:val="20"/>
-  </w:num>
-  <w:num w:numId="18" w16cid:durableId="1218131698">
-    <w:abstractNumId w:val="21"/>
-  </w:num>
-  <w:num w:numId="19" w16cid:durableId="213657393">
-    <w:abstractNumId w:val="4"/>
-  </w:num>
-  <w:num w:numId="20" w16cid:durableId="630095303">
-    <w:abstractNumId w:val="24"/>
-  </w:num>
-  <w:num w:numId="21" w16cid:durableId="1326665292">
-    <w:abstractNumId w:val="26"/>
-  </w:num>
-  <w:num w:numId="22" w16cid:durableId="689767440">
-    <w:abstractNumId w:val="0"/>
-  </w:num>
-  <w:num w:numId="23" w16cid:durableId="794064944">
-    <w:abstractNumId w:val="5"/>
-  </w:num>
-  <w:num w:numId="24" w16cid:durableId="370763591">
-    <w:abstractNumId w:val="13"/>
-  </w:num>
-  <w:num w:numId="25" w16cid:durableId="896086980">
-    <w:abstractNumId w:val="2"/>
-  </w:num>
-  <w:num w:numId="26" w16cid:durableId="1149051840">
-    <w:abstractNumId w:val="11"/>
-  </w:num>
-  <w:num w:numId="27" w16cid:durableId="691490878">
-    <w:abstractNumId w:val="18"/>
-  </w:num>
-  <w:num w:numId="28" w16cid:durableId="1199008562">
-    <w:abstractNumId w:val="10"/>
-  </w:num>
-  <w:num w:numId="29" w16cid:durableId="119080037">
-    <w:abstractNumId w:val="1"/>
-  </w:num>
-  <w:num w:numId="30" w16cid:durableId="1604412925">
+  <w:num w:numId="43" w16cid:durableId="182861342">
     <w:abstractNumId w:val="25"/>
   </w:num>
-  <w:num w:numId="31" w16cid:durableId="422654846">
-    <w:abstractNumId w:val="27"/>
-  </w:num>
-  <w:num w:numId="32" w16cid:durableId="2002389794">
-    <w:abstractNumId w:val="12"/>
-  </w:num>
-  <w:num w:numId="33" w16cid:durableId="663556784">
-    <w:abstractNumId w:val="16"/>
-  </w:num>
-  <w:num w:numId="34" w16cid:durableId="1544096020">
-    <w:abstractNumId w:val="9"/>
+  <w:num w:numId="44" w16cid:durableId="1959796069">
+    <w:abstractNumId w:val="40"/>
   </w:num>
 </w:numbering>
 </file>

--- a/notes.docx
+++ b/notes.docx
@@ -21128,6 +21128,594 @@
         <w:t xml:space="preserve">   # Output: True</w:t>
       </w:r>
     </w:p>
+    <w:p/>
+    <w:p/>
+    <w:p>
+      <w:r>
+        <w:rPr>
+          <w:b/>
+          <w:bCs/>
+          <w:i/>
+          <w:iCs/>
+        </w:rPr>
+        <w:t xml:space="preserve">Bitwise NOT operator (~) inverts all bits of an integer (Har 0 ko 1 aur 1 ko 0 </w:t>
+      </w:r>
+      <w:proofErr w:type="spellStart"/>
+      <w:r>
+        <w:rPr>
+          <w:b/>
+          <w:bCs/>
+          <w:i/>
+          <w:iCs/>
+        </w:rPr>
+        <w:t>banata</w:t>
+      </w:r>
+      <w:proofErr w:type="spellEnd"/>
+      <w:r>
+        <w:rPr>
+          <w:b/>
+          <w:bCs/>
+          <w:i/>
+          <w:iCs/>
+        </w:rPr>
+        <w:t xml:space="preserve"> </w:t>
+      </w:r>
+      <w:proofErr w:type="spellStart"/>
+      <w:r>
+        <w:rPr>
+          <w:b/>
+          <w:bCs/>
+          <w:i/>
+          <w:iCs/>
+        </w:rPr>
+        <w:t>hai</w:t>
+      </w:r>
+      <w:proofErr w:type="spellEnd"/>
+      <w:r>
+        <w:rPr>
+          <w:b/>
+          <w:bCs/>
+          <w:i/>
+          <w:iCs/>
+        </w:rPr>
+        <w:t>)</w:t>
+      </w:r>
+      <w:r>
+        <w:t>.</w:t>
+      </w:r>
+    </w:p>
+    <w:p>
+      <w:r>
+        <w:t xml:space="preserve">Python aur majority programming languages me </w:t>
+      </w:r>
+      <w:proofErr w:type="spellStart"/>
+      <w:r>
+        <w:t>iska</w:t>
+      </w:r>
+      <w:proofErr w:type="spellEnd"/>
+      <w:r>
+        <w:t xml:space="preserve"> simple mathematical formula yeh </w:t>
+      </w:r>
+      <w:proofErr w:type="spellStart"/>
+      <w:r>
+        <w:t>hota</w:t>
+      </w:r>
+      <w:proofErr w:type="spellEnd"/>
+      <w:r>
+        <w:t xml:space="preserve"> </w:t>
+      </w:r>
+      <w:proofErr w:type="spellStart"/>
+      <w:r>
+        <w:t>hai</w:t>
+      </w:r>
+      <w:proofErr w:type="spellEnd"/>
+      <w:r>
+        <w:t>:</w:t>
+      </w:r>
+    </w:p>
+    <w:p>
+      <m:oMathPara>
+        <m:oMath>
+          <m:r>
+            <w:rPr>
+              <w:rFonts w:ascii="Cambria Math" w:hAnsi="Cambria Math"/>
+              <w:highlight w:val="yellow"/>
+            </w:rPr>
+            <m:t>∼x=-</m:t>
+          </m:r>
+          <m:d>
+            <m:dPr>
+              <m:ctrlPr>
+                <w:rPr>
+                  <w:rFonts w:ascii="Cambria Math" w:hAnsi="Cambria Math"/>
+                  <w:highlight w:val="yellow"/>
+                </w:rPr>
+              </m:ctrlPr>
+            </m:dPr>
+            <m:e>
+              <m:r>
+                <w:rPr>
+                  <w:rFonts w:ascii="Cambria Math" w:hAnsi="Cambria Math"/>
+                  <w:highlight w:val="yellow"/>
+                </w:rPr>
+                <m:t>x+1</m:t>
+              </m:r>
+            </m:e>
+          </m:d>
+        </m:oMath>
+      </m:oMathPara>
+    </w:p>
+    <w:p>
+      <w:pPr>
+        <w:rPr>
+          <w:b/>
+          <w:bCs/>
+        </w:rPr>
+      </w:pPr>
+      <w:r>
+        <w:rPr>
+          <w:b/>
+          <w:bCs/>
+        </w:rPr>
+        <w:t>Quick Examples:</w:t>
+      </w:r>
+    </w:p>
+    <w:p>
+      <w:pPr>
+        <w:numPr>
+          <w:ilvl w:val="0"/>
+          <w:numId w:val="61"/>
+        </w:numPr>
+      </w:pPr>
+      <w:r>
+        <w:rPr>
+          <w:b/>
+          <w:bCs/>
+        </w:rPr>
+        <w:t>~5</w:t>
+      </w:r>
+      <w:r>
+        <w:t xml:space="preserve"> </w:t>
+      </w:r>
+      <m:oMath>
+        <m:r>
+          <w:rPr>
+            <w:rFonts w:ascii="Cambria Math" w:hAnsi="Cambria Math"/>
+          </w:rPr>
+          <m:t>→</m:t>
+        </m:r>
+      </m:oMath>
+      <w:r>
+        <w:t xml:space="preserve"> </w:t>
+      </w:r>
+      <m:oMath>
+        <m:r>
+          <w:rPr>
+            <w:rFonts w:ascii="Cambria Math" w:hAnsi="Cambria Math"/>
+          </w:rPr>
+          <m:t>-</m:t>
+        </m:r>
+        <m:d>
+          <m:dPr>
+            <m:ctrlPr>
+              <w:rPr>
+                <w:rFonts w:ascii="Cambria Math" w:hAnsi="Cambria Math"/>
+              </w:rPr>
+            </m:ctrlPr>
+          </m:dPr>
+          <m:e>
+            <m:r>
+              <w:rPr>
+                <w:rFonts w:ascii="Cambria Math" w:hAnsi="Cambria Math"/>
+              </w:rPr>
+              <m:t>5+1</m:t>
+            </m:r>
+          </m:e>
+        </m:d>
+      </m:oMath>
+      <w:r>
+        <w:t xml:space="preserve"> = </w:t>
+      </w:r>
+      <w:r>
+        <w:rPr>
+          <w:b/>
+          <w:bCs/>
+        </w:rPr>
+        <w:t>-6</w:t>
+      </w:r>
+    </w:p>
+    <w:p>
+      <w:pPr>
+        <w:numPr>
+          <w:ilvl w:val="0"/>
+          <w:numId w:val="61"/>
+        </w:numPr>
+      </w:pPr>
+      <w:r>
+        <w:rPr>
+          <w:b/>
+          <w:bCs/>
+        </w:rPr>
+        <w:t>~0</w:t>
+      </w:r>
+      <w:r>
+        <w:t xml:space="preserve"> </w:t>
+      </w:r>
+      <m:oMath>
+        <m:r>
+          <w:rPr>
+            <w:rFonts w:ascii="Cambria Math" w:hAnsi="Cambria Math"/>
+          </w:rPr>
+          <m:t>→</m:t>
+        </m:r>
+      </m:oMath>
+      <w:r>
+        <w:t xml:space="preserve"> </w:t>
+      </w:r>
+      <m:oMath>
+        <m:r>
+          <w:rPr>
+            <w:rFonts w:ascii="Cambria Math" w:hAnsi="Cambria Math"/>
+          </w:rPr>
+          <m:t>-</m:t>
+        </m:r>
+        <m:d>
+          <m:dPr>
+            <m:ctrlPr>
+              <w:rPr>
+                <w:rFonts w:ascii="Cambria Math" w:hAnsi="Cambria Math"/>
+              </w:rPr>
+            </m:ctrlPr>
+          </m:dPr>
+          <m:e>
+            <m:r>
+              <w:rPr>
+                <w:rFonts w:ascii="Cambria Math" w:hAnsi="Cambria Math"/>
+              </w:rPr>
+              <m:t>0+1</m:t>
+            </m:r>
+          </m:e>
+        </m:d>
+      </m:oMath>
+      <w:r>
+        <w:t xml:space="preserve"> = </w:t>
+      </w:r>
+      <w:r>
+        <w:rPr>
+          <w:b/>
+          <w:bCs/>
+        </w:rPr>
+        <w:t>-1</w:t>
+      </w:r>
+    </w:p>
+    <w:p>
+      <w:pPr>
+        <w:numPr>
+          <w:ilvl w:val="0"/>
+          <w:numId w:val="61"/>
+        </w:numPr>
+      </w:pPr>
+      <w:proofErr w:type="gramStart"/>
+      <w:r>
+        <w:rPr>
+          <w:b/>
+          <w:bCs/>
+        </w:rPr>
+        <w:t>~(</w:t>
+      </w:r>
+      <w:proofErr w:type="gramEnd"/>
+      <w:r>
+        <w:rPr>
+          <w:b/>
+          <w:bCs/>
+        </w:rPr>
+        <w:t>-10)</w:t>
+      </w:r>
+      <w:r>
+        <w:t xml:space="preserve"> </w:t>
+      </w:r>
+      <m:oMath>
+        <m:r>
+          <w:rPr>
+            <w:rFonts w:ascii="Cambria Math" w:hAnsi="Cambria Math"/>
+          </w:rPr>
+          <m:t>→</m:t>
+        </m:r>
+      </m:oMath>
+      <w:r>
+        <w:t xml:space="preserve"> </w:t>
+      </w:r>
+      <m:oMath>
+        <m:r>
+          <w:rPr>
+            <w:rFonts w:ascii="Cambria Math" w:hAnsi="Cambria Math"/>
+          </w:rPr>
+          <m:t>-</m:t>
+        </m:r>
+        <m:d>
+          <m:dPr>
+            <m:ctrlPr>
+              <w:rPr>
+                <w:rFonts w:ascii="Cambria Math" w:hAnsi="Cambria Math"/>
+              </w:rPr>
+            </m:ctrlPr>
+          </m:dPr>
+          <m:e>
+            <m:r>
+              <w:rPr>
+                <w:rFonts w:ascii="Cambria Math" w:hAnsi="Cambria Math"/>
+              </w:rPr>
+              <m:t>-10+1</m:t>
+            </m:r>
+          </m:e>
+        </m:d>
+      </m:oMath>
+      <w:r>
+        <w:t xml:space="preserve"> = </w:t>
+      </w:r>
+      <w:r>
+        <w:rPr>
+          <w:b/>
+          <w:bCs/>
+        </w:rPr>
+        <w:t>9</w:t>
+      </w:r>
+    </w:p>
+    <w:p>
+      <w:pPr>
+        <w:rPr>
+          <w:b/>
+          <w:bCs/>
+        </w:rPr>
+      </w:pPr>
+      <w:r>
+        <w:rPr>
+          <w:b/>
+          <w:bCs/>
+        </w:rPr>
+        <w:t>How it works internally (Binary Level):</w:t>
+      </w:r>
+    </w:p>
+    <w:p>
+      <w:r>
+        <w:t xml:space="preserve">Computers negative numbers ko store </w:t>
+      </w:r>
+      <w:proofErr w:type="spellStart"/>
+      <w:r>
+        <w:t>karne</w:t>
+      </w:r>
+      <w:proofErr w:type="spellEnd"/>
+      <w:r>
+        <w:t xml:space="preserve"> </w:t>
+      </w:r>
+      <w:proofErr w:type="spellStart"/>
+      <w:r>
+        <w:t>ke</w:t>
+      </w:r>
+      <w:proofErr w:type="spellEnd"/>
+      <w:r>
+        <w:t xml:space="preserve"> </w:t>
+      </w:r>
+      <w:proofErr w:type="spellStart"/>
+      <w:r>
+        <w:t>liye</w:t>
+      </w:r>
+      <w:proofErr w:type="spellEnd"/>
+      <w:r>
+        <w:t xml:space="preserve"> </w:t>
+      </w:r>
+      <w:r>
+        <w:rPr>
+          <w:b/>
+          <w:bCs/>
+        </w:rPr>
+        <w:t>Two's Complement</w:t>
+      </w:r>
+      <w:r>
+        <w:t xml:space="preserve"> system ka use </w:t>
+      </w:r>
+      <w:proofErr w:type="spellStart"/>
+      <w:r>
+        <w:t>karti</w:t>
+      </w:r>
+      <w:proofErr w:type="spellEnd"/>
+      <w:r>
+        <w:t xml:space="preserve"> hain.</w:t>
+      </w:r>
+    </w:p>
+    <w:p>
+      <w:r>
+        <w:t xml:space="preserve">Lete hain ek example </w:t>
+      </w:r>
+      <w:r>
+        <w:rPr>
+          <w:b/>
+          <w:bCs/>
+        </w:rPr>
+        <w:t>~5</w:t>
+      </w:r>
+      <w:r>
+        <w:t>:</w:t>
+      </w:r>
+    </w:p>
+    <w:p>
+      <w:pPr>
+        <w:numPr>
+          <w:ilvl w:val="0"/>
+          <w:numId w:val="62"/>
+        </w:numPr>
+      </w:pPr>
+      <w:r>
+        <w:rPr>
+          <w:b/>
+          <w:bCs/>
+        </w:rPr>
+        <w:t>Binary of 5 (8-bit representation):</w:t>
+      </w:r>
+    </w:p>
+    <w:p>
+      <w:r>
+        <w:t>0000 0101</w:t>
+      </w:r>
+    </w:p>
+    <w:p>
+      <w:pPr>
+        <w:numPr>
+          <w:ilvl w:val="0"/>
+          <w:numId w:val="62"/>
+        </w:numPr>
+      </w:pPr>
+      <w:r>
+        <w:rPr>
+          <w:b/>
+          <w:bCs/>
+        </w:rPr>
+        <w:t>Invert all bits (~ operation applied):</w:t>
+      </w:r>
+    </w:p>
+    <w:p>
+      <w:r>
+        <w:t>1111 1010</w:t>
+      </w:r>
+    </w:p>
+    <w:p>
+      <w:pPr>
+        <w:numPr>
+          <w:ilvl w:val="0"/>
+          <w:numId w:val="62"/>
+        </w:numPr>
+      </w:pPr>
+      <w:r>
+        <w:rPr>
+          <w:b/>
+          <w:bCs/>
+        </w:rPr>
+        <w:t>Decimal Conversion:</w:t>
+      </w:r>
+    </w:p>
+    <w:p>
+      <w:proofErr w:type="spellStart"/>
+      <w:r>
+        <w:t>Pehla</w:t>
+      </w:r>
+      <w:proofErr w:type="spellEnd"/>
+      <w:r>
+        <w:t xml:space="preserve"> bit 1 </w:t>
+      </w:r>
+      <w:proofErr w:type="spellStart"/>
+      <w:r>
+        <w:t>hai</w:t>
+      </w:r>
+      <w:proofErr w:type="spellEnd"/>
+      <w:r>
+        <w:t xml:space="preserve">, jo yeh </w:t>
+      </w:r>
+      <w:proofErr w:type="spellStart"/>
+      <w:r>
+        <w:t>dikhata</w:t>
+      </w:r>
+      <w:proofErr w:type="spellEnd"/>
+      <w:r>
+        <w:t xml:space="preserve"> </w:t>
+      </w:r>
+      <w:proofErr w:type="spellStart"/>
+      <w:r>
+        <w:t>hai</w:t>
+      </w:r>
+      <w:proofErr w:type="spellEnd"/>
+      <w:r>
+        <w:t xml:space="preserve"> ki number negative </w:t>
+      </w:r>
+      <w:proofErr w:type="spellStart"/>
+      <w:r>
+        <w:t>hai</w:t>
+      </w:r>
+      <w:proofErr w:type="spellEnd"/>
+      <w:r>
+        <w:t xml:space="preserve">. Two's complement representation </w:t>
+      </w:r>
+      <w:proofErr w:type="spellStart"/>
+      <w:r>
+        <w:t>ke</w:t>
+      </w:r>
+      <w:proofErr w:type="spellEnd"/>
+      <w:r>
+        <w:t xml:space="preserve"> </w:t>
+      </w:r>
+      <w:proofErr w:type="spellStart"/>
+      <w:r>
+        <w:t>mutabiq</w:t>
+      </w:r>
+      <w:proofErr w:type="spellEnd"/>
+      <w:r>
+        <w:t xml:space="preserve"> 1111 1010 ka decimal value </w:t>
+      </w:r>
+      <w:r>
+        <w:rPr>
+          <w:b/>
+          <w:bCs/>
+        </w:rPr>
+        <w:t>-6</w:t>
+      </w:r>
+      <w:r>
+        <w:t xml:space="preserve"> </w:t>
+      </w:r>
+      <w:proofErr w:type="spellStart"/>
+      <w:r>
+        <w:t>hota</w:t>
+      </w:r>
+      <w:proofErr w:type="spellEnd"/>
+      <w:r>
+        <w:t xml:space="preserve"> </w:t>
+      </w:r>
+      <w:proofErr w:type="spellStart"/>
+      <w:r>
+        <w:t>hai</w:t>
+      </w:r>
+      <w:proofErr w:type="spellEnd"/>
+      <w:r>
+        <w:t>.</w:t>
+      </w:r>
+    </w:p>
+    <w:p>
+      <w:pPr>
+        <w:rPr>
+          <w:b/>
+          <w:bCs/>
+        </w:rPr>
+      </w:pPr>
+      <w:r>
+        <w:rPr>
+          <w:rFonts w:ascii="Segoe UI Emoji" w:hAnsi="Segoe UI Emoji" w:cs="Segoe UI Emoji"/>
+          <w:b/>
+          <w:bCs/>
+        </w:rPr>
+        <w:t>💡</w:t>
+      </w:r>
+      <w:r>
+        <w:rPr>
+          <w:b/>
+          <w:bCs/>
+        </w:rPr>
+        <w:t xml:space="preserve"> Key Takeaway for Notes:</w:t>
+      </w:r>
+    </w:p>
+    <w:p>
+      <w:r>
+        <w:lastRenderedPageBreak/>
+        <w:t>Whenever you apply ~x, just add 1 to x and change its sign!</w:t>
+      </w:r>
+    </w:p>
+    <w:p>
+      <w:r>
+        <w:rPr>
+          <w:i/>
+          <w:iCs/>
+        </w:rPr>
+        <w:t>Positive number becomes Negative, and Negative number becomes Positive.</w:t>
+      </w:r>
+    </w:p>
+    <w:p/>
     <w:p>
       <w:pPr>
         <w:rPr>
@@ -25219,6 +25807,119 @@
     </w:lvl>
   </w:abstractNum>
   <w:abstractNum w:abstractNumId="23" w15:restartNumberingAfterBreak="0">
+    <w:nsid w:val="2B37063C"/>
+    <w:multiLevelType w:val="multilevel"/>
+    <w:tmpl w:val="B66CBB28"/>
+    <w:lvl w:ilvl="0">
+      <w:start w:val="1"/>
+      <w:numFmt w:val="decimal"/>
+      <w:lvlText w:val="%1."/>
+      <w:lvlJc w:val="left"/>
+      <w:pPr>
+        <w:tabs>
+          <w:tab w:val="num" w:pos="720"/>
+        </w:tabs>
+        <w:ind w:left="720" w:hanging="360"/>
+      </w:pPr>
+    </w:lvl>
+    <w:lvl w:ilvl="1" w:tentative="1">
+      <w:start w:val="1"/>
+      <w:numFmt w:val="decimal"/>
+      <w:lvlText w:val="%2."/>
+      <w:lvlJc w:val="left"/>
+      <w:pPr>
+        <w:tabs>
+          <w:tab w:val="num" w:pos="1440"/>
+        </w:tabs>
+        <w:ind w:left="1440" w:hanging="360"/>
+      </w:pPr>
+    </w:lvl>
+    <w:lvl w:ilvl="2" w:tentative="1">
+      <w:start w:val="1"/>
+      <w:numFmt w:val="decimal"/>
+      <w:lvlText w:val="%3."/>
+      <w:lvlJc w:val="left"/>
+      <w:pPr>
+        <w:tabs>
+          <w:tab w:val="num" w:pos="2160"/>
+        </w:tabs>
+        <w:ind w:left="2160" w:hanging="360"/>
+      </w:pPr>
+    </w:lvl>
+    <w:lvl w:ilvl="3" w:tentative="1">
+      <w:start w:val="1"/>
+      <w:numFmt w:val="decimal"/>
+      <w:lvlText w:val="%4."/>
+      <w:lvlJc w:val="left"/>
+      <w:pPr>
+        <w:tabs>
+          <w:tab w:val="num" w:pos="2880"/>
+        </w:tabs>
+        <w:ind w:left="2880" w:hanging="360"/>
+      </w:pPr>
+    </w:lvl>
+    <w:lvl w:ilvl="4" w:tentative="1">
+      <w:start w:val="1"/>
+      <w:numFmt w:val="decimal"/>
+      <w:lvlText w:val="%5."/>
+      <w:lvlJc w:val="left"/>
+      <w:pPr>
+        <w:tabs>
+          <w:tab w:val="num" w:pos="3600"/>
+        </w:tabs>
+        <w:ind w:left="3600" w:hanging="360"/>
+      </w:pPr>
+    </w:lvl>
+    <w:lvl w:ilvl="5" w:tentative="1">
+      <w:start w:val="1"/>
+      <w:numFmt w:val="decimal"/>
+      <w:lvlText w:val="%6."/>
+      <w:lvlJc w:val="left"/>
+      <w:pPr>
+        <w:tabs>
+          <w:tab w:val="num" w:pos="4320"/>
+        </w:tabs>
+        <w:ind w:left="4320" w:hanging="360"/>
+      </w:pPr>
+    </w:lvl>
+    <w:lvl w:ilvl="6" w:tentative="1">
+      <w:start w:val="1"/>
+      <w:numFmt w:val="decimal"/>
+      <w:lvlText w:val="%7."/>
+      <w:lvlJc w:val="left"/>
+      <w:pPr>
+        <w:tabs>
+          <w:tab w:val="num" w:pos="5040"/>
+        </w:tabs>
+        <w:ind w:left="5040" w:hanging="360"/>
+      </w:pPr>
+    </w:lvl>
+    <w:lvl w:ilvl="7" w:tentative="1">
+      <w:start w:val="1"/>
+      <w:numFmt w:val="decimal"/>
+      <w:lvlText w:val="%8."/>
+      <w:lvlJc w:val="left"/>
+      <w:pPr>
+        <w:tabs>
+          <w:tab w:val="num" w:pos="5760"/>
+        </w:tabs>
+        <w:ind w:left="5760" w:hanging="360"/>
+      </w:pPr>
+    </w:lvl>
+    <w:lvl w:ilvl="8" w:tentative="1">
+      <w:start w:val="1"/>
+      <w:numFmt w:val="decimal"/>
+      <w:lvlText w:val="%9."/>
+      <w:lvlJc w:val="left"/>
+      <w:pPr>
+        <w:tabs>
+          <w:tab w:val="num" w:pos="6480"/>
+        </w:tabs>
+        <w:ind w:left="6480" w:hanging="360"/>
+      </w:pPr>
+    </w:lvl>
+  </w:abstractNum>
+  <w:abstractNum w:abstractNumId="24" w15:restartNumberingAfterBreak="0">
     <w:nsid w:val="2C23639E"/>
     <w:multiLevelType w:val="multilevel"/>
     <w:tmpl w:val="EAFEAC3C"/>
@@ -25367,7 +26068,7 @@
       </w:rPr>
     </w:lvl>
   </w:abstractNum>
-  <w:abstractNum w:abstractNumId="24" w15:restartNumberingAfterBreak="0">
+  <w:abstractNum w:abstractNumId="25" w15:restartNumberingAfterBreak="0">
     <w:nsid w:val="2F825D01"/>
     <w:multiLevelType w:val="multilevel"/>
     <w:tmpl w:val="893C44CA"/>
@@ -25516,7 +26217,7 @@
       </w:rPr>
     </w:lvl>
   </w:abstractNum>
-  <w:abstractNum w:abstractNumId="25" w15:restartNumberingAfterBreak="0">
+  <w:abstractNum w:abstractNumId="26" w15:restartNumberingAfterBreak="0">
     <w:nsid w:val="303D4EDB"/>
     <w:multiLevelType w:val="multilevel"/>
     <w:tmpl w:val="DA4894EE"/>
@@ -25665,7 +26366,7 @@
       </w:rPr>
     </w:lvl>
   </w:abstractNum>
-  <w:abstractNum w:abstractNumId="26" w15:restartNumberingAfterBreak="0">
+  <w:abstractNum w:abstractNumId="27" w15:restartNumberingAfterBreak="0">
     <w:nsid w:val="37CE2A71"/>
     <w:multiLevelType w:val="multilevel"/>
     <w:tmpl w:val="B1BAB0C0"/>
@@ -25814,7 +26515,7 @@
       </w:rPr>
     </w:lvl>
   </w:abstractNum>
-  <w:abstractNum w:abstractNumId="27" w15:restartNumberingAfterBreak="0">
+  <w:abstractNum w:abstractNumId="28" w15:restartNumberingAfterBreak="0">
     <w:nsid w:val="37D80B7A"/>
     <w:multiLevelType w:val="multilevel"/>
     <w:tmpl w:val="F4368136"/>
@@ -25963,7 +26664,7 @@
       </w:rPr>
     </w:lvl>
   </w:abstractNum>
-  <w:abstractNum w:abstractNumId="28" w15:restartNumberingAfterBreak="0">
+  <w:abstractNum w:abstractNumId="29" w15:restartNumberingAfterBreak="0">
     <w:nsid w:val="396F2468"/>
     <w:multiLevelType w:val="multilevel"/>
     <w:tmpl w:val="C896CD88"/>
@@ -26112,7 +26813,7 @@
       </w:rPr>
     </w:lvl>
   </w:abstractNum>
-  <w:abstractNum w:abstractNumId="29" w15:restartNumberingAfterBreak="0">
+  <w:abstractNum w:abstractNumId="30" w15:restartNumberingAfterBreak="0">
     <w:nsid w:val="39A77089"/>
     <w:multiLevelType w:val="multilevel"/>
     <w:tmpl w:val="269A6D1A"/>
@@ -26261,7 +26962,7 @@
       </w:rPr>
     </w:lvl>
   </w:abstractNum>
-  <w:abstractNum w:abstractNumId="30" w15:restartNumberingAfterBreak="0">
+  <w:abstractNum w:abstractNumId="31" w15:restartNumberingAfterBreak="0">
     <w:nsid w:val="3D98313B"/>
     <w:multiLevelType w:val="multilevel"/>
     <w:tmpl w:val="E08029F8"/>
@@ -26410,7 +27111,7 @@
       </w:rPr>
     </w:lvl>
   </w:abstractNum>
-  <w:abstractNum w:abstractNumId="31" w15:restartNumberingAfterBreak="0">
+  <w:abstractNum w:abstractNumId="32" w15:restartNumberingAfterBreak="0">
     <w:nsid w:val="3DA070F4"/>
     <w:multiLevelType w:val="multilevel"/>
     <w:tmpl w:val="3D6A98A6"/>
@@ -26559,7 +27260,7 @@
       </w:rPr>
     </w:lvl>
   </w:abstractNum>
-  <w:abstractNum w:abstractNumId="32" w15:restartNumberingAfterBreak="0">
+  <w:abstractNum w:abstractNumId="33" w15:restartNumberingAfterBreak="0">
     <w:nsid w:val="3DF469E3"/>
     <w:multiLevelType w:val="multilevel"/>
     <w:tmpl w:val="E7FEB5C8"/>
@@ -26708,7 +27409,7 @@
       </w:rPr>
     </w:lvl>
   </w:abstractNum>
-  <w:abstractNum w:abstractNumId="33" w15:restartNumberingAfterBreak="0">
+  <w:abstractNum w:abstractNumId="34" w15:restartNumberingAfterBreak="0">
     <w:nsid w:val="3FAA26B3"/>
     <w:multiLevelType w:val="multilevel"/>
     <w:tmpl w:val="A0206428"/>
@@ -26821,7 +27522,7 @@
       </w:pPr>
     </w:lvl>
   </w:abstractNum>
-  <w:abstractNum w:abstractNumId="34" w15:restartNumberingAfterBreak="0">
+  <w:abstractNum w:abstractNumId="35" w15:restartNumberingAfterBreak="0">
     <w:nsid w:val="405006D8"/>
     <w:multiLevelType w:val="multilevel"/>
     <w:tmpl w:val="57222A90"/>
@@ -26970,7 +27671,7 @@
       </w:rPr>
     </w:lvl>
   </w:abstractNum>
-  <w:abstractNum w:abstractNumId="35" w15:restartNumberingAfterBreak="0">
+  <w:abstractNum w:abstractNumId="36" w15:restartNumberingAfterBreak="0">
     <w:nsid w:val="4652746F"/>
     <w:multiLevelType w:val="multilevel"/>
     <w:tmpl w:val="0F964FAE"/>
@@ -27087,7 +27788,7 @@
       </w:pPr>
     </w:lvl>
   </w:abstractNum>
-  <w:abstractNum w:abstractNumId="36" w15:restartNumberingAfterBreak="0">
+  <w:abstractNum w:abstractNumId="37" w15:restartNumberingAfterBreak="0">
     <w:nsid w:val="46765667"/>
     <w:multiLevelType w:val="multilevel"/>
     <w:tmpl w:val="E0547262"/>
@@ -27236,7 +27937,7 @@
       </w:rPr>
     </w:lvl>
   </w:abstractNum>
-  <w:abstractNum w:abstractNumId="37" w15:restartNumberingAfterBreak="0">
+  <w:abstractNum w:abstractNumId="38" w15:restartNumberingAfterBreak="0">
     <w:nsid w:val="48744AB6"/>
     <w:multiLevelType w:val="multilevel"/>
     <w:tmpl w:val="BBD434E0"/>
@@ -27381,7 +28082,7 @@
       </w:rPr>
     </w:lvl>
   </w:abstractNum>
-  <w:abstractNum w:abstractNumId="38" w15:restartNumberingAfterBreak="0">
+  <w:abstractNum w:abstractNumId="39" w15:restartNumberingAfterBreak="0">
     <w:nsid w:val="4A3E61CF"/>
     <w:multiLevelType w:val="multilevel"/>
     <w:tmpl w:val="26A4D2CA"/>
@@ -27530,7 +28231,7 @@
       </w:rPr>
     </w:lvl>
   </w:abstractNum>
-  <w:abstractNum w:abstractNumId="39" w15:restartNumberingAfterBreak="0">
+  <w:abstractNum w:abstractNumId="40" w15:restartNumberingAfterBreak="0">
     <w:nsid w:val="4C494795"/>
     <w:multiLevelType w:val="multilevel"/>
     <w:tmpl w:val="B31812CE"/>
@@ -27679,7 +28380,7 @@
       </w:rPr>
     </w:lvl>
   </w:abstractNum>
-  <w:abstractNum w:abstractNumId="40" w15:restartNumberingAfterBreak="0">
+  <w:abstractNum w:abstractNumId="41" w15:restartNumberingAfterBreak="0">
     <w:nsid w:val="4D9D3B19"/>
     <w:multiLevelType w:val="multilevel"/>
     <w:tmpl w:val="CFDA7008"/>
@@ -27828,7 +28529,7 @@
       </w:rPr>
     </w:lvl>
   </w:abstractNum>
-  <w:abstractNum w:abstractNumId="41" w15:restartNumberingAfterBreak="0">
+  <w:abstractNum w:abstractNumId="42" w15:restartNumberingAfterBreak="0">
     <w:nsid w:val="4EF25303"/>
     <w:multiLevelType w:val="multilevel"/>
     <w:tmpl w:val="DB0CE578"/>
@@ -27977,7 +28678,7 @@
       </w:rPr>
     </w:lvl>
   </w:abstractNum>
-  <w:abstractNum w:abstractNumId="42" w15:restartNumberingAfterBreak="0">
+  <w:abstractNum w:abstractNumId="43" w15:restartNumberingAfterBreak="0">
     <w:nsid w:val="57547AEB"/>
     <w:multiLevelType w:val="multilevel"/>
     <w:tmpl w:val="966086D8"/>
@@ -28126,7 +28827,7 @@
       </w:rPr>
     </w:lvl>
   </w:abstractNum>
-  <w:abstractNum w:abstractNumId="43" w15:restartNumberingAfterBreak="0">
+  <w:abstractNum w:abstractNumId="44" w15:restartNumberingAfterBreak="0">
     <w:nsid w:val="57A52C13"/>
     <w:multiLevelType w:val="multilevel"/>
     <w:tmpl w:val="01AC7BAA"/>
@@ -28275,7 +28976,7 @@
       </w:rPr>
     </w:lvl>
   </w:abstractNum>
-  <w:abstractNum w:abstractNumId="44" w15:restartNumberingAfterBreak="0">
+  <w:abstractNum w:abstractNumId="45" w15:restartNumberingAfterBreak="0">
     <w:nsid w:val="587266C5"/>
     <w:multiLevelType w:val="multilevel"/>
     <w:tmpl w:val="B60C6C60"/>
@@ -28424,7 +29125,7 @@
       </w:rPr>
     </w:lvl>
   </w:abstractNum>
-  <w:abstractNum w:abstractNumId="45" w15:restartNumberingAfterBreak="0">
+  <w:abstractNum w:abstractNumId="46" w15:restartNumberingAfterBreak="0">
     <w:nsid w:val="5AFF2B06"/>
     <w:multiLevelType w:val="multilevel"/>
     <w:tmpl w:val="750EF8FC"/>
@@ -28541,7 +29242,7 @@
       </w:pPr>
     </w:lvl>
   </w:abstractNum>
-  <w:abstractNum w:abstractNumId="46" w15:restartNumberingAfterBreak="0">
+  <w:abstractNum w:abstractNumId="47" w15:restartNumberingAfterBreak="0">
     <w:nsid w:val="5D802EF7"/>
     <w:multiLevelType w:val="multilevel"/>
     <w:tmpl w:val="E684FD56"/>
@@ -28690,7 +29391,7 @@
       </w:rPr>
     </w:lvl>
   </w:abstractNum>
-  <w:abstractNum w:abstractNumId="47" w15:restartNumberingAfterBreak="0">
+  <w:abstractNum w:abstractNumId="48" w15:restartNumberingAfterBreak="0">
     <w:nsid w:val="5DDC1789"/>
     <w:multiLevelType w:val="multilevel"/>
     <w:tmpl w:val="55C4C8AC"/>
@@ -28839,7 +29540,7 @@
       </w:rPr>
     </w:lvl>
   </w:abstractNum>
-  <w:abstractNum w:abstractNumId="48" w15:restartNumberingAfterBreak="0">
+  <w:abstractNum w:abstractNumId="49" w15:restartNumberingAfterBreak="0">
     <w:nsid w:val="5E231CE9"/>
     <w:multiLevelType w:val="multilevel"/>
     <w:tmpl w:val="89FAA90E"/>
@@ -28988,7 +29689,7 @@
       </w:rPr>
     </w:lvl>
   </w:abstractNum>
-  <w:abstractNum w:abstractNumId="49" w15:restartNumberingAfterBreak="0">
+  <w:abstractNum w:abstractNumId="50" w15:restartNumberingAfterBreak="0">
     <w:nsid w:val="65BE70A9"/>
     <w:multiLevelType w:val="multilevel"/>
     <w:tmpl w:val="A874DCA4"/>
@@ -29137,7 +29838,7 @@
       </w:rPr>
     </w:lvl>
   </w:abstractNum>
-  <w:abstractNum w:abstractNumId="50" w15:restartNumberingAfterBreak="0">
+  <w:abstractNum w:abstractNumId="51" w15:restartNumberingAfterBreak="0">
     <w:nsid w:val="6B4E5BD2"/>
     <w:multiLevelType w:val="multilevel"/>
     <w:tmpl w:val="8F86ADAE"/>
@@ -29286,7 +29987,7 @@
       </w:rPr>
     </w:lvl>
   </w:abstractNum>
-  <w:abstractNum w:abstractNumId="51" w15:restartNumberingAfterBreak="0">
+  <w:abstractNum w:abstractNumId="52" w15:restartNumberingAfterBreak="0">
     <w:nsid w:val="6C681470"/>
     <w:multiLevelType w:val="multilevel"/>
     <w:tmpl w:val="85B868AE"/>
@@ -29435,7 +30136,7 @@
       </w:rPr>
     </w:lvl>
   </w:abstractNum>
-  <w:abstractNum w:abstractNumId="52" w15:restartNumberingAfterBreak="0">
+  <w:abstractNum w:abstractNumId="53" w15:restartNumberingAfterBreak="0">
     <w:nsid w:val="6D675446"/>
     <w:multiLevelType w:val="multilevel"/>
     <w:tmpl w:val="834EDBCA"/>
@@ -29584,7 +30285,7 @@
       </w:rPr>
     </w:lvl>
   </w:abstractNum>
-  <w:abstractNum w:abstractNumId="53" w15:restartNumberingAfterBreak="0">
+  <w:abstractNum w:abstractNumId="54" w15:restartNumberingAfterBreak="0">
     <w:nsid w:val="73EB4722"/>
     <w:multiLevelType w:val="multilevel"/>
     <w:tmpl w:val="5F14FFBE"/>
@@ -29733,7 +30434,7 @@
       </w:rPr>
     </w:lvl>
   </w:abstractNum>
-  <w:abstractNum w:abstractNumId="54" w15:restartNumberingAfterBreak="0">
+  <w:abstractNum w:abstractNumId="55" w15:restartNumberingAfterBreak="0">
     <w:nsid w:val="75383A12"/>
     <w:multiLevelType w:val="multilevel"/>
     <w:tmpl w:val="27C411FE"/>
@@ -29882,7 +30583,7 @@
       </w:rPr>
     </w:lvl>
   </w:abstractNum>
-  <w:abstractNum w:abstractNumId="55" w15:restartNumberingAfterBreak="0">
+  <w:abstractNum w:abstractNumId="56" w15:restartNumberingAfterBreak="0">
     <w:nsid w:val="7918553F"/>
     <w:multiLevelType w:val="multilevel"/>
     <w:tmpl w:val="4E3E1E96"/>
@@ -29999,7 +30700,7 @@
       </w:pPr>
     </w:lvl>
   </w:abstractNum>
-  <w:abstractNum w:abstractNumId="56" w15:restartNumberingAfterBreak="0">
+  <w:abstractNum w:abstractNumId="57" w15:restartNumberingAfterBreak="0">
     <w:nsid w:val="79230768"/>
     <w:multiLevelType w:val="multilevel"/>
     <w:tmpl w:val="9F42533E"/>
@@ -30148,7 +30849,156 @@
       </w:rPr>
     </w:lvl>
   </w:abstractNum>
-  <w:abstractNum w:abstractNumId="57" w15:restartNumberingAfterBreak="0">
+  <w:abstractNum w:abstractNumId="58" w15:restartNumberingAfterBreak="0">
+    <w:nsid w:val="7BAB2D58"/>
+    <w:multiLevelType w:val="multilevel"/>
+    <w:tmpl w:val="8BD4E36A"/>
+    <w:lvl w:ilvl="0">
+      <w:start w:val="1"/>
+      <w:numFmt w:val="bullet"/>
+      <w:lvlText w:val=""/>
+      <w:lvlJc w:val="left"/>
+      <w:pPr>
+        <w:tabs>
+          <w:tab w:val="num" w:pos="720"/>
+        </w:tabs>
+        <w:ind w:left="720" w:hanging="360"/>
+      </w:pPr>
+      <w:rPr>
+        <w:rFonts w:ascii="Symbol" w:hAnsi="Symbol" w:hint="default"/>
+        <w:sz w:val="20"/>
+      </w:rPr>
+    </w:lvl>
+    <w:lvl w:ilvl="1" w:tentative="1">
+      <w:start w:val="1"/>
+      <w:numFmt w:val="bullet"/>
+      <w:lvlText w:val="o"/>
+      <w:lvlJc w:val="left"/>
+      <w:pPr>
+        <w:tabs>
+          <w:tab w:val="num" w:pos="1440"/>
+        </w:tabs>
+        <w:ind w:left="1440" w:hanging="360"/>
+      </w:pPr>
+      <w:rPr>
+        <w:rFonts w:ascii="Courier New" w:hAnsi="Courier New" w:hint="default"/>
+        <w:sz w:val="20"/>
+      </w:rPr>
+    </w:lvl>
+    <w:lvl w:ilvl="2" w:tentative="1">
+      <w:start w:val="1"/>
+      <w:numFmt w:val="bullet"/>
+      <w:lvlText w:val=""/>
+      <w:lvlJc w:val="left"/>
+      <w:pPr>
+        <w:tabs>
+          <w:tab w:val="num" w:pos="2160"/>
+        </w:tabs>
+        <w:ind w:left="2160" w:hanging="360"/>
+      </w:pPr>
+      <w:rPr>
+        <w:rFonts w:ascii="Wingdings" w:hAnsi="Wingdings" w:hint="default"/>
+        <w:sz w:val="20"/>
+      </w:rPr>
+    </w:lvl>
+    <w:lvl w:ilvl="3" w:tentative="1">
+      <w:start w:val="1"/>
+      <w:numFmt w:val="bullet"/>
+      <w:lvlText w:val=""/>
+      <w:lvlJc w:val="left"/>
+      <w:pPr>
+        <w:tabs>
+          <w:tab w:val="num" w:pos="2880"/>
+        </w:tabs>
+        <w:ind w:left="2880" w:hanging="360"/>
+      </w:pPr>
+      <w:rPr>
+        <w:rFonts w:ascii="Wingdings" w:hAnsi="Wingdings" w:hint="default"/>
+        <w:sz w:val="20"/>
+      </w:rPr>
+    </w:lvl>
+    <w:lvl w:ilvl="4" w:tentative="1">
+      <w:start w:val="1"/>
+      <w:numFmt w:val="bullet"/>
+      <w:lvlText w:val=""/>
+      <w:lvlJc w:val="left"/>
+      <w:pPr>
+        <w:tabs>
+          <w:tab w:val="num" w:pos="3600"/>
+        </w:tabs>
+        <w:ind w:left="3600" w:hanging="360"/>
+      </w:pPr>
+      <w:rPr>
+        <w:rFonts w:ascii="Wingdings" w:hAnsi="Wingdings" w:hint="default"/>
+        <w:sz w:val="20"/>
+      </w:rPr>
+    </w:lvl>
+    <w:lvl w:ilvl="5" w:tentative="1">
+      <w:start w:val="1"/>
+      <w:numFmt w:val="bullet"/>
+      <w:lvlText w:val=""/>
+      <w:lvlJc w:val="left"/>
+      <w:pPr>
+        <w:tabs>
+          <w:tab w:val="num" w:pos="4320"/>
+        </w:tabs>
+        <w:ind w:left="4320" w:hanging="360"/>
+      </w:pPr>
+      <w:rPr>
+        <w:rFonts w:ascii="Wingdings" w:hAnsi="Wingdings" w:hint="default"/>
+        <w:sz w:val="20"/>
+      </w:rPr>
+    </w:lvl>
+    <w:lvl w:ilvl="6" w:tentative="1">
+      <w:start w:val="1"/>
+      <w:numFmt w:val="bullet"/>
+      <w:lvlText w:val=""/>
+      <w:lvlJc w:val="left"/>
+      <w:pPr>
+        <w:tabs>
+          <w:tab w:val="num" w:pos="5040"/>
+        </w:tabs>
+        <w:ind w:left="5040" w:hanging="360"/>
+      </w:pPr>
+      <w:rPr>
+        <w:rFonts w:ascii="Wingdings" w:hAnsi="Wingdings" w:hint="default"/>
+        <w:sz w:val="20"/>
+      </w:rPr>
+    </w:lvl>
+    <w:lvl w:ilvl="7" w:tentative="1">
+      <w:start w:val="1"/>
+      <w:numFmt w:val="bullet"/>
+      <w:lvlText w:val=""/>
+      <w:lvlJc w:val="left"/>
+      <w:pPr>
+        <w:tabs>
+          <w:tab w:val="num" w:pos="5760"/>
+        </w:tabs>
+        <w:ind w:left="5760" w:hanging="360"/>
+      </w:pPr>
+      <w:rPr>
+        <w:rFonts w:ascii="Wingdings" w:hAnsi="Wingdings" w:hint="default"/>
+        <w:sz w:val="20"/>
+      </w:rPr>
+    </w:lvl>
+    <w:lvl w:ilvl="8" w:tentative="1">
+      <w:start w:val="1"/>
+      <w:numFmt w:val="bullet"/>
+      <w:lvlText w:val=""/>
+      <w:lvlJc w:val="left"/>
+      <w:pPr>
+        <w:tabs>
+          <w:tab w:val="num" w:pos="6480"/>
+        </w:tabs>
+        <w:ind w:left="6480" w:hanging="360"/>
+      </w:pPr>
+      <w:rPr>
+        <w:rFonts w:ascii="Wingdings" w:hAnsi="Wingdings" w:hint="default"/>
+        <w:sz w:val="20"/>
+      </w:rPr>
+    </w:lvl>
+  </w:abstractNum>
+  <w:abstractNum w:abstractNumId="59" w15:restartNumberingAfterBreak="0">
     <w:nsid w:val="7E7F1F59"/>
     <w:multiLevelType w:val="multilevel"/>
     <w:tmpl w:val="80B29E38"/>
@@ -30297,7 +31147,7 @@
       </w:rPr>
     </w:lvl>
   </w:abstractNum>
-  <w:abstractNum w:abstractNumId="58" w15:restartNumberingAfterBreak="0">
+  <w:abstractNum w:abstractNumId="60" w15:restartNumberingAfterBreak="0">
     <w:nsid w:val="7F274C0E"/>
     <w:multiLevelType w:val="multilevel"/>
     <w:tmpl w:val="D8665B86"/>
@@ -30446,7 +31296,7 @@
       </w:rPr>
     </w:lvl>
   </w:abstractNum>
-  <w:abstractNum w:abstractNumId="59" w15:restartNumberingAfterBreak="0">
+  <w:abstractNum w:abstractNumId="61" w15:restartNumberingAfterBreak="0">
     <w:nsid w:val="7F8F6D96"/>
     <w:multiLevelType w:val="multilevel"/>
     <w:tmpl w:val="D668F702"/>
@@ -30596,19 +31446,19 @@
     </w:lvl>
   </w:abstractNum>
   <w:num w:numId="1" w16cid:durableId="1790664698">
-    <w:abstractNumId w:val="53"/>
+    <w:abstractNumId w:val="54"/>
   </w:num>
   <w:num w:numId="2" w16cid:durableId="913315237">
-    <w:abstractNumId w:val="27"/>
+    <w:abstractNumId w:val="28"/>
   </w:num>
   <w:num w:numId="3" w16cid:durableId="1592666586">
-    <w:abstractNumId w:val="58"/>
+    <w:abstractNumId w:val="60"/>
   </w:num>
   <w:num w:numId="4" w16cid:durableId="510418239">
-    <w:abstractNumId w:val="38"/>
+    <w:abstractNumId w:val="39"/>
   </w:num>
   <w:num w:numId="5" w16cid:durableId="680550783">
-    <w:abstractNumId w:val="57"/>
+    <w:abstractNumId w:val="59"/>
   </w:num>
   <w:num w:numId="6" w16cid:durableId="285746792">
     <w:abstractNumId w:val="15"/>
@@ -30620,43 +31470,43 @@
     <w:abstractNumId w:val="5"/>
   </w:num>
   <w:num w:numId="9" w16cid:durableId="1501001245">
-    <w:abstractNumId w:val="33"/>
+    <w:abstractNumId w:val="34"/>
   </w:num>
   <w:num w:numId="10" w16cid:durableId="1706250928">
-    <w:abstractNumId w:val="37"/>
+    <w:abstractNumId w:val="38"/>
   </w:num>
   <w:num w:numId="11" w16cid:durableId="1292050097">
-    <w:abstractNumId w:val="50"/>
+    <w:abstractNumId w:val="51"/>
   </w:num>
   <w:num w:numId="12" w16cid:durableId="1745948958">
     <w:abstractNumId w:val="8"/>
   </w:num>
   <w:num w:numId="13" w16cid:durableId="679312742">
-    <w:abstractNumId w:val="52"/>
+    <w:abstractNumId w:val="53"/>
   </w:num>
   <w:num w:numId="14" w16cid:durableId="1597860147">
-    <w:abstractNumId w:val="59"/>
+    <w:abstractNumId w:val="61"/>
   </w:num>
   <w:num w:numId="15" w16cid:durableId="2042434571">
-    <w:abstractNumId w:val="29"/>
+    <w:abstractNumId w:val="30"/>
   </w:num>
   <w:num w:numId="16" w16cid:durableId="1867019793">
-    <w:abstractNumId w:val="25"/>
+    <w:abstractNumId w:val="26"/>
   </w:num>
   <w:num w:numId="17" w16cid:durableId="839076169">
-    <w:abstractNumId w:val="34"/>
+    <w:abstractNumId w:val="35"/>
   </w:num>
   <w:num w:numId="18" w16cid:durableId="1218131698">
-    <w:abstractNumId w:val="36"/>
+    <w:abstractNumId w:val="37"/>
   </w:num>
   <w:num w:numId="19" w16cid:durableId="213657393">
     <w:abstractNumId w:val="6"/>
   </w:num>
   <w:num w:numId="20" w16cid:durableId="630095303">
-    <w:abstractNumId w:val="40"/>
+    <w:abstractNumId w:val="41"/>
   </w:num>
   <w:num w:numId="21" w16cid:durableId="1326665292">
-    <w:abstractNumId w:val="42"/>
+    <w:abstractNumId w:val="43"/>
   </w:num>
   <w:num w:numId="22" w16cid:durableId="689767440">
     <w:abstractNumId w:val="2"/>
@@ -30665,7 +31515,7 @@
     <w:abstractNumId w:val="7"/>
   </w:num>
   <w:num w:numId="24" w16cid:durableId="370763591">
-    <w:abstractNumId w:val="23"/>
+    <w:abstractNumId w:val="24"/>
   </w:num>
   <w:num w:numId="25" w16cid:durableId="896086980">
     <w:abstractNumId w:val="4"/>
@@ -30674,7 +31524,7 @@
     <w:abstractNumId w:val="20"/>
   </w:num>
   <w:num w:numId="27" w16cid:durableId="691490878">
-    <w:abstractNumId w:val="32"/>
+    <w:abstractNumId w:val="33"/>
   </w:num>
   <w:num w:numId="28" w16cid:durableId="1199008562">
     <w:abstractNumId w:val="18"/>
@@ -30683,22 +31533,22 @@
     <w:abstractNumId w:val="3"/>
   </w:num>
   <w:num w:numId="30" w16cid:durableId="1604412925">
-    <w:abstractNumId w:val="41"/>
+    <w:abstractNumId w:val="42"/>
   </w:num>
   <w:num w:numId="31" w16cid:durableId="422654846">
-    <w:abstractNumId w:val="49"/>
+    <w:abstractNumId w:val="50"/>
   </w:num>
   <w:num w:numId="32" w16cid:durableId="2002389794">
     <w:abstractNumId w:val="22"/>
   </w:num>
   <w:num w:numId="33" w16cid:durableId="663556784">
-    <w:abstractNumId w:val="28"/>
+    <w:abstractNumId w:val="29"/>
   </w:num>
   <w:num w:numId="34" w16cid:durableId="1544096020">
     <w:abstractNumId w:val="16"/>
   </w:num>
   <w:num w:numId="35" w16cid:durableId="1452288583">
-    <w:abstractNumId w:val="55"/>
+    <w:abstractNumId w:val="56"/>
   </w:num>
   <w:num w:numId="36" w16cid:durableId="1418789113">
     <w:abstractNumId w:val="17"/>
@@ -30707,43 +31557,43 @@
     <w:abstractNumId w:val="1"/>
   </w:num>
   <w:num w:numId="38" w16cid:durableId="1531524648">
-    <w:abstractNumId w:val="54"/>
+    <w:abstractNumId w:val="55"/>
   </w:num>
   <w:num w:numId="39" w16cid:durableId="1660887162">
-    <w:abstractNumId w:val="43"/>
+    <w:abstractNumId w:val="44"/>
   </w:num>
   <w:num w:numId="40" w16cid:durableId="745810262">
-    <w:abstractNumId w:val="30"/>
+    <w:abstractNumId w:val="31"/>
   </w:num>
   <w:num w:numId="41" w16cid:durableId="614943237">
     <w:abstractNumId w:val="13"/>
   </w:num>
   <w:num w:numId="42" w16cid:durableId="549920154">
-    <w:abstractNumId w:val="44"/>
+    <w:abstractNumId w:val="45"/>
   </w:num>
   <w:num w:numId="43" w16cid:durableId="182861342">
-    <w:abstractNumId w:val="35"/>
+    <w:abstractNumId w:val="36"/>
   </w:num>
   <w:num w:numId="44" w16cid:durableId="1959796069">
-    <w:abstractNumId w:val="56"/>
+    <w:abstractNumId w:val="57"/>
   </w:num>
   <w:num w:numId="45" w16cid:durableId="1814979854">
-    <w:abstractNumId w:val="39"/>
+    <w:abstractNumId w:val="40"/>
   </w:num>
   <w:num w:numId="46" w16cid:durableId="443154987">
     <w:abstractNumId w:val="19"/>
   </w:num>
   <w:num w:numId="47" w16cid:durableId="1897352345">
+    <w:abstractNumId w:val="48"/>
+  </w:num>
+  <w:num w:numId="48" w16cid:durableId="726952408">
     <w:abstractNumId w:val="47"/>
   </w:num>
-  <w:num w:numId="48" w16cid:durableId="726952408">
-    <w:abstractNumId w:val="46"/>
-  </w:num>
   <w:num w:numId="49" w16cid:durableId="285426070">
-    <w:abstractNumId w:val="48"/>
+    <w:abstractNumId w:val="49"/>
   </w:num>
   <w:num w:numId="50" w16cid:durableId="981154963">
-    <w:abstractNumId w:val="45"/>
+    <w:abstractNumId w:val="46"/>
   </w:num>
   <w:num w:numId="51" w16cid:durableId="505705173">
     <w:abstractNumId w:val="9"/>
@@ -30755,13 +31605,13 @@
     <w:abstractNumId w:val="11"/>
   </w:num>
   <w:num w:numId="54" w16cid:durableId="1207377051">
-    <w:abstractNumId w:val="31"/>
+    <w:abstractNumId w:val="32"/>
   </w:num>
   <w:num w:numId="55" w16cid:durableId="336881422">
     <w:abstractNumId w:val="0"/>
   </w:num>
   <w:num w:numId="56" w16cid:durableId="953630187">
-    <w:abstractNumId w:val="51"/>
+    <w:abstractNumId w:val="52"/>
   </w:num>
   <w:num w:numId="57" w16cid:durableId="501088929">
     <w:abstractNumId w:val="21"/>
@@ -30770,10 +31620,16 @@
     <w:abstractNumId w:val="14"/>
   </w:num>
   <w:num w:numId="59" w16cid:durableId="815411764">
-    <w:abstractNumId w:val="26"/>
+    <w:abstractNumId w:val="27"/>
   </w:num>
   <w:num w:numId="60" w16cid:durableId="607740991">
-    <w:abstractNumId w:val="24"/>
+    <w:abstractNumId w:val="25"/>
+  </w:num>
+  <w:num w:numId="61" w16cid:durableId="204484613">
+    <w:abstractNumId w:val="58"/>
+  </w:num>
+  <w:num w:numId="62" w16cid:durableId="1018699311">
+    <w:abstractNumId w:val="23"/>
   </w:num>
   <w:numIdMacAtCleanup w:val="52"/>
 </w:numbering>

--- a/notes.docx
+++ b/notes.docx
@@ -22439,6 +22439,2820 @@
       </w:tr>
     </w:tbl>
     <w:p/>
+    <w:p/>
+    <w:p>
+      <w:pPr>
+        <w:rPr>
+          <w:b/>
+          <w:bCs/>
+          <w:color w:val="EE0000"/>
+        </w:rPr>
+      </w:pPr>
+      <w:r>
+        <w:rPr>
+          <w:rFonts w:ascii="Segoe UI Emoji" w:hAnsi="Segoe UI Emoji" w:cs="Segoe UI Emoji"/>
+          <w:b/>
+          <w:bCs/>
+          <w:color w:val="EE0000"/>
+        </w:rPr>
+        <w:t>📌</w:t>
+      </w:r>
+      <w:r>
+        <w:rPr>
+          <w:b/>
+          <w:bCs/>
+          <w:color w:val="EE0000"/>
+        </w:rPr>
+        <w:t xml:space="preserve"> NOTES: Decision Control Statements in Python (if, </w:t>
+      </w:r>
+      <w:proofErr w:type="spellStart"/>
+      <w:r>
+        <w:rPr>
+          <w:b/>
+          <w:bCs/>
+          <w:color w:val="EE0000"/>
+        </w:rPr>
+        <w:t>elif</w:t>
+      </w:r>
+      <w:proofErr w:type="spellEnd"/>
+      <w:r>
+        <w:rPr>
+          <w:b/>
+          <w:bCs/>
+          <w:color w:val="EE0000"/>
+        </w:rPr>
+        <w:t>, else)</w:t>
+      </w:r>
+    </w:p>
+    <w:p>
+      <w:pPr>
+        <w:rPr>
+          <w:b/>
+          <w:bCs/>
+        </w:rPr>
+      </w:pPr>
+      <w:r>
+        <w:rPr>
+          <w:b/>
+          <w:bCs/>
+        </w:rPr>
+        <w:t>1. What is Decision Control / Selection Statement?</w:t>
+      </w:r>
+    </w:p>
+    <w:p>
+      <w:r>
+        <w:t xml:space="preserve">Normally, Python code </w:t>
+      </w:r>
+      <w:r>
+        <w:rPr>
+          <w:b/>
+          <w:bCs/>
+        </w:rPr>
+        <w:t>Top-to-Bottom</w:t>
+      </w:r>
+      <w:r>
+        <w:t xml:space="preserve"> line-by-line execute </w:t>
+      </w:r>
+      <w:proofErr w:type="spellStart"/>
+      <w:r>
+        <w:t>hota</w:t>
+      </w:r>
+      <w:proofErr w:type="spellEnd"/>
+      <w:r>
+        <w:t xml:space="preserve"> </w:t>
+      </w:r>
+      <w:proofErr w:type="spellStart"/>
+      <w:r>
+        <w:t>hai</w:t>
+      </w:r>
+      <w:proofErr w:type="spellEnd"/>
+      <w:r>
+        <w:t xml:space="preserve"> (Sequential Execution).</w:t>
+      </w:r>
+    </w:p>
+    <w:p>
+      <w:r>
+        <w:t xml:space="preserve">Lekin jab </w:t>
+      </w:r>
+      <w:proofErr w:type="spellStart"/>
+      <w:r>
+        <w:t>hume</w:t>
+      </w:r>
+      <w:proofErr w:type="spellEnd"/>
+      <w:r>
+        <w:t xml:space="preserve"> runtime par </w:t>
+      </w:r>
+      <w:proofErr w:type="spellStart"/>
+      <w:r>
+        <w:t>kisi</w:t>
+      </w:r>
+      <w:proofErr w:type="spellEnd"/>
+      <w:r>
+        <w:t xml:space="preserve"> </w:t>
+      </w:r>
+      <w:r>
+        <w:rPr>
+          <w:b/>
+          <w:bCs/>
+        </w:rPr>
+        <w:t xml:space="preserve">condition </w:t>
+      </w:r>
+      <w:proofErr w:type="spellStart"/>
+      <w:r>
+        <w:rPr>
+          <w:b/>
+          <w:bCs/>
+        </w:rPr>
+        <w:t>ke</w:t>
+      </w:r>
+      <w:proofErr w:type="spellEnd"/>
+      <w:r>
+        <w:rPr>
+          <w:b/>
+          <w:bCs/>
+        </w:rPr>
+        <w:t xml:space="preserve"> basis par decision </w:t>
+      </w:r>
+      <w:proofErr w:type="spellStart"/>
+      <w:r>
+        <w:rPr>
+          <w:b/>
+          <w:bCs/>
+        </w:rPr>
+        <w:t>lena</w:t>
+      </w:r>
+      <w:proofErr w:type="spellEnd"/>
+      <w:r>
+        <w:rPr>
+          <w:b/>
+          <w:bCs/>
+        </w:rPr>
+        <w:t xml:space="preserve"> </w:t>
+      </w:r>
+      <w:proofErr w:type="spellStart"/>
+      <w:r>
+        <w:rPr>
+          <w:b/>
+          <w:bCs/>
+        </w:rPr>
+        <w:t>hota</w:t>
+      </w:r>
+      <w:proofErr w:type="spellEnd"/>
+      <w:r>
+        <w:rPr>
+          <w:b/>
+          <w:bCs/>
+        </w:rPr>
+        <w:t xml:space="preserve"> </w:t>
+      </w:r>
+      <w:proofErr w:type="spellStart"/>
+      <w:r>
+        <w:rPr>
+          <w:b/>
+          <w:bCs/>
+        </w:rPr>
+        <w:t>hai</w:t>
+      </w:r>
+      <w:proofErr w:type="spellEnd"/>
+      <w:r>
+        <w:t xml:space="preserve"> (ki </w:t>
+      </w:r>
+      <w:proofErr w:type="spellStart"/>
+      <w:r>
+        <w:t>kaun</w:t>
+      </w:r>
+      <w:proofErr w:type="spellEnd"/>
+      <w:r>
+        <w:t xml:space="preserve"> </w:t>
+      </w:r>
+      <w:proofErr w:type="spellStart"/>
+      <w:r>
+        <w:t>sa</w:t>
+      </w:r>
+      <w:proofErr w:type="spellEnd"/>
+      <w:r>
+        <w:t xml:space="preserve"> code block </w:t>
+      </w:r>
+      <w:proofErr w:type="gramStart"/>
+      <w:r>
+        <w:t>execute</w:t>
+      </w:r>
+      <w:proofErr w:type="gramEnd"/>
+      <w:r>
+        <w:t xml:space="preserve"> </w:t>
+      </w:r>
+      <w:proofErr w:type="spellStart"/>
+      <w:r>
+        <w:t>hoga</w:t>
+      </w:r>
+      <w:proofErr w:type="spellEnd"/>
+      <w:r>
+        <w:t xml:space="preserve"> aur </w:t>
+      </w:r>
+      <w:proofErr w:type="spellStart"/>
+      <w:r>
+        <w:t>kaun</w:t>
+      </w:r>
+      <w:proofErr w:type="spellEnd"/>
+      <w:r>
+        <w:t xml:space="preserve"> </w:t>
+      </w:r>
+      <w:proofErr w:type="spellStart"/>
+      <w:r>
+        <w:t>sa</w:t>
+      </w:r>
+      <w:proofErr w:type="spellEnd"/>
+      <w:r>
+        <w:t xml:space="preserve"> skip </w:t>
+      </w:r>
+      <w:proofErr w:type="spellStart"/>
+      <w:r>
+        <w:t>hoga</w:t>
+      </w:r>
+      <w:proofErr w:type="spellEnd"/>
+      <w:r>
+        <w:t xml:space="preserve">), tab hum </w:t>
+      </w:r>
+      <w:r>
+        <w:rPr>
+          <w:b/>
+          <w:bCs/>
+        </w:rPr>
+        <w:t xml:space="preserve">Decision Control Statements (if, </w:t>
+      </w:r>
+      <w:proofErr w:type="spellStart"/>
+      <w:r>
+        <w:rPr>
+          <w:b/>
+          <w:bCs/>
+        </w:rPr>
+        <w:t>elif</w:t>
+      </w:r>
+      <w:proofErr w:type="spellEnd"/>
+      <w:r>
+        <w:rPr>
+          <w:b/>
+          <w:bCs/>
+        </w:rPr>
+        <w:t>, else)</w:t>
+      </w:r>
+      <w:r>
+        <w:t xml:space="preserve"> ka use </w:t>
+      </w:r>
+      <w:proofErr w:type="spellStart"/>
+      <w:r>
+        <w:t>karte</w:t>
+      </w:r>
+      <w:proofErr w:type="spellEnd"/>
+      <w:r>
+        <w:t xml:space="preserve"> hain. Is process ko </w:t>
+      </w:r>
+      <w:r>
+        <w:rPr>
+          <w:b/>
+          <w:bCs/>
+        </w:rPr>
+        <w:t>Branching</w:t>
+      </w:r>
+      <w:r>
+        <w:t xml:space="preserve"> </w:t>
+      </w:r>
+      <w:proofErr w:type="spellStart"/>
+      <w:r>
+        <w:t>ya</w:t>
+      </w:r>
+      <w:proofErr w:type="spellEnd"/>
+      <w:r>
+        <w:t xml:space="preserve"> </w:t>
+      </w:r>
+      <w:r>
+        <w:rPr>
+          <w:b/>
+          <w:bCs/>
+        </w:rPr>
+        <w:t>Conditional Execution</w:t>
+      </w:r>
+      <w:r>
+        <w:t xml:space="preserve"> </w:t>
+      </w:r>
+      <w:proofErr w:type="spellStart"/>
+      <w:r>
+        <w:t>bhi</w:t>
+      </w:r>
+      <w:proofErr w:type="spellEnd"/>
+      <w:r>
+        <w:t xml:space="preserve"> </w:t>
+      </w:r>
+      <w:proofErr w:type="spellStart"/>
+      <w:r>
+        <w:t>kehte</w:t>
+      </w:r>
+      <w:proofErr w:type="spellEnd"/>
+      <w:r>
+        <w:t xml:space="preserve"> hain.</w:t>
+      </w:r>
+    </w:p>
+    <w:p>
+      <w:pPr>
+        <w:rPr>
+          <w:b/>
+          <w:bCs/>
+        </w:rPr>
+      </w:pPr>
+      <w:r>
+        <w:rPr>
+          <w:b/>
+          <w:bCs/>
+        </w:rPr>
+        <w:t>Real-World Examples:</w:t>
+      </w:r>
+    </w:p>
+    <w:p>
+      <w:pPr>
+        <w:numPr>
+          <w:ilvl w:val="0"/>
+          <w:numId w:val="63"/>
+        </w:numPr>
+      </w:pPr>
+      <w:r>
+        <w:rPr>
+          <w:b/>
+          <w:bCs/>
+        </w:rPr>
+        <w:t>Login System:</w:t>
+      </w:r>
+      <w:r>
+        <w:t xml:space="preserve"> If Email &amp; Password are correct </w:t>
+      </w:r>
+      <m:oMath>
+        <m:r>
+          <w:rPr>
+            <w:rFonts w:ascii="Cambria Math" w:hAnsi="Cambria Math"/>
+          </w:rPr>
+          <m:t>→</m:t>
+        </m:r>
+      </m:oMath>
+      <w:r>
+        <w:t xml:space="preserve"> Show Dashboard, Else </w:t>
+      </w:r>
+      <m:oMath>
+        <m:r>
+          <w:rPr>
+            <w:rFonts w:ascii="Cambria Math" w:hAnsi="Cambria Math"/>
+          </w:rPr>
+          <m:t>→</m:t>
+        </m:r>
+      </m:oMath>
+      <w:r>
+        <w:t xml:space="preserve"> Show Error.</w:t>
+      </w:r>
+    </w:p>
+    <w:p>
+      <w:pPr>
+        <w:numPr>
+          <w:ilvl w:val="0"/>
+          <w:numId w:val="63"/>
+        </w:numPr>
+      </w:pPr>
+      <w:r>
+        <w:rPr>
+          <w:b/>
+          <w:bCs/>
+        </w:rPr>
+        <w:t>ATM Machine:</w:t>
+      </w:r>
+      <w:r>
+        <w:t xml:space="preserve"> If Balance </w:t>
+      </w:r>
+      <m:oMath>
+        <m:r>
+          <w:rPr>
+            <w:rFonts w:ascii="Cambria Math" w:hAnsi="Cambria Math"/>
+          </w:rPr>
+          <m:t>≥</m:t>
+        </m:r>
+      </m:oMath>
+      <w:r>
+        <w:t xml:space="preserve"> Withdrawal Amount </w:t>
+      </w:r>
+      <m:oMath>
+        <m:r>
+          <w:rPr>
+            <w:rFonts w:ascii="Cambria Math" w:hAnsi="Cambria Math"/>
+          </w:rPr>
+          <m:t>→</m:t>
+        </m:r>
+      </m:oMath>
+      <w:r>
+        <w:t xml:space="preserve"> Dispense Cash, Else </w:t>
+      </w:r>
+      <m:oMath>
+        <m:r>
+          <w:rPr>
+            <w:rFonts w:ascii="Cambria Math" w:hAnsi="Cambria Math"/>
+          </w:rPr>
+          <m:t>→</m:t>
+        </m:r>
+      </m:oMath>
+      <w:r>
+        <w:t xml:space="preserve"> Show "Insufficient Balance".</w:t>
+      </w:r>
+    </w:p>
+    <w:p>
+      <w:pPr>
+        <w:numPr>
+          <w:ilvl w:val="0"/>
+          <w:numId w:val="63"/>
+        </w:numPr>
+      </w:pPr>
+      <w:r>
+        <w:rPr>
+          <w:b/>
+          <w:bCs/>
+        </w:rPr>
+        <w:t>E-Commerce Checkout:</w:t>
+      </w:r>
+      <w:r>
+        <w:t xml:space="preserve"> If Coupon Code valid </w:t>
+      </w:r>
+      <m:oMath>
+        <m:r>
+          <w:rPr>
+            <w:rFonts w:ascii="Cambria Math" w:hAnsi="Cambria Math"/>
+          </w:rPr>
+          <m:t>→</m:t>
+        </m:r>
+      </m:oMath>
+      <w:r>
+        <w:t xml:space="preserve"> Apply Discount, Else </w:t>
+      </w:r>
+      <m:oMath>
+        <m:r>
+          <w:rPr>
+            <w:rFonts w:ascii="Cambria Math" w:hAnsi="Cambria Math"/>
+          </w:rPr>
+          <m:t>→</m:t>
+        </m:r>
+      </m:oMath>
+      <w:r>
+        <w:t xml:space="preserve"> Charge Full Price.</w:t>
+      </w:r>
+    </w:p>
+    <w:p>
+      <w:pPr>
+        <w:rPr>
+          <w:b/>
+          <w:bCs/>
+        </w:rPr>
+      </w:pPr>
+      <w:r>
+        <w:rPr>
+          <w:b/>
+          <w:bCs/>
+        </w:rPr>
+        <w:t>2. Basic Syntax &amp; Indentation in Python</w:t>
+      </w:r>
+    </w:p>
+    <w:p>
+      <w:r>
+        <w:t xml:space="preserve">C, C++, </w:t>
+      </w:r>
+      <w:proofErr w:type="spellStart"/>
+      <w:r>
+        <w:t>ya</w:t>
+      </w:r>
+      <w:proofErr w:type="spellEnd"/>
+      <w:r>
+        <w:t xml:space="preserve"> Java </w:t>
+      </w:r>
+      <w:proofErr w:type="spellStart"/>
+      <w:r>
+        <w:t>mein</w:t>
+      </w:r>
+      <w:proofErr w:type="spellEnd"/>
+      <w:r>
+        <w:t xml:space="preserve"> conditions </w:t>
+      </w:r>
+      <w:proofErr w:type="spellStart"/>
+      <w:r>
+        <w:t>ke</w:t>
+      </w:r>
+      <w:proofErr w:type="spellEnd"/>
+      <w:r>
+        <w:t xml:space="preserve"> </w:t>
+      </w:r>
+      <w:proofErr w:type="spellStart"/>
+      <w:r>
+        <w:t>liye</w:t>
+      </w:r>
+      <w:proofErr w:type="spellEnd"/>
+      <w:r>
+        <w:t xml:space="preserve"> curly braces </w:t>
+      </w:r>
+      <w:proofErr w:type="gramStart"/>
+      <w:r>
+        <w:t>{ }</w:t>
+      </w:r>
+      <w:proofErr w:type="gramEnd"/>
+      <w:r>
+        <w:t xml:space="preserve"> use </w:t>
+      </w:r>
+      <w:proofErr w:type="spellStart"/>
+      <w:r>
+        <w:t>hote</w:t>
+      </w:r>
+      <w:proofErr w:type="spellEnd"/>
+      <w:r>
+        <w:t xml:space="preserve"> hain, </w:t>
+      </w:r>
+      <w:proofErr w:type="spellStart"/>
+      <w:r>
+        <w:t>lekin</w:t>
+      </w:r>
+      <w:proofErr w:type="spellEnd"/>
+      <w:r>
+        <w:t xml:space="preserve"> </w:t>
+      </w:r>
+      <w:r>
+        <w:rPr>
+          <w:b/>
+          <w:bCs/>
+        </w:rPr>
+        <w:t xml:space="preserve">Python </w:t>
+      </w:r>
+      <w:proofErr w:type="spellStart"/>
+      <w:r>
+        <w:rPr>
+          <w:b/>
+          <w:bCs/>
+        </w:rPr>
+        <w:t>mein</w:t>
+      </w:r>
+      <w:proofErr w:type="spellEnd"/>
+      <w:r>
+        <w:rPr>
+          <w:b/>
+          <w:bCs/>
+        </w:rPr>
+        <w:t xml:space="preserve"> Indentation (4 Spaces / 1 Tab)</w:t>
+      </w:r>
+      <w:r>
+        <w:t xml:space="preserve"> ka use </w:t>
+      </w:r>
+      <w:proofErr w:type="spellStart"/>
+      <w:r>
+        <w:t>hota</w:t>
+      </w:r>
+      <w:proofErr w:type="spellEnd"/>
+      <w:r>
+        <w:t xml:space="preserve"> </w:t>
+      </w:r>
+      <w:proofErr w:type="spellStart"/>
+      <w:r>
+        <w:t>hai</w:t>
+      </w:r>
+      <w:proofErr w:type="spellEnd"/>
+      <w:r>
+        <w:t xml:space="preserve"> code block ko define </w:t>
+      </w:r>
+      <w:proofErr w:type="spellStart"/>
+      <w:r>
+        <w:t>karne</w:t>
+      </w:r>
+      <w:proofErr w:type="spellEnd"/>
+      <w:r>
+        <w:t xml:space="preserve"> </w:t>
+      </w:r>
+      <w:proofErr w:type="spellStart"/>
+      <w:r>
+        <w:t>ke</w:t>
+      </w:r>
+      <w:proofErr w:type="spellEnd"/>
+      <w:r>
+        <w:t xml:space="preserve"> </w:t>
+      </w:r>
+      <w:proofErr w:type="spellStart"/>
+      <w:r>
+        <w:t>liye</w:t>
+      </w:r>
+      <w:proofErr w:type="spellEnd"/>
+      <w:r>
+        <w:t>.</w:t>
+      </w:r>
+    </w:p>
+    <w:p>
+      <w:r>
+        <w:t>Python</w:t>
+      </w:r>
+    </w:p>
+    <w:p>
+      <w:r>
+        <w:lastRenderedPageBreak/>
+        <w:t>if condition:</w:t>
+      </w:r>
+    </w:p>
+    <w:p>
+      <w:r>
+        <w:t xml:space="preserve">    # Indented Block (Executes if condition is True)</w:t>
+      </w:r>
+    </w:p>
+    <w:p>
+      <w:r>
+        <w:t xml:space="preserve">    statement_1</w:t>
+      </w:r>
+    </w:p>
+    <w:p>
+      <w:r>
+        <w:t xml:space="preserve">    statement_2</w:t>
+      </w:r>
+    </w:p>
+    <w:p>
+      <w:r>
+        <w:t>else:</w:t>
+      </w:r>
+    </w:p>
+    <w:p>
+      <w:r>
+        <w:t xml:space="preserve">    # Indented Block (Executes if condition is False)</w:t>
+      </w:r>
+    </w:p>
+    <w:p>
+      <w:r>
+        <w:t xml:space="preserve">    statement_3</w:t>
+      </w:r>
+    </w:p>
+    <w:p>
+      <w:r>
+        <w:rPr>
+          <w:rFonts w:ascii="Segoe UI Emoji" w:hAnsi="Segoe UI Emoji" w:cs="Segoe UI Emoji"/>
+        </w:rPr>
+        <w:t>⚠️</w:t>
+      </w:r>
+      <w:r>
+        <w:t xml:space="preserve"> </w:t>
+      </w:r>
+      <w:r>
+        <w:rPr>
+          <w:b/>
+          <w:bCs/>
+        </w:rPr>
+        <w:t>Important Note on Indentation:</w:t>
+      </w:r>
+    </w:p>
+    <w:p>
+      <w:r>
+        <w:t xml:space="preserve">Colon (:) </w:t>
+      </w:r>
+      <w:proofErr w:type="spellStart"/>
+      <w:r>
+        <w:t>ke</w:t>
+      </w:r>
+      <w:proofErr w:type="spellEnd"/>
+      <w:r>
+        <w:t xml:space="preserve"> </w:t>
+      </w:r>
+      <w:proofErr w:type="spellStart"/>
+      <w:r>
+        <w:t>baad</w:t>
+      </w:r>
+      <w:proofErr w:type="spellEnd"/>
+      <w:r>
+        <w:t xml:space="preserve"> </w:t>
+      </w:r>
+      <w:proofErr w:type="spellStart"/>
+      <w:r>
+        <w:t>agli</w:t>
+      </w:r>
+      <w:proofErr w:type="spellEnd"/>
+      <w:r>
+        <w:t xml:space="preserve"> line par 4 spaces ki </w:t>
+      </w:r>
+      <w:proofErr w:type="spellStart"/>
+      <w:r>
+        <w:t>jagah</w:t>
+      </w:r>
+      <w:proofErr w:type="spellEnd"/>
+      <w:r>
+        <w:t xml:space="preserve"> </w:t>
+      </w:r>
+      <w:proofErr w:type="spellStart"/>
+      <w:r>
+        <w:t>hoti</w:t>
+      </w:r>
+      <w:proofErr w:type="spellEnd"/>
+      <w:r>
+        <w:t xml:space="preserve"> </w:t>
+      </w:r>
+      <w:proofErr w:type="spellStart"/>
+      <w:r>
+        <w:t>hai</w:t>
+      </w:r>
+      <w:proofErr w:type="spellEnd"/>
+      <w:r>
+        <w:t xml:space="preserve">. Agar indentation </w:t>
+      </w:r>
+      <w:proofErr w:type="spellStart"/>
+      <w:r>
+        <w:t>galat</w:t>
+      </w:r>
+      <w:proofErr w:type="spellEnd"/>
+      <w:r>
+        <w:t xml:space="preserve"> </w:t>
+      </w:r>
+      <w:proofErr w:type="spellStart"/>
+      <w:r>
+        <w:t>hua</w:t>
+      </w:r>
+      <w:proofErr w:type="spellEnd"/>
+      <w:r>
+        <w:t xml:space="preserve">, </w:t>
+      </w:r>
+      <w:proofErr w:type="spellStart"/>
+      <w:r>
+        <w:t>toh</w:t>
+      </w:r>
+      <w:proofErr w:type="spellEnd"/>
+      <w:r>
+        <w:t xml:space="preserve"> Python </w:t>
+      </w:r>
+      <w:proofErr w:type="spellStart"/>
+      <w:r>
+        <w:rPr>
+          <w:b/>
+          <w:bCs/>
+        </w:rPr>
+        <w:t>IndentationError</w:t>
+      </w:r>
+      <w:proofErr w:type="spellEnd"/>
+      <w:r>
+        <w:t xml:space="preserve"> throw </w:t>
+      </w:r>
+      <w:proofErr w:type="spellStart"/>
+      <w:r>
+        <w:t>karega</w:t>
+      </w:r>
+      <w:proofErr w:type="spellEnd"/>
+      <w:r>
+        <w:t>.</w:t>
+      </w:r>
+    </w:p>
+    <w:p>
+      <w:pPr>
+        <w:rPr>
+          <w:b/>
+          <w:bCs/>
+        </w:rPr>
+      </w:pPr>
+      <w:r>
+        <w:rPr>
+          <w:b/>
+          <w:bCs/>
+        </w:rPr>
+        <w:t>3. Three Variations of Conditional Statements</w:t>
+      </w:r>
+    </w:p>
+    <w:p>
+      <w:pPr>
+        <w:rPr>
+          <w:b/>
+          <w:bCs/>
+        </w:rPr>
+      </w:pPr>
+      <w:r>
+        <w:rPr>
+          <w:b/>
+          <w:bCs/>
+        </w:rPr>
+        <w:t>A. Single if Statement</w:t>
+      </w:r>
+    </w:p>
+    <w:p>
+      <w:r>
+        <w:t xml:space="preserve">Jab </w:t>
+      </w:r>
+      <w:proofErr w:type="spellStart"/>
+      <w:r>
+        <w:t>hume</w:t>
+      </w:r>
+      <w:proofErr w:type="spellEnd"/>
+      <w:r>
+        <w:t xml:space="preserve"> </w:t>
+      </w:r>
+      <w:proofErr w:type="spellStart"/>
+      <w:r>
+        <w:t>sirf</w:t>
+      </w:r>
+      <w:proofErr w:type="spellEnd"/>
+      <w:r>
+        <w:t xml:space="preserve"> condition True hone par hi koi action </w:t>
+      </w:r>
+      <w:proofErr w:type="spellStart"/>
+      <w:r>
+        <w:t>lena</w:t>
+      </w:r>
+      <w:proofErr w:type="spellEnd"/>
+      <w:r>
+        <w:t xml:space="preserve"> </w:t>
+      </w:r>
+      <w:proofErr w:type="spellStart"/>
+      <w:r>
+        <w:t>ho</w:t>
+      </w:r>
+      <w:proofErr w:type="spellEnd"/>
+      <w:r>
+        <w:t xml:space="preserve">, aur False hone par </w:t>
+      </w:r>
+      <w:proofErr w:type="spellStart"/>
+      <w:r>
+        <w:t>kuch</w:t>
+      </w:r>
+      <w:proofErr w:type="spellEnd"/>
+      <w:r>
+        <w:t xml:space="preserve"> </w:t>
+      </w:r>
+      <w:proofErr w:type="spellStart"/>
+      <w:r>
+        <w:t>na</w:t>
+      </w:r>
+      <w:proofErr w:type="spellEnd"/>
+      <w:r>
+        <w:t xml:space="preserve"> </w:t>
+      </w:r>
+      <w:proofErr w:type="spellStart"/>
+      <w:r>
+        <w:t>karna</w:t>
+      </w:r>
+      <w:proofErr w:type="spellEnd"/>
+      <w:r>
+        <w:t xml:space="preserve"> ho.</w:t>
+      </w:r>
+    </w:p>
+    <w:p>
+      <w:r>
+        <w:t>Python</w:t>
+      </w:r>
+    </w:p>
+    <w:p>
+      <w:r>
+        <w:t>age = 20</w:t>
+      </w:r>
+    </w:p>
+    <w:p>
+      <w:r>
+        <w:t>if age &gt;= 18:</w:t>
+      </w:r>
+    </w:p>
+    <w:p>
+      <w:r>
+        <w:t xml:space="preserve">    </w:t>
+      </w:r>
+      <w:proofErr w:type="gramStart"/>
+      <w:r>
+        <w:t>print(</w:t>
+      </w:r>
+      <w:proofErr w:type="gramEnd"/>
+      <w:r>
+        <w:t>"You are eligible to vote!")</w:t>
+      </w:r>
+    </w:p>
+    <w:p>
+      <w:pPr>
+        <w:rPr>
+          <w:b/>
+          <w:bCs/>
+        </w:rPr>
+      </w:pPr>
+      <w:r>
+        <w:rPr>
+          <w:b/>
+          <w:bCs/>
+        </w:rPr>
+        <w:t>B. if-else Statement</w:t>
+      </w:r>
+    </w:p>
+    <w:p>
+      <w:r>
+        <w:t xml:space="preserve">Jab </w:t>
+      </w:r>
+      <w:proofErr w:type="spellStart"/>
+      <w:r>
+        <w:t>humare</w:t>
+      </w:r>
+      <w:proofErr w:type="spellEnd"/>
+      <w:r>
+        <w:t xml:space="preserve"> </w:t>
+      </w:r>
+      <w:proofErr w:type="spellStart"/>
+      <w:r>
+        <w:t>paas</w:t>
+      </w:r>
+      <w:proofErr w:type="spellEnd"/>
+      <w:r>
+        <w:t xml:space="preserve"> 2 exact opposite choices hon (Ek True </w:t>
+      </w:r>
+      <w:proofErr w:type="spellStart"/>
+      <w:r>
+        <w:t>ke</w:t>
+      </w:r>
+      <w:proofErr w:type="spellEnd"/>
+      <w:r>
+        <w:t xml:space="preserve"> </w:t>
+      </w:r>
+      <w:proofErr w:type="spellStart"/>
+      <w:r>
+        <w:t>liye</w:t>
+      </w:r>
+      <w:proofErr w:type="spellEnd"/>
+      <w:r>
+        <w:t xml:space="preserve">, ek False </w:t>
+      </w:r>
+      <w:proofErr w:type="spellStart"/>
+      <w:r>
+        <w:t>ke</w:t>
+      </w:r>
+      <w:proofErr w:type="spellEnd"/>
+      <w:r>
+        <w:t xml:space="preserve"> </w:t>
+      </w:r>
+      <w:proofErr w:type="spellStart"/>
+      <w:r>
+        <w:t>liye</w:t>
+      </w:r>
+      <w:proofErr w:type="spellEnd"/>
+      <w:r>
+        <w:t>).</w:t>
+      </w:r>
+    </w:p>
+    <w:p>
+      <w:r>
+        <w:t>Python</w:t>
+      </w:r>
+    </w:p>
+    <w:p>
+      <w:r>
+        <w:t xml:space="preserve">email = </w:t>
+      </w:r>
+      <w:proofErr w:type="gramStart"/>
+      <w:r>
+        <w:t>input(</w:t>
+      </w:r>
+      <w:proofErr w:type="gramEnd"/>
+      <w:r>
+        <w:t>"Enter email: ")</w:t>
+      </w:r>
+    </w:p>
+    <w:p>
+      <w:r>
+        <w:t xml:space="preserve">password = </w:t>
+      </w:r>
+      <w:proofErr w:type="gramStart"/>
+      <w:r>
+        <w:t>input(</w:t>
+      </w:r>
+      <w:proofErr w:type="gramEnd"/>
+      <w:r>
+        <w:t>"Enter password: ")</w:t>
+      </w:r>
+    </w:p>
+    <w:p/>
+    <w:p>
+      <w:r>
+        <w:t># Checking credentials</w:t>
+      </w:r>
+    </w:p>
+    <w:p>
+      <w:r>
+        <w:t>if email == "admin@gmail.com" and password == "1234":</w:t>
+      </w:r>
+    </w:p>
+    <w:p>
+      <w:r>
+        <w:t xml:space="preserve">    </w:t>
+      </w:r>
+      <w:proofErr w:type="gramStart"/>
+      <w:r>
+        <w:t>print(</w:t>
+      </w:r>
+      <w:proofErr w:type="gramEnd"/>
+      <w:r>
+        <w:t>"Welcome Admin!")</w:t>
+      </w:r>
+    </w:p>
+    <w:p>
+      <w:r>
+        <w:t>else:</w:t>
+      </w:r>
+    </w:p>
+    <w:p>
+      <w:r>
+        <w:t xml:space="preserve">    </w:t>
+      </w:r>
+      <w:proofErr w:type="gramStart"/>
+      <w:r>
+        <w:t>print(</w:t>
+      </w:r>
+      <w:proofErr w:type="gramEnd"/>
+      <w:r>
+        <w:t>"Incorrect Email or Password")</w:t>
+      </w:r>
+    </w:p>
+    <w:p>
+      <w:pPr>
+        <w:rPr>
+          <w:b/>
+          <w:bCs/>
+        </w:rPr>
+      </w:pPr>
+      <w:r>
+        <w:rPr>
+          <w:b/>
+          <w:bCs/>
+        </w:rPr>
+        <w:t>C. if-</w:t>
+      </w:r>
+      <w:proofErr w:type="spellStart"/>
+      <w:r>
+        <w:rPr>
+          <w:b/>
+          <w:bCs/>
+        </w:rPr>
+        <w:t>elif</w:t>
+      </w:r>
+      <w:proofErr w:type="spellEnd"/>
+      <w:r>
+        <w:rPr>
+          <w:b/>
+          <w:bCs/>
+        </w:rPr>
+        <w:t>-else Ladder (Multiple Conditions)</w:t>
+      </w:r>
+    </w:p>
+    <w:p>
+      <w:r>
+        <w:t xml:space="preserve">Jab </w:t>
+      </w:r>
+      <w:proofErr w:type="spellStart"/>
+      <w:r>
+        <w:t>humare</w:t>
+      </w:r>
+      <w:proofErr w:type="spellEnd"/>
+      <w:r>
+        <w:t xml:space="preserve"> </w:t>
+      </w:r>
+      <w:proofErr w:type="spellStart"/>
+      <w:r>
+        <w:t>paas</w:t>
+      </w:r>
+      <w:proofErr w:type="spellEnd"/>
+      <w:r>
+        <w:t xml:space="preserve"> </w:t>
+      </w:r>
+      <w:r>
+        <w:rPr>
+          <w:b/>
+          <w:bCs/>
+        </w:rPr>
+        <w:t xml:space="preserve">2 se </w:t>
+      </w:r>
+      <w:proofErr w:type="spellStart"/>
+      <w:r>
+        <w:rPr>
+          <w:b/>
+          <w:bCs/>
+        </w:rPr>
+        <w:t>zyada</w:t>
+      </w:r>
+      <w:proofErr w:type="spellEnd"/>
+      <w:r>
+        <w:rPr>
+          <w:b/>
+          <w:bCs/>
+        </w:rPr>
+        <w:t xml:space="preserve"> conditions / branches</w:t>
+      </w:r>
+      <w:r>
+        <w:t xml:space="preserve"> hon. </w:t>
+      </w:r>
+      <w:proofErr w:type="spellStart"/>
+      <w:r>
+        <w:t>Baaki</w:t>
+      </w:r>
+      <w:proofErr w:type="spellEnd"/>
+      <w:r>
+        <w:t xml:space="preserve"> languages </w:t>
+      </w:r>
+      <w:proofErr w:type="spellStart"/>
+      <w:r>
+        <w:t>ke</w:t>
+      </w:r>
+      <w:proofErr w:type="spellEnd"/>
+      <w:r>
+        <w:t xml:space="preserve"> else if ko Python </w:t>
+      </w:r>
+      <w:proofErr w:type="spellStart"/>
+      <w:r>
+        <w:t>mein</w:t>
+      </w:r>
+      <w:proofErr w:type="spellEnd"/>
+      <w:r>
+        <w:t xml:space="preserve"> </w:t>
+      </w:r>
+      <w:proofErr w:type="spellStart"/>
+      <w:r>
+        <w:rPr>
+          <w:b/>
+          <w:bCs/>
+        </w:rPr>
+        <w:t>elif</w:t>
+      </w:r>
+      <w:proofErr w:type="spellEnd"/>
+      <w:r>
+        <w:t xml:space="preserve"> </w:t>
+      </w:r>
+      <w:proofErr w:type="spellStart"/>
+      <w:r>
+        <w:t>likha</w:t>
+      </w:r>
+      <w:proofErr w:type="spellEnd"/>
+      <w:r>
+        <w:t xml:space="preserve"> </w:t>
+      </w:r>
+      <w:proofErr w:type="spellStart"/>
+      <w:r>
+        <w:t>jata</w:t>
+      </w:r>
+      <w:proofErr w:type="spellEnd"/>
+      <w:r>
+        <w:t xml:space="preserve"> </w:t>
+      </w:r>
+      <w:proofErr w:type="spellStart"/>
+      <w:r>
+        <w:t>hai</w:t>
+      </w:r>
+      <w:proofErr w:type="spellEnd"/>
+      <w:r>
+        <w:t>.</w:t>
+      </w:r>
+    </w:p>
+    <w:p>
+      <w:r>
+        <w:t>Python</w:t>
+      </w:r>
+    </w:p>
+    <w:p>
+      <w:r>
+        <w:t># Grading System Example</w:t>
+      </w:r>
+    </w:p>
+    <w:p>
+      <w:r>
+        <w:t xml:space="preserve">marks = </w:t>
+      </w:r>
+      <w:proofErr w:type="gramStart"/>
+      <w:r>
+        <w:t>int(input(</w:t>
+      </w:r>
+      <w:proofErr w:type="gramEnd"/>
+      <w:r>
+        <w:t>"Enter your marks: "))</w:t>
+      </w:r>
+    </w:p>
+    <w:p/>
+    <w:p>
+      <w:r>
+        <w:t>if marks &gt;= 90:</w:t>
+      </w:r>
+    </w:p>
+    <w:p>
+      <w:r>
+        <w:t xml:space="preserve">    </w:t>
+      </w:r>
+      <w:proofErr w:type="gramStart"/>
+      <w:r>
+        <w:t>print(</w:t>
+      </w:r>
+      <w:proofErr w:type="gramEnd"/>
+      <w:r>
+        <w:t>"Grade: A+")</w:t>
+      </w:r>
+    </w:p>
+    <w:p>
+      <w:proofErr w:type="spellStart"/>
+      <w:r>
+        <w:t>elif</w:t>
+      </w:r>
+      <w:proofErr w:type="spellEnd"/>
+      <w:r>
+        <w:t xml:space="preserve"> marks &gt;= 80:</w:t>
+      </w:r>
+    </w:p>
+    <w:p>
+      <w:r>
+        <w:t xml:space="preserve">    </w:t>
+      </w:r>
+      <w:proofErr w:type="gramStart"/>
+      <w:r>
+        <w:t>print(</w:t>
+      </w:r>
+      <w:proofErr w:type="gramEnd"/>
+      <w:r>
+        <w:t>"Grade: A")</w:t>
+      </w:r>
+    </w:p>
+    <w:p>
+      <w:proofErr w:type="spellStart"/>
+      <w:r>
+        <w:t>elif</w:t>
+      </w:r>
+      <w:proofErr w:type="spellEnd"/>
+      <w:r>
+        <w:t xml:space="preserve"> marks &gt;= 70:</w:t>
+      </w:r>
+    </w:p>
+    <w:p>
+      <w:r>
+        <w:t xml:space="preserve">    </w:t>
+      </w:r>
+      <w:proofErr w:type="gramStart"/>
+      <w:r>
+        <w:t>print(</w:t>
+      </w:r>
+      <w:proofErr w:type="gramEnd"/>
+      <w:r>
+        <w:t>"Grade: B")</w:t>
+      </w:r>
+    </w:p>
+    <w:p>
+      <w:proofErr w:type="spellStart"/>
+      <w:r>
+        <w:t>elif</w:t>
+      </w:r>
+      <w:proofErr w:type="spellEnd"/>
+      <w:r>
+        <w:t xml:space="preserve"> marks &gt;= 60:</w:t>
+      </w:r>
+    </w:p>
+    <w:p>
+      <w:r>
+        <w:t xml:space="preserve">    </w:t>
+      </w:r>
+      <w:proofErr w:type="gramStart"/>
+      <w:r>
+        <w:t>print(</w:t>
+      </w:r>
+      <w:proofErr w:type="gramEnd"/>
+      <w:r>
+        <w:t>"Grade: C")</w:t>
+      </w:r>
+    </w:p>
+    <w:p>
+      <w:r>
+        <w:t>else:</w:t>
+      </w:r>
+    </w:p>
+    <w:p>
+      <w:r>
+        <w:t xml:space="preserve">    </w:t>
+      </w:r>
+      <w:proofErr w:type="gramStart"/>
+      <w:r>
+        <w:t>print(</w:t>
+      </w:r>
+      <w:proofErr w:type="gramEnd"/>
+      <w:r>
+        <w:t>"Grade: Fail")</w:t>
+      </w:r>
+    </w:p>
+    <w:p>
+      <w:pPr>
+        <w:rPr>
+          <w:b/>
+          <w:bCs/>
+        </w:rPr>
+      </w:pPr>
+      <w:r>
+        <w:rPr>
+          <w:b/>
+          <w:bCs/>
+        </w:rPr>
+        <w:t xml:space="preserve">4. Nested if-else (Condition </w:t>
+      </w:r>
+      <w:proofErr w:type="spellStart"/>
+      <w:r>
+        <w:rPr>
+          <w:b/>
+          <w:bCs/>
+        </w:rPr>
+        <w:t>ke</w:t>
+      </w:r>
+      <w:proofErr w:type="spellEnd"/>
+      <w:r>
+        <w:rPr>
+          <w:b/>
+          <w:bCs/>
+        </w:rPr>
+        <w:t xml:space="preserve"> </w:t>
+      </w:r>
+      <w:proofErr w:type="spellStart"/>
+      <w:r>
+        <w:rPr>
+          <w:b/>
+          <w:bCs/>
+        </w:rPr>
+        <w:t>andar</w:t>
+      </w:r>
+      <w:proofErr w:type="spellEnd"/>
+      <w:r>
+        <w:rPr>
+          <w:b/>
+          <w:bCs/>
+        </w:rPr>
+        <w:t xml:space="preserve"> Condition)</w:t>
+      </w:r>
+    </w:p>
+    <w:p>
+      <w:r>
+        <w:t xml:space="preserve">Jab ek if </w:t>
+      </w:r>
+      <w:proofErr w:type="spellStart"/>
+      <w:r>
+        <w:t>ya</w:t>
+      </w:r>
+      <w:proofErr w:type="spellEnd"/>
+      <w:r>
+        <w:t xml:space="preserve"> else block </w:t>
+      </w:r>
+      <w:proofErr w:type="spellStart"/>
+      <w:r>
+        <w:t>ke</w:t>
+      </w:r>
+      <w:proofErr w:type="spellEnd"/>
+      <w:r>
+        <w:t xml:space="preserve"> </w:t>
+      </w:r>
+      <w:proofErr w:type="spellStart"/>
+      <w:r>
+        <w:t>andar</w:t>
+      </w:r>
+      <w:proofErr w:type="spellEnd"/>
+      <w:r>
+        <w:t xml:space="preserve"> ek aur if-else block </w:t>
+      </w:r>
+      <w:proofErr w:type="spellStart"/>
+      <w:r>
+        <w:t>likha</w:t>
+      </w:r>
+      <w:proofErr w:type="spellEnd"/>
+      <w:r>
+        <w:t xml:space="preserve"> </w:t>
+      </w:r>
+      <w:proofErr w:type="spellStart"/>
+      <w:r>
+        <w:t>jata</w:t>
+      </w:r>
+      <w:proofErr w:type="spellEnd"/>
+      <w:r>
+        <w:t xml:space="preserve"> </w:t>
+      </w:r>
+      <w:proofErr w:type="spellStart"/>
+      <w:r>
+        <w:t>hai</w:t>
+      </w:r>
+      <w:proofErr w:type="spellEnd"/>
+      <w:r>
+        <w:t xml:space="preserve">, </w:t>
+      </w:r>
+      <w:proofErr w:type="spellStart"/>
+      <w:r>
+        <w:t>usko</w:t>
+      </w:r>
+      <w:proofErr w:type="spellEnd"/>
+      <w:r>
+        <w:t xml:space="preserve"> </w:t>
+      </w:r>
+      <w:r>
+        <w:rPr>
+          <w:b/>
+          <w:bCs/>
+        </w:rPr>
+        <w:t>Nested if-else</w:t>
+      </w:r>
+      <w:r>
+        <w:t xml:space="preserve"> </w:t>
+      </w:r>
+      <w:proofErr w:type="spellStart"/>
+      <w:r>
+        <w:t>kehte</w:t>
+      </w:r>
+      <w:proofErr w:type="spellEnd"/>
+      <w:r>
+        <w:t xml:space="preserve"> hain.</w:t>
+      </w:r>
+    </w:p>
+    <w:p>
+      <w:pPr>
+        <w:rPr>
+          <w:b/>
+          <w:bCs/>
+        </w:rPr>
+      </w:pPr>
+      <w:r>
+        <w:rPr>
+          <w:b/>
+          <w:bCs/>
+        </w:rPr>
+        <w:t>Example: Dummy Login with Re-try Option</w:t>
+      </w:r>
+    </w:p>
+    <w:p>
+      <w:r>
+        <w:t>Python</w:t>
+      </w:r>
+    </w:p>
+    <w:p>
+      <w:r>
+        <w:t xml:space="preserve">email = </w:t>
+      </w:r>
+      <w:proofErr w:type="gramStart"/>
+      <w:r>
+        <w:t>input(</w:t>
+      </w:r>
+      <w:proofErr w:type="gramEnd"/>
+      <w:r>
+        <w:t>"Enter Email: ")</w:t>
+      </w:r>
+    </w:p>
+    <w:p>
+      <w:r>
+        <w:t xml:space="preserve">password = </w:t>
+      </w:r>
+      <w:proofErr w:type="gramStart"/>
+      <w:r>
+        <w:t>input(</w:t>
+      </w:r>
+      <w:proofErr w:type="gramEnd"/>
+      <w:r>
+        <w:t>"Enter Password: ")</w:t>
+      </w:r>
+    </w:p>
+    <w:p/>
+    <w:p>
+      <w:r>
+        <w:t># Level 1: Correct Email and Password</w:t>
+      </w:r>
+    </w:p>
+    <w:p>
+      <w:r>
+        <w:t>if email == "campusx@gmail.com" and password == "1234":</w:t>
+      </w:r>
+    </w:p>
+    <w:p>
+      <w:r>
+        <w:t xml:space="preserve">    print("Welcome!")</w:t>
+      </w:r>
+    </w:p>
+    <w:p/>
+    <w:p>
+      <w:r>
+        <w:t># Level 2: Correct Email but WRONG Password (Re-try Chance)</w:t>
+      </w:r>
+    </w:p>
+    <w:p>
+      <w:proofErr w:type="spellStart"/>
+      <w:r>
+        <w:t>elif</w:t>
+      </w:r>
+      <w:proofErr w:type="spellEnd"/>
+      <w:r>
+        <w:t xml:space="preserve"> email == "campusx@gmail.com" and </w:t>
+      </w:r>
+      <w:proofErr w:type="gramStart"/>
+      <w:r>
+        <w:t>password !</w:t>
+      </w:r>
+      <w:proofErr w:type="gramEnd"/>
+      <w:r>
+        <w:t>= "1234":</w:t>
+      </w:r>
+    </w:p>
+    <w:p>
+      <w:r>
+        <w:t xml:space="preserve">    </w:t>
+      </w:r>
+      <w:proofErr w:type="gramStart"/>
+      <w:r>
+        <w:t>print(</w:t>
+      </w:r>
+      <w:proofErr w:type="gramEnd"/>
+      <w:r>
+        <w:t>"Password Incorrect!")</w:t>
+      </w:r>
+    </w:p>
+    <w:p>
+      <w:r>
+        <w:t xml:space="preserve">    </w:t>
+      </w:r>
+      <w:proofErr w:type="spellStart"/>
+      <w:r>
+        <w:t>new_password</w:t>
+      </w:r>
+      <w:proofErr w:type="spellEnd"/>
+      <w:r>
+        <w:t xml:space="preserve"> = </w:t>
+      </w:r>
+      <w:proofErr w:type="gramStart"/>
+      <w:r>
+        <w:t>input(</w:t>
+      </w:r>
+      <w:proofErr w:type="gramEnd"/>
+      <w:r>
+        <w:t>"Enter Password again: ")</w:t>
+      </w:r>
+    </w:p>
+    <w:p>
+      <w:r>
+        <w:t xml:space="preserve">    </w:t>
+      </w:r>
+    </w:p>
+    <w:p>
+      <w:r>
+        <w:t xml:space="preserve">    # Nested if-else inside </w:t>
+      </w:r>
+      <w:proofErr w:type="spellStart"/>
+      <w:r>
+        <w:t>elif</w:t>
+      </w:r>
+      <w:proofErr w:type="spellEnd"/>
+    </w:p>
+    <w:p>
+      <w:r>
+        <w:t xml:space="preserve">    if </w:t>
+      </w:r>
+      <w:proofErr w:type="spellStart"/>
+      <w:r>
+        <w:t>new_password</w:t>
+      </w:r>
+      <w:proofErr w:type="spellEnd"/>
+      <w:r>
+        <w:t xml:space="preserve"> == "1234":</w:t>
+      </w:r>
+    </w:p>
+    <w:p>
+      <w:r>
+        <w:t xml:space="preserve">        </w:t>
+      </w:r>
+      <w:proofErr w:type="gramStart"/>
+      <w:r>
+        <w:t>print(</w:t>
+      </w:r>
+      <w:proofErr w:type="gramEnd"/>
+      <w:r>
+        <w:t xml:space="preserve">"Finally Logged </w:t>
+      </w:r>
+      <w:proofErr w:type="gramStart"/>
+      <w:r>
+        <w:t>In</w:t>
+      </w:r>
+      <w:proofErr w:type="gramEnd"/>
+      <w:r>
+        <w:t xml:space="preserve"> Successfully!")</w:t>
+      </w:r>
+    </w:p>
+    <w:p>
+      <w:r>
+        <w:t xml:space="preserve">        else:</w:t>
+      </w:r>
+    </w:p>
+    <w:p>
+      <w:r>
+        <w:t xml:space="preserve">        </w:t>
+      </w:r>
+      <w:proofErr w:type="gramStart"/>
+      <w:r>
+        <w:t>print(</w:t>
+      </w:r>
+      <w:proofErr w:type="gramEnd"/>
+      <w:r>
+        <w:t>"Wrong Password again. Account Locked!")</w:t>
+      </w:r>
+    </w:p>
+    <w:p/>
+    <w:p>
+      <w:r>
+        <w:lastRenderedPageBreak/>
+        <w:t># Level 3: Invalid Email</w:t>
+      </w:r>
+    </w:p>
+    <w:p>
+      <w:r>
+        <w:t>else:</w:t>
+      </w:r>
+    </w:p>
+    <w:p>
+      <w:r>
+        <w:t xml:space="preserve">    </w:t>
+      </w:r>
+      <w:proofErr w:type="gramStart"/>
+      <w:r>
+        <w:t>print(</w:t>
+      </w:r>
+      <w:proofErr w:type="gramEnd"/>
+      <w:r>
+        <w:t>"Incorrect Credentials!")</w:t>
+      </w:r>
+    </w:p>
+    <w:p>
+      <w:pPr>
+        <w:rPr>
+          <w:b/>
+          <w:bCs/>
+        </w:rPr>
+      </w:pPr>
+      <w:r>
+        <w:rPr>
+          <w:b/>
+          <w:bCs/>
+        </w:rPr>
+        <w:t>5. Extra Knowledge: Advanced Python Conditionals (Self-Added Topics)</w:t>
+      </w:r>
+    </w:p>
+    <w:p>
+      <w:r>
+        <w:t xml:space="preserve">In-depth understanding </w:t>
+      </w:r>
+      <w:proofErr w:type="spellStart"/>
+      <w:r>
+        <w:t>ke</w:t>
+      </w:r>
+      <w:proofErr w:type="spellEnd"/>
+      <w:r>
+        <w:t xml:space="preserve"> </w:t>
+      </w:r>
+      <w:proofErr w:type="spellStart"/>
+      <w:r>
+        <w:t>liye</w:t>
+      </w:r>
+      <w:proofErr w:type="spellEnd"/>
+      <w:r>
+        <w:t xml:space="preserve"> yeh advanced concepts </w:t>
+      </w:r>
+      <w:proofErr w:type="spellStart"/>
+      <w:r>
+        <w:t>bhi</w:t>
+      </w:r>
+      <w:proofErr w:type="spellEnd"/>
+      <w:r>
+        <w:t xml:space="preserve"> </w:t>
+      </w:r>
+      <w:proofErr w:type="spellStart"/>
+      <w:r>
+        <w:t>tumhare</w:t>
+      </w:r>
+      <w:proofErr w:type="spellEnd"/>
+      <w:r>
+        <w:t xml:space="preserve"> notes </w:t>
+      </w:r>
+      <w:proofErr w:type="spellStart"/>
+      <w:r>
+        <w:t>mein</w:t>
+      </w:r>
+      <w:proofErr w:type="spellEnd"/>
+      <w:r>
+        <w:t xml:space="preserve"> hone </w:t>
+      </w:r>
+      <w:proofErr w:type="spellStart"/>
+      <w:r>
+        <w:t>chahiye</w:t>
+      </w:r>
+      <w:proofErr w:type="spellEnd"/>
+      <w:r>
+        <w:t>:</w:t>
+      </w:r>
+    </w:p>
+    <w:p>
+      <w:pPr>
+        <w:rPr>
+          <w:b/>
+          <w:bCs/>
+        </w:rPr>
+      </w:pPr>
+      <w:r>
+        <w:rPr>
+          <w:b/>
+          <w:bCs/>
+        </w:rPr>
+        <w:t>A. Short-Hand if and Ternary Operator (One-Liner if-else)</w:t>
+      </w:r>
+    </w:p>
+    <w:p>
+      <w:r>
+        <w:t xml:space="preserve">Agar if-else block bahut </w:t>
+      </w:r>
+      <w:proofErr w:type="spellStart"/>
+      <w:r>
+        <w:t>chota</w:t>
+      </w:r>
+      <w:proofErr w:type="spellEnd"/>
+      <w:r>
+        <w:t xml:space="preserve"> </w:t>
+      </w:r>
+      <w:proofErr w:type="spellStart"/>
+      <w:r>
+        <w:t>hai</w:t>
+      </w:r>
+      <w:proofErr w:type="spellEnd"/>
+      <w:r>
+        <w:t xml:space="preserve">, </w:t>
+      </w:r>
+      <w:proofErr w:type="spellStart"/>
+      <w:r>
+        <w:t>toh</w:t>
+      </w:r>
+      <w:proofErr w:type="spellEnd"/>
+      <w:r>
+        <w:t xml:space="preserve"> use </w:t>
+      </w:r>
+      <w:proofErr w:type="gramStart"/>
+      <w:r>
+        <w:t>1 line</w:t>
+      </w:r>
+      <w:proofErr w:type="gramEnd"/>
+      <w:r>
+        <w:t xml:space="preserve"> </w:t>
+      </w:r>
+      <w:proofErr w:type="spellStart"/>
+      <w:r>
+        <w:t>mein</w:t>
+      </w:r>
+      <w:proofErr w:type="spellEnd"/>
+      <w:r>
+        <w:t xml:space="preserve"> </w:t>
+      </w:r>
+      <w:proofErr w:type="spellStart"/>
+      <w:r>
+        <w:t>likha</w:t>
+      </w:r>
+      <w:proofErr w:type="spellEnd"/>
+      <w:r>
+        <w:t xml:space="preserve"> </w:t>
+      </w:r>
+      <w:proofErr w:type="spellStart"/>
+      <w:r>
+        <w:t>ja</w:t>
+      </w:r>
+      <w:proofErr w:type="spellEnd"/>
+      <w:r>
+        <w:t xml:space="preserve"> </w:t>
+      </w:r>
+      <w:proofErr w:type="spellStart"/>
+      <w:r>
+        <w:t>sakta</w:t>
+      </w:r>
+      <w:proofErr w:type="spellEnd"/>
+      <w:r>
+        <w:t xml:space="preserve"> </w:t>
+      </w:r>
+      <w:proofErr w:type="spellStart"/>
+      <w:r>
+        <w:t>hai</w:t>
+      </w:r>
+      <w:proofErr w:type="spellEnd"/>
+      <w:r>
+        <w:t>.</w:t>
+      </w:r>
+    </w:p>
+    <w:p>
+      <w:r>
+        <w:t>Python</w:t>
+      </w:r>
+    </w:p>
+    <w:p>
+      <w:r>
+        <w:t># Standard Syntax:</w:t>
+      </w:r>
+    </w:p>
+    <w:p>
+      <w:r>
+        <w:t>age = 20</w:t>
+      </w:r>
+    </w:p>
+    <w:p>
+      <w:r>
+        <w:t>status = "Adult" if age &gt;= 18 else "Minor"</w:t>
+      </w:r>
+    </w:p>
+    <w:p>
+      <w:r>
+        <w:t>print(</w:t>
+      </w:r>
+      <w:proofErr w:type="gramStart"/>
+      <w:r>
+        <w:t>status)  #</w:t>
+      </w:r>
+      <w:proofErr w:type="gramEnd"/>
+      <w:r>
+        <w:t xml:space="preserve"> Output: Adult</w:t>
+      </w:r>
+    </w:p>
+    <w:p>
+      <w:pPr>
+        <w:rPr>
+          <w:b/>
+          <w:bCs/>
+        </w:rPr>
+      </w:pPr>
+      <w:r>
+        <w:rPr>
+          <w:b/>
+          <w:bCs/>
+        </w:rPr>
+        <w:t xml:space="preserve">B. Truthy and </w:t>
+      </w:r>
+      <w:proofErr w:type="spellStart"/>
+      <w:r>
+        <w:rPr>
+          <w:b/>
+          <w:bCs/>
+        </w:rPr>
+        <w:t>Falsy</w:t>
+      </w:r>
+      <w:proofErr w:type="spellEnd"/>
+      <w:r>
+        <w:rPr>
+          <w:b/>
+          <w:bCs/>
+        </w:rPr>
+        <w:t xml:space="preserve"> Values in Conditions</w:t>
+      </w:r>
+    </w:p>
+    <w:p>
+      <w:r>
+        <w:t xml:space="preserve">Python </w:t>
+      </w:r>
+      <w:proofErr w:type="spellStart"/>
+      <w:r>
+        <w:t>mein</w:t>
+      </w:r>
+      <w:proofErr w:type="spellEnd"/>
+      <w:r>
+        <w:t xml:space="preserve"> </w:t>
+      </w:r>
+      <w:proofErr w:type="spellStart"/>
+      <w:r>
+        <w:t>bina</w:t>
+      </w:r>
+      <w:proofErr w:type="spellEnd"/>
+      <w:r>
+        <w:t xml:space="preserve"> comparison operator (==, &gt;) </w:t>
+      </w:r>
+      <w:proofErr w:type="spellStart"/>
+      <w:r>
+        <w:t>ke</w:t>
+      </w:r>
+      <w:proofErr w:type="spellEnd"/>
+      <w:r>
+        <w:t xml:space="preserve"> </w:t>
+      </w:r>
+      <w:proofErr w:type="spellStart"/>
+      <w:r>
+        <w:t>bhi</w:t>
+      </w:r>
+      <w:proofErr w:type="spellEnd"/>
+      <w:r>
+        <w:t xml:space="preserve"> variables ko if statement </w:t>
+      </w:r>
+      <w:proofErr w:type="spellStart"/>
+      <w:r>
+        <w:t>mein</w:t>
+      </w:r>
+      <w:proofErr w:type="spellEnd"/>
+      <w:r>
+        <w:t xml:space="preserve"> pass </w:t>
+      </w:r>
+      <w:proofErr w:type="spellStart"/>
+      <w:r>
+        <w:t>kar</w:t>
+      </w:r>
+      <w:proofErr w:type="spellEnd"/>
+      <w:r>
+        <w:t xml:space="preserve"> </w:t>
+      </w:r>
+      <w:proofErr w:type="spellStart"/>
+      <w:r>
+        <w:t>sakte</w:t>
+      </w:r>
+      <w:proofErr w:type="spellEnd"/>
+      <w:r>
+        <w:t xml:space="preserve"> hain.</w:t>
+      </w:r>
+    </w:p>
+    <w:p>
+      <w:pPr>
+        <w:numPr>
+          <w:ilvl w:val="0"/>
+          <w:numId w:val="64"/>
+        </w:numPr>
+      </w:pPr>
+      <w:proofErr w:type="spellStart"/>
+      <w:r>
+        <w:rPr>
+          <w:b/>
+          <w:bCs/>
+        </w:rPr>
+        <w:t>Falsy</w:t>
+      </w:r>
+      <w:proofErr w:type="spellEnd"/>
+      <w:r>
+        <w:rPr>
+          <w:b/>
+          <w:bCs/>
+        </w:rPr>
+        <w:t xml:space="preserve"> Values (Treated as False):</w:t>
+      </w:r>
+      <w:r>
+        <w:t xml:space="preserve"> 0, 0.0, "" (Empty String), [] (Empty List), (), {}, None, False</w:t>
+      </w:r>
+    </w:p>
+    <w:p>
+      <w:pPr>
+        <w:numPr>
+          <w:ilvl w:val="0"/>
+          <w:numId w:val="64"/>
+        </w:numPr>
+      </w:pPr>
+      <w:r>
+        <w:rPr>
+          <w:b/>
+          <w:bCs/>
+        </w:rPr>
+        <w:t>Truthy Values (Treated as True):</w:t>
+      </w:r>
+      <w:r>
+        <w:t xml:space="preserve"> Any non-zero number, non-empty string, non-empty collection.</w:t>
+      </w:r>
+    </w:p>
+    <w:p>
+      <w:r>
+        <w:t>Python</w:t>
+      </w:r>
+    </w:p>
+    <w:p>
+      <w:r>
+        <w:t># Checking if a string is empty or not</w:t>
+      </w:r>
+    </w:p>
+    <w:p>
+      <w:r>
+        <w:t xml:space="preserve">username = </w:t>
+      </w:r>
+      <w:proofErr w:type="gramStart"/>
+      <w:r>
+        <w:t>input(</w:t>
+      </w:r>
+      <w:proofErr w:type="gramEnd"/>
+      <w:r>
+        <w:t>"Enter username: ")</w:t>
+      </w:r>
+    </w:p>
+    <w:p/>
+    <w:p>
+      <w:r>
+        <w:t>if username:  # True if string is NOT empty</w:t>
+      </w:r>
+    </w:p>
+    <w:p>
+      <w:r>
+        <w:t xml:space="preserve">    </w:t>
+      </w:r>
+      <w:proofErr w:type="gramStart"/>
+      <w:r>
+        <w:t>print(</w:t>
+      </w:r>
+      <w:proofErr w:type="gramEnd"/>
+      <w:r>
+        <w:t>"User entered:", username)</w:t>
+      </w:r>
+    </w:p>
+    <w:p>
+      <w:r>
+        <w:t>else:         # False if user pressed Enter without typing</w:t>
+      </w:r>
+    </w:p>
+    <w:p>
+      <w:r>
+        <w:t xml:space="preserve">    </w:t>
+      </w:r>
+      <w:proofErr w:type="gramStart"/>
+      <w:r>
+        <w:t>print(</w:t>
+      </w:r>
+      <w:proofErr w:type="gramEnd"/>
+      <w:r>
+        <w:t>"Username cannot be empty!")</w:t>
+      </w:r>
+    </w:p>
+    <w:p>
+      <w:pPr>
+        <w:rPr>
+          <w:b/>
+          <w:bCs/>
+        </w:rPr>
+      </w:pPr>
+      <w:r>
+        <w:rPr>
+          <w:b/>
+          <w:bCs/>
+        </w:rPr>
+        <w:t>C. The pass Statement in if</w:t>
+      </w:r>
+    </w:p>
+    <w:p>
+      <w:r>
+        <w:t xml:space="preserve">Agar </w:t>
+      </w:r>
+      <w:proofErr w:type="spellStart"/>
+      <w:r>
+        <w:t>hume</w:t>
+      </w:r>
+      <w:proofErr w:type="spellEnd"/>
+      <w:r>
+        <w:t xml:space="preserve"> </w:t>
+      </w:r>
+      <w:proofErr w:type="spellStart"/>
+      <w:r>
+        <w:t>kisi</w:t>
+      </w:r>
+      <w:proofErr w:type="spellEnd"/>
+      <w:r>
+        <w:t xml:space="preserve"> if block ko </w:t>
+      </w:r>
+      <w:proofErr w:type="spellStart"/>
+      <w:r>
+        <w:t>filhal</w:t>
+      </w:r>
+      <w:proofErr w:type="spellEnd"/>
+      <w:r>
+        <w:t xml:space="preserve"> </w:t>
+      </w:r>
+      <w:proofErr w:type="spellStart"/>
+      <w:r>
+        <w:t>khaali</w:t>
+      </w:r>
+      <w:proofErr w:type="spellEnd"/>
+      <w:r>
+        <w:t xml:space="preserve"> (empty) </w:t>
+      </w:r>
+      <w:proofErr w:type="spellStart"/>
+      <w:r>
+        <w:t>chhodna</w:t>
+      </w:r>
+      <w:proofErr w:type="spellEnd"/>
+      <w:r>
+        <w:t xml:space="preserve"> </w:t>
+      </w:r>
+      <w:proofErr w:type="spellStart"/>
+      <w:r>
+        <w:t>hai</w:t>
+      </w:r>
+      <w:proofErr w:type="spellEnd"/>
+      <w:r>
+        <w:t xml:space="preserve"> </w:t>
+      </w:r>
+      <w:proofErr w:type="spellStart"/>
+      <w:r>
+        <w:t>bina</w:t>
+      </w:r>
+      <w:proofErr w:type="spellEnd"/>
+      <w:r>
+        <w:t xml:space="preserve"> error </w:t>
+      </w:r>
+      <w:proofErr w:type="spellStart"/>
+      <w:r>
+        <w:t>aaye</w:t>
+      </w:r>
+      <w:proofErr w:type="spellEnd"/>
+      <w:r>
+        <w:t xml:space="preserve">, </w:t>
+      </w:r>
+      <w:proofErr w:type="spellStart"/>
+      <w:r>
+        <w:t>toh</w:t>
+      </w:r>
+      <w:proofErr w:type="spellEnd"/>
+      <w:r>
+        <w:t xml:space="preserve"> hum </w:t>
+      </w:r>
+      <w:r>
+        <w:rPr>
+          <w:b/>
+          <w:bCs/>
+        </w:rPr>
+        <w:t>pass</w:t>
+      </w:r>
+      <w:r>
+        <w:t xml:space="preserve"> keyword use </w:t>
+      </w:r>
+      <w:proofErr w:type="spellStart"/>
+      <w:r>
+        <w:t>karte</w:t>
+      </w:r>
+      <w:proofErr w:type="spellEnd"/>
+      <w:r>
+        <w:t xml:space="preserve"> hain.</w:t>
+      </w:r>
+    </w:p>
+    <w:p>
+      <w:r>
+        <w:t>Python</w:t>
+      </w:r>
+    </w:p>
+    <w:p>
+      <w:r>
+        <w:t>if age &gt; 18:</w:t>
+      </w:r>
+    </w:p>
+    <w:p>
+      <w:r>
+        <w:t xml:space="preserve">    </w:t>
+      </w:r>
+      <w:proofErr w:type="gramStart"/>
+      <w:r>
+        <w:t>pass  #</w:t>
+      </w:r>
+      <w:proofErr w:type="gramEnd"/>
+      <w:r>
+        <w:t xml:space="preserve"> Logic </w:t>
+      </w:r>
+      <w:proofErr w:type="spellStart"/>
+      <w:r>
+        <w:t>baad</w:t>
+      </w:r>
+      <w:proofErr w:type="spellEnd"/>
+      <w:r>
+        <w:t xml:space="preserve"> me </w:t>
+      </w:r>
+      <w:proofErr w:type="spellStart"/>
+      <w:r>
+        <w:t>likhenge</w:t>
+      </w:r>
+      <w:proofErr w:type="spellEnd"/>
+      <w:r>
+        <w:t xml:space="preserve"> (No </w:t>
+      </w:r>
+      <w:proofErr w:type="spellStart"/>
+      <w:r>
+        <w:t>SyntaxError</w:t>
+      </w:r>
+      <w:proofErr w:type="spellEnd"/>
+      <w:r>
+        <w:t>)</w:t>
+      </w:r>
+    </w:p>
+    <w:p>
+      <w:pPr>
+        <w:rPr>
+          <w:b/>
+          <w:bCs/>
+        </w:rPr>
+      </w:pPr>
+      <w:r>
+        <w:rPr>
+          <w:rFonts w:ascii="Segoe UI Emoji" w:hAnsi="Segoe UI Emoji" w:cs="Segoe UI Emoji"/>
+          <w:b/>
+          <w:bCs/>
+        </w:rPr>
+        <w:t>💡</w:t>
+      </w:r>
+      <w:r>
+        <w:rPr>
+          <w:b/>
+          <w:bCs/>
+        </w:rPr>
+        <w:t xml:space="preserve"> Quick Summary Table for Notes:</w:t>
+      </w:r>
+    </w:p>
+    <w:tbl>
+      <w:tblPr>
+        <w:tblW w:w="0" w:type="auto"/>
+        <w:tblCellSpacing w:w="15" w:type="dxa"/>
+        <w:tblCellMar>
+          <w:top w:w="15" w:type="dxa"/>
+          <w:left w:w="15" w:type="dxa"/>
+          <w:bottom w:w="15" w:type="dxa"/>
+          <w:right w:w="15" w:type="dxa"/>
+        </w:tblCellMar>
+        <w:tblLook w:val="04A0" w:firstRow="1" w:lastRow="0" w:firstColumn="1" w:lastColumn="0" w:noHBand="0" w:noVBand="1"/>
+      </w:tblPr>
+      <w:tblGrid>
+        <w:gridCol w:w="1503"/>
+        <w:gridCol w:w="2258"/>
+        <w:gridCol w:w="5136"/>
+      </w:tblGrid>
+      <w:tr>
+        <w:trPr>
+          <w:tblHeader/>
+          <w:tblCellSpacing w:w="15" w:type="dxa"/>
+        </w:trPr>
+        <w:tc>
+          <w:tcPr>
+            <w:tcW w:w="0" w:type="auto"/>
+            <w:tcBorders>
+              <w:top w:val="single" w:sz="6" w:space="0" w:color="C4C7C5"/>
+              <w:left w:val="single" w:sz="6" w:space="0" w:color="C4C7C5"/>
+              <w:bottom w:val="single" w:sz="6" w:space="0" w:color="C4C7C5"/>
+              <w:right w:val="single" w:sz="6" w:space="0" w:color="C4C7C5"/>
+            </w:tcBorders>
+            <w:tcMar>
+              <w:top w:w="120" w:type="dxa"/>
+              <w:left w:w="180" w:type="dxa"/>
+              <w:bottom w:w="120" w:type="dxa"/>
+              <w:right w:w="180" w:type="dxa"/>
+            </w:tcMar>
+            <w:vAlign w:val="center"/>
+            <w:hideMark/>
+          </w:tcPr>
+          <w:p>
+            <w:r>
+              <w:rPr>
+                <w:b/>
+                <w:bCs/>
+              </w:rPr>
+              <w:lastRenderedPageBreak/>
+              <w:t>Concept</w:t>
+            </w:r>
+          </w:p>
+        </w:tc>
+        <w:tc>
+          <w:tcPr>
+            <w:tcW w:w="0" w:type="auto"/>
+            <w:tcBorders>
+              <w:top w:val="single" w:sz="6" w:space="0" w:color="C4C7C5"/>
+              <w:left w:val="single" w:sz="6" w:space="0" w:color="C4C7C5"/>
+              <w:bottom w:val="single" w:sz="6" w:space="0" w:color="C4C7C5"/>
+              <w:right w:val="single" w:sz="6" w:space="0" w:color="C4C7C5"/>
+            </w:tcBorders>
+            <w:tcMar>
+              <w:top w:w="120" w:type="dxa"/>
+              <w:left w:w="180" w:type="dxa"/>
+              <w:bottom w:w="120" w:type="dxa"/>
+              <w:right w:w="180" w:type="dxa"/>
+            </w:tcMar>
+            <w:vAlign w:val="center"/>
+            <w:hideMark/>
+          </w:tcPr>
+          <w:p>
+            <w:r>
+              <w:rPr>
+                <w:b/>
+                <w:bCs/>
+              </w:rPr>
+              <w:t>Syntax</w:t>
+            </w:r>
+          </w:p>
+        </w:tc>
+        <w:tc>
+          <w:tcPr>
+            <w:tcW w:w="0" w:type="auto"/>
+            <w:tcBorders>
+              <w:top w:val="single" w:sz="6" w:space="0" w:color="C4C7C5"/>
+              <w:left w:val="single" w:sz="6" w:space="0" w:color="C4C7C5"/>
+              <w:bottom w:val="single" w:sz="6" w:space="0" w:color="C4C7C5"/>
+              <w:right w:val="single" w:sz="6" w:space="0" w:color="C4C7C5"/>
+            </w:tcBorders>
+            <w:tcMar>
+              <w:top w:w="120" w:type="dxa"/>
+              <w:left w:w="180" w:type="dxa"/>
+              <w:bottom w:w="120" w:type="dxa"/>
+              <w:right w:w="180" w:type="dxa"/>
+            </w:tcMar>
+            <w:vAlign w:val="center"/>
+            <w:hideMark/>
+          </w:tcPr>
+          <w:p>
+            <w:r>
+              <w:rPr>
+                <w:b/>
+                <w:bCs/>
+              </w:rPr>
+              <w:t>Usage</w:t>
+            </w:r>
+          </w:p>
+        </w:tc>
+      </w:tr>
+      <w:tr>
+        <w:trPr>
+          <w:tblCellSpacing w:w="15" w:type="dxa"/>
+        </w:trPr>
+        <w:tc>
+          <w:tcPr>
+            <w:tcW w:w="0" w:type="auto"/>
+            <w:tcBorders>
+              <w:top w:val="single" w:sz="6" w:space="0" w:color="C4C7C5"/>
+              <w:left w:val="single" w:sz="6" w:space="0" w:color="C4C7C5"/>
+              <w:bottom w:val="single" w:sz="6" w:space="0" w:color="C4C7C5"/>
+              <w:right w:val="single" w:sz="6" w:space="0" w:color="C4C7C5"/>
+            </w:tcBorders>
+            <w:tcMar>
+              <w:top w:w="120" w:type="dxa"/>
+              <w:left w:w="180" w:type="dxa"/>
+              <w:bottom w:w="120" w:type="dxa"/>
+              <w:right w:w="180" w:type="dxa"/>
+            </w:tcMar>
+            <w:vAlign w:val="center"/>
+            <w:hideMark/>
+          </w:tcPr>
+          <w:p>
+            <w:r>
+              <w:rPr>
+                <w:b/>
+                <w:bCs/>
+              </w:rPr>
+              <w:t>if</w:t>
+            </w:r>
+          </w:p>
+        </w:tc>
+        <w:tc>
+          <w:tcPr>
+            <w:tcW w:w="0" w:type="auto"/>
+            <w:tcBorders>
+              <w:top w:val="single" w:sz="6" w:space="0" w:color="C4C7C5"/>
+              <w:left w:val="single" w:sz="6" w:space="0" w:color="C4C7C5"/>
+              <w:bottom w:val="single" w:sz="6" w:space="0" w:color="C4C7C5"/>
+              <w:right w:val="single" w:sz="6" w:space="0" w:color="C4C7C5"/>
+            </w:tcBorders>
+            <w:tcMar>
+              <w:top w:w="120" w:type="dxa"/>
+              <w:left w:w="180" w:type="dxa"/>
+              <w:bottom w:w="120" w:type="dxa"/>
+              <w:right w:w="180" w:type="dxa"/>
+            </w:tcMar>
+            <w:vAlign w:val="center"/>
+            <w:hideMark/>
+          </w:tcPr>
+          <w:p>
+            <w:r>
+              <w:t>if condition:</w:t>
+            </w:r>
+          </w:p>
+        </w:tc>
+        <w:tc>
+          <w:tcPr>
+            <w:tcW w:w="0" w:type="auto"/>
+            <w:tcBorders>
+              <w:top w:val="single" w:sz="6" w:space="0" w:color="C4C7C5"/>
+              <w:left w:val="single" w:sz="6" w:space="0" w:color="C4C7C5"/>
+              <w:bottom w:val="single" w:sz="6" w:space="0" w:color="C4C7C5"/>
+              <w:right w:val="single" w:sz="6" w:space="0" w:color="C4C7C5"/>
+            </w:tcBorders>
+            <w:tcMar>
+              <w:top w:w="120" w:type="dxa"/>
+              <w:left w:w="180" w:type="dxa"/>
+              <w:bottom w:w="120" w:type="dxa"/>
+              <w:right w:w="180" w:type="dxa"/>
+            </w:tcMar>
+            <w:vAlign w:val="center"/>
+            <w:hideMark/>
+          </w:tcPr>
+          <w:p>
+            <w:r>
+              <w:t>Executes only when condition is True.</w:t>
+            </w:r>
+          </w:p>
+        </w:tc>
+      </w:tr>
+      <w:tr>
+        <w:trPr>
+          <w:tblCellSpacing w:w="15" w:type="dxa"/>
+        </w:trPr>
+        <w:tc>
+          <w:tcPr>
+            <w:tcW w:w="0" w:type="auto"/>
+            <w:tcBorders>
+              <w:top w:val="single" w:sz="6" w:space="0" w:color="C4C7C5"/>
+              <w:left w:val="single" w:sz="6" w:space="0" w:color="C4C7C5"/>
+              <w:bottom w:val="single" w:sz="6" w:space="0" w:color="C4C7C5"/>
+              <w:right w:val="single" w:sz="6" w:space="0" w:color="C4C7C5"/>
+            </w:tcBorders>
+            <w:tcMar>
+              <w:top w:w="120" w:type="dxa"/>
+              <w:left w:w="180" w:type="dxa"/>
+              <w:bottom w:w="120" w:type="dxa"/>
+              <w:right w:w="180" w:type="dxa"/>
+            </w:tcMar>
+            <w:vAlign w:val="center"/>
+            <w:hideMark/>
+          </w:tcPr>
+          <w:p>
+            <w:r>
+              <w:rPr>
+                <w:b/>
+                <w:bCs/>
+              </w:rPr>
+              <w:t>else</w:t>
+            </w:r>
+          </w:p>
+        </w:tc>
+        <w:tc>
+          <w:tcPr>
+            <w:tcW w:w="0" w:type="auto"/>
+            <w:tcBorders>
+              <w:top w:val="single" w:sz="6" w:space="0" w:color="C4C7C5"/>
+              <w:left w:val="single" w:sz="6" w:space="0" w:color="C4C7C5"/>
+              <w:bottom w:val="single" w:sz="6" w:space="0" w:color="C4C7C5"/>
+              <w:right w:val="single" w:sz="6" w:space="0" w:color="C4C7C5"/>
+            </w:tcBorders>
+            <w:tcMar>
+              <w:top w:w="120" w:type="dxa"/>
+              <w:left w:w="180" w:type="dxa"/>
+              <w:bottom w:w="120" w:type="dxa"/>
+              <w:right w:w="180" w:type="dxa"/>
+            </w:tcMar>
+            <w:vAlign w:val="center"/>
+            <w:hideMark/>
+          </w:tcPr>
+          <w:p>
+            <w:r>
+              <w:t>else:</w:t>
+            </w:r>
+          </w:p>
+        </w:tc>
+        <w:tc>
+          <w:tcPr>
+            <w:tcW w:w="0" w:type="auto"/>
+            <w:tcBorders>
+              <w:top w:val="single" w:sz="6" w:space="0" w:color="C4C7C5"/>
+              <w:left w:val="single" w:sz="6" w:space="0" w:color="C4C7C5"/>
+              <w:bottom w:val="single" w:sz="6" w:space="0" w:color="C4C7C5"/>
+              <w:right w:val="single" w:sz="6" w:space="0" w:color="C4C7C5"/>
+            </w:tcBorders>
+            <w:tcMar>
+              <w:top w:w="120" w:type="dxa"/>
+              <w:left w:w="180" w:type="dxa"/>
+              <w:bottom w:w="120" w:type="dxa"/>
+              <w:right w:w="180" w:type="dxa"/>
+            </w:tcMar>
+            <w:vAlign w:val="center"/>
+            <w:hideMark/>
+          </w:tcPr>
+          <w:p>
+            <w:r>
+              <w:t>Executes when all previous conditions fail (False).</w:t>
+            </w:r>
+          </w:p>
+        </w:tc>
+      </w:tr>
+      <w:tr>
+        <w:trPr>
+          <w:tblCellSpacing w:w="15" w:type="dxa"/>
+        </w:trPr>
+        <w:tc>
+          <w:tcPr>
+            <w:tcW w:w="0" w:type="auto"/>
+            <w:tcBorders>
+              <w:top w:val="single" w:sz="6" w:space="0" w:color="C4C7C5"/>
+              <w:left w:val="single" w:sz="6" w:space="0" w:color="C4C7C5"/>
+              <w:bottom w:val="single" w:sz="6" w:space="0" w:color="C4C7C5"/>
+              <w:right w:val="single" w:sz="6" w:space="0" w:color="C4C7C5"/>
+            </w:tcBorders>
+            <w:tcMar>
+              <w:top w:w="120" w:type="dxa"/>
+              <w:left w:w="180" w:type="dxa"/>
+              <w:bottom w:w="120" w:type="dxa"/>
+              <w:right w:w="180" w:type="dxa"/>
+            </w:tcMar>
+            <w:vAlign w:val="center"/>
+            <w:hideMark/>
+          </w:tcPr>
+          <w:p>
+            <w:proofErr w:type="spellStart"/>
+            <w:r>
+              <w:rPr>
+                <w:b/>
+                <w:bCs/>
+              </w:rPr>
+              <w:t>elif</w:t>
+            </w:r>
+            <w:proofErr w:type="spellEnd"/>
+          </w:p>
+        </w:tc>
+        <w:tc>
+          <w:tcPr>
+            <w:tcW w:w="0" w:type="auto"/>
+            <w:tcBorders>
+              <w:top w:val="single" w:sz="6" w:space="0" w:color="C4C7C5"/>
+              <w:left w:val="single" w:sz="6" w:space="0" w:color="C4C7C5"/>
+              <w:bottom w:val="single" w:sz="6" w:space="0" w:color="C4C7C5"/>
+              <w:right w:val="single" w:sz="6" w:space="0" w:color="C4C7C5"/>
+            </w:tcBorders>
+            <w:tcMar>
+              <w:top w:w="120" w:type="dxa"/>
+              <w:left w:w="180" w:type="dxa"/>
+              <w:bottom w:w="120" w:type="dxa"/>
+              <w:right w:w="180" w:type="dxa"/>
+            </w:tcMar>
+            <w:vAlign w:val="center"/>
+            <w:hideMark/>
+          </w:tcPr>
+          <w:p>
+            <w:proofErr w:type="spellStart"/>
+            <w:r>
+              <w:t>elif</w:t>
+            </w:r>
+            <w:proofErr w:type="spellEnd"/>
+            <w:r>
+              <w:t xml:space="preserve"> condition:</w:t>
+            </w:r>
+          </w:p>
+        </w:tc>
+        <w:tc>
+          <w:tcPr>
+            <w:tcW w:w="0" w:type="auto"/>
+            <w:tcBorders>
+              <w:top w:val="single" w:sz="6" w:space="0" w:color="C4C7C5"/>
+              <w:left w:val="single" w:sz="6" w:space="0" w:color="C4C7C5"/>
+              <w:bottom w:val="single" w:sz="6" w:space="0" w:color="C4C7C5"/>
+              <w:right w:val="single" w:sz="6" w:space="0" w:color="C4C7C5"/>
+            </w:tcBorders>
+            <w:tcMar>
+              <w:top w:w="120" w:type="dxa"/>
+              <w:left w:w="180" w:type="dxa"/>
+              <w:bottom w:w="120" w:type="dxa"/>
+              <w:right w:w="180" w:type="dxa"/>
+            </w:tcMar>
+            <w:vAlign w:val="center"/>
+            <w:hideMark/>
+          </w:tcPr>
+          <w:p>
+            <w:r>
+              <w:t>Used for checking multiple options (Short for else if).</w:t>
+            </w:r>
+          </w:p>
+        </w:tc>
+      </w:tr>
+      <w:tr>
+        <w:trPr>
+          <w:tblCellSpacing w:w="15" w:type="dxa"/>
+        </w:trPr>
+        <w:tc>
+          <w:tcPr>
+            <w:tcW w:w="0" w:type="auto"/>
+            <w:tcBorders>
+              <w:top w:val="single" w:sz="6" w:space="0" w:color="C4C7C5"/>
+              <w:left w:val="single" w:sz="6" w:space="0" w:color="C4C7C5"/>
+              <w:bottom w:val="single" w:sz="6" w:space="0" w:color="C4C7C5"/>
+              <w:right w:val="single" w:sz="6" w:space="0" w:color="C4C7C5"/>
+            </w:tcBorders>
+            <w:tcMar>
+              <w:top w:w="120" w:type="dxa"/>
+              <w:left w:w="180" w:type="dxa"/>
+              <w:bottom w:w="120" w:type="dxa"/>
+              <w:right w:w="180" w:type="dxa"/>
+            </w:tcMar>
+            <w:vAlign w:val="center"/>
+            <w:hideMark/>
+          </w:tcPr>
+          <w:p>
+            <w:r>
+              <w:rPr>
+                <w:b/>
+                <w:bCs/>
+              </w:rPr>
+              <w:t>Nested if</w:t>
+            </w:r>
+          </w:p>
+        </w:tc>
+        <w:tc>
+          <w:tcPr>
+            <w:tcW w:w="0" w:type="auto"/>
+            <w:tcBorders>
+              <w:top w:val="single" w:sz="6" w:space="0" w:color="C4C7C5"/>
+              <w:left w:val="single" w:sz="6" w:space="0" w:color="C4C7C5"/>
+              <w:bottom w:val="single" w:sz="6" w:space="0" w:color="C4C7C5"/>
+              <w:right w:val="single" w:sz="6" w:space="0" w:color="C4C7C5"/>
+            </w:tcBorders>
+            <w:tcMar>
+              <w:top w:w="120" w:type="dxa"/>
+              <w:left w:w="180" w:type="dxa"/>
+              <w:bottom w:w="120" w:type="dxa"/>
+              <w:right w:w="180" w:type="dxa"/>
+            </w:tcMar>
+            <w:vAlign w:val="center"/>
+            <w:hideMark/>
+          </w:tcPr>
+          <w:p>
+            <w:r>
+              <w:t xml:space="preserve">if c1: </w:t>
+            </w:r>
+            <m:oMath>
+              <m:r>
+                <w:rPr>
+                  <w:rFonts w:ascii="Cambria Math" w:hAnsi="Cambria Math"/>
+                </w:rPr>
+                <m:t>→</m:t>
+              </m:r>
+            </m:oMath>
+            <w:r>
+              <w:t xml:space="preserve"> if c2:</w:t>
+            </w:r>
+          </w:p>
+        </w:tc>
+        <w:tc>
+          <w:tcPr>
+            <w:tcW w:w="0" w:type="auto"/>
+            <w:tcBorders>
+              <w:top w:val="single" w:sz="6" w:space="0" w:color="C4C7C5"/>
+              <w:left w:val="single" w:sz="6" w:space="0" w:color="C4C7C5"/>
+              <w:bottom w:val="single" w:sz="6" w:space="0" w:color="C4C7C5"/>
+              <w:right w:val="single" w:sz="6" w:space="0" w:color="C4C7C5"/>
+            </w:tcBorders>
+            <w:tcMar>
+              <w:top w:w="120" w:type="dxa"/>
+              <w:left w:w="180" w:type="dxa"/>
+              <w:bottom w:w="120" w:type="dxa"/>
+              <w:right w:w="180" w:type="dxa"/>
+            </w:tcMar>
+            <w:vAlign w:val="center"/>
+            <w:hideMark/>
+          </w:tcPr>
+          <w:p>
+            <w:r>
+              <w:t>if block inside another if block.</w:t>
+            </w:r>
+          </w:p>
+        </w:tc>
+      </w:tr>
+      <w:tr>
+        <w:trPr>
+          <w:tblCellSpacing w:w="15" w:type="dxa"/>
+        </w:trPr>
+        <w:tc>
+          <w:tcPr>
+            <w:tcW w:w="0" w:type="auto"/>
+            <w:tcBorders>
+              <w:top w:val="single" w:sz="6" w:space="0" w:color="C4C7C5"/>
+              <w:left w:val="single" w:sz="6" w:space="0" w:color="C4C7C5"/>
+              <w:bottom w:val="single" w:sz="6" w:space="0" w:color="C4C7C5"/>
+              <w:right w:val="single" w:sz="6" w:space="0" w:color="C4C7C5"/>
+            </w:tcBorders>
+            <w:tcMar>
+              <w:top w:w="120" w:type="dxa"/>
+              <w:left w:w="180" w:type="dxa"/>
+              <w:bottom w:w="120" w:type="dxa"/>
+              <w:right w:w="180" w:type="dxa"/>
+            </w:tcMar>
+            <w:vAlign w:val="center"/>
+            <w:hideMark/>
+          </w:tcPr>
+          <w:p>
+            <w:r>
+              <w:rPr>
+                <w:b/>
+                <w:bCs/>
+              </w:rPr>
+              <w:t>Ternary Op</w:t>
+            </w:r>
+          </w:p>
+        </w:tc>
+        <w:tc>
+          <w:tcPr>
+            <w:tcW w:w="0" w:type="auto"/>
+            <w:tcBorders>
+              <w:top w:val="single" w:sz="6" w:space="0" w:color="C4C7C5"/>
+              <w:left w:val="single" w:sz="6" w:space="0" w:color="C4C7C5"/>
+              <w:bottom w:val="single" w:sz="6" w:space="0" w:color="C4C7C5"/>
+              <w:right w:val="single" w:sz="6" w:space="0" w:color="C4C7C5"/>
+            </w:tcBorders>
+            <w:tcMar>
+              <w:top w:w="120" w:type="dxa"/>
+              <w:left w:w="180" w:type="dxa"/>
+              <w:bottom w:w="120" w:type="dxa"/>
+              <w:right w:w="180" w:type="dxa"/>
+            </w:tcMar>
+            <w:vAlign w:val="center"/>
+            <w:hideMark/>
+          </w:tcPr>
+          <w:p>
+            <w:r>
+              <w:t xml:space="preserve">val1 if </w:t>
+            </w:r>
+            <w:proofErr w:type="spellStart"/>
+            <w:r>
+              <w:t>cond</w:t>
+            </w:r>
+            <w:proofErr w:type="spellEnd"/>
+            <w:r>
+              <w:t xml:space="preserve"> else val2</w:t>
+            </w:r>
+          </w:p>
+        </w:tc>
+        <w:tc>
+          <w:tcPr>
+            <w:tcW w:w="0" w:type="auto"/>
+            <w:tcBorders>
+              <w:top w:val="single" w:sz="6" w:space="0" w:color="C4C7C5"/>
+              <w:left w:val="single" w:sz="6" w:space="0" w:color="C4C7C5"/>
+              <w:bottom w:val="single" w:sz="6" w:space="0" w:color="C4C7C5"/>
+              <w:right w:val="single" w:sz="6" w:space="0" w:color="C4C7C5"/>
+            </w:tcBorders>
+            <w:tcMar>
+              <w:top w:w="120" w:type="dxa"/>
+              <w:left w:w="180" w:type="dxa"/>
+              <w:bottom w:w="120" w:type="dxa"/>
+              <w:right w:w="180" w:type="dxa"/>
+            </w:tcMar>
+            <w:vAlign w:val="center"/>
+            <w:hideMark/>
+          </w:tcPr>
+          <w:p>
+            <w:r>
+              <w:t>One-liner conditional expression.</w:t>
+            </w:r>
+          </w:p>
+        </w:tc>
+      </w:tr>
+      <w:tr>
+        <w:trPr>
+          <w:tblCellSpacing w:w="15" w:type="dxa"/>
+        </w:trPr>
+        <w:tc>
+          <w:tcPr>
+            <w:tcW w:w="0" w:type="auto"/>
+            <w:tcBorders>
+              <w:top w:val="single" w:sz="6" w:space="0" w:color="C4C7C5"/>
+              <w:left w:val="single" w:sz="6" w:space="0" w:color="C4C7C5"/>
+              <w:bottom w:val="single" w:sz="6" w:space="0" w:color="C4C7C5"/>
+              <w:right w:val="single" w:sz="6" w:space="0" w:color="C4C7C5"/>
+            </w:tcBorders>
+            <w:tcMar>
+              <w:top w:w="120" w:type="dxa"/>
+              <w:left w:w="180" w:type="dxa"/>
+              <w:bottom w:w="120" w:type="dxa"/>
+              <w:right w:w="180" w:type="dxa"/>
+            </w:tcMar>
+            <w:vAlign w:val="center"/>
+            <w:hideMark/>
+          </w:tcPr>
+          <w:p>
+            <w:r>
+              <w:rPr>
+                <w:b/>
+                <w:bCs/>
+              </w:rPr>
+              <w:t>Indentation</w:t>
+            </w:r>
+          </w:p>
+        </w:tc>
+        <w:tc>
+          <w:tcPr>
+            <w:tcW w:w="0" w:type="auto"/>
+            <w:tcBorders>
+              <w:top w:val="single" w:sz="6" w:space="0" w:color="C4C7C5"/>
+              <w:left w:val="single" w:sz="6" w:space="0" w:color="C4C7C5"/>
+              <w:bottom w:val="single" w:sz="6" w:space="0" w:color="C4C7C5"/>
+              <w:right w:val="single" w:sz="6" w:space="0" w:color="C4C7C5"/>
+            </w:tcBorders>
+            <w:tcMar>
+              <w:top w:w="120" w:type="dxa"/>
+              <w:left w:w="180" w:type="dxa"/>
+              <w:bottom w:w="120" w:type="dxa"/>
+              <w:right w:w="180" w:type="dxa"/>
+            </w:tcMar>
+            <w:vAlign w:val="center"/>
+            <w:hideMark/>
+          </w:tcPr>
+          <w:p>
+            <w:r>
+              <w:t>4 spaces</w:t>
+            </w:r>
+          </w:p>
+        </w:tc>
+        <w:tc>
+          <w:tcPr>
+            <w:tcW w:w="0" w:type="auto"/>
+            <w:tcBorders>
+              <w:top w:val="single" w:sz="6" w:space="0" w:color="C4C7C5"/>
+              <w:left w:val="single" w:sz="6" w:space="0" w:color="C4C7C5"/>
+              <w:bottom w:val="single" w:sz="6" w:space="0" w:color="C4C7C5"/>
+              <w:right w:val="single" w:sz="6" w:space="0" w:color="C4C7C5"/>
+            </w:tcBorders>
+            <w:tcMar>
+              <w:top w:w="120" w:type="dxa"/>
+              <w:left w:w="180" w:type="dxa"/>
+              <w:bottom w:w="120" w:type="dxa"/>
+              <w:right w:w="180" w:type="dxa"/>
+            </w:tcMar>
+            <w:vAlign w:val="center"/>
+            <w:hideMark/>
+          </w:tcPr>
+          <w:p>
+            <w:r>
+              <w:t>Defines code block boundary in Python.</w:t>
+            </w:r>
+          </w:p>
+        </w:tc>
+      </w:tr>
+    </w:tbl>
+    <w:p/>
     <w:sectPr>
       <w:pgSz w:w="11906" w:h="16838"/>
       <w:pgMar w:top="851" w:right="1440" w:bottom="993" w:left="1440" w:header="708" w:footer="708" w:gutter="0"/>
@@ -27672,6 +30486,155 @@
     </w:lvl>
   </w:abstractNum>
   <w:abstractNum w:abstractNumId="36" w15:restartNumberingAfterBreak="0">
+    <w:nsid w:val="407037C0"/>
+    <w:multiLevelType w:val="multilevel"/>
+    <w:tmpl w:val="14D8E17C"/>
+    <w:lvl w:ilvl="0">
+      <w:start w:val="1"/>
+      <w:numFmt w:val="bullet"/>
+      <w:lvlText w:val=""/>
+      <w:lvlJc w:val="left"/>
+      <w:pPr>
+        <w:tabs>
+          <w:tab w:val="num" w:pos="720"/>
+        </w:tabs>
+        <w:ind w:left="720" w:hanging="360"/>
+      </w:pPr>
+      <w:rPr>
+        <w:rFonts w:ascii="Symbol" w:hAnsi="Symbol" w:hint="default"/>
+        <w:sz w:val="20"/>
+      </w:rPr>
+    </w:lvl>
+    <w:lvl w:ilvl="1" w:tentative="1">
+      <w:start w:val="1"/>
+      <w:numFmt w:val="bullet"/>
+      <w:lvlText w:val="o"/>
+      <w:lvlJc w:val="left"/>
+      <w:pPr>
+        <w:tabs>
+          <w:tab w:val="num" w:pos="1440"/>
+        </w:tabs>
+        <w:ind w:left="1440" w:hanging="360"/>
+      </w:pPr>
+      <w:rPr>
+        <w:rFonts w:ascii="Courier New" w:hAnsi="Courier New" w:hint="default"/>
+        <w:sz w:val="20"/>
+      </w:rPr>
+    </w:lvl>
+    <w:lvl w:ilvl="2" w:tentative="1">
+      <w:start w:val="1"/>
+      <w:numFmt w:val="bullet"/>
+      <w:lvlText w:val=""/>
+      <w:lvlJc w:val="left"/>
+      <w:pPr>
+        <w:tabs>
+          <w:tab w:val="num" w:pos="2160"/>
+        </w:tabs>
+        <w:ind w:left="2160" w:hanging="360"/>
+      </w:pPr>
+      <w:rPr>
+        <w:rFonts w:ascii="Wingdings" w:hAnsi="Wingdings" w:hint="default"/>
+        <w:sz w:val="20"/>
+      </w:rPr>
+    </w:lvl>
+    <w:lvl w:ilvl="3" w:tentative="1">
+      <w:start w:val="1"/>
+      <w:numFmt w:val="bullet"/>
+      <w:lvlText w:val=""/>
+      <w:lvlJc w:val="left"/>
+      <w:pPr>
+        <w:tabs>
+          <w:tab w:val="num" w:pos="2880"/>
+        </w:tabs>
+        <w:ind w:left="2880" w:hanging="360"/>
+      </w:pPr>
+      <w:rPr>
+        <w:rFonts w:ascii="Wingdings" w:hAnsi="Wingdings" w:hint="default"/>
+        <w:sz w:val="20"/>
+      </w:rPr>
+    </w:lvl>
+    <w:lvl w:ilvl="4" w:tentative="1">
+      <w:start w:val="1"/>
+      <w:numFmt w:val="bullet"/>
+      <w:lvlText w:val=""/>
+      <w:lvlJc w:val="left"/>
+      <w:pPr>
+        <w:tabs>
+          <w:tab w:val="num" w:pos="3600"/>
+        </w:tabs>
+        <w:ind w:left="3600" w:hanging="360"/>
+      </w:pPr>
+      <w:rPr>
+        <w:rFonts w:ascii="Wingdings" w:hAnsi="Wingdings" w:hint="default"/>
+        <w:sz w:val="20"/>
+      </w:rPr>
+    </w:lvl>
+    <w:lvl w:ilvl="5" w:tentative="1">
+      <w:start w:val="1"/>
+      <w:numFmt w:val="bullet"/>
+      <w:lvlText w:val=""/>
+      <w:lvlJc w:val="left"/>
+      <w:pPr>
+        <w:tabs>
+          <w:tab w:val="num" w:pos="4320"/>
+        </w:tabs>
+        <w:ind w:left="4320" w:hanging="360"/>
+      </w:pPr>
+      <w:rPr>
+        <w:rFonts w:ascii="Wingdings" w:hAnsi="Wingdings" w:hint="default"/>
+        <w:sz w:val="20"/>
+      </w:rPr>
+    </w:lvl>
+    <w:lvl w:ilvl="6" w:tentative="1">
+      <w:start w:val="1"/>
+      <w:numFmt w:val="bullet"/>
+      <w:lvlText w:val=""/>
+      <w:lvlJc w:val="left"/>
+      <w:pPr>
+        <w:tabs>
+          <w:tab w:val="num" w:pos="5040"/>
+        </w:tabs>
+        <w:ind w:left="5040" w:hanging="360"/>
+      </w:pPr>
+      <w:rPr>
+        <w:rFonts w:ascii="Wingdings" w:hAnsi="Wingdings" w:hint="default"/>
+        <w:sz w:val="20"/>
+      </w:rPr>
+    </w:lvl>
+    <w:lvl w:ilvl="7" w:tentative="1">
+      <w:start w:val="1"/>
+      <w:numFmt w:val="bullet"/>
+      <w:lvlText w:val=""/>
+      <w:lvlJc w:val="left"/>
+      <w:pPr>
+        <w:tabs>
+          <w:tab w:val="num" w:pos="5760"/>
+        </w:tabs>
+        <w:ind w:left="5760" w:hanging="360"/>
+      </w:pPr>
+      <w:rPr>
+        <w:rFonts w:ascii="Wingdings" w:hAnsi="Wingdings" w:hint="default"/>
+        <w:sz w:val="20"/>
+      </w:rPr>
+    </w:lvl>
+    <w:lvl w:ilvl="8" w:tentative="1">
+      <w:start w:val="1"/>
+      <w:numFmt w:val="bullet"/>
+      <w:lvlText w:val=""/>
+      <w:lvlJc w:val="left"/>
+      <w:pPr>
+        <w:tabs>
+          <w:tab w:val="num" w:pos="6480"/>
+        </w:tabs>
+        <w:ind w:left="6480" w:hanging="360"/>
+      </w:pPr>
+      <w:rPr>
+        <w:rFonts w:ascii="Wingdings" w:hAnsi="Wingdings" w:hint="default"/>
+        <w:sz w:val="20"/>
+      </w:rPr>
+    </w:lvl>
+  </w:abstractNum>
+  <w:abstractNum w:abstractNumId="37" w15:restartNumberingAfterBreak="0">
     <w:nsid w:val="4652746F"/>
     <w:multiLevelType w:val="multilevel"/>
     <w:tmpl w:val="0F964FAE"/>
@@ -27788,7 +30751,7 @@
       </w:pPr>
     </w:lvl>
   </w:abstractNum>
-  <w:abstractNum w:abstractNumId="37" w15:restartNumberingAfterBreak="0">
+  <w:abstractNum w:abstractNumId="38" w15:restartNumberingAfterBreak="0">
     <w:nsid w:val="46765667"/>
     <w:multiLevelType w:val="multilevel"/>
     <w:tmpl w:val="E0547262"/>
@@ -27937,7 +30900,7 @@
       </w:rPr>
     </w:lvl>
   </w:abstractNum>
-  <w:abstractNum w:abstractNumId="38" w15:restartNumberingAfterBreak="0">
+  <w:abstractNum w:abstractNumId="39" w15:restartNumberingAfterBreak="0">
     <w:nsid w:val="48744AB6"/>
     <w:multiLevelType w:val="multilevel"/>
     <w:tmpl w:val="BBD434E0"/>
@@ -28082,7 +31045,7 @@
       </w:rPr>
     </w:lvl>
   </w:abstractNum>
-  <w:abstractNum w:abstractNumId="39" w15:restartNumberingAfterBreak="0">
+  <w:abstractNum w:abstractNumId="40" w15:restartNumberingAfterBreak="0">
     <w:nsid w:val="4A3E61CF"/>
     <w:multiLevelType w:val="multilevel"/>
     <w:tmpl w:val="26A4D2CA"/>
@@ -28231,7 +31194,7 @@
       </w:rPr>
     </w:lvl>
   </w:abstractNum>
-  <w:abstractNum w:abstractNumId="40" w15:restartNumberingAfterBreak="0">
+  <w:abstractNum w:abstractNumId="41" w15:restartNumberingAfterBreak="0">
     <w:nsid w:val="4C494795"/>
     <w:multiLevelType w:val="multilevel"/>
     <w:tmpl w:val="B31812CE"/>
@@ -28380,7 +31343,7 @@
       </w:rPr>
     </w:lvl>
   </w:abstractNum>
-  <w:abstractNum w:abstractNumId="41" w15:restartNumberingAfterBreak="0">
+  <w:abstractNum w:abstractNumId="42" w15:restartNumberingAfterBreak="0">
     <w:nsid w:val="4D9D3B19"/>
     <w:multiLevelType w:val="multilevel"/>
     <w:tmpl w:val="CFDA7008"/>
@@ -28529,7 +31492,7 @@
       </w:rPr>
     </w:lvl>
   </w:abstractNum>
-  <w:abstractNum w:abstractNumId="42" w15:restartNumberingAfterBreak="0">
+  <w:abstractNum w:abstractNumId="43" w15:restartNumberingAfterBreak="0">
     <w:nsid w:val="4EF25303"/>
     <w:multiLevelType w:val="multilevel"/>
     <w:tmpl w:val="DB0CE578"/>
@@ -28678,7 +31641,7 @@
       </w:rPr>
     </w:lvl>
   </w:abstractNum>
-  <w:abstractNum w:abstractNumId="43" w15:restartNumberingAfterBreak="0">
+  <w:abstractNum w:abstractNumId="44" w15:restartNumberingAfterBreak="0">
     <w:nsid w:val="57547AEB"/>
     <w:multiLevelType w:val="multilevel"/>
     <w:tmpl w:val="966086D8"/>
@@ -28827,7 +31790,7 @@
       </w:rPr>
     </w:lvl>
   </w:abstractNum>
-  <w:abstractNum w:abstractNumId="44" w15:restartNumberingAfterBreak="0">
+  <w:abstractNum w:abstractNumId="45" w15:restartNumberingAfterBreak="0">
     <w:nsid w:val="57A52C13"/>
     <w:multiLevelType w:val="multilevel"/>
     <w:tmpl w:val="01AC7BAA"/>
@@ -28976,7 +31939,7 @@
       </w:rPr>
     </w:lvl>
   </w:abstractNum>
-  <w:abstractNum w:abstractNumId="45" w15:restartNumberingAfterBreak="0">
+  <w:abstractNum w:abstractNumId="46" w15:restartNumberingAfterBreak="0">
     <w:nsid w:val="587266C5"/>
     <w:multiLevelType w:val="multilevel"/>
     <w:tmpl w:val="B60C6C60"/>
@@ -29125,7 +32088,156 @@
       </w:rPr>
     </w:lvl>
   </w:abstractNum>
-  <w:abstractNum w:abstractNumId="46" w15:restartNumberingAfterBreak="0">
+  <w:abstractNum w:abstractNumId="47" w15:restartNumberingAfterBreak="0">
+    <w:nsid w:val="58B25FDC"/>
+    <w:multiLevelType w:val="multilevel"/>
+    <w:tmpl w:val="79005472"/>
+    <w:lvl w:ilvl="0">
+      <w:start w:val="1"/>
+      <w:numFmt w:val="bullet"/>
+      <w:lvlText w:val=""/>
+      <w:lvlJc w:val="left"/>
+      <w:pPr>
+        <w:tabs>
+          <w:tab w:val="num" w:pos="720"/>
+        </w:tabs>
+        <w:ind w:left="720" w:hanging="360"/>
+      </w:pPr>
+      <w:rPr>
+        <w:rFonts w:ascii="Symbol" w:hAnsi="Symbol" w:hint="default"/>
+        <w:sz w:val="20"/>
+      </w:rPr>
+    </w:lvl>
+    <w:lvl w:ilvl="1" w:tentative="1">
+      <w:start w:val="1"/>
+      <w:numFmt w:val="bullet"/>
+      <w:lvlText w:val="o"/>
+      <w:lvlJc w:val="left"/>
+      <w:pPr>
+        <w:tabs>
+          <w:tab w:val="num" w:pos="1440"/>
+        </w:tabs>
+        <w:ind w:left="1440" w:hanging="360"/>
+      </w:pPr>
+      <w:rPr>
+        <w:rFonts w:ascii="Courier New" w:hAnsi="Courier New" w:hint="default"/>
+        <w:sz w:val="20"/>
+      </w:rPr>
+    </w:lvl>
+    <w:lvl w:ilvl="2" w:tentative="1">
+      <w:start w:val="1"/>
+      <w:numFmt w:val="bullet"/>
+      <w:lvlText w:val=""/>
+      <w:lvlJc w:val="left"/>
+      <w:pPr>
+        <w:tabs>
+          <w:tab w:val="num" w:pos="2160"/>
+        </w:tabs>
+        <w:ind w:left="2160" w:hanging="360"/>
+      </w:pPr>
+      <w:rPr>
+        <w:rFonts w:ascii="Wingdings" w:hAnsi="Wingdings" w:hint="default"/>
+        <w:sz w:val="20"/>
+      </w:rPr>
+    </w:lvl>
+    <w:lvl w:ilvl="3" w:tentative="1">
+      <w:start w:val="1"/>
+      <w:numFmt w:val="bullet"/>
+      <w:lvlText w:val=""/>
+      <w:lvlJc w:val="left"/>
+      <w:pPr>
+        <w:tabs>
+          <w:tab w:val="num" w:pos="2880"/>
+        </w:tabs>
+        <w:ind w:left="2880" w:hanging="360"/>
+      </w:pPr>
+      <w:rPr>
+        <w:rFonts w:ascii="Wingdings" w:hAnsi="Wingdings" w:hint="default"/>
+        <w:sz w:val="20"/>
+      </w:rPr>
+    </w:lvl>
+    <w:lvl w:ilvl="4" w:tentative="1">
+      <w:start w:val="1"/>
+      <w:numFmt w:val="bullet"/>
+      <w:lvlText w:val=""/>
+      <w:lvlJc w:val="left"/>
+      <w:pPr>
+        <w:tabs>
+          <w:tab w:val="num" w:pos="3600"/>
+        </w:tabs>
+        <w:ind w:left="3600" w:hanging="360"/>
+      </w:pPr>
+      <w:rPr>
+        <w:rFonts w:ascii="Wingdings" w:hAnsi="Wingdings" w:hint="default"/>
+        <w:sz w:val="20"/>
+      </w:rPr>
+    </w:lvl>
+    <w:lvl w:ilvl="5" w:tentative="1">
+      <w:start w:val="1"/>
+      <w:numFmt w:val="bullet"/>
+      <w:lvlText w:val=""/>
+      <w:lvlJc w:val="left"/>
+      <w:pPr>
+        <w:tabs>
+          <w:tab w:val="num" w:pos="4320"/>
+        </w:tabs>
+        <w:ind w:left="4320" w:hanging="360"/>
+      </w:pPr>
+      <w:rPr>
+        <w:rFonts w:ascii="Wingdings" w:hAnsi="Wingdings" w:hint="default"/>
+        <w:sz w:val="20"/>
+      </w:rPr>
+    </w:lvl>
+    <w:lvl w:ilvl="6" w:tentative="1">
+      <w:start w:val="1"/>
+      <w:numFmt w:val="bullet"/>
+      <w:lvlText w:val=""/>
+      <w:lvlJc w:val="left"/>
+      <w:pPr>
+        <w:tabs>
+          <w:tab w:val="num" w:pos="5040"/>
+        </w:tabs>
+        <w:ind w:left="5040" w:hanging="360"/>
+      </w:pPr>
+      <w:rPr>
+        <w:rFonts w:ascii="Wingdings" w:hAnsi="Wingdings" w:hint="default"/>
+        <w:sz w:val="20"/>
+      </w:rPr>
+    </w:lvl>
+    <w:lvl w:ilvl="7" w:tentative="1">
+      <w:start w:val="1"/>
+      <w:numFmt w:val="bullet"/>
+      <w:lvlText w:val=""/>
+      <w:lvlJc w:val="left"/>
+      <w:pPr>
+        <w:tabs>
+          <w:tab w:val="num" w:pos="5760"/>
+        </w:tabs>
+        <w:ind w:left="5760" w:hanging="360"/>
+      </w:pPr>
+      <w:rPr>
+        <w:rFonts w:ascii="Wingdings" w:hAnsi="Wingdings" w:hint="default"/>
+        <w:sz w:val="20"/>
+      </w:rPr>
+    </w:lvl>
+    <w:lvl w:ilvl="8" w:tentative="1">
+      <w:start w:val="1"/>
+      <w:numFmt w:val="bullet"/>
+      <w:lvlText w:val=""/>
+      <w:lvlJc w:val="left"/>
+      <w:pPr>
+        <w:tabs>
+          <w:tab w:val="num" w:pos="6480"/>
+        </w:tabs>
+        <w:ind w:left="6480" w:hanging="360"/>
+      </w:pPr>
+      <w:rPr>
+        <w:rFonts w:ascii="Wingdings" w:hAnsi="Wingdings" w:hint="default"/>
+        <w:sz w:val="20"/>
+      </w:rPr>
+    </w:lvl>
+  </w:abstractNum>
+  <w:abstractNum w:abstractNumId="48" w15:restartNumberingAfterBreak="0">
     <w:nsid w:val="5AFF2B06"/>
     <w:multiLevelType w:val="multilevel"/>
     <w:tmpl w:val="750EF8FC"/>
@@ -29242,7 +32354,7 @@
       </w:pPr>
     </w:lvl>
   </w:abstractNum>
-  <w:abstractNum w:abstractNumId="47" w15:restartNumberingAfterBreak="0">
+  <w:abstractNum w:abstractNumId="49" w15:restartNumberingAfterBreak="0">
     <w:nsid w:val="5D802EF7"/>
     <w:multiLevelType w:val="multilevel"/>
     <w:tmpl w:val="E684FD56"/>
@@ -29391,7 +32503,7 @@
       </w:rPr>
     </w:lvl>
   </w:abstractNum>
-  <w:abstractNum w:abstractNumId="48" w15:restartNumberingAfterBreak="0">
+  <w:abstractNum w:abstractNumId="50" w15:restartNumberingAfterBreak="0">
     <w:nsid w:val="5DDC1789"/>
     <w:multiLevelType w:val="multilevel"/>
     <w:tmpl w:val="55C4C8AC"/>
@@ -29540,7 +32652,7 @@
       </w:rPr>
     </w:lvl>
   </w:abstractNum>
-  <w:abstractNum w:abstractNumId="49" w15:restartNumberingAfterBreak="0">
+  <w:abstractNum w:abstractNumId="51" w15:restartNumberingAfterBreak="0">
     <w:nsid w:val="5E231CE9"/>
     <w:multiLevelType w:val="multilevel"/>
     <w:tmpl w:val="89FAA90E"/>
@@ -29689,7 +32801,7 @@
       </w:rPr>
     </w:lvl>
   </w:abstractNum>
-  <w:abstractNum w:abstractNumId="50" w15:restartNumberingAfterBreak="0">
+  <w:abstractNum w:abstractNumId="52" w15:restartNumberingAfterBreak="0">
     <w:nsid w:val="65BE70A9"/>
     <w:multiLevelType w:val="multilevel"/>
     <w:tmpl w:val="A874DCA4"/>
@@ -29838,7 +32950,7 @@
       </w:rPr>
     </w:lvl>
   </w:abstractNum>
-  <w:abstractNum w:abstractNumId="51" w15:restartNumberingAfterBreak="0">
+  <w:abstractNum w:abstractNumId="53" w15:restartNumberingAfterBreak="0">
     <w:nsid w:val="6B4E5BD2"/>
     <w:multiLevelType w:val="multilevel"/>
     <w:tmpl w:val="8F86ADAE"/>
@@ -29987,7 +33099,7 @@
       </w:rPr>
     </w:lvl>
   </w:abstractNum>
-  <w:abstractNum w:abstractNumId="52" w15:restartNumberingAfterBreak="0">
+  <w:abstractNum w:abstractNumId="54" w15:restartNumberingAfterBreak="0">
     <w:nsid w:val="6C681470"/>
     <w:multiLevelType w:val="multilevel"/>
     <w:tmpl w:val="85B868AE"/>
@@ -30136,7 +33248,7 @@
       </w:rPr>
     </w:lvl>
   </w:abstractNum>
-  <w:abstractNum w:abstractNumId="53" w15:restartNumberingAfterBreak="0">
+  <w:abstractNum w:abstractNumId="55" w15:restartNumberingAfterBreak="0">
     <w:nsid w:val="6D675446"/>
     <w:multiLevelType w:val="multilevel"/>
     <w:tmpl w:val="834EDBCA"/>
@@ -30285,7 +33397,7 @@
       </w:rPr>
     </w:lvl>
   </w:abstractNum>
-  <w:abstractNum w:abstractNumId="54" w15:restartNumberingAfterBreak="0">
+  <w:abstractNum w:abstractNumId="56" w15:restartNumberingAfterBreak="0">
     <w:nsid w:val="73EB4722"/>
     <w:multiLevelType w:val="multilevel"/>
     <w:tmpl w:val="5F14FFBE"/>
@@ -30434,7 +33546,7 @@
       </w:rPr>
     </w:lvl>
   </w:abstractNum>
-  <w:abstractNum w:abstractNumId="55" w15:restartNumberingAfterBreak="0">
+  <w:abstractNum w:abstractNumId="57" w15:restartNumberingAfterBreak="0">
     <w:nsid w:val="75383A12"/>
     <w:multiLevelType w:val="multilevel"/>
     <w:tmpl w:val="27C411FE"/>
@@ -30583,7 +33695,7 @@
       </w:rPr>
     </w:lvl>
   </w:abstractNum>
-  <w:abstractNum w:abstractNumId="56" w15:restartNumberingAfterBreak="0">
+  <w:abstractNum w:abstractNumId="58" w15:restartNumberingAfterBreak="0">
     <w:nsid w:val="7918553F"/>
     <w:multiLevelType w:val="multilevel"/>
     <w:tmpl w:val="4E3E1E96"/>
@@ -30700,7 +33812,7 @@
       </w:pPr>
     </w:lvl>
   </w:abstractNum>
-  <w:abstractNum w:abstractNumId="57" w15:restartNumberingAfterBreak="0">
+  <w:abstractNum w:abstractNumId="59" w15:restartNumberingAfterBreak="0">
     <w:nsid w:val="79230768"/>
     <w:multiLevelType w:val="multilevel"/>
     <w:tmpl w:val="9F42533E"/>
@@ -30849,7 +33961,7 @@
       </w:rPr>
     </w:lvl>
   </w:abstractNum>
-  <w:abstractNum w:abstractNumId="58" w15:restartNumberingAfterBreak="0">
+  <w:abstractNum w:abstractNumId="60" w15:restartNumberingAfterBreak="0">
     <w:nsid w:val="7BAB2D58"/>
     <w:multiLevelType w:val="multilevel"/>
     <w:tmpl w:val="8BD4E36A"/>
@@ -30998,7 +34110,7 @@
       </w:rPr>
     </w:lvl>
   </w:abstractNum>
-  <w:abstractNum w:abstractNumId="59" w15:restartNumberingAfterBreak="0">
+  <w:abstractNum w:abstractNumId="61" w15:restartNumberingAfterBreak="0">
     <w:nsid w:val="7E7F1F59"/>
     <w:multiLevelType w:val="multilevel"/>
     <w:tmpl w:val="80B29E38"/>
@@ -31147,7 +34259,7 @@
       </w:rPr>
     </w:lvl>
   </w:abstractNum>
-  <w:abstractNum w:abstractNumId="60" w15:restartNumberingAfterBreak="0">
+  <w:abstractNum w:abstractNumId="62" w15:restartNumberingAfterBreak="0">
     <w:nsid w:val="7F274C0E"/>
     <w:multiLevelType w:val="multilevel"/>
     <w:tmpl w:val="D8665B86"/>
@@ -31296,7 +34408,7 @@
       </w:rPr>
     </w:lvl>
   </w:abstractNum>
-  <w:abstractNum w:abstractNumId="61" w15:restartNumberingAfterBreak="0">
+  <w:abstractNum w:abstractNumId="63" w15:restartNumberingAfterBreak="0">
     <w:nsid w:val="7F8F6D96"/>
     <w:multiLevelType w:val="multilevel"/>
     <w:tmpl w:val="D668F702"/>
@@ -31446,19 +34558,19 @@
     </w:lvl>
   </w:abstractNum>
   <w:num w:numId="1" w16cid:durableId="1790664698">
-    <w:abstractNumId w:val="54"/>
+    <w:abstractNumId w:val="56"/>
   </w:num>
   <w:num w:numId="2" w16cid:durableId="913315237">
     <w:abstractNumId w:val="28"/>
   </w:num>
   <w:num w:numId="3" w16cid:durableId="1592666586">
-    <w:abstractNumId w:val="60"/>
+    <w:abstractNumId w:val="62"/>
   </w:num>
   <w:num w:numId="4" w16cid:durableId="510418239">
-    <w:abstractNumId w:val="39"/>
+    <w:abstractNumId w:val="40"/>
   </w:num>
   <w:num w:numId="5" w16cid:durableId="680550783">
-    <w:abstractNumId w:val="59"/>
+    <w:abstractNumId w:val="61"/>
   </w:num>
   <w:num w:numId="6" w16cid:durableId="285746792">
     <w:abstractNumId w:val="15"/>
@@ -31473,19 +34585,19 @@
     <w:abstractNumId w:val="34"/>
   </w:num>
   <w:num w:numId="10" w16cid:durableId="1706250928">
-    <w:abstractNumId w:val="38"/>
+    <w:abstractNumId w:val="39"/>
   </w:num>
   <w:num w:numId="11" w16cid:durableId="1292050097">
-    <w:abstractNumId w:val="51"/>
+    <w:abstractNumId w:val="53"/>
   </w:num>
   <w:num w:numId="12" w16cid:durableId="1745948958">
     <w:abstractNumId w:val="8"/>
   </w:num>
   <w:num w:numId="13" w16cid:durableId="679312742">
-    <w:abstractNumId w:val="53"/>
+    <w:abstractNumId w:val="55"/>
   </w:num>
   <w:num w:numId="14" w16cid:durableId="1597860147">
-    <w:abstractNumId w:val="61"/>
+    <w:abstractNumId w:val="63"/>
   </w:num>
   <w:num w:numId="15" w16cid:durableId="2042434571">
     <w:abstractNumId w:val="30"/>
@@ -31497,16 +34609,16 @@
     <w:abstractNumId w:val="35"/>
   </w:num>
   <w:num w:numId="18" w16cid:durableId="1218131698">
-    <w:abstractNumId w:val="37"/>
+    <w:abstractNumId w:val="38"/>
   </w:num>
   <w:num w:numId="19" w16cid:durableId="213657393">
     <w:abstractNumId w:val="6"/>
   </w:num>
   <w:num w:numId="20" w16cid:durableId="630095303">
-    <w:abstractNumId w:val="41"/>
+    <w:abstractNumId w:val="42"/>
   </w:num>
   <w:num w:numId="21" w16cid:durableId="1326665292">
-    <w:abstractNumId w:val="43"/>
+    <w:abstractNumId w:val="44"/>
   </w:num>
   <w:num w:numId="22" w16cid:durableId="689767440">
     <w:abstractNumId w:val="2"/>
@@ -31533,10 +34645,10 @@
     <w:abstractNumId w:val="3"/>
   </w:num>
   <w:num w:numId="30" w16cid:durableId="1604412925">
-    <w:abstractNumId w:val="42"/>
+    <w:abstractNumId w:val="43"/>
   </w:num>
   <w:num w:numId="31" w16cid:durableId="422654846">
-    <w:abstractNumId w:val="50"/>
+    <w:abstractNumId w:val="52"/>
   </w:num>
   <w:num w:numId="32" w16cid:durableId="2002389794">
     <w:abstractNumId w:val="22"/>
@@ -31548,7 +34660,7 @@
     <w:abstractNumId w:val="16"/>
   </w:num>
   <w:num w:numId="35" w16cid:durableId="1452288583">
-    <w:abstractNumId w:val="56"/>
+    <w:abstractNumId w:val="58"/>
   </w:num>
   <w:num w:numId="36" w16cid:durableId="1418789113">
     <w:abstractNumId w:val="17"/>
@@ -31557,10 +34669,10 @@
     <w:abstractNumId w:val="1"/>
   </w:num>
   <w:num w:numId="38" w16cid:durableId="1531524648">
-    <w:abstractNumId w:val="55"/>
+    <w:abstractNumId w:val="57"/>
   </w:num>
   <w:num w:numId="39" w16cid:durableId="1660887162">
-    <w:abstractNumId w:val="44"/>
+    <w:abstractNumId w:val="45"/>
   </w:num>
   <w:num w:numId="40" w16cid:durableId="745810262">
     <w:abstractNumId w:val="31"/>
@@ -31569,31 +34681,31 @@
     <w:abstractNumId w:val="13"/>
   </w:num>
   <w:num w:numId="42" w16cid:durableId="549920154">
-    <w:abstractNumId w:val="45"/>
+    <w:abstractNumId w:val="46"/>
   </w:num>
   <w:num w:numId="43" w16cid:durableId="182861342">
-    <w:abstractNumId w:val="36"/>
+    <w:abstractNumId w:val="37"/>
   </w:num>
   <w:num w:numId="44" w16cid:durableId="1959796069">
-    <w:abstractNumId w:val="57"/>
+    <w:abstractNumId w:val="59"/>
   </w:num>
   <w:num w:numId="45" w16cid:durableId="1814979854">
-    <w:abstractNumId w:val="40"/>
+    <w:abstractNumId w:val="41"/>
   </w:num>
   <w:num w:numId="46" w16cid:durableId="443154987">
     <w:abstractNumId w:val="19"/>
   </w:num>
   <w:num w:numId="47" w16cid:durableId="1897352345">
-    <w:abstractNumId w:val="48"/>
+    <w:abstractNumId w:val="50"/>
   </w:num>
   <w:num w:numId="48" w16cid:durableId="726952408">
-    <w:abstractNumId w:val="47"/>
+    <w:abstractNumId w:val="49"/>
   </w:num>
   <w:num w:numId="49" w16cid:durableId="285426070">
-    <w:abstractNumId w:val="49"/>
+    <w:abstractNumId w:val="51"/>
   </w:num>
   <w:num w:numId="50" w16cid:durableId="981154963">
-    <w:abstractNumId w:val="46"/>
+    <w:abstractNumId w:val="48"/>
   </w:num>
   <w:num w:numId="51" w16cid:durableId="505705173">
     <w:abstractNumId w:val="9"/>
@@ -31611,7 +34723,7 @@
     <w:abstractNumId w:val="0"/>
   </w:num>
   <w:num w:numId="56" w16cid:durableId="953630187">
-    <w:abstractNumId w:val="52"/>
+    <w:abstractNumId w:val="54"/>
   </w:num>
   <w:num w:numId="57" w16cid:durableId="501088929">
     <w:abstractNumId w:val="21"/>
@@ -31626,12 +34738,18 @@
     <w:abstractNumId w:val="25"/>
   </w:num>
   <w:num w:numId="61" w16cid:durableId="204484613">
-    <w:abstractNumId w:val="58"/>
+    <w:abstractNumId w:val="60"/>
   </w:num>
   <w:num w:numId="62" w16cid:durableId="1018699311">
     <w:abstractNumId w:val="23"/>
   </w:num>
-  <w:numIdMacAtCleanup w:val="52"/>
+  <w:num w:numId="63" w16cid:durableId="359740252">
+    <w:abstractNumId w:val="47"/>
+  </w:num>
+  <w:num w:numId="64" w16cid:durableId="61687259">
+    <w:abstractNumId w:val="36"/>
+  </w:num>
+  <w:numIdMacAtCleanup w:val="64"/>
 </w:numbering>
 </file>
 

--- a/notes.docx
+++ b/notes.docx
@@ -25253,6 +25253,2586 @@
       </w:tr>
     </w:tbl>
     <w:p/>
+    <w:p/>
+    <w:p/>
+    <w:p>
+      <w:pPr>
+        <w:rPr>
+          <w:b/>
+          <w:bCs/>
+          <w:sz w:val="32"/>
+          <w:szCs w:val="32"/>
+        </w:rPr>
+      </w:pPr>
+      <w:r>
+        <w:rPr>
+          <w:rFonts w:ascii="Segoe UI Emoji" w:hAnsi="Segoe UI Emoji" w:cs="Segoe UI Emoji"/>
+          <w:b/>
+          <w:bCs/>
+          <w:sz w:val="32"/>
+          <w:szCs w:val="32"/>
+        </w:rPr>
+        <w:t>📌</w:t>
+      </w:r>
+      <w:r>
+        <w:rPr>
+          <w:b/>
+          <w:bCs/>
+          <w:sz w:val="32"/>
+          <w:szCs w:val="32"/>
+        </w:rPr>
+        <w:t xml:space="preserve"> </w:t>
+      </w:r>
+      <w:r>
+        <w:rPr>
+          <w:b/>
+          <w:bCs/>
+          <w:color w:val="EE0000"/>
+          <w:sz w:val="32"/>
+          <w:szCs w:val="32"/>
+        </w:rPr>
+        <w:t>NOTES: Indentation in Python</w:t>
+      </w:r>
+    </w:p>
+    <w:p>
+      <w:pPr>
+        <w:rPr>
+          <w:b/>
+          <w:bCs/>
+        </w:rPr>
+      </w:pPr>
+      <w:r>
+        <w:rPr>
+          <w:b/>
+          <w:bCs/>
+        </w:rPr>
+        <w:t>1. What is Indentation? (Definition &amp; Purpose)</w:t>
+      </w:r>
+    </w:p>
+    <w:p>
+      <w:r>
+        <w:t xml:space="preserve">Indentation ka </w:t>
+      </w:r>
+      <w:proofErr w:type="spellStart"/>
+      <w:r>
+        <w:t>matlab</w:t>
+      </w:r>
+      <w:proofErr w:type="spellEnd"/>
+      <w:r>
+        <w:t xml:space="preserve"> </w:t>
+      </w:r>
+      <w:proofErr w:type="spellStart"/>
+      <w:r>
+        <w:t>hota</w:t>
+      </w:r>
+      <w:proofErr w:type="spellEnd"/>
+      <w:r>
+        <w:t xml:space="preserve"> </w:t>
+      </w:r>
+      <w:proofErr w:type="spellStart"/>
+      <w:r>
+        <w:t>hai</w:t>
+      </w:r>
+      <w:proofErr w:type="spellEnd"/>
+      <w:r>
+        <w:t xml:space="preserve"> code line ki </w:t>
+      </w:r>
+      <w:proofErr w:type="spellStart"/>
+      <w:r>
+        <w:t>shuruaat</w:t>
+      </w:r>
+      <w:proofErr w:type="spellEnd"/>
+      <w:r>
+        <w:t xml:space="preserve"> </w:t>
+      </w:r>
+      <w:proofErr w:type="spellStart"/>
+      <w:r>
+        <w:t>mein</w:t>
+      </w:r>
+      <w:proofErr w:type="spellEnd"/>
+      <w:r>
+        <w:t xml:space="preserve"> </w:t>
+      </w:r>
+      <w:r>
+        <w:rPr>
+          <w:b/>
+          <w:bCs/>
+        </w:rPr>
+        <w:t>Whitespace (Leading Spaces / Tabs)</w:t>
+      </w:r>
+      <w:r>
+        <w:t xml:space="preserve"> </w:t>
+      </w:r>
+      <w:proofErr w:type="spellStart"/>
+      <w:r>
+        <w:t>chhodna</w:t>
+      </w:r>
+      <w:proofErr w:type="spellEnd"/>
+      <w:r>
+        <w:t>.</w:t>
+      </w:r>
+    </w:p>
+    <w:p>
+      <w:pPr>
+        <w:numPr>
+          <w:ilvl w:val="0"/>
+          <w:numId w:val="65"/>
+        </w:numPr>
+      </w:pPr>
+      <w:r>
+        <w:rPr>
+          <w:b/>
+          <w:bCs/>
+        </w:rPr>
+        <w:t>Other Languages (C, C++, Java, JavaScript):</w:t>
+      </w:r>
+      <w:r>
+        <w:t xml:space="preserve"> Code block / scope ko define </w:t>
+      </w:r>
+      <w:proofErr w:type="spellStart"/>
+      <w:r>
+        <w:t>karne</w:t>
+      </w:r>
+      <w:proofErr w:type="spellEnd"/>
+      <w:r>
+        <w:t xml:space="preserve"> </w:t>
+      </w:r>
+      <w:proofErr w:type="spellStart"/>
+      <w:r>
+        <w:t>ke</w:t>
+      </w:r>
+      <w:proofErr w:type="spellEnd"/>
+      <w:r>
+        <w:t xml:space="preserve"> </w:t>
+      </w:r>
+      <w:proofErr w:type="spellStart"/>
+      <w:r>
+        <w:t>liye</w:t>
+      </w:r>
+      <w:proofErr w:type="spellEnd"/>
+      <w:r>
+        <w:t xml:space="preserve"> </w:t>
+      </w:r>
+      <w:r>
+        <w:rPr>
+          <w:b/>
+          <w:bCs/>
+        </w:rPr>
+        <w:t xml:space="preserve">Curly Braces </w:t>
+      </w:r>
+      <w:proofErr w:type="gramStart"/>
+      <w:r>
+        <w:rPr>
+          <w:b/>
+          <w:bCs/>
+        </w:rPr>
+        <w:t>{ }</w:t>
+      </w:r>
+      <w:proofErr w:type="gramEnd"/>
+      <w:r>
+        <w:t xml:space="preserve"> aur line end </w:t>
+      </w:r>
+      <w:proofErr w:type="spellStart"/>
+      <w:r>
+        <w:t>karne</w:t>
+      </w:r>
+      <w:proofErr w:type="spellEnd"/>
+      <w:r>
+        <w:t xml:space="preserve"> </w:t>
+      </w:r>
+      <w:proofErr w:type="spellStart"/>
+      <w:r>
+        <w:t>ke</w:t>
+      </w:r>
+      <w:proofErr w:type="spellEnd"/>
+      <w:r>
+        <w:t xml:space="preserve"> </w:t>
+      </w:r>
+      <w:proofErr w:type="spellStart"/>
+      <w:r>
+        <w:t>liye</w:t>
+      </w:r>
+      <w:proofErr w:type="spellEnd"/>
+      <w:r>
+        <w:t xml:space="preserve"> </w:t>
+      </w:r>
+      <w:proofErr w:type="gramStart"/>
+      <w:r>
+        <w:rPr>
+          <w:b/>
+          <w:bCs/>
+        </w:rPr>
+        <w:t>Semicolon ;</w:t>
+      </w:r>
+      <w:proofErr w:type="gramEnd"/>
+      <w:r>
+        <w:t xml:space="preserve"> ka use </w:t>
+      </w:r>
+      <w:proofErr w:type="spellStart"/>
+      <w:r>
+        <w:t>karte</w:t>
+      </w:r>
+      <w:proofErr w:type="spellEnd"/>
+      <w:r>
+        <w:t xml:space="preserve"> hain.</w:t>
+      </w:r>
+    </w:p>
+    <w:p>
+      <w:pPr>
+        <w:numPr>
+          <w:ilvl w:val="0"/>
+          <w:numId w:val="65"/>
+        </w:numPr>
+      </w:pPr>
+      <w:r>
+        <w:rPr>
+          <w:b/>
+          <w:bCs/>
+        </w:rPr>
+        <w:t>Python Approach:</w:t>
+      </w:r>
+      <w:r>
+        <w:t xml:space="preserve"> Python </w:t>
+      </w:r>
+      <w:proofErr w:type="spellStart"/>
+      <w:r>
+        <w:t>mein</w:t>
+      </w:r>
+      <w:proofErr w:type="spellEnd"/>
+      <w:r>
+        <w:t xml:space="preserve"> curly braces </w:t>
+      </w:r>
+      <w:proofErr w:type="gramStart"/>
+      <w:r>
+        <w:t>{ }</w:t>
+      </w:r>
+      <w:proofErr w:type="gramEnd"/>
+      <w:r>
+        <w:t xml:space="preserve"> aur </w:t>
+      </w:r>
+      <w:proofErr w:type="gramStart"/>
+      <w:r>
+        <w:t>semicolons ;</w:t>
+      </w:r>
+      <w:proofErr w:type="gramEnd"/>
+      <w:r>
+        <w:t xml:space="preserve"> ka system </w:t>
+      </w:r>
+      <w:proofErr w:type="spellStart"/>
+      <w:r>
+        <w:t>nahi</w:t>
+      </w:r>
+      <w:proofErr w:type="spellEnd"/>
+      <w:r>
+        <w:t xml:space="preserve"> </w:t>
+      </w:r>
+      <w:proofErr w:type="spellStart"/>
+      <w:r>
+        <w:t>hota</w:t>
+      </w:r>
+      <w:proofErr w:type="spellEnd"/>
+      <w:r>
+        <w:t xml:space="preserve">. Python </w:t>
+      </w:r>
+      <w:proofErr w:type="spellStart"/>
+      <w:r>
+        <w:t>mein</w:t>
+      </w:r>
+      <w:proofErr w:type="spellEnd"/>
+      <w:r>
+        <w:t xml:space="preserve"> </w:t>
+      </w:r>
+      <w:r>
+        <w:rPr>
+          <w:b/>
+          <w:bCs/>
+        </w:rPr>
+        <w:t xml:space="preserve">Indentation hi akela </w:t>
+      </w:r>
+      <w:proofErr w:type="spellStart"/>
+      <w:r>
+        <w:rPr>
+          <w:b/>
+          <w:bCs/>
+        </w:rPr>
+        <w:t>tarika</w:t>
+      </w:r>
+      <w:proofErr w:type="spellEnd"/>
+      <w:r>
+        <w:rPr>
+          <w:b/>
+          <w:bCs/>
+        </w:rPr>
+        <w:t xml:space="preserve"> </w:t>
+      </w:r>
+      <w:proofErr w:type="spellStart"/>
+      <w:r>
+        <w:rPr>
+          <w:b/>
+          <w:bCs/>
+        </w:rPr>
+        <w:t>hai</w:t>
+      </w:r>
+      <w:proofErr w:type="spellEnd"/>
+      <w:r>
+        <w:rPr>
+          <w:b/>
+          <w:bCs/>
+        </w:rPr>
+        <w:t xml:space="preserve"> code block (Scope) ko define </w:t>
+      </w:r>
+      <w:proofErr w:type="spellStart"/>
+      <w:r>
+        <w:rPr>
+          <w:b/>
+          <w:bCs/>
+        </w:rPr>
+        <w:t>karne</w:t>
+      </w:r>
+      <w:proofErr w:type="spellEnd"/>
+      <w:r>
+        <w:rPr>
+          <w:b/>
+          <w:bCs/>
+        </w:rPr>
+        <w:t xml:space="preserve"> ka.</w:t>
+      </w:r>
+    </w:p>
+    <w:p>
+      <w:r>
+        <w:rPr>
+          <w:rFonts w:ascii="Segoe UI Emoji" w:hAnsi="Segoe UI Emoji" w:cs="Segoe UI Emoji"/>
+        </w:rPr>
+        <w:t>💡</w:t>
+      </w:r>
+      <w:r>
+        <w:t xml:space="preserve"> </w:t>
+      </w:r>
+      <w:r>
+        <w:rPr>
+          <w:b/>
+          <w:bCs/>
+        </w:rPr>
+        <w:t>Why Python Enforces Indentation?</w:t>
+      </w:r>
+    </w:p>
+    <w:p>
+      <w:r>
+        <w:t xml:space="preserve">Python </w:t>
+      </w:r>
+      <w:proofErr w:type="spellStart"/>
+      <w:r>
+        <w:t>ke</w:t>
+      </w:r>
+      <w:proofErr w:type="spellEnd"/>
+      <w:r>
+        <w:t xml:space="preserve"> creators code ki </w:t>
+      </w:r>
+      <w:r>
+        <w:rPr>
+          <w:b/>
+          <w:bCs/>
+        </w:rPr>
+        <w:t>Readability (</w:t>
+      </w:r>
+      <w:proofErr w:type="spellStart"/>
+      <w:r>
+        <w:rPr>
+          <w:b/>
+          <w:bCs/>
+        </w:rPr>
+        <w:t>Saaf-suthra</w:t>
+      </w:r>
+      <w:proofErr w:type="spellEnd"/>
+      <w:r>
+        <w:rPr>
+          <w:b/>
+          <w:bCs/>
+        </w:rPr>
+        <w:t xml:space="preserve"> </w:t>
+      </w:r>
+      <w:proofErr w:type="spellStart"/>
+      <w:r>
+        <w:rPr>
+          <w:b/>
+          <w:bCs/>
+        </w:rPr>
+        <w:t>dikhna</w:t>
+      </w:r>
+      <w:proofErr w:type="spellEnd"/>
+      <w:r>
+        <w:rPr>
+          <w:b/>
+          <w:bCs/>
+        </w:rPr>
+        <w:t>)</w:t>
+      </w:r>
+      <w:r>
+        <w:t xml:space="preserve"> par </w:t>
+      </w:r>
+      <w:proofErr w:type="spellStart"/>
+      <w:r>
+        <w:t>bohot</w:t>
+      </w:r>
+      <w:proofErr w:type="spellEnd"/>
+      <w:r>
+        <w:t xml:space="preserve"> focus </w:t>
+      </w:r>
+      <w:proofErr w:type="spellStart"/>
+      <w:r>
+        <w:t>karte</w:t>
+      </w:r>
+      <w:proofErr w:type="spellEnd"/>
+      <w:r>
+        <w:t xml:space="preserve"> the. </w:t>
+      </w:r>
+      <w:proofErr w:type="spellStart"/>
+      <w:r>
+        <w:t>Baaki</w:t>
+      </w:r>
+      <w:proofErr w:type="spellEnd"/>
+      <w:r>
+        <w:t xml:space="preserve"> languages </w:t>
+      </w:r>
+      <w:proofErr w:type="spellStart"/>
+      <w:r>
+        <w:t>mein</w:t>
+      </w:r>
+      <w:proofErr w:type="spellEnd"/>
+      <w:r>
+        <w:t xml:space="preserve"> indentation optional </w:t>
+      </w:r>
+      <w:proofErr w:type="spellStart"/>
+      <w:r>
+        <w:t>hota</w:t>
+      </w:r>
+      <w:proofErr w:type="spellEnd"/>
+      <w:r>
+        <w:t xml:space="preserve"> </w:t>
+      </w:r>
+      <w:proofErr w:type="spellStart"/>
+      <w:r>
+        <w:t>hai</w:t>
+      </w:r>
+      <w:proofErr w:type="spellEnd"/>
+      <w:r>
+        <w:t xml:space="preserve">, </w:t>
+      </w:r>
+      <w:proofErr w:type="spellStart"/>
+      <w:r>
+        <w:t>lekin</w:t>
+      </w:r>
+      <w:proofErr w:type="spellEnd"/>
+      <w:r>
+        <w:t xml:space="preserve"> Python ne </w:t>
+      </w:r>
+      <w:proofErr w:type="spellStart"/>
+      <w:r>
+        <w:t>isko</w:t>
+      </w:r>
+      <w:proofErr w:type="spellEnd"/>
+      <w:r>
+        <w:t xml:space="preserve"> </w:t>
+      </w:r>
+      <w:r>
+        <w:rPr>
+          <w:b/>
+          <w:bCs/>
+        </w:rPr>
+        <w:t>Mandatory (</w:t>
+      </w:r>
+      <w:proofErr w:type="spellStart"/>
+      <w:r>
+        <w:rPr>
+          <w:b/>
+          <w:bCs/>
+        </w:rPr>
+        <w:t>Zaroori</w:t>
+      </w:r>
+      <w:proofErr w:type="spellEnd"/>
+      <w:r>
+        <w:rPr>
+          <w:b/>
+          <w:bCs/>
+        </w:rPr>
+        <w:t>)</w:t>
+      </w:r>
+      <w:r>
+        <w:t xml:space="preserve"> </w:t>
+      </w:r>
+      <w:proofErr w:type="spellStart"/>
+      <w:r>
+        <w:t>bana</w:t>
+      </w:r>
+      <w:proofErr w:type="spellEnd"/>
+      <w:r>
+        <w:t xml:space="preserve"> diya </w:t>
+      </w:r>
+      <w:proofErr w:type="spellStart"/>
+      <w:r>
+        <w:t>taaki</w:t>
+      </w:r>
+      <w:proofErr w:type="spellEnd"/>
+      <w:r>
+        <w:t xml:space="preserve"> </w:t>
+      </w:r>
+      <w:proofErr w:type="spellStart"/>
+      <w:r>
+        <w:t>har</w:t>
+      </w:r>
+      <w:proofErr w:type="spellEnd"/>
+      <w:r>
+        <w:t xml:space="preserve"> programmer ka code clean aur uniform </w:t>
+      </w:r>
+      <w:proofErr w:type="spellStart"/>
+      <w:r>
+        <w:t>dikhe</w:t>
+      </w:r>
+      <w:proofErr w:type="spellEnd"/>
+      <w:r>
+        <w:t>.</w:t>
+      </w:r>
+    </w:p>
+    <w:p>
+      <w:pPr>
+        <w:rPr>
+          <w:b/>
+          <w:bCs/>
+        </w:rPr>
+      </w:pPr>
+      <w:r>
+        <w:rPr>
+          <w:b/>
+          <w:bCs/>
+        </w:rPr>
+        <w:t>2. How Block Scope Works in Python</w:t>
+      </w:r>
+    </w:p>
+    <w:p>
+      <w:r>
+        <w:t xml:space="preserve">Jab hum koi decision statement (if, else, </w:t>
+      </w:r>
+      <w:proofErr w:type="spellStart"/>
+      <w:r>
+        <w:t>elif</w:t>
+      </w:r>
+      <w:proofErr w:type="spellEnd"/>
+      <w:r>
+        <w:t xml:space="preserve">), loop (for, while), function (def), </w:t>
+      </w:r>
+      <w:proofErr w:type="spellStart"/>
+      <w:r>
+        <w:t>ya</w:t>
+      </w:r>
+      <w:proofErr w:type="spellEnd"/>
+      <w:r>
+        <w:t xml:space="preserve"> class </w:t>
+      </w:r>
+      <w:proofErr w:type="spellStart"/>
+      <w:r>
+        <w:t>banate</w:t>
+      </w:r>
+      <w:proofErr w:type="spellEnd"/>
+      <w:r>
+        <w:t xml:space="preserve"> hain, </w:t>
+      </w:r>
+      <w:proofErr w:type="spellStart"/>
+      <w:r>
+        <w:t>toh</w:t>
+      </w:r>
+      <w:proofErr w:type="spellEnd"/>
+      <w:r>
+        <w:t xml:space="preserve"> </w:t>
+      </w:r>
+      <w:proofErr w:type="spellStart"/>
+      <w:r>
+        <w:t>uske</w:t>
+      </w:r>
+      <w:proofErr w:type="spellEnd"/>
+      <w:r>
+        <w:t xml:space="preserve"> </w:t>
+      </w:r>
+      <w:proofErr w:type="spellStart"/>
+      <w:r>
+        <w:t>aage</w:t>
+      </w:r>
+      <w:proofErr w:type="spellEnd"/>
+      <w:r>
+        <w:t xml:space="preserve"> </w:t>
+      </w:r>
+      <w:r>
+        <w:rPr>
+          <w:b/>
+          <w:bCs/>
+        </w:rPr>
+        <w:t>Colon (:)</w:t>
+      </w:r>
+      <w:r>
+        <w:t xml:space="preserve"> </w:t>
+      </w:r>
+      <w:proofErr w:type="spellStart"/>
+      <w:r>
+        <w:t>lagate</w:t>
+      </w:r>
+      <w:proofErr w:type="spellEnd"/>
+      <w:r>
+        <w:t xml:space="preserve"> hain. Colon </w:t>
+      </w:r>
+      <w:proofErr w:type="spellStart"/>
+      <w:r>
+        <w:t>ke</w:t>
+      </w:r>
+      <w:proofErr w:type="spellEnd"/>
+      <w:r>
+        <w:t xml:space="preserve"> </w:t>
+      </w:r>
+      <w:proofErr w:type="spellStart"/>
+      <w:r>
+        <w:t>baad</w:t>
+      </w:r>
+      <w:proofErr w:type="spellEnd"/>
+      <w:r>
+        <w:t xml:space="preserve"> </w:t>
+      </w:r>
+      <w:proofErr w:type="spellStart"/>
+      <w:r>
+        <w:t>aane</w:t>
+      </w:r>
+      <w:proofErr w:type="spellEnd"/>
+      <w:r>
+        <w:t xml:space="preserve"> </w:t>
+      </w:r>
+      <w:proofErr w:type="spellStart"/>
+      <w:r>
+        <w:t>wali</w:t>
+      </w:r>
+      <w:proofErr w:type="spellEnd"/>
+      <w:r>
+        <w:t xml:space="preserve"> indented lines us block ka part ban </w:t>
+      </w:r>
+      <w:proofErr w:type="spellStart"/>
+      <w:r>
+        <w:t>jaati</w:t>
+      </w:r>
+      <w:proofErr w:type="spellEnd"/>
+      <w:r>
+        <w:t xml:space="preserve"> hain.</w:t>
+      </w:r>
+    </w:p>
+    <w:p>
+      <w:pPr>
+        <w:rPr>
+          <w:b/>
+          <w:bCs/>
+        </w:rPr>
+      </w:pPr>
+      <w:r>
+        <w:rPr>
+          <w:b/>
+          <w:bCs/>
+        </w:rPr>
+        <w:t>Syntax Comparison:</w:t>
+      </w:r>
+    </w:p>
+    <w:p>
+      <w:pPr>
+        <w:rPr>
+          <w:b/>
+          <w:bCs/>
+        </w:rPr>
+      </w:pPr>
+      <w:r>
+        <w:rPr>
+          <w:b/>
+          <w:bCs/>
+        </w:rPr>
+        <w:t>C / C++ / Java (Curly Braces):</w:t>
+      </w:r>
+    </w:p>
+    <w:p>
+      <w:r>
+        <w:t>C++</w:t>
+      </w:r>
+    </w:p>
+    <w:p>
+      <w:r>
+        <w:t>if (x &gt; 5) {</w:t>
+      </w:r>
+    </w:p>
+    <w:p>
+      <w:r>
+        <w:t xml:space="preserve">    // Block 1</w:t>
+      </w:r>
+    </w:p>
+    <w:p>
+      <w:r>
+        <w:lastRenderedPageBreak/>
+        <w:t xml:space="preserve">    </w:t>
+      </w:r>
+      <w:proofErr w:type="spellStart"/>
+      <w:r>
+        <w:t>printf</w:t>
+      </w:r>
+      <w:proofErr w:type="spellEnd"/>
+      <w:r>
+        <w:t>("Hello");</w:t>
+      </w:r>
+    </w:p>
+    <w:p>
+      <w:r>
+        <w:t xml:space="preserve">    </w:t>
+      </w:r>
+      <w:proofErr w:type="spellStart"/>
+      <w:r>
+        <w:t>printf</w:t>
+      </w:r>
+      <w:proofErr w:type="spellEnd"/>
+      <w:r>
+        <w:t>("World");</w:t>
+      </w:r>
+    </w:p>
+    <w:p>
+      <w:r>
+        <w:t>} else {</w:t>
+      </w:r>
+    </w:p>
+    <w:p>
+      <w:r>
+        <w:t xml:space="preserve">    // Block 2</w:t>
+      </w:r>
+    </w:p>
+    <w:p>
+      <w:r>
+        <w:t xml:space="preserve">    </w:t>
+      </w:r>
+      <w:proofErr w:type="spellStart"/>
+      <w:r>
+        <w:t>printf</w:t>
+      </w:r>
+      <w:proofErr w:type="spellEnd"/>
+      <w:r>
+        <w:t>("Bye");</w:t>
+      </w:r>
+    </w:p>
+    <w:p>
+      <w:r>
+        <w:t>}</w:t>
+      </w:r>
+    </w:p>
+    <w:p>
+      <w:pPr>
+        <w:rPr>
+          <w:b/>
+          <w:bCs/>
+        </w:rPr>
+      </w:pPr>
+      <w:r>
+        <w:rPr>
+          <w:b/>
+          <w:bCs/>
+        </w:rPr>
+        <w:t>Python (Indentation):</w:t>
+      </w:r>
+    </w:p>
+    <w:p>
+      <w:r>
+        <w:t>Python</w:t>
+      </w:r>
+    </w:p>
+    <w:p>
+      <w:r>
+        <w:t>if x &gt; 5:</w:t>
+      </w:r>
+    </w:p>
+    <w:p>
+      <w:r>
+        <w:t xml:space="preserve">    # 4 Spaces / 1 Tab Indentation</w:t>
+      </w:r>
+    </w:p>
+    <w:p>
+      <w:r>
+        <w:t xml:space="preserve">    print("Hello")</w:t>
+      </w:r>
+    </w:p>
+    <w:p>
+      <w:r>
+        <w:t xml:space="preserve">    print("World")</w:t>
+      </w:r>
+    </w:p>
+    <w:p>
+      <w:r>
+        <w:t>else:</w:t>
+      </w:r>
+    </w:p>
+    <w:p>
+      <w:r>
+        <w:t xml:space="preserve">    print("Bye")</w:t>
+      </w:r>
+    </w:p>
+    <w:p>
+      <w:pPr>
+        <w:rPr>
+          <w:b/>
+          <w:bCs/>
+        </w:rPr>
+      </w:pPr>
+      <w:r>
+        <w:rPr>
+          <w:b/>
+          <w:bCs/>
+        </w:rPr>
+        <w:t xml:space="preserve">3. Standard Rules for Python Indentation (Very Important </w:t>
+      </w:r>
+      <w:r>
+        <w:rPr>
+          <w:rFonts w:ascii="Segoe UI Emoji" w:hAnsi="Segoe UI Emoji" w:cs="Segoe UI Emoji"/>
+          <w:b/>
+          <w:bCs/>
+        </w:rPr>
+        <w:t>⭐</w:t>
+      </w:r>
+      <w:r>
+        <w:rPr>
+          <w:b/>
+          <w:bCs/>
+        </w:rPr>
+        <w:t>)</w:t>
+      </w:r>
+    </w:p>
+    <w:p>
+      <w:pPr>
+        <w:numPr>
+          <w:ilvl w:val="0"/>
+          <w:numId w:val="66"/>
+        </w:numPr>
+      </w:pPr>
+      <w:r>
+        <w:rPr>
+          <w:b/>
+          <w:bCs/>
+        </w:rPr>
+        <w:t>Standard Space Count:</w:t>
+      </w:r>
+      <w:r>
+        <w:t xml:space="preserve"> PEP 8 (Python Style Guide) </w:t>
+      </w:r>
+      <w:proofErr w:type="spellStart"/>
+      <w:r>
+        <w:t>ke</w:t>
+      </w:r>
+      <w:proofErr w:type="spellEnd"/>
+      <w:r>
+        <w:t xml:space="preserve"> </w:t>
+      </w:r>
+      <w:proofErr w:type="spellStart"/>
+      <w:r>
+        <w:t>mutabiq</w:t>
+      </w:r>
+      <w:proofErr w:type="spellEnd"/>
+      <w:r>
+        <w:t xml:space="preserve"> </w:t>
+      </w:r>
+      <w:r>
+        <w:rPr>
+          <w:b/>
+          <w:bCs/>
+        </w:rPr>
+        <w:t>1 Level of Indentation = 4 Spaces (</w:t>
+      </w:r>
+      <w:proofErr w:type="spellStart"/>
+      <w:r>
+        <w:rPr>
+          <w:b/>
+          <w:bCs/>
+        </w:rPr>
+        <w:t>ya</w:t>
+      </w:r>
+      <w:proofErr w:type="spellEnd"/>
+      <w:r>
+        <w:rPr>
+          <w:b/>
+          <w:bCs/>
+        </w:rPr>
+        <w:t xml:space="preserve"> 1 Tab)</w:t>
+      </w:r>
+      <w:r>
+        <w:t xml:space="preserve"> </w:t>
+      </w:r>
+      <w:proofErr w:type="spellStart"/>
+      <w:r>
+        <w:t>hota</w:t>
+      </w:r>
+      <w:proofErr w:type="spellEnd"/>
+      <w:r>
+        <w:t xml:space="preserve"> </w:t>
+      </w:r>
+      <w:proofErr w:type="spellStart"/>
+      <w:r>
+        <w:t>hai</w:t>
+      </w:r>
+      <w:proofErr w:type="spellEnd"/>
+      <w:r>
+        <w:t>.</w:t>
+      </w:r>
+    </w:p>
+    <w:p>
+      <w:pPr>
+        <w:numPr>
+          <w:ilvl w:val="0"/>
+          <w:numId w:val="66"/>
+        </w:numPr>
+      </w:pPr>
+      <w:r>
+        <w:rPr>
+          <w:b/>
+          <w:bCs/>
+        </w:rPr>
+        <w:t>Consistency is Key:</w:t>
+      </w:r>
+      <w:r>
+        <w:t xml:space="preserve"> Ek hi code block </w:t>
+      </w:r>
+      <w:proofErr w:type="spellStart"/>
+      <w:r>
+        <w:t>ke</w:t>
+      </w:r>
+      <w:proofErr w:type="spellEnd"/>
+      <w:r>
+        <w:t xml:space="preserve"> </w:t>
+      </w:r>
+      <w:proofErr w:type="spellStart"/>
+      <w:r>
+        <w:t>andar</w:t>
+      </w:r>
+      <w:proofErr w:type="spellEnd"/>
+      <w:r>
+        <w:t xml:space="preserve"> </w:t>
+      </w:r>
+      <w:proofErr w:type="spellStart"/>
+      <w:r>
+        <w:t>saari</w:t>
+      </w:r>
+      <w:proofErr w:type="spellEnd"/>
+      <w:r>
+        <w:t xml:space="preserve"> lines ka </w:t>
+      </w:r>
+      <w:r>
+        <w:rPr>
+          <w:b/>
+          <w:bCs/>
+        </w:rPr>
+        <w:t>exact same level of whitespace</w:t>
+      </w:r>
+      <w:r>
+        <w:t xml:space="preserve"> </w:t>
+      </w:r>
+      <w:proofErr w:type="spellStart"/>
+      <w:r>
+        <w:t>hona</w:t>
+      </w:r>
+      <w:proofErr w:type="spellEnd"/>
+      <w:r>
+        <w:t xml:space="preserve"> </w:t>
+      </w:r>
+      <w:proofErr w:type="spellStart"/>
+      <w:r>
+        <w:t>chahiye</w:t>
+      </w:r>
+      <w:proofErr w:type="spellEnd"/>
+      <w:r>
+        <w:t>.</w:t>
+      </w:r>
+    </w:p>
+    <w:p>
+      <w:pPr>
+        <w:numPr>
+          <w:ilvl w:val="0"/>
+          <w:numId w:val="66"/>
+        </w:numPr>
+      </w:pPr>
+      <w:r>
+        <w:rPr>
+          <w:b/>
+          <w:bCs/>
+        </w:rPr>
+        <w:t>Never Mix Tabs and Spaces:</w:t>
+      </w:r>
+      <w:r>
+        <w:t xml:space="preserve"> Ya </w:t>
+      </w:r>
+      <w:proofErr w:type="spellStart"/>
+      <w:r>
+        <w:t>toh</w:t>
+      </w:r>
+      <w:proofErr w:type="spellEnd"/>
+      <w:r>
+        <w:t xml:space="preserve"> </w:t>
+      </w:r>
+      <w:proofErr w:type="spellStart"/>
+      <w:r>
+        <w:t>har</w:t>
+      </w:r>
+      <w:proofErr w:type="spellEnd"/>
+      <w:r>
+        <w:t xml:space="preserve"> </w:t>
+      </w:r>
+      <w:proofErr w:type="spellStart"/>
+      <w:r>
+        <w:t>jagah</w:t>
+      </w:r>
+      <w:proofErr w:type="spellEnd"/>
+      <w:r>
+        <w:t xml:space="preserve"> Tab key ka use karo </w:t>
+      </w:r>
+      <w:proofErr w:type="spellStart"/>
+      <w:r>
+        <w:t>ya</w:t>
+      </w:r>
+      <w:proofErr w:type="spellEnd"/>
+      <w:r>
+        <w:t xml:space="preserve"> fir Spacebar ka. Dono ko mix </w:t>
+      </w:r>
+      <w:proofErr w:type="spellStart"/>
+      <w:r>
+        <w:t>karne</w:t>
+      </w:r>
+      <w:proofErr w:type="spellEnd"/>
+      <w:r>
+        <w:t xml:space="preserve"> par Python error </w:t>
+      </w:r>
+      <w:proofErr w:type="spellStart"/>
+      <w:r>
+        <w:t>dega</w:t>
+      </w:r>
+      <w:proofErr w:type="spellEnd"/>
+      <w:r>
+        <w:t>.</w:t>
+      </w:r>
+    </w:p>
+    <w:p>
+      <w:pPr>
+        <w:numPr>
+          <w:ilvl w:val="0"/>
+          <w:numId w:val="66"/>
+        </w:numPr>
+      </w:pPr>
+      <w:r>
+        <w:rPr>
+          <w:b/>
+          <w:bCs/>
+        </w:rPr>
+        <w:t>Best Practice Rule:</w:t>
+      </w:r>
+      <w:r>
+        <w:t xml:space="preserve"> Hamesha keyboard ki </w:t>
+      </w:r>
+      <w:r>
+        <w:rPr>
+          <w:b/>
+          <w:bCs/>
+        </w:rPr>
+        <w:t>Tab key</w:t>
+      </w:r>
+      <w:r>
+        <w:t xml:space="preserve"> ka </w:t>
+      </w:r>
+      <w:proofErr w:type="gramStart"/>
+      <w:r>
+        <w:t>use</w:t>
+      </w:r>
+      <w:proofErr w:type="gramEnd"/>
+      <w:r>
+        <w:t xml:space="preserve"> </w:t>
+      </w:r>
+      <w:proofErr w:type="spellStart"/>
+      <w:r>
+        <w:t>karein</w:t>
+      </w:r>
+      <w:proofErr w:type="spellEnd"/>
+      <w:r>
+        <w:t xml:space="preserve">, spacebar </w:t>
+      </w:r>
+      <w:proofErr w:type="spellStart"/>
+      <w:r>
+        <w:t>daba</w:t>
+      </w:r>
+      <w:proofErr w:type="spellEnd"/>
+      <w:r>
+        <w:t xml:space="preserve"> </w:t>
+      </w:r>
+      <w:proofErr w:type="spellStart"/>
+      <w:r>
+        <w:t>kar</w:t>
+      </w:r>
+      <w:proofErr w:type="spellEnd"/>
+      <w:r>
+        <w:t xml:space="preserve"> manually spaces dene ki </w:t>
+      </w:r>
+      <w:proofErr w:type="spellStart"/>
+      <w:r>
+        <w:t>galti</w:t>
+      </w:r>
+      <w:proofErr w:type="spellEnd"/>
+      <w:r>
+        <w:t xml:space="preserve"> </w:t>
+      </w:r>
+      <w:proofErr w:type="spellStart"/>
+      <w:r>
+        <w:t>na</w:t>
+      </w:r>
+      <w:proofErr w:type="spellEnd"/>
+      <w:r>
+        <w:t xml:space="preserve"> </w:t>
+      </w:r>
+      <w:proofErr w:type="spellStart"/>
+      <w:r>
+        <w:t>karein</w:t>
+      </w:r>
+      <w:proofErr w:type="spellEnd"/>
+      <w:r>
+        <w:t>.</w:t>
+      </w:r>
+    </w:p>
+    <w:p>
+      <w:pPr>
+        <w:rPr>
+          <w:b/>
+          <w:bCs/>
+        </w:rPr>
+      </w:pPr>
+      <w:r>
+        <w:rPr>
+          <w:b/>
+          <w:bCs/>
+        </w:rPr>
+        <w:t>4. Common Indentation Errors in Python</w:t>
+      </w:r>
+    </w:p>
+    <w:p>
+      <w:r>
+        <w:t xml:space="preserve">Jab indentation </w:t>
+      </w:r>
+      <w:proofErr w:type="spellStart"/>
+      <w:r>
+        <w:t>galat</w:t>
+      </w:r>
+      <w:proofErr w:type="spellEnd"/>
+      <w:r>
+        <w:t xml:space="preserve"> </w:t>
+      </w:r>
+      <w:proofErr w:type="spellStart"/>
+      <w:r>
+        <w:t>hoti</w:t>
+      </w:r>
+      <w:proofErr w:type="spellEnd"/>
+      <w:r>
+        <w:t xml:space="preserve"> </w:t>
+      </w:r>
+      <w:proofErr w:type="spellStart"/>
+      <w:r>
+        <w:t>hai</w:t>
+      </w:r>
+      <w:proofErr w:type="spellEnd"/>
+      <w:r>
+        <w:t xml:space="preserve">, </w:t>
+      </w:r>
+      <w:proofErr w:type="spellStart"/>
+      <w:r>
+        <w:t>toh</w:t>
+      </w:r>
+      <w:proofErr w:type="spellEnd"/>
+      <w:r>
+        <w:t xml:space="preserve"> Python do </w:t>
+      </w:r>
+      <w:proofErr w:type="spellStart"/>
+      <w:r>
+        <w:t>tarah</w:t>
+      </w:r>
+      <w:proofErr w:type="spellEnd"/>
+      <w:r>
+        <w:t xml:space="preserve"> </w:t>
+      </w:r>
+      <w:proofErr w:type="spellStart"/>
+      <w:r>
+        <w:t>ke</w:t>
+      </w:r>
+      <w:proofErr w:type="spellEnd"/>
+      <w:r>
+        <w:t xml:space="preserve"> errors throw </w:t>
+      </w:r>
+      <w:proofErr w:type="spellStart"/>
+      <w:r>
+        <w:t>karta</w:t>
+      </w:r>
+      <w:proofErr w:type="spellEnd"/>
+      <w:r>
+        <w:t xml:space="preserve"> </w:t>
+      </w:r>
+      <w:proofErr w:type="spellStart"/>
+      <w:r>
+        <w:t>hai</w:t>
+      </w:r>
+      <w:proofErr w:type="spellEnd"/>
+      <w:r>
+        <w:t>:</w:t>
+      </w:r>
+    </w:p>
+    <w:p>
+      <w:pPr>
+        <w:rPr>
+          <w:b/>
+          <w:bCs/>
+        </w:rPr>
+      </w:pPr>
+      <w:r>
+        <w:rPr>
+          <w:b/>
+          <w:bCs/>
+        </w:rPr>
+        <w:t xml:space="preserve">A. </w:t>
+      </w:r>
+      <w:proofErr w:type="spellStart"/>
+      <w:r>
+        <w:rPr>
+          <w:b/>
+          <w:bCs/>
+        </w:rPr>
+        <w:t>IndentationError</w:t>
+      </w:r>
+      <w:proofErr w:type="spellEnd"/>
+      <w:r>
+        <w:rPr>
+          <w:b/>
+          <w:bCs/>
+        </w:rPr>
+        <w:t>: expected an indented block</w:t>
+      </w:r>
+    </w:p>
+    <w:p>
+      <w:r>
+        <w:t xml:space="preserve">Yeh tab </w:t>
+      </w:r>
+      <w:proofErr w:type="spellStart"/>
+      <w:r>
+        <w:t>aata</w:t>
+      </w:r>
+      <w:proofErr w:type="spellEnd"/>
+      <w:r>
+        <w:t xml:space="preserve"> </w:t>
+      </w:r>
+      <w:proofErr w:type="spellStart"/>
+      <w:r>
+        <w:t>hai</w:t>
+      </w:r>
+      <w:proofErr w:type="spellEnd"/>
+      <w:r>
+        <w:t xml:space="preserve"> jab </w:t>
+      </w:r>
+      <w:proofErr w:type="spellStart"/>
+      <w:proofErr w:type="gramStart"/>
+      <w:r>
+        <w:t>aap</w:t>
+      </w:r>
+      <w:proofErr w:type="spellEnd"/>
+      <w:r>
+        <w:t xml:space="preserve"> :</w:t>
+      </w:r>
+      <w:proofErr w:type="gramEnd"/>
+      <w:r>
+        <w:t xml:space="preserve"> (colon) </w:t>
+      </w:r>
+      <w:proofErr w:type="spellStart"/>
+      <w:r>
+        <w:t>ke</w:t>
+      </w:r>
+      <w:proofErr w:type="spellEnd"/>
+      <w:r>
+        <w:t xml:space="preserve"> </w:t>
+      </w:r>
+      <w:proofErr w:type="spellStart"/>
+      <w:r>
+        <w:t>baad</w:t>
+      </w:r>
+      <w:proofErr w:type="spellEnd"/>
+      <w:r>
+        <w:t xml:space="preserve"> </w:t>
+      </w:r>
+      <w:proofErr w:type="spellStart"/>
+      <w:r>
+        <w:t>agli</w:t>
+      </w:r>
+      <w:proofErr w:type="spellEnd"/>
+      <w:r>
+        <w:t xml:space="preserve"> line </w:t>
+      </w:r>
+      <w:proofErr w:type="spellStart"/>
+      <w:r>
+        <w:t>mein</w:t>
+      </w:r>
+      <w:proofErr w:type="spellEnd"/>
+      <w:r>
+        <w:t xml:space="preserve"> indentation </w:t>
+      </w:r>
+      <w:proofErr w:type="spellStart"/>
+      <w:r>
+        <w:t>dena</w:t>
+      </w:r>
+      <w:proofErr w:type="spellEnd"/>
+      <w:r>
+        <w:t xml:space="preserve"> </w:t>
+      </w:r>
+      <w:proofErr w:type="spellStart"/>
+      <w:r>
+        <w:t>bhool</w:t>
+      </w:r>
+      <w:proofErr w:type="spellEnd"/>
+      <w:r>
+        <w:t xml:space="preserve"> </w:t>
+      </w:r>
+      <w:proofErr w:type="spellStart"/>
+      <w:r>
+        <w:t>jaate</w:t>
+      </w:r>
+      <w:proofErr w:type="spellEnd"/>
+      <w:r>
+        <w:t xml:space="preserve"> hain.</w:t>
+      </w:r>
+    </w:p>
+    <w:p>
+      <w:r>
+        <w:t>Python</w:t>
+      </w:r>
+    </w:p>
+    <w:p>
+      <w:r>
+        <w:t xml:space="preserve"># </w:t>
+      </w:r>
+      <w:r>
+        <w:rPr>
+          <w:rFonts w:ascii="Segoe UI Emoji" w:hAnsi="Segoe UI Emoji" w:cs="Segoe UI Emoji"/>
+        </w:rPr>
+        <w:t>❌</w:t>
+      </w:r>
+      <w:r>
+        <w:t xml:space="preserve"> Incorrect Code:</w:t>
+      </w:r>
+    </w:p>
+    <w:p>
+      <w:r>
+        <w:t>if 5 &gt; 2:</w:t>
+      </w:r>
+    </w:p>
+    <w:p>
+      <w:proofErr w:type="gramStart"/>
+      <w:r>
+        <w:t>print(</w:t>
+      </w:r>
+      <w:proofErr w:type="gramEnd"/>
+      <w:r>
+        <w:t xml:space="preserve">"Five is greater than two!")  # </w:t>
+      </w:r>
+      <w:proofErr w:type="spellStart"/>
+      <w:r>
+        <w:t>IndentationError</w:t>
+      </w:r>
+      <w:proofErr w:type="spellEnd"/>
+      <w:r>
+        <w:t>!</w:t>
+      </w:r>
+    </w:p>
+    <w:p/>
+    <w:p>
+      <w:r>
+        <w:t xml:space="preserve"># </w:t>
+      </w:r>
+      <w:r>
+        <w:rPr>
+          <w:rFonts w:ascii="Segoe UI Emoji" w:hAnsi="Segoe UI Emoji" w:cs="Segoe UI Emoji"/>
+        </w:rPr>
+        <w:t>✅</w:t>
+      </w:r>
+      <w:r>
+        <w:t xml:space="preserve"> Correct Code:</w:t>
+      </w:r>
+    </w:p>
+    <w:p>
+      <w:r>
+        <w:t>if 5 &gt; 2:</w:t>
+      </w:r>
+    </w:p>
+    <w:p>
+      <w:r>
+        <w:lastRenderedPageBreak/>
+        <w:t xml:space="preserve">    </w:t>
+      </w:r>
+      <w:proofErr w:type="gramStart"/>
+      <w:r>
+        <w:t>print(</w:t>
+      </w:r>
+      <w:proofErr w:type="gramEnd"/>
+      <w:r>
+        <w:t>"Five is greater than two!")</w:t>
+      </w:r>
+    </w:p>
+    <w:p>
+      <w:pPr>
+        <w:rPr>
+          <w:b/>
+          <w:bCs/>
+        </w:rPr>
+      </w:pPr>
+      <w:r>
+        <w:rPr>
+          <w:b/>
+          <w:bCs/>
+        </w:rPr>
+        <w:t xml:space="preserve">B. </w:t>
+      </w:r>
+      <w:proofErr w:type="spellStart"/>
+      <w:r>
+        <w:rPr>
+          <w:b/>
+          <w:bCs/>
+        </w:rPr>
+        <w:t>IndentationError</w:t>
+      </w:r>
+      <w:proofErr w:type="spellEnd"/>
+      <w:r>
+        <w:rPr>
+          <w:b/>
+          <w:bCs/>
+        </w:rPr>
+        <w:t>: unexpected indent</w:t>
+      </w:r>
+    </w:p>
+    <w:p>
+      <w:r>
+        <w:t xml:space="preserve">Yeh tab </w:t>
+      </w:r>
+      <w:proofErr w:type="spellStart"/>
+      <w:r>
+        <w:t>aata</w:t>
+      </w:r>
+      <w:proofErr w:type="spellEnd"/>
+      <w:r>
+        <w:t xml:space="preserve"> </w:t>
+      </w:r>
+      <w:proofErr w:type="spellStart"/>
+      <w:r>
+        <w:t>hai</w:t>
+      </w:r>
+      <w:proofErr w:type="spellEnd"/>
+      <w:r>
+        <w:t xml:space="preserve"> jab </w:t>
+      </w:r>
+      <w:proofErr w:type="spellStart"/>
+      <w:r>
+        <w:t>aap</w:t>
+      </w:r>
+      <w:proofErr w:type="spellEnd"/>
+      <w:r>
+        <w:t xml:space="preserve"> </w:t>
+      </w:r>
+      <w:proofErr w:type="spellStart"/>
+      <w:r>
+        <w:t>bina</w:t>
+      </w:r>
+      <w:proofErr w:type="spellEnd"/>
+      <w:r>
+        <w:t xml:space="preserve"> </w:t>
+      </w:r>
+      <w:proofErr w:type="spellStart"/>
+      <w:r>
+        <w:t>kisi</w:t>
+      </w:r>
+      <w:proofErr w:type="spellEnd"/>
+      <w:r>
+        <w:t xml:space="preserve"> block structure (</w:t>
+      </w:r>
+      <w:proofErr w:type="spellStart"/>
+      <w:r>
+        <w:t>jaise</w:t>
+      </w:r>
+      <w:proofErr w:type="spellEnd"/>
+      <w:r>
+        <w:t xml:space="preserve"> normal statement) </w:t>
+      </w:r>
+      <w:proofErr w:type="spellStart"/>
+      <w:r>
+        <w:t>ke</w:t>
+      </w:r>
+      <w:proofErr w:type="spellEnd"/>
+      <w:r>
+        <w:t xml:space="preserve"> </w:t>
+      </w:r>
+      <w:proofErr w:type="spellStart"/>
+      <w:r>
+        <w:t>aage</w:t>
+      </w:r>
+      <w:proofErr w:type="spellEnd"/>
+      <w:r>
+        <w:t xml:space="preserve"> </w:t>
+      </w:r>
+      <w:proofErr w:type="spellStart"/>
+      <w:r>
+        <w:t>bina</w:t>
+      </w:r>
+      <w:proofErr w:type="spellEnd"/>
+      <w:r>
+        <w:t xml:space="preserve"> </w:t>
+      </w:r>
+      <w:proofErr w:type="spellStart"/>
+      <w:r>
+        <w:t>wajah</w:t>
+      </w:r>
+      <w:proofErr w:type="spellEnd"/>
+      <w:r>
+        <w:t xml:space="preserve"> space/tab </w:t>
+      </w:r>
+      <w:proofErr w:type="spellStart"/>
+      <w:r>
+        <w:t>laga</w:t>
+      </w:r>
+      <w:proofErr w:type="spellEnd"/>
+      <w:r>
+        <w:t xml:space="preserve"> </w:t>
+      </w:r>
+      <w:proofErr w:type="spellStart"/>
+      <w:r>
+        <w:t>dete</w:t>
+      </w:r>
+      <w:proofErr w:type="spellEnd"/>
+      <w:r>
+        <w:t xml:space="preserve"> hain.</w:t>
+      </w:r>
+    </w:p>
+    <w:p>
+      <w:r>
+        <w:t>Python</w:t>
+      </w:r>
+    </w:p>
+    <w:p>
+      <w:r>
+        <w:t xml:space="preserve"># </w:t>
+      </w:r>
+      <w:r>
+        <w:rPr>
+          <w:rFonts w:ascii="Segoe UI Emoji" w:hAnsi="Segoe UI Emoji" w:cs="Segoe UI Emoji"/>
+        </w:rPr>
+        <w:t>❌</w:t>
+      </w:r>
+      <w:r>
+        <w:t xml:space="preserve"> Incorrect Code:</w:t>
+      </w:r>
+    </w:p>
+    <w:p>
+      <w:r>
+        <w:t>x = 5</w:t>
+      </w:r>
+    </w:p>
+    <w:p>
+      <w:r>
+        <w:t xml:space="preserve">  print(x</w:t>
+      </w:r>
+      <w:proofErr w:type="gramStart"/>
+      <w:r>
+        <w:t>)  #</w:t>
+      </w:r>
+      <w:proofErr w:type="gramEnd"/>
+      <w:r>
+        <w:t xml:space="preserve"> Unexpected Indent Error!</w:t>
+      </w:r>
+    </w:p>
+    <w:p/>
+    <w:p>
+      <w:r>
+        <w:t xml:space="preserve"># </w:t>
+      </w:r>
+      <w:r>
+        <w:rPr>
+          <w:rFonts w:ascii="Segoe UI Emoji" w:hAnsi="Segoe UI Emoji" w:cs="Segoe UI Emoji"/>
+        </w:rPr>
+        <w:t>✅</w:t>
+      </w:r>
+      <w:r>
+        <w:t xml:space="preserve"> Correct Code:</w:t>
+      </w:r>
+    </w:p>
+    <w:p>
+      <w:r>
+        <w:t>x = 5</w:t>
+      </w:r>
+    </w:p>
+    <w:p>
+      <w:r>
+        <w:t>print(x)</w:t>
+      </w:r>
+    </w:p>
+    <w:p>
+      <w:pPr>
+        <w:rPr>
+          <w:b/>
+          <w:bCs/>
+        </w:rPr>
+      </w:pPr>
+      <w:r>
+        <w:rPr>
+          <w:b/>
+          <w:bCs/>
+        </w:rPr>
+        <w:t xml:space="preserve">C. </w:t>
+      </w:r>
+      <w:proofErr w:type="spellStart"/>
+      <w:r>
+        <w:rPr>
+          <w:b/>
+          <w:bCs/>
+        </w:rPr>
+        <w:t>IndentationError</w:t>
+      </w:r>
+      <w:proofErr w:type="spellEnd"/>
+      <w:r>
+        <w:rPr>
+          <w:b/>
+          <w:bCs/>
+        </w:rPr>
+        <w:t>: unindent does not match any outer indentation level</w:t>
+      </w:r>
+    </w:p>
+    <w:p>
+      <w:r>
+        <w:t xml:space="preserve">Yeh tab </w:t>
+      </w:r>
+      <w:proofErr w:type="spellStart"/>
+      <w:r>
+        <w:t>aata</w:t>
+      </w:r>
+      <w:proofErr w:type="spellEnd"/>
+      <w:r>
+        <w:t xml:space="preserve"> </w:t>
+      </w:r>
+      <w:proofErr w:type="spellStart"/>
+      <w:r>
+        <w:t>hai</w:t>
+      </w:r>
+      <w:proofErr w:type="spellEnd"/>
+      <w:r>
+        <w:t xml:space="preserve"> jab ek hi block ki </w:t>
+      </w:r>
+      <w:proofErr w:type="spellStart"/>
+      <w:r>
+        <w:t>alag-alag</w:t>
+      </w:r>
+      <w:proofErr w:type="spellEnd"/>
+      <w:r>
+        <w:t xml:space="preserve"> lines </w:t>
+      </w:r>
+      <w:proofErr w:type="spellStart"/>
+      <w:r>
+        <w:t>mein</w:t>
+      </w:r>
+      <w:proofErr w:type="spellEnd"/>
+      <w:r>
+        <w:t xml:space="preserve"> spaces ki </w:t>
+      </w:r>
+      <w:proofErr w:type="spellStart"/>
+      <w:r>
+        <w:t>ginti</w:t>
+      </w:r>
+      <w:proofErr w:type="spellEnd"/>
+      <w:r>
+        <w:t xml:space="preserve"> mismatch </w:t>
+      </w:r>
+      <w:proofErr w:type="spellStart"/>
+      <w:r>
+        <w:t>ho</w:t>
+      </w:r>
+      <w:proofErr w:type="spellEnd"/>
+      <w:r>
+        <w:t xml:space="preserve"> </w:t>
+      </w:r>
+      <w:proofErr w:type="spellStart"/>
+      <w:r>
+        <w:t>jaaye</w:t>
+      </w:r>
+      <w:proofErr w:type="spellEnd"/>
+      <w:r>
+        <w:t>.</w:t>
+      </w:r>
+    </w:p>
+    <w:p>
+      <w:r>
+        <w:t>Python</w:t>
+      </w:r>
+    </w:p>
+    <w:p>
+      <w:r>
+        <w:t xml:space="preserve"># </w:t>
+      </w:r>
+      <w:r>
+        <w:rPr>
+          <w:rFonts w:ascii="Segoe UI Emoji" w:hAnsi="Segoe UI Emoji" w:cs="Segoe UI Emoji"/>
+        </w:rPr>
+        <w:t>❌</w:t>
+      </w:r>
+      <w:r>
+        <w:t xml:space="preserve"> Incorrect Code:</w:t>
+      </w:r>
+    </w:p>
+    <w:p>
+      <w:r>
+        <w:t>if True:</w:t>
+      </w:r>
+    </w:p>
+    <w:p>
+      <w:r>
+        <w:t xml:space="preserve">    </w:t>
+      </w:r>
+      <w:proofErr w:type="gramStart"/>
+      <w:r>
+        <w:t>print(</w:t>
+      </w:r>
+      <w:proofErr w:type="gramEnd"/>
+      <w:r>
+        <w:t>"Line 1</w:t>
+      </w:r>
+      <w:proofErr w:type="gramStart"/>
+      <w:r>
+        <w:t>")  #</w:t>
+      </w:r>
+      <w:proofErr w:type="gramEnd"/>
+      <w:r>
+        <w:t xml:space="preserve"> 4 Spaces</w:t>
+      </w:r>
+    </w:p>
+    <w:p>
+      <w:r>
+        <w:t xml:space="preserve">   </w:t>
+      </w:r>
+      <w:proofErr w:type="gramStart"/>
+      <w:r>
+        <w:t>print(</w:t>
+      </w:r>
+      <w:proofErr w:type="gramEnd"/>
+      <w:r>
+        <w:t>"Line 2</w:t>
+      </w:r>
+      <w:proofErr w:type="gramStart"/>
+      <w:r>
+        <w:t xml:space="preserve">")   </w:t>
+      </w:r>
+      <w:proofErr w:type="gramEnd"/>
+      <w:r>
+        <w:t># 3 Spaces -&gt; ERROR!</w:t>
+      </w:r>
+    </w:p>
+    <w:p>
+      <w:pPr>
+        <w:rPr>
+          <w:b/>
+          <w:bCs/>
+        </w:rPr>
+      </w:pPr>
+      <w:r>
+        <w:rPr>
+          <w:b/>
+          <w:bCs/>
+        </w:rPr>
+        <w:t>5. Nested Indentation (Multiple Levels)</w:t>
+      </w:r>
+    </w:p>
+    <w:p>
+      <w:r>
+        <w:t xml:space="preserve">Jab ek block </w:t>
+      </w:r>
+      <w:proofErr w:type="spellStart"/>
+      <w:r>
+        <w:t>ke</w:t>
+      </w:r>
+      <w:proofErr w:type="spellEnd"/>
+      <w:r>
+        <w:t xml:space="preserve"> </w:t>
+      </w:r>
+      <w:proofErr w:type="spellStart"/>
+      <w:r>
+        <w:t>andar</w:t>
+      </w:r>
+      <w:proofErr w:type="spellEnd"/>
+      <w:r>
+        <w:t xml:space="preserve"> doosra block </w:t>
+      </w:r>
+      <w:proofErr w:type="spellStart"/>
+      <w:r>
+        <w:t>aata</w:t>
+      </w:r>
+      <w:proofErr w:type="spellEnd"/>
+      <w:r>
+        <w:t xml:space="preserve"> </w:t>
+      </w:r>
+      <w:proofErr w:type="spellStart"/>
+      <w:r>
+        <w:t>hai</w:t>
+      </w:r>
+      <w:proofErr w:type="spellEnd"/>
+      <w:r>
+        <w:t xml:space="preserve"> (</w:t>
+      </w:r>
+      <w:proofErr w:type="spellStart"/>
+      <w:r>
+        <w:t>jaise</w:t>
+      </w:r>
+      <w:proofErr w:type="spellEnd"/>
+      <w:r>
+        <w:t xml:space="preserve"> Nested if), </w:t>
+      </w:r>
+      <w:proofErr w:type="spellStart"/>
+      <w:r>
+        <w:t>toh</w:t>
+      </w:r>
+      <w:proofErr w:type="spellEnd"/>
+      <w:r>
+        <w:t xml:space="preserve"> indentation ka level </w:t>
+      </w:r>
+      <w:proofErr w:type="spellStart"/>
+      <w:r>
+        <w:t>badhta</w:t>
+      </w:r>
+      <w:proofErr w:type="spellEnd"/>
+      <w:r>
+        <w:t xml:space="preserve"> </w:t>
+      </w:r>
+      <w:proofErr w:type="spellStart"/>
+      <w:r>
+        <w:t>jata</w:t>
+      </w:r>
+      <w:proofErr w:type="spellEnd"/>
+      <w:r>
+        <w:t xml:space="preserve"> </w:t>
+      </w:r>
+      <w:proofErr w:type="spellStart"/>
+      <w:r>
+        <w:t>hai</w:t>
+      </w:r>
+      <w:proofErr w:type="spellEnd"/>
+      <w:r>
+        <w:t xml:space="preserve"> (4 spaces </w:t>
+      </w:r>
+      <m:oMath>
+        <m:r>
+          <w:rPr>
+            <w:rFonts w:ascii="Cambria Math" w:hAnsi="Cambria Math"/>
+          </w:rPr>
+          <m:t>→</m:t>
+        </m:r>
+      </m:oMath>
+      <w:r>
+        <w:t xml:space="preserve"> 8 spaces </w:t>
+      </w:r>
+      <m:oMath>
+        <m:r>
+          <w:rPr>
+            <w:rFonts w:ascii="Cambria Math" w:hAnsi="Cambria Math"/>
+          </w:rPr>
+          <m:t>→</m:t>
+        </m:r>
+      </m:oMath>
+      <w:r>
+        <w:t xml:space="preserve"> 12 spaces).</w:t>
+      </w:r>
+    </w:p>
+    <w:p>
+      <w:r>
+        <w:t>Python</w:t>
+      </w:r>
+    </w:p>
+    <w:p>
+      <w:proofErr w:type="spellStart"/>
+      <w:r>
+        <w:t>num</w:t>
+      </w:r>
+      <w:proofErr w:type="spellEnd"/>
+      <w:r>
+        <w:t xml:space="preserve"> = 10</w:t>
+      </w:r>
+    </w:p>
+    <w:p/>
+    <w:p>
+      <w:r>
+        <w:t xml:space="preserve">if </w:t>
+      </w:r>
+      <w:proofErr w:type="spellStart"/>
+      <w:r>
+        <w:t>num</w:t>
+      </w:r>
+      <w:proofErr w:type="spellEnd"/>
+      <w:r>
+        <w:t xml:space="preserve"> &gt; 0:</w:t>
+      </w:r>
+    </w:p>
+    <w:p>
+      <w:r>
+        <w:t xml:space="preserve">    # Level 1 Indentation (4 Spaces / 1 Tab)</w:t>
+      </w:r>
+    </w:p>
+    <w:p>
+      <w:r>
+        <w:t xml:space="preserve">    </w:t>
+      </w:r>
+      <w:proofErr w:type="gramStart"/>
+      <w:r>
+        <w:t>print(</w:t>
+      </w:r>
+      <w:proofErr w:type="gramEnd"/>
+      <w:r>
+        <w:t>"Positive Number")</w:t>
+      </w:r>
+    </w:p>
+    <w:p>
+      <w:r>
+        <w:t xml:space="preserve">    </w:t>
+      </w:r>
+    </w:p>
+    <w:p>
+      <w:r>
+        <w:t xml:space="preserve">    if </w:t>
+      </w:r>
+      <w:proofErr w:type="spellStart"/>
+      <w:r>
+        <w:t>num</w:t>
+      </w:r>
+      <w:proofErr w:type="spellEnd"/>
+      <w:r>
+        <w:t xml:space="preserve"> % 2 == 0:</w:t>
+      </w:r>
+    </w:p>
+    <w:p>
+      <w:r>
+        <w:t xml:space="preserve">        # Level 2 Indentation (8 Spaces / 2 Tabs)</w:t>
+      </w:r>
+    </w:p>
+    <w:p>
+      <w:r>
+        <w:t xml:space="preserve">        </w:t>
+      </w:r>
+      <w:proofErr w:type="gramStart"/>
+      <w:r>
+        <w:t>print(</w:t>
+      </w:r>
+      <w:proofErr w:type="gramEnd"/>
+      <w:r>
+        <w:t>"Even Number")</w:t>
+      </w:r>
+    </w:p>
+    <w:p>
+      <w:r>
+        <w:t xml:space="preserve">    else:</w:t>
+      </w:r>
+    </w:p>
+    <w:p>
+      <w:r>
+        <w:t xml:space="preserve">        # Level 2 Indentation</w:t>
+      </w:r>
+    </w:p>
+    <w:p>
+      <w:r>
+        <w:lastRenderedPageBreak/>
+        <w:t xml:space="preserve">        </w:t>
+      </w:r>
+      <w:proofErr w:type="gramStart"/>
+      <w:r>
+        <w:t>print(</w:t>
+      </w:r>
+      <w:proofErr w:type="gramEnd"/>
+      <w:r>
+        <w:t>"Odd Number")</w:t>
+      </w:r>
+    </w:p>
+    <w:p/>
+    <w:p>
+      <w:r>
+        <w:t>else:</w:t>
+      </w:r>
+    </w:p>
+    <w:p>
+      <w:r>
+        <w:t xml:space="preserve">    # Back to Root Level (0 Spaces)</w:t>
+      </w:r>
+    </w:p>
+    <w:p>
+      <w:r>
+        <w:t xml:space="preserve">    </w:t>
+      </w:r>
+      <w:proofErr w:type="gramStart"/>
+      <w:r>
+        <w:t>print(</w:t>
+      </w:r>
+      <w:proofErr w:type="gramEnd"/>
+      <w:r>
+        <w:t>"Negative Number or Zero")</w:t>
+      </w:r>
+    </w:p>
+    <w:p>
+      <w:pPr>
+        <w:rPr>
+          <w:b/>
+          <w:bCs/>
+        </w:rPr>
+      </w:pPr>
+      <w:r>
+        <w:rPr>
+          <w:rFonts w:ascii="Segoe UI Emoji" w:hAnsi="Segoe UI Emoji" w:cs="Segoe UI Emoji"/>
+          <w:b/>
+          <w:bCs/>
+        </w:rPr>
+        <w:t>💡</w:t>
+      </w:r>
+      <w:r>
+        <w:rPr>
+          <w:b/>
+          <w:bCs/>
+        </w:rPr>
+        <w:t xml:space="preserve"> Quick Summary Table for Notes:</w:t>
+      </w:r>
+    </w:p>
+    <w:tbl>
+      <w:tblPr>
+        <w:tblW w:w="0" w:type="auto"/>
+        <w:tblCellSpacing w:w="15" w:type="dxa"/>
+        <w:tblCellMar>
+          <w:top w:w="15" w:type="dxa"/>
+          <w:left w:w="15" w:type="dxa"/>
+          <w:bottom w:w="15" w:type="dxa"/>
+          <w:right w:w="15" w:type="dxa"/>
+        </w:tblCellMar>
+        <w:tblLook w:val="04A0" w:firstRow="1" w:lastRow="0" w:firstColumn="1" w:lastColumn="0" w:noHBand="0" w:noVBand="1"/>
+      </w:tblPr>
+      <w:tblGrid>
+        <w:gridCol w:w="2743"/>
+        <w:gridCol w:w="3166"/>
+        <w:gridCol w:w="2709"/>
+      </w:tblGrid>
+      <w:tr>
+        <w:trPr>
+          <w:tblHeader/>
+          <w:tblCellSpacing w:w="15" w:type="dxa"/>
+        </w:trPr>
+        <w:tc>
+          <w:tcPr>
+            <w:tcW w:w="0" w:type="auto"/>
+            <w:tcBorders>
+              <w:top w:val="single" w:sz="6" w:space="0" w:color="C4C7C5"/>
+              <w:left w:val="single" w:sz="6" w:space="0" w:color="C4C7C5"/>
+              <w:bottom w:val="single" w:sz="6" w:space="0" w:color="C4C7C5"/>
+              <w:right w:val="single" w:sz="6" w:space="0" w:color="C4C7C5"/>
+            </w:tcBorders>
+            <w:tcMar>
+              <w:top w:w="120" w:type="dxa"/>
+              <w:left w:w="180" w:type="dxa"/>
+              <w:bottom w:w="120" w:type="dxa"/>
+              <w:right w:w="180" w:type="dxa"/>
+            </w:tcMar>
+            <w:vAlign w:val="center"/>
+            <w:hideMark/>
+          </w:tcPr>
+          <w:p>
+            <w:r>
+              <w:rPr>
+                <w:b/>
+                <w:bCs/>
+              </w:rPr>
+              <w:t>Feature</w:t>
+            </w:r>
+          </w:p>
+        </w:tc>
+        <w:tc>
+          <w:tcPr>
+            <w:tcW w:w="0" w:type="auto"/>
+            <w:tcBorders>
+              <w:top w:val="single" w:sz="6" w:space="0" w:color="C4C7C5"/>
+              <w:left w:val="single" w:sz="6" w:space="0" w:color="C4C7C5"/>
+              <w:bottom w:val="single" w:sz="6" w:space="0" w:color="C4C7C5"/>
+              <w:right w:val="single" w:sz="6" w:space="0" w:color="C4C7C5"/>
+            </w:tcBorders>
+            <w:tcMar>
+              <w:top w:w="120" w:type="dxa"/>
+              <w:left w:w="180" w:type="dxa"/>
+              <w:bottom w:w="120" w:type="dxa"/>
+              <w:right w:w="180" w:type="dxa"/>
+            </w:tcMar>
+            <w:vAlign w:val="center"/>
+            <w:hideMark/>
+          </w:tcPr>
+          <w:p>
+            <w:r>
+              <w:rPr>
+                <w:b/>
+                <w:bCs/>
+              </w:rPr>
+              <w:t>Other Languages (C/C++/Java)</w:t>
+            </w:r>
+          </w:p>
+        </w:tc>
+        <w:tc>
+          <w:tcPr>
+            <w:tcW w:w="0" w:type="auto"/>
+            <w:tcBorders>
+              <w:top w:val="single" w:sz="6" w:space="0" w:color="C4C7C5"/>
+              <w:left w:val="single" w:sz="6" w:space="0" w:color="C4C7C5"/>
+              <w:bottom w:val="single" w:sz="6" w:space="0" w:color="C4C7C5"/>
+              <w:right w:val="single" w:sz="6" w:space="0" w:color="C4C7C5"/>
+            </w:tcBorders>
+            <w:tcMar>
+              <w:top w:w="120" w:type="dxa"/>
+              <w:left w:w="180" w:type="dxa"/>
+              <w:bottom w:w="120" w:type="dxa"/>
+              <w:right w:w="180" w:type="dxa"/>
+            </w:tcMar>
+            <w:vAlign w:val="center"/>
+            <w:hideMark/>
+          </w:tcPr>
+          <w:p>
+            <w:r>
+              <w:rPr>
+                <w:b/>
+                <w:bCs/>
+              </w:rPr>
+              <w:t>Python</w:t>
+            </w:r>
+          </w:p>
+        </w:tc>
+      </w:tr>
+      <w:tr>
+        <w:trPr>
+          <w:tblCellSpacing w:w="15" w:type="dxa"/>
+        </w:trPr>
+        <w:tc>
+          <w:tcPr>
+            <w:tcW w:w="0" w:type="auto"/>
+            <w:tcBorders>
+              <w:top w:val="single" w:sz="6" w:space="0" w:color="C4C7C5"/>
+              <w:left w:val="single" w:sz="6" w:space="0" w:color="C4C7C5"/>
+              <w:bottom w:val="single" w:sz="6" w:space="0" w:color="C4C7C5"/>
+              <w:right w:val="single" w:sz="6" w:space="0" w:color="C4C7C5"/>
+            </w:tcBorders>
+            <w:tcMar>
+              <w:top w:w="120" w:type="dxa"/>
+              <w:left w:w="180" w:type="dxa"/>
+              <w:bottom w:w="120" w:type="dxa"/>
+              <w:right w:w="180" w:type="dxa"/>
+            </w:tcMar>
+            <w:vAlign w:val="center"/>
+            <w:hideMark/>
+          </w:tcPr>
+          <w:p>
+            <w:r>
+              <w:rPr>
+                <w:b/>
+                <w:bCs/>
+              </w:rPr>
+              <w:t>Block Boundary</w:t>
+            </w:r>
+          </w:p>
+        </w:tc>
+        <w:tc>
+          <w:tcPr>
+            <w:tcW w:w="0" w:type="auto"/>
+            <w:tcBorders>
+              <w:top w:val="single" w:sz="6" w:space="0" w:color="C4C7C5"/>
+              <w:left w:val="single" w:sz="6" w:space="0" w:color="C4C7C5"/>
+              <w:bottom w:val="single" w:sz="6" w:space="0" w:color="C4C7C5"/>
+              <w:right w:val="single" w:sz="6" w:space="0" w:color="C4C7C5"/>
+            </w:tcBorders>
+            <w:tcMar>
+              <w:top w:w="120" w:type="dxa"/>
+              <w:left w:w="180" w:type="dxa"/>
+              <w:bottom w:w="120" w:type="dxa"/>
+              <w:right w:w="180" w:type="dxa"/>
+            </w:tcMar>
+            <w:vAlign w:val="center"/>
+            <w:hideMark/>
+          </w:tcPr>
+          <w:p>
+            <w:proofErr w:type="gramStart"/>
+            <w:r>
+              <w:t>{ and</w:t>
+            </w:r>
+            <w:proofErr w:type="gramEnd"/>
+            <w:r>
+              <w:t xml:space="preserve"> } (Curly Braces)</w:t>
+            </w:r>
+          </w:p>
+        </w:tc>
+        <w:tc>
+          <w:tcPr>
+            <w:tcW w:w="0" w:type="auto"/>
+            <w:tcBorders>
+              <w:top w:val="single" w:sz="6" w:space="0" w:color="C4C7C5"/>
+              <w:left w:val="single" w:sz="6" w:space="0" w:color="C4C7C5"/>
+              <w:bottom w:val="single" w:sz="6" w:space="0" w:color="C4C7C5"/>
+              <w:right w:val="single" w:sz="6" w:space="0" w:color="C4C7C5"/>
+            </w:tcBorders>
+            <w:tcMar>
+              <w:top w:w="120" w:type="dxa"/>
+              <w:left w:w="180" w:type="dxa"/>
+              <w:bottom w:w="120" w:type="dxa"/>
+              <w:right w:w="180" w:type="dxa"/>
+            </w:tcMar>
+            <w:vAlign w:val="center"/>
+            <w:hideMark/>
+          </w:tcPr>
+          <w:p>
+            <w:r>
+              <w:t>Indentation (Whitespace)</w:t>
+            </w:r>
+          </w:p>
+        </w:tc>
+      </w:tr>
+      <w:tr>
+        <w:trPr>
+          <w:tblCellSpacing w:w="15" w:type="dxa"/>
+        </w:trPr>
+        <w:tc>
+          <w:tcPr>
+            <w:tcW w:w="0" w:type="auto"/>
+            <w:tcBorders>
+              <w:top w:val="single" w:sz="6" w:space="0" w:color="C4C7C5"/>
+              <w:left w:val="single" w:sz="6" w:space="0" w:color="C4C7C5"/>
+              <w:bottom w:val="single" w:sz="6" w:space="0" w:color="C4C7C5"/>
+              <w:right w:val="single" w:sz="6" w:space="0" w:color="C4C7C5"/>
+            </w:tcBorders>
+            <w:tcMar>
+              <w:top w:w="120" w:type="dxa"/>
+              <w:left w:w="180" w:type="dxa"/>
+              <w:bottom w:w="120" w:type="dxa"/>
+              <w:right w:w="180" w:type="dxa"/>
+            </w:tcMar>
+            <w:vAlign w:val="center"/>
+            <w:hideMark/>
+          </w:tcPr>
+          <w:p>
+            <w:r>
+              <w:rPr>
+                <w:b/>
+                <w:bCs/>
+              </w:rPr>
+              <w:t>Line Ending</w:t>
+            </w:r>
+          </w:p>
+        </w:tc>
+        <w:tc>
+          <w:tcPr>
+            <w:tcW w:w="0" w:type="auto"/>
+            <w:tcBorders>
+              <w:top w:val="single" w:sz="6" w:space="0" w:color="C4C7C5"/>
+              <w:left w:val="single" w:sz="6" w:space="0" w:color="C4C7C5"/>
+              <w:bottom w:val="single" w:sz="6" w:space="0" w:color="C4C7C5"/>
+              <w:right w:val="single" w:sz="6" w:space="0" w:color="C4C7C5"/>
+            </w:tcBorders>
+            <w:tcMar>
+              <w:top w:w="120" w:type="dxa"/>
+              <w:left w:w="180" w:type="dxa"/>
+              <w:bottom w:w="120" w:type="dxa"/>
+              <w:right w:w="180" w:type="dxa"/>
+            </w:tcMar>
+            <w:vAlign w:val="center"/>
+            <w:hideMark/>
+          </w:tcPr>
+          <w:p>
+            <w:r>
+              <w:t>; (Semicolon)</w:t>
+            </w:r>
+          </w:p>
+        </w:tc>
+        <w:tc>
+          <w:tcPr>
+            <w:tcW w:w="0" w:type="auto"/>
+            <w:tcBorders>
+              <w:top w:val="single" w:sz="6" w:space="0" w:color="C4C7C5"/>
+              <w:left w:val="single" w:sz="6" w:space="0" w:color="C4C7C5"/>
+              <w:bottom w:val="single" w:sz="6" w:space="0" w:color="C4C7C5"/>
+              <w:right w:val="single" w:sz="6" w:space="0" w:color="C4C7C5"/>
+            </w:tcBorders>
+            <w:tcMar>
+              <w:top w:w="120" w:type="dxa"/>
+              <w:left w:w="180" w:type="dxa"/>
+              <w:bottom w:w="120" w:type="dxa"/>
+              <w:right w:w="180" w:type="dxa"/>
+            </w:tcMar>
+            <w:vAlign w:val="center"/>
+            <w:hideMark/>
+          </w:tcPr>
+          <w:p>
+            <w:r>
+              <w:t>Newline (Enter key)</w:t>
+            </w:r>
+          </w:p>
+        </w:tc>
+      </w:tr>
+      <w:tr>
+        <w:trPr>
+          <w:tblCellSpacing w:w="15" w:type="dxa"/>
+        </w:trPr>
+        <w:tc>
+          <w:tcPr>
+            <w:tcW w:w="0" w:type="auto"/>
+            <w:tcBorders>
+              <w:top w:val="single" w:sz="6" w:space="0" w:color="C4C7C5"/>
+              <w:left w:val="single" w:sz="6" w:space="0" w:color="C4C7C5"/>
+              <w:bottom w:val="single" w:sz="6" w:space="0" w:color="C4C7C5"/>
+              <w:right w:val="single" w:sz="6" w:space="0" w:color="C4C7C5"/>
+            </w:tcBorders>
+            <w:tcMar>
+              <w:top w:w="120" w:type="dxa"/>
+              <w:left w:w="180" w:type="dxa"/>
+              <w:bottom w:w="120" w:type="dxa"/>
+              <w:right w:w="180" w:type="dxa"/>
+            </w:tcMar>
+            <w:vAlign w:val="center"/>
+            <w:hideMark/>
+          </w:tcPr>
+          <w:p>
+            <w:r>
+              <w:rPr>
+                <w:b/>
+                <w:bCs/>
+              </w:rPr>
+              <w:t>Indentation Requirement</w:t>
+            </w:r>
+          </w:p>
+        </w:tc>
+        <w:tc>
+          <w:tcPr>
+            <w:tcW w:w="0" w:type="auto"/>
+            <w:tcBorders>
+              <w:top w:val="single" w:sz="6" w:space="0" w:color="C4C7C5"/>
+              <w:left w:val="single" w:sz="6" w:space="0" w:color="C4C7C5"/>
+              <w:bottom w:val="single" w:sz="6" w:space="0" w:color="C4C7C5"/>
+              <w:right w:val="single" w:sz="6" w:space="0" w:color="C4C7C5"/>
+            </w:tcBorders>
+            <w:tcMar>
+              <w:top w:w="120" w:type="dxa"/>
+              <w:left w:w="180" w:type="dxa"/>
+              <w:bottom w:w="120" w:type="dxa"/>
+              <w:right w:w="180" w:type="dxa"/>
+            </w:tcMar>
+            <w:vAlign w:val="center"/>
+            <w:hideMark/>
+          </w:tcPr>
+          <w:p>
+            <w:r>
+              <w:t>Optional (Only for clean look)</w:t>
+            </w:r>
+          </w:p>
+        </w:tc>
+        <w:tc>
+          <w:tcPr>
+            <w:tcW w:w="0" w:type="auto"/>
+            <w:tcBorders>
+              <w:top w:val="single" w:sz="6" w:space="0" w:color="C4C7C5"/>
+              <w:left w:val="single" w:sz="6" w:space="0" w:color="C4C7C5"/>
+              <w:bottom w:val="single" w:sz="6" w:space="0" w:color="C4C7C5"/>
+              <w:right w:val="single" w:sz="6" w:space="0" w:color="C4C7C5"/>
+            </w:tcBorders>
+            <w:tcMar>
+              <w:top w:w="120" w:type="dxa"/>
+              <w:left w:w="180" w:type="dxa"/>
+              <w:bottom w:w="120" w:type="dxa"/>
+              <w:right w:w="180" w:type="dxa"/>
+            </w:tcMar>
+            <w:vAlign w:val="center"/>
+            <w:hideMark/>
+          </w:tcPr>
+          <w:p>
+            <w:r>
+              <w:rPr>
+                <w:b/>
+                <w:bCs/>
+              </w:rPr>
+              <w:t>Mandatory (Syntax Rule)</w:t>
+            </w:r>
+          </w:p>
+        </w:tc>
+      </w:tr>
+      <w:tr>
+        <w:trPr>
+          <w:tblCellSpacing w:w="15" w:type="dxa"/>
+        </w:trPr>
+        <w:tc>
+          <w:tcPr>
+            <w:tcW w:w="0" w:type="auto"/>
+            <w:tcBorders>
+              <w:top w:val="single" w:sz="6" w:space="0" w:color="C4C7C5"/>
+              <w:left w:val="single" w:sz="6" w:space="0" w:color="C4C7C5"/>
+              <w:bottom w:val="single" w:sz="6" w:space="0" w:color="C4C7C5"/>
+              <w:right w:val="single" w:sz="6" w:space="0" w:color="C4C7C5"/>
+            </w:tcBorders>
+            <w:tcMar>
+              <w:top w:w="120" w:type="dxa"/>
+              <w:left w:w="180" w:type="dxa"/>
+              <w:bottom w:w="120" w:type="dxa"/>
+              <w:right w:w="180" w:type="dxa"/>
+            </w:tcMar>
+            <w:vAlign w:val="center"/>
+            <w:hideMark/>
+          </w:tcPr>
+          <w:p>
+            <w:r>
+              <w:rPr>
+                <w:b/>
+                <w:bCs/>
+              </w:rPr>
+              <w:t>Standard Size</w:t>
+            </w:r>
+          </w:p>
+        </w:tc>
+        <w:tc>
+          <w:tcPr>
+            <w:tcW w:w="0" w:type="auto"/>
+            <w:tcBorders>
+              <w:top w:val="single" w:sz="6" w:space="0" w:color="C4C7C5"/>
+              <w:left w:val="single" w:sz="6" w:space="0" w:color="C4C7C5"/>
+              <w:bottom w:val="single" w:sz="6" w:space="0" w:color="C4C7C5"/>
+              <w:right w:val="single" w:sz="6" w:space="0" w:color="C4C7C5"/>
+            </w:tcBorders>
+            <w:tcMar>
+              <w:top w:w="120" w:type="dxa"/>
+              <w:left w:w="180" w:type="dxa"/>
+              <w:bottom w:w="120" w:type="dxa"/>
+              <w:right w:w="180" w:type="dxa"/>
+            </w:tcMar>
+            <w:vAlign w:val="center"/>
+            <w:hideMark/>
+          </w:tcPr>
+          <w:p>
+            <w:r>
+              <w:t>Any</w:t>
+            </w:r>
+          </w:p>
+        </w:tc>
+        <w:tc>
+          <w:tcPr>
+            <w:tcW w:w="0" w:type="auto"/>
+            <w:tcBorders>
+              <w:top w:val="single" w:sz="6" w:space="0" w:color="C4C7C5"/>
+              <w:left w:val="single" w:sz="6" w:space="0" w:color="C4C7C5"/>
+              <w:bottom w:val="single" w:sz="6" w:space="0" w:color="C4C7C5"/>
+              <w:right w:val="single" w:sz="6" w:space="0" w:color="C4C7C5"/>
+            </w:tcBorders>
+            <w:tcMar>
+              <w:top w:w="120" w:type="dxa"/>
+              <w:left w:w="180" w:type="dxa"/>
+              <w:bottom w:w="120" w:type="dxa"/>
+              <w:right w:w="180" w:type="dxa"/>
+            </w:tcMar>
+            <w:vAlign w:val="center"/>
+            <w:hideMark/>
+          </w:tcPr>
+          <w:p>
+            <w:r>
+              <w:rPr>
+                <w:b/>
+                <w:bCs/>
+              </w:rPr>
+              <w:t>4 Spaces / 1 Tab</w:t>
+            </w:r>
+          </w:p>
+        </w:tc>
+      </w:tr>
+      <w:tr>
+        <w:trPr>
+          <w:tblCellSpacing w:w="15" w:type="dxa"/>
+        </w:trPr>
+        <w:tc>
+          <w:tcPr>
+            <w:tcW w:w="0" w:type="auto"/>
+            <w:tcBorders>
+              <w:top w:val="single" w:sz="6" w:space="0" w:color="C4C7C5"/>
+              <w:left w:val="single" w:sz="6" w:space="0" w:color="C4C7C5"/>
+              <w:bottom w:val="single" w:sz="6" w:space="0" w:color="C4C7C5"/>
+              <w:right w:val="single" w:sz="6" w:space="0" w:color="C4C7C5"/>
+            </w:tcBorders>
+            <w:tcMar>
+              <w:top w:w="120" w:type="dxa"/>
+              <w:left w:w="180" w:type="dxa"/>
+              <w:bottom w:w="120" w:type="dxa"/>
+              <w:right w:w="180" w:type="dxa"/>
+            </w:tcMar>
+            <w:vAlign w:val="center"/>
+            <w:hideMark/>
+          </w:tcPr>
+          <w:p>
+            <w:r>
+              <w:rPr>
+                <w:b/>
+                <w:bCs/>
+              </w:rPr>
+              <w:t>Common Error</w:t>
+            </w:r>
+          </w:p>
+        </w:tc>
+        <w:tc>
+          <w:tcPr>
+            <w:tcW w:w="0" w:type="auto"/>
+            <w:tcBorders>
+              <w:top w:val="single" w:sz="6" w:space="0" w:color="C4C7C5"/>
+              <w:left w:val="single" w:sz="6" w:space="0" w:color="C4C7C5"/>
+              <w:bottom w:val="single" w:sz="6" w:space="0" w:color="C4C7C5"/>
+              <w:right w:val="single" w:sz="6" w:space="0" w:color="C4C7C5"/>
+            </w:tcBorders>
+            <w:tcMar>
+              <w:top w:w="120" w:type="dxa"/>
+              <w:left w:w="180" w:type="dxa"/>
+              <w:bottom w:w="120" w:type="dxa"/>
+              <w:right w:w="180" w:type="dxa"/>
+            </w:tcMar>
+            <w:vAlign w:val="center"/>
+            <w:hideMark/>
+          </w:tcPr>
+          <w:p>
+            <w:proofErr w:type="gramStart"/>
+            <w:r>
+              <w:t>Missing ;</w:t>
+            </w:r>
+            <w:proofErr w:type="gramEnd"/>
+            <w:r>
+              <w:t xml:space="preserve"> </w:t>
+            </w:r>
+            <w:proofErr w:type="gramStart"/>
+            <w:r>
+              <w:t>or }</w:t>
+            </w:r>
+            <w:proofErr w:type="gramEnd"/>
+          </w:p>
+        </w:tc>
+        <w:tc>
+          <w:tcPr>
+            <w:tcW w:w="0" w:type="auto"/>
+            <w:tcBorders>
+              <w:top w:val="single" w:sz="6" w:space="0" w:color="C4C7C5"/>
+              <w:left w:val="single" w:sz="6" w:space="0" w:color="C4C7C5"/>
+              <w:bottom w:val="single" w:sz="6" w:space="0" w:color="C4C7C5"/>
+              <w:right w:val="single" w:sz="6" w:space="0" w:color="C4C7C5"/>
+            </w:tcBorders>
+            <w:tcMar>
+              <w:top w:w="120" w:type="dxa"/>
+              <w:left w:w="180" w:type="dxa"/>
+              <w:bottom w:w="120" w:type="dxa"/>
+              <w:right w:w="180" w:type="dxa"/>
+            </w:tcMar>
+            <w:vAlign w:val="center"/>
+            <w:hideMark/>
+          </w:tcPr>
+          <w:p>
+            <w:proofErr w:type="spellStart"/>
+            <w:r>
+              <w:t>IndentationError</w:t>
+            </w:r>
+            <w:proofErr w:type="spellEnd"/>
+          </w:p>
+        </w:tc>
+      </w:tr>
+    </w:tbl>
+    <w:p/>
     <w:sectPr>
       <w:pgSz w:w="11906" w:h="16838"/>
       <w:pgMar w:top="851" w:right="1440" w:bottom="993" w:left="1440" w:header="708" w:footer="708" w:gutter="0"/>
@@ -31493,6 +34073,119 @@
     </w:lvl>
   </w:abstractNum>
   <w:abstractNum w:abstractNumId="43" w15:restartNumberingAfterBreak="0">
+    <w:nsid w:val="4E705C60"/>
+    <w:multiLevelType w:val="multilevel"/>
+    <w:tmpl w:val="39A62558"/>
+    <w:lvl w:ilvl="0">
+      <w:start w:val="1"/>
+      <w:numFmt w:val="decimal"/>
+      <w:lvlText w:val="%1."/>
+      <w:lvlJc w:val="left"/>
+      <w:pPr>
+        <w:tabs>
+          <w:tab w:val="num" w:pos="720"/>
+        </w:tabs>
+        <w:ind w:left="720" w:hanging="360"/>
+      </w:pPr>
+    </w:lvl>
+    <w:lvl w:ilvl="1" w:tentative="1">
+      <w:start w:val="1"/>
+      <w:numFmt w:val="decimal"/>
+      <w:lvlText w:val="%2."/>
+      <w:lvlJc w:val="left"/>
+      <w:pPr>
+        <w:tabs>
+          <w:tab w:val="num" w:pos="1440"/>
+        </w:tabs>
+        <w:ind w:left="1440" w:hanging="360"/>
+      </w:pPr>
+    </w:lvl>
+    <w:lvl w:ilvl="2" w:tentative="1">
+      <w:start w:val="1"/>
+      <w:numFmt w:val="decimal"/>
+      <w:lvlText w:val="%3."/>
+      <w:lvlJc w:val="left"/>
+      <w:pPr>
+        <w:tabs>
+          <w:tab w:val="num" w:pos="2160"/>
+        </w:tabs>
+        <w:ind w:left="2160" w:hanging="360"/>
+      </w:pPr>
+    </w:lvl>
+    <w:lvl w:ilvl="3" w:tentative="1">
+      <w:start w:val="1"/>
+      <w:numFmt w:val="decimal"/>
+      <w:lvlText w:val="%4."/>
+      <w:lvlJc w:val="left"/>
+      <w:pPr>
+        <w:tabs>
+          <w:tab w:val="num" w:pos="2880"/>
+        </w:tabs>
+        <w:ind w:left="2880" w:hanging="360"/>
+      </w:pPr>
+    </w:lvl>
+    <w:lvl w:ilvl="4" w:tentative="1">
+      <w:start w:val="1"/>
+      <w:numFmt w:val="decimal"/>
+      <w:lvlText w:val="%5."/>
+      <w:lvlJc w:val="left"/>
+      <w:pPr>
+        <w:tabs>
+          <w:tab w:val="num" w:pos="3600"/>
+        </w:tabs>
+        <w:ind w:left="3600" w:hanging="360"/>
+      </w:pPr>
+    </w:lvl>
+    <w:lvl w:ilvl="5" w:tentative="1">
+      <w:start w:val="1"/>
+      <w:numFmt w:val="decimal"/>
+      <w:lvlText w:val="%6."/>
+      <w:lvlJc w:val="left"/>
+      <w:pPr>
+        <w:tabs>
+          <w:tab w:val="num" w:pos="4320"/>
+        </w:tabs>
+        <w:ind w:left="4320" w:hanging="360"/>
+      </w:pPr>
+    </w:lvl>
+    <w:lvl w:ilvl="6" w:tentative="1">
+      <w:start w:val="1"/>
+      <w:numFmt w:val="decimal"/>
+      <w:lvlText w:val="%7."/>
+      <w:lvlJc w:val="left"/>
+      <w:pPr>
+        <w:tabs>
+          <w:tab w:val="num" w:pos="5040"/>
+        </w:tabs>
+        <w:ind w:left="5040" w:hanging="360"/>
+      </w:pPr>
+    </w:lvl>
+    <w:lvl w:ilvl="7" w:tentative="1">
+      <w:start w:val="1"/>
+      <w:numFmt w:val="decimal"/>
+      <w:lvlText w:val="%8."/>
+      <w:lvlJc w:val="left"/>
+      <w:pPr>
+        <w:tabs>
+          <w:tab w:val="num" w:pos="5760"/>
+        </w:tabs>
+        <w:ind w:left="5760" w:hanging="360"/>
+      </w:pPr>
+    </w:lvl>
+    <w:lvl w:ilvl="8" w:tentative="1">
+      <w:start w:val="1"/>
+      <w:numFmt w:val="decimal"/>
+      <w:lvlText w:val="%9."/>
+      <w:lvlJc w:val="left"/>
+      <w:pPr>
+        <w:tabs>
+          <w:tab w:val="num" w:pos="6480"/>
+        </w:tabs>
+        <w:ind w:left="6480" w:hanging="360"/>
+      </w:pPr>
+    </w:lvl>
+  </w:abstractNum>
+  <w:abstractNum w:abstractNumId="44" w15:restartNumberingAfterBreak="0">
     <w:nsid w:val="4EF25303"/>
     <w:multiLevelType w:val="multilevel"/>
     <w:tmpl w:val="DB0CE578"/>
@@ -31641,7 +34334,7 @@
       </w:rPr>
     </w:lvl>
   </w:abstractNum>
-  <w:abstractNum w:abstractNumId="44" w15:restartNumberingAfterBreak="0">
+  <w:abstractNum w:abstractNumId="45" w15:restartNumberingAfterBreak="0">
     <w:nsid w:val="57547AEB"/>
     <w:multiLevelType w:val="multilevel"/>
     <w:tmpl w:val="966086D8"/>
@@ -31790,7 +34483,7 @@
       </w:rPr>
     </w:lvl>
   </w:abstractNum>
-  <w:abstractNum w:abstractNumId="45" w15:restartNumberingAfterBreak="0">
+  <w:abstractNum w:abstractNumId="46" w15:restartNumberingAfterBreak="0">
     <w:nsid w:val="57A52C13"/>
     <w:multiLevelType w:val="multilevel"/>
     <w:tmpl w:val="01AC7BAA"/>
@@ -31939,7 +34632,7 @@
       </w:rPr>
     </w:lvl>
   </w:abstractNum>
-  <w:abstractNum w:abstractNumId="46" w15:restartNumberingAfterBreak="0">
+  <w:abstractNum w:abstractNumId="47" w15:restartNumberingAfterBreak="0">
     <w:nsid w:val="587266C5"/>
     <w:multiLevelType w:val="multilevel"/>
     <w:tmpl w:val="B60C6C60"/>
@@ -32088,7 +34781,7 @@
       </w:rPr>
     </w:lvl>
   </w:abstractNum>
-  <w:abstractNum w:abstractNumId="47" w15:restartNumberingAfterBreak="0">
+  <w:abstractNum w:abstractNumId="48" w15:restartNumberingAfterBreak="0">
     <w:nsid w:val="58B25FDC"/>
     <w:multiLevelType w:val="multilevel"/>
     <w:tmpl w:val="79005472"/>
@@ -32237,7 +34930,7 @@
       </w:rPr>
     </w:lvl>
   </w:abstractNum>
-  <w:abstractNum w:abstractNumId="48" w15:restartNumberingAfterBreak="0">
+  <w:abstractNum w:abstractNumId="49" w15:restartNumberingAfterBreak="0">
     <w:nsid w:val="5AFF2B06"/>
     <w:multiLevelType w:val="multilevel"/>
     <w:tmpl w:val="750EF8FC"/>
@@ -32354,7 +35047,7 @@
       </w:pPr>
     </w:lvl>
   </w:abstractNum>
-  <w:abstractNum w:abstractNumId="49" w15:restartNumberingAfterBreak="0">
+  <w:abstractNum w:abstractNumId="50" w15:restartNumberingAfterBreak="0">
     <w:nsid w:val="5D802EF7"/>
     <w:multiLevelType w:val="multilevel"/>
     <w:tmpl w:val="E684FD56"/>
@@ -32503,7 +35196,7 @@
       </w:rPr>
     </w:lvl>
   </w:abstractNum>
-  <w:abstractNum w:abstractNumId="50" w15:restartNumberingAfterBreak="0">
+  <w:abstractNum w:abstractNumId="51" w15:restartNumberingAfterBreak="0">
     <w:nsid w:val="5DDC1789"/>
     <w:multiLevelType w:val="multilevel"/>
     <w:tmpl w:val="55C4C8AC"/>
@@ -32652,7 +35345,7 @@
       </w:rPr>
     </w:lvl>
   </w:abstractNum>
-  <w:abstractNum w:abstractNumId="51" w15:restartNumberingAfterBreak="0">
+  <w:abstractNum w:abstractNumId="52" w15:restartNumberingAfterBreak="0">
     <w:nsid w:val="5E231CE9"/>
     <w:multiLevelType w:val="multilevel"/>
     <w:tmpl w:val="89FAA90E"/>
@@ -32801,7 +35494,7 @@
       </w:rPr>
     </w:lvl>
   </w:abstractNum>
-  <w:abstractNum w:abstractNumId="52" w15:restartNumberingAfterBreak="0">
+  <w:abstractNum w:abstractNumId="53" w15:restartNumberingAfterBreak="0">
     <w:nsid w:val="65BE70A9"/>
     <w:multiLevelType w:val="multilevel"/>
     <w:tmpl w:val="A874DCA4"/>
@@ -32950,7 +35643,7 @@
       </w:rPr>
     </w:lvl>
   </w:abstractNum>
-  <w:abstractNum w:abstractNumId="53" w15:restartNumberingAfterBreak="0">
+  <w:abstractNum w:abstractNumId="54" w15:restartNumberingAfterBreak="0">
     <w:nsid w:val="6B4E5BD2"/>
     <w:multiLevelType w:val="multilevel"/>
     <w:tmpl w:val="8F86ADAE"/>
@@ -33099,7 +35792,7 @@
       </w:rPr>
     </w:lvl>
   </w:abstractNum>
-  <w:abstractNum w:abstractNumId="54" w15:restartNumberingAfterBreak="0">
+  <w:abstractNum w:abstractNumId="55" w15:restartNumberingAfterBreak="0">
     <w:nsid w:val="6C681470"/>
     <w:multiLevelType w:val="multilevel"/>
     <w:tmpl w:val="85B868AE"/>
@@ -33248,7 +35941,7 @@
       </w:rPr>
     </w:lvl>
   </w:abstractNum>
-  <w:abstractNum w:abstractNumId="55" w15:restartNumberingAfterBreak="0">
+  <w:abstractNum w:abstractNumId="56" w15:restartNumberingAfterBreak="0">
     <w:nsid w:val="6D675446"/>
     <w:multiLevelType w:val="multilevel"/>
     <w:tmpl w:val="834EDBCA"/>
@@ -33397,7 +36090,156 @@
       </w:rPr>
     </w:lvl>
   </w:abstractNum>
-  <w:abstractNum w:abstractNumId="56" w15:restartNumberingAfterBreak="0">
+  <w:abstractNum w:abstractNumId="57" w15:restartNumberingAfterBreak="0">
+    <w:nsid w:val="6DA808BA"/>
+    <w:multiLevelType w:val="multilevel"/>
+    <w:tmpl w:val="EE14F3AE"/>
+    <w:lvl w:ilvl="0">
+      <w:start w:val="1"/>
+      <w:numFmt w:val="bullet"/>
+      <w:lvlText w:val=""/>
+      <w:lvlJc w:val="left"/>
+      <w:pPr>
+        <w:tabs>
+          <w:tab w:val="num" w:pos="720"/>
+        </w:tabs>
+        <w:ind w:left="720" w:hanging="360"/>
+      </w:pPr>
+      <w:rPr>
+        <w:rFonts w:ascii="Symbol" w:hAnsi="Symbol" w:hint="default"/>
+        <w:sz w:val="20"/>
+      </w:rPr>
+    </w:lvl>
+    <w:lvl w:ilvl="1" w:tentative="1">
+      <w:start w:val="1"/>
+      <w:numFmt w:val="bullet"/>
+      <w:lvlText w:val="o"/>
+      <w:lvlJc w:val="left"/>
+      <w:pPr>
+        <w:tabs>
+          <w:tab w:val="num" w:pos="1440"/>
+        </w:tabs>
+        <w:ind w:left="1440" w:hanging="360"/>
+      </w:pPr>
+      <w:rPr>
+        <w:rFonts w:ascii="Courier New" w:hAnsi="Courier New" w:hint="default"/>
+        <w:sz w:val="20"/>
+      </w:rPr>
+    </w:lvl>
+    <w:lvl w:ilvl="2" w:tentative="1">
+      <w:start w:val="1"/>
+      <w:numFmt w:val="bullet"/>
+      <w:lvlText w:val=""/>
+      <w:lvlJc w:val="left"/>
+      <w:pPr>
+        <w:tabs>
+          <w:tab w:val="num" w:pos="2160"/>
+        </w:tabs>
+        <w:ind w:left="2160" w:hanging="360"/>
+      </w:pPr>
+      <w:rPr>
+        <w:rFonts w:ascii="Wingdings" w:hAnsi="Wingdings" w:hint="default"/>
+        <w:sz w:val="20"/>
+      </w:rPr>
+    </w:lvl>
+    <w:lvl w:ilvl="3" w:tentative="1">
+      <w:start w:val="1"/>
+      <w:numFmt w:val="bullet"/>
+      <w:lvlText w:val=""/>
+      <w:lvlJc w:val="left"/>
+      <w:pPr>
+        <w:tabs>
+          <w:tab w:val="num" w:pos="2880"/>
+        </w:tabs>
+        <w:ind w:left="2880" w:hanging="360"/>
+      </w:pPr>
+      <w:rPr>
+        <w:rFonts w:ascii="Wingdings" w:hAnsi="Wingdings" w:hint="default"/>
+        <w:sz w:val="20"/>
+      </w:rPr>
+    </w:lvl>
+    <w:lvl w:ilvl="4" w:tentative="1">
+      <w:start w:val="1"/>
+      <w:numFmt w:val="bullet"/>
+      <w:lvlText w:val=""/>
+      <w:lvlJc w:val="left"/>
+      <w:pPr>
+        <w:tabs>
+          <w:tab w:val="num" w:pos="3600"/>
+        </w:tabs>
+        <w:ind w:left="3600" w:hanging="360"/>
+      </w:pPr>
+      <w:rPr>
+        <w:rFonts w:ascii="Wingdings" w:hAnsi="Wingdings" w:hint="default"/>
+        <w:sz w:val="20"/>
+      </w:rPr>
+    </w:lvl>
+    <w:lvl w:ilvl="5" w:tentative="1">
+      <w:start w:val="1"/>
+      <w:numFmt w:val="bullet"/>
+      <w:lvlText w:val=""/>
+      <w:lvlJc w:val="left"/>
+      <w:pPr>
+        <w:tabs>
+          <w:tab w:val="num" w:pos="4320"/>
+        </w:tabs>
+        <w:ind w:left="4320" w:hanging="360"/>
+      </w:pPr>
+      <w:rPr>
+        <w:rFonts w:ascii="Wingdings" w:hAnsi="Wingdings" w:hint="default"/>
+        <w:sz w:val="20"/>
+      </w:rPr>
+    </w:lvl>
+    <w:lvl w:ilvl="6" w:tentative="1">
+      <w:start w:val="1"/>
+      <w:numFmt w:val="bullet"/>
+      <w:lvlText w:val=""/>
+      <w:lvlJc w:val="left"/>
+      <w:pPr>
+        <w:tabs>
+          <w:tab w:val="num" w:pos="5040"/>
+        </w:tabs>
+        <w:ind w:left="5040" w:hanging="360"/>
+      </w:pPr>
+      <w:rPr>
+        <w:rFonts w:ascii="Wingdings" w:hAnsi="Wingdings" w:hint="default"/>
+        <w:sz w:val="20"/>
+      </w:rPr>
+    </w:lvl>
+    <w:lvl w:ilvl="7" w:tentative="1">
+      <w:start w:val="1"/>
+      <w:numFmt w:val="bullet"/>
+      <w:lvlText w:val=""/>
+      <w:lvlJc w:val="left"/>
+      <w:pPr>
+        <w:tabs>
+          <w:tab w:val="num" w:pos="5760"/>
+        </w:tabs>
+        <w:ind w:left="5760" w:hanging="360"/>
+      </w:pPr>
+      <w:rPr>
+        <w:rFonts w:ascii="Wingdings" w:hAnsi="Wingdings" w:hint="default"/>
+        <w:sz w:val="20"/>
+      </w:rPr>
+    </w:lvl>
+    <w:lvl w:ilvl="8" w:tentative="1">
+      <w:start w:val="1"/>
+      <w:numFmt w:val="bullet"/>
+      <w:lvlText w:val=""/>
+      <w:lvlJc w:val="left"/>
+      <w:pPr>
+        <w:tabs>
+          <w:tab w:val="num" w:pos="6480"/>
+        </w:tabs>
+        <w:ind w:left="6480" w:hanging="360"/>
+      </w:pPr>
+      <w:rPr>
+        <w:rFonts w:ascii="Wingdings" w:hAnsi="Wingdings" w:hint="default"/>
+        <w:sz w:val="20"/>
+      </w:rPr>
+    </w:lvl>
+  </w:abstractNum>
+  <w:abstractNum w:abstractNumId="58" w15:restartNumberingAfterBreak="0">
     <w:nsid w:val="73EB4722"/>
     <w:multiLevelType w:val="multilevel"/>
     <w:tmpl w:val="5F14FFBE"/>
@@ -33546,7 +36388,7 @@
       </w:rPr>
     </w:lvl>
   </w:abstractNum>
-  <w:abstractNum w:abstractNumId="57" w15:restartNumberingAfterBreak="0">
+  <w:abstractNum w:abstractNumId="59" w15:restartNumberingAfterBreak="0">
     <w:nsid w:val="75383A12"/>
     <w:multiLevelType w:val="multilevel"/>
     <w:tmpl w:val="27C411FE"/>
@@ -33695,7 +36537,7 @@
       </w:rPr>
     </w:lvl>
   </w:abstractNum>
-  <w:abstractNum w:abstractNumId="58" w15:restartNumberingAfterBreak="0">
+  <w:abstractNum w:abstractNumId="60" w15:restartNumberingAfterBreak="0">
     <w:nsid w:val="7918553F"/>
     <w:multiLevelType w:val="multilevel"/>
     <w:tmpl w:val="4E3E1E96"/>
@@ -33812,7 +36654,7 @@
       </w:pPr>
     </w:lvl>
   </w:abstractNum>
-  <w:abstractNum w:abstractNumId="59" w15:restartNumberingAfterBreak="0">
+  <w:abstractNum w:abstractNumId="61" w15:restartNumberingAfterBreak="0">
     <w:nsid w:val="79230768"/>
     <w:multiLevelType w:val="multilevel"/>
     <w:tmpl w:val="9F42533E"/>
@@ -33961,7 +36803,7 @@
       </w:rPr>
     </w:lvl>
   </w:abstractNum>
-  <w:abstractNum w:abstractNumId="60" w15:restartNumberingAfterBreak="0">
+  <w:abstractNum w:abstractNumId="62" w15:restartNumberingAfterBreak="0">
     <w:nsid w:val="7BAB2D58"/>
     <w:multiLevelType w:val="multilevel"/>
     <w:tmpl w:val="8BD4E36A"/>
@@ -34110,7 +36952,7 @@
       </w:rPr>
     </w:lvl>
   </w:abstractNum>
-  <w:abstractNum w:abstractNumId="61" w15:restartNumberingAfterBreak="0">
+  <w:abstractNum w:abstractNumId="63" w15:restartNumberingAfterBreak="0">
     <w:nsid w:val="7E7F1F59"/>
     <w:multiLevelType w:val="multilevel"/>
     <w:tmpl w:val="80B29E38"/>
@@ -34259,7 +37101,7 @@
       </w:rPr>
     </w:lvl>
   </w:abstractNum>
-  <w:abstractNum w:abstractNumId="62" w15:restartNumberingAfterBreak="0">
+  <w:abstractNum w:abstractNumId="64" w15:restartNumberingAfterBreak="0">
     <w:nsid w:val="7F274C0E"/>
     <w:multiLevelType w:val="multilevel"/>
     <w:tmpl w:val="D8665B86"/>
@@ -34408,7 +37250,7 @@
       </w:rPr>
     </w:lvl>
   </w:abstractNum>
-  <w:abstractNum w:abstractNumId="63" w15:restartNumberingAfterBreak="0">
+  <w:abstractNum w:abstractNumId="65" w15:restartNumberingAfterBreak="0">
     <w:nsid w:val="7F8F6D96"/>
     <w:multiLevelType w:val="multilevel"/>
     <w:tmpl w:val="D668F702"/>
@@ -34558,19 +37400,19 @@
     </w:lvl>
   </w:abstractNum>
   <w:num w:numId="1" w16cid:durableId="1790664698">
-    <w:abstractNumId w:val="56"/>
+    <w:abstractNumId w:val="58"/>
   </w:num>
   <w:num w:numId="2" w16cid:durableId="913315237">
     <w:abstractNumId w:val="28"/>
   </w:num>
   <w:num w:numId="3" w16cid:durableId="1592666586">
-    <w:abstractNumId w:val="62"/>
+    <w:abstractNumId w:val="64"/>
   </w:num>
   <w:num w:numId="4" w16cid:durableId="510418239">
     <w:abstractNumId w:val="40"/>
   </w:num>
   <w:num w:numId="5" w16cid:durableId="680550783">
-    <w:abstractNumId w:val="61"/>
+    <w:abstractNumId w:val="63"/>
   </w:num>
   <w:num w:numId="6" w16cid:durableId="285746792">
     <w:abstractNumId w:val="15"/>
@@ -34588,16 +37430,16 @@
     <w:abstractNumId w:val="39"/>
   </w:num>
   <w:num w:numId="11" w16cid:durableId="1292050097">
-    <w:abstractNumId w:val="53"/>
+    <w:abstractNumId w:val="54"/>
   </w:num>
   <w:num w:numId="12" w16cid:durableId="1745948958">
     <w:abstractNumId w:val="8"/>
   </w:num>
   <w:num w:numId="13" w16cid:durableId="679312742">
-    <w:abstractNumId w:val="55"/>
+    <w:abstractNumId w:val="56"/>
   </w:num>
   <w:num w:numId="14" w16cid:durableId="1597860147">
-    <w:abstractNumId w:val="63"/>
+    <w:abstractNumId w:val="65"/>
   </w:num>
   <w:num w:numId="15" w16cid:durableId="2042434571">
     <w:abstractNumId w:val="30"/>
@@ -34618,7 +37460,7 @@
     <w:abstractNumId w:val="42"/>
   </w:num>
   <w:num w:numId="21" w16cid:durableId="1326665292">
-    <w:abstractNumId w:val="44"/>
+    <w:abstractNumId w:val="45"/>
   </w:num>
   <w:num w:numId="22" w16cid:durableId="689767440">
     <w:abstractNumId w:val="2"/>
@@ -34645,10 +37487,10 @@
     <w:abstractNumId w:val="3"/>
   </w:num>
   <w:num w:numId="30" w16cid:durableId="1604412925">
-    <w:abstractNumId w:val="43"/>
+    <w:abstractNumId w:val="44"/>
   </w:num>
   <w:num w:numId="31" w16cid:durableId="422654846">
-    <w:abstractNumId w:val="52"/>
+    <w:abstractNumId w:val="53"/>
   </w:num>
   <w:num w:numId="32" w16cid:durableId="2002389794">
     <w:abstractNumId w:val="22"/>
@@ -34660,7 +37502,7 @@
     <w:abstractNumId w:val="16"/>
   </w:num>
   <w:num w:numId="35" w16cid:durableId="1452288583">
-    <w:abstractNumId w:val="58"/>
+    <w:abstractNumId w:val="60"/>
   </w:num>
   <w:num w:numId="36" w16cid:durableId="1418789113">
     <w:abstractNumId w:val="17"/>
@@ -34669,10 +37511,10 @@
     <w:abstractNumId w:val="1"/>
   </w:num>
   <w:num w:numId="38" w16cid:durableId="1531524648">
-    <w:abstractNumId w:val="57"/>
+    <w:abstractNumId w:val="59"/>
   </w:num>
   <w:num w:numId="39" w16cid:durableId="1660887162">
-    <w:abstractNumId w:val="45"/>
+    <w:abstractNumId w:val="46"/>
   </w:num>
   <w:num w:numId="40" w16cid:durableId="745810262">
     <w:abstractNumId w:val="31"/>
@@ -34681,13 +37523,13 @@
     <w:abstractNumId w:val="13"/>
   </w:num>
   <w:num w:numId="42" w16cid:durableId="549920154">
-    <w:abstractNumId w:val="46"/>
+    <w:abstractNumId w:val="47"/>
   </w:num>
   <w:num w:numId="43" w16cid:durableId="182861342">
     <w:abstractNumId w:val="37"/>
   </w:num>
   <w:num w:numId="44" w16cid:durableId="1959796069">
-    <w:abstractNumId w:val="59"/>
+    <w:abstractNumId w:val="61"/>
   </w:num>
   <w:num w:numId="45" w16cid:durableId="1814979854">
     <w:abstractNumId w:val="41"/>
@@ -34696,16 +37538,16 @@
     <w:abstractNumId w:val="19"/>
   </w:num>
   <w:num w:numId="47" w16cid:durableId="1897352345">
+    <w:abstractNumId w:val="51"/>
+  </w:num>
+  <w:num w:numId="48" w16cid:durableId="726952408">
     <w:abstractNumId w:val="50"/>
   </w:num>
-  <w:num w:numId="48" w16cid:durableId="726952408">
-    <w:abstractNumId w:val="49"/>
-  </w:num>
   <w:num w:numId="49" w16cid:durableId="285426070">
-    <w:abstractNumId w:val="51"/>
+    <w:abstractNumId w:val="52"/>
   </w:num>
   <w:num w:numId="50" w16cid:durableId="981154963">
-    <w:abstractNumId w:val="48"/>
+    <w:abstractNumId w:val="49"/>
   </w:num>
   <w:num w:numId="51" w16cid:durableId="505705173">
     <w:abstractNumId w:val="9"/>
@@ -34723,7 +37565,7 @@
     <w:abstractNumId w:val="0"/>
   </w:num>
   <w:num w:numId="56" w16cid:durableId="953630187">
-    <w:abstractNumId w:val="54"/>
+    <w:abstractNumId w:val="55"/>
   </w:num>
   <w:num w:numId="57" w16cid:durableId="501088929">
     <w:abstractNumId w:val="21"/>
@@ -34738,16 +37580,22 @@
     <w:abstractNumId w:val="25"/>
   </w:num>
   <w:num w:numId="61" w16cid:durableId="204484613">
-    <w:abstractNumId w:val="60"/>
+    <w:abstractNumId w:val="62"/>
   </w:num>
   <w:num w:numId="62" w16cid:durableId="1018699311">
     <w:abstractNumId w:val="23"/>
   </w:num>
   <w:num w:numId="63" w16cid:durableId="359740252">
-    <w:abstractNumId w:val="47"/>
+    <w:abstractNumId w:val="48"/>
   </w:num>
   <w:num w:numId="64" w16cid:durableId="61687259">
     <w:abstractNumId w:val="36"/>
+  </w:num>
+  <w:num w:numId="65" w16cid:durableId="162597846">
+    <w:abstractNumId w:val="57"/>
+  </w:num>
+  <w:num w:numId="66" w16cid:durableId="136534882">
+    <w:abstractNumId w:val="43"/>
   </w:num>
   <w:numIdMacAtCleanup w:val="64"/>
 </w:numbering>

--- a/notes.docx
+++ b/notes.docx
@@ -27833,6 +27833,2607 @@
       </w:tr>
     </w:tbl>
     <w:p/>
+    <w:p/>
+    <w:p>
+      <w:pPr>
+        <w:rPr>
+          <w:b/>
+          <w:bCs/>
+        </w:rPr>
+      </w:pPr>
+      <w:r>
+        <w:rPr>
+          <w:rFonts w:ascii="Segoe UI Emoji" w:hAnsi="Segoe UI Emoji" w:cs="Segoe UI Emoji"/>
+          <w:b/>
+          <w:bCs/>
+        </w:rPr>
+        <w:t>📌</w:t>
+      </w:r>
+      <w:r>
+        <w:rPr>
+          <w:b/>
+          <w:bCs/>
+          <w:color w:val="EE0000"/>
+          <w:sz w:val="32"/>
+          <w:szCs w:val="32"/>
+        </w:rPr>
+        <w:t xml:space="preserve"> NOTES: Loops in Python — while Loop</w:t>
+      </w:r>
+    </w:p>
+    <w:p>
+      <w:pPr>
+        <w:rPr>
+          <w:b/>
+          <w:bCs/>
+        </w:rPr>
+      </w:pPr>
+      <w:r>
+        <w:rPr>
+          <w:b/>
+          <w:bCs/>
+        </w:rPr>
+        <w:t>1. What is a Loop? (Definition &amp; Purpose)</w:t>
+      </w:r>
+    </w:p>
+    <w:p>
+      <w:r>
+        <w:t xml:space="preserve">Programming </w:t>
+      </w:r>
+      <w:proofErr w:type="spellStart"/>
+      <w:r>
+        <w:t>mein</w:t>
+      </w:r>
+      <w:proofErr w:type="spellEnd"/>
+      <w:r>
+        <w:t xml:space="preserve"> jab </w:t>
+      </w:r>
+      <w:proofErr w:type="spellStart"/>
+      <w:r>
+        <w:t>hume</w:t>
+      </w:r>
+      <w:proofErr w:type="spellEnd"/>
+      <w:r>
+        <w:t xml:space="preserve"> </w:t>
+      </w:r>
+      <w:proofErr w:type="spellStart"/>
+      <w:r>
+        <w:t>kisi</w:t>
+      </w:r>
+      <w:proofErr w:type="spellEnd"/>
+      <w:r>
+        <w:t xml:space="preserve"> </w:t>
+      </w:r>
+      <w:r>
+        <w:rPr>
+          <w:b/>
+          <w:bCs/>
+        </w:rPr>
+        <w:t xml:space="preserve">code block ko </w:t>
+      </w:r>
+      <w:proofErr w:type="spellStart"/>
+      <w:r>
+        <w:rPr>
+          <w:b/>
+          <w:bCs/>
+        </w:rPr>
+        <w:t>baar-baar</w:t>
+      </w:r>
+      <w:proofErr w:type="spellEnd"/>
+      <w:r>
+        <w:rPr>
+          <w:b/>
+          <w:bCs/>
+        </w:rPr>
+        <w:t xml:space="preserve"> repeat (execute)</w:t>
+      </w:r>
+      <w:r>
+        <w:t xml:space="preserve"> </w:t>
+      </w:r>
+      <w:proofErr w:type="spellStart"/>
+      <w:r>
+        <w:t>karna</w:t>
+      </w:r>
+      <w:proofErr w:type="spellEnd"/>
+      <w:r>
+        <w:t xml:space="preserve"> </w:t>
+      </w:r>
+      <w:proofErr w:type="spellStart"/>
+      <w:r>
+        <w:t>hota</w:t>
+      </w:r>
+      <w:proofErr w:type="spellEnd"/>
+      <w:r>
+        <w:t xml:space="preserve"> </w:t>
+      </w:r>
+      <w:proofErr w:type="spellStart"/>
+      <w:r>
+        <w:t>hai</w:t>
+      </w:r>
+      <w:proofErr w:type="spellEnd"/>
+      <w:r>
+        <w:t xml:space="preserve"> jab </w:t>
+      </w:r>
+      <w:proofErr w:type="spellStart"/>
+      <w:r>
+        <w:t>tak</w:t>
+      </w:r>
+      <w:proofErr w:type="spellEnd"/>
+      <w:r>
+        <w:t xml:space="preserve"> ek specific condition True </w:t>
+      </w:r>
+      <w:proofErr w:type="spellStart"/>
+      <w:r>
+        <w:t>rahe</w:t>
+      </w:r>
+      <w:proofErr w:type="spellEnd"/>
+      <w:r>
+        <w:t xml:space="preserve">, tab hum </w:t>
+      </w:r>
+      <w:r>
+        <w:rPr>
+          <w:b/>
+          <w:bCs/>
+        </w:rPr>
+        <w:t>Loops</w:t>
+      </w:r>
+      <w:r>
+        <w:t xml:space="preserve"> (Iteration Control Block) ka use </w:t>
+      </w:r>
+      <w:proofErr w:type="spellStart"/>
+      <w:r>
+        <w:t>karte</w:t>
+      </w:r>
+      <w:proofErr w:type="spellEnd"/>
+      <w:r>
+        <w:t xml:space="preserve"> hain.</w:t>
+      </w:r>
+    </w:p>
+    <w:p>
+      <w:pPr>
+        <w:numPr>
+          <w:ilvl w:val="0"/>
+          <w:numId w:val="67"/>
+        </w:numPr>
+      </w:pPr>
+      <w:r>
+        <w:rPr>
+          <w:b/>
+          <w:bCs/>
+        </w:rPr>
+        <w:t>DRY Principle (Don't Repeat Yourself):</w:t>
+      </w:r>
+      <w:r>
+        <w:t xml:space="preserve"> Loops ka main objective </w:t>
+      </w:r>
+      <w:proofErr w:type="spellStart"/>
+      <w:r>
+        <w:t>hota</w:t>
+      </w:r>
+      <w:proofErr w:type="spellEnd"/>
+      <w:r>
+        <w:t xml:space="preserve"> </w:t>
+      </w:r>
+      <w:proofErr w:type="spellStart"/>
+      <w:r>
+        <w:t>hai</w:t>
+      </w:r>
+      <w:proofErr w:type="spellEnd"/>
+      <w:r>
+        <w:t xml:space="preserve"> code duplication ko </w:t>
+      </w:r>
+      <w:proofErr w:type="spellStart"/>
+      <w:r>
+        <w:t>bachana</w:t>
+      </w:r>
+      <w:proofErr w:type="spellEnd"/>
+      <w:r>
+        <w:t xml:space="preserve"> aur execution ko dynamic banana.</w:t>
+      </w:r>
+    </w:p>
+    <w:p>
+      <w:pPr>
+        <w:rPr>
+          <w:b/>
+          <w:bCs/>
+        </w:rPr>
+      </w:pPr>
+      <w:r>
+        <w:rPr>
+          <w:b/>
+          <w:bCs/>
+        </w:rPr>
+        <w:t>2. Real-World Industry Use Cases of Loops</w:t>
+      </w:r>
+    </w:p>
+    <w:p>
+      <w:pPr>
+        <w:numPr>
+          <w:ilvl w:val="0"/>
+          <w:numId w:val="68"/>
+        </w:numPr>
+      </w:pPr>
+      <w:r>
+        <w:rPr>
+          <w:b/>
+          <w:bCs/>
+        </w:rPr>
+        <w:t>E-Commerce Product Listing (Flipkart / Amazon):</w:t>
+      </w:r>
+      <w:r>
+        <w:t xml:space="preserve"> Search results </w:t>
+      </w:r>
+      <w:proofErr w:type="spellStart"/>
+      <w:r>
+        <w:t>dikhate</w:t>
+      </w:r>
+      <w:proofErr w:type="spellEnd"/>
+      <w:r>
+        <w:t xml:space="preserve"> </w:t>
+      </w:r>
+      <w:proofErr w:type="spellStart"/>
+      <w:r>
+        <w:t>waqt</w:t>
+      </w:r>
+      <w:proofErr w:type="spellEnd"/>
+      <w:r>
+        <w:t xml:space="preserve"> web page par </w:t>
+      </w:r>
+      <w:proofErr w:type="spellStart"/>
+      <w:r>
+        <w:t>hazaron</w:t>
+      </w:r>
+      <w:proofErr w:type="spellEnd"/>
+      <w:r>
+        <w:t xml:space="preserve"> products </w:t>
+      </w:r>
+      <w:proofErr w:type="spellStart"/>
+      <w:r>
+        <w:t>dikhane</w:t>
+      </w:r>
+      <w:proofErr w:type="spellEnd"/>
+      <w:r>
+        <w:t xml:space="preserve"> </w:t>
+      </w:r>
+      <w:proofErr w:type="spellStart"/>
+      <w:r>
+        <w:t>ke</w:t>
+      </w:r>
+      <w:proofErr w:type="spellEnd"/>
+      <w:r>
+        <w:t xml:space="preserve"> </w:t>
+      </w:r>
+      <w:proofErr w:type="spellStart"/>
+      <w:r>
+        <w:t>liye</w:t>
+      </w:r>
+      <w:proofErr w:type="spellEnd"/>
+      <w:r>
+        <w:t xml:space="preserve"> multiple HTML containers </w:t>
+      </w:r>
+      <w:proofErr w:type="spellStart"/>
+      <w:r>
+        <w:t>nahi</w:t>
+      </w:r>
+      <w:proofErr w:type="spellEnd"/>
+      <w:r>
+        <w:t xml:space="preserve"> </w:t>
+      </w:r>
+      <w:proofErr w:type="spellStart"/>
+      <w:r>
+        <w:t>banaye</w:t>
+      </w:r>
+      <w:proofErr w:type="spellEnd"/>
+      <w:r>
+        <w:t xml:space="preserve"> </w:t>
+      </w:r>
+      <w:proofErr w:type="spellStart"/>
+      <w:r>
+        <w:t>jaate</w:t>
+      </w:r>
+      <w:proofErr w:type="spellEnd"/>
+      <w:r>
+        <w:t xml:space="preserve">. Database se products ka array </w:t>
+      </w:r>
+      <w:proofErr w:type="spellStart"/>
+      <w:r>
+        <w:t>fatch</w:t>
+      </w:r>
+      <w:proofErr w:type="spellEnd"/>
+      <w:r>
+        <w:t xml:space="preserve"> </w:t>
+      </w:r>
+      <w:proofErr w:type="spellStart"/>
+      <w:r>
+        <w:t>kiya</w:t>
+      </w:r>
+      <w:proofErr w:type="spellEnd"/>
+      <w:r>
+        <w:t xml:space="preserve"> </w:t>
+      </w:r>
+      <w:proofErr w:type="spellStart"/>
+      <w:r>
+        <w:t>jata</w:t>
+      </w:r>
+      <w:proofErr w:type="spellEnd"/>
+      <w:r>
+        <w:t xml:space="preserve"> </w:t>
+      </w:r>
+      <w:proofErr w:type="spellStart"/>
+      <w:r>
+        <w:t>hai</w:t>
+      </w:r>
+      <w:proofErr w:type="spellEnd"/>
+      <w:r>
+        <w:t xml:space="preserve"> aur </w:t>
+      </w:r>
+      <w:r>
+        <w:rPr>
+          <w:b/>
+          <w:bCs/>
+        </w:rPr>
+        <w:t xml:space="preserve">ek single product container ko loop </w:t>
+      </w:r>
+      <w:proofErr w:type="spellStart"/>
+      <w:r>
+        <w:rPr>
+          <w:b/>
+          <w:bCs/>
+        </w:rPr>
+        <w:t>mein</w:t>
+      </w:r>
+      <w:proofErr w:type="spellEnd"/>
+      <w:r>
+        <w:rPr>
+          <w:b/>
+          <w:bCs/>
+        </w:rPr>
+        <w:t xml:space="preserve"> </w:t>
+      </w:r>
+      <w:proofErr w:type="spellStart"/>
+      <w:r>
+        <w:rPr>
+          <w:b/>
+          <w:bCs/>
+        </w:rPr>
+        <w:t>daal</w:t>
+      </w:r>
+      <w:proofErr w:type="spellEnd"/>
+      <w:r>
+        <w:rPr>
+          <w:b/>
+          <w:bCs/>
+        </w:rPr>
+        <w:t xml:space="preserve"> </w:t>
+      </w:r>
+      <w:proofErr w:type="spellStart"/>
+      <w:r>
+        <w:rPr>
+          <w:b/>
+          <w:bCs/>
+        </w:rPr>
+        <w:t>kar</w:t>
+      </w:r>
+      <w:proofErr w:type="spellEnd"/>
+      <w:r>
+        <w:rPr>
+          <w:b/>
+          <w:bCs/>
+        </w:rPr>
+        <w:t xml:space="preserve"> render </w:t>
+      </w:r>
+      <w:proofErr w:type="spellStart"/>
+      <w:r>
+        <w:rPr>
+          <w:b/>
+          <w:bCs/>
+        </w:rPr>
+        <w:t>kiya</w:t>
+      </w:r>
+      <w:proofErr w:type="spellEnd"/>
+      <w:r>
+        <w:rPr>
+          <w:b/>
+          <w:bCs/>
+        </w:rPr>
+        <w:t xml:space="preserve"> </w:t>
+      </w:r>
+      <w:proofErr w:type="spellStart"/>
+      <w:r>
+        <w:rPr>
+          <w:b/>
+          <w:bCs/>
+        </w:rPr>
+        <w:t>jata</w:t>
+      </w:r>
+      <w:proofErr w:type="spellEnd"/>
+      <w:r>
+        <w:rPr>
+          <w:b/>
+          <w:bCs/>
+        </w:rPr>
+        <w:t xml:space="preserve"> </w:t>
+      </w:r>
+      <w:proofErr w:type="spellStart"/>
+      <w:r>
+        <w:rPr>
+          <w:b/>
+          <w:bCs/>
+        </w:rPr>
+        <w:t>hai</w:t>
+      </w:r>
+      <w:proofErr w:type="spellEnd"/>
+      <w:r>
+        <w:rPr>
+          <w:b/>
+          <w:bCs/>
+        </w:rPr>
+        <w:t>.</w:t>
+      </w:r>
+    </w:p>
+    <w:p>
+      <w:pPr>
+        <w:numPr>
+          <w:ilvl w:val="0"/>
+          <w:numId w:val="68"/>
+        </w:numPr>
+      </w:pPr>
+      <w:r>
+        <w:rPr>
+          <w:b/>
+          <w:bCs/>
+        </w:rPr>
+        <w:t>Social Media Feed (Instagram / Twitter):</w:t>
+      </w:r>
+      <w:r>
+        <w:t xml:space="preserve"> Posts, comments, aur stories infinite scroll par </w:t>
+      </w:r>
+      <w:proofErr w:type="spellStart"/>
+      <w:r>
+        <w:t>dikhane</w:t>
+      </w:r>
+      <w:proofErr w:type="spellEnd"/>
+      <w:r>
+        <w:t xml:space="preserve"> </w:t>
+      </w:r>
+      <w:proofErr w:type="spellStart"/>
+      <w:r>
+        <w:t>ke</w:t>
+      </w:r>
+      <w:proofErr w:type="spellEnd"/>
+      <w:r>
+        <w:t xml:space="preserve"> </w:t>
+      </w:r>
+      <w:proofErr w:type="spellStart"/>
+      <w:r>
+        <w:t>liye</w:t>
+      </w:r>
+      <w:proofErr w:type="spellEnd"/>
+      <w:r>
+        <w:t xml:space="preserve"> loops ka use </w:t>
+      </w:r>
+      <w:proofErr w:type="spellStart"/>
+      <w:r>
+        <w:t>hota</w:t>
+      </w:r>
+      <w:proofErr w:type="spellEnd"/>
+      <w:r>
+        <w:t xml:space="preserve"> </w:t>
+      </w:r>
+      <w:proofErr w:type="spellStart"/>
+      <w:r>
+        <w:t>hai</w:t>
+      </w:r>
+      <w:proofErr w:type="spellEnd"/>
+      <w:r>
+        <w:t>.</w:t>
+      </w:r>
+    </w:p>
+    <w:p>
+      <w:pPr>
+        <w:numPr>
+          <w:ilvl w:val="0"/>
+          <w:numId w:val="68"/>
+        </w:numPr>
+      </w:pPr>
+      <w:r>
+        <w:rPr>
+          <w:b/>
+          <w:bCs/>
+        </w:rPr>
+        <w:t>Food Delivery Apps (Swiggy / Zomato):</w:t>
+      </w:r>
+      <w:r>
+        <w:t xml:space="preserve"> Restaurants ki list ko dynamic cards </w:t>
+      </w:r>
+      <w:proofErr w:type="spellStart"/>
+      <w:r>
+        <w:t>mein</w:t>
+      </w:r>
+      <w:proofErr w:type="spellEnd"/>
+      <w:r>
+        <w:t xml:space="preserve"> display </w:t>
+      </w:r>
+      <w:proofErr w:type="spellStart"/>
+      <w:r>
+        <w:t>karne</w:t>
+      </w:r>
+      <w:proofErr w:type="spellEnd"/>
+      <w:r>
+        <w:t xml:space="preserve"> </w:t>
+      </w:r>
+      <w:proofErr w:type="spellStart"/>
+      <w:r>
+        <w:t>ke</w:t>
+      </w:r>
+      <w:proofErr w:type="spellEnd"/>
+      <w:r>
+        <w:t xml:space="preserve"> </w:t>
+      </w:r>
+      <w:proofErr w:type="spellStart"/>
+      <w:r>
+        <w:t>liye</w:t>
+      </w:r>
+      <w:proofErr w:type="spellEnd"/>
+      <w:r>
+        <w:t>.</w:t>
+      </w:r>
+    </w:p>
+    <w:p>
+      <w:pPr>
+        <w:rPr>
+          <w:b/>
+          <w:bCs/>
+        </w:rPr>
+      </w:pPr>
+      <w:r>
+        <w:rPr>
+          <w:b/>
+          <w:bCs/>
+        </w:rPr>
+        <w:t>3. Types of Loops in Python vs Other Languages</w:t>
+      </w:r>
+    </w:p>
+    <w:p>
+      <w:pPr>
+        <w:numPr>
+          <w:ilvl w:val="0"/>
+          <w:numId w:val="69"/>
+        </w:numPr>
+      </w:pPr>
+      <w:r>
+        <w:rPr>
+          <w:b/>
+          <w:bCs/>
+        </w:rPr>
+        <w:t>Other Languages (C, C++, Java):</w:t>
+      </w:r>
+      <w:r>
+        <w:t xml:space="preserve"> 3 Main Loops </w:t>
+      </w:r>
+      <w:proofErr w:type="spellStart"/>
+      <w:r>
+        <w:t>hote</w:t>
+      </w:r>
+      <w:proofErr w:type="spellEnd"/>
+      <w:r>
+        <w:t xml:space="preserve"> hain </w:t>
+      </w:r>
+      <m:oMath>
+        <m:r>
+          <w:rPr>
+            <w:rFonts w:ascii="Cambria Math" w:hAnsi="Cambria Math"/>
+          </w:rPr>
+          <m:t>→</m:t>
+        </m:r>
+      </m:oMath>
+      <w:r>
+        <w:t xml:space="preserve"> while, do-while, aur for.</w:t>
+      </w:r>
+    </w:p>
+    <w:p>
+      <w:pPr>
+        <w:numPr>
+          <w:ilvl w:val="0"/>
+          <w:numId w:val="69"/>
+        </w:numPr>
+      </w:pPr>
+      <w:r>
+        <w:rPr>
+          <w:b/>
+          <w:bCs/>
+        </w:rPr>
+        <w:lastRenderedPageBreak/>
+        <w:t>Python:</w:t>
+      </w:r>
+      <w:r>
+        <w:t xml:space="preserve"> Python </w:t>
+      </w:r>
+      <w:proofErr w:type="spellStart"/>
+      <w:r>
+        <w:t>mein</w:t>
+      </w:r>
+      <w:proofErr w:type="spellEnd"/>
+      <w:r>
+        <w:t xml:space="preserve"> </w:t>
+      </w:r>
+      <w:proofErr w:type="spellStart"/>
+      <w:r>
+        <w:t>sirf</w:t>
+      </w:r>
+      <w:proofErr w:type="spellEnd"/>
+      <w:r>
+        <w:t xml:space="preserve"> </w:t>
+      </w:r>
+      <w:r>
+        <w:rPr>
+          <w:b/>
+          <w:bCs/>
+        </w:rPr>
+        <w:t>2 Built-in Loops</w:t>
+      </w:r>
+      <w:r>
+        <w:t xml:space="preserve"> </w:t>
+      </w:r>
+      <w:proofErr w:type="spellStart"/>
+      <w:r>
+        <w:t>hote</w:t>
+      </w:r>
+      <w:proofErr w:type="spellEnd"/>
+      <w:r>
+        <w:t xml:space="preserve"> hain:</w:t>
+      </w:r>
+    </w:p>
+    <w:p>
+      <w:pPr>
+        <w:numPr>
+          <w:ilvl w:val="1"/>
+          <w:numId w:val="69"/>
+        </w:numPr>
+      </w:pPr>
+      <w:r>
+        <w:rPr>
+          <w:b/>
+          <w:bCs/>
+        </w:rPr>
+        <w:t>while loop</w:t>
+      </w:r>
+      <w:r>
+        <w:t xml:space="preserve"> (Condition-based iteration)</w:t>
+      </w:r>
+    </w:p>
+    <w:p>
+      <w:pPr>
+        <w:numPr>
+          <w:ilvl w:val="1"/>
+          <w:numId w:val="69"/>
+        </w:numPr>
+      </w:pPr>
+      <w:r>
+        <w:rPr>
+          <w:b/>
+          <w:bCs/>
+        </w:rPr>
+        <w:t>for loop</w:t>
+      </w:r>
+      <w:r>
+        <w:t xml:space="preserve"> (Sequence/Range-based iteration)</w:t>
+      </w:r>
+    </w:p>
+    <w:p>
+      <w:r>
+        <w:rPr>
+          <w:rFonts w:ascii="Segoe UI Emoji" w:hAnsi="Segoe UI Emoji" w:cs="Segoe UI Emoji"/>
+        </w:rPr>
+        <w:t>⚠️</w:t>
+      </w:r>
+      <w:r>
+        <w:t xml:space="preserve"> </w:t>
+      </w:r>
+      <w:r>
+        <w:rPr>
+          <w:b/>
+          <w:bCs/>
+        </w:rPr>
+        <w:t>Self-Added Additional Note:</w:t>
+      </w:r>
+      <w:r>
+        <w:t xml:space="preserve"> Python </w:t>
+      </w:r>
+      <w:proofErr w:type="spellStart"/>
+      <w:r>
+        <w:t>mein</w:t>
+      </w:r>
+      <w:proofErr w:type="spellEnd"/>
+      <w:r>
+        <w:t xml:space="preserve"> </w:t>
+      </w:r>
+      <w:r>
+        <w:rPr>
+          <w:b/>
+          <w:bCs/>
+        </w:rPr>
+        <w:t>do-while loop</w:t>
+      </w:r>
+      <w:r>
+        <w:t xml:space="preserve"> native basis par </w:t>
+      </w:r>
+      <w:proofErr w:type="spellStart"/>
+      <w:r>
+        <w:rPr>
+          <w:b/>
+          <w:bCs/>
+        </w:rPr>
+        <w:t>nahi</w:t>
+      </w:r>
+      <w:proofErr w:type="spellEnd"/>
+      <w:r>
+        <w:rPr>
+          <w:b/>
+          <w:bCs/>
+        </w:rPr>
+        <w:t xml:space="preserve"> </w:t>
+      </w:r>
+      <w:proofErr w:type="spellStart"/>
+      <w:r>
+        <w:rPr>
+          <w:b/>
+          <w:bCs/>
+        </w:rPr>
+        <w:t>hota</w:t>
+      </w:r>
+      <w:proofErr w:type="spellEnd"/>
+      <w:r>
+        <w:t xml:space="preserve">. Agar Python </w:t>
+      </w:r>
+      <w:proofErr w:type="spellStart"/>
+      <w:r>
+        <w:t>mein</w:t>
+      </w:r>
+      <w:proofErr w:type="spellEnd"/>
+      <w:r>
+        <w:t xml:space="preserve"> do-while ki </w:t>
+      </w:r>
+      <w:proofErr w:type="spellStart"/>
+      <w:r>
+        <w:t>zaroorat</w:t>
+      </w:r>
+      <w:proofErr w:type="spellEnd"/>
+      <w:r>
+        <w:t xml:space="preserve"> </w:t>
+      </w:r>
+      <w:proofErr w:type="spellStart"/>
+      <w:r>
+        <w:t>ho</w:t>
+      </w:r>
+      <w:proofErr w:type="spellEnd"/>
+      <w:r>
+        <w:t xml:space="preserve">, </w:t>
+      </w:r>
+      <w:proofErr w:type="spellStart"/>
+      <w:r>
+        <w:t>toh</w:t>
+      </w:r>
+      <w:proofErr w:type="spellEnd"/>
+      <w:r>
+        <w:t xml:space="preserve"> </w:t>
+      </w:r>
+      <w:proofErr w:type="spellStart"/>
+      <w:r>
+        <w:t>hume</w:t>
+      </w:r>
+      <w:proofErr w:type="spellEnd"/>
+      <w:r>
+        <w:t xml:space="preserve"> while True </w:t>
+      </w:r>
+      <w:proofErr w:type="spellStart"/>
+      <w:r>
+        <w:t>ke</w:t>
+      </w:r>
+      <w:proofErr w:type="spellEnd"/>
+      <w:r>
+        <w:t xml:space="preserve"> </w:t>
+      </w:r>
+      <w:proofErr w:type="spellStart"/>
+      <w:r>
+        <w:t>saath</w:t>
+      </w:r>
+      <w:proofErr w:type="spellEnd"/>
+      <w:r>
+        <w:t xml:space="preserve"> break statement ka </w:t>
+      </w:r>
+      <w:proofErr w:type="gramStart"/>
+      <w:r>
+        <w:t>use</w:t>
+      </w:r>
+      <w:proofErr w:type="gramEnd"/>
+      <w:r>
+        <w:t xml:space="preserve"> </w:t>
+      </w:r>
+      <w:proofErr w:type="spellStart"/>
+      <w:r>
+        <w:t>karke</w:t>
+      </w:r>
+      <w:proofErr w:type="spellEnd"/>
+      <w:r>
+        <w:t xml:space="preserve"> simulation </w:t>
+      </w:r>
+      <w:proofErr w:type="spellStart"/>
+      <w:r>
+        <w:t>karna</w:t>
+      </w:r>
+      <w:proofErr w:type="spellEnd"/>
+      <w:r>
+        <w:t xml:space="preserve"> </w:t>
+      </w:r>
+      <w:proofErr w:type="spellStart"/>
+      <w:r>
+        <w:t>padta</w:t>
+      </w:r>
+      <w:proofErr w:type="spellEnd"/>
+      <w:r>
+        <w:t xml:space="preserve"> </w:t>
+      </w:r>
+      <w:proofErr w:type="spellStart"/>
+      <w:r>
+        <w:t>hai</w:t>
+      </w:r>
+      <w:proofErr w:type="spellEnd"/>
+      <w:r>
+        <w:t>.</w:t>
+      </w:r>
+    </w:p>
+    <w:p>
+      <w:pPr>
+        <w:rPr>
+          <w:b/>
+          <w:bCs/>
+        </w:rPr>
+      </w:pPr>
+      <w:r>
+        <w:rPr>
+          <w:b/>
+          <w:bCs/>
+        </w:rPr>
+        <w:t>4. Anatomy of a while Loop in Python</w:t>
+      </w:r>
+    </w:p>
+    <w:p>
+      <w:r>
+        <w:t>A while loop continuously executes its code block as long as the test condition evaluates to True.</w:t>
+      </w:r>
+    </w:p>
+    <w:p>
+      <w:pPr>
+        <w:rPr>
+          <w:b/>
+          <w:bCs/>
+        </w:rPr>
+      </w:pPr>
+      <w:r>
+        <w:rPr>
+          <w:b/>
+          <w:bCs/>
+        </w:rPr>
+        <w:t>Syntax:</w:t>
+      </w:r>
+    </w:p>
+    <w:p>
+      <w:r>
+        <w:t>Python</w:t>
+      </w:r>
+    </w:p>
+    <w:p>
+      <w:r>
+        <w:t># 1. Initialization (Loop variable setup)</w:t>
+      </w:r>
+    </w:p>
+    <w:p>
+      <w:proofErr w:type="spellStart"/>
+      <w:r>
+        <w:t>i</w:t>
+      </w:r>
+      <w:proofErr w:type="spellEnd"/>
+      <w:r>
+        <w:t xml:space="preserve"> = 1 </w:t>
+      </w:r>
+    </w:p>
+    <w:p/>
+    <w:p>
+      <w:r>
+        <w:t># 2. Condition Evaluation</w:t>
+      </w:r>
+    </w:p>
+    <w:p>
+      <w:r>
+        <w:t xml:space="preserve">while </w:t>
+      </w:r>
+      <w:proofErr w:type="spellStart"/>
+      <w:r>
+        <w:t>i</w:t>
+      </w:r>
+      <w:proofErr w:type="spellEnd"/>
+      <w:r>
+        <w:t xml:space="preserve"> &lt;= 5:</w:t>
+      </w:r>
+    </w:p>
+    <w:p>
+      <w:r>
+        <w:t xml:space="preserve">    # 3. Code Execution (Indented block)</w:t>
+      </w:r>
+    </w:p>
+    <w:p>
+      <w:r>
+        <w:t xml:space="preserve">    </w:t>
+      </w:r>
+      <w:proofErr w:type="gramStart"/>
+      <w:r>
+        <w:t>print(</w:t>
+      </w:r>
+      <w:proofErr w:type="gramEnd"/>
+      <w:r>
+        <w:t xml:space="preserve">"Execution count:", </w:t>
+      </w:r>
+      <w:proofErr w:type="spellStart"/>
+      <w:r>
+        <w:t>i</w:t>
+      </w:r>
+      <w:proofErr w:type="spellEnd"/>
+      <w:r>
+        <w:t>)</w:t>
+      </w:r>
+    </w:p>
+    <w:p>
+      <w:r>
+        <w:t xml:space="preserve">    </w:t>
+      </w:r>
+    </w:p>
+    <w:p>
+      <w:r>
+        <w:t xml:space="preserve">    # 4. Increment / Decrement (State Change)</w:t>
+      </w:r>
+    </w:p>
+    <w:p>
+      <w:r>
+        <w:t xml:space="preserve">    </w:t>
+      </w:r>
+      <w:proofErr w:type="spellStart"/>
+      <w:r>
+        <w:t>i</w:t>
+      </w:r>
+      <w:proofErr w:type="spellEnd"/>
+      <w:r>
+        <w:t xml:space="preserve"> += 1 </w:t>
+      </w:r>
+    </w:p>
+    <w:p>
+      <w:pPr>
+        <w:rPr>
+          <w:b/>
+          <w:bCs/>
+        </w:rPr>
+      </w:pPr>
+      <w:r>
+        <w:rPr>
+          <w:b/>
+          <w:bCs/>
+        </w:rPr>
+        <w:t>3 Essential Parts of Any while Loop:</w:t>
+      </w:r>
+    </w:p>
+    <w:p>
+      <w:pPr>
+        <w:numPr>
+          <w:ilvl w:val="0"/>
+          <w:numId w:val="70"/>
+        </w:numPr>
+      </w:pPr>
+      <w:r>
+        <w:rPr>
+          <w:b/>
+          <w:bCs/>
+        </w:rPr>
+        <w:t>Initialization:</w:t>
+      </w:r>
+      <w:r>
+        <w:t xml:space="preserve"> Loop control variable ko starting value </w:t>
+      </w:r>
+      <w:proofErr w:type="spellStart"/>
+      <w:r>
+        <w:t>dena</w:t>
+      </w:r>
+      <w:proofErr w:type="spellEnd"/>
+      <w:r>
+        <w:t xml:space="preserve"> (</w:t>
+      </w:r>
+      <w:proofErr w:type="spellStart"/>
+      <w:r>
+        <w:t>i</w:t>
+      </w:r>
+      <w:proofErr w:type="spellEnd"/>
+      <w:r>
+        <w:t xml:space="preserve"> = 1).</w:t>
+      </w:r>
+    </w:p>
+    <w:p>
+      <w:pPr>
+        <w:numPr>
+          <w:ilvl w:val="0"/>
+          <w:numId w:val="70"/>
+        </w:numPr>
+      </w:pPr>
+      <w:r>
+        <w:rPr>
+          <w:b/>
+          <w:bCs/>
+        </w:rPr>
+        <w:t>Condition:</w:t>
+      </w:r>
+      <w:r>
+        <w:t xml:space="preserve"> Check </w:t>
+      </w:r>
+      <w:proofErr w:type="spellStart"/>
+      <w:r>
+        <w:t>karna</w:t>
+      </w:r>
+      <w:proofErr w:type="spellEnd"/>
+      <w:r>
+        <w:t xml:space="preserve"> ki loop </w:t>
+      </w:r>
+      <w:proofErr w:type="spellStart"/>
+      <w:r>
+        <w:t>kab</w:t>
+      </w:r>
+      <w:proofErr w:type="spellEnd"/>
+      <w:r>
+        <w:t xml:space="preserve"> </w:t>
+      </w:r>
+      <w:proofErr w:type="spellStart"/>
+      <w:r>
+        <w:t>tak</w:t>
+      </w:r>
+      <w:proofErr w:type="spellEnd"/>
+      <w:r>
+        <w:t xml:space="preserve"> </w:t>
+      </w:r>
+      <w:proofErr w:type="spellStart"/>
+      <w:r>
+        <w:t>chalega</w:t>
+      </w:r>
+      <w:proofErr w:type="spellEnd"/>
+      <w:r>
+        <w:t xml:space="preserve"> (</w:t>
+      </w:r>
+      <w:proofErr w:type="spellStart"/>
+      <w:r>
+        <w:t>i</w:t>
+      </w:r>
+      <w:proofErr w:type="spellEnd"/>
+      <w:r>
+        <w:t xml:space="preserve"> &lt;= 5).</w:t>
+      </w:r>
+    </w:p>
+    <w:p>
+      <w:pPr>
+        <w:numPr>
+          <w:ilvl w:val="0"/>
+          <w:numId w:val="70"/>
+        </w:numPr>
+      </w:pPr>
+      <w:proofErr w:type="spellStart"/>
+      <w:r>
+        <w:rPr>
+          <w:b/>
+          <w:bCs/>
+        </w:rPr>
+        <w:t>Updation</w:t>
+      </w:r>
+      <w:proofErr w:type="spellEnd"/>
+      <w:r>
+        <w:rPr>
+          <w:b/>
+          <w:bCs/>
+        </w:rPr>
+        <w:t xml:space="preserve"> (Increment/Decrement):</w:t>
+      </w:r>
+      <w:r>
+        <w:t xml:space="preserve"> Variable ki value ko </w:t>
+      </w:r>
+      <w:proofErr w:type="spellStart"/>
+      <w:r>
+        <w:t>har</w:t>
+      </w:r>
+      <w:proofErr w:type="spellEnd"/>
+      <w:r>
+        <w:t xml:space="preserve"> step par change </w:t>
+      </w:r>
+      <w:proofErr w:type="spellStart"/>
+      <w:r>
+        <w:t>karna</w:t>
+      </w:r>
+      <w:proofErr w:type="spellEnd"/>
+      <w:r>
+        <w:t xml:space="preserve"> (</w:t>
+      </w:r>
+      <w:proofErr w:type="spellStart"/>
+      <w:r>
+        <w:t>i</w:t>
+      </w:r>
+      <w:proofErr w:type="spellEnd"/>
+      <w:r>
+        <w:t xml:space="preserve"> += 1).</w:t>
+      </w:r>
+    </w:p>
+    <w:p>
+      <w:pPr>
+        <w:rPr>
+          <w:b/>
+          <w:bCs/>
+        </w:rPr>
+      </w:pPr>
+      <w:r>
+        <w:rPr>
+          <w:b/>
+          <w:bCs/>
+        </w:rPr>
+        <w:t>5. Example Code: Multiplication Table Generator</w:t>
+      </w:r>
+    </w:p>
+    <w:p>
+      <w:r>
+        <w:t>Python</w:t>
+      </w:r>
+    </w:p>
+    <w:p>
+      <w:proofErr w:type="spellStart"/>
+      <w:r>
+        <w:t>num</w:t>
+      </w:r>
+      <w:proofErr w:type="spellEnd"/>
+      <w:r>
+        <w:t xml:space="preserve"> = </w:t>
+      </w:r>
+      <w:proofErr w:type="gramStart"/>
+      <w:r>
+        <w:t>int(input(</w:t>
+      </w:r>
+      <w:proofErr w:type="gramEnd"/>
+      <w:r>
+        <w:t>"Enter the number for Multiplication Table: "))</w:t>
+      </w:r>
+    </w:p>
+    <w:p/>
+    <w:p>
+      <w:r>
+        <w:t># Initialization</w:t>
+      </w:r>
+    </w:p>
+    <w:p>
+      <w:proofErr w:type="spellStart"/>
+      <w:r>
+        <w:t>i</w:t>
+      </w:r>
+      <w:proofErr w:type="spellEnd"/>
+      <w:r>
+        <w:t xml:space="preserve"> = 1</w:t>
+      </w:r>
+    </w:p>
+    <w:p/>
+    <w:p>
+      <w:r>
+        <w:t># Loop runs 10 times</w:t>
+      </w:r>
+    </w:p>
+    <w:p>
+      <w:r>
+        <w:t xml:space="preserve">while </w:t>
+      </w:r>
+      <w:proofErr w:type="spellStart"/>
+      <w:r>
+        <w:t>i</w:t>
+      </w:r>
+      <w:proofErr w:type="spellEnd"/>
+      <w:r>
+        <w:t xml:space="preserve"> &lt;= 10:</w:t>
+      </w:r>
+    </w:p>
+    <w:p>
+      <w:r>
+        <w:t xml:space="preserve">    </w:t>
+      </w:r>
+      <w:proofErr w:type="gramStart"/>
+      <w:r>
+        <w:t>print(</w:t>
+      </w:r>
+      <w:proofErr w:type="spellStart"/>
+      <w:proofErr w:type="gramEnd"/>
+      <w:r>
+        <w:t>num</w:t>
+      </w:r>
+      <w:proofErr w:type="spellEnd"/>
+      <w:r>
+        <w:t xml:space="preserve">, "x", </w:t>
+      </w:r>
+      <w:proofErr w:type="spellStart"/>
+      <w:r>
+        <w:t>i</w:t>
+      </w:r>
+      <w:proofErr w:type="spellEnd"/>
+      <w:r>
+        <w:t xml:space="preserve">, "=", </w:t>
+      </w:r>
+      <w:proofErr w:type="spellStart"/>
+      <w:r>
+        <w:t>num</w:t>
+      </w:r>
+      <w:proofErr w:type="spellEnd"/>
+      <w:r>
+        <w:t xml:space="preserve"> * </w:t>
+      </w:r>
+      <w:proofErr w:type="spellStart"/>
+      <w:r>
+        <w:t>i</w:t>
+      </w:r>
+      <w:proofErr w:type="spellEnd"/>
+      <w:r>
+        <w:t>)</w:t>
+      </w:r>
+    </w:p>
+    <w:p>
+      <w:r>
+        <w:lastRenderedPageBreak/>
+        <w:t xml:space="preserve">    </w:t>
+      </w:r>
+      <w:proofErr w:type="spellStart"/>
+      <w:r>
+        <w:t>i</w:t>
+      </w:r>
+      <w:proofErr w:type="spellEnd"/>
+      <w:r>
+        <w:t xml:space="preserve"> += </w:t>
+      </w:r>
+      <w:proofErr w:type="gramStart"/>
+      <w:r>
+        <w:t>1  #</w:t>
+      </w:r>
+      <w:proofErr w:type="gramEnd"/>
+      <w:r>
+        <w:t xml:space="preserve"> Incrementing counter variable</w:t>
+      </w:r>
+    </w:p>
+    <w:p>
+      <w:pPr>
+        <w:rPr>
+          <w:b/>
+          <w:bCs/>
+        </w:rPr>
+      </w:pPr>
+      <w:r>
+        <w:rPr>
+          <w:b/>
+          <w:bCs/>
+        </w:rPr>
+        <w:t>6. Additional Critical Concepts (Self-Added Knowledge)</w:t>
+      </w:r>
+    </w:p>
+    <w:p>
+      <w:pPr>
+        <w:rPr>
+          <w:b/>
+          <w:bCs/>
+        </w:rPr>
+      </w:pPr>
+      <w:r>
+        <w:rPr>
+          <w:b/>
+          <w:bCs/>
+        </w:rPr>
+        <w:t xml:space="preserve">A. Infinite Loops (When </w:t>
+      </w:r>
+      <w:proofErr w:type="spellStart"/>
+      <w:r>
+        <w:rPr>
+          <w:b/>
+          <w:bCs/>
+        </w:rPr>
+        <w:t>Updation</w:t>
+      </w:r>
+      <w:proofErr w:type="spellEnd"/>
+      <w:r>
+        <w:rPr>
+          <w:b/>
+          <w:bCs/>
+        </w:rPr>
+        <w:t xml:space="preserve"> is Missed)</w:t>
+      </w:r>
+    </w:p>
+    <w:p>
+      <w:r>
+        <w:t xml:space="preserve">Agar </w:t>
+      </w:r>
+      <w:proofErr w:type="spellStart"/>
+      <w:r>
+        <w:t>aap</w:t>
+      </w:r>
+      <w:proofErr w:type="spellEnd"/>
+      <w:r>
+        <w:t xml:space="preserve"> loop control variable ko update (</w:t>
+      </w:r>
+      <w:proofErr w:type="spellStart"/>
+      <w:r>
+        <w:t>i</w:t>
+      </w:r>
+      <w:proofErr w:type="spellEnd"/>
+      <w:r>
+        <w:t xml:space="preserve"> += 1) </w:t>
+      </w:r>
+      <w:proofErr w:type="spellStart"/>
+      <w:r>
+        <w:t>karna</w:t>
+      </w:r>
+      <w:proofErr w:type="spellEnd"/>
+      <w:r>
+        <w:t xml:space="preserve"> </w:t>
+      </w:r>
+      <w:proofErr w:type="spellStart"/>
+      <w:r>
+        <w:t>bhool</w:t>
+      </w:r>
+      <w:proofErr w:type="spellEnd"/>
+      <w:r>
+        <w:t xml:space="preserve"> </w:t>
+      </w:r>
+      <w:proofErr w:type="spellStart"/>
+      <w:r>
+        <w:t>jaate</w:t>
+      </w:r>
+      <w:proofErr w:type="spellEnd"/>
+      <w:r>
+        <w:t xml:space="preserve"> hain, </w:t>
+      </w:r>
+      <w:proofErr w:type="spellStart"/>
+      <w:r>
+        <w:t>toh</w:t>
+      </w:r>
+      <w:proofErr w:type="spellEnd"/>
+      <w:r>
+        <w:t xml:space="preserve"> condition </w:t>
+      </w:r>
+      <w:proofErr w:type="spellStart"/>
+      <w:r>
+        <w:t>hamesha</w:t>
+      </w:r>
+      <w:proofErr w:type="spellEnd"/>
+      <w:r>
+        <w:t xml:space="preserve"> True reh </w:t>
+      </w:r>
+      <w:proofErr w:type="spellStart"/>
+      <w:r>
+        <w:t>jaayegi</w:t>
+      </w:r>
+      <w:proofErr w:type="spellEnd"/>
+      <w:r>
+        <w:t xml:space="preserve"> aur Python ek </w:t>
+      </w:r>
+      <w:r>
+        <w:rPr>
+          <w:b/>
+          <w:bCs/>
+        </w:rPr>
+        <w:t>Infinite Loop</w:t>
+      </w:r>
+      <w:r>
+        <w:t xml:space="preserve"> </w:t>
+      </w:r>
+      <w:proofErr w:type="spellStart"/>
+      <w:r>
+        <w:t>mein</w:t>
+      </w:r>
+      <w:proofErr w:type="spellEnd"/>
+      <w:r>
+        <w:t xml:space="preserve"> </w:t>
+      </w:r>
+      <w:proofErr w:type="spellStart"/>
+      <w:r>
+        <w:t>chala</w:t>
+      </w:r>
+      <w:proofErr w:type="spellEnd"/>
+      <w:r>
+        <w:t xml:space="preserve"> </w:t>
+      </w:r>
+      <w:proofErr w:type="spellStart"/>
+      <w:r>
+        <w:t>jaayega</w:t>
+      </w:r>
+      <w:proofErr w:type="spellEnd"/>
+      <w:r>
+        <w:t xml:space="preserve">, </w:t>
+      </w:r>
+      <w:proofErr w:type="spellStart"/>
+      <w:r>
+        <w:t>jisse</w:t>
+      </w:r>
+      <w:proofErr w:type="spellEnd"/>
+      <w:r>
+        <w:t xml:space="preserve"> system hang/crash </w:t>
+      </w:r>
+      <w:proofErr w:type="spellStart"/>
+      <w:r>
+        <w:t>ho</w:t>
+      </w:r>
+      <w:proofErr w:type="spellEnd"/>
+      <w:r>
+        <w:t xml:space="preserve"> </w:t>
+      </w:r>
+      <w:proofErr w:type="spellStart"/>
+      <w:r>
+        <w:t>sakta</w:t>
+      </w:r>
+      <w:proofErr w:type="spellEnd"/>
+      <w:r>
+        <w:t xml:space="preserve"> </w:t>
+      </w:r>
+      <w:proofErr w:type="spellStart"/>
+      <w:r>
+        <w:t>hai</w:t>
+      </w:r>
+      <w:proofErr w:type="spellEnd"/>
+      <w:r>
+        <w:t>.</w:t>
+      </w:r>
+    </w:p>
+    <w:p>
+      <w:r>
+        <w:t>Python</w:t>
+      </w:r>
+    </w:p>
+    <w:p>
+      <w:r>
+        <w:t xml:space="preserve"># </w:t>
+      </w:r>
+      <w:r>
+        <w:rPr>
+          <w:rFonts w:ascii="Segoe UI Emoji" w:hAnsi="Segoe UI Emoji" w:cs="Segoe UI Emoji"/>
+        </w:rPr>
+        <w:t>❌</w:t>
+      </w:r>
+      <w:r>
+        <w:t xml:space="preserve"> Dangerous Infinite Loop Example:</w:t>
+      </w:r>
+    </w:p>
+    <w:p>
+      <w:proofErr w:type="spellStart"/>
+      <w:r>
+        <w:t>i</w:t>
+      </w:r>
+      <w:proofErr w:type="spellEnd"/>
+      <w:r>
+        <w:t xml:space="preserve"> = 1</w:t>
+      </w:r>
+    </w:p>
+    <w:p>
+      <w:r>
+        <w:t xml:space="preserve">while </w:t>
+      </w:r>
+      <w:proofErr w:type="spellStart"/>
+      <w:r>
+        <w:t>i</w:t>
+      </w:r>
+      <w:proofErr w:type="spellEnd"/>
+      <w:r>
+        <w:t xml:space="preserve"> &lt;= 5:</w:t>
+      </w:r>
+    </w:p>
+    <w:p>
+      <w:r>
+        <w:t xml:space="preserve">    print(</w:t>
+      </w:r>
+      <w:proofErr w:type="spellStart"/>
+      <w:r>
+        <w:t>i</w:t>
+      </w:r>
+      <w:proofErr w:type="spellEnd"/>
+      <w:r>
+        <w:t>)</w:t>
+      </w:r>
+    </w:p>
+    <w:p>
+      <w:r>
+        <w:t xml:space="preserve">    # </w:t>
+      </w:r>
+      <w:proofErr w:type="spellStart"/>
+      <w:r>
+        <w:t>i</w:t>
+      </w:r>
+      <w:proofErr w:type="spellEnd"/>
+      <w:r>
+        <w:t xml:space="preserve"> += </w:t>
+      </w:r>
+      <w:proofErr w:type="gramStart"/>
+      <w:r>
+        <w:t>1  &lt;</w:t>
+      </w:r>
+      <w:proofErr w:type="gramEnd"/>
+      <w:r>
+        <w:t>-- Missed updating '</w:t>
+      </w:r>
+      <w:proofErr w:type="spellStart"/>
+      <w:r>
+        <w:t>i</w:t>
+      </w:r>
+      <w:proofErr w:type="spellEnd"/>
+      <w:r>
+        <w:t>'! Loop will run forever.</w:t>
+      </w:r>
+    </w:p>
+    <w:p>
+      <w:pPr>
+        <w:rPr>
+          <w:b/>
+          <w:bCs/>
+        </w:rPr>
+      </w:pPr>
+      <w:r>
+        <w:rPr>
+          <w:b/>
+          <w:bCs/>
+        </w:rPr>
+        <w:t xml:space="preserve">B. while-else Clause in Python (Unique Python Feature </w:t>
+      </w:r>
+      <w:r>
+        <w:rPr>
+          <w:rFonts w:ascii="Segoe UI Emoji" w:hAnsi="Segoe UI Emoji" w:cs="Segoe UI Emoji"/>
+          <w:b/>
+          <w:bCs/>
+        </w:rPr>
+        <w:t>⭐</w:t>
+      </w:r>
+      <w:r>
+        <w:rPr>
+          <w:b/>
+          <w:bCs/>
+        </w:rPr>
+        <w:t>)</w:t>
+      </w:r>
+    </w:p>
+    <w:p>
+      <w:r>
+        <w:t xml:space="preserve">Python </w:t>
+      </w:r>
+      <w:proofErr w:type="spellStart"/>
+      <w:r>
+        <w:t>mein</w:t>
+      </w:r>
+      <w:proofErr w:type="spellEnd"/>
+      <w:r>
+        <w:t xml:space="preserve"> while loop </w:t>
+      </w:r>
+      <w:proofErr w:type="spellStart"/>
+      <w:r>
+        <w:t>ke</w:t>
+      </w:r>
+      <w:proofErr w:type="spellEnd"/>
+      <w:r>
+        <w:t xml:space="preserve"> </w:t>
+      </w:r>
+      <w:proofErr w:type="spellStart"/>
+      <w:r>
+        <w:t>saath</w:t>
+      </w:r>
+      <w:proofErr w:type="spellEnd"/>
+      <w:r>
+        <w:t xml:space="preserve"> </w:t>
+      </w:r>
+      <w:r>
+        <w:rPr>
+          <w:b/>
+          <w:bCs/>
+        </w:rPr>
+        <w:t>else block</w:t>
+      </w:r>
+      <w:r>
+        <w:t xml:space="preserve"> </w:t>
+      </w:r>
+      <w:proofErr w:type="spellStart"/>
+      <w:r>
+        <w:t>lagaya</w:t>
+      </w:r>
+      <w:proofErr w:type="spellEnd"/>
+      <w:r>
+        <w:t xml:space="preserve"> </w:t>
+      </w:r>
+      <w:proofErr w:type="spellStart"/>
+      <w:r>
+        <w:t>ja</w:t>
+      </w:r>
+      <w:proofErr w:type="spellEnd"/>
+      <w:r>
+        <w:t xml:space="preserve"> </w:t>
+      </w:r>
+      <w:proofErr w:type="spellStart"/>
+      <w:r>
+        <w:t>sakta</w:t>
+      </w:r>
+      <w:proofErr w:type="spellEnd"/>
+      <w:r>
+        <w:t xml:space="preserve"> </w:t>
+      </w:r>
+      <w:proofErr w:type="spellStart"/>
+      <w:r>
+        <w:t>hai</w:t>
+      </w:r>
+      <w:proofErr w:type="spellEnd"/>
+      <w:r>
+        <w:t xml:space="preserve">. else block </w:t>
+      </w:r>
+      <w:proofErr w:type="spellStart"/>
+      <w:r>
+        <w:t>tabhi</w:t>
+      </w:r>
+      <w:proofErr w:type="spellEnd"/>
+      <w:r>
+        <w:t xml:space="preserve"> execute </w:t>
+      </w:r>
+      <w:proofErr w:type="spellStart"/>
+      <w:r>
+        <w:t>hota</w:t>
+      </w:r>
+      <w:proofErr w:type="spellEnd"/>
+      <w:r>
+        <w:t xml:space="preserve"> </w:t>
+      </w:r>
+      <w:proofErr w:type="spellStart"/>
+      <w:r>
+        <w:t>hai</w:t>
+      </w:r>
+      <w:proofErr w:type="spellEnd"/>
+      <w:r>
+        <w:t xml:space="preserve"> jab loop </w:t>
+      </w:r>
+      <w:proofErr w:type="spellStart"/>
+      <w:r>
+        <w:rPr>
+          <w:b/>
+          <w:bCs/>
+        </w:rPr>
+        <w:t>apni</w:t>
+      </w:r>
+      <w:proofErr w:type="spellEnd"/>
+      <w:r>
+        <w:rPr>
+          <w:b/>
+          <w:bCs/>
+        </w:rPr>
+        <w:t xml:space="preserve"> </w:t>
+      </w:r>
+      <w:proofErr w:type="spellStart"/>
+      <w:r>
+        <w:rPr>
+          <w:b/>
+          <w:bCs/>
+        </w:rPr>
+        <w:t>saari</w:t>
+      </w:r>
+      <w:proofErr w:type="spellEnd"/>
+      <w:r>
+        <w:rPr>
+          <w:b/>
+          <w:bCs/>
+        </w:rPr>
+        <w:t xml:space="preserve"> iterations naturally finish </w:t>
+      </w:r>
+      <w:proofErr w:type="spellStart"/>
+      <w:r>
+        <w:rPr>
+          <w:b/>
+          <w:bCs/>
+        </w:rPr>
+        <w:t>kare</w:t>
+      </w:r>
+      <w:proofErr w:type="spellEnd"/>
+      <w:r>
+        <w:rPr>
+          <w:b/>
+          <w:bCs/>
+        </w:rPr>
+        <w:t xml:space="preserve"> (</w:t>
+      </w:r>
+      <w:proofErr w:type="spellStart"/>
+      <w:r>
+        <w:rPr>
+          <w:b/>
+          <w:bCs/>
+        </w:rPr>
+        <w:t>bina</w:t>
+      </w:r>
+      <w:proofErr w:type="spellEnd"/>
+      <w:r>
+        <w:rPr>
+          <w:b/>
+          <w:bCs/>
+        </w:rPr>
+        <w:t xml:space="preserve"> break hue)</w:t>
+      </w:r>
+      <w:r>
+        <w:t>.</w:t>
+      </w:r>
+    </w:p>
+    <w:p>
+      <w:r>
+        <w:t>Python</w:t>
+      </w:r>
+    </w:p>
+    <w:p>
+      <w:proofErr w:type="spellStart"/>
+      <w:r>
+        <w:t>i</w:t>
+      </w:r>
+      <w:proofErr w:type="spellEnd"/>
+      <w:r>
+        <w:t xml:space="preserve"> = 1</w:t>
+      </w:r>
+    </w:p>
+    <w:p>
+      <w:r>
+        <w:t xml:space="preserve">while </w:t>
+      </w:r>
+      <w:proofErr w:type="spellStart"/>
+      <w:r>
+        <w:t>i</w:t>
+      </w:r>
+      <w:proofErr w:type="spellEnd"/>
+      <w:r>
+        <w:t xml:space="preserve"> &lt;= 3:</w:t>
+      </w:r>
+    </w:p>
+    <w:p>
+      <w:r>
+        <w:t xml:space="preserve">    </w:t>
+      </w:r>
+      <w:proofErr w:type="gramStart"/>
+      <w:r>
+        <w:t>print(</w:t>
+      </w:r>
+      <w:proofErr w:type="gramEnd"/>
+      <w:r>
+        <w:t xml:space="preserve">"Item", </w:t>
+      </w:r>
+      <w:proofErr w:type="spellStart"/>
+      <w:r>
+        <w:t>i</w:t>
+      </w:r>
+      <w:proofErr w:type="spellEnd"/>
+      <w:r>
+        <w:t>)</w:t>
+      </w:r>
+    </w:p>
+    <w:p>
+      <w:r>
+        <w:t xml:space="preserve">    </w:t>
+      </w:r>
+      <w:proofErr w:type="spellStart"/>
+      <w:r>
+        <w:t>i</w:t>
+      </w:r>
+      <w:proofErr w:type="spellEnd"/>
+      <w:r>
+        <w:t xml:space="preserve"> += 1</w:t>
+      </w:r>
+    </w:p>
+    <w:p>
+      <w:r>
+        <w:t>else:</w:t>
+      </w:r>
+    </w:p>
+    <w:p>
+      <w:r>
+        <w:t xml:space="preserve">    </w:t>
+      </w:r>
+      <w:proofErr w:type="gramStart"/>
+      <w:r>
+        <w:t>print(</w:t>
+      </w:r>
+      <w:proofErr w:type="gramEnd"/>
+      <w:r>
+        <w:t>"Loop finished successfully without any break!")</w:t>
+      </w:r>
+    </w:p>
+    <w:p>
+      <w:pPr>
+        <w:rPr>
+          <w:b/>
+          <w:bCs/>
+        </w:rPr>
+      </w:pPr>
+      <w:r>
+        <w:rPr>
+          <w:b/>
+          <w:bCs/>
+        </w:rPr>
+        <w:t>C. Simulating do-while Loop in Python</w:t>
+      </w:r>
+    </w:p>
+    <w:p>
+      <w:proofErr w:type="spellStart"/>
+      <w:r>
+        <w:t>Kyunki</w:t>
+      </w:r>
+      <w:proofErr w:type="spellEnd"/>
+      <w:r>
+        <w:t xml:space="preserve"> Python </w:t>
+      </w:r>
+      <w:proofErr w:type="spellStart"/>
+      <w:r>
+        <w:t>mein</w:t>
+      </w:r>
+      <w:proofErr w:type="spellEnd"/>
+      <w:r>
+        <w:t xml:space="preserve"> do-while loop </w:t>
+      </w:r>
+      <w:proofErr w:type="spellStart"/>
+      <w:r>
+        <w:t>nahi</w:t>
+      </w:r>
+      <w:proofErr w:type="spellEnd"/>
+      <w:r>
+        <w:t xml:space="preserve"> </w:t>
+      </w:r>
+      <w:proofErr w:type="spellStart"/>
+      <w:r>
+        <w:t>hota</w:t>
+      </w:r>
+      <w:proofErr w:type="spellEnd"/>
+      <w:r>
+        <w:t xml:space="preserve">, </w:t>
+      </w:r>
+      <w:proofErr w:type="spellStart"/>
+      <w:r>
+        <w:t>isiliye</w:t>
+      </w:r>
+      <w:proofErr w:type="spellEnd"/>
+      <w:r>
+        <w:t xml:space="preserve"> condition ko </w:t>
+      </w:r>
+      <w:proofErr w:type="spellStart"/>
+      <w:r>
+        <w:t>kam</w:t>
+      </w:r>
+      <w:proofErr w:type="spellEnd"/>
+      <w:r>
+        <w:t xml:space="preserve"> se </w:t>
+      </w:r>
+      <w:proofErr w:type="spellStart"/>
+      <w:r>
+        <w:t>kam</w:t>
+      </w:r>
+      <w:proofErr w:type="spellEnd"/>
+      <w:r>
+        <w:t xml:space="preserve"> </w:t>
+      </w:r>
+      <w:r>
+        <w:rPr>
+          <w:b/>
+          <w:bCs/>
+        </w:rPr>
+        <w:t xml:space="preserve">ek </w:t>
+      </w:r>
+      <w:proofErr w:type="spellStart"/>
+      <w:r>
+        <w:rPr>
+          <w:b/>
+          <w:bCs/>
+        </w:rPr>
+        <w:t>baar</w:t>
+      </w:r>
+      <w:proofErr w:type="spellEnd"/>
+      <w:r>
+        <w:rPr>
+          <w:b/>
+          <w:bCs/>
+        </w:rPr>
+        <w:t xml:space="preserve"> execute</w:t>
+      </w:r>
+      <w:r>
+        <w:t xml:space="preserve"> </w:t>
+      </w:r>
+      <w:proofErr w:type="spellStart"/>
+      <w:r>
+        <w:t>karane</w:t>
+      </w:r>
+      <w:proofErr w:type="spellEnd"/>
+      <w:r>
+        <w:t xml:space="preserve"> </w:t>
+      </w:r>
+      <w:proofErr w:type="spellStart"/>
+      <w:r>
+        <w:t>ke</w:t>
+      </w:r>
+      <w:proofErr w:type="spellEnd"/>
+      <w:r>
+        <w:t xml:space="preserve"> </w:t>
+      </w:r>
+      <w:proofErr w:type="spellStart"/>
+      <w:r>
+        <w:t>liye</w:t>
+      </w:r>
+      <w:proofErr w:type="spellEnd"/>
+      <w:r>
+        <w:t xml:space="preserve"> </w:t>
+      </w:r>
+      <w:proofErr w:type="spellStart"/>
+      <w:r>
+        <w:t>aisa</w:t>
+      </w:r>
+      <w:proofErr w:type="spellEnd"/>
+      <w:r>
+        <w:t xml:space="preserve"> structure follow </w:t>
+      </w:r>
+      <w:proofErr w:type="spellStart"/>
+      <w:r>
+        <w:t>kiya</w:t>
+      </w:r>
+      <w:proofErr w:type="spellEnd"/>
+      <w:r>
+        <w:t xml:space="preserve"> </w:t>
+      </w:r>
+      <w:proofErr w:type="spellStart"/>
+      <w:r>
+        <w:t>jata</w:t>
+      </w:r>
+      <w:proofErr w:type="spellEnd"/>
+      <w:r>
+        <w:t xml:space="preserve"> </w:t>
+      </w:r>
+      <w:proofErr w:type="spellStart"/>
+      <w:r>
+        <w:t>hai</w:t>
+      </w:r>
+      <w:proofErr w:type="spellEnd"/>
+      <w:r>
+        <w:t>:</w:t>
+      </w:r>
+    </w:p>
+    <w:p>
+      <w:r>
+        <w:t>Python</w:t>
+      </w:r>
+    </w:p>
+    <w:p>
+      <w:r>
+        <w:t># Do-While Simulation in Python</w:t>
+      </w:r>
+    </w:p>
+    <w:p>
+      <w:r>
+        <w:t>while True:</w:t>
+      </w:r>
+    </w:p>
+    <w:p>
+      <w:r>
+        <w:t xml:space="preserve">    </w:t>
+      </w:r>
+      <w:proofErr w:type="spellStart"/>
+      <w:r>
+        <w:t>user_input</w:t>
+      </w:r>
+      <w:proofErr w:type="spellEnd"/>
+      <w:r>
+        <w:t xml:space="preserve"> = </w:t>
+      </w:r>
+      <w:proofErr w:type="gramStart"/>
+      <w:r>
+        <w:t>int(input(</w:t>
+      </w:r>
+      <w:proofErr w:type="gramEnd"/>
+      <w:r>
+        <w:t>"Enter a positive number (0 to stop): "))</w:t>
+      </w:r>
+    </w:p>
+    <w:p>
+      <w:r>
+        <w:t xml:space="preserve">    if </w:t>
+      </w:r>
+      <w:proofErr w:type="spellStart"/>
+      <w:r>
+        <w:t>user_input</w:t>
+      </w:r>
+      <w:proofErr w:type="spellEnd"/>
+      <w:r>
+        <w:t xml:space="preserve"> == 0:</w:t>
+      </w:r>
+    </w:p>
+    <w:p>
+      <w:r>
+        <w:t xml:space="preserve">        break</w:t>
+      </w:r>
+    </w:p>
+    <w:p>
+      <w:r>
+        <w:t xml:space="preserve">    </w:t>
+      </w:r>
+      <w:proofErr w:type="gramStart"/>
+      <w:r>
+        <w:t>print(</w:t>
+      </w:r>
+      <w:proofErr w:type="gramEnd"/>
+      <w:r>
+        <w:t xml:space="preserve">"You entered:", </w:t>
+      </w:r>
+      <w:proofErr w:type="spellStart"/>
+      <w:r>
+        <w:t>user_input</w:t>
+      </w:r>
+      <w:proofErr w:type="spellEnd"/>
+      <w:r>
+        <w:t>)</w:t>
+      </w:r>
+    </w:p>
+    <w:p>
+      <w:pPr>
+        <w:rPr>
+          <w:b/>
+          <w:bCs/>
+        </w:rPr>
+      </w:pPr>
+      <w:r>
+        <w:rPr>
+          <w:rFonts w:ascii="Segoe UI Emoji" w:hAnsi="Segoe UI Emoji" w:cs="Segoe UI Emoji"/>
+          <w:b/>
+          <w:bCs/>
+        </w:rPr>
+        <w:t>💡</w:t>
+      </w:r>
+      <w:r>
+        <w:rPr>
+          <w:b/>
+          <w:bCs/>
+        </w:rPr>
+        <w:t xml:space="preserve"> Quick Summary Table for Notes:</w:t>
+      </w:r>
+    </w:p>
+    <w:tbl>
+      <w:tblPr>
+        <w:tblW w:w="0" w:type="auto"/>
+        <w:tblCellSpacing w:w="15" w:type="dxa"/>
+        <w:tblCellMar>
+          <w:top w:w="15" w:type="dxa"/>
+          <w:left w:w="15" w:type="dxa"/>
+          <w:bottom w:w="15" w:type="dxa"/>
+          <w:right w:w="15" w:type="dxa"/>
+        </w:tblCellMar>
+        <w:tblLook w:val="04A0" w:firstRow="1" w:lastRow="0" w:firstColumn="1" w:lastColumn="0" w:noHBand="0" w:noVBand="1"/>
+      </w:tblPr>
+      <w:tblGrid>
+        <w:gridCol w:w="1978"/>
+        <w:gridCol w:w="4430"/>
+        <w:gridCol w:w="2602"/>
+      </w:tblGrid>
+      <w:tr>
+        <w:trPr>
+          <w:tblHeader/>
+          <w:tblCellSpacing w:w="15" w:type="dxa"/>
+        </w:trPr>
+        <w:tc>
+          <w:tcPr>
+            <w:tcW w:w="0" w:type="auto"/>
+            <w:tcBorders>
+              <w:top w:val="single" w:sz="6" w:space="0" w:color="C4C7C5"/>
+              <w:left w:val="single" w:sz="6" w:space="0" w:color="C4C7C5"/>
+              <w:bottom w:val="single" w:sz="6" w:space="0" w:color="C4C7C5"/>
+              <w:right w:val="single" w:sz="6" w:space="0" w:color="C4C7C5"/>
+            </w:tcBorders>
+            <w:tcMar>
+              <w:top w:w="120" w:type="dxa"/>
+              <w:left w:w="180" w:type="dxa"/>
+              <w:bottom w:w="120" w:type="dxa"/>
+              <w:right w:w="180" w:type="dxa"/>
+            </w:tcMar>
+            <w:vAlign w:val="center"/>
+            <w:hideMark/>
+          </w:tcPr>
+          <w:p>
+            <w:r>
+              <w:rPr>
+                <w:b/>
+                <w:bCs/>
+              </w:rPr>
+              <w:lastRenderedPageBreak/>
+              <w:t>Concept</w:t>
+            </w:r>
+          </w:p>
+        </w:tc>
+        <w:tc>
+          <w:tcPr>
+            <w:tcW w:w="0" w:type="auto"/>
+            <w:tcBorders>
+              <w:top w:val="single" w:sz="6" w:space="0" w:color="C4C7C5"/>
+              <w:left w:val="single" w:sz="6" w:space="0" w:color="C4C7C5"/>
+              <w:bottom w:val="single" w:sz="6" w:space="0" w:color="C4C7C5"/>
+              <w:right w:val="single" w:sz="6" w:space="0" w:color="C4C7C5"/>
+            </w:tcBorders>
+            <w:tcMar>
+              <w:top w:w="120" w:type="dxa"/>
+              <w:left w:w="180" w:type="dxa"/>
+              <w:bottom w:w="120" w:type="dxa"/>
+              <w:right w:w="180" w:type="dxa"/>
+            </w:tcMar>
+            <w:vAlign w:val="center"/>
+            <w:hideMark/>
+          </w:tcPr>
+          <w:p>
+            <w:r>
+              <w:rPr>
+                <w:b/>
+                <w:bCs/>
+              </w:rPr>
+              <w:t>Explanation</w:t>
+            </w:r>
+          </w:p>
+        </w:tc>
+        <w:tc>
+          <w:tcPr>
+            <w:tcW w:w="0" w:type="auto"/>
+            <w:tcBorders>
+              <w:top w:val="single" w:sz="6" w:space="0" w:color="C4C7C5"/>
+              <w:left w:val="single" w:sz="6" w:space="0" w:color="C4C7C5"/>
+              <w:bottom w:val="single" w:sz="6" w:space="0" w:color="C4C7C5"/>
+              <w:right w:val="single" w:sz="6" w:space="0" w:color="C4C7C5"/>
+            </w:tcBorders>
+            <w:tcMar>
+              <w:top w:w="120" w:type="dxa"/>
+              <w:left w:w="180" w:type="dxa"/>
+              <w:bottom w:w="120" w:type="dxa"/>
+              <w:right w:w="180" w:type="dxa"/>
+            </w:tcMar>
+            <w:vAlign w:val="center"/>
+            <w:hideMark/>
+          </w:tcPr>
+          <w:p>
+            <w:r>
+              <w:rPr>
+                <w:b/>
+                <w:bCs/>
+              </w:rPr>
+              <w:t>Example</w:t>
+            </w:r>
+          </w:p>
+        </w:tc>
+      </w:tr>
+      <w:tr>
+        <w:trPr>
+          <w:tblCellSpacing w:w="15" w:type="dxa"/>
+        </w:trPr>
+        <w:tc>
+          <w:tcPr>
+            <w:tcW w:w="0" w:type="auto"/>
+            <w:tcBorders>
+              <w:top w:val="single" w:sz="6" w:space="0" w:color="C4C7C5"/>
+              <w:left w:val="single" w:sz="6" w:space="0" w:color="C4C7C5"/>
+              <w:bottom w:val="single" w:sz="6" w:space="0" w:color="C4C7C5"/>
+              <w:right w:val="single" w:sz="6" w:space="0" w:color="C4C7C5"/>
+            </w:tcBorders>
+            <w:tcMar>
+              <w:top w:w="120" w:type="dxa"/>
+              <w:left w:w="180" w:type="dxa"/>
+              <w:bottom w:w="120" w:type="dxa"/>
+              <w:right w:w="180" w:type="dxa"/>
+            </w:tcMar>
+            <w:vAlign w:val="center"/>
+            <w:hideMark/>
+          </w:tcPr>
+          <w:p>
+            <w:r>
+              <w:rPr>
+                <w:b/>
+                <w:bCs/>
+              </w:rPr>
+              <w:t>while Loop</w:t>
+            </w:r>
+          </w:p>
+        </w:tc>
+        <w:tc>
+          <w:tcPr>
+            <w:tcW w:w="0" w:type="auto"/>
+            <w:tcBorders>
+              <w:top w:val="single" w:sz="6" w:space="0" w:color="C4C7C5"/>
+              <w:left w:val="single" w:sz="6" w:space="0" w:color="C4C7C5"/>
+              <w:bottom w:val="single" w:sz="6" w:space="0" w:color="C4C7C5"/>
+              <w:right w:val="single" w:sz="6" w:space="0" w:color="C4C7C5"/>
+            </w:tcBorders>
+            <w:tcMar>
+              <w:top w:w="120" w:type="dxa"/>
+              <w:left w:w="180" w:type="dxa"/>
+              <w:bottom w:w="120" w:type="dxa"/>
+              <w:right w:w="180" w:type="dxa"/>
+            </w:tcMar>
+            <w:vAlign w:val="center"/>
+            <w:hideMark/>
+          </w:tcPr>
+          <w:p>
+            <w:r>
+              <w:t>Runs continuously while condition is True.</w:t>
+            </w:r>
+          </w:p>
+        </w:tc>
+        <w:tc>
+          <w:tcPr>
+            <w:tcW w:w="0" w:type="auto"/>
+            <w:tcBorders>
+              <w:top w:val="single" w:sz="6" w:space="0" w:color="C4C7C5"/>
+              <w:left w:val="single" w:sz="6" w:space="0" w:color="C4C7C5"/>
+              <w:bottom w:val="single" w:sz="6" w:space="0" w:color="C4C7C5"/>
+              <w:right w:val="single" w:sz="6" w:space="0" w:color="C4C7C5"/>
+            </w:tcBorders>
+            <w:tcMar>
+              <w:top w:w="120" w:type="dxa"/>
+              <w:left w:w="180" w:type="dxa"/>
+              <w:bottom w:w="120" w:type="dxa"/>
+              <w:right w:w="180" w:type="dxa"/>
+            </w:tcMar>
+            <w:vAlign w:val="center"/>
+            <w:hideMark/>
+          </w:tcPr>
+          <w:p>
+            <w:r>
+              <w:t xml:space="preserve">while </w:t>
+            </w:r>
+            <w:proofErr w:type="spellStart"/>
+            <w:r>
+              <w:t>i</w:t>
+            </w:r>
+            <w:proofErr w:type="spellEnd"/>
+            <w:r>
+              <w:t xml:space="preserve"> &lt;= 10:</w:t>
+            </w:r>
+          </w:p>
+        </w:tc>
+      </w:tr>
+      <w:tr>
+        <w:trPr>
+          <w:tblCellSpacing w:w="15" w:type="dxa"/>
+        </w:trPr>
+        <w:tc>
+          <w:tcPr>
+            <w:tcW w:w="0" w:type="auto"/>
+            <w:tcBorders>
+              <w:top w:val="single" w:sz="6" w:space="0" w:color="C4C7C5"/>
+              <w:left w:val="single" w:sz="6" w:space="0" w:color="C4C7C5"/>
+              <w:bottom w:val="single" w:sz="6" w:space="0" w:color="C4C7C5"/>
+              <w:right w:val="single" w:sz="6" w:space="0" w:color="C4C7C5"/>
+            </w:tcBorders>
+            <w:tcMar>
+              <w:top w:w="120" w:type="dxa"/>
+              <w:left w:w="180" w:type="dxa"/>
+              <w:bottom w:w="120" w:type="dxa"/>
+              <w:right w:w="180" w:type="dxa"/>
+            </w:tcMar>
+            <w:vAlign w:val="center"/>
+            <w:hideMark/>
+          </w:tcPr>
+          <w:p>
+            <w:r>
+              <w:rPr>
+                <w:b/>
+                <w:bCs/>
+              </w:rPr>
+              <w:t>Termination</w:t>
+            </w:r>
+          </w:p>
+        </w:tc>
+        <w:tc>
+          <w:tcPr>
+            <w:tcW w:w="0" w:type="auto"/>
+            <w:tcBorders>
+              <w:top w:val="single" w:sz="6" w:space="0" w:color="C4C7C5"/>
+              <w:left w:val="single" w:sz="6" w:space="0" w:color="C4C7C5"/>
+              <w:bottom w:val="single" w:sz="6" w:space="0" w:color="C4C7C5"/>
+              <w:right w:val="single" w:sz="6" w:space="0" w:color="C4C7C5"/>
+            </w:tcBorders>
+            <w:tcMar>
+              <w:top w:w="120" w:type="dxa"/>
+              <w:left w:w="180" w:type="dxa"/>
+              <w:bottom w:w="120" w:type="dxa"/>
+              <w:right w:w="180" w:type="dxa"/>
+            </w:tcMar>
+            <w:vAlign w:val="center"/>
+            <w:hideMark/>
+          </w:tcPr>
+          <w:p>
+            <w:r>
+              <w:t>Loop stops when condition becomes False.</w:t>
+            </w:r>
+          </w:p>
+        </w:tc>
+        <w:tc>
+          <w:tcPr>
+            <w:tcW w:w="0" w:type="auto"/>
+            <w:tcBorders>
+              <w:top w:val="single" w:sz="6" w:space="0" w:color="C4C7C5"/>
+              <w:left w:val="single" w:sz="6" w:space="0" w:color="C4C7C5"/>
+              <w:bottom w:val="single" w:sz="6" w:space="0" w:color="C4C7C5"/>
+              <w:right w:val="single" w:sz="6" w:space="0" w:color="C4C7C5"/>
+            </w:tcBorders>
+            <w:tcMar>
+              <w:top w:w="120" w:type="dxa"/>
+              <w:left w:w="180" w:type="dxa"/>
+              <w:bottom w:w="120" w:type="dxa"/>
+              <w:right w:w="180" w:type="dxa"/>
+            </w:tcMar>
+            <w:vAlign w:val="center"/>
+            <w:hideMark/>
+          </w:tcPr>
+          <w:p>
+            <w:proofErr w:type="spellStart"/>
+            <w:r>
+              <w:t>i</w:t>
+            </w:r>
+            <w:proofErr w:type="spellEnd"/>
+            <w:r>
+              <w:t xml:space="preserve"> = 11 terminates while </w:t>
+            </w:r>
+            <w:proofErr w:type="spellStart"/>
+            <w:r>
+              <w:t>i</w:t>
+            </w:r>
+            <w:proofErr w:type="spellEnd"/>
+            <w:r>
+              <w:t xml:space="preserve"> &lt;= 10</w:t>
+            </w:r>
+          </w:p>
+        </w:tc>
+      </w:tr>
+      <w:tr>
+        <w:trPr>
+          <w:tblCellSpacing w:w="15" w:type="dxa"/>
+        </w:trPr>
+        <w:tc>
+          <w:tcPr>
+            <w:tcW w:w="0" w:type="auto"/>
+            <w:tcBorders>
+              <w:top w:val="single" w:sz="6" w:space="0" w:color="C4C7C5"/>
+              <w:left w:val="single" w:sz="6" w:space="0" w:color="C4C7C5"/>
+              <w:bottom w:val="single" w:sz="6" w:space="0" w:color="C4C7C5"/>
+              <w:right w:val="single" w:sz="6" w:space="0" w:color="C4C7C5"/>
+            </w:tcBorders>
+            <w:tcMar>
+              <w:top w:w="120" w:type="dxa"/>
+              <w:left w:w="180" w:type="dxa"/>
+              <w:bottom w:w="120" w:type="dxa"/>
+              <w:right w:w="180" w:type="dxa"/>
+            </w:tcMar>
+            <w:vAlign w:val="center"/>
+            <w:hideMark/>
+          </w:tcPr>
+          <w:p>
+            <w:r>
+              <w:rPr>
+                <w:b/>
+                <w:bCs/>
+              </w:rPr>
+              <w:t>Infinite Loop</w:t>
+            </w:r>
+          </w:p>
+        </w:tc>
+        <w:tc>
+          <w:tcPr>
+            <w:tcW w:w="0" w:type="auto"/>
+            <w:tcBorders>
+              <w:top w:val="single" w:sz="6" w:space="0" w:color="C4C7C5"/>
+              <w:left w:val="single" w:sz="6" w:space="0" w:color="C4C7C5"/>
+              <w:bottom w:val="single" w:sz="6" w:space="0" w:color="C4C7C5"/>
+              <w:right w:val="single" w:sz="6" w:space="0" w:color="C4C7C5"/>
+            </w:tcBorders>
+            <w:tcMar>
+              <w:top w:w="120" w:type="dxa"/>
+              <w:left w:w="180" w:type="dxa"/>
+              <w:bottom w:w="120" w:type="dxa"/>
+              <w:right w:w="180" w:type="dxa"/>
+            </w:tcMar>
+            <w:vAlign w:val="center"/>
+            <w:hideMark/>
+          </w:tcPr>
+          <w:p>
+            <w:r>
+              <w:t>Occurs when condition never becomes False.</w:t>
+            </w:r>
+          </w:p>
+        </w:tc>
+        <w:tc>
+          <w:tcPr>
+            <w:tcW w:w="0" w:type="auto"/>
+            <w:tcBorders>
+              <w:top w:val="single" w:sz="6" w:space="0" w:color="C4C7C5"/>
+              <w:left w:val="single" w:sz="6" w:space="0" w:color="C4C7C5"/>
+              <w:bottom w:val="single" w:sz="6" w:space="0" w:color="C4C7C5"/>
+              <w:right w:val="single" w:sz="6" w:space="0" w:color="C4C7C5"/>
+            </w:tcBorders>
+            <w:tcMar>
+              <w:top w:w="120" w:type="dxa"/>
+              <w:left w:w="180" w:type="dxa"/>
+              <w:bottom w:w="120" w:type="dxa"/>
+              <w:right w:w="180" w:type="dxa"/>
+            </w:tcMar>
+            <w:vAlign w:val="center"/>
+            <w:hideMark/>
+          </w:tcPr>
+          <w:p>
+            <w:r>
+              <w:t xml:space="preserve">Forgetting </w:t>
+            </w:r>
+            <w:proofErr w:type="spellStart"/>
+            <w:r>
+              <w:t>i</w:t>
+            </w:r>
+            <w:proofErr w:type="spellEnd"/>
+            <w:r>
+              <w:t xml:space="preserve"> += 1</w:t>
+            </w:r>
+          </w:p>
+        </w:tc>
+      </w:tr>
+      <w:tr>
+        <w:trPr>
+          <w:tblCellSpacing w:w="15" w:type="dxa"/>
+        </w:trPr>
+        <w:tc>
+          <w:tcPr>
+            <w:tcW w:w="0" w:type="auto"/>
+            <w:tcBorders>
+              <w:top w:val="single" w:sz="6" w:space="0" w:color="C4C7C5"/>
+              <w:left w:val="single" w:sz="6" w:space="0" w:color="C4C7C5"/>
+              <w:bottom w:val="single" w:sz="6" w:space="0" w:color="C4C7C5"/>
+              <w:right w:val="single" w:sz="6" w:space="0" w:color="C4C7C5"/>
+            </w:tcBorders>
+            <w:tcMar>
+              <w:top w:w="120" w:type="dxa"/>
+              <w:left w:w="180" w:type="dxa"/>
+              <w:bottom w:w="120" w:type="dxa"/>
+              <w:right w:w="180" w:type="dxa"/>
+            </w:tcMar>
+            <w:vAlign w:val="center"/>
+            <w:hideMark/>
+          </w:tcPr>
+          <w:p>
+            <w:r>
+              <w:rPr>
+                <w:b/>
+                <w:bCs/>
+              </w:rPr>
+              <w:t>while-else</w:t>
+            </w:r>
+          </w:p>
+        </w:tc>
+        <w:tc>
+          <w:tcPr>
+            <w:tcW w:w="0" w:type="auto"/>
+            <w:tcBorders>
+              <w:top w:val="single" w:sz="6" w:space="0" w:color="C4C7C5"/>
+              <w:left w:val="single" w:sz="6" w:space="0" w:color="C4C7C5"/>
+              <w:bottom w:val="single" w:sz="6" w:space="0" w:color="C4C7C5"/>
+              <w:right w:val="single" w:sz="6" w:space="0" w:color="C4C7C5"/>
+            </w:tcBorders>
+            <w:tcMar>
+              <w:top w:w="120" w:type="dxa"/>
+              <w:left w:w="180" w:type="dxa"/>
+              <w:bottom w:w="120" w:type="dxa"/>
+              <w:right w:w="180" w:type="dxa"/>
+            </w:tcMar>
+            <w:vAlign w:val="center"/>
+            <w:hideMark/>
+          </w:tcPr>
+          <w:p>
+            <w:r>
+              <w:t>else runs after loop finishes naturally.</w:t>
+            </w:r>
+          </w:p>
+        </w:tc>
+        <w:tc>
+          <w:tcPr>
+            <w:tcW w:w="0" w:type="auto"/>
+            <w:tcBorders>
+              <w:top w:val="single" w:sz="6" w:space="0" w:color="C4C7C5"/>
+              <w:left w:val="single" w:sz="6" w:space="0" w:color="C4C7C5"/>
+              <w:bottom w:val="single" w:sz="6" w:space="0" w:color="C4C7C5"/>
+              <w:right w:val="single" w:sz="6" w:space="0" w:color="C4C7C5"/>
+            </w:tcBorders>
+            <w:tcMar>
+              <w:top w:w="120" w:type="dxa"/>
+              <w:left w:w="180" w:type="dxa"/>
+              <w:bottom w:w="120" w:type="dxa"/>
+              <w:right w:w="180" w:type="dxa"/>
+            </w:tcMar>
+            <w:vAlign w:val="center"/>
+            <w:hideMark/>
+          </w:tcPr>
+          <w:p>
+            <w:r>
+              <w:t>while ... else:</w:t>
+            </w:r>
+          </w:p>
+        </w:tc>
+      </w:tr>
+      <w:tr>
+        <w:trPr>
+          <w:tblCellSpacing w:w="15" w:type="dxa"/>
+        </w:trPr>
+        <w:tc>
+          <w:tcPr>
+            <w:tcW w:w="0" w:type="auto"/>
+            <w:tcBorders>
+              <w:top w:val="single" w:sz="6" w:space="0" w:color="C4C7C5"/>
+              <w:left w:val="single" w:sz="6" w:space="0" w:color="C4C7C5"/>
+              <w:bottom w:val="single" w:sz="6" w:space="0" w:color="C4C7C5"/>
+              <w:right w:val="single" w:sz="6" w:space="0" w:color="C4C7C5"/>
+            </w:tcBorders>
+            <w:tcMar>
+              <w:top w:w="120" w:type="dxa"/>
+              <w:left w:w="180" w:type="dxa"/>
+              <w:bottom w:w="120" w:type="dxa"/>
+              <w:right w:w="180" w:type="dxa"/>
+            </w:tcMar>
+            <w:vAlign w:val="center"/>
+            <w:hideMark/>
+          </w:tcPr>
+          <w:p>
+            <w:r>
+              <w:rPr>
+                <w:b/>
+                <w:bCs/>
+              </w:rPr>
+              <w:t>do-while in Python</w:t>
+            </w:r>
+          </w:p>
+        </w:tc>
+        <w:tc>
+          <w:tcPr>
+            <w:tcW w:w="0" w:type="auto"/>
+            <w:tcBorders>
+              <w:top w:val="single" w:sz="6" w:space="0" w:color="C4C7C5"/>
+              <w:left w:val="single" w:sz="6" w:space="0" w:color="C4C7C5"/>
+              <w:bottom w:val="single" w:sz="6" w:space="0" w:color="C4C7C5"/>
+              <w:right w:val="single" w:sz="6" w:space="0" w:color="C4C7C5"/>
+            </w:tcBorders>
+            <w:tcMar>
+              <w:top w:w="120" w:type="dxa"/>
+              <w:left w:w="180" w:type="dxa"/>
+              <w:bottom w:w="120" w:type="dxa"/>
+              <w:right w:w="180" w:type="dxa"/>
+            </w:tcMar>
+            <w:vAlign w:val="center"/>
+            <w:hideMark/>
+          </w:tcPr>
+          <w:p>
+            <w:r>
+              <w:t>Not supported natively; simulated with while True + break.</w:t>
+            </w:r>
+          </w:p>
+        </w:tc>
+        <w:tc>
+          <w:tcPr>
+            <w:tcW w:w="0" w:type="auto"/>
+            <w:tcBorders>
+              <w:top w:val="single" w:sz="6" w:space="0" w:color="C4C7C5"/>
+              <w:left w:val="single" w:sz="6" w:space="0" w:color="C4C7C5"/>
+              <w:bottom w:val="single" w:sz="6" w:space="0" w:color="C4C7C5"/>
+              <w:right w:val="single" w:sz="6" w:space="0" w:color="C4C7C5"/>
+            </w:tcBorders>
+            <w:tcMar>
+              <w:top w:w="120" w:type="dxa"/>
+              <w:left w:w="180" w:type="dxa"/>
+              <w:bottom w:w="120" w:type="dxa"/>
+              <w:right w:w="180" w:type="dxa"/>
+            </w:tcMar>
+            <w:vAlign w:val="center"/>
+            <w:hideMark/>
+          </w:tcPr>
+          <w:p>
+            <w:r>
+              <w:t>N/A</w:t>
+            </w:r>
+          </w:p>
+        </w:tc>
+      </w:tr>
+    </w:tbl>
+    <w:p/>
     <w:sectPr>
       <w:pgSz w:w="11906" w:h="16838"/>
       <w:pgMar w:top="851" w:right="1440" w:bottom="993" w:left="1440" w:header="708" w:footer="708" w:gutter="0"/>
@@ -30492,6 +33093,119 @@
     </w:lvl>
   </w:abstractNum>
   <w:abstractNum w:abstractNumId="18" w15:restartNumberingAfterBreak="0">
+    <w:nsid w:val="22A5576E"/>
+    <w:multiLevelType w:val="multilevel"/>
+    <w:tmpl w:val="D5D28640"/>
+    <w:lvl w:ilvl="0">
+      <w:start w:val="1"/>
+      <w:numFmt w:val="decimal"/>
+      <w:lvlText w:val="%1."/>
+      <w:lvlJc w:val="left"/>
+      <w:pPr>
+        <w:tabs>
+          <w:tab w:val="num" w:pos="720"/>
+        </w:tabs>
+        <w:ind w:left="720" w:hanging="360"/>
+      </w:pPr>
+    </w:lvl>
+    <w:lvl w:ilvl="1" w:tentative="1">
+      <w:start w:val="1"/>
+      <w:numFmt w:val="decimal"/>
+      <w:lvlText w:val="%2."/>
+      <w:lvlJc w:val="left"/>
+      <w:pPr>
+        <w:tabs>
+          <w:tab w:val="num" w:pos="1440"/>
+        </w:tabs>
+        <w:ind w:left="1440" w:hanging="360"/>
+      </w:pPr>
+    </w:lvl>
+    <w:lvl w:ilvl="2" w:tentative="1">
+      <w:start w:val="1"/>
+      <w:numFmt w:val="decimal"/>
+      <w:lvlText w:val="%3."/>
+      <w:lvlJc w:val="left"/>
+      <w:pPr>
+        <w:tabs>
+          <w:tab w:val="num" w:pos="2160"/>
+        </w:tabs>
+        <w:ind w:left="2160" w:hanging="360"/>
+      </w:pPr>
+    </w:lvl>
+    <w:lvl w:ilvl="3" w:tentative="1">
+      <w:start w:val="1"/>
+      <w:numFmt w:val="decimal"/>
+      <w:lvlText w:val="%4."/>
+      <w:lvlJc w:val="left"/>
+      <w:pPr>
+        <w:tabs>
+          <w:tab w:val="num" w:pos="2880"/>
+        </w:tabs>
+        <w:ind w:left="2880" w:hanging="360"/>
+      </w:pPr>
+    </w:lvl>
+    <w:lvl w:ilvl="4" w:tentative="1">
+      <w:start w:val="1"/>
+      <w:numFmt w:val="decimal"/>
+      <w:lvlText w:val="%5."/>
+      <w:lvlJc w:val="left"/>
+      <w:pPr>
+        <w:tabs>
+          <w:tab w:val="num" w:pos="3600"/>
+        </w:tabs>
+        <w:ind w:left="3600" w:hanging="360"/>
+      </w:pPr>
+    </w:lvl>
+    <w:lvl w:ilvl="5" w:tentative="1">
+      <w:start w:val="1"/>
+      <w:numFmt w:val="decimal"/>
+      <w:lvlText w:val="%6."/>
+      <w:lvlJc w:val="left"/>
+      <w:pPr>
+        <w:tabs>
+          <w:tab w:val="num" w:pos="4320"/>
+        </w:tabs>
+        <w:ind w:left="4320" w:hanging="360"/>
+      </w:pPr>
+    </w:lvl>
+    <w:lvl w:ilvl="6" w:tentative="1">
+      <w:start w:val="1"/>
+      <w:numFmt w:val="decimal"/>
+      <w:lvlText w:val="%7."/>
+      <w:lvlJc w:val="left"/>
+      <w:pPr>
+        <w:tabs>
+          <w:tab w:val="num" w:pos="5040"/>
+        </w:tabs>
+        <w:ind w:left="5040" w:hanging="360"/>
+      </w:pPr>
+    </w:lvl>
+    <w:lvl w:ilvl="7" w:tentative="1">
+      <w:start w:val="1"/>
+      <w:numFmt w:val="decimal"/>
+      <w:lvlText w:val="%8."/>
+      <w:lvlJc w:val="left"/>
+      <w:pPr>
+        <w:tabs>
+          <w:tab w:val="num" w:pos="5760"/>
+        </w:tabs>
+        <w:ind w:left="5760" w:hanging="360"/>
+      </w:pPr>
+    </w:lvl>
+    <w:lvl w:ilvl="8" w:tentative="1">
+      <w:start w:val="1"/>
+      <w:numFmt w:val="decimal"/>
+      <w:lvlText w:val="%9."/>
+      <w:lvlJc w:val="left"/>
+      <w:pPr>
+        <w:tabs>
+          <w:tab w:val="num" w:pos="6480"/>
+        </w:tabs>
+        <w:ind w:left="6480" w:hanging="360"/>
+      </w:pPr>
+    </w:lvl>
+  </w:abstractNum>
+  <w:abstractNum w:abstractNumId="19" w15:restartNumberingAfterBreak="0">
     <w:nsid w:val="24795C0A"/>
     <w:multiLevelType w:val="multilevel"/>
     <w:tmpl w:val="7260633C"/>
@@ -30640,7 +33354,7 @@
       </w:rPr>
     </w:lvl>
   </w:abstractNum>
-  <w:abstractNum w:abstractNumId="19" w15:restartNumberingAfterBreak="0">
+  <w:abstractNum w:abstractNumId="20" w15:restartNumberingAfterBreak="0">
     <w:nsid w:val="25F022F0"/>
     <w:multiLevelType w:val="multilevel"/>
     <w:tmpl w:val="30BA9CBA"/>
@@ -30753,7 +33467,7 @@
       </w:pPr>
     </w:lvl>
   </w:abstractNum>
-  <w:abstractNum w:abstractNumId="20" w15:restartNumberingAfterBreak="0">
+  <w:abstractNum w:abstractNumId="21" w15:restartNumberingAfterBreak="0">
     <w:nsid w:val="26B47991"/>
     <w:multiLevelType w:val="multilevel"/>
     <w:tmpl w:val="21DC7C7E"/>
@@ -30902,7 +33616,7 @@
       </w:rPr>
     </w:lvl>
   </w:abstractNum>
-  <w:abstractNum w:abstractNumId="21" w15:restartNumberingAfterBreak="0">
+  <w:abstractNum w:abstractNumId="22" w15:restartNumberingAfterBreak="0">
     <w:nsid w:val="27907D69"/>
     <w:multiLevelType w:val="multilevel"/>
     <w:tmpl w:val="D7B498A4"/>
@@ -31051,7 +33765,7 @@
       </w:rPr>
     </w:lvl>
   </w:abstractNum>
-  <w:abstractNum w:abstractNumId="22" w15:restartNumberingAfterBreak="0">
+  <w:abstractNum w:abstractNumId="23" w15:restartNumberingAfterBreak="0">
     <w:nsid w:val="27CB4BAF"/>
     <w:multiLevelType w:val="multilevel"/>
     <w:tmpl w:val="55EA595E"/>
@@ -31200,7 +33914,7 @@
       </w:rPr>
     </w:lvl>
   </w:abstractNum>
-  <w:abstractNum w:abstractNumId="23" w15:restartNumberingAfterBreak="0">
+  <w:abstractNum w:abstractNumId="24" w15:restartNumberingAfterBreak="0">
     <w:nsid w:val="2B37063C"/>
     <w:multiLevelType w:val="multilevel"/>
     <w:tmpl w:val="B66CBB28"/>
@@ -31313,7 +34027,7 @@
       </w:pPr>
     </w:lvl>
   </w:abstractNum>
-  <w:abstractNum w:abstractNumId="24" w15:restartNumberingAfterBreak="0">
+  <w:abstractNum w:abstractNumId="25" w15:restartNumberingAfterBreak="0">
     <w:nsid w:val="2C23639E"/>
     <w:multiLevelType w:val="multilevel"/>
     <w:tmpl w:val="EAFEAC3C"/>
@@ -31462,7 +34176,7 @@
       </w:rPr>
     </w:lvl>
   </w:abstractNum>
-  <w:abstractNum w:abstractNumId="25" w15:restartNumberingAfterBreak="0">
+  <w:abstractNum w:abstractNumId="26" w15:restartNumberingAfterBreak="0">
     <w:nsid w:val="2F825D01"/>
     <w:multiLevelType w:val="multilevel"/>
     <w:tmpl w:val="893C44CA"/>
@@ -31611,7 +34325,7 @@
       </w:rPr>
     </w:lvl>
   </w:abstractNum>
-  <w:abstractNum w:abstractNumId="26" w15:restartNumberingAfterBreak="0">
+  <w:abstractNum w:abstractNumId="27" w15:restartNumberingAfterBreak="0">
     <w:nsid w:val="303D4EDB"/>
     <w:multiLevelType w:val="multilevel"/>
     <w:tmpl w:val="DA4894EE"/>
@@ -31760,7 +34474,7 @@
       </w:rPr>
     </w:lvl>
   </w:abstractNum>
-  <w:abstractNum w:abstractNumId="27" w15:restartNumberingAfterBreak="0">
+  <w:abstractNum w:abstractNumId="28" w15:restartNumberingAfterBreak="0">
     <w:nsid w:val="37CE2A71"/>
     <w:multiLevelType w:val="multilevel"/>
     <w:tmpl w:val="B1BAB0C0"/>
@@ -31909,7 +34623,7 @@
       </w:rPr>
     </w:lvl>
   </w:abstractNum>
-  <w:abstractNum w:abstractNumId="28" w15:restartNumberingAfterBreak="0">
+  <w:abstractNum w:abstractNumId="29" w15:restartNumberingAfterBreak="0">
     <w:nsid w:val="37D80B7A"/>
     <w:multiLevelType w:val="multilevel"/>
     <w:tmpl w:val="F4368136"/>
@@ -32058,7 +34772,7 @@
       </w:rPr>
     </w:lvl>
   </w:abstractNum>
-  <w:abstractNum w:abstractNumId="29" w15:restartNumberingAfterBreak="0">
+  <w:abstractNum w:abstractNumId="30" w15:restartNumberingAfterBreak="0">
     <w:nsid w:val="396F2468"/>
     <w:multiLevelType w:val="multilevel"/>
     <w:tmpl w:val="C896CD88"/>
@@ -32207,7 +34921,7 @@
       </w:rPr>
     </w:lvl>
   </w:abstractNum>
-  <w:abstractNum w:abstractNumId="30" w15:restartNumberingAfterBreak="0">
+  <w:abstractNum w:abstractNumId="31" w15:restartNumberingAfterBreak="0">
     <w:nsid w:val="39A77089"/>
     <w:multiLevelType w:val="multilevel"/>
     <w:tmpl w:val="269A6D1A"/>
@@ -32356,7 +35070,156 @@
       </w:rPr>
     </w:lvl>
   </w:abstractNum>
-  <w:abstractNum w:abstractNumId="31" w15:restartNumberingAfterBreak="0">
+  <w:abstractNum w:abstractNumId="32" w15:restartNumberingAfterBreak="0">
+    <w:nsid w:val="3BF73F9B"/>
+    <w:multiLevelType w:val="multilevel"/>
+    <w:tmpl w:val="9718044A"/>
+    <w:lvl w:ilvl="0">
+      <w:start w:val="1"/>
+      <w:numFmt w:val="bullet"/>
+      <w:lvlText w:val=""/>
+      <w:lvlJc w:val="left"/>
+      <w:pPr>
+        <w:tabs>
+          <w:tab w:val="num" w:pos="720"/>
+        </w:tabs>
+        <w:ind w:left="720" w:hanging="360"/>
+      </w:pPr>
+      <w:rPr>
+        <w:rFonts w:ascii="Symbol" w:hAnsi="Symbol" w:hint="default"/>
+        <w:sz w:val="20"/>
+      </w:rPr>
+    </w:lvl>
+    <w:lvl w:ilvl="1" w:tentative="1">
+      <w:start w:val="1"/>
+      <w:numFmt w:val="bullet"/>
+      <w:lvlText w:val="o"/>
+      <w:lvlJc w:val="left"/>
+      <w:pPr>
+        <w:tabs>
+          <w:tab w:val="num" w:pos="1440"/>
+        </w:tabs>
+        <w:ind w:left="1440" w:hanging="360"/>
+      </w:pPr>
+      <w:rPr>
+        <w:rFonts w:ascii="Courier New" w:hAnsi="Courier New" w:hint="default"/>
+        <w:sz w:val="20"/>
+      </w:rPr>
+    </w:lvl>
+    <w:lvl w:ilvl="2" w:tentative="1">
+      <w:start w:val="1"/>
+      <w:numFmt w:val="bullet"/>
+      <w:lvlText w:val=""/>
+      <w:lvlJc w:val="left"/>
+      <w:pPr>
+        <w:tabs>
+          <w:tab w:val="num" w:pos="2160"/>
+        </w:tabs>
+        <w:ind w:left="2160" w:hanging="360"/>
+      </w:pPr>
+      <w:rPr>
+        <w:rFonts w:ascii="Wingdings" w:hAnsi="Wingdings" w:hint="default"/>
+        <w:sz w:val="20"/>
+      </w:rPr>
+    </w:lvl>
+    <w:lvl w:ilvl="3" w:tentative="1">
+      <w:start w:val="1"/>
+      <w:numFmt w:val="bullet"/>
+      <w:lvlText w:val=""/>
+      <w:lvlJc w:val="left"/>
+      <w:pPr>
+        <w:tabs>
+          <w:tab w:val="num" w:pos="2880"/>
+        </w:tabs>
+        <w:ind w:left="2880" w:hanging="360"/>
+      </w:pPr>
+      <w:rPr>
+        <w:rFonts w:ascii="Wingdings" w:hAnsi="Wingdings" w:hint="default"/>
+        <w:sz w:val="20"/>
+      </w:rPr>
+    </w:lvl>
+    <w:lvl w:ilvl="4" w:tentative="1">
+      <w:start w:val="1"/>
+      <w:numFmt w:val="bullet"/>
+      <w:lvlText w:val=""/>
+      <w:lvlJc w:val="left"/>
+      <w:pPr>
+        <w:tabs>
+          <w:tab w:val="num" w:pos="3600"/>
+        </w:tabs>
+        <w:ind w:left="3600" w:hanging="360"/>
+      </w:pPr>
+      <w:rPr>
+        <w:rFonts w:ascii="Wingdings" w:hAnsi="Wingdings" w:hint="default"/>
+        <w:sz w:val="20"/>
+      </w:rPr>
+    </w:lvl>
+    <w:lvl w:ilvl="5" w:tentative="1">
+      <w:start w:val="1"/>
+      <w:numFmt w:val="bullet"/>
+      <w:lvlText w:val=""/>
+      <w:lvlJc w:val="left"/>
+      <w:pPr>
+        <w:tabs>
+          <w:tab w:val="num" w:pos="4320"/>
+        </w:tabs>
+        <w:ind w:left="4320" w:hanging="360"/>
+      </w:pPr>
+      <w:rPr>
+        <w:rFonts w:ascii="Wingdings" w:hAnsi="Wingdings" w:hint="default"/>
+        <w:sz w:val="20"/>
+      </w:rPr>
+    </w:lvl>
+    <w:lvl w:ilvl="6" w:tentative="1">
+      <w:start w:val="1"/>
+      <w:numFmt w:val="bullet"/>
+      <w:lvlText w:val=""/>
+      <w:lvlJc w:val="left"/>
+      <w:pPr>
+        <w:tabs>
+          <w:tab w:val="num" w:pos="5040"/>
+        </w:tabs>
+        <w:ind w:left="5040" w:hanging="360"/>
+      </w:pPr>
+      <w:rPr>
+        <w:rFonts w:ascii="Wingdings" w:hAnsi="Wingdings" w:hint="default"/>
+        <w:sz w:val="20"/>
+      </w:rPr>
+    </w:lvl>
+    <w:lvl w:ilvl="7" w:tentative="1">
+      <w:start w:val="1"/>
+      <w:numFmt w:val="bullet"/>
+      <w:lvlText w:val=""/>
+      <w:lvlJc w:val="left"/>
+      <w:pPr>
+        <w:tabs>
+          <w:tab w:val="num" w:pos="5760"/>
+        </w:tabs>
+        <w:ind w:left="5760" w:hanging="360"/>
+      </w:pPr>
+      <w:rPr>
+        <w:rFonts w:ascii="Wingdings" w:hAnsi="Wingdings" w:hint="default"/>
+        <w:sz w:val="20"/>
+      </w:rPr>
+    </w:lvl>
+    <w:lvl w:ilvl="8" w:tentative="1">
+      <w:start w:val="1"/>
+      <w:numFmt w:val="bullet"/>
+      <w:lvlText w:val=""/>
+      <w:lvlJc w:val="left"/>
+      <w:pPr>
+        <w:tabs>
+          <w:tab w:val="num" w:pos="6480"/>
+        </w:tabs>
+        <w:ind w:left="6480" w:hanging="360"/>
+      </w:pPr>
+      <w:rPr>
+        <w:rFonts w:ascii="Wingdings" w:hAnsi="Wingdings" w:hint="default"/>
+        <w:sz w:val="20"/>
+      </w:rPr>
+    </w:lvl>
+  </w:abstractNum>
+  <w:abstractNum w:abstractNumId="33" w15:restartNumberingAfterBreak="0">
     <w:nsid w:val="3D98313B"/>
     <w:multiLevelType w:val="multilevel"/>
     <w:tmpl w:val="E08029F8"/>
@@ -32505,7 +35368,7 @@
       </w:rPr>
     </w:lvl>
   </w:abstractNum>
-  <w:abstractNum w:abstractNumId="32" w15:restartNumberingAfterBreak="0">
+  <w:abstractNum w:abstractNumId="34" w15:restartNumberingAfterBreak="0">
     <w:nsid w:val="3DA070F4"/>
     <w:multiLevelType w:val="multilevel"/>
     <w:tmpl w:val="3D6A98A6"/>
@@ -32654,7 +35517,7 @@
       </w:rPr>
     </w:lvl>
   </w:abstractNum>
-  <w:abstractNum w:abstractNumId="33" w15:restartNumberingAfterBreak="0">
+  <w:abstractNum w:abstractNumId="35" w15:restartNumberingAfterBreak="0">
     <w:nsid w:val="3DF469E3"/>
     <w:multiLevelType w:val="multilevel"/>
     <w:tmpl w:val="E7FEB5C8"/>
@@ -32803,7 +35666,7 @@
       </w:rPr>
     </w:lvl>
   </w:abstractNum>
-  <w:abstractNum w:abstractNumId="34" w15:restartNumberingAfterBreak="0">
+  <w:abstractNum w:abstractNumId="36" w15:restartNumberingAfterBreak="0">
     <w:nsid w:val="3FAA26B3"/>
     <w:multiLevelType w:val="multilevel"/>
     <w:tmpl w:val="A0206428"/>
@@ -32916,7 +35779,7 @@
       </w:pPr>
     </w:lvl>
   </w:abstractNum>
-  <w:abstractNum w:abstractNumId="35" w15:restartNumberingAfterBreak="0">
+  <w:abstractNum w:abstractNumId="37" w15:restartNumberingAfterBreak="0">
     <w:nsid w:val="405006D8"/>
     <w:multiLevelType w:val="multilevel"/>
     <w:tmpl w:val="57222A90"/>
@@ -33065,7 +35928,7 @@
       </w:rPr>
     </w:lvl>
   </w:abstractNum>
-  <w:abstractNum w:abstractNumId="36" w15:restartNumberingAfterBreak="0">
+  <w:abstractNum w:abstractNumId="38" w15:restartNumberingAfterBreak="0">
     <w:nsid w:val="407037C0"/>
     <w:multiLevelType w:val="multilevel"/>
     <w:tmpl w:val="14D8E17C"/>
@@ -33214,7 +36077,7 @@
       </w:rPr>
     </w:lvl>
   </w:abstractNum>
-  <w:abstractNum w:abstractNumId="37" w15:restartNumberingAfterBreak="0">
+  <w:abstractNum w:abstractNumId="39" w15:restartNumberingAfterBreak="0">
     <w:nsid w:val="4652746F"/>
     <w:multiLevelType w:val="multilevel"/>
     <w:tmpl w:val="0F964FAE"/>
@@ -33331,7 +36194,7 @@
       </w:pPr>
     </w:lvl>
   </w:abstractNum>
-  <w:abstractNum w:abstractNumId="38" w15:restartNumberingAfterBreak="0">
+  <w:abstractNum w:abstractNumId="40" w15:restartNumberingAfterBreak="0">
     <w:nsid w:val="46765667"/>
     <w:multiLevelType w:val="multilevel"/>
     <w:tmpl w:val="E0547262"/>
@@ -33480,7 +36343,7 @@
       </w:rPr>
     </w:lvl>
   </w:abstractNum>
-  <w:abstractNum w:abstractNumId="39" w15:restartNumberingAfterBreak="0">
+  <w:abstractNum w:abstractNumId="41" w15:restartNumberingAfterBreak="0">
     <w:nsid w:val="48744AB6"/>
     <w:multiLevelType w:val="multilevel"/>
     <w:tmpl w:val="BBD434E0"/>
@@ -33625,7 +36488,7 @@
       </w:rPr>
     </w:lvl>
   </w:abstractNum>
-  <w:abstractNum w:abstractNumId="40" w15:restartNumberingAfterBreak="0">
+  <w:abstractNum w:abstractNumId="42" w15:restartNumberingAfterBreak="0">
     <w:nsid w:val="4A3E61CF"/>
     <w:multiLevelType w:val="multilevel"/>
     <w:tmpl w:val="26A4D2CA"/>
@@ -33774,7 +36637,7 @@
       </w:rPr>
     </w:lvl>
   </w:abstractNum>
-  <w:abstractNum w:abstractNumId="41" w15:restartNumberingAfterBreak="0">
+  <w:abstractNum w:abstractNumId="43" w15:restartNumberingAfterBreak="0">
     <w:nsid w:val="4C494795"/>
     <w:multiLevelType w:val="multilevel"/>
     <w:tmpl w:val="B31812CE"/>
@@ -33923,7 +36786,7 @@
       </w:rPr>
     </w:lvl>
   </w:abstractNum>
-  <w:abstractNum w:abstractNumId="42" w15:restartNumberingAfterBreak="0">
+  <w:abstractNum w:abstractNumId="44" w15:restartNumberingAfterBreak="0">
     <w:nsid w:val="4D9D3B19"/>
     <w:multiLevelType w:val="multilevel"/>
     <w:tmpl w:val="CFDA7008"/>
@@ -34072,7 +36935,7 @@
       </w:rPr>
     </w:lvl>
   </w:abstractNum>
-  <w:abstractNum w:abstractNumId="43" w15:restartNumberingAfterBreak="0">
+  <w:abstractNum w:abstractNumId="45" w15:restartNumberingAfterBreak="0">
     <w:nsid w:val="4E705C60"/>
     <w:multiLevelType w:val="multilevel"/>
     <w:tmpl w:val="39A62558"/>
@@ -34185,7 +37048,7 @@
       </w:pPr>
     </w:lvl>
   </w:abstractNum>
-  <w:abstractNum w:abstractNumId="44" w15:restartNumberingAfterBreak="0">
+  <w:abstractNum w:abstractNumId="46" w15:restartNumberingAfterBreak="0">
     <w:nsid w:val="4EF25303"/>
     <w:multiLevelType w:val="multilevel"/>
     <w:tmpl w:val="DB0CE578"/>
@@ -34334,7 +37197,156 @@
       </w:rPr>
     </w:lvl>
   </w:abstractNum>
-  <w:abstractNum w:abstractNumId="45" w15:restartNumberingAfterBreak="0">
+  <w:abstractNum w:abstractNumId="47" w15:restartNumberingAfterBreak="0">
+    <w:nsid w:val="4FFC3310"/>
+    <w:multiLevelType w:val="multilevel"/>
+    <w:tmpl w:val="7400A736"/>
+    <w:lvl w:ilvl="0">
+      <w:start w:val="1"/>
+      <w:numFmt w:val="bullet"/>
+      <w:lvlText w:val=""/>
+      <w:lvlJc w:val="left"/>
+      <w:pPr>
+        <w:tabs>
+          <w:tab w:val="num" w:pos="720"/>
+        </w:tabs>
+        <w:ind w:left="720" w:hanging="360"/>
+      </w:pPr>
+      <w:rPr>
+        <w:rFonts w:ascii="Symbol" w:hAnsi="Symbol" w:hint="default"/>
+        <w:sz w:val="20"/>
+      </w:rPr>
+    </w:lvl>
+    <w:lvl w:ilvl="1" w:tentative="1">
+      <w:start w:val="1"/>
+      <w:numFmt w:val="bullet"/>
+      <w:lvlText w:val="o"/>
+      <w:lvlJc w:val="left"/>
+      <w:pPr>
+        <w:tabs>
+          <w:tab w:val="num" w:pos="1440"/>
+        </w:tabs>
+        <w:ind w:left="1440" w:hanging="360"/>
+      </w:pPr>
+      <w:rPr>
+        <w:rFonts w:ascii="Courier New" w:hAnsi="Courier New" w:hint="default"/>
+        <w:sz w:val="20"/>
+      </w:rPr>
+    </w:lvl>
+    <w:lvl w:ilvl="2" w:tentative="1">
+      <w:start w:val="1"/>
+      <w:numFmt w:val="bullet"/>
+      <w:lvlText w:val=""/>
+      <w:lvlJc w:val="left"/>
+      <w:pPr>
+        <w:tabs>
+          <w:tab w:val="num" w:pos="2160"/>
+        </w:tabs>
+        <w:ind w:left="2160" w:hanging="360"/>
+      </w:pPr>
+      <w:rPr>
+        <w:rFonts w:ascii="Wingdings" w:hAnsi="Wingdings" w:hint="default"/>
+        <w:sz w:val="20"/>
+      </w:rPr>
+    </w:lvl>
+    <w:lvl w:ilvl="3" w:tentative="1">
+      <w:start w:val="1"/>
+      <w:numFmt w:val="bullet"/>
+      <w:lvlText w:val=""/>
+      <w:lvlJc w:val="left"/>
+      <w:pPr>
+        <w:tabs>
+          <w:tab w:val="num" w:pos="2880"/>
+        </w:tabs>
+        <w:ind w:left="2880" w:hanging="360"/>
+      </w:pPr>
+      <w:rPr>
+        <w:rFonts w:ascii="Wingdings" w:hAnsi="Wingdings" w:hint="default"/>
+        <w:sz w:val="20"/>
+      </w:rPr>
+    </w:lvl>
+    <w:lvl w:ilvl="4" w:tentative="1">
+      <w:start w:val="1"/>
+      <w:numFmt w:val="bullet"/>
+      <w:lvlText w:val=""/>
+      <w:lvlJc w:val="left"/>
+      <w:pPr>
+        <w:tabs>
+          <w:tab w:val="num" w:pos="3600"/>
+        </w:tabs>
+        <w:ind w:left="3600" w:hanging="360"/>
+      </w:pPr>
+      <w:rPr>
+        <w:rFonts w:ascii="Wingdings" w:hAnsi="Wingdings" w:hint="default"/>
+        <w:sz w:val="20"/>
+      </w:rPr>
+    </w:lvl>
+    <w:lvl w:ilvl="5" w:tentative="1">
+      <w:start w:val="1"/>
+      <w:numFmt w:val="bullet"/>
+      <w:lvlText w:val=""/>
+      <w:lvlJc w:val="left"/>
+      <w:pPr>
+        <w:tabs>
+          <w:tab w:val="num" w:pos="4320"/>
+        </w:tabs>
+        <w:ind w:left="4320" w:hanging="360"/>
+      </w:pPr>
+      <w:rPr>
+        <w:rFonts w:ascii="Wingdings" w:hAnsi="Wingdings" w:hint="default"/>
+        <w:sz w:val="20"/>
+      </w:rPr>
+    </w:lvl>
+    <w:lvl w:ilvl="6" w:tentative="1">
+      <w:start w:val="1"/>
+      <w:numFmt w:val="bullet"/>
+      <w:lvlText w:val=""/>
+      <w:lvlJc w:val="left"/>
+      <w:pPr>
+        <w:tabs>
+          <w:tab w:val="num" w:pos="5040"/>
+        </w:tabs>
+        <w:ind w:left="5040" w:hanging="360"/>
+      </w:pPr>
+      <w:rPr>
+        <w:rFonts w:ascii="Wingdings" w:hAnsi="Wingdings" w:hint="default"/>
+        <w:sz w:val="20"/>
+      </w:rPr>
+    </w:lvl>
+    <w:lvl w:ilvl="7" w:tentative="1">
+      <w:start w:val="1"/>
+      <w:numFmt w:val="bullet"/>
+      <w:lvlText w:val=""/>
+      <w:lvlJc w:val="left"/>
+      <w:pPr>
+        <w:tabs>
+          <w:tab w:val="num" w:pos="5760"/>
+        </w:tabs>
+        <w:ind w:left="5760" w:hanging="360"/>
+      </w:pPr>
+      <w:rPr>
+        <w:rFonts w:ascii="Wingdings" w:hAnsi="Wingdings" w:hint="default"/>
+        <w:sz w:val="20"/>
+      </w:rPr>
+    </w:lvl>
+    <w:lvl w:ilvl="8" w:tentative="1">
+      <w:start w:val="1"/>
+      <w:numFmt w:val="bullet"/>
+      <w:lvlText w:val=""/>
+      <w:lvlJc w:val="left"/>
+      <w:pPr>
+        <w:tabs>
+          <w:tab w:val="num" w:pos="6480"/>
+        </w:tabs>
+        <w:ind w:left="6480" w:hanging="360"/>
+      </w:pPr>
+      <w:rPr>
+        <w:rFonts w:ascii="Wingdings" w:hAnsi="Wingdings" w:hint="default"/>
+        <w:sz w:val="20"/>
+      </w:rPr>
+    </w:lvl>
+  </w:abstractNum>
+  <w:abstractNum w:abstractNumId="48" w15:restartNumberingAfterBreak="0">
     <w:nsid w:val="57547AEB"/>
     <w:multiLevelType w:val="multilevel"/>
     <w:tmpl w:val="966086D8"/>
@@ -34483,7 +37495,7 @@
       </w:rPr>
     </w:lvl>
   </w:abstractNum>
-  <w:abstractNum w:abstractNumId="46" w15:restartNumberingAfterBreak="0">
+  <w:abstractNum w:abstractNumId="49" w15:restartNumberingAfterBreak="0">
     <w:nsid w:val="57A52C13"/>
     <w:multiLevelType w:val="multilevel"/>
     <w:tmpl w:val="01AC7BAA"/>
@@ -34632,7 +37644,7 @@
       </w:rPr>
     </w:lvl>
   </w:abstractNum>
-  <w:abstractNum w:abstractNumId="47" w15:restartNumberingAfterBreak="0">
+  <w:abstractNum w:abstractNumId="50" w15:restartNumberingAfterBreak="0">
     <w:nsid w:val="587266C5"/>
     <w:multiLevelType w:val="multilevel"/>
     <w:tmpl w:val="B60C6C60"/>
@@ -34781,7 +37793,7 @@
       </w:rPr>
     </w:lvl>
   </w:abstractNum>
-  <w:abstractNum w:abstractNumId="48" w15:restartNumberingAfterBreak="0">
+  <w:abstractNum w:abstractNumId="51" w15:restartNumberingAfterBreak="0">
     <w:nsid w:val="58B25FDC"/>
     <w:multiLevelType w:val="multilevel"/>
     <w:tmpl w:val="79005472"/>
@@ -34930,7 +37942,7 @@
       </w:rPr>
     </w:lvl>
   </w:abstractNum>
-  <w:abstractNum w:abstractNumId="49" w15:restartNumberingAfterBreak="0">
+  <w:abstractNum w:abstractNumId="52" w15:restartNumberingAfterBreak="0">
     <w:nsid w:val="5AFF2B06"/>
     <w:multiLevelType w:val="multilevel"/>
     <w:tmpl w:val="750EF8FC"/>
@@ -35047,7 +38059,7 @@
       </w:pPr>
     </w:lvl>
   </w:abstractNum>
-  <w:abstractNum w:abstractNumId="50" w15:restartNumberingAfterBreak="0">
+  <w:abstractNum w:abstractNumId="53" w15:restartNumberingAfterBreak="0">
     <w:nsid w:val="5D802EF7"/>
     <w:multiLevelType w:val="multilevel"/>
     <w:tmpl w:val="E684FD56"/>
@@ -35196,7 +38208,7 @@
       </w:rPr>
     </w:lvl>
   </w:abstractNum>
-  <w:abstractNum w:abstractNumId="51" w15:restartNumberingAfterBreak="0">
+  <w:abstractNum w:abstractNumId="54" w15:restartNumberingAfterBreak="0">
     <w:nsid w:val="5DDC1789"/>
     <w:multiLevelType w:val="multilevel"/>
     <w:tmpl w:val="55C4C8AC"/>
@@ -35345,7 +38357,7 @@
       </w:rPr>
     </w:lvl>
   </w:abstractNum>
-  <w:abstractNum w:abstractNumId="52" w15:restartNumberingAfterBreak="0">
+  <w:abstractNum w:abstractNumId="55" w15:restartNumberingAfterBreak="0">
     <w:nsid w:val="5E231CE9"/>
     <w:multiLevelType w:val="multilevel"/>
     <w:tmpl w:val="89FAA90E"/>
@@ -35494,7 +38506,7 @@
       </w:rPr>
     </w:lvl>
   </w:abstractNum>
-  <w:abstractNum w:abstractNumId="53" w15:restartNumberingAfterBreak="0">
+  <w:abstractNum w:abstractNumId="56" w15:restartNumberingAfterBreak="0">
     <w:nsid w:val="65BE70A9"/>
     <w:multiLevelType w:val="multilevel"/>
     <w:tmpl w:val="A874DCA4"/>
@@ -35643,7 +38655,7 @@
       </w:rPr>
     </w:lvl>
   </w:abstractNum>
-  <w:abstractNum w:abstractNumId="54" w15:restartNumberingAfterBreak="0">
+  <w:abstractNum w:abstractNumId="57" w15:restartNumberingAfterBreak="0">
     <w:nsid w:val="6B4E5BD2"/>
     <w:multiLevelType w:val="multilevel"/>
     <w:tmpl w:val="8F86ADAE"/>
@@ -35792,7 +38804,7 @@
       </w:rPr>
     </w:lvl>
   </w:abstractNum>
-  <w:abstractNum w:abstractNumId="55" w15:restartNumberingAfterBreak="0">
+  <w:abstractNum w:abstractNumId="58" w15:restartNumberingAfterBreak="0">
     <w:nsid w:val="6C681470"/>
     <w:multiLevelType w:val="multilevel"/>
     <w:tmpl w:val="85B868AE"/>
@@ -35941,7 +38953,7 @@
       </w:rPr>
     </w:lvl>
   </w:abstractNum>
-  <w:abstractNum w:abstractNumId="56" w15:restartNumberingAfterBreak="0">
+  <w:abstractNum w:abstractNumId="59" w15:restartNumberingAfterBreak="0">
     <w:nsid w:val="6D675446"/>
     <w:multiLevelType w:val="multilevel"/>
     <w:tmpl w:val="834EDBCA"/>
@@ -36090,7 +39102,7 @@
       </w:rPr>
     </w:lvl>
   </w:abstractNum>
-  <w:abstractNum w:abstractNumId="57" w15:restartNumberingAfterBreak="0">
+  <w:abstractNum w:abstractNumId="60" w15:restartNumberingAfterBreak="0">
     <w:nsid w:val="6DA808BA"/>
     <w:multiLevelType w:val="multilevel"/>
     <w:tmpl w:val="EE14F3AE"/>
@@ -36239,7 +39251,7 @@
       </w:rPr>
     </w:lvl>
   </w:abstractNum>
-  <w:abstractNum w:abstractNumId="58" w15:restartNumberingAfterBreak="0">
+  <w:abstractNum w:abstractNumId="61" w15:restartNumberingAfterBreak="0">
     <w:nsid w:val="73EB4722"/>
     <w:multiLevelType w:val="multilevel"/>
     <w:tmpl w:val="5F14FFBE"/>
@@ -36388,7 +39400,7 @@
       </w:rPr>
     </w:lvl>
   </w:abstractNum>
-  <w:abstractNum w:abstractNumId="59" w15:restartNumberingAfterBreak="0">
+  <w:abstractNum w:abstractNumId="62" w15:restartNumberingAfterBreak="0">
     <w:nsid w:val="75383A12"/>
     <w:multiLevelType w:val="multilevel"/>
     <w:tmpl w:val="27C411FE"/>
@@ -36537,7 +39549,152 @@
       </w:rPr>
     </w:lvl>
   </w:abstractNum>
-  <w:abstractNum w:abstractNumId="60" w15:restartNumberingAfterBreak="0">
+  <w:abstractNum w:abstractNumId="63" w15:restartNumberingAfterBreak="0">
+    <w:nsid w:val="75ED5CF6"/>
+    <w:multiLevelType w:val="multilevel"/>
+    <w:tmpl w:val="1172A36C"/>
+    <w:lvl w:ilvl="0">
+      <w:start w:val="1"/>
+      <w:numFmt w:val="bullet"/>
+      <w:lvlText w:val=""/>
+      <w:lvlJc w:val="left"/>
+      <w:pPr>
+        <w:tabs>
+          <w:tab w:val="num" w:pos="720"/>
+        </w:tabs>
+        <w:ind w:left="720" w:hanging="360"/>
+      </w:pPr>
+      <w:rPr>
+        <w:rFonts w:ascii="Symbol" w:hAnsi="Symbol" w:hint="default"/>
+        <w:sz w:val="20"/>
+      </w:rPr>
+    </w:lvl>
+    <w:lvl w:ilvl="1">
+      <w:start w:val="1"/>
+      <w:numFmt w:val="decimal"/>
+      <w:lvlText w:val="%2."/>
+      <w:lvlJc w:val="left"/>
+      <w:pPr>
+        <w:tabs>
+          <w:tab w:val="num" w:pos="1440"/>
+        </w:tabs>
+        <w:ind w:left="1440" w:hanging="360"/>
+      </w:pPr>
+    </w:lvl>
+    <w:lvl w:ilvl="2" w:tentative="1">
+      <w:start w:val="1"/>
+      <w:numFmt w:val="bullet"/>
+      <w:lvlText w:val=""/>
+      <w:lvlJc w:val="left"/>
+      <w:pPr>
+        <w:tabs>
+          <w:tab w:val="num" w:pos="2160"/>
+        </w:tabs>
+        <w:ind w:left="2160" w:hanging="360"/>
+      </w:pPr>
+      <w:rPr>
+        <w:rFonts w:ascii="Wingdings" w:hAnsi="Wingdings" w:hint="default"/>
+        <w:sz w:val="20"/>
+      </w:rPr>
+    </w:lvl>
+    <w:lvl w:ilvl="3" w:tentative="1">
+      <w:start w:val="1"/>
+      <w:numFmt w:val="bullet"/>
+      <w:lvlText w:val=""/>
+      <w:lvlJc w:val="left"/>
+      <w:pPr>
+        <w:tabs>
+          <w:tab w:val="num" w:pos="2880"/>
+        </w:tabs>
+        <w:ind w:left="2880" w:hanging="360"/>
+      </w:pPr>
+      <w:rPr>
+        <w:rFonts w:ascii="Wingdings" w:hAnsi="Wingdings" w:hint="default"/>
+        <w:sz w:val="20"/>
+      </w:rPr>
+    </w:lvl>
+    <w:lvl w:ilvl="4" w:tentative="1">
+      <w:start w:val="1"/>
+      <w:numFmt w:val="bullet"/>
+      <w:lvlText w:val=""/>
+      <w:lvlJc w:val="left"/>
+      <w:pPr>
+        <w:tabs>
+          <w:tab w:val="num" w:pos="3600"/>
+        </w:tabs>
+        <w:ind w:left="3600" w:hanging="360"/>
+      </w:pPr>
+      <w:rPr>
+        <w:rFonts w:ascii="Wingdings" w:hAnsi="Wingdings" w:hint="default"/>
+        <w:sz w:val="20"/>
+      </w:rPr>
+    </w:lvl>
+    <w:lvl w:ilvl="5" w:tentative="1">
+      <w:start w:val="1"/>
+      <w:numFmt w:val="bullet"/>
+      <w:lvlText w:val=""/>
+      <w:lvlJc w:val="left"/>
+      <w:pPr>
+        <w:tabs>
+          <w:tab w:val="num" w:pos="4320"/>
+        </w:tabs>
+        <w:ind w:left="4320" w:hanging="360"/>
+      </w:pPr>
+      <w:rPr>
+        <w:rFonts w:ascii="Wingdings" w:hAnsi="Wingdings" w:hint="default"/>
+        <w:sz w:val="20"/>
+      </w:rPr>
+    </w:lvl>
+    <w:lvl w:ilvl="6" w:tentative="1">
+      <w:start w:val="1"/>
+      <w:numFmt w:val="bullet"/>
+      <w:lvlText w:val=""/>
+      <w:lvlJc w:val="left"/>
+      <w:pPr>
+        <w:tabs>
+          <w:tab w:val="num" w:pos="5040"/>
+        </w:tabs>
+        <w:ind w:left="5040" w:hanging="360"/>
+      </w:pPr>
+      <w:rPr>
+        <w:rFonts w:ascii="Wingdings" w:hAnsi="Wingdings" w:hint="default"/>
+        <w:sz w:val="20"/>
+      </w:rPr>
+    </w:lvl>
+    <w:lvl w:ilvl="7" w:tentative="1">
+      <w:start w:val="1"/>
+      <w:numFmt w:val="bullet"/>
+      <w:lvlText w:val=""/>
+      <w:lvlJc w:val="left"/>
+      <w:pPr>
+        <w:tabs>
+          <w:tab w:val="num" w:pos="5760"/>
+        </w:tabs>
+        <w:ind w:left="5760" w:hanging="360"/>
+      </w:pPr>
+      <w:rPr>
+        <w:rFonts w:ascii="Wingdings" w:hAnsi="Wingdings" w:hint="default"/>
+        <w:sz w:val="20"/>
+      </w:rPr>
+    </w:lvl>
+    <w:lvl w:ilvl="8" w:tentative="1">
+      <w:start w:val="1"/>
+      <w:numFmt w:val="bullet"/>
+      <w:lvlText w:val=""/>
+      <w:lvlJc w:val="left"/>
+      <w:pPr>
+        <w:tabs>
+          <w:tab w:val="num" w:pos="6480"/>
+        </w:tabs>
+        <w:ind w:left="6480" w:hanging="360"/>
+      </w:pPr>
+      <w:rPr>
+        <w:rFonts w:ascii="Wingdings" w:hAnsi="Wingdings" w:hint="default"/>
+        <w:sz w:val="20"/>
+      </w:rPr>
+    </w:lvl>
+  </w:abstractNum>
+  <w:abstractNum w:abstractNumId="64" w15:restartNumberingAfterBreak="0">
     <w:nsid w:val="7918553F"/>
     <w:multiLevelType w:val="multilevel"/>
     <w:tmpl w:val="4E3E1E96"/>
@@ -36654,7 +39811,7 @@
       </w:pPr>
     </w:lvl>
   </w:abstractNum>
-  <w:abstractNum w:abstractNumId="61" w15:restartNumberingAfterBreak="0">
+  <w:abstractNum w:abstractNumId="65" w15:restartNumberingAfterBreak="0">
     <w:nsid w:val="79230768"/>
     <w:multiLevelType w:val="multilevel"/>
     <w:tmpl w:val="9F42533E"/>
@@ -36803,7 +39960,7 @@
       </w:rPr>
     </w:lvl>
   </w:abstractNum>
-  <w:abstractNum w:abstractNumId="62" w15:restartNumberingAfterBreak="0">
+  <w:abstractNum w:abstractNumId="66" w15:restartNumberingAfterBreak="0">
     <w:nsid w:val="7BAB2D58"/>
     <w:multiLevelType w:val="multilevel"/>
     <w:tmpl w:val="8BD4E36A"/>
@@ -36952,7 +40109,7 @@
       </w:rPr>
     </w:lvl>
   </w:abstractNum>
-  <w:abstractNum w:abstractNumId="63" w15:restartNumberingAfterBreak="0">
+  <w:abstractNum w:abstractNumId="67" w15:restartNumberingAfterBreak="0">
     <w:nsid w:val="7E7F1F59"/>
     <w:multiLevelType w:val="multilevel"/>
     <w:tmpl w:val="80B29E38"/>
@@ -37101,7 +40258,7 @@
       </w:rPr>
     </w:lvl>
   </w:abstractNum>
-  <w:abstractNum w:abstractNumId="64" w15:restartNumberingAfterBreak="0">
+  <w:abstractNum w:abstractNumId="68" w15:restartNumberingAfterBreak="0">
     <w:nsid w:val="7F274C0E"/>
     <w:multiLevelType w:val="multilevel"/>
     <w:tmpl w:val="D8665B86"/>
@@ -37250,7 +40407,7 @@
       </w:rPr>
     </w:lvl>
   </w:abstractNum>
-  <w:abstractNum w:abstractNumId="65" w15:restartNumberingAfterBreak="0">
+  <w:abstractNum w:abstractNumId="69" w15:restartNumberingAfterBreak="0">
     <w:nsid w:val="7F8F6D96"/>
     <w:multiLevelType w:val="multilevel"/>
     <w:tmpl w:val="D668F702"/>
@@ -37400,19 +40557,19 @@
     </w:lvl>
   </w:abstractNum>
   <w:num w:numId="1" w16cid:durableId="1790664698">
-    <w:abstractNumId w:val="58"/>
+    <w:abstractNumId w:val="61"/>
   </w:num>
   <w:num w:numId="2" w16cid:durableId="913315237">
-    <w:abstractNumId w:val="28"/>
+    <w:abstractNumId w:val="29"/>
   </w:num>
   <w:num w:numId="3" w16cid:durableId="1592666586">
-    <w:abstractNumId w:val="64"/>
+    <w:abstractNumId w:val="68"/>
   </w:num>
   <w:num w:numId="4" w16cid:durableId="510418239">
-    <w:abstractNumId w:val="40"/>
+    <w:abstractNumId w:val="42"/>
   </w:num>
   <w:num w:numId="5" w16cid:durableId="680550783">
-    <w:abstractNumId w:val="63"/>
+    <w:abstractNumId w:val="67"/>
   </w:num>
   <w:num w:numId="6" w16cid:durableId="285746792">
     <w:abstractNumId w:val="15"/>
@@ -37424,43 +40581,43 @@
     <w:abstractNumId w:val="5"/>
   </w:num>
   <w:num w:numId="9" w16cid:durableId="1501001245">
-    <w:abstractNumId w:val="34"/>
+    <w:abstractNumId w:val="36"/>
   </w:num>
   <w:num w:numId="10" w16cid:durableId="1706250928">
-    <w:abstractNumId w:val="39"/>
+    <w:abstractNumId w:val="41"/>
   </w:num>
   <w:num w:numId="11" w16cid:durableId="1292050097">
-    <w:abstractNumId w:val="54"/>
+    <w:abstractNumId w:val="57"/>
   </w:num>
   <w:num w:numId="12" w16cid:durableId="1745948958">
     <w:abstractNumId w:val="8"/>
   </w:num>
   <w:num w:numId="13" w16cid:durableId="679312742">
-    <w:abstractNumId w:val="56"/>
+    <w:abstractNumId w:val="59"/>
   </w:num>
   <w:num w:numId="14" w16cid:durableId="1597860147">
-    <w:abstractNumId w:val="65"/>
+    <w:abstractNumId w:val="69"/>
   </w:num>
   <w:num w:numId="15" w16cid:durableId="2042434571">
-    <w:abstractNumId w:val="30"/>
+    <w:abstractNumId w:val="31"/>
   </w:num>
   <w:num w:numId="16" w16cid:durableId="1867019793">
-    <w:abstractNumId w:val="26"/>
+    <w:abstractNumId w:val="27"/>
   </w:num>
   <w:num w:numId="17" w16cid:durableId="839076169">
-    <w:abstractNumId w:val="35"/>
+    <w:abstractNumId w:val="37"/>
   </w:num>
   <w:num w:numId="18" w16cid:durableId="1218131698">
-    <w:abstractNumId w:val="38"/>
+    <w:abstractNumId w:val="40"/>
   </w:num>
   <w:num w:numId="19" w16cid:durableId="213657393">
     <w:abstractNumId w:val="6"/>
   </w:num>
   <w:num w:numId="20" w16cid:durableId="630095303">
-    <w:abstractNumId w:val="42"/>
+    <w:abstractNumId w:val="44"/>
   </w:num>
   <w:num w:numId="21" w16cid:durableId="1326665292">
-    <w:abstractNumId w:val="45"/>
+    <w:abstractNumId w:val="48"/>
   </w:num>
   <w:num w:numId="22" w16cid:durableId="689767440">
     <w:abstractNumId w:val="2"/>
@@ -37469,40 +40626,40 @@
     <w:abstractNumId w:val="7"/>
   </w:num>
   <w:num w:numId="24" w16cid:durableId="370763591">
-    <w:abstractNumId w:val="24"/>
+    <w:abstractNumId w:val="25"/>
   </w:num>
   <w:num w:numId="25" w16cid:durableId="896086980">
     <w:abstractNumId w:val="4"/>
   </w:num>
   <w:num w:numId="26" w16cid:durableId="1149051840">
-    <w:abstractNumId w:val="20"/>
+    <w:abstractNumId w:val="21"/>
   </w:num>
   <w:num w:numId="27" w16cid:durableId="691490878">
-    <w:abstractNumId w:val="33"/>
+    <w:abstractNumId w:val="35"/>
   </w:num>
   <w:num w:numId="28" w16cid:durableId="1199008562">
-    <w:abstractNumId w:val="18"/>
+    <w:abstractNumId w:val="19"/>
   </w:num>
   <w:num w:numId="29" w16cid:durableId="119080037">
     <w:abstractNumId w:val="3"/>
   </w:num>
   <w:num w:numId="30" w16cid:durableId="1604412925">
-    <w:abstractNumId w:val="44"/>
+    <w:abstractNumId w:val="46"/>
   </w:num>
   <w:num w:numId="31" w16cid:durableId="422654846">
-    <w:abstractNumId w:val="53"/>
+    <w:abstractNumId w:val="56"/>
   </w:num>
   <w:num w:numId="32" w16cid:durableId="2002389794">
-    <w:abstractNumId w:val="22"/>
+    <w:abstractNumId w:val="23"/>
   </w:num>
   <w:num w:numId="33" w16cid:durableId="663556784">
-    <w:abstractNumId w:val="29"/>
+    <w:abstractNumId w:val="30"/>
   </w:num>
   <w:num w:numId="34" w16cid:durableId="1544096020">
     <w:abstractNumId w:val="16"/>
   </w:num>
   <w:num w:numId="35" w16cid:durableId="1452288583">
-    <w:abstractNumId w:val="60"/>
+    <w:abstractNumId w:val="64"/>
   </w:num>
   <w:num w:numId="36" w16cid:durableId="1418789113">
     <w:abstractNumId w:val="17"/>
@@ -37511,43 +40668,43 @@
     <w:abstractNumId w:val="1"/>
   </w:num>
   <w:num w:numId="38" w16cid:durableId="1531524648">
-    <w:abstractNumId w:val="59"/>
+    <w:abstractNumId w:val="62"/>
   </w:num>
   <w:num w:numId="39" w16cid:durableId="1660887162">
-    <w:abstractNumId w:val="46"/>
+    <w:abstractNumId w:val="49"/>
   </w:num>
   <w:num w:numId="40" w16cid:durableId="745810262">
-    <w:abstractNumId w:val="31"/>
+    <w:abstractNumId w:val="33"/>
   </w:num>
   <w:num w:numId="41" w16cid:durableId="614943237">
     <w:abstractNumId w:val="13"/>
   </w:num>
   <w:num w:numId="42" w16cid:durableId="549920154">
-    <w:abstractNumId w:val="47"/>
+    <w:abstractNumId w:val="50"/>
   </w:num>
   <w:num w:numId="43" w16cid:durableId="182861342">
-    <w:abstractNumId w:val="37"/>
+    <w:abstractNumId w:val="39"/>
   </w:num>
   <w:num w:numId="44" w16cid:durableId="1959796069">
-    <w:abstractNumId w:val="61"/>
+    <w:abstractNumId w:val="65"/>
   </w:num>
   <w:num w:numId="45" w16cid:durableId="1814979854">
-    <w:abstractNumId w:val="41"/>
+    <w:abstractNumId w:val="43"/>
   </w:num>
   <w:num w:numId="46" w16cid:durableId="443154987">
-    <w:abstractNumId w:val="19"/>
+    <w:abstractNumId w:val="20"/>
   </w:num>
   <w:num w:numId="47" w16cid:durableId="1897352345">
-    <w:abstractNumId w:val="51"/>
+    <w:abstractNumId w:val="54"/>
   </w:num>
   <w:num w:numId="48" w16cid:durableId="726952408">
-    <w:abstractNumId w:val="50"/>
+    <w:abstractNumId w:val="53"/>
   </w:num>
   <w:num w:numId="49" w16cid:durableId="285426070">
-    <w:abstractNumId w:val="52"/>
+    <w:abstractNumId w:val="55"/>
   </w:num>
   <w:num w:numId="50" w16cid:durableId="981154963">
-    <w:abstractNumId w:val="49"/>
+    <w:abstractNumId w:val="52"/>
   </w:num>
   <w:num w:numId="51" w16cid:durableId="505705173">
     <w:abstractNumId w:val="9"/>
@@ -37559,43 +40716,55 @@
     <w:abstractNumId w:val="11"/>
   </w:num>
   <w:num w:numId="54" w16cid:durableId="1207377051">
-    <w:abstractNumId w:val="32"/>
+    <w:abstractNumId w:val="34"/>
   </w:num>
   <w:num w:numId="55" w16cid:durableId="336881422">
     <w:abstractNumId w:val="0"/>
   </w:num>
   <w:num w:numId="56" w16cid:durableId="953630187">
-    <w:abstractNumId w:val="55"/>
+    <w:abstractNumId w:val="58"/>
   </w:num>
   <w:num w:numId="57" w16cid:durableId="501088929">
-    <w:abstractNumId w:val="21"/>
+    <w:abstractNumId w:val="22"/>
   </w:num>
   <w:num w:numId="58" w16cid:durableId="1936791281">
     <w:abstractNumId w:val="14"/>
   </w:num>
   <w:num w:numId="59" w16cid:durableId="815411764">
-    <w:abstractNumId w:val="27"/>
+    <w:abstractNumId w:val="28"/>
   </w:num>
   <w:num w:numId="60" w16cid:durableId="607740991">
-    <w:abstractNumId w:val="25"/>
+    <w:abstractNumId w:val="26"/>
   </w:num>
   <w:num w:numId="61" w16cid:durableId="204484613">
-    <w:abstractNumId w:val="62"/>
+    <w:abstractNumId w:val="66"/>
   </w:num>
   <w:num w:numId="62" w16cid:durableId="1018699311">
-    <w:abstractNumId w:val="23"/>
+    <w:abstractNumId w:val="24"/>
   </w:num>
   <w:num w:numId="63" w16cid:durableId="359740252">
-    <w:abstractNumId w:val="48"/>
+    <w:abstractNumId w:val="51"/>
   </w:num>
   <w:num w:numId="64" w16cid:durableId="61687259">
-    <w:abstractNumId w:val="36"/>
+    <w:abstractNumId w:val="38"/>
   </w:num>
   <w:num w:numId="65" w16cid:durableId="162597846">
-    <w:abstractNumId w:val="57"/>
+    <w:abstractNumId w:val="60"/>
   </w:num>
   <w:num w:numId="66" w16cid:durableId="136534882">
-    <w:abstractNumId w:val="43"/>
+    <w:abstractNumId w:val="45"/>
+  </w:num>
+  <w:num w:numId="67" w16cid:durableId="970674793">
+    <w:abstractNumId w:val="47"/>
+  </w:num>
+  <w:num w:numId="68" w16cid:durableId="2013725645">
+    <w:abstractNumId w:val="32"/>
+  </w:num>
+  <w:num w:numId="69" w16cid:durableId="2113940141">
+    <w:abstractNumId w:val="63"/>
+  </w:num>
+  <w:num w:numId="70" w16cid:durableId="1495679451">
+    <w:abstractNumId w:val="18"/>
   </w:num>
   <w:numIdMacAtCleanup w:val="64"/>
 </w:numbering>

--- a/notes.docx
+++ b/notes.docx
@@ -30434,6 +30434,2488 @@
       </w:tr>
     </w:tbl>
     <w:p/>
+    <w:p>
+      <w:pPr>
+        <w:rPr>
+          <w:b/>
+          <w:bCs/>
+          <w:sz w:val="32"/>
+          <w:szCs w:val="32"/>
+        </w:rPr>
+      </w:pPr>
+      <w:r>
+        <w:rPr>
+          <w:rFonts w:ascii="Segoe UI Emoji" w:hAnsi="Segoe UI Emoji" w:cs="Segoe UI Emoji"/>
+          <w:b/>
+          <w:bCs/>
+          <w:sz w:val="32"/>
+          <w:szCs w:val="32"/>
+        </w:rPr>
+        <w:t>📌</w:t>
+      </w:r>
+      <w:r>
+        <w:rPr>
+          <w:b/>
+          <w:bCs/>
+          <w:sz w:val="32"/>
+          <w:szCs w:val="32"/>
+        </w:rPr>
+        <w:t xml:space="preserve"> </w:t>
+      </w:r>
+      <w:r>
+        <w:rPr>
+          <w:b/>
+          <w:bCs/>
+          <w:color w:val="EE0000"/>
+          <w:sz w:val="32"/>
+          <w:szCs w:val="32"/>
+        </w:rPr>
+        <w:t>NOTES: Number Guessing Game in Python</w:t>
+      </w:r>
+    </w:p>
+    <w:p>
+      <w:pPr>
+        <w:rPr>
+          <w:b/>
+          <w:bCs/>
+        </w:rPr>
+      </w:pPr>
+      <w:r>
+        <w:rPr>
+          <w:b/>
+          <w:bCs/>
+        </w:rPr>
+        <w:t>1. Core Concept &amp; Objective</w:t>
+      </w:r>
+    </w:p>
+    <w:p>
+      <w:r>
+        <w:t xml:space="preserve">Yeh project </w:t>
+      </w:r>
+      <w:proofErr w:type="spellStart"/>
+      <w:r>
+        <w:t>humne</w:t>
+      </w:r>
+      <w:proofErr w:type="spellEnd"/>
+      <w:r>
+        <w:t xml:space="preserve"> </w:t>
+      </w:r>
+      <w:proofErr w:type="spellStart"/>
+      <w:r>
+        <w:t>pichli</w:t>
+      </w:r>
+      <w:proofErr w:type="spellEnd"/>
+      <w:r>
+        <w:t xml:space="preserve"> videos </w:t>
+      </w:r>
+      <w:proofErr w:type="spellStart"/>
+      <w:r>
+        <w:t>mein</w:t>
+      </w:r>
+      <w:proofErr w:type="spellEnd"/>
+      <w:r>
+        <w:t xml:space="preserve"> </w:t>
+      </w:r>
+      <w:proofErr w:type="spellStart"/>
+      <w:r>
+        <w:t>padhe</w:t>
+      </w:r>
+      <w:proofErr w:type="spellEnd"/>
+      <w:r>
+        <w:t xml:space="preserve"> </w:t>
+      </w:r>
+      <w:proofErr w:type="spellStart"/>
+      <w:r>
+        <w:t>gaye</w:t>
+      </w:r>
+      <w:proofErr w:type="spellEnd"/>
+      <w:r>
+        <w:t xml:space="preserve"> concepts (</w:t>
+      </w:r>
+      <w:r>
+        <w:rPr>
+          <w:b/>
+          <w:bCs/>
+        </w:rPr>
+        <w:t>if-else</w:t>
+      </w:r>
+      <w:r>
+        <w:t xml:space="preserve">, </w:t>
+      </w:r>
+      <w:r>
+        <w:rPr>
+          <w:b/>
+          <w:bCs/>
+        </w:rPr>
+        <w:t>while loop</w:t>
+      </w:r>
+      <w:r>
+        <w:t xml:space="preserve">, aur </w:t>
+      </w:r>
+      <w:proofErr w:type="gramStart"/>
+      <w:r>
+        <w:rPr>
+          <w:b/>
+          <w:bCs/>
+        </w:rPr>
+        <w:t>input(</w:t>
+      </w:r>
+      <w:proofErr w:type="gramEnd"/>
+      <w:r>
+        <w:rPr>
+          <w:b/>
+          <w:bCs/>
+        </w:rPr>
+        <w:t>) function</w:t>
+      </w:r>
+      <w:r>
+        <w:t xml:space="preserve">) ko ek real-world game application </w:t>
+      </w:r>
+      <w:proofErr w:type="spellStart"/>
+      <w:r>
+        <w:t>mein</w:t>
+      </w:r>
+      <w:proofErr w:type="spellEnd"/>
+      <w:r>
+        <w:t xml:space="preserve"> integrate </w:t>
+      </w:r>
+      <w:proofErr w:type="spellStart"/>
+      <w:r>
+        <w:t>karne</w:t>
+      </w:r>
+      <w:proofErr w:type="spellEnd"/>
+      <w:r>
+        <w:t xml:space="preserve"> </w:t>
+      </w:r>
+      <w:proofErr w:type="spellStart"/>
+      <w:r>
+        <w:t>ke</w:t>
+      </w:r>
+      <w:proofErr w:type="spellEnd"/>
+      <w:r>
+        <w:t xml:space="preserve"> </w:t>
+      </w:r>
+      <w:proofErr w:type="spellStart"/>
+      <w:r>
+        <w:t>liye</w:t>
+      </w:r>
+      <w:proofErr w:type="spellEnd"/>
+      <w:r>
+        <w:t xml:space="preserve"> </w:t>
+      </w:r>
+      <w:proofErr w:type="spellStart"/>
+      <w:r>
+        <w:t>banaya</w:t>
+      </w:r>
+      <w:proofErr w:type="spellEnd"/>
+      <w:r>
+        <w:t xml:space="preserve"> </w:t>
+      </w:r>
+      <w:proofErr w:type="spellStart"/>
+      <w:r>
+        <w:t>hai</w:t>
+      </w:r>
+      <w:proofErr w:type="spellEnd"/>
+      <w:r>
+        <w:t>.</w:t>
+      </w:r>
+    </w:p>
+    <w:p>
+      <w:pPr>
+        <w:rPr>
+          <w:b/>
+          <w:bCs/>
+        </w:rPr>
+      </w:pPr>
+      <w:r>
+        <w:rPr>
+          <w:b/>
+          <w:bCs/>
+        </w:rPr>
+        <w:t>Game Flow:</w:t>
+      </w:r>
+    </w:p>
+    <w:p>
+      <w:pPr>
+        <w:numPr>
+          <w:ilvl w:val="0"/>
+          <w:numId w:val="71"/>
+        </w:numPr>
+      </w:pPr>
+      <w:r>
+        <w:t xml:space="preserve">Program </w:t>
+      </w:r>
+      <m:oMath>
+        <m:r>
+          <w:rPr>
+            <w:rFonts w:ascii="Cambria Math" w:hAnsi="Cambria Math"/>
+          </w:rPr>
+          <m:t>1</m:t>
+        </m:r>
+      </m:oMath>
+      <w:r>
+        <w:t xml:space="preserve"> se </w:t>
+      </w:r>
+      <m:oMath>
+        <m:r>
+          <w:rPr>
+            <w:rFonts w:ascii="Cambria Math" w:hAnsi="Cambria Math"/>
+          </w:rPr>
+          <m:t>100</m:t>
+        </m:r>
+      </m:oMath>
+      <w:r>
+        <w:t xml:space="preserve"> ke beech ek random secret number (Jackpot number) generate karta hai.</w:t>
+      </w:r>
+    </w:p>
+    <w:p>
+      <w:pPr>
+        <w:numPr>
+          <w:ilvl w:val="0"/>
+          <w:numId w:val="71"/>
+        </w:numPr>
+      </w:pPr>
+      <w:r>
+        <w:t xml:space="preserve">User ko number guess </w:t>
+      </w:r>
+      <w:proofErr w:type="spellStart"/>
+      <w:r>
+        <w:t>karne</w:t>
+      </w:r>
+      <w:proofErr w:type="spellEnd"/>
+      <w:r>
+        <w:t xml:space="preserve"> </w:t>
+      </w:r>
+      <w:proofErr w:type="spellStart"/>
+      <w:r>
+        <w:t>ke</w:t>
+      </w:r>
+      <w:proofErr w:type="spellEnd"/>
+      <w:r>
+        <w:t xml:space="preserve"> </w:t>
+      </w:r>
+      <w:proofErr w:type="spellStart"/>
+      <w:r>
+        <w:t>liye</w:t>
+      </w:r>
+      <w:proofErr w:type="spellEnd"/>
+      <w:r>
+        <w:t xml:space="preserve"> </w:t>
+      </w:r>
+      <w:proofErr w:type="spellStart"/>
+      <w:r>
+        <w:t>poocha</w:t>
+      </w:r>
+      <w:proofErr w:type="spellEnd"/>
+      <w:r>
+        <w:t xml:space="preserve"> </w:t>
+      </w:r>
+      <w:proofErr w:type="spellStart"/>
+      <w:r>
+        <w:t>jata</w:t>
+      </w:r>
+      <w:proofErr w:type="spellEnd"/>
+      <w:r>
+        <w:t xml:space="preserve"> </w:t>
+      </w:r>
+      <w:proofErr w:type="spellStart"/>
+      <w:r>
+        <w:t>hai</w:t>
+      </w:r>
+      <w:proofErr w:type="spellEnd"/>
+      <w:r>
+        <w:t>.</w:t>
+      </w:r>
+    </w:p>
+    <w:p>
+      <w:pPr>
+        <w:numPr>
+          <w:ilvl w:val="0"/>
+          <w:numId w:val="71"/>
+        </w:numPr>
+      </w:pPr>
+      <w:r>
+        <w:t xml:space="preserve">Agar user ka guess </w:t>
+      </w:r>
+      <w:proofErr w:type="spellStart"/>
+      <w:r>
+        <w:t>galat</w:t>
+      </w:r>
+      <w:proofErr w:type="spellEnd"/>
+      <w:r>
+        <w:t xml:space="preserve"> </w:t>
+      </w:r>
+      <w:proofErr w:type="spellStart"/>
+      <w:r>
+        <w:t>hai</w:t>
+      </w:r>
+      <w:proofErr w:type="spellEnd"/>
+      <w:r>
+        <w:t xml:space="preserve">, </w:t>
+      </w:r>
+      <w:proofErr w:type="spellStart"/>
+      <w:r>
+        <w:t>toh</w:t>
+      </w:r>
+      <w:proofErr w:type="spellEnd"/>
+      <w:r>
+        <w:t xml:space="preserve"> hints </w:t>
+      </w:r>
+      <w:proofErr w:type="spellStart"/>
+      <w:r>
+        <w:t>diye</w:t>
+      </w:r>
+      <w:proofErr w:type="spellEnd"/>
+      <w:r>
+        <w:t xml:space="preserve"> </w:t>
+      </w:r>
+      <w:proofErr w:type="spellStart"/>
+      <w:r>
+        <w:t>jaate</w:t>
+      </w:r>
+      <w:proofErr w:type="spellEnd"/>
+      <w:r>
+        <w:t xml:space="preserve"> hain:</w:t>
+      </w:r>
+    </w:p>
+    <w:p>
+      <w:pPr>
+        <w:numPr>
+          <w:ilvl w:val="1"/>
+          <w:numId w:val="71"/>
+        </w:numPr>
+      </w:pPr>
+      <w:r>
+        <w:rPr>
+          <w:b/>
+          <w:bCs/>
+        </w:rPr>
+        <w:t>Guess is too low:</w:t>
+      </w:r>
+      <w:r>
+        <w:t xml:space="preserve"> Screen par </w:t>
+      </w:r>
+      <w:proofErr w:type="spellStart"/>
+      <w:r>
+        <w:t>dikhayega</w:t>
+      </w:r>
+      <w:proofErr w:type="spellEnd"/>
+      <w:r>
+        <w:t xml:space="preserve"> </w:t>
+      </w:r>
+      <w:r>
+        <w:rPr>
+          <w:b/>
+          <w:bCs/>
+        </w:rPr>
+        <w:t>"Guess Higher!"</w:t>
+      </w:r>
+    </w:p>
+    <w:p>
+      <w:pPr>
+        <w:numPr>
+          <w:ilvl w:val="1"/>
+          <w:numId w:val="71"/>
+        </w:numPr>
+      </w:pPr>
+      <w:r>
+        <w:rPr>
+          <w:b/>
+          <w:bCs/>
+        </w:rPr>
+        <w:t>Guess is too high:</w:t>
+      </w:r>
+      <w:r>
+        <w:t xml:space="preserve"> Screen par </w:t>
+      </w:r>
+      <w:proofErr w:type="spellStart"/>
+      <w:r>
+        <w:t>dikhayega</w:t>
+      </w:r>
+      <w:proofErr w:type="spellEnd"/>
+      <w:r>
+        <w:t xml:space="preserve"> </w:t>
+      </w:r>
+      <w:r>
+        <w:rPr>
+          <w:b/>
+          <w:bCs/>
+        </w:rPr>
+        <w:t>"Guess Lower!"</w:t>
+      </w:r>
+    </w:p>
+    <w:p>
+      <w:pPr>
+        <w:numPr>
+          <w:ilvl w:val="0"/>
+          <w:numId w:val="71"/>
+        </w:numPr>
+      </w:pPr>
+      <w:r>
+        <w:t xml:space="preserve">Yeh loop tab </w:t>
+      </w:r>
+      <w:proofErr w:type="spellStart"/>
+      <w:r>
+        <w:t>tak</w:t>
+      </w:r>
+      <w:proofErr w:type="spellEnd"/>
+      <w:r>
+        <w:t xml:space="preserve"> </w:t>
+      </w:r>
+      <w:proofErr w:type="spellStart"/>
+      <w:r>
+        <w:t>chalta</w:t>
+      </w:r>
+      <w:proofErr w:type="spellEnd"/>
+      <w:r>
+        <w:t xml:space="preserve"> </w:t>
+      </w:r>
+      <w:proofErr w:type="spellStart"/>
+      <w:r>
+        <w:t>rahega</w:t>
+      </w:r>
+      <w:proofErr w:type="spellEnd"/>
+      <w:r>
+        <w:t xml:space="preserve"> jab </w:t>
+      </w:r>
+      <w:proofErr w:type="spellStart"/>
+      <w:r>
+        <w:t>tak</w:t>
+      </w:r>
+      <w:proofErr w:type="spellEnd"/>
+      <w:r>
+        <w:t xml:space="preserve"> user </w:t>
+      </w:r>
+      <w:proofErr w:type="spellStart"/>
+      <w:r>
+        <w:t>sahi</w:t>
+      </w:r>
+      <w:proofErr w:type="spellEnd"/>
+      <w:r>
+        <w:t xml:space="preserve"> number guess </w:t>
+      </w:r>
+      <w:proofErr w:type="spellStart"/>
+      <w:r>
+        <w:t>na</w:t>
+      </w:r>
+      <w:proofErr w:type="spellEnd"/>
+      <w:r>
+        <w:t xml:space="preserve"> </w:t>
+      </w:r>
+      <w:proofErr w:type="spellStart"/>
+      <w:r>
+        <w:t>kar</w:t>
+      </w:r>
+      <w:proofErr w:type="spellEnd"/>
+      <w:r>
+        <w:t xml:space="preserve"> le.</w:t>
+      </w:r>
+    </w:p>
+    <w:p>
+      <w:pPr>
+        <w:numPr>
+          <w:ilvl w:val="0"/>
+          <w:numId w:val="71"/>
+        </w:numPr>
+      </w:pPr>
+      <w:r>
+        <w:t xml:space="preserve">Sahi guess hone par game win message </w:t>
+      </w:r>
+      <w:proofErr w:type="spellStart"/>
+      <w:r>
+        <w:t>ke</w:t>
+      </w:r>
+      <w:proofErr w:type="spellEnd"/>
+      <w:r>
+        <w:t xml:space="preserve"> </w:t>
+      </w:r>
+      <w:proofErr w:type="spellStart"/>
+      <w:r>
+        <w:t>saath</w:t>
+      </w:r>
+      <w:proofErr w:type="spellEnd"/>
+      <w:r>
+        <w:t xml:space="preserve"> </w:t>
+      </w:r>
+      <w:r>
+        <w:rPr>
+          <w:b/>
+          <w:bCs/>
+        </w:rPr>
+        <w:t>Total Attempts</w:t>
+      </w:r>
+      <w:r>
+        <w:t xml:space="preserve"> display </w:t>
+      </w:r>
+      <w:proofErr w:type="spellStart"/>
+      <w:r>
+        <w:t>karta</w:t>
+      </w:r>
+      <w:proofErr w:type="spellEnd"/>
+      <w:r>
+        <w:t xml:space="preserve"> </w:t>
+      </w:r>
+      <w:proofErr w:type="spellStart"/>
+      <w:r>
+        <w:t>hai</w:t>
+      </w:r>
+      <w:proofErr w:type="spellEnd"/>
+      <w:r>
+        <w:t>.</w:t>
+      </w:r>
+    </w:p>
+    <w:p>
+      <w:pPr>
+        <w:rPr>
+          <w:b/>
+          <w:bCs/>
+        </w:rPr>
+      </w:pPr>
+      <w:r>
+        <w:rPr>
+          <w:b/>
+          <w:bCs/>
+        </w:rPr>
+        <w:t>2. New Concept: random Module in Python</w:t>
+      </w:r>
+    </w:p>
+    <w:p>
+      <w:r>
+        <w:t xml:space="preserve">Python </w:t>
+      </w:r>
+      <w:proofErr w:type="spellStart"/>
+      <w:r>
+        <w:t>mein</w:t>
+      </w:r>
+      <w:proofErr w:type="spellEnd"/>
+      <w:r>
+        <w:t xml:space="preserve"> random numbers generate </w:t>
+      </w:r>
+      <w:proofErr w:type="spellStart"/>
+      <w:r>
+        <w:t>karne</w:t>
+      </w:r>
+      <w:proofErr w:type="spellEnd"/>
+      <w:r>
+        <w:t xml:space="preserve"> </w:t>
+      </w:r>
+      <w:proofErr w:type="spellStart"/>
+      <w:r>
+        <w:t>ke</w:t>
+      </w:r>
+      <w:proofErr w:type="spellEnd"/>
+      <w:r>
+        <w:t xml:space="preserve"> </w:t>
+      </w:r>
+      <w:proofErr w:type="spellStart"/>
+      <w:r>
+        <w:t>liye</w:t>
+      </w:r>
+      <w:proofErr w:type="spellEnd"/>
+      <w:r>
+        <w:t xml:space="preserve"> built-in </w:t>
+      </w:r>
+      <w:r>
+        <w:rPr>
+          <w:b/>
+          <w:bCs/>
+        </w:rPr>
+        <w:t>random</w:t>
+      </w:r>
+      <w:r>
+        <w:t xml:space="preserve"> module ka use </w:t>
+      </w:r>
+      <w:proofErr w:type="spellStart"/>
+      <w:r>
+        <w:t>kiya</w:t>
+      </w:r>
+      <w:proofErr w:type="spellEnd"/>
+      <w:r>
+        <w:t xml:space="preserve"> </w:t>
+      </w:r>
+      <w:proofErr w:type="spellStart"/>
+      <w:r>
+        <w:t>jata</w:t>
+      </w:r>
+      <w:proofErr w:type="spellEnd"/>
+      <w:r>
+        <w:t xml:space="preserve"> </w:t>
+      </w:r>
+      <w:proofErr w:type="spellStart"/>
+      <w:r>
+        <w:t>hai</w:t>
+      </w:r>
+      <w:proofErr w:type="spellEnd"/>
+      <w:r>
+        <w:t>.</w:t>
+      </w:r>
+    </w:p>
+    <w:p>
+      <w:r>
+        <w:t>Python</w:t>
+      </w:r>
+    </w:p>
+    <w:p>
+      <w:r>
+        <w:t>import random</w:t>
+      </w:r>
+    </w:p>
+    <w:p/>
+    <w:p>
+      <w:r>
+        <w:t xml:space="preserve"># Syntax: </w:t>
+      </w:r>
+      <w:proofErr w:type="spellStart"/>
+      <w:proofErr w:type="gramStart"/>
+      <w:r>
+        <w:t>random.randint</w:t>
+      </w:r>
+      <w:proofErr w:type="spellEnd"/>
+      <w:proofErr w:type="gramEnd"/>
+      <w:r>
+        <w:t>(start, end)</w:t>
+      </w:r>
+    </w:p>
+    <w:p>
+      <w:r>
+        <w:t xml:space="preserve">jackpot = </w:t>
+      </w:r>
+      <w:proofErr w:type="spellStart"/>
+      <w:proofErr w:type="gramStart"/>
+      <w:r>
+        <w:t>random.randint</w:t>
+      </w:r>
+      <w:proofErr w:type="spellEnd"/>
+      <w:proofErr w:type="gramEnd"/>
+      <w:r>
+        <w:t>(1, 100)</w:t>
+      </w:r>
+    </w:p>
+    <w:p>
+      <w:pPr>
+        <w:numPr>
+          <w:ilvl w:val="0"/>
+          <w:numId w:val="72"/>
+        </w:numPr>
+      </w:pPr>
+      <w:r>
+        <w:rPr>
+          <w:b/>
+          <w:bCs/>
+        </w:rPr>
+        <w:t>import random</w:t>
+      </w:r>
+      <w:r>
+        <w:t xml:space="preserve">: Python ki built-in library ko script </w:t>
+      </w:r>
+      <w:proofErr w:type="spellStart"/>
+      <w:r>
+        <w:t>mein</w:t>
+      </w:r>
+      <w:proofErr w:type="spellEnd"/>
+      <w:r>
+        <w:t xml:space="preserve"> add </w:t>
+      </w:r>
+      <w:proofErr w:type="spellStart"/>
+      <w:r>
+        <w:t>karta</w:t>
+      </w:r>
+      <w:proofErr w:type="spellEnd"/>
+      <w:r>
+        <w:t xml:space="preserve"> </w:t>
+      </w:r>
+      <w:proofErr w:type="spellStart"/>
+      <w:r>
+        <w:t>hai</w:t>
+      </w:r>
+      <w:proofErr w:type="spellEnd"/>
+      <w:r>
+        <w:t>.</w:t>
+      </w:r>
+    </w:p>
+    <w:p>
+      <w:pPr>
+        <w:numPr>
+          <w:ilvl w:val="0"/>
+          <w:numId w:val="72"/>
+        </w:numPr>
+      </w:pPr>
+      <w:proofErr w:type="spellStart"/>
+      <w:proofErr w:type="gramStart"/>
+      <w:r>
+        <w:rPr>
+          <w:b/>
+          <w:bCs/>
+        </w:rPr>
+        <w:lastRenderedPageBreak/>
+        <w:t>random.randint</w:t>
+      </w:r>
+      <w:proofErr w:type="spellEnd"/>
+      <w:proofErr w:type="gramEnd"/>
+      <w:r>
+        <w:rPr>
+          <w:b/>
+          <w:bCs/>
+        </w:rPr>
+        <w:t>(a, b)</w:t>
+      </w:r>
+      <w:r>
+        <w:t xml:space="preserve">: Return </w:t>
+      </w:r>
+      <w:proofErr w:type="spellStart"/>
+      <w:r>
+        <w:t>karta</w:t>
+      </w:r>
+      <w:proofErr w:type="spellEnd"/>
+      <w:r>
+        <w:t xml:space="preserve"> </w:t>
+      </w:r>
+      <w:proofErr w:type="spellStart"/>
+      <w:r>
+        <w:t>hai</w:t>
+      </w:r>
+      <w:proofErr w:type="spellEnd"/>
+      <w:r>
+        <w:t xml:space="preserve"> ek random integer range </w:t>
+      </w:r>
+      <m:oMath>
+        <m:d>
+          <m:dPr>
+            <m:begChr m:val="["/>
+            <m:endChr m:val="]"/>
+            <m:ctrlPr>
+              <w:rPr>
+                <w:rFonts w:ascii="Cambria Math" w:hAnsi="Cambria Math"/>
+              </w:rPr>
+            </m:ctrlPr>
+          </m:dPr>
+          <m:e>
+            <m:r>
+              <w:rPr>
+                <w:rFonts w:ascii="Cambria Math" w:hAnsi="Cambria Math"/>
+              </w:rPr>
+              <m:t>a,b</m:t>
+            </m:r>
+          </m:e>
+        </m:d>
+      </m:oMath>
+      <w:r>
+        <w:t xml:space="preserve"> ke beech mein (</w:t>
+      </w:r>
+      <w:r>
+        <w:rPr>
+          <w:b/>
+          <w:bCs/>
+        </w:rPr>
+        <w:t xml:space="preserve">including both end points </w:t>
+      </w:r>
+      <m:oMath>
+        <m:r>
+          <w:rPr>
+            <w:rFonts w:ascii="Cambria Math" w:hAnsi="Cambria Math"/>
+          </w:rPr>
+          <m:t>a</m:t>
+        </m:r>
+      </m:oMath>
+      <w:r>
+        <w:rPr>
+          <w:b/>
+          <w:bCs/>
+        </w:rPr>
+        <w:t xml:space="preserve"> and </w:t>
+      </w:r>
+      <m:oMath>
+        <m:r>
+          <w:rPr>
+            <w:rFonts w:ascii="Cambria Math" w:hAnsi="Cambria Math"/>
+          </w:rPr>
+          <m:t>b</m:t>
+        </m:r>
+      </m:oMath>
+      <w:r>
+        <w:t>).</w:t>
+      </w:r>
+    </w:p>
+    <w:p>
+      <w:pPr>
+        <w:rPr>
+          <w:b/>
+          <w:bCs/>
+        </w:rPr>
+      </w:pPr>
+      <w:r>
+        <w:rPr>
+          <w:b/>
+          <w:bCs/>
+        </w:rPr>
+        <w:t>3. Step-by-Step Complete Code</w:t>
+      </w:r>
+    </w:p>
+    <w:p>
+      <w:r>
+        <w:t>Python</w:t>
+      </w:r>
+    </w:p>
+    <w:p>
+      <w:r>
+        <w:t>import random</w:t>
+      </w:r>
+    </w:p>
+    <w:p/>
+    <w:p>
+      <w:r>
+        <w:t># 1. Generate random jackpot number between 1 and 100</w:t>
+      </w:r>
+    </w:p>
+    <w:p>
+      <w:r>
+        <w:t xml:space="preserve">jackpot = </w:t>
+      </w:r>
+      <w:proofErr w:type="spellStart"/>
+      <w:proofErr w:type="gramStart"/>
+      <w:r>
+        <w:t>random.randint</w:t>
+      </w:r>
+      <w:proofErr w:type="spellEnd"/>
+      <w:proofErr w:type="gramEnd"/>
+      <w:r>
+        <w:t>(1, 100)</w:t>
+      </w:r>
+    </w:p>
+    <w:p/>
+    <w:p>
+      <w:r>
+        <w:t># 2. Take first guess from user &amp; convert to int</w:t>
+      </w:r>
+    </w:p>
+    <w:p>
+      <w:r>
+        <w:t xml:space="preserve">guess = </w:t>
+      </w:r>
+      <w:proofErr w:type="gramStart"/>
+      <w:r>
+        <w:t>int(input(</w:t>
+      </w:r>
+      <w:proofErr w:type="gramEnd"/>
+      <w:r>
+        <w:t>"Guess the Jackpot Number (1 to 100): "))</w:t>
+      </w:r>
+    </w:p>
+    <w:p/>
+    <w:p>
+      <w:r>
+        <w:t># 3. Counter variable to track number of attempts</w:t>
+      </w:r>
+    </w:p>
+    <w:p>
+      <w:r>
+        <w:t>counter = 1</w:t>
+      </w:r>
+    </w:p>
+    <w:p/>
+    <w:p>
+      <w:r>
+        <w:t># 4. Loop runs as long as user's guess is INCORRECT</w:t>
+      </w:r>
+    </w:p>
+    <w:p>
+      <w:r>
+        <w:t xml:space="preserve">while </w:t>
+      </w:r>
+      <w:proofErr w:type="gramStart"/>
+      <w:r>
+        <w:t>guess !</w:t>
+      </w:r>
+      <w:proofErr w:type="gramEnd"/>
+      <w:r>
+        <w:t>= jackpot:</w:t>
+      </w:r>
+    </w:p>
+    <w:p>
+      <w:r>
+        <w:t xml:space="preserve">    if guess &lt; jackpot:</w:t>
+      </w:r>
+    </w:p>
+    <w:p>
+      <w:r>
+        <w:t xml:space="preserve">        </w:t>
+      </w:r>
+      <w:proofErr w:type="gramStart"/>
+      <w:r>
+        <w:t>print(</w:t>
+      </w:r>
+      <w:proofErr w:type="gramEnd"/>
+      <w:r>
+        <w:t xml:space="preserve">"Wrong! Guess Higher </w:t>
+      </w:r>
+      <w:r>
+        <w:rPr>
+          <w:rFonts w:ascii="Segoe UI Emoji" w:hAnsi="Segoe UI Emoji" w:cs="Segoe UI Emoji"/>
+        </w:rPr>
+        <w:t>⬆️</w:t>
+      </w:r>
+      <w:r>
+        <w:t>")</w:t>
+      </w:r>
+    </w:p>
+    <w:p>
+      <w:r>
+        <w:t xml:space="preserve">    else:</w:t>
+      </w:r>
+    </w:p>
+    <w:p>
+      <w:r>
+        <w:t xml:space="preserve">        </w:t>
+      </w:r>
+      <w:proofErr w:type="gramStart"/>
+      <w:r>
+        <w:t>print(</w:t>
+      </w:r>
+      <w:proofErr w:type="gramEnd"/>
+      <w:r>
+        <w:t xml:space="preserve">"Wrong! Guess Lower </w:t>
+      </w:r>
+      <w:r>
+        <w:rPr>
+          <w:rFonts w:ascii="Segoe UI Emoji" w:hAnsi="Segoe UI Emoji" w:cs="Segoe UI Emoji"/>
+        </w:rPr>
+        <w:t>⬇️</w:t>
+      </w:r>
+      <w:r>
+        <w:t>")</w:t>
+      </w:r>
+    </w:p>
+    <w:p>
+      <w:r>
+        <w:t xml:space="preserve">    </w:t>
+      </w:r>
+    </w:p>
+    <w:p>
+      <w:r>
+        <w:t xml:space="preserve">    # Ask for input again inside the loop</w:t>
+      </w:r>
+    </w:p>
+    <w:p>
+      <w:r>
+        <w:t xml:space="preserve">    guess = </w:t>
+      </w:r>
+      <w:proofErr w:type="gramStart"/>
+      <w:r>
+        <w:t>int(input(</w:t>
+      </w:r>
+      <w:proofErr w:type="gramEnd"/>
+      <w:r>
+        <w:t>"Try guessing again: "))</w:t>
+      </w:r>
+    </w:p>
+    <w:p>
+      <w:r>
+        <w:t xml:space="preserve">    </w:t>
+      </w:r>
+    </w:p>
+    <w:p>
+      <w:r>
+        <w:t xml:space="preserve">    # Increment attempt count</w:t>
+      </w:r>
+    </w:p>
+    <w:p>
+      <w:r>
+        <w:t xml:space="preserve">    counter += 1</w:t>
+      </w:r>
+    </w:p>
+    <w:p/>
+    <w:p>
+      <w:r>
+        <w:t># 5. Executes when loop ends (Correct guess!)</w:t>
+      </w:r>
+    </w:p>
+    <w:p>
+      <w:proofErr w:type="gramStart"/>
+      <w:r>
+        <w:t>print(</w:t>
+      </w:r>
+      <w:proofErr w:type="gramEnd"/>
+      <w:r>
+        <w:t>"\n</w:t>
+      </w:r>
+      <w:r>
+        <w:rPr>
+          <w:rFonts w:ascii="Segoe UI Emoji" w:hAnsi="Segoe UI Emoji" w:cs="Segoe UI Emoji"/>
+        </w:rPr>
+        <w:t>🎉</w:t>
+      </w:r>
+      <w:r>
+        <w:t xml:space="preserve"> Correct Answer! You won the Jackpot!")</w:t>
+      </w:r>
+    </w:p>
+    <w:p>
+      <w:proofErr w:type="gramStart"/>
+      <w:r>
+        <w:t>print(</w:t>
+      </w:r>
+      <w:proofErr w:type="spellStart"/>
+      <w:proofErr w:type="gramEnd"/>
+      <w:r>
+        <w:t>f"You</w:t>
+      </w:r>
+      <w:proofErr w:type="spellEnd"/>
+      <w:r>
+        <w:t xml:space="preserve"> took total {counter} attempts to win.")</w:t>
+      </w:r>
+    </w:p>
+    <w:p>
+      <w:pPr>
+        <w:rPr>
+          <w:b/>
+          <w:bCs/>
+        </w:rPr>
+      </w:pPr>
+      <w:r>
+        <w:rPr>
+          <w:b/>
+          <w:bCs/>
+        </w:rPr>
+        <w:t>4. Explanation of Key Logical Parts</w:t>
+      </w:r>
+    </w:p>
+    <w:p>
+      <w:pPr>
+        <w:numPr>
+          <w:ilvl w:val="0"/>
+          <w:numId w:val="73"/>
+        </w:numPr>
+      </w:pPr>
+      <w:r>
+        <w:rPr>
+          <w:b/>
+          <w:bCs/>
+        </w:rPr>
+        <w:t xml:space="preserve">Why while </w:t>
+      </w:r>
+      <w:proofErr w:type="gramStart"/>
+      <w:r>
+        <w:rPr>
+          <w:b/>
+          <w:bCs/>
+        </w:rPr>
+        <w:t>guess !</w:t>
+      </w:r>
+      <w:proofErr w:type="gramEnd"/>
+      <w:r>
+        <w:rPr>
+          <w:b/>
+          <w:bCs/>
+        </w:rPr>
+        <w:t>= jackpot?</w:t>
+      </w:r>
+    </w:p>
+    <w:p>
+      <w:r>
+        <w:lastRenderedPageBreak/>
+        <w:t xml:space="preserve">Hume </w:t>
+      </w:r>
+      <w:proofErr w:type="spellStart"/>
+      <w:r>
+        <w:t>pehle</w:t>
+      </w:r>
+      <w:proofErr w:type="spellEnd"/>
+      <w:r>
+        <w:t xml:space="preserve"> se </w:t>
+      </w:r>
+      <w:proofErr w:type="spellStart"/>
+      <w:r>
+        <w:t>nahi</w:t>
+      </w:r>
+      <w:proofErr w:type="spellEnd"/>
+      <w:r>
+        <w:t xml:space="preserve"> pata ki user </w:t>
+      </w:r>
+      <w:proofErr w:type="spellStart"/>
+      <w:r>
+        <w:t>kitne</w:t>
+      </w:r>
+      <w:proofErr w:type="spellEnd"/>
+      <w:r>
+        <w:t xml:space="preserve"> me </w:t>
+      </w:r>
+      <w:proofErr w:type="spellStart"/>
+      <w:r>
+        <w:t>sahi</w:t>
+      </w:r>
+      <w:proofErr w:type="spellEnd"/>
+      <w:r>
+        <w:t xml:space="preserve"> number guess </w:t>
+      </w:r>
+      <w:proofErr w:type="spellStart"/>
+      <w:r>
+        <w:t>karega</w:t>
+      </w:r>
+      <w:proofErr w:type="spellEnd"/>
+      <w:r>
+        <w:t xml:space="preserve"> (1 attempt me, 5 me, </w:t>
+      </w:r>
+      <w:proofErr w:type="spellStart"/>
+      <w:r>
+        <w:t>ya</w:t>
+      </w:r>
+      <w:proofErr w:type="spellEnd"/>
+      <w:r>
+        <w:t xml:space="preserve"> 20 me). </w:t>
+      </w:r>
+      <w:proofErr w:type="spellStart"/>
+      <w:r>
+        <w:t>Isiliye</w:t>
+      </w:r>
+      <w:proofErr w:type="spellEnd"/>
+      <w:r>
+        <w:t xml:space="preserve"> jab </w:t>
+      </w:r>
+      <w:proofErr w:type="spellStart"/>
+      <w:r>
+        <w:t>tak</w:t>
+      </w:r>
+      <w:proofErr w:type="spellEnd"/>
+      <w:r>
+        <w:t xml:space="preserve"> </w:t>
+      </w:r>
+      <w:proofErr w:type="gramStart"/>
+      <w:r>
+        <w:t>guess !</w:t>
+      </w:r>
+      <w:proofErr w:type="gramEnd"/>
+      <w:r>
+        <w:t xml:space="preserve">= jackpot condition True </w:t>
+      </w:r>
+      <w:proofErr w:type="spellStart"/>
+      <w:r>
+        <w:t>hai</w:t>
+      </w:r>
+      <w:proofErr w:type="spellEnd"/>
+      <w:r>
+        <w:t xml:space="preserve">, loop </w:t>
+      </w:r>
+      <w:proofErr w:type="spellStart"/>
+      <w:r>
+        <w:t>chalega</w:t>
+      </w:r>
+      <w:proofErr w:type="spellEnd"/>
+      <w:r>
+        <w:t>.</w:t>
+      </w:r>
+    </w:p>
+    <w:p>
+      <w:pPr>
+        <w:numPr>
+          <w:ilvl w:val="0"/>
+          <w:numId w:val="73"/>
+        </w:numPr>
+      </w:pPr>
+      <w:r>
+        <w:rPr>
+          <w:b/>
+          <w:bCs/>
+        </w:rPr>
+        <w:t>Inside Loop = Wrong Guess:</w:t>
+      </w:r>
+    </w:p>
+    <w:p>
+      <w:r>
+        <w:t xml:space="preserve">Agar execution while loop </w:t>
+      </w:r>
+      <w:proofErr w:type="spellStart"/>
+      <w:r>
+        <w:t>ke</w:t>
+      </w:r>
+      <w:proofErr w:type="spellEnd"/>
+      <w:r>
+        <w:t xml:space="preserve"> </w:t>
+      </w:r>
+      <w:proofErr w:type="spellStart"/>
+      <w:r>
+        <w:t>andar</w:t>
+      </w:r>
+      <w:proofErr w:type="spellEnd"/>
+      <w:r>
+        <w:t xml:space="preserve"> </w:t>
+      </w:r>
+      <w:proofErr w:type="spellStart"/>
+      <w:r>
+        <w:t>aaya</w:t>
+      </w:r>
+      <w:proofErr w:type="spellEnd"/>
+      <w:r>
+        <w:t xml:space="preserve"> </w:t>
+      </w:r>
+      <w:proofErr w:type="spellStart"/>
+      <w:r>
+        <w:t>hai</w:t>
+      </w:r>
+      <w:proofErr w:type="spellEnd"/>
+      <w:r>
+        <w:t xml:space="preserve">, </w:t>
+      </w:r>
+      <w:proofErr w:type="spellStart"/>
+      <w:r>
+        <w:t>iska</w:t>
+      </w:r>
+      <w:proofErr w:type="spellEnd"/>
+      <w:r>
+        <w:t xml:space="preserve"> </w:t>
+      </w:r>
+      <w:proofErr w:type="spellStart"/>
+      <w:r>
+        <w:t>matlab</w:t>
+      </w:r>
+      <w:proofErr w:type="spellEnd"/>
+      <w:r>
+        <w:t xml:space="preserve"> hi yeh </w:t>
+      </w:r>
+      <w:proofErr w:type="spellStart"/>
+      <w:r>
+        <w:t>hai</w:t>
+      </w:r>
+      <w:proofErr w:type="spellEnd"/>
+      <w:r>
+        <w:t xml:space="preserve"> ki user ne </w:t>
+      </w:r>
+      <w:proofErr w:type="spellStart"/>
+      <w:r>
+        <w:t>galat</w:t>
+      </w:r>
+      <w:proofErr w:type="spellEnd"/>
+      <w:r>
+        <w:t xml:space="preserve"> guess </w:t>
+      </w:r>
+      <w:proofErr w:type="spellStart"/>
+      <w:r>
+        <w:t>kiya</w:t>
+      </w:r>
+      <w:proofErr w:type="spellEnd"/>
+      <w:r>
+        <w:t xml:space="preserve"> </w:t>
+      </w:r>
+      <w:proofErr w:type="spellStart"/>
+      <w:r>
+        <w:t>hai</w:t>
+      </w:r>
+      <w:proofErr w:type="spellEnd"/>
+      <w:r>
+        <w:t>.</w:t>
+      </w:r>
+    </w:p>
+    <w:p>
+      <w:pPr>
+        <w:numPr>
+          <w:ilvl w:val="0"/>
+          <w:numId w:val="73"/>
+        </w:numPr>
+      </w:pPr>
+      <w:r>
+        <w:rPr>
+          <w:b/>
+          <w:bCs/>
+        </w:rPr>
+        <w:t>Outside Loop = Correct Guess:</w:t>
+      </w:r>
+    </w:p>
+    <w:p>
+      <w:r>
+        <w:t xml:space="preserve">Jaise hi user guess == jackpot enter </w:t>
+      </w:r>
+      <w:proofErr w:type="spellStart"/>
+      <w:r>
+        <w:t>karta</w:t>
+      </w:r>
+      <w:proofErr w:type="spellEnd"/>
+      <w:r>
+        <w:t xml:space="preserve"> </w:t>
+      </w:r>
+      <w:proofErr w:type="spellStart"/>
+      <w:r>
+        <w:t>hai</w:t>
+      </w:r>
+      <w:proofErr w:type="spellEnd"/>
+      <w:r>
+        <w:t xml:space="preserve">, </w:t>
+      </w:r>
+      <w:proofErr w:type="gramStart"/>
+      <w:r>
+        <w:t>guess !</w:t>
+      </w:r>
+      <w:proofErr w:type="gramEnd"/>
+      <w:r>
+        <w:t xml:space="preserve">= jackpot condition False </w:t>
+      </w:r>
+      <w:proofErr w:type="spellStart"/>
+      <w:r>
+        <w:t>ho</w:t>
+      </w:r>
+      <w:proofErr w:type="spellEnd"/>
+      <w:r>
+        <w:t xml:space="preserve"> </w:t>
+      </w:r>
+      <w:proofErr w:type="spellStart"/>
+      <w:r>
+        <w:t>jaati</w:t>
+      </w:r>
+      <w:proofErr w:type="spellEnd"/>
+      <w:r>
+        <w:t xml:space="preserve"> </w:t>
+      </w:r>
+      <w:proofErr w:type="spellStart"/>
+      <w:r>
+        <w:t>hai</w:t>
+      </w:r>
+      <w:proofErr w:type="spellEnd"/>
+      <w:r>
+        <w:t xml:space="preserve"> aur control loop se bahar </w:t>
+      </w:r>
+      <w:proofErr w:type="spellStart"/>
+      <w:r>
+        <w:t>nikal</w:t>
+      </w:r>
+      <w:proofErr w:type="spellEnd"/>
+      <w:r>
+        <w:t xml:space="preserve"> </w:t>
+      </w:r>
+      <w:proofErr w:type="spellStart"/>
+      <w:r>
+        <w:t>kar</w:t>
+      </w:r>
+      <w:proofErr w:type="spellEnd"/>
+      <w:r>
+        <w:t xml:space="preserve"> win message print </w:t>
+      </w:r>
+      <w:proofErr w:type="spellStart"/>
+      <w:r>
+        <w:t>karta</w:t>
+      </w:r>
+      <w:proofErr w:type="spellEnd"/>
+      <w:r>
+        <w:t xml:space="preserve"> </w:t>
+      </w:r>
+      <w:proofErr w:type="spellStart"/>
+      <w:r>
+        <w:t>hai</w:t>
+      </w:r>
+      <w:proofErr w:type="spellEnd"/>
+      <w:r>
+        <w:t>.</w:t>
+      </w:r>
+    </w:p>
+    <w:p>
+      <w:pPr>
+        <w:rPr>
+          <w:b/>
+          <w:bCs/>
+        </w:rPr>
+      </w:pPr>
+      <w:r>
+        <w:rPr>
+          <w:b/>
+          <w:bCs/>
+        </w:rPr>
+        <w:t xml:space="preserve">5. Additional &amp; Important Concepts (Self-Added Knowledge </w:t>
+      </w:r>
+      <w:r>
+        <w:rPr>
+          <w:rFonts w:ascii="Segoe UI Emoji" w:hAnsi="Segoe UI Emoji" w:cs="Segoe UI Emoji"/>
+          <w:b/>
+          <w:bCs/>
+        </w:rPr>
+        <w:t>⭐</w:t>
+      </w:r>
+      <w:r>
+        <w:rPr>
+          <w:b/>
+          <w:bCs/>
+        </w:rPr>
+        <w:t>)</w:t>
+      </w:r>
+    </w:p>
+    <w:p>
+      <w:pPr>
+        <w:rPr>
+          <w:b/>
+          <w:bCs/>
+        </w:rPr>
+      </w:pPr>
+      <w:r>
+        <w:rPr>
+          <w:b/>
+          <w:bCs/>
+        </w:rPr>
+        <w:t>A. Code Optimization using f-strings (Formatted String Literal)</w:t>
+      </w:r>
+    </w:p>
+    <w:p>
+      <w:r>
+        <w:t xml:space="preserve">Code </w:t>
+      </w:r>
+      <w:proofErr w:type="spellStart"/>
+      <w:r>
+        <w:t>mein</w:t>
+      </w:r>
+      <w:proofErr w:type="spellEnd"/>
+      <w:r>
+        <w:t xml:space="preserve"> strings aur variables ko combine </w:t>
+      </w:r>
+      <w:proofErr w:type="spellStart"/>
+      <w:r>
+        <w:t>karne</w:t>
+      </w:r>
+      <w:proofErr w:type="spellEnd"/>
+      <w:r>
+        <w:t xml:space="preserve"> </w:t>
+      </w:r>
+      <w:proofErr w:type="spellStart"/>
+      <w:r>
+        <w:t>ke</w:t>
+      </w:r>
+      <w:proofErr w:type="spellEnd"/>
+      <w:r>
+        <w:t xml:space="preserve"> </w:t>
+      </w:r>
+      <w:proofErr w:type="spellStart"/>
+      <w:r>
+        <w:t>liye</w:t>
+      </w:r>
+      <w:proofErr w:type="spellEnd"/>
+      <w:r>
+        <w:t xml:space="preserve"> standard </w:t>
+      </w:r>
+      <w:proofErr w:type="gramStart"/>
+      <w:r>
+        <w:t>commas ,</w:t>
+      </w:r>
+      <w:proofErr w:type="gramEnd"/>
+      <w:r>
+        <w:t xml:space="preserve"> ki </w:t>
+      </w:r>
+      <w:proofErr w:type="spellStart"/>
+      <w:r>
+        <w:t>jagah</w:t>
+      </w:r>
+      <w:proofErr w:type="spellEnd"/>
+      <w:r>
+        <w:t xml:space="preserve"> modern </w:t>
+      </w:r>
+      <w:r>
+        <w:rPr>
+          <w:b/>
+          <w:bCs/>
+        </w:rPr>
+        <w:t>f-strings</w:t>
+      </w:r>
+      <w:r>
+        <w:t xml:space="preserve"> ka use </w:t>
+      </w:r>
+      <w:proofErr w:type="spellStart"/>
+      <w:r>
+        <w:t>karna</w:t>
+      </w:r>
+      <w:proofErr w:type="spellEnd"/>
+      <w:r>
+        <w:t xml:space="preserve"> best practice </w:t>
+      </w:r>
+      <w:proofErr w:type="spellStart"/>
+      <w:r>
+        <w:t>hota</w:t>
+      </w:r>
+      <w:proofErr w:type="spellEnd"/>
+      <w:r>
+        <w:t xml:space="preserve"> </w:t>
+      </w:r>
+      <w:proofErr w:type="spellStart"/>
+      <w:r>
+        <w:t>hai</w:t>
+      </w:r>
+      <w:proofErr w:type="spellEnd"/>
+      <w:r>
+        <w:t>:</w:t>
+      </w:r>
+    </w:p>
+    <w:p>
+      <w:r>
+        <w:t>Python</w:t>
+      </w:r>
+    </w:p>
+    <w:p>
+      <w:r>
+        <w:t># Old way:</w:t>
+      </w:r>
+    </w:p>
+    <w:p>
+      <w:proofErr w:type="gramStart"/>
+      <w:r>
+        <w:t>print(</w:t>
+      </w:r>
+      <w:proofErr w:type="gramEnd"/>
+      <w:r>
+        <w:t>"You took", counter, "attempts.")</w:t>
+      </w:r>
+    </w:p>
+    <w:p/>
+    <w:p>
+      <w:r>
+        <w:t># Modern f-string way (Cleaner &amp; Faster):</w:t>
+      </w:r>
+    </w:p>
+    <w:p>
+      <w:proofErr w:type="gramStart"/>
+      <w:r>
+        <w:t>print(</w:t>
+      </w:r>
+      <w:proofErr w:type="spellStart"/>
+      <w:proofErr w:type="gramEnd"/>
+      <w:r>
+        <w:t>f"You</w:t>
+      </w:r>
+      <w:proofErr w:type="spellEnd"/>
+      <w:r>
+        <w:t xml:space="preserve"> took {counter} attempts.")</w:t>
+      </w:r>
+    </w:p>
+    <w:p>
+      <w:pPr>
+        <w:rPr>
+          <w:b/>
+          <w:bCs/>
+        </w:rPr>
+      </w:pPr>
+      <w:r>
+        <w:rPr>
+          <w:b/>
+          <w:bCs/>
+        </w:rPr>
+        <w:t>B. Edge Case Handling: Guarding Against Bad Inputs (try-except)</w:t>
+      </w:r>
+    </w:p>
+    <w:p>
+      <w:r>
+        <w:t xml:space="preserve">Agar user integer number ki </w:t>
+      </w:r>
+      <w:proofErr w:type="spellStart"/>
+      <w:r>
+        <w:t>jagah</w:t>
+      </w:r>
+      <w:proofErr w:type="spellEnd"/>
+      <w:r>
+        <w:t xml:space="preserve"> text (</w:t>
+      </w:r>
+      <w:proofErr w:type="spellStart"/>
+      <w:r>
+        <w:t>jaise</w:t>
+      </w:r>
+      <w:proofErr w:type="spellEnd"/>
+      <w:r>
+        <w:t xml:space="preserve"> "</w:t>
+      </w:r>
+      <w:proofErr w:type="spellStart"/>
+      <w:r>
+        <w:t>abc</w:t>
+      </w:r>
+      <w:proofErr w:type="spellEnd"/>
+      <w:r>
+        <w:t xml:space="preserve">") </w:t>
+      </w:r>
+      <w:proofErr w:type="spellStart"/>
+      <w:r>
+        <w:t>ya</w:t>
+      </w:r>
+      <w:proofErr w:type="spellEnd"/>
+      <w:r>
+        <w:t xml:space="preserve"> decimal (</w:t>
+      </w:r>
+      <w:proofErr w:type="spellStart"/>
+      <w:r>
+        <w:t>jaise</w:t>
+      </w:r>
+      <w:proofErr w:type="spellEnd"/>
+      <w:r>
+        <w:t xml:space="preserve"> 45.5) enter </w:t>
+      </w:r>
+      <w:proofErr w:type="spellStart"/>
+      <w:r>
+        <w:t>kar</w:t>
+      </w:r>
+      <w:proofErr w:type="spellEnd"/>
+      <w:r>
+        <w:t xml:space="preserve"> de, </w:t>
+      </w:r>
+      <w:proofErr w:type="spellStart"/>
+      <w:r>
+        <w:t>toh</w:t>
+      </w:r>
+      <w:proofErr w:type="spellEnd"/>
+      <w:r>
+        <w:t xml:space="preserve"> Python </w:t>
+      </w:r>
+      <w:proofErr w:type="spellStart"/>
+      <w:r>
+        <w:rPr>
+          <w:b/>
+          <w:bCs/>
+        </w:rPr>
+        <w:t>ValueError</w:t>
+      </w:r>
+      <w:proofErr w:type="spellEnd"/>
+      <w:r>
+        <w:t xml:space="preserve"> de </w:t>
+      </w:r>
+      <w:proofErr w:type="spellStart"/>
+      <w:r>
+        <w:t>kar</w:t>
+      </w:r>
+      <w:proofErr w:type="spellEnd"/>
+      <w:r>
+        <w:t xml:space="preserve"> crash </w:t>
+      </w:r>
+      <w:proofErr w:type="spellStart"/>
+      <w:r>
+        <w:t>ho</w:t>
+      </w:r>
+      <w:proofErr w:type="spellEnd"/>
+      <w:r>
+        <w:t xml:space="preserve"> </w:t>
+      </w:r>
+      <w:proofErr w:type="spellStart"/>
+      <w:r>
+        <w:t>jaayega</w:t>
+      </w:r>
+      <w:proofErr w:type="spellEnd"/>
+      <w:r>
+        <w:t xml:space="preserve">. Real-world apps me </w:t>
+      </w:r>
+      <w:proofErr w:type="spellStart"/>
+      <w:r>
+        <w:t>ise</w:t>
+      </w:r>
+      <w:proofErr w:type="spellEnd"/>
+      <w:r>
+        <w:t xml:space="preserve"> </w:t>
+      </w:r>
+      <w:proofErr w:type="spellStart"/>
+      <w:r>
+        <w:t>bachane</w:t>
+      </w:r>
+      <w:proofErr w:type="spellEnd"/>
+      <w:r>
+        <w:t xml:space="preserve"> </w:t>
+      </w:r>
+      <w:proofErr w:type="spellStart"/>
+      <w:r>
+        <w:t>ke</w:t>
+      </w:r>
+      <w:proofErr w:type="spellEnd"/>
+      <w:r>
+        <w:t xml:space="preserve"> </w:t>
+      </w:r>
+      <w:proofErr w:type="spellStart"/>
+      <w:r>
+        <w:t>liye</w:t>
+      </w:r>
+      <w:proofErr w:type="spellEnd"/>
+      <w:r>
+        <w:t xml:space="preserve"> </w:t>
+      </w:r>
+      <w:r>
+        <w:rPr>
+          <w:b/>
+          <w:bCs/>
+        </w:rPr>
+        <w:t>Exception Handling</w:t>
+      </w:r>
+      <w:r>
+        <w:t xml:space="preserve"> ki </w:t>
+      </w:r>
+      <w:proofErr w:type="spellStart"/>
+      <w:r>
+        <w:t>zaroorat</w:t>
+      </w:r>
+      <w:proofErr w:type="spellEnd"/>
+      <w:r>
+        <w:t xml:space="preserve"> </w:t>
+      </w:r>
+      <w:proofErr w:type="spellStart"/>
+      <w:r>
+        <w:t>hoti</w:t>
+      </w:r>
+      <w:proofErr w:type="spellEnd"/>
+      <w:r>
+        <w:t xml:space="preserve"> </w:t>
+      </w:r>
+      <w:proofErr w:type="spellStart"/>
+      <w:r>
+        <w:t>hai</w:t>
+      </w:r>
+      <w:proofErr w:type="spellEnd"/>
+      <w:r>
+        <w:t>:</w:t>
+      </w:r>
+    </w:p>
+    <w:p>
+      <w:r>
+        <w:t>Python</w:t>
+      </w:r>
+    </w:p>
+    <w:p>
+      <w:r>
+        <w:t># Defensive Code Snippet for safe integer input</w:t>
+      </w:r>
+    </w:p>
+    <w:p>
+      <w:r>
+        <w:t>try:</w:t>
+      </w:r>
+    </w:p>
+    <w:p>
+      <w:r>
+        <w:t xml:space="preserve">    guess = </w:t>
+      </w:r>
+      <w:proofErr w:type="gramStart"/>
+      <w:r>
+        <w:t>int(input(</w:t>
+      </w:r>
+      <w:proofErr w:type="gramEnd"/>
+      <w:r>
+        <w:t>"Enter number: "))</w:t>
+      </w:r>
+    </w:p>
+    <w:p>
+      <w:r>
+        <w:t xml:space="preserve">except </w:t>
+      </w:r>
+      <w:proofErr w:type="spellStart"/>
+      <w:r>
+        <w:t>ValueError</w:t>
+      </w:r>
+      <w:proofErr w:type="spellEnd"/>
+      <w:r>
+        <w:t>:</w:t>
+      </w:r>
+    </w:p>
+    <w:p>
+      <w:r>
+        <w:t xml:space="preserve">    </w:t>
+      </w:r>
+      <w:proofErr w:type="gramStart"/>
+      <w:r>
+        <w:t>print(</w:t>
+      </w:r>
+      <w:proofErr w:type="gramEnd"/>
+      <w:r>
+        <w:t>"Invalid Input! Please enter an integer number only.")</w:t>
+      </w:r>
+    </w:p>
+    <w:p>
+      <w:pPr>
+        <w:rPr>
+          <w:b/>
+          <w:bCs/>
+        </w:rPr>
+      </w:pPr>
+      <w:r>
+        <w:rPr>
+          <w:b/>
+          <w:bCs/>
+        </w:rPr>
+        <w:t>C. Time Complexity / Algorithmic Thinking (Binary Search Hint)</w:t>
+      </w:r>
+    </w:p>
+    <w:p>
+      <w:r>
+        <w:t xml:space="preserve">Is game ko </w:t>
+      </w:r>
+      <w:proofErr w:type="spellStart"/>
+      <w:r>
+        <w:t>sabse</w:t>
+      </w:r>
+      <w:proofErr w:type="spellEnd"/>
+      <w:r>
+        <w:t xml:space="preserve"> </w:t>
+      </w:r>
+      <w:proofErr w:type="spellStart"/>
+      <w:r>
+        <w:t>kam</w:t>
+      </w:r>
+      <w:proofErr w:type="spellEnd"/>
+      <w:r>
+        <w:t xml:space="preserve"> attempts </w:t>
+      </w:r>
+      <w:proofErr w:type="spellStart"/>
+      <w:r>
+        <w:t>mein</w:t>
+      </w:r>
+      <w:proofErr w:type="spellEnd"/>
+      <w:r>
+        <w:t xml:space="preserve"> </w:t>
+      </w:r>
+      <w:proofErr w:type="spellStart"/>
+      <w:r>
+        <w:t>jeetne</w:t>
+      </w:r>
+      <w:proofErr w:type="spellEnd"/>
+      <w:r>
+        <w:t xml:space="preserve"> ki best strategy </w:t>
+      </w:r>
+      <w:r>
+        <w:rPr>
+          <w:b/>
+          <w:bCs/>
+        </w:rPr>
+        <w:t>Binary Search Algorithm</w:t>
+      </w:r>
+      <w:r>
+        <w:t xml:space="preserve"> </w:t>
+      </w:r>
+      <w:proofErr w:type="spellStart"/>
+      <w:r>
+        <w:t>hai</w:t>
+      </w:r>
+      <w:proofErr w:type="spellEnd"/>
+      <w:r>
+        <w:t>.</w:t>
+      </w:r>
+    </w:p>
+    <w:p>
+      <w:pPr>
+        <w:numPr>
+          <w:ilvl w:val="0"/>
+          <w:numId w:val="74"/>
+        </w:numPr>
+      </w:pPr>
+      <m:oMath>
+        <m:r>
+          <w:rPr>
+            <w:rFonts w:ascii="Cambria Math" w:hAnsi="Cambria Math"/>
+          </w:rPr>
+          <m:t>1</m:t>
+        </m:r>
+      </m:oMath>
+      <w:r>
+        <w:t xml:space="preserve"> se </w:t>
+      </w:r>
+      <m:oMath>
+        <m:r>
+          <w:rPr>
+            <w:rFonts w:ascii="Cambria Math" w:hAnsi="Cambria Math"/>
+          </w:rPr>
+          <m:t>100</m:t>
+        </m:r>
+      </m:oMath>
+      <w:r>
+        <w:t xml:space="preserve"> ke beech hamesha middle value (</w:t>
+      </w:r>
+      <m:oMath>
+        <m:r>
+          <w:rPr>
+            <w:rFonts w:ascii="Cambria Math" w:hAnsi="Cambria Math"/>
+          </w:rPr>
+          <m:t>50</m:t>
+        </m:r>
+      </m:oMath>
+      <w:r>
+        <w:t>) guess karni chahiye.</w:t>
+      </w:r>
+    </w:p>
+    <w:p>
+      <w:pPr>
+        <w:numPr>
+          <w:ilvl w:val="0"/>
+          <w:numId w:val="74"/>
+        </w:numPr>
+      </w:pPr>
+      <w:r>
+        <w:t xml:space="preserve">Is strategy se max </w:t>
+      </w:r>
+      <m:oMath>
+        <m:r>
+          <w:rPr>
+            <w:rFonts w:ascii="Cambria Math" w:hAnsi="Cambria Math"/>
+          </w:rPr>
+          <m:t>7</m:t>
+        </m:r>
+      </m:oMath>
+      <w:r>
+        <w:t xml:space="preserve"> attempts (</w:t>
+      </w:r>
+      <m:oMath>
+        <m:func>
+          <m:funcPr>
+            <m:ctrlPr>
+              <w:rPr>
+                <w:rFonts w:ascii="Cambria Math" w:hAnsi="Cambria Math"/>
+              </w:rPr>
+            </m:ctrlPr>
+          </m:funcPr>
+          <m:fName>
+            <m:sSub>
+              <m:sSubPr>
+                <m:ctrlPr>
+                  <w:rPr>
+                    <w:rFonts w:ascii="Cambria Math" w:hAnsi="Cambria Math"/>
+                  </w:rPr>
+                </m:ctrlPr>
+              </m:sSubPr>
+              <m:e>
+                <m:r>
+                  <m:rPr>
+                    <m:sty m:val="p"/>
+                  </m:rPr>
+                  <w:rPr>
+                    <w:rFonts w:ascii="Cambria Math" w:hAnsi="Cambria Math"/>
+                  </w:rPr>
+                  <m:t>log</m:t>
+                </m:r>
+              </m:e>
+              <m:sub>
+                <m:r>
+                  <w:rPr>
+                    <w:rFonts w:ascii="Cambria Math" w:hAnsi="Cambria Math"/>
+                  </w:rPr>
+                  <m:t>2</m:t>
+                </m:r>
+              </m:sub>
+            </m:sSub>
+          </m:fName>
+          <m:e>
+            <m:d>
+              <m:dPr>
+                <m:ctrlPr>
+                  <w:rPr>
+                    <w:rFonts w:ascii="Cambria Math" w:hAnsi="Cambria Math"/>
+                  </w:rPr>
+                </m:ctrlPr>
+              </m:dPr>
+              <m:e>
+                <m:r>
+                  <w:rPr>
+                    <w:rFonts w:ascii="Cambria Math" w:hAnsi="Cambria Math"/>
+                  </w:rPr>
+                  <m:t>100</m:t>
+                </m:r>
+              </m:e>
+            </m:d>
+          </m:e>
+        </m:func>
+        <m:r>
+          <w:rPr>
+            <w:rFonts w:ascii="Cambria Math" w:hAnsi="Cambria Math"/>
+          </w:rPr>
+          <m:t>≈7</m:t>
+        </m:r>
+      </m:oMath>
+      <w:r>
+        <w:t>) mein hamesha correct answer mil jaata hai.</w:t>
+      </w:r>
+    </w:p>
+    <w:p>
+      <w:pPr>
+        <w:rPr>
+          <w:b/>
+          <w:bCs/>
+        </w:rPr>
+      </w:pPr>
+      <w:r>
+        <w:rPr>
+          <w:rFonts w:ascii="Segoe UI Emoji" w:hAnsi="Segoe UI Emoji" w:cs="Segoe UI Emoji"/>
+          <w:b/>
+          <w:bCs/>
+        </w:rPr>
+        <w:t>💡</w:t>
+      </w:r>
+      <w:r>
+        <w:rPr>
+          <w:b/>
+          <w:bCs/>
+        </w:rPr>
+        <w:t xml:space="preserve"> Quick Summary Table for Notes:</w:t>
+      </w:r>
+    </w:p>
+    <w:tbl>
+      <w:tblPr>
+        <w:tblW w:w="0" w:type="auto"/>
+        <w:tblCellSpacing w:w="15" w:type="dxa"/>
+        <w:tblCellMar>
+          <w:top w:w="15" w:type="dxa"/>
+          <w:left w:w="15" w:type="dxa"/>
+          <w:bottom w:w="15" w:type="dxa"/>
+          <w:right w:w="15" w:type="dxa"/>
+        </w:tblCellMar>
+        <w:tblLook w:val="04A0" w:firstRow="1" w:lastRow="0" w:firstColumn="1" w:lastColumn="0" w:noHBand="0" w:noVBand="1"/>
+      </w:tblPr>
+      <w:tblGrid>
+        <w:gridCol w:w="2368"/>
+        <w:gridCol w:w="3572"/>
+        <w:gridCol w:w="3070"/>
+      </w:tblGrid>
+      <w:tr>
+        <w:trPr>
+          <w:tblHeader/>
+          <w:tblCellSpacing w:w="15" w:type="dxa"/>
+        </w:trPr>
+        <w:tc>
+          <w:tcPr>
+            <w:tcW w:w="0" w:type="auto"/>
+            <w:tcBorders>
+              <w:top w:val="single" w:sz="6" w:space="0" w:color="C4C7C5"/>
+              <w:left w:val="single" w:sz="6" w:space="0" w:color="C4C7C5"/>
+              <w:bottom w:val="single" w:sz="6" w:space="0" w:color="C4C7C5"/>
+              <w:right w:val="single" w:sz="6" w:space="0" w:color="C4C7C5"/>
+            </w:tcBorders>
+            <w:tcMar>
+              <w:top w:w="120" w:type="dxa"/>
+              <w:left w:w="180" w:type="dxa"/>
+              <w:bottom w:w="120" w:type="dxa"/>
+              <w:right w:w="180" w:type="dxa"/>
+            </w:tcMar>
+            <w:vAlign w:val="center"/>
+            <w:hideMark/>
+          </w:tcPr>
+          <w:p>
+            <w:r>
+              <w:rPr>
+                <w:b/>
+                <w:bCs/>
+              </w:rPr>
+              <w:lastRenderedPageBreak/>
+              <w:t>Component</w:t>
+            </w:r>
+          </w:p>
+        </w:tc>
+        <w:tc>
+          <w:tcPr>
+            <w:tcW w:w="0" w:type="auto"/>
+            <w:tcBorders>
+              <w:top w:val="single" w:sz="6" w:space="0" w:color="C4C7C5"/>
+              <w:left w:val="single" w:sz="6" w:space="0" w:color="C4C7C5"/>
+              <w:bottom w:val="single" w:sz="6" w:space="0" w:color="C4C7C5"/>
+              <w:right w:val="single" w:sz="6" w:space="0" w:color="C4C7C5"/>
+            </w:tcBorders>
+            <w:tcMar>
+              <w:top w:w="120" w:type="dxa"/>
+              <w:left w:w="180" w:type="dxa"/>
+              <w:bottom w:w="120" w:type="dxa"/>
+              <w:right w:w="180" w:type="dxa"/>
+            </w:tcMar>
+            <w:vAlign w:val="center"/>
+            <w:hideMark/>
+          </w:tcPr>
+          <w:p>
+            <w:r>
+              <w:rPr>
+                <w:b/>
+                <w:bCs/>
+              </w:rPr>
+              <w:t>Function / Logic</w:t>
+            </w:r>
+          </w:p>
+        </w:tc>
+        <w:tc>
+          <w:tcPr>
+            <w:tcW w:w="0" w:type="auto"/>
+            <w:tcBorders>
+              <w:top w:val="single" w:sz="6" w:space="0" w:color="C4C7C5"/>
+              <w:left w:val="single" w:sz="6" w:space="0" w:color="C4C7C5"/>
+              <w:bottom w:val="single" w:sz="6" w:space="0" w:color="C4C7C5"/>
+              <w:right w:val="single" w:sz="6" w:space="0" w:color="C4C7C5"/>
+            </w:tcBorders>
+            <w:tcMar>
+              <w:top w:w="120" w:type="dxa"/>
+              <w:left w:w="180" w:type="dxa"/>
+              <w:bottom w:w="120" w:type="dxa"/>
+              <w:right w:w="180" w:type="dxa"/>
+            </w:tcMar>
+            <w:vAlign w:val="center"/>
+            <w:hideMark/>
+          </w:tcPr>
+          <w:p>
+            <w:r>
+              <w:rPr>
+                <w:b/>
+                <w:bCs/>
+              </w:rPr>
+              <w:t>Example Code</w:t>
+            </w:r>
+          </w:p>
+        </w:tc>
+      </w:tr>
+      <w:tr>
+        <w:trPr>
+          <w:tblCellSpacing w:w="15" w:type="dxa"/>
+        </w:trPr>
+        <w:tc>
+          <w:tcPr>
+            <w:tcW w:w="0" w:type="auto"/>
+            <w:tcBorders>
+              <w:top w:val="single" w:sz="6" w:space="0" w:color="C4C7C5"/>
+              <w:left w:val="single" w:sz="6" w:space="0" w:color="C4C7C5"/>
+              <w:bottom w:val="single" w:sz="6" w:space="0" w:color="C4C7C5"/>
+              <w:right w:val="single" w:sz="6" w:space="0" w:color="C4C7C5"/>
+            </w:tcBorders>
+            <w:tcMar>
+              <w:top w:w="120" w:type="dxa"/>
+              <w:left w:w="180" w:type="dxa"/>
+              <w:bottom w:w="120" w:type="dxa"/>
+              <w:right w:w="180" w:type="dxa"/>
+            </w:tcMar>
+            <w:vAlign w:val="center"/>
+            <w:hideMark/>
+          </w:tcPr>
+          <w:p>
+            <w:proofErr w:type="spellStart"/>
+            <w:proofErr w:type="gramStart"/>
+            <w:r>
+              <w:rPr>
+                <w:b/>
+                <w:bCs/>
+              </w:rPr>
+              <w:t>random.randint</w:t>
+            </w:r>
+            <w:proofErr w:type="spellEnd"/>
+            <w:proofErr w:type="gramEnd"/>
+            <w:r>
+              <w:rPr>
+                <w:b/>
+                <w:bCs/>
+              </w:rPr>
+              <w:t>(a, b)</w:t>
+            </w:r>
+          </w:p>
+        </w:tc>
+        <w:tc>
+          <w:tcPr>
+            <w:tcW w:w="0" w:type="auto"/>
+            <w:tcBorders>
+              <w:top w:val="single" w:sz="6" w:space="0" w:color="C4C7C5"/>
+              <w:left w:val="single" w:sz="6" w:space="0" w:color="C4C7C5"/>
+              <w:bottom w:val="single" w:sz="6" w:space="0" w:color="C4C7C5"/>
+              <w:right w:val="single" w:sz="6" w:space="0" w:color="C4C7C5"/>
+            </w:tcBorders>
+            <w:tcMar>
+              <w:top w:w="120" w:type="dxa"/>
+              <w:left w:w="180" w:type="dxa"/>
+              <w:bottom w:w="120" w:type="dxa"/>
+              <w:right w:w="180" w:type="dxa"/>
+            </w:tcMar>
+            <w:vAlign w:val="center"/>
+            <w:hideMark/>
+          </w:tcPr>
+          <w:p>
+            <w:r>
+              <w:t>Generates integer inclusive of a and b.</w:t>
+            </w:r>
+          </w:p>
+        </w:tc>
+        <w:tc>
+          <w:tcPr>
+            <w:tcW w:w="0" w:type="auto"/>
+            <w:tcBorders>
+              <w:top w:val="single" w:sz="6" w:space="0" w:color="C4C7C5"/>
+              <w:left w:val="single" w:sz="6" w:space="0" w:color="C4C7C5"/>
+              <w:bottom w:val="single" w:sz="6" w:space="0" w:color="C4C7C5"/>
+              <w:right w:val="single" w:sz="6" w:space="0" w:color="C4C7C5"/>
+            </w:tcBorders>
+            <w:tcMar>
+              <w:top w:w="120" w:type="dxa"/>
+              <w:left w:w="180" w:type="dxa"/>
+              <w:bottom w:w="120" w:type="dxa"/>
+              <w:right w:w="180" w:type="dxa"/>
+            </w:tcMar>
+            <w:vAlign w:val="center"/>
+            <w:hideMark/>
+          </w:tcPr>
+          <w:p>
+            <w:r>
+              <w:t xml:space="preserve">jackpot = </w:t>
+            </w:r>
+            <w:proofErr w:type="spellStart"/>
+            <w:proofErr w:type="gramStart"/>
+            <w:r>
+              <w:t>random.randint</w:t>
+            </w:r>
+            <w:proofErr w:type="spellEnd"/>
+            <w:proofErr w:type="gramEnd"/>
+            <w:r>
+              <w:t>(1, 100)</w:t>
+            </w:r>
+          </w:p>
+        </w:tc>
+      </w:tr>
+      <w:tr>
+        <w:trPr>
+          <w:tblCellSpacing w:w="15" w:type="dxa"/>
+        </w:trPr>
+        <w:tc>
+          <w:tcPr>
+            <w:tcW w:w="0" w:type="auto"/>
+            <w:tcBorders>
+              <w:top w:val="single" w:sz="6" w:space="0" w:color="C4C7C5"/>
+              <w:left w:val="single" w:sz="6" w:space="0" w:color="C4C7C5"/>
+              <w:bottom w:val="single" w:sz="6" w:space="0" w:color="C4C7C5"/>
+              <w:right w:val="single" w:sz="6" w:space="0" w:color="C4C7C5"/>
+            </w:tcBorders>
+            <w:tcMar>
+              <w:top w:w="120" w:type="dxa"/>
+              <w:left w:w="180" w:type="dxa"/>
+              <w:bottom w:w="120" w:type="dxa"/>
+              <w:right w:w="180" w:type="dxa"/>
+            </w:tcMar>
+            <w:vAlign w:val="center"/>
+            <w:hideMark/>
+          </w:tcPr>
+          <w:p>
+            <w:r>
+              <w:rPr>
+                <w:b/>
+                <w:bCs/>
+              </w:rPr>
+              <w:t>counter</w:t>
+            </w:r>
+          </w:p>
+        </w:tc>
+        <w:tc>
+          <w:tcPr>
+            <w:tcW w:w="0" w:type="auto"/>
+            <w:tcBorders>
+              <w:top w:val="single" w:sz="6" w:space="0" w:color="C4C7C5"/>
+              <w:left w:val="single" w:sz="6" w:space="0" w:color="C4C7C5"/>
+              <w:bottom w:val="single" w:sz="6" w:space="0" w:color="C4C7C5"/>
+              <w:right w:val="single" w:sz="6" w:space="0" w:color="C4C7C5"/>
+            </w:tcBorders>
+            <w:tcMar>
+              <w:top w:w="120" w:type="dxa"/>
+              <w:left w:w="180" w:type="dxa"/>
+              <w:bottom w:w="120" w:type="dxa"/>
+              <w:right w:w="180" w:type="dxa"/>
+            </w:tcMar>
+            <w:vAlign w:val="center"/>
+            <w:hideMark/>
+          </w:tcPr>
+          <w:p>
+            <w:r>
+              <w:t>Tracks total attempts taken.</w:t>
+            </w:r>
+          </w:p>
+        </w:tc>
+        <w:tc>
+          <w:tcPr>
+            <w:tcW w:w="0" w:type="auto"/>
+            <w:tcBorders>
+              <w:top w:val="single" w:sz="6" w:space="0" w:color="C4C7C5"/>
+              <w:left w:val="single" w:sz="6" w:space="0" w:color="C4C7C5"/>
+              <w:bottom w:val="single" w:sz="6" w:space="0" w:color="C4C7C5"/>
+              <w:right w:val="single" w:sz="6" w:space="0" w:color="C4C7C5"/>
+            </w:tcBorders>
+            <w:tcMar>
+              <w:top w:w="120" w:type="dxa"/>
+              <w:left w:w="180" w:type="dxa"/>
+              <w:bottom w:w="120" w:type="dxa"/>
+              <w:right w:w="180" w:type="dxa"/>
+            </w:tcMar>
+            <w:vAlign w:val="center"/>
+            <w:hideMark/>
+          </w:tcPr>
+          <w:p>
+            <w:r>
+              <w:t>counter += 1 inside loop</w:t>
+            </w:r>
+          </w:p>
+        </w:tc>
+      </w:tr>
+      <w:tr>
+        <w:trPr>
+          <w:tblCellSpacing w:w="15" w:type="dxa"/>
+        </w:trPr>
+        <w:tc>
+          <w:tcPr>
+            <w:tcW w:w="0" w:type="auto"/>
+            <w:tcBorders>
+              <w:top w:val="single" w:sz="6" w:space="0" w:color="C4C7C5"/>
+              <w:left w:val="single" w:sz="6" w:space="0" w:color="C4C7C5"/>
+              <w:bottom w:val="single" w:sz="6" w:space="0" w:color="C4C7C5"/>
+              <w:right w:val="single" w:sz="6" w:space="0" w:color="C4C7C5"/>
+            </w:tcBorders>
+            <w:tcMar>
+              <w:top w:w="120" w:type="dxa"/>
+              <w:left w:w="180" w:type="dxa"/>
+              <w:bottom w:w="120" w:type="dxa"/>
+              <w:right w:w="180" w:type="dxa"/>
+            </w:tcMar>
+            <w:vAlign w:val="center"/>
+            <w:hideMark/>
+          </w:tcPr>
+          <w:p>
+            <w:r>
+              <w:rPr>
+                <w:b/>
+                <w:bCs/>
+              </w:rPr>
+              <w:t xml:space="preserve">while </w:t>
+            </w:r>
+            <w:proofErr w:type="gramStart"/>
+            <w:r>
+              <w:rPr>
+                <w:b/>
+                <w:bCs/>
+              </w:rPr>
+              <w:t>guess !</w:t>
+            </w:r>
+            <w:proofErr w:type="gramEnd"/>
+            <w:r>
+              <w:rPr>
+                <w:b/>
+                <w:bCs/>
+              </w:rPr>
+              <w:t>= jackpot</w:t>
+            </w:r>
+          </w:p>
+        </w:tc>
+        <w:tc>
+          <w:tcPr>
+            <w:tcW w:w="0" w:type="auto"/>
+            <w:tcBorders>
+              <w:top w:val="single" w:sz="6" w:space="0" w:color="C4C7C5"/>
+              <w:left w:val="single" w:sz="6" w:space="0" w:color="C4C7C5"/>
+              <w:bottom w:val="single" w:sz="6" w:space="0" w:color="C4C7C5"/>
+              <w:right w:val="single" w:sz="6" w:space="0" w:color="C4C7C5"/>
+            </w:tcBorders>
+            <w:tcMar>
+              <w:top w:w="120" w:type="dxa"/>
+              <w:left w:w="180" w:type="dxa"/>
+              <w:bottom w:w="120" w:type="dxa"/>
+              <w:right w:w="180" w:type="dxa"/>
+            </w:tcMar>
+            <w:vAlign w:val="center"/>
+            <w:hideMark/>
+          </w:tcPr>
+          <w:p>
+            <w:r>
+              <w:t>Runs continuously until user guesses right.</w:t>
+            </w:r>
+          </w:p>
+        </w:tc>
+        <w:tc>
+          <w:tcPr>
+            <w:tcW w:w="0" w:type="auto"/>
+            <w:tcBorders>
+              <w:top w:val="single" w:sz="6" w:space="0" w:color="C4C7C5"/>
+              <w:left w:val="single" w:sz="6" w:space="0" w:color="C4C7C5"/>
+              <w:bottom w:val="single" w:sz="6" w:space="0" w:color="C4C7C5"/>
+              <w:right w:val="single" w:sz="6" w:space="0" w:color="C4C7C5"/>
+            </w:tcBorders>
+            <w:tcMar>
+              <w:top w:w="120" w:type="dxa"/>
+              <w:left w:w="180" w:type="dxa"/>
+              <w:bottom w:w="120" w:type="dxa"/>
+              <w:right w:w="180" w:type="dxa"/>
+            </w:tcMar>
+            <w:vAlign w:val="center"/>
+            <w:hideMark/>
+          </w:tcPr>
+          <w:p>
+            <w:r>
+              <w:t>Condition for game loop</w:t>
+            </w:r>
+          </w:p>
+        </w:tc>
+      </w:tr>
+      <w:tr>
+        <w:trPr>
+          <w:tblCellSpacing w:w="15" w:type="dxa"/>
+        </w:trPr>
+        <w:tc>
+          <w:tcPr>
+            <w:tcW w:w="0" w:type="auto"/>
+            <w:tcBorders>
+              <w:top w:val="single" w:sz="6" w:space="0" w:color="C4C7C5"/>
+              <w:left w:val="single" w:sz="6" w:space="0" w:color="C4C7C5"/>
+              <w:bottom w:val="single" w:sz="6" w:space="0" w:color="C4C7C5"/>
+              <w:right w:val="single" w:sz="6" w:space="0" w:color="C4C7C5"/>
+            </w:tcBorders>
+            <w:tcMar>
+              <w:top w:w="120" w:type="dxa"/>
+              <w:left w:w="180" w:type="dxa"/>
+              <w:bottom w:w="120" w:type="dxa"/>
+              <w:right w:w="180" w:type="dxa"/>
+            </w:tcMar>
+            <w:vAlign w:val="center"/>
+            <w:hideMark/>
+          </w:tcPr>
+          <w:p>
+            <w:r>
+              <w:rPr>
+                <w:b/>
+                <w:bCs/>
+              </w:rPr>
+              <w:t>f-strings</w:t>
+            </w:r>
+          </w:p>
+        </w:tc>
+        <w:tc>
+          <w:tcPr>
+            <w:tcW w:w="0" w:type="auto"/>
+            <w:tcBorders>
+              <w:top w:val="single" w:sz="6" w:space="0" w:color="C4C7C5"/>
+              <w:left w:val="single" w:sz="6" w:space="0" w:color="C4C7C5"/>
+              <w:bottom w:val="single" w:sz="6" w:space="0" w:color="C4C7C5"/>
+              <w:right w:val="single" w:sz="6" w:space="0" w:color="C4C7C5"/>
+            </w:tcBorders>
+            <w:tcMar>
+              <w:top w:w="120" w:type="dxa"/>
+              <w:left w:w="180" w:type="dxa"/>
+              <w:bottom w:w="120" w:type="dxa"/>
+              <w:right w:w="180" w:type="dxa"/>
+            </w:tcMar>
+            <w:vAlign w:val="center"/>
+            <w:hideMark/>
+          </w:tcPr>
+          <w:p>
+            <w:r>
+              <w:t>Clean string formatting method.</w:t>
+            </w:r>
+          </w:p>
+        </w:tc>
+        <w:tc>
+          <w:tcPr>
+            <w:tcW w:w="0" w:type="auto"/>
+            <w:tcBorders>
+              <w:top w:val="single" w:sz="6" w:space="0" w:color="C4C7C5"/>
+              <w:left w:val="single" w:sz="6" w:space="0" w:color="C4C7C5"/>
+              <w:bottom w:val="single" w:sz="6" w:space="0" w:color="C4C7C5"/>
+              <w:right w:val="single" w:sz="6" w:space="0" w:color="C4C7C5"/>
+            </w:tcBorders>
+            <w:tcMar>
+              <w:top w:w="120" w:type="dxa"/>
+              <w:left w:w="180" w:type="dxa"/>
+              <w:bottom w:w="120" w:type="dxa"/>
+              <w:right w:w="180" w:type="dxa"/>
+            </w:tcMar>
+            <w:vAlign w:val="center"/>
+            <w:hideMark/>
+          </w:tcPr>
+          <w:p>
+            <w:proofErr w:type="spellStart"/>
+            <w:r>
+              <w:t>f"Score</w:t>
+            </w:r>
+            <w:proofErr w:type="spellEnd"/>
+            <w:r>
+              <w:t>: {counter}"</w:t>
+            </w:r>
+          </w:p>
+        </w:tc>
+      </w:tr>
+    </w:tbl>
+    <w:p>
+      <w:pPr>
+        <w:rPr>
+          <w:sz w:val="28"/>
+          <w:szCs w:val="28"/>
+        </w:rPr>
+      </w:pPr>
+    </w:p>
     <w:sectPr>
       <w:pgSz w:w="11906" w:h="16838"/>
       <w:pgMar w:top="851" w:right="1440" w:bottom="993" w:left="1440" w:header="708" w:footer="708" w:gutter="0"/>
@@ -33093,6 +35575,123 @@
     </w:lvl>
   </w:abstractNum>
   <w:abstractNum w:abstractNumId="18" w15:restartNumberingAfterBreak="0">
+    <w:nsid w:val="218A732D"/>
+    <w:multiLevelType w:val="multilevel"/>
+    <w:tmpl w:val="AB128116"/>
+    <w:lvl w:ilvl="0">
+      <w:start w:val="1"/>
+      <w:numFmt w:val="decimal"/>
+      <w:lvlText w:val="%1."/>
+      <w:lvlJc w:val="left"/>
+      <w:pPr>
+        <w:tabs>
+          <w:tab w:val="num" w:pos="720"/>
+        </w:tabs>
+        <w:ind w:left="720" w:hanging="360"/>
+      </w:pPr>
+    </w:lvl>
+    <w:lvl w:ilvl="1">
+      <w:start w:val="1"/>
+      <w:numFmt w:val="bullet"/>
+      <w:lvlText w:val="o"/>
+      <w:lvlJc w:val="left"/>
+      <w:pPr>
+        <w:tabs>
+          <w:tab w:val="num" w:pos="1440"/>
+        </w:tabs>
+        <w:ind w:left="1440" w:hanging="360"/>
+      </w:pPr>
+      <w:rPr>
+        <w:rFonts w:ascii="Courier New" w:hAnsi="Courier New" w:hint="default"/>
+        <w:sz w:val="20"/>
+      </w:rPr>
+    </w:lvl>
+    <w:lvl w:ilvl="2" w:tentative="1">
+      <w:start w:val="1"/>
+      <w:numFmt w:val="decimal"/>
+      <w:lvlText w:val="%3."/>
+      <w:lvlJc w:val="left"/>
+      <w:pPr>
+        <w:tabs>
+          <w:tab w:val="num" w:pos="2160"/>
+        </w:tabs>
+        <w:ind w:left="2160" w:hanging="360"/>
+      </w:pPr>
+    </w:lvl>
+    <w:lvl w:ilvl="3" w:tentative="1">
+      <w:start w:val="1"/>
+      <w:numFmt w:val="decimal"/>
+      <w:lvlText w:val="%4."/>
+      <w:lvlJc w:val="left"/>
+      <w:pPr>
+        <w:tabs>
+          <w:tab w:val="num" w:pos="2880"/>
+        </w:tabs>
+        <w:ind w:left="2880" w:hanging="360"/>
+      </w:pPr>
+    </w:lvl>
+    <w:lvl w:ilvl="4" w:tentative="1">
+      <w:start w:val="1"/>
+      <w:numFmt w:val="decimal"/>
+      <w:lvlText w:val="%5."/>
+      <w:lvlJc w:val="left"/>
+      <w:pPr>
+        <w:tabs>
+          <w:tab w:val="num" w:pos="3600"/>
+        </w:tabs>
+        <w:ind w:left="3600" w:hanging="360"/>
+      </w:pPr>
+    </w:lvl>
+    <w:lvl w:ilvl="5" w:tentative="1">
+      <w:start w:val="1"/>
+      <w:numFmt w:val="decimal"/>
+      <w:lvlText w:val="%6."/>
+      <w:lvlJc w:val="left"/>
+      <w:pPr>
+        <w:tabs>
+          <w:tab w:val="num" w:pos="4320"/>
+        </w:tabs>
+        <w:ind w:left="4320" w:hanging="360"/>
+      </w:pPr>
+    </w:lvl>
+    <w:lvl w:ilvl="6" w:tentative="1">
+      <w:start w:val="1"/>
+      <w:numFmt w:val="decimal"/>
+      <w:lvlText w:val="%7."/>
+      <w:lvlJc w:val="left"/>
+      <w:pPr>
+        <w:tabs>
+          <w:tab w:val="num" w:pos="5040"/>
+        </w:tabs>
+        <w:ind w:left="5040" w:hanging="360"/>
+      </w:pPr>
+    </w:lvl>
+    <w:lvl w:ilvl="7" w:tentative="1">
+      <w:start w:val="1"/>
+      <w:numFmt w:val="decimal"/>
+      <w:lvlText w:val="%8."/>
+      <w:lvlJc w:val="left"/>
+      <w:pPr>
+        <w:tabs>
+          <w:tab w:val="num" w:pos="5760"/>
+        </w:tabs>
+        <w:ind w:left="5760" w:hanging="360"/>
+      </w:pPr>
+    </w:lvl>
+    <w:lvl w:ilvl="8" w:tentative="1">
+      <w:start w:val="1"/>
+      <w:numFmt w:val="decimal"/>
+      <w:lvlText w:val="%9."/>
+      <w:lvlJc w:val="left"/>
+      <w:pPr>
+        <w:tabs>
+          <w:tab w:val="num" w:pos="6480"/>
+        </w:tabs>
+        <w:ind w:left="6480" w:hanging="360"/>
+      </w:pPr>
+    </w:lvl>
+  </w:abstractNum>
+  <w:abstractNum w:abstractNumId="19" w15:restartNumberingAfterBreak="0">
     <w:nsid w:val="22A5576E"/>
     <w:multiLevelType w:val="multilevel"/>
     <w:tmpl w:val="D5D28640"/>
@@ -33205,7 +35804,7 @@
       </w:pPr>
     </w:lvl>
   </w:abstractNum>
-  <w:abstractNum w:abstractNumId="19" w15:restartNumberingAfterBreak="0">
+  <w:abstractNum w:abstractNumId="20" w15:restartNumberingAfterBreak="0">
     <w:nsid w:val="24795C0A"/>
     <w:multiLevelType w:val="multilevel"/>
     <w:tmpl w:val="7260633C"/>
@@ -33354,7 +35953,7 @@
       </w:rPr>
     </w:lvl>
   </w:abstractNum>
-  <w:abstractNum w:abstractNumId="20" w15:restartNumberingAfterBreak="0">
+  <w:abstractNum w:abstractNumId="21" w15:restartNumberingAfterBreak="0">
     <w:nsid w:val="25F022F0"/>
     <w:multiLevelType w:val="multilevel"/>
     <w:tmpl w:val="30BA9CBA"/>
@@ -33467,7 +36066,7 @@
       </w:pPr>
     </w:lvl>
   </w:abstractNum>
-  <w:abstractNum w:abstractNumId="21" w15:restartNumberingAfterBreak="0">
+  <w:abstractNum w:abstractNumId="22" w15:restartNumberingAfterBreak="0">
     <w:nsid w:val="26B47991"/>
     <w:multiLevelType w:val="multilevel"/>
     <w:tmpl w:val="21DC7C7E"/>
@@ -33616,7 +36215,7 @@
       </w:rPr>
     </w:lvl>
   </w:abstractNum>
-  <w:abstractNum w:abstractNumId="22" w15:restartNumberingAfterBreak="0">
+  <w:abstractNum w:abstractNumId="23" w15:restartNumberingAfterBreak="0">
     <w:nsid w:val="27907D69"/>
     <w:multiLevelType w:val="multilevel"/>
     <w:tmpl w:val="D7B498A4"/>
@@ -33765,7 +36364,7 @@
       </w:rPr>
     </w:lvl>
   </w:abstractNum>
-  <w:abstractNum w:abstractNumId="23" w15:restartNumberingAfterBreak="0">
+  <w:abstractNum w:abstractNumId="24" w15:restartNumberingAfterBreak="0">
     <w:nsid w:val="27CB4BAF"/>
     <w:multiLevelType w:val="multilevel"/>
     <w:tmpl w:val="55EA595E"/>
@@ -33914,7 +36513,7 @@
       </w:rPr>
     </w:lvl>
   </w:abstractNum>
-  <w:abstractNum w:abstractNumId="24" w15:restartNumberingAfterBreak="0">
+  <w:abstractNum w:abstractNumId="25" w15:restartNumberingAfterBreak="0">
     <w:nsid w:val="2B37063C"/>
     <w:multiLevelType w:val="multilevel"/>
     <w:tmpl w:val="B66CBB28"/>
@@ -34027,7 +36626,7 @@
       </w:pPr>
     </w:lvl>
   </w:abstractNum>
-  <w:abstractNum w:abstractNumId="25" w15:restartNumberingAfterBreak="0">
+  <w:abstractNum w:abstractNumId="26" w15:restartNumberingAfterBreak="0">
     <w:nsid w:val="2C23639E"/>
     <w:multiLevelType w:val="multilevel"/>
     <w:tmpl w:val="EAFEAC3C"/>
@@ -34176,7 +36775,7 @@
       </w:rPr>
     </w:lvl>
   </w:abstractNum>
-  <w:abstractNum w:abstractNumId="26" w15:restartNumberingAfterBreak="0">
+  <w:abstractNum w:abstractNumId="27" w15:restartNumberingAfterBreak="0">
     <w:nsid w:val="2F825D01"/>
     <w:multiLevelType w:val="multilevel"/>
     <w:tmpl w:val="893C44CA"/>
@@ -34325,7 +36924,7 @@
       </w:rPr>
     </w:lvl>
   </w:abstractNum>
-  <w:abstractNum w:abstractNumId="27" w15:restartNumberingAfterBreak="0">
+  <w:abstractNum w:abstractNumId="28" w15:restartNumberingAfterBreak="0">
     <w:nsid w:val="303D4EDB"/>
     <w:multiLevelType w:val="multilevel"/>
     <w:tmpl w:val="DA4894EE"/>
@@ -34474,7 +37073,7 @@
       </w:rPr>
     </w:lvl>
   </w:abstractNum>
-  <w:abstractNum w:abstractNumId="28" w15:restartNumberingAfterBreak="0">
+  <w:abstractNum w:abstractNumId="29" w15:restartNumberingAfterBreak="0">
     <w:nsid w:val="37CE2A71"/>
     <w:multiLevelType w:val="multilevel"/>
     <w:tmpl w:val="B1BAB0C0"/>
@@ -34623,7 +37222,7 @@
       </w:rPr>
     </w:lvl>
   </w:abstractNum>
-  <w:abstractNum w:abstractNumId="29" w15:restartNumberingAfterBreak="0">
+  <w:abstractNum w:abstractNumId="30" w15:restartNumberingAfterBreak="0">
     <w:nsid w:val="37D80B7A"/>
     <w:multiLevelType w:val="multilevel"/>
     <w:tmpl w:val="F4368136"/>
@@ -34772,7 +37371,7 @@
       </w:rPr>
     </w:lvl>
   </w:abstractNum>
-  <w:abstractNum w:abstractNumId="30" w15:restartNumberingAfterBreak="0">
+  <w:abstractNum w:abstractNumId="31" w15:restartNumberingAfterBreak="0">
     <w:nsid w:val="396F2468"/>
     <w:multiLevelType w:val="multilevel"/>
     <w:tmpl w:val="C896CD88"/>
@@ -34921,7 +37520,7 @@
       </w:rPr>
     </w:lvl>
   </w:abstractNum>
-  <w:abstractNum w:abstractNumId="31" w15:restartNumberingAfterBreak="0">
+  <w:abstractNum w:abstractNumId="32" w15:restartNumberingAfterBreak="0">
     <w:nsid w:val="39A77089"/>
     <w:multiLevelType w:val="multilevel"/>
     <w:tmpl w:val="269A6D1A"/>
@@ -35070,7 +37669,7 @@
       </w:rPr>
     </w:lvl>
   </w:abstractNum>
-  <w:abstractNum w:abstractNumId="32" w15:restartNumberingAfterBreak="0">
+  <w:abstractNum w:abstractNumId="33" w15:restartNumberingAfterBreak="0">
     <w:nsid w:val="3BF73F9B"/>
     <w:multiLevelType w:val="multilevel"/>
     <w:tmpl w:val="9718044A"/>
@@ -35219,7 +37818,7 @@
       </w:rPr>
     </w:lvl>
   </w:abstractNum>
-  <w:abstractNum w:abstractNumId="33" w15:restartNumberingAfterBreak="0">
+  <w:abstractNum w:abstractNumId="34" w15:restartNumberingAfterBreak="0">
     <w:nsid w:val="3D98313B"/>
     <w:multiLevelType w:val="multilevel"/>
     <w:tmpl w:val="E08029F8"/>
@@ -35368,7 +37967,7 @@
       </w:rPr>
     </w:lvl>
   </w:abstractNum>
-  <w:abstractNum w:abstractNumId="34" w15:restartNumberingAfterBreak="0">
+  <w:abstractNum w:abstractNumId="35" w15:restartNumberingAfterBreak="0">
     <w:nsid w:val="3DA070F4"/>
     <w:multiLevelType w:val="multilevel"/>
     <w:tmpl w:val="3D6A98A6"/>
@@ -35517,7 +38116,7 @@
       </w:rPr>
     </w:lvl>
   </w:abstractNum>
-  <w:abstractNum w:abstractNumId="35" w15:restartNumberingAfterBreak="0">
+  <w:abstractNum w:abstractNumId="36" w15:restartNumberingAfterBreak="0">
     <w:nsid w:val="3DF469E3"/>
     <w:multiLevelType w:val="multilevel"/>
     <w:tmpl w:val="E7FEB5C8"/>
@@ -35666,7 +38265,120 @@
       </w:rPr>
     </w:lvl>
   </w:abstractNum>
-  <w:abstractNum w:abstractNumId="36" w15:restartNumberingAfterBreak="0">
+  <w:abstractNum w:abstractNumId="37" w15:restartNumberingAfterBreak="0">
+    <w:nsid w:val="3E952C6B"/>
+    <w:multiLevelType w:val="multilevel"/>
+    <w:tmpl w:val="6BA291E2"/>
+    <w:lvl w:ilvl="0">
+      <w:start w:val="1"/>
+      <w:numFmt w:val="decimal"/>
+      <w:lvlText w:val="%1."/>
+      <w:lvlJc w:val="left"/>
+      <w:pPr>
+        <w:tabs>
+          <w:tab w:val="num" w:pos="720"/>
+        </w:tabs>
+        <w:ind w:left="720" w:hanging="360"/>
+      </w:pPr>
+    </w:lvl>
+    <w:lvl w:ilvl="1" w:tentative="1">
+      <w:start w:val="1"/>
+      <w:numFmt w:val="decimal"/>
+      <w:lvlText w:val="%2."/>
+      <w:lvlJc w:val="left"/>
+      <w:pPr>
+        <w:tabs>
+          <w:tab w:val="num" w:pos="1440"/>
+        </w:tabs>
+        <w:ind w:left="1440" w:hanging="360"/>
+      </w:pPr>
+    </w:lvl>
+    <w:lvl w:ilvl="2" w:tentative="1">
+      <w:start w:val="1"/>
+      <w:numFmt w:val="decimal"/>
+      <w:lvlText w:val="%3."/>
+      <w:lvlJc w:val="left"/>
+      <w:pPr>
+        <w:tabs>
+          <w:tab w:val="num" w:pos="2160"/>
+        </w:tabs>
+        <w:ind w:left="2160" w:hanging="360"/>
+      </w:pPr>
+    </w:lvl>
+    <w:lvl w:ilvl="3" w:tentative="1">
+      <w:start w:val="1"/>
+      <w:numFmt w:val="decimal"/>
+      <w:lvlText w:val="%4."/>
+      <w:lvlJc w:val="left"/>
+      <w:pPr>
+        <w:tabs>
+          <w:tab w:val="num" w:pos="2880"/>
+        </w:tabs>
+        <w:ind w:left="2880" w:hanging="360"/>
+      </w:pPr>
+    </w:lvl>
+    <w:lvl w:ilvl="4" w:tentative="1">
+      <w:start w:val="1"/>
+      <w:numFmt w:val="decimal"/>
+      <w:lvlText w:val="%5."/>
+      <w:lvlJc w:val="left"/>
+      <w:pPr>
+        <w:tabs>
+          <w:tab w:val="num" w:pos="3600"/>
+        </w:tabs>
+        <w:ind w:left="3600" w:hanging="360"/>
+      </w:pPr>
+    </w:lvl>
+    <w:lvl w:ilvl="5" w:tentative="1">
+      <w:start w:val="1"/>
+      <w:numFmt w:val="decimal"/>
+      <w:lvlText w:val="%6."/>
+      <w:lvlJc w:val="left"/>
+      <w:pPr>
+        <w:tabs>
+          <w:tab w:val="num" w:pos="4320"/>
+        </w:tabs>
+        <w:ind w:left="4320" w:hanging="360"/>
+      </w:pPr>
+    </w:lvl>
+    <w:lvl w:ilvl="6" w:tentative="1">
+      <w:start w:val="1"/>
+      <w:numFmt w:val="decimal"/>
+      <w:lvlText w:val="%7."/>
+      <w:lvlJc w:val="left"/>
+      <w:pPr>
+        <w:tabs>
+          <w:tab w:val="num" w:pos="5040"/>
+        </w:tabs>
+        <w:ind w:left="5040" w:hanging="360"/>
+      </w:pPr>
+    </w:lvl>
+    <w:lvl w:ilvl="7" w:tentative="1">
+      <w:start w:val="1"/>
+      <w:numFmt w:val="decimal"/>
+      <w:lvlText w:val="%8."/>
+      <w:lvlJc w:val="left"/>
+      <w:pPr>
+        <w:tabs>
+          <w:tab w:val="num" w:pos="5760"/>
+        </w:tabs>
+        <w:ind w:left="5760" w:hanging="360"/>
+      </w:pPr>
+    </w:lvl>
+    <w:lvl w:ilvl="8" w:tentative="1">
+      <w:start w:val="1"/>
+      <w:numFmt w:val="decimal"/>
+      <w:lvlText w:val="%9."/>
+      <w:lvlJc w:val="left"/>
+      <w:pPr>
+        <w:tabs>
+          <w:tab w:val="num" w:pos="6480"/>
+        </w:tabs>
+        <w:ind w:left="6480" w:hanging="360"/>
+      </w:pPr>
+    </w:lvl>
+  </w:abstractNum>
+  <w:abstractNum w:abstractNumId="38" w15:restartNumberingAfterBreak="0">
     <w:nsid w:val="3FAA26B3"/>
     <w:multiLevelType w:val="multilevel"/>
     <w:tmpl w:val="A0206428"/>
@@ -35779,7 +38491,7 @@
       </w:pPr>
     </w:lvl>
   </w:abstractNum>
-  <w:abstractNum w:abstractNumId="37" w15:restartNumberingAfterBreak="0">
+  <w:abstractNum w:abstractNumId="39" w15:restartNumberingAfterBreak="0">
     <w:nsid w:val="405006D8"/>
     <w:multiLevelType w:val="multilevel"/>
     <w:tmpl w:val="57222A90"/>
@@ -35928,7 +38640,7 @@
       </w:rPr>
     </w:lvl>
   </w:abstractNum>
-  <w:abstractNum w:abstractNumId="38" w15:restartNumberingAfterBreak="0">
+  <w:abstractNum w:abstractNumId="40" w15:restartNumberingAfterBreak="0">
     <w:nsid w:val="407037C0"/>
     <w:multiLevelType w:val="multilevel"/>
     <w:tmpl w:val="14D8E17C"/>
@@ -36077,7 +38789,7 @@
       </w:rPr>
     </w:lvl>
   </w:abstractNum>
-  <w:abstractNum w:abstractNumId="39" w15:restartNumberingAfterBreak="0">
+  <w:abstractNum w:abstractNumId="41" w15:restartNumberingAfterBreak="0">
     <w:nsid w:val="4652746F"/>
     <w:multiLevelType w:val="multilevel"/>
     <w:tmpl w:val="0F964FAE"/>
@@ -36194,7 +38906,7 @@
       </w:pPr>
     </w:lvl>
   </w:abstractNum>
-  <w:abstractNum w:abstractNumId="40" w15:restartNumberingAfterBreak="0">
+  <w:abstractNum w:abstractNumId="42" w15:restartNumberingAfterBreak="0">
     <w:nsid w:val="46765667"/>
     <w:multiLevelType w:val="multilevel"/>
     <w:tmpl w:val="E0547262"/>
@@ -36343,7 +39055,7 @@
       </w:rPr>
     </w:lvl>
   </w:abstractNum>
-  <w:abstractNum w:abstractNumId="41" w15:restartNumberingAfterBreak="0">
+  <w:abstractNum w:abstractNumId="43" w15:restartNumberingAfterBreak="0">
     <w:nsid w:val="48744AB6"/>
     <w:multiLevelType w:val="multilevel"/>
     <w:tmpl w:val="BBD434E0"/>
@@ -36488,7 +39200,7 @@
       </w:rPr>
     </w:lvl>
   </w:abstractNum>
-  <w:abstractNum w:abstractNumId="42" w15:restartNumberingAfterBreak="0">
+  <w:abstractNum w:abstractNumId="44" w15:restartNumberingAfterBreak="0">
     <w:nsid w:val="4A3E61CF"/>
     <w:multiLevelType w:val="multilevel"/>
     <w:tmpl w:val="26A4D2CA"/>
@@ -36637,7 +39349,7 @@
       </w:rPr>
     </w:lvl>
   </w:abstractNum>
-  <w:abstractNum w:abstractNumId="43" w15:restartNumberingAfterBreak="0">
+  <w:abstractNum w:abstractNumId="45" w15:restartNumberingAfterBreak="0">
     <w:nsid w:val="4C494795"/>
     <w:multiLevelType w:val="multilevel"/>
     <w:tmpl w:val="B31812CE"/>
@@ -36786,7 +39498,7 @@
       </w:rPr>
     </w:lvl>
   </w:abstractNum>
-  <w:abstractNum w:abstractNumId="44" w15:restartNumberingAfterBreak="0">
+  <w:abstractNum w:abstractNumId="46" w15:restartNumberingAfterBreak="0">
     <w:nsid w:val="4D9D3B19"/>
     <w:multiLevelType w:val="multilevel"/>
     <w:tmpl w:val="CFDA7008"/>
@@ -36935,7 +39647,156 @@
       </w:rPr>
     </w:lvl>
   </w:abstractNum>
-  <w:abstractNum w:abstractNumId="45" w15:restartNumberingAfterBreak="0">
+  <w:abstractNum w:abstractNumId="47" w15:restartNumberingAfterBreak="0">
+    <w:nsid w:val="4E2F1F30"/>
+    <w:multiLevelType w:val="multilevel"/>
+    <w:tmpl w:val="431AB6EA"/>
+    <w:lvl w:ilvl="0">
+      <w:start w:val="1"/>
+      <w:numFmt w:val="bullet"/>
+      <w:lvlText w:val=""/>
+      <w:lvlJc w:val="left"/>
+      <w:pPr>
+        <w:tabs>
+          <w:tab w:val="num" w:pos="720"/>
+        </w:tabs>
+        <w:ind w:left="720" w:hanging="360"/>
+      </w:pPr>
+      <w:rPr>
+        <w:rFonts w:ascii="Symbol" w:hAnsi="Symbol" w:hint="default"/>
+        <w:sz w:val="20"/>
+      </w:rPr>
+    </w:lvl>
+    <w:lvl w:ilvl="1" w:tentative="1">
+      <w:start w:val="1"/>
+      <w:numFmt w:val="bullet"/>
+      <w:lvlText w:val="o"/>
+      <w:lvlJc w:val="left"/>
+      <w:pPr>
+        <w:tabs>
+          <w:tab w:val="num" w:pos="1440"/>
+        </w:tabs>
+        <w:ind w:left="1440" w:hanging="360"/>
+      </w:pPr>
+      <w:rPr>
+        <w:rFonts w:ascii="Courier New" w:hAnsi="Courier New" w:hint="default"/>
+        <w:sz w:val="20"/>
+      </w:rPr>
+    </w:lvl>
+    <w:lvl w:ilvl="2" w:tentative="1">
+      <w:start w:val="1"/>
+      <w:numFmt w:val="bullet"/>
+      <w:lvlText w:val=""/>
+      <w:lvlJc w:val="left"/>
+      <w:pPr>
+        <w:tabs>
+          <w:tab w:val="num" w:pos="2160"/>
+        </w:tabs>
+        <w:ind w:left="2160" w:hanging="360"/>
+      </w:pPr>
+      <w:rPr>
+        <w:rFonts w:ascii="Wingdings" w:hAnsi="Wingdings" w:hint="default"/>
+        <w:sz w:val="20"/>
+      </w:rPr>
+    </w:lvl>
+    <w:lvl w:ilvl="3" w:tentative="1">
+      <w:start w:val="1"/>
+      <w:numFmt w:val="bullet"/>
+      <w:lvlText w:val=""/>
+      <w:lvlJc w:val="left"/>
+      <w:pPr>
+        <w:tabs>
+          <w:tab w:val="num" w:pos="2880"/>
+        </w:tabs>
+        <w:ind w:left="2880" w:hanging="360"/>
+      </w:pPr>
+      <w:rPr>
+        <w:rFonts w:ascii="Wingdings" w:hAnsi="Wingdings" w:hint="default"/>
+        <w:sz w:val="20"/>
+      </w:rPr>
+    </w:lvl>
+    <w:lvl w:ilvl="4" w:tentative="1">
+      <w:start w:val="1"/>
+      <w:numFmt w:val="bullet"/>
+      <w:lvlText w:val=""/>
+      <w:lvlJc w:val="left"/>
+      <w:pPr>
+        <w:tabs>
+          <w:tab w:val="num" w:pos="3600"/>
+        </w:tabs>
+        <w:ind w:left="3600" w:hanging="360"/>
+      </w:pPr>
+      <w:rPr>
+        <w:rFonts w:ascii="Wingdings" w:hAnsi="Wingdings" w:hint="default"/>
+        <w:sz w:val="20"/>
+      </w:rPr>
+    </w:lvl>
+    <w:lvl w:ilvl="5" w:tentative="1">
+      <w:start w:val="1"/>
+      <w:numFmt w:val="bullet"/>
+      <w:lvlText w:val=""/>
+      <w:lvlJc w:val="left"/>
+      <w:pPr>
+        <w:tabs>
+          <w:tab w:val="num" w:pos="4320"/>
+        </w:tabs>
+        <w:ind w:left="4320" w:hanging="360"/>
+      </w:pPr>
+      <w:rPr>
+        <w:rFonts w:ascii="Wingdings" w:hAnsi="Wingdings" w:hint="default"/>
+        <w:sz w:val="20"/>
+      </w:rPr>
+    </w:lvl>
+    <w:lvl w:ilvl="6" w:tentative="1">
+      <w:start w:val="1"/>
+      <w:numFmt w:val="bullet"/>
+      <w:lvlText w:val=""/>
+      <w:lvlJc w:val="left"/>
+      <w:pPr>
+        <w:tabs>
+          <w:tab w:val="num" w:pos="5040"/>
+        </w:tabs>
+        <w:ind w:left="5040" w:hanging="360"/>
+      </w:pPr>
+      <w:rPr>
+        <w:rFonts w:ascii="Wingdings" w:hAnsi="Wingdings" w:hint="default"/>
+        <w:sz w:val="20"/>
+      </w:rPr>
+    </w:lvl>
+    <w:lvl w:ilvl="7" w:tentative="1">
+      <w:start w:val="1"/>
+      <w:numFmt w:val="bullet"/>
+      <w:lvlText w:val=""/>
+      <w:lvlJc w:val="left"/>
+      <w:pPr>
+        <w:tabs>
+          <w:tab w:val="num" w:pos="5760"/>
+        </w:tabs>
+        <w:ind w:left="5760" w:hanging="360"/>
+      </w:pPr>
+      <w:rPr>
+        <w:rFonts w:ascii="Wingdings" w:hAnsi="Wingdings" w:hint="default"/>
+        <w:sz w:val="20"/>
+      </w:rPr>
+    </w:lvl>
+    <w:lvl w:ilvl="8" w:tentative="1">
+      <w:start w:val="1"/>
+      <w:numFmt w:val="bullet"/>
+      <w:lvlText w:val=""/>
+      <w:lvlJc w:val="left"/>
+      <w:pPr>
+        <w:tabs>
+          <w:tab w:val="num" w:pos="6480"/>
+        </w:tabs>
+        <w:ind w:left="6480" w:hanging="360"/>
+      </w:pPr>
+      <w:rPr>
+        <w:rFonts w:ascii="Wingdings" w:hAnsi="Wingdings" w:hint="default"/>
+        <w:sz w:val="20"/>
+      </w:rPr>
+    </w:lvl>
+  </w:abstractNum>
+  <w:abstractNum w:abstractNumId="48" w15:restartNumberingAfterBreak="0">
     <w:nsid w:val="4E705C60"/>
     <w:multiLevelType w:val="multilevel"/>
     <w:tmpl w:val="39A62558"/>
@@ -37048,7 +39909,7 @@
       </w:pPr>
     </w:lvl>
   </w:abstractNum>
-  <w:abstractNum w:abstractNumId="46" w15:restartNumberingAfterBreak="0">
+  <w:abstractNum w:abstractNumId="49" w15:restartNumberingAfterBreak="0">
     <w:nsid w:val="4EF25303"/>
     <w:multiLevelType w:val="multilevel"/>
     <w:tmpl w:val="DB0CE578"/>
@@ -37197,7 +40058,7 @@
       </w:rPr>
     </w:lvl>
   </w:abstractNum>
-  <w:abstractNum w:abstractNumId="47" w15:restartNumberingAfterBreak="0">
+  <w:abstractNum w:abstractNumId="50" w15:restartNumberingAfterBreak="0">
     <w:nsid w:val="4FFC3310"/>
     <w:multiLevelType w:val="multilevel"/>
     <w:tmpl w:val="7400A736"/>
@@ -37346,7 +40207,7 @@
       </w:rPr>
     </w:lvl>
   </w:abstractNum>
-  <w:abstractNum w:abstractNumId="48" w15:restartNumberingAfterBreak="0">
+  <w:abstractNum w:abstractNumId="51" w15:restartNumberingAfterBreak="0">
     <w:nsid w:val="57547AEB"/>
     <w:multiLevelType w:val="multilevel"/>
     <w:tmpl w:val="966086D8"/>
@@ -37495,7 +40356,7 @@
       </w:rPr>
     </w:lvl>
   </w:abstractNum>
-  <w:abstractNum w:abstractNumId="49" w15:restartNumberingAfterBreak="0">
+  <w:abstractNum w:abstractNumId="52" w15:restartNumberingAfterBreak="0">
     <w:nsid w:val="57A52C13"/>
     <w:multiLevelType w:val="multilevel"/>
     <w:tmpl w:val="01AC7BAA"/>
@@ -37644,7 +40505,7 @@
       </w:rPr>
     </w:lvl>
   </w:abstractNum>
-  <w:abstractNum w:abstractNumId="50" w15:restartNumberingAfterBreak="0">
+  <w:abstractNum w:abstractNumId="53" w15:restartNumberingAfterBreak="0">
     <w:nsid w:val="587266C5"/>
     <w:multiLevelType w:val="multilevel"/>
     <w:tmpl w:val="B60C6C60"/>
@@ -37793,7 +40654,7 @@
       </w:rPr>
     </w:lvl>
   </w:abstractNum>
-  <w:abstractNum w:abstractNumId="51" w15:restartNumberingAfterBreak="0">
+  <w:abstractNum w:abstractNumId="54" w15:restartNumberingAfterBreak="0">
     <w:nsid w:val="58B25FDC"/>
     <w:multiLevelType w:val="multilevel"/>
     <w:tmpl w:val="79005472"/>
@@ -37942,7 +40803,7 @@
       </w:rPr>
     </w:lvl>
   </w:abstractNum>
-  <w:abstractNum w:abstractNumId="52" w15:restartNumberingAfterBreak="0">
+  <w:abstractNum w:abstractNumId="55" w15:restartNumberingAfterBreak="0">
     <w:nsid w:val="5AFF2B06"/>
     <w:multiLevelType w:val="multilevel"/>
     <w:tmpl w:val="750EF8FC"/>
@@ -38059,7 +40920,7 @@
       </w:pPr>
     </w:lvl>
   </w:abstractNum>
-  <w:abstractNum w:abstractNumId="53" w15:restartNumberingAfterBreak="0">
+  <w:abstractNum w:abstractNumId="56" w15:restartNumberingAfterBreak="0">
     <w:nsid w:val="5D802EF7"/>
     <w:multiLevelType w:val="multilevel"/>
     <w:tmpl w:val="E684FD56"/>
@@ -38208,7 +41069,7 @@
       </w:rPr>
     </w:lvl>
   </w:abstractNum>
-  <w:abstractNum w:abstractNumId="54" w15:restartNumberingAfterBreak="0">
+  <w:abstractNum w:abstractNumId="57" w15:restartNumberingAfterBreak="0">
     <w:nsid w:val="5DDC1789"/>
     <w:multiLevelType w:val="multilevel"/>
     <w:tmpl w:val="55C4C8AC"/>
@@ -38357,7 +41218,7 @@
       </w:rPr>
     </w:lvl>
   </w:abstractNum>
-  <w:abstractNum w:abstractNumId="55" w15:restartNumberingAfterBreak="0">
+  <w:abstractNum w:abstractNumId="58" w15:restartNumberingAfterBreak="0">
     <w:nsid w:val="5E231CE9"/>
     <w:multiLevelType w:val="multilevel"/>
     <w:tmpl w:val="89FAA90E"/>
@@ -38506,7 +41367,7 @@
       </w:rPr>
     </w:lvl>
   </w:abstractNum>
-  <w:abstractNum w:abstractNumId="56" w15:restartNumberingAfterBreak="0">
+  <w:abstractNum w:abstractNumId="59" w15:restartNumberingAfterBreak="0">
     <w:nsid w:val="65BE70A9"/>
     <w:multiLevelType w:val="multilevel"/>
     <w:tmpl w:val="A874DCA4"/>
@@ -38655,7 +41516,7 @@
       </w:rPr>
     </w:lvl>
   </w:abstractNum>
-  <w:abstractNum w:abstractNumId="57" w15:restartNumberingAfterBreak="0">
+  <w:abstractNum w:abstractNumId="60" w15:restartNumberingAfterBreak="0">
     <w:nsid w:val="6B4E5BD2"/>
     <w:multiLevelType w:val="multilevel"/>
     <w:tmpl w:val="8F86ADAE"/>
@@ -38804,7 +41665,7 @@
       </w:rPr>
     </w:lvl>
   </w:abstractNum>
-  <w:abstractNum w:abstractNumId="58" w15:restartNumberingAfterBreak="0">
+  <w:abstractNum w:abstractNumId="61" w15:restartNumberingAfterBreak="0">
     <w:nsid w:val="6C681470"/>
     <w:multiLevelType w:val="multilevel"/>
     <w:tmpl w:val="85B868AE"/>
@@ -38953,7 +41814,7 @@
       </w:rPr>
     </w:lvl>
   </w:abstractNum>
-  <w:abstractNum w:abstractNumId="59" w15:restartNumberingAfterBreak="0">
+  <w:abstractNum w:abstractNumId="62" w15:restartNumberingAfterBreak="0">
     <w:nsid w:val="6D675446"/>
     <w:multiLevelType w:val="multilevel"/>
     <w:tmpl w:val="834EDBCA"/>
@@ -39102,7 +41963,7 @@
       </w:rPr>
     </w:lvl>
   </w:abstractNum>
-  <w:abstractNum w:abstractNumId="60" w15:restartNumberingAfterBreak="0">
+  <w:abstractNum w:abstractNumId="63" w15:restartNumberingAfterBreak="0">
     <w:nsid w:val="6DA808BA"/>
     <w:multiLevelType w:val="multilevel"/>
     <w:tmpl w:val="EE14F3AE"/>
@@ -39251,7 +42112,7 @@
       </w:rPr>
     </w:lvl>
   </w:abstractNum>
-  <w:abstractNum w:abstractNumId="61" w15:restartNumberingAfterBreak="0">
+  <w:abstractNum w:abstractNumId="64" w15:restartNumberingAfterBreak="0">
     <w:nsid w:val="73EB4722"/>
     <w:multiLevelType w:val="multilevel"/>
     <w:tmpl w:val="5F14FFBE"/>
@@ -39400,7 +42261,7 @@
       </w:rPr>
     </w:lvl>
   </w:abstractNum>
-  <w:abstractNum w:abstractNumId="62" w15:restartNumberingAfterBreak="0">
+  <w:abstractNum w:abstractNumId="65" w15:restartNumberingAfterBreak="0">
     <w:nsid w:val="75383A12"/>
     <w:multiLevelType w:val="multilevel"/>
     <w:tmpl w:val="27C411FE"/>
@@ -39549,7 +42410,7 @@
       </w:rPr>
     </w:lvl>
   </w:abstractNum>
-  <w:abstractNum w:abstractNumId="63" w15:restartNumberingAfterBreak="0">
+  <w:abstractNum w:abstractNumId="66" w15:restartNumberingAfterBreak="0">
     <w:nsid w:val="75ED5CF6"/>
     <w:multiLevelType w:val="multilevel"/>
     <w:tmpl w:val="1172A36C"/>
@@ -39694,7 +42555,7 @@
       </w:rPr>
     </w:lvl>
   </w:abstractNum>
-  <w:abstractNum w:abstractNumId="64" w15:restartNumberingAfterBreak="0">
+  <w:abstractNum w:abstractNumId="67" w15:restartNumberingAfterBreak="0">
     <w:nsid w:val="7918553F"/>
     <w:multiLevelType w:val="multilevel"/>
     <w:tmpl w:val="4E3E1E96"/>
@@ -39811,7 +42672,7 @@
       </w:pPr>
     </w:lvl>
   </w:abstractNum>
-  <w:abstractNum w:abstractNumId="65" w15:restartNumberingAfterBreak="0">
+  <w:abstractNum w:abstractNumId="68" w15:restartNumberingAfterBreak="0">
     <w:nsid w:val="79230768"/>
     <w:multiLevelType w:val="multilevel"/>
     <w:tmpl w:val="9F42533E"/>
@@ -39960,7 +42821,7 @@
       </w:rPr>
     </w:lvl>
   </w:abstractNum>
-  <w:abstractNum w:abstractNumId="66" w15:restartNumberingAfterBreak="0">
+  <w:abstractNum w:abstractNumId="69" w15:restartNumberingAfterBreak="0">
     <w:nsid w:val="7BAB2D58"/>
     <w:multiLevelType w:val="multilevel"/>
     <w:tmpl w:val="8BD4E36A"/>
@@ -40109,7 +42970,7 @@
       </w:rPr>
     </w:lvl>
   </w:abstractNum>
-  <w:abstractNum w:abstractNumId="67" w15:restartNumberingAfterBreak="0">
+  <w:abstractNum w:abstractNumId="70" w15:restartNumberingAfterBreak="0">
     <w:nsid w:val="7E7F1F59"/>
     <w:multiLevelType w:val="multilevel"/>
     <w:tmpl w:val="80B29E38"/>
@@ -40258,7 +43119,7 @@
       </w:rPr>
     </w:lvl>
   </w:abstractNum>
-  <w:abstractNum w:abstractNumId="68" w15:restartNumberingAfterBreak="0">
+  <w:abstractNum w:abstractNumId="71" w15:restartNumberingAfterBreak="0">
     <w:nsid w:val="7F274C0E"/>
     <w:multiLevelType w:val="multilevel"/>
     <w:tmpl w:val="D8665B86"/>
@@ -40407,7 +43268,7 @@
       </w:rPr>
     </w:lvl>
   </w:abstractNum>
-  <w:abstractNum w:abstractNumId="69" w15:restartNumberingAfterBreak="0">
+  <w:abstractNum w:abstractNumId="72" w15:restartNumberingAfterBreak="0">
     <w:nsid w:val="7F8F6D96"/>
     <w:multiLevelType w:val="multilevel"/>
     <w:tmpl w:val="D668F702"/>
@@ -40556,20 +43417,169 @@
       </w:rPr>
     </w:lvl>
   </w:abstractNum>
+  <w:abstractNum w:abstractNumId="73" w15:restartNumberingAfterBreak="0">
+    <w:nsid w:val="7FE65BF5"/>
+    <w:multiLevelType w:val="multilevel"/>
+    <w:tmpl w:val="2CC88252"/>
+    <w:lvl w:ilvl="0">
+      <w:start w:val="1"/>
+      <w:numFmt w:val="bullet"/>
+      <w:lvlText w:val=""/>
+      <w:lvlJc w:val="left"/>
+      <w:pPr>
+        <w:tabs>
+          <w:tab w:val="num" w:pos="720"/>
+        </w:tabs>
+        <w:ind w:left="720" w:hanging="360"/>
+      </w:pPr>
+      <w:rPr>
+        <w:rFonts w:ascii="Symbol" w:hAnsi="Symbol" w:hint="default"/>
+        <w:sz w:val="20"/>
+      </w:rPr>
+    </w:lvl>
+    <w:lvl w:ilvl="1" w:tentative="1">
+      <w:start w:val="1"/>
+      <w:numFmt w:val="bullet"/>
+      <w:lvlText w:val="o"/>
+      <w:lvlJc w:val="left"/>
+      <w:pPr>
+        <w:tabs>
+          <w:tab w:val="num" w:pos="1440"/>
+        </w:tabs>
+        <w:ind w:left="1440" w:hanging="360"/>
+      </w:pPr>
+      <w:rPr>
+        <w:rFonts w:ascii="Courier New" w:hAnsi="Courier New" w:hint="default"/>
+        <w:sz w:val="20"/>
+      </w:rPr>
+    </w:lvl>
+    <w:lvl w:ilvl="2" w:tentative="1">
+      <w:start w:val="1"/>
+      <w:numFmt w:val="bullet"/>
+      <w:lvlText w:val=""/>
+      <w:lvlJc w:val="left"/>
+      <w:pPr>
+        <w:tabs>
+          <w:tab w:val="num" w:pos="2160"/>
+        </w:tabs>
+        <w:ind w:left="2160" w:hanging="360"/>
+      </w:pPr>
+      <w:rPr>
+        <w:rFonts w:ascii="Wingdings" w:hAnsi="Wingdings" w:hint="default"/>
+        <w:sz w:val="20"/>
+      </w:rPr>
+    </w:lvl>
+    <w:lvl w:ilvl="3" w:tentative="1">
+      <w:start w:val="1"/>
+      <w:numFmt w:val="bullet"/>
+      <w:lvlText w:val=""/>
+      <w:lvlJc w:val="left"/>
+      <w:pPr>
+        <w:tabs>
+          <w:tab w:val="num" w:pos="2880"/>
+        </w:tabs>
+        <w:ind w:left="2880" w:hanging="360"/>
+      </w:pPr>
+      <w:rPr>
+        <w:rFonts w:ascii="Wingdings" w:hAnsi="Wingdings" w:hint="default"/>
+        <w:sz w:val="20"/>
+      </w:rPr>
+    </w:lvl>
+    <w:lvl w:ilvl="4" w:tentative="1">
+      <w:start w:val="1"/>
+      <w:numFmt w:val="bullet"/>
+      <w:lvlText w:val=""/>
+      <w:lvlJc w:val="left"/>
+      <w:pPr>
+        <w:tabs>
+          <w:tab w:val="num" w:pos="3600"/>
+        </w:tabs>
+        <w:ind w:left="3600" w:hanging="360"/>
+      </w:pPr>
+      <w:rPr>
+        <w:rFonts w:ascii="Wingdings" w:hAnsi="Wingdings" w:hint="default"/>
+        <w:sz w:val="20"/>
+      </w:rPr>
+    </w:lvl>
+    <w:lvl w:ilvl="5" w:tentative="1">
+      <w:start w:val="1"/>
+      <w:numFmt w:val="bullet"/>
+      <w:lvlText w:val=""/>
+      <w:lvlJc w:val="left"/>
+      <w:pPr>
+        <w:tabs>
+          <w:tab w:val="num" w:pos="4320"/>
+        </w:tabs>
+        <w:ind w:left="4320" w:hanging="360"/>
+      </w:pPr>
+      <w:rPr>
+        <w:rFonts w:ascii="Wingdings" w:hAnsi="Wingdings" w:hint="default"/>
+        <w:sz w:val="20"/>
+      </w:rPr>
+    </w:lvl>
+    <w:lvl w:ilvl="6" w:tentative="1">
+      <w:start w:val="1"/>
+      <w:numFmt w:val="bullet"/>
+      <w:lvlText w:val=""/>
+      <w:lvlJc w:val="left"/>
+      <w:pPr>
+        <w:tabs>
+          <w:tab w:val="num" w:pos="5040"/>
+        </w:tabs>
+        <w:ind w:left="5040" w:hanging="360"/>
+      </w:pPr>
+      <w:rPr>
+        <w:rFonts w:ascii="Wingdings" w:hAnsi="Wingdings" w:hint="default"/>
+        <w:sz w:val="20"/>
+      </w:rPr>
+    </w:lvl>
+    <w:lvl w:ilvl="7" w:tentative="1">
+      <w:start w:val="1"/>
+      <w:numFmt w:val="bullet"/>
+      <w:lvlText w:val=""/>
+      <w:lvlJc w:val="left"/>
+      <w:pPr>
+        <w:tabs>
+          <w:tab w:val="num" w:pos="5760"/>
+        </w:tabs>
+        <w:ind w:left="5760" w:hanging="360"/>
+      </w:pPr>
+      <w:rPr>
+        <w:rFonts w:ascii="Wingdings" w:hAnsi="Wingdings" w:hint="default"/>
+        <w:sz w:val="20"/>
+      </w:rPr>
+    </w:lvl>
+    <w:lvl w:ilvl="8" w:tentative="1">
+      <w:start w:val="1"/>
+      <w:numFmt w:val="bullet"/>
+      <w:lvlText w:val=""/>
+      <w:lvlJc w:val="left"/>
+      <w:pPr>
+        <w:tabs>
+          <w:tab w:val="num" w:pos="6480"/>
+        </w:tabs>
+        <w:ind w:left="6480" w:hanging="360"/>
+      </w:pPr>
+      <w:rPr>
+        <w:rFonts w:ascii="Wingdings" w:hAnsi="Wingdings" w:hint="default"/>
+        <w:sz w:val="20"/>
+      </w:rPr>
+    </w:lvl>
+  </w:abstractNum>
   <w:num w:numId="1" w16cid:durableId="1790664698">
-    <w:abstractNumId w:val="61"/>
+    <w:abstractNumId w:val="64"/>
   </w:num>
   <w:num w:numId="2" w16cid:durableId="913315237">
-    <w:abstractNumId w:val="29"/>
+    <w:abstractNumId w:val="30"/>
   </w:num>
   <w:num w:numId="3" w16cid:durableId="1592666586">
-    <w:abstractNumId w:val="68"/>
+    <w:abstractNumId w:val="71"/>
   </w:num>
   <w:num w:numId="4" w16cid:durableId="510418239">
-    <w:abstractNumId w:val="42"/>
+    <w:abstractNumId w:val="44"/>
   </w:num>
   <w:num w:numId="5" w16cid:durableId="680550783">
-    <w:abstractNumId w:val="67"/>
+    <w:abstractNumId w:val="70"/>
   </w:num>
   <w:num w:numId="6" w16cid:durableId="285746792">
     <w:abstractNumId w:val="15"/>
@@ -40581,43 +43591,43 @@
     <w:abstractNumId w:val="5"/>
   </w:num>
   <w:num w:numId="9" w16cid:durableId="1501001245">
-    <w:abstractNumId w:val="36"/>
+    <w:abstractNumId w:val="38"/>
   </w:num>
   <w:num w:numId="10" w16cid:durableId="1706250928">
-    <w:abstractNumId w:val="41"/>
+    <w:abstractNumId w:val="43"/>
   </w:num>
   <w:num w:numId="11" w16cid:durableId="1292050097">
-    <w:abstractNumId w:val="57"/>
+    <w:abstractNumId w:val="60"/>
   </w:num>
   <w:num w:numId="12" w16cid:durableId="1745948958">
     <w:abstractNumId w:val="8"/>
   </w:num>
   <w:num w:numId="13" w16cid:durableId="679312742">
-    <w:abstractNumId w:val="59"/>
+    <w:abstractNumId w:val="62"/>
   </w:num>
   <w:num w:numId="14" w16cid:durableId="1597860147">
-    <w:abstractNumId w:val="69"/>
+    <w:abstractNumId w:val="72"/>
   </w:num>
   <w:num w:numId="15" w16cid:durableId="2042434571">
-    <w:abstractNumId w:val="31"/>
+    <w:abstractNumId w:val="32"/>
   </w:num>
   <w:num w:numId="16" w16cid:durableId="1867019793">
-    <w:abstractNumId w:val="27"/>
+    <w:abstractNumId w:val="28"/>
   </w:num>
   <w:num w:numId="17" w16cid:durableId="839076169">
-    <w:abstractNumId w:val="37"/>
+    <w:abstractNumId w:val="39"/>
   </w:num>
   <w:num w:numId="18" w16cid:durableId="1218131698">
-    <w:abstractNumId w:val="40"/>
+    <w:abstractNumId w:val="42"/>
   </w:num>
   <w:num w:numId="19" w16cid:durableId="213657393">
     <w:abstractNumId w:val="6"/>
   </w:num>
   <w:num w:numId="20" w16cid:durableId="630095303">
-    <w:abstractNumId w:val="44"/>
+    <w:abstractNumId w:val="46"/>
   </w:num>
   <w:num w:numId="21" w16cid:durableId="1326665292">
-    <w:abstractNumId w:val="48"/>
+    <w:abstractNumId w:val="51"/>
   </w:num>
   <w:num w:numId="22" w16cid:durableId="689767440">
     <w:abstractNumId w:val="2"/>
@@ -40626,40 +43636,40 @@
     <w:abstractNumId w:val="7"/>
   </w:num>
   <w:num w:numId="24" w16cid:durableId="370763591">
-    <w:abstractNumId w:val="25"/>
+    <w:abstractNumId w:val="26"/>
   </w:num>
   <w:num w:numId="25" w16cid:durableId="896086980">
     <w:abstractNumId w:val="4"/>
   </w:num>
   <w:num w:numId="26" w16cid:durableId="1149051840">
-    <w:abstractNumId w:val="21"/>
+    <w:abstractNumId w:val="22"/>
   </w:num>
   <w:num w:numId="27" w16cid:durableId="691490878">
-    <w:abstractNumId w:val="35"/>
+    <w:abstractNumId w:val="36"/>
   </w:num>
   <w:num w:numId="28" w16cid:durableId="1199008562">
-    <w:abstractNumId w:val="19"/>
+    <w:abstractNumId w:val="20"/>
   </w:num>
   <w:num w:numId="29" w16cid:durableId="119080037">
     <w:abstractNumId w:val="3"/>
   </w:num>
   <w:num w:numId="30" w16cid:durableId="1604412925">
-    <w:abstractNumId w:val="46"/>
+    <w:abstractNumId w:val="49"/>
   </w:num>
   <w:num w:numId="31" w16cid:durableId="422654846">
-    <w:abstractNumId w:val="56"/>
+    <w:abstractNumId w:val="59"/>
   </w:num>
   <w:num w:numId="32" w16cid:durableId="2002389794">
-    <w:abstractNumId w:val="23"/>
+    <w:abstractNumId w:val="24"/>
   </w:num>
   <w:num w:numId="33" w16cid:durableId="663556784">
-    <w:abstractNumId w:val="30"/>
+    <w:abstractNumId w:val="31"/>
   </w:num>
   <w:num w:numId="34" w16cid:durableId="1544096020">
     <w:abstractNumId w:val="16"/>
   </w:num>
   <w:num w:numId="35" w16cid:durableId="1452288583">
-    <w:abstractNumId w:val="64"/>
+    <w:abstractNumId w:val="67"/>
   </w:num>
   <w:num w:numId="36" w16cid:durableId="1418789113">
     <w:abstractNumId w:val="17"/>
@@ -40668,43 +43678,43 @@
     <w:abstractNumId w:val="1"/>
   </w:num>
   <w:num w:numId="38" w16cid:durableId="1531524648">
-    <w:abstractNumId w:val="62"/>
+    <w:abstractNumId w:val="65"/>
   </w:num>
   <w:num w:numId="39" w16cid:durableId="1660887162">
-    <w:abstractNumId w:val="49"/>
+    <w:abstractNumId w:val="52"/>
   </w:num>
   <w:num w:numId="40" w16cid:durableId="745810262">
-    <w:abstractNumId w:val="33"/>
+    <w:abstractNumId w:val="34"/>
   </w:num>
   <w:num w:numId="41" w16cid:durableId="614943237">
     <w:abstractNumId w:val="13"/>
   </w:num>
   <w:num w:numId="42" w16cid:durableId="549920154">
-    <w:abstractNumId w:val="50"/>
+    <w:abstractNumId w:val="53"/>
   </w:num>
   <w:num w:numId="43" w16cid:durableId="182861342">
-    <w:abstractNumId w:val="39"/>
+    <w:abstractNumId w:val="41"/>
   </w:num>
   <w:num w:numId="44" w16cid:durableId="1959796069">
-    <w:abstractNumId w:val="65"/>
+    <w:abstractNumId w:val="68"/>
   </w:num>
   <w:num w:numId="45" w16cid:durableId="1814979854">
-    <w:abstractNumId w:val="43"/>
+    <w:abstractNumId w:val="45"/>
   </w:num>
   <w:num w:numId="46" w16cid:durableId="443154987">
-    <w:abstractNumId w:val="20"/>
+    <w:abstractNumId w:val="21"/>
   </w:num>
   <w:num w:numId="47" w16cid:durableId="1897352345">
-    <w:abstractNumId w:val="54"/>
+    <w:abstractNumId w:val="57"/>
   </w:num>
   <w:num w:numId="48" w16cid:durableId="726952408">
-    <w:abstractNumId w:val="53"/>
+    <w:abstractNumId w:val="56"/>
   </w:num>
   <w:num w:numId="49" w16cid:durableId="285426070">
-    <w:abstractNumId w:val="55"/>
+    <w:abstractNumId w:val="58"/>
   </w:num>
   <w:num w:numId="50" w16cid:durableId="981154963">
-    <w:abstractNumId w:val="52"/>
+    <w:abstractNumId w:val="55"/>
   </w:num>
   <w:num w:numId="51" w16cid:durableId="505705173">
     <w:abstractNumId w:val="9"/>
@@ -40716,55 +43726,67 @@
     <w:abstractNumId w:val="11"/>
   </w:num>
   <w:num w:numId="54" w16cid:durableId="1207377051">
-    <w:abstractNumId w:val="34"/>
+    <w:abstractNumId w:val="35"/>
   </w:num>
   <w:num w:numId="55" w16cid:durableId="336881422">
     <w:abstractNumId w:val="0"/>
   </w:num>
   <w:num w:numId="56" w16cid:durableId="953630187">
-    <w:abstractNumId w:val="58"/>
+    <w:abstractNumId w:val="61"/>
   </w:num>
   <w:num w:numId="57" w16cid:durableId="501088929">
-    <w:abstractNumId w:val="22"/>
+    <w:abstractNumId w:val="23"/>
   </w:num>
   <w:num w:numId="58" w16cid:durableId="1936791281">
     <w:abstractNumId w:val="14"/>
   </w:num>
   <w:num w:numId="59" w16cid:durableId="815411764">
-    <w:abstractNumId w:val="28"/>
+    <w:abstractNumId w:val="29"/>
   </w:num>
   <w:num w:numId="60" w16cid:durableId="607740991">
-    <w:abstractNumId w:val="26"/>
+    <w:abstractNumId w:val="27"/>
   </w:num>
   <w:num w:numId="61" w16cid:durableId="204484613">
+    <w:abstractNumId w:val="69"/>
+  </w:num>
+  <w:num w:numId="62" w16cid:durableId="1018699311">
+    <w:abstractNumId w:val="25"/>
+  </w:num>
+  <w:num w:numId="63" w16cid:durableId="359740252">
+    <w:abstractNumId w:val="54"/>
+  </w:num>
+  <w:num w:numId="64" w16cid:durableId="61687259">
+    <w:abstractNumId w:val="40"/>
+  </w:num>
+  <w:num w:numId="65" w16cid:durableId="162597846">
+    <w:abstractNumId w:val="63"/>
+  </w:num>
+  <w:num w:numId="66" w16cid:durableId="136534882">
+    <w:abstractNumId w:val="48"/>
+  </w:num>
+  <w:num w:numId="67" w16cid:durableId="970674793">
+    <w:abstractNumId w:val="50"/>
+  </w:num>
+  <w:num w:numId="68" w16cid:durableId="2013725645">
+    <w:abstractNumId w:val="33"/>
+  </w:num>
+  <w:num w:numId="69" w16cid:durableId="2113940141">
     <w:abstractNumId w:val="66"/>
   </w:num>
-  <w:num w:numId="62" w16cid:durableId="1018699311">
-    <w:abstractNumId w:val="24"/>
+  <w:num w:numId="70" w16cid:durableId="1495679451">
+    <w:abstractNumId w:val="19"/>
   </w:num>
-  <w:num w:numId="63" w16cid:durableId="359740252">
-    <w:abstractNumId w:val="51"/>
+  <w:num w:numId="71" w16cid:durableId="1226837209">
+    <w:abstractNumId w:val="18"/>
   </w:num>
-  <w:num w:numId="64" w16cid:durableId="61687259">
-    <w:abstractNumId w:val="38"/>
+  <w:num w:numId="72" w16cid:durableId="153881816">
+    <w:abstractNumId w:val="73"/>
   </w:num>
-  <w:num w:numId="65" w16cid:durableId="162597846">
-    <w:abstractNumId w:val="60"/>
+  <w:num w:numId="73" w16cid:durableId="2068524370">
+    <w:abstractNumId w:val="37"/>
   </w:num>
-  <w:num w:numId="66" w16cid:durableId="136534882">
-    <w:abstractNumId w:val="45"/>
-  </w:num>
-  <w:num w:numId="67" w16cid:durableId="970674793">
+  <w:num w:numId="74" w16cid:durableId="1377468303">
     <w:abstractNumId w:val="47"/>
-  </w:num>
-  <w:num w:numId="68" w16cid:durableId="2013725645">
-    <w:abstractNumId w:val="32"/>
-  </w:num>
-  <w:num w:numId="69" w16cid:durableId="2113940141">
-    <w:abstractNumId w:val="63"/>
-  </w:num>
-  <w:num w:numId="70" w16cid:durableId="1495679451">
-    <w:abstractNumId w:val="18"/>
   </w:num>
   <w:numIdMacAtCleanup w:val="64"/>
 </w:numbering>

--- a/notes.docx
+++ b/notes.docx
@@ -32916,6 +32916,5666 @@
         </w:rPr>
       </w:pPr>
     </w:p>
+    <w:p>
+      <w:pPr>
+        <w:rPr>
+          <w:sz w:val="28"/>
+          <w:szCs w:val="28"/>
+        </w:rPr>
+      </w:pPr>
+    </w:p>
+    <w:p>
+      <w:pPr>
+        <w:rPr>
+          <w:b/>
+          <w:bCs/>
+          <w:color w:val="EE0000"/>
+          <w:sz w:val="36"/>
+          <w:szCs w:val="36"/>
+        </w:rPr>
+      </w:pPr>
+      <w:r>
+        <w:rPr>
+          <w:rFonts w:ascii="Segoe UI Emoji" w:hAnsi="Segoe UI Emoji" w:cs="Segoe UI Emoji"/>
+          <w:b/>
+          <w:bCs/>
+          <w:sz w:val="28"/>
+          <w:szCs w:val="28"/>
+        </w:rPr>
+        <w:t>📌</w:t>
+      </w:r>
+      <w:r>
+        <w:rPr>
+          <w:b/>
+          <w:bCs/>
+          <w:sz w:val="28"/>
+          <w:szCs w:val="28"/>
+        </w:rPr>
+        <w:t xml:space="preserve"> </w:t>
+      </w:r>
+      <w:r>
+        <w:rPr>
+          <w:b/>
+          <w:bCs/>
+          <w:color w:val="EE0000"/>
+          <w:sz w:val="36"/>
+          <w:szCs w:val="36"/>
+        </w:rPr>
+        <w:t xml:space="preserve">NOTES: for Loop &amp; </w:t>
+      </w:r>
+      <w:proofErr w:type="gramStart"/>
+      <w:r>
+        <w:rPr>
+          <w:b/>
+          <w:bCs/>
+          <w:color w:val="EE0000"/>
+          <w:sz w:val="36"/>
+          <w:szCs w:val="36"/>
+        </w:rPr>
+        <w:t>range(</w:t>
+      </w:r>
+      <w:proofErr w:type="gramEnd"/>
+      <w:r>
+        <w:rPr>
+          <w:b/>
+          <w:bCs/>
+          <w:color w:val="EE0000"/>
+          <w:sz w:val="36"/>
+          <w:szCs w:val="36"/>
+        </w:rPr>
+        <w:t>) Function in Python</w:t>
+      </w:r>
+    </w:p>
+    <w:p>
+      <w:pPr>
+        <w:rPr>
+          <w:b/>
+          <w:bCs/>
+          <w:sz w:val="28"/>
+          <w:szCs w:val="28"/>
+        </w:rPr>
+      </w:pPr>
+      <w:r>
+        <w:rPr>
+          <w:b/>
+          <w:bCs/>
+          <w:sz w:val="28"/>
+          <w:szCs w:val="28"/>
+        </w:rPr>
+        <w:t>1. How Python for Loop is Different from Other Languages</w:t>
+      </w:r>
+    </w:p>
+    <w:p>
+      <w:pPr>
+        <w:numPr>
+          <w:ilvl w:val="0"/>
+          <w:numId w:val="75"/>
+        </w:numPr>
+        <w:rPr>
+          <w:sz w:val="28"/>
+          <w:szCs w:val="28"/>
+        </w:rPr>
+      </w:pPr>
+      <w:r>
+        <w:rPr>
+          <w:b/>
+          <w:bCs/>
+          <w:sz w:val="28"/>
+          <w:szCs w:val="28"/>
+        </w:rPr>
+        <w:t>C / C++ / Java:</w:t>
+      </w:r>
+      <w:r>
+        <w:rPr>
+          <w:sz w:val="28"/>
+          <w:szCs w:val="28"/>
+        </w:rPr>
+        <w:t xml:space="preserve"> In languages </w:t>
+      </w:r>
+      <w:proofErr w:type="spellStart"/>
+      <w:r>
+        <w:rPr>
+          <w:sz w:val="28"/>
+          <w:szCs w:val="28"/>
+        </w:rPr>
+        <w:t>mein</w:t>
+      </w:r>
+      <w:proofErr w:type="spellEnd"/>
+      <w:r>
+        <w:rPr>
+          <w:sz w:val="28"/>
+          <w:szCs w:val="28"/>
+        </w:rPr>
+        <w:t xml:space="preserve"> for loop condition aur index increment par </w:t>
+      </w:r>
+      <w:proofErr w:type="spellStart"/>
+      <w:r>
+        <w:rPr>
+          <w:sz w:val="28"/>
+          <w:szCs w:val="28"/>
+        </w:rPr>
+        <w:t>kaam</w:t>
+      </w:r>
+      <w:proofErr w:type="spellEnd"/>
+      <w:r>
+        <w:rPr>
+          <w:sz w:val="28"/>
+          <w:szCs w:val="28"/>
+        </w:rPr>
+        <w:t xml:space="preserve"> </w:t>
+      </w:r>
+      <w:proofErr w:type="spellStart"/>
+      <w:r>
+        <w:rPr>
+          <w:sz w:val="28"/>
+          <w:szCs w:val="28"/>
+        </w:rPr>
+        <w:t>karta</w:t>
+      </w:r>
+      <w:proofErr w:type="spellEnd"/>
+      <w:r>
+        <w:rPr>
+          <w:sz w:val="28"/>
+          <w:szCs w:val="28"/>
+        </w:rPr>
+        <w:t xml:space="preserve"> </w:t>
+      </w:r>
+      <w:proofErr w:type="spellStart"/>
+      <w:r>
+        <w:rPr>
+          <w:sz w:val="28"/>
+          <w:szCs w:val="28"/>
+        </w:rPr>
+        <w:t>hai</w:t>
+      </w:r>
+      <w:proofErr w:type="spellEnd"/>
+      <w:r>
+        <w:rPr>
+          <w:sz w:val="28"/>
+          <w:szCs w:val="28"/>
+        </w:rPr>
+        <w:t>:</w:t>
+      </w:r>
+    </w:p>
+    <w:p>
+      <w:pPr>
+        <w:rPr>
+          <w:sz w:val="28"/>
+          <w:szCs w:val="28"/>
+        </w:rPr>
+      </w:pPr>
+      <w:r>
+        <w:rPr>
+          <w:sz w:val="28"/>
+          <w:szCs w:val="28"/>
+        </w:rPr>
+        <w:t xml:space="preserve">for (int </w:t>
+      </w:r>
+      <w:proofErr w:type="spellStart"/>
+      <w:r>
+        <w:rPr>
+          <w:sz w:val="28"/>
+          <w:szCs w:val="28"/>
+        </w:rPr>
+        <w:t>i</w:t>
+      </w:r>
+      <w:proofErr w:type="spellEnd"/>
+      <w:r>
+        <w:rPr>
+          <w:sz w:val="28"/>
+          <w:szCs w:val="28"/>
+        </w:rPr>
+        <w:t xml:space="preserve"> = 0; </w:t>
+      </w:r>
+      <w:proofErr w:type="spellStart"/>
+      <w:r>
+        <w:rPr>
+          <w:sz w:val="28"/>
+          <w:szCs w:val="28"/>
+        </w:rPr>
+        <w:t>i</w:t>
+      </w:r>
+      <w:proofErr w:type="spellEnd"/>
+      <w:r>
+        <w:rPr>
+          <w:sz w:val="28"/>
+          <w:szCs w:val="28"/>
+        </w:rPr>
+        <w:t xml:space="preserve"> &lt; 10; </w:t>
+      </w:r>
+      <w:proofErr w:type="spellStart"/>
+      <w:r>
+        <w:rPr>
+          <w:sz w:val="28"/>
+          <w:szCs w:val="28"/>
+        </w:rPr>
+        <w:t>i</w:t>
+      </w:r>
+      <w:proofErr w:type="spellEnd"/>
+      <w:r>
+        <w:rPr>
+          <w:sz w:val="28"/>
+          <w:szCs w:val="28"/>
+        </w:rPr>
+        <w:t>++)</w:t>
+      </w:r>
+    </w:p>
+    <w:p>
+      <w:pPr>
+        <w:numPr>
+          <w:ilvl w:val="0"/>
+          <w:numId w:val="75"/>
+        </w:numPr>
+        <w:rPr>
+          <w:sz w:val="28"/>
+          <w:szCs w:val="28"/>
+        </w:rPr>
+      </w:pPr>
+      <w:r>
+        <w:rPr>
+          <w:b/>
+          <w:bCs/>
+          <w:sz w:val="28"/>
+          <w:szCs w:val="28"/>
+        </w:rPr>
+        <w:t>Python:</w:t>
+      </w:r>
+      <w:r>
+        <w:rPr>
+          <w:sz w:val="28"/>
+          <w:szCs w:val="28"/>
+        </w:rPr>
+        <w:t xml:space="preserve"> Python ka for loop index-based </w:t>
+      </w:r>
+      <w:proofErr w:type="spellStart"/>
+      <w:r>
+        <w:rPr>
+          <w:sz w:val="28"/>
+          <w:szCs w:val="28"/>
+        </w:rPr>
+        <w:t>nahi</w:t>
+      </w:r>
+      <w:proofErr w:type="spellEnd"/>
+      <w:r>
+        <w:rPr>
+          <w:sz w:val="28"/>
+          <w:szCs w:val="28"/>
+        </w:rPr>
+        <w:t xml:space="preserve"> </w:t>
+      </w:r>
+      <w:proofErr w:type="spellStart"/>
+      <w:r>
+        <w:rPr>
+          <w:sz w:val="28"/>
+          <w:szCs w:val="28"/>
+        </w:rPr>
+        <w:t>balki</w:t>
+      </w:r>
+      <w:proofErr w:type="spellEnd"/>
+      <w:r>
+        <w:rPr>
+          <w:sz w:val="28"/>
+          <w:szCs w:val="28"/>
+        </w:rPr>
+        <w:t xml:space="preserve"> </w:t>
+      </w:r>
+      <w:proofErr w:type="spellStart"/>
+      <w:r>
+        <w:rPr>
+          <w:b/>
+          <w:bCs/>
+          <w:sz w:val="28"/>
+          <w:szCs w:val="28"/>
+        </w:rPr>
+        <w:t>Iterable</w:t>
+      </w:r>
+      <w:proofErr w:type="spellEnd"/>
+      <w:r>
+        <w:rPr>
+          <w:b/>
+          <w:bCs/>
+          <w:sz w:val="28"/>
+          <w:szCs w:val="28"/>
+        </w:rPr>
+        <w:t>-based / Sequence-based</w:t>
+      </w:r>
+      <w:r>
+        <w:rPr>
+          <w:sz w:val="28"/>
+          <w:szCs w:val="28"/>
+        </w:rPr>
+        <w:t xml:space="preserve"> </w:t>
+      </w:r>
+      <w:proofErr w:type="spellStart"/>
+      <w:r>
+        <w:rPr>
+          <w:sz w:val="28"/>
+          <w:szCs w:val="28"/>
+        </w:rPr>
+        <w:t>hota</w:t>
+      </w:r>
+      <w:proofErr w:type="spellEnd"/>
+      <w:r>
+        <w:rPr>
+          <w:sz w:val="28"/>
+          <w:szCs w:val="28"/>
+        </w:rPr>
+        <w:t xml:space="preserve"> </w:t>
+      </w:r>
+      <w:proofErr w:type="spellStart"/>
+      <w:r>
+        <w:rPr>
+          <w:sz w:val="28"/>
+          <w:szCs w:val="28"/>
+        </w:rPr>
+        <w:t>hai</w:t>
+      </w:r>
+      <w:proofErr w:type="spellEnd"/>
+      <w:r>
+        <w:rPr>
+          <w:sz w:val="28"/>
+          <w:szCs w:val="28"/>
+        </w:rPr>
+        <w:t xml:space="preserve">. Yeh </w:t>
+      </w:r>
+      <w:proofErr w:type="spellStart"/>
+      <w:r>
+        <w:rPr>
+          <w:sz w:val="28"/>
+          <w:szCs w:val="28"/>
+        </w:rPr>
+        <w:t>kisi</w:t>
+      </w:r>
+      <w:proofErr w:type="spellEnd"/>
+      <w:r>
+        <w:rPr>
+          <w:sz w:val="28"/>
+          <w:szCs w:val="28"/>
+        </w:rPr>
+        <w:t xml:space="preserve"> </w:t>
+      </w:r>
+      <w:proofErr w:type="spellStart"/>
+      <w:r>
+        <w:rPr>
+          <w:sz w:val="28"/>
+          <w:szCs w:val="28"/>
+        </w:rPr>
+        <w:t>bhi</w:t>
+      </w:r>
+      <w:proofErr w:type="spellEnd"/>
+      <w:r>
+        <w:rPr>
+          <w:sz w:val="28"/>
+          <w:szCs w:val="28"/>
+        </w:rPr>
+        <w:t xml:space="preserve"> sequence (Jaise String, List, Tuple, Set, </w:t>
+      </w:r>
+      <w:proofErr w:type="spellStart"/>
+      <w:r>
+        <w:rPr>
+          <w:sz w:val="28"/>
+          <w:szCs w:val="28"/>
+        </w:rPr>
+        <w:t>Dict</w:t>
+      </w:r>
+      <w:proofErr w:type="spellEnd"/>
+      <w:r>
+        <w:rPr>
+          <w:sz w:val="28"/>
+          <w:szCs w:val="28"/>
+        </w:rPr>
+        <w:t xml:space="preserve">) </w:t>
+      </w:r>
+      <w:proofErr w:type="spellStart"/>
+      <w:r>
+        <w:rPr>
+          <w:sz w:val="28"/>
+          <w:szCs w:val="28"/>
+        </w:rPr>
+        <w:t>ya</w:t>
+      </w:r>
+      <w:proofErr w:type="spellEnd"/>
+      <w:r>
+        <w:rPr>
+          <w:sz w:val="28"/>
+          <w:szCs w:val="28"/>
+        </w:rPr>
+        <w:t xml:space="preserve"> </w:t>
+      </w:r>
+      <w:proofErr w:type="gramStart"/>
+      <w:r>
+        <w:rPr>
+          <w:sz w:val="28"/>
+          <w:szCs w:val="28"/>
+        </w:rPr>
+        <w:t>range(</w:t>
+      </w:r>
+      <w:proofErr w:type="gramEnd"/>
+      <w:r>
+        <w:rPr>
+          <w:sz w:val="28"/>
+          <w:szCs w:val="28"/>
+        </w:rPr>
+        <w:t xml:space="preserve">) object </w:t>
+      </w:r>
+      <w:proofErr w:type="spellStart"/>
+      <w:r>
+        <w:rPr>
+          <w:sz w:val="28"/>
+          <w:szCs w:val="28"/>
+        </w:rPr>
+        <w:t>ke</w:t>
+      </w:r>
+      <w:proofErr w:type="spellEnd"/>
+      <w:r>
+        <w:rPr>
+          <w:sz w:val="28"/>
+          <w:szCs w:val="28"/>
+        </w:rPr>
+        <w:t xml:space="preserve"> ek-ek item par </w:t>
+      </w:r>
+      <w:r>
+        <w:rPr>
+          <w:b/>
+          <w:bCs/>
+          <w:sz w:val="28"/>
+          <w:szCs w:val="28"/>
+        </w:rPr>
+        <w:t>Iterate (Loop)</w:t>
+      </w:r>
+      <w:r>
+        <w:rPr>
+          <w:sz w:val="28"/>
+          <w:szCs w:val="28"/>
+        </w:rPr>
+        <w:t xml:space="preserve"> </w:t>
+      </w:r>
+      <w:proofErr w:type="spellStart"/>
+      <w:r>
+        <w:rPr>
+          <w:sz w:val="28"/>
+          <w:szCs w:val="28"/>
+        </w:rPr>
+        <w:t>karta</w:t>
+      </w:r>
+      <w:proofErr w:type="spellEnd"/>
+      <w:r>
+        <w:rPr>
+          <w:sz w:val="28"/>
+          <w:szCs w:val="28"/>
+        </w:rPr>
+        <w:t xml:space="preserve"> </w:t>
+      </w:r>
+      <w:proofErr w:type="spellStart"/>
+      <w:r>
+        <w:rPr>
+          <w:sz w:val="28"/>
+          <w:szCs w:val="28"/>
+        </w:rPr>
+        <w:t>hai</w:t>
+      </w:r>
+      <w:proofErr w:type="spellEnd"/>
+      <w:r>
+        <w:rPr>
+          <w:sz w:val="28"/>
+          <w:szCs w:val="28"/>
+        </w:rPr>
+        <w:t>.</w:t>
+      </w:r>
+    </w:p>
+    <w:p>
+      <w:pPr>
+        <w:rPr>
+          <w:sz w:val="28"/>
+          <w:szCs w:val="28"/>
+        </w:rPr>
+      </w:pPr>
+      <w:r>
+        <w:rPr>
+          <w:sz w:val="28"/>
+          <w:szCs w:val="28"/>
+        </w:rPr>
+        <w:t>Python</w:t>
+      </w:r>
+    </w:p>
+    <w:p>
+      <w:pPr>
+        <w:rPr>
+          <w:sz w:val="28"/>
+          <w:szCs w:val="28"/>
+        </w:rPr>
+      </w:pPr>
+      <w:r>
+        <w:rPr>
+          <w:sz w:val="28"/>
+          <w:szCs w:val="28"/>
+        </w:rPr>
+        <w:t># General Syntax in Python:</w:t>
+      </w:r>
+    </w:p>
+    <w:p>
+      <w:pPr>
+        <w:rPr>
+          <w:sz w:val="28"/>
+          <w:szCs w:val="28"/>
+        </w:rPr>
+      </w:pPr>
+      <w:r>
+        <w:rPr>
+          <w:sz w:val="28"/>
+          <w:szCs w:val="28"/>
+        </w:rPr>
+        <w:t>for item in sequence:</w:t>
+      </w:r>
+    </w:p>
+    <w:p>
+      <w:pPr>
+        <w:rPr>
+          <w:sz w:val="28"/>
+          <w:szCs w:val="28"/>
+        </w:rPr>
+      </w:pPr>
+      <w:r>
+        <w:rPr>
+          <w:sz w:val="28"/>
+          <w:szCs w:val="28"/>
+        </w:rPr>
+        <w:t xml:space="preserve">    # Code block to execute</w:t>
+      </w:r>
+    </w:p>
+    <w:p>
+      <w:pPr>
+        <w:rPr>
+          <w:b/>
+          <w:bCs/>
+          <w:sz w:val="28"/>
+          <w:szCs w:val="28"/>
+        </w:rPr>
+      </w:pPr>
+      <w:r>
+        <w:rPr>
+          <w:b/>
+          <w:bCs/>
+          <w:sz w:val="28"/>
+          <w:szCs w:val="28"/>
+        </w:rPr>
+        <w:t xml:space="preserve">2. The </w:t>
+      </w:r>
+      <w:proofErr w:type="gramStart"/>
+      <w:r>
+        <w:rPr>
+          <w:b/>
+          <w:bCs/>
+          <w:sz w:val="28"/>
+          <w:szCs w:val="28"/>
+        </w:rPr>
+        <w:t>range(</w:t>
+      </w:r>
+      <w:proofErr w:type="gramEnd"/>
+      <w:r>
+        <w:rPr>
+          <w:b/>
+          <w:bCs/>
+          <w:sz w:val="28"/>
+          <w:szCs w:val="28"/>
+        </w:rPr>
+        <w:t>) Function in Detail</w:t>
+      </w:r>
+    </w:p>
+    <w:p>
+      <w:pPr>
+        <w:rPr>
+          <w:sz w:val="28"/>
+          <w:szCs w:val="28"/>
+        </w:rPr>
+      </w:pPr>
+      <w:r>
+        <w:rPr>
+          <w:sz w:val="28"/>
+          <w:szCs w:val="28"/>
+        </w:rPr>
+        <w:t xml:space="preserve">Python </w:t>
+      </w:r>
+      <w:proofErr w:type="spellStart"/>
+      <w:r>
+        <w:rPr>
+          <w:sz w:val="28"/>
+          <w:szCs w:val="28"/>
+        </w:rPr>
+        <w:t>mein</w:t>
+      </w:r>
+      <w:proofErr w:type="spellEnd"/>
+      <w:r>
+        <w:rPr>
+          <w:sz w:val="28"/>
+          <w:szCs w:val="28"/>
+        </w:rPr>
+        <w:t xml:space="preserve"> specific number of times loop </w:t>
+      </w:r>
+      <w:proofErr w:type="spellStart"/>
+      <w:r>
+        <w:rPr>
+          <w:sz w:val="28"/>
+          <w:szCs w:val="28"/>
+        </w:rPr>
+        <w:t>chalane</w:t>
+      </w:r>
+      <w:proofErr w:type="spellEnd"/>
+      <w:r>
+        <w:rPr>
+          <w:sz w:val="28"/>
+          <w:szCs w:val="28"/>
+        </w:rPr>
+        <w:t xml:space="preserve"> </w:t>
+      </w:r>
+      <w:proofErr w:type="spellStart"/>
+      <w:r>
+        <w:rPr>
+          <w:sz w:val="28"/>
+          <w:szCs w:val="28"/>
+        </w:rPr>
+        <w:t>ke</w:t>
+      </w:r>
+      <w:proofErr w:type="spellEnd"/>
+      <w:r>
+        <w:rPr>
+          <w:sz w:val="28"/>
+          <w:szCs w:val="28"/>
+        </w:rPr>
+        <w:t xml:space="preserve"> </w:t>
+      </w:r>
+      <w:proofErr w:type="spellStart"/>
+      <w:r>
+        <w:rPr>
+          <w:sz w:val="28"/>
+          <w:szCs w:val="28"/>
+        </w:rPr>
+        <w:t>liye</w:t>
+      </w:r>
+      <w:proofErr w:type="spellEnd"/>
+      <w:r>
+        <w:rPr>
+          <w:sz w:val="28"/>
+          <w:szCs w:val="28"/>
+        </w:rPr>
+        <w:t xml:space="preserve"> built-in </w:t>
+      </w:r>
+      <w:proofErr w:type="gramStart"/>
+      <w:r>
+        <w:rPr>
+          <w:b/>
+          <w:bCs/>
+          <w:sz w:val="28"/>
+          <w:szCs w:val="28"/>
+        </w:rPr>
+        <w:t>range(</w:t>
+      </w:r>
+      <w:proofErr w:type="gramEnd"/>
+      <w:r>
+        <w:rPr>
+          <w:b/>
+          <w:bCs/>
+          <w:sz w:val="28"/>
+          <w:szCs w:val="28"/>
+        </w:rPr>
+        <w:t>)</w:t>
+      </w:r>
+      <w:r>
+        <w:rPr>
+          <w:sz w:val="28"/>
+          <w:szCs w:val="28"/>
+        </w:rPr>
+        <w:t xml:space="preserve"> function ka </w:t>
+      </w:r>
+      <w:proofErr w:type="gramStart"/>
+      <w:r>
+        <w:rPr>
+          <w:sz w:val="28"/>
+          <w:szCs w:val="28"/>
+        </w:rPr>
+        <w:t>use</w:t>
+      </w:r>
+      <w:proofErr w:type="gramEnd"/>
+      <w:r>
+        <w:rPr>
+          <w:sz w:val="28"/>
+          <w:szCs w:val="28"/>
+        </w:rPr>
+        <w:t xml:space="preserve"> </w:t>
+      </w:r>
+      <w:proofErr w:type="spellStart"/>
+      <w:r>
+        <w:rPr>
+          <w:sz w:val="28"/>
+          <w:szCs w:val="28"/>
+        </w:rPr>
+        <w:t>kiya</w:t>
+      </w:r>
+      <w:proofErr w:type="spellEnd"/>
+      <w:r>
+        <w:rPr>
+          <w:sz w:val="28"/>
+          <w:szCs w:val="28"/>
+        </w:rPr>
+        <w:t xml:space="preserve"> </w:t>
+      </w:r>
+      <w:proofErr w:type="spellStart"/>
+      <w:r>
+        <w:rPr>
+          <w:sz w:val="28"/>
+          <w:szCs w:val="28"/>
+        </w:rPr>
+        <w:t>jata</w:t>
+      </w:r>
+      <w:proofErr w:type="spellEnd"/>
+      <w:r>
+        <w:rPr>
+          <w:sz w:val="28"/>
+          <w:szCs w:val="28"/>
+        </w:rPr>
+        <w:t xml:space="preserve"> </w:t>
+      </w:r>
+      <w:proofErr w:type="spellStart"/>
+      <w:r>
+        <w:rPr>
+          <w:sz w:val="28"/>
+          <w:szCs w:val="28"/>
+        </w:rPr>
+        <w:t>hai</w:t>
+      </w:r>
+      <w:proofErr w:type="spellEnd"/>
+      <w:r>
+        <w:rPr>
+          <w:sz w:val="28"/>
+          <w:szCs w:val="28"/>
+        </w:rPr>
+        <w:t xml:space="preserve">. Yeh sequence of integers </w:t>
+      </w:r>
+      <w:proofErr w:type="gramStart"/>
+      <w:r>
+        <w:rPr>
+          <w:sz w:val="28"/>
+          <w:szCs w:val="28"/>
+        </w:rPr>
+        <w:t>generate</w:t>
+      </w:r>
+      <w:proofErr w:type="gramEnd"/>
+      <w:r>
+        <w:rPr>
+          <w:sz w:val="28"/>
+          <w:szCs w:val="28"/>
+        </w:rPr>
+        <w:t xml:space="preserve"> </w:t>
+      </w:r>
+      <w:proofErr w:type="spellStart"/>
+      <w:r>
+        <w:rPr>
+          <w:sz w:val="28"/>
+          <w:szCs w:val="28"/>
+        </w:rPr>
+        <w:t>karta</w:t>
+      </w:r>
+      <w:proofErr w:type="spellEnd"/>
+      <w:r>
+        <w:rPr>
+          <w:sz w:val="28"/>
+          <w:szCs w:val="28"/>
+        </w:rPr>
+        <w:t xml:space="preserve"> </w:t>
+      </w:r>
+      <w:proofErr w:type="spellStart"/>
+      <w:r>
+        <w:rPr>
+          <w:sz w:val="28"/>
+          <w:szCs w:val="28"/>
+        </w:rPr>
+        <w:t>hai</w:t>
+      </w:r>
+      <w:proofErr w:type="spellEnd"/>
+      <w:r>
+        <w:rPr>
+          <w:sz w:val="28"/>
+          <w:szCs w:val="28"/>
+        </w:rPr>
+        <w:t>.</w:t>
+      </w:r>
+    </w:p>
+    <w:p>
+      <w:pPr>
+        <w:rPr>
+          <w:b/>
+          <w:bCs/>
+          <w:sz w:val="28"/>
+          <w:szCs w:val="28"/>
+        </w:rPr>
+      </w:pPr>
+      <w:r>
+        <w:rPr>
+          <w:b/>
+          <w:bCs/>
+          <w:sz w:val="28"/>
+          <w:szCs w:val="28"/>
+        </w:rPr>
+        <w:t xml:space="preserve">Anatomy of </w:t>
+      </w:r>
+      <w:proofErr w:type="gramStart"/>
+      <w:r>
+        <w:rPr>
+          <w:b/>
+          <w:bCs/>
+          <w:sz w:val="28"/>
+          <w:szCs w:val="28"/>
+        </w:rPr>
+        <w:t>range(</w:t>
+      </w:r>
+      <w:proofErr w:type="gramEnd"/>
+      <w:r>
+        <w:rPr>
+          <w:b/>
+          <w:bCs/>
+          <w:sz w:val="28"/>
+          <w:szCs w:val="28"/>
+        </w:rPr>
+        <w:t>):</w:t>
+      </w:r>
+    </w:p>
+    <w:p>
+      <w:pPr>
+        <w:rPr>
+          <w:sz w:val="28"/>
+          <w:szCs w:val="28"/>
+        </w:rPr>
+      </w:pPr>
+      <w:r>
+        <w:rPr>
+          <w:sz w:val="28"/>
+          <w:szCs w:val="28"/>
+        </w:rPr>
+        <w:t>Python</w:t>
+      </w:r>
+    </w:p>
+    <w:p>
+      <w:pPr>
+        <w:rPr>
+          <w:sz w:val="28"/>
+          <w:szCs w:val="28"/>
+        </w:rPr>
+      </w:pPr>
+      <w:proofErr w:type="gramStart"/>
+      <w:r>
+        <w:rPr>
+          <w:sz w:val="28"/>
+          <w:szCs w:val="28"/>
+        </w:rPr>
+        <w:t>range(</w:t>
+      </w:r>
+      <w:proofErr w:type="gramEnd"/>
+      <w:r>
+        <w:rPr>
+          <w:sz w:val="28"/>
+          <w:szCs w:val="28"/>
+        </w:rPr>
+        <w:t>start, stop, step)</w:t>
+      </w:r>
+    </w:p>
+    <w:p>
+      <w:pPr>
+        <w:numPr>
+          <w:ilvl w:val="0"/>
+          <w:numId w:val="76"/>
+        </w:numPr>
+        <w:rPr>
+          <w:sz w:val="28"/>
+          <w:szCs w:val="28"/>
+        </w:rPr>
+      </w:pPr>
+      <w:r>
+        <w:rPr>
+          <w:b/>
+          <w:bCs/>
+          <w:sz w:val="28"/>
+          <w:szCs w:val="28"/>
+        </w:rPr>
+        <w:t>start (Optional):</w:t>
+      </w:r>
+      <w:r>
+        <w:rPr>
+          <w:sz w:val="28"/>
+          <w:szCs w:val="28"/>
+        </w:rPr>
+        <w:t xml:space="preserve"> Counter ki starting value (Default </w:t>
+      </w:r>
+      <m:oMath>
+        <m:r>
+          <w:rPr>
+            <w:rFonts w:ascii="Cambria Math" w:hAnsi="Cambria Math"/>
+            <w:sz w:val="28"/>
+            <w:szCs w:val="28"/>
+          </w:rPr>
+          <m:t>=0</m:t>
+        </m:r>
+      </m:oMath>
+      <w:r>
+        <w:rPr>
+          <w:sz w:val="28"/>
+          <w:szCs w:val="28"/>
+        </w:rPr>
+        <w:t xml:space="preserve">). </w:t>
+      </w:r>
+      <w:r>
+        <w:rPr>
+          <w:b/>
+          <w:bCs/>
+          <w:sz w:val="28"/>
+          <w:szCs w:val="28"/>
+        </w:rPr>
+        <w:t>[Inclusive]</w:t>
+      </w:r>
+    </w:p>
+    <w:p>
+      <w:pPr>
+        <w:numPr>
+          <w:ilvl w:val="0"/>
+          <w:numId w:val="76"/>
+        </w:numPr>
+        <w:rPr>
+          <w:sz w:val="28"/>
+          <w:szCs w:val="28"/>
+        </w:rPr>
+      </w:pPr>
+      <w:r>
+        <w:rPr>
+          <w:b/>
+          <w:bCs/>
+          <w:sz w:val="28"/>
+          <w:szCs w:val="28"/>
+        </w:rPr>
+        <w:lastRenderedPageBreak/>
+        <w:t>stop (Mandatory):</w:t>
+      </w:r>
+      <w:r>
+        <w:rPr>
+          <w:sz w:val="28"/>
+          <w:szCs w:val="28"/>
+        </w:rPr>
+        <w:t xml:space="preserve"> Jahan counter ko </w:t>
+      </w:r>
+      <w:proofErr w:type="spellStart"/>
+      <w:r>
+        <w:rPr>
+          <w:sz w:val="28"/>
+          <w:szCs w:val="28"/>
+        </w:rPr>
+        <w:t>rukna</w:t>
+      </w:r>
+      <w:proofErr w:type="spellEnd"/>
+      <w:r>
+        <w:rPr>
+          <w:sz w:val="28"/>
+          <w:szCs w:val="28"/>
+        </w:rPr>
+        <w:t xml:space="preserve"> </w:t>
+      </w:r>
+      <w:proofErr w:type="spellStart"/>
+      <w:r>
+        <w:rPr>
+          <w:sz w:val="28"/>
+          <w:szCs w:val="28"/>
+        </w:rPr>
+        <w:t>hai</w:t>
+      </w:r>
+      <w:proofErr w:type="spellEnd"/>
+      <w:r>
+        <w:rPr>
+          <w:sz w:val="28"/>
+          <w:szCs w:val="28"/>
+        </w:rPr>
+        <w:t xml:space="preserve">. </w:t>
+      </w:r>
+      <w:r>
+        <w:rPr>
+          <w:b/>
+          <w:bCs/>
+          <w:sz w:val="28"/>
+          <w:szCs w:val="28"/>
+        </w:rPr>
+        <w:t xml:space="preserve">[Exclusive — Stop value include </w:t>
+      </w:r>
+      <w:proofErr w:type="spellStart"/>
+      <w:r>
+        <w:rPr>
+          <w:b/>
+          <w:bCs/>
+          <w:sz w:val="28"/>
+          <w:szCs w:val="28"/>
+        </w:rPr>
+        <w:t>nahi</w:t>
+      </w:r>
+      <w:proofErr w:type="spellEnd"/>
+      <w:r>
+        <w:rPr>
+          <w:b/>
+          <w:bCs/>
+          <w:sz w:val="28"/>
+          <w:szCs w:val="28"/>
+        </w:rPr>
+        <w:t xml:space="preserve"> </w:t>
+      </w:r>
+      <w:proofErr w:type="spellStart"/>
+      <w:r>
+        <w:rPr>
+          <w:b/>
+          <w:bCs/>
+          <w:sz w:val="28"/>
+          <w:szCs w:val="28"/>
+        </w:rPr>
+        <w:t>hoti</w:t>
+      </w:r>
+      <w:proofErr w:type="spellEnd"/>
+      <w:r>
+        <w:rPr>
+          <w:b/>
+          <w:bCs/>
+          <w:sz w:val="28"/>
+          <w:szCs w:val="28"/>
+        </w:rPr>
+        <w:t>]</w:t>
+      </w:r>
+    </w:p>
+    <w:p>
+      <w:pPr>
+        <w:numPr>
+          <w:ilvl w:val="0"/>
+          <w:numId w:val="76"/>
+        </w:numPr>
+        <w:rPr>
+          <w:sz w:val="28"/>
+          <w:szCs w:val="28"/>
+        </w:rPr>
+      </w:pPr>
+      <w:r>
+        <w:rPr>
+          <w:b/>
+          <w:bCs/>
+          <w:sz w:val="28"/>
+          <w:szCs w:val="28"/>
+        </w:rPr>
+        <w:t>step (Optional):</w:t>
+      </w:r>
+      <w:r>
+        <w:rPr>
+          <w:sz w:val="28"/>
+          <w:szCs w:val="28"/>
+        </w:rPr>
+        <w:t xml:space="preserve"> Har iteration par </w:t>
+      </w:r>
+      <w:proofErr w:type="spellStart"/>
+      <w:r>
+        <w:rPr>
+          <w:sz w:val="28"/>
+          <w:szCs w:val="28"/>
+        </w:rPr>
+        <w:t>kitna</w:t>
+      </w:r>
+      <w:proofErr w:type="spellEnd"/>
+      <w:r>
+        <w:rPr>
+          <w:sz w:val="28"/>
+          <w:szCs w:val="28"/>
+        </w:rPr>
+        <w:t xml:space="preserve"> value </w:t>
+      </w:r>
+      <w:proofErr w:type="spellStart"/>
+      <w:r>
+        <w:rPr>
+          <w:sz w:val="28"/>
+          <w:szCs w:val="28"/>
+        </w:rPr>
+        <w:t>badhana</w:t>
+      </w:r>
+      <w:proofErr w:type="spellEnd"/>
+      <w:r>
+        <w:rPr>
+          <w:sz w:val="28"/>
+          <w:szCs w:val="28"/>
+        </w:rPr>
+        <w:t xml:space="preserve"> </w:t>
+      </w:r>
+      <w:proofErr w:type="spellStart"/>
+      <w:r>
+        <w:rPr>
+          <w:sz w:val="28"/>
+          <w:szCs w:val="28"/>
+        </w:rPr>
+        <w:t>ya</w:t>
+      </w:r>
+      <w:proofErr w:type="spellEnd"/>
+      <w:r>
+        <w:rPr>
+          <w:sz w:val="28"/>
+          <w:szCs w:val="28"/>
+        </w:rPr>
+        <w:t xml:space="preserve"> </w:t>
+      </w:r>
+      <w:proofErr w:type="spellStart"/>
+      <w:r>
+        <w:rPr>
+          <w:sz w:val="28"/>
+          <w:szCs w:val="28"/>
+        </w:rPr>
+        <w:t>ghatana</w:t>
+      </w:r>
+      <w:proofErr w:type="spellEnd"/>
+      <w:r>
+        <w:rPr>
+          <w:sz w:val="28"/>
+          <w:szCs w:val="28"/>
+        </w:rPr>
+        <w:t xml:space="preserve"> </w:t>
+      </w:r>
+      <w:proofErr w:type="spellStart"/>
+      <w:r>
+        <w:rPr>
+          <w:sz w:val="28"/>
+          <w:szCs w:val="28"/>
+        </w:rPr>
+        <w:t>hai</w:t>
+      </w:r>
+      <w:proofErr w:type="spellEnd"/>
+      <w:r>
+        <w:rPr>
+          <w:sz w:val="28"/>
+          <w:szCs w:val="28"/>
+        </w:rPr>
+        <w:t xml:space="preserve"> (Default </w:t>
+      </w:r>
+      <m:oMath>
+        <m:r>
+          <w:rPr>
+            <w:rFonts w:ascii="Cambria Math" w:hAnsi="Cambria Math"/>
+            <w:sz w:val="28"/>
+            <w:szCs w:val="28"/>
+          </w:rPr>
+          <m:t>=1</m:t>
+        </m:r>
+      </m:oMath>
+      <w:r>
+        <w:rPr>
+          <w:sz w:val="28"/>
+          <w:szCs w:val="28"/>
+        </w:rPr>
+        <w:t>).</w:t>
+      </w:r>
+    </w:p>
+    <w:p>
+      <w:pPr>
+        <w:rPr>
+          <w:b/>
+          <w:bCs/>
+          <w:sz w:val="28"/>
+          <w:szCs w:val="28"/>
+        </w:rPr>
+      </w:pPr>
+      <w:proofErr w:type="gramStart"/>
+      <w:r>
+        <w:rPr>
+          <w:b/>
+          <w:bCs/>
+          <w:sz w:val="28"/>
+          <w:szCs w:val="28"/>
+        </w:rPr>
+        <w:t>range(</w:t>
+      </w:r>
+      <w:proofErr w:type="gramEnd"/>
+      <w:r>
+        <w:rPr>
+          <w:b/>
+          <w:bCs/>
+          <w:sz w:val="28"/>
+          <w:szCs w:val="28"/>
+        </w:rPr>
+        <w:t>) Examples &amp; Variations:</w:t>
+      </w:r>
+    </w:p>
+    <w:p>
+      <w:pPr>
+        <w:rPr>
+          <w:b/>
+          <w:bCs/>
+          <w:sz w:val="28"/>
+          <w:szCs w:val="28"/>
+        </w:rPr>
+      </w:pPr>
+      <w:r>
+        <w:rPr>
+          <w:b/>
+          <w:bCs/>
+          <w:sz w:val="28"/>
+          <w:szCs w:val="28"/>
+        </w:rPr>
+        <w:t>A. Single Parameter range(stop)</w:t>
+      </w:r>
+    </w:p>
+    <w:p>
+      <w:pPr>
+        <w:rPr>
+          <w:sz w:val="28"/>
+          <w:szCs w:val="28"/>
+        </w:rPr>
+      </w:pPr>
+      <w:r>
+        <w:rPr>
+          <w:sz w:val="28"/>
+          <w:szCs w:val="28"/>
+        </w:rPr>
+        <w:t xml:space="preserve">Starting value automatically 0 </w:t>
+      </w:r>
+      <w:proofErr w:type="spellStart"/>
+      <w:r>
+        <w:rPr>
+          <w:sz w:val="28"/>
+          <w:szCs w:val="28"/>
+        </w:rPr>
+        <w:t>legi</w:t>
+      </w:r>
+      <w:proofErr w:type="spellEnd"/>
+      <w:r>
+        <w:rPr>
+          <w:sz w:val="28"/>
+          <w:szCs w:val="28"/>
+        </w:rPr>
+        <w:t xml:space="preserve"> aur stop - 1 </w:t>
+      </w:r>
+      <w:proofErr w:type="spellStart"/>
+      <w:r>
+        <w:rPr>
+          <w:sz w:val="28"/>
+          <w:szCs w:val="28"/>
+        </w:rPr>
+        <w:t>tak</w:t>
+      </w:r>
+      <w:proofErr w:type="spellEnd"/>
+      <w:r>
+        <w:rPr>
+          <w:sz w:val="28"/>
+          <w:szCs w:val="28"/>
+        </w:rPr>
+        <w:t xml:space="preserve"> </w:t>
+      </w:r>
+      <w:proofErr w:type="spellStart"/>
+      <w:r>
+        <w:rPr>
+          <w:sz w:val="28"/>
+          <w:szCs w:val="28"/>
+        </w:rPr>
+        <w:t>chalegi</w:t>
+      </w:r>
+      <w:proofErr w:type="spellEnd"/>
+      <w:r>
+        <w:rPr>
+          <w:sz w:val="28"/>
+          <w:szCs w:val="28"/>
+        </w:rPr>
+        <w:t>.</w:t>
+      </w:r>
+    </w:p>
+    <w:p>
+      <w:pPr>
+        <w:rPr>
+          <w:sz w:val="28"/>
+          <w:szCs w:val="28"/>
+        </w:rPr>
+      </w:pPr>
+      <w:r>
+        <w:rPr>
+          <w:sz w:val="28"/>
+          <w:szCs w:val="28"/>
+        </w:rPr>
+        <w:t>Python</w:t>
+      </w:r>
+    </w:p>
+    <w:p>
+      <w:pPr>
+        <w:rPr>
+          <w:sz w:val="28"/>
+          <w:szCs w:val="28"/>
+        </w:rPr>
+      </w:pPr>
+      <w:r>
+        <w:rPr>
+          <w:sz w:val="28"/>
+          <w:szCs w:val="28"/>
+        </w:rPr>
+        <w:t xml:space="preserve">for </w:t>
+      </w:r>
+      <w:proofErr w:type="spellStart"/>
+      <w:r>
+        <w:rPr>
+          <w:sz w:val="28"/>
+          <w:szCs w:val="28"/>
+        </w:rPr>
+        <w:t>i</w:t>
+      </w:r>
+      <w:proofErr w:type="spellEnd"/>
+      <w:r>
+        <w:rPr>
+          <w:sz w:val="28"/>
+          <w:szCs w:val="28"/>
+        </w:rPr>
+        <w:t xml:space="preserve"> in </w:t>
+      </w:r>
+      <w:proofErr w:type="gramStart"/>
+      <w:r>
+        <w:rPr>
+          <w:sz w:val="28"/>
+          <w:szCs w:val="28"/>
+        </w:rPr>
+        <w:t>range(</w:t>
+      </w:r>
+      <w:proofErr w:type="gramEnd"/>
+      <w:r>
+        <w:rPr>
+          <w:sz w:val="28"/>
+          <w:szCs w:val="28"/>
+        </w:rPr>
+        <w:t>5):</w:t>
+      </w:r>
+    </w:p>
+    <w:p>
+      <w:pPr>
+        <w:rPr>
+          <w:sz w:val="28"/>
+          <w:szCs w:val="28"/>
+        </w:rPr>
+      </w:pPr>
+      <w:r>
+        <w:rPr>
+          <w:sz w:val="28"/>
+          <w:szCs w:val="28"/>
+        </w:rPr>
+        <w:t xml:space="preserve">    </w:t>
+      </w:r>
+      <w:proofErr w:type="gramStart"/>
+      <w:r>
+        <w:rPr>
+          <w:sz w:val="28"/>
+          <w:szCs w:val="28"/>
+        </w:rPr>
+        <w:t>print(</w:t>
+      </w:r>
+      <w:proofErr w:type="spellStart"/>
+      <w:proofErr w:type="gramEnd"/>
+      <w:r>
+        <w:rPr>
+          <w:sz w:val="28"/>
+          <w:szCs w:val="28"/>
+        </w:rPr>
+        <w:t>i</w:t>
+      </w:r>
+      <w:proofErr w:type="spellEnd"/>
+      <w:r>
+        <w:rPr>
+          <w:sz w:val="28"/>
+          <w:szCs w:val="28"/>
+        </w:rPr>
+        <w:t>, end=" ")</w:t>
+      </w:r>
+    </w:p>
+    <w:p>
+      <w:pPr>
+        <w:rPr>
+          <w:sz w:val="28"/>
+          <w:szCs w:val="28"/>
+        </w:rPr>
+      </w:pPr>
+      <w:r>
+        <w:rPr>
+          <w:sz w:val="28"/>
+          <w:szCs w:val="28"/>
+        </w:rPr>
+        <w:t># Output: 0 1 2 3 4</w:t>
+      </w:r>
+    </w:p>
+    <w:p>
+      <w:pPr>
+        <w:rPr>
+          <w:b/>
+          <w:bCs/>
+          <w:sz w:val="28"/>
+          <w:szCs w:val="28"/>
+        </w:rPr>
+      </w:pPr>
+      <w:r>
+        <w:rPr>
+          <w:b/>
+          <w:bCs/>
+          <w:sz w:val="28"/>
+          <w:szCs w:val="28"/>
+        </w:rPr>
+        <w:t xml:space="preserve">B. Two Parameters </w:t>
+      </w:r>
+      <w:proofErr w:type="gramStart"/>
+      <w:r>
+        <w:rPr>
+          <w:b/>
+          <w:bCs/>
+          <w:sz w:val="28"/>
+          <w:szCs w:val="28"/>
+        </w:rPr>
+        <w:t>range(</w:t>
+      </w:r>
+      <w:proofErr w:type="gramEnd"/>
+      <w:r>
+        <w:rPr>
+          <w:b/>
+          <w:bCs/>
+          <w:sz w:val="28"/>
+          <w:szCs w:val="28"/>
+        </w:rPr>
+        <w:t>start, stop)</w:t>
+      </w:r>
+    </w:p>
+    <w:p>
+      <w:pPr>
+        <w:rPr>
+          <w:sz w:val="28"/>
+          <w:szCs w:val="28"/>
+        </w:rPr>
+      </w:pPr>
+      <w:r>
+        <w:rPr>
+          <w:sz w:val="28"/>
+          <w:szCs w:val="28"/>
+        </w:rPr>
+        <w:t xml:space="preserve">Explicitly starting aur stopping point specify </w:t>
+      </w:r>
+      <w:proofErr w:type="spellStart"/>
+      <w:r>
+        <w:rPr>
+          <w:sz w:val="28"/>
+          <w:szCs w:val="28"/>
+        </w:rPr>
+        <w:t>karta</w:t>
+      </w:r>
+      <w:proofErr w:type="spellEnd"/>
+      <w:r>
+        <w:rPr>
+          <w:sz w:val="28"/>
+          <w:szCs w:val="28"/>
+        </w:rPr>
+        <w:t xml:space="preserve"> </w:t>
+      </w:r>
+      <w:proofErr w:type="spellStart"/>
+      <w:r>
+        <w:rPr>
+          <w:sz w:val="28"/>
+          <w:szCs w:val="28"/>
+        </w:rPr>
+        <w:t>hai</w:t>
+      </w:r>
+      <w:proofErr w:type="spellEnd"/>
+      <w:r>
+        <w:rPr>
+          <w:sz w:val="28"/>
+          <w:szCs w:val="28"/>
+        </w:rPr>
+        <w:t>.</w:t>
+      </w:r>
+    </w:p>
+    <w:p>
+      <w:pPr>
+        <w:rPr>
+          <w:sz w:val="28"/>
+          <w:szCs w:val="28"/>
+        </w:rPr>
+      </w:pPr>
+      <w:r>
+        <w:rPr>
+          <w:sz w:val="28"/>
+          <w:szCs w:val="28"/>
+        </w:rPr>
+        <w:t>Python</w:t>
+      </w:r>
+    </w:p>
+    <w:p>
+      <w:pPr>
+        <w:rPr>
+          <w:sz w:val="28"/>
+          <w:szCs w:val="28"/>
+        </w:rPr>
+      </w:pPr>
+      <w:r>
+        <w:rPr>
+          <w:sz w:val="28"/>
+          <w:szCs w:val="28"/>
+        </w:rPr>
+        <w:t xml:space="preserve">for </w:t>
+      </w:r>
+      <w:proofErr w:type="spellStart"/>
+      <w:r>
+        <w:rPr>
+          <w:sz w:val="28"/>
+          <w:szCs w:val="28"/>
+        </w:rPr>
+        <w:t>i</w:t>
+      </w:r>
+      <w:proofErr w:type="spellEnd"/>
+      <w:r>
+        <w:rPr>
+          <w:sz w:val="28"/>
+          <w:szCs w:val="28"/>
+        </w:rPr>
+        <w:t xml:space="preserve"> in </w:t>
+      </w:r>
+      <w:proofErr w:type="gramStart"/>
+      <w:r>
+        <w:rPr>
+          <w:sz w:val="28"/>
+          <w:szCs w:val="28"/>
+        </w:rPr>
+        <w:t>range(</w:t>
+      </w:r>
+      <w:proofErr w:type="gramEnd"/>
+      <w:r>
+        <w:rPr>
+          <w:sz w:val="28"/>
+          <w:szCs w:val="28"/>
+        </w:rPr>
+        <w:t>1, 6):</w:t>
+      </w:r>
+    </w:p>
+    <w:p>
+      <w:pPr>
+        <w:rPr>
+          <w:sz w:val="28"/>
+          <w:szCs w:val="28"/>
+        </w:rPr>
+      </w:pPr>
+      <w:r>
+        <w:rPr>
+          <w:sz w:val="28"/>
+          <w:szCs w:val="28"/>
+        </w:rPr>
+        <w:t xml:space="preserve">    </w:t>
+      </w:r>
+      <w:proofErr w:type="gramStart"/>
+      <w:r>
+        <w:rPr>
+          <w:sz w:val="28"/>
+          <w:szCs w:val="28"/>
+        </w:rPr>
+        <w:t>print(</w:t>
+      </w:r>
+      <w:proofErr w:type="spellStart"/>
+      <w:proofErr w:type="gramEnd"/>
+      <w:r>
+        <w:rPr>
+          <w:sz w:val="28"/>
+          <w:szCs w:val="28"/>
+        </w:rPr>
+        <w:t>i</w:t>
+      </w:r>
+      <w:proofErr w:type="spellEnd"/>
+      <w:r>
+        <w:rPr>
+          <w:sz w:val="28"/>
+          <w:szCs w:val="28"/>
+        </w:rPr>
+        <w:t>, end=" ")</w:t>
+      </w:r>
+    </w:p>
+    <w:p>
+      <w:pPr>
+        <w:rPr>
+          <w:sz w:val="28"/>
+          <w:szCs w:val="28"/>
+        </w:rPr>
+      </w:pPr>
+      <w:r>
+        <w:rPr>
+          <w:sz w:val="28"/>
+          <w:szCs w:val="28"/>
+        </w:rPr>
+        <w:t># Output: 1 2 3 4 5</w:t>
+      </w:r>
+    </w:p>
+    <w:p>
+      <w:pPr>
+        <w:rPr>
+          <w:b/>
+          <w:bCs/>
+          <w:sz w:val="28"/>
+          <w:szCs w:val="28"/>
+        </w:rPr>
+      </w:pPr>
+      <w:r>
+        <w:rPr>
+          <w:b/>
+          <w:bCs/>
+          <w:sz w:val="28"/>
+          <w:szCs w:val="28"/>
+        </w:rPr>
+        <w:t xml:space="preserve">C. Three Parameters </w:t>
+      </w:r>
+      <w:proofErr w:type="gramStart"/>
+      <w:r>
+        <w:rPr>
+          <w:b/>
+          <w:bCs/>
+          <w:sz w:val="28"/>
+          <w:szCs w:val="28"/>
+        </w:rPr>
+        <w:t>range(</w:t>
+      </w:r>
+      <w:proofErr w:type="gramEnd"/>
+      <w:r>
+        <w:rPr>
+          <w:b/>
+          <w:bCs/>
+          <w:sz w:val="28"/>
+          <w:szCs w:val="28"/>
+        </w:rPr>
+        <w:t>start, stop, step)</w:t>
+      </w:r>
+    </w:p>
+    <w:p>
+      <w:pPr>
+        <w:rPr>
+          <w:sz w:val="28"/>
+          <w:szCs w:val="28"/>
+        </w:rPr>
+      </w:pPr>
+      <w:r>
+        <w:rPr>
+          <w:sz w:val="28"/>
+          <w:szCs w:val="28"/>
+        </w:rPr>
+        <w:t xml:space="preserve">Custom jump (step size) </w:t>
+      </w:r>
+      <w:proofErr w:type="gramStart"/>
+      <w:r>
+        <w:rPr>
+          <w:sz w:val="28"/>
+          <w:szCs w:val="28"/>
+        </w:rPr>
+        <w:t>specify</w:t>
+      </w:r>
+      <w:proofErr w:type="gramEnd"/>
+      <w:r>
+        <w:rPr>
+          <w:sz w:val="28"/>
+          <w:szCs w:val="28"/>
+        </w:rPr>
+        <w:t xml:space="preserve"> </w:t>
+      </w:r>
+      <w:proofErr w:type="spellStart"/>
+      <w:r>
+        <w:rPr>
+          <w:sz w:val="28"/>
+          <w:szCs w:val="28"/>
+        </w:rPr>
+        <w:t>karne</w:t>
+      </w:r>
+      <w:proofErr w:type="spellEnd"/>
+      <w:r>
+        <w:rPr>
+          <w:sz w:val="28"/>
+          <w:szCs w:val="28"/>
+        </w:rPr>
+        <w:t xml:space="preserve"> </w:t>
+      </w:r>
+      <w:proofErr w:type="spellStart"/>
+      <w:r>
+        <w:rPr>
+          <w:sz w:val="28"/>
+          <w:szCs w:val="28"/>
+        </w:rPr>
+        <w:t>ke</w:t>
+      </w:r>
+      <w:proofErr w:type="spellEnd"/>
+      <w:r>
+        <w:rPr>
+          <w:sz w:val="28"/>
+          <w:szCs w:val="28"/>
+        </w:rPr>
+        <w:t xml:space="preserve"> </w:t>
+      </w:r>
+      <w:proofErr w:type="spellStart"/>
+      <w:r>
+        <w:rPr>
+          <w:sz w:val="28"/>
+          <w:szCs w:val="28"/>
+        </w:rPr>
+        <w:t>liye</w:t>
+      </w:r>
+      <w:proofErr w:type="spellEnd"/>
+      <w:r>
+        <w:rPr>
+          <w:sz w:val="28"/>
+          <w:szCs w:val="28"/>
+        </w:rPr>
+        <w:t>.</w:t>
+      </w:r>
+    </w:p>
+    <w:p>
+      <w:pPr>
+        <w:rPr>
+          <w:sz w:val="28"/>
+          <w:szCs w:val="28"/>
+        </w:rPr>
+      </w:pPr>
+      <w:r>
+        <w:rPr>
+          <w:sz w:val="28"/>
+          <w:szCs w:val="28"/>
+        </w:rPr>
+        <w:t>Python</w:t>
+      </w:r>
+    </w:p>
+    <w:p>
+      <w:pPr>
+        <w:rPr>
+          <w:sz w:val="28"/>
+          <w:szCs w:val="28"/>
+        </w:rPr>
+      </w:pPr>
+      <w:r>
+        <w:rPr>
+          <w:sz w:val="28"/>
+          <w:szCs w:val="28"/>
+        </w:rPr>
+        <w:t># Print Odd numbers between 1 and 10</w:t>
+      </w:r>
+    </w:p>
+    <w:p>
+      <w:pPr>
+        <w:rPr>
+          <w:sz w:val="28"/>
+          <w:szCs w:val="28"/>
+        </w:rPr>
+      </w:pPr>
+      <w:r>
+        <w:rPr>
+          <w:sz w:val="28"/>
+          <w:szCs w:val="28"/>
+        </w:rPr>
+        <w:t xml:space="preserve">for </w:t>
+      </w:r>
+      <w:proofErr w:type="spellStart"/>
+      <w:r>
+        <w:rPr>
+          <w:sz w:val="28"/>
+          <w:szCs w:val="28"/>
+        </w:rPr>
+        <w:t>i</w:t>
+      </w:r>
+      <w:proofErr w:type="spellEnd"/>
+      <w:r>
+        <w:rPr>
+          <w:sz w:val="28"/>
+          <w:szCs w:val="28"/>
+        </w:rPr>
+        <w:t xml:space="preserve"> in </w:t>
+      </w:r>
+      <w:proofErr w:type="gramStart"/>
+      <w:r>
+        <w:rPr>
+          <w:sz w:val="28"/>
+          <w:szCs w:val="28"/>
+        </w:rPr>
+        <w:t>range(</w:t>
+      </w:r>
+      <w:proofErr w:type="gramEnd"/>
+      <w:r>
+        <w:rPr>
+          <w:sz w:val="28"/>
+          <w:szCs w:val="28"/>
+        </w:rPr>
+        <w:t>1, 10, 2):</w:t>
+      </w:r>
+    </w:p>
+    <w:p>
+      <w:pPr>
+        <w:rPr>
+          <w:sz w:val="28"/>
+          <w:szCs w:val="28"/>
+        </w:rPr>
+      </w:pPr>
+      <w:r>
+        <w:rPr>
+          <w:sz w:val="28"/>
+          <w:szCs w:val="28"/>
+        </w:rPr>
+        <w:t xml:space="preserve">    </w:t>
+      </w:r>
+      <w:proofErr w:type="gramStart"/>
+      <w:r>
+        <w:rPr>
+          <w:sz w:val="28"/>
+          <w:szCs w:val="28"/>
+        </w:rPr>
+        <w:t>print(</w:t>
+      </w:r>
+      <w:proofErr w:type="spellStart"/>
+      <w:proofErr w:type="gramEnd"/>
+      <w:r>
+        <w:rPr>
+          <w:sz w:val="28"/>
+          <w:szCs w:val="28"/>
+        </w:rPr>
+        <w:t>i</w:t>
+      </w:r>
+      <w:proofErr w:type="spellEnd"/>
+      <w:r>
+        <w:rPr>
+          <w:sz w:val="28"/>
+          <w:szCs w:val="28"/>
+        </w:rPr>
+        <w:t>, end=" ")</w:t>
+      </w:r>
+    </w:p>
+    <w:p>
+      <w:pPr>
+        <w:rPr>
+          <w:sz w:val="28"/>
+          <w:szCs w:val="28"/>
+        </w:rPr>
+      </w:pPr>
+      <w:r>
+        <w:rPr>
+          <w:sz w:val="28"/>
+          <w:szCs w:val="28"/>
+        </w:rPr>
+        <w:t># Output: 1 3 5 7 9</w:t>
+      </w:r>
+    </w:p>
+    <w:p>
+      <w:pPr>
+        <w:rPr>
+          <w:b/>
+          <w:bCs/>
+          <w:sz w:val="28"/>
+          <w:szCs w:val="28"/>
+        </w:rPr>
+      </w:pPr>
+      <w:r>
+        <w:rPr>
+          <w:b/>
+          <w:bCs/>
+          <w:sz w:val="28"/>
+          <w:szCs w:val="28"/>
+        </w:rPr>
+        <w:t>D. Negative Step (Reverse/Backward Counting)</w:t>
+      </w:r>
+    </w:p>
+    <w:p>
+      <w:pPr>
+        <w:rPr>
+          <w:sz w:val="28"/>
+          <w:szCs w:val="28"/>
+        </w:rPr>
+      </w:pPr>
+      <w:r>
+        <w:rPr>
+          <w:sz w:val="28"/>
+          <w:szCs w:val="28"/>
+        </w:rPr>
+        <w:t xml:space="preserve">Decrement </w:t>
+      </w:r>
+      <w:proofErr w:type="spellStart"/>
+      <w:r>
+        <w:rPr>
+          <w:sz w:val="28"/>
+          <w:szCs w:val="28"/>
+        </w:rPr>
+        <w:t>ke</w:t>
+      </w:r>
+      <w:proofErr w:type="spellEnd"/>
+      <w:r>
+        <w:rPr>
+          <w:sz w:val="28"/>
+          <w:szCs w:val="28"/>
+        </w:rPr>
+        <w:t xml:space="preserve"> </w:t>
+      </w:r>
+      <w:proofErr w:type="spellStart"/>
+      <w:r>
+        <w:rPr>
+          <w:sz w:val="28"/>
+          <w:szCs w:val="28"/>
+        </w:rPr>
+        <w:t>liye</w:t>
+      </w:r>
+      <w:proofErr w:type="spellEnd"/>
+      <w:r>
+        <w:rPr>
+          <w:sz w:val="28"/>
+          <w:szCs w:val="28"/>
+        </w:rPr>
+        <w:t xml:space="preserve"> start </w:t>
+      </w:r>
+      <w:proofErr w:type="spellStart"/>
+      <w:r>
+        <w:rPr>
+          <w:sz w:val="28"/>
+          <w:szCs w:val="28"/>
+        </w:rPr>
+        <w:t>bada</w:t>
+      </w:r>
+      <w:proofErr w:type="spellEnd"/>
+      <w:r>
+        <w:rPr>
+          <w:sz w:val="28"/>
+          <w:szCs w:val="28"/>
+        </w:rPr>
+        <w:t xml:space="preserve"> </w:t>
+      </w:r>
+      <w:proofErr w:type="spellStart"/>
+      <w:r>
+        <w:rPr>
+          <w:sz w:val="28"/>
+          <w:szCs w:val="28"/>
+        </w:rPr>
+        <w:t>hona</w:t>
+      </w:r>
+      <w:proofErr w:type="spellEnd"/>
+      <w:r>
+        <w:rPr>
+          <w:sz w:val="28"/>
+          <w:szCs w:val="28"/>
+        </w:rPr>
+        <w:t xml:space="preserve"> </w:t>
+      </w:r>
+      <w:proofErr w:type="spellStart"/>
+      <w:r>
+        <w:rPr>
+          <w:sz w:val="28"/>
+          <w:szCs w:val="28"/>
+        </w:rPr>
+        <w:t>chahiye</w:t>
+      </w:r>
+      <w:proofErr w:type="spellEnd"/>
+      <w:r>
+        <w:rPr>
+          <w:sz w:val="28"/>
+          <w:szCs w:val="28"/>
+        </w:rPr>
+        <w:t xml:space="preserve"> aur step negative.</w:t>
+      </w:r>
+    </w:p>
+    <w:p>
+      <w:pPr>
+        <w:rPr>
+          <w:sz w:val="28"/>
+          <w:szCs w:val="28"/>
+        </w:rPr>
+      </w:pPr>
+      <w:r>
+        <w:rPr>
+          <w:sz w:val="28"/>
+          <w:szCs w:val="28"/>
+        </w:rPr>
+        <w:t>Python</w:t>
+      </w:r>
+    </w:p>
+    <w:p>
+      <w:pPr>
+        <w:rPr>
+          <w:sz w:val="28"/>
+          <w:szCs w:val="28"/>
+        </w:rPr>
+      </w:pPr>
+      <w:r>
+        <w:rPr>
+          <w:sz w:val="28"/>
+          <w:szCs w:val="28"/>
+        </w:rPr>
+        <w:t xml:space="preserve">for </w:t>
+      </w:r>
+      <w:proofErr w:type="spellStart"/>
+      <w:r>
+        <w:rPr>
+          <w:sz w:val="28"/>
+          <w:szCs w:val="28"/>
+        </w:rPr>
+        <w:t>i</w:t>
+      </w:r>
+      <w:proofErr w:type="spellEnd"/>
+      <w:r>
+        <w:rPr>
+          <w:sz w:val="28"/>
+          <w:szCs w:val="28"/>
+        </w:rPr>
+        <w:t xml:space="preserve"> in </w:t>
+      </w:r>
+      <w:proofErr w:type="gramStart"/>
+      <w:r>
+        <w:rPr>
+          <w:sz w:val="28"/>
+          <w:szCs w:val="28"/>
+        </w:rPr>
+        <w:t>range(</w:t>
+      </w:r>
+      <w:proofErr w:type="gramEnd"/>
+      <w:r>
+        <w:rPr>
+          <w:sz w:val="28"/>
+          <w:szCs w:val="28"/>
+        </w:rPr>
+        <w:t>10, 0, -1):</w:t>
+      </w:r>
+    </w:p>
+    <w:p>
+      <w:pPr>
+        <w:rPr>
+          <w:sz w:val="28"/>
+          <w:szCs w:val="28"/>
+        </w:rPr>
+      </w:pPr>
+      <w:r>
+        <w:rPr>
+          <w:sz w:val="28"/>
+          <w:szCs w:val="28"/>
+        </w:rPr>
+        <w:t xml:space="preserve">    </w:t>
+      </w:r>
+      <w:proofErr w:type="gramStart"/>
+      <w:r>
+        <w:rPr>
+          <w:sz w:val="28"/>
+          <w:szCs w:val="28"/>
+        </w:rPr>
+        <w:t>print(</w:t>
+      </w:r>
+      <w:proofErr w:type="spellStart"/>
+      <w:proofErr w:type="gramEnd"/>
+      <w:r>
+        <w:rPr>
+          <w:sz w:val="28"/>
+          <w:szCs w:val="28"/>
+        </w:rPr>
+        <w:t>i</w:t>
+      </w:r>
+      <w:proofErr w:type="spellEnd"/>
+      <w:r>
+        <w:rPr>
+          <w:sz w:val="28"/>
+          <w:szCs w:val="28"/>
+        </w:rPr>
+        <w:t>, end=" ")</w:t>
+      </w:r>
+    </w:p>
+    <w:p>
+      <w:pPr>
+        <w:rPr>
+          <w:sz w:val="28"/>
+          <w:szCs w:val="28"/>
+        </w:rPr>
+      </w:pPr>
+      <w:r>
+        <w:rPr>
+          <w:sz w:val="28"/>
+          <w:szCs w:val="28"/>
+        </w:rPr>
+        <w:lastRenderedPageBreak/>
+        <w:t># Output: 10 9 8 7 6 5 4 3 2 1</w:t>
+      </w:r>
+    </w:p>
+    <w:p>
+      <w:pPr>
+        <w:rPr>
+          <w:b/>
+          <w:bCs/>
+          <w:sz w:val="28"/>
+          <w:szCs w:val="28"/>
+        </w:rPr>
+      </w:pPr>
+      <w:r>
+        <w:rPr>
+          <w:b/>
+          <w:bCs/>
+          <w:sz w:val="28"/>
+          <w:szCs w:val="28"/>
+        </w:rPr>
+        <w:t>3. Iterating Over Sequences (Strings, Lists, Tuples)</w:t>
+      </w:r>
+    </w:p>
+    <w:p>
+      <w:pPr>
+        <w:rPr>
+          <w:sz w:val="28"/>
+          <w:szCs w:val="28"/>
+        </w:rPr>
+      </w:pPr>
+      <w:proofErr w:type="spellStart"/>
+      <w:r>
+        <w:rPr>
+          <w:sz w:val="28"/>
+          <w:szCs w:val="28"/>
+        </w:rPr>
+        <w:t>Kyunki</w:t>
+      </w:r>
+      <w:proofErr w:type="spellEnd"/>
+      <w:r>
+        <w:rPr>
+          <w:sz w:val="28"/>
+          <w:szCs w:val="28"/>
+        </w:rPr>
+        <w:t xml:space="preserve"> Python ka for loop directly elements ko access </w:t>
+      </w:r>
+      <w:proofErr w:type="spellStart"/>
+      <w:r>
+        <w:rPr>
+          <w:sz w:val="28"/>
+          <w:szCs w:val="28"/>
+        </w:rPr>
+        <w:t>karta</w:t>
+      </w:r>
+      <w:proofErr w:type="spellEnd"/>
+      <w:r>
+        <w:rPr>
+          <w:sz w:val="28"/>
+          <w:szCs w:val="28"/>
+        </w:rPr>
+        <w:t xml:space="preserve"> </w:t>
+      </w:r>
+      <w:proofErr w:type="spellStart"/>
+      <w:r>
+        <w:rPr>
+          <w:sz w:val="28"/>
+          <w:szCs w:val="28"/>
+        </w:rPr>
+        <w:t>hai</w:t>
+      </w:r>
+      <w:proofErr w:type="spellEnd"/>
+      <w:r>
+        <w:rPr>
+          <w:sz w:val="28"/>
+          <w:szCs w:val="28"/>
+        </w:rPr>
+        <w:t xml:space="preserve">, </w:t>
+      </w:r>
+      <w:proofErr w:type="spellStart"/>
+      <w:r>
+        <w:rPr>
+          <w:sz w:val="28"/>
+          <w:szCs w:val="28"/>
+        </w:rPr>
+        <w:t>isiliye</w:t>
+      </w:r>
+      <w:proofErr w:type="spellEnd"/>
+      <w:r>
+        <w:rPr>
+          <w:sz w:val="28"/>
+          <w:szCs w:val="28"/>
+        </w:rPr>
+        <w:t xml:space="preserve"> sequences par loop </w:t>
+      </w:r>
+      <w:proofErr w:type="spellStart"/>
+      <w:r>
+        <w:rPr>
+          <w:sz w:val="28"/>
+          <w:szCs w:val="28"/>
+        </w:rPr>
+        <w:t>chalana</w:t>
+      </w:r>
+      <w:proofErr w:type="spellEnd"/>
+      <w:r>
+        <w:rPr>
+          <w:sz w:val="28"/>
+          <w:szCs w:val="28"/>
+        </w:rPr>
+        <w:t xml:space="preserve"> </w:t>
+      </w:r>
+      <w:proofErr w:type="spellStart"/>
+      <w:r>
+        <w:rPr>
+          <w:sz w:val="28"/>
+          <w:szCs w:val="28"/>
+        </w:rPr>
+        <w:t>bohot</w:t>
+      </w:r>
+      <w:proofErr w:type="spellEnd"/>
+      <w:r>
+        <w:rPr>
+          <w:sz w:val="28"/>
+          <w:szCs w:val="28"/>
+        </w:rPr>
+        <w:t xml:space="preserve"> clean </w:t>
+      </w:r>
+      <w:proofErr w:type="spellStart"/>
+      <w:r>
+        <w:rPr>
+          <w:sz w:val="28"/>
+          <w:szCs w:val="28"/>
+        </w:rPr>
+        <w:t>hota</w:t>
+      </w:r>
+      <w:proofErr w:type="spellEnd"/>
+      <w:r>
+        <w:rPr>
+          <w:sz w:val="28"/>
+          <w:szCs w:val="28"/>
+        </w:rPr>
+        <w:t xml:space="preserve"> </w:t>
+      </w:r>
+      <w:proofErr w:type="spellStart"/>
+      <w:r>
+        <w:rPr>
+          <w:sz w:val="28"/>
+          <w:szCs w:val="28"/>
+        </w:rPr>
+        <w:t>hai</w:t>
+      </w:r>
+      <w:proofErr w:type="spellEnd"/>
+      <w:r>
+        <w:rPr>
+          <w:sz w:val="28"/>
+          <w:szCs w:val="28"/>
+        </w:rPr>
+        <w:t>:</w:t>
+      </w:r>
+    </w:p>
+    <w:p>
+      <w:pPr>
+        <w:rPr>
+          <w:b/>
+          <w:bCs/>
+          <w:sz w:val="28"/>
+          <w:szCs w:val="28"/>
+        </w:rPr>
+      </w:pPr>
+      <w:r>
+        <w:rPr>
+          <w:b/>
+          <w:bCs/>
+          <w:sz w:val="28"/>
+          <w:szCs w:val="28"/>
+        </w:rPr>
+        <w:t>A. Iterating Over a String:</w:t>
+      </w:r>
+    </w:p>
+    <w:p>
+      <w:pPr>
+        <w:rPr>
+          <w:sz w:val="28"/>
+          <w:szCs w:val="28"/>
+        </w:rPr>
+      </w:pPr>
+      <w:r>
+        <w:rPr>
+          <w:sz w:val="28"/>
+          <w:szCs w:val="28"/>
+        </w:rPr>
+        <w:t>Python</w:t>
+      </w:r>
+    </w:p>
+    <w:p>
+      <w:pPr>
+        <w:rPr>
+          <w:sz w:val="28"/>
+          <w:szCs w:val="28"/>
+        </w:rPr>
+      </w:pPr>
+      <w:r>
+        <w:rPr>
+          <w:sz w:val="28"/>
+          <w:szCs w:val="28"/>
+        </w:rPr>
+        <w:t>for char in "Python":</w:t>
+      </w:r>
+    </w:p>
+    <w:p>
+      <w:pPr>
+        <w:rPr>
+          <w:sz w:val="28"/>
+          <w:szCs w:val="28"/>
+        </w:rPr>
+      </w:pPr>
+      <w:r>
+        <w:rPr>
+          <w:sz w:val="28"/>
+          <w:szCs w:val="28"/>
+        </w:rPr>
+        <w:t xml:space="preserve">    print(char)</w:t>
+      </w:r>
+    </w:p>
+    <w:p>
+      <w:pPr>
+        <w:rPr>
+          <w:sz w:val="28"/>
+          <w:szCs w:val="28"/>
+        </w:rPr>
+      </w:pPr>
+      <w:r>
+        <w:rPr>
+          <w:sz w:val="28"/>
+          <w:szCs w:val="28"/>
+        </w:rPr>
+        <w:t># Output: P, y, t, h, o, n (on separate lines)</w:t>
+      </w:r>
+    </w:p>
+    <w:p>
+      <w:pPr>
+        <w:rPr>
+          <w:b/>
+          <w:bCs/>
+          <w:sz w:val="28"/>
+          <w:szCs w:val="28"/>
+        </w:rPr>
+      </w:pPr>
+      <w:r>
+        <w:rPr>
+          <w:b/>
+          <w:bCs/>
+          <w:sz w:val="28"/>
+          <w:szCs w:val="28"/>
+        </w:rPr>
+        <w:t>B. Iterating Over a List:</w:t>
+      </w:r>
+    </w:p>
+    <w:p>
+      <w:pPr>
+        <w:rPr>
+          <w:sz w:val="28"/>
+          <w:szCs w:val="28"/>
+        </w:rPr>
+      </w:pPr>
+      <w:r>
+        <w:rPr>
+          <w:sz w:val="28"/>
+          <w:szCs w:val="28"/>
+        </w:rPr>
+        <w:t>Python</w:t>
+      </w:r>
+    </w:p>
+    <w:p>
+      <w:pPr>
+        <w:rPr>
+          <w:sz w:val="28"/>
+          <w:szCs w:val="28"/>
+        </w:rPr>
+      </w:pPr>
+      <w:r>
+        <w:rPr>
+          <w:sz w:val="28"/>
+          <w:szCs w:val="28"/>
+        </w:rPr>
+        <w:t>cities = ["Kolkata", "Delhi", "Mumbai"]</w:t>
+      </w:r>
+    </w:p>
+    <w:p>
+      <w:pPr>
+        <w:rPr>
+          <w:sz w:val="28"/>
+          <w:szCs w:val="28"/>
+        </w:rPr>
+      </w:pPr>
+      <w:r>
+        <w:rPr>
+          <w:sz w:val="28"/>
+          <w:szCs w:val="28"/>
+        </w:rPr>
+        <w:t>for city in cities:</w:t>
+      </w:r>
+    </w:p>
+    <w:p>
+      <w:pPr>
+        <w:rPr>
+          <w:sz w:val="28"/>
+          <w:szCs w:val="28"/>
+        </w:rPr>
+      </w:pPr>
+      <w:r>
+        <w:rPr>
+          <w:sz w:val="28"/>
+          <w:szCs w:val="28"/>
+        </w:rPr>
+        <w:t xml:space="preserve">    print(city)</w:t>
+      </w:r>
+    </w:p>
+    <w:p>
+      <w:pPr>
+        <w:rPr>
+          <w:sz w:val="28"/>
+          <w:szCs w:val="28"/>
+        </w:rPr>
+      </w:pPr>
+      <w:r>
+        <w:rPr>
+          <w:sz w:val="28"/>
+          <w:szCs w:val="28"/>
+        </w:rPr>
+        <w:t># Output: Kolkata, Delhi, Mumbai</w:t>
+      </w:r>
+    </w:p>
+    <w:p>
+      <w:pPr>
+        <w:rPr>
+          <w:b/>
+          <w:bCs/>
+          <w:sz w:val="28"/>
+          <w:szCs w:val="28"/>
+        </w:rPr>
+      </w:pPr>
+      <w:r>
+        <w:rPr>
+          <w:b/>
+          <w:bCs/>
+          <w:sz w:val="28"/>
+          <w:szCs w:val="28"/>
+        </w:rPr>
+        <w:t xml:space="preserve">4. while Loop vs for Loop — </w:t>
+      </w:r>
+      <w:proofErr w:type="spellStart"/>
+      <w:r>
+        <w:rPr>
+          <w:b/>
+          <w:bCs/>
+          <w:sz w:val="28"/>
+          <w:szCs w:val="28"/>
+        </w:rPr>
+        <w:t>Kab</w:t>
+      </w:r>
+      <w:proofErr w:type="spellEnd"/>
+      <w:r>
+        <w:rPr>
+          <w:b/>
+          <w:bCs/>
+          <w:sz w:val="28"/>
+          <w:szCs w:val="28"/>
+        </w:rPr>
+        <w:t xml:space="preserve"> Konsa Use </w:t>
+      </w:r>
+      <w:proofErr w:type="spellStart"/>
+      <w:r>
+        <w:rPr>
+          <w:b/>
+          <w:bCs/>
+          <w:sz w:val="28"/>
+          <w:szCs w:val="28"/>
+        </w:rPr>
+        <w:t>Karein</w:t>
+      </w:r>
+      <w:proofErr w:type="spellEnd"/>
+      <w:r>
+        <w:rPr>
+          <w:b/>
+          <w:bCs/>
+          <w:sz w:val="28"/>
+          <w:szCs w:val="28"/>
+        </w:rPr>
+        <w:t>?</w:t>
+      </w:r>
+    </w:p>
+    <w:tbl>
+      <w:tblPr>
+        <w:tblW w:w="0" w:type="auto"/>
+        <w:tblCellSpacing w:w="15" w:type="dxa"/>
+        <w:tblCellMar>
+          <w:top w:w="15" w:type="dxa"/>
+          <w:left w:w="15" w:type="dxa"/>
+          <w:bottom w:w="15" w:type="dxa"/>
+          <w:right w:w="15" w:type="dxa"/>
+        </w:tblCellMar>
+        <w:tblLook w:val="04A0" w:firstRow="1" w:lastRow="0" w:firstColumn="1" w:lastColumn="0" w:noHBand="0" w:noVBand="1"/>
+      </w:tblPr>
+      <w:tblGrid>
+        <w:gridCol w:w="2049"/>
+        <w:gridCol w:w="3473"/>
+        <w:gridCol w:w="3488"/>
+      </w:tblGrid>
+      <w:tr>
+        <w:trPr>
+          <w:tblHeader/>
+          <w:tblCellSpacing w:w="15" w:type="dxa"/>
+        </w:trPr>
+        <w:tc>
+          <w:tcPr>
+            <w:tcW w:w="0" w:type="auto"/>
+            <w:tcBorders>
+              <w:top w:val="single" w:sz="6" w:space="0" w:color="C4C7C5"/>
+              <w:left w:val="single" w:sz="6" w:space="0" w:color="C4C7C5"/>
+              <w:bottom w:val="single" w:sz="6" w:space="0" w:color="C4C7C5"/>
+              <w:right w:val="single" w:sz="6" w:space="0" w:color="C4C7C5"/>
+            </w:tcBorders>
+            <w:tcMar>
+              <w:top w:w="120" w:type="dxa"/>
+              <w:left w:w="180" w:type="dxa"/>
+              <w:bottom w:w="120" w:type="dxa"/>
+              <w:right w:w="180" w:type="dxa"/>
+            </w:tcMar>
+            <w:vAlign w:val="center"/>
+            <w:hideMark/>
+          </w:tcPr>
+          <w:p>
+            <w:pPr>
+              <w:rPr>
+                <w:sz w:val="28"/>
+                <w:szCs w:val="28"/>
+              </w:rPr>
+            </w:pPr>
+            <w:r>
+              <w:rPr>
+                <w:b/>
+                <w:bCs/>
+                <w:sz w:val="28"/>
+                <w:szCs w:val="28"/>
+              </w:rPr>
+              <w:t>Feature</w:t>
+            </w:r>
+          </w:p>
+        </w:tc>
+        <w:tc>
+          <w:tcPr>
+            <w:tcW w:w="0" w:type="auto"/>
+            <w:tcBorders>
+              <w:top w:val="single" w:sz="6" w:space="0" w:color="C4C7C5"/>
+              <w:left w:val="single" w:sz="6" w:space="0" w:color="C4C7C5"/>
+              <w:bottom w:val="single" w:sz="6" w:space="0" w:color="C4C7C5"/>
+              <w:right w:val="single" w:sz="6" w:space="0" w:color="C4C7C5"/>
+            </w:tcBorders>
+            <w:tcMar>
+              <w:top w:w="120" w:type="dxa"/>
+              <w:left w:w="180" w:type="dxa"/>
+              <w:bottom w:w="120" w:type="dxa"/>
+              <w:right w:w="180" w:type="dxa"/>
+            </w:tcMar>
+            <w:vAlign w:val="center"/>
+            <w:hideMark/>
+          </w:tcPr>
+          <w:p>
+            <w:pPr>
+              <w:rPr>
+                <w:sz w:val="28"/>
+                <w:szCs w:val="28"/>
+              </w:rPr>
+            </w:pPr>
+            <w:r>
+              <w:rPr>
+                <w:b/>
+                <w:bCs/>
+                <w:sz w:val="28"/>
+                <w:szCs w:val="28"/>
+              </w:rPr>
+              <w:t>for Loop</w:t>
+            </w:r>
+          </w:p>
+        </w:tc>
+        <w:tc>
+          <w:tcPr>
+            <w:tcW w:w="0" w:type="auto"/>
+            <w:tcBorders>
+              <w:top w:val="single" w:sz="6" w:space="0" w:color="C4C7C5"/>
+              <w:left w:val="single" w:sz="6" w:space="0" w:color="C4C7C5"/>
+              <w:bottom w:val="single" w:sz="6" w:space="0" w:color="C4C7C5"/>
+              <w:right w:val="single" w:sz="6" w:space="0" w:color="C4C7C5"/>
+            </w:tcBorders>
+            <w:tcMar>
+              <w:top w:w="120" w:type="dxa"/>
+              <w:left w:w="180" w:type="dxa"/>
+              <w:bottom w:w="120" w:type="dxa"/>
+              <w:right w:w="180" w:type="dxa"/>
+            </w:tcMar>
+            <w:vAlign w:val="center"/>
+            <w:hideMark/>
+          </w:tcPr>
+          <w:p>
+            <w:pPr>
+              <w:rPr>
+                <w:sz w:val="28"/>
+                <w:szCs w:val="28"/>
+              </w:rPr>
+            </w:pPr>
+            <w:r>
+              <w:rPr>
+                <w:b/>
+                <w:bCs/>
+                <w:sz w:val="28"/>
+                <w:szCs w:val="28"/>
+              </w:rPr>
+              <w:t>while Loop</w:t>
+            </w:r>
+          </w:p>
+        </w:tc>
+      </w:tr>
+      <w:tr>
+        <w:trPr>
+          <w:tblCellSpacing w:w="15" w:type="dxa"/>
+        </w:trPr>
+        <w:tc>
+          <w:tcPr>
+            <w:tcW w:w="0" w:type="auto"/>
+            <w:tcBorders>
+              <w:top w:val="single" w:sz="6" w:space="0" w:color="C4C7C5"/>
+              <w:left w:val="single" w:sz="6" w:space="0" w:color="C4C7C5"/>
+              <w:bottom w:val="single" w:sz="6" w:space="0" w:color="C4C7C5"/>
+              <w:right w:val="single" w:sz="6" w:space="0" w:color="C4C7C5"/>
+            </w:tcBorders>
+            <w:tcMar>
+              <w:top w:w="120" w:type="dxa"/>
+              <w:left w:w="180" w:type="dxa"/>
+              <w:bottom w:w="120" w:type="dxa"/>
+              <w:right w:w="180" w:type="dxa"/>
+            </w:tcMar>
+            <w:vAlign w:val="center"/>
+            <w:hideMark/>
+          </w:tcPr>
+          <w:p>
+            <w:pPr>
+              <w:rPr>
+                <w:sz w:val="28"/>
+                <w:szCs w:val="28"/>
+              </w:rPr>
+            </w:pPr>
+            <w:r>
+              <w:rPr>
+                <w:b/>
+                <w:bCs/>
+                <w:sz w:val="28"/>
+                <w:szCs w:val="28"/>
+              </w:rPr>
+              <w:t>Primary Use Case</w:t>
+            </w:r>
+          </w:p>
+        </w:tc>
+        <w:tc>
+          <w:tcPr>
+            <w:tcW w:w="0" w:type="auto"/>
+            <w:tcBorders>
+              <w:top w:val="single" w:sz="6" w:space="0" w:color="C4C7C5"/>
+              <w:left w:val="single" w:sz="6" w:space="0" w:color="C4C7C5"/>
+              <w:bottom w:val="single" w:sz="6" w:space="0" w:color="C4C7C5"/>
+              <w:right w:val="single" w:sz="6" w:space="0" w:color="C4C7C5"/>
+            </w:tcBorders>
+            <w:tcMar>
+              <w:top w:w="120" w:type="dxa"/>
+              <w:left w:w="180" w:type="dxa"/>
+              <w:bottom w:w="120" w:type="dxa"/>
+              <w:right w:w="180" w:type="dxa"/>
+            </w:tcMar>
+            <w:vAlign w:val="center"/>
+            <w:hideMark/>
+          </w:tcPr>
+          <w:p>
+            <w:pPr>
+              <w:rPr>
+                <w:sz w:val="28"/>
+                <w:szCs w:val="28"/>
+              </w:rPr>
+            </w:pPr>
+            <w:r>
+              <w:rPr>
+                <w:sz w:val="28"/>
+                <w:szCs w:val="28"/>
+              </w:rPr>
+              <w:t xml:space="preserve">Jab </w:t>
+            </w:r>
+            <w:r>
+              <w:rPr>
+                <w:b/>
+                <w:bCs/>
+                <w:sz w:val="28"/>
+                <w:szCs w:val="28"/>
+              </w:rPr>
+              <w:t xml:space="preserve">iterations/length </w:t>
+            </w:r>
+            <w:proofErr w:type="spellStart"/>
+            <w:r>
+              <w:rPr>
+                <w:b/>
+                <w:bCs/>
+                <w:sz w:val="28"/>
+                <w:szCs w:val="28"/>
+              </w:rPr>
+              <w:t>pehle</w:t>
+            </w:r>
+            <w:proofErr w:type="spellEnd"/>
+            <w:r>
+              <w:rPr>
+                <w:b/>
+                <w:bCs/>
+                <w:sz w:val="28"/>
+                <w:szCs w:val="28"/>
+              </w:rPr>
+              <w:t xml:space="preserve"> se pata </w:t>
+            </w:r>
+            <w:proofErr w:type="spellStart"/>
+            <w:r>
+              <w:rPr>
+                <w:b/>
+                <w:bCs/>
+                <w:sz w:val="28"/>
+                <w:szCs w:val="28"/>
+              </w:rPr>
+              <w:t>ho</w:t>
+            </w:r>
+            <w:proofErr w:type="spellEnd"/>
+            <w:r>
+              <w:rPr>
+                <w:sz w:val="28"/>
+                <w:szCs w:val="28"/>
+              </w:rPr>
+              <w:t xml:space="preserve"> (Definite Iteration).</w:t>
+            </w:r>
+          </w:p>
+        </w:tc>
+        <w:tc>
+          <w:tcPr>
+            <w:tcW w:w="0" w:type="auto"/>
+            <w:tcBorders>
+              <w:top w:val="single" w:sz="6" w:space="0" w:color="C4C7C5"/>
+              <w:left w:val="single" w:sz="6" w:space="0" w:color="C4C7C5"/>
+              <w:bottom w:val="single" w:sz="6" w:space="0" w:color="C4C7C5"/>
+              <w:right w:val="single" w:sz="6" w:space="0" w:color="C4C7C5"/>
+            </w:tcBorders>
+            <w:tcMar>
+              <w:top w:w="120" w:type="dxa"/>
+              <w:left w:w="180" w:type="dxa"/>
+              <w:bottom w:w="120" w:type="dxa"/>
+              <w:right w:w="180" w:type="dxa"/>
+            </w:tcMar>
+            <w:vAlign w:val="center"/>
+            <w:hideMark/>
+          </w:tcPr>
+          <w:p>
+            <w:pPr>
+              <w:rPr>
+                <w:sz w:val="28"/>
+                <w:szCs w:val="28"/>
+              </w:rPr>
+            </w:pPr>
+            <w:r>
+              <w:rPr>
+                <w:sz w:val="28"/>
+                <w:szCs w:val="28"/>
+              </w:rPr>
+              <w:t xml:space="preserve">Jab </w:t>
+            </w:r>
+            <w:r>
+              <w:rPr>
+                <w:b/>
+                <w:bCs/>
+                <w:sz w:val="28"/>
+                <w:szCs w:val="28"/>
+              </w:rPr>
+              <w:t xml:space="preserve">iterations </w:t>
+            </w:r>
+            <w:proofErr w:type="spellStart"/>
+            <w:r>
+              <w:rPr>
+                <w:b/>
+                <w:bCs/>
+                <w:sz w:val="28"/>
+                <w:szCs w:val="28"/>
+              </w:rPr>
+              <w:t>pehle</w:t>
+            </w:r>
+            <w:proofErr w:type="spellEnd"/>
+            <w:r>
+              <w:rPr>
+                <w:b/>
+                <w:bCs/>
+                <w:sz w:val="28"/>
+                <w:szCs w:val="28"/>
+              </w:rPr>
+              <w:t xml:space="preserve"> se pata NA </w:t>
+            </w:r>
+            <w:proofErr w:type="spellStart"/>
+            <w:r>
+              <w:rPr>
+                <w:b/>
+                <w:bCs/>
+                <w:sz w:val="28"/>
+                <w:szCs w:val="28"/>
+              </w:rPr>
+              <w:t>ho</w:t>
+            </w:r>
+            <w:proofErr w:type="spellEnd"/>
+            <w:r>
+              <w:rPr>
+                <w:sz w:val="28"/>
+                <w:szCs w:val="28"/>
+              </w:rPr>
+              <w:t xml:space="preserve">, </w:t>
+            </w:r>
+            <w:proofErr w:type="spellStart"/>
+            <w:r>
+              <w:rPr>
+                <w:sz w:val="28"/>
+                <w:szCs w:val="28"/>
+              </w:rPr>
+              <w:t>sirf</w:t>
+            </w:r>
+            <w:proofErr w:type="spellEnd"/>
+            <w:r>
+              <w:rPr>
+                <w:sz w:val="28"/>
+                <w:szCs w:val="28"/>
+              </w:rPr>
+              <w:t xml:space="preserve"> condition pata </w:t>
+            </w:r>
+            <w:proofErr w:type="spellStart"/>
+            <w:r>
+              <w:rPr>
+                <w:sz w:val="28"/>
+                <w:szCs w:val="28"/>
+              </w:rPr>
+              <w:t>ho</w:t>
+            </w:r>
+            <w:proofErr w:type="spellEnd"/>
+            <w:r>
+              <w:rPr>
+                <w:sz w:val="28"/>
+                <w:szCs w:val="28"/>
+              </w:rPr>
+              <w:t xml:space="preserve"> (Indefinite Iteration).</w:t>
+            </w:r>
+          </w:p>
+        </w:tc>
+      </w:tr>
+      <w:tr>
+        <w:trPr>
+          <w:tblCellSpacing w:w="15" w:type="dxa"/>
+        </w:trPr>
+        <w:tc>
+          <w:tcPr>
+            <w:tcW w:w="0" w:type="auto"/>
+            <w:tcBorders>
+              <w:top w:val="single" w:sz="6" w:space="0" w:color="C4C7C5"/>
+              <w:left w:val="single" w:sz="6" w:space="0" w:color="C4C7C5"/>
+              <w:bottom w:val="single" w:sz="6" w:space="0" w:color="C4C7C5"/>
+              <w:right w:val="single" w:sz="6" w:space="0" w:color="C4C7C5"/>
+            </w:tcBorders>
+            <w:tcMar>
+              <w:top w:w="120" w:type="dxa"/>
+              <w:left w:w="180" w:type="dxa"/>
+              <w:bottom w:w="120" w:type="dxa"/>
+              <w:right w:w="180" w:type="dxa"/>
+            </w:tcMar>
+            <w:vAlign w:val="center"/>
+            <w:hideMark/>
+          </w:tcPr>
+          <w:p>
+            <w:pPr>
+              <w:rPr>
+                <w:sz w:val="28"/>
+                <w:szCs w:val="28"/>
+              </w:rPr>
+            </w:pPr>
+            <w:r>
+              <w:rPr>
+                <w:b/>
+                <w:bCs/>
+                <w:sz w:val="28"/>
+                <w:szCs w:val="28"/>
+              </w:rPr>
+              <w:t>Examples</w:t>
+            </w:r>
+          </w:p>
+        </w:tc>
+        <w:tc>
+          <w:tcPr>
+            <w:tcW w:w="0" w:type="auto"/>
+            <w:tcBorders>
+              <w:top w:val="single" w:sz="6" w:space="0" w:color="C4C7C5"/>
+              <w:left w:val="single" w:sz="6" w:space="0" w:color="C4C7C5"/>
+              <w:bottom w:val="single" w:sz="6" w:space="0" w:color="C4C7C5"/>
+              <w:right w:val="single" w:sz="6" w:space="0" w:color="C4C7C5"/>
+            </w:tcBorders>
+            <w:tcMar>
+              <w:top w:w="120" w:type="dxa"/>
+              <w:left w:w="180" w:type="dxa"/>
+              <w:bottom w:w="120" w:type="dxa"/>
+              <w:right w:w="180" w:type="dxa"/>
+            </w:tcMar>
+            <w:vAlign w:val="center"/>
+            <w:hideMark/>
+          </w:tcPr>
+          <w:p>
+            <w:pPr>
+              <w:rPr>
+                <w:sz w:val="28"/>
+                <w:szCs w:val="28"/>
+              </w:rPr>
+            </w:pPr>
+            <w:r>
+              <w:rPr>
+                <w:sz w:val="28"/>
+                <w:szCs w:val="28"/>
+              </w:rPr>
+              <w:t xml:space="preserve">Array/List traverse </w:t>
+            </w:r>
+            <w:proofErr w:type="spellStart"/>
+            <w:r>
+              <w:rPr>
+                <w:sz w:val="28"/>
+                <w:szCs w:val="28"/>
+              </w:rPr>
+              <w:t>karna</w:t>
+            </w:r>
+            <w:proofErr w:type="spellEnd"/>
+            <w:r>
+              <w:rPr>
+                <w:sz w:val="28"/>
+                <w:szCs w:val="28"/>
+              </w:rPr>
+              <w:t xml:space="preserve">, fixed 10 times </w:t>
+            </w:r>
+            <w:proofErr w:type="spellStart"/>
+            <w:r>
+              <w:rPr>
+                <w:sz w:val="28"/>
+                <w:szCs w:val="28"/>
+              </w:rPr>
+              <w:t>chalana</w:t>
+            </w:r>
+            <w:proofErr w:type="spellEnd"/>
+            <w:r>
+              <w:rPr>
+                <w:sz w:val="28"/>
+                <w:szCs w:val="28"/>
+              </w:rPr>
+              <w:t>.</w:t>
+            </w:r>
+          </w:p>
+        </w:tc>
+        <w:tc>
+          <w:tcPr>
+            <w:tcW w:w="0" w:type="auto"/>
+            <w:tcBorders>
+              <w:top w:val="single" w:sz="6" w:space="0" w:color="C4C7C5"/>
+              <w:left w:val="single" w:sz="6" w:space="0" w:color="C4C7C5"/>
+              <w:bottom w:val="single" w:sz="6" w:space="0" w:color="C4C7C5"/>
+              <w:right w:val="single" w:sz="6" w:space="0" w:color="C4C7C5"/>
+            </w:tcBorders>
+            <w:tcMar>
+              <w:top w:w="120" w:type="dxa"/>
+              <w:left w:w="180" w:type="dxa"/>
+              <w:bottom w:w="120" w:type="dxa"/>
+              <w:right w:w="180" w:type="dxa"/>
+            </w:tcMar>
+            <w:vAlign w:val="center"/>
+            <w:hideMark/>
+          </w:tcPr>
+          <w:p>
+            <w:pPr>
+              <w:rPr>
+                <w:sz w:val="28"/>
+                <w:szCs w:val="28"/>
+              </w:rPr>
+            </w:pPr>
+            <w:r>
+              <w:rPr>
+                <w:sz w:val="28"/>
+                <w:szCs w:val="28"/>
+              </w:rPr>
+              <w:t xml:space="preserve">User guessing game, Database connection </w:t>
+            </w:r>
+            <w:proofErr w:type="gramStart"/>
+            <w:r>
+              <w:rPr>
+                <w:sz w:val="28"/>
+                <w:szCs w:val="28"/>
+              </w:rPr>
+              <w:t>retry</w:t>
+            </w:r>
+            <w:proofErr w:type="gramEnd"/>
+            <w:r>
+              <w:rPr>
+                <w:sz w:val="28"/>
+                <w:szCs w:val="28"/>
+              </w:rPr>
+              <w:t xml:space="preserve"> until success.</w:t>
+            </w:r>
+          </w:p>
+        </w:tc>
+      </w:tr>
+      <w:tr>
+        <w:trPr>
+          <w:tblCellSpacing w:w="15" w:type="dxa"/>
+        </w:trPr>
+        <w:tc>
+          <w:tcPr>
+            <w:tcW w:w="0" w:type="auto"/>
+            <w:tcBorders>
+              <w:top w:val="single" w:sz="6" w:space="0" w:color="C4C7C5"/>
+              <w:left w:val="single" w:sz="6" w:space="0" w:color="C4C7C5"/>
+              <w:bottom w:val="single" w:sz="6" w:space="0" w:color="C4C7C5"/>
+              <w:right w:val="single" w:sz="6" w:space="0" w:color="C4C7C5"/>
+            </w:tcBorders>
+            <w:tcMar>
+              <w:top w:w="120" w:type="dxa"/>
+              <w:left w:w="180" w:type="dxa"/>
+              <w:bottom w:w="120" w:type="dxa"/>
+              <w:right w:w="180" w:type="dxa"/>
+            </w:tcMar>
+            <w:vAlign w:val="center"/>
+            <w:hideMark/>
+          </w:tcPr>
+          <w:p>
+            <w:pPr>
+              <w:rPr>
+                <w:sz w:val="28"/>
+                <w:szCs w:val="28"/>
+              </w:rPr>
+            </w:pPr>
+            <w:r>
+              <w:rPr>
+                <w:b/>
+                <w:bCs/>
+                <w:sz w:val="28"/>
+                <w:szCs w:val="28"/>
+              </w:rPr>
+              <w:t>Termination</w:t>
+            </w:r>
+          </w:p>
+        </w:tc>
+        <w:tc>
+          <w:tcPr>
+            <w:tcW w:w="0" w:type="auto"/>
+            <w:tcBorders>
+              <w:top w:val="single" w:sz="6" w:space="0" w:color="C4C7C5"/>
+              <w:left w:val="single" w:sz="6" w:space="0" w:color="C4C7C5"/>
+              <w:bottom w:val="single" w:sz="6" w:space="0" w:color="C4C7C5"/>
+              <w:right w:val="single" w:sz="6" w:space="0" w:color="C4C7C5"/>
+            </w:tcBorders>
+            <w:tcMar>
+              <w:top w:w="120" w:type="dxa"/>
+              <w:left w:w="180" w:type="dxa"/>
+              <w:bottom w:w="120" w:type="dxa"/>
+              <w:right w:w="180" w:type="dxa"/>
+            </w:tcMar>
+            <w:vAlign w:val="center"/>
+            <w:hideMark/>
+          </w:tcPr>
+          <w:p>
+            <w:pPr>
+              <w:rPr>
+                <w:sz w:val="28"/>
+                <w:szCs w:val="28"/>
+              </w:rPr>
+            </w:pPr>
+            <w:r>
+              <w:rPr>
+                <w:sz w:val="28"/>
+                <w:szCs w:val="28"/>
+              </w:rPr>
+              <w:t xml:space="preserve">Sequence </w:t>
+            </w:r>
+            <w:proofErr w:type="spellStart"/>
+            <w:r>
+              <w:rPr>
+                <w:sz w:val="28"/>
+                <w:szCs w:val="28"/>
+              </w:rPr>
+              <w:t>ke</w:t>
+            </w:r>
+            <w:proofErr w:type="spellEnd"/>
+            <w:r>
+              <w:rPr>
+                <w:sz w:val="28"/>
+                <w:szCs w:val="28"/>
+              </w:rPr>
+              <w:t xml:space="preserve"> khatam </w:t>
+            </w:r>
+            <w:proofErr w:type="spellStart"/>
+            <w:r>
+              <w:rPr>
+                <w:sz w:val="28"/>
+                <w:szCs w:val="28"/>
+              </w:rPr>
+              <w:t>hote</w:t>
+            </w:r>
+            <w:proofErr w:type="spellEnd"/>
+            <w:r>
+              <w:rPr>
+                <w:sz w:val="28"/>
+                <w:szCs w:val="28"/>
+              </w:rPr>
+              <w:t xml:space="preserve"> hi auto-stop.</w:t>
+            </w:r>
+          </w:p>
+        </w:tc>
+        <w:tc>
+          <w:tcPr>
+            <w:tcW w:w="0" w:type="auto"/>
+            <w:tcBorders>
+              <w:top w:val="single" w:sz="6" w:space="0" w:color="C4C7C5"/>
+              <w:left w:val="single" w:sz="6" w:space="0" w:color="C4C7C5"/>
+              <w:bottom w:val="single" w:sz="6" w:space="0" w:color="C4C7C5"/>
+              <w:right w:val="single" w:sz="6" w:space="0" w:color="C4C7C5"/>
+            </w:tcBorders>
+            <w:tcMar>
+              <w:top w:w="120" w:type="dxa"/>
+              <w:left w:w="180" w:type="dxa"/>
+              <w:bottom w:w="120" w:type="dxa"/>
+              <w:right w:w="180" w:type="dxa"/>
+            </w:tcMar>
+            <w:vAlign w:val="center"/>
+            <w:hideMark/>
+          </w:tcPr>
+          <w:p>
+            <w:pPr>
+              <w:rPr>
+                <w:sz w:val="28"/>
+                <w:szCs w:val="28"/>
+              </w:rPr>
+            </w:pPr>
+            <w:r>
+              <w:rPr>
+                <w:sz w:val="28"/>
+                <w:szCs w:val="28"/>
+              </w:rPr>
+              <w:t xml:space="preserve">Jab condition False </w:t>
+            </w:r>
+            <w:proofErr w:type="spellStart"/>
+            <w:r>
+              <w:rPr>
+                <w:sz w:val="28"/>
+                <w:szCs w:val="28"/>
+              </w:rPr>
+              <w:t>ho</w:t>
+            </w:r>
+            <w:proofErr w:type="spellEnd"/>
+            <w:r>
+              <w:rPr>
+                <w:sz w:val="28"/>
+                <w:szCs w:val="28"/>
+              </w:rPr>
+              <w:t xml:space="preserve"> </w:t>
+            </w:r>
+            <w:proofErr w:type="spellStart"/>
+            <w:r>
+              <w:rPr>
+                <w:sz w:val="28"/>
+                <w:szCs w:val="28"/>
+              </w:rPr>
+              <w:t>jaaye</w:t>
+            </w:r>
+            <w:proofErr w:type="spellEnd"/>
+            <w:r>
+              <w:rPr>
+                <w:sz w:val="28"/>
+                <w:szCs w:val="28"/>
+              </w:rPr>
+              <w:t xml:space="preserve"> tab stop.</w:t>
+            </w:r>
+          </w:p>
+        </w:tc>
+      </w:tr>
+      <w:tr>
+        <w:trPr>
+          <w:tblCellSpacing w:w="15" w:type="dxa"/>
+        </w:trPr>
+        <w:tc>
+          <w:tcPr>
+            <w:tcW w:w="0" w:type="auto"/>
+            <w:tcBorders>
+              <w:top w:val="single" w:sz="6" w:space="0" w:color="C4C7C5"/>
+              <w:left w:val="single" w:sz="6" w:space="0" w:color="C4C7C5"/>
+              <w:bottom w:val="single" w:sz="6" w:space="0" w:color="C4C7C5"/>
+              <w:right w:val="single" w:sz="6" w:space="0" w:color="C4C7C5"/>
+            </w:tcBorders>
+            <w:tcMar>
+              <w:top w:w="120" w:type="dxa"/>
+              <w:left w:w="180" w:type="dxa"/>
+              <w:bottom w:w="120" w:type="dxa"/>
+              <w:right w:w="180" w:type="dxa"/>
+            </w:tcMar>
+            <w:vAlign w:val="center"/>
+            <w:hideMark/>
+          </w:tcPr>
+          <w:p>
+            <w:pPr>
+              <w:rPr>
+                <w:sz w:val="28"/>
+                <w:szCs w:val="28"/>
+              </w:rPr>
+            </w:pPr>
+            <w:r>
+              <w:rPr>
+                <w:b/>
+                <w:bCs/>
+                <w:sz w:val="28"/>
+                <w:szCs w:val="28"/>
+              </w:rPr>
+              <w:lastRenderedPageBreak/>
+              <w:t>Risk of Infinite Loop</w:t>
+            </w:r>
+          </w:p>
+        </w:tc>
+        <w:tc>
+          <w:tcPr>
+            <w:tcW w:w="0" w:type="auto"/>
+            <w:tcBorders>
+              <w:top w:val="single" w:sz="6" w:space="0" w:color="C4C7C5"/>
+              <w:left w:val="single" w:sz="6" w:space="0" w:color="C4C7C5"/>
+              <w:bottom w:val="single" w:sz="6" w:space="0" w:color="C4C7C5"/>
+              <w:right w:val="single" w:sz="6" w:space="0" w:color="C4C7C5"/>
+            </w:tcBorders>
+            <w:tcMar>
+              <w:top w:w="120" w:type="dxa"/>
+              <w:left w:w="180" w:type="dxa"/>
+              <w:bottom w:w="120" w:type="dxa"/>
+              <w:right w:w="180" w:type="dxa"/>
+            </w:tcMar>
+            <w:vAlign w:val="center"/>
+            <w:hideMark/>
+          </w:tcPr>
+          <w:p>
+            <w:pPr>
+              <w:rPr>
+                <w:sz w:val="28"/>
+                <w:szCs w:val="28"/>
+              </w:rPr>
+            </w:pPr>
+            <w:r>
+              <w:rPr>
+                <w:sz w:val="28"/>
+                <w:szCs w:val="28"/>
+              </w:rPr>
+              <w:t>Almost Zero (</w:t>
+            </w:r>
+            <w:proofErr w:type="spellStart"/>
+            <w:r>
+              <w:rPr>
+                <w:sz w:val="28"/>
+                <w:szCs w:val="28"/>
+              </w:rPr>
+              <w:t>Kyunki</w:t>
+            </w:r>
+            <w:proofErr w:type="spellEnd"/>
+            <w:r>
+              <w:rPr>
+                <w:sz w:val="28"/>
+                <w:szCs w:val="28"/>
+              </w:rPr>
+              <w:t xml:space="preserve"> sequence finite </w:t>
+            </w:r>
+            <w:proofErr w:type="spellStart"/>
+            <w:r>
+              <w:rPr>
+                <w:sz w:val="28"/>
+                <w:szCs w:val="28"/>
+              </w:rPr>
+              <w:t>hota</w:t>
+            </w:r>
+            <w:proofErr w:type="spellEnd"/>
+            <w:r>
+              <w:rPr>
+                <w:sz w:val="28"/>
+                <w:szCs w:val="28"/>
+              </w:rPr>
+              <w:t xml:space="preserve"> </w:t>
+            </w:r>
+            <w:proofErr w:type="spellStart"/>
+            <w:r>
+              <w:rPr>
+                <w:sz w:val="28"/>
+                <w:szCs w:val="28"/>
+              </w:rPr>
+              <w:t>hai</w:t>
+            </w:r>
+            <w:proofErr w:type="spellEnd"/>
+            <w:r>
+              <w:rPr>
+                <w:sz w:val="28"/>
+                <w:szCs w:val="28"/>
+              </w:rPr>
+              <w:t>).</w:t>
+            </w:r>
+          </w:p>
+        </w:tc>
+        <w:tc>
+          <w:tcPr>
+            <w:tcW w:w="0" w:type="auto"/>
+            <w:tcBorders>
+              <w:top w:val="single" w:sz="6" w:space="0" w:color="C4C7C5"/>
+              <w:left w:val="single" w:sz="6" w:space="0" w:color="C4C7C5"/>
+              <w:bottom w:val="single" w:sz="6" w:space="0" w:color="C4C7C5"/>
+              <w:right w:val="single" w:sz="6" w:space="0" w:color="C4C7C5"/>
+            </w:tcBorders>
+            <w:tcMar>
+              <w:top w:w="120" w:type="dxa"/>
+              <w:left w:w="180" w:type="dxa"/>
+              <w:bottom w:w="120" w:type="dxa"/>
+              <w:right w:w="180" w:type="dxa"/>
+            </w:tcMar>
+            <w:vAlign w:val="center"/>
+            <w:hideMark/>
+          </w:tcPr>
+          <w:p>
+            <w:pPr>
+              <w:rPr>
+                <w:sz w:val="28"/>
+                <w:szCs w:val="28"/>
+              </w:rPr>
+            </w:pPr>
+            <w:r>
+              <w:rPr>
+                <w:sz w:val="28"/>
+                <w:szCs w:val="28"/>
+              </w:rPr>
+              <w:t xml:space="preserve">High (Agar </w:t>
+            </w:r>
+            <w:proofErr w:type="spellStart"/>
+            <w:r>
+              <w:rPr>
+                <w:sz w:val="28"/>
+                <w:szCs w:val="28"/>
+              </w:rPr>
+              <w:t>updation</w:t>
+            </w:r>
+            <w:proofErr w:type="spellEnd"/>
+            <w:r>
+              <w:rPr>
+                <w:sz w:val="28"/>
+                <w:szCs w:val="28"/>
+              </w:rPr>
+              <w:t xml:space="preserve"> </w:t>
+            </w:r>
+            <w:proofErr w:type="spellStart"/>
+            <w:r>
+              <w:rPr>
+                <w:sz w:val="28"/>
+                <w:szCs w:val="28"/>
+              </w:rPr>
+              <w:t>i</w:t>
+            </w:r>
+            <w:proofErr w:type="spellEnd"/>
+            <w:r>
+              <w:rPr>
+                <w:sz w:val="28"/>
+                <w:szCs w:val="28"/>
+              </w:rPr>
+              <w:t xml:space="preserve"> += 1 miss </w:t>
+            </w:r>
+            <w:proofErr w:type="spellStart"/>
+            <w:r>
+              <w:rPr>
+                <w:sz w:val="28"/>
+                <w:szCs w:val="28"/>
+              </w:rPr>
+              <w:t>ho</w:t>
+            </w:r>
+            <w:proofErr w:type="spellEnd"/>
+            <w:r>
+              <w:rPr>
+                <w:sz w:val="28"/>
+                <w:szCs w:val="28"/>
+              </w:rPr>
+              <w:t xml:space="preserve"> </w:t>
+            </w:r>
+            <w:proofErr w:type="spellStart"/>
+            <w:r>
+              <w:rPr>
+                <w:sz w:val="28"/>
+                <w:szCs w:val="28"/>
+              </w:rPr>
+              <w:t>jaaye</w:t>
+            </w:r>
+            <w:proofErr w:type="spellEnd"/>
+            <w:r>
+              <w:rPr>
+                <w:sz w:val="28"/>
+                <w:szCs w:val="28"/>
+              </w:rPr>
+              <w:t>).</w:t>
+            </w:r>
+          </w:p>
+        </w:tc>
+      </w:tr>
+    </w:tbl>
+    <w:p>
+      <w:pPr>
+        <w:rPr>
+          <w:b/>
+          <w:bCs/>
+          <w:sz w:val="28"/>
+          <w:szCs w:val="28"/>
+        </w:rPr>
+      </w:pPr>
+      <w:r>
+        <w:rPr>
+          <w:b/>
+          <w:bCs/>
+          <w:sz w:val="28"/>
+          <w:szCs w:val="28"/>
+        </w:rPr>
+        <w:t xml:space="preserve">5. Additional &amp; Critical Concepts (Self-Added Knowledge </w:t>
+      </w:r>
+      <w:r>
+        <w:rPr>
+          <w:rFonts w:ascii="Segoe UI Emoji" w:hAnsi="Segoe UI Emoji" w:cs="Segoe UI Emoji"/>
+          <w:b/>
+          <w:bCs/>
+          <w:sz w:val="28"/>
+          <w:szCs w:val="28"/>
+        </w:rPr>
+        <w:t>⭐</w:t>
+      </w:r>
+      <w:r>
+        <w:rPr>
+          <w:b/>
+          <w:bCs/>
+          <w:sz w:val="28"/>
+          <w:szCs w:val="28"/>
+        </w:rPr>
+        <w:t>)</w:t>
+      </w:r>
+    </w:p>
+    <w:p>
+      <w:pPr>
+        <w:rPr>
+          <w:b/>
+          <w:bCs/>
+          <w:sz w:val="28"/>
+          <w:szCs w:val="28"/>
+        </w:rPr>
+      </w:pPr>
+      <w:r>
+        <w:rPr>
+          <w:b/>
+          <w:bCs/>
+          <w:sz w:val="28"/>
+          <w:szCs w:val="28"/>
+        </w:rPr>
+        <w:t xml:space="preserve">A. Lazy Evaluation of </w:t>
+      </w:r>
+      <w:proofErr w:type="gramStart"/>
+      <w:r>
+        <w:rPr>
+          <w:b/>
+          <w:bCs/>
+          <w:sz w:val="28"/>
+          <w:szCs w:val="28"/>
+        </w:rPr>
+        <w:t>range(</w:t>
+      </w:r>
+      <w:proofErr w:type="gramEnd"/>
+      <w:r>
+        <w:rPr>
+          <w:b/>
+          <w:bCs/>
+          <w:sz w:val="28"/>
+          <w:szCs w:val="28"/>
+        </w:rPr>
+        <w:t>) (Memory Efficiency)</w:t>
+      </w:r>
+    </w:p>
+    <w:p>
+      <w:pPr>
+        <w:rPr>
+          <w:sz w:val="28"/>
+          <w:szCs w:val="28"/>
+        </w:rPr>
+      </w:pPr>
+      <w:r>
+        <w:rPr>
+          <w:sz w:val="28"/>
+          <w:szCs w:val="28"/>
+        </w:rPr>
+        <w:t xml:space="preserve">Python 3 </w:t>
+      </w:r>
+      <w:proofErr w:type="spellStart"/>
+      <w:r>
+        <w:rPr>
+          <w:sz w:val="28"/>
+          <w:szCs w:val="28"/>
+        </w:rPr>
+        <w:t>mein</w:t>
+      </w:r>
+      <w:proofErr w:type="spellEnd"/>
+      <w:r>
+        <w:rPr>
+          <w:sz w:val="28"/>
+          <w:szCs w:val="28"/>
+        </w:rPr>
+        <w:t xml:space="preserve"> </w:t>
+      </w:r>
+      <w:proofErr w:type="gramStart"/>
+      <w:r>
+        <w:rPr>
+          <w:sz w:val="28"/>
+          <w:szCs w:val="28"/>
+        </w:rPr>
+        <w:t>range(</w:t>
+      </w:r>
+      <w:proofErr w:type="gramEnd"/>
+      <w:r>
+        <w:rPr>
+          <w:sz w:val="28"/>
+          <w:szCs w:val="28"/>
+        </w:rPr>
+        <w:t xml:space="preserve">) poori list memory </w:t>
+      </w:r>
+      <w:proofErr w:type="spellStart"/>
+      <w:r>
+        <w:rPr>
+          <w:sz w:val="28"/>
+          <w:szCs w:val="28"/>
+        </w:rPr>
+        <w:t>mein</w:t>
+      </w:r>
+      <w:proofErr w:type="spellEnd"/>
+      <w:r>
+        <w:rPr>
+          <w:sz w:val="28"/>
+          <w:szCs w:val="28"/>
+        </w:rPr>
+        <w:t xml:space="preserve"> ek </w:t>
+      </w:r>
+      <w:proofErr w:type="spellStart"/>
+      <w:r>
+        <w:rPr>
+          <w:sz w:val="28"/>
+          <w:szCs w:val="28"/>
+        </w:rPr>
+        <w:t>saath</w:t>
+      </w:r>
+      <w:proofErr w:type="spellEnd"/>
+      <w:r>
+        <w:rPr>
+          <w:sz w:val="28"/>
+          <w:szCs w:val="28"/>
+        </w:rPr>
+        <w:t xml:space="preserve"> create </w:t>
+      </w:r>
+      <w:proofErr w:type="spellStart"/>
+      <w:r>
+        <w:rPr>
+          <w:sz w:val="28"/>
+          <w:szCs w:val="28"/>
+        </w:rPr>
+        <w:t>nahi</w:t>
+      </w:r>
+      <w:proofErr w:type="spellEnd"/>
+      <w:r>
+        <w:rPr>
+          <w:sz w:val="28"/>
+          <w:szCs w:val="28"/>
+        </w:rPr>
+        <w:t xml:space="preserve"> </w:t>
+      </w:r>
+      <w:proofErr w:type="spellStart"/>
+      <w:r>
+        <w:rPr>
+          <w:sz w:val="28"/>
+          <w:szCs w:val="28"/>
+        </w:rPr>
+        <w:t>karta</w:t>
+      </w:r>
+      <w:proofErr w:type="spellEnd"/>
+      <w:r>
+        <w:rPr>
+          <w:sz w:val="28"/>
+          <w:szCs w:val="28"/>
+        </w:rPr>
+        <w:t xml:space="preserve">. Yeh ek </w:t>
+      </w:r>
+      <w:r>
+        <w:rPr>
+          <w:b/>
+          <w:bCs/>
+          <w:sz w:val="28"/>
+          <w:szCs w:val="28"/>
+        </w:rPr>
+        <w:t>range object (Generator)</w:t>
+      </w:r>
+      <w:r>
+        <w:rPr>
+          <w:sz w:val="28"/>
+          <w:szCs w:val="28"/>
+        </w:rPr>
+        <w:t xml:space="preserve"> </w:t>
+      </w:r>
+      <w:proofErr w:type="spellStart"/>
+      <w:r>
+        <w:rPr>
+          <w:sz w:val="28"/>
+          <w:szCs w:val="28"/>
+        </w:rPr>
+        <w:t>hota</w:t>
+      </w:r>
+      <w:proofErr w:type="spellEnd"/>
+      <w:r>
+        <w:rPr>
+          <w:sz w:val="28"/>
+          <w:szCs w:val="28"/>
+        </w:rPr>
+        <w:t xml:space="preserve"> </w:t>
+      </w:r>
+      <w:proofErr w:type="spellStart"/>
+      <w:r>
+        <w:rPr>
+          <w:sz w:val="28"/>
+          <w:szCs w:val="28"/>
+        </w:rPr>
+        <w:t>hai</w:t>
+      </w:r>
+      <w:proofErr w:type="spellEnd"/>
+      <w:r>
+        <w:rPr>
+          <w:sz w:val="28"/>
+          <w:szCs w:val="28"/>
+        </w:rPr>
+        <w:t xml:space="preserve"> jo demand par numbers generate </w:t>
+      </w:r>
+      <w:proofErr w:type="spellStart"/>
+      <w:r>
+        <w:rPr>
+          <w:sz w:val="28"/>
+          <w:szCs w:val="28"/>
+        </w:rPr>
+        <w:t>karta</w:t>
+      </w:r>
+      <w:proofErr w:type="spellEnd"/>
+      <w:r>
+        <w:rPr>
+          <w:sz w:val="28"/>
+          <w:szCs w:val="28"/>
+        </w:rPr>
+        <w:t xml:space="preserve"> </w:t>
+      </w:r>
+      <w:proofErr w:type="spellStart"/>
+      <w:r>
+        <w:rPr>
+          <w:sz w:val="28"/>
+          <w:szCs w:val="28"/>
+        </w:rPr>
+        <w:t>hai</w:t>
+      </w:r>
+      <w:proofErr w:type="spellEnd"/>
+      <w:r>
+        <w:rPr>
+          <w:sz w:val="28"/>
+          <w:szCs w:val="28"/>
+        </w:rPr>
+        <w:t xml:space="preserve"> (Lazy Evaluation). </w:t>
+      </w:r>
+      <w:proofErr w:type="spellStart"/>
+      <w:r>
+        <w:rPr>
+          <w:sz w:val="28"/>
+          <w:szCs w:val="28"/>
+        </w:rPr>
+        <w:t>Isiliye</w:t>
+      </w:r>
+      <w:proofErr w:type="spellEnd"/>
+      <w:r>
+        <w:rPr>
+          <w:sz w:val="28"/>
+          <w:szCs w:val="28"/>
+        </w:rPr>
+        <w:t xml:space="preserve"> </w:t>
+      </w:r>
+      <w:proofErr w:type="gramStart"/>
+      <w:r>
+        <w:rPr>
+          <w:sz w:val="28"/>
+          <w:szCs w:val="28"/>
+        </w:rPr>
+        <w:t>range(</w:t>
+      </w:r>
+      <w:proofErr w:type="gramEnd"/>
+      <w:r>
+        <w:rPr>
+          <w:sz w:val="28"/>
+          <w:szCs w:val="28"/>
+        </w:rPr>
+        <w:t xml:space="preserve">100000000) </w:t>
+      </w:r>
+      <w:proofErr w:type="spellStart"/>
+      <w:r>
+        <w:rPr>
+          <w:sz w:val="28"/>
+          <w:szCs w:val="28"/>
+        </w:rPr>
+        <w:t>likhne</w:t>
+      </w:r>
+      <w:proofErr w:type="spellEnd"/>
+      <w:r>
+        <w:rPr>
+          <w:sz w:val="28"/>
+          <w:szCs w:val="28"/>
+        </w:rPr>
+        <w:t xml:space="preserve"> par </w:t>
+      </w:r>
+      <w:proofErr w:type="spellStart"/>
+      <w:r>
+        <w:rPr>
+          <w:sz w:val="28"/>
+          <w:szCs w:val="28"/>
+        </w:rPr>
+        <w:t>bhi</w:t>
+      </w:r>
+      <w:proofErr w:type="spellEnd"/>
+      <w:r>
+        <w:rPr>
+          <w:sz w:val="28"/>
+          <w:szCs w:val="28"/>
+        </w:rPr>
+        <w:t xml:space="preserve"> memory crash </w:t>
+      </w:r>
+      <w:proofErr w:type="spellStart"/>
+      <w:r>
+        <w:rPr>
+          <w:sz w:val="28"/>
+          <w:szCs w:val="28"/>
+        </w:rPr>
+        <w:t>nahi</w:t>
+      </w:r>
+      <w:proofErr w:type="spellEnd"/>
+      <w:r>
+        <w:rPr>
+          <w:sz w:val="28"/>
+          <w:szCs w:val="28"/>
+        </w:rPr>
+        <w:t xml:space="preserve"> </w:t>
+      </w:r>
+      <w:proofErr w:type="spellStart"/>
+      <w:r>
+        <w:rPr>
+          <w:sz w:val="28"/>
+          <w:szCs w:val="28"/>
+        </w:rPr>
+        <w:t>hoti</w:t>
+      </w:r>
+      <w:proofErr w:type="spellEnd"/>
+      <w:r>
+        <w:rPr>
+          <w:sz w:val="28"/>
+          <w:szCs w:val="28"/>
+        </w:rPr>
+        <w:t>!</w:t>
+      </w:r>
+    </w:p>
+    <w:p>
+      <w:pPr>
+        <w:rPr>
+          <w:sz w:val="28"/>
+          <w:szCs w:val="28"/>
+        </w:rPr>
+      </w:pPr>
+      <w:r>
+        <w:rPr>
+          <w:sz w:val="28"/>
+          <w:szCs w:val="28"/>
+        </w:rPr>
+        <w:t>Python</w:t>
+      </w:r>
+    </w:p>
+    <w:p>
+      <w:pPr>
+        <w:rPr>
+          <w:sz w:val="28"/>
+          <w:szCs w:val="28"/>
+        </w:rPr>
+      </w:pPr>
+      <w:r>
+        <w:rPr>
+          <w:sz w:val="28"/>
+          <w:szCs w:val="28"/>
+        </w:rPr>
+        <w:t xml:space="preserve">r = </w:t>
+      </w:r>
+      <w:proofErr w:type="gramStart"/>
+      <w:r>
+        <w:rPr>
+          <w:sz w:val="28"/>
+          <w:szCs w:val="28"/>
+        </w:rPr>
+        <w:t>range(</w:t>
+      </w:r>
+      <w:proofErr w:type="gramEnd"/>
+      <w:r>
+        <w:rPr>
+          <w:sz w:val="28"/>
+          <w:szCs w:val="28"/>
+        </w:rPr>
+        <w:t>1, 10)</w:t>
+      </w:r>
+    </w:p>
+    <w:p>
+      <w:pPr>
+        <w:rPr>
+          <w:sz w:val="28"/>
+          <w:szCs w:val="28"/>
+        </w:rPr>
+      </w:pPr>
+      <w:r>
+        <w:rPr>
+          <w:sz w:val="28"/>
+          <w:szCs w:val="28"/>
+        </w:rPr>
+        <w:t>print(type(r</w:t>
+      </w:r>
+      <w:proofErr w:type="gramStart"/>
+      <w:r>
+        <w:rPr>
+          <w:sz w:val="28"/>
+          <w:szCs w:val="28"/>
+        </w:rPr>
+        <w:t>))  #</w:t>
+      </w:r>
+      <w:proofErr w:type="gramEnd"/>
+      <w:r>
+        <w:rPr>
+          <w:sz w:val="28"/>
+          <w:szCs w:val="28"/>
+        </w:rPr>
+        <w:t xml:space="preserve"> Output: &lt;class 'range'&gt;</w:t>
+      </w:r>
+    </w:p>
+    <w:p>
+      <w:pPr>
+        <w:rPr>
+          <w:b/>
+          <w:bCs/>
+          <w:sz w:val="28"/>
+          <w:szCs w:val="28"/>
+        </w:rPr>
+      </w:pPr>
+      <w:r>
+        <w:rPr>
+          <w:b/>
+          <w:bCs/>
+          <w:sz w:val="28"/>
+          <w:szCs w:val="28"/>
+        </w:rPr>
+        <w:t xml:space="preserve">B. for-else Block in Python </w:t>
+      </w:r>
+      <w:r>
+        <w:rPr>
+          <w:rFonts w:ascii="Segoe UI Emoji" w:hAnsi="Segoe UI Emoji" w:cs="Segoe UI Emoji"/>
+          <w:b/>
+          <w:bCs/>
+          <w:sz w:val="28"/>
+          <w:szCs w:val="28"/>
+        </w:rPr>
+        <w:t>⭐</w:t>
+      </w:r>
+    </w:p>
+    <w:p>
+      <w:pPr>
+        <w:rPr>
+          <w:sz w:val="28"/>
+          <w:szCs w:val="28"/>
+        </w:rPr>
+      </w:pPr>
+      <w:r>
+        <w:rPr>
+          <w:sz w:val="28"/>
+          <w:szCs w:val="28"/>
+        </w:rPr>
+        <w:t xml:space="preserve">Python </w:t>
+      </w:r>
+      <w:proofErr w:type="spellStart"/>
+      <w:r>
+        <w:rPr>
+          <w:sz w:val="28"/>
+          <w:szCs w:val="28"/>
+        </w:rPr>
+        <w:t>mein</w:t>
+      </w:r>
+      <w:proofErr w:type="spellEnd"/>
+      <w:r>
+        <w:rPr>
+          <w:sz w:val="28"/>
+          <w:szCs w:val="28"/>
+        </w:rPr>
+        <w:t xml:space="preserve"> for loop </w:t>
+      </w:r>
+      <w:proofErr w:type="spellStart"/>
+      <w:r>
+        <w:rPr>
+          <w:sz w:val="28"/>
+          <w:szCs w:val="28"/>
+        </w:rPr>
+        <w:t>ke</w:t>
+      </w:r>
+      <w:proofErr w:type="spellEnd"/>
+      <w:r>
+        <w:rPr>
+          <w:sz w:val="28"/>
+          <w:szCs w:val="28"/>
+        </w:rPr>
+        <w:t xml:space="preserve"> </w:t>
+      </w:r>
+      <w:proofErr w:type="spellStart"/>
+      <w:r>
+        <w:rPr>
+          <w:sz w:val="28"/>
+          <w:szCs w:val="28"/>
+        </w:rPr>
+        <w:t>sath</w:t>
+      </w:r>
+      <w:proofErr w:type="spellEnd"/>
+      <w:r>
+        <w:rPr>
+          <w:sz w:val="28"/>
+          <w:szCs w:val="28"/>
+        </w:rPr>
+        <w:t xml:space="preserve"> </w:t>
+      </w:r>
+      <w:proofErr w:type="spellStart"/>
+      <w:r>
+        <w:rPr>
+          <w:sz w:val="28"/>
+          <w:szCs w:val="28"/>
+        </w:rPr>
+        <w:t>bhi</w:t>
+      </w:r>
+      <w:proofErr w:type="spellEnd"/>
+      <w:r>
+        <w:rPr>
+          <w:sz w:val="28"/>
+          <w:szCs w:val="28"/>
+        </w:rPr>
+        <w:t xml:space="preserve"> </w:t>
+      </w:r>
+      <w:r>
+        <w:rPr>
+          <w:b/>
+          <w:bCs/>
+          <w:sz w:val="28"/>
+          <w:szCs w:val="28"/>
+        </w:rPr>
+        <w:t>else</w:t>
+      </w:r>
+      <w:r>
+        <w:rPr>
+          <w:sz w:val="28"/>
+          <w:szCs w:val="28"/>
+        </w:rPr>
+        <w:t xml:space="preserve"> </w:t>
+      </w:r>
+      <w:proofErr w:type="spellStart"/>
+      <w:r>
+        <w:rPr>
+          <w:sz w:val="28"/>
+          <w:szCs w:val="28"/>
+        </w:rPr>
+        <w:t>lagaya</w:t>
+      </w:r>
+      <w:proofErr w:type="spellEnd"/>
+      <w:r>
+        <w:rPr>
+          <w:sz w:val="28"/>
+          <w:szCs w:val="28"/>
+        </w:rPr>
+        <w:t xml:space="preserve"> </w:t>
+      </w:r>
+      <w:proofErr w:type="spellStart"/>
+      <w:r>
+        <w:rPr>
+          <w:sz w:val="28"/>
+          <w:szCs w:val="28"/>
+        </w:rPr>
+        <w:t>ja</w:t>
+      </w:r>
+      <w:proofErr w:type="spellEnd"/>
+      <w:r>
+        <w:rPr>
+          <w:sz w:val="28"/>
+          <w:szCs w:val="28"/>
+        </w:rPr>
+        <w:t xml:space="preserve"> </w:t>
+      </w:r>
+      <w:proofErr w:type="spellStart"/>
+      <w:r>
+        <w:rPr>
+          <w:sz w:val="28"/>
+          <w:szCs w:val="28"/>
+        </w:rPr>
+        <w:t>sakta</w:t>
+      </w:r>
+      <w:proofErr w:type="spellEnd"/>
+      <w:r>
+        <w:rPr>
+          <w:sz w:val="28"/>
+          <w:szCs w:val="28"/>
+        </w:rPr>
+        <w:t xml:space="preserve"> </w:t>
+      </w:r>
+      <w:proofErr w:type="spellStart"/>
+      <w:r>
+        <w:rPr>
+          <w:sz w:val="28"/>
+          <w:szCs w:val="28"/>
+        </w:rPr>
+        <w:t>hai</w:t>
+      </w:r>
+      <w:proofErr w:type="spellEnd"/>
+      <w:r>
+        <w:rPr>
+          <w:sz w:val="28"/>
+          <w:szCs w:val="28"/>
+        </w:rPr>
+        <w:t xml:space="preserve">. else block </w:t>
+      </w:r>
+      <w:proofErr w:type="spellStart"/>
+      <w:r>
+        <w:rPr>
+          <w:sz w:val="28"/>
+          <w:szCs w:val="28"/>
+        </w:rPr>
+        <w:t>tabhi</w:t>
+      </w:r>
+      <w:proofErr w:type="spellEnd"/>
+      <w:r>
+        <w:rPr>
+          <w:sz w:val="28"/>
+          <w:szCs w:val="28"/>
+        </w:rPr>
+        <w:t xml:space="preserve"> run </w:t>
+      </w:r>
+      <w:proofErr w:type="spellStart"/>
+      <w:r>
+        <w:rPr>
+          <w:sz w:val="28"/>
+          <w:szCs w:val="28"/>
+        </w:rPr>
+        <w:t>hoga</w:t>
+      </w:r>
+      <w:proofErr w:type="spellEnd"/>
+      <w:r>
+        <w:rPr>
+          <w:sz w:val="28"/>
+          <w:szCs w:val="28"/>
+        </w:rPr>
+        <w:t xml:space="preserve"> jab loop </w:t>
+      </w:r>
+      <w:proofErr w:type="spellStart"/>
+      <w:r>
+        <w:rPr>
+          <w:b/>
+          <w:bCs/>
+          <w:sz w:val="28"/>
+          <w:szCs w:val="28"/>
+        </w:rPr>
+        <w:t>poora</w:t>
+      </w:r>
+      <w:proofErr w:type="spellEnd"/>
+      <w:r>
+        <w:rPr>
+          <w:b/>
+          <w:bCs/>
+          <w:sz w:val="28"/>
+          <w:szCs w:val="28"/>
+        </w:rPr>
+        <w:t xml:space="preserve"> </w:t>
+      </w:r>
+      <w:proofErr w:type="spellStart"/>
+      <w:r>
+        <w:rPr>
+          <w:b/>
+          <w:bCs/>
+          <w:sz w:val="28"/>
+          <w:szCs w:val="28"/>
+        </w:rPr>
+        <w:t>bina</w:t>
+      </w:r>
+      <w:proofErr w:type="spellEnd"/>
+      <w:r>
+        <w:rPr>
+          <w:b/>
+          <w:bCs/>
+          <w:sz w:val="28"/>
+          <w:szCs w:val="28"/>
+        </w:rPr>
+        <w:t xml:space="preserve"> break </w:t>
+      </w:r>
+      <w:proofErr w:type="spellStart"/>
+      <w:r>
+        <w:rPr>
+          <w:b/>
+          <w:bCs/>
+          <w:sz w:val="28"/>
+          <w:szCs w:val="28"/>
+        </w:rPr>
+        <w:t>huye</w:t>
+      </w:r>
+      <w:proofErr w:type="spellEnd"/>
+      <w:r>
+        <w:rPr>
+          <w:b/>
+          <w:bCs/>
+          <w:sz w:val="28"/>
+          <w:szCs w:val="28"/>
+        </w:rPr>
+        <w:t xml:space="preserve"> successfully finish ho</w:t>
+      </w:r>
+      <w:r>
+        <w:rPr>
+          <w:sz w:val="28"/>
+          <w:szCs w:val="28"/>
+        </w:rPr>
+        <w:t>.</w:t>
+      </w:r>
+    </w:p>
+    <w:p>
+      <w:pPr>
+        <w:rPr>
+          <w:sz w:val="28"/>
+          <w:szCs w:val="28"/>
+        </w:rPr>
+      </w:pPr>
+      <w:r>
+        <w:rPr>
+          <w:sz w:val="28"/>
+          <w:szCs w:val="28"/>
+        </w:rPr>
+        <w:t>Python</w:t>
+      </w:r>
+    </w:p>
+    <w:p>
+      <w:pPr>
+        <w:rPr>
+          <w:sz w:val="28"/>
+          <w:szCs w:val="28"/>
+        </w:rPr>
+      </w:pPr>
+      <w:r>
+        <w:rPr>
+          <w:sz w:val="28"/>
+          <w:szCs w:val="28"/>
+        </w:rPr>
+        <w:t># Checking for Prime Number</w:t>
+      </w:r>
+    </w:p>
+    <w:p>
+      <w:pPr>
+        <w:rPr>
+          <w:sz w:val="28"/>
+          <w:szCs w:val="28"/>
+        </w:rPr>
+      </w:pPr>
+      <w:proofErr w:type="spellStart"/>
+      <w:r>
+        <w:rPr>
+          <w:sz w:val="28"/>
+          <w:szCs w:val="28"/>
+        </w:rPr>
+        <w:t>num</w:t>
+      </w:r>
+      <w:proofErr w:type="spellEnd"/>
+      <w:r>
+        <w:rPr>
+          <w:sz w:val="28"/>
+          <w:szCs w:val="28"/>
+        </w:rPr>
+        <w:t xml:space="preserve"> = 7</w:t>
+      </w:r>
+    </w:p>
+    <w:p>
+      <w:pPr>
+        <w:rPr>
+          <w:sz w:val="28"/>
+          <w:szCs w:val="28"/>
+        </w:rPr>
+      </w:pPr>
+      <w:r>
+        <w:rPr>
+          <w:sz w:val="28"/>
+          <w:szCs w:val="28"/>
+        </w:rPr>
+        <w:t xml:space="preserve">for </w:t>
+      </w:r>
+      <w:proofErr w:type="spellStart"/>
+      <w:r>
+        <w:rPr>
+          <w:sz w:val="28"/>
+          <w:szCs w:val="28"/>
+        </w:rPr>
+        <w:t>i</w:t>
+      </w:r>
+      <w:proofErr w:type="spellEnd"/>
+      <w:r>
+        <w:rPr>
+          <w:sz w:val="28"/>
+          <w:szCs w:val="28"/>
+        </w:rPr>
+        <w:t xml:space="preserve"> in </w:t>
+      </w:r>
+      <w:proofErr w:type="gramStart"/>
+      <w:r>
+        <w:rPr>
+          <w:sz w:val="28"/>
+          <w:szCs w:val="28"/>
+        </w:rPr>
+        <w:t>range(</w:t>
+      </w:r>
+      <w:proofErr w:type="gramEnd"/>
+      <w:r>
+        <w:rPr>
+          <w:sz w:val="28"/>
+          <w:szCs w:val="28"/>
+        </w:rPr>
+        <w:t xml:space="preserve">2, </w:t>
+      </w:r>
+      <w:proofErr w:type="spellStart"/>
+      <w:r>
+        <w:rPr>
+          <w:sz w:val="28"/>
+          <w:szCs w:val="28"/>
+        </w:rPr>
+        <w:t>num</w:t>
+      </w:r>
+      <w:proofErr w:type="spellEnd"/>
+      <w:r>
+        <w:rPr>
+          <w:sz w:val="28"/>
+          <w:szCs w:val="28"/>
+        </w:rPr>
+        <w:t>):</w:t>
+      </w:r>
+    </w:p>
+    <w:p>
+      <w:pPr>
+        <w:rPr>
+          <w:sz w:val="28"/>
+          <w:szCs w:val="28"/>
+        </w:rPr>
+      </w:pPr>
+      <w:r>
+        <w:rPr>
+          <w:sz w:val="28"/>
+          <w:szCs w:val="28"/>
+        </w:rPr>
+        <w:t xml:space="preserve">    if </w:t>
+      </w:r>
+      <w:proofErr w:type="spellStart"/>
+      <w:r>
+        <w:rPr>
+          <w:sz w:val="28"/>
+          <w:szCs w:val="28"/>
+        </w:rPr>
+        <w:t>num</w:t>
+      </w:r>
+      <w:proofErr w:type="spellEnd"/>
+      <w:r>
+        <w:rPr>
+          <w:sz w:val="28"/>
+          <w:szCs w:val="28"/>
+        </w:rPr>
+        <w:t xml:space="preserve"> % </w:t>
+      </w:r>
+      <w:proofErr w:type="spellStart"/>
+      <w:r>
+        <w:rPr>
+          <w:sz w:val="28"/>
+          <w:szCs w:val="28"/>
+        </w:rPr>
+        <w:t>i</w:t>
+      </w:r>
+      <w:proofErr w:type="spellEnd"/>
+      <w:r>
+        <w:rPr>
+          <w:sz w:val="28"/>
+          <w:szCs w:val="28"/>
+        </w:rPr>
+        <w:t xml:space="preserve"> == 0:</w:t>
+      </w:r>
+    </w:p>
+    <w:p>
+      <w:pPr>
+        <w:rPr>
+          <w:sz w:val="28"/>
+          <w:szCs w:val="28"/>
+        </w:rPr>
+      </w:pPr>
+      <w:r>
+        <w:rPr>
+          <w:sz w:val="28"/>
+          <w:szCs w:val="28"/>
+        </w:rPr>
+        <w:t xml:space="preserve">        </w:t>
+      </w:r>
+      <w:proofErr w:type="gramStart"/>
+      <w:r>
+        <w:rPr>
+          <w:sz w:val="28"/>
+          <w:szCs w:val="28"/>
+        </w:rPr>
+        <w:t>print(</w:t>
+      </w:r>
+      <w:proofErr w:type="gramEnd"/>
+      <w:r>
+        <w:rPr>
+          <w:sz w:val="28"/>
+          <w:szCs w:val="28"/>
+        </w:rPr>
+        <w:t>"Not Prime")</w:t>
+      </w:r>
+    </w:p>
+    <w:p>
+      <w:pPr>
+        <w:rPr>
+          <w:sz w:val="28"/>
+          <w:szCs w:val="28"/>
+        </w:rPr>
+      </w:pPr>
+      <w:r>
+        <w:rPr>
+          <w:sz w:val="28"/>
+          <w:szCs w:val="28"/>
+        </w:rPr>
+        <w:t xml:space="preserve">        break</w:t>
+      </w:r>
+    </w:p>
+    <w:p>
+      <w:pPr>
+        <w:rPr>
+          <w:sz w:val="28"/>
+          <w:szCs w:val="28"/>
+        </w:rPr>
+      </w:pPr>
+      <w:r>
+        <w:rPr>
+          <w:sz w:val="28"/>
+          <w:szCs w:val="28"/>
+        </w:rPr>
+        <w:t>else:</w:t>
+      </w:r>
+    </w:p>
+    <w:p>
+      <w:pPr>
+        <w:rPr>
+          <w:sz w:val="28"/>
+          <w:szCs w:val="28"/>
+        </w:rPr>
+      </w:pPr>
+      <w:r>
+        <w:rPr>
+          <w:sz w:val="28"/>
+          <w:szCs w:val="28"/>
+        </w:rPr>
+        <w:t xml:space="preserve">    </w:t>
+      </w:r>
+      <w:proofErr w:type="gramStart"/>
+      <w:r>
+        <w:rPr>
+          <w:sz w:val="28"/>
+          <w:szCs w:val="28"/>
+        </w:rPr>
+        <w:t>print(</w:t>
+      </w:r>
+      <w:proofErr w:type="gramEnd"/>
+      <w:r>
+        <w:rPr>
+          <w:sz w:val="28"/>
+          <w:szCs w:val="28"/>
+        </w:rPr>
+        <w:t>"Prime Number!")  # Runs because loop completed without 'break'</w:t>
+      </w:r>
+    </w:p>
+    <w:p>
+      <w:pPr>
+        <w:rPr>
+          <w:b/>
+          <w:bCs/>
+          <w:sz w:val="28"/>
+          <w:szCs w:val="28"/>
+        </w:rPr>
+      </w:pPr>
+      <w:r>
+        <w:rPr>
+          <w:b/>
+          <w:bCs/>
+          <w:sz w:val="28"/>
+          <w:szCs w:val="28"/>
+        </w:rPr>
+        <w:t xml:space="preserve">C. Using </w:t>
+      </w:r>
+      <w:proofErr w:type="gramStart"/>
+      <w:r>
+        <w:rPr>
+          <w:b/>
+          <w:bCs/>
+          <w:sz w:val="28"/>
+          <w:szCs w:val="28"/>
+        </w:rPr>
+        <w:t>enumerate(</w:t>
+      </w:r>
+      <w:proofErr w:type="gramEnd"/>
+      <w:r>
+        <w:rPr>
+          <w:b/>
+          <w:bCs/>
+          <w:sz w:val="28"/>
+          <w:szCs w:val="28"/>
+        </w:rPr>
+        <w:t>) for Index &amp; Value Together</w:t>
+      </w:r>
+    </w:p>
+    <w:p>
+      <w:pPr>
+        <w:rPr>
+          <w:sz w:val="28"/>
+          <w:szCs w:val="28"/>
+        </w:rPr>
+      </w:pPr>
+      <w:r>
+        <w:rPr>
+          <w:sz w:val="28"/>
+          <w:szCs w:val="28"/>
+        </w:rPr>
+        <w:t xml:space="preserve">Agar for loop </w:t>
+      </w:r>
+      <w:proofErr w:type="spellStart"/>
+      <w:r>
+        <w:rPr>
+          <w:sz w:val="28"/>
+          <w:szCs w:val="28"/>
+        </w:rPr>
+        <w:t>mein</w:t>
+      </w:r>
+      <w:proofErr w:type="spellEnd"/>
+      <w:r>
+        <w:rPr>
+          <w:sz w:val="28"/>
+          <w:szCs w:val="28"/>
+        </w:rPr>
+        <w:t xml:space="preserve"> </w:t>
+      </w:r>
+      <w:proofErr w:type="spellStart"/>
+      <w:r>
+        <w:rPr>
+          <w:sz w:val="28"/>
+          <w:szCs w:val="28"/>
+        </w:rPr>
+        <w:t>hume</w:t>
+      </w:r>
+      <w:proofErr w:type="spellEnd"/>
+      <w:r>
+        <w:rPr>
+          <w:sz w:val="28"/>
+          <w:szCs w:val="28"/>
+        </w:rPr>
+        <w:t xml:space="preserve"> </w:t>
+      </w:r>
+      <w:r>
+        <w:rPr>
+          <w:b/>
+          <w:bCs/>
+          <w:sz w:val="28"/>
+          <w:szCs w:val="28"/>
+        </w:rPr>
+        <w:t>Index</w:t>
+      </w:r>
+      <w:r>
+        <w:rPr>
+          <w:sz w:val="28"/>
+          <w:szCs w:val="28"/>
+        </w:rPr>
+        <w:t xml:space="preserve"> aur </w:t>
+      </w:r>
+      <w:r>
+        <w:rPr>
+          <w:b/>
+          <w:bCs/>
+          <w:sz w:val="28"/>
+          <w:szCs w:val="28"/>
+        </w:rPr>
+        <w:t>Element Value</w:t>
+      </w:r>
+      <w:r>
+        <w:rPr>
+          <w:sz w:val="28"/>
+          <w:szCs w:val="28"/>
+        </w:rPr>
+        <w:t xml:space="preserve"> </w:t>
+      </w:r>
+      <w:proofErr w:type="spellStart"/>
+      <w:r>
+        <w:rPr>
+          <w:sz w:val="28"/>
+          <w:szCs w:val="28"/>
+        </w:rPr>
+        <w:t>dono</w:t>
+      </w:r>
+      <w:proofErr w:type="spellEnd"/>
+      <w:r>
+        <w:rPr>
+          <w:sz w:val="28"/>
+          <w:szCs w:val="28"/>
+        </w:rPr>
+        <w:t xml:space="preserve"> ek </w:t>
+      </w:r>
+      <w:proofErr w:type="spellStart"/>
+      <w:r>
+        <w:rPr>
+          <w:sz w:val="28"/>
+          <w:szCs w:val="28"/>
+        </w:rPr>
+        <w:t>saath</w:t>
+      </w:r>
+      <w:proofErr w:type="spellEnd"/>
+      <w:r>
+        <w:rPr>
+          <w:sz w:val="28"/>
+          <w:szCs w:val="28"/>
+        </w:rPr>
+        <w:t xml:space="preserve"> </w:t>
+      </w:r>
+      <w:proofErr w:type="spellStart"/>
+      <w:r>
+        <w:rPr>
+          <w:sz w:val="28"/>
+          <w:szCs w:val="28"/>
+        </w:rPr>
+        <w:t>chahiye</w:t>
+      </w:r>
+      <w:proofErr w:type="spellEnd"/>
+      <w:r>
+        <w:rPr>
+          <w:sz w:val="28"/>
+          <w:szCs w:val="28"/>
+        </w:rPr>
+        <w:t xml:space="preserve">, </w:t>
+      </w:r>
+      <w:proofErr w:type="spellStart"/>
+      <w:r>
+        <w:rPr>
+          <w:sz w:val="28"/>
+          <w:szCs w:val="28"/>
+        </w:rPr>
+        <w:t>toh</w:t>
+      </w:r>
+      <w:proofErr w:type="spellEnd"/>
+      <w:r>
+        <w:rPr>
+          <w:sz w:val="28"/>
+          <w:szCs w:val="28"/>
+        </w:rPr>
+        <w:t xml:space="preserve"> </w:t>
+      </w:r>
+      <w:proofErr w:type="gramStart"/>
+      <w:r>
+        <w:rPr>
+          <w:sz w:val="28"/>
+          <w:szCs w:val="28"/>
+        </w:rPr>
+        <w:t>enumerate(</w:t>
+      </w:r>
+      <w:proofErr w:type="gramEnd"/>
+      <w:r>
+        <w:rPr>
+          <w:sz w:val="28"/>
+          <w:szCs w:val="28"/>
+        </w:rPr>
+        <w:t xml:space="preserve">) ka use </w:t>
+      </w:r>
+      <w:proofErr w:type="spellStart"/>
+      <w:r>
+        <w:rPr>
+          <w:sz w:val="28"/>
+          <w:szCs w:val="28"/>
+        </w:rPr>
+        <w:t>karna</w:t>
+      </w:r>
+      <w:proofErr w:type="spellEnd"/>
+      <w:r>
+        <w:rPr>
+          <w:sz w:val="28"/>
+          <w:szCs w:val="28"/>
+        </w:rPr>
+        <w:t xml:space="preserve"> Pythonic way </w:t>
+      </w:r>
+      <w:proofErr w:type="spellStart"/>
+      <w:r>
+        <w:rPr>
+          <w:sz w:val="28"/>
+          <w:szCs w:val="28"/>
+        </w:rPr>
+        <w:t>hai</w:t>
+      </w:r>
+      <w:proofErr w:type="spellEnd"/>
+      <w:r>
+        <w:rPr>
+          <w:sz w:val="28"/>
+          <w:szCs w:val="28"/>
+        </w:rPr>
+        <w:t>:</w:t>
+      </w:r>
+    </w:p>
+    <w:p>
+      <w:pPr>
+        <w:rPr>
+          <w:sz w:val="28"/>
+          <w:szCs w:val="28"/>
+        </w:rPr>
+      </w:pPr>
+      <w:r>
+        <w:rPr>
+          <w:sz w:val="28"/>
+          <w:szCs w:val="28"/>
+        </w:rPr>
+        <w:t>Python</w:t>
+      </w:r>
+    </w:p>
+    <w:p>
+      <w:pPr>
+        <w:rPr>
+          <w:sz w:val="28"/>
+          <w:szCs w:val="28"/>
+        </w:rPr>
+      </w:pPr>
+      <w:r>
+        <w:rPr>
+          <w:sz w:val="28"/>
+          <w:szCs w:val="28"/>
+        </w:rPr>
+        <w:t>fruits = ["Apple", "Banana", "Mango"]</w:t>
+      </w:r>
+    </w:p>
+    <w:p>
+      <w:pPr>
+        <w:rPr>
+          <w:sz w:val="28"/>
+          <w:szCs w:val="28"/>
+        </w:rPr>
+      </w:pPr>
+    </w:p>
+    <w:p>
+      <w:pPr>
+        <w:rPr>
+          <w:sz w:val="28"/>
+          <w:szCs w:val="28"/>
+        </w:rPr>
+      </w:pPr>
+      <w:r>
+        <w:rPr>
+          <w:sz w:val="28"/>
+          <w:szCs w:val="28"/>
+        </w:rPr>
+        <w:t>for index, fruit in enumerate(fruits):</w:t>
+      </w:r>
+    </w:p>
+    <w:p>
+      <w:pPr>
+        <w:rPr>
+          <w:sz w:val="28"/>
+          <w:szCs w:val="28"/>
+        </w:rPr>
+      </w:pPr>
+      <w:r>
+        <w:rPr>
+          <w:sz w:val="28"/>
+          <w:szCs w:val="28"/>
+        </w:rPr>
+        <w:t xml:space="preserve">    </w:t>
+      </w:r>
+      <w:proofErr w:type="gramStart"/>
+      <w:r>
+        <w:rPr>
+          <w:sz w:val="28"/>
+          <w:szCs w:val="28"/>
+        </w:rPr>
+        <w:t>print(</w:t>
+      </w:r>
+      <w:proofErr w:type="spellStart"/>
+      <w:proofErr w:type="gramEnd"/>
+      <w:r>
+        <w:rPr>
+          <w:sz w:val="28"/>
+          <w:szCs w:val="28"/>
+        </w:rPr>
+        <w:t>f"Index</w:t>
+      </w:r>
+      <w:proofErr w:type="spellEnd"/>
+      <w:r>
+        <w:rPr>
+          <w:sz w:val="28"/>
+          <w:szCs w:val="28"/>
+        </w:rPr>
+        <w:t xml:space="preserve"> {index}: {fruit}")</w:t>
+      </w:r>
+    </w:p>
+    <w:p>
+      <w:pPr>
+        <w:rPr>
+          <w:b/>
+          <w:bCs/>
+          <w:sz w:val="28"/>
+          <w:szCs w:val="28"/>
+        </w:rPr>
+      </w:pPr>
+      <w:r>
+        <w:rPr>
+          <w:rFonts w:ascii="Segoe UI Emoji" w:hAnsi="Segoe UI Emoji" w:cs="Segoe UI Emoji"/>
+          <w:b/>
+          <w:bCs/>
+          <w:sz w:val="28"/>
+          <w:szCs w:val="28"/>
+        </w:rPr>
+        <w:t>💡</w:t>
+      </w:r>
+      <w:r>
+        <w:rPr>
+          <w:b/>
+          <w:bCs/>
+          <w:sz w:val="28"/>
+          <w:szCs w:val="28"/>
+        </w:rPr>
+        <w:t xml:space="preserve"> Quick Summary Table for Notes:</w:t>
+      </w:r>
+    </w:p>
+    <w:tbl>
+      <w:tblPr>
+        <w:tblW w:w="0" w:type="auto"/>
+        <w:tblCellSpacing w:w="15" w:type="dxa"/>
+        <w:tblCellMar>
+          <w:top w:w="15" w:type="dxa"/>
+          <w:left w:w="15" w:type="dxa"/>
+          <w:bottom w:w="15" w:type="dxa"/>
+          <w:right w:w="15" w:type="dxa"/>
+        </w:tblCellMar>
+        <w:tblLook w:val="04A0" w:firstRow="1" w:lastRow="0" w:firstColumn="1" w:lastColumn="0" w:noHBand="0" w:noVBand="1"/>
+      </w:tblPr>
+      <w:tblGrid>
+        <w:gridCol w:w="2233"/>
+        <w:gridCol w:w="3262"/>
+        <w:gridCol w:w="3515"/>
+      </w:tblGrid>
+      <w:tr>
+        <w:trPr>
+          <w:tblHeader/>
+          <w:tblCellSpacing w:w="15" w:type="dxa"/>
+        </w:trPr>
+        <w:tc>
+          <w:tcPr>
+            <w:tcW w:w="0" w:type="auto"/>
+            <w:tcBorders>
+              <w:top w:val="single" w:sz="6" w:space="0" w:color="C4C7C5"/>
+              <w:left w:val="single" w:sz="6" w:space="0" w:color="C4C7C5"/>
+              <w:bottom w:val="single" w:sz="6" w:space="0" w:color="C4C7C5"/>
+              <w:right w:val="single" w:sz="6" w:space="0" w:color="C4C7C5"/>
+            </w:tcBorders>
+            <w:tcMar>
+              <w:top w:w="120" w:type="dxa"/>
+              <w:left w:w="180" w:type="dxa"/>
+              <w:bottom w:w="120" w:type="dxa"/>
+              <w:right w:w="180" w:type="dxa"/>
+            </w:tcMar>
+            <w:vAlign w:val="center"/>
+            <w:hideMark/>
+          </w:tcPr>
+          <w:p>
+            <w:pPr>
+              <w:rPr>
+                <w:sz w:val="28"/>
+                <w:szCs w:val="28"/>
+              </w:rPr>
+            </w:pPr>
+            <w:r>
+              <w:rPr>
+                <w:b/>
+                <w:bCs/>
+                <w:sz w:val="28"/>
+                <w:szCs w:val="28"/>
+              </w:rPr>
+              <w:t>Concept</w:t>
+            </w:r>
+          </w:p>
+        </w:tc>
+        <w:tc>
+          <w:tcPr>
+            <w:tcW w:w="0" w:type="auto"/>
+            <w:tcBorders>
+              <w:top w:val="single" w:sz="6" w:space="0" w:color="C4C7C5"/>
+              <w:left w:val="single" w:sz="6" w:space="0" w:color="C4C7C5"/>
+              <w:bottom w:val="single" w:sz="6" w:space="0" w:color="C4C7C5"/>
+              <w:right w:val="single" w:sz="6" w:space="0" w:color="C4C7C5"/>
+            </w:tcBorders>
+            <w:tcMar>
+              <w:top w:w="120" w:type="dxa"/>
+              <w:left w:w="180" w:type="dxa"/>
+              <w:bottom w:w="120" w:type="dxa"/>
+              <w:right w:w="180" w:type="dxa"/>
+            </w:tcMar>
+            <w:vAlign w:val="center"/>
+            <w:hideMark/>
+          </w:tcPr>
+          <w:p>
+            <w:pPr>
+              <w:rPr>
+                <w:sz w:val="28"/>
+                <w:szCs w:val="28"/>
+              </w:rPr>
+            </w:pPr>
+            <w:r>
+              <w:rPr>
+                <w:b/>
+                <w:bCs/>
+                <w:sz w:val="28"/>
+                <w:szCs w:val="28"/>
+              </w:rPr>
+              <w:t>Syntax / Example</w:t>
+            </w:r>
+          </w:p>
+        </w:tc>
+        <w:tc>
+          <w:tcPr>
+            <w:tcW w:w="0" w:type="auto"/>
+            <w:tcBorders>
+              <w:top w:val="single" w:sz="6" w:space="0" w:color="C4C7C5"/>
+              <w:left w:val="single" w:sz="6" w:space="0" w:color="C4C7C5"/>
+              <w:bottom w:val="single" w:sz="6" w:space="0" w:color="C4C7C5"/>
+              <w:right w:val="single" w:sz="6" w:space="0" w:color="C4C7C5"/>
+            </w:tcBorders>
+            <w:tcMar>
+              <w:top w:w="120" w:type="dxa"/>
+              <w:left w:w="180" w:type="dxa"/>
+              <w:bottom w:w="120" w:type="dxa"/>
+              <w:right w:w="180" w:type="dxa"/>
+            </w:tcMar>
+            <w:vAlign w:val="center"/>
+            <w:hideMark/>
+          </w:tcPr>
+          <w:p>
+            <w:pPr>
+              <w:rPr>
+                <w:sz w:val="28"/>
+                <w:szCs w:val="28"/>
+              </w:rPr>
+            </w:pPr>
+            <w:proofErr w:type="spellStart"/>
+            <w:r>
+              <w:rPr>
+                <w:b/>
+                <w:bCs/>
+                <w:sz w:val="28"/>
+                <w:szCs w:val="28"/>
+              </w:rPr>
+              <w:t>Behavior</w:t>
+            </w:r>
+            <w:proofErr w:type="spellEnd"/>
+          </w:p>
+        </w:tc>
+      </w:tr>
+      <w:tr>
+        <w:trPr>
+          <w:tblCellSpacing w:w="15" w:type="dxa"/>
+        </w:trPr>
+        <w:tc>
+          <w:tcPr>
+            <w:tcW w:w="0" w:type="auto"/>
+            <w:tcBorders>
+              <w:top w:val="single" w:sz="6" w:space="0" w:color="C4C7C5"/>
+              <w:left w:val="single" w:sz="6" w:space="0" w:color="C4C7C5"/>
+              <w:bottom w:val="single" w:sz="6" w:space="0" w:color="C4C7C5"/>
+              <w:right w:val="single" w:sz="6" w:space="0" w:color="C4C7C5"/>
+            </w:tcBorders>
+            <w:tcMar>
+              <w:top w:w="120" w:type="dxa"/>
+              <w:left w:w="180" w:type="dxa"/>
+              <w:bottom w:w="120" w:type="dxa"/>
+              <w:right w:w="180" w:type="dxa"/>
+            </w:tcMar>
+            <w:vAlign w:val="center"/>
+            <w:hideMark/>
+          </w:tcPr>
+          <w:p>
+            <w:pPr>
+              <w:rPr>
+                <w:sz w:val="28"/>
+                <w:szCs w:val="28"/>
+              </w:rPr>
+            </w:pPr>
+            <w:r>
+              <w:rPr>
+                <w:b/>
+                <w:bCs/>
+                <w:sz w:val="28"/>
+                <w:szCs w:val="28"/>
+              </w:rPr>
+              <w:t>range(stop)</w:t>
+            </w:r>
+          </w:p>
+        </w:tc>
+        <w:tc>
+          <w:tcPr>
+            <w:tcW w:w="0" w:type="auto"/>
+            <w:tcBorders>
+              <w:top w:val="single" w:sz="6" w:space="0" w:color="C4C7C5"/>
+              <w:left w:val="single" w:sz="6" w:space="0" w:color="C4C7C5"/>
+              <w:bottom w:val="single" w:sz="6" w:space="0" w:color="C4C7C5"/>
+              <w:right w:val="single" w:sz="6" w:space="0" w:color="C4C7C5"/>
+            </w:tcBorders>
+            <w:tcMar>
+              <w:top w:w="120" w:type="dxa"/>
+              <w:left w:w="180" w:type="dxa"/>
+              <w:bottom w:w="120" w:type="dxa"/>
+              <w:right w:w="180" w:type="dxa"/>
+            </w:tcMar>
+            <w:vAlign w:val="center"/>
+            <w:hideMark/>
+          </w:tcPr>
+          <w:p>
+            <w:pPr>
+              <w:rPr>
+                <w:sz w:val="28"/>
+                <w:szCs w:val="28"/>
+              </w:rPr>
+            </w:pPr>
+            <w:proofErr w:type="gramStart"/>
+            <w:r>
+              <w:rPr>
+                <w:sz w:val="28"/>
+                <w:szCs w:val="28"/>
+              </w:rPr>
+              <w:t>range(</w:t>
+            </w:r>
+            <w:proofErr w:type="gramEnd"/>
+            <w:r>
+              <w:rPr>
+                <w:sz w:val="28"/>
+                <w:szCs w:val="28"/>
+              </w:rPr>
+              <w:t>5)</w:t>
+            </w:r>
+          </w:p>
+        </w:tc>
+        <w:tc>
+          <w:tcPr>
+            <w:tcW w:w="0" w:type="auto"/>
+            <w:tcBorders>
+              <w:top w:val="single" w:sz="6" w:space="0" w:color="C4C7C5"/>
+              <w:left w:val="single" w:sz="6" w:space="0" w:color="C4C7C5"/>
+              <w:bottom w:val="single" w:sz="6" w:space="0" w:color="C4C7C5"/>
+              <w:right w:val="single" w:sz="6" w:space="0" w:color="C4C7C5"/>
+            </w:tcBorders>
+            <w:tcMar>
+              <w:top w:w="120" w:type="dxa"/>
+              <w:left w:w="180" w:type="dxa"/>
+              <w:bottom w:w="120" w:type="dxa"/>
+              <w:right w:w="180" w:type="dxa"/>
+            </w:tcMar>
+            <w:vAlign w:val="center"/>
+            <w:hideMark/>
+          </w:tcPr>
+          <w:p>
+            <w:pPr>
+              <w:rPr>
+                <w:sz w:val="28"/>
+                <w:szCs w:val="28"/>
+              </w:rPr>
+            </w:pPr>
+            <w:r>
+              <w:rPr>
+                <w:sz w:val="28"/>
+                <w:szCs w:val="28"/>
+              </w:rPr>
+              <w:t>Generates 0, 1, 2, 3, 4</w:t>
+            </w:r>
+          </w:p>
+        </w:tc>
+      </w:tr>
+      <w:tr>
+        <w:trPr>
+          <w:tblCellSpacing w:w="15" w:type="dxa"/>
+        </w:trPr>
+        <w:tc>
+          <w:tcPr>
+            <w:tcW w:w="0" w:type="auto"/>
+            <w:tcBorders>
+              <w:top w:val="single" w:sz="6" w:space="0" w:color="C4C7C5"/>
+              <w:left w:val="single" w:sz="6" w:space="0" w:color="C4C7C5"/>
+              <w:bottom w:val="single" w:sz="6" w:space="0" w:color="C4C7C5"/>
+              <w:right w:val="single" w:sz="6" w:space="0" w:color="C4C7C5"/>
+            </w:tcBorders>
+            <w:tcMar>
+              <w:top w:w="120" w:type="dxa"/>
+              <w:left w:w="180" w:type="dxa"/>
+              <w:bottom w:w="120" w:type="dxa"/>
+              <w:right w:w="180" w:type="dxa"/>
+            </w:tcMar>
+            <w:vAlign w:val="center"/>
+            <w:hideMark/>
+          </w:tcPr>
+          <w:p>
+            <w:pPr>
+              <w:rPr>
+                <w:sz w:val="28"/>
+                <w:szCs w:val="28"/>
+              </w:rPr>
+            </w:pPr>
+            <w:proofErr w:type="gramStart"/>
+            <w:r>
+              <w:rPr>
+                <w:b/>
+                <w:bCs/>
+                <w:sz w:val="28"/>
+                <w:szCs w:val="28"/>
+              </w:rPr>
+              <w:t>range(</w:t>
+            </w:r>
+            <w:proofErr w:type="gramEnd"/>
+            <w:r>
+              <w:rPr>
+                <w:b/>
+                <w:bCs/>
+                <w:sz w:val="28"/>
+                <w:szCs w:val="28"/>
+              </w:rPr>
+              <w:t>start, stop)</w:t>
+            </w:r>
+          </w:p>
+        </w:tc>
+        <w:tc>
+          <w:tcPr>
+            <w:tcW w:w="0" w:type="auto"/>
+            <w:tcBorders>
+              <w:top w:val="single" w:sz="6" w:space="0" w:color="C4C7C5"/>
+              <w:left w:val="single" w:sz="6" w:space="0" w:color="C4C7C5"/>
+              <w:bottom w:val="single" w:sz="6" w:space="0" w:color="C4C7C5"/>
+              <w:right w:val="single" w:sz="6" w:space="0" w:color="C4C7C5"/>
+            </w:tcBorders>
+            <w:tcMar>
+              <w:top w:w="120" w:type="dxa"/>
+              <w:left w:w="180" w:type="dxa"/>
+              <w:bottom w:w="120" w:type="dxa"/>
+              <w:right w:w="180" w:type="dxa"/>
+            </w:tcMar>
+            <w:vAlign w:val="center"/>
+            <w:hideMark/>
+          </w:tcPr>
+          <w:p>
+            <w:pPr>
+              <w:rPr>
+                <w:sz w:val="28"/>
+                <w:szCs w:val="28"/>
+              </w:rPr>
+            </w:pPr>
+            <w:proofErr w:type="gramStart"/>
+            <w:r>
+              <w:rPr>
+                <w:sz w:val="28"/>
+                <w:szCs w:val="28"/>
+              </w:rPr>
+              <w:t>range(</w:t>
+            </w:r>
+            <w:proofErr w:type="gramEnd"/>
+            <w:r>
+              <w:rPr>
+                <w:sz w:val="28"/>
+                <w:szCs w:val="28"/>
+              </w:rPr>
+              <w:t>1, 6)</w:t>
+            </w:r>
+          </w:p>
+        </w:tc>
+        <w:tc>
+          <w:tcPr>
+            <w:tcW w:w="0" w:type="auto"/>
+            <w:tcBorders>
+              <w:top w:val="single" w:sz="6" w:space="0" w:color="C4C7C5"/>
+              <w:left w:val="single" w:sz="6" w:space="0" w:color="C4C7C5"/>
+              <w:bottom w:val="single" w:sz="6" w:space="0" w:color="C4C7C5"/>
+              <w:right w:val="single" w:sz="6" w:space="0" w:color="C4C7C5"/>
+            </w:tcBorders>
+            <w:tcMar>
+              <w:top w:w="120" w:type="dxa"/>
+              <w:left w:w="180" w:type="dxa"/>
+              <w:bottom w:w="120" w:type="dxa"/>
+              <w:right w:w="180" w:type="dxa"/>
+            </w:tcMar>
+            <w:vAlign w:val="center"/>
+            <w:hideMark/>
+          </w:tcPr>
+          <w:p>
+            <w:pPr>
+              <w:rPr>
+                <w:sz w:val="28"/>
+                <w:szCs w:val="28"/>
+              </w:rPr>
+            </w:pPr>
+            <w:r>
+              <w:rPr>
+                <w:sz w:val="28"/>
+                <w:szCs w:val="28"/>
+              </w:rPr>
+              <w:t>Generates 1, 2, 3, 4, 5</w:t>
+            </w:r>
+          </w:p>
+        </w:tc>
+      </w:tr>
+      <w:tr>
+        <w:trPr>
+          <w:tblCellSpacing w:w="15" w:type="dxa"/>
+        </w:trPr>
+        <w:tc>
+          <w:tcPr>
+            <w:tcW w:w="0" w:type="auto"/>
+            <w:tcBorders>
+              <w:top w:val="single" w:sz="6" w:space="0" w:color="C4C7C5"/>
+              <w:left w:val="single" w:sz="6" w:space="0" w:color="C4C7C5"/>
+              <w:bottom w:val="single" w:sz="6" w:space="0" w:color="C4C7C5"/>
+              <w:right w:val="single" w:sz="6" w:space="0" w:color="C4C7C5"/>
+            </w:tcBorders>
+            <w:tcMar>
+              <w:top w:w="120" w:type="dxa"/>
+              <w:left w:w="180" w:type="dxa"/>
+              <w:bottom w:w="120" w:type="dxa"/>
+              <w:right w:w="180" w:type="dxa"/>
+            </w:tcMar>
+            <w:vAlign w:val="center"/>
+            <w:hideMark/>
+          </w:tcPr>
+          <w:p>
+            <w:pPr>
+              <w:rPr>
+                <w:sz w:val="28"/>
+                <w:szCs w:val="28"/>
+              </w:rPr>
+            </w:pPr>
+            <w:proofErr w:type="gramStart"/>
+            <w:r>
+              <w:rPr>
+                <w:b/>
+                <w:bCs/>
+                <w:sz w:val="28"/>
+                <w:szCs w:val="28"/>
+              </w:rPr>
+              <w:t>range(</w:t>
+            </w:r>
+            <w:proofErr w:type="gramEnd"/>
+            <w:r>
+              <w:rPr>
+                <w:b/>
+                <w:bCs/>
+                <w:sz w:val="28"/>
+                <w:szCs w:val="28"/>
+              </w:rPr>
+              <w:t>s, e, step)</w:t>
+            </w:r>
+          </w:p>
+        </w:tc>
+        <w:tc>
+          <w:tcPr>
+            <w:tcW w:w="0" w:type="auto"/>
+            <w:tcBorders>
+              <w:top w:val="single" w:sz="6" w:space="0" w:color="C4C7C5"/>
+              <w:left w:val="single" w:sz="6" w:space="0" w:color="C4C7C5"/>
+              <w:bottom w:val="single" w:sz="6" w:space="0" w:color="C4C7C5"/>
+              <w:right w:val="single" w:sz="6" w:space="0" w:color="C4C7C5"/>
+            </w:tcBorders>
+            <w:tcMar>
+              <w:top w:w="120" w:type="dxa"/>
+              <w:left w:w="180" w:type="dxa"/>
+              <w:bottom w:w="120" w:type="dxa"/>
+              <w:right w:w="180" w:type="dxa"/>
+            </w:tcMar>
+            <w:vAlign w:val="center"/>
+            <w:hideMark/>
+          </w:tcPr>
+          <w:p>
+            <w:pPr>
+              <w:rPr>
+                <w:sz w:val="28"/>
+                <w:szCs w:val="28"/>
+              </w:rPr>
+            </w:pPr>
+            <w:proofErr w:type="gramStart"/>
+            <w:r>
+              <w:rPr>
+                <w:sz w:val="28"/>
+                <w:szCs w:val="28"/>
+              </w:rPr>
+              <w:t>range(</w:t>
+            </w:r>
+            <w:proofErr w:type="gramEnd"/>
+            <w:r>
+              <w:rPr>
+                <w:sz w:val="28"/>
+                <w:szCs w:val="28"/>
+              </w:rPr>
+              <w:t>1, 10, 2)</w:t>
+            </w:r>
+          </w:p>
+        </w:tc>
+        <w:tc>
+          <w:tcPr>
+            <w:tcW w:w="0" w:type="auto"/>
+            <w:tcBorders>
+              <w:top w:val="single" w:sz="6" w:space="0" w:color="C4C7C5"/>
+              <w:left w:val="single" w:sz="6" w:space="0" w:color="C4C7C5"/>
+              <w:bottom w:val="single" w:sz="6" w:space="0" w:color="C4C7C5"/>
+              <w:right w:val="single" w:sz="6" w:space="0" w:color="C4C7C5"/>
+            </w:tcBorders>
+            <w:tcMar>
+              <w:top w:w="120" w:type="dxa"/>
+              <w:left w:w="180" w:type="dxa"/>
+              <w:bottom w:w="120" w:type="dxa"/>
+              <w:right w:w="180" w:type="dxa"/>
+            </w:tcMar>
+            <w:vAlign w:val="center"/>
+            <w:hideMark/>
+          </w:tcPr>
+          <w:p>
+            <w:pPr>
+              <w:rPr>
+                <w:sz w:val="28"/>
+                <w:szCs w:val="28"/>
+              </w:rPr>
+            </w:pPr>
+            <w:r>
+              <w:rPr>
+                <w:sz w:val="28"/>
+                <w:szCs w:val="28"/>
+              </w:rPr>
+              <w:t>Generates 1, 3, 5, 7, 9</w:t>
+            </w:r>
+          </w:p>
+        </w:tc>
+      </w:tr>
+      <w:tr>
+        <w:trPr>
+          <w:tblCellSpacing w:w="15" w:type="dxa"/>
+        </w:trPr>
+        <w:tc>
+          <w:tcPr>
+            <w:tcW w:w="0" w:type="auto"/>
+            <w:tcBorders>
+              <w:top w:val="single" w:sz="6" w:space="0" w:color="C4C7C5"/>
+              <w:left w:val="single" w:sz="6" w:space="0" w:color="C4C7C5"/>
+              <w:bottom w:val="single" w:sz="6" w:space="0" w:color="C4C7C5"/>
+              <w:right w:val="single" w:sz="6" w:space="0" w:color="C4C7C5"/>
+            </w:tcBorders>
+            <w:tcMar>
+              <w:top w:w="120" w:type="dxa"/>
+              <w:left w:w="180" w:type="dxa"/>
+              <w:bottom w:w="120" w:type="dxa"/>
+              <w:right w:w="180" w:type="dxa"/>
+            </w:tcMar>
+            <w:vAlign w:val="center"/>
+            <w:hideMark/>
+          </w:tcPr>
+          <w:p>
+            <w:pPr>
+              <w:rPr>
+                <w:sz w:val="28"/>
+                <w:szCs w:val="28"/>
+              </w:rPr>
+            </w:pPr>
+            <w:r>
+              <w:rPr>
+                <w:b/>
+                <w:bCs/>
+                <w:sz w:val="28"/>
+                <w:szCs w:val="28"/>
+              </w:rPr>
+              <w:t>Reverse Loop</w:t>
+            </w:r>
+          </w:p>
+        </w:tc>
+        <w:tc>
+          <w:tcPr>
+            <w:tcW w:w="0" w:type="auto"/>
+            <w:tcBorders>
+              <w:top w:val="single" w:sz="6" w:space="0" w:color="C4C7C5"/>
+              <w:left w:val="single" w:sz="6" w:space="0" w:color="C4C7C5"/>
+              <w:bottom w:val="single" w:sz="6" w:space="0" w:color="C4C7C5"/>
+              <w:right w:val="single" w:sz="6" w:space="0" w:color="C4C7C5"/>
+            </w:tcBorders>
+            <w:tcMar>
+              <w:top w:w="120" w:type="dxa"/>
+              <w:left w:w="180" w:type="dxa"/>
+              <w:bottom w:w="120" w:type="dxa"/>
+              <w:right w:w="180" w:type="dxa"/>
+            </w:tcMar>
+            <w:vAlign w:val="center"/>
+            <w:hideMark/>
+          </w:tcPr>
+          <w:p>
+            <w:pPr>
+              <w:rPr>
+                <w:sz w:val="28"/>
+                <w:szCs w:val="28"/>
+              </w:rPr>
+            </w:pPr>
+            <w:proofErr w:type="gramStart"/>
+            <w:r>
+              <w:rPr>
+                <w:sz w:val="28"/>
+                <w:szCs w:val="28"/>
+              </w:rPr>
+              <w:t>range(</w:t>
+            </w:r>
+            <w:proofErr w:type="gramEnd"/>
+            <w:r>
+              <w:rPr>
+                <w:sz w:val="28"/>
+                <w:szCs w:val="28"/>
+              </w:rPr>
+              <w:t>10, 0, -1)</w:t>
+            </w:r>
+          </w:p>
+        </w:tc>
+        <w:tc>
+          <w:tcPr>
+            <w:tcW w:w="0" w:type="auto"/>
+            <w:tcBorders>
+              <w:top w:val="single" w:sz="6" w:space="0" w:color="C4C7C5"/>
+              <w:left w:val="single" w:sz="6" w:space="0" w:color="C4C7C5"/>
+              <w:bottom w:val="single" w:sz="6" w:space="0" w:color="C4C7C5"/>
+              <w:right w:val="single" w:sz="6" w:space="0" w:color="C4C7C5"/>
+            </w:tcBorders>
+            <w:tcMar>
+              <w:top w:w="120" w:type="dxa"/>
+              <w:left w:w="180" w:type="dxa"/>
+              <w:bottom w:w="120" w:type="dxa"/>
+              <w:right w:w="180" w:type="dxa"/>
+            </w:tcMar>
+            <w:vAlign w:val="center"/>
+            <w:hideMark/>
+          </w:tcPr>
+          <w:p>
+            <w:pPr>
+              <w:rPr>
+                <w:sz w:val="28"/>
+                <w:szCs w:val="28"/>
+              </w:rPr>
+            </w:pPr>
+            <w:r>
+              <w:rPr>
+                <w:sz w:val="28"/>
+                <w:szCs w:val="28"/>
+              </w:rPr>
+              <w:t>Decrements from 10 down to 1</w:t>
+            </w:r>
+          </w:p>
+        </w:tc>
+      </w:tr>
+      <w:tr>
+        <w:trPr>
+          <w:tblCellSpacing w:w="15" w:type="dxa"/>
+        </w:trPr>
+        <w:tc>
+          <w:tcPr>
+            <w:tcW w:w="0" w:type="auto"/>
+            <w:tcBorders>
+              <w:top w:val="single" w:sz="6" w:space="0" w:color="C4C7C5"/>
+              <w:left w:val="single" w:sz="6" w:space="0" w:color="C4C7C5"/>
+              <w:bottom w:val="single" w:sz="6" w:space="0" w:color="C4C7C5"/>
+              <w:right w:val="single" w:sz="6" w:space="0" w:color="C4C7C5"/>
+            </w:tcBorders>
+            <w:tcMar>
+              <w:top w:w="120" w:type="dxa"/>
+              <w:left w:w="180" w:type="dxa"/>
+              <w:bottom w:w="120" w:type="dxa"/>
+              <w:right w:w="180" w:type="dxa"/>
+            </w:tcMar>
+            <w:vAlign w:val="center"/>
+            <w:hideMark/>
+          </w:tcPr>
+          <w:p>
+            <w:pPr>
+              <w:rPr>
+                <w:sz w:val="28"/>
+                <w:szCs w:val="28"/>
+              </w:rPr>
+            </w:pPr>
+            <w:r>
+              <w:rPr>
+                <w:b/>
+                <w:bCs/>
+                <w:sz w:val="28"/>
+                <w:szCs w:val="28"/>
+              </w:rPr>
+              <w:t>for-else</w:t>
+            </w:r>
+          </w:p>
+        </w:tc>
+        <w:tc>
+          <w:tcPr>
+            <w:tcW w:w="0" w:type="auto"/>
+            <w:tcBorders>
+              <w:top w:val="single" w:sz="6" w:space="0" w:color="C4C7C5"/>
+              <w:left w:val="single" w:sz="6" w:space="0" w:color="C4C7C5"/>
+              <w:bottom w:val="single" w:sz="6" w:space="0" w:color="C4C7C5"/>
+              <w:right w:val="single" w:sz="6" w:space="0" w:color="C4C7C5"/>
+            </w:tcBorders>
+            <w:tcMar>
+              <w:top w:w="120" w:type="dxa"/>
+              <w:left w:w="180" w:type="dxa"/>
+              <w:bottom w:w="120" w:type="dxa"/>
+              <w:right w:w="180" w:type="dxa"/>
+            </w:tcMar>
+            <w:vAlign w:val="center"/>
+            <w:hideMark/>
+          </w:tcPr>
+          <w:p>
+            <w:pPr>
+              <w:rPr>
+                <w:sz w:val="28"/>
+                <w:szCs w:val="28"/>
+              </w:rPr>
+            </w:pPr>
+            <w:r>
+              <w:rPr>
+                <w:sz w:val="28"/>
+                <w:szCs w:val="28"/>
+              </w:rPr>
+              <w:t>for ... else:</w:t>
+            </w:r>
+          </w:p>
+        </w:tc>
+        <w:tc>
+          <w:tcPr>
+            <w:tcW w:w="0" w:type="auto"/>
+            <w:tcBorders>
+              <w:top w:val="single" w:sz="6" w:space="0" w:color="C4C7C5"/>
+              <w:left w:val="single" w:sz="6" w:space="0" w:color="C4C7C5"/>
+              <w:bottom w:val="single" w:sz="6" w:space="0" w:color="C4C7C5"/>
+              <w:right w:val="single" w:sz="6" w:space="0" w:color="C4C7C5"/>
+            </w:tcBorders>
+            <w:tcMar>
+              <w:top w:w="120" w:type="dxa"/>
+              <w:left w:w="180" w:type="dxa"/>
+              <w:bottom w:w="120" w:type="dxa"/>
+              <w:right w:w="180" w:type="dxa"/>
+            </w:tcMar>
+            <w:vAlign w:val="center"/>
+            <w:hideMark/>
+          </w:tcPr>
+          <w:p>
+            <w:pPr>
+              <w:rPr>
+                <w:sz w:val="28"/>
+                <w:szCs w:val="28"/>
+              </w:rPr>
+            </w:pPr>
+            <w:r>
+              <w:rPr>
+                <w:sz w:val="28"/>
+                <w:szCs w:val="28"/>
+              </w:rPr>
+              <w:t>Runs else block if no break occurred</w:t>
+            </w:r>
+          </w:p>
+        </w:tc>
+      </w:tr>
+      <w:tr>
+        <w:trPr>
+          <w:tblCellSpacing w:w="15" w:type="dxa"/>
+        </w:trPr>
+        <w:tc>
+          <w:tcPr>
+            <w:tcW w:w="0" w:type="auto"/>
+            <w:tcBorders>
+              <w:top w:val="single" w:sz="6" w:space="0" w:color="C4C7C5"/>
+              <w:left w:val="single" w:sz="6" w:space="0" w:color="C4C7C5"/>
+              <w:bottom w:val="single" w:sz="6" w:space="0" w:color="C4C7C5"/>
+              <w:right w:val="single" w:sz="6" w:space="0" w:color="C4C7C5"/>
+            </w:tcBorders>
+            <w:tcMar>
+              <w:top w:w="120" w:type="dxa"/>
+              <w:left w:w="180" w:type="dxa"/>
+              <w:bottom w:w="120" w:type="dxa"/>
+              <w:right w:w="180" w:type="dxa"/>
+            </w:tcMar>
+            <w:vAlign w:val="center"/>
+            <w:hideMark/>
+          </w:tcPr>
+          <w:p>
+            <w:pPr>
+              <w:rPr>
+                <w:sz w:val="28"/>
+                <w:szCs w:val="28"/>
+              </w:rPr>
+            </w:pPr>
+            <w:proofErr w:type="gramStart"/>
+            <w:r>
+              <w:rPr>
+                <w:b/>
+                <w:bCs/>
+                <w:sz w:val="28"/>
+                <w:szCs w:val="28"/>
+              </w:rPr>
+              <w:t>enumerate(</w:t>
+            </w:r>
+            <w:proofErr w:type="gramEnd"/>
+            <w:r>
+              <w:rPr>
+                <w:b/>
+                <w:bCs/>
+                <w:sz w:val="28"/>
+                <w:szCs w:val="28"/>
+              </w:rPr>
+              <w:t>)</w:t>
+            </w:r>
+          </w:p>
+        </w:tc>
+        <w:tc>
+          <w:tcPr>
+            <w:tcW w:w="0" w:type="auto"/>
+            <w:tcBorders>
+              <w:top w:val="single" w:sz="6" w:space="0" w:color="C4C7C5"/>
+              <w:left w:val="single" w:sz="6" w:space="0" w:color="C4C7C5"/>
+              <w:bottom w:val="single" w:sz="6" w:space="0" w:color="C4C7C5"/>
+              <w:right w:val="single" w:sz="6" w:space="0" w:color="C4C7C5"/>
+            </w:tcBorders>
+            <w:tcMar>
+              <w:top w:w="120" w:type="dxa"/>
+              <w:left w:w="180" w:type="dxa"/>
+              <w:bottom w:w="120" w:type="dxa"/>
+              <w:right w:w="180" w:type="dxa"/>
+            </w:tcMar>
+            <w:vAlign w:val="center"/>
+            <w:hideMark/>
+          </w:tcPr>
+          <w:p>
+            <w:pPr>
+              <w:rPr>
+                <w:sz w:val="28"/>
+                <w:szCs w:val="28"/>
+              </w:rPr>
+            </w:pPr>
+            <w:r>
+              <w:rPr>
+                <w:sz w:val="28"/>
+                <w:szCs w:val="28"/>
+              </w:rPr>
+              <w:t xml:space="preserve">for </w:t>
+            </w:r>
+            <w:proofErr w:type="spellStart"/>
+            <w:r>
+              <w:rPr>
+                <w:sz w:val="28"/>
+                <w:szCs w:val="28"/>
+              </w:rPr>
+              <w:t>idx</w:t>
+            </w:r>
+            <w:proofErr w:type="spellEnd"/>
+            <w:r>
+              <w:rPr>
+                <w:sz w:val="28"/>
+                <w:szCs w:val="28"/>
+              </w:rPr>
+              <w:t xml:space="preserve">, </w:t>
+            </w:r>
+            <w:proofErr w:type="spellStart"/>
+            <w:r>
+              <w:rPr>
+                <w:sz w:val="28"/>
+                <w:szCs w:val="28"/>
+              </w:rPr>
+              <w:t>val</w:t>
+            </w:r>
+            <w:proofErr w:type="spellEnd"/>
+            <w:r>
+              <w:rPr>
+                <w:sz w:val="28"/>
+                <w:szCs w:val="28"/>
+              </w:rPr>
+              <w:t xml:space="preserve"> in enumerate(</w:t>
+            </w:r>
+            <w:proofErr w:type="spellStart"/>
+            <w:r>
+              <w:rPr>
+                <w:sz w:val="28"/>
+                <w:szCs w:val="28"/>
+              </w:rPr>
+              <w:t>seq</w:t>
+            </w:r>
+            <w:proofErr w:type="spellEnd"/>
+            <w:r>
+              <w:rPr>
+                <w:sz w:val="28"/>
+                <w:szCs w:val="28"/>
+              </w:rPr>
+              <w:t>):</w:t>
+            </w:r>
+          </w:p>
+        </w:tc>
+        <w:tc>
+          <w:tcPr>
+            <w:tcW w:w="0" w:type="auto"/>
+            <w:tcBorders>
+              <w:top w:val="single" w:sz="6" w:space="0" w:color="C4C7C5"/>
+              <w:left w:val="single" w:sz="6" w:space="0" w:color="C4C7C5"/>
+              <w:bottom w:val="single" w:sz="6" w:space="0" w:color="C4C7C5"/>
+              <w:right w:val="single" w:sz="6" w:space="0" w:color="C4C7C5"/>
+            </w:tcBorders>
+            <w:tcMar>
+              <w:top w:w="120" w:type="dxa"/>
+              <w:left w:w="180" w:type="dxa"/>
+              <w:bottom w:w="120" w:type="dxa"/>
+              <w:right w:w="180" w:type="dxa"/>
+            </w:tcMar>
+            <w:vAlign w:val="center"/>
+            <w:hideMark/>
+          </w:tcPr>
+          <w:p>
+            <w:pPr>
+              <w:rPr>
+                <w:sz w:val="28"/>
+                <w:szCs w:val="28"/>
+              </w:rPr>
+            </w:pPr>
+            <w:r>
+              <w:rPr>
+                <w:sz w:val="28"/>
+                <w:szCs w:val="28"/>
+              </w:rPr>
+              <w:t>Gives index and item together</w:t>
+            </w:r>
+          </w:p>
+        </w:tc>
+      </w:tr>
+    </w:tbl>
+    <w:p>
+      <w:pPr>
+        <w:rPr>
+          <w:sz w:val="28"/>
+          <w:szCs w:val="28"/>
+        </w:rPr>
+      </w:pPr>
+    </w:p>
     <w:sectPr>
       <w:pgSz w:w="11906" w:h="16838"/>
       <w:pgMar w:top="851" w:right="1440" w:bottom="993" w:left="1440" w:header="708" w:footer="708" w:gutter="0"/>
@@ -35692,6 +41352,119 @@
     </w:lvl>
   </w:abstractNum>
   <w:abstractNum w:abstractNumId="19" w15:restartNumberingAfterBreak="0">
+    <w:nsid w:val="21D4003B"/>
+    <w:multiLevelType w:val="multilevel"/>
+    <w:tmpl w:val="E5FA420E"/>
+    <w:lvl w:ilvl="0">
+      <w:start w:val="1"/>
+      <w:numFmt w:val="decimal"/>
+      <w:lvlText w:val="%1."/>
+      <w:lvlJc w:val="left"/>
+      <w:pPr>
+        <w:tabs>
+          <w:tab w:val="num" w:pos="720"/>
+        </w:tabs>
+        <w:ind w:left="720" w:hanging="360"/>
+      </w:pPr>
+    </w:lvl>
+    <w:lvl w:ilvl="1" w:tentative="1">
+      <w:start w:val="1"/>
+      <w:numFmt w:val="decimal"/>
+      <w:lvlText w:val="%2."/>
+      <w:lvlJc w:val="left"/>
+      <w:pPr>
+        <w:tabs>
+          <w:tab w:val="num" w:pos="1440"/>
+        </w:tabs>
+        <w:ind w:left="1440" w:hanging="360"/>
+      </w:pPr>
+    </w:lvl>
+    <w:lvl w:ilvl="2" w:tentative="1">
+      <w:start w:val="1"/>
+      <w:numFmt w:val="decimal"/>
+      <w:lvlText w:val="%3."/>
+      <w:lvlJc w:val="left"/>
+      <w:pPr>
+        <w:tabs>
+          <w:tab w:val="num" w:pos="2160"/>
+        </w:tabs>
+        <w:ind w:left="2160" w:hanging="360"/>
+      </w:pPr>
+    </w:lvl>
+    <w:lvl w:ilvl="3" w:tentative="1">
+      <w:start w:val="1"/>
+      <w:numFmt w:val="decimal"/>
+      <w:lvlText w:val="%4."/>
+      <w:lvlJc w:val="left"/>
+      <w:pPr>
+        <w:tabs>
+          <w:tab w:val="num" w:pos="2880"/>
+        </w:tabs>
+        <w:ind w:left="2880" w:hanging="360"/>
+      </w:pPr>
+    </w:lvl>
+    <w:lvl w:ilvl="4" w:tentative="1">
+      <w:start w:val="1"/>
+      <w:numFmt w:val="decimal"/>
+      <w:lvlText w:val="%5."/>
+      <w:lvlJc w:val="left"/>
+      <w:pPr>
+        <w:tabs>
+          <w:tab w:val="num" w:pos="3600"/>
+        </w:tabs>
+        <w:ind w:left="3600" w:hanging="360"/>
+      </w:pPr>
+    </w:lvl>
+    <w:lvl w:ilvl="5" w:tentative="1">
+      <w:start w:val="1"/>
+      <w:numFmt w:val="decimal"/>
+      <w:lvlText w:val="%6."/>
+      <w:lvlJc w:val="left"/>
+      <w:pPr>
+        <w:tabs>
+          <w:tab w:val="num" w:pos="4320"/>
+        </w:tabs>
+        <w:ind w:left="4320" w:hanging="360"/>
+      </w:pPr>
+    </w:lvl>
+    <w:lvl w:ilvl="6" w:tentative="1">
+      <w:start w:val="1"/>
+      <w:numFmt w:val="decimal"/>
+      <w:lvlText w:val="%7."/>
+      <w:lvlJc w:val="left"/>
+      <w:pPr>
+        <w:tabs>
+          <w:tab w:val="num" w:pos="5040"/>
+        </w:tabs>
+        <w:ind w:left="5040" w:hanging="360"/>
+      </w:pPr>
+    </w:lvl>
+    <w:lvl w:ilvl="7" w:tentative="1">
+      <w:start w:val="1"/>
+      <w:numFmt w:val="decimal"/>
+      <w:lvlText w:val="%8."/>
+      <w:lvlJc w:val="left"/>
+      <w:pPr>
+        <w:tabs>
+          <w:tab w:val="num" w:pos="5760"/>
+        </w:tabs>
+        <w:ind w:left="5760" w:hanging="360"/>
+      </w:pPr>
+    </w:lvl>
+    <w:lvl w:ilvl="8" w:tentative="1">
+      <w:start w:val="1"/>
+      <w:numFmt w:val="decimal"/>
+      <w:lvlText w:val="%9."/>
+      <w:lvlJc w:val="left"/>
+      <w:pPr>
+        <w:tabs>
+          <w:tab w:val="num" w:pos="6480"/>
+        </w:tabs>
+        <w:ind w:left="6480" w:hanging="360"/>
+      </w:pPr>
+    </w:lvl>
+  </w:abstractNum>
+  <w:abstractNum w:abstractNumId="20" w15:restartNumberingAfterBreak="0">
     <w:nsid w:val="22A5576E"/>
     <w:multiLevelType w:val="multilevel"/>
     <w:tmpl w:val="D5D28640"/>
@@ -35804,7 +41577,7 @@
       </w:pPr>
     </w:lvl>
   </w:abstractNum>
-  <w:abstractNum w:abstractNumId="20" w15:restartNumberingAfterBreak="0">
+  <w:abstractNum w:abstractNumId="21" w15:restartNumberingAfterBreak="0">
     <w:nsid w:val="24795C0A"/>
     <w:multiLevelType w:val="multilevel"/>
     <w:tmpl w:val="7260633C"/>
@@ -35953,7 +41726,7 @@
       </w:rPr>
     </w:lvl>
   </w:abstractNum>
-  <w:abstractNum w:abstractNumId="21" w15:restartNumberingAfterBreak="0">
+  <w:abstractNum w:abstractNumId="22" w15:restartNumberingAfterBreak="0">
     <w:nsid w:val="25F022F0"/>
     <w:multiLevelType w:val="multilevel"/>
     <w:tmpl w:val="30BA9CBA"/>
@@ -36066,7 +41839,7 @@
       </w:pPr>
     </w:lvl>
   </w:abstractNum>
-  <w:abstractNum w:abstractNumId="22" w15:restartNumberingAfterBreak="0">
+  <w:abstractNum w:abstractNumId="23" w15:restartNumberingAfterBreak="0">
     <w:nsid w:val="26B47991"/>
     <w:multiLevelType w:val="multilevel"/>
     <w:tmpl w:val="21DC7C7E"/>
@@ -36215,7 +41988,7 @@
       </w:rPr>
     </w:lvl>
   </w:abstractNum>
-  <w:abstractNum w:abstractNumId="23" w15:restartNumberingAfterBreak="0">
+  <w:abstractNum w:abstractNumId="24" w15:restartNumberingAfterBreak="0">
     <w:nsid w:val="27907D69"/>
     <w:multiLevelType w:val="multilevel"/>
     <w:tmpl w:val="D7B498A4"/>
@@ -36364,7 +42137,7 @@
       </w:rPr>
     </w:lvl>
   </w:abstractNum>
-  <w:abstractNum w:abstractNumId="24" w15:restartNumberingAfterBreak="0">
+  <w:abstractNum w:abstractNumId="25" w15:restartNumberingAfterBreak="0">
     <w:nsid w:val="27CB4BAF"/>
     <w:multiLevelType w:val="multilevel"/>
     <w:tmpl w:val="55EA595E"/>
@@ -36513,7 +42286,7 @@
       </w:rPr>
     </w:lvl>
   </w:abstractNum>
-  <w:abstractNum w:abstractNumId="25" w15:restartNumberingAfterBreak="0">
+  <w:abstractNum w:abstractNumId="26" w15:restartNumberingAfterBreak="0">
     <w:nsid w:val="2B37063C"/>
     <w:multiLevelType w:val="multilevel"/>
     <w:tmpl w:val="B66CBB28"/>
@@ -36626,7 +42399,7 @@
       </w:pPr>
     </w:lvl>
   </w:abstractNum>
-  <w:abstractNum w:abstractNumId="26" w15:restartNumberingAfterBreak="0">
+  <w:abstractNum w:abstractNumId="27" w15:restartNumberingAfterBreak="0">
     <w:nsid w:val="2C23639E"/>
     <w:multiLevelType w:val="multilevel"/>
     <w:tmpl w:val="EAFEAC3C"/>
@@ -36775,7 +42548,7 @@
       </w:rPr>
     </w:lvl>
   </w:abstractNum>
-  <w:abstractNum w:abstractNumId="27" w15:restartNumberingAfterBreak="0">
+  <w:abstractNum w:abstractNumId="28" w15:restartNumberingAfterBreak="0">
     <w:nsid w:val="2F825D01"/>
     <w:multiLevelType w:val="multilevel"/>
     <w:tmpl w:val="893C44CA"/>
@@ -36924,7 +42697,7 @@
       </w:rPr>
     </w:lvl>
   </w:abstractNum>
-  <w:abstractNum w:abstractNumId="28" w15:restartNumberingAfterBreak="0">
+  <w:abstractNum w:abstractNumId="29" w15:restartNumberingAfterBreak="0">
     <w:nsid w:val="303D4EDB"/>
     <w:multiLevelType w:val="multilevel"/>
     <w:tmpl w:val="DA4894EE"/>
@@ -37073,7 +42846,7 @@
       </w:rPr>
     </w:lvl>
   </w:abstractNum>
-  <w:abstractNum w:abstractNumId="29" w15:restartNumberingAfterBreak="0">
+  <w:abstractNum w:abstractNumId="30" w15:restartNumberingAfterBreak="0">
     <w:nsid w:val="37CE2A71"/>
     <w:multiLevelType w:val="multilevel"/>
     <w:tmpl w:val="B1BAB0C0"/>
@@ -37222,7 +42995,7 @@
       </w:rPr>
     </w:lvl>
   </w:abstractNum>
-  <w:abstractNum w:abstractNumId="30" w15:restartNumberingAfterBreak="0">
+  <w:abstractNum w:abstractNumId="31" w15:restartNumberingAfterBreak="0">
     <w:nsid w:val="37D80B7A"/>
     <w:multiLevelType w:val="multilevel"/>
     <w:tmpl w:val="F4368136"/>
@@ -37371,7 +43144,7 @@
       </w:rPr>
     </w:lvl>
   </w:abstractNum>
-  <w:abstractNum w:abstractNumId="31" w15:restartNumberingAfterBreak="0">
+  <w:abstractNum w:abstractNumId="32" w15:restartNumberingAfterBreak="0">
     <w:nsid w:val="396F2468"/>
     <w:multiLevelType w:val="multilevel"/>
     <w:tmpl w:val="C896CD88"/>
@@ -37520,7 +43293,7 @@
       </w:rPr>
     </w:lvl>
   </w:abstractNum>
-  <w:abstractNum w:abstractNumId="32" w15:restartNumberingAfterBreak="0">
+  <w:abstractNum w:abstractNumId="33" w15:restartNumberingAfterBreak="0">
     <w:nsid w:val="39A77089"/>
     <w:multiLevelType w:val="multilevel"/>
     <w:tmpl w:val="269A6D1A"/>
@@ -37669,7 +43442,7 @@
       </w:rPr>
     </w:lvl>
   </w:abstractNum>
-  <w:abstractNum w:abstractNumId="33" w15:restartNumberingAfterBreak="0">
+  <w:abstractNum w:abstractNumId="34" w15:restartNumberingAfterBreak="0">
     <w:nsid w:val="3BF73F9B"/>
     <w:multiLevelType w:val="multilevel"/>
     <w:tmpl w:val="9718044A"/>
@@ -37818,7 +43591,7 @@
       </w:rPr>
     </w:lvl>
   </w:abstractNum>
-  <w:abstractNum w:abstractNumId="34" w15:restartNumberingAfterBreak="0">
+  <w:abstractNum w:abstractNumId="35" w15:restartNumberingAfterBreak="0">
     <w:nsid w:val="3D98313B"/>
     <w:multiLevelType w:val="multilevel"/>
     <w:tmpl w:val="E08029F8"/>
@@ -37967,7 +43740,7 @@
       </w:rPr>
     </w:lvl>
   </w:abstractNum>
-  <w:abstractNum w:abstractNumId="35" w15:restartNumberingAfterBreak="0">
+  <w:abstractNum w:abstractNumId="36" w15:restartNumberingAfterBreak="0">
     <w:nsid w:val="3DA070F4"/>
     <w:multiLevelType w:val="multilevel"/>
     <w:tmpl w:val="3D6A98A6"/>
@@ -38116,7 +43889,7 @@
       </w:rPr>
     </w:lvl>
   </w:abstractNum>
-  <w:abstractNum w:abstractNumId="36" w15:restartNumberingAfterBreak="0">
+  <w:abstractNum w:abstractNumId="37" w15:restartNumberingAfterBreak="0">
     <w:nsid w:val="3DF469E3"/>
     <w:multiLevelType w:val="multilevel"/>
     <w:tmpl w:val="E7FEB5C8"/>
@@ -38265,7 +44038,7 @@
       </w:rPr>
     </w:lvl>
   </w:abstractNum>
-  <w:abstractNum w:abstractNumId="37" w15:restartNumberingAfterBreak="0">
+  <w:abstractNum w:abstractNumId="38" w15:restartNumberingAfterBreak="0">
     <w:nsid w:val="3E952C6B"/>
     <w:multiLevelType w:val="multilevel"/>
     <w:tmpl w:val="6BA291E2"/>
@@ -38378,7 +44151,7 @@
       </w:pPr>
     </w:lvl>
   </w:abstractNum>
-  <w:abstractNum w:abstractNumId="38" w15:restartNumberingAfterBreak="0">
+  <w:abstractNum w:abstractNumId="39" w15:restartNumberingAfterBreak="0">
     <w:nsid w:val="3FAA26B3"/>
     <w:multiLevelType w:val="multilevel"/>
     <w:tmpl w:val="A0206428"/>
@@ -38491,7 +44264,7 @@
       </w:pPr>
     </w:lvl>
   </w:abstractNum>
-  <w:abstractNum w:abstractNumId="39" w15:restartNumberingAfterBreak="0">
+  <w:abstractNum w:abstractNumId="40" w15:restartNumberingAfterBreak="0">
     <w:nsid w:val="405006D8"/>
     <w:multiLevelType w:val="multilevel"/>
     <w:tmpl w:val="57222A90"/>
@@ -38640,7 +44413,7 @@
       </w:rPr>
     </w:lvl>
   </w:abstractNum>
-  <w:abstractNum w:abstractNumId="40" w15:restartNumberingAfterBreak="0">
+  <w:abstractNum w:abstractNumId="41" w15:restartNumberingAfterBreak="0">
     <w:nsid w:val="407037C0"/>
     <w:multiLevelType w:val="multilevel"/>
     <w:tmpl w:val="14D8E17C"/>
@@ -38789,7 +44562,7 @@
       </w:rPr>
     </w:lvl>
   </w:abstractNum>
-  <w:abstractNum w:abstractNumId="41" w15:restartNumberingAfterBreak="0">
+  <w:abstractNum w:abstractNumId="42" w15:restartNumberingAfterBreak="0">
     <w:nsid w:val="4652746F"/>
     <w:multiLevelType w:val="multilevel"/>
     <w:tmpl w:val="0F964FAE"/>
@@ -38906,7 +44679,7 @@
       </w:pPr>
     </w:lvl>
   </w:abstractNum>
-  <w:abstractNum w:abstractNumId="42" w15:restartNumberingAfterBreak="0">
+  <w:abstractNum w:abstractNumId="43" w15:restartNumberingAfterBreak="0">
     <w:nsid w:val="46765667"/>
     <w:multiLevelType w:val="multilevel"/>
     <w:tmpl w:val="E0547262"/>
@@ -39055,7 +44828,7 @@
       </w:rPr>
     </w:lvl>
   </w:abstractNum>
-  <w:abstractNum w:abstractNumId="43" w15:restartNumberingAfterBreak="0">
+  <w:abstractNum w:abstractNumId="44" w15:restartNumberingAfterBreak="0">
     <w:nsid w:val="48744AB6"/>
     <w:multiLevelType w:val="multilevel"/>
     <w:tmpl w:val="BBD434E0"/>
@@ -39200,7 +44973,7 @@
       </w:rPr>
     </w:lvl>
   </w:abstractNum>
-  <w:abstractNum w:abstractNumId="44" w15:restartNumberingAfterBreak="0">
+  <w:abstractNum w:abstractNumId="45" w15:restartNumberingAfterBreak="0">
     <w:nsid w:val="4A3E61CF"/>
     <w:multiLevelType w:val="multilevel"/>
     <w:tmpl w:val="26A4D2CA"/>
@@ -39349,7 +45122,7 @@
       </w:rPr>
     </w:lvl>
   </w:abstractNum>
-  <w:abstractNum w:abstractNumId="45" w15:restartNumberingAfterBreak="0">
+  <w:abstractNum w:abstractNumId="46" w15:restartNumberingAfterBreak="0">
     <w:nsid w:val="4C494795"/>
     <w:multiLevelType w:val="multilevel"/>
     <w:tmpl w:val="B31812CE"/>
@@ -39498,7 +45271,7 @@
       </w:rPr>
     </w:lvl>
   </w:abstractNum>
-  <w:abstractNum w:abstractNumId="46" w15:restartNumberingAfterBreak="0">
+  <w:abstractNum w:abstractNumId="47" w15:restartNumberingAfterBreak="0">
     <w:nsid w:val="4D9D3B19"/>
     <w:multiLevelType w:val="multilevel"/>
     <w:tmpl w:val="CFDA7008"/>
@@ -39647,7 +45420,7 @@
       </w:rPr>
     </w:lvl>
   </w:abstractNum>
-  <w:abstractNum w:abstractNumId="47" w15:restartNumberingAfterBreak="0">
+  <w:abstractNum w:abstractNumId="48" w15:restartNumberingAfterBreak="0">
     <w:nsid w:val="4E2F1F30"/>
     <w:multiLevelType w:val="multilevel"/>
     <w:tmpl w:val="431AB6EA"/>
@@ -39796,7 +45569,7 @@
       </w:rPr>
     </w:lvl>
   </w:abstractNum>
-  <w:abstractNum w:abstractNumId="48" w15:restartNumberingAfterBreak="0">
+  <w:abstractNum w:abstractNumId="49" w15:restartNumberingAfterBreak="0">
     <w:nsid w:val="4E705C60"/>
     <w:multiLevelType w:val="multilevel"/>
     <w:tmpl w:val="39A62558"/>
@@ -39909,7 +45682,7 @@
       </w:pPr>
     </w:lvl>
   </w:abstractNum>
-  <w:abstractNum w:abstractNumId="49" w15:restartNumberingAfterBreak="0">
+  <w:abstractNum w:abstractNumId="50" w15:restartNumberingAfterBreak="0">
     <w:nsid w:val="4EF25303"/>
     <w:multiLevelType w:val="multilevel"/>
     <w:tmpl w:val="DB0CE578"/>
@@ -40058,7 +45831,7 @@
       </w:rPr>
     </w:lvl>
   </w:abstractNum>
-  <w:abstractNum w:abstractNumId="50" w15:restartNumberingAfterBreak="0">
+  <w:abstractNum w:abstractNumId="51" w15:restartNumberingAfterBreak="0">
     <w:nsid w:val="4FFC3310"/>
     <w:multiLevelType w:val="multilevel"/>
     <w:tmpl w:val="7400A736"/>
@@ -40207,7 +45980,7 @@
       </w:rPr>
     </w:lvl>
   </w:abstractNum>
-  <w:abstractNum w:abstractNumId="51" w15:restartNumberingAfterBreak="0">
+  <w:abstractNum w:abstractNumId="52" w15:restartNumberingAfterBreak="0">
     <w:nsid w:val="57547AEB"/>
     <w:multiLevelType w:val="multilevel"/>
     <w:tmpl w:val="966086D8"/>
@@ -40356,7 +46129,7 @@
       </w:rPr>
     </w:lvl>
   </w:abstractNum>
-  <w:abstractNum w:abstractNumId="52" w15:restartNumberingAfterBreak="0">
+  <w:abstractNum w:abstractNumId="53" w15:restartNumberingAfterBreak="0">
     <w:nsid w:val="57A52C13"/>
     <w:multiLevelType w:val="multilevel"/>
     <w:tmpl w:val="01AC7BAA"/>
@@ -40505,7 +46278,7 @@
       </w:rPr>
     </w:lvl>
   </w:abstractNum>
-  <w:abstractNum w:abstractNumId="53" w15:restartNumberingAfterBreak="0">
+  <w:abstractNum w:abstractNumId="54" w15:restartNumberingAfterBreak="0">
     <w:nsid w:val="587266C5"/>
     <w:multiLevelType w:val="multilevel"/>
     <w:tmpl w:val="B60C6C60"/>
@@ -40654,7 +46427,7 @@
       </w:rPr>
     </w:lvl>
   </w:abstractNum>
-  <w:abstractNum w:abstractNumId="54" w15:restartNumberingAfterBreak="0">
+  <w:abstractNum w:abstractNumId="55" w15:restartNumberingAfterBreak="0">
     <w:nsid w:val="58B25FDC"/>
     <w:multiLevelType w:val="multilevel"/>
     <w:tmpl w:val="79005472"/>
@@ -40803,7 +46576,7 @@
       </w:rPr>
     </w:lvl>
   </w:abstractNum>
-  <w:abstractNum w:abstractNumId="55" w15:restartNumberingAfterBreak="0">
+  <w:abstractNum w:abstractNumId="56" w15:restartNumberingAfterBreak="0">
     <w:nsid w:val="5AFF2B06"/>
     <w:multiLevelType w:val="multilevel"/>
     <w:tmpl w:val="750EF8FC"/>
@@ -40920,7 +46693,7 @@
       </w:pPr>
     </w:lvl>
   </w:abstractNum>
-  <w:abstractNum w:abstractNumId="56" w15:restartNumberingAfterBreak="0">
+  <w:abstractNum w:abstractNumId="57" w15:restartNumberingAfterBreak="0">
     <w:nsid w:val="5D802EF7"/>
     <w:multiLevelType w:val="multilevel"/>
     <w:tmpl w:val="E684FD56"/>
@@ -41069,7 +46842,7 @@
       </w:rPr>
     </w:lvl>
   </w:abstractNum>
-  <w:abstractNum w:abstractNumId="57" w15:restartNumberingAfterBreak="0">
+  <w:abstractNum w:abstractNumId="58" w15:restartNumberingAfterBreak="0">
     <w:nsid w:val="5DDC1789"/>
     <w:multiLevelType w:val="multilevel"/>
     <w:tmpl w:val="55C4C8AC"/>
@@ -41218,7 +46991,7 @@
       </w:rPr>
     </w:lvl>
   </w:abstractNum>
-  <w:abstractNum w:abstractNumId="58" w15:restartNumberingAfterBreak="0">
+  <w:abstractNum w:abstractNumId="59" w15:restartNumberingAfterBreak="0">
     <w:nsid w:val="5E231CE9"/>
     <w:multiLevelType w:val="multilevel"/>
     <w:tmpl w:val="89FAA90E"/>
@@ -41367,7 +47140,7 @@
       </w:rPr>
     </w:lvl>
   </w:abstractNum>
-  <w:abstractNum w:abstractNumId="59" w15:restartNumberingAfterBreak="0">
+  <w:abstractNum w:abstractNumId="60" w15:restartNumberingAfterBreak="0">
     <w:nsid w:val="65BE70A9"/>
     <w:multiLevelType w:val="multilevel"/>
     <w:tmpl w:val="A874DCA4"/>
@@ -41516,7 +47289,7 @@
       </w:rPr>
     </w:lvl>
   </w:abstractNum>
-  <w:abstractNum w:abstractNumId="60" w15:restartNumberingAfterBreak="0">
+  <w:abstractNum w:abstractNumId="61" w15:restartNumberingAfterBreak="0">
     <w:nsid w:val="6B4E5BD2"/>
     <w:multiLevelType w:val="multilevel"/>
     <w:tmpl w:val="8F86ADAE"/>
@@ -41665,7 +47438,156 @@
       </w:rPr>
     </w:lvl>
   </w:abstractNum>
-  <w:abstractNum w:abstractNumId="61" w15:restartNumberingAfterBreak="0">
+  <w:abstractNum w:abstractNumId="62" w15:restartNumberingAfterBreak="0">
+    <w:nsid w:val="6BEE5A84"/>
+    <w:multiLevelType w:val="multilevel"/>
+    <w:tmpl w:val="781A07A8"/>
+    <w:lvl w:ilvl="0">
+      <w:start w:val="1"/>
+      <w:numFmt w:val="bullet"/>
+      <w:lvlText w:val=""/>
+      <w:lvlJc w:val="left"/>
+      <w:pPr>
+        <w:tabs>
+          <w:tab w:val="num" w:pos="720"/>
+        </w:tabs>
+        <w:ind w:left="720" w:hanging="360"/>
+      </w:pPr>
+      <w:rPr>
+        <w:rFonts w:ascii="Symbol" w:hAnsi="Symbol" w:hint="default"/>
+        <w:sz w:val="20"/>
+      </w:rPr>
+    </w:lvl>
+    <w:lvl w:ilvl="1" w:tentative="1">
+      <w:start w:val="1"/>
+      <w:numFmt w:val="bullet"/>
+      <w:lvlText w:val="o"/>
+      <w:lvlJc w:val="left"/>
+      <w:pPr>
+        <w:tabs>
+          <w:tab w:val="num" w:pos="1440"/>
+        </w:tabs>
+        <w:ind w:left="1440" w:hanging="360"/>
+      </w:pPr>
+      <w:rPr>
+        <w:rFonts w:ascii="Courier New" w:hAnsi="Courier New" w:hint="default"/>
+        <w:sz w:val="20"/>
+      </w:rPr>
+    </w:lvl>
+    <w:lvl w:ilvl="2" w:tentative="1">
+      <w:start w:val="1"/>
+      <w:numFmt w:val="bullet"/>
+      <w:lvlText w:val=""/>
+      <w:lvlJc w:val="left"/>
+      <w:pPr>
+        <w:tabs>
+          <w:tab w:val="num" w:pos="2160"/>
+        </w:tabs>
+        <w:ind w:left="2160" w:hanging="360"/>
+      </w:pPr>
+      <w:rPr>
+        <w:rFonts w:ascii="Wingdings" w:hAnsi="Wingdings" w:hint="default"/>
+        <w:sz w:val="20"/>
+      </w:rPr>
+    </w:lvl>
+    <w:lvl w:ilvl="3" w:tentative="1">
+      <w:start w:val="1"/>
+      <w:numFmt w:val="bullet"/>
+      <w:lvlText w:val=""/>
+      <w:lvlJc w:val="left"/>
+      <w:pPr>
+        <w:tabs>
+          <w:tab w:val="num" w:pos="2880"/>
+        </w:tabs>
+        <w:ind w:left="2880" w:hanging="360"/>
+      </w:pPr>
+      <w:rPr>
+        <w:rFonts w:ascii="Wingdings" w:hAnsi="Wingdings" w:hint="default"/>
+        <w:sz w:val="20"/>
+      </w:rPr>
+    </w:lvl>
+    <w:lvl w:ilvl="4" w:tentative="1">
+      <w:start w:val="1"/>
+      <w:numFmt w:val="bullet"/>
+      <w:lvlText w:val=""/>
+      <w:lvlJc w:val="left"/>
+      <w:pPr>
+        <w:tabs>
+          <w:tab w:val="num" w:pos="3600"/>
+        </w:tabs>
+        <w:ind w:left="3600" w:hanging="360"/>
+      </w:pPr>
+      <w:rPr>
+        <w:rFonts w:ascii="Wingdings" w:hAnsi="Wingdings" w:hint="default"/>
+        <w:sz w:val="20"/>
+      </w:rPr>
+    </w:lvl>
+    <w:lvl w:ilvl="5" w:tentative="1">
+      <w:start w:val="1"/>
+      <w:numFmt w:val="bullet"/>
+      <w:lvlText w:val=""/>
+      <w:lvlJc w:val="left"/>
+      <w:pPr>
+        <w:tabs>
+          <w:tab w:val="num" w:pos="4320"/>
+        </w:tabs>
+        <w:ind w:left="4320" w:hanging="360"/>
+      </w:pPr>
+      <w:rPr>
+        <w:rFonts w:ascii="Wingdings" w:hAnsi="Wingdings" w:hint="default"/>
+        <w:sz w:val="20"/>
+      </w:rPr>
+    </w:lvl>
+    <w:lvl w:ilvl="6" w:tentative="1">
+      <w:start w:val="1"/>
+      <w:numFmt w:val="bullet"/>
+      <w:lvlText w:val=""/>
+      <w:lvlJc w:val="left"/>
+      <w:pPr>
+        <w:tabs>
+          <w:tab w:val="num" w:pos="5040"/>
+        </w:tabs>
+        <w:ind w:left="5040" w:hanging="360"/>
+      </w:pPr>
+      <w:rPr>
+        <w:rFonts w:ascii="Wingdings" w:hAnsi="Wingdings" w:hint="default"/>
+        <w:sz w:val="20"/>
+      </w:rPr>
+    </w:lvl>
+    <w:lvl w:ilvl="7" w:tentative="1">
+      <w:start w:val="1"/>
+      <w:numFmt w:val="bullet"/>
+      <w:lvlText w:val=""/>
+      <w:lvlJc w:val="left"/>
+      <w:pPr>
+        <w:tabs>
+          <w:tab w:val="num" w:pos="5760"/>
+        </w:tabs>
+        <w:ind w:left="5760" w:hanging="360"/>
+      </w:pPr>
+      <w:rPr>
+        <w:rFonts w:ascii="Wingdings" w:hAnsi="Wingdings" w:hint="default"/>
+        <w:sz w:val="20"/>
+      </w:rPr>
+    </w:lvl>
+    <w:lvl w:ilvl="8" w:tentative="1">
+      <w:start w:val="1"/>
+      <w:numFmt w:val="bullet"/>
+      <w:lvlText w:val=""/>
+      <w:lvlJc w:val="left"/>
+      <w:pPr>
+        <w:tabs>
+          <w:tab w:val="num" w:pos="6480"/>
+        </w:tabs>
+        <w:ind w:left="6480" w:hanging="360"/>
+      </w:pPr>
+      <w:rPr>
+        <w:rFonts w:ascii="Wingdings" w:hAnsi="Wingdings" w:hint="default"/>
+        <w:sz w:val="20"/>
+      </w:rPr>
+    </w:lvl>
+  </w:abstractNum>
+  <w:abstractNum w:abstractNumId="63" w15:restartNumberingAfterBreak="0">
     <w:nsid w:val="6C681470"/>
     <w:multiLevelType w:val="multilevel"/>
     <w:tmpl w:val="85B868AE"/>
@@ -41814,7 +47736,7 @@
       </w:rPr>
     </w:lvl>
   </w:abstractNum>
-  <w:abstractNum w:abstractNumId="62" w15:restartNumberingAfterBreak="0">
+  <w:abstractNum w:abstractNumId="64" w15:restartNumberingAfterBreak="0">
     <w:nsid w:val="6D675446"/>
     <w:multiLevelType w:val="multilevel"/>
     <w:tmpl w:val="834EDBCA"/>
@@ -41963,7 +47885,7 @@
       </w:rPr>
     </w:lvl>
   </w:abstractNum>
-  <w:abstractNum w:abstractNumId="63" w15:restartNumberingAfterBreak="0">
+  <w:abstractNum w:abstractNumId="65" w15:restartNumberingAfterBreak="0">
     <w:nsid w:val="6DA808BA"/>
     <w:multiLevelType w:val="multilevel"/>
     <w:tmpl w:val="EE14F3AE"/>
@@ -42112,7 +48034,7 @@
       </w:rPr>
     </w:lvl>
   </w:abstractNum>
-  <w:abstractNum w:abstractNumId="64" w15:restartNumberingAfterBreak="0">
+  <w:abstractNum w:abstractNumId="66" w15:restartNumberingAfterBreak="0">
     <w:nsid w:val="73EB4722"/>
     <w:multiLevelType w:val="multilevel"/>
     <w:tmpl w:val="5F14FFBE"/>
@@ -42261,7 +48183,7 @@
       </w:rPr>
     </w:lvl>
   </w:abstractNum>
-  <w:abstractNum w:abstractNumId="65" w15:restartNumberingAfterBreak="0">
+  <w:abstractNum w:abstractNumId="67" w15:restartNumberingAfterBreak="0">
     <w:nsid w:val="75383A12"/>
     <w:multiLevelType w:val="multilevel"/>
     <w:tmpl w:val="27C411FE"/>
@@ -42410,7 +48332,7 @@
       </w:rPr>
     </w:lvl>
   </w:abstractNum>
-  <w:abstractNum w:abstractNumId="66" w15:restartNumberingAfterBreak="0">
+  <w:abstractNum w:abstractNumId="68" w15:restartNumberingAfterBreak="0">
     <w:nsid w:val="75ED5CF6"/>
     <w:multiLevelType w:val="multilevel"/>
     <w:tmpl w:val="1172A36C"/>
@@ -42555,7 +48477,7 @@
       </w:rPr>
     </w:lvl>
   </w:abstractNum>
-  <w:abstractNum w:abstractNumId="67" w15:restartNumberingAfterBreak="0">
+  <w:abstractNum w:abstractNumId="69" w15:restartNumberingAfterBreak="0">
     <w:nsid w:val="7918553F"/>
     <w:multiLevelType w:val="multilevel"/>
     <w:tmpl w:val="4E3E1E96"/>
@@ -42672,7 +48594,7 @@
       </w:pPr>
     </w:lvl>
   </w:abstractNum>
-  <w:abstractNum w:abstractNumId="68" w15:restartNumberingAfterBreak="0">
+  <w:abstractNum w:abstractNumId="70" w15:restartNumberingAfterBreak="0">
     <w:nsid w:val="79230768"/>
     <w:multiLevelType w:val="multilevel"/>
     <w:tmpl w:val="9F42533E"/>
@@ -42821,7 +48743,7 @@
       </w:rPr>
     </w:lvl>
   </w:abstractNum>
-  <w:abstractNum w:abstractNumId="69" w15:restartNumberingAfterBreak="0">
+  <w:abstractNum w:abstractNumId="71" w15:restartNumberingAfterBreak="0">
     <w:nsid w:val="7BAB2D58"/>
     <w:multiLevelType w:val="multilevel"/>
     <w:tmpl w:val="8BD4E36A"/>
@@ -42970,7 +48892,7 @@
       </w:rPr>
     </w:lvl>
   </w:abstractNum>
-  <w:abstractNum w:abstractNumId="70" w15:restartNumberingAfterBreak="0">
+  <w:abstractNum w:abstractNumId="72" w15:restartNumberingAfterBreak="0">
     <w:nsid w:val="7E7F1F59"/>
     <w:multiLevelType w:val="multilevel"/>
     <w:tmpl w:val="80B29E38"/>
@@ -43119,7 +49041,7 @@
       </w:rPr>
     </w:lvl>
   </w:abstractNum>
-  <w:abstractNum w:abstractNumId="71" w15:restartNumberingAfterBreak="0">
+  <w:abstractNum w:abstractNumId="73" w15:restartNumberingAfterBreak="0">
     <w:nsid w:val="7F274C0E"/>
     <w:multiLevelType w:val="multilevel"/>
     <w:tmpl w:val="D8665B86"/>
@@ -43268,7 +49190,7 @@
       </w:rPr>
     </w:lvl>
   </w:abstractNum>
-  <w:abstractNum w:abstractNumId="72" w15:restartNumberingAfterBreak="0">
+  <w:abstractNum w:abstractNumId="74" w15:restartNumberingAfterBreak="0">
     <w:nsid w:val="7F8F6D96"/>
     <w:multiLevelType w:val="multilevel"/>
     <w:tmpl w:val="D668F702"/>
@@ -43417,7 +49339,7 @@
       </w:rPr>
     </w:lvl>
   </w:abstractNum>
-  <w:abstractNum w:abstractNumId="73" w15:restartNumberingAfterBreak="0">
+  <w:abstractNum w:abstractNumId="75" w15:restartNumberingAfterBreak="0">
     <w:nsid w:val="7FE65BF5"/>
     <w:multiLevelType w:val="multilevel"/>
     <w:tmpl w:val="2CC88252"/>
@@ -43567,19 +49489,19 @@
     </w:lvl>
   </w:abstractNum>
   <w:num w:numId="1" w16cid:durableId="1790664698">
-    <w:abstractNumId w:val="64"/>
+    <w:abstractNumId w:val="66"/>
   </w:num>
   <w:num w:numId="2" w16cid:durableId="913315237">
-    <w:abstractNumId w:val="30"/>
+    <w:abstractNumId w:val="31"/>
   </w:num>
   <w:num w:numId="3" w16cid:durableId="1592666586">
-    <w:abstractNumId w:val="71"/>
+    <w:abstractNumId w:val="73"/>
   </w:num>
   <w:num w:numId="4" w16cid:durableId="510418239">
-    <w:abstractNumId w:val="44"/>
+    <w:abstractNumId w:val="45"/>
   </w:num>
   <w:num w:numId="5" w16cid:durableId="680550783">
-    <w:abstractNumId w:val="70"/>
+    <w:abstractNumId w:val="72"/>
   </w:num>
   <w:num w:numId="6" w16cid:durableId="285746792">
     <w:abstractNumId w:val="15"/>
@@ -43591,43 +49513,43 @@
     <w:abstractNumId w:val="5"/>
   </w:num>
   <w:num w:numId="9" w16cid:durableId="1501001245">
-    <w:abstractNumId w:val="38"/>
+    <w:abstractNumId w:val="39"/>
   </w:num>
   <w:num w:numId="10" w16cid:durableId="1706250928">
-    <w:abstractNumId w:val="43"/>
+    <w:abstractNumId w:val="44"/>
   </w:num>
   <w:num w:numId="11" w16cid:durableId="1292050097">
-    <w:abstractNumId w:val="60"/>
+    <w:abstractNumId w:val="61"/>
   </w:num>
   <w:num w:numId="12" w16cid:durableId="1745948958">
     <w:abstractNumId w:val="8"/>
   </w:num>
   <w:num w:numId="13" w16cid:durableId="679312742">
-    <w:abstractNumId w:val="62"/>
+    <w:abstractNumId w:val="64"/>
   </w:num>
   <w:num w:numId="14" w16cid:durableId="1597860147">
-    <w:abstractNumId w:val="72"/>
+    <w:abstractNumId w:val="74"/>
   </w:num>
   <w:num w:numId="15" w16cid:durableId="2042434571">
-    <w:abstractNumId w:val="32"/>
+    <w:abstractNumId w:val="33"/>
   </w:num>
   <w:num w:numId="16" w16cid:durableId="1867019793">
-    <w:abstractNumId w:val="28"/>
+    <w:abstractNumId w:val="29"/>
   </w:num>
   <w:num w:numId="17" w16cid:durableId="839076169">
-    <w:abstractNumId w:val="39"/>
+    <w:abstractNumId w:val="40"/>
   </w:num>
   <w:num w:numId="18" w16cid:durableId="1218131698">
-    <w:abstractNumId w:val="42"/>
+    <w:abstractNumId w:val="43"/>
   </w:num>
   <w:num w:numId="19" w16cid:durableId="213657393">
     <w:abstractNumId w:val="6"/>
   </w:num>
   <w:num w:numId="20" w16cid:durableId="630095303">
-    <w:abstractNumId w:val="46"/>
+    <w:abstractNumId w:val="47"/>
   </w:num>
   <w:num w:numId="21" w16cid:durableId="1326665292">
-    <w:abstractNumId w:val="51"/>
+    <w:abstractNumId w:val="52"/>
   </w:num>
   <w:num w:numId="22" w16cid:durableId="689767440">
     <w:abstractNumId w:val="2"/>
@@ -43636,40 +49558,40 @@
     <w:abstractNumId w:val="7"/>
   </w:num>
   <w:num w:numId="24" w16cid:durableId="370763591">
-    <w:abstractNumId w:val="26"/>
+    <w:abstractNumId w:val="27"/>
   </w:num>
   <w:num w:numId="25" w16cid:durableId="896086980">
     <w:abstractNumId w:val="4"/>
   </w:num>
   <w:num w:numId="26" w16cid:durableId="1149051840">
-    <w:abstractNumId w:val="22"/>
+    <w:abstractNumId w:val="23"/>
   </w:num>
   <w:num w:numId="27" w16cid:durableId="691490878">
-    <w:abstractNumId w:val="36"/>
+    <w:abstractNumId w:val="37"/>
   </w:num>
   <w:num w:numId="28" w16cid:durableId="1199008562">
-    <w:abstractNumId w:val="20"/>
+    <w:abstractNumId w:val="21"/>
   </w:num>
   <w:num w:numId="29" w16cid:durableId="119080037">
     <w:abstractNumId w:val="3"/>
   </w:num>
   <w:num w:numId="30" w16cid:durableId="1604412925">
-    <w:abstractNumId w:val="49"/>
+    <w:abstractNumId w:val="50"/>
   </w:num>
   <w:num w:numId="31" w16cid:durableId="422654846">
-    <w:abstractNumId w:val="59"/>
+    <w:abstractNumId w:val="60"/>
   </w:num>
   <w:num w:numId="32" w16cid:durableId="2002389794">
-    <w:abstractNumId w:val="24"/>
+    <w:abstractNumId w:val="25"/>
   </w:num>
   <w:num w:numId="33" w16cid:durableId="663556784">
-    <w:abstractNumId w:val="31"/>
+    <w:abstractNumId w:val="32"/>
   </w:num>
   <w:num w:numId="34" w16cid:durableId="1544096020">
     <w:abstractNumId w:val="16"/>
   </w:num>
   <w:num w:numId="35" w16cid:durableId="1452288583">
-    <w:abstractNumId w:val="67"/>
+    <w:abstractNumId w:val="69"/>
   </w:num>
   <w:num w:numId="36" w16cid:durableId="1418789113">
     <w:abstractNumId w:val="17"/>
@@ -43678,43 +49600,43 @@
     <w:abstractNumId w:val="1"/>
   </w:num>
   <w:num w:numId="38" w16cid:durableId="1531524648">
-    <w:abstractNumId w:val="65"/>
+    <w:abstractNumId w:val="67"/>
   </w:num>
   <w:num w:numId="39" w16cid:durableId="1660887162">
-    <w:abstractNumId w:val="52"/>
+    <w:abstractNumId w:val="53"/>
   </w:num>
   <w:num w:numId="40" w16cid:durableId="745810262">
-    <w:abstractNumId w:val="34"/>
+    <w:abstractNumId w:val="35"/>
   </w:num>
   <w:num w:numId="41" w16cid:durableId="614943237">
     <w:abstractNumId w:val="13"/>
   </w:num>
   <w:num w:numId="42" w16cid:durableId="549920154">
-    <w:abstractNumId w:val="53"/>
+    <w:abstractNumId w:val="54"/>
   </w:num>
   <w:num w:numId="43" w16cid:durableId="182861342">
-    <w:abstractNumId w:val="41"/>
+    <w:abstractNumId w:val="42"/>
   </w:num>
   <w:num w:numId="44" w16cid:durableId="1959796069">
-    <w:abstractNumId w:val="68"/>
+    <w:abstractNumId w:val="70"/>
   </w:num>
   <w:num w:numId="45" w16cid:durableId="1814979854">
-    <w:abstractNumId w:val="45"/>
+    <w:abstractNumId w:val="46"/>
   </w:num>
   <w:num w:numId="46" w16cid:durableId="443154987">
-    <w:abstractNumId w:val="21"/>
+    <w:abstractNumId w:val="22"/>
   </w:num>
   <w:num w:numId="47" w16cid:durableId="1897352345">
+    <w:abstractNumId w:val="58"/>
+  </w:num>
+  <w:num w:numId="48" w16cid:durableId="726952408">
     <w:abstractNumId w:val="57"/>
   </w:num>
-  <w:num w:numId="48" w16cid:durableId="726952408">
-    <w:abstractNumId w:val="56"/>
-  </w:num>
   <w:num w:numId="49" w16cid:durableId="285426070">
-    <w:abstractNumId w:val="58"/>
+    <w:abstractNumId w:val="59"/>
   </w:num>
   <w:num w:numId="50" w16cid:durableId="981154963">
-    <w:abstractNumId w:val="55"/>
+    <w:abstractNumId w:val="56"/>
   </w:num>
   <w:num w:numId="51" w16cid:durableId="505705173">
     <w:abstractNumId w:val="9"/>
@@ -43726,69 +49648,75 @@
     <w:abstractNumId w:val="11"/>
   </w:num>
   <w:num w:numId="54" w16cid:durableId="1207377051">
-    <w:abstractNumId w:val="35"/>
+    <w:abstractNumId w:val="36"/>
   </w:num>
   <w:num w:numId="55" w16cid:durableId="336881422">
     <w:abstractNumId w:val="0"/>
   </w:num>
   <w:num w:numId="56" w16cid:durableId="953630187">
-    <w:abstractNumId w:val="61"/>
+    <w:abstractNumId w:val="63"/>
   </w:num>
   <w:num w:numId="57" w16cid:durableId="501088929">
-    <w:abstractNumId w:val="23"/>
+    <w:abstractNumId w:val="24"/>
   </w:num>
   <w:num w:numId="58" w16cid:durableId="1936791281">
     <w:abstractNumId w:val="14"/>
   </w:num>
   <w:num w:numId="59" w16cid:durableId="815411764">
-    <w:abstractNumId w:val="29"/>
+    <w:abstractNumId w:val="30"/>
   </w:num>
   <w:num w:numId="60" w16cid:durableId="607740991">
-    <w:abstractNumId w:val="27"/>
+    <w:abstractNumId w:val="28"/>
   </w:num>
   <w:num w:numId="61" w16cid:durableId="204484613">
-    <w:abstractNumId w:val="69"/>
+    <w:abstractNumId w:val="71"/>
   </w:num>
   <w:num w:numId="62" w16cid:durableId="1018699311">
-    <w:abstractNumId w:val="25"/>
+    <w:abstractNumId w:val="26"/>
   </w:num>
   <w:num w:numId="63" w16cid:durableId="359740252">
-    <w:abstractNumId w:val="54"/>
+    <w:abstractNumId w:val="55"/>
   </w:num>
   <w:num w:numId="64" w16cid:durableId="61687259">
-    <w:abstractNumId w:val="40"/>
+    <w:abstractNumId w:val="41"/>
   </w:num>
   <w:num w:numId="65" w16cid:durableId="162597846">
-    <w:abstractNumId w:val="63"/>
+    <w:abstractNumId w:val="65"/>
   </w:num>
   <w:num w:numId="66" w16cid:durableId="136534882">
-    <w:abstractNumId w:val="48"/>
+    <w:abstractNumId w:val="49"/>
   </w:num>
   <w:num w:numId="67" w16cid:durableId="970674793">
-    <w:abstractNumId w:val="50"/>
+    <w:abstractNumId w:val="51"/>
   </w:num>
   <w:num w:numId="68" w16cid:durableId="2013725645">
-    <w:abstractNumId w:val="33"/>
+    <w:abstractNumId w:val="34"/>
   </w:num>
   <w:num w:numId="69" w16cid:durableId="2113940141">
-    <w:abstractNumId w:val="66"/>
+    <w:abstractNumId w:val="68"/>
   </w:num>
   <w:num w:numId="70" w16cid:durableId="1495679451">
-    <w:abstractNumId w:val="19"/>
+    <w:abstractNumId w:val="20"/>
   </w:num>
   <w:num w:numId="71" w16cid:durableId="1226837209">
     <w:abstractNumId w:val="18"/>
   </w:num>
   <w:num w:numId="72" w16cid:durableId="153881816">
-    <w:abstractNumId w:val="73"/>
+    <w:abstractNumId w:val="75"/>
   </w:num>
   <w:num w:numId="73" w16cid:durableId="2068524370">
-    <w:abstractNumId w:val="37"/>
+    <w:abstractNumId w:val="38"/>
   </w:num>
   <w:num w:numId="74" w16cid:durableId="1377468303">
-    <w:abstractNumId w:val="47"/>
+    <w:abstractNumId w:val="48"/>
   </w:num>
-  <w:numIdMacAtCleanup w:val="64"/>
+  <w:num w:numId="75" w16cid:durableId="282275987">
+    <w:abstractNumId w:val="62"/>
+  </w:num>
+  <w:num w:numId="76" w16cid:durableId="1229726402">
+    <w:abstractNumId w:val="19"/>
+  </w:num>
+  <w:numIdMacAtCleanup w:val="76"/>
 </w:numbering>
 </file>
 

--- a/notes.docx
+++ b/notes.docx
@@ -38576,6 +38576,3396 @@
         </w:rPr>
       </w:pPr>
     </w:p>
+    <w:p>
+      <w:pPr>
+        <w:rPr>
+          <w:sz w:val="28"/>
+          <w:szCs w:val="28"/>
+        </w:rPr>
+      </w:pPr>
+    </w:p>
+    <w:p>
+      <w:pPr>
+        <w:rPr>
+          <w:sz w:val="28"/>
+          <w:szCs w:val="28"/>
+        </w:rPr>
+      </w:pPr>
+    </w:p>
+    <w:p>
+      <w:pPr>
+        <w:rPr>
+          <w:b/>
+          <w:bCs/>
+          <w:sz w:val="36"/>
+          <w:szCs w:val="36"/>
+        </w:rPr>
+      </w:pPr>
+      <w:r>
+        <w:rPr>
+          <w:rFonts w:ascii="Segoe UI Emoji" w:hAnsi="Segoe UI Emoji" w:cs="Segoe UI Emoji"/>
+          <w:b/>
+          <w:bCs/>
+          <w:sz w:val="36"/>
+          <w:szCs w:val="36"/>
+        </w:rPr>
+        <w:t>📌</w:t>
+      </w:r>
+      <w:r>
+        <w:rPr>
+          <w:b/>
+          <w:bCs/>
+          <w:sz w:val="36"/>
+          <w:szCs w:val="36"/>
+        </w:rPr>
+        <w:t xml:space="preserve"> </w:t>
+      </w:r>
+      <w:r>
+        <w:rPr>
+          <w:b/>
+          <w:bCs/>
+          <w:color w:val="EE0000"/>
+          <w:sz w:val="36"/>
+          <w:szCs w:val="36"/>
+        </w:rPr>
+        <w:t>NOTES: Nested Loops in Python</w:t>
+      </w:r>
+    </w:p>
+    <w:p>
+      <w:pPr>
+        <w:rPr>
+          <w:b/>
+          <w:bCs/>
+          <w:sz w:val="28"/>
+          <w:szCs w:val="28"/>
+        </w:rPr>
+      </w:pPr>
+      <w:r>
+        <w:rPr>
+          <w:b/>
+          <w:bCs/>
+          <w:sz w:val="28"/>
+          <w:szCs w:val="28"/>
+        </w:rPr>
+        <w:t>1. What is a Nested Loop? (Definition)</w:t>
+      </w:r>
+    </w:p>
+    <w:p>
+      <w:pPr>
+        <w:rPr>
+          <w:sz w:val="28"/>
+          <w:szCs w:val="28"/>
+        </w:rPr>
+      </w:pPr>
+      <w:r>
+        <w:rPr>
+          <w:sz w:val="28"/>
+          <w:szCs w:val="28"/>
+        </w:rPr>
+        <w:t xml:space="preserve">Jab </w:t>
+      </w:r>
+      <w:r>
+        <w:rPr>
+          <w:b/>
+          <w:bCs/>
+          <w:sz w:val="28"/>
+          <w:szCs w:val="28"/>
+        </w:rPr>
+        <w:t xml:space="preserve">ek loop </w:t>
+      </w:r>
+      <w:proofErr w:type="spellStart"/>
+      <w:r>
+        <w:rPr>
+          <w:b/>
+          <w:bCs/>
+          <w:sz w:val="28"/>
+          <w:szCs w:val="28"/>
+        </w:rPr>
+        <w:t>ke</w:t>
+      </w:r>
+      <w:proofErr w:type="spellEnd"/>
+      <w:r>
+        <w:rPr>
+          <w:b/>
+          <w:bCs/>
+          <w:sz w:val="28"/>
+          <w:szCs w:val="28"/>
+        </w:rPr>
+        <w:t xml:space="preserve"> </w:t>
+      </w:r>
+      <w:proofErr w:type="spellStart"/>
+      <w:r>
+        <w:rPr>
+          <w:b/>
+          <w:bCs/>
+          <w:sz w:val="28"/>
+          <w:szCs w:val="28"/>
+        </w:rPr>
+        <w:t>andar</w:t>
+      </w:r>
+      <w:proofErr w:type="spellEnd"/>
+      <w:r>
+        <w:rPr>
+          <w:b/>
+          <w:bCs/>
+          <w:sz w:val="28"/>
+          <w:szCs w:val="28"/>
+        </w:rPr>
+        <w:t xml:space="preserve"> doosra loop</w:t>
+      </w:r>
+      <w:r>
+        <w:rPr>
+          <w:sz w:val="28"/>
+          <w:szCs w:val="28"/>
+        </w:rPr>
+        <w:t xml:space="preserve"> </w:t>
+      </w:r>
+      <w:proofErr w:type="spellStart"/>
+      <w:r>
+        <w:rPr>
+          <w:sz w:val="28"/>
+          <w:szCs w:val="28"/>
+        </w:rPr>
+        <w:t>likha</w:t>
+      </w:r>
+      <w:proofErr w:type="spellEnd"/>
+      <w:r>
+        <w:rPr>
+          <w:sz w:val="28"/>
+          <w:szCs w:val="28"/>
+        </w:rPr>
+        <w:t xml:space="preserve"> </w:t>
+      </w:r>
+      <w:proofErr w:type="spellStart"/>
+      <w:r>
+        <w:rPr>
+          <w:sz w:val="28"/>
+          <w:szCs w:val="28"/>
+        </w:rPr>
+        <w:t>jata</w:t>
+      </w:r>
+      <w:proofErr w:type="spellEnd"/>
+      <w:r>
+        <w:rPr>
+          <w:sz w:val="28"/>
+          <w:szCs w:val="28"/>
+        </w:rPr>
+        <w:t xml:space="preserve"> </w:t>
+      </w:r>
+      <w:proofErr w:type="spellStart"/>
+      <w:r>
+        <w:rPr>
+          <w:sz w:val="28"/>
+          <w:szCs w:val="28"/>
+        </w:rPr>
+        <w:t>hai</w:t>
+      </w:r>
+      <w:proofErr w:type="spellEnd"/>
+      <w:r>
+        <w:rPr>
+          <w:sz w:val="28"/>
+          <w:szCs w:val="28"/>
+        </w:rPr>
+        <w:t xml:space="preserve">, </w:t>
+      </w:r>
+      <w:proofErr w:type="spellStart"/>
+      <w:r>
+        <w:rPr>
+          <w:sz w:val="28"/>
+          <w:szCs w:val="28"/>
+        </w:rPr>
+        <w:t>toh</w:t>
+      </w:r>
+      <w:proofErr w:type="spellEnd"/>
+      <w:r>
+        <w:rPr>
+          <w:sz w:val="28"/>
+          <w:szCs w:val="28"/>
+        </w:rPr>
+        <w:t xml:space="preserve"> use </w:t>
+      </w:r>
+      <w:r>
+        <w:rPr>
+          <w:b/>
+          <w:bCs/>
+          <w:sz w:val="28"/>
+          <w:szCs w:val="28"/>
+        </w:rPr>
+        <w:t>Nested Loop</w:t>
+      </w:r>
+      <w:r>
+        <w:rPr>
+          <w:sz w:val="28"/>
+          <w:szCs w:val="28"/>
+        </w:rPr>
+        <w:t xml:space="preserve"> </w:t>
+      </w:r>
+      <w:proofErr w:type="spellStart"/>
+      <w:r>
+        <w:rPr>
+          <w:sz w:val="28"/>
+          <w:szCs w:val="28"/>
+        </w:rPr>
+        <w:t>kehte</w:t>
+      </w:r>
+      <w:proofErr w:type="spellEnd"/>
+      <w:r>
+        <w:rPr>
+          <w:sz w:val="28"/>
+          <w:szCs w:val="28"/>
+        </w:rPr>
+        <w:t xml:space="preserve"> hain.</w:t>
+      </w:r>
+    </w:p>
+    <w:p>
+      <w:pPr>
+        <w:numPr>
+          <w:ilvl w:val="0"/>
+          <w:numId w:val="77"/>
+        </w:numPr>
+        <w:rPr>
+          <w:sz w:val="28"/>
+          <w:szCs w:val="28"/>
+        </w:rPr>
+      </w:pPr>
+      <w:r>
+        <w:rPr>
+          <w:b/>
+          <w:bCs/>
+          <w:sz w:val="28"/>
+          <w:szCs w:val="28"/>
+        </w:rPr>
+        <w:t xml:space="preserve">Outer Loop (Bahar </w:t>
+      </w:r>
+      <w:proofErr w:type="spellStart"/>
+      <w:r>
+        <w:rPr>
+          <w:b/>
+          <w:bCs/>
+          <w:sz w:val="28"/>
+          <w:szCs w:val="28"/>
+        </w:rPr>
+        <w:t>wala</w:t>
+      </w:r>
+      <w:proofErr w:type="spellEnd"/>
+      <w:r>
+        <w:rPr>
+          <w:b/>
+          <w:bCs/>
+          <w:sz w:val="28"/>
+          <w:szCs w:val="28"/>
+        </w:rPr>
+        <w:t xml:space="preserve"> loop):</w:t>
+      </w:r>
+      <w:r>
+        <w:rPr>
+          <w:sz w:val="28"/>
+          <w:szCs w:val="28"/>
+        </w:rPr>
+        <w:t xml:space="preserve"> Controls the Rows / Primary iterations.</w:t>
+      </w:r>
+    </w:p>
+    <w:p>
+      <w:pPr>
+        <w:numPr>
+          <w:ilvl w:val="0"/>
+          <w:numId w:val="77"/>
+        </w:numPr>
+        <w:rPr>
+          <w:sz w:val="28"/>
+          <w:szCs w:val="28"/>
+        </w:rPr>
+      </w:pPr>
+      <w:r>
+        <w:rPr>
+          <w:b/>
+          <w:bCs/>
+          <w:sz w:val="28"/>
+          <w:szCs w:val="28"/>
+        </w:rPr>
+        <w:t xml:space="preserve">Inner Loop (Andar </w:t>
+      </w:r>
+      <w:proofErr w:type="spellStart"/>
+      <w:r>
+        <w:rPr>
+          <w:b/>
+          <w:bCs/>
+          <w:sz w:val="28"/>
+          <w:szCs w:val="28"/>
+        </w:rPr>
+        <w:t>wala</w:t>
+      </w:r>
+      <w:proofErr w:type="spellEnd"/>
+      <w:r>
+        <w:rPr>
+          <w:b/>
+          <w:bCs/>
+          <w:sz w:val="28"/>
+          <w:szCs w:val="28"/>
+        </w:rPr>
+        <w:t xml:space="preserve"> loop):</w:t>
+      </w:r>
+      <w:r>
+        <w:rPr>
+          <w:sz w:val="28"/>
+          <w:szCs w:val="28"/>
+        </w:rPr>
+        <w:t xml:space="preserve"> Controls the Columns / Secondary iterations for EVERY single step of the outer loop.</w:t>
+      </w:r>
+    </w:p>
+    <w:p>
+      <w:pPr>
+        <w:rPr>
+          <w:sz w:val="28"/>
+          <w:szCs w:val="28"/>
+        </w:rPr>
+      </w:pPr>
+      <w:r>
+        <w:rPr>
+          <w:rFonts w:ascii="Segoe UI Emoji" w:hAnsi="Segoe UI Emoji" w:cs="Segoe UI Emoji"/>
+          <w:sz w:val="28"/>
+          <w:szCs w:val="28"/>
+        </w:rPr>
+        <w:lastRenderedPageBreak/>
+        <w:t>💡</w:t>
+      </w:r>
+      <w:r>
+        <w:rPr>
+          <w:sz w:val="28"/>
+          <w:szCs w:val="28"/>
+        </w:rPr>
+        <w:t xml:space="preserve"> </w:t>
+      </w:r>
+      <w:r>
+        <w:rPr>
+          <w:b/>
+          <w:bCs/>
+          <w:sz w:val="28"/>
+          <w:szCs w:val="28"/>
+        </w:rPr>
+        <w:t>Key Mechanics:</w:t>
+      </w:r>
+    </w:p>
+    <w:p>
+      <w:pPr>
+        <w:rPr>
+          <w:sz w:val="28"/>
+          <w:szCs w:val="28"/>
+        </w:rPr>
+      </w:pPr>
+      <w:r>
+        <w:rPr>
+          <w:sz w:val="28"/>
+          <w:szCs w:val="28"/>
+        </w:rPr>
+        <w:t xml:space="preserve">Outer loop ki </w:t>
+      </w:r>
+      <w:r>
+        <w:rPr>
+          <w:b/>
+          <w:bCs/>
+          <w:sz w:val="28"/>
+          <w:szCs w:val="28"/>
+        </w:rPr>
+        <w:t>ek single iteration</w:t>
+      </w:r>
+      <w:r>
+        <w:rPr>
+          <w:sz w:val="28"/>
+          <w:szCs w:val="28"/>
+        </w:rPr>
+        <w:t xml:space="preserve"> </w:t>
+      </w:r>
+      <w:proofErr w:type="spellStart"/>
+      <w:r>
+        <w:rPr>
+          <w:sz w:val="28"/>
+          <w:szCs w:val="28"/>
+        </w:rPr>
+        <w:t>ke</w:t>
+      </w:r>
+      <w:proofErr w:type="spellEnd"/>
+      <w:r>
+        <w:rPr>
+          <w:sz w:val="28"/>
+          <w:szCs w:val="28"/>
+        </w:rPr>
+        <w:t xml:space="preserve"> </w:t>
+      </w:r>
+      <w:proofErr w:type="spellStart"/>
+      <w:r>
+        <w:rPr>
+          <w:sz w:val="28"/>
+          <w:szCs w:val="28"/>
+        </w:rPr>
+        <w:t>liye</w:t>
+      </w:r>
+      <w:proofErr w:type="spellEnd"/>
+      <w:r>
+        <w:rPr>
+          <w:sz w:val="28"/>
+          <w:szCs w:val="28"/>
+        </w:rPr>
+        <w:t xml:space="preserve">, inner loop </w:t>
+      </w:r>
+      <w:proofErr w:type="spellStart"/>
+      <w:r>
+        <w:rPr>
+          <w:b/>
+          <w:bCs/>
+          <w:sz w:val="28"/>
+          <w:szCs w:val="28"/>
+        </w:rPr>
+        <w:t>apni</w:t>
+      </w:r>
+      <w:proofErr w:type="spellEnd"/>
+      <w:r>
+        <w:rPr>
+          <w:b/>
+          <w:bCs/>
+          <w:sz w:val="28"/>
+          <w:szCs w:val="28"/>
+        </w:rPr>
+        <w:t xml:space="preserve"> </w:t>
+      </w:r>
+      <w:proofErr w:type="spellStart"/>
+      <w:r>
+        <w:rPr>
+          <w:b/>
+          <w:bCs/>
+          <w:sz w:val="28"/>
+          <w:szCs w:val="28"/>
+        </w:rPr>
+        <w:t>saari</w:t>
+      </w:r>
+      <w:proofErr w:type="spellEnd"/>
+      <w:r>
+        <w:rPr>
+          <w:b/>
+          <w:bCs/>
+          <w:sz w:val="28"/>
+          <w:szCs w:val="28"/>
+        </w:rPr>
+        <w:t xml:space="preserve"> iterations poori run </w:t>
+      </w:r>
+      <w:proofErr w:type="spellStart"/>
+      <w:r>
+        <w:rPr>
+          <w:b/>
+          <w:bCs/>
+          <w:sz w:val="28"/>
+          <w:szCs w:val="28"/>
+        </w:rPr>
+        <w:t>karta</w:t>
+      </w:r>
+      <w:proofErr w:type="spellEnd"/>
+      <w:r>
+        <w:rPr>
+          <w:b/>
+          <w:bCs/>
+          <w:sz w:val="28"/>
+          <w:szCs w:val="28"/>
+        </w:rPr>
+        <w:t xml:space="preserve"> </w:t>
+      </w:r>
+      <w:proofErr w:type="spellStart"/>
+      <w:r>
+        <w:rPr>
+          <w:b/>
+          <w:bCs/>
+          <w:sz w:val="28"/>
+          <w:szCs w:val="28"/>
+        </w:rPr>
+        <w:t>hai</w:t>
+      </w:r>
+      <w:proofErr w:type="spellEnd"/>
+      <w:r>
+        <w:rPr>
+          <w:sz w:val="28"/>
+          <w:szCs w:val="28"/>
+        </w:rPr>
+        <w:t>.</w:t>
+      </w:r>
+    </w:p>
+    <w:p>
+      <w:pPr>
+        <w:rPr>
+          <w:b/>
+          <w:bCs/>
+          <w:sz w:val="28"/>
+          <w:szCs w:val="28"/>
+        </w:rPr>
+      </w:pPr>
+      <w:r>
+        <w:rPr>
+          <w:b/>
+          <w:bCs/>
+          <w:sz w:val="28"/>
+          <w:szCs w:val="28"/>
+        </w:rPr>
+        <w:t>2. Real-World Use Cases &amp; Applications</w:t>
+      </w:r>
+    </w:p>
+    <w:p>
+      <w:pPr>
+        <w:numPr>
+          <w:ilvl w:val="0"/>
+          <w:numId w:val="78"/>
+        </w:numPr>
+        <w:rPr>
+          <w:sz w:val="28"/>
+          <w:szCs w:val="28"/>
+        </w:rPr>
+      </w:pPr>
+      <w:r>
+        <w:rPr>
+          <w:b/>
+          <w:bCs/>
+          <w:sz w:val="28"/>
+          <w:szCs w:val="28"/>
+        </w:rPr>
+        <w:t>Social Media Analysis:</w:t>
+      </w:r>
+    </w:p>
+    <w:p>
+      <w:pPr>
+        <w:numPr>
+          <w:ilvl w:val="1"/>
+          <w:numId w:val="78"/>
+        </w:numPr>
+        <w:rPr>
+          <w:sz w:val="28"/>
+          <w:szCs w:val="28"/>
+        </w:rPr>
+      </w:pPr>
+      <w:r>
+        <w:rPr>
+          <w:sz w:val="28"/>
+          <w:szCs w:val="28"/>
+        </w:rPr>
+        <w:t xml:space="preserve">Outer Loop: Har </w:t>
+      </w:r>
+      <w:r>
+        <w:rPr>
+          <w:b/>
+          <w:bCs/>
+          <w:sz w:val="28"/>
+          <w:szCs w:val="28"/>
+        </w:rPr>
+        <w:t>User</w:t>
+      </w:r>
+      <w:r>
+        <w:rPr>
+          <w:sz w:val="28"/>
+          <w:szCs w:val="28"/>
+        </w:rPr>
+        <w:t xml:space="preserve"> par </w:t>
+      </w:r>
+      <w:proofErr w:type="gramStart"/>
+      <w:r>
+        <w:rPr>
+          <w:sz w:val="28"/>
+          <w:szCs w:val="28"/>
+        </w:rPr>
+        <w:t>iterate</w:t>
+      </w:r>
+      <w:proofErr w:type="gramEnd"/>
+      <w:r>
+        <w:rPr>
+          <w:sz w:val="28"/>
+          <w:szCs w:val="28"/>
+        </w:rPr>
+        <w:t xml:space="preserve"> </w:t>
+      </w:r>
+      <w:proofErr w:type="spellStart"/>
+      <w:r>
+        <w:rPr>
+          <w:sz w:val="28"/>
+          <w:szCs w:val="28"/>
+        </w:rPr>
+        <w:t>karega</w:t>
+      </w:r>
+      <w:proofErr w:type="spellEnd"/>
+      <w:r>
+        <w:rPr>
+          <w:sz w:val="28"/>
+          <w:szCs w:val="28"/>
+        </w:rPr>
+        <w:t>.</w:t>
+      </w:r>
+    </w:p>
+    <w:p>
+      <w:pPr>
+        <w:numPr>
+          <w:ilvl w:val="1"/>
+          <w:numId w:val="78"/>
+        </w:numPr>
+        <w:rPr>
+          <w:sz w:val="28"/>
+          <w:szCs w:val="28"/>
+        </w:rPr>
+      </w:pPr>
+      <w:r>
+        <w:rPr>
+          <w:sz w:val="28"/>
+          <w:szCs w:val="28"/>
+        </w:rPr>
+        <w:t xml:space="preserve">Inner Loop: Us user </w:t>
+      </w:r>
+      <w:proofErr w:type="spellStart"/>
+      <w:r>
+        <w:rPr>
+          <w:sz w:val="28"/>
+          <w:szCs w:val="28"/>
+        </w:rPr>
+        <w:t>ke</w:t>
+      </w:r>
+      <w:proofErr w:type="spellEnd"/>
+      <w:r>
+        <w:rPr>
+          <w:sz w:val="28"/>
+          <w:szCs w:val="28"/>
+        </w:rPr>
+        <w:t xml:space="preserve"> </w:t>
+      </w:r>
+      <w:proofErr w:type="spellStart"/>
+      <w:r>
+        <w:rPr>
+          <w:sz w:val="28"/>
+          <w:szCs w:val="28"/>
+        </w:rPr>
+        <w:t>saare</w:t>
+      </w:r>
+      <w:proofErr w:type="spellEnd"/>
+      <w:r>
+        <w:rPr>
+          <w:sz w:val="28"/>
+          <w:szCs w:val="28"/>
+        </w:rPr>
+        <w:t xml:space="preserve"> </w:t>
+      </w:r>
+      <w:r>
+        <w:rPr>
+          <w:b/>
+          <w:bCs/>
+          <w:sz w:val="28"/>
+          <w:szCs w:val="28"/>
+        </w:rPr>
+        <w:t>Friends / Followers</w:t>
+      </w:r>
+      <w:r>
+        <w:rPr>
+          <w:sz w:val="28"/>
+          <w:szCs w:val="28"/>
+        </w:rPr>
+        <w:t xml:space="preserve"> par iterate </w:t>
+      </w:r>
+      <w:proofErr w:type="spellStart"/>
+      <w:r>
+        <w:rPr>
+          <w:sz w:val="28"/>
+          <w:szCs w:val="28"/>
+        </w:rPr>
+        <w:t>karega</w:t>
+      </w:r>
+      <w:proofErr w:type="spellEnd"/>
+      <w:r>
+        <w:rPr>
+          <w:sz w:val="28"/>
+          <w:szCs w:val="28"/>
+        </w:rPr>
+        <w:t>.</w:t>
+      </w:r>
+    </w:p>
+    <w:p>
+      <w:pPr>
+        <w:numPr>
+          <w:ilvl w:val="0"/>
+          <w:numId w:val="78"/>
+        </w:numPr>
+        <w:rPr>
+          <w:sz w:val="28"/>
+          <w:szCs w:val="28"/>
+        </w:rPr>
+      </w:pPr>
+      <w:r>
+        <w:rPr>
+          <w:b/>
+          <w:bCs/>
+          <w:sz w:val="28"/>
+          <w:szCs w:val="28"/>
+        </w:rPr>
+        <w:t>Banking Systems:</w:t>
+      </w:r>
+    </w:p>
+    <w:p>
+      <w:pPr>
+        <w:numPr>
+          <w:ilvl w:val="1"/>
+          <w:numId w:val="78"/>
+        </w:numPr>
+        <w:rPr>
+          <w:sz w:val="28"/>
+          <w:szCs w:val="28"/>
+        </w:rPr>
+      </w:pPr>
+      <w:r>
+        <w:rPr>
+          <w:sz w:val="28"/>
+          <w:szCs w:val="28"/>
+        </w:rPr>
+        <w:t xml:space="preserve">Outer Loop: Saare </w:t>
+      </w:r>
+      <w:r>
+        <w:rPr>
+          <w:b/>
+          <w:bCs/>
+          <w:sz w:val="28"/>
+          <w:szCs w:val="28"/>
+        </w:rPr>
+        <w:t>Customer Accounts</w:t>
+      </w:r>
+      <w:r>
+        <w:rPr>
+          <w:sz w:val="28"/>
+          <w:szCs w:val="28"/>
+        </w:rPr>
+        <w:t xml:space="preserve"> par </w:t>
+      </w:r>
+      <w:proofErr w:type="gramStart"/>
+      <w:r>
+        <w:rPr>
+          <w:sz w:val="28"/>
+          <w:szCs w:val="28"/>
+        </w:rPr>
+        <w:t>iterate</w:t>
+      </w:r>
+      <w:proofErr w:type="gramEnd"/>
+      <w:r>
+        <w:rPr>
+          <w:sz w:val="28"/>
+          <w:szCs w:val="28"/>
+        </w:rPr>
+        <w:t xml:space="preserve"> </w:t>
+      </w:r>
+      <w:proofErr w:type="spellStart"/>
+      <w:r>
+        <w:rPr>
+          <w:sz w:val="28"/>
+          <w:szCs w:val="28"/>
+        </w:rPr>
+        <w:t>karega</w:t>
+      </w:r>
+      <w:proofErr w:type="spellEnd"/>
+      <w:r>
+        <w:rPr>
+          <w:sz w:val="28"/>
+          <w:szCs w:val="28"/>
+        </w:rPr>
+        <w:t>.</w:t>
+      </w:r>
+    </w:p>
+    <w:p>
+      <w:pPr>
+        <w:numPr>
+          <w:ilvl w:val="1"/>
+          <w:numId w:val="78"/>
+        </w:numPr>
+        <w:rPr>
+          <w:sz w:val="28"/>
+          <w:szCs w:val="28"/>
+        </w:rPr>
+      </w:pPr>
+      <w:r>
+        <w:rPr>
+          <w:sz w:val="28"/>
+          <w:szCs w:val="28"/>
+        </w:rPr>
+        <w:t xml:space="preserve">Inner Loop: Har account </w:t>
+      </w:r>
+      <w:proofErr w:type="spellStart"/>
+      <w:r>
+        <w:rPr>
+          <w:sz w:val="28"/>
+          <w:szCs w:val="28"/>
+        </w:rPr>
+        <w:t>ke</w:t>
+      </w:r>
+      <w:proofErr w:type="spellEnd"/>
+      <w:r>
+        <w:rPr>
+          <w:sz w:val="28"/>
+          <w:szCs w:val="28"/>
+        </w:rPr>
+        <w:t xml:space="preserve"> </w:t>
+      </w:r>
+      <w:proofErr w:type="spellStart"/>
+      <w:r>
+        <w:rPr>
+          <w:sz w:val="28"/>
+          <w:szCs w:val="28"/>
+        </w:rPr>
+        <w:t>saare</w:t>
+      </w:r>
+      <w:proofErr w:type="spellEnd"/>
+      <w:r>
+        <w:rPr>
+          <w:sz w:val="28"/>
+          <w:szCs w:val="28"/>
+        </w:rPr>
+        <w:t xml:space="preserve"> </w:t>
+      </w:r>
+      <w:r>
+        <w:rPr>
+          <w:b/>
+          <w:bCs/>
+          <w:sz w:val="28"/>
+          <w:szCs w:val="28"/>
+        </w:rPr>
+        <w:t>Transactions</w:t>
+      </w:r>
+      <w:r>
+        <w:rPr>
+          <w:sz w:val="28"/>
+          <w:szCs w:val="28"/>
+        </w:rPr>
+        <w:t xml:space="preserve"> fetch </w:t>
+      </w:r>
+      <w:proofErr w:type="spellStart"/>
+      <w:r>
+        <w:rPr>
+          <w:sz w:val="28"/>
+          <w:szCs w:val="28"/>
+        </w:rPr>
+        <w:t>karega</w:t>
+      </w:r>
+      <w:proofErr w:type="spellEnd"/>
+      <w:r>
+        <w:rPr>
+          <w:sz w:val="28"/>
+          <w:szCs w:val="28"/>
+        </w:rPr>
+        <w:t>.</w:t>
+      </w:r>
+    </w:p>
+    <w:p>
+      <w:pPr>
+        <w:numPr>
+          <w:ilvl w:val="0"/>
+          <w:numId w:val="78"/>
+        </w:numPr>
+        <w:rPr>
+          <w:sz w:val="28"/>
+          <w:szCs w:val="28"/>
+        </w:rPr>
+      </w:pPr>
+      <w:r>
+        <w:rPr>
+          <w:b/>
+          <w:bCs/>
+          <w:sz w:val="28"/>
+          <w:szCs w:val="28"/>
+        </w:rPr>
+        <w:t>2D Grid &amp; Matrix Operations:</w:t>
+      </w:r>
+    </w:p>
+    <w:p>
+      <w:pPr>
+        <w:numPr>
+          <w:ilvl w:val="1"/>
+          <w:numId w:val="78"/>
+        </w:numPr>
+        <w:rPr>
+          <w:sz w:val="28"/>
+          <w:szCs w:val="28"/>
+        </w:rPr>
+      </w:pPr>
+      <w:r>
+        <w:rPr>
+          <w:sz w:val="28"/>
+          <w:szCs w:val="28"/>
+        </w:rPr>
+        <w:t xml:space="preserve">Images (Pixels in Height </w:t>
+      </w:r>
+      <m:oMath>
+        <m:r>
+          <w:rPr>
+            <w:rFonts w:ascii="Cambria Math" w:hAnsi="Cambria Math"/>
+            <w:sz w:val="28"/>
+            <w:szCs w:val="28"/>
+          </w:rPr>
+          <m:t>×</m:t>
+        </m:r>
+      </m:oMath>
+      <w:r>
+        <w:rPr>
+          <w:sz w:val="28"/>
+          <w:szCs w:val="28"/>
+        </w:rPr>
+        <w:t xml:space="preserve"> Width), Game Boards (Chess, Tic-Tac-Toe), aur Tables (Rows </w:t>
+      </w:r>
+      <m:oMath>
+        <m:r>
+          <w:rPr>
+            <w:rFonts w:ascii="Cambria Math" w:hAnsi="Cambria Math"/>
+            <w:sz w:val="28"/>
+            <w:szCs w:val="28"/>
+          </w:rPr>
+          <m:t>×</m:t>
+        </m:r>
+      </m:oMath>
+      <w:r>
+        <w:rPr>
+          <w:sz w:val="28"/>
+          <w:szCs w:val="28"/>
+        </w:rPr>
+        <w:t xml:space="preserve"> Columns) ko process karne ke liye.</w:t>
+      </w:r>
+    </w:p>
+    <w:p>
+      <w:pPr>
+        <w:rPr>
+          <w:b/>
+          <w:bCs/>
+          <w:sz w:val="28"/>
+          <w:szCs w:val="28"/>
+        </w:rPr>
+      </w:pPr>
+      <w:r>
+        <w:rPr>
+          <w:b/>
+          <w:bCs/>
+          <w:sz w:val="28"/>
+          <w:szCs w:val="28"/>
+        </w:rPr>
+        <w:t>3. Code Example: Star Pattern Printing (Right Triangle)</w:t>
+      </w:r>
+    </w:p>
+    <w:p>
+      <w:pPr>
+        <w:rPr>
+          <w:sz w:val="28"/>
+          <w:szCs w:val="28"/>
+        </w:rPr>
+      </w:pPr>
+      <w:r>
+        <w:rPr>
+          <w:sz w:val="28"/>
+          <w:szCs w:val="28"/>
+        </w:rPr>
+        <w:t>Python</w:t>
+      </w:r>
+    </w:p>
+    <w:p>
+      <w:pPr>
+        <w:rPr>
+          <w:sz w:val="28"/>
+          <w:szCs w:val="28"/>
+        </w:rPr>
+      </w:pPr>
+      <w:r>
+        <w:rPr>
+          <w:sz w:val="28"/>
+          <w:szCs w:val="28"/>
+        </w:rPr>
+        <w:t xml:space="preserve">rows = </w:t>
+      </w:r>
+      <w:proofErr w:type="gramStart"/>
+      <w:r>
+        <w:rPr>
+          <w:sz w:val="28"/>
+          <w:szCs w:val="28"/>
+        </w:rPr>
+        <w:t>int(input(</w:t>
+      </w:r>
+      <w:proofErr w:type="gramEnd"/>
+      <w:r>
+        <w:rPr>
+          <w:sz w:val="28"/>
+          <w:szCs w:val="28"/>
+        </w:rPr>
+        <w:t>"Enter the number of rows: "))</w:t>
+      </w:r>
+    </w:p>
+    <w:p>
+      <w:pPr>
+        <w:rPr>
+          <w:sz w:val="28"/>
+          <w:szCs w:val="28"/>
+        </w:rPr>
+      </w:pPr>
+    </w:p>
+    <w:p>
+      <w:pPr>
+        <w:rPr>
+          <w:sz w:val="28"/>
+          <w:szCs w:val="28"/>
+        </w:rPr>
+      </w:pPr>
+      <w:r>
+        <w:rPr>
+          <w:sz w:val="28"/>
+          <w:szCs w:val="28"/>
+        </w:rPr>
+        <w:t># Outer Loop (Handles Rows: 1 to 'rows')</w:t>
+      </w:r>
+    </w:p>
+    <w:p>
+      <w:pPr>
+        <w:rPr>
+          <w:sz w:val="28"/>
+          <w:szCs w:val="28"/>
+        </w:rPr>
+      </w:pPr>
+      <w:r>
+        <w:rPr>
+          <w:sz w:val="28"/>
+          <w:szCs w:val="28"/>
+        </w:rPr>
+        <w:t xml:space="preserve">for </w:t>
+      </w:r>
+      <w:proofErr w:type="spellStart"/>
+      <w:r>
+        <w:rPr>
+          <w:sz w:val="28"/>
+          <w:szCs w:val="28"/>
+        </w:rPr>
+        <w:t>i</w:t>
+      </w:r>
+      <w:proofErr w:type="spellEnd"/>
+      <w:r>
+        <w:rPr>
+          <w:sz w:val="28"/>
+          <w:szCs w:val="28"/>
+        </w:rPr>
+        <w:t xml:space="preserve"> in </w:t>
+      </w:r>
+      <w:proofErr w:type="gramStart"/>
+      <w:r>
+        <w:rPr>
+          <w:sz w:val="28"/>
+          <w:szCs w:val="28"/>
+        </w:rPr>
+        <w:t>range(</w:t>
+      </w:r>
+      <w:proofErr w:type="gramEnd"/>
+      <w:r>
+        <w:rPr>
+          <w:sz w:val="28"/>
+          <w:szCs w:val="28"/>
+        </w:rPr>
+        <w:t>1, rows + 1):</w:t>
+      </w:r>
+    </w:p>
+    <w:p>
+      <w:pPr>
+        <w:rPr>
+          <w:sz w:val="28"/>
+          <w:szCs w:val="28"/>
+        </w:rPr>
+      </w:pPr>
+      <w:r>
+        <w:rPr>
+          <w:sz w:val="28"/>
+          <w:szCs w:val="28"/>
+        </w:rPr>
+        <w:t xml:space="preserve">    </w:t>
+      </w:r>
+    </w:p>
+    <w:p>
+      <w:pPr>
+        <w:rPr>
+          <w:sz w:val="28"/>
+          <w:szCs w:val="28"/>
+        </w:rPr>
+      </w:pPr>
+      <w:r>
+        <w:rPr>
+          <w:sz w:val="28"/>
+          <w:szCs w:val="28"/>
+        </w:rPr>
+        <w:t xml:space="preserve">    # Inner Loop (Handles Stars per Row: 0 to i-1)</w:t>
+      </w:r>
+    </w:p>
+    <w:p>
+      <w:pPr>
+        <w:rPr>
+          <w:sz w:val="28"/>
+          <w:szCs w:val="28"/>
+        </w:rPr>
+      </w:pPr>
+      <w:r>
+        <w:rPr>
+          <w:sz w:val="28"/>
+          <w:szCs w:val="28"/>
+        </w:rPr>
+        <w:t xml:space="preserve">    for j in </w:t>
+      </w:r>
+      <w:proofErr w:type="gramStart"/>
+      <w:r>
+        <w:rPr>
+          <w:sz w:val="28"/>
+          <w:szCs w:val="28"/>
+        </w:rPr>
+        <w:t>range(</w:t>
+      </w:r>
+      <w:proofErr w:type="gramEnd"/>
+      <w:r>
+        <w:rPr>
+          <w:sz w:val="28"/>
+          <w:szCs w:val="28"/>
+        </w:rPr>
+        <w:t xml:space="preserve">0, </w:t>
+      </w:r>
+      <w:proofErr w:type="spellStart"/>
+      <w:r>
+        <w:rPr>
+          <w:sz w:val="28"/>
+          <w:szCs w:val="28"/>
+        </w:rPr>
+        <w:t>i</w:t>
+      </w:r>
+      <w:proofErr w:type="spellEnd"/>
+      <w:r>
+        <w:rPr>
+          <w:sz w:val="28"/>
+          <w:szCs w:val="28"/>
+        </w:rPr>
+        <w:t>):</w:t>
+      </w:r>
+    </w:p>
+    <w:p>
+      <w:pPr>
+        <w:rPr>
+          <w:sz w:val="28"/>
+          <w:szCs w:val="28"/>
+        </w:rPr>
+      </w:pPr>
+      <w:r>
+        <w:rPr>
+          <w:sz w:val="28"/>
+          <w:szCs w:val="28"/>
+        </w:rPr>
+        <w:t xml:space="preserve">        </w:t>
+      </w:r>
+      <w:proofErr w:type="gramStart"/>
+      <w:r>
+        <w:rPr>
+          <w:sz w:val="28"/>
+          <w:szCs w:val="28"/>
+        </w:rPr>
+        <w:t>print(</w:t>
+      </w:r>
+      <w:proofErr w:type="gramEnd"/>
+      <w:r>
+        <w:rPr>
+          <w:sz w:val="28"/>
+          <w:szCs w:val="28"/>
+        </w:rPr>
+        <w:t xml:space="preserve">"*", end=" </w:t>
+      </w:r>
+      <w:proofErr w:type="gramStart"/>
+      <w:r>
+        <w:rPr>
+          <w:sz w:val="28"/>
+          <w:szCs w:val="28"/>
+        </w:rPr>
+        <w:t>")  #</w:t>
+      </w:r>
+      <w:proofErr w:type="gramEnd"/>
+      <w:r>
+        <w:rPr>
+          <w:sz w:val="28"/>
+          <w:szCs w:val="28"/>
+        </w:rPr>
+        <w:t xml:space="preserve"> 'end=" "' prevents new line</w:t>
+      </w:r>
+    </w:p>
+    <w:p>
+      <w:pPr>
+        <w:rPr>
+          <w:sz w:val="28"/>
+          <w:szCs w:val="28"/>
+        </w:rPr>
+      </w:pPr>
+      <w:r>
+        <w:rPr>
+          <w:sz w:val="28"/>
+          <w:szCs w:val="28"/>
+        </w:rPr>
+        <w:t xml:space="preserve">        </w:t>
+      </w:r>
+    </w:p>
+    <w:p>
+      <w:pPr>
+        <w:rPr>
+          <w:sz w:val="28"/>
+          <w:szCs w:val="28"/>
+        </w:rPr>
+      </w:pPr>
+      <w:r>
+        <w:rPr>
+          <w:sz w:val="28"/>
+          <w:szCs w:val="28"/>
+        </w:rPr>
+        <w:t xml:space="preserve">    </w:t>
+      </w:r>
+      <w:proofErr w:type="gramStart"/>
+      <w:r>
+        <w:rPr>
+          <w:sz w:val="28"/>
+          <w:szCs w:val="28"/>
+        </w:rPr>
+        <w:t>print()  #</w:t>
+      </w:r>
+      <w:proofErr w:type="gramEnd"/>
+      <w:r>
+        <w:rPr>
+          <w:sz w:val="28"/>
+          <w:szCs w:val="28"/>
+        </w:rPr>
+        <w:t xml:space="preserve"> Moves to the next line after inner loop completes</w:t>
+      </w:r>
+    </w:p>
+    <w:p>
+      <w:pPr>
+        <w:rPr>
+          <w:b/>
+          <w:bCs/>
+          <w:sz w:val="28"/>
+          <w:szCs w:val="28"/>
+        </w:rPr>
+      </w:pPr>
+      <w:r>
+        <w:rPr>
+          <w:b/>
+          <w:bCs/>
+          <w:sz w:val="28"/>
+          <w:szCs w:val="28"/>
+        </w:rPr>
+        <w:t>Output (if rows = 5):</w:t>
+      </w:r>
+    </w:p>
+    <w:p>
+      <w:pPr>
+        <w:rPr>
+          <w:sz w:val="28"/>
+          <w:szCs w:val="28"/>
+        </w:rPr>
+      </w:pPr>
+      <w:r>
+        <w:rPr>
+          <w:sz w:val="28"/>
+          <w:szCs w:val="28"/>
+        </w:rPr>
+        <w:t>Plaintext</w:t>
+      </w:r>
+    </w:p>
+    <w:p>
+      <w:pPr>
+        <w:rPr>
+          <w:sz w:val="28"/>
+          <w:szCs w:val="28"/>
+        </w:rPr>
+      </w:pPr>
+      <w:r>
+        <w:rPr>
+          <w:sz w:val="28"/>
+          <w:szCs w:val="28"/>
+        </w:rPr>
+        <w:t xml:space="preserve">* </w:t>
+      </w:r>
+    </w:p>
+    <w:p>
+      <w:pPr>
+        <w:rPr>
+          <w:sz w:val="28"/>
+          <w:szCs w:val="28"/>
+        </w:rPr>
+      </w:pPr>
+      <w:r>
+        <w:rPr>
+          <w:sz w:val="28"/>
+          <w:szCs w:val="28"/>
+        </w:rPr>
+        <w:lastRenderedPageBreak/>
+        <w:t xml:space="preserve">* * </w:t>
+      </w:r>
+    </w:p>
+    <w:p>
+      <w:pPr>
+        <w:rPr>
+          <w:sz w:val="28"/>
+          <w:szCs w:val="28"/>
+        </w:rPr>
+      </w:pPr>
+      <w:r>
+        <w:rPr>
+          <w:sz w:val="28"/>
+          <w:szCs w:val="28"/>
+        </w:rPr>
+        <w:t xml:space="preserve">* * * </w:t>
+      </w:r>
+    </w:p>
+    <w:p>
+      <w:pPr>
+        <w:rPr>
+          <w:sz w:val="28"/>
+          <w:szCs w:val="28"/>
+        </w:rPr>
+      </w:pPr>
+      <w:r>
+        <w:rPr>
+          <w:sz w:val="28"/>
+          <w:szCs w:val="28"/>
+        </w:rPr>
+        <w:t xml:space="preserve">* * * * </w:t>
+      </w:r>
+    </w:p>
+    <w:p>
+      <w:pPr>
+        <w:rPr>
+          <w:sz w:val="28"/>
+          <w:szCs w:val="28"/>
+        </w:rPr>
+      </w:pPr>
+      <w:r>
+        <w:rPr>
+          <w:sz w:val="28"/>
+          <w:szCs w:val="28"/>
+        </w:rPr>
+        <w:t xml:space="preserve">* * * * * </w:t>
+      </w:r>
+    </w:p>
+    <w:p>
+      <w:pPr>
+        <w:rPr>
+          <w:b/>
+          <w:bCs/>
+          <w:sz w:val="28"/>
+          <w:szCs w:val="28"/>
+        </w:rPr>
+      </w:pPr>
+      <w:r>
+        <w:rPr>
+          <w:b/>
+          <w:bCs/>
+          <w:sz w:val="28"/>
+          <w:szCs w:val="28"/>
+        </w:rPr>
+        <w:t>4. Step-by-Step Execution Flow (Dry Run)</w:t>
+      </w:r>
+    </w:p>
+    <w:p>
+      <w:pPr>
+        <w:rPr>
+          <w:sz w:val="28"/>
+          <w:szCs w:val="28"/>
+        </w:rPr>
+      </w:pPr>
+      <w:r>
+        <w:rPr>
+          <w:sz w:val="28"/>
+          <w:szCs w:val="28"/>
+        </w:rPr>
+        <w:t>Lete hain rows = 3:</w:t>
+      </w:r>
+    </w:p>
+    <w:p>
+      <w:pPr>
+        <w:numPr>
+          <w:ilvl w:val="0"/>
+          <w:numId w:val="79"/>
+        </w:numPr>
+        <w:rPr>
+          <w:sz w:val="28"/>
+          <w:szCs w:val="28"/>
+        </w:rPr>
+      </w:pPr>
+      <w:proofErr w:type="spellStart"/>
+      <w:r>
+        <w:rPr>
+          <w:b/>
+          <w:bCs/>
+          <w:sz w:val="28"/>
+          <w:szCs w:val="28"/>
+        </w:rPr>
+        <w:t>i</w:t>
+      </w:r>
+      <w:proofErr w:type="spellEnd"/>
+      <w:r>
+        <w:rPr>
+          <w:b/>
+          <w:bCs/>
+          <w:sz w:val="28"/>
+          <w:szCs w:val="28"/>
+        </w:rPr>
+        <w:t xml:space="preserve"> = 1 (Row 1):</w:t>
+      </w:r>
+    </w:p>
+    <w:p>
+      <w:pPr>
+        <w:numPr>
+          <w:ilvl w:val="1"/>
+          <w:numId w:val="79"/>
+        </w:numPr>
+        <w:rPr>
+          <w:sz w:val="28"/>
+          <w:szCs w:val="28"/>
+        </w:rPr>
+      </w:pPr>
+      <w:r>
+        <w:rPr>
+          <w:sz w:val="28"/>
+          <w:szCs w:val="28"/>
+        </w:rPr>
+        <w:t>Inner loop runs j from 0 to 0 (</w:t>
+      </w:r>
+      <w:r>
+        <w:rPr>
+          <w:b/>
+          <w:bCs/>
+          <w:sz w:val="28"/>
+          <w:szCs w:val="28"/>
+        </w:rPr>
+        <w:t>1 time</w:t>
+      </w:r>
+      <w:r>
+        <w:rPr>
+          <w:sz w:val="28"/>
+          <w:szCs w:val="28"/>
+        </w:rPr>
+        <w:t>).</w:t>
+      </w:r>
+    </w:p>
+    <w:p>
+      <w:pPr>
+        <w:numPr>
+          <w:ilvl w:val="1"/>
+          <w:numId w:val="79"/>
+        </w:numPr>
+        <w:rPr>
+          <w:sz w:val="28"/>
+          <w:szCs w:val="28"/>
+        </w:rPr>
+      </w:pPr>
+      <w:r>
+        <w:rPr>
+          <w:sz w:val="28"/>
+          <w:szCs w:val="28"/>
+        </w:rPr>
+        <w:t>Prints *</w:t>
+      </w:r>
+    </w:p>
+    <w:p>
+      <w:pPr>
+        <w:numPr>
+          <w:ilvl w:val="1"/>
+          <w:numId w:val="79"/>
+        </w:numPr>
+        <w:rPr>
+          <w:sz w:val="28"/>
+          <w:szCs w:val="28"/>
+        </w:rPr>
+      </w:pPr>
+      <w:r>
+        <w:rPr>
+          <w:sz w:val="28"/>
+          <w:szCs w:val="28"/>
+        </w:rPr>
+        <w:t xml:space="preserve">Inner loop ends </w:t>
+      </w:r>
+      <m:oMath>
+        <m:r>
+          <w:rPr>
+            <w:rFonts w:ascii="Cambria Math" w:hAnsi="Cambria Math"/>
+            <w:sz w:val="28"/>
+            <w:szCs w:val="28"/>
+          </w:rPr>
+          <m:t>→</m:t>
+        </m:r>
+      </m:oMath>
+      <w:r>
+        <w:rPr>
+          <w:sz w:val="28"/>
+          <w:szCs w:val="28"/>
+        </w:rPr>
+        <w:t xml:space="preserve"> </w:t>
+      </w:r>
+      <w:proofErr w:type="gramStart"/>
+      <w:r>
+        <w:rPr>
+          <w:sz w:val="28"/>
+          <w:szCs w:val="28"/>
+        </w:rPr>
+        <w:t>print(</w:t>
+      </w:r>
+      <w:proofErr w:type="gramEnd"/>
+      <w:r>
+        <w:rPr>
+          <w:sz w:val="28"/>
+          <w:szCs w:val="28"/>
+        </w:rPr>
+        <w:t>) line change karta hai.</w:t>
+      </w:r>
+    </w:p>
+    <w:p>
+      <w:pPr>
+        <w:numPr>
+          <w:ilvl w:val="0"/>
+          <w:numId w:val="79"/>
+        </w:numPr>
+        <w:rPr>
+          <w:sz w:val="28"/>
+          <w:szCs w:val="28"/>
+        </w:rPr>
+      </w:pPr>
+      <w:proofErr w:type="spellStart"/>
+      <w:r>
+        <w:rPr>
+          <w:b/>
+          <w:bCs/>
+          <w:sz w:val="28"/>
+          <w:szCs w:val="28"/>
+        </w:rPr>
+        <w:t>i</w:t>
+      </w:r>
+      <w:proofErr w:type="spellEnd"/>
+      <w:r>
+        <w:rPr>
+          <w:b/>
+          <w:bCs/>
+          <w:sz w:val="28"/>
+          <w:szCs w:val="28"/>
+        </w:rPr>
+        <w:t xml:space="preserve"> = 2 (Row 2):</w:t>
+      </w:r>
+    </w:p>
+    <w:p>
+      <w:pPr>
+        <w:numPr>
+          <w:ilvl w:val="1"/>
+          <w:numId w:val="79"/>
+        </w:numPr>
+        <w:rPr>
+          <w:sz w:val="28"/>
+          <w:szCs w:val="28"/>
+        </w:rPr>
+      </w:pPr>
+      <w:r>
+        <w:rPr>
+          <w:sz w:val="28"/>
+          <w:szCs w:val="28"/>
+        </w:rPr>
+        <w:t>Inner loop runs j from 0 to 1 (</w:t>
+      </w:r>
+      <w:r>
+        <w:rPr>
+          <w:b/>
+          <w:bCs/>
+          <w:sz w:val="28"/>
+          <w:szCs w:val="28"/>
+        </w:rPr>
+        <w:t>2 times</w:t>
+      </w:r>
+      <w:r>
+        <w:rPr>
+          <w:sz w:val="28"/>
+          <w:szCs w:val="28"/>
+        </w:rPr>
+        <w:t>).</w:t>
+      </w:r>
+    </w:p>
+    <w:p>
+      <w:pPr>
+        <w:numPr>
+          <w:ilvl w:val="1"/>
+          <w:numId w:val="79"/>
+        </w:numPr>
+        <w:rPr>
+          <w:sz w:val="28"/>
+          <w:szCs w:val="28"/>
+        </w:rPr>
+      </w:pPr>
+      <w:r>
+        <w:rPr>
+          <w:sz w:val="28"/>
+          <w:szCs w:val="28"/>
+        </w:rPr>
+        <w:t>Prints * *</w:t>
+      </w:r>
+    </w:p>
+    <w:p>
+      <w:pPr>
+        <w:numPr>
+          <w:ilvl w:val="1"/>
+          <w:numId w:val="79"/>
+        </w:numPr>
+        <w:rPr>
+          <w:sz w:val="28"/>
+          <w:szCs w:val="28"/>
+        </w:rPr>
+      </w:pPr>
+      <w:r>
+        <w:rPr>
+          <w:sz w:val="28"/>
+          <w:szCs w:val="28"/>
+        </w:rPr>
+        <w:t xml:space="preserve">Inner loop ends </w:t>
+      </w:r>
+      <m:oMath>
+        <m:r>
+          <w:rPr>
+            <w:rFonts w:ascii="Cambria Math" w:hAnsi="Cambria Math"/>
+            <w:sz w:val="28"/>
+            <w:szCs w:val="28"/>
+          </w:rPr>
+          <m:t>→</m:t>
+        </m:r>
+      </m:oMath>
+      <w:r>
+        <w:rPr>
+          <w:sz w:val="28"/>
+          <w:szCs w:val="28"/>
+        </w:rPr>
+        <w:t xml:space="preserve"> </w:t>
+      </w:r>
+      <w:proofErr w:type="gramStart"/>
+      <w:r>
+        <w:rPr>
+          <w:sz w:val="28"/>
+          <w:szCs w:val="28"/>
+        </w:rPr>
+        <w:t>print(</w:t>
+      </w:r>
+      <w:proofErr w:type="gramEnd"/>
+      <w:r>
+        <w:rPr>
+          <w:sz w:val="28"/>
+          <w:szCs w:val="28"/>
+        </w:rPr>
+        <w:t>) line change karta hai.</w:t>
+      </w:r>
+    </w:p>
+    <w:p>
+      <w:pPr>
+        <w:numPr>
+          <w:ilvl w:val="0"/>
+          <w:numId w:val="79"/>
+        </w:numPr>
+        <w:rPr>
+          <w:sz w:val="28"/>
+          <w:szCs w:val="28"/>
+        </w:rPr>
+      </w:pPr>
+      <w:proofErr w:type="spellStart"/>
+      <w:r>
+        <w:rPr>
+          <w:b/>
+          <w:bCs/>
+          <w:sz w:val="28"/>
+          <w:szCs w:val="28"/>
+        </w:rPr>
+        <w:t>i</w:t>
+      </w:r>
+      <w:proofErr w:type="spellEnd"/>
+      <w:r>
+        <w:rPr>
+          <w:b/>
+          <w:bCs/>
+          <w:sz w:val="28"/>
+          <w:szCs w:val="28"/>
+        </w:rPr>
+        <w:t xml:space="preserve"> = 3 (Row 3):</w:t>
+      </w:r>
+    </w:p>
+    <w:p>
+      <w:pPr>
+        <w:numPr>
+          <w:ilvl w:val="1"/>
+          <w:numId w:val="79"/>
+        </w:numPr>
+        <w:rPr>
+          <w:sz w:val="28"/>
+          <w:szCs w:val="28"/>
+        </w:rPr>
+      </w:pPr>
+      <w:r>
+        <w:rPr>
+          <w:sz w:val="28"/>
+          <w:szCs w:val="28"/>
+        </w:rPr>
+        <w:t>Inner loop runs j from 0 to 2 (</w:t>
+      </w:r>
+      <w:r>
+        <w:rPr>
+          <w:b/>
+          <w:bCs/>
+          <w:sz w:val="28"/>
+          <w:szCs w:val="28"/>
+        </w:rPr>
+        <w:t>3 times</w:t>
+      </w:r>
+      <w:r>
+        <w:rPr>
+          <w:sz w:val="28"/>
+          <w:szCs w:val="28"/>
+        </w:rPr>
+        <w:t>).</w:t>
+      </w:r>
+    </w:p>
+    <w:p>
+      <w:pPr>
+        <w:numPr>
+          <w:ilvl w:val="1"/>
+          <w:numId w:val="79"/>
+        </w:numPr>
+        <w:rPr>
+          <w:sz w:val="28"/>
+          <w:szCs w:val="28"/>
+        </w:rPr>
+      </w:pPr>
+      <w:r>
+        <w:rPr>
+          <w:sz w:val="28"/>
+          <w:szCs w:val="28"/>
+        </w:rPr>
+        <w:t>Prints * * *</w:t>
+      </w:r>
+    </w:p>
+    <w:p>
+      <w:pPr>
+        <w:numPr>
+          <w:ilvl w:val="1"/>
+          <w:numId w:val="79"/>
+        </w:numPr>
+        <w:rPr>
+          <w:sz w:val="28"/>
+          <w:szCs w:val="28"/>
+        </w:rPr>
+      </w:pPr>
+      <w:r>
+        <w:rPr>
+          <w:sz w:val="28"/>
+          <w:szCs w:val="28"/>
+        </w:rPr>
+        <w:t xml:space="preserve">Inner loop ends </w:t>
+      </w:r>
+      <m:oMath>
+        <m:r>
+          <w:rPr>
+            <w:rFonts w:ascii="Cambria Math" w:hAnsi="Cambria Math"/>
+            <w:sz w:val="28"/>
+            <w:szCs w:val="28"/>
+          </w:rPr>
+          <m:t>→</m:t>
+        </m:r>
+      </m:oMath>
+      <w:r>
+        <w:rPr>
+          <w:sz w:val="28"/>
+          <w:szCs w:val="28"/>
+        </w:rPr>
+        <w:t xml:space="preserve"> </w:t>
+      </w:r>
+      <w:proofErr w:type="gramStart"/>
+      <w:r>
+        <w:rPr>
+          <w:sz w:val="28"/>
+          <w:szCs w:val="28"/>
+        </w:rPr>
+        <w:t>print(</w:t>
+      </w:r>
+      <w:proofErr w:type="gramEnd"/>
+      <w:r>
+        <w:rPr>
+          <w:sz w:val="28"/>
+          <w:szCs w:val="28"/>
+        </w:rPr>
+        <w:t>) line change karta hai.</w:t>
+      </w:r>
+    </w:p>
+    <w:p>
+      <w:pPr>
+        <w:rPr>
+          <w:b/>
+          <w:bCs/>
+          <w:sz w:val="28"/>
+          <w:szCs w:val="28"/>
+        </w:rPr>
+      </w:pPr>
+      <w:r>
+        <w:rPr>
+          <w:b/>
+          <w:bCs/>
+          <w:sz w:val="28"/>
+          <w:szCs w:val="28"/>
+        </w:rPr>
+        <w:t xml:space="preserve">5. Additional Critical Concepts (Self-Added Knowledge </w:t>
+      </w:r>
+      <w:r>
+        <w:rPr>
+          <w:rFonts w:ascii="Segoe UI Emoji" w:hAnsi="Segoe UI Emoji" w:cs="Segoe UI Emoji"/>
+          <w:b/>
+          <w:bCs/>
+          <w:sz w:val="28"/>
+          <w:szCs w:val="28"/>
+        </w:rPr>
+        <w:t>⭐</w:t>
+      </w:r>
+      <w:r>
+        <w:rPr>
+          <w:b/>
+          <w:bCs/>
+          <w:sz w:val="28"/>
+          <w:szCs w:val="28"/>
+        </w:rPr>
+        <w:t>)</w:t>
+      </w:r>
+    </w:p>
+    <w:p>
+      <w:pPr>
+        <w:rPr>
+          <w:b/>
+          <w:bCs/>
+          <w:sz w:val="28"/>
+          <w:szCs w:val="28"/>
+        </w:rPr>
+      </w:pPr>
+      <w:r>
+        <w:rPr>
+          <w:b/>
+          <w:bCs/>
+          <w:sz w:val="28"/>
+          <w:szCs w:val="28"/>
+        </w:rPr>
+        <w:t>A. Time Complexity &amp; Performance Considerations</w:t>
+      </w:r>
+    </w:p>
+    <w:p>
+      <w:pPr>
+        <w:rPr>
+          <w:sz w:val="28"/>
+          <w:szCs w:val="28"/>
+        </w:rPr>
+      </w:pPr>
+      <w:r>
+        <w:rPr>
+          <w:sz w:val="28"/>
+          <w:szCs w:val="28"/>
+        </w:rPr>
+        <w:t xml:space="preserve">Nested loops ka performance large data par slow </w:t>
+      </w:r>
+      <w:proofErr w:type="spellStart"/>
+      <w:r>
+        <w:rPr>
+          <w:sz w:val="28"/>
+          <w:szCs w:val="28"/>
+        </w:rPr>
+        <w:t>ho</w:t>
+      </w:r>
+      <w:proofErr w:type="spellEnd"/>
+      <w:r>
+        <w:rPr>
+          <w:sz w:val="28"/>
+          <w:szCs w:val="28"/>
+        </w:rPr>
+        <w:t xml:space="preserve"> </w:t>
+      </w:r>
+      <w:proofErr w:type="spellStart"/>
+      <w:r>
+        <w:rPr>
+          <w:sz w:val="28"/>
+          <w:szCs w:val="28"/>
+        </w:rPr>
+        <w:t>jata</w:t>
+      </w:r>
+      <w:proofErr w:type="spellEnd"/>
+      <w:r>
+        <w:rPr>
+          <w:sz w:val="28"/>
+          <w:szCs w:val="28"/>
+        </w:rPr>
+        <w:t xml:space="preserve"> </w:t>
+      </w:r>
+      <w:proofErr w:type="spellStart"/>
+      <w:r>
+        <w:rPr>
+          <w:sz w:val="28"/>
+          <w:szCs w:val="28"/>
+        </w:rPr>
+        <w:t>hai</w:t>
+      </w:r>
+      <w:proofErr w:type="spellEnd"/>
+      <w:r>
+        <w:rPr>
+          <w:sz w:val="28"/>
+          <w:szCs w:val="28"/>
+        </w:rPr>
+        <w:t>:</w:t>
+      </w:r>
+    </w:p>
+    <w:p>
+      <w:pPr>
+        <w:numPr>
+          <w:ilvl w:val="0"/>
+          <w:numId w:val="80"/>
+        </w:numPr>
+        <w:rPr>
+          <w:sz w:val="28"/>
+          <w:szCs w:val="28"/>
+        </w:rPr>
+      </w:pPr>
+      <w:r>
+        <w:rPr>
+          <w:b/>
+          <w:bCs/>
+          <w:sz w:val="28"/>
+          <w:szCs w:val="28"/>
+        </w:rPr>
+        <w:t>Single Loop:</w:t>
+      </w:r>
+      <w:r>
+        <w:rPr>
+          <w:sz w:val="28"/>
+          <w:szCs w:val="28"/>
+        </w:rPr>
+        <w:t xml:space="preserve"> </w:t>
+      </w:r>
+      <m:oMath>
+        <m:r>
+          <w:rPr>
+            <w:rFonts w:ascii="Cambria Math" w:hAnsi="Cambria Math"/>
+            <w:sz w:val="28"/>
+            <w:szCs w:val="28"/>
+          </w:rPr>
+          <m:t>O</m:t>
+        </m:r>
+        <m:d>
+          <m:dPr>
+            <m:ctrlPr>
+              <w:rPr>
+                <w:rFonts w:ascii="Cambria Math" w:hAnsi="Cambria Math"/>
+                <w:sz w:val="28"/>
+                <w:szCs w:val="28"/>
+              </w:rPr>
+            </m:ctrlPr>
+          </m:dPr>
+          <m:e>
+            <m:r>
+              <w:rPr>
+                <w:rFonts w:ascii="Cambria Math" w:hAnsi="Cambria Math"/>
+                <w:sz w:val="28"/>
+                <w:szCs w:val="28"/>
+              </w:rPr>
+              <m:t>N</m:t>
+            </m:r>
+          </m:e>
+        </m:d>
+      </m:oMath>
+      <w:r>
+        <w:rPr>
+          <w:sz w:val="28"/>
+          <w:szCs w:val="28"/>
+        </w:rPr>
+        <w:t xml:space="preserve"> (Linear Time)</w:t>
+      </w:r>
+    </w:p>
+    <w:p>
+      <w:pPr>
+        <w:numPr>
+          <w:ilvl w:val="0"/>
+          <w:numId w:val="80"/>
+        </w:numPr>
+        <w:rPr>
+          <w:sz w:val="28"/>
+          <w:szCs w:val="28"/>
+        </w:rPr>
+      </w:pPr>
+      <w:r>
+        <w:rPr>
+          <w:b/>
+          <w:bCs/>
+          <w:sz w:val="28"/>
+          <w:szCs w:val="28"/>
+        </w:rPr>
+        <w:t>Double Nested Loop (</w:t>
+      </w:r>
+      <m:oMath>
+        <m:r>
+          <w:rPr>
+            <w:rFonts w:ascii="Cambria Math" w:hAnsi="Cambria Math"/>
+            <w:sz w:val="28"/>
+            <w:szCs w:val="28"/>
+          </w:rPr>
+          <m:t>2</m:t>
+        </m:r>
+      </m:oMath>
+      <w:r>
+        <w:rPr>
+          <w:b/>
+          <w:bCs/>
+          <w:sz w:val="28"/>
+          <w:szCs w:val="28"/>
+        </w:rPr>
+        <w:t xml:space="preserve"> loops):</w:t>
+      </w:r>
+      <w:r>
+        <w:rPr>
+          <w:sz w:val="28"/>
+          <w:szCs w:val="28"/>
+        </w:rPr>
+        <w:t xml:space="preserve"> </w:t>
+      </w:r>
+      <m:oMath>
+        <m:r>
+          <w:rPr>
+            <w:rFonts w:ascii="Cambria Math" w:hAnsi="Cambria Math"/>
+            <w:sz w:val="28"/>
+            <w:szCs w:val="28"/>
+          </w:rPr>
+          <m:t>O</m:t>
+        </m:r>
+        <m:d>
+          <m:dPr>
+            <m:ctrlPr>
+              <w:rPr>
+                <w:rFonts w:ascii="Cambria Math" w:hAnsi="Cambria Math"/>
+                <w:sz w:val="28"/>
+                <w:szCs w:val="28"/>
+              </w:rPr>
+            </m:ctrlPr>
+          </m:dPr>
+          <m:e>
+            <m:sSup>
+              <m:sSupPr>
+                <m:ctrlPr>
+                  <w:rPr>
+                    <w:rFonts w:ascii="Cambria Math" w:hAnsi="Cambria Math"/>
+                    <w:sz w:val="28"/>
+                    <w:szCs w:val="28"/>
+                  </w:rPr>
+                </m:ctrlPr>
+              </m:sSupPr>
+              <m:e>
+                <m:r>
+                  <w:rPr>
+                    <w:rFonts w:ascii="Cambria Math" w:hAnsi="Cambria Math"/>
+                    <w:sz w:val="28"/>
+                    <w:szCs w:val="28"/>
+                  </w:rPr>
+                  <m:t>N</m:t>
+                </m:r>
+              </m:e>
+              <m:sup>
+                <m:r>
+                  <w:rPr>
+                    <w:rFonts w:ascii="Cambria Math" w:hAnsi="Cambria Math"/>
+                    <w:sz w:val="28"/>
+                    <w:szCs w:val="28"/>
+                  </w:rPr>
+                  <m:t>2</m:t>
+                </m:r>
+              </m:sup>
+            </m:sSup>
+          </m:e>
+        </m:d>
+      </m:oMath>
+      <w:r>
+        <w:rPr>
+          <w:sz w:val="28"/>
+          <w:szCs w:val="28"/>
+        </w:rPr>
+        <w:t xml:space="preserve"> (Quadratic Time — Input </w:t>
+      </w:r>
+      <m:oMath>
+        <m:r>
+          <w:rPr>
+            <w:rFonts w:ascii="Cambria Math" w:hAnsi="Cambria Math"/>
+            <w:sz w:val="28"/>
+            <w:szCs w:val="28"/>
+          </w:rPr>
+          <m:t>10×</m:t>
+        </m:r>
+      </m:oMath>
+      <w:r>
+        <w:rPr>
+          <w:sz w:val="28"/>
+          <w:szCs w:val="28"/>
+        </w:rPr>
+        <w:t xml:space="preserve"> badhne par operations </w:t>
+      </w:r>
+      <m:oMath>
+        <m:r>
+          <w:rPr>
+            <w:rFonts w:ascii="Cambria Math" w:hAnsi="Cambria Math"/>
+            <w:sz w:val="28"/>
+            <w:szCs w:val="28"/>
+          </w:rPr>
+          <m:t>100×</m:t>
+        </m:r>
+      </m:oMath>
+      <w:r>
+        <w:rPr>
+          <w:sz w:val="28"/>
+          <w:szCs w:val="28"/>
+        </w:rPr>
+        <w:t xml:space="preserve"> badhte hain!)</w:t>
+      </w:r>
+    </w:p>
+    <w:p>
+      <w:pPr>
+        <w:numPr>
+          <w:ilvl w:val="0"/>
+          <w:numId w:val="80"/>
+        </w:numPr>
+        <w:rPr>
+          <w:sz w:val="28"/>
+          <w:szCs w:val="28"/>
+        </w:rPr>
+      </w:pPr>
+      <w:r>
+        <w:rPr>
+          <w:b/>
+          <w:bCs/>
+          <w:sz w:val="28"/>
+          <w:szCs w:val="28"/>
+        </w:rPr>
+        <w:t>Triple Nested Loop (</w:t>
+      </w:r>
+      <m:oMath>
+        <m:r>
+          <w:rPr>
+            <w:rFonts w:ascii="Cambria Math" w:hAnsi="Cambria Math"/>
+            <w:sz w:val="28"/>
+            <w:szCs w:val="28"/>
+          </w:rPr>
+          <m:t>3</m:t>
+        </m:r>
+      </m:oMath>
+      <w:r>
+        <w:rPr>
+          <w:b/>
+          <w:bCs/>
+          <w:sz w:val="28"/>
+          <w:szCs w:val="28"/>
+        </w:rPr>
+        <w:t xml:space="preserve"> loops):</w:t>
+      </w:r>
+      <w:r>
+        <w:rPr>
+          <w:sz w:val="28"/>
+          <w:szCs w:val="28"/>
+        </w:rPr>
+        <w:t xml:space="preserve"> </w:t>
+      </w:r>
+      <m:oMath>
+        <m:r>
+          <w:rPr>
+            <w:rFonts w:ascii="Cambria Math" w:hAnsi="Cambria Math"/>
+            <w:sz w:val="28"/>
+            <w:szCs w:val="28"/>
+          </w:rPr>
+          <m:t>O</m:t>
+        </m:r>
+        <m:d>
+          <m:dPr>
+            <m:ctrlPr>
+              <w:rPr>
+                <w:rFonts w:ascii="Cambria Math" w:hAnsi="Cambria Math"/>
+                <w:sz w:val="28"/>
+                <w:szCs w:val="28"/>
+              </w:rPr>
+            </m:ctrlPr>
+          </m:dPr>
+          <m:e>
+            <m:sSup>
+              <m:sSupPr>
+                <m:ctrlPr>
+                  <w:rPr>
+                    <w:rFonts w:ascii="Cambria Math" w:hAnsi="Cambria Math"/>
+                    <w:sz w:val="28"/>
+                    <w:szCs w:val="28"/>
+                  </w:rPr>
+                </m:ctrlPr>
+              </m:sSupPr>
+              <m:e>
+                <m:r>
+                  <w:rPr>
+                    <w:rFonts w:ascii="Cambria Math" w:hAnsi="Cambria Math"/>
+                    <w:sz w:val="28"/>
+                    <w:szCs w:val="28"/>
+                  </w:rPr>
+                  <m:t>N</m:t>
+                </m:r>
+              </m:e>
+              <m:sup>
+                <m:r>
+                  <w:rPr>
+                    <w:rFonts w:ascii="Cambria Math" w:hAnsi="Cambria Math"/>
+                    <w:sz w:val="28"/>
+                    <w:szCs w:val="28"/>
+                  </w:rPr>
+                  <m:t>3</m:t>
+                </m:r>
+              </m:sup>
+            </m:sSup>
+          </m:e>
+        </m:d>
+      </m:oMath>
+      <w:r>
+        <w:rPr>
+          <w:sz w:val="28"/>
+          <w:szCs w:val="28"/>
+        </w:rPr>
+        <w:t xml:space="preserve"> (Cubic Time)</w:t>
+      </w:r>
+    </w:p>
+    <w:p>
+      <w:pPr>
+        <w:rPr>
+          <w:sz w:val="28"/>
+          <w:szCs w:val="28"/>
+        </w:rPr>
+      </w:pPr>
+      <w:r>
+        <w:rPr>
+          <w:rFonts w:ascii="Segoe UI Emoji" w:hAnsi="Segoe UI Emoji" w:cs="Segoe UI Emoji"/>
+          <w:sz w:val="28"/>
+          <w:szCs w:val="28"/>
+        </w:rPr>
+        <w:t>⚠️</w:t>
+      </w:r>
+      <w:r>
+        <w:rPr>
+          <w:sz w:val="28"/>
+          <w:szCs w:val="28"/>
+        </w:rPr>
+        <w:t xml:space="preserve"> </w:t>
+      </w:r>
+      <w:r>
+        <w:rPr>
+          <w:b/>
+          <w:bCs/>
+          <w:sz w:val="28"/>
+          <w:szCs w:val="28"/>
+        </w:rPr>
+        <w:t>Best Practice:</w:t>
+      </w:r>
+      <w:r>
+        <w:rPr>
+          <w:sz w:val="28"/>
+          <w:szCs w:val="28"/>
+        </w:rPr>
+        <w:t xml:space="preserve"> Nested loops ko deep levels (</w:t>
+      </w:r>
+      <m:oMath>
+        <m:r>
+          <w:rPr>
+            <w:rFonts w:ascii="Cambria Math" w:hAnsi="Cambria Math"/>
+            <w:sz w:val="28"/>
+            <w:szCs w:val="28"/>
+          </w:rPr>
+          <m:t>&gt;2</m:t>
+        </m:r>
+      </m:oMath>
+      <w:r>
+        <w:rPr>
+          <w:sz w:val="28"/>
+          <w:szCs w:val="28"/>
+        </w:rPr>
+        <w:t xml:space="preserve"> levels) tak lagane se bachna chahiye, nahi toh program slow ya unresponsive ho jata hai.</w:t>
+      </w:r>
+    </w:p>
+    <w:p>
+      <w:pPr>
+        <w:rPr>
+          <w:b/>
+          <w:bCs/>
+          <w:sz w:val="28"/>
+          <w:szCs w:val="28"/>
+        </w:rPr>
+      </w:pPr>
+      <w:r>
+        <w:rPr>
+          <w:b/>
+          <w:bCs/>
+          <w:sz w:val="28"/>
+          <w:szCs w:val="28"/>
+        </w:rPr>
+        <w:t>B. Visualizing Execution with Tools</w:t>
+      </w:r>
+    </w:p>
+    <w:p>
+      <w:pPr>
+        <w:rPr>
+          <w:sz w:val="28"/>
+          <w:szCs w:val="28"/>
+        </w:rPr>
+      </w:pPr>
+      <w:r>
+        <w:rPr>
+          <w:sz w:val="28"/>
+          <w:szCs w:val="28"/>
+        </w:rPr>
+        <w:lastRenderedPageBreak/>
+        <w:t xml:space="preserve">Code ka step-by-step memory frame aur execution flow </w:t>
+      </w:r>
+      <w:proofErr w:type="spellStart"/>
+      <w:r>
+        <w:rPr>
+          <w:sz w:val="28"/>
+          <w:szCs w:val="28"/>
+        </w:rPr>
+        <w:t>dekhne</w:t>
+      </w:r>
+      <w:proofErr w:type="spellEnd"/>
+      <w:r>
+        <w:rPr>
+          <w:sz w:val="28"/>
+          <w:szCs w:val="28"/>
+        </w:rPr>
+        <w:t xml:space="preserve"> </w:t>
+      </w:r>
+      <w:proofErr w:type="spellStart"/>
+      <w:r>
+        <w:rPr>
+          <w:sz w:val="28"/>
+          <w:szCs w:val="28"/>
+        </w:rPr>
+        <w:t>ke</w:t>
+      </w:r>
+      <w:proofErr w:type="spellEnd"/>
+      <w:r>
+        <w:rPr>
+          <w:sz w:val="28"/>
+          <w:szCs w:val="28"/>
+        </w:rPr>
+        <w:t xml:space="preserve"> </w:t>
+      </w:r>
+      <w:proofErr w:type="spellStart"/>
+      <w:r>
+        <w:rPr>
+          <w:sz w:val="28"/>
+          <w:szCs w:val="28"/>
+        </w:rPr>
+        <w:t>liye</w:t>
+      </w:r>
+      <w:proofErr w:type="spellEnd"/>
+      <w:r>
+        <w:rPr>
+          <w:sz w:val="28"/>
+          <w:szCs w:val="28"/>
+        </w:rPr>
+        <w:t xml:space="preserve"> </w:t>
+      </w:r>
+      <w:r>
+        <w:rPr>
+          <w:b/>
+          <w:bCs/>
+          <w:sz w:val="28"/>
+          <w:szCs w:val="28"/>
+        </w:rPr>
+        <w:t>Python Tutor</w:t>
+      </w:r>
+      <w:r>
+        <w:rPr>
+          <w:sz w:val="28"/>
+          <w:szCs w:val="28"/>
+        </w:rPr>
+        <w:t xml:space="preserve"> (pythontutor.com) </w:t>
+      </w:r>
+      <w:proofErr w:type="spellStart"/>
+      <w:r>
+        <w:rPr>
+          <w:sz w:val="28"/>
+          <w:szCs w:val="28"/>
+        </w:rPr>
+        <w:t>jaisa</w:t>
+      </w:r>
+      <w:proofErr w:type="spellEnd"/>
+      <w:r>
+        <w:rPr>
+          <w:sz w:val="28"/>
+          <w:szCs w:val="28"/>
+        </w:rPr>
+        <w:t xml:space="preserve"> free visualizer tool use </w:t>
+      </w:r>
+      <w:proofErr w:type="spellStart"/>
+      <w:r>
+        <w:rPr>
+          <w:sz w:val="28"/>
+          <w:szCs w:val="28"/>
+        </w:rPr>
+        <w:t>karna</w:t>
+      </w:r>
+      <w:proofErr w:type="spellEnd"/>
+      <w:r>
+        <w:rPr>
+          <w:sz w:val="28"/>
+          <w:szCs w:val="28"/>
+        </w:rPr>
+        <w:t xml:space="preserve"> best practice </w:t>
+      </w:r>
+      <w:proofErr w:type="spellStart"/>
+      <w:r>
+        <w:rPr>
+          <w:sz w:val="28"/>
+          <w:szCs w:val="28"/>
+        </w:rPr>
+        <w:t>hota</w:t>
+      </w:r>
+      <w:proofErr w:type="spellEnd"/>
+      <w:r>
+        <w:rPr>
+          <w:sz w:val="28"/>
+          <w:szCs w:val="28"/>
+        </w:rPr>
+        <w:t xml:space="preserve"> </w:t>
+      </w:r>
+      <w:proofErr w:type="spellStart"/>
+      <w:r>
+        <w:rPr>
+          <w:sz w:val="28"/>
+          <w:szCs w:val="28"/>
+        </w:rPr>
+        <w:t>hai</w:t>
+      </w:r>
+      <w:proofErr w:type="spellEnd"/>
+      <w:r>
+        <w:rPr>
+          <w:sz w:val="28"/>
+          <w:szCs w:val="28"/>
+        </w:rPr>
+        <w:t>.</w:t>
+      </w:r>
+    </w:p>
+    <w:p>
+      <w:pPr>
+        <w:rPr>
+          <w:b/>
+          <w:bCs/>
+          <w:sz w:val="28"/>
+          <w:szCs w:val="28"/>
+        </w:rPr>
+      </w:pPr>
+      <w:r>
+        <w:rPr>
+          <w:rFonts w:ascii="Segoe UI Emoji" w:hAnsi="Segoe UI Emoji" w:cs="Segoe UI Emoji"/>
+          <w:b/>
+          <w:bCs/>
+          <w:sz w:val="28"/>
+          <w:szCs w:val="28"/>
+        </w:rPr>
+        <w:t>💡</w:t>
+      </w:r>
+      <w:r>
+        <w:rPr>
+          <w:b/>
+          <w:bCs/>
+          <w:sz w:val="28"/>
+          <w:szCs w:val="28"/>
+        </w:rPr>
+        <w:t xml:space="preserve"> Quick Summary Table for Notes:</w:t>
+      </w:r>
+    </w:p>
+    <w:tbl>
+      <w:tblPr>
+        <w:tblW w:w="0" w:type="auto"/>
+        <w:tblCellSpacing w:w="15" w:type="dxa"/>
+        <w:tblCellMar>
+          <w:top w:w="15" w:type="dxa"/>
+          <w:left w:w="15" w:type="dxa"/>
+          <w:bottom w:w="15" w:type="dxa"/>
+          <w:right w:w="15" w:type="dxa"/>
+        </w:tblCellMar>
+        <w:tblLook w:val="04A0" w:firstRow="1" w:lastRow="0" w:firstColumn="1" w:lastColumn="0" w:noHBand="0" w:noVBand="1"/>
+      </w:tblPr>
+      <w:tblGrid>
+        <w:gridCol w:w="2160"/>
+        <w:gridCol w:w="4260"/>
+        <w:gridCol w:w="2590"/>
+      </w:tblGrid>
+      <w:tr>
+        <w:trPr>
+          <w:tblHeader/>
+          <w:tblCellSpacing w:w="15" w:type="dxa"/>
+        </w:trPr>
+        <w:tc>
+          <w:tcPr>
+            <w:tcW w:w="0" w:type="auto"/>
+            <w:tcBorders>
+              <w:top w:val="single" w:sz="6" w:space="0" w:color="C4C7C5"/>
+              <w:left w:val="single" w:sz="6" w:space="0" w:color="C4C7C5"/>
+              <w:bottom w:val="single" w:sz="6" w:space="0" w:color="C4C7C5"/>
+              <w:right w:val="single" w:sz="6" w:space="0" w:color="C4C7C5"/>
+            </w:tcBorders>
+            <w:tcMar>
+              <w:top w:w="120" w:type="dxa"/>
+              <w:left w:w="180" w:type="dxa"/>
+              <w:bottom w:w="120" w:type="dxa"/>
+              <w:right w:w="180" w:type="dxa"/>
+            </w:tcMar>
+            <w:vAlign w:val="center"/>
+            <w:hideMark/>
+          </w:tcPr>
+          <w:p>
+            <w:pPr>
+              <w:rPr>
+                <w:sz w:val="28"/>
+                <w:szCs w:val="28"/>
+              </w:rPr>
+            </w:pPr>
+            <w:r>
+              <w:rPr>
+                <w:b/>
+                <w:bCs/>
+                <w:sz w:val="28"/>
+                <w:szCs w:val="28"/>
+              </w:rPr>
+              <w:t>Concept</w:t>
+            </w:r>
+          </w:p>
+        </w:tc>
+        <w:tc>
+          <w:tcPr>
+            <w:tcW w:w="0" w:type="auto"/>
+            <w:tcBorders>
+              <w:top w:val="single" w:sz="6" w:space="0" w:color="C4C7C5"/>
+              <w:left w:val="single" w:sz="6" w:space="0" w:color="C4C7C5"/>
+              <w:bottom w:val="single" w:sz="6" w:space="0" w:color="C4C7C5"/>
+              <w:right w:val="single" w:sz="6" w:space="0" w:color="C4C7C5"/>
+            </w:tcBorders>
+            <w:tcMar>
+              <w:top w:w="120" w:type="dxa"/>
+              <w:left w:w="180" w:type="dxa"/>
+              <w:bottom w:w="120" w:type="dxa"/>
+              <w:right w:w="180" w:type="dxa"/>
+            </w:tcMar>
+            <w:vAlign w:val="center"/>
+            <w:hideMark/>
+          </w:tcPr>
+          <w:p>
+            <w:pPr>
+              <w:rPr>
+                <w:sz w:val="28"/>
+                <w:szCs w:val="28"/>
+              </w:rPr>
+            </w:pPr>
+            <w:r>
+              <w:rPr>
+                <w:b/>
+                <w:bCs/>
+                <w:sz w:val="28"/>
+                <w:szCs w:val="28"/>
+              </w:rPr>
+              <w:t>Role / Description</w:t>
+            </w:r>
+          </w:p>
+        </w:tc>
+        <w:tc>
+          <w:tcPr>
+            <w:tcW w:w="0" w:type="auto"/>
+            <w:tcBorders>
+              <w:top w:val="single" w:sz="6" w:space="0" w:color="C4C7C5"/>
+              <w:left w:val="single" w:sz="6" w:space="0" w:color="C4C7C5"/>
+              <w:bottom w:val="single" w:sz="6" w:space="0" w:color="C4C7C5"/>
+              <w:right w:val="single" w:sz="6" w:space="0" w:color="C4C7C5"/>
+            </w:tcBorders>
+            <w:tcMar>
+              <w:top w:w="120" w:type="dxa"/>
+              <w:left w:w="180" w:type="dxa"/>
+              <w:bottom w:w="120" w:type="dxa"/>
+              <w:right w:w="180" w:type="dxa"/>
+            </w:tcMar>
+            <w:vAlign w:val="center"/>
+            <w:hideMark/>
+          </w:tcPr>
+          <w:p>
+            <w:pPr>
+              <w:rPr>
+                <w:sz w:val="28"/>
+                <w:szCs w:val="28"/>
+              </w:rPr>
+            </w:pPr>
+            <w:r>
+              <w:rPr>
+                <w:b/>
+                <w:bCs/>
+                <w:sz w:val="28"/>
+                <w:szCs w:val="28"/>
+              </w:rPr>
+              <w:t>Example</w:t>
+            </w:r>
+          </w:p>
+        </w:tc>
+      </w:tr>
+      <w:tr>
+        <w:trPr>
+          <w:tblCellSpacing w:w="15" w:type="dxa"/>
+        </w:trPr>
+        <w:tc>
+          <w:tcPr>
+            <w:tcW w:w="0" w:type="auto"/>
+            <w:tcBorders>
+              <w:top w:val="single" w:sz="6" w:space="0" w:color="C4C7C5"/>
+              <w:left w:val="single" w:sz="6" w:space="0" w:color="C4C7C5"/>
+              <w:bottom w:val="single" w:sz="6" w:space="0" w:color="C4C7C5"/>
+              <w:right w:val="single" w:sz="6" w:space="0" w:color="C4C7C5"/>
+            </w:tcBorders>
+            <w:tcMar>
+              <w:top w:w="120" w:type="dxa"/>
+              <w:left w:w="180" w:type="dxa"/>
+              <w:bottom w:w="120" w:type="dxa"/>
+              <w:right w:w="180" w:type="dxa"/>
+            </w:tcMar>
+            <w:vAlign w:val="center"/>
+            <w:hideMark/>
+          </w:tcPr>
+          <w:p>
+            <w:pPr>
+              <w:rPr>
+                <w:sz w:val="28"/>
+                <w:szCs w:val="28"/>
+              </w:rPr>
+            </w:pPr>
+            <w:r>
+              <w:rPr>
+                <w:b/>
+                <w:bCs/>
+                <w:sz w:val="28"/>
+                <w:szCs w:val="28"/>
+              </w:rPr>
+              <w:t>Outer Loop</w:t>
+            </w:r>
+          </w:p>
+        </w:tc>
+        <w:tc>
+          <w:tcPr>
+            <w:tcW w:w="0" w:type="auto"/>
+            <w:tcBorders>
+              <w:top w:val="single" w:sz="6" w:space="0" w:color="C4C7C5"/>
+              <w:left w:val="single" w:sz="6" w:space="0" w:color="C4C7C5"/>
+              <w:bottom w:val="single" w:sz="6" w:space="0" w:color="C4C7C5"/>
+              <w:right w:val="single" w:sz="6" w:space="0" w:color="C4C7C5"/>
+            </w:tcBorders>
+            <w:tcMar>
+              <w:top w:w="120" w:type="dxa"/>
+              <w:left w:w="180" w:type="dxa"/>
+              <w:bottom w:w="120" w:type="dxa"/>
+              <w:right w:w="180" w:type="dxa"/>
+            </w:tcMar>
+            <w:vAlign w:val="center"/>
+            <w:hideMark/>
+          </w:tcPr>
+          <w:p>
+            <w:pPr>
+              <w:rPr>
+                <w:sz w:val="28"/>
+                <w:szCs w:val="28"/>
+              </w:rPr>
+            </w:pPr>
+            <w:r>
+              <w:rPr>
+                <w:sz w:val="28"/>
+                <w:szCs w:val="28"/>
+              </w:rPr>
+              <w:t xml:space="preserve">Controls </w:t>
+            </w:r>
+            <w:r>
+              <w:rPr>
+                <w:b/>
+                <w:bCs/>
+                <w:sz w:val="28"/>
+                <w:szCs w:val="28"/>
+              </w:rPr>
+              <w:t>Rows</w:t>
+            </w:r>
+            <w:r>
+              <w:rPr>
+                <w:sz w:val="28"/>
+                <w:szCs w:val="28"/>
+              </w:rPr>
+              <w:t xml:space="preserve"> / Outer sequence.</w:t>
+            </w:r>
+          </w:p>
+        </w:tc>
+        <w:tc>
+          <w:tcPr>
+            <w:tcW w:w="0" w:type="auto"/>
+            <w:tcBorders>
+              <w:top w:val="single" w:sz="6" w:space="0" w:color="C4C7C5"/>
+              <w:left w:val="single" w:sz="6" w:space="0" w:color="C4C7C5"/>
+              <w:bottom w:val="single" w:sz="6" w:space="0" w:color="C4C7C5"/>
+              <w:right w:val="single" w:sz="6" w:space="0" w:color="C4C7C5"/>
+            </w:tcBorders>
+            <w:tcMar>
+              <w:top w:w="120" w:type="dxa"/>
+              <w:left w:w="180" w:type="dxa"/>
+              <w:bottom w:w="120" w:type="dxa"/>
+              <w:right w:w="180" w:type="dxa"/>
+            </w:tcMar>
+            <w:vAlign w:val="center"/>
+            <w:hideMark/>
+          </w:tcPr>
+          <w:p>
+            <w:pPr>
+              <w:rPr>
+                <w:sz w:val="28"/>
+                <w:szCs w:val="28"/>
+              </w:rPr>
+            </w:pPr>
+            <w:r>
+              <w:rPr>
+                <w:sz w:val="28"/>
+                <w:szCs w:val="28"/>
+              </w:rPr>
+              <w:t xml:space="preserve">for </w:t>
+            </w:r>
+            <w:proofErr w:type="spellStart"/>
+            <w:r>
+              <w:rPr>
+                <w:sz w:val="28"/>
+                <w:szCs w:val="28"/>
+              </w:rPr>
+              <w:t>i</w:t>
+            </w:r>
+            <w:proofErr w:type="spellEnd"/>
+            <w:r>
+              <w:rPr>
+                <w:sz w:val="28"/>
+                <w:szCs w:val="28"/>
+              </w:rPr>
+              <w:t xml:space="preserve"> in </w:t>
+            </w:r>
+            <w:proofErr w:type="gramStart"/>
+            <w:r>
+              <w:rPr>
+                <w:sz w:val="28"/>
+                <w:szCs w:val="28"/>
+              </w:rPr>
+              <w:t>range(</w:t>
+            </w:r>
+            <w:proofErr w:type="gramEnd"/>
+            <w:r>
+              <w:rPr>
+                <w:sz w:val="28"/>
+                <w:szCs w:val="28"/>
+              </w:rPr>
+              <w:t>1, 4):</w:t>
+            </w:r>
+          </w:p>
+        </w:tc>
+      </w:tr>
+      <w:tr>
+        <w:trPr>
+          <w:tblCellSpacing w:w="15" w:type="dxa"/>
+        </w:trPr>
+        <w:tc>
+          <w:tcPr>
+            <w:tcW w:w="0" w:type="auto"/>
+            <w:tcBorders>
+              <w:top w:val="single" w:sz="6" w:space="0" w:color="C4C7C5"/>
+              <w:left w:val="single" w:sz="6" w:space="0" w:color="C4C7C5"/>
+              <w:bottom w:val="single" w:sz="6" w:space="0" w:color="C4C7C5"/>
+              <w:right w:val="single" w:sz="6" w:space="0" w:color="C4C7C5"/>
+            </w:tcBorders>
+            <w:tcMar>
+              <w:top w:w="120" w:type="dxa"/>
+              <w:left w:w="180" w:type="dxa"/>
+              <w:bottom w:w="120" w:type="dxa"/>
+              <w:right w:w="180" w:type="dxa"/>
+            </w:tcMar>
+            <w:vAlign w:val="center"/>
+            <w:hideMark/>
+          </w:tcPr>
+          <w:p>
+            <w:pPr>
+              <w:rPr>
+                <w:sz w:val="28"/>
+                <w:szCs w:val="28"/>
+              </w:rPr>
+            </w:pPr>
+            <w:r>
+              <w:rPr>
+                <w:b/>
+                <w:bCs/>
+                <w:sz w:val="28"/>
+                <w:szCs w:val="28"/>
+              </w:rPr>
+              <w:t>Inner Loop</w:t>
+            </w:r>
+          </w:p>
+        </w:tc>
+        <w:tc>
+          <w:tcPr>
+            <w:tcW w:w="0" w:type="auto"/>
+            <w:tcBorders>
+              <w:top w:val="single" w:sz="6" w:space="0" w:color="C4C7C5"/>
+              <w:left w:val="single" w:sz="6" w:space="0" w:color="C4C7C5"/>
+              <w:bottom w:val="single" w:sz="6" w:space="0" w:color="C4C7C5"/>
+              <w:right w:val="single" w:sz="6" w:space="0" w:color="C4C7C5"/>
+            </w:tcBorders>
+            <w:tcMar>
+              <w:top w:w="120" w:type="dxa"/>
+              <w:left w:w="180" w:type="dxa"/>
+              <w:bottom w:w="120" w:type="dxa"/>
+              <w:right w:w="180" w:type="dxa"/>
+            </w:tcMar>
+            <w:vAlign w:val="center"/>
+            <w:hideMark/>
+          </w:tcPr>
+          <w:p>
+            <w:pPr>
+              <w:rPr>
+                <w:sz w:val="28"/>
+                <w:szCs w:val="28"/>
+              </w:rPr>
+            </w:pPr>
+            <w:r>
+              <w:rPr>
+                <w:sz w:val="28"/>
+                <w:szCs w:val="28"/>
+              </w:rPr>
+              <w:t xml:space="preserve">Controls </w:t>
+            </w:r>
+            <w:r>
+              <w:rPr>
+                <w:b/>
+                <w:bCs/>
+                <w:sz w:val="28"/>
+                <w:szCs w:val="28"/>
+              </w:rPr>
+              <w:t>Columns</w:t>
+            </w:r>
+            <w:r>
+              <w:rPr>
+                <w:sz w:val="28"/>
+                <w:szCs w:val="28"/>
+              </w:rPr>
+              <w:t xml:space="preserve"> / Actions inside each row.</w:t>
+            </w:r>
+          </w:p>
+        </w:tc>
+        <w:tc>
+          <w:tcPr>
+            <w:tcW w:w="0" w:type="auto"/>
+            <w:tcBorders>
+              <w:top w:val="single" w:sz="6" w:space="0" w:color="C4C7C5"/>
+              <w:left w:val="single" w:sz="6" w:space="0" w:color="C4C7C5"/>
+              <w:bottom w:val="single" w:sz="6" w:space="0" w:color="C4C7C5"/>
+              <w:right w:val="single" w:sz="6" w:space="0" w:color="C4C7C5"/>
+            </w:tcBorders>
+            <w:tcMar>
+              <w:top w:w="120" w:type="dxa"/>
+              <w:left w:w="180" w:type="dxa"/>
+              <w:bottom w:w="120" w:type="dxa"/>
+              <w:right w:w="180" w:type="dxa"/>
+            </w:tcMar>
+            <w:vAlign w:val="center"/>
+            <w:hideMark/>
+          </w:tcPr>
+          <w:p>
+            <w:pPr>
+              <w:rPr>
+                <w:sz w:val="28"/>
+                <w:szCs w:val="28"/>
+              </w:rPr>
+            </w:pPr>
+            <w:r>
+              <w:rPr>
+                <w:sz w:val="28"/>
+                <w:szCs w:val="28"/>
+              </w:rPr>
+              <w:t xml:space="preserve">for j in </w:t>
+            </w:r>
+            <w:proofErr w:type="gramStart"/>
+            <w:r>
+              <w:rPr>
+                <w:sz w:val="28"/>
+                <w:szCs w:val="28"/>
+              </w:rPr>
+              <w:t>range(</w:t>
+            </w:r>
+            <w:proofErr w:type="gramEnd"/>
+            <w:r>
+              <w:rPr>
+                <w:sz w:val="28"/>
+                <w:szCs w:val="28"/>
+              </w:rPr>
+              <w:t xml:space="preserve">0, </w:t>
+            </w:r>
+            <w:proofErr w:type="spellStart"/>
+            <w:r>
+              <w:rPr>
+                <w:sz w:val="28"/>
+                <w:szCs w:val="28"/>
+              </w:rPr>
+              <w:t>i</w:t>
+            </w:r>
+            <w:proofErr w:type="spellEnd"/>
+            <w:r>
+              <w:rPr>
+                <w:sz w:val="28"/>
+                <w:szCs w:val="28"/>
+              </w:rPr>
+              <w:t>):</w:t>
+            </w:r>
+          </w:p>
+        </w:tc>
+      </w:tr>
+      <w:tr>
+        <w:trPr>
+          <w:tblCellSpacing w:w="15" w:type="dxa"/>
+        </w:trPr>
+        <w:tc>
+          <w:tcPr>
+            <w:tcW w:w="0" w:type="auto"/>
+            <w:tcBorders>
+              <w:top w:val="single" w:sz="6" w:space="0" w:color="C4C7C5"/>
+              <w:left w:val="single" w:sz="6" w:space="0" w:color="C4C7C5"/>
+              <w:bottom w:val="single" w:sz="6" w:space="0" w:color="C4C7C5"/>
+              <w:right w:val="single" w:sz="6" w:space="0" w:color="C4C7C5"/>
+            </w:tcBorders>
+            <w:tcMar>
+              <w:top w:w="120" w:type="dxa"/>
+              <w:left w:w="180" w:type="dxa"/>
+              <w:bottom w:w="120" w:type="dxa"/>
+              <w:right w:w="180" w:type="dxa"/>
+            </w:tcMar>
+            <w:vAlign w:val="center"/>
+            <w:hideMark/>
+          </w:tcPr>
+          <w:p>
+            <w:pPr>
+              <w:rPr>
+                <w:sz w:val="28"/>
+                <w:szCs w:val="28"/>
+              </w:rPr>
+            </w:pPr>
+            <w:r>
+              <w:rPr>
+                <w:b/>
+                <w:bCs/>
+                <w:sz w:val="28"/>
+                <w:szCs w:val="28"/>
+              </w:rPr>
+              <w:t>end=" "</w:t>
+            </w:r>
+          </w:p>
+        </w:tc>
+        <w:tc>
+          <w:tcPr>
+            <w:tcW w:w="0" w:type="auto"/>
+            <w:tcBorders>
+              <w:top w:val="single" w:sz="6" w:space="0" w:color="C4C7C5"/>
+              <w:left w:val="single" w:sz="6" w:space="0" w:color="C4C7C5"/>
+              <w:bottom w:val="single" w:sz="6" w:space="0" w:color="C4C7C5"/>
+              <w:right w:val="single" w:sz="6" w:space="0" w:color="C4C7C5"/>
+            </w:tcBorders>
+            <w:tcMar>
+              <w:top w:w="120" w:type="dxa"/>
+              <w:left w:w="180" w:type="dxa"/>
+              <w:bottom w:w="120" w:type="dxa"/>
+              <w:right w:w="180" w:type="dxa"/>
+            </w:tcMar>
+            <w:vAlign w:val="center"/>
+            <w:hideMark/>
+          </w:tcPr>
+          <w:p>
+            <w:pPr>
+              <w:rPr>
+                <w:sz w:val="28"/>
+                <w:szCs w:val="28"/>
+              </w:rPr>
+            </w:pPr>
+            <w:r>
+              <w:rPr>
+                <w:sz w:val="28"/>
+                <w:szCs w:val="28"/>
+              </w:rPr>
+              <w:t xml:space="preserve">Keeps output on the </w:t>
+            </w:r>
+            <w:r>
+              <w:rPr>
+                <w:b/>
+                <w:bCs/>
+                <w:sz w:val="28"/>
+                <w:szCs w:val="28"/>
+              </w:rPr>
+              <w:t>same line</w:t>
+            </w:r>
+            <w:r>
+              <w:rPr>
+                <w:sz w:val="28"/>
+                <w:szCs w:val="28"/>
+              </w:rPr>
+              <w:t>.</w:t>
+            </w:r>
+          </w:p>
+        </w:tc>
+        <w:tc>
+          <w:tcPr>
+            <w:tcW w:w="0" w:type="auto"/>
+            <w:tcBorders>
+              <w:top w:val="single" w:sz="6" w:space="0" w:color="C4C7C5"/>
+              <w:left w:val="single" w:sz="6" w:space="0" w:color="C4C7C5"/>
+              <w:bottom w:val="single" w:sz="6" w:space="0" w:color="C4C7C5"/>
+              <w:right w:val="single" w:sz="6" w:space="0" w:color="C4C7C5"/>
+            </w:tcBorders>
+            <w:tcMar>
+              <w:top w:w="120" w:type="dxa"/>
+              <w:left w:w="180" w:type="dxa"/>
+              <w:bottom w:w="120" w:type="dxa"/>
+              <w:right w:w="180" w:type="dxa"/>
+            </w:tcMar>
+            <w:vAlign w:val="center"/>
+            <w:hideMark/>
+          </w:tcPr>
+          <w:p>
+            <w:pPr>
+              <w:rPr>
+                <w:sz w:val="28"/>
+                <w:szCs w:val="28"/>
+              </w:rPr>
+            </w:pPr>
+            <w:proofErr w:type="gramStart"/>
+            <w:r>
+              <w:rPr>
+                <w:sz w:val="28"/>
+                <w:szCs w:val="28"/>
+              </w:rPr>
+              <w:t>print(</w:t>
+            </w:r>
+            <w:proofErr w:type="gramEnd"/>
+            <w:r>
+              <w:rPr>
+                <w:sz w:val="28"/>
+                <w:szCs w:val="28"/>
+              </w:rPr>
+              <w:t>"*", end=" ")</w:t>
+            </w:r>
+          </w:p>
+        </w:tc>
+      </w:tr>
+      <w:tr>
+        <w:trPr>
+          <w:tblCellSpacing w:w="15" w:type="dxa"/>
+        </w:trPr>
+        <w:tc>
+          <w:tcPr>
+            <w:tcW w:w="0" w:type="auto"/>
+            <w:tcBorders>
+              <w:top w:val="single" w:sz="6" w:space="0" w:color="C4C7C5"/>
+              <w:left w:val="single" w:sz="6" w:space="0" w:color="C4C7C5"/>
+              <w:bottom w:val="single" w:sz="6" w:space="0" w:color="C4C7C5"/>
+              <w:right w:val="single" w:sz="6" w:space="0" w:color="C4C7C5"/>
+            </w:tcBorders>
+            <w:tcMar>
+              <w:top w:w="120" w:type="dxa"/>
+              <w:left w:w="180" w:type="dxa"/>
+              <w:bottom w:w="120" w:type="dxa"/>
+              <w:right w:w="180" w:type="dxa"/>
+            </w:tcMar>
+            <w:vAlign w:val="center"/>
+            <w:hideMark/>
+          </w:tcPr>
+          <w:p>
+            <w:pPr>
+              <w:rPr>
+                <w:sz w:val="28"/>
+                <w:szCs w:val="28"/>
+              </w:rPr>
+            </w:pPr>
+            <w:proofErr w:type="gramStart"/>
+            <w:r>
+              <w:rPr>
+                <w:b/>
+                <w:bCs/>
+                <w:sz w:val="28"/>
+                <w:szCs w:val="28"/>
+              </w:rPr>
+              <w:t>print(</w:t>
+            </w:r>
+            <w:proofErr w:type="gramEnd"/>
+            <w:r>
+              <w:rPr>
+                <w:b/>
+                <w:bCs/>
+                <w:sz w:val="28"/>
+                <w:szCs w:val="28"/>
+              </w:rPr>
+              <w:t>)</w:t>
+            </w:r>
+          </w:p>
+        </w:tc>
+        <w:tc>
+          <w:tcPr>
+            <w:tcW w:w="0" w:type="auto"/>
+            <w:tcBorders>
+              <w:top w:val="single" w:sz="6" w:space="0" w:color="C4C7C5"/>
+              <w:left w:val="single" w:sz="6" w:space="0" w:color="C4C7C5"/>
+              <w:bottom w:val="single" w:sz="6" w:space="0" w:color="C4C7C5"/>
+              <w:right w:val="single" w:sz="6" w:space="0" w:color="C4C7C5"/>
+            </w:tcBorders>
+            <w:tcMar>
+              <w:top w:w="120" w:type="dxa"/>
+              <w:left w:w="180" w:type="dxa"/>
+              <w:bottom w:w="120" w:type="dxa"/>
+              <w:right w:w="180" w:type="dxa"/>
+            </w:tcMar>
+            <w:vAlign w:val="center"/>
+            <w:hideMark/>
+          </w:tcPr>
+          <w:p>
+            <w:pPr>
+              <w:rPr>
+                <w:sz w:val="28"/>
+                <w:szCs w:val="28"/>
+              </w:rPr>
+            </w:pPr>
+            <w:r>
+              <w:rPr>
+                <w:sz w:val="28"/>
+                <w:szCs w:val="28"/>
+              </w:rPr>
+              <w:t xml:space="preserve">Empty print moves execution to the </w:t>
+            </w:r>
+            <w:r>
+              <w:rPr>
+                <w:b/>
+                <w:bCs/>
+                <w:sz w:val="28"/>
+                <w:szCs w:val="28"/>
+              </w:rPr>
+              <w:t>next line</w:t>
+            </w:r>
+            <w:r>
+              <w:rPr>
+                <w:sz w:val="28"/>
+                <w:szCs w:val="28"/>
+              </w:rPr>
+              <w:t>.</w:t>
+            </w:r>
+          </w:p>
+        </w:tc>
+        <w:tc>
+          <w:tcPr>
+            <w:tcW w:w="0" w:type="auto"/>
+            <w:tcBorders>
+              <w:top w:val="single" w:sz="6" w:space="0" w:color="C4C7C5"/>
+              <w:left w:val="single" w:sz="6" w:space="0" w:color="C4C7C5"/>
+              <w:bottom w:val="single" w:sz="6" w:space="0" w:color="C4C7C5"/>
+              <w:right w:val="single" w:sz="6" w:space="0" w:color="C4C7C5"/>
+            </w:tcBorders>
+            <w:tcMar>
+              <w:top w:w="120" w:type="dxa"/>
+              <w:left w:w="180" w:type="dxa"/>
+              <w:bottom w:w="120" w:type="dxa"/>
+              <w:right w:w="180" w:type="dxa"/>
+            </w:tcMar>
+            <w:vAlign w:val="center"/>
+            <w:hideMark/>
+          </w:tcPr>
+          <w:p>
+            <w:pPr>
+              <w:rPr>
+                <w:sz w:val="28"/>
+                <w:szCs w:val="28"/>
+              </w:rPr>
+            </w:pPr>
+            <w:r>
+              <w:rPr>
+                <w:sz w:val="28"/>
+                <w:szCs w:val="28"/>
+              </w:rPr>
+              <w:t>Place outside inner loop</w:t>
+            </w:r>
+          </w:p>
+        </w:tc>
+      </w:tr>
+      <w:tr>
+        <w:trPr>
+          <w:tblCellSpacing w:w="15" w:type="dxa"/>
+        </w:trPr>
+        <w:tc>
+          <w:tcPr>
+            <w:tcW w:w="0" w:type="auto"/>
+            <w:tcBorders>
+              <w:top w:val="single" w:sz="6" w:space="0" w:color="C4C7C5"/>
+              <w:left w:val="single" w:sz="6" w:space="0" w:color="C4C7C5"/>
+              <w:bottom w:val="single" w:sz="6" w:space="0" w:color="C4C7C5"/>
+              <w:right w:val="single" w:sz="6" w:space="0" w:color="C4C7C5"/>
+            </w:tcBorders>
+            <w:tcMar>
+              <w:top w:w="120" w:type="dxa"/>
+              <w:left w:w="180" w:type="dxa"/>
+              <w:bottom w:w="120" w:type="dxa"/>
+              <w:right w:w="180" w:type="dxa"/>
+            </w:tcMar>
+            <w:vAlign w:val="center"/>
+            <w:hideMark/>
+          </w:tcPr>
+          <w:p>
+            <w:pPr>
+              <w:rPr>
+                <w:sz w:val="28"/>
+                <w:szCs w:val="28"/>
+              </w:rPr>
+            </w:pPr>
+            <w:r>
+              <w:rPr>
+                <w:b/>
+                <w:bCs/>
+                <w:sz w:val="28"/>
+                <w:szCs w:val="28"/>
+              </w:rPr>
+              <w:t>Time Complexity</w:t>
+            </w:r>
+          </w:p>
+        </w:tc>
+        <w:tc>
+          <w:tcPr>
+            <w:tcW w:w="0" w:type="auto"/>
+            <w:tcBorders>
+              <w:top w:val="single" w:sz="6" w:space="0" w:color="C4C7C5"/>
+              <w:left w:val="single" w:sz="6" w:space="0" w:color="C4C7C5"/>
+              <w:bottom w:val="single" w:sz="6" w:space="0" w:color="C4C7C5"/>
+              <w:right w:val="single" w:sz="6" w:space="0" w:color="C4C7C5"/>
+            </w:tcBorders>
+            <w:tcMar>
+              <w:top w:w="120" w:type="dxa"/>
+              <w:left w:w="180" w:type="dxa"/>
+              <w:bottom w:w="120" w:type="dxa"/>
+              <w:right w:w="180" w:type="dxa"/>
+            </w:tcMar>
+            <w:vAlign w:val="center"/>
+            <w:hideMark/>
+          </w:tcPr>
+          <w:p>
+            <w:pPr>
+              <w:rPr>
+                <w:sz w:val="28"/>
+                <w:szCs w:val="28"/>
+              </w:rPr>
+            </w:pPr>
+            <w:r>
+              <w:rPr>
+                <w:sz w:val="28"/>
+                <w:szCs w:val="28"/>
+              </w:rPr>
+              <w:t xml:space="preserve">Total Operations = </w:t>
+            </w:r>
+            <m:oMath>
+              <m:r>
+                <w:rPr>
+                  <w:rFonts w:ascii="Cambria Math" w:hAnsi="Cambria Math"/>
+                  <w:sz w:val="28"/>
+                  <w:szCs w:val="28"/>
+                </w:rPr>
+                <m:t>N×M</m:t>
+              </m:r>
+            </m:oMath>
+          </w:p>
+        </w:tc>
+        <w:tc>
+          <w:tcPr>
+            <w:tcW w:w="0" w:type="auto"/>
+            <w:tcBorders>
+              <w:top w:val="single" w:sz="6" w:space="0" w:color="C4C7C5"/>
+              <w:left w:val="single" w:sz="6" w:space="0" w:color="C4C7C5"/>
+              <w:bottom w:val="single" w:sz="6" w:space="0" w:color="C4C7C5"/>
+              <w:right w:val="single" w:sz="6" w:space="0" w:color="C4C7C5"/>
+            </w:tcBorders>
+            <w:tcMar>
+              <w:top w:w="120" w:type="dxa"/>
+              <w:left w:w="180" w:type="dxa"/>
+              <w:bottom w:w="120" w:type="dxa"/>
+              <w:right w:w="180" w:type="dxa"/>
+            </w:tcMar>
+            <w:vAlign w:val="center"/>
+            <w:hideMark/>
+          </w:tcPr>
+          <w:p>
+            <w:pPr>
+              <w:rPr>
+                <w:sz w:val="28"/>
+                <w:szCs w:val="28"/>
+              </w:rPr>
+            </w:pPr>
+            <w:r>
+              <w:rPr>
+                <w:sz w:val="28"/>
+                <w:szCs w:val="28"/>
+              </w:rPr>
+              <w:t xml:space="preserve">Double loop = </w:t>
+            </w:r>
+            <m:oMath>
+              <m:r>
+                <w:rPr>
+                  <w:rFonts w:ascii="Cambria Math" w:hAnsi="Cambria Math"/>
+                  <w:sz w:val="28"/>
+                  <w:szCs w:val="28"/>
+                </w:rPr>
+                <m:t>O</m:t>
+              </m:r>
+              <m:d>
+                <m:dPr>
+                  <m:ctrlPr>
+                    <w:rPr>
+                      <w:rFonts w:ascii="Cambria Math" w:hAnsi="Cambria Math"/>
+                      <w:sz w:val="28"/>
+                      <w:szCs w:val="28"/>
+                    </w:rPr>
+                  </m:ctrlPr>
+                </m:dPr>
+                <m:e>
+                  <m:sSup>
+                    <m:sSupPr>
+                      <m:ctrlPr>
+                        <w:rPr>
+                          <w:rFonts w:ascii="Cambria Math" w:hAnsi="Cambria Math"/>
+                          <w:sz w:val="28"/>
+                          <w:szCs w:val="28"/>
+                        </w:rPr>
+                      </m:ctrlPr>
+                    </m:sSupPr>
+                    <m:e>
+                      <m:r>
+                        <w:rPr>
+                          <w:rFonts w:ascii="Cambria Math" w:hAnsi="Cambria Math"/>
+                          <w:sz w:val="28"/>
+                          <w:szCs w:val="28"/>
+                        </w:rPr>
+                        <m:t>N</m:t>
+                      </m:r>
+                    </m:e>
+                    <m:sup>
+                      <m:r>
+                        <w:rPr>
+                          <w:rFonts w:ascii="Cambria Math" w:hAnsi="Cambria Math"/>
+                          <w:sz w:val="28"/>
+                          <w:szCs w:val="28"/>
+                        </w:rPr>
+                        <m:t>2</m:t>
+                      </m:r>
+                    </m:sup>
+                  </m:sSup>
+                </m:e>
+              </m:d>
+            </m:oMath>
+          </w:p>
+        </w:tc>
+      </w:tr>
+    </w:tbl>
+    <w:p>
+      <w:pPr>
+        <w:rPr>
+          <w:sz w:val="28"/>
+          <w:szCs w:val="28"/>
+        </w:rPr>
+      </w:pPr>
+    </w:p>
     <w:sectPr>
       <w:pgSz w:w="11906" w:h="16838"/>
       <w:pgMar w:top="851" w:right="1440" w:bottom="993" w:left="1440" w:header="708" w:footer="708" w:gutter="0"/>
@@ -39600,6 +42990,123 @@
     </w:lvl>
   </w:abstractNum>
   <w:abstractNum w:abstractNumId="7" w15:restartNumberingAfterBreak="0">
+    <w:nsid w:val="13F433B8"/>
+    <w:multiLevelType w:val="multilevel"/>
+    <w:tmpl w:val="89423E2A"/>
+    <w:lvl w:ilvl="0">
+      <w:start w:val="1"/>
+      <w:numFmt w:val="decimal"/>
+      <w:lvlText w:val="%1."/>
+      <w:lvlJc w:val="left"/>
+      <w:pPr>
+        <w:tabs>
+          <w:tab w:val="num" w:pos="720"/>
+        </w:tabs>
+        <w:ind w:left="720" w:hanging="360"/>
+      </w:pPr>
+    </w:lvl>
+    <w:lvl w:ilvl="1">
+      <w:start w:val="1"/>
+      <w:numFmt w:val="bullet"/>
+      <w:lvlText w:val="o"/>
+      <w:lvlJc w:val="left"/>
+      <w:pPr>
+        <w:tabs>
+          <w:tab w:val="num" w:pos="1440"/>
+        </w:tabs>
+        <w:ind w:left="1440" w:hanging="360"/>
+      </w:pPr>
+      <w:rPr>
+        <w:rFonts w:ascii="Courier New" w:hAnsi="Courier New" w:hint="default"/>
+        <w:sz w:val="20"/>
+      </w:rPr>
+    </w:lvl>
+    <w:lvl w:ilvl="2" w:tentative="1">
+      <w:start w:val="1"/>
+      <w:numFmt w:val="decimal"/>
+      <w:lvlText w:val="%3."/>
+      <w:lvlJc w:val="left"/>
+      <w:pPr>
+        <w:tabs>
+          <w:tab w:val="num" w:pos="2160"/>
+        </w:tabs>
+        <w:ind w:left="2160" w:hanging="360"/>
+      </w:pPr>
+    </w:lvl>
+    <w:lvl w:ilvl="3" w:tentative="1">
+      <w:start w:val="1"/>
+      <w:numFmt w:val="decimal"/>
+      <w:lvlText w:val="%4."/>
+      <w:lvlJc w:val="left"/>
+      <w:pPr>
+        <w:tabs>
+          <w:tab w:val="num" w:pos="2880"/>
+        </w:tabs>
+        <w:ind w:left="2880" w:hanging="360"/>
+      </w:pPr>
+    </w:lvl>
+    <w:lvl w:ilvl="4" w:tentative="1">
+      <w:start w:val="1"/>
+      <w:numFmt w:val="decimal"/>
+      <w:lvlText w:val="%5."/>
+      <w:lvlJc w:val="left"/>
+      <w:pPr>
+        <w:tabs>
+          <w:tab w:val="num" w:pos="3600"/>
+        </w:tabs>
+        <w:ind w:left="3600" w:hanging="360"/>
+      </w:pPr>
+    </w:lvl>
+    <w:lvl w:ilvl="5" w:tentative="1">
+      <w:start w:val="1"/>
+      <w:numFmt w:val="decimal"/>
+      <w:lvlText w:val="%6."/>
+      <w:lvlJc w:val="left"/>
+      <w:pPr>
+        <w:tabs>
+          <w:tab w:val="num" w:pos="4320"/>
+        </w:tabs>
+        <w:ind w:left="4320" w:hanging="360"/>
+      </w:pPr>
+    </w:lvl>
+    <w:lvl w:ilvl="6" w:tentative="1">
+      <w:start w:val="1"/>
+      <w:numFmt w:val="decimal"/>
+      <w:lvlText w:val="%7."/>
+      <w:lvlJc w:val="left"/>
+      <w:pPr>
+        <w:tabs>
+          <w:tab w:val="num" w:pos="5040"/>
+        </w:tabs>
+        <w:ind w:left="5040" w:hanging="360"/>
+      </w:pPr>
+    </w:lvl>
+    <w:lvl w:ilvl="7" w:tentative="1">
+      <w:start w:val="1"/>
+      <w:numFmt w:val="decimal"/>
+      <w:lvlText w:val="%8."/>
+      <w:lvlJc w:val="left"/>
+      <w:pPr>
+        <w:tabs>
+          <w:tab w:val="num" w:pos="5760"/>
+        </w:tabs>
+        <w:ind w:left="5760" w:hanging="360"/>
+      </w:pPr>
+    </w:lvl>
+    <w:lvl w:ilvl="8" w:tentative="1">
+      <w:start w:val="1"/>
+      <w:numFmt w:val="decimal"/>
+      <w:lvlText w:val="%9."/>
+      <w:lvlJc w:val="left"/>
+      <w:pPr>
+        <w:tabs>
+          <w:tab w:val="num" w:pos="6480"/>
+        </w:tabs>
+        <w:ind w:left="6480" w:hanging="360"/>
+      </w:pPr>
+    </w:lvl>
+  </w:abstractNum>
+  <w:abstractNum w:abstractNumId="8" w15:restartNumberingAfterBreak="0">
     <w:nsid w:val="146C25E1"/>
     <w:multiLevelType w:val="multilevel"/>
     <w:tmpl w:val="B662541E"/>
@@ -39748,7 +43255,7 @@
       </w:rPr>
     </w:lvl>
   </w:abstractNum>
-  <w:abstractNum w:abstractNumId="8" w15:restartNumberingAfterBreak="0">
+  <w:abstractNum w:abstractNumId="9" w15:restartNumberingAfterBreak="0">
     <w:nsid w:val="15D006BD"/>
     <w:multiLevelType w:val="multilevel"/>
     <w:tmpl w:val="63C019FA"/>
@@ -39897,7 +43404,7 @@
       </w:rPr>
     </w:lvl>
   </w:abstractNum>
-  <w:abstractNum w:abstractNumId="9" w15:restartNumberingAfterBreak="0">
+  <w:abstractNum w:abstractNumId="10" w15:restartNumberingAfterBreak="0">
     <w:nsid w:val="1615571F"/>
     <w:multiLevelType w:val="multilevel"/>
     <w:tmpl w:val="100C22E6"/>
@@ -40046,7 +43553,7 @@
       </w:rPr>
     </w:lvl>
   </w:abstractNum>
-  <w:abstractNum w:abstractNumId="10" w15:restartNumberingAfterBreak="0">
+  <w:abstractNum w:abstractNumId="11" w15:restartNumberingAfterBreak="0">
     <w:nsid w:val="16DC20BC"/>
     <w:multiLevelType w:val="multilevel"/>
     <w:tmpl w:val="F962B1E2"/>
@@ -40195,7 +43702,7 @@
       </w:rPr>
     </w:lvl>
   </w:abstractNum>
-  <w:abstractNum w:abstractNumId="11" w15:restartNumberingAfterBreak="0">
+  <w:abstractNum w:abstractNumId="12" w15:restartNumberingAfterBreak="0">
     <w:nsid w:val="18E84481"/>
     <w:multiLevelType w:val="multilevel"/>
     <w:tmpl w:val="A232C1AC"/>
@@ -40340,7 +43847,156 @@
       </w:rPr>
     </w:lvl>
   </w:abstractNum>
-  <w:abstractNum w:abstractNumId="12" w15:restartNumberingAfterBreak="0">
+  <w:abstractNum w:abstractNumId="13" w15:restartNumberingAfterBreak="0">
+    <w:nsid w:val="1A3C344F"/>
+    <w:multiLevelType w:val="multilevel"/>
+    <w:tmpl w:val="0BC27FD2"/>
+    <w:lvl w:ilvl="0">
+      <w:start w:val="1"/>
+      <w:numFmt w:val="bullet"/>
+      <w:lvlText w:val=""/>
+      <w:lvlJc w:val="left"/>
+      <w:pPr>
+        <w:tabs>
+          <w:tab w:val="num" w:pos="720"/>
+        </w:tabs>
+        <w:ind w:left="720" w:hanging="360"/>
+      </w:pPr>
+      <w:rPr>
+        <w:rFonts w:ascii="Symbol" w:hAnsi="Symbol" w:hint="default"/>
+        <w:sz w:val="20"/>
+      </w:rPr>
+    </w:lvl>
+    <w:lvl w:ilvl="1" w:tentative="1">
+      <w:start w:val="1"/>
+      <w:numFmt w:val="bullet"/>
+      <w:lvlText w:val="o"/>
+      <w:lvlJc w:val="left"/>
+      <w:pPr>
+        <w:tabs>
+          <w:tab w:val="num" w:pos="1440"/>
+        </w:tabs>
+        <w:ind w:left="1440" w:hanging="360"/>
+      </w:pPr>
+      <w:rPr>
+        <w:rFonts w:ascii="Courier New" w:hAnsi="Courier New" w:hint="default"/>
+        <w:sz w:val="20"/>
+      </w:rPr>
+    </w:lvl>
+    <w:lvl w:ilvl="2" w:tentative="1">
+      <w:start w:val="1"/>
+      <w:numFmt w:val="bullet"/>
+      <w:lvlText w:val=""/>
+      <w:lvlJc w:val="left"/>
+      <w:pPr>
+        <w:tabs>
+          <w:tab w:val="num" w:pos="2160"/>
+        </w:tabs>
+        <w:ind w:left="2160" w:hanging="360"/>
+      </w:pPr>
+      <w:rPr>
+        <w:rFonts w:ascii="Wingdings" w:hAnsi="Wingdings" w:hint="default"/>
+        <w:sz w:val="20"/>
+      </w:rPr>
+    </w:lvl>
+    <w:lvl w:ilvl="3" w:tentative="1">
+      <w:start w:val="1"/>
+      <w:numFmt w:val="bullet"/>
+      <w:lvlText w:val=""/>
+      <w:lvlJc w:val="left"/>
+      <w:pPr>
+        <w:tabs>
+          <w:tab w:val="num" w:pos="2880"/>
+        </w:tabs>
+        <w:ind w:left="2880" w:hanging="360"/>
+      </w:pPr>
+      <w:rPr>
+        <w:rFonts w:ascii="Wingdings" w:hAnsi="Wingdings" w:hint="default"/>
+        <w:sz w:val="20"/>
+      </w:rPr>
+    </w:lvl>
+    <w:lvl w:ilvl="4" w:tentative="1">
+      <w:start w:val="1"/>
+      <w:numFmt w:val="bullet"/>
+      <w:lvlText w:val=""/>
+      <w:lvlJc w:val="left"/>
+      <w:pPr>
+        <w:tabs>
+          <w:tab w:val="num" w:pos="3600"/>
+        </w:tabs>
+        <w:ind w:left="3600" w:hanging="360"/>
+      </w:pPr>
+      <w:rPr>
+        <w:rFonts w:ascii="Wingdings" w:hAnsi="Wingdings" w:hint="default"/>
+        <w:sz w:val="20"/>
+      </w:rPr>
+    </w:lvl>
+    <w:lvl w:ilvl="5" w:tentative="1">
+      <w:start w:val="1"/>
+      <w:numFmt w:val="bullet"/>
+      <w:lvlText w:val=""/>
+      <w:lvlJc w:val="left"/>
+      <w:pPr>
+        <w:tabs>
+          <w:tab w:val="num" w:pos="4320"/>
+        </w:tabs>
+        <w:ind w:left="4320" w:hanging="360"/>
+      </w:pPr>
+      <w:rPr>
+        <w:rFonts w:ascii="Wingdings" w:hAnsi="Wingdings" w:hint="default"/>
+        <w:sz w:val="20"/>
+      </w:rPr>
+    </w:lvl>
+    <w:lvl w:ilvl="6" w:tentative="1">
+      <w:start w:val="1"/>
+      <w:numFmt w:val="bullet"/>
+      <w:lvlText w:val=""/>
+      <w:lvlJc w:val="left"/>
+      <w:pPr>
+        <w:tabs>
+          <w:tab w:val="num" w:pos="5040"/>
+        </w:tabs>
+        <w:ind w:left="5040" w:hanging="360"/>
+      </w:pPr>
+      <w:rPr>
+        <w:rFonts w:ascii="Wingdings" w:hAnsi="Wingdings" w:hint="default"/>
+        <w:sz w:val="20"/>
+      </w:rPr>
+    </w:lvl>
+    <w:lvl w:ilvl="7" w:tentative="1">
+      <w:start w:val="1"/>
+      <w:numFmt w:val="bullet"/>
+      <w:lvlText w:val=""/>
+      <w:lvlJc w:val="left"/>
+      <w:pPr>
+        <w:tabs>
+          <w:tab w:val="num" w:pos="5760"/>
+        </w:tabs>
+        <w:ind w:left="5760" w:hanging="360"/>
+      </w:pPr>
+      <w:rPr>
+        <w:rFonts w:ascii="Wingdings" w:hAnsi="Wingdings" w:hint="default"/>
+        <w:sz w:val="20"/>
+      </w:rPr>
+    </w:lvl>
+    <w:lvl w:ilvl="8" w:tentative="1">
+      <w:start w:val="1"/>
+      <w:numFmt w:val="bullet"/>
+      <w:lvlText w:val=""/>
+      <w:lvlJc w:val="left"/>
+      <w:pPr>
+        <w:tabs>
+          <w:tab w:val="num" w:pos="6480"/>
+        </w:tabs>
+        <w:ind w:left="6480" w:hanging="360"/>
+      </w:pPr>
+      <w:rPr>
+        <w:rFonts w:ascii="Wingdings" w:hAnsi="Wingdings" w:hint="default"/>
+        <w:sz w:val="20"/>
+      </w:rPr>
+    </w:lvl>
+  </w:abstractNum>
+  <w:abstractNum w:abstractNumId="14" w15:restartNumberingAfterBreak="0">
     <w:nsid w:val="1B14732E"/>
     <w:multiLevelType w:val="multilevel"/>
     <w:tmpl w:val="1D94FED2"/>
@@ -40489,7 +44145,7 @@
       </w:rPr>
     </w:lvl>
   </w:abstractNum>
-  <w:abstractNum w:abstractNumId="13" w15:restartNumberingAfterBreak="0">
+  <w:abstractNum w:abstractNumId="15" w15:restartNumberingAfterBreak="0">
     <w:nsid w:val="1CFB7503"/>
     <w:multiLevelType w:val="multilevel"/>
     <w:tmpl w:val="9F44A194"/>
@@ -40638,7 +44294,7 @@
       </w:rPr>
     </w:lvl>
   </w:abstractNum>
-  <w:abstractNum w:abstractNumId="14" w15:restartNumberingAfterBreak="0">
+  <w:abstractNum w:abstractNumId="16" w15:restartNumberingAfterBreak="0">
     <w:nsid w:val="1D120478"/>
     <w:multiLevelType w:val="multilevel"/>
     <w:tmpl w:val="60B46D92"/>
@@ -40787,7 +44443,7 @@
       </w:rPr>
     </w:lvl>
   </w:abstractNum>
-  <w:abstractNum w:abstractNumId="15" w15:restartNumberingAfterBreak="0">
+  <w:abstractNum w:abstractNumId="17" w15:restartNumberingAfterBreak="0">
     <w:nsid w:val="1E142B31"/>
     <w:multiLevelType w:val="multilevel"/>
     <w:tmpl w:val="717E6EC6"/>
@@ -40936,7 +44592,7 @@
       </w:rPr>
     </w:lvl>
   </w:abstractNum>
-  <w:abstractNum w:abstractNumId="16" w15:restartNumberingAfterBreak="0">
+  <w:abstractNum w:abstractNumId="18" w15:restartNumberingAfterBreak="0">
     <w:nsid w:val="212F49C3"/>
     <w:multiLevelType w:val="multilevel"/>
     <w:tmpl w:val="0942A7FA"/>
@@ -41085,7 +44741,7 @@
       </w:rPr>
     </w:lvl>
   </w:abstractNum>
-  <w:abstractNum w:abstractNumId="17" w15:restartNumberingAfterBreak="0">
+  <w:abstractNum w:abstractNumId="19" w15:restartNumberingAfterBreak="0">
     <w:nsid w:val="21846D4F"/>
     <w:multiLevelType w:val="multilevel"/>
     <w:tmpl w:val="786AEBE0"/>
@@ -41234,7 +44890,7 @@
       </w:rPr>
     </w:lvl>
   </w:abstractNum>
-  <w:abstractNum w:abstractNumId="18" w15:restartNumberingAfterBreak="0">
+  <w:abstractNum w:abstractNumId="20" w15:restartNumberingAfterBreak="0">
     <w:nsid w:val="218A732D"/>
     <w:multiLevelType w:val="multilevel"/>
     <w:tmpl w:val="AB128116"/>
@@ -41351,7 +45007,7 @@
       </w:pPr>
     </w:lvl>
   </w:abstractNum>
-  <w:abstractNum w:abstractNumId="19" w15:restartNumberingAfterBreak="0">
+  <w:abstractNum w:abstractNumId="21" w15:restartNumberingAfterBreak="0">
     <w:nsid w:val="21D4003B"/>
     <w:multiLevelType w:val="multilevel"/>
     <w:tmpl w:val="E5FA420E"/>
@@ -41464,7 +45120,7 @@
       </w:pPr>
     </w:lvl>
   </w:abstractNum>
-  <w:abstractNum w:abstractNumId="20" w15:restartNumberingAfterBreak="0">
+  <w:abstractNum w:abstractNumId="22" w15:restartNumberingAfterBreak="0">
     <w:nsid w:val="22A5576E"/>
     <w:multiLevelType w:val="multilevel"/>
     <w:tmpl w:val="D5D28640"/>
@@ -41577,7 +45233,7 @@
       </w:pPr>
     </w:lvl>
   </w:abstractNum>
-  <w:abstractNum w:abstractNumId="21" w15:restartNumberingAfterBreak="0">
+  <w:abstractNum w:abstractNumId="23" w15:restartNumberingAfterBreak="0">
     <w:nsid w:val="24795C0A"/>
     <w:multiLevelType w:val="multilevel"/>
     <w:tmpl w:val="7260633C"/>
@@ -41726,7 +45382,7 @@
       </w:rPr>
     </w:lvl>
   </w:abstractNum>
-  <w:abstractNum w:abstractNumId="22" w15:restartNumberingAfterBreak="0">
+  <w:abstractNum w:abstractNumId="24" w15:restartNumberingAfterBreak="0">
     <w:nsid w:val="25F022F0"/>
     <w:multiLevelType w:val="multilevel"/>
     <w:tmpl w:val="30BA9CBA"/>
@@ -41839,7 +45495,7 @@
       </w:pPr>
     </w:lvl>
   </w:abstractNum>
-  <w:abstractNum w:abstractNumId="23" w15:restartNumberingAfterBreak="0">
+  <w:abstractNum w:abstractNumId="25" w15:restartNumberingAfterBreak="0">
     <w:nsid w:val="26B47991"/>
     <w:multiLevelType w:val="multilevel"/>
     <w:tmpl w:val="21DC7C7E"/>
@@ -41988,7 +45644,7 @@
       </w:rPr>
     </w:lvl>
   </w:abstractNum>
-  <w:abstractNum w:abstractNumId="24" w15:restartNumberingAfterBreak="0">
+  <w:abstractNum w:abstractNumId="26" w15:restartNumberingAfterBreak="0">
     <w:nsid w:val="27907D69"/>
     <w:multiLevelType w:val="multilevel"/>
     <w:tmpl w:val="D7B498A4"/>
@@ -42137,7 +45793,7 @@
       </w:rPr>
     </w:lvl>
   </w:abstractNum>
-  <w:abstractNum w:abstractNumId="25" w15:restartNumberingAfterBreak="0">
+  <w:abstractNum w:abstractNumId="27" w15:restartNumberingAfterBreak="0">
     <w:nsid w:val="27CB4BAF"/>
     <w:multiLevelType w:val="multilevel"/>
     <w:tmpl w:val="55EA595E"/>
@@ -42286,7 +45942,7 @@
       </w:rPr>
     </w:lvl>
   </w:abstractNum>
-  <w:abstractNum w:abstractNumId="26" w15:restartNumberingAfterBreak="0">
+  <w:abstractNum w:abstractNumId="28" w15:restartNumberingAfterBreak="0">
     <w:nsid w:val="2B37063C"/>
     <w:multiLevelType w:val="multilevel"/>
     <w:tmpl w:val="B66CBB28"/>
@@ -42399,7 +46055,7 @@
       </w:pPr>
     </w:lvl>
   </w:abstractNum>
-  <w:abstractNum w:abstractNumId="27" w15:restartNumberingAfterBreak="0">
+  <w:abstractNum w:abstractNumId="29" w15:restartNumberingAfterBreak="0">
     <w:nsid w:val="2C23639E"/>
     <w:multiLevelType w:val="multilevel"/>
     <w:tmpl w:val="EAFEAC3C"/>
@@ -42548,7 +46204,7 @@
       </w:rPr>
     </w:lvl>
   </w:abstractNum>
-  <w:abstractNum w:abstractNumId="28" w15:restartNumberingAfterBreak="0">
+  <w:abstractNum w:abstractNumId="30" w15:restartNumberingAfterBreak="0">
     <w:nsid w:val="2F825D01"/>
     <w:multiLevelType w:val="multilevel"/>
     <w:tmpl w:val="893C44CA"/>
@@ -42697,7 +46353,7 @@
       </w:rPr>
     </w:lvl>
   </w:abstractNum>
-  <w:abstractNum w:abstractNumId="29" w15:restartNumberingAfterBreak="0">
+  <w:abstractNum w:abstractNumId="31" w15:restartNumberingAfterBreak="0">
     <w:nsid w:val="303D4EDB"/>
     <w:multiLevelType w:val="multilevel"/>
     <w:tmpl w:val="DA4894EE"/>
@@ -42846,7 +46502,7 @@
       </w:rPr>
     </w:lvl>
   </w:abstractNum>
-  <w:abstractNum w:abstractNumId="30" w15:restartNumberingAfterBreak="0">
+  <w:abstractNum w:abstractNumId="32" w15:restartNumberingAfterBreak="0">
     <w:nsid w:val="37CE2A71"/>
     <w:multiLevelType w:val="multilevel"/>
     <w:tmpl w:val="B1BAB0C0"/>
@@ -42995,7 +46651,7 @@
       </w:rPr>
     </w:lvl>
   </w:abstractNum>
-  <w:abstractNum w:abstractNumId="31" w15:restartNumberingAfterBreak="0">
+  <w:abstractNum w:abstractNumId="33" w15:restartNumberingAfterBreak="0">
     <w:nsid w:val="37D80B7A"/>
     <w:multiLevelType w:val="multilevel"/>
     <w:tmpl w:val="F4368136"/>
@@ -43144,7 +46800,7 @@
       </w:rPr>
     </w:lvl>
   </w:abstractNum>
-  <w:abstractNum w:abstractNumId="32" w15:restartNumberingAfterBreak="0">
+  <w:abstractNum w:abstractNumId="34" w15:restartNumberingAfterBreak="0">
     <w:nsid w:val="396F2468"/>
     <w:multiLevelType w:val="multilevel"/>
     <w:tmpl w:val="C896CD88"/>
@@ -43293,7 +46949,7 @@
       </w:rPr>
     </w:lvl>
   </w:abstractNum>
-  <w:abstractNum w:abstractNumId="33" w15:restartNumberingAfterBreak="0">
+  <w:abstractNum w:abstractNumId="35" w15:restartNumberingAfterBreak="0">
     <w:nsid w:val="39A77089"/>
     <w:multiLevelType w:val="multilevel"/>
     <w:tmpl w:val="269A6D1A"/>
@@ -43442,7 +47098,7 @@
       </w:rPr>
     </w:lvl>
   </w:abstractNum>
-  <w:abstractNum w:abstractNumId="34" w15:restartNumberingAfterBreak="0">
+  <w:abstractNum w:abstractNumId="36" w15:restartNumberingAfterBreak="0">
     <w:nsid w:val="3BF73F9B"/>
     <w:multiLevelType w:val="multilevel"/>
     <w:tmpl w:val="9718044A"/>
@@ -43591,7 +47247,7 @@
       </w:rPr>
     </w:lvl>
   </w:abstractNum>
-  <w:abstractNum w:abstractNumId="35" w15:restartNumberingAfterBreak="0">
+  <w:abstractNum w:abstractNumId="37" w15:restartNumberingAfterBreak="0">
     <w:nsid w:val="3D98313B"/>
     <w:multiLevelType w:val="multilevel"/>
     <w:tmpl w:val="E08029F8"/>
@@ -43740,7 +47396,7 @@
       </w:rPr>
     </w:lvl>
   </w:abstractNum>
-  <w:abstractNum w:abstractNumId="36" w15:restartNumberingAfterBreak="0">
+  <w:abstractNum w:abstractNumId="38" w15:restartNumberingAfterBreak="0">
     <w:nsid w:val="3DA070F4"/>
     <w:multiLevelType w:val="multilevel"/>
     <w:tmpl w:val="3D6A98A6"/>
@@ -43889,7 +47545,156 @@
       </w:rPr>
     </w:lvl>
   </w:abstractNum>
-  <w:abstractNum w:abstractNumId="37" w15:restartNumberingAfterBreak="0">
+  <w:abstractNum w:abstractNumId="39" w15:restartNumberingAfterBreak="0">
+    <w:nsid w:val="3DC442D3"/>
+    <w:multiLevelType w:val="multilevel"/>
+    <w:tmpl w:val="B93A552A"/>
+    <w:lvl w:ilvl="0">
+      <w:start w:val="1"/>
+      <w:numFmt w:val="bullet"/>
+      <w:lvlText w:val=""/>
+      <w:lvlJc w:val="left"/>
+      <w:pPr>
+        <w:tabs>
+          <w:tab w:val="num" w:pos="720"/>
+        </w:tabs>
+        <w:ind w:left="720" w:hanging="360"/>
+      </w:pPr>
+      <w:rPr>
+        <w:rFonts w:ascii="Symbol" w:hAnsi="Symbol" w:hint="default"/>
+        <w:sz w:val="20"/>
+      </w:rPr>
+    </w:lvl>
+    <w:lvl w:ilvl="1" w:tentative="1">
+      <w:start w:val="1"/>
+      <w:numFmt w:val="bullet"/>
+      <w:lvlText w:val="o"/>
+      <w:lvlJc w:val="left"/>
+      <w:pPr>
+        <w:tabs>
+          <w:tab w:val="num" w:pos="1440"/>
+        </w:tabs>
+        <w:ind w:left="1440" w:hanging="360"/>
+      </w:pPr>
+      <w:rPr>
+        <w:rFonts w:ascii="Courier New" w:hAnsi="Courier New" w:hint="default"/>
+        <w:sz w:val="20"/>
+      </w:rPr>
+    </w:lvl>
+    <w:lvl w:ilvl="2" w:tentative="1">
+      <w:start w:val="1"/>
+      <w:numFmt w:val="bullet"/>
+      <w:lvlText w:val=""/>
+      <w:lvlJc w:val="left"/>
+      <w:pPr>
+        <w:tabs>
+          <w:tab w:val="num" w:pos="2160"/>
+        </w:tabs>
+        <w:ind w:left="2160" w:hanging="360"/>
+      </w:pPr>
+      <w:rPr>
+        <w:rFonts w:ascii="Wingdings" w:hAnsi="Wingdings" w:hint="default"/>
+        <w:sz w:val="20"/>
+      </w:rPr>
+    </w:lvl>
+    <w:lvl w:ilvl="3" w:tentative="1">
+      <w:start w:val="1"/>
+      <w:numFmt w:val="bullet"/>
+      <w:lvlText w:val=""/>
+      <w:lvlJc w:val="left"/>
+      <w:pPr>
+        <w:tabs>
+          <w:tab w:val="num" w:pos="2880"/>
+        </w:tabs>
+        <w:ind w:left="2880" w:hanging="360"/>
+      </w:pPr>
+      <w:rPr>
+        <w:rFonts w:ascii="Wingdings" w:hAnsi="Wingdings" w:hint="default"/>
+        <w:sz w:val="20"/>
+      </w:rPr>
+    </w:lvl>
+    <w:lvl w:ilvl="4" w:tentative="1">
+      <w:start w:val="1"/>
+      <w:numFmt w:val="bullet"/>
+      <w:lvlText w:val=""/>
+      <w:lvlJc w:val="left"/>
+      <w:pPr>
+        <w:tabs>
+          <w:tab w:val="num" w:pos="3600"/>
+        </w:tabs>
+        <w:ind w:left="3600" w:hanging="360"/>
+      </w:pPr>
+      <w:rPr>
+        <w:rFonts w:ascii="Wingdings" w:hAnsi="Wingdings" w:hint="default"/>
+        <w:sz w:val="20"/>
+      </w:rPr>
+    </w:lvl>
+    <w:lvl w:ilvl="5" w:tentative="1">
+      <w:start w:val="1"/>
+      <w:numFmt w:val="bullet"/>
+      <w:lvlText w:val=""/>
+      <w:lvlJc w:val="left"/>
+      <w:pPr>
+        <w:tabs>
+          <w:tab w:val="num" w:pos="4320"/>
+        </w:tabs>
+        <w:ind w:left="4320" w:hanging="360"/>
+      </w:pPr>
+      <w:rPr>
+        <w:rFonts w:ascii="Wingdings" w:hAnsi="Wingdings" w:hint="default"/>
+        <w:sz w:val="20"/>
+      </w:rPr>
+    </w:lvl>
+    <w:lvl w:ilvl="6" w:tentative="1">
+      <w:start w:val="1"/>
+      <w:numFmt w:val="bullet"/>
+      <w:lvlText w:val=""/>
+      <w:lvlJc w:val="left"/>
+      <w:pPr>
+        <w:tabs>
+          <w:tab w:val="num" w:pos="5040"/>
+        </w:tabs>
+        <w:ind w:left="5040" w:hanging="360"/>
+      </w:pPr>
+      <w:rPr>
+        <w:rFonts w:ascii="Wingdings" w:hAnsi="Wingdings" w:hint="default"/>
+        <w:sz w:val="20"/>
+      </w:rPr>
+    </w:lvl>
+    <w:lvl w:ilvl="7" w:tentative="1">
+      <w:start w:val="1"/>
+      <w:numFmt w:val="bullet"/>
+      <w:lvlText w:val=""/>
+      <w:lvlJc w:val="left"/>
+      <w:pPr>
+        <w:tabs>
+          <w:tab w:val="num" w:pos="5760"/>
+        </w:tabs>
+        <w:ind w:left="5760" w:hanging="360"/>
+      </w:pPr>
+      <w:rPr>
+        <w:rFonts w:ascii="Wingdings" w:hAnsi="Wingdings" w:hint="default"/>
+        <w:sz w:val="20"/>
+      </w:rPr>
+    </w:lvl>
+    <w:lvl w:ilvl="8" w:tentative="1">
+      <w:start w:val="1"/>
+      <w:numFmt w:val="bullet"/>
+      <w:lvlText w:val=""/>
+      <w:lvlJc w:val="left"/>
+      <w:pPr>
+        <w:tabs>
+          <w:tab w:val="num" w:pos="6480"/>
+        </w:tabs>
+        <w:ind w:left="6480" w:hanging="360"/>
+      </w:pPr>
+      <w:rPr>
+        <w:rFonts w:ascii="Wingdings" w:hAnsi="Wingdings" w:hint="default"/>
+        <w:sz w:val="20"/>
+      </w:rPr>
+    </w:lvl>
+  </w:abstractNum>
+  <w:abstractNum w:abstractNumId="40" w15:restartNumberingAfterBreak="0">
     <w:nsid w:val="3DF469E3"/>
     <w:multiLevelType w:val="multilevel"/>
     <w:tmpl w:val="E7FEB5C8"/>
@@ -44038,7 +47843,7 @@
       </w:rPr>
     </w:lvl>
   </w:abstractNum>
-  <w:abstractNum w:abstractNumId="38" w15:restartNumberingAfterBreak="0">
+  <w:abstractNum w:abstractNumId="41" w15:restartNumberingAfterBreak="0">
     <w:nsid w:val="3E952C6B"/>
     <w:multiLevelType w:val="multilevel"/>
     <w:tmpl w:val="6BA291E2"/>
@@ -44151,7 +47956,7 @@
       </w:pPr>
     </w:lvl>
   </w:abstractNum>
-  <w:abstractNum w:abstractNumId="39" w15:restartNumberingAfterBreak="0">
+  <w:abstractNum w:abstractNumId="42" w15:restartNumberingAfterBreak="0">
     <w:nsid w:val="3FAA26B3"/>
     <w:multiLevelType w:val="multilevel"/>
     <w:tmpl w:val="A0206428"/>
@@ -44264,7 +48069,7 @@
       </w:pPr>
     </w:lvl>
   </w:abstractNum>
-  <w:abstractNum w:abstractNumId="40" w15:restartNumberingAfterBreak="0">
+  <w:abstractNum w:abstractNumId="43" w15:restartNumberingAfterBreak="0">
     <w:nsid w:val="405006D8"/>
     <w:multiLevelType w:val="multilevel"/>
     <w:tmpl w:val="57222A90"/>
@@ -44413,7 +48218,7 @@
       </w:rPr>
     </w:lvl>
   </w:abstractNum>
-  <w:abstractNum w:abstractNumId="41" w15:restartNumberingAfterBreak="0">
+  <w:abstractNum w:abstractNumId="44" w15:restartNumberingAfterBreak="0">
     <w:nsid w:val="407037C0"/>
     <w:multiLevelType w:val="multilevel"/>
     <w:tmpl w:val="14D8E17C"/>
@@ -44562,7 +48367,156 @@
       </w:rPr>
     </w:lvl>
   </w:abstractNum>
-  <w:abstractNum w:abstractNumId="42" w15:restartNumberingAfterBreak="0">
+  <w:abstractNum w:abstractNumId="45" w15:restartNumberingAfterBreak="0">
+    <w:nsid w:val="415C2D90"/>
+    <w:multiLevelType w:val="multilevel"/>
+    <w:tmpl w:val="3CEED776"/>
+    <w:lvl w:ilvl="0">
+      <w:start w:val="1"/>
+      <w:numFmt w:val="bullet"/>
+      <w:lvlText w:val=""/>
+      <w:lvlJc w:val="left"/>
+      <w:pPr>
+        <w:tabs>
+          <w:tab w:val="num" w:pos="720"/>
+        </w:tabs>
+        <w:ind w:left="720" w:hanging="360"/>
+      </w:pPr>
+      <w:rPr>
+        <w:rFonts w:ascii="Symbol" w:hAnsi="Symbol" w:hint="default"/>
+        <w:sz w:val="20"/>
+      </w:rPr>
+    </w:lvl>
+    <w:lvl w:ilvl="1">
+      <w:start w:val="1"/>
+      <w:numFmt w:val="bullet"/>
+      <w:lvlText w:val="o"/>
+      <w:lvlJc w:val="left"/>
+      <w:pPr>
+        <w:tabs>
+          <w:tab w:val="num" w:pos="1440"/>
+        </w:tabs>
+        <w:ind w:left="1440" w:hanging="360"/>
+      </w:pPr>
+      <w:rPr>
+        <w:rFonts w:ascii="Courier New" w:hAnsi="Courier New" w:hint="default"/>
+        <w:sz w:val="20"/>
+      </w:rPr>
+    </w:lvl>
+    <w:lvl w:ilvl="2" w:tentative="1">
+      <w:start w:val="1"/>
+      <w:numFmt w:val="bullet"/>
+      <w:lvlText w:val=""/>
+      <w:lvlJc w:val="left"/>
+      <w:pPr>
+        <w:tabs>
+          <w:tab w:val="num" w:pos="2160"/>
+        </w:tabs>
+        <w:ind w:left="2160" w:hanging="360"/>
+      </w:pPr>
+      <w:rPr>
+        <w:rFonts w:ascii="Wingdings" w:hAnsi="Wingdings" w:hint="default"/>
+        <w:sz w:val="20"/>
+      </w:rPr>
+    </w:lvl>
+    <w:lvl w:ilvl="3" w:tentative="1">
+      <w:start w:val="1"/>
+      <w:numFmt w:val="bullet"/>
+      <w:lvlText w:val=""/>
+      <w:lvlJc w:val="left"/>
+      <w:pPr>
+        <w:tabs>
+          <w:tab w:val="num" w:pos="2880"/>
+        </w:tabs>
+        <w:ind w:left="2880" w:hanging="360"/>
+      </w:pPr>
+      <w:rPr>
+        <w:rFonts w:ascii="Wingdings" w:hAnsi="Wingdings" w:hint="default"/>
+        <w:sz w:val="20"/>
+      </w:rPr>
+    </w:lvl>
+    <w:lvl w:ilvl="4" w:tentative="1">
+      <w:start w:val="1"/>
+      <w:numFmt w:val="bullet"/>
+      <w:lvlText w:val=""/>
+      <w:lvlJc w:val="left"/>
+      <w:pPr>
+        <w:tabs>
+          <w:tab w:val="num" w:pos="3600"/>
+        </w:tabs>
+        <w:ind w:left="3600" w:hanging="360"/>
+      </w:pPr>
+      <w:rPr>
+        <w:rFonts w:ascii="Wingdings" w:hAnsi="Wingdings" w:hint="default"/>
+        <w:sz w:val="20"/>
+      </w:rPr>
+    </w:lvl>
+    <w:lvl w:ilvl="5" w:tentative="1">
+      <w:start w:val="1"/>
+      <w:numFmt w:val="bullet"/>
+      <w:lvlText w:val=""/>
+      <w:lvlJc w:val="left"/>
+      <w:pPr>
+        <w:tabs>
+          <w:tab w:val="num" w:pos="4320"/>
+        </w:tabs>
+        <w:ind w:left="4320" w:hanging="360"/>
+      </w:pPr>
+      <w:rPr>
+        <w:rFonts w:ascii="Wingdings" w:hAnsi="Wingdings" w:hint="default"/>
+        <w:sz w:val="20"/>
+      </w:rPr>
+    </w:lvl>
+    <w:lvl w:ilvl="6" w:tentative="1">
+      <w:start w:val="1"/>
+      <w:numFmt w:val="bullet"/>
+      <w:lvlText w:val=""/>
+      <w:lvlJc w:val="left"/>
+      <w:pPr>
+        <w:tabs>
+          <w:tab w:val="num" w:pos="5040"/>
+        </w:tabs>
+        <w:ind w:left="5040" w:hanging="360"/>
+      </w:pPr>
+      <w:rPr>
+        <w:rFonts w:ascii="Wingdings" w:hAnsi="Wingdings" w:hint="default"/>
+        <w:sz w:val="20"/>
+      </w:rPr>
+    </w:lvl>
+    <w:lvl w:ilvl="7" w:tentative="1">
+      <w:start w:val="1"/>
+      <w:numFmt w:val="bullet"/>
+      <w:lvlText w:val=""/>
+      <w:lvlJc w:val="left"/>
+      <w:pPr>
+        <w:tabs>
+          <w:tab w:val="num" w:pos="5760"/>
+        </w:tabs>
+        <w:ind w:left="5760" w:hanging="360"/>
+      </w:pPr>
+      <w:rPr>
+        <w:rFonts w:ascii="Wingdings" w:hAnsi="Wingdings" w:hint="default"/>
+        <w:sz w:val="20"/>
+      </w:rPr>
+    </w:lvl>
+    <w:lvl w:ilvl="8" w:tentative="1">
+      <w:start w:val="1"/>
+      <w:numFmt w:val="bullet"/>
+      <w:lvlText w:val=""/>
+      <w:lvlJc w:val="left"/>
+      <w:pPr>
+        <w:tabs>
+          <w:tab w:val="num" w:pos="6480"/>
+        </w:tabs>
+        <w:ind w:left="6480" w:hanging="360"/>
+      </w:pPr>
+      <w:rPr>
+        <w:rFonts w:ascii="Wingdings" w:hAnsi="Wingdings" w:hint="default"/>
+        <w:sz w:val="20"/>
+      </w:rPr>
+    </w:lvl>
+  </w:abstractNum>
+  <w:abstractNum w:abstractNumId="46" w15:restartNumberingAfterBreak="0">
     <w:nsid w:val="4652746F"/>
     <w:multiLevelType w:val="multilevel"/>
     <w:tmpl w:val="0F964FAE"/>
@@ -44679,7 +48633,7 @@
       </w:pPr>
     </w:lvl>
   </w:abstractNum>
-  <w:abstractNum w:abstractNumId="43" w15:restartNumberingAfterBreak="0">
+  <w:abstractNum w:abstractNumId="47" w15:restartNumberingAfterBreak="0">
     <w:nsid w:val="46765667"/>
     <w:multiLevelType w:val="multilevel"/>
     <w:tmpl w:val="E0547262"/>
@@ -44828,7 +48782,7 @@
       </w:rPr>
     </w:lvl>
   </w:abstractNum>
-  <w:abstractNum w:abstractNumId="44" w15:restartNumberingAfterBreak="0">
+  <w:abstractNum w:abstractNumId="48" w15:restartNumberingAfterBreak="0">
     <w:nsid w:val="48744AB6"/>
     <w:multiLevelType w:val="multilevel"/>
     <w:tmpl w:val="BBD434E0"/>
@@ -44973,7 +48927,7 @@
       </w:rPr>
     </w:lvl>
   </w:abstractNum>
-  <w:abstractNum w:abstractNumId="45" w15:restartNumberingAfterBreak="0">
+  <w:abstractNum w:abstractNumId="49" w15:restartNumberingAfterBreak="0">
     <w:nsid w:val="4A3E61CF"/>
     <w:multiLevelType w:val="multilevel"/>
     <w:tmpl w:val="26A4D2CA"/>
@@ -45122,7 +49076,7 @@
       </w:rPr>
     </w:lvl>
   </w:abstractNum>
-  <w:abstractNum w:abstractNumId="46" w15:restartNumberingAfterBreak="0">
+  <w:abstractNum w:abstractNumId="50" w15:restartNumberingAfterBreak="0">
     <w:nsid w:val="4C494795"/>
     <w:multiLevelType w:val="multilevel"/>
     <w:tmpl w:val="B31812CE"/>
@@ -45271,7 +49225,7 @@
       </w:rPr>
     </w:lvl>
   </w:abstractNum>
-  <w:abstractNum w:abstractNumId="47" w15:restartNumberingAfterBreak="0">
+  <w:abstractNum w:abstractNumId="51" w15:restartNumberingAfterBreak="0">
     <w:nsid w:val="4D9D3B19"/>
     <w:multiLevelType w:val="multilevel"/>
     <w:tmpl w:val="CFDA7008"/>
@@ -45420,7 +49374,7 @@
       </w:rPr>
     </w:lvl>
   </w:abstractNum>
-  <w:abstractNum w:abstractNumId="48" w15:restartNumberingAfterBreak="0">
+  <w:abstractNum w:abstractNumId="52" w15:restartNumberingAfterBreak="0">
     <w:nsid w:val="4E2F1F30"/>
     <w:multiLevelType w:val="multilevel"/>
     <w:tmpl w:val="431AB6EA"/>
@@ -45569,7 +49523,7 @@
       </w:rPr>
     </w:lvl>
   </w:abstractNum>
-  <w:abstractNum w:abstractNumId="49" w15:restartNumberingAfterBreak="0">
+  <w:abstractNum w:abstractNumId="53" w15:restartNumberingAfterBreak="0">
     <w:nsid w:val="4E705C60"/>
     <w:multiLevelType w:val="multilevel"/>
     <w:tmpl w:val="39A62558"/>
@@ -45682,7 +49636,7 @@
       </w:pPr>
     </w:lvl>
   </w:abstractNum>
-  <w:abstractNum w:abstractNumId="50" w15:restartNumberingAfterBreak="0">
+  <w:abstractNum w:abstractNumId="54" w15:restartNumberingAfterBreak="0">
     <w:nsid w:val="4EF25303"/>
     <w:multiLevelType w:val="multilevel"/>
     <w:tmpl w:val="DB0CE578"/>
@@ -45831,7 +49785,7 @@
       </w:rPr>
     </w:lvl>
   </w:abstractNum>
-  <w:abstractNum w:abstractNumId="51" w15:restartNumberingAfterBreak="0">
+  <w:abstractNum w:abstractNumId="55" w15:restartNumberingAfterBreak="0">
     <w:nsid w:val="4FFC3310"/>
     <w:multiLevelType w:val="multilevel"/>
     <w:tmpl w:val="7400A736"/>
@@ -45980,7 +49934,7 @@
       </w:rPr>
     </w:lvl>
   </w:abstractNum>
-  <w:abstractNum w:abstractNumId="52" w15:restartNumberingAfterBreak="0">
+  <w:abstractNum w:abstractNumId="56" w15:restartNumberingAfterBreak="0">
     <w:nsid w:val="57547AEB"/>
     <w:multiLevelType w:val="multilevel"/>
     <w:tmpl w:val="966086D8"/>
@@ -46129,7 +50083,7 @@
       </w:rPr>
     </w:lvl>
   </w:abstractNum>
-  <w:abstractNum w:abstractNumId="53" w15:restartNumberingAfterBreak="0">
+  <w:abstractNum w:abstractNumId="57" w15:restartNumberingAfterBreak="0">
     <w:nsid w:val="57A52C13"/>
     <w:multiLevelType w:val="multilevel"/>
     <w:tmpl w:val="01AC7BAA"/>
@@ -46278,7 +50232,7 @@
       </w:rPr>
     </w:lvl>
   </w:abstractNum>
-  <w:abstractNum w:abstractNumId="54" w15:restartNumberingAfterBreak="0">
+  <w:abstractNum w:abstractNumId="58" w15:restartNumberingAfterBreak="0">
     <w:nsid w:val="587266C5"/>
     <w:multiLevelType w:val="multilevel"/>
     <w:tmpl w:val="B60C6C60"/>
@@ -46427,7 +50381,7 @@
       </w:rPr>
     </w:lvl>
   </w:abstractNum>
-  <w:abstractNum w:abstractNumId="55" w15:restartNumberingAfterBreak="0">
+  <w:abstractNum w:abstractNumId="59" w15:restartNumberingAfterBreak="0">
     <w:nsid w:val="58B25FDC"/>
     <w:multiLevelType w:val="multilevel"/>
     <w:tmpl w:val="79005472"/>
@@ -46576,7 +50530,7 @@
       </w:rPr>
     </w:lvl>
   </w:abstractNum>
-  <w:abstractNum w:abstractNumId="56" w15:restartNumberingAfterBreak="0">
+  <w:abstractNum w:abstractNumId="60" w15:restartNumberingAfterBreak="0">
     <w:nsid w:val="5AFF2B06"/>
     <w:multiLevelType w:val="multilevel"/>
     <w:tmpl w:val="750EF8FC"/>
@@ -46693,7 +50647,7 @@
       </w:pPr>
     </w:lvl>
   </w:abstractNum>
-  <w:abstractNum w:abstractNumId="57" w15:restartNumberingAfterBreak="0">
+  <w:abstractNum w:abstractNumId="61" w15:restartNumberingAfterBreak="0">
     <w:nsid w:val="5D802EF7"/>
     <w:multiLevelType w:val="multilevel"/>
     <w:tmpl w:val="E684FD56"/>
@@ -46842,7 +50796,7 @@
       </w:rPr>
     </w:lvl>
   </w:abstractNum>
-  <w:abstractNum w:abstractNumId="58" w15:restartNumberingAfterBreak="0">
+  <w:abstractNum w:abstractNumId="62" w15:restartNumberingAfterBreak="0">
     <w:nsid w:val="5DDC1789"/>
     <w:multiLevelType w:val="multilevel"/>
     <w:tmpl w:val="55C4C8AC"/>
@@ -46991,7 +50945,7 @@
       </w:rPr>
     </w:lvl>
   </w:abstractNum>
-  <w:abstractNum w:abstractNumId="59" w15:restartNumberingAfterBreak="0">
+  <w:abstractNum w:abstractNumId="63" w15:restartNumberingAfterBreak="0">
     <w:nsid w:val="5E231CE9"/>
     <w:multiLevelType w:val="multilevel"/>
     <w:tmpl w:val="89FAA90E"/>
@@ -47140,7 +51094,7 @@
       </w:rPr>
     </w:lvl>
   </w:abstractNum>
-  <w:abstractNum w:abstractNumId="60" w15:restartNumberingAfterBreak="0">
+  <w:abstractNum w:abstractNumId="64" w15:restartNumberingAfterBreak="0">
     <w:nsid w:val="65BE70A9"/>
     <w:multiLevelType w:val="multilevel"/>
     <w:tmpl w:val="A874DCA4"/>
@@ -47289,7 +51243,7 @@
       </w:rPr>
     </w:lvl>
   </w:abstractNum>
-  <w:abstractNum w:abstractNumId="61" w15:restartNumberingAfterBreak="0">
+  <w:abstractNum w:abstractNumId="65" w15:restartNumberingAfterBreak="0">
     <w:nsid w:val="6B4E5BD2"/>
     <w:multiLevelType w:val="multilevel"/>
     <w:tmpl w:val="8F86ADAE"/>
@@ -47438,7 +51392,7 @@
       </w:rPr>
     </w:lvl>
   </w:abstractNum>
-  <w:abstractNum w:abstractNumId="62" w15:restartNumberingAfterBreak="0">
+  <w:abstractNum w:abstractNumId="66" w15:restartNumberingAfterBreak="0">
     <w:nsid w:val="6BEE5A84"/>
     <w:multiLevelType w:val="multilevel"/>
     <w:tmpl w:val="781A07A8"/>
@@ -47587,7 +51541,7 @@
       </w:rPr>
     </w:lvl>
   </w:abstractNum>
-  <w:abstractNum w:abstractNumId="63" w15:restartNumberingAfterBreak="0">
+  <w:abstractNum w:abstractNumId="67" w15:restartNumberingAfterBreak="0">
     <w:nsid w:val="6C681470"/>
     <w:multiLevelType w:val="multilevel"/>
     <w:tmpl w:val="85B868AE"/>
@@ -47736,7 +51690,7 @@
       </w:rPr>
     </w:lvl>
   </w:abstractNum>
-  <w:abstractNum w:abstractNumId="64" w15:restartNumberingAfterBreak="0">
+  <w:abstractNum w:abstractNumId="68" w15:restartNumberingAfterBreak="0">
     <w:nsid w:val="6D675446"/>
     <w:multiLevelType w:val="multilevel"/>
     <w:tmpl w:val="834EDBCA"/>
@@ -47885,7 +51839,7 @@
       </w:rPr>
     </w:lvl>
   </w:abstractNum>
-  <w:abstractNum w:abstractNumId="65" w15:restartNumberingAfterBreak="0">
+  <w:abstractNum w:abstractNumId="69" w15:restartNumberingAfterBreak="0">
     <w:nsid w:val="6DA808BA"/>
     <w:multiLevelType w:val="multilevel"/>
     <w:tmpl w:val="EE14F3AE"/>
@@ -48034,7 +51988,7 @@
       </w:rPr>
     </w:lvl>
   </w:abstractNum>
-  <w:abstractNum w:abstractNumId="66" w15:restartNumberingAfterBreak="0">
+  <w:abstractNum w:abstractNumId="70" w15:restartNumberingAfterBreak="0">
     <w:nsid w:val="73EB4722"/>
     <w:multiLevelType w:val="multilevel"/>
     <w:tmpl w:val="5F14FFBE"/>
@@ -48183,7 +52137,7 @@
       </w:rPr>
     </w:lvl>
   </w:abstractNum>
-  <w:abstractNum w:abstractNumId="67" w15:restartNumberingAfterBreak="0">
+  <w:abstractNum w:abstractNumId="71" w15:restartNumberingAfterBreak="0">
     <w:nsid w:val="75383A12"/>
     <w:multiLevelType w:val="multilevel"/>
     <w:tmpl w:val="27C411FE"/>
@@ -48332,7 +52286,7 @@
       </w:rPr>
     </w:lvl>
   </w:abstractNum>
-  <w:abstractNum w:abstractNumId="68" w15:restartNumberingAfterBreak="0">
+  <w:abstractNum w:abstractNumId="72" w15:restartNumberingAfterBreak="0">
     <w:nsid w:val="75ED5CF6"/>
     <w:multiLevelType w:val="multilevel"/>
     <w:tmpl w:val="1172A36C"/>
@@ -48477,7 +52431,7 @@
       </w:rPr>
     </w:lvl>
   </w:abstractNum>
-  <w:abstractNum w:abstractNumId="69" w15:restartNumberingAfterBreak="0">
+  <w:abstractNum w:abstractNumId="73" w15:restartNumberingAfterBreak="0">
     <w:nsid w:val="7918553F"/>
     <w:multiLevelType w:val="multilevel"/>
     <w:tmpl w:val="4E3E1E96"/>
@@ -48594,7 +52548,7 @@
       </w:pPr>
     </w:lvl>
   </w:abstractNum>
-  <w:abstractNum w:abstractNumId="70" w15:restartNumberingAfterBreak="0">
+  <w:abstractNum w:abstractNumId="74" w15:restartNumberingAfterBreak="0">
     <w:nsid w:val="79230768"/>
     <w:multiLevelType w:val="multilevel"/>
     <w:tmpl w:val="9F42533E"/>
@@ -48743,7 +52697,7 @@
       </w:rPr>
     </w:lvl>
   </w:abstractNum>
-  <w:abstractNum w:abstractNumId="71" w15:restartNumberingAfterBreak="0">
+  <w:abstractNum w:abstractNumId="75" w15:restartNumberingAfterBreak="0">
     <w:nsid w:val="7BAB2D58"/>
     <w:multiLevelType w:val="multilevel"/>
     <w:tmpl w:val="8BD4E36A"/>
@@ -48892,7 +52846,7 @@
       </w:rPr>
     </w:lvl>
   </w:abstractNum>
-  <w:abstractNum w:abstractNumId="72" w15:restartNumberingAfterBreak="0">
+  <w:abstractNum w:abstractNumId="76" w15:restartNumberingAfterBreak="0">
     <w:nsid w:val="7E7F1F59"/>
     <w:multiLevelType w:val="multilevel"/>
     <w:tmpl w:val="80B29E38"/>
@@ -49041,7 +52995,7 @@
       </w:rPr>
     </w:lvl>
   </w:abstractNum>
-  <w:abstractNum w:abstractNumId="73" w15:restartNumberingAfterBreak="0">
+  <w:abstractNum w:abstractNumId="77" w15:restartNumberingAfterBreak="0">
     <w:nsid w:val="7F274C0E"/>
     <w:multiLevelType w:val="multilevel"/>
     <w:tmpl w:val="D8665B86"/>
@@ -49190,7 +53144,7 @@
       </w:rPr>
     </w:lvl>
   </w:abstractNum>
-  <w:abstractNum w:abstractNumId="74" w15:restartNumberingAfterBreak="0">
+  <w:abstractNum w:abstractNumId="78" w15:restartNumberingAfterBreak="0">
     <w:nsid w:val="7F8F6D96"/>
     <w:multiLevelType w:val="multilevel"/>
     <w:tmpl w:val="D668F702"/>
@@ -49339,7 +53293,7 @@
       </w:rPr>
     </w:lvl>
   </w:abstractNum>
-  <w:abstractNum w:abstractNumId="75" w15:restartNumberingAfterBreak="0">
+  <w:abstractNum w:abstractNumId="79" w15:restartNumberingAfterBreak="0">
     <w:nsid w:val="7FE65BF5"/>
     <w:multiLevelType w:val="multilevel"/>
     <w:tmpl w:val="2CC88252"/>
@@ -49489,234 +53443,246 @@
     </w:lvl>
   </w:abstractNum>
   <w:num w:numId="1" w16cid:durableId="1790664698">
-    <w:abstractNumId w:val="66"/>
+    <w:abstractNumId w:val="70"/>
   </w:num>
   <w:num w:numId="2" w16cid:durableId="913315237">
-    <w:abstractNumId w:val="31"/>
+    <w:abstractNumId w:val="33"/>
   </w:num>
   <w:num w:numId="3" w16cid:durableId="1592666586">
-    <w:abstractNumId w:val="73"/>
+    <w:abstractNumId w:val="77"/>
   </w:num>
   <w:num w:numId="4" w16cid:durableId="510418239">
-    <w:abstractNumId w:val="45"/>
+    <w:abstractNumId w:val="49"/>
   </w:num>
   <w:num w:numId="5" w16cid:durableId="680550783">
-    <w:abstractNumId w:val="72"/>
+    <w:abstractNumId w:val="76"/>
   </w:num>
   <w:num w:numId="6" w16cid:durableId="285746792">
-    <w:abstractNumId w:val="15"/>
+    <w:abstractNumId w:val="17"/>
   </w:num>
   <w:num w:numId="7" w16cid:durableId="1338732938">
-    <w:abstractNumId w:val="10"/>
+    <w:abstractNumId w:val="11"/>
   </w:num>
   <w:num w:numId="8" w16cid:durableId="162361005">
     <w:abstractNumId w:val="5"/>
   </w:num>
   <w:num w:numId="9" w16cid:durableId="1501001245">
-    <w:abstractNumId w:val="39"/>
+    <w:abstractNumId w:val="42"/>
   </w:num>
   <w:num w:numId="10" w16cid:durableId="1706250928">
-    <w:abstractNumId w:val="44"/>
+    <w:abstractNumId w:val="48"/>
   </w:num>
   <w:num w:numId="11" w16cid:durableId="1292050097">
-    <w:abstractNumId w:val="61"/>
+    <w:abstractNumId w:val="65"/>
   </w:num>
   <w:num w:numId="12" w16cid:durableId="1745948958">
-    <w:abstractNumId w:val="8"/>
+    <w:abstractNumId w:val="9"/>
   </w:num>
   <w:num w:numId="13" w16cid:durableId="679312742">
-    <w:abstractNumId w:val="64"/>
+    <w:abstractNumId w:val="68"/>
   </w:num>
   <w:num w:numId="14" w16cid:durableId="1597860147">
-    <w:abstractNumId w:val="74"/>
+    <w:abstractNumId w:val="78"/>
   </w:num>
   <w:num w:numId="15" w16cid:durableId="2042434571">
-    <w:abstractNumId w:val="33"/>
+    <w:abstractNumId w:val="35"/>
   </w:num>
   <w:num w:numId="16" w16cid:durableId="1867019793">
-    <w:abstractNumId w:val="29"/>
+    <w:abstractNumId w:val="31"/>
   </w:num>
   <w:num w:numId="17" w16cid:durableId="839076169">
-    <w:abstractNumId w:val="40"/>
+    <w:abstractNumId w:val="43"/>
   </w:num>
   <w:num w:numId="18" w16cid:durableId="1218131698">
-    <w:abstractNumId w:val="43"/>
+    <w:abstractNumId w:val="47"/>
   </w:num>
   <w:num w:numId="19" w16cid:durableId="213657393">
     <w:abstractNumId w:val="6"/>
   </w:num>
   <w:num w:numId="20" w16cid:durableId="630095303">
-    <w:abstractNumId w:val="47"/>
+    <w:abstractNumId w:val="51"/>
   </w:num>
   <w:num w:numId="21" w16cid:durableId="1326665292">
-    <w:abstractNumId w:val="52"/>
+    <w:abstractNumId w:val="56"/>
   </w:num>
   <w:num w:numId="22" w16cid:durableId="689767440">
     <w:abstractNumId w:val="2"/>
   </w:num>
   <w:num w:numId="23" w16cid:durableId="794064944">
-    <w:abstractNumId w:val="7"/>
+    <w:abstractNumId w:val="8"/>
   </w:num>
   <w:num w:numId="24" w16cid:durableId="370763591">
-    <w:abstractNumId w:val="27"/>
+    <w:abstractNumId w:val="29"/>
   </w:num>
   <w:num w:numId="25" w16cid:durableId="896086980">
     <w:abstractNumId w:val="4"/>
   </w:num>
   <w:num w:numId="26" w16cid:durableId="1149051840">
-    <w:abstractNumId w:val="23"/>
+    <w:abstractNumId w:val="25"/>
   </w:num>
   <w:num w:numId="27" w16cid:durableId="691490878">
-    <w:abstractNumId w:val="37"/>
+    <w:abstractNumId w:val="40"/>
   </w:num>
   <w:num w:numId="28" w16cid:durableId="1199008562">
-    <w:abstractNumId w:val="21"/>
+    <w:abstractNumId w:val="23"/>
   </w:num>
   <w:num w:numId="29" w16cid:durableId="119080037">
     <w:abstractNumId w:val="3"/>
   </w:num>
   <w:num w:numId="30" w16cid:durableId="1604412925">
-    <w:abstractNumId w:val="50"/>
+    <w:abstractNumId w:val="54"/>
   </w:num>
   <w:num w:numId="31" w16cid:durableId="422654846">
-    <w:abstractNumId w:val="60"/>
+    <w:abstractNumId w:val="64"/>
   </w:num>
   <w:num w:numId="32" w16cid:durableId="2002389794">
-    <w:abstractNumId w:val="25"/>
+    <w:abstractNumId w:val="27"/>
   </w:num>
   <w:num w:numId="33" w16cid:durableId="663556784">
-    <w:abstractNumId w:val="32"/>
+    <w:abstractNumId w:val="34"/>
   </w:num>
   <w:num w:numId="34" w16cid:durableId="1544096020">
-    <w:abstractNumId w:val="16"/>
+    <w:abstractNumId w:val="18"/>
   </w:num>
   <w:num w:numId="35" w16cid:durableId="1452288583">
-    <w:abstractNumId w:val="69"/>
+    <w:abstractNumId w:val="73"/>
   </w:num>
   <w:num w:numId="36" w16cid:durableId="1418789113">
-    <w:abstractNumId w:val="17"/>
+    <w:abstractNumId w:val="19"/>
   </w:num>
   <w:num w:numId="37" w16cid:durableId="453601589">
     <w:abstractNumId w:val="1"/>
   </w:num>
   <w:num w:numId="38" w16cid:durableId="1531524648">
-    <w:abstractNumId w:val="67"/>
+    <w:abstractNumId w:val="71"/>
   </w:num>
   <w:num w:numId="39" w16cid:durableId="1660887162">
-    <w:abstractNumId w:val="53"/>
+    <w:abstractNumId w:val="57"/>
   </w:num>
   <w:num w:numId="40" w16cid:durableId="745810262">
-    <w:abstractNumId w:val="35"/>
+    <w:abstractNumId w:val="37"/>
   </w:num>
   <w:num w:numId="41" w16cid:durableId="614943237">
-    <w:abstractNumId w:val="13"/>
+    <w:abstractNumId w:val="15"/>
   </w:num>
   <w:num w:numId="42" w16cid:durableId="549920154">
-    <w:abstractNumId w:val="54"/>
+    <w:abstractNumId w:val="58"/>
   </w:num>
   <w:num w:numId="43" w16cid:durableId="182861342">
-    <w:abstractNumId w:val="42"/>
+    <w:abstractNumId w:val="46"/>
   </w:num>
   <w:num w:numId="44" w16cid:durableId="1959796069">
-    <w:abstractNumId w:val="70"/>
+    <w:abstractNumId w:val="74"/>
   </w:num>
   <w:num w:numId="45" w16cid:durableId="1814979854">
-    <w:abstractNumId w:val="46"/>
+    <w:abstractNumId w:val="50"/>
   </w:num>
   <w:num w:numId="46" w16cid:durableId="443154987">
-    <w:abstractNumId w:val="22"/>
+    <w:abstractNumId w:val="24"/>
   </w:num>
   <w:num w:numId="47" w16cid:durableId="1897352345">
-    <w:abstractNumId w:val="58"/>
+    <w:abstractNumId w:val="62"/>
   </w:num>
   <w:num w:numId="48" w16cid:durableId="726952408">
-    <w:abstractNumId w:val="57"/>
+    <w:abstractNumId w:val="61"/>
   </w:num>
   <w:num w:numId="49" w16cid:durableId="285426070">
-    <w:abstractNumId w:val="59"/>
+    <w:abstractNumId w:val="63"/>
   </w:num>
   <w:num w:numId="50" w16cid:durableId="981154963">
-    <w:abstractNumId w:val="56"/>
+    <w:abstractNumId w:val="60"/>
   </w:num>
   <w:num w:numId="51" w16cid:durableId="505705173">
-    <w:abstractNumId w:val="9"/>
+    <w:abstractNumId w:val="10"/>
   </w:num>
   <w:num w:numId="52" w16cid:durableId="679311624">
+    <w:abstractNumId w:val="14"/>
+  </w:num>
+  <w:num w:numId="53" w16cid:durableId="854002976">
     <w:abstractNumId w:val="12"/>
   </w:num>
-  <w:num w:numId="53" w16cid:durableId="854002976">
-    <w:abstractNumId w:val="11"/>
-  </w:num>
   <w:num w:numId="54" w16cid:durableId="1207377051">
-    <w:abstractNumId w:val="36"/>
+    <w:abstractNumId w:val="38"/>
   </w:num>
   <w:num w:numId="55" w16cid:durableId="336881422">
     <w:abstractNumId w:val="0"/>
   </w:num>
   <w:num w:numId="56" w16cid:durableId="953630187">
-    <w:abstractNumId w:val="63"/>
+    <w:abstractNumId w:val="67"/>
   </w:num>
   <w:num w:numId="57" w16cid:durableId="501088929">
-    <w:abstractNumId w:val="24"/>
+    <w:abstractNumId w:val="26"/>
   </w:num>
   <w:num w:numId="58" w16cid:durableId="1936791281">
-    <w:abstractNumId w:val="14"/>
+    <w:abstractNumId w:val="16"/>
   </w:num>
   <w:num w:numId="59" w16cid:durableId="815411764">
+    <w:abstractNumId w:val="32"/>
+  </w:num>
+  <w:num w:numId="60" w16cid:durableId="607740991">
     <w:abstractNumId w:val="30"/>
   </w:num>
-  <w:num w:numId="60" w16cid:durableId="607740991">
+  <w:num w:numId="61" w16cid:durableId="204484613">
+    <w:abstractNumId w:val="75"/>
+  </w:num>
+  <w:num w:numId="62" w16cid:durableId="1018699311">
     <w:abstractNumId w:val="28"/>
   </w:num>
-  <w:num w:numId="61" w16cid:durableId="204484613">
-    <w:abstractNumId w:val="71"/>
+  <w:num w:numId="63" w16cid:durableId="359740252">
+    <w:abstractNumId w:val="59"/>
   </w:num>
-  <w:num w:numId="62" w16cid:durableId="1018699311">
-    <w:abstractNumId w:val="26"/>
+  <w:num w:numId="64" w16cid:durableId="61687259">
+    <w:abstractNumId w:val="44"/>
   </w:num>
-  <w:num w:numId="63" w16cid:durableId="359740252">
+  <w:num w:numId="65" w16cid:durableId="162597846">
+    <w:abstractNumId w:val="69"/>
+  </w:num>
+  <w:num w:numId="66" w16cid:durableId="136534882">
+    <w:abstractNumId w:val="53"/>
+  </w:num>
+  <w:num w:numId="67" w16cid:durableId="970674793">
     <w:abstractNumId w:val="55"/>
   </w:num>
-  <w:num w:numId="64" w16cid:durableId="61687259">
+  <w:num w:numId="68" w16cid:durableId="2013725645">
+    <w:abstractNumId w:val="36"/>
+  </w:num>
+  <w:num w:numId="69" w16cid:durableId="2113940141">
+    <w:abstractNumId w:val="72"/>
+  </w:num>
+  <w:num w:numId="70" w16cid:durableId="1495679451">
+    <w:abstractNumId w:val="22"/>
+  </w:num>
+  <w:num w:numId="71" w16cid:durableId="1226837209">
+    <w:abstractNumId w:val="20"/>
+  </w:num>
+  <w:num w:numId="72" w16cid:durableId="153881816">
+    <w:abstractNumId w:val="79"/>
+  </w:num>
+  <w:num w:numId="73" w16cid:durableId="2068524370">
     <w:abstractNumId w:val="41"/>
   </w:num>
-  <w:num w:numId="65" w16cid:durableId="162597846">
-    <w:abstractNumId w:val="65"/>
-  </w:num>
-  <w:num w:numId="66" w16cid:durableId="136534882">
-    <w:abstractNumId w:val="49"/>
-  </w:num>
-  <w:num w:numId="67" w16cid:durableId="970674793">
-    <w:abstractNumId w:val="51"/>
-  </w:num>
-  <w:num w:numId="68" w16cid:durableId="2013725645">
-    <w:abstractNumId w:val="34"/>
-  </w:num>
-  <w:num w:numId="69" w16cid:durableId="2113940141">
-    <w:abstractNumId w:val="68"/>
-  </w:num>
-  <w:num w:numId="70" w16cid:durableId="1495679451">
-    <w:abstractNumId w:val="20"/>
-  </w:num>
-  <w:num w:numId="71" w16cid:durableId="1226837209">
-    <w:abstractNumId w:val="18"/>
-  </w:num>
-  <w:num w:numId="72" w16cid:durableId="153881816">
-    <w:abstractNumId w:val="75"/>
-  </w:num>
-  <w:num w:numId="73" w16cid:durableId="2068524370">
-    <w:abstractNumId w:val="38"/>
-  </w:num>
   <w:num w:numId="74" w16cid:durableId="1377468303">
-    <w:abstractNumId w:val="48"/>
+    <w:abstractNumId w:val="52"/>
   </w:num>
   <w:num w:numId="75" w16cid:durableId="282275987">
-    <w:abstractNumId w:val="62"/>
+    <w:abstractNumId w:val="66"/>
   </w:num>
   <w:num w:numId="76" w16cid:durableId="1229726402">
-    <w:abstractNumId w:val="19"/>
+    <w:abstractNumId w:val="21"/>
   </w:num>
-  <w:numIdMacAtCleanup w:val="76"/>
+  <w:num w:numId="77" w16cid:durableId="242490310">
+    <w:abstractNumId w:val="13"/>
+  </w:num>
+  <w:num w:numId="78" w16cid:durableId="1184632804">
+    <w:abstractNumId w:val="45"/>
+  </w:num>
+  <w:num w:numId="79" w16cid:durableId="650400906">
+    <w:abstractNumId w:val="7"/>
+  </w:num>
+  <w:num w:numId="80" w16cid:durableId="1537347645">
+    <w:abstractNumId w:val="39"/>
+  </w:num>
+  <w:numIdMacAtCleanup w:val="80"/>
 </w:numbering>
 </file>
 

--- a/notes.docx
+++ b/notes.docx
@@ -12069,15 +12069,32 @@
       <w:r>
         <w:t xml:space="preserve"> built-in </w:t>
       </w:r>
-      <w:r>
-        <w:rPr>
-          <w:b/>
-          <w:bCs/>
-        </w:rPr>
-        <w:t>input()</w:t>
-      </w:r>
-      <w:r>
-        <w:t xml:space="preserve"> function ka use </w:t>
+      <w:proofErr w:type="gramStart"/>
+      <w:r>
+        <w:rPr>
+          <w:b/>
+          <w:bCs/>
+        </w:rPr>
+        <w:t>input(</w:t>
+      </w:r>
+      <w:proofErr w:type="gramEnd"/>
+      <w:r>
+        <w:rPr>
+          <w:b/>
+          <w:bCs/>
+        </w:rPr>
+        <w:t>)</w:t>
+      </w:r>
+      <w:r>
+        <w:t xml:space="preserve"> function ka </w:t>
+      </w:r>
+      <w:proofErr w:type="gramStart"/>
+      <w:r>
+        <w:t>use</w:t>
+      </w:r>
+      <w:proofErr w:type="gramEnd"/>
+      <w:r>
+        <w:t xml:space="preserve"> </w:t>
       </w:r>
       <w:proofErr w:type="spellStart"/>
       <w:r>
@@ -12118,7 +12135,15 @@
     </w:p>
     <w:p>
       <w:r>
-        <w:t>name = input("Enter your name: ")</w:t>
+        <w:t xml:space="preserve">name = </w:t>
+      </w:r>
+      <w:proofErr w:type="gramStart"/>
+      <w:r>
+        <w:t>input(</w:t>
+      </w:r>
+      <w:proofErr w:type="gramEnd"/>
+      <w:r>
+        <w:t>"Enter your name: ")</w:t>
       </w:r>
     </w:p>
     <w:p>
@@ -12149,8 +12174,13 @@
           <w:numId w:val="36"/>
         </w:numPr>
       </w:pPr>
-      <w:r>
-        <w:t xml:space="preserve">input() function </w:t>
+      <w:proofErr w:type="gramStart"/>
+      <w:r>
+        <w:t>input(</w:t>
+      </w:r>
+      <w:proofErr w:type="gramEnd"/>
+      <w:r>
+        <w:t xml:space="preserve">) function </w:t>
       </w:r>
       <w:proofErr w:type="spellStart"/>
       <w:r>
@@ -12310,7 +12340,23 @@
           <w:b/>
           <w:bCs/>
         </w:rPr>
-        <w:t xml:space="preserve">3. MOST IMPORTANT PROPERTY OF input() FUNCTION </w:t>
+        <w:t xml:space="preserve">3. MOST IMPORTANT PROPERTY OF </w:t>
+      </w:r>
+      <w:proofErr w:type="gramStart"/>
+      <w:r>
+        <w:rPr>
+          <w:b/>
+          <w:bCs/>
+        </w:rPr>
+        <w:t>input(</w:t>
+      </w:r>
+      <w:proofErr w:type="gramEnd"/>
+      <w:r>
+        <w:rPr>
+          <w:b/>
+          <w:bCs/>
+        </w:rPr>
+        <w:t xml:space="preserve">) FUNCTION </w:t>
       </w:r>
       <w:r>
         <w:rPr>
@@ -12327,7 +12373,23 @@
           <w:b/>
           <w:bCs/>
         </w:rPr>
-        <w:t>"In Python, the input() function ALWAYS returns the user input as a STRING (str) data type."</w:t>
+        <w:t xml:space="preserve">"In Python, the </w:t>
+      </w:r>
+      <w:proofErr w:type="gramStart"/>
+      <w:r>
+        <w:rPr>
+          <w:b/>
+          <w:bCs/>
+        </w:rPr>
+        <w:t>input(</w:t>
+      </w:r>
+      <w:proofErr w:type="gramEnd"/>
+      <w:r>
+        <w:rPr>
+          <w:b/>
+          <w:bCs/>
+        </w:rPr>
+        <w:t>) function ALWAYS returns the user input as a STRING (str) data type."</w:t>
       </w:r>
     </w:p>
     <w:p>
@@ -12665,7 +12727,23 @@
           <w:b/>
           <w:bCs/>
         </w:rPr>
-        <w:t>4. The type() Function in Python</w:t>
+        <w:t xml:space="preserve">4. The </w:t>
+      </w:r>
+      <w:proofErr w:type="gramStart"/>
+      <w:r>
+        <w:rPr>
+          <w:b/>
+          <w:bCs/>
+        </w:rPr>
+        <w:t>type(</w:t>
+      </w:r>
+      <w:proofErr w:type="gramEnd"/>
+      <w:r>
+        <w:rPr>
+          <w:b/>
+          <w:bCs/>
+        </w:rPr>
+        <w:t>) Function in Python</w:t>
       </w:r>
     </w:p>
     <w:p>
@@ -12763,15 +12841,32 @@
       <w:r>
         <w:t xml:space="preserve"> </w:t>
       </w:r>
-      <w:r>
-        <w:rPr>
-          <w:b/>
-          <w:bCs/>
-        </w:rPr>
-        <w:t>type()</w:t>
-      </w:r>
-      <w:r>
-        <w:t xml:space="preserve"> function ka use </w:t>
+      <w:proofErr w:type="gramStart"/>
+      <w:r>
+        <w:rPr>
+          <w:b/>
+          <w:bCs/>
+        </w:rPr>
+        <w:t>type(</w:t>
+      </w:r>
+      <w:proofErr w:type="gramEnd"/>
+      <w:r>
+        <w:rPr>
+          <w:b/>
+          <w:bCs/>
+        </w:rPr>
+        <w:t>)</w:t>
+      </w:r>
+      <w:r>
+        <w:t xml:space="preserve"> function ka </w:t>
+      </w:r>
+      <w:proofErr w:type="gramStart"/>
+      <w:r>
+        <w:t>use</w:t>
+      </w:r>
+      <w:proofErr w:type="gramEnd"/>
+      <w:r>
+        <w:t xml:space="preserve"> </w:t>
       </w:r>
       <w:proofErr w:type="spellStart"/>
       <w:r>
@@ -12789,22 +12884,78 @@
     </w:p>
     <w:p>
       <w:r>
-        <w:t>print(type(4))         # Output: &lt;class 'int'&gt;</w:t>
-      </w:r>
-    </w:p>
-    <w:p>
-      <w:r>
-        <w:t>print(type(4.5))       # Output: &lt;class 'float'&gt;</w:t>
-      </w:r>
-    </w:p>
-    <w:p>
-      <w:r>
-        <w:t>print(type("Hello"))   # Output: &lt;class 'str'&gt;</w:t>
-      </w:r>
-    </w:p>
-    <w:p>
-      <w:r>
-        <w:t>print(type(True))      # Output: &lt;class 'bool'&gt;</w:t>
+        <w:t>print(</w:t>
+      </w:r>
+      <w:proofErr w:type="gramStart"/>
+      <w:r>
+        <w:t>type(</w:t>
+      </w:r>
+      <w:proofErr w:type="gramEnd"/>
+      <w:r>
+        <w:t>4</w:t>
+      </w:r>
+      <w:proofErr w:type="gramStart"/>
+      <w:r>
+        <w:t xml:space="preserve">))   </w:t>
+      </w:r>
+      <w:proofErr w:type="gramEnd"/>
+      <w:r>
+        <w:t xml:space="preserve">      # Output: &lt;class 'int'&gt;</w:t>
+      </w:r>
+    </w:p>
+    <w:p>
+      <w:r>
+        <w:t>print(</w:t>
+      </w:r>
+      <w:proofErr w:type="gramStart"/>
+      <w:r>
+        <w:t>type(</w:t>
+      </w:r>
+      <w:proofErr w:type="gramEnd"/>
+      <w:r>
+        <w:t>4.5</w:t>
+      </w:r>
+      <w:proofErr w:type="gramStart"/>
+      <w:r>
+        <w:t xml:space="preserve">))   </w:t>
+      </w:r>
+      <w:proofErr w:type="gramEnd"/>
+      <w:r>
+        <w:t xml:space="preserve">    # Output: &lt;class 'float'&gt;</w:t>
+      </w:r>
+    </w:p>
+    <w:p>
+      <w:r>
+        <w:t>print(type("Hello"</w:t>
+      </w:r>
+      <w:proofErr w:type="gramStart"/>
+      <w:r>
+        <w:t xml:space="preserve">))   </w:t>
+      </w:r>
+      <w:proofErr w:type="gramEnd"/>
+      <w:r>
+        <w:t># Output: &lt;class 'str'&gt;</w:t>
+      </w:r>
+    </w:p>
+    <w:p>
+      <w:r>
+        <w:t>print(</w:t>
+      </w:r>
+      <w:proofErr w:type="gramStart"/>
+      <w:r>
+        <w:t>type(</w:t>
+      </w:r>
+      <w:proofErr w:type="gramEnd"/>
+      <w:r>
+        <w:t>True</w:t>
+      </w:r>
+      <w:proofErr w:type="gramStart"/>
+      <w:r>
+        <w:t xml:space="preserve">))   </w:t>
+      </w:r>
+      <w:proofErr w:type="gramEnd"/>
+      <w:r>
+        <w:t xml:space="preserve">   # Output: &lt;class 'bool'&gt;</w:t>
       </w:r>
     </w:p>
     <w:p>
@@ -13008,7 +13159,31 @@
     </w:p>
     <w:p>
       <w:r>
-        <w:t xml:space="preserve">num1 = input("Enter first number: ")   # User ne diya: 56  (Python </w:t>
+        <w:t xml:space="preserve">num1 = </w:t>
+      </w:r>
+      <w:proofErr w:type="gramStart"/>
+      <w:r>
+        <w:t>input(</w:t>
+      </w:r>
+      <w:proofErr w:type="gramEnd"/>
+      <w:r>
+        <w:t xml:space="preserve">"Enter first number: </w:t>
+      </w:r>
+      <w:proofErr w:type="gramStart"/>
+      <w:r>
+        <w:t xml:space="preserve">")   </w:t>
+      </w:r>
+      <w:proofErr w:type="gramEnd"/>
+      <w:r>
+        <w:t xml:space="preserve"># User ne diya: </w:t>
+      </w:r>
+      <w:proofErr w:type="gramStart"/>
+      <w:r>
+        <w:t>56  (</w:t>
+      </w:r>
+      <w:proofErr w:type="gramEnd"/>
+      <w:r>
+        <w:t xml:space="preserve">Python </w:t>
       </w:r>
       <w:proofErr w:type="spellStart"/>
       <w:r>
@@ -13029,7 +13204,31 @@
     </w:p>
     <w:p>
       <w:r>
-        <w:t xml:space="preserve">num2 = input("Enter second number: ")  # User ne diya: 76  (Python </w:t>
+        <w:t xml:space="preserve">num2 = </w:t>
+      </w:r>
+      <w:proofErr w:type="gramStart"/>
+      <w:r>
+        <w:t>input(</w:t>
+      </w:r>
+      <w:proofErr w:type="gramEnd"/>
+      <w:r>
+        <w:t xml:space="preserve">"Enter second number: </w:t>
+      </w:r>
+      <w:proofErr w:type="gramStart"/>
+      <w:r>
+        <w:t>")  #</w:t>
+      </w:r>
+      <w:proofErr w:type="gramEnd"/>
+      <w:r>
+        <w:t xml:space="preserve"> User ne diya: </w:t>
+      </w:r>
+      <w:proofErr w:type="gramStart"/>
+      <w:r>
+        <w:t>76  (</w:t>
+      </w:r>
+      <w:proofErr w:type="gramEnd"/>
+      <w:r>
+        <w:t xml:space="preserve">Python </w:t>
       </w:r>
       <w:proofErr w:type="spellStart"/>
       <w:r>
@@ -13406,12 +13605,21 @@
             <w:hideMark/>
           </w:tcPr>
           <w:p>
+            <w:proofErr w:type="gramStart"/>
             <w:r>
               <w:rPr>
                 <w:b/>
                 <w:bCs/>
               </w:rPr>
-              <w:t>input() Function</w:t>
+              <w:t>input(</w:t>
+            </w:r>
+            <w:proofErr w:type="gramEnd"/>
+            <w:r>
+              <w:rPr>
+                <w:b/>
+                <w:bCs/>
+              </w:rPr>
+              <w:t>) Function</w:t>
             </w:r>
           </w:p>
         </w:tc>
@@ -13504,7 +13712,15 @@
             </w:r>
             <w:proofErr w:type="spellEnd"/>
             <w:r>
-              <w:t xml:space="preserve"> = input("Enter number: ")</w:t>
+              <w:t xml:space="preserve"> = </w:t>
+            </w:r>
+            <w:proofErr w:type="gramStart"/>
+            <w:r>
+              <w:t>input(</w:t>
+            </w:r>
+            <w:proofErr w:type="gramEnd"/>
+            <w:r>
+              <w:t>"Enter number: ")</w:t>
             </w:r>
           </w:p>
         </w:tc>
@@ -13647,12 +13863,21 @@
             <w:hideMark/>
           </w:tcPr>
           <w:p>
+            <w:proofErr w:type="gramStart"/>
             <w:r>
               <w:rPr>
                 <w:b/>
                 <w:bCs/>
               </w:rPr>
-              <w:t>type() Function</w:t>
+              <w:t>type(</w:t>
+            </w:r>
+            <w:proofErr w:type="gramEnd"/>
+            <w:r>
+              <w:rPr>
+                <w:b/>
+                <w:bCs/>
+              </w:rPr>
+              <w:t>) Function</w:t>
             </w:r>
           </w:p>
         </w:tc>
@@ -14421,13 +14646,31 @@
       </w:r>
     </w:p>
     <w:p>
-      <w:r>
-        <w:t>print(4 + 5.5)      # int + float -&gt; Output: 9.5 (float)</w:t>
-      </w:r>
-    </w:p>
-    <w:p>
-      <w:r>
-        <w:t>print(5 + (3 + 4j))  # int + complex -&gt; Output: (8+4j) (complex)</w:t>
+      <w:proofErr w:type="gramStart"/>
+      <w:r>
+        <w:t>print(</w:t>
+      </w:r>
+      <w:proofErr w:type="gramEnd"/>
+      <w:r>
+        <w:t>4 + 5.5)      # int + float -&gt; Output: 9.5 (float)</w:t>
+      </w:r>
+    </w:p>
+    <w:p>
+      <w:proofErr w:type="gramStart"/>
+      <w:r>
+        <w:t>print(</w:t>
+      </w:r>
+      <w:proofErr w:type="gramEnd"/>
+      <w:r>
+        <w:t>5 + (3 + 4j</w:t>
+      </w:r>
+      <w:proofErr w:type="gramStart"/>
+      <w:r>
+        <w:t>))  #</w:t>
+      </w:r>
+      <w:proofErr w:type="gramEnd"/>
+      <w:r>
+        <w:t xml:space="preserve"> int + complex -&gt; Output: (8+4j) (complex)</w:t>
       </w:r>
     </w:p>
     <w:p>
@@ -14464,7 +14707,15 @@
         <w:t>built-in functions</w:t>
       </w:r>
       <w:r>
-        <w:t xml:space="preserve"> ka use </w:t>
+        <w:t xml:space="preserve"> ka </w:t>
+      </w:r>
+      <w:proofErr w:type="gramStart"/>
+      <w:r>
+        <w:t>use</w:t>
+      </w:r>
+      <w:proofErr w:type="gramEnd"/>
+      <w:r>
+        <w:t xml:space="preserve"> </w:t>
       </w:r>
       <w:proofErr w:type="spellStart"/>
       <w:r>
@@ -14599,7 +14850,15 @@
       </w:r>
       <w:proofErr w:type="spellEnd"/>
       <w:r>
-        <w:t xml:space="preserve"> input() se </w:t>
+        <w:t xml:space="preserve"> </w:t>
+      </w:r>
+      <w:proofErr w:type="gramStart"/>
+      <w:r>
+        <w:t>input(</w:t>
+      </w:r>
+      <w:proofErr w:type="gramEnd"/>
+      <w:r>
+        <w:t xml:space="preserve">) se </w:t>
       </w:r>
       <w:proofErr w:type="spellStart"/>
       <w:r>
@@ -14677,12 +14936,21 @@
           <w:numId w:val="43"/>
         </w:numPr>
       </w:pPr>
-      <w:r>
-        <w:rPr>
-          <w:b/>
-          <w:bCs/>
-        </w:rPr>
-        <w:t>int()</w:t>
+      <w:proofErr w:type="gramStart"/>
+      <w:r>
+        <w:rPr>
+          <w:b/>
+          <w:bCs/>
+        </w:rPr>
+        <w:t>int(</w:t>
+      </w:r>
+      <w:proofErr w:type="gramEnd"/>
+      <w:r>
+        <w:rPr>
+          <w:b/>
+          <w:bCs/>
+        </w:rPr>
+        <w:t>)</w:t>
       </w:r>
       <w:r>
         <w:t xml:space="preserve">: Input ko Integer </w:t>
@@ -14719,8 +14987,13 @@
           <w:numId w:val="43"/>
         </w:numPr>
       </w:pPr>
-      <w:r>
-        <w:t xml:space="preserve">int(4.5) </w:t>
+      <w:proofErr w:type="gramStart"/>
+      <w:r>
+        <w:t>int(</w:t>
+      </w:r>
+      <w:proofErr w:type="gramEnd"/>
+      <w:r>
+        <w:t xml:space="preserve">4.5) </w:t>
       </w:r>
       <m:oMath>
         <m:r>
@@ -14741,8 +15014,13 @@
           <w:numId w:val="43"/>
         </w:numPr>
       </w:pPr>
-      <w:r>
-        <w:t xml:space="preserve">int("56") </w:t>
+      <w:proofErr w:type="gramStart"/>
+      <w:r>
+        <w:t>int(</w:t>
+      </w:r>
+      <w:proofErr w:type="gramEnd"/>
+      <w:r>
+        <w:t xml:space="preserve">"56") </w:t>
       </w:r>
       <m:oMath>
         <m:r>
@@ -14763,12 +15041,21 @@
           <w:numId w:val="43"/>
         </w:numPr>
       </w:pPr>
-      <w:r>
-        <w:rPr>
-          <w:b/>
-          <w:bCs/>
-        </w:rPr>
-        <w:t>float()</w:t>
+      <w:proofErr w:type="gramStart"/>
+      <w:r>
+        <w:rPr>
+          <w:b/>
+          <w:bCs/>
+        </w:rPr>
+        <w:t>float(</w:t>
+      </w:r>
+      <w:proofErr w:type="gramEnd"/>
+      <w:r>
+        <w:rPr>
+          <w:b/>
+          <w:bCs/>
+        </w:rPr>
+        <w:t>)</w:t>
       </w:r>
       <w:r>
         <w:t xml:space="preserve">: Input ko Float (decimal) </w:t>
@@ -14805,8 +15092,13 @@
           <w:numId w:val="43"/>
         </w:numPr>
       </w:pPr>
-      <w:r>
-        <w:t xml:space="preserve">float(4) </w:t>
+      <w:proofErr w:type="gramStart"/>
+      <w:r>
+        <w:t>float(</w:t>
+      </w:r>
+      <w:proofErr w:type="gramEnd"/>
+      <w:r>
+        <w:t xml:space="preserve">4) </w:t>
       </w:r>
       <m:oMath>
         <m:r>
@@ -14827,8 +15119,13 @@
           <w:numId w:val="43"/>
         </w:numPr>
       </w:pPr>
-      <w:r>
-        <w:t xml:space="preserve">float("56.5") </w:t>
+      <w:proofErr w:type="gramStart"/>
+      <w:r>
+        <w:t>float(</w:t>
+      </w:r>
+      <w:proofErr w:type="gramEnd"/>
+      <w:r>
+        <w:t xml:space="preserve">"56.5") </w:t>
       </w:r>
       <m:oMath>
         <m:r>
@@ -14849,12 +15146,21 @@
           <w:numId w:val="43"/>
         </w:numPr>
       </w:pPr>
-      <w:r>
-        <w:rPr>
-          <w:b/>
-          <w:bCs/>
-        </w:rPr>
-        <w:t>str()</w:t>
+      <w:proofErr w:type="gramStart"/>
+      <w:r>
+        <w:rPr>
+          <w:b/>
+          <w:bCs/>
+        </w:rPr>
+        <w:t>str(</w:t>
+      </w:r>
+      <w:proofErr w:type="gramEnd"/>
+      <w:r>
+        <w:rPr>
+          <w:b/>
+          <w:bCs/>
+        </w:rPr>
+        <w:t>)</w:t>
       </w:r>
       <w:r>
         <w:t xml:space="preserve">: Any value ko String </w:t>
@@ -14891,8 +15197,13 @@
           <w:numId w:val="43"/>
         </w:numPr>
       </w:pPr>
-      <w:r>
-        <w:t xml:space="preserve">str(45) </w:t>
+      <w:proofErr w:type="gramStart"/>
+      <w:r>
+        <w:t>str(</w:t>
+      </w:r>
+      <w:proofErr w:type="gramEnd"/>
+      <w:r>
+        <w:t xml:space="preserve">45) </w:t>
       </w:r>
       <m:oMath>
         <m:r>
@@ -14913,8 +15224,13 @@
           <w:numId w:val="43"/>
         </w:numPr>
       </w:pPr>
-      <w:r>
-        <w:t xml:space="preserve">str(True) </w:t>
+      <w:proofErr w:type="gramStart"/>
+      <w:r>
+        <w:t>str(</w:t>
+      </w:r>
+      <w:proofErr w:type="gramEnd"/>
+      <w:r>
+        <w:t xml:space="preserve">True) </w:t>
       </w:r>
       <m:oMath>
         <m:r>
@@ -14935,12 +15251,21 @@
           <w:numId w:val="43"/>
         </w:numPr>
       </w:pPr>
-      <w:r>
-        <w:rPr>
-          <w:b/>
-          <w:bCs/>
-        </w:rPr>
-        <w:t>bool()</w:t>
+      <w:proofErr w:type="gramStart"/>
+      <w:r>
+        <w:rPr>
+          <w:b/>
+          <w:bCs/>
+        </w:rPr>
+        <w:t>bool(</w:t>
+      </w:r>
+      <w:proofErr w:type="gramEnd"/>
+      <w:r>
+        <w:rPr>
+          <w:b/>
+          <w:bCs/>
+        </w:rPr>
+        <w:t>)</w:t>
       </w:r>
       <w:r>
         <w:t xml:space="preserve">: Value ko Boolean (True/False) </w:t>
@@ -14977,8 +15302,13 @@
           <w:numId w:val="43"/>
         </w:numPr>
       </w:pPr>
-      <w:r>
-        <w:t xml:space="preserve">bool(1) </w:t>
+      <w:proofErr w:type="gramStart"/>
+      <w:r>
+        <w:t>bool(</w:t>
+      </w:r>
+      <w:proofErr w:type="gramEnd"/>
+      <w:r>
+        <w:t xml:space="preserve">1) </w:t>
       </w:r>
       <m:oMath>
         <m:r>
@@ -14989,7 +15319,15 @@
         </m:r>
       </m:oMath>
       <w:r>
-        <w:t xml:space="preserve"> True, bool(0) </w:t>
+        <w:t xml:space="preserve"> True, </w:t>
+      </w:r>
+      <w:proofErr w:type="gramStart"/>
+      <w:r>
+        <w:t>bool(</w:t>
+      </w:r>
+      <w:proofErr w:type="gramEnd"/>
+      <w:r>
+        <w:t xml:space="preserve">0) </w:t>
       </w:r>
       <m:oMath>
         <m:r>
@@ -15010,12 +15348,21 @@
           <w:numId w:val="43"/>
         </w:numPr>
       </w:pPr>
-      <w:r>
-        <w:rPr>
-          <w:b/>
-          <w:bCs/>
-        </w:rPr>
-        <w:t>complex()</w:t>
+      <w:proofErr w:type="gramStart"/>
+      <w:r>
+        <w:rPr>
+          <w:b/>
+          <w:bCs/>
+        </w:rPr>
+        <w:t>complex(</w:t>
+      </w:r>
+      <w:proofErr w:type="gramEnd"/>
+      <w:r>
+        <w:rPr>
+          <w:b/>
+          <w:bCs/>
+        </w:rPr>
+        <w:t>)</w:t>
       </w:r>
       <w:r>
         <w:t xml:space="preserve">: Complex number </w:t>
@@ -15044,8 +15391,13 @@
           <w:numId w:val="43"/>
         </w:numPr>
       </w:pPr>
-      <w:r>
-        <w:t xml:space="preserve">complex(4) </w:t>
+      <w:proofErr w:type="gramStart"/>
+      <w:r>
+        <w:t>complex(</w:t>
+      </w:r>
+      <w:proofErr w:type="gramEnd"/>
+      <w:r>
+        <w:t xml:space="preserve">4) </w:t>
       </w:r>
       <m:oMath>
         <m:r>
@@ -15066,12 +15418,53 @@
           <w:numId w:val="43"/>
         </w:numPr>
       </w:pPr>
-      <w:r>
-        <w:rPr>
-          <w:b/>
-          <w:bCs/>
-        </w:rPr>
-        <w:t>list(), tuple(), set()</w:t>
+      <w:proofErr w:type="gramStart"/>
+      <w:r>
+        <w:rPr>
+          <w:b/>
+          <w:bCs/>
+        </w:rPr>
+        <w:t>list(</w:t>
+      </w:r>
+      <w:proofErr w:type="gramEnd"/>
+      <w:r>
+        <w:rPr>
+          <w:b/>
+          <w:bCs/>
+        </w:rPr>
+        <w:t xml:space="preserve">), </w:t>
+      </w:r>
+      <w:proofErr w:type="gramStart"/>
+      <w:r>
+        <w:rPr>
+          <w:b/>
+          <w:bCs/>
+        </w:rPr>
+        <w:t>tuple(</w:t>
+      </w:r>
+      <w:proofErr w:type="gramEnd"/>
+      <w:r>
+        <w:rPr>
+          <w:b/>
+          <w:bCs/>
+        </w:rPr>
+        <w:t xml:space="preserve">), </w:t>
+      </w:r>
+      <w:proofErr w:type="gramStart"/>
+      <w:r>
+        <w:rPr>
+          <w:b/>
+          <w:bCs/>
+        </w:rPr>
+        <w:t>set(</w:t>
+      </w:r>
+      <w:proofErr w:type="gramEnd"/>
+      <w:r>
+        <w:rPr>
+          <w:b/>
+          <w:bCs/>
+        </w:rPr>
+        <w:t>)</w:t>
       </w:r>
       <w:r>
         <w:t xml:space="preserve">: Container types </w:t>
@@ -15226,12 +15619,36 @@
     </w:p>
     <w:p>
       <w:r>
-        <w:t>print(int(a))  # Output: 4</w:t>
-      </w:r>
-    </w:p>
-    <w:p>
-      <w:r>
-        <w:t xml:space="preserve">print(a)       # Output: 4.5 (a </w:t>
+        <w:t>print(int(a</w:t>
+      </w:r>
+      <w:proofErr w:type="gramStart"/>
+      <w:r>
+        <w:t>))  #</w:t>
+      </w:r>
+      <w:proofErr w:type="gramEnd"/>
+      <w:r>
+        <w:t xml:space="preserve"> Output: 4</w:t>
+      </w:r>
+    </w:p>
+    <w:p>
+      <w:r>
+        <w:t>print(</w:t>
+      </w:r>
+      <w:proofErr w:type="gramStart"/>
+      <w:r>
+        <w:t xml:space="preserve">a)   </w:t>
+      </w:r>
+      <w:proofErr w:type="gramEnd"/>
+      <w:r>
+        <w:t xml:space="preserve">    # Output: 4.5 (</w:t>
+      </w:r>
+      <w:proofErr w:type="gramStart"/>
+      <w:r>
+        <w:t>a</w:t>
+      </w:r>
+      <w:proofErr w:type="gramEnd"/>
+      <w:r>
+        <w:t xml:space="preserve"> </w:t>
       </w:r>
       <w:proofErr w:type="spellStart"/>
       <w:r>
@@ -15288,7 +15705,15 @@
       </w:r>
       <w:proofErr w:type="spellEnd"/>
       <w:r>
-        <w:t xml:space="preserve"> input() se </w:t>
+        <w:t xml:space="preserve"> </w:t>
+      </w:r>
+      <w:proofErr w:type="gramStart"/>
+      <w:r>
+        <w:t>input(</w:t>
+      </w:r>
+      <w:proofErr w:type="gramEnd"/>
+      <w:r>
+        <w:t xml:space="preserve">) se </w:t>
       </w:r>
       <w:proofErr w:type="spellStart"/>
       <w:r>
@@ -15369,13 +15794,29 @@
     </w:p>
     <w:p>
       <w:r>
-        <w:t>num1 = input("Enter first number: ")</w:t>
+        <w:t xml:space="preserve">num1 = </w:t>
+      </w:r>
+      <w:proofErr w:type="gramStart"/>
+      <w:r>
+        <w:t>input(</w:t>
+      </w:r>
+      <w:proofErr w:type="gramEnd"/>
+      <w:r>
+        <w:t>"Enter first number: ")</w:t>
       </w:r>
     </w:p>
     <w:p>
       <w:r>
         <w:lastRenderedPageBreak/>
-        <w:t>num2 = input("Enter second number: ")</w:t>
+        <w:t xml:space="preserve">num2 = </w:t>
+      </w:r>
+      <w:proofErr w:type="gramStart"/>
+      <w:r>
+        <w:t>input(</w:t>
+      </w:r>
+      <w:proofErr w:type="gramEnd"/>
+      <w:r>
+        <w:t>"Enter second number: ")</w:t>
       </w:r>
     </w:p>
     <w:p/>
@@ -15391,7 +15832,15 @@
     </w:p>
     <w:p>
       <w:r>
-        <w:t>print(result)  # Output: Correct mathematical sum</w:t>
+        <w:t>print(</w:t>
+      </w:r>
+      <w:proofErr w:type="gramStart"/>
+      <w:r>
+        <w:t>result)  #</w:t>
+      </w:r>
+      <w:proofErr w:type="gramEnd"/>
+      <w:r>
+        <w:t xml:space="preserve"> Output: Correct mathematical sum</w:t>
       </w:r>
     </w:p>
     <w:p>
@@ -15443,7 +15892,23 @@
           <w:b/>
           <w:bCs/>
         </w:rPr>
-        <w:t xml:space="preserve"> line par int() se wrap </w:t>
+        <w:t xml:space="preserve"> line par </w:t>
+      </w:r>
+      <w:proofErr w:type="gramStart"/>
+      <w:r>
+        <w:rPr>
+          <w:b/>
+          <w:bCs/>
+        </w:rPr>
+        <w:t>int(</w:t>
+      </w:r>
+      <w:proofErr w:type="gramEnd"/>
+      <w:r>
+        <w:rPr>
+          <w:b/>
+          <w:bCs/>
+        </w:rPr>
+        <w:t xml:space="preserve">) se wrap </w:t>
       </w:r>
       <w:proofErr w:type="spellStart"/>
       <w:r>
@@ -15517,12 +15982,28 @@
     </w:p>
     <w:p>
       <w:r>
-        <w:t>num1 = int(input("Enter first number: "))</w:t>
-      </w:r>
-    </w:p>
-    <w:p>
-      <w:r>
-        <w:t>num2 = int(input("Enter second number: "))</w:t>
+        <w:t xml:space="preserve">num1 = </w:t>
+      </w:r>
+      <w:proofErr w:type="gramStart"/>
+      <w:r>
+        <w:t>int(input(</w:t>
+      </w:r>
+      <w:proofErr w:type="gramEnd"/>
+      <w:r>
+        <w:t>"Enter first number: "))</w:t>
+      </w:r>
+    </w:p>
+    <w:p>
+      <w:r>
+        <w:t xml:space="preserve">num2 = </w:t>
+      </w:r>
+      <w:proofErr w:type="gramStart"/>
+      <w:r>
+        <w:t>int(input(</w:t>
+      </w:r>
+      <w:proofErr w:type="gramEnd"/>
+      <w:r>
+        <w:t>"Enter second number: "))</w:t>
       </w:r>
     </w:p>
     <w:p/>
@@ -15532,8 +16013,13 @@
       </w:r>
     </w:p>
     <w:p>
-      <w:r>
-        <w:t>print("Result is:", result)</w:t>
+      <w:proofErr w:type="gramStart"/>
+      <w:r>
+        <w:t>print(</w:t>
+      </w:r>
+      <w:proofErr w:type="gramEnd"/>
+      <w:r>
+        <w:t>"Result is:", result)</w:t>
       </w:r>
     </w:p>
     <w:p>
@@ -15822,8 +16308,13 @@
             <w:hideMark/>
           </w:tcPr>
           <w:p>
+            <w:proofErr w:type="gramStart"/>
             <w:r>
-              <w:t>int("56") = 56</w:t>
+              <w:t>int(</w:t>
+            </w:r>
+            <w:proofErr w:type="gramEnd"/>
+            <w:r>
+              <w:t>"56") = 56</w:t>
             </w:r>
           </w:p>
         </w:tc>
@@ -16052,7 +16543,15 @@
     </w:p>
     <w:p>
       <w:r>
-        <w:t xml:space="preserve">a = 10  # Yahan 'a' Variable </w:t>
+        <w:t xml:space="preserve">a = </w:t>
+      </w:r>
+      <w:proofErr w:type="gramStart"/>
+      <w:r>
+        <w:t>10  #</w:t>
+      </w:r>
+      <w:proofErr w:type="gramEnd"/>
+      <w:r>
+        <w:t xml:space="preserve"> Yahan 'a' Variable </w:t>
       </w:r>
       <w:proofErr w:type="spellStart"/>
       <w:r>
@@ -16881,10 +17380,12 @@
         <w:t xml:space="preserve">: </w:t>
       </w:r>
       <w:proofErr w:type="spellStart"/>
+      <w:proofErr w:type="gramStart"/>
       <w:r>
         <w:t>x.real</w:t>
       </w:r>
       <w:proofErr w:type="spellEnd"/>
+      <w:proofErr w:type="gramEnd"/>
       <w:r>
         <w:t xml:space="preserve"> (3.0 </w:t>
       </w:r>
@@ -16897,10 +17398,12 @@
         <w:t xml:space="preserve">) aur </w:t>
       </w:r>
       <w:proofErr w:type="spellStart"/>
+      <w:proofErr w:type="gramStart"/>
       <w:r>
         <w:t>x.imag</w:t>
       </w:r>
       <w:proofErr w:type="spellEnd"/>
+      <w:proofErr w:type="gramEnd"/>
       <w:r>
         <w:t xml:space="preserve"> (4.0 </w:t>
       </w:r>
@@ -17222,13 +17725,21 @@
       </w:r>
       <w:proofErr w:type="spellEnd"/>
       <w:r>
-        <w:t xml:space="preserve"> \n, </w:t>
-      </w:r>
-      <w:r>
-        <w:t xml:space="preserve"> </w:t>
-      </w:r>
-      <w:r>
-        <w:t xml:space="preserve">\t) </w:t>
+        <w:t xml:space="preserve"> \</w:t>
+      </w:r>
+      <w:proofErr w:type="gramStart"/>
+      <w:r>
+        <w:t xml:space="preserve">n, </w:t>
+      </w:r>
+      <w:r>
+        <w:t xml:space="preserve"> </w:t>
+      </w:r>
+      <w:r>
+        <w:t>\</w:t>
+      </w:r>
+      <w:proofErr w:type="gramEnd"/>
+      <w:r>
+        <w:t xml:space="preserve">t) </w:t>
       </w:r>
       <w:proofErr w:type="spellStart"/>
       <w:r>
@@ -17326,13 +17837,21 @@
       </w:r>
       <w:proofErr w:type="spellEnd"/>
       <w:r>
-        <w:t xml:space="preserve">:\new_folder\test" </w:t>
-      </w:r>
-      <w:r>
-        <w:t xml:space="preserve"> </w:t>
-      </w:r>
-      <w:r>
-        <w:t xml:space="preserve">(\n new line </w:t>
+        <w:t>:\new_folder\test</w:t>
+      </w:r>
+      <w:proofErr w:type="gramStart"/>
+      <w:r>
+        <w:t xml:space="preserve">" </w:t>
+      </w:r>
+      <w:r>
+        <w:t xml:space="preserve"> </w:t>
+      </w:r>
+      <w:r>
+        <w:t>(</w:t>
+      </w:r>
+      <w:proofErr w:type="gramEnd"/>
+      <w:r>
+        <w:t xml:space="preserve">\n new line </w:t>
       </w:r>
       <w:proofErr w:type="spellStart"/>
       <w:r>
@@ -17356,7 +17875,15 @@
       </w:r>
       <w:proofErr w:type="spellEnd"/>
       <w:r>
-        <w:t xml:space="preserve"> path print </w:t>
+        <w:t xml:space="preserve"> path </w:t>
+      </w:r>
+      <w:proofErr w:type="gramStart"/>
+      <w:r>
+        <w:t>print</w:t>
+      </w:r>
+      <w:proofErr w:type="gramEnd"/>
+      <w:r>
+        <w:t xml:space="preserve"> </w:t>
       </w:r>
       <w:proofErr w:type="spellStart"/>
       <w:r>
@@ -17846,7 +18373,23 @@
       </w:r>
       <w:proofErr w:type="spellEnd"/>
       <w:r>
-        <w:t xml:space="preserve"> = None  # Abhi koi user select </w:t>
+        <w:t xml:space="preserve"> = </w:t>
+      </w:r>
+      <w:proofErr w:type="gramStart"/>
+      <w:r>
+        <w:t>None  #</w:t>
+      </w:r>
+      <w:proofErr w:type="gramEnd"/>
+      <w:r>
+        <w:t xml:space="preserve"> Abhi koi user </w:t>
+      </w:r>
+      <w:proofErr w:type="gramStart"/>
+      <w:r>
+        <w:t>select</w:t>
+      </w:r>
+      <w:proofErr w:type="gramEnd"/>
+      <w:r>
+        <w:t xml:space="preserve"> </w:t>
       </w:r>
       <w:proofErr w:type="spellStart"/>
       <w:r>
@@ -19249,10 +19792,34 @@
           <w:b/>
           <w:bCs/>
         </w:rPr>
-        <w:t>Not Equal to (!=):</w:t>
-      </w:r>
-      <w:r>
-        <w:t xml:space="preserve"> 5 != 2 </w:t>
+        <w:t xml:space="preserve">Not Equal to </w:t>
+      </w:r>
+      <w:proofErr w:type="gramStart"/>
+      <w:r>
+        <w:rPr>
+          <w:b/>
+          <w:bCs/>
+        </w:rPr>
+        <w:t>(!=</w:t>
+      </w:r>
+      <w:proofErr w:type="gramEnd"/>
+      <w:r>
+        <w:rPr>
+          <w:b/>
+          <w:bCs/>
+        </w:rPr>
+        <w:t>):</w:t>
+      </w:r>
+      <w:r>
+        <w:t xml:space="preserve"> </w:t>
+      </w:r>
+      <w:proofErr w:type="gramStart"/>
+      <w:r>
+        <w:t>5 !</w:t>
+      </w:r>
+      <w:proofErr w:type="gramEnd"/>
+      <w:r>
+        <w:t xml:space="preserve">= 2 </w:t>
       </w:r>
       <m:oMath>
         <m:r>
@@ -44772,6 +45339,5026 @@
         </w:rPr>
       </w:pPr>
     </w:p>
+    <w:p>
+      <w:pPr>
+        <w:rPr>
+          <w:sz w:val="28"/>
+          <w:szCs w:val="28"/>
+        </w:rPr>
+      </w:pPr>
+    </w:p>
+    <w:p>
+      <w:pPr>
+        <w:rPr>
+          <w:b/>
+          <w:bCs/>
+          <w:color w:val="EE0000"/>
+          <w:sz w:val="36"/>
+          <w:szCs w:val="36"/>
+        </w:rPr>
+      </w:pPr>
+      <w:r>
+        <w:rPr>
+          <w:rFonts w:ascii="Segoe UI Emoji" w:hAnsi="Segoe UI Emoji" w:cs="Segoe UI Emoji"/>
+          <w:b/>
+          <w:bCs/>
+          <w:sz w:val="36"/>
+          <w:szCs w:val="36"/>
+        </w:rPr>
+        <w:t>📌</w:t>
+      </w:r>
+      <w:r>
+        <w:rPr>
+          <w:b/>
+          <w:bCs/>
+          <w:sz w:val="36"/>
+          <w:szCs w:val="36"/>
+        </w:rPr>
+        <w:t xml:space="preserve"> </w:t>
+      </w:r>
+      <w:r>
+        <w:rPr>
+          <w:b/>
+          <w:bCs/>
+          <w:color w:val="EE0000"/>
+          <w:sz w:val="36"/>
+          <w:szCs w:val="36"/>
+        </w:rPr>
+        <w:t>NOTES: Important Built-in Functions in Python</w:t>
+      </w:r>
+    </w:p>
+    <w:p>
+      <w:pPr>
+        <w:rPr>
+          <w:b/>
+          <w:bCs/>
+          <w:sz w:val="28"/>
+          <w:szCs w:val="28"/>
+        </w:rPr>
+      </w:pPr>
+      <w:r>
+        <w:rPr>
+          <w:b/>
+          <w:bCs/>
+          <w:sz w:val="28"/>
+          <w:szCs w:val="28"/>
+        </w:rPr>
+        <w:t>1. What is a Built-in Function?</w:t>
+      </w:r>
+    </w:p>
+    <w:p>
+      <w:pPr>
+        <w:rPr>
+          <w:sz w:val="28"/>
+          <w:szCs w:val="28"/>
+        </w:rPr>
+      </w:pPr>
+      <w:r>
+        <w:rPr>
+          <w:sz w:val="28"/>
+          <w:szCs w:val="28"/>
+        </w:rPr>
+        <w:t xml:space="preserve">Python </w:t>
+      </w:r>
+      <w:proofErr w:type="spellStart"/>
+      <w:r>
+        <w:rPr>
+          <w:sz w:val="28"/>
+          <w:szCs w:val="28"/>
+        </w:rPr>
+        <w:t>mein</w:t>
+      </w:r>
+      <w:proofErr w:type="spellEnd"/>
+      <w:r>
+        <w:rPr>
+          <w:sz w:val="28"/>
+          <w:szCs w:val="28"/>
+        </w:rPr>
+        <w:t xml:space="preserve"> </w:t>
+      </w:r>
+      <w:proofErr w:type="spellStart"/>
+      <w:r>
+        <w:rPr>
+          <w:sz w:val="28"/>
+          <w:szCs w:val="28"/>
+        </w:rPr>
+        <w:t>pehle</w:t>
+      </w:r>
+      <w:proofErr w:type="spellEnd"/>
+      <w:r>
+        <w:rPr>
+          <w:sz w:val="28"/>
+          <w:szCs w:val="28"/>
+        </w:rPr>
+        <w:t xml:space="preserve"> se bani-</w:t>
+      </w:r>
+      <w:proofErr w:type="spellStart"/>
+      <w:r>
+        <w:rPr>
+          <w:sz w:val="28"/>
+          <w:szCs w:val="28"/>
+        </w:rPr>
+        <w:t>banayi</w:t>
+      </w:r>
+      <w:proofErr w:type="spellEnd"/>
+      <w:r>
+        <w:rPr>
+          <w:sz w:val="28"/>
+          <w:szCs w:val="28"/>
+        </w:rPr>
+        <w:t xml:space="preserve"> utility block of codes ko </w:t>
+      </w:r>
+      <w:r>
+        <w:rPr>
+          <w:b/>
+          <w:bCs/>
+          <w:sz w:val="28"/>
+          <w:szCs w:val="28"/>
+        </w:rPr>
+        <w:t>Built-in Functions</w:t>
+      </w:r>
+      <w:r>
+        <w:rPr>
+          <w:sz w:val="28"/>
+          <w:szCs w:val="28"/>
+        </w:rPr>
+        <w:t xml:space="preserve"> bola </w:t>
+      </w:r>
+      <w:proofErr w:type="spellStart"/>
+      <w:r>
+        <w:rPr>
+          <w:sz w:val="28"/>
+          <w:szCs w:val="28"/>
+        </w:rPr>
+        <w:t>jata</w:t>
+      </w:r>
+      <w:proofErr w:type="spellEnd"/>
+      <w:r>
+        <w:rPr>
+          <w:sz w:val="28"/>
+          <w:szCs w:val="28"/>
+        </w:rPr>
+        <w:t xml:space="preserve"> </w:t>
+      </w:r>
+      <w:proofErr w:type="spellStart"/>
+      <w:r>
+        <w:rPr>
+          <w:sz w:val="28"/>
+          <w:szCs w:val="28"/>
+        </w:rPr>
+        <w:t>hai</w:t>
+      </w:r>
+      <w:proofErr w:type="spellEnd"/>
+      <w:r>
+        <w:rPr>
+          <w:sz w:val="28"/>
+          <w:szCs w:val="28"/>
+        </w:rPr>
+        <w:t xml:space="preserve">. </w:t>
+      </w:r>
+      <w:proofErr w:type="spellStart"/>
+      <w:r>
+        <w:rPr>
+          <w:sz w:val="28"/>
+          <w:szCs w:val="28"/>
+        </w:rPr>
+        <w:t>Inhe</w:t>
+      </w:r>
+      <w:proofErr w:type="spellEnd"/>
+      <w:r>
+        <w:rPr>
+          <w:sz w:val="28"/>
+          <w:szCs w:val="28"/>
+        </w:rPr>
+        <w:t xml:space="preserve"> use </w:t>
+      </w:r>
+      <w:proofErr w:type="spellStart"/>
+      <w:r>
+        <w:rPr>
+          <w:sz w:val="28"/>
+          <w:szCs w:val="28"/>
+        </w:rPr>
+        <w:t>karne</w:t>
+      </w:r>
+      <w:proofErr w:type="spellEnd"/>
+      <w:r>
+        <w:rPr>
+          <w:sz w:val="28"/>
+          <w:szCs w:val="28"/>
+        </w:rPr>
+        <w:t xml:space="preserve"> </w:t>
+      </w:r>
+      <w:proofErr w:type="spellStart"/>
+      <w:r>
+        <w:rPr>
+          <w:sz w:val="28"/>
+          <w:szCs w:val="28"/>
+        </w:rPr>
+        <w:t>ke</w:t>
+      </w:r>
+      <w:proofErr w:type="spellEnd"/>
+      <w:r>
+        <w:rPr>
+          <w:sz w:val="28"/>
+          <w:szCs w:val="28"/>
+        </w:rPr>
+        <w:t xml:space="preserve"> </w:t>
+      </w:r>
+      <w:proofErr w:type="spellStart"/>
+      <w:r>
+        <w:rPr>
+          <w:sz w:val="28"/>
+          <w:szCs w:val="28"/>
+        </w:rPr>
+        <w:t>liye</w:t>
+      </w:r>
+      <w:proofErr w:type="spellEnd"/>
+      <w:r>
+        <w:rPr>
+          <w:sz w:val="28"/>
+          <w:szCs w:val="28"/>
+        </w:rPr>
+        <w:t xml:space="preserve"> koi </w:t>
+      </w:r>
+      <w:proofErr w:type="spellStart"/>
+      <w:r>
+        <w:rPr>
+          <w:sz w:val="28"/>
+          <w:szCs w:val="28"/>
+        </w:rPr>
+        <w:t>alag</w:t>
+      </w:r>
+      <w:proofErr w:type="spellEnd"/>
+      <w:r>
+        <w:rPr>
+          <w:sz w:val="28"/>
+          <w:szCs w:val="28"/>
+        </w:rPr>
+        <w:t xml:space="preserve"> se library/module import </w:t>
+      </w:r>
+      <w:proofErr w:type="spellStart"/>
+      <w:r>
+        <w:rPr>
+          <w:sz w:val="28"/>
+          <w:szCs w:val="28"/>
+        </w:rPr>
+        <w:t>karne</w:t>
+      </w:r>
+      <w:proofErr w:type="spellEnd"/>
+      <w:r>
+        <w:rPr>
+          <w:sz w:val="28"/>
+          <w:szCs w:val="28"/>
+        </w:rPr>
+        <w:t xml:space="preserve"> ki </w:t>
+      </w:r>
+      <w:proofErr w:type="spellStart"/>
+      <w:r>
+        <w:rPr>
+          <w:sz w:val="28"/>
+          <w:szCs w:val="28"/>
+        </w:rPr>
+        <w:t>zaroorat</w:t>
+      </w:r>
+      <w:proofErr w:type="spellEnd"/>
+      <w:r>
+        <w:rPr>
+          <w:sz w:val="28"/>
+          <w:szCs w:val="28"/>
+        </w:rPr>
+        <w:t xml:space="preserve"> </w:t>
+      </w:r>
+      <w:proofErr w:type="spellStart"/>
+      <w:r>
+        <w:rPr>
+          <w:sz w:val="28"/>
+          <w:szCs w:val="28"/>
+        </w:rPr>
+        <w:t>nahi</w:t>
+      </w:r>
+      <w:proofErr w:type="spellEnd"/>
+      <w:r>
+        <w:rPr>
+          <w:sz w:val="28"/>
+          <w:szCs w:val="28"/>
+        </w:rPr>
+        <w:t xml:space="preserve"> </w:t>
+      </w:r>
+      <w:proofErr w:type="spellStart"/>
+      <w:r>
+        <w:rPr>
+          <w:sz w:val="28"/>
+          <w:szCs w:val="28"/>
+        </w:rPr>
+        <w:t>hoti</w:t>
+      </w:r>
+      <w:proofErr w:type="spellEnd"/>
+      <w:r>
+        <w:rPr>
+          <w:sz w:val="28"/>
+          <w:szCs w:val="28"/>
+        </w:rPr>
+        <w:t xml:space="preserve">, yeh Python </w:t>
+      </w:r>
+      <w:proofErr w:type="spellStart"/>
+      <w:r>
+        <w:rPr>
+          <w:sz w:val="28"/>
+          <w:szCs w:val="28"/>
+        </w:rPr>
+        <w:t>mein</w:t>
+      </w:r>
+      <w:proofErr w:type="spellEnd"/>
+      <w:r>
+        <w:rPr>
+          <w:sz w:val="28"/>
+          <w:szCs w:val="28"/>
+        </w:rPr>
+        <w:t xml:space="preserve"> directly available </w:t>
+      </w:r>
+      <w:proofErr w:type="spellStart"/>
+      <w:r>
+        <w:rPr>
+          <w:sz w:val="28"/>
+          <w:szCs w:val="28"/>
+        </w:rPr>
+        <w:t>hote</w:t>
+      </w:r>
+      <w:proofErr w:type="spellEnd"/>
+      <w:r>
+        <w:rPr>
+          <w:sz w:val="28"/>
+          <w:szCs w:val="28"/>
+        </w:rPr>
+        <w:t xml:space="preserve"> hain.</w:t>
+      </w:r>
+    </w:p>
+    <w:p>
+      <w:pPr>
+        <w:rPr>
+          <w:b/>
+          <w:bCs/>
+          <w:sz w:val="28"/>
+          <w:szCs w:val="28"/>
+        </w:rPr>
+      </w:pPr>
+      <w:r>
+        <w:rPr>
+          <w:b/>
+          <w:bCs/>
+          <w:sz w:val="28"/>
+          <w:szCs w:val="28"/>
+        </w:rPr>
+        <w:t>2. Categorized Summary of Essential Built-in Functions</w:t>
+      </w:r>
+    </w:p>
+    <w:p>
+      <w:pPr>
+        <w:rPr>
+          <w:b/>
+          <w:bCs/>
+          <w:sz w:val="28"/>
+          <w:szCs w:val="28"/>
+        </w:rPr>
+      </w:pPr>
+      <w:r>
+        <w:rPr>
+          <w:b/>
+          <w:bCs/>
+          <w:sz w:val="28"/>
+          <w:szCs w:val="28"/>
+        </w:rPr>
+        <w:t>A. Core I/O &amp; Type Inspection Functions</w:t>
+      </w:r>
+    </w:p>
+    <w:p>
+      <w:pPr>
+        <w:numPr>
+          <w:ilvl w:val="0"/>
+          <w:numId w:val="84"/>
+        </w:numPr>
+        <w:rPr>
+          <w:sz w:val="28"/>
+          <w:szCs w:val="28"/>
+        </w:rPr>
+      </w:pPr>
+      <w:r>
+        <w:rPr>
+          <w:b/>
+          <w:bCs/>
+          <w:sz w:val="28"/>
+          <w:szCs w:val="28"/>
+        </w:rPr>
+        <w:t xml:space="preserve">print(*objects, </w:t>
+      </w:r>
+      <w:proofErr w:type="spellStart"/>
+      <w:r>
+        <w:rPr>
+          <w:b/>
+          <w:bCs/>
+          <w:sz w:val="28"/>
+          <w:szCs w:val="28"/>
+        </w:rPr>
+        <w:t>sep</w:t>
+      </w:r>
+      <w:proofErr w:type="spellEnd"/>
+      <w:r>
+        <w:rPr>
+          <w:b/>
+          <w:bCs/>
+          <w:sz w:val="28"/>
+          <w:szCs w:val="28"/>
+        </w:rPr>
+        <w:t>=' ', end='\n')</w:t>
+      </w:r>
+      <w:r>
+        <w:rPr>
+          <w:sz w:val="28"/>
+          <w:szCs w:val="28"/>
+        </w:rPr>
+        <w:t xml:space="preserve">: Screen par output display </w:t>
+      </w:r>
+      <w:proofErr w:type="spellStart"/>
+      <w:r>
+        <w:rPr>
+          <w:sz w:val="28"/>
+          <w:szCs w:val="28"/>
+        </w:rPr>
+        <w:t>karta</w:t>
+      </w:r>
+      <w:proofErr w:type="spellEnd"/>
+      <w:r>
+        <w:rPr>
+          <w:sz w:val="28"/>
+          <w:szCs w:val="28"/>
+        </w:rPr>
+        <w:t xml:space="preserve"> </w:t>
+      </w:r>
+      <w:proofErr w:type="spellStart"/>
+      <w:r>
+        <w:rPr>
+          <w:sz w:val="28"/>
+          <w:szCs w:val="28"/>
+        </w:rPr>
+        <w:t>hai</w:t>
+      </w:r>
+      <w:proofErr w:type="spellEnd"/>
+      <w:r>
+        <w:rPr>
+          <w:sz w:val="28"/>
+          <w:szCs w:val="28"/>
+        </w:rPr>
+        <w:t>.</w:t>
+      </w:r>
+    </w:p>
+    <w:p>
+      <w:pPr>
+        <w:numPr>
+          <w:ilvl w:val="0"/>
+          <w:numId w:val="84"/>
+        </w:numPr>
+        <w:rPr>
+          <w:sz w:val="28"/>
+          <w:szCs w:val="28"/>
+        </w:rPr>
+      </w:pPr>
+      <w:r>
+        <w:rPr>
+          <w:b/>
+          <w:bCs/>
+          <w:sz w:val="28"/>
+          <w:szCs w:val="28"/>
+        </w:rPr>
+        <w:t>input(prompt)</w:t>
+      </w:r>
+      <w:r>
+        <w:rPr>
+          <w:sz w:val="28"/>
+          <w:szCs w:val="28"/>
+        </w:rPr>
+        <w:t xml:space="preserve">: User se runtime par input </w:t>
+      </w:r>
+      <w:proofErr w:type="spellStart"/>
+      <w:r>
+        <w:rPr>
+          <w:sz w:val="28"/>
+          <w:szCs w:val="28"/>
+        </w:rPr>
+        <w:t>lene</w:t>
+      </w:r>
+      <w:proofErr w:type="spellEnd"/>
+      <w:r>
+        <w:rPr>
+          <w:sz w:val="28"/>
+          <w:szCs w:val="28"/>
+        </w:rPr>
+        <w:t xml:space="preserve"> </w:t>
+      </w:r>
+      <w:proofErr w:type="spellStart"/>
+      <w:r>
+        <w:rPr>
+          <w:sz w:val="28"/>
+          <w:szCs w:val="28"/>
+        </w:rPr>
+        <w:t>ke</w:t>
+      </w:r>
+      <w:proofErr w:type="spellEnd"/>
+      <w:r>
+        <w:rPr>
+          <w:sz w:val="28"/>
+          <w:szCs w:val="28"/>
+        </w:rPr>
+        <w:t xml:space="preserve"> </w:t>
+      </w:r>
+      <w:proofErr w:type="spellStart"/>
+      <w:r>
+        <w:rPr>
+          <w:sz w:val="28"/>
+          <w:szCs w:val="28"/>
+        </w:rPr>
+        <w:t>liye</w:t>
+      </w:r>
+      <w:proofErr w:type="spellEnd"/>
+      <w:r>
+        <w:rPr>
+          <w:sz w:val="28"/>
+          <w:szCs w:val="28"/>
+        </w:rPr>
+        <w:t xml:space="preserve"> (Hamesha str return </w:t>
+      </w:r>
+      <w:proofErr w:type="spellStart"/>
+      <w:r>
+        <w:rPr>
+          <w:sz w:val="28"/>
+          <w:szCs w:val="28"/>
+        </w:rPr>
+        <w:t>karta</w:t>
+      </w:r>
+      <w:proofErr w:type="spellEnd"/>
+      <w:r>
+        <w:rPr>
+          <w:sz w:val="28"/>
+          <w:szCs w:val="28"/>
+        </w:rPr>
+        <w:t xml:space="preserve"> </w:t>
+      </w:r>
+      <w:proofErr w:type="spellStart"/>
+      <w:r>
+        <w:rPr>
+          <w:sz w:val="28"/>
+          <w:szCs w:val="28"/>
+        </w:rPr>
+        <w:t>hai</w:t>
+      </w:r>
+      <w:proofErr w:type="spellEnd"/>
+      <w:r>
+        <w:rPr>
+          <w:sz w:val="28"/>
+          <w:szCs w:val="28"/>
+        </w:rPr>
+        <w:t>).</w:t>
+      </w:r>
+    </w:p>
+    <w:p>
+      <w:pPr>
+        <w:numPr>
+          <w:ilvl w:val="0"/>
+          <w:numId w:val="84"/>
+        </w:numPr>
+        <w:rPr>
+          <w:sz w:val="28"/>
+          <w:szCs w:val="28"/>
+        </w:rPr>
+      </w:pPr>
+      <w:r>
+        <w:rPr>
+          <w:b/>
+          <w:bCs/>
+          <w:sz w:val="28"/>
+          <w:szCs w:val="28"/>
+        </w:rPr>
+        <w:t>type(object)</w:t>
+      </w:r>
+      <w:r>
+        <w:rPr>
+          <w:sz w:val="28"/>
+          <w:szCs w:val="28"/>
+        </w:rPr>
+        <w:t xml:space="preserve">: Kisi variable </w:t>
+      </w:r>
+      <w:proofErr w:type="spellStart"/>
+      <w:r>
+        <w:rPr>
+          <w:sz w:val="28"/>
+          <w:szCs w:val="28"/>
+        </w:rPr>
+        <w:t>ya</w:t>
+      </w:r>
+      <w:proofErr w:type="spellEnd"/>
+      <w:r>
+        <w:rPr>
+          <w:sz w:val="28"/>
+          <w:szCs w:val="28"/>
+        </w:rPr>
+        <w:t xml:space="preserve"> value ka Data Type (Jaise int, str, list) check </w:t>
+      </w:r>
+      <w:proofErr w:type="spellStart"/>
+      <w:r>
+        <w:rPr>
+          <w:sz w:val="28"/>
+          <w:szCs w:val="28"/>
+        </w:rPr>
+        <w:t>karne</w:t>
+      </w:r>
+      <w:proofErr w:type="spellEnd"/>
+      <w:r>
+        <w:rPr>
+          <w:sz w:val="28"/>
+          <w:szCs w:val="28"/>
+        </w:rPr>
+        <w:t xml:space="preserve"> </w:t>
+      </w:r>
+      <w:proofErr w:type="spellStart"/>
+      <w:r>
+        <w:rPr>
+          <w:sz w:val="28"/>
+          <w:szCs w:val="28"/>
+        </w:rPr>
+        <w:t>ke</w:t>
+      </w:r>
+      <w:proofErr w:type="spellEnd"/>
+      <w:r>
+        <w:rPr>
+          <w:sz w:val="28"/>
+          <w:szCs w:val="28"/>
+        </w:rPr>
+        <w:t xml:space="preserve"> </w:t>
+      </w:r>
+      <w:proofErr w:type="spellStart"/>
+      <w:r>
+        <w:rPr>
+          <w:sz w:val="28"/>
+          <w:szCs w:val="28"/>
+        </w:rPr>
+        <w:t>liye</w:t>
+      </w:r>
+      <w:proofErr w:type="spellEnd"/>
+      <w:r>
+        <w:rPr>
+          <w:sz w:val="28"/>
+          <w:szCs w:val="28"/>
+        </w:rPr>
+        <w:t>.</w:t>
+      </w:r>
+    </w:p>
+    <w:p>
+      <w:pPr>
+        <w:numPr>
+          <w:ilvl w:val="0"/>
+          <w:numId w:val="84"/>
+        </w:numPr>
+        <w:rPr>
+          <w:sz w:val="28"/>
+          <w:szCs w:val="28"/>
+        </w:rPr>
+      </w:pPr>
+      <w:r>
+        <w:rPr>
+          <w:b/>
+          <w:bCs/>
+          <w:sz w:val="28"/>
+          <w:szCs w:val="28"/>
+        </w:rPr>
+        <w:t>id(object)</w:t>
+      </w:r>
+      <w:r>
+        <w:rPr>
+          <w:sz w:val="28"/>
+          <w:szCs w:val="28"/>
+        </w:rPr>
+        <w:t xml:space="preserve">: Memory address (RAM location) ka unique integer identifier return </w:t>
+      </w:r>
+      <w:proofErr w:type="spellStart"/>
+      <w:r>
+        <w:rPr>
+          <w:sz w:val="28"/>
+          <w:szCs w:val="28"/>
+        </w:rPr>
+        <w:t>karta</w:t>
+      </w:r>
+      <w:proofErr w:type="spellEnd"/>
+      <w:r>
+        <w:rPr>
+          <w:sz w:val="28"/>
+          <w:szCs w:val="28"/>
+        </w:rPr>
+        <w:t xml:space="preserve"> </w:t>
+      </w:r>
+      <w:proofErr w:type="spellStart"/>
+      <w:r>
+        <w:rPr>
+          <w:sz w:val="28"/>
+          <w:szCs w:val="28"/>
+        </w:rPr>
+        <w:t>hai</w:t>
+      </w:r>
+      <w:proofErr w:type="spellEnd"/>
+      <w:r>
+        <w:rPr>
+          <w:sz w:val="28"/>
+          <w:szCs w:val="28"/>
+        </w:rPr>
+        <w:t>.</w:t>
+      </w:r>
+    </w:p>
+    <w:p>
+      <w:pPr>
+        <w:rPr>
+          <w:b/>
+          <w:bCs/>
+          <w:sz w:val="28"/>
+          <w:szCs w:val="28"/>
+        </w:rPr>
+      </w:pPr>
+      <w:r>
+        <w:rPr>
+          <w:b/>
+          <w:bCs/>
+          <w:sz w:val="28"/>
+          <w:szCs w:val="28"/>
+        </w:rPr>
+        <w:t>B. Data Type Conversion Functions (Explicit Typecasting)</w:t>
+      </w:r>
+    </w:p>
+    <w:p>
+      <w:pPr>
+        <w:numPr>
+          <w:ilvl w:val="0"/>
+          <w:numId w:val="85"/>
+        </w:numPr>
+        <w:rPr>
+          <w:sz w:val="28"/>
+          <w:szCs w:val="28"/>
+        </w:rPr>
+      </w:pPr>
+      <w:r>
+        <w:rPr>
+          <w:b/>
+          <w:bCs/>
+          <w:sz w:val="28"/>
+          <w:szCs w:val="28"/>
+        </w:rPr>
+        <w:t>int(x)</w:t>
+      </w:r>
+      <w:r>
+        <w:rPr>
+          <w:sz w:val="28"/>
+          <w:szCs w:val="28"/>
+        </w:rPr>
+        <w:t xml:space="preserve">: Decimal/String ko Integer </w:t>
+      </w:r>
+      <w:proofErr w:type="spellStart"/>
+      <w:r>
+        <w:rPr>
+          <w:sz w:val="28"/>
+          <w:szCs w:val="28"/>
+        </w:rPr>
+        <w:t>banata</w:t>
+      </w:r>
+      <w:proofErr w:type="spellEnd"/>
+      <w:r>
+        <w:rPr>
+          <w:sz w:val="28"/>
+          <w:szCs w:val="28"/>
+        </w:rPr>
+        <w:t xml:space="preserve"> </w:t>
+      </w:r>
+      <w:proofErr w:type="spellStart"/>
+      <w:r>
+        <w:rPr>
+          <w:sz w:val="28"/>
+          <w:szCs w:val="28"/>
+        </w:rPr>
+        <w:t>hai</w:t>
+      </w:r>
+      <w:proofErr w:type="spellEnd"/>
+      <w:r>
+        <w:rPr>
+          <w:sz w:val="28"/>
+          <w:szCs w:val="28"/>
+        </w:rPr>
+        <w:t>.</w:t>
+      </w:r>
+    </w:p>
+    <w:p>
+      <w:pPr>
+        <w:numPr>
+          <w:ilvl w:val="0"/>
+          <w:numId w:val="85"/>
+        </w:numPr>
+        <w:rPr>
+          <w:sz w:val="28"/>
+          <w:szCs w:val="28"/>
+        </w:rPr>
+      </w:pPr>
+      <w:r>
+        <w:rPr>
+          <w:b/>
+          <w:bCs/>
+          <w:sz w:val="28"/>
+          <w:szCs w:val="28"/>
+        </w:rPr>
+        <w:t>float(x)</w:t>
+      </w:r>
+      <w:r>
+        <w:rPr>
+          <w:sz w:val="28"/>
+          <w:szCs w:val="28"/>
+        </w:rPr>
+        <w:t xml:space="preserve">: Value ko Floating-point (decimal) </w:t>
+      </w:r>
+      <w:proofErr w:type="spellStart"/>
+      <w:r>
+        <w:rPr>
+          <w:sz w:val="28"/>
+          <w:szCs w:val="28"/>
+        </w:rPr>
+        <w:t>banata</w:t>
+      </w:r>
+      <w:proofErr w:type="spellEnd"/>
+      <w:r>
+        <w:rPr>
+          <w:sz w:val="28"/>
+          <w:szCs w:val="28"/>
+        </w:rPr>
+        <w:t xml:space="preserve"> </w:t>
+      </w:r>
+      <w:proofErr w:type="spellStart"/>
+      <w:r>
+        <w:rPr>
+          <w:sz w:val="28"/>
+          <w:szCs w:val="28"/>
+        </w:rPr>
+        <w:t>hai</w:t>
+      </w:r>
+      <w:proofErr w:type="spellEnd"/>
+      <w:r>
+        <w:rPr>
+          <w:sz w:val="28"/>
+          <w:szCs w:val="28"/>
+        </w:rPr>
+        <w:t>.</w:t>
+      </w:r>
+    </w:p>
+    <w:p>
+      <w:pPr>
+        <w:numPr>
+          <w:ilvl w:val="0"/>
+          <w:numId w:val="85"/>
+        </w:numPr>
+        <w:rPr>
+          <w:sz w:val="28"/>
+          <w:szCs w:val="28"/>
+        </w:rPr>
+      </w:pPr>
+      <w:r>
+        <w:rPr>
+          <w:b/>
+          <w:bCs/>
+          <w:sz w:val="28"/>
+          <w:szCs w:val="28"/>
+        </w:rPr>
+        <w:t>str(x)</w:t>
+      </w:r>
+      <w:r>
+        <w:rPr>
+          <w:sz w:val="28"/>
+          <w:szCs w:val="28"/>
+        </w:rPr>
+        <w:t xml:space="preserve">: Kisi </w:t>
+      </w:r>
+      <w:proofErr w:type="spellStart"/>
+      <w:r>
+        <w:rPr>
+          <w:sz w:val="28"/>
+          <w:szCs w:val="28"/>
+        </w:rPr>
+        <w:t>bhi</w:t>
+      </w:r>
+      <w:proofErr w:type="spellEnd"/>
+      <w:r>
+        <w:rPr>
+          <w:sz w:val="28"/>
+          <w:szCs w:val="28"/>
+        </w:rPr>
+        <w:t xml:space="preserve"> type ko String </w:t>
+      </w:r>
+      <w:proofErr w:type="spellStart"/>
+      <w:r>
+        <w:rPr>
+          <w:sz w:val="28"/>
+          <w:szCs w:val="28"/>
+        </w:rPr>
+        <w:t>mein</w:t>
+      </w:r>
+      <w:proofErr w:type="spellEnd"/>
+      <w:r>
+        <w:rPr>
+          <w:sz w:val="28"/>
+          <w:szCs w:val="28"/>
+        </w:rPr>
+        <w:t xml:space="preserve"> convert </w:t>
+      </w:r>
+      <w:proofErr w:type="spellStart"/>
+      <w:r>
+        <w:rPr>
+          <w:sz w:val="28"/>
+          <w:szCs w:val="28"/>
+        </w:rPr>
+        <w:t>karta</w:t>
+      </w:r>
+      <w:proofErr w:type="spellEnd"/>
+      <w:r>
+        <w:rPr>
+          <w:sz w:val="28"/>
+          <w:szCs w:val="28"/>
+        </w:rPr>
+        <w:t xml:space="preserve"> </w:t>
+      </w:r>
+      <w:proofErr w:type="spellStart"/>
+      <w:r>
+        <w:rPr>
+          <w:sz w:val="28"/>
+          <w:szCs w:val="28"/>
+        </w:rPr>
+        <w:t>hai</w:t>
+      </w:r>
+      <w:proofErr w:type="spellEnd"/>
+      <w:r>
+        <w:rPr>
+          <w:sz w:val="28"/>
+          <w:szCs w:val="28"/>
+        </w:rPr>
+        <w:t>.</w:t>
+      </w:r>
+    </w:p>
+    <w:p>
+      <w:pPr>
+        <w:numPr>
+          <w:ilvl w:val="0"/>
+          <w:numId w:val="85"/>
+        </w:numPr>
+        <w:rPr>
+          <w:sz w:val="28"/>
+          <w:szCs w:val="28"/>
+        </w:rPr>
+      </w:pPr>
+      <w:r>
+        <w:rPr>
+          <w:b/>
+          <w:bCs/>
+          <w:sz w:val="28"/>
+          <w:szCs w:val="28"/>
+        </w:rPr>
+        <w:t>list(</w:t>
+      </w:r>
+      <w:proofErr w:type="spellStart"/>
+      <w:r>
+        <w:rPr>
+          <w:b/>
+          <w:bCs/>
+          <w:sz w:val="28"/>
+          <w:szCs w:val="28"/>
+        </w:rPr>
+        <w:t>iterable</w:t>
+      </w:r>
+      <w:proofErr w:type="spellEnd"/>
+      <w:r>
+        <w:rPr>
+          <w:b/>
+          <w:bCs/>
+          <w:sz w:val="28"/>
+          <w:szCs w:val="28"/>
+        </w:rPr>
+        <w:t>) / tuple(</w:t>
+      </w:r>
+      <w:proofErr w:type="spellStart"/>
+      <w:r>
+        <w:rPr>
+          <w:b/>
+          <w:bCs/>
+          <w:sz w:val="28"/>
+          <w:szCs w:val="28"/>
+        </w:rPr>
+        <w:t>iterable</w:t>
+      </w:r>
+      <w:proofErr w:type="spellEnd"/>
+      <w:r>
+        <w:rPr>
+          <w:b/>
+          <w:bCs/>
+          <w:sz w:val="28"/>
+          <w:szCs w:val="28"/>
+        </w:rPr>
+        <w:t>) / set(</w:t>
+      </w:r>
+      <w:proofErr w:type="spellStart"/>
+      <w:r>
+        <w:rPr>
+          <w:b/>
+          <w:bCs/>
+          <w:sz w:val="28"/>
+          <w:szCs w:val="28"/>
+        </w:rPr>
+        <w:t>iterable</w:t>
+      </w:r>
+      <w:proofErr w:type="spellEnd"/>
+      <w:r>
+        <w:rPr>
+          <w:b/>
+          <w:bCs/>
+          <w:sz w:val="28"/>
+          <w:szCs w:val="28"/>
+        </w:rPr>
+        <w:t>)</w:t>
+      </w:r>
+      <w:r>
+        <w:rPr>
+          <w:sz w:val="28"/>
+          <w:szCs w:val="28"/>
+        </w:rPr>
+        <w:t xml:space="preserve">: </w:t>
+      </w:r>
+      <w:proofErr w:type="spellStart"/>
+      <w:r>
+        <w:rPr>
+          <w:sz w:val="28"/>
+          <w:szCs w:val="28"/>
+        </w:rPr>
+        <w:t>Iterables</w:t>
+      </w:r>
+      <w:proofErr w:type="spellEnd"/>
+      <w:r>
+        <w:rPr>
+          <w:sz w:val="28"/>
+          <w:szCs w:val="28"/>
+        </w:rPr>
+        <w:t xml:space="preserve"> ko respective collection type </w:t>
+      </w:r>
+      <w:proofErr w:type="spellStart"/>
+      <w:r>
+        <w:rPr>
+          <w:sz w:val="28"/>
+          <w:szCs w:val="28"/>
+        </w:rPr>
+        <w:t>mein</w:t>
+      </w:r>
+      <w:proofErr w:type="spellEnd"/>
+      <w:r>
+        <w:rPr>
+          <w:sz w:val="28"/>
+          <w:szCs w:val="28"/>
+        </w:rPr>
+        <w:t xml:space="preserve"> convert </w:t>
+      </w:r>
+      <w:proofErr w:type="spellStart"/>
+      <w:r>
+        <w:rPr>
+          <w:sz w:val="28"/>
+          <w:szCs w:val="28"/>
+        </w:rPr>
+        <w:t>karta</w:t>
+      </w:r>
+      <w:proofErr w:type="spellEnd"/>
+      <w:r>
+        <w:rPr>
+          <w:sz w:val="28"/>
+          <w:szCs w:val="28"/>
+        </w:rPr>
+        <w:t xml:space="preserve"> </w:t>
+      </w:r>
+      <w:proofErr w:type="spellStart"/>
+      <w:r>
+        <w:rPr>
+          <w:sz w:val="28"/>
+          <w:szCs w:val="28"/>
+        </w:rPr>
+        <w:t>hai</w:t>
+      </w:r>
+      <w:proofErr w:type="spellEnd"/>
+      <w:r>
+        <w:rPr>
+          <w:sz w:val="28"/>
+          <w:szCs w:val="28"/>
+        </w:rPr>
+        <w:t>.</w:t>
+      </w:r>
+    </w:p>
+    <w:p>
+      <w:pPr>
+        <w:rPr>
+          <w:b/>
+          <w:bCs/>
+          <w:sz w:val="28"/>
+          <w:szCs w:val="28"/>
+        </w:rPr>
+      </w:pPr>
+      <w:r>
+        <w:rPr>
+          <w:b/>
+          <w:bCs/>
+          <w:sz w:val="28"/>
+          <w:szCs w:val="28"/>
+        </w:rPr>
+        <w:t>C. Mathematical &amp; Numeric Utility Functions</w:t>
+      </w:r>
+    </w:p>
+    <w:p>
+      <w:pPr>
+        <w:rPr>
+          <w:b/>
+          <w:bCs/>
+          <w:sz w:val="28"/>
+          <w:szCs w:val="28"/>
+        </w:rPr>
+      </w:pPr>
+      <w:r>
+        <w:rPr>
+          <w:b/>
+          <w:bCs/>
+          <w:sz w:val="28"/>
+          <w:szCs w:val="28"/>
+        </w:rPr>
+        <w:lastRenderedPageBreak/>
+        <w:t>1. abs(x) (Absolute Value)</w:t>
+      </w:r>
+    </w:p>
+    <w:p>
+      <w:pPr>
+        <w:numPr>
+          <w:ilvl w:val="0"/>
+          <w:numId w:val="86"/>
+        </w:numPr>
+        <w:rPr>
+          <w:sz w:val="28"/>
+          <w:szCs w:val="28"/>
+        </w:rPr>
+      </w:pPr>
+      <w:r>
+        <w:rPr>
+          <w:sz w:val="28"/>
+          <w:szCs w:val="28"/>
+        </w:rPr>
+        <w:t xml:space="preserve">Magnitude return </w:t>
+      </w:r>
+      <w:proofErr w:type="spellStart"/>
+      <w:r>
+        <w:rPr>
+          <w:sz w:val="28"/>
+          <w:szCs w:val="28"/>
+        </w:rPr>
+        <w:t>karta</w:t>
+      </w:r>
+      <w:proofErr w:type="spellEnd"/>
+      <w:r>
+        <w:rPr>
+          <w:sz w:val="28"/>
+          <w:szCs w:val="28"/>
+        </w:rPr>
+        <w:t xml:space="preserve"> </w:t>
+      </w:r>
+      <w:proofErr w:type="spellStart"/>
+      <w:r>
+        <w:rPr>
+          <w:sz w:val="28"/>
+          <w:szCs w:val="28"/>
+        </w:rPr>
+        <w:t>hai</w:t>
+      </w:r>
+      <w:proofErr w:type="spellEnd"/>
+      <w:r>
+        <w:rPr>
+          <w:sz w:val="28"/>
+          <w:szCs w:val="28"/>
+        </w:rPr>
+        <w:t xml:space="preserve"> (Negative sign ko positive </w:t>
+      </w:r>
+      <w:proofErr w:type="spellStart"/>
+      <w:r>
+        <w:rPr>
+          <w:sz w:val="28"/>
+          <w:szCs w:val="28"/>
+        </w:rPr>
+        <w:t>bana</w:t>
+      </w:r>
+      <w:proofErr w:type="spellEnd"/>
+      <w:r>
+        <w:rPr>
+          <w:sz w:val="28"/>
+          <w:szCs w:val="28"/>
+        </w:rPr>
+        <w:t xml:space="preserve"> </w:t>
+      </w:r>
+      <w:proofErr w:type="spellStart"/>
+      <w:r>
+        <w:rPr>
+          <w:sz w:val="28"/>
+          <w:szCs w:val="28"/>
+        </w:rPr>
+        <w:t>deta</w:t>
+      </w:r>
+      <w:proofErr w:type="spellEnd"/>
+      <w:r>
+        <w:rPr>
+          <w:sz w:val="28"/>
+          <w:szCs w:val="28"/>
+        </w:rPr>
+        <w:t xml:space="preserve"> </w:t>
+      </w:r>
+      <w:proofErr w:type="spellStart"/>
+      <w:r>
+        <w:rPr>
+          <w:sz w:val="28"/>
+          <w:szCs w:val="28"/>
+        </w:rPr>
+        <w:t>hai</w:t>
+      </w:r>
+      <w:proofErr w:type="spellEnd"/>
+      <w:r>
+        <w:rPr>
+          <w:sz w:val="28"/>
+          <w:szCs w:val="28"/>
+        </w:rPr>
+        <w:t>).</w:t>
+      </w:r>
+    </w:p>
+    <w:p>
+      <w:pPr>
+        <w:rPr>
+          <w:sz w:val="28"/>
+          <w:szCs w:val="28"/>
+        </w:rPr>
+      </w:pPr>
+      <w:r>
+        <w:rPr>
+          <w:sz w:val="28"/>
+          <w:szCs w:val="28"/>
+        </w:rPr>
+        <w:t>Python</w:t>
+      </w:r>
+    </w:p>
+    <w:p>
+      <w:pPr>
+        <w:rPr>
+          <w:sz w:val="28"/>
+          <w:szCs w:val="28"/>
+        </w:rPr>
+      </w:pPr>
+      <w:r>
+        <w:rPr>
+          <w:sz w:val="28"/>
+          <w:szCs w:val="28"/>
+        </w:rPr>
+        <w:t>print(abs(-4.5))  # Output: 4.5</w:t>
+      </w:r>
+    </w:p>
+    <w:p>
+      <w:pPr>
+        <w:rPr>
+          <w:b/>
+          <w:bCs/>
+          <w:sz w:val="28"/>
+          <w:szCs w:val="28"/>
+        </w:rPr>
+      </w:pPr>
+      <w:r>
+        <w:rPr>
+          <w:b/>
+          <w:bCs/>
+          <w:sz w:val="28"/>
+          <w:szCs w:val="28"/>
+        </w:rPr>
+        <w:t>2. pow(base, exp)</w:t>
+      </w:r>
+    </w:p>
+    <w:p>
+      <w:pPr>
+        <w:numPr>
+          <w:ilvl w:val="0"/>
+          <w:numId w:val="87"/>
+        </w:numPr>
+        <w:rPr>
+          <w:sz w:val="28"/>
+          <w:szCs w:val="28"/>
+        </w:rPr>
+      </w:pPr>
+      <w:r>
+        <w:rPr>
+          <w:sz w:val="28"/>
+          <w:szCs w:val="28"/>
+        </w:rPr>
+        <w:t>Exponent calculation (</w:t>
+      </w:r>
+      <m:oMath>
+        <m:r>
+          <w:rPr>
+            <w:rFonts w:ascii="Cambria Math" w:hAnsi="Cambria Math"/>
+            <w:sz w:val="28"/>
+            <w:szCs w:val="28"/>
+          </w:rPr>
+          <m:t>bas</m:t>
+        </m:r>
+        <m:sSup>
+          <m:sSupPr>
+            <m:ctrlPr>
+              <w:rPr>
+                <w:rFonts w:ascii="Cambria Math" w:hAnsi="Cambria Math"/>
+                <w:sz w:val="28"/>
+                <w:szCs w:val="28"/>
+              </w:rPr>
+            </m:ctrlPr>
+          </m:sSupPr>
+          <m:e>
+            <m:r>
+              <w:rPr>
+                <w:rFonts w:ascii="Cambria Math" w:hAnsi="Cambria Math"/>
+                <w:sz w:val="28"/>
+                <w:szCs w:val="28"/>
+              </w:rPr>
+              <m:t>e</m:t>
+            </m:r>
+          </m:e>
+          <m:sup>
+            <m:r>
+              <w:rPr>
+                <w:rFonts w:ascii="Cambria Math" w:hAnsi="Cambria Math"/>
+                <w:sz w:val="28"/>
+                <w:szCs w:val="28"/>
+              </w:rPr>
+              <m:t>exp</m:t>
+            </m:r>
+          </m:sup>
+        </m:sSup>
+      </m:oMath>
+      <w:r>
+        <w:rPr>
+          <w:sz w:val="28"/>
+          <w:szCs w:val="28"/>
+        </w:rPr>
+        <w:t>) karta hai. Same as base ** exp.</w:t>
+      </w:r>
+    </w:p>
+    <w:p>
+      <w:pPr>
+        <w:rPr>
+          <w:sz w:val="28"/>
+          <w:szCs w:val="28"/>
+        </w:rPr>
+      </w:pPr>
+      <w:r>
+        <w:rPr>
+          <w:sz w:val="28"/>
+          <w:szCs w:val="28"/>
+        </w:rPr>
+        <w:t>Python</w:t>
+      </w:r>
+    </w:p>
+    <w:p>
+      <w:pPr>
+        <w:rPr>
+          <w:sz w:val="28"/>
+          <w:szCs w:val="28"/>
+        </w:rPr>
+      </w:pPr>
+      <w:r>
+        <w:rPr>
+          <w:sz w:val="28"/>
+          <w:szCs w:val="28"/>
+        </w:rPr>
+        <w:t>print(pow(2, 3))  # Output: 8</w:t>
+      </w:r>
+    </w:p>
+    <w:p>
+      <w:pPr>
+        <w:rPr>
+          <w:b/>
+          <w:bCs/>
+          <w:sz w:val="28"/>
+          <w:szCs w:val="28"/>
+        </w:rPr>
+      </w:pPr>
+      <w:r>
+        <w:rPr>
+          <w:b/>
+          <w:bCs/>
+          <w:sz w:val="28"/>
+          <w:szCs w:val="28"/>
+        </w:rPr>
+        <w:t xml:space="preserve">3. round(number, </w:t>
+      </w:r>
+      <w:proofErr w:type="spellStart"/>
+      <w:r>
+        <w:rPr>
+          <w:b/>
+          <w:bCs/>
+          <w:sz w:val="28"/>
+          <w:szCs w:val="28"/>
+        </w:rPr>
+        <w:t>ndigits</w:t>
+      </w:r>
+      <w:proofErr w:type="spellEnd"/>
+      <w:r>
+        <w:rPr>
+          <w:b/>
+          <w:bCs/>
+          <w:sz w:val="28"/>
+          <w:szCs w:val="28"/>
+        </w:rPr>
+        <w:t>)</w:t>
+      </w:r>
+    </w:p>
+    <w:p>
+      <w:pPr>
+        <w:numPr>
+          <w:ilvl w:val="0"/>
+          <w:numId w:val="88"/>
+        </w:numPr>
+        <w:rPr>
+          <w:sz w:val="28"/>
+          <w:szCs w:val="28"/>
+        </w:rPr>
+      </w:pPr>
+      <w:r>
+        <w:rPr>
+          <w:sz w:val="28"/>
+          <w:szCs w:val="28"/>
+        </w:rPr>
+        <w:t xml:space="preserve">Floating-point number ko specified decimal places </w:t>
+      </w:r>
+      <w:proofErr w:type="spellStart"/>
+      <w:r>
+        <w:rPr>
+          <w:sz w:val="28"/>
+          <w:szCs w:val="28"/>
+        </w:rPr>
+        <w:t>tak</w:t>
+      </w:r>
+      <w:proofErr w:type="spellEnd"/>
+      <w:r>
+        <w:rPr>
+          <w:sz w:val="28"/>
+          <w:szCs w:val="28"/>
+        </w:rPr>
+        <w:t xml:space="preserve"> round off </w:t>
+      </w:r>
+      <w:proofErr w:type="spellStart"/>
+      <w:r>
+        <w:rPr>
+          <w:sz w:val="28"/>
+          <w:szCs w:val="28"/>
+        </w:rPr>
+        <w:t>karta</w:t>
+      </w:r>
+      <w:proofErr w:type="spellEnd"/>
+      <w:r>
+        <w:rPr>
+          <w:sz w:val="28"/>
+          <w:szCs w:val="28"/>
+        </w:rPr>
+        <w:t xml:space="preserve"> </w:t>
+      </w:r>
+      <w:proofErr w:type="spellStart"/>
+      <w:r>
+        <w:rPr>
+          <w:sz w:val="28"/>
+          <w:szCs w:val="28"/>
+        </w:rPr>
+        <w:t>hai</w:t>
+      </w:r>
+      <w:proofErr w:type="spellEnd"/>
+      <w:r>
+        <w:rPr>
+          <w:sz w:val="28"/>
+          <w:szCs w:val="28"/>
+        </w:rPr>
+        <w:t>.</w:t>
+      </w:r>
+    </w:p>
+    <w:p>
+      <w:pPr>
+        <w:rPr>
+          <w:sz w:val="28"/>
+          <w:szCs w:val="28"/>
+        </w:rPr>
+      </w:pPr>
+      <w:r>
+        <w:rPr>
+          <w:sz w:val="28"/>
+          <w:szCs w:val="28"/>
+        </w:rPr>
+        <w:t>Python</w:t>
+      </w:r>
+    </w:p>
+    <w:p>
+      <w:pPr>
+        <w:rPr>
+          <w:sz w:val="28"/>
+          <w:szCs w:val="28"/>
+        </w:rPr>
+      </w:pPr>
+      <w:r>
+        <w:rPr>
+          <w:sz w:val="28"/>
+          <w:szCs w:val="28"/>
+        </w:rPr>
+        <w:t>print(round(22 / 7, 2))  # Output: 3.14</w:t>
+      </w:r>
+    </w:p>
+    <w:p>
+      <w:pPr>
+        <w:rPr>
+          <w:sz w:val="28"/>
+          <w:szCs w:val="28"/>
+        </w:rPr>
+      </w:pPr>
+      <w:r>
+        <w:rPr>
+          <w:sz w:val="28"/>
+          <w:szCs w:val="28"/>
+        </w:rPr>
+        <w:t>print(round(5.678))      # Output: 6 (Nearest integer)</w:t>
+      </w:r>
+    </w:p>
+    <w:p>
+      <w:pPr>
+        <w:rPr>
+          <w:b/>
+          <w:bCs/>
+          <w:sz w:val="28"/>
+          <w:szCs w:val="28"/>
+        </w:rPr>
+      </w:pPr>
+      <w:r>
+        <w:rPr>
+          <w:b/>
+          <w:bCs/>
+          <w:sz w:val="28"/>
+          <w:szCs w:val="28"/>
+        </w:rPr>
+        <w:t xml:space="preserve">4. </w:t>
+      </w:r>
+      <w:proofErr w:type="spellStart"/>
+      <w:r>
+        <w:rPr>
+          <w:b/>
+          <w:bCs/>
+          <w:sz w:val="28"/>
+          <w:szCs w:val="28"/>
+        </w:rPr>
+        <w:t>divmod</w:t>
+      </w:r>
+      <w:proofErr w:type="spellEnd"/>
+      <w:r>
+        <w:rPr>
+          <w:b/>
+          <w:bCs/>
+          <w:sz w:val="28"/>
+          <w:szCs w:val="28"/>
+        </w:rPr>
+        <w:t>(x, y)</w:t>
+      </w:r>
+    </w:p>
+    <w:p>
+      <w:pPr>
+        <w:numPr>
+          <w:ilvl w:val="0"/>
+          <w:numId w:val="89"/>
+        </w:numPr>
+        <w:rPr>
+          <w:sz w:val="28"/>
+          <w:szCs w:val="28"/>
+        </w:rPr>
+      </w:pPr>
+      <w:r>
+        <w:rPr>
+          <w:sz w:val="28"/>
+          <w:szCs w:val="28"/>
+        </w:rPr>
+        <w:t xml:space="preserve">Ek tuple return </w:t>
+      </w:r>
+      <w:proofErr w:type="spellStart"/>
+      <w:r>
+        <w:rPr>
+          <w:sz w:val="28"/>
+          <w:szCs w:val="28"/>
+        </w:rPr>
+        <w:t>karta</w:t>
+      </w:r>
+      <w:proofErr w:type="spellEnd"/>
+      <w:r>
+        <w:rPr>
+          <w:sz w:val="28"/>
+          <w:szCs w:val="28"/>
+        </w:rPr>
+        <w:t xml:space="preserve"> </w:t>
+      </w:r>
+      <w:proofErr w:type="spellStart"/>
+      <w:r>
+        <w:rPr>
+          <w:sz w:val="28"/>
+          <w:szCs w:val="28"/>
+        </w:rPr>
+        <w:t>hai</w:t>
+      </w:r>
+      <w:proofErr w:type="spellEnd"/>
+      <w:r>
+        <w:rPr>
+          <w:sz w:val="28"/>
+          <w:szCs w:val="28"/>
+        </w:rPr>
+        <w:t xml:space="preserve"> </w:t>
+      </w:r>
+      <w:proofErr w:type="spellStart"/>
+      <w:r>
+        <w:rPr>
+          <w:sz w:val="28"/>
+          <w:szCs w:val="28"/>
+        </w:rPr>
+        <w:t>jisme</w:t>
+      </w:r>
+      <w:proofErr w:type="spellEnd"/>
+      <w:r>
+        <w:rPr>
+          <w:sz w:val="28"/>
+          <w:szCs w:val="28"/>
+        </w:rPr>
+        <w:t xml:space="preserve"> </w:t>
+      </w:r>
+      <w:r>
+        <w:rPr>
+          <w:b/>
+          <w:bCs/>
+          <w:sz w:val="28"/>
+          <w:szCs w:val="28"/>
+        </w:rPr>
+        <w:t>(x // y, x % y)</w:t>
+      </w:r>
+      <w:r>
+        <w:rPr>
+          <w:sz w:val="28"/>
+          <w:szCs w:val="28"/>
+        </w:rPr>
+        <w:t xml:space="preserve"> (Quotient aur Remainder) </w:t>
+      </w:r>
+      <w:proofErr w:type="spellStart"/>
+      <w:r>
+        <w:rPr>
+          <w:sz w:val="28"/>
+          <w:szCs w:val="28"/>
+        </w:rPr>
+        <w:t>dono</w:t>
+      </w:r>
+      <w:proofErr w:type="spellEnd"/>
+      <w:r>
+        <w:rPr>
+          <w:sz w:val="28"/>
+          <w:szCs w:val="28"/>
+        </w:rPr>
+        <w:t xml:space="preserve"> </w:t>
+      </w:r>
+      <w:proofErr w:type="spellStart"/>
+      <w:r>
+        <w:rPr>
+          <w:sz w:val="28"/>
+          <w:szCs w:val="28"/>
+        </w:rPr>
+        <w:t>saath</w:t>
+      </w:r>
+      <w:proofErr w:type="spellEnd"/>
+      <w:r>
+        <w:rPr>
+          <w:sz w:val="28"/>
+          <w:szCs w:val="28"/>
+        </w:rPr>
+        <w:t xml:space="preserve"> </w:t>
+      </w:r>
+      <w:proofErr w:type="spellStart"/>
+      <w:r>
+        <w:rPr>
+          <w:sz w:val="28"/>
+          <w:szCs w:val="28"/>
+        </w:rPr>
+        <w:t>hote</w:t>
+      </w:r>
+      <w:proofErr w:type="spellEnd"/>
+      <w:r>
+        <w:rPr>
+          <w:sz w:val="28"/>
+          <w:szCs w:val="28"/>
+        </w:rPr>
+        <w:t xml:space="preserve"> hain.</w:t>
+      </w:r>
+    </w:p>
+    <w:p>
+      <w:pPr>
+        <w:rPr>
+          <w:sz w:val="28"/>
+          <w:szCs w:val="28"/>
+        </w:rPr>
+      </w:pPr>
+      <w:r>
+        <w:rPr>
+          <w:sz w:val="28"/>
+          <w:szCs w:val="28"/>
+        </w:rPr>
+        <w:t>Python</w:t>
+      </w:r>
+    </w:p>
+    <w:p>
+      <w:pPr>
+        <w:rPr>
+          <w:sz w:val="28"/>
+          <w:szCs w:val="28"/>
+        </w:rPr>
+      </w:pPr>
+      <w:r>
+        <w:rPr>
+          <w:sz w:val="28"/>
+          <w:szCs w:val="28"/>
+        </w:rPr>
+        <w:t xml:space="preserve">q, r = </w:t>
+      </w:r>
+      <w:proofErr w:type="spellStart"/>
+      <w:r>
+        <w:rPr>
+          <w:sz w:val="28"/>
+          <w:szCs w:val="28"/>
+        </w:rPr>
+        <w:t>divmod</w:t>
+      </w:r>
+      <w:proofErr w:type="spellEnd"/>
+      <w:r>
+        <w:rPr>
+          <w:sz w:val="28"/>
+          <w:szCs w:val="28"/>
+        </w:rPr>
+        <w:t>(10, 3)</w:t>
+      </w:r>
+    </w:p>
+    <w:p>
+      <w:pPr>
+        <w:rPr>
+          <w:sz w:val="28"/>
+          <w:szCs w:val="28"/>
+        </w:rPr>
+      </w:pPr>
+      <w:r>
+        <w:rPr>
+          <w:sz w:val="28"/>
+          <w:szCs w:val="28"/>
+        </w:rPr>
+        <w:t>print(q, r)  # Output: 3 1</w:t>
+      </w:r>
+    </w:p>
+    <w:p>
+      <w:pPr>
+        <w:rPr>
+          <w:b/>
+          <w:bCs/>
+          <w:sz w:val="28"/>
+          <w:szCs w:val="28"/>
+        </w:rPr>
+      </w:pPr>
+      <w:r>
+        <w:rPr>
+          <w:b/>
+          <w:bCs/>
+          <w:sz w:val="28"/>
+          <w:szCs w:val="28"/>
+        </w:rPr>
+        <w:t>D. Number System Conversion Functions</w:t>
+      </w:r>
+    </w:p>
+    <w:p>
+      <w:pPr>
+        <w:numPr>
+          <w:ilvl w:val="0"/>
+          <w:numId w:val="90"/>
+        </w:numPr>
+        <w:rPr>
+          <w:sz w:val="28"/>
+          <w:szCs w:val="28"/>
+        </w:rPr>
+      </w:pPr>
+      <w:r>
+        <w:rPr>
+          <w:b/>
+          <w:bCs/>
+          <w:sz w:val="28"/>
+          <w:szCs w:val="28"/>
+        </w:rPr>
+        <w:t>bin(x)</w:t>
+      </w:r>
+      <w:r>
+        <w:rPr>
+          <w:sz w:val="28"/>
+          <w:szCs w:val="28"/>
+        </w:rPr>
+        <w:t xml:space="preserve">: Integer ko Binary string (0b...) </w:t>
+      </w:r>
+      <w:proofErr w:type="spellStart"/>
+      <w:r>
+        <w:rPr>
+          <w:sz w:val="28"/>
+          <w:szCs w:val="28"/>
+        </w:rPr>
+        <w:t>mein</w:t>
+      </w:r>
+      <w:proofErr w:type="spellEnd"/>
+      <w:r>
+        <w:rPr>
+          <w:sz w:val="28"/>
+          <w:szCs w:val="28"/>
+        </w:rPr>
+        <w:t xml:space="preserve"> convert </w:t>
+      </w:r>
+      <w:proofErr w:type="spellStart"/>
+      <w:r>
+        <w:rPr>
+          <w:sz w:val="28"/>
+          <w:szCs w:val="28"/>
+        </w:rPr>
+        <w:t>karta</w:t>
+      </w:r>
+      <w:proofErr w:type="spellEnd"/>
+      <w:r>
+        <w:rPr>
+          <w:sz w:val="28"/>
+          <w:szCs w:val="28"/>
+        </w:rPr>
+        <w:t xml:space="preserve"> </w:t>
+      </w:r>
+      <w:proofErr w:type="spellStart"/>
+      <w:r>
+        <w:rPr>
+          <w:sz w:val="28"/>
+          <w:szCs w:val="28"/>
+        </w:rPr>
+        <w:t>hai</w:t>
+      </w:r>
+      <w:proofErr w:type="spellEnd"/>
+      <w:r>
+        <w:rPr>
+          <w:sz w:val="28"/>
+          <w:szCs w:val="28"/>
+        </w:rPr>
+        <w:t xml:space="preserve">. bin(4) </w:t>
+      </w:r>
+      <m:oMath>
+        <m:r>
+          <w:rPr>
+            <w:rFonts w:ascii="Cambria Math" w:hAnsi="Cambria Math"/>
+            <w:sz w:val="28"/>
+            <w:szCs w:val="28"/>
+          </w:rPr>
+          <m:t>→</m:t>
+        </m:r>
+      </m:oMath>
+      <w:r>
+        <w:rPr>
+          <w:sz w:val="28"/>
+          <w:szCs w:val="28"/>
+        </w:rPr>
+        <w:t xml:space="preserve"> '0b100'</w:t>
+      </w:r>
+    </w:p>
+    <w:p>
+      <w:pPr>
+        <w:numPr>
+          <w:ilvl w:val="0"/>
+          <w:numId w:val="90"/>
+        </w:numPr>
+        <w:rPr>
+          <w:sz w:val="28"/>
+          <w:szCs w:val="28"/>
+        </w:rPr>
+      </w:pPr>
+      <w:r>
+        <w:rPr>
+          <w:b/>
+          <w:bCs/>
+          <w:sz w:val="28"/>
+          <w:szCs w:val="28"/>
+        </w:rPr>
+        <w:t>oct(x)</w:t>
+      </w:r>
+      <w:r>
+        <w:rPr>
+          <w:sz w:val="28"/>
+          <w:szCs w:val="28"/>
+        </w:rPr>
+        <w:t xml:space="preserve">: Integer ko Octal string (0o...) </w:t>
+      </w:r>
+      <w:proofErr w:type="spellStart"/>
+      <w:r>
+        <w:rPr>
+          <w:sz w:val="28"/>
+          <w:szCs w:val="28"/>
+        </w:rPr>
+        <w:t>mein</w:t>
+      </w:r>
+      <w:proofErr w:type="spellEnd"/>
+      <w:r>
+        <w:rPr>
+          <w:sz w:val="28"/>
+          <w:szCs w:val="28"/>
+        </w:rPr>
+        <w:t xml:space="preserve"> convert </w:t>
+      </w:r>
+      <w:proofErr w:type="spellStart"/>
+      <w:r>
+        <w:rPr>
+          <w:sz w:val="28"/>
+          <w:szCs w:val="28"/>
+        </w:rPr>
+        <w:t>karta</w:t>
+      </w:r>
+      <w:proofErr w:type="spellEnd"/>
+      <w:r>
+        <w:rPr>
+          <w:sz w:val="28"/>
+          <w:szCs w:val="28"/>
+        </w:rPr>
+        <w:t xml:space="preserve"> </w:t>
+      </w:r>
+      <w:proofErr w:type="spellStart"/>
+      <w:r>
+        <w:rPr>
+          <w:sz w:val="28"/>
+          <w:szCs w:val="28"/>
+        </w:rPr>
+        <w:t>hai</w:t>
+      </w:r>
+      <w:proofErr w:type="spellEnd"/>
+      <w:r>
+        <w:rPr>
+          <w:sz w:val="28"/>
+          <w:szCs w:val="28"/>
+        </w:rPr>
+        <w:t xml:space="preserve">. oct(8) </w:t>
+      </w:r>
+      <m:oMath>
+        <m:r>
+          <w:rPr>
+            <w:rFonts w:ascii="Cambria Math" w:hAnsi="Cambria Math"/>
+            <w:sz w:val="28"/>
+            <w:szCs w:val="28"/>
+          </w:rPr>
+          <m:t>→</m:t>
+        </m:r>
+      </m:oMath>
+      <w:r>
+        <w:rPr>
+          <w:sz w:val="28"/>
+          <w:szCs w:val="28"/>
+        </w:rPr>
+        <w:t xml:space="preserve"> '0o10'</w:t>
+      </w:r>
+    </w:p>
+    <w:p>
+      <w:pPr>
+        <w:numPr>
+          <w:ilvl w:val="0"/>
+          <w:numId w:val="90"/>
+        </w:numPr>
+        <w:rPr>
+          <w:sz w:val="28"/>
+          <w:szCs w:val="28"/>
+        </w:rPr>
+      </w:pPr>
+      <w:r>
+        <w:rPr>
+          <w:b/>
+          <w:bCs/>
+          <w:sz w:val="28"/>
+          <w:szCs w:val="28"/>
+        </w:rPr>
+        <w:t>hex(x)</w:t>
+      </w:r>
+      <w:r>
+        <w:rPr>
+          <w:sz w:val="28"/>
+          <w:szCs w:val="28"/>
+        </w:rPr>
+        <w:t xml:space="preserve">: Integer ko Hexadecimal string (0x...) </w:t>
+      </w:r>
+      <w:proofErr w:type="spellStart"/>
+      <w:r>
+        <w:rPr>
+          <w:sz w:val="28"/>
+          <w:szCs w:val="28"/>
+        </w:rPr>
+        <w:t>mein</w:t>
+      </w:r>
+      <w:proofErr w:type="spellEnd"/>
+      <w:r>
+        <w:rPr>
+          <w:sz w:val="28"/>
+          <w:szCs w:val="28"/>
+        </w:rPr>
+        <w:t xml:space="preserve"> convert </w:t>
+      </w:r>
+      <w:proofErr w:type="spellStart"/>
+      <w:r>
+        <w:rPr>
+          <w:sz w:val="28"/>
+          <w:szCs w:val="28"/>
+        </w:rPr>
+        <w:t>karta</w:t>
+      </w:r>
+      <w:proofErr w:type="spellEnd"/>
+      <w:r>
+        <w:rPr>
+          <w:sz w:val="28"/>
+          <w:szCs w:val="28"/>
+        </w:rPr>
+        <w:t xml:space="preserve"> </w:t>
+      </w:r>
+      <w:proofErr w:type="spellStart"/>
+      <w:r>
+        <w:rPr>
+          <w:sz w:val="28"/>
+          <w:szCs w:val="28"/>
+        </w:rPr>
+        <w:t>hai</w:t>
+      </w:r>
+      <w:proofErr w:type="spellEnd"/>
+      <w:r>
+        <w:rPr>
+          <w:sz w:val="28"/>
+          <w:szCs w:val="28"/>
+        </w:rPr>
+        <w:t xml:space="preserve">. hex(255) </w:t>
+      </w:r>
+      <m:oMath>
+        <m:r>
+          <w:rPr>
+            <w:rFonts w:ascii="Cambria Math" w:hAnsi="Cambria Math"/>
+            <w:sz w:val="28"/>
+            <w:szCs w:val="28"/>
+          </w:rPr>
+          <m:t>→</m:t>
+        </m:r>
+      </m:oMath>
+      <w:r>
+        <w:rPr>
+          <w:sz w:val="28"/>
+          <w:szCs w:val="28"/>
+        </w:rPr>
+        <w:t xml:space="preserve"> '0xff'</w:t>
+      </w:r>
+    </w:p>
+    <w:p>
+      <w:pPr>
+        <w:rPr>
+          <w:b/>
+          <w:bCs/>
+          <w:sz w:val="28"/>
+          <w:szCs w:val="28"/>
+        </w:rPr>
+      </w:pPr>
+      <w:r>
+        <w:rPr>
+          <w:b/>
+          <w:bCs/>
+          <w:sz w:val="28"/>
+          <w:szCs w:val="28"/>
+        </w:rPr>
+        <w:t xml:space="preserve">E. Sequence &amp; </w:t>
+      </w:r>
+      <w:proofErr w:type="spellStart"/>
+      <w:r>
+        <w:rPr>
+          <w:b/>
+          <w:bCs/>
+          <w:sz w:val="28"/>
+          <w:szCs w:val="28"/>
+        </w:rPr>
+        <w:t>Iterable</w:t>
+      </w:r>
+      <w:proofErr w:type="spellEnd"/>
+      <w:r>
+        <w:rPr>
+          <w:b/>
+          <w:bCs/>
+          <w:sz w:val="28"/>
+          <w:szCs w:val="28"/>
+        </w:rPr>
+        <w:t xml:space="preserve"> Utility Functions</w:t>
+      </w:r>
+    </w:p>
+    <w:p>
+      <w:pPr>
+        <w:rPr>
+          <w:b/>
+          <w:bCs/>
+          <w:sz w:val="28"/>
+          <w:szCs w:val="28"/>
+        </w:rPr>
+      </w:pPr>
+      <w:r>
+        <w:rPr>
+          <w:b/>
+          <w:bCs/>
+          <w:sz w:val="28"/>
+          <w:szCs w:val="28"/>
+        </w:rPr>
+        <w:t xml:space="preserve">1. </w:t>
+      </w:r>
+      <w:proofErr w:type="spellStart"/>
+      <w:r>
+        <w:rPr>
+          <w:b/>
+          <w:bCs/>
+          <w:sz w:val="28"/>
+          <w:szCs w:val="28"/>
+        </w:rPr>
+        <w:t>len</w:t>
+      </w:r>
+      <w:proofErr w:type="spellEnd"/>
+      <w:r>
+        <w:rPr>
+          <w:b/>
+          <w:bCs/>
+          <w:sz w:val="28"/>
+          <w:szCs w:val="28"/>
+        </w:rPr>
+        <w:t>(</w:t>
+      </w:r>
+      <w:proofErr w:type="spellStart"/>
+      <w:r>
+        <w:rPr>
+          <w:b/>
+          <w:bCs/>
+          <w:sz w:val="28"/>
+          <w:szCs w:val="28"/>
+        </w:rPr>
+        <w:t>iterable</w:t>
+      </w:r>
+      <w:proofErr w:type="spellEnd"/>
+      <w:r>
+        <w:rPr>
+          <w:b/>
+          <w:bCs/>
+          <w:sz w:val="28"/>
+          <w:szCs w:val="28"/>
+        </w:rPr>
+        <w:t>)</w:t>
+      </w:r>
+    </w:p>
+    <w:p>
+      <w:pPr>
+        <w:numPr>
+          <w:ilvl w:val="0"/>
+          <w:numId w:val="91"/>
+        </w:numPr>
+        <w:rPr>
+          <w:sz w:val="28"/>
+          <w:szCs w:val="28"/>
+        </w:rPr>
+      </w:pPr>
+      <w:r>
+        <w:rPr>
+          <w:sz w:val="28"/>
+          <w:szCs w:val="28"/>
+        </w:rPr>
+        <w:lastRenderedPageBreak/>
+        <w:t xml:space="preserve">Collection/Sequence </w:t>
+      </w:r>
+      <w:proofErr w:type="spellStart"/>
+      <w:r>
+        <w:rPr>
+          <w:sz w:val="28"/>
+          <w:szCs w:val="28"/>
+        </w:rPr>
+        <w:t>mein</w:t>
+      </w:r>
+      <w:proofErr w:type="spellEnd"/>
+      <w:r>
+        <w:rPr>
+          <w:sz w:val="28"/>
+          <w:szCs w:val="28"/>
+        </w:rPr>
+        <w:t xml:space="preserve"> total number of elements </w:t>
+      </w:r>
+      <w:proofErr w:type="spellStart"/>
+      <w:r>
+        <w:rPr>
+          <w:sz w:val="28"/>
+          <w:szCs w:val="28"/>
+        </w:rPr>
+        <w:t>ya</w:t>
+      </w:r>
+      <w:proofErr w:type="spellEnd"/>
+      <w:r>
+        <w:rPr>
+          <w:sz w:val="28"/>
+          <w:szCs w:val="28"/>
+        </w:rPr>
+        <w:t xml:space="preserve"> characters count </w:t>
+      </w:r>
+      <w:proofErr w:type="spellStart"/>
+      <w:r>
+        <w:rPr>
+          <w:sz w:val="28"/>
+          <w:szCs w:val="28"/>
+        </w:rPr>
+        <w:t>karke</w:t>
+      </w:r>
+      <w:proofErr w:type="spellEnd"/>
+      <w:r>
+        <w:rPr>
+          <w:sz w:val="28"/>
+          <w:szCs w:val="28"/>
+        </w:rPr>
+        <w:t xml:space="preserve"> </w:t>
+      </w:r>
+      <w:proofErr w:type="spellStart"/>
+      <w:r>
+        <w:rPr>
+          <w:sz w:val="28"/>
+          <w:szCs w:val="28"/>
+        </w:rPr>
+        <w:t>deta</w:t>
+      </w:r>
+      <w:proofErr w:type="spellEnd"/>
+      <w:r>
+        <w:rPr>
+          <w:sz w:val="28"/>
+          <w:szCs w:val="28"/>
+        </w:rPr>
+        <w:t xml:space="preserve"> </w:t>
+      </w:r>
+      <w:proofErr w:type="spellStart"/>
+      <w:r>
+        <w:rPr>
+          <w:sz w:val="28"/>
+          <w:szCs w:val="28"/>
+        </w:rPr>
+        <w:t>hai</w:t>
+      </w:r>
+      <w:proofErr w:type="spellEnd"/>
+      <w:r>
+        <w:rPr>
+          <w:sz w:val="28"/>
+          <w:szCs w:val="28"/>
+        </w:rPr>
+        <w:t>.</w:t>
+      </w:r>
+    </w:p>
+    <w:p>
+      <w:pPr>
+        <w:rPr>
+          <w:sz w:val="28"/>
+          <w:szCs w:val="28"/>
+        </w:rPr>
+      </w:pPr>
+      <w:r>
+        <w:rPr>
+          <w:sz w:val="28"/>
+          <w:szCs w:val="28"/>
+        </w:rPr>
+        <w:t>Python</w:t>
+      </w:r>
+    </w:p>
+    <w:p>
+      <w:pPr>
+        <w:rPr>
+          <w:sz w:val="28"/>
+          <w:szCs w:val="28"/>
+        </w:rPr>
+      </w:pPr>
+      <w:r>
+        <w:rPr>
+          <w:sz w:val="28"/>
+          <w:szCs w:val="28"/>
+        </w:rPr>
+        <w:t>print(</w:t>
+      </w:r>
+      <w:proofErr w:type="spellStart"/>
+      <w:r>
+        <w:rPr>
+          <w:sz w:val="28"/>
+          <w:szCs w:val="28"/>
+        </w:rPr>
+        <w:t>len</w:t>
+      </w:r>
+      <w:proofErr w:type="spellEnd"/>
+      <w:r>
+        <w:rPr>
+          <w:sz w:val="28"/>
+          <w:szCs w:val="28"/>
+        </w:rPr>
+        <w:t>("</w:t>
+      </w:r>
+      <w:proofErr w:type="spellStart"/>
+      <w:r>
+        <w:rPr>
+          <w:sz w:val="28"/>
+          <w:szCs w:val="28"/>
+        </w:rPr>
+        <w:t>CampusX</w:t>
+      </w:r>
+      <w:proofErr w:type="spellEnd"/>
+      <w:r>
+        <w:rPr>
+          <w:sz w:val="28"/>
+          <w:szCs w:val="28"/>
+        </w:rPr>
+        <w:t>"))  # Output: 7</w:t>
+      </w:r>
+    </w:p>
+    <w:p>
+      <w:pPr>
+        <w:rPr>
+          <w:b/>
+          <w:bCs/>
+          <w:sz w:val="28"/>
+          <w:szCs w:val="28"/>
+        </w:rPr>
+      </w:pPr>
+      <w:r>
+        <w:rPr>
+          <w:b/>
+          <w:bCs/>
+          <w:sz w:val="28"/>
+          <w:szCs w:val="28"/>
+        </w:rPr>
+        <w:t>2. min(</w:t>
+      </w:r>
+      <w:proofErr w:type="spellStart"/>
+      <w:r>
+        <w:rPr>
+          <w:b/>
+          <w:bCs/>
+          <w:sz w:val="28"/>
+          <w:szCs w:val="28"/>
+        </w:rPr>
+        <w:t>iterable</w:t>
+      </w:r>
+      <w:proofErr w:type="spellEnd"/>
+      <w:r>
+        <w:rPr>
+          <w:b/>
+          <w:bCs/>
+          <w:sz w:val="28"/>
+          <w:szCs w:val="28"/>
+        </w:rPr>
+        <w:t>) &amp; max(</w:t>
+      </w:r>
+      <w:proofErr w:type="spellStart"/>
+      <w:r>
+        <w:rPr>
+          <w:b/>
+          <w:bCs/>
+          <w:sz w:val="28"/>
+          <w:szCs w:val="28"/>
+        </w:rPr>
+        <w:t>iterable</w:t>
+      </w:r>
+      <w:proofErr w:type="spellEnd"/>
+      <w:r>
+        <w:rPr>
+          <w:b/>
+          <w:bCs/>
+          <w:sz w:val="28"/>
+          <w:szCs w:val="28"/>
+        </w:rPr>
+        <w:t>)</w:t>
+      </w:r>
+    </w:p>
+    <w:p>
+      <w:pPr>
+        <w:numPr>
+          <w:ilvl w:val="0"/>
+          <w:numId w:val="92"/>
+        </w:numPr>
+        <w:rPr>
+          <w:sz w:val="28"/>
+          <w:szCs w:val="28"/>
+        </w:rPr>
+      </w:pPr>
+      <w:r>
+        <w:rPr>
+          <w:sz w:val="28"/>
+          <w:szCs w:val="28"/>
+        </w:rPr>
+        <w:t xml:space="preserve">Smallest aur Largest element return </w:t>
+      </w:r>
+      <w:proofErr w:type="spellStart"/>
+      <w:r>
+        <w:rPr>
+          <w:sz w:val="28"/>
+          <w:szCs w:val="28"/>
+        </w:rPr>
+        <w:t>karte</w:t>
+      </w:r>
+      <w:proofErr w:type="spellEnd"/>
+      <w:r>
+        <w:rPr>
+          <w:sz w:val="28"/>
+          <w:szCs w:val="28"/>
+        </w:rPr>
+        <w:t xml:space="preserve"> hain (Numbers par numeric value aur Strings par ASCII/Unicode values </w:t>
+      </w:r>
+      <w:proofErr w:type="spellStart"/>
+      <w:r>
+        <w:rPr>
+          <w:sz w:val="28"/>
+          <w:szCs w:val="28"/>
+        </w:rPr>
+        <w:t>ke</w:t>
+      </w:r>
+      <w:proofErr w:type="spellEnd"/>
+      <w:r>
+        <w:rPr>
+          <w:sz w:val="28"/>
+          <w:szCs w:val="28"/>
+        </w:rPr>
+        <w:t xml:space="preserve"> basis par).</w:t>
+      </w:r>
+    </w:p>
+    <w:p>
+      <w:pPr>
+        <w:rPr>
+          <w:sz w:val="28"/>
+          <w:szCs w:val="28"/>
+        </w:rPr>
+      </w:pPr>
+      <w:r>
+        <w:rPr>
+          <w:sz w:val="28"/>
+          <w:szCs w:val="28"/>
+        </w:rPr>
+        <w:t>Python</w:t>
+      </w:r>
+    </w:p>
+    <w:p>
+      <w:pPr>
+        <w:rPr>
+          <w:sz w:val="28"/>
+          <w:szCs w:val="28"/>
+        </w:rPr>
+      </w:pPr>
+      <w:r>
+        <w:rPr>
+          <w:sz w:val="28"/>
+          <w:szCs w:val="28"/>
+        </w:rPr>
+        <w:t>print(min([10, 20, 5]))      # Output: 5</w:t>
+      </w:r>
+    </w:p>
+    <w:p>
+      <w:pPr>
+        <w:rPr>
+          <w:sz w:val="28"/>
+          <w:szCs w:val="28"/>
+        </w:rPr>
+      </w:pPr>
+      <w:r>
+        <w:rPr>
+          <w:sz w:val="28"/>
+          <w:szCs w:val="28"/>
+        </w:rPr>
+        <w:t>print(max("Kolkata"))       # Output: 't' (Highest ASCII)</w:t>
+      </w:r>
+    </w:p>
+    <w:p>
+      <w:pPr>
+        <w:rPr>
+          <w:b/>
+          <w:bCs/>
+          <w:sz w:val="28"/>
+          <w:szCs w:val="28"/>
+        </w:rPr>
+      </w:pPr>
+      <w:r>
+        <w:rPr>
+          <w:b/>
+          <w:bCs/>
+          <w:sz w:val="28"/>
+          <w:szCs w:val="28"/>
+        </w:rPr>
+        <w:t>3. sum(</w:t>
+      </w:r>
+      <w:proofErr w:type="spellStart"/>
+      <w:r>
+        <w:rPr>
+          <w:b/>
+          <w:bCs/>
+          <w:sz w:val="28"/>
+          <w:szCs w:val="28"/>
+        </w:rPr>
+        <w:t>iterable</w:t>
+      </w:r>
+      <w:proofErr w:type="spellEnd"/>
+      <w:r>
+        <w:rPr>
+          <w:b/>
+          <w:bCs/>
+          <w:sz w:val="28"/>
+          <w:szCs w:val="28"/>
+        </w:rPr>
+        <w:t>, start=0)</w:t>
+      </w:r>
+    </w:p>
+    <w:p>
+      <w:pPr>
+        <w:numPr>
+          <w:ilvl w:val="0"/>
+          <w:numId w:val="93"/>
+        </w:numPr>
+        <w:rPr>
+          <w:sz w:val="28"/>
+          <w:szCs w:val="28"/>
+        </w:rPr>
+      </w:pPr>
+      <w:r>
+        <w:rPr>
+          <w:sz w:val="28"/>
+          <w:szCs w:val="28"/>
+        </w:rPr>
+        <w:t xml:space="preserve">Collection </w:t>
+      </w:r>
+      <w:proofErr w:type="spellStart"/>
+      <w:r>
+        <w:rPr>
+          <w:sz w:val="28"/>
+          <w:szCs w:val="28"/>
+        </w:rPr>
+        <w:t>ke</w:t>
+      </w:r>
+      <w:proofErr w:type="spellEnd"/>
+      <w:r>
+        <w:rPr>
+          <w:sz w:val="28"/>
+          <w:szCs w:val="28"/>
+        </w:rPr>
+        <w:t xml:space="preserve"> </w:t>
+      </w:r>
+      <w:proofErr w:type="spellStart"/>
+      <w:r>
+        <w:rPr>
+          <w:sz w:val="28"/>
+          <w:szCs w:val="28"/>
+        </w:rPr>
+        <w:t>saare</w:t>
+      </w:r>
+      <w:proofErr w:type="spellEnd"/>
+      <w:r>
+        <w:rPr>
+          <w:sz w:val="28"/>
+          <w:szCs w:val="28"/>
+        </w:rPr>
+        <w:t xml:space="preserve"> numbers ka addition </w:t>
+      </w:r>
+      <w:proofErr w:type="spellStart"/>
+      <w:r>
+        <w:rPr>
+          <w:sz w:val="28"/>
+          <w:szCs w:val="28"/>
+        </w:rPr>
+        <w:t>karta</w:t>
+      </w:r>
+      <w:proofErr w:type="spellEnd"/>
+      <w:r>
+        <w:rPr>
+          <w:sz w:val="28"/>
+          <w:szCs w:val="28"/>
+        </w:rPr>
+        <w:t xml:space="preserve"> </w:t>
+      </w:r>
+      <w:proofErr w:type="spellStart"/>
+      <w:r>
+        <w:rPr>
+          <w:sz w:val="28"/>
+          <w:szCs w:val="28"/>
+        </w:rPr>
+        <w:t>hai</w:t>
+      </w:r>
+      <w:proofErr w:type="spellEnd"/>
+      <w:r>
+        <w:rPr>
+          <w:sz w:val="28"/>
+          <w:szCs w:val="28"/>
+        </w:rPr>
+        <w:t>.</w:t>
+      </w:r>
+    </w:p>
+    <w:p>
+      <w:pPr>
+        <w:rPr>
+          <w:sz w:val="28"/>
+          <w:szCs w:val="28"/>
+        </w:rPr>
+      </w:pPr>
+      <w:r>
+        <w:rPr>
+          <w:sz w:val="28"/>
+          <w:szCs w:val="28"/>
+        </w:rPr>
+        <w:t>Python</w:t>
+      </w:r>
+    </w:p>
+    <w:p>
+      <w:pPr>
+        <w:rPr>
+          <w:sz w:val="28"/>
+          <w:szCs w:val="28"/>
+        </w:rPr>
+      </w:pPr>
+      <w:r>
+        <w:rPr>
+          <w:sz w:val="28"/>
+          <w:szCs w:val="28"/>
+        </w:rPr>
+        <w:t>print(sum([1, 2, 3, 4]))  # Output: 10</w:t>
+      </w:r>
+    </w:p>
+    <w:p>
+      <w:pPr>
+        <w:rPr>
+          <w:b/>
+          <w:bCs/>
+          <w:sz w:val="28"/>
+          <w:szCs w:val="28"/>
+        </w:rPr>
+      </w:pPr>
+      <w:r>
+        <w:rPr>
+          <w:b/>
+          <w:bCs/>
+          <w:sz w:val="28"/>
+          <w:szCs w:val="28"/>
+        </w:rPr>
+        <w:t xml:space="preserve">4. </w:t>
+      </w:r>
+      <w:proofErr w:type="spellStart"/>
+      <w:r>
+        <w:rPr>
+          <w:b/>
+          <w:bCs/>
+          <w:sz w:val="28"/>
+          <w:szCs w:val="28"/>
+        </w:rPr>
+        <w:t>ord</w:t>
+      </w:r>
+      <w:proofErr w:type="spellEnd"/>
+      <w:r>
+        <w:rPr>
+          <w:b/>
+          <w:bCs/>
+          <w:sz w:val="28"/>
+          <w:szCs w:val="28"/>
+        </w:rPr>
+        <w:t xml:space="preserve">(character) &amp; chr(integer) </w:t>
+      </w:r>
+      <w:r>
+        <w:rPr>
+          <w:rFonts w:ascii="Segoe UI Emoji" w:hAnsi="Segoe UI Emoji" w:cs="Segoe UI Emoji"/>
+          <w:b/>
+          <w:bCs/>
+          <w:sz w:val="28"/>
+          <w:szCs w:val="28"/>
+        </w:rPr>
+        <w:t>⭐</w:t>
+      </w:r>
+      <w:r>
+        <w:rPr>
+          <w:b/>
+          <w:bCs/>
+          <w:sz w:val="28"/>
+          <w:szCs w:val="28"/>
+        </w:rPr>
+        <w:t xml:space="preserve"> (ASCII / Unicode Conversion)</w:t>
+      </w:r>
+    </w:p>
+    <w:p>
+      <w:pPr>
+        <w:numPr>
+          <w:ilvl w:val="0"/>
+          <w:numId w:val="94"/>
+        </w:numPr>
+        <w:rPr>
+          <w:sz w:val="28"/>
+          <w:szCs w:val="28"/>
+        </w:rPr>
+      </w:pPr>
+      <w:proofErr w:type="spellStart"/>
+      <w:r>
+        <w:rPr>
+          <w:b/>
+          <w:bCs/>
+          <w:sz w:val="28"/>
+          <w:szCs w:val="28"/>
+        </w:rPr>
+        <w:t>ord</w:t>
+      </w:r>
+      <w:proofErr w:type="spellEnd"/>
+      <w:r>
+        <w:rPr>
+          <w:b/>
+          <w:bCs/>
+          <w:sz w:val="28"/>
+          <w:szCs w:val="28"/>
+        </w:rPr>
+        <w:t>(c)</w:t>
+      </w:r>
+      <w:r>
+        <w:rPr>
+          <w:sz w:val="28"/>
+          <w:szCs w:val="28"/>
+        </w:rPr>
+        <w:t xml:space="preserve">: Single character ka ASCII/Unicode integer code return </w:t>
+      </w:r>
+      <w:proofErr w:type="spellStart"/>
+      <w:r>
+        <w:rPr>
+          <w:sz w:val="28"/>
+          <w:szCs w:val="28"/>
+        </w:rPr>
+        <w:t>karta</w:t>
+      </w:r>
+      <w:proofErr w:type="spellEnd"/>
+      <w:r>
+        <w:rPr>
+          <w:sz w:val="28"/>
+          <w:szCs w:val="28"/>
+        </w:rPr>
+        <w:t xml:space="preserve"> </w:t>
+      </w:r>
+      <w:proofErr w:type="spellStart"/>
+      <w:r>
+        <w:rPr>
+          <w:sz w:val="28"/>
+          <w:szCs w:val="28"/>
+        </w:rPr>
+        <w:t>hai</w:t>
+      </w:r>
+      <w:proofErr w:type="spellEnd"/>
+      <w:r>
+        <w:rPr>
+          <w:sz w:val="28"/>
+          <w:szCs w:val="28"/>
+        </w:rPr>
+        <w:t>.</w:t>
+      </w:r>
+    </w:p>
+    <w:p>
+      <w:pPr>
+        <w:numPr>
+          <w:ilvl w:val="0"/>
+          <w:numId w:val="94"/>
+        </w:numPr>
+        <w:rPr>
+          <w:sz w:val="28"/>
+          <w:szCs w:val="28"/>
+        </w:rPr>
+      </w:pPr>
+      <w:r>
+        <w:rPr>
+          <w:b/>
+          <w:bCs/>
+          <w:sz w:val="28"/>
+          <w:szCs w:val="28"/>
+        </w:rPr>
+        <w:t>chr(</w:t>
+      </w:r>
+      <w:proofErr w:type="spellStart"/>
+      <w:r>
+        <w:rPr>
+          <w:b/>
+          <w:bCs/>
+          <w:sz w:val="28"/>
+          <w:szCs w:val="28"/>
+        </w:rPr>
+        <w:t>i</w:t>
+      </w:r>
+      <w:proofErr w:type="spellEnd"/>
+      <w:r>
+        <w:rPr>
+          <w:b/>
+          <w:bCs/>
+          <w:sz w:val="28"/>
+          <w:szCs w:val="28"/>
+        </w:rPr>
+        <w:t>)</w:t>
+      </w:r>
+      <w:r>
+        <w:rPr>
+          <w:sz w:val="28"/>
+          <w:szCs w:val="28"/>
+        </w:rPr>
+        <w:t xml:space="preserve">: ASCII/Unicode integer code ka corresponding character return </w:t>
+      </w:r>
+      <w:proofErr w:type="spellStart"/>
+      <w:r>
+        <w:rPr>
+          <w:sz w:val="28"/>
+          <w:szCs w:val="28"/>
+        </w:rPr>
+        <w:t>karta</w:t>
+      </w:r>
+      <w:proofErr w:type="spellEnd"/>
+      <w:r>
+        <w:rPr>
+          <w:sz w:val="28"/>
+          <w:szCs w:val="28"/>
+        </w:rPr>
+        <w:t xml:space="preserve"> </w:t>
+      </w:r>
+      <w:proofErr w:type="spellStart"/>
+      <w:r>
+        <w:rPr>
+          <w:sz w:val="28"/>
+          <w:szCs w:val="28"/>
+        </w:rPr>
+        <w:t>hai</w:t>
+      </w:r>
+      <w:proofErr w:type="spellEnd"/>
+      <w:r>
+        <w:rPr>
+          <w:sz w:val="28"/>
+          <w:szCs w:val="28"/>
+        </w:rPr>
+        <w:t>.</w:t>
+      </w:r>
+    </w:p>
+    <w:p>
+      <w:pPr>
+        <w:rPr>
+          <w:sz w:val="28"/>
+          <w:szCs w:val="28"/>
+        </w:rPr>
+      </w:pPr>
+      <w:r>
+        <w:rPr>
+          <w:sz w:val="28"/>
+          <w:szCs w:val="28"/>
+        </w:rPr>
+        <w:t>Python</w:t>
+      </w:r>
+    </w:p>
+    <w:p>
+      <w:pPr>
+        <w:rPr>
+          <w:sz w:val="28"/>
+          <w:szCs w:val="28"/>
+        </w:rPr>
+      </w:pPr>
+      <w:r>
+        <w:rPr>
+          <w:sz w:val="28"/>
+          <w:szCs w:val="28"/>
+        </w:rPr>
+        <w:t>print(</w:t>
+      </w:r>
+      <w:proofErr w:type="spellStart"/>
+      <w:r>
+        <w:rPr>
+          <w:sz w:val="28"/>
+          <w:szCs w:val="28"/>
+        </w:rPr>
+        <w:t>ord</w:t>
+      </w:r>
+      <w:proofErr w:type="spellEnd"/>
+      <w:r>
+        <w:rPr>
+          <w:sz w:val="28"/>
+          <w:szCs w:val="28"/>
+        </w:rPr>
+        <w:t>('A'))  # Output: 65</w:t>
+      </w:r>
+    </w:p>
+    <w:p>
+      <w:pPr>
+        <w:rPr>
+          <w:sz w:val="28"/>
+          <w:szCs w:val="28"/>
+        </w:rPr>
+      </w:pPr>
+      <w:r>
+        <w:rPr>
+          <w:sz w:val="28"/>
+          <w:szCs w:val="28"/>
+        </w:rPr>
+        <w:t>print(chr(97))   # Output: 'a'</w:t>
+      </w:r>
+    </w:p>
+    <w:p>
+      <w:pPr>
+        <w:rPr>
+          <w:b/>
+          <w:bCs/>
+          <w:sz w:val="28"/>
+          <w:szCs w:val="28"/>
+        </w:rPr>
+      </w:pPr>
+      <w:r>
+        <w:rPr>
+          <w:b/>
+          <w:bCs/>
+          <w:sz w:val="28"/>
+          <w:szCs w:val="28"/>
+        </w:rPr>
+        <w:t>F. Documentation &amp; Help Function</w:t>
+      </w:r>
+    </w:p>
+    <w:p>
+      <w:pPr>
+        <w:numPr>
+          <w:ilvl w:val="0"/>
+          <w:numId w:val="95"/>
+        </w:numPr>
+        <w:rPr>
+          <w:sz w:val="28"/>
+          <w:szCs w:val="28"/>
+        </w:rPr>
+      </w:pPr>
+      <w:r>
+        <w:rPr>
+          <w:b/>
+          <w:bCs/>
+          <w:sz w:val="28"/>
+          <w:szCs w:val="28"/>
+        </w:rPr>
+        <w:t>help(object)</w:t>
+      </w:r>
+      <w:r>
+        <w:rPr>
+          <w:sz w:val="28"/>
+          <w:szCs w:val="28"/>
+        </w:rPr>
+        <w:t xml:space="preserve">: Kisi </w:t>
+      </w:r>
+      <w:proofErr w:type="spellStart"/>
+      <w:r>
+        <w:rPr>
+          <w:sz w:val="28"/>
+          <w:szCs w:val="28"/>
+        </w:rPr>
+        <w:t>bhi</w:t>
+      </w:r>
+      <w:proofErr w:type="spellEnd"/>
+      <w:r>
+        <w:rPr>
+          <w:sz w:val="28"/>
+          <w:szCs w:val="28"/>
+        </w:rPr>
+        <w:t xml:space="preserve"> function, class, </w:t>
+      </w:r>
+      <w:proofErr w:type="spellStart"/>
+      <w:r>
+        <w:rPr>
+          <w:sz w:val="28"/>
+          <w:szCs w:val="28"/>
+        </w:rPr>
+        <w:t>ya</w:t>
+      </w:r>
+      <w:proofErr w:type="spellEnd"/>
+      <w:r>
+        <w:rPr>
+          <w:sz w:val="28"/>
+          <w:szCs w:val="28"/>
+        </w:rPr>
+        <w:t xml:space="preserve"> module ki built-in documentation (usage manual) screen par print </w:t>
+      </w:r>
+      <w:proofErr w:type="spellStart"/>
+      <w:r>
+        <w:rPr>
+          <w:sz w:val="28"/>
+          <w:szCs w:val="28"/>
+        </w:rPr>
+        <w:t>karta</w:t>
+      </w:r>
+      <w:proofErr w:type="spellEnd"/>
+      <w:r>
+        <w:rPr>
+          <w:sz w:val="28"/>
+          <w:szCs w:val="28"/>
+        </w:rPr>
+        <w:t xml:space="preserve"> </w:t>
+      </w:r>
+      <w:proofErr w:type="spellStart"/>
+      <w:r>
+        <w:rPr>
+          <w:sz w:val="28"/>
+          <w:szCs w:val="28"/>
+        </w:rPr>
+        <w:t>hai</w:t>
+      </w:r>
+      <w:proofErr w:type="spellEnd"/>
+      <w:r>
+        <w:rPr>
+          <w:sz w:val="28"/>
+          <w:szCs w:val="28"/>
+        </w:rPr>
+        <w:t>.</w:t>
+      </w:r>
+    </w:p>
+    <w:p>
+      <w:pPr>
+        <w:rPr>
+          <w:sz w:val="28"/>
+          <w:szCs w:val="28"/>
+        </w:rPr>
+      </w:pPr>
+      <w:r>
+        <w:rPr>
+          <w:sz w:val="28"/>
+          <w:szCs w:val="28"/>
+        </w:rPr>
+        <w:t>Python</w:t>
+      </w:r>
+    </w:p>
+    <w:p>
+      <w:pPr>
+        <w:rPr>
+          <w:sz w:val="28"/>
+          <w:szCs w:val="28"/>
+        </w:rPr>
+      </w:pPr>
+      <w:r>
+        <w:rPr>
+          <w:sz w:val="28"/>
+          <w:szCs w:val="28"/>
+        </w:rPr>
+        <w:t>help(print)  # Displays full documentation of print()</w:t>
+      </w:r>
+    </w:p>
+    <w:p>
+      <w:pPr>
+        <w:rPr>
+          <w:b/>
+          <w:bCs/>
+          <w:sz w:val="28"/>
+          <w:szCs w:val="28"/>
+        </w:rPr>
+      </w:pPr>
+      <w:r>
+        <w:rPr>
+          <w:b/>
+          <w:bCs/>
+          <w:sz w:val="28"/>
+          <w:szCs w:val="28"/>
+        </w:rPr>
+        <w:t xml:space="preserve">3. Additional &amp; Self-Added Knowledge (Advanced Concepts </w:t>
+      </w:r>
+      <w:r>
+        <w:rPr>
+          <w:rFonts w:ascii="Segoe UI Emoji" w:hAnsi="Segoe UI Emoji" w:cs="Segoe UI Emoji"/>
+          <w:b/>
+          <w:bCs/>
+          <w:sz w:val="28"/>
+          <w:szCs w:val="28"/>
+        </w:rPr>
+        <w:t>⭐</w:t>
+      </w:r>
+      <w:r>
+        <w:rPr>
+          <w:b/>
+          <w:bCs/>
+          <w:sz w:val="28"/>
+          <w:szCs w:val="28"/>
+        </w:rPr>
+        <w:t>)</w:t>
+      </w:r>
+    </w:p>
+    <w:p>
+      <w:pPr>
+        <w:rPr>
+          <w:b/>
+          <w:bCs/>
+          <w:sz w:val="28"/>
+          <w:szCs w:val="28"/>
+        </w:rPr>
+      </w:pPr>
+      <w:r>
+        <w:rPr>
+          <w:b/>
+          <w:bCs/>
+          <w:sz w:val="28"/>
+          <w:szCs w:val="28"/>
+        </w:rPr>
+        <w:t>A. Built-in Functions vs Built-in Modules</w:t>
+      </w:r>
+    </w:p>
+    <w:p>
+      <w:pPr>
+        <w:numPr>
+          <w:ilvl w:val="0"/>
+          <w:numId w:val="96"/>
+        </w:numPr>
+        <w:rPr>
+          <w:sz w:val="28"/>
+          <w:szCs w:val="28"/>
+        </w:rPr>
+      </w:pPr>
+      <w:r>
+        <w:rPr>
+          <w:b/>
+          <w:bCs/>
+          <w:sz w:val="28"/>
+          <w:szCs w:val="28"/>
+        </w:rPr>
+        <w:t>Built-in Functions</w:t>
+      </w:r>
+      <w:r>
+        <w:rPr>
+          <w:sz w:val="28"/>
+          <w:szCs w:val="28"/>
+        </w:rPr>
+        <w:t xml:space="preserve"> (</w:t>
+      </w:r>
+      <w:proofErr w:type="spellStart"/>
+      <w:r>
+        <w:rPr>
+          <w:sz w:val="28"/>
+          <w:szCs w:val="28"/>
+        </w:rPr>
+        <w:t>len</w:t>
+      </w:r>
+      <w:proofErr w:type="spellEnd"/>
+      <w:r>
+        <w:rPr>
+          <w:sz w:val="28"/>
+          <w:szCs w:val="28"/>
+        </w:rPr>
+        <w:t xml:space="preserve">(), abs(), max()) </w:t>
+      </w:r>
+      <w:proofErr w:type="spellStart"/>
+      <w:r>
+        <w:rPr>
+          <w:sz w:val="28"/>
+          <w:szCs w:val="28"/>
+        </w:rPr>
+        <w:t>bina</w:t>
+      </w:r>
+      <w:proofErr w:type="spellEnd"/>
+      <w:r>
+        <w:rPr>
+          <w:sz w:val="28"/>
+          <w:szCs w:val="28"/>
+        </w:rPr>
+        <w:t xml:space="preserve"> </w:t>
+      </w:r>
+      <w:proofErr w:type="spellStart"/>
+      <w:r>
+        <w:rPr>
+          <w:sz w:val="28"/>
+          <w:szCs w:val="28"/>
+        </w:rPr>
+        <w:t>kisi</w:t>
+      </w:r>
+      <w:proofErr w:type="spellEnd"/>
+      <w:r>
+        <w:rPr>
+          <w:sz w:val="28"/>
+          <w:szCs w:val="28"/>
+        </w:rPr>
+        <w:t xml:space="preserve"> import </w:t>
+      </w:r>
+      <w:proofErr w:type="spellStart"/>
+      <w:r>
+        <w:rPr>
+          <w:sz w:val="28"/>
+          <w:szCs w:val="28"/>
+        </w:rPr>
+        <w:t>ke</w:t>
+      </w:r>
+      <w:proofErr w:type="spellEnd"/>
+      <w:r>
+        <w:rPr>
+          <w:sz w:val="28"/>
+          <w:szCs w:val="28"/>
+        </w:rPr>
+        <w:t xml:space="preserve"> directly run </w:t>
+      </w:r>
+      <w:proofErr w:type="spellStart"/>
+      <w:r>
+        <w:rPr>
+          <w:sz w:val="28"/>
+          <w:szCs w:val="28"/>
+        </w:rPr>
+        <w:t>hote</w:t>
+      </w:r>
+      <w:proofErr w:type="spellEnd"/>
+      <w:r>
+        <w:rPr>
+          <w:sz w:val="28"/>
+          <w:szCs w:val="28"/>
+        </w:rPr>
+        <w:t xml:space="preserve"> hain.</w:t>
+      </w:r>
+    </w:p>
+    <w:p>
+      <w:pPr>
+        <w:numPr>
+          <w:ilvl w:val="0"/>
+          <w:numId w:val="96"/>
+        </w:numPr>
+        <w:rPr>
+          <w:sz w:val="28"/>
+          <w:szCs w:val="28"/>
+        </w:rPr>
+      </w:pPr>
+      <w:r>
+        <w:rPr>
+          <w:b/>
+          <w:bCs/>
+          <w:sz w:val="28"/>
+          <w:szCs w:val="28"/>
+        </w:rPr>
+        <w:lastRenderedPageBreak/>
+        <w:t>Built-in Modules</w:t>
+      </w:r>
+      <w:r>
+        <w:rPr>
+          <w:sz w:val="28"/>
+          <w:szCs w:val="28"/>
+        </w:rPr>
+        <w:t xml:space="preserve"> (math, random, </w:t>
+      </w:r>
+      <w:proofErr w:type="spellStart"/>
+      <w:r>
+        <w:rPr>
+          <w:sz w:val="28"/>
+          <w:szCs w:val="28"/>
+        </w:rPr>
+        <w:t>os</w:t>
+      </w:r>
+      <w:proofErr w:type="spellEnd"/>
+      <w:r>
+        <w:rPr>
+          <w:sz w:val="28"/>
+          <w:szCs w:val="28"/>
+        </w:rPr>
+        <w:t xml:space="preserve">) ko use </w:t>
+      </w:r>
+      <w:proofErr w:type="spellStart"/>
+      <w:r>
+        <w:rPr>
+          <w:sz w:val="28"/>
+          <w:szCs w:val="28"/>
+        </w:rPr>
+        <w:t>karne</w:t>
+      </w:r>
+      <w:proofErr w:type="spellEnd"/>
+      <w:r>
+        <w:rPr>
+          <w:sz w:val="28"/>
+          <w:szCs w:val="28"/>
+        </w:rPr>
+        <w:t xml:space="preserve"> </w:t>
+      </w:r>
+      <w:proofErr w:type="spellStart"/>
+      <w:r>
+        <w:rPr>
+          <w:sz w:val="28"/>
+          <w:szCs w:val="28"/>
+        </w:rPr>
+        <w:t>ke</w:t>
+      </w:r>
+      <w:proofErr w:type="spellEnd"/>
+      <w:r>
+        <w:rPr>
+          <w:sz w:val="28"/>
+          <w:szCs w:val="28"/>
+        </w:rPr>
+        <w:t xml:space="preserve"> </w:t>
+      </w:r>
+      <w:proofErr w:type="spellStart"/>
+      <w:r>
+        <w:rPr>
+          <w:sz w:val="28"/>
+          <w:szCs w:val="28"/>
+        </w:rPr>
+        <w:t>liye</w:t>
+      </w:r>
+      <w:proofErr w:type="spellEnd"/>
+      <w:r>
+        <w:rPr>
+          <w:sz w:val="28"/>
+          <w:szCs w:val="28"/>
+        </w:rPr>
+        <w:t xml:space="preserve"> </w:t>
+      </w:r>
+      <w:proofErr w:type="spellStart"/>
+      <w:r>
+        <w:rPr>
+          <w:sz w:val="28"/>
+          <w:szCs w:val="28"/>
+        </w:rPr>
+        <w:t>pehle</w:t>
+      </w:r>
+      <w:proofErr w:type="spellEnd"/>
+      <w:r>
+        <w:rPr>
+          <w:sz w:val="28"/>
+          <w:szCs w:val="28"/>
+        </w:rPr>
+        <w:t xml:space="preserve"> import math </w:t>
+      </w:r>
+      <w:proofErr w:type="spellStart"/>
+      <w:r>
+        <w:rPr>
+          <w:sz w:val="28"/>
+          <w:szCs w:val="28"/>
+        </w:rPr>
+        <w:t>likhna</w:t>
+      </w:r>
+      <w:proofErr w:type="spellEnd"/>
+      <w:r>
+        <w:rPr>
+          <w:sz w:val="28"/>
+          <w:szCs w:val="28"/>
+        </w:rPr>
+        <w:t xml:space="preserve"> </w:t>
+      </w:r>
+      <w:proofErr w:type="spellStart"/>
+      <w:r>
+        <w:rPr>
+          <w:sz w:val="28"/>
+          <w:szCs w:val="28"/>
+        </w:rPr>
+        <w:t>padta</w:t>
+      </w:r>
+      <w:proofErr w:type="spellEnd"/>
+      <w:r>
+        <w:rPr>
+          <w:sz w:val="28"/>
+          <w:szCs w:val="28"/>
+        </w:rPr>
+        <w:t xml:space="preserve"> </w:t>
+      </w:r>
+      <w:proofErr w:type="spellStart"/>
+      <w:r>
+        <w:rPr>
+          <w:sz w:val="28"/>
+          <w:szCs w:val="28"/>
+        </w:rPr>
+        <w:t>hai</w:t>
+      </w:r>
+      <w:proofErr w:type="spellEnd"/>
+      <w:r>
+        <w:rPr>
+          <w:sz w:val="28"/>
+          <w:szCs w:val="28"/>
+        </w:rPr>
+        <w:t xml:space="preserve">. (Jaise </w:t>
+      </w:r>
+      <w:proofErr w:type="spellStart"/>
+      <w:r>
+        <w:rPr>
+          <w:sz w:val="28"/>
+          <w:szCs w:val="28"/>
+        </w:rPr>
+        <w:t>math.sqrt</w:t>
+      </w:r>
+      <w:proofErr w:type="spellEnd"/>
+      <w:r>
+        <w:rPr>
+          <w:sz w:val="28"/>
+          <w:szCs w:val="28"/>
+        </w:rPr>
+        <w:t xml:space="preserve">() </w:t>
+      </w:r>
+      <w:proofErr w:type="spellStart"/>
+      <w:r>
+        <w:rPr>
+          <w:sz w:val="28"/>
+          <w:szCs w:val="28"/>
+        </w:rPr>
+        <w:t>ya</w:t>
+      </w:r>
+      <w:proofErr w:type="spellEnd"/>
+      <w:r>
+        <w:rPr>
+          <w:sz w:val="28"/>
+          <w:szCs w:val="28"/>
+        </w:rPr>
+        <w:t xml:space="preserve"> </w:t>
+      </w:r>
+      <w:proofErr w:type="spellStart"/>
+      <w:r>
+        <w:rPr>
+          <w:sz w:val="28"/>
+          <w:szCs w:val="28"/>
+        </w:rPr>
+        <w:t>math.ceil</w:t>
+      </w:r>
+      <w:proofErr w:type="spellEnd"/>
+      <w:r>
+        <w:rPr>
+          <w:sz w:val="28"/>
+          <w:szCs w:val="28"/>
+        </w:rPr>
+        <w:t>()).</w:t>
+      </w:r>
+    </w:p>
+    <w:p>
+      <w:pPr>
+        <w:rPr>
+          <w:b/>
+          <w:bCs/>
+          <w:sz w:val="28"/>
+          <w:szCs w:val="28"/>
+        </w:rPr>
+      </w:pPr>
+      <w:r>
+        <w:rPr>
+          <w:b/>
+          <w:bCs/>
+          <w:sz w:val="28"/>
+          <w:szCs w:val="28"/>
+        </w:rPr>
+        <w:t>B. Useful Universal Built-ins for Logical Checks</w:t>
+      </w:r>
+    </w:p>
+    <w:p>
+      <w:pPr>
+        <w:numPr>
+          <w:ilvl w:val="0"/>
+          <w:numId w:val="97"/>
+        </w:numPr>
+        <w:rPr>
+          <w:sz w:val="28"/>
+          <w:szCs w:val="28"/>
+        </w:rPr>
+      </w:pPr>
+      <w:r>
+        <w:rPr>
+          <w:b/>
+          <w:bCs/>
+          <w:sz w:val="28"/>
+          <w:szCs w:val="28"/>
+        </w:rPr>
+        <w:t>all(</w:t>
+      </w:r>
+      <w:proofErr w:type="spellStart"/>
+      <w:r>
+        <w:rPr>
+          <w:b/>
+          <w:bCs/>
+          <w:sz w:val="28"/>
+          <w:szCs w:val="28"/>
+        </w:rPr>
+        <w:t>iterable</w:t>
+      </w:r>
+      <w:proofErr w:type="spellEnd"/>
+      <w:r>
+        <w:rPr>
+          <w:b/>
+          <w:bCs/>
+          <w:sz w:val="28"/>
+          <w:szCs w:val="28"/>
+        </w:rPr>
+        <w:t>)</w:t>
+      </w:r>
+      <w:r>
+        <w:rPr>
+          <w:sz w:val="28"/>
+          <w:szCs w:val="28"/>
+        </w:rPr>
+        <w:t xml:space="preserve">: Agur </w:t>
+      </w:r>
+      <w:proofErr w:type="spellStart"/>
+      <w:r>
+        <w:rPr>
+          <w:sz w:val="28"/>
+          <w:szCs w:val="28"/>
+        </w:rPr>
+        <w:t>iterable</w:t>
+      </w:r>
+      <w:proofErr w:type="spellEnd"/>
+      <w:r>
+        <w:rPr>
+          <w:sz w:val="28"/>
+          <w:szCs w:val="28"/>
+        </w:rPr>
+        <w:t xml:space="preserve"> </w:t>
+      </w:r>
+      <w:proofErr w:type="spellStart"/>
+      <w:r>
+        <w:rPr>
+          <w:sz w:val="28"/>
+          <w:szCs w:val="28"/>
+        </w:rPr>
+        <w:t>ke</w:t>
+      </w:r>
+      <w:proofErr w:type="spellEnd"/>
+      <w:r>
+        <w:rPr>
+          <w:sz w:val="28"/>
+          <w:szCs w:val="28"/>
+        </w:rPr>
+        <w:t xml:space="preserve"> </w:t>
+      </w:r>
+      <w:r>
+        <w:rPr>
+          <w:b/>
+          <w:bCs/>
+          <w:sz w:val="28"/>
+          <w:szCs w:val="28"/>
+        </w:rPr>
+        <w:t>SAARE</w:t>
+      </w:r>
+      <w:r>
+        <w:rPr>
+          <w:sz w:val="28"/>
+          <w:szCs w:val="28"/>
+        </w:rPr>
+        <w:t xml:space="preserve"> elements True (non-zero/non-empty) hain, </w:t>
+      </w:r>
+      <w:proofErr w:type="spellStart"/>
+      <w:r>
+        <w:rPr>
+          <w:sz w:val="28"/>
+          <w:szCs w:val="28"/>
+        </w:rPr>
+        <w:t>tabhi</w:t>
+      </w:r>
+      <w:proofErr w:type="spellEnd"/>
+      <w:r>
+        <w:rPr>
+          <w:sz w:val="28"/>
+          <w:szCs w:val="28"/>
+        </w:rPr>
+        <w:t xml:space="preserve"> True </w:t>
+      </w:r>
+      <w:proofErr w:type="spellStart"/>
+      <w:r>
+        <w:rPr>
+          <w:sz w:val="28"/>
+          <w:szCs w:val="28"/>
+        </w:rPr>
+        <w:t>dega</w:t>
+      </w:r>
+      <w:proofErr w:type="spellEnd"/>
+      <w:r>
+        <w:rPr>
+          <w:sz w:val="28"/>
+          <w:szCs w:val="28"/>
+        </w:rPr>
+        <w:t>.</w:t>
+      </w:r>
+    </w:p>
+    <w:p>
+      <w:pPr>
+        <w:numPr>
+          <w:ilvl w:val="0"/>
+          <w:numId w:val="97"/>
+        </w:numPr>
+        <w:rPr>
+          <w:sz w:val="28"/>
+          <w:szCs w:val="28"/>
+        </w:rPr>
+      </w:pPr>
+      <w:r>
+        <w:rPr>
+          <w:b/>
+          <w:bCs/>
+          <w:sz w:val="28"/>
+          <w:szCs w:val="28"/>
+        </w:rPr>
+        <w:t>any(</w:t>
+      </w:r>
+      <w:proofErr w:type="spellStart"/>
+      <w:r>
+        <w:rPr>
+          <w:b/>
+          <w:bCs/>
+          <w:sz w:val="28"/>
+          <w:szCs w:val="28"/>
+        </w:rPr>
+        <w:t>iterable</w:t>
+      </w:r>
+      <w:proofErr w:type="spellEnd"/>
+      <w:r>
+        <w:rPr>
+          <w:b/>
+          <w:bCs/>
+          <w:sz w:val="28"/>
+          <w:szCs w:val="28"/>
+        </w:rPr>
+        <w:t>)</w:t>
+      </w:r>
+      <w:r>
+        <w:rPr>
+          <w:sz w:val="28"/>
+          <w:szCs w:val="28"/>
+        </w:rPr>
+        <w:t xml:space="preserve">: Agar </w:t>
+      </w:r>
+      <w:r>
+        <w:rPr>
+          <w:b/>
+          <w:bCs/>
+          <w:sz w:val="28"/>
+          <w:szCs w:val="28"/>
+        </w:rPr>
+        <w:t>KOI EK</w:t>
+      </w:r>
+      <w:r>
+        <w:rPr>
+          <w:sz w:val="28"/>
+          <w:szCs w:val="28"/>
+        </w:rPr>
+        <w:t xml:space="preserve"> </w:t>
+      </w:r>
+      <w:proofErr w:type="spellStart"/>
+      <w:r>
+        <w:rPr>
+          <w:sz w:val="28"/>
+          <w:szCs w:val="28"/>
+        </w:rPr>
+        <w:t>bhi</w:t>
+      </w:r>
+      <w:proofErr w:type="spellEnd"/>
+      <w:r>
+        <w:rPr>
+          <w:sz w:val="28"/>
+          <w:szCs w:val="28"/>
+        </w:rPr>
+        <w:t xml:space="preserve"> element True </w:t>
+      </w:r>
+      <w:proofErr w:type="spellStart"/>
+      <w:r>
+        <w:rPr>
+          <w:sz w:val="28"/>
+          <w:szCs w:val="28"/>
+        </w:rPr>
+        <w:t>hai</w:t>
+      </w:r>
+      <w:proofErr w:type="spellEnd"/>
+      <w:r>
+        <w:rPr>
+          <w:sz w:val="28"/>
+          <w:szCs w:val="28"/>
+        </w:rPr>
+        <w:t xml:space="preserve">, </w:t>
+      </w:r>
+      <w:proofErr w:type="spellStart"/>
+      <w:r>
+        <w:rPr>
+          <w:sz w:val="28"/>
+          <w:szCs w:val="28"/>
+        </w:rPr>
+        <w:t>toh</w:t>
+      </w:r>
+      <w:proofErr w:type="spellEnd"/>
+      <w:r>
+        <w:rPr>
+          <w:sz w:val="28"/>
+          <w:szCs w:val="28"/>
+        </w:rPr>
+        <w:t xml:space="preserve"> True </w:t>
+      </w:r>
+      <w:proofErr w:type="spellStart"/>
+      <w:r>
+        <w:rPr>
+          <w:sz w:val="28"/>
+          <w:szCs w:val="28"/>
+        </w:rPr>
+        <w:t>dega</w:t>
+      </w:r>
+      <w:proofErr w:type="spellEnd"/>
+      <w:r>
+        <w:rPr>
+          <w:sz w:val="28"/>
+          <w:szCs w:val="28"/>
+        </w:rPr>
+        <w:t>.</w:t>
+      </w:r>
+    </w:p>
+    <w:p>
+      <w:pPr>
+        <w:rPr>
+          <w:sz w:val="28"/>
+          <w:szCs w:val="28"/>
+        </w:rPr>
+      </w:pPr>
+      <w:r>
+        <w:rPr>
+          <w:sz w:val="28"/>
+          <w:szCs w:val="28"/>
+        </w:rPr>
+        <w:t>Python</w:t>
+      </w:r>
+    </w:p>
+    <w:p>
+      <w:pPr>
+        <w:rPr>
+          <w:sz w:val="28"/>
+          <w:szCs w:val="28"/>
+        </w:rPr>
+      </w:pPr>
+      <w:r>
+        <w:rPr>
+          <w:sz w:val="28"/>
+          <w:szCs w:val="28"/>
+        </w:rPr>
+        <w:t>print(all([True, 1, "Hello"]))  # Output: True</w:t>
+      </w:r>
+    </w:p>
+    <w:p>
+      <w:pPr>
+        <w:rPr>
+          <w:sz w:val="28"/>
+          <w:szCs w:val="28"/>
+        </w:rPr>
+      </w:pPr>
+      <w:r>
+        <w:rPr>
+          <w:sz w:val="28"/>
+          <w:szCs w:val="28"/>
+        </w:rPr>
+        <w:t>print(any([0, False, "World"])) # Output: True (because "World" is Truthy)</w:t>
+      </w:r>
+    </w:p>
+    <w:p>
+      <w:pPr>
+        <w:rPr>
+          <w:b/>
+          <w:bCs/>
+          <w:sz w:val="28"/>
+          <w:szCs w:val="28"/>
+        </w:rPr>
+      </w:pPr>
+      <w:r>
+        <w:rPr>
+          <w:b/>
+          <w:bCs/>
+          <w:sz w:val="28"/>
+          <w:szCs w:val="28"/>
+        </w:rPr>
+        <w:t>C. Memory Address Inspection (id()) &amp; Immutability</w:t>
+      </w:r>
+    </w:p>
+    <w:p>
+      <w:pPr>
+        <w:rPr>
+          <w:sz w:val="28"/>
+          <w:szCs w:val="28"/>
+        </w:rPr>
+      </w:pPr>
+      <w:r>
+        <w:rPr>
+          <w:sz w:val="28"/>
+          <w:szCs w:val="28"/>
+        </w:rPr>
+        <w:t xml:space="preserve">id() function se hum Python </w:t>
+      </w:r>
+      <w:proofErr w:type="spellStart"/>
+      <w:r>
+        <w:rPr>
+          <w:sz w:val="28"/>
+          <w:szCs w:val="28"/>
+        </w:rPr>
+        <w:t>ke</w:t>
+      </w:r>
+      <w:proofErr w:type="spellEnd"/>
+      <w:r>
+        <w:rPr>
+          <w:sz w:val="28"/>
+          <w:szCs w:val="28"/>
+        </w:rPr>
+        <w:t xml:space="preserve"> internal memory optimization (</w:t>
+      </w:r>
+      <w:proofErr w:type="spellStart"/>
+      <w:r>
+        <w:rPr>
+          <w:sz w:val="28"/>
+          <w:szCs w:val="28"/>
+        </w:rPr>
+        <w:t>jaise</w:t>
+      </w:r>
+      <w:proofErr w:type="spellEnd"/>
+      <w:r>
+        <w:rPr>
+          <w:sz w:val="28"/>
+          <w:szCs w:val="28"/>
+        </w:rPr>
+        <w:t xml:space="preserve"> small integer caching aur string interning) ko verify </w:t>
+      </w:r>
+      <w:proofErr w:type="spellStart"/>
+      <w:r>
+        <w:rPr>
+          <w:sz w:val="28"/>
+          <w:szCs w:val="28"/>
+        </w:rPr>
+        <w:t>kar</w:t>
+      </w:r>
+      <w:proofErr w:type="spellEnd"/>
+      <w:r>
+        <w:rPr>
+          <w:sz w:val="28"/>
+          <w:szCs w:val="28"/>
+        </w:rPr>
+        <w:t xml:space="preserve"> </w:t>
+      </w:r>
+      <w:proofErr w:type="spellStart"/>
+      <w:r>
+        <w:rPr>
+          <w:sz w:val="28"/>
+          <w:szCs w:val="28"/>
+        </w:rPr>
+        <w:t>sakte</w:t>
+      </w:r>
+      <w:proofErr w:type="spellEnd"/>
+      <w:r>
+        <w:rPr>
+          <w:sz w:val="28"/>
+          <w:szCs w:val="28"/>
+        </w:rPr>
+        <w:t xml:space="preserve"> hain:</w:t>
+      </w:r>
+    </w:p>
+    <w:p>
+      <w:pPr>
+        <w:rPr>
+          <w:sz w:val="28"/>
+          <w:szCs w:val="28"/>
+        </w:rPr>
+      </w:pPr>
+      <w:r>
+        <w:rPr>
+          <w:sz w:val="28"/>
+          <w:szCs w:val="28"/>
+        </w:rPr>
+        <w:t>Python</w:t>
+      </w:r>
+    </w:p>
+    <w:p>
+      <w:pPr>
+        <w:rPr>
+          <w:sz w:val="28"/>
+          <w:szCs w:val="28"/>
+        </w:rPr>
+      </w:pPr>
+      <w:r>
+        <w:rPr>
+          <w:sz w:val="28"/>
+          <w:szCs w:val="28"/>
+        </w:rPr>
+        <w:t>x = 100</w:t>
+      </w:r>
+    </w:p>
+    <w:p>
+      <w:pPr>
+        <w:rPr>
+          <w:sz w:val="28"/>
+          <w:szCs w:val="28"/>
+        </w:rPr>
+      </w:pPr>
+      <w:r>
+        <w:rPr>
+          <w:sz w:val="28"/>
+          <w:szCs w:val="28"/>
+        </w:rPr>
+        <w:t>y = 100</w:t>
+      </w:r>
+    </w:p>
+    <w:p>
+      <w:pPr>
+        <w:rPr>
+          <w:sz w:val="28"/>
+          <w:szCs w:val="28"/>
+        </w:rPr>
+      </w:pPr>
+      <w:r>
+        <w:rPr>
+          <w:sz w:val="28"/>
+          <w:szCs w:val="28"/>
+        </w:rPr>
+        <w:t>print(id(x) == id(y))  # Output: True (Pointing to same memory location)</w:t>
+      </w:r>
+    </w:p>
+    <w:p>
+      <w:pPr>
+        <w:rPr>
+          <w:b/>
+          <w:bCs/>
+          <w:sz w:val="28"/>
+          <w:szCs w:val="28"/>
+        </w:rPr>
+      </w:pPr>
+      <w:r>
+        <w:rPr>
+          <w:rFonts w:ascii="Segoe UI Emoji" w:hAnsi="Segoe UI Emoji" w:cs="Segoe UI Emoji"/>
+          <w:b/>
+          <w:bCs/>
+          <w:sz w:val="28"/>
+          <w:szCs w:val="28"/>
+        </w:rPr>
+        <w:t>💡</w:t>
+      </w:r>
+      <w:r>
+        <w:rPr>
+          <w:b/>
+          <w:bCs/>
+          <w:sz w:val="28"/>
+          <w:szCs w:val="28"/>
+        </w:rPr>
+        <w:t xml:space="preserve"> Quick Reference Summary Table</w:t>
+      </w:r>
+    </w:p>
+    <w:tbl>
+      <w:tblPr>
+        <w:tblW w:w="0" w:type="auto"/>
+        <w:tblCellSpacing w:w="15" w:type="dxa"/>
+        <w:tblCellMar>
+          <w:top w:w="15" w:type="dxa"/>
+          <w:left w:w="15" w:type="dxa"/>
+          <w:bottom w:w="15" w:type="dxa"/>
+          <w:right w:w="15" w:type="dxa"/>
+        </w:tblCellMar>
+        <w:tblLook w:val="04A0" w:firstRow="1" w:lastRow="0" w:firstColumn="1" w:lastColumn="0" w:noHBand="0" w:noVBand="1"/>
+      </w:tblPr>
+      <w:tblGrid>
+        <w:gridCol w:w="1850"/>
+        <w:gridCol w:w="4061"/>
+        <w:gridCol w:w="3099"/>
+      </w:tblGrid>
+      <w:tr>
+        <w:trPr>
+          <w:tblHeader/>
+          <w:tblCellSpacing w:w="15" w:type="dxa"/>
+        </w:trPr>
+        <w:tc>
+          <w:tcPr>
+            <w:tcW w:w="0" w:type="auto"/>
+            <w:tcBorders>
+              <w:top w:val="single" w:sz="6" w:space="0" w:color="C4C7C5"/>
+              <w:left w:val="single" w:sz="6" w:space="0" w:color="C4C7C5"/>
+              <w:bottom w:val="single" w:sz="6" w:space="0" w:color="C4C7C5"/>
+              <w:right w:val="single" w:sz="6" w:space="0" w:color="C4C7C5"/>
+            </w:tcBorders>
+            <w:tcMar>
+              <w:top w:w="120" w:type="dxa"/>
+              <w:left w:w="180" w:type="dxa"/>
+              <w:bottom w:w="120" w:type="dxa"/>
+              <w:right w:w="180" w:type="dxa"/>
+            </w:tcMar>
+            <w:vAlign w:val="center"/>
+            <w:hideMark/>
+          </w:tcPr>
+          <w:p>
+            <w:pPr>
+              <w:rPr>
+                <w:sz w:val="28"/>
+                <w:szCs w:val="28"/>
+              </w:rPr>
+            </w:pPr>
+            <w:r>
+              <w:rPr>
+                <w:b/>
+                <w:bCs/>
+                <w:sz w:val="28"/>
+                <w:szCs w:val="28"/>
+              </w:rPr>
+              <w:t>Function</w:t>
+            </w:r>
+          </w:p>
+        </w:tc>
+        <w:tc>
+          <w:tcPr>
+            <w:tcW w:w="0" w:type="auto"/>
+            <w:tcBorders>
+              <w:top w:val="single" w:sz="6" w:space="0" w:color="C4C7C5"/>
+              <w:left w:val="single" w:sz="6" w:space="0" w:color="C4C7C5"/>
+              <w:bottom w:val="single" w:sz="6" w:space="0" w:color="C4C7C5"/>
+              <w:right w:val="single" w:sz="6" w:space="0" w:color="C4C7C5"/>
+            </w:tcBorders>
+            <w:tcMar>
+              <w:top w:w="120" w:type="dxa"/>
+              <w:left w:w="180" w:type="dxa"/>
+              <w:bottom w:w="120" w:type="dxa"/>
+              <w:right w:w="180" w:type="dxa"/>
+            </w:tcMar>
+            <w:vAlign w:val="center"/>
+            <w:hideMark/>
+          </w:tcPr>
+          <w:p>
+            <w:pPr>
+              <w:rPr>
+                <w:sz w:val="28"/>
+                <w:szCs w:val="28"/>
+              </w:rPr>
+            </w:pPr>
+            <w:r>
+              <w:rPr>
+                <w:b/>
+                <w:bCs/>
+                <w:sz w:val="28"/>
+                <w:szCs w:val="28"/>
+              </w:rPr>
+              <w:t>What it Returns / Does</w:t>
+            </w:r>
+          </w:p>
+        </w:tc>
+        <w:tc>
+          <w:tcPr>
+            <w:tcW w:w="0" w:type="auto"/>
+            <w:tcBorders>
+              <w:top w:val="single" w:sz="6" w:space="0" w:color="C4C7C5"/>
+              <w:left w:val="single" w:sz="6" w:space="0" w:color="C4C7C5"/>
+              <w:bottom w:val="single" w:sz="6" w:space="0" w:color="C4C7C5"/>
+              <w:right w:val="single" w:sz="6" w:space="0" w:color="C4C7C5"/>
+            </w:tcBorders>
+            <w:tcMar>
+              <w:top w:w="120" w:type="dxa"/>
+              <w:left w:w="180" w:type="dxa"/>
+              <w:bottom w:w="120" w:type="dxa"/>
+              <w:right w:w="180" w:type="dxa"/>
+            </w:tcMar>
+            <w:vAlign w:val="center"/>
+            <w:hideMark/>
+          </w:tcPr>
+          <w:p>
+            <w:pPr>
+              <w:rPr>
+                <w:sz w:val="28"/>
+                <w:szCs w:val="28"/>
+              </w:rPr>
+            </w:pPr>
+            <w:r>
+              <w:rPr>
+                <w:b/>
+                <w:bCs/>
+                <w:sz w:val="28"/>
+                <w:szCs w:val="28"/>
+              </w:rPr>
+              <w:t>Example</w:t>
+            </w:r>
+          </w:p>
+        </w:tc>
+      </w:tr>
+      <w:tr>
+        <w:trPr>
+          <w:tblCellSpacing w:w="15" w:type="dxa"/>
+        </w:trPr>
+        <w:tc>
+          <w:tcPr>
+            <w:tcW w:w="0" w:type="auto"/>
+            <w:tcBorders>
+              <w:top w:val="single" w:sz="6" w:space="0" w:color="C4C7C5"/>
+              <w:left w:val="single" w:sz="6" w:space="0" w:color="C4C7C5"/>
+              <w:bottom w:val="single" w:sz="6" w:space="0" w:color="C4C7C5"/>
+              <w:right w:val="single" w:sz="6" w:space="0" w:color="C4C7C5"/>
+            </w:tcBorders>
+            <w:tcMar>
+              <w:top w:w="120" w:type="dxa"/>
+              <w:left w:w="180" w:type="dxa"/>
+              <w:bottom w:w="120" w:type="dxa"/>
+              <w:right w:w="180" w:type="dxa"/>
+            </w:tcMar>
+            <w:vAlign w:val="center"/>
+            <w:hideMark/>
+          </w:tcPr>
+          <w:p>
+            <w:pPr>
+              <w:rPr>
+                <w:sz w:val="28"/>
+                <w:szCs w:val="28"/>
+              </w:rPr>
+            </w:pPr>
+            <w:r>
+              <w:rPr>
+                <w:b/>
+                <w:bCs/>
+                <w:sz w:val="28"/>
+                <w:szCs w:val="28"/>
+              </w:rPr>
+              <w:t>abs(x)</w:t>
+            </w:r>
+          </w:p>
+        </w:tc>
+        <w:tc>
+          <w:tcPr>
+            <w:tcW w:w="0" w:type="auto"/>
+            <w:tcBorders>
+              <w:top w:val="single" w:sz="6" w:space="0" w:color="C4C7C5"/>
+              <w:left w:val="single" w:sz="6" w:space="0" w:color="C4C7C5"/>
+              <w:bottom w:val="single" w:sz="6" w:space="0" w:color="C4C7C5"/>
+              <w:right w:val="single" w:sz="6" w:space="0" w:color="C4C7C5"/>
+            </w:tcBorders>
+            <w:tcMar>
+              <w:top w:w="120" w:type="dxa"/>
+              <w:left w:w="180" w:type="dxa"/>
+              <w:bottom w:w="120" w:type="dxa"/>
+              <w:right w:w="180" w:type="dxa"/>
+            </w:tcMar>
+            <w:vAlign w:val="center"/>
+            <w:hideMark/>
+          </w:tcPr>
+          <w:p>
+            <w:pPr>
+              <w:rPr>
+                <w:sz w:val="28"/>
+                <w:szCs w:val="28"/>
+              </w:rPr>
+            </w:pPr>
+            <w:r>
+              <w:rPr>
+                <w:sz w:val="28"/>
+                <w:szCs w:val="28"/>
+              </w:rPr>
+              <w:t>Absolute magnitude (Positive value).</w:t>
+            </w:r>
+          </w:p>
+        </w:tc>
+        <w:tc>
+          <w:tcPr>
+            <w:tcW w:w="0" w:type="auto"/>
+            <w:tcBorders>
+              <w:top w:val="single" w:sz="6" w:space="0" w:color="C4C7C5"/>
+              <w:left w:val="single" w:sz="6" w:space="0" w:color="C4C7C5"/>
+              <w:bottom w:val="single" w:sz="6" w:space="0" w:color="C4C7C5"/>
+              <w:right w:val="single" w:sz="6" w:space="0" w:color="C4C7C5"/>
+            </w:tcBorders>
+            <w:tcMar>
+              <w:top w:w="120" w:type="dxa"/>
+              <w:left w:w="180" w:type="dxa"/>
+              <w:bottom w:w="120" w:type="dxa"/>
+              <w:right w:w="180" w:type="dxa"/>
+            </w:tcMar>
+            <w:vAlign w:val="center"/>
+            <w:hideMark/>
+          </w:tcPr>
+          <w:p>
+            <w:pPr>
+              <w:rPr>
+                <w:sz w:val="28"/>
+                <w:szCs w:val="28"/>
+              </w:rPr>
+            </w:pPr>
+            <w:r>
+              <w:rPr>
+                <w:sz w:val="28"/>
+                <w:szCs w:val="28"/>
+              </w:rPr>
+              <w:t xml:space="preserve">abs(-10) </w:t>
+            </w:r>
+            <m:oMath>
+              <m:r>
+                <w:rPr>
+                  <w:rFonts w:ascii="Cambria Math" w:hAnsi="Cambria Math"/>
+                  <w:sz w:val="28"/>
+                  <w:szCs w:val="28"/>
+                </w:rPr>
+                <m:t>→</m:t>
+              </m:r>
+            </m:oMath>
+            <w:r>
+              <w:rPr>
+                <w:sz w:val="28"/>
+                <w:szCs w:val="28"/>
+              </w:rPr>
+              <w:t xml:space="preserve"> 10</w:t>
+            </w:r>
+          </w:p>
+        </w:tc>
+      </w:tr>
+      <w:tr>
+        <w:trPr>
+          <w:tblCellSpacing w:w="15" w:type="dxa"/>
+        </w:trPr>
+        <w:tc>
+          <w:tcPr>
+            <w:tcW w:w="0" w:type="auto"/>
+            <w:tcBorders>
+              <w:top w:val="single" w:sz="6" w:space="0" w:color="C4C7C5"/>
+              <w:left w:val="single" w:sz="6" w:space="0" w:color="C4C7C5"/>
+              <w:bottom w:val="single" w:sz="6" w:space="0" w:color="C4C7C5"/>
+              <w:right w:val="single" w:sz="6" w:space="0" w:color="C4C7C5"/>
+            </w:tcBorders>
+            <w:tcMar>
+              <w:top w:w="120" w:type="dxa"/>
+              <w:left w:w="180" w:type="dxa"/>
+              <w:bottom w:w="120" w:type="dxa"/>
+              <w:right w:w="180" w:type="dxa"/>
+            </w:tcMar>
+            <w:vAlign w:val="center"/>
+            <w:hideMark/>
+          </w:tcPr>
+          <w:p>
+            <w:pPr>
+              <w:rPr>
+                <w:sz w:val="28"/>
+                <w:szCs w:val="28"/>
+              </w:rPr>
+            </w:pPr>
+            <w:proofErr w:type="spellStart"/>
+            <w:r>
+              <w:rPr>
+                <w:b/>
+                <w:bCs/>
+                <w:sz w:val="28"/>
+                <w:szCs w:val="28"/>
+              </w:rPr>
+              <w:t>divmod</w:t>
+            </w:r>
+            <w:proofErr w:type="spellEnd"/>
+            <w:r>
+              <w:rPr>
+                <w:b/>
+                <w:bCs/>
+                <w:sz w:val="28"/>
+                <w:szCs w:val="28"/>
+              </w:rPr>
+              <w:t>(a, b)</w:t>
+            </w:r>
+          </w:p>
+        </w:tc>
+        <w:tc>
+          <w:tcPr>
+            <w:tcW w:w="0" w:type="auto"/>
+            <w:tcBorders>
+              <w:top w:val="single" w:sz="6" w:space="0" w:color="C4C7C5"/>
+              <w:left w:val="single" w:sz="6" w:space="0" w:color="C4C7C5"/>
+              <w:bottom w:val="single" w:sz="6" w:space="0" w:color="C4C7C5"/>
+              <w:right w:val="single" w:sz="6" w:space="0" w:color="C4C7C5"/>
+            </w:tcBorders>
+            <w:tcMar>
+              <w:top w:w="120" w:type="dxa"/>
+              <w:left w:w="180" w:type="dxa"/>
+              <w:bottom w:w="120" w:type="dxa"/>
+              <w:right w:w="180" w:type="dxa"/>
+            </w:tcMar>
+            <w:vAlign w:val="center"/>
+            <w:hideMark/>
+          </w:tcPr>
+          <w:p>
+            <w:pPr>
+              <w:rPr>
+                <w:sz w:val="28"/>
+                <w:szCs w:val="28"/>
+              </w:rPr>
+            </w:pPr>
+            <w:r>
+              <w:rPr>
+                <w:sz w:val="28"/>
+                <w:szCs w:val="28"/>
+              </w:rPr>
+              <w:t>Tuple (Quotient, Remainder).</w:t>
+            </w:r>
+          </w:p>
+        </w:tc>
+        <w:tc>
+          <w:tcPr>
+            <w:tcW w:w="0" w:type="auto"/>
+            <w:tcBorders>
+              <w:top w:val="single" w:sz="6" w:space="0" w:color="C4C7C5"/>
+              <w:left w:val="single" w:sz="6" w:space="0" w:color="C4C7C5"/>
+              <w:bottom w:val="single" w:sz="6" w:space="0" w:color="C4C7C5"/>
+              <w:right w:val="single" w:sz="6" w:space="0" w:color="C4C7C5"/>
+            </w:tcBorders>
+            <w:tcMar>
+              <w:top w:w="120" w:type="dxa"/>
+              <w:left w:w="180" w:type="dxa"/>
+              <w:bottom w:w="120" w:type="dxa"/>
+              <w:right w:w="180" w:type="dxa"/>
+            </w:tcMar>
+            <w:vAlign w:val="center"/>
+            <w:hideMark/>
+          </w:tcPr>
+          <w:p>
+            <w:pPr>
+              <w:rPr>
+                <w:sz w:val="28"/>
+                <w:szCs w:val="28"/>
+              </w:rPr>
+            </w:pPr>
+            <w:proofErr w:type="spellStart"/>
+            <w:r>
+              <w:rPr>
+                <w:sz w:val="28"/>
+                <w:szCs w:val="28"/>
+              </w:rPr>
+              <w:t>divmod</w:t>
+            </w:r>
+            <w:proofErr w:type="spellEnd"/>
+            <w:r>
+              <w:rPr>
+                <w:sz w:val="28"/>
+                <w:szCs w:val="28"/>
+              </w:rPr>
+              <w:t xml:space="preserve">(7, 2) </w:t>
+            </w:r>
+            <m:oMath>
+              <m:r>
+                <w:rPr>
+                  <w:rFonts w:ascii="Cambria Math" w:hAnsi="Cambria Math"/>
+                  <w:sz w:val="28"/>
+                  <w:szCs w:val="28"/>
+                </w:rPr>
+                <m:t>→</m:t>
+              </m:r>
+            </m:oMath>
+            <w:r>
+              <w:rPr>
+                <w:sz w:val="28"/>
+                <w:szCs w:val="28"/>
+              </w:rPr>
+              <w:t xml:space="preserve"> (3, 1)</w:t>
+            </w:r>
+          </w:p>
+        </w:tc>
+      </w:tr>
+      <w:tr>
+        <w:trPr>
+          <w:tblCellSpacing w:w="15" w:type="dxa"/>
+        </w:trPr>
+        <w:tc>
+          <w:tcPr>
+            <w:tcW w:w="0" w:type="auto"/>
+            <w:tcBorders>
+              <w:top w:val="single" w:sz="6" w:space="0" w:color="C4C7C5"/>
+              <w:left w:val="single" w:sz="6" w:space="0" w:color="C4C7C5"/>
+              <w:bottom w:val="single" w:sz="6" w:space="0" w:color="C4C7C5"/>
+              <w:right w:val="single" w:sz="6" w:space="0" w:color="C4C7C5"/>
+            </w:tcBorders>
+            <w:tcMar>
+              <w:top w:w="120" w:type="dxa"/>
+              <w:left w:w="180" w:type="dxa"/>
+              <w:bottom w:w="120" w:type="dxa"/>
+              <w:right w:w="180" w:type="dxa"/>
+            </w:tcMar>
+            <w:vAlign w:val="center"/>
+            <w:hideMark/>
+          </w:tcPr>
+          <w:p>
+            <w:pPr>
+              <w:rPr>
+                <w:sz w:val="28"/>
+                <w:szCs w:val="28"/>
+              </w:rPr>
+            </w:pPr>
+            <w:r>
+              <w:rPr>
+                <w:b/>
+                <w:bCs/>
+                <w:sz w:val="28"/>
+                <w:szCs w:val="28"/>
+              </w:rPr>
+              <w:t>round(x, n)</w:t>
+            </w:r>
+          </w:p>
+        </w:tc>
+        <w:tc>
+          <w:tcPr>
+            <w:tcW w:w="0" w:type="auto"/>
+            <w:tcBorders>
+              <w:top w:val="single" w:sz="6" w:space="0" w:color="C4C7C5"/>
+              <w:left w:val="single" w:sz="6" w:space="0" w:color="C4C7C5"/>
+              <w:bottom w:val="single" w:sz="6" w:space="0" w:color="C4C7C5"/>
+              <w:right w:val="single" w:sz="6" w:space="0" w:color="C4C7C5"/>
+            </w:tcBorders>
+            <w:tcMar>
+              <w:top w:w="120" w:type="dxa"/>
+              <w:left w:w="180" w:type="dxa"/>
+              <w:bottom w:w="120" w:type="dxa"/>
+              <w:right w:w="180" w:type="dxa"/>
+            </w:tcMar>
+            <w:vAlign w:val="center"/>
+            <w:hideMark/>
+          </w:tcPr>
+          <w:p>
+            <w:pPr>
+              <w:rPr>
+                <w:sz w:val="28"/>
+                <w:szCs w:val="28"/>
+              </w:rPr>
+            </w:pPr>
+            <w:r>
+              <w:rPr>
+                <w:sz w:val="28"/>
+                <w:szCs w:val="28"/>
+              </w:rPr>
+              <w:t>Rounded off to n decimal places.</w:t>
+            </w:r>
+          </w:p>
+        </w:tc>
+        <w:tc>
+          <w:tcPr>
+            <w:tcW w:w="0" w:type="auto"/>
+            <w:tcBorders>
+              <w:top w:val="single" w:sz="6" w:space="0" w:color="C4C7C5"/>
+              <w:left w:val="single" w:sz="6" w:space="0" w:color="C4C7C5"/>
+              <w:bottom w:val="single" w:sz="6" w:space="0" w:color="C4C7C5"/>
+              <w:right w:val="single" w:sz="6" w:space="0" w:color="C4C7C5"/>
+            </w:tcBorders>
+            <w:tcMar>
+              <w:top w:w="120" w:type="dxa"/>
+              <w:left w:w="180" w:type="dxa"/>
+              <w:bottom w:w="120" w:type="dxa"/>
+              <w:right w:w="180" w:type="dxa"/>
+            </w:tcMar>
+            <w:vAlign w:val="center"/>
+            <w:hideMark/>
+          </w:tcPr>
+          <w:p>
+            <w:pPr>
+              <w:rPr>
+                <w:sz w:val="28"/>
+                <w:szCs w:val="28"/>
+              </w:rPr>
+            </w:pPr>
+            <w:r>
+              <w:rPr>
+                <w:sz w:val="28"/>
+                <w:szCs w:val="28"/>
+              </w:rPr>
+              <w:t xml:space="preserve">round(3.14159, 2) </w:t>
+            </w:r>
+            <m:oMath>
+              <m:r>
+                <w:rPr>
+                  <w:rFonts w:ascii="Cambria Math" w:hAnsi="Cambria Math"/>
+                  <w:sz w:val="28"/>
+                  <w:szCs w:val="28"/>
+                </w:rPr>
+                <m:t>→</m:t>
+              </m:r>
+            </m:oMath>
+            <w:r>
+              <w:rPr>
+                <w:sz w:val="28"/>
+                <w:szCs w:val="28"/>
+              </w:rPr>
+              <w:t xml:space="preserve"> 3.14</w:t>
+            </w:r>
+          </w:p>
+        </w:tc>
+      </w:tr>
+      <w:tr>
+        <w:trPr>
+          <w:tblCellSpacing w:w="15" w:type="dxa"/>
+        </w:trPr>
+        <w:tc>
+          <w:tcPr>
+            <w:tcW w:w="0" w:type="auto"/>
+            <w:tcBorders>
+              <w:top w:val="single" w:sz="6" w:space="0" w:color="C4C7C5"/>
+              <w:left w:val="single" w:sz="6" w:space="0" w:color="C4C7C5"/>
+              <w:bottom w:val="single" w:sz="6" w:space="0" w:color="C4C7C5"/>
+              <w:right w:val="single" w:sz="6" w:space="0" w:color="C4C7C5"/>
+            </w:tcBorders>
+            <w:tcMar>
+              <w:top w:w="120" w:type="dxa"/>
+              <w:left w:w="180" w:type="dxa"/>
+              <w:bottom w:w="120" w:type="dxa"/>
+              <w:right w:w="180" w:type="dxa"/>
+            </w:tcMar>
+            <w:vAlign w:val="center"/>
+            <w:hideMark/>
+          </w:tcPr>
+          <w:p>
+            <w:pPr>
+              <w:rPr>
+                <w:sz w:val="28"/>
+                <w:szCs w:val="28"/>
+              </w:rPr>
+            </w:pPr>
+            <w:proofErr w:type="spellStart"/>
+            <w:r>
+              <w:rPr>
+                <w:b/>
+                <w:bCs/>
+                <w:sz w:val="28"/>
+                <w:szCs w:val="28"/>
+              </w:rPr>
+              <w:t>ord</w:t>
+            </w:r>
+            <w:proofErr w:type="spellEnd"/>
+            <w:r>
+              <w:rPr>
+                <w:b/>
+                <w:bCs/>
+                <w:sz w:val="28"/>
+                <w:szCs w:val="28"/>
+              </w:rPr>
+              <w:t>(ch)</w:t>
+            </w:r>
+          </w:p>
+        </w:tc>
+        <w:tc>
+          <w:tcPr>
+            <w:tcW w:w="0" w:type="auto"/>
+            <w:tcBorders>
+              <w:top w:val="single" w:sz="6" w:space="0" w:color="C4C7C5"/>
+              <w:left w:val="single" w:sz="6" w:space="0" w:color="C4C7C5"/>
+              <w:bottom w:val="single" w:sz="6" w:space="0" w:color="C4C7C5"/>
+              <w:right w:val="single" w:sz="6" w:space="0" w:color="C4C7C5"/>
+            </w:tcBorders>
+            <w:tcMar>
+              <w:top w:w="120" w:type="dxa"/>
+              <w:left w:w="180" w:type="dxa"/>
+              <w:bottom w:w="120" w:type="dxa"/>
+              <w:right w:w="180" w:type="dxa"/>
+            </w:tcMar>
+            <w:vAlign w:val="center"/>
+            <w:hideMark/>
+          </w:tcPr>
+          <w:p>
+            <w:pPr>
+              <w:rPr>
+                <w:sz w:val="28"/>
+                <w:szCs w:val="28"/>
+              </w:rPr>
+            </w:pPr>
+            <w:r>
+              <w:rPr>
+                <w:sz w:val="28"/>
+                <w:szCs w:val="28"/>
+              </w:rPr>
+              <w:t>ASCII/Unicode code of character.</w:t>
+            </w:r>
+          </w:p>
+        </w:tc>
+        <w:tc>
+          <w:tcPr>
+            <w:tcW w:w="0" w:type="auto"/>
+            <w:tcBorders>
+              <w:top w:val="single" w:sz="6" w:space="0" w:color="C4C7C5"/>
+              <w:left w:val="single" w:sz="6" w:space="0" w:color="C4C7C5"/>
+              <w:bottom w:val="single" w:sz="6" w:space="0" w:color="C4C7C5"/>
+              <w:right w:val="single" w:sz="6" w:space="0" w:color="C4C7C5"/>
+            </w:tcBorders>
+            <w:tcMar>
+              <w:top w:w="120" w:type="dxa"/>
+              <w:left w:w="180" w:type="dxa"/>
+              <w:bottom w:w="120" w:type="dxa"/>
+              <w:right w:w="180" w:type="dxa"/>
+            </w:tcMar>
+            <w:vAlign w:val="center"/>
+            <w:hideMark/>
+          </w:tcPr>
+          <w:p>
+            <w:pPr>
+              <w:rPr>
+                <w:sz w:val="28"/>
+                <w:szCs w:val="28"/>
+              </w:rPr>
+            </w:pPr>
+            <w:proofErr w:type="spellStart"/>
+            <w:r>
+              <w:rPr>
+                <w:sz w:val="28"/>
+                <w:szCs w:val="28"/>
+              </w:rPr>
+              <w:t>ord</w:t>
+            </w:r>
+            <w:proofErr w:type="spellEnd"/>
+            <w:r>
+              <w:rPr>
+                <w:sz w:val="28"/>
+                <w:szCs w:val="28"/>
+              </w:rPr>
+              <w:t xml:space="preserve">('a') </w:t>
+            </w:r>
+            <m:oMath>
+              <m:r>
+                <w:rPr>
+                  <w:rFonts w:ascii="Cambria Math" w:hAnsi="Cambria Math"/>
+                  <w:sz w:val="28"/>
+                  <w:szCs w:val="28"/>
+                </w:rPr>
+                <m:t>→</m:t>
+              </m:r>
+            </m:oMath>
+            <w:r>
+              <w:rPr>
+                <w:sz w:val="28"/>
+                <w:szCs w:val="28"/>
+              </w:rPr>
+              <w:t xml:space="preserve"> 97</w:t>
+            </w:r>
+          </w:p>
+        </w:tc>
+      </w:tr>
+      <w:tr>
+        <w:trPr>
+          <w:tblCellSpacing w:w="15" w:type="dxa"/>
+        </w:trPr>
+        <w:tc>
+          <w:tcPr>
+            <w:tcW w:w="0" w:type="auto"/>
+            <w:tcBorders>
+              <w:top w:val="single" w:sz="6" w:space="0" w:color="C4C7C5"/>
+              <w:left w:val="single" w:sz="6" w:space="0" w:color="C4C7C5"/>
+              <w:bottom w:val="single" w:sz="6" w:space="0" w:color="C4C7C5"/>
+              <w:right w:val="single" w:sz="6" w:space="0" w:color="C4C7C5"/>
+            </w:tcBorders>
+            <w:tcMar>
+              <w:top w:w="120" w:type="dxa"/>
+              <w:left w:w="180" w:type="dxa"/>
+              <w:bottom w:w="120" w:type="dxa"/>
+              <w:right w:w="180" w:type="dxa"/>
+            </w:tcMar>
+            <w:vAlign w:val="center"/>
+            <w:hideMark/>
+          </w:tcPr>
+          <w:p>
+            <w:pPr>
+              <w:rPr>
+                <w:sz w:val="28"/>
+                <w:szCs w:val="28"/>
+              </w:rPr>
+            </w:pPr>
+            <w:r>
+              <w:rPr>
+                <w:b/>
+                <w:bCs/>
+                <w:sz w:val="28"/>
+                <w:szCs w:val="28"/>
+              </w:rPr>
+              <w:lastRenderedPageBreak/>
+              <w:t>chr(code)</w:t>
+            </w:r>
+          </w:p>
+        </w:tc>
+        <w:tc>
+          <w:tcPr>
+            <w:tcW w:w="0" w:type="auto"/>
+            <w:tcBorders>
+              <w:top w:val="single" w:sz="6" w:space="0" w:color="C4C7C5"/>
+              <w:left w:val="single" w:sz="6" w:space="0" w:color="C4C7C5"/>
+              <w:bottom w:val="single" w:sz="6" w:space="0" w:color="C4C7C5"/>
+              <w:right w:val="single" w:sz="6" w:space="0" w:color="C4C7C5"/>
+            </w:tcBorders>
+            <w:tcMar>
+              <w:top w:w="120" w:type="dxa"/>
+              <w:left w:w="180" w:type="dxa"/>
+              <w:bottom w:w="120" w:type="dxa"/>
+              <w:right w:w="180" w:type="dxa"/>
+            </w:tcMar>
+            <w:vAlign w:val="center"/>
+            <w:hideMark/>
+          </w:tcPr>
+          <w:p>
+            <w:pPr>
+              <w:rPr>
+                <w:sz w:val="28"/>
+                <w:szCs w:val="28"/>
+              </w:rPr>
+            </w:pPr>
+            <w:r>
+              <w:rPr>
+                <w:sz w:val="28"/>
+                <w:szCs w:val="28"/>
+              </w:rPr>
+              <w:t>Character from ASCII/Unicode code.</w:t>
+            </w:r>
+          </w:p>
+        </w:tc>
+        <w:tc>
+          <w:tcPr>
+            <w:tcW w:w="0" w:type="auto"/>
+            <w:tcBorders>
+              <w:top w:val="single" w:sz="6" w:space="0" w:color="C4C7C5"/>
+              <w:left w:val="single" w:sz="6" w:space="0" w:color="C4C7C5"/>
+              <w:bottom w:val="single" w:sz="6" w:space="0" w:color="C4C7C5"/>
+              <w:right w:val="single" w:sz="6" w:space="0" w:color="C4C7C5"/>
+            </w:tcBorders>
+            <w:tcMar>
+              <w:top w:w="120" w:type="dxa"/>
+              <w:left w:w="180" w:type="dxa"/>
+              <w:bottom w:w="120" w:type="dxa"/>
+              <w:right w:w="180" w:type="dxa"/>
+            </w:tcMar>
+            <w:vAlign w:val="center"/>
+            <w:hideMark/>
+          </w:tcPr>
+          <w:p>
+            <w:pPr>
+              <w:rPr>
+                <w:sz w:val="28"/>
+                <w:szCs w:val="28"/>
+              </w:rPr>
+            </w:pPr>
+            <w:r>
+              <w:rPr>
+                <w:sz w:val="28"/>
+                <w:szCs w:val="28"/>
+              </w:rPr>
+              <w:t xml:space="preserve">chr(65) </w:t>
+            </w:r>
+            <m:oMath>
+              <m:r>
+                <w:rPr>
+                  <w:rFonts w:ascii="Cambria Math" w:hAnsi="Cambria Math"/>
+                  <w:sz w:val="28"/>
+                  <w:szCs w:val="28"/>
+                </w:rPr>
+                <m:t>→</m:t>
+              </m:r>
+            </m:oMath>
+            <w:r>
+              <w:rPr>
+                <w:sz w:val="28"/>
+                <w:szCs w:val="28"/>
+              </w:rPr>
+              <w:t xml:space="preserve"> 'A'</w:t>
+            </w:r>
+          </w:p>
+        </w:tc>
+      </w:tr>
+      <w:tr>
+        <w:trPr>
+          <w:tblCellSpacing w:w="15" w:type="dxa"/>
+        </w:trPr>
+        <w:tc>
+          <w:tcPr>
+            <w:tcW w:w="0" w:type="auto"/>
+            <w:tcBorders>
+              <w:top w:val="single" w:sz="6" w:space="0" w:color="C4C7C5"/>
+              <w:left w:val="single" w:sz="6" w:space="0" w:color="C4C7C5"/>
+              <w:bottom w:val="single" w:sz="6" w:space="0" w:color="C4C7C5"/>
+              <w:right w:val="single" w:sz="6" w:space="0" w:color="C4C7C5"/>
+            </w:tcBorders>
+            <w:tcMar>
+              <w:top w:w="120" w:type="dxa"/>
+              <w:left w:w="180" w:type="dxa"/>
+              <w:bottom w:w="120" w:type="dxa"/>
+              <w:right w:w="180" w:type="dxa"/>
+            </w:tcMar>
+            <w:vAlign w:val="center"/>
+            <w:hideMark/>
+          </w:tcPr>
+          <w:p>
+            <w:pPr>
+              <w:rPr>
+                <w:sz w:val="28"/>
+                <w:szCs w:val="28"/>
+              </w:rPr>
+            </w:pPr>
+            <w:r>
+              <w:rPr>
+                <w:b/>
+                <w:bCs/>
+                <w:sz w:val="28"/>
+                <w:szCs w:val="28"/>
+              </w:rPr>
+              <w:t>sum(</w:t>
+            </w:r>
+            <w:proofErr w:type="spellStart"/>
+            <w:r>
+              <w:rPr>
+                <w:b/>
+                <w:bCs/>
+                <w:sz w:val="28"/>
+                <w:szCs w:val="28"/>
+              </w:rPr>
+              <w:t>seq</w:t>
+            </w:r>
+            <w:proofErr w:type="spellEnd"/>
+            <w:r>
+              <w:rPr>
+                <w:b/>
+                <w:bCs/>
+                <w:sz w:val="28"/>
+                <w:szCs w:val="28"/>
+              </w:rPr>
+              <w:t>)</w:t>
+            </w:r>
+          </w:p>
+        </w:tc>
+        <w:tc>
+          <w:tcPr>
+            <w:tcW w:w="0" w:type="auto"/>
+            <w:tcBorders>
+              <w:top w:val="single" w:sz="6" w:space="0" w:color="C4C7C5"/>
+              <w:left w:val="single" w:sz="6" w:space="0" w:color="C4C7C5"/>
+              <w:bottom w:val="single" w:sz="6" w:space="0" w:color="C4C7C5"/>
+              <w:right w:val="single" w:sz="6" w:space="0" w:color="C4C7C5"/>
+            </w:tcBorders>
+            <w:tcMar>
+              <w:top w:w="120" w:type="dxa"/>
+              <w:left w:w="180" w:type="dxa"/>
+              <w:bottom w:w="120" w:type="dxa"/>
+              <w:right w:w="180" w:type="dxa"/>
+            </w:tcMar>
+            <w:vAlign w:val="center"/>
+            <w:hideMark/>
+          </w:tcPr>
+          <w:p>
+            <w:pPr>
+              <w:rPr>
+                <w:sz w:val="28"/>
+                <w:szCs w:val="28"/>
+              </w:rPr>
+            </w:pPr>
+            <w:r>
+              <w:rPr>
+                <w:sz w:val="28"/>
+                <w:szCs w:val="28"/>
+              </w:rPr>
+              <w:t>Sum of all elements in sequence.</w:t>
+            </w:r>
+          </w:p>
+        </w:tc>
+        <w:tc>
+          <w:tcPr>
+            <w:tcW w:w="0" w:type="auto"/>
+            <w:tcBorders>
+              <w:top w:val="single" w:sz="6" w:space="0" w:color="C4C7C5"/>
+              <w:left w:val="single" w:sz="6" w:space="0" w:color="C4C7C5"/>
+              <w:bottom w:val="single" w:sz="6" w:space="0" w:color="C4C7C5"/>
+              <w:right w:val="single" w:sz="6" w:space="0" w:color="C4C7C5"/>
+            </w:tcBorders>
+            <w:tcMar>
+              <w:top w:w="120" w:type="dxa"/>
+              <w:left w:w="180" w:type="dxa"/>
+              <w:bottom w:w="120" w:type="dxa"/>
+              <w:right w:w="180" w:type="dxa"/>
+            </w:tcMar>
+            <w:vAlign w:val="center"/>
+            <w:hideMark/>
+          </w:tcPr>
+          <w:p>
+            <w:pPr>
+              <w:rPr>
+                <w:sz w:val="28"/>
+                <w:szCs w:val="28"/>
+              </w:rPr>
+            </w:pPr>
+            <w:r>
+              <w:rPr>
+                <w:sz w:val="28"/>
+                <w:szCs w:val="28"/>
+              </w:rPr>
+              <w:t xml:space="preserve">sum([1, 2, 3]) </w:t>
+            </w:r>
+            <m:oMath>
+              <m:r>
+                <w:rPr>
+                  <w:rFonts w:ascii="Cambria Math" w:hAnsi="Cambria Math"/>
+                  <w:sz w:val="28"/>
+                  <w:szCs w:val="28"/>
+                </w:rPr>
+                <m:t>→</m:t>
+              </m:r>
+            </m:oMath>
+            <w:r>
+              <w:rPr>
+                <w:sz w:val="28"/>
+                <w:szCs w:val="28"/>
+              </w:rPr>
+              <w:t xml:space="preserve"> 6</w:t>
+            </w:r>
+          </w:p>
+        </w:tc>
+      </w:tr>
+      <w:tr>
+        <w:trPr>
+          <w:tblCellSpacing w:w="15" w:type="dxa"/>
+        </w:trPr>
+        <w:tc>
+          <w:tcPr>
+            <w:tcW w:w="0" w:type="auto"/>
+            <w:tcBorders>
+              <w:top w:val="single" w:sz="6" w:space="0" w:color="C4C7C5"/>
+              <w:left w:val="single" w:sz="6" w:space="0" w:color="C4C7C5"/>
+              <w:bottom w:val="single" w:sz="6" w:space="0" w:color="C4C7C5"/>
+              <w:right w:val="single" w:sz="6" w:space="0" w:color="C4C7C5"/>
+            </w:tcBorders>
+            <w:tcMar>
+              <w:top w:w="120" w:type="dxa"/>
+              <w:left w:w="180" w:type="dxa"/>
+              <w:bottom w:w="120" w:type="dxa"/>
+              <w:right w:w="180" w:type="dxa"/>
+            </w:tcMar>
+            <w:vAlign w:val="center"/>
+            <w:hideMark/>
+          </w:tcPr>
+          <w:p>
+            <w:pPr>
+              <w:rPr>
+                <w:sz w:val="28"/>
+                <w:szCs w:val="28"/>
+              </w:rPr>
+            </w:pPr>
+            <w:r>
+              <w:rPr>
+                <w:b/>
+                <w:bCs/>
+                <w:sz w:val="28"/>
+                <w:szCs w:val="28"/>
+              </w:rPr>
+              <w:t>help(</w:t>
+            </w:r>
+            <w:proofErr w:type="spellStart"/>
+            <w:r>
+              <w:rPr>
+                <w:b/>
+                <w:bCs/>
+                <w:sz w:val="28"/>
+                <w:szCs w:val="28"/>
+              </w:rPr>
+              <w:t>fn</w:t>
+            </w:r>
+            <w:proofErr w:type="spellEnd"/>
+            <w:r>
+              <w:rPr>
+                <w:b/>
+                <w:bCs/>
+                <w:sz w:val="28"/>
+                <w:szCs w:val="28"/>
+              </w:rPr>
+              <w:t>)</w:t>
+            </w:r>
+          </w:p>
+        </w:tc>
+        <w:tc>
+          <w:tcPr>
+            <w:tcW w:w="0" w:type="auto"/>
+            <w:tcBorders>
+              <w:top w:val="single" w:sz="6" w:space="0" w:color="C4C7C5"/>
+              <w:left w:val="single" w:sz="6" w:space="0" w:color="C4C7C5"/>
+              <w:bottom w:val="single" w:sz="6" w:space="0" w:color="C4C7C5"/>
+              <w:right w:val="single" w:sz="6" w:space="0" w:color="C4C7C5"/>
+            </w:tcBorders>
+            <w:tcMar>
+              <w:top w:w="120" w:type="dxa"/>
+              <w:left w:w="180" w:type="dxa"/>
+              <w:bottom w:w="120" w:type="dxa"/>
+              <w:right w:w="180" w:type="dxa"/>
+            </w:tcMar>
+            <w:vAlign w:val="center"/>
+            <w:hideMark/>
+          </w:tcPr>
+          <w:p>
+            <w:pPr>
+              <w:rPr>
+                <w:sz w:val="28"/>
+                <w:szCs w:val="28"/>
+              </w:rPr>
+            </w:pPr>
+            <w:r>
+              <w:rPr>
+                <w:sz w:val="28"/>
+                <w:szCs w:val="28"/>
+              </w:rPr>
+              <w:t>Interactive documentation viewer.</w:t>
+            </w:r>
+          </w:p>
+        </w:tc>
+        <w:tc>
+          <w:tcPr>
+            <w:tcW w:w="0" w:type="auto"/>
+            <w:tcBorders>
+              <w:top w:val="single" w:sz="6" w:space="0" w:color="C4C7C5"/>
+              <w:left w:val="single" w:sz="6" w:space="0" w:color="C4C7C5"/>
+              <w:bottom w:val="single" w:sz="6" w:space="0" w:color="C4C7C5"/>
+              <w:right w:val="single" w:sz="6" w:space="0" w:color="C4C7C5"/>
+            </w:tcBorders>
+            <w:tcMar>
+              <w:top w:w="120" w:type="dxa"/>
+              <w:left w:w="180" w:type="dxa"/>
+              <w:bottom w:w="120" w:type="dxa"/>
+              <w:right w:w="180" w:type="dxa"/>
+            </w:tcMar>
+            <w:vAlign w:val="center"/>
+            <w:hideMark/>
+          </w:tcPr>
+          <w:p>
+            <w:pPr>
+              <w:rPr>
+                <w:sz w:val="28"/>
+                <w:szCs w:val="28"/>
+              </w:rPr>
+            </w:pPr>
+            <w:r>
+              <w:rPr>
+                <w:sz w:val="28"/>
+                <w:szCs w:val="28"/>
+              </w:rPr>
+              <w:t>help(input)</w:t>
+            </w:r>
+          </w:p>
+        </w:tc>
+      </w:tr>
+    </w:tbl>
+    <w:p>
+      <w:pPr>
+        <w:rPr>
+          <w:sz w:val="28"/>
+          <w:szCs w:val="28"/>
+        </w:rPr>
+      </w:pPr>
+    </w:p>
     <w:sectPr>
       <w:pgSz w:w="11906" w:h="16838"/>
       <w:pgMar w:top="851" w:right="1440" w:bottom="993" w:left="1440" w:header="708" w:footer="708" w:gutter="0"/>
@@ -45083,6 +50670,155 @@
     </w:lvl>
   </w:abstractNum>
   <w:abstractNum w:abstractNumId="2" w15:restartNumberingAfterBreak="0">
+    <w:nsid w:val="080B4A2C"/>
+    <w:multiLevelType w:val="multilevel"/>
+    <w:tmpl w:val="719002B4"/>
+    <w:lvl w:ilvl="0">
+      <w:start w:val="1"/>
+      <w:numFmt w:val="bullet"/>
+      <w:lvlText w:val=""/>
+      <w:lvlJc w:val="left"/>
+      <w:pPr>
+        <w:tabs>
+          <w:tab w:val="num" w:pos="720"/>
+        </w:tabs>
+        <w:ind w:left="720" w:hanging="360"/>
+      </w:pPr>
+      <w:rPr>
+        <w:rFonts w:ascii="Symbol" w:hAnsi="Symbol" w:hint="default"/>
+        <w:sz w:val="20"/>
+      </w:rPr>
+    </w:lvl>
+    <w:lvl w:ilvl="1" w:tentative="1">
+      <w:start w:val="1"/>
+      <w:numFmt w:val="bullet"/>
+      <w:lvlText w:val="o"/>
+      <w:lvlJc w:val="left"/>
+      <w:pPr>
+        <w:tabs>
+          <w:tab w:val="num" w:pos="1440"/>
+        </w:tabs>
+        <w:ind w:left="1440" w:hanging="360"/>
+      </w:pPr>
+      <w:rPr>
+        <w:rFonts w:ascii="Courier New" w:hAnsi="Courier New" w:hint="default"/>
+        <w:sz w:val="20"/>
+      </w:rPr>
+    </w:lvl>
+    <w:lvl w:ilvl="2" w:tentative="1">
+      <w:start w:val="1"/>
+      <w:numFmt w:val="bullet"/>
+      <w:lvlText w:val=""/>
+      <w:lvlJc w:val="left"/>
+      <w:pPr>
+        <w:tabs>
+          <w:tab w:val="num" w:pos="2160"/>
+        </w:tabs>
+        <w:ind w:left="2160" w:hanging="360"/>
+      </w:pPr>
+      <w:rPr>
+        <w:rFonts w:ascii="Wingdings" w:hAnsi="Wingdings" w:hint="default"/>
+        <w:sz w:val="20"/>
+      </w:rPr>
+    </w:lvl>
+    <w:lvl w:ilvl="3" w:tentative="1">
+      <w:start w:val="1"/>
+      <w:numFmt w:val="bullet"/>
+      <w:lvlText w:val=""/>
+      <w:lvlJc w:val="left"/>
+      <w:pPr>
+        <w:tabs>
+          <w:tab w:val="num" w:pos="2880"/>
+        </w:tabs>
+        <w:ind w:left="2880" w:hanging="360"/>
+      </w:pPr>
+      <w:rPr>
+        <w:rFonts w:ascii="Wingdings" w:hAnsi="Wingdings" w:hint="default"/>
+        <w:sz w:val="20"/>
+      </w:rPr>
+    </w:lvl>
+    <w:lvl w:ilvl="4" w:tentative="1">
+      <w:start w:val="1"/>
+      <w:numFmt w:val="bullet"/>
+      <w:lvlText w:val=""/>
+      <w:lvlJc w:val="left"/>
+      <w:pPr>
+        <w:tabs>
+          <w:tab w:val="num" w:pos="3600"/>
+        </w:tabs>
+        <w:ind w:left="3600" w:hanging="360"/>
+      </w:pPr>
+      <w:rPr>
+        <w:rFonts w:ascii="Wingdings" w:hAnsi="Wingdings" w:hint="default"/>
+        <w:sz w:val="20"/>
+      </w:rPr>
+    </w:lvl>
+    <w:lvl w:ilvl="5" w:tentative="1">
+      <w:start w:val="1"/>
+      <w:numFmt w:val="bullet"/>
+      <w:lvlText w:val=""/>
+      <w:lvlJc w:val="left"/>
+      <w:pPr>
+        <w:tabs>
+          <w:tab w:val="num" w:pos="4320"/>
+        </w:tabs>
+        <w:ind w:left="4320" w:hanging="360"/>
+      </w:pPr>
+      <w:rPr>
+        <w:rFonts w:ascii="Wingdings" w:hAnsi="Wingdings" w:hint="default"/>
+        <w:sz w:val="20"/>
+      </w:rPr>
+    </w:lvl>
+    <w:lvl w:ilvl="6" w:tentative="1">
+      <w:start w:val="1"/>
+      <w:numFmt w:val="bullet"/>
+      <w:lvlText w:val=""/>
+      <w:lvlJc w:val="left"/>
+      <w:pPr>
+        <w:tabs>
+          <w:tab w:val="num" w:pos="5040"/>
+        </w:tabs>
+        <w:ind w:left="5040" w:hanging="360"/>
+      </w:pPr>
+      <w:rPr>
+        <w:rFonts w:ascii="Wingdings" w:hAnsi="Wingdings" w:hint="default"/>
+        <w:sz w:val="20"/>
+      </w:rPr>
+    </w:lvl>
+    <w:lvl w:ilvl="7" w:tentative="1">
+      <w:start w:val="1"/>
+      <w:numFmt w:val="bullet"/>
+      <w:lvlText w:val=""/>
+      <w:lvlJc w:val="left"/>
+      <w:pPr>
+        <w:tabs>
+          <w:tab w:val="num" w:pos="5760"/>
+        </w:tabs>
+        <w:ind w:left="5760" w:hanging="360"/>
+      </w:pPr>
+      <w:rPr>
+        <w:rFonts w:ascii="Wingdings" w:hAnsi="Wingdings" w:hint="default"/>
+        <w:sz w:val="20"/>
+      </w:rPr>
+    </w:lvl>
+    <w:lvl w:ilvl="8" w:tentative="1">
+      <w:start w:val="1"/>
+      <w:numFmt w:val="bullet"/>
+      <w:lvlText w:val=""/>
+      <w:lvlJc w:val="left"/>
+      <w:pPr>
+        <w:tabs>
+          <w:tab w:val="num" w:pos="6480"/>
+        </w:tabs>
+        <w:ind w:left="6480" w:hanging="360"/>
+      </w:pPr>
+      <w:rPr>
+        <w:rFonts w:ascii="Wingdings" w:hAnsi="Wingdings" w:hint="default"/>
+        <w:sz w:val="20"/>
+      </w:rPr>
+    </w:lvl>
+  </w:abstractNum>
+  <w:abstractNum w:abstractNumId="3" w15:restartNumberingAfterBreak="0">
     <w:nsid w:val="0877773E"/>
     <w:multiLevelType w:val="multilevel"/>
     <w:tmpl w:val="AFFE4346"/>
@@ -45199,7 +50935,7 @@
       </w:pPr>
     </w:lvl>
   </w:abstractNum>
-  <w:abstractNum w:abstractNumId="3" w15:restartNumberingAfterBreak="0">
+  <w:abstractNum w:abstractNumId="4" w15:restartNumberingAfterBreak="0">
     <w:nsid w:val="09B359B7"/>
     <w:multiLevelType w:val="multilevel"/>
     <w:tmpl w:val="F0B05916"/>
@@ -45348,7 +51084,7 @@
       </w:rPr>
     </w:lvl>
   </w:abstractNum>
-  <w:abstractNum w:abstractNumId="4" w15:restartNumberingAfterBreak="0">
+  <w:abstractNum w:abstractNumId="5" w15:restartNumberingAfterBreak="0">
     <w:nsid w:val="0F95065D"/>
     <w:multiLevelType w:val="multilevel"/>
     <w:tmpl w:val="88FED9FE"/>
@@ -45497,7 +51233,156 @@
       </w:rPr>
     </w:lvl>
   </w:abstractNum>
-  <w:abstractNum w:abstractNumId="5" w15:restartNumberingAfterBreak="0">
+  <w:abstractNum w:abstractNumId="6" w15:restartNumberingAfterBreak="0">
+    <w:nsid w:val="10B80FE9"/>
+    <w:multiLevelType w:val="multilevel"/>
+    <w:tmpl w:val="3ED603F2"/>
+    <w:lvl w:ilvl="0">
+      <w:start w:val="1"/>
+      <w:numFmt w:val="bullet"/>
+      <w:lvlText w:val=""/>
+      <w:lvlJc w:val="left"/>
+      <w:pPr>
+        <w:tabs>
+          <w:tab w:val="num" w:pos="720"/>
+        </w:tabs>
+        <w:ind w:left="720" w:hanging="360"/>
+      </w:pPr>
+      <w:rPr>
+        <w:rFonts w:ascii="Symbol" w:hAnsi="Symbol" w:hint="default"/>
+        <w:sz w:val="20"/>
+      </w:rPr>
+    </w:lvl>
+    <w:lvl w:ilvl="1" w:tentative="1">
+      <w:start w:val="1"/>
+      <w:numFmt w:val="bullet"/>
+      <w:lvlText w:val="o"/>
+      <w:lvlJc w:val="left"/>
+      <w:pPr>
+        <w:tabs>
+          <w:tab w:val="num" w:pos="1440"/>
+        </w:tabs>
+        <w:ind w:left="1440" w:hanging="360"/>
+      </w:pPr>
+      <w:rPr>
+        <w:rFonts w:ascii="Courier New" w:hAnsi="Courier New" w:hint="default"/>
+        <w:sz w:val="20"/>
+      </w:rPr>
+    </w:lvl>
+    <w:lvl w:ilvl="2" w:tentative="1">
+      <w:start w:val="1"/>
+      <w:numFmt w:val="bullet"/>
+      <w:lvlText w:val=""/>
+      <w:lvlJc w:val="left"/>
+      <w:pPr>
+        <w:tabs>
+          <w:tab w:val="num" w:pos="2160"/>
+        </w:tabs>
+        <w:ind w:left="2160" w:hanging="360"/>
+      </w:pPr>
+      <w:rPr>
+        <w:rFonts w:ascii="Wingdings" w:hAnsi="Wingdings" w:hint="default"/>
+        <w:sz w:val="20"/>
+      </w:rPr>
+    </w:lvl>
+    <w:lvl w:ilvl="3" w:tentative="1">
+      <w:start w:val="1"/>
+      <w:numFmt w:val="bullet"/>
+      <w:lvlText w:val=""/>
+      <w:lvlJc w:val="left"/>
+      <w:pPr>
+        <w:tabs>
+          <w:tab w:val="num" w:pos="2880"/>
+        </w:tabs>
+        <w:ind w:left="2880" w:hanging="360"/>
+      </w:pPr>
+      <w:rPr>
+        <w:rFonts w:ascii="Wingdings" w:hAnsi="Wingdings" w:hint="default"/>
+        <w:sz w:val="20"/>
+      </w:rPr>
+    </w:lvl>
+    <w:lvl w:ilvl="4" w:tentative="1">
+      <w:start w:val="1"/>
+      <w:numFmt w:val="bullet"/>
+      <w:lvlText w:val=""/>
+      <w:lvlJc w:val="left"/>
+      <w:pPr>
+        <w:tabs>
+          <w:tab w:val="num" w:pos="3600"/>
+        </w:tabs>
+        <w:ind w:left="3600" w:hanging="360"/>
+      </w:pPr>
+      <w:rPr>
+        <w:rFonts w:ascii="Wingdings" w:hAnsi="Wingdings" w:hint="default"/>
+        <w:sz w:val="20"/>
+      </w:rPr>
+    </w:lvl>
+    <w:lvl w:ilvl="5" w:tentative="1">
+      <w:start w:val="1"/>
+      <w:numFmt w:val="bullet"/>
+      <w:lvlText w:val=""/>
+      <w:lvlJc w:val="left"/>
+      <w:pPr>
+        <w:tabs>
+          <w:tab w:val="num" w:pos="4320"/>
+        </w:tabs>
+        <w:ind w:left="4320" w:hanging="360"/>
+      </w:pPr>
+      <w:rPr>
+        <w:rFonts w:ascii="Wingdings" w:hAnsi="Wingdings" w:hint="default"/>
+        <w:sz w:val="20"/>
+      </w:rPr>
+    </w:lvl>
+    <w:lvl w:ilvl="6" w:tentative="1">
+      <w:start w:val="1"/>
+      <w:numFmt w:val="bullet"/>
+      <w:lvlText w:val=""/>
+      <w:lvlJc w:val="left"/>
+      <w:pPr>
+        <w:tabs>
+          <w:tab w:val="num" w:pos="5040"/>
+        </w:tabs>
+        <w:ind w:left="5040" w:hanging="360"/>
+      </w:pPr>
+      <w:rPr>
+        <w:rFonts w:ascii="Wingdings" w:hAnsi="Wingdings" w:hint="default"/>
+        <w:sz w:val="20"/>
+      </w:rPr>
+    </w:lvl>
+    <w:lvl w:ilvl="7" w:tentative="1">
+      <w:start w:val="1"/>
+      <w:numFmt w:val="bullet"/>
+      <w:lvlText w:val=""/>
+      <w:lvlJc w:val="left"/>
+      <w:pPr>
+        <w:tabs>
+          <w:tab w:val="num" w:pos="5760"/>
+        </w:tabs>
+        <w:ind w:left="5760" w:hanging="360"/>
+      </w:pPr>
+      <w:rPr>
+        <w:rFonts w:ascii="Wingdings" w:hAnsi="Wingdings" w:hint="default"/>
+        <w:sz w:val="20"/>
+      </w:rPr>
+    </w:lvl>
+    <w:lvl w:ilvl="8" w:tentative="1">
+      <w:start w:val="1"/>
+      <w:numFmt w:val="bullet"/>
+      <w:lvlText w:val=""/>
+      <w:lvlJc w:val="left"/>
+      <w:pPr>
+        <w:tabs>
+          <w:tab w:val="num" w:pos="6480"/>
+        </w:tabs>
+        <w:ind w:left="6480" w:hanging="360"/>
+      </w:pPr>
+      <w:rPr>
+        <w:rFonts w:ascii="Wingdings" w:hAnsi="Wingdings" w:hint="default"/>
+        <w:sz w:val="20"/>
+      </w:rPr>
+    </w:lvl>
+  </w:abstractNum>
+  <w:abstractNum w:abstractNumId="7" w15:restartNumberingAfterBreak="0">
     <w:nsid w:val="10F4143D"/>
     <w:multiLevelType w:val="multilevel"/>
     <w:tmpl w:val="1E449386"/>
@@ -45646,7 +51531,7 @@
       </w:rPr>
     </w:lvl>
   </w:abstractNum>
-  <w:abstractNum w:abstractNumId="6" w15:restartNumberingAfterBreak="0">
+  <w:abstractNum w:abstractNumId="8" w15:restartNumberingAfterBreak="0">
     <w:nsid w:val="10F64DCB"/>
     <w:multiLevelType w:val="multilevel"/>
     <w:tmpl w:val="78049C0C"/>
@@ -45795,7 +51680,7 @@
       </w:rPr>
     </w:lvl>
   </w:abstractNum>
-  <w:abstractNum w:abstractNumId="7" w15:restartNumberingAfterBreak="0">
+  <w:abstractNum w:abstractNumId="9" w15:restartNumberingAfterBreak="0">
     <w:nsid w:val="121C70AC"/>
     <w:multiLevelType w:val="multilevel"/>
     <w:tmpl w:val="8EDE46B6"/>
@@ -45944,7 +51829,7 @@
       </w:rPr>
     </w:lvl>
   </w:abstractNum>
-  <w:abstractNum w:abstractNumId="8" w15:restartNumberingAfterBreak="0">
+  <w:abstractNum w:abstractNumId="10" w15:restartNumberingAfterBreak="0">
     <w:nsid w:val="13F433B8"/>
     <w:multiLevelType w:val="multilevel"/>
     <w:tmpl w:val="89423E2A"/>
@@ -46061,7 +51946,7 @@
       </w:pPr>
     </w:lvl>
   </w:abstractNum>
-  <w:abstractNum w:abstractNumId="9" w15:restartNumberingAfterBreak="0">
+  <w:abstractNum w:abstractNumId="11" w15:restartNumberingAfterBreak="0">
     <w:nsid w:val="146C25E1"/>
     <w:multiLevelType w:val="multilevel"/>
     <w:tmpl w:val="B662541E"/>
@@ -46210,7 +52095,7 @@
       </w:rPr>
     </w:lvl>
   </w:abstractNum>
-  <w:abstractNum w:abstractNumId="10" w15:restartNumberingAfterBreak="0">
+  <w:abstractNum w:abstractNumId="12" w15:restartNumberingAfterBreak="0">
     <w:nsid w:val="15D006BD"/>
     <w:multiLevelType w:val="multilevel"/>
     <w:tmpl w:val="63C019FA"/>
@@ -46359,7 +52244,7 @@
       </w:rPr>
     </w:lvl>
   </w:abstractNum>
-  <w:abstractNum w:abstractNumId="11" w15:restartNumberingAfterBreak="0">
+  <w:abstractNum w:abstractNumId="13" w15:restartNumberingAfterBreak="0">
     <w:nsid w:val="1615571F"/>
     <w:multiLevelType w:val="multilevel"/>
     <w:tmpl w:val="100C22E6"/>
@@ -46508,7 +52393,7 @@
       </w:rPr>
     </w:lvl>
   </w:abstractNum>
-  <w:abstractNum w:abstractNumId="12" w15:restartNumberingAfterBreak="0">
+  <w:abstractNum w:abstractNumId="14" w15:restartNumberingAfterBreak="0">
     <w:nsid w:val="16DC20BC"/>
     <w:multiLevelType w:val="multilevel"/>
     <w:tmpl w:val="F962B1E2"/>
@@ -46657,7 +52542,7 @@
       </w:rPr>
     </w:lvl>
   </w:abstractNum>
-  <w:abstractNum w:abstractNumId="13" w15:restartNumberingAfterBreak="0">
+  <w:abstractNum w:abstractNumId="15" w15:restartNumberingAfterBreak="0">
     <w:nsid w:val="18E84481"/>
     <w:multiLevelType w:val="multilevel"/>
     <w:tmpl w:val="A232C1AC"/>
@@ -46802,7 +52687,156 @@
       </w:rPr>
     </w:lvl>
   </w:abstractNum>
-  <w:abstractNum w:abstractNumId="14" w15:restartNumberingAfterBreak="0">
+  <w:abstractNum w:abstractNumId="16" w15:restartNumberingAfterBreak="0">
+    <w:nsid w:val="1A3523D8"/>
+    <w:multiLevelType w:val="multilevel"/>
+    <w:tmpl w:val="AB929F54"/>
+    <w:lvl w:ilvl="0">
+      <w:start w:val="1"/>
+      <w:numFmt w:val="bullet"/>
+      <w:lvlText w:val=""/>
+      <w:lvlJc w:val="left"/>
+      <w:pPr>
+        <w:tabs>
+          <w:tab w:val="num" w:pos="720"/>
+        </w:tabs>
+        <w:ind w:left="720" w:hanging="360"/>
+      </w:pPr>
+      <w:rPr>
+        <w:rFonts w:ascii="Symbol" w:hAnsi="Symbol" w:hint="default"/>
+        <w:sz w:val="20"/>
+      </w:rPr>
+    </w:lvl>
+    <w:lvl w:ilvl="1" w:tentative="1">
+      <w:start w:val="1"/>
+      <w:numFmt w:val="bullet"/>
+      <w:lvlText w:val="o"/>
+      <w:lvlJc w:val="left"/>
+      <w:pPr>
+        <w:tabs>
+          <w:tab w:val="num" w:pos="1440"/>
+        </w:tabs>
+        <w:ind w:left="1440" w:hanging="360"/>
+      </w:pPr>
+      <w:rPr>
+        <w:rFonts w:ascii="Courier New" w:hAnsi="Courier New" w:hint="default"/>
+        <w:sz w:val="20"/>
+      </w:rPr>
+    </w:lvl>
+    <w:lvl w:ilvl="2" w:tentative="1">
+      <w:start w:val="1"/>
+      <w:numFmt w:val="bullet"/>
+      <w:lvlText w:val=""/>
+      <w:lvlJc w:val="left"/>
+      <w:pPr>
+        <w:tabs>
+          <w:tab w:val="num" w:pos="2160"/>
+        </w:tabs>
+        <w:ind w:left="2160" w:hanging="360"/>
+      </w:pPr>
+      <w:rPr>
+        <w:rFonts w:ascii="Wingdings" w:hAnsi="Wingdings" w:hint="default"/>
+        <w:sz w:val="20"/>
+      </w:rPr>
+    </w:lvl>
+    <w:lvl w:ilvl="3" w:tentative="1">
+      <w:start w:val="1"/>
+      <w:numFmt w:val="bullet"/>
+      <w:lvlText w:val=""/>
+      <w:lvlJc w:val="left"/>
+      <w:pPr>
+        <w:tabs>
+          <w:tab w:val="num" w:pos="2880"/>
+        </w:tabs>
+        <w:ind w:left="2880" w:hanging="360"/>
+      </w:pPr>
+      <w:rPr>
+        <w:rFonts w:ascii="Wingdings" w:hAnsi="Wingdings" w:hint="default"/>
+        <w:sz w:val="20"/>
+      </w:rPr>
+    </w:lvl>
+    <w:lvl w:ilvl="4" w:tentative="1">
+      <w:start w:val="1"/>
+      <w:numFmt w:val="bullet"/>
+      <w:lvlText w:val=""/>
+      <w:lvlJc w:val="left"/>
+      <w:pPr>
+        <w:tabs>
+          <w:tab w:val="num" w:pos="3600"/>
+        </w:tabs>
+        <w:ind w:left="3600" w:hanging="360"/>
+      </w:pPr>
+      <w:rPr>
+        <w:rFonts w:ascii="Wingdings" w:hAnsi="Wingdings" w:hint="default"/>
+        <w:sz w:val="20"/>
+      </w:rPr>
+    </w:lvl>
+    <w:lvl w:ilvl="5" w:tentative="1">
+      <w:start w:val="1"/>
+      <w:numFmt w:val="bullet"/>
+      <w:lvlText w:val=""/>
+      <w:lvlJc w:val="left"/>
+      <w:pPr>
+        <w:tabs>
+          <w:tab w:val="num" w:pos="4320"/>
+        </w:tabs>
+        <w:ind w:left="4320" w:hanging="360"/>
+      </w:pPr>
+      <w:rPr>
+        <w:rFonts w:ascii="Wingdings" w:hAnsi="Wingdings" w:hint="default"/>
+        <w:sz w:val="20"/>
+      </w:rPr>
+    </w:lvl>
+    <w:lvl w:ilvl="6" w:tentative="1">
+      <w:start w:val="1"/>
+      <w:numFmt w:val="bullet"/>
+      <w:lvlText w:val=""/>
+      <w:lvlJc w:val="left"/>
+      <w:pPr>
+        <w:tabs>
+          <w:tab w:val="num" w:pos="5040"/>
+        </w:tabs>
+        <w:ind w:left="5040" w:hanging="360"/>
+      </w:pPr>
+      <w:rPr>
+        <w:rFonts w:ascii="Wingdings" w:hAnsi="Wingdings" w:hint="default"/>
+        <w:sz w:val="20"/>
+      </w:rPr>
+    </w:lvl>
+    <w:lvl w:ilvl="7" w:tentative="1">
+      <w:start w:val="1"/>
+      <w:numFmt w:val="bullet"/>
+      <w:lvlText w:val=""/>
+      <w:lvlJc w:val="left"/>
+      <w:pPr>
+        <w:tabs>
+          <w:tab w:val="num" w:pos="5760"/>
+        </w:tabs>
+        <w:ind w:left="5760" w:hanging="360"/>
+      </w:pPr>
+      <w:rPr>
+        <w:rFonts w:ascii="Wingdings" w:hAnsi="Wingdings" w:hint="default"/>
+        <w:sz w:val="20"/>
+      </w:rPr>
+    </w:lvl>
+    <w:lvl w:ilvl="8" w:tentative="1">
+      <w:start w:val="1"/>
+      <w:numFmt w:val="bullet"/>
+      <w:lvlText w:val=""/>
+      <w:lvlJc w:val="left"/>
+      <w:pPr>
+        <w:tabs>
+          <w:tab w:val="num" w:pos="6480"/>
+        </w:tabs>
+        <w:ind w:left="6480" w:hanging="360"/>
+      </w:pPr>
+      <w:rPr>
+        <w:rFonts w:ascii="Wingdings" w:hAnsi="Wingdings" w:hint="default"/>
+        <w:sz w:val="20"/>
+      </w:rPr>
+    </w:lvl>
+  </w:abstractNum>
+  <w:abstractNum w:abstractNumId="17" w15:restartNumberingAfterBreak="0">
     <w:nsid w:val="1A3C344F"/>
     <w:multiLevelType w:val="multilevel"/>
     <w:tmpl w:val="0BC27FD2"/>
@@ -46951,7 +52985,7 @@
       </w:rPr>
     </w:lvl>
   </w:abstractNum>
-  <w:abstractNum w:abstractNumId="15" w15:restartNumberingAfterBreak="0">
+  <w:abstractNum w:abstractNumId="18" w15:restartNumberingAfterBreak="0">
     <w:nsid w:val="1B14732E"/>
     <w:multiLevelType w:val="multilevel"/>
     <w:tmpl w:val="1D94FED2"/>
@@ -47100,7 +53134,7 @@
       </w:rPr>
     </w:lvl>
   </w:abstractNum>
-  <w:abstractNum w:abstractNumId="16" w15:restartNumberingAfterBreak="0">
+  <w:abstractNum w:abstractNumId="19" w15:restartNumberingAfterBreak="0">
     <w:nsid w:val="1CFB7503"/>
     <w:multiLevelType w:val="multilevel"/>
     <w:tmpl w:val="9F44A194"/>
@@ -47249,7 +53283,7 @@
       </w:rPr>
     </w:lvl>
   </w:abstractNum>
-  <w:abstractNum w:abstractNumId="17" w15:restartNumberingAfterBreak="0">
+  <w:abstractNum w:abstractNumId="20" w15:restartNumberingAfterBreak="0">
     <w:nsid w:val="1D120478"/>
     <w:multiLevelType w:val="multilevel"/>
     <w:tmpl w:val="60B46D92"/>
@@ -47398,7 +53432,7 @@
       </w:rPr>
     </w:lvl>
   </w:abstractNum>
-  <w:abstractNum w:abstractNumId="18" w15:restartNumberingAfterBreak="0">
+  <w:abstractNum w:abstractNumId="21" w15:restartNumberingAfterBreak="0">
     <w:nsid w:val="1E142B31"/>
     <w:multiLevelType w:val="multilevel"/>
     <w:tmpl w:val="717E6EC6"/>
@@ -47547,7 +53581,7 @@
       </w:rPr>
     </w:lvl>
   </w:abstractNum>
-  <w:abstractNum w:abstractNumId="19" w15:restartNumberingAfterBreak="0">
+  <w:abstractNum w:abstractNumId="22" w15:restartNumberingAfterBreak="0">
     <w:nsid w:val="212F49C3"/>
     <w:multiLevelType w:val="multilevel"/>
     <w:tmpl w:val="0942A7FA"/>
@@ -47696,7 +53730,7 @@
       </w:rPr>
     </w:lvl>
   </w:abstractNum>
-  <w:abstractNum w:abstractNumId="20" w15:restartNumberingAfterBreak="0">
+  <w:abstractNum w:abstractNumId="23" w15:restartNumberingAfterBreak="0">
     <w:nsid w:val="21846D4F"/>
     <w:multiLevelType w:val="multilevel"/>
     <w:tmpl w:val="786AEBE0"/>
@@ -47845,7 +53879,7 @@
       </w:rPr>
     </w:lvl>
   </w:abstractNum>
-  <w:abstractNum w:abstractNumId="21" w15:restartNumberingAfterBreak="0">
+  <w:abstractNum w:abstractNumId="24" w15:restartNumberingAfterBreak="0">
     <w:nsid w:val="218A732D"/>
     <w:multiLevelType w:val="multilevel"/>
     <w:tmpl w:val="AB128116"/>
@@ -47962,7 +53996,7 @@
       </w:pPr>
     </w:lvl>
   </w:abstractNum>
-  <w:abstractNum w:abstractNumId="22" w15:restartNumberingAfterBreak="0">
+  <w:abstractNum w:abstractNumId="25" w15:restartNumberingAfterBreak="0">
     <w:nsid w:val="21D4003B"/>
     <w:multiLevelType w:val="multilevel"/>
     <w:tmpl w:val="E5FA420E"/>
@@ -48075,7 +54109,7 @@
       </w:pPr>
     </w:lvl>
   </w:abstractNum>
-  <w:abstractNum w:abstractNumId="23" w15:restartNumberingAfterBreak="0">
+  <w:abstractNum w:abstractNumId="26" w15:restartNumberingAfterBreak="0">
     <w:nsid w:val="22A5576E"/>
     <w:multiLevelType w:val="multilevel"/>
     <w:tmpl w:val="D5D28640"/>
@@ -48188,7 +54222,120 @@
       </w:pPr>
     </w:lvl>
   </w:abstractNum>
-  <w:abstractNum w:abstractNumId="24" w15:restartNumberingAfterBreak="0">
+  <w:abstractNum w:abstractNumId="27" w15:restartNumberingAfterBreak="0">
+    <w:nsid w:val="23C32318"/>
+    <w:multiLevelType w:val="multilevel"/>
+    <w:tmpl w:val="08C2529C"/>
+    <w:lvl w:ilvl="0">
+      <w:start w:val="1"/>
+      <w:numFmt w:val="decimal"/>
+      <w:lvlText w:val="%1."/>
+      <w:lvlJc w:val="left"/>
+      <w:pPr>
+        <w:tabs>
+          <w:tab w:val="num" w:pos="720"/>
+        </w:tabs>
+        <w:ind w:left="720" w:hanging="360"/>
+      </w:pPr>
+    </w:lvl>
+    <w:lvl w:ilvl="1" w:tentative="1">
+      <w:start w:val="1"/>
+      <w:numFmt w:val="decimal"/>
+      <w:lvlText w:val="%2."/>
+      <w:lvlJc w:val="left"/>
+      <w:pPr>
+        <w:tabs>
+          <w:tab w:val="num" w:pos="1440"/>
+        </w:tabs>
+        <w:ind w:left="1440" w:hanging="360"/>
+      </w:pPr>
+    </w:lvl>
+    <w:lvl w:ilvl="2" w:tentative="1">
+      <w:start w:val="1"/>
+      <w:numFmt w:val="decimal"/>
+      <w:lvlText w:val="%3."/>
+      <w:lvlJc w:val="left"/>
+      <w:pPr>
+        <w:tabs>
+          <w:tab w:val="num" w:pos="2160"/>
+        </w:tabs>
+        <w:ind w:left="2160" w:hanging="360"/>
+      </w:pPr>
+    </w:lvl>
+    <w:lvl w:ilvl="3" w:tentative="1">
+      <w:start w:val="1"/>
+      <w:numFmt w:val="decimal"/>
+      <w:lvlText w:val="%4."/>
+      <w:lvlJc w:val="left"/>
+      <w:pPr>
+        <w:tabs>
+          <w:tab w:val="num" w:pos="2880"/>
+        </w:tabs>
+        <w:ind w:left="2880" w:hanging="360"/>
+      </w:pPr>
+    </w:lvl>
+    <w:lvl w:ilvl="4" w:tentative="1">
+      <w:start w:val="1"/>
+      <w:numFmt w:val="decimal"/>
+      <w:lvlText w:val="%5."/>
+      <w:lvlJc w:val="left"/>
+      <w:pPr>
+        <w:tabs>
+          <w:tab w:val="num" w:pos="3600"/>
+        </w:tabs>
+        <w:ind w:left="3600" w:hanging="360"/>
+      </w:pPr>
+    </w:lvl>
+    <w:lvl w:ilvl="5" w:tentative="1">
+      <w:start w:val="1"/>
+      <w:numFmt w:val="decimal"/>
+      <w:lvlText w:val="%6."/>
+      <w:lvlJc w:val="left"/>
+      <w:pPr>
+        <w:tabs>
+          <w:tab w:val="num" w:pos="4320"/>
+        </w:tabs>
+        <w:ind w:left="4320" w:hanging="360"/>
+      </w:pPr>
+    </w:lvl>
+    <w:lvl w:ilvl="6" w:tentative="1">
+      <w:start w:val="1"/>
+      <w:numFmt w:val="decimal"/>
+      <w:lvlText w:val="%7."/>
+      <w:lvlJc w:val="left"/>
+      <w:pPr>
+        <w:tabs>
+          <w:tab w:val="num" w:pos="5040"/>
+        </w:tabs>
+        <w:ind w:left="5040" w:hanging="360"/>
+      </w:pPr>
+    </w:lvl>
+    <w:lvl w:ilvl="7" w:tentative="1">
+      <w:start w:val="1"/>
+      <w:numFmt w:val="decimal"/>
+      <w:lvlText w:val="%8."/>
+      <w:lvlJc w:val="left"/>
+      <w:pPr>
+        <w:tabs>
+          <w:tab w:val="num" w:pos="5760"/>
+        </w:tabs>
+        <w:ind w:left="5760" w:hanging="360"/>
+      </w:pPr>
+    </w:lvl>
+    <w:lvl w:ilvl="8" w:tentative="1">
+      <w:start w:val="1"/>
+      <w:numFmt w:val="decimal"/>
+      <w:lvlText w:val="%9."/>
+      <w:lvlJc w:val="left"/>
+      <w:pPr>
+        <w:tabs>
+          <w:tab w:val="num" w:pos="6480"/>
+        </w:tabs>
+        <w:ind w:left="6480" w:hanging="360"/>
+      </w:pPr>
+    </w:lvl>
+  </w:abstractNum>
+  <w:abstractNum w:abstractNumId="28" w15:restartNumberingAfterBreak="0">
     <w:nsid w:val="24795C0A"/>
     <w:multiLevelType w:val="multilevel"/>
     <w:tmpl w:val="7260633C"/>
@@ -48337,7 +54484,156 @@
       </w:rPr>
     </w:lvl>
   </w:abstractNum>
-  <w:abstractNum w:abstractNumId="25" w15:restartNumberingAfterBreak="0">
+  <w:abstractNum w:abstractNumId="29" w15:restartNumberingAfterBreak="0">
+    <w:nsid w:val="24B60BED"/>
+    <w:multiLevelType w:val="multilevel"/>
+    <w:tmpl w:val="4580A616"/>
+    <w:lvl w:ilvl="0">
+      <w:start w:val="1"/>
+      <w:numFmt w:val="bullet"/>
+      <w:lvlText w:val=""/>
+      <w:lvlJc w:val="left"/>
+      <w:pPr>
+        <w:tabs>
+          <w:tab w:val="num" w:pos="720"/>
+        </w:tabs>
+        <w:ind w:left="720" w:hanging="360"/>
+      </w:pPr>
+      <w:rPr>
+        <w:rFonts w:ascii="Symbol" w:hAnsi="Symbol" w:hint="default"/>
+        <w:sz w:val="20"/>
+      </w:rPr>
+    </w:lvl>
+    <w:lvl w:ilvl="1" w:tentative="1">
+      <w:start w:val="1"/>
+      <w:numFmt w:val="bullet"/>
+      <w:lvlText w:val="o"/>
+      <w:lvlJc w:val="left"/>
+      <w:pPr>
+        <w:tabs>
+          <w:tab w:val="num" w:pos="1440"/>
+        </w:tabs>
+        <w:ind w:left="1440" w:hanging="360"/>
+      </w:pPr>
+      <w:rPr>
+        <w:rFonts w:ascii="Courier New" w:hAnsi="Courier New" w:hint="default"/>
+        <w:sz w:val="20"/>
+      </w:rPr>
+    </w:lvl>
+    <w:lvl w:ilvl="2" w:tentative="1">
+      <w:start w:val="1"/>
+      <w:numFmt w:val="bullet"/>
+      <w:lvlText w:val=""/>
+      <w:lvlJc w:val="left"/>
+      <w:pPr>
+        <w:tabs>
+          <w:tab w:val="num" w:pos="2160"/>
+        </w:tabs>
+        <w:ind w:left="2160" w:hanging="360"/>
+      </w:pPr>
+      <w:rPr>
+        <w:rFonts w:ascii="Wingdings" w:hAnsi="Wingdings" w:hint="default"/>
+        <w:sz w:val="20"/>
+      </w:rPr>
+    </w:lvl>
+    <w:lvl w:ilvl="3" w:tentative="1">
+      <w:start w:val="1"/>
+      <w:numFmt w:val="bullet"/>
+      <w:lvlText w:val=""/>
+      <w:lvlJc w:val="left"/>
+      <w:pPr>
+        <w:tabs>
+          <w:tab w:val="num" w:pos="2880"/>
+        </w:tabs>
+        <w:ind w:left="2880" w:hanging="360"/>
+      </w:pPr>
+      <w:rPr>
+        <w:rFonts w:ascii="Wingdings" w:hAnsi="Wingdings" w:hint="default"/>
+        <w:sz w:val="20"/>
+      </w:rPr>
+    </w:lvl>
+    <w:lvl w:ilvl="4" w:tentative="1">
+      <w:start w:val="1"/>
+      <w:numFmt w:val="bullet"/>
+      <w:lvlText w:val=""/>
+      <w:lvlJc w:val="left"/>
+      <w:pPr>
+        <w:tabs>
+          <w:tab w:val="num" w:pos="3600"/>
+        </w:tabs>
+        <w:ind w:left="3600" w:hanging="360"/>
+      </w:pPr>
+      <w:rPr>
+        <w:rFonts w:ascii="Wingdings" w:hAnsi="Wingdings" w:hint="default"/>
+        <w:sz w:val="20"/>
+      </w:rPr>
+    </w:lvl>
+    <w:lvl w:ilvl="5" w:tentative="1">
+      <w:start w:val="1"/>
+      <w:numFmt w:val="bullet"/>
+      <w:lvlText w:val=""/>
+      <w:lvlJc w:val="left"/>
+      <w:pPr>
+        <w:tabs>
+          <w:tab w:val="num" w:pos="4320"/>
+        </w:tabs>
+        <w:ind w:left="4320" w:hanging="360"/>
+      </w:pPr>
+      <w:rPr>
+        <w:rFonts w:ascii="Wingdings" w:hAnsi="Wingdings" w:hint="default"/>
+        <w:sz w:val="20"/>
+      </w:rPr>
+    </w:lvl>
+    <w:lvl w:ilvl="6" w:tentative="1">
+      <w:start w:val="1"/>
+      <w:numFmt w:val="bullet"/>
+      <w:lvlText w:val=""/>
+      <w:lvlJc w:val="left"/>
+      <w:pPr>
+        <w:tabs>
+          <w:tab w:val="num" w:pos="5040"/>
+        </w:tabs>
+        <w:ind w:left="5040" w:hanging="360"/>
+      </w:pPr>
+      <w:rPr>
+        <w:rFonts w:ascii="Wingdings" w:hAnsi="Wingdings" w:hint="default"/>
+        <w:sz w:val="20"/>
+      </w:rPr>
+    </w:lvl>
+    <w:lvl w:ilvl="7" w:tentative="1">
+      <w:start w:val="1"/>
+      <w:numFmt w:val="bullet"/>
+      <w:lvlText w:val=""/>
+      <w:lvlJc w:val="left"/>
+      <w:pPr>
+        <w:tabs>
+          <w:tab w:val="num" w:pos="5760"/>
+        </w:tabs>
+        <w:ind w:left="5760" w:hanging="360"/>
+      </w:pPr>
+      <w:rPr>
+        <w:rFonts w:ascii="Wingdings" w:hAnsi="Wingdings" w:hint="default"/>
+        <w:sz w:val="20"/>
+      </w:rPr>
+    </w:lvl>
+    <w:lvl w:ilvl="8" w:tentative="1">
+      <w:start w:val="1"/>
+      <w:numFmt w:val="bullet"/>
+      <w:lvlText w:val=""/>
+      <w:lvlJc w:val="left"/>
+      <w:pPr>
+        <w:tabs>
+          <w:tab w:val="num" w:pos="6480"/>
+        </w:tabs>
+        <w:ind w:left="6480" w:hanging="360"/>
+      </w:pPr>
+      <w:rPr>
+        <w:rFonts w:ascii="Wingdings" w:hAnsi="Wingdings" w:hint="default"/>
+        <w:sz w:val="20"/>
+      </w:rPr>
+    </w:lvl>
+  </w:abstractNum>
+  <w:abstractNum w:abstractNumId="30" w15:restartNumberingAfterBreak="0">
     <w:nsid w:val="25F022F0"/>
     <w:multiLevelType w:val="multilevel"/>
     <w:tmpl w:val="30BA9CBA"/>
@@ -48450,7 +54746,7 @@
       </w:pPr>
     </w:lvl>
   </w:abstractNum>
-  <w:abstractNum w:abstractNumId="26" w15:restartNumberingAfterBreak="0">
+  <w:abstractNum w:abstractNumId="31" w15:restartNumberingAfterBreak="0">
     <w:nsid w:val="26B47991"/>
     <w:multiLevelType w:val="multilevel"/>
     <w:tmpl w:val="21DC7C7E"/>
@@ -48599,7 +54895,7 @@
       </w:rPr>
     </w:lvl>
   </w:abstractNum>
-  <w:abstractNum w:abstractNumId="27" w15:restartNumberingAfterBreak="0">
+  <w:abstractNum w:abstractNumId="32" w15:restartNumberingAfterBreak="0">
     <w:nsid w:val="27907D69"/>
     <w:multiLevelType w:val="multilevel"/>
     <w:tmpl w:val="D7B498A4"/>
@@ -48748,7 +55044,7 @@
       </w:rPr>
     </w:lvl>
   </w:abstractNum>
-  <w:abstractNum w:abstractNumId="28" w15:restartNumberingAfterBreak="0">
+  <w:abstractNum w:abstractNumId="33" w15:restartNumberingAfterBreak="0">
     <w:nsid w:val="27CB4BAF"/>
     <w:multiLevelType w:val="multilevel"/>
     <w:tmpl w:val="55EA595E"/>
@@ -48897,7 +55193,7 @@
       </w:rPr>
     </w:lvl>
   </w:abstractNum>
-  <w:abstractNum w:abstractNumId="29" w15:restartNumberingAfterBreak="0">
+  <w:abstractNum w:abstractNumId="34" w15:restartNumberingAfterBreak="0">
     <w:nsid w:val="2B37063C"/>
     <w:multiLevelType w:val="multilevel"/>
     <w:tmpl w:val="B66CBB28"/>
@@ -49010,7 +55306,7 @@
       </w:pPr>
     </w:lvl>
   </w:abstractNum>
-  <w:abstractNum w:abstractNumId="30" w15:restartNumberingAfterBreak="0">
+  <w:abstractNum w:abstractNumId="35" w15:restartNumberingAfterBreak="0">
     <w:nsid w:val="2C23639E"/>
     <w:multiLevelType w:val="multilevel"/>
     <w:tmpl w:val="EAFEAC3C"/>
@@ -49159,7 +55455,120 @@
       </w:rPr>
     </w:lvl>
   </w:abstractNum>
-  <w:abstractNum w:abstractNumId="31" w15:restartNumberingAfterBreak="0">
+  <w:abstractNum w:abstractNumId="36" w15:restartNumberingAfterBreak="0">
+    <w:nsid w:val="2D8A3ABD"/>
+    <w:multiLevelType w:val="multilevel"/>
+    <w:tmpl w:val="2A544B4E"/>
+    <w:lvl w:ilvl="0">
+      <w:start w:val="1"/>
+      <w:numFmt w:val="decimal"/>
+      <w:lvlText w:val="%1."/>
+      <w:lvlJc w:val="left"/>
+      <w:pPr>
+        <w:tabs>
+          <w:tab w:val="num" w:pos="720"/>
+        </w:tabs>
+        <w:ind w:left="720" w:hanging="360"/>
+      </w:pPr>
+    </w:lvl>
+    <w:lvl w:ilvl="1" w:tentative="1">
+      <w:start w:val="1"/>
+      <w:numFmt w:val="decimal"/>
+      <w:lvlText w:val="%2."/>
+      <w:lvlJc w:val="left"/>
+      <w:pPr>
+        <w:tabs>
+          <w:tab w:val="num" w:pos="1440"/>
+        </w:tabs>
+        <w:ind w:left="1440" w:hanging="360"/>
+      </w:pPr>
+    </w:lvl>
+    <w:lvl w:ilvl="2" w:tentative="1">
+      <w:start w:val="1"/>
+      <w:numFmt w:val="decimal"/>
+      <w:lvlText w:val="%3."/>
+      <w:lvlJc w:val="left"/>
+      <w:pPr>
+        <w:tabs>
+          <w:tab w:val="num" w:pos="2160"/>
+        </w:tabs>
+        <w:ind w:left="2160" w:hanging="360"/>
+      </w:pPr>
+    </w:lvl>
+    <w:lvl w:ilvl="3" w:tentative="1">
+      <w:start w:val="1"/>
+      <w:numFmt w:val="decimal"/>
+      <w:lvlText w:val="%4."/>
+      <w:lvlJc w:val="left"/>
+      <w:pPr>
+        <w:tabs>
+          <w:tab w:val="num" w:pos="2880"/>
+        </w:tabs>
+        <w:ind w:left="2880" w:hanging="360"/>
+      </w:pPr>
+    </w:lvl>
+    <w:lvl w:ilvl="4" w:tentative="1">
+      <w:start w:val="1"/>
+      <w:numFmt w:val="decimal"/>
+      <w:lvlText w:val="%5."/>
+      <w:lvlJc w:val="left"/>
+      <w:pPr>
+        <w:tabs>
+          <w:tab w:val="num" w:pos="3600"/>
+        </w:tabs>
+        <w:ind w:left="3600" w:hanging="360"/>
+      </w:pPr>
+    </w:lvl>
+    <w:lvl w:ilvl="5" w:tentative="1">
+      <w:start w:val="1"/>
+      <w:numFmt w:val="decimal"/>
+      <w:lvlText w:val="%6."/>
+      <w:lvlJc w:val="left"/>
+      <w:pPr>
+        <w:tabs>
+          <w:tab w:val="num" w:pos="4320"/>
+        </w:tabs>
+        <w:ind w:left="4320" w:hanging="360"/>
+      </w:pPr>
+    </w:lvl>
+    <w:lvl w:ilvl="6" w:tentative="1">
+      <w:start w:val="1"/>
+      <w:numFmt w:val="decimal"/>
+      <w:lvlText w:val="%7."/>
+      <w:lvlJc w:val="left"/>
+      <w:pPr>
+        <w:tabs>
+          <w:tab w:val="num" w:pos="5040"/>
+        </w:tabs>
+        <w:ind w:left="5040" w:hanging="360"/>
+      </w:pPr>
+    </w:lvl>
+    <w:lvl w:ilvl="7" w:tentative="1">
+      <w:start w:val="1"/>
+      <w:numFmt w:val="decimal"/>
+      <w:lvlText w:val="%8."/>
+      <w:lvlJc w:val="left"/>
+      <w:pPr>
+        <w:tabs>
+          <w:tab w:val="num" w:pos="5760"/>
+        </w:tabs>
+        <w:ind w:left="5760" w:hanging="360"/>
+      </w:pPr>
+    </w:lvl>
+    <w:lvl w:ilvl="8" w:tentative="1">
+      <w:start w:val="1"/>
+      <w:numFmt w:val="decimal"/>
+      <w:lvlText w:val="%9."/>
+      <w:lvlJc w:val="left"/>
+      <w:pPr>
+        <w:tabs>
+          <w:tab w:val="num" w:pos="6480"/>
+        </w:tabs>
+        <w:ind w:left="6480" w:hanging="360"/>
+      </w:pPr>
+    </w:lvl>
+  </w:abstractNum>
+  <w:abstractNum w:abstractNumId="37" w15:restartNumberingAfterBreak="0">
     <w:nsid w:val="2DAD7126"/>
     <w:multiLevelType w:val="multilevel"/>
     <w:tmpl w:val="321A590A"/>
@@ -49308,7 +55717,7 @@
       </w:rPr>
     </w:lvl>
   </w:abstractNum>
-  <w:abstractNum w:abstractNumId="32" w15:restartNumberingAfterBreak="0">
+  <w:abstractNum w:abstractNumId="38" w15:restartNumberingAfterBreak="0">
     <w:nsid w:val="2F825D01"/>
     <w:multiLevelType w:val="multilevel"/>
     <w:tmpl w:val="893C44CA"/>
@@ -49457,7 +55866,7 @@
       </w:rPr>
     </w:lvl>
   </w:abstractNum>
-  <w:abstractNum w:abstractNumId="33" w15:restartNumberingAfterBreak="0">
+  <w:abstractNum w:abstractNumId="39" w15:restartNumberingAfterBreak="0">
     <w:nsid w:val="303D4EDB"/>
     <w:multiLevelType w:val="multilevel"/>
     <w:tmpl w:val="DA4894EE"/>
@@ -49606,7 +56015,7 @@
       </w:rPr>
     </w:lvl>
   </w:abstractNum>
-  <w:abstractNum w:abstractNumId="34" w15:restartNumberingAfterBreak="0">
+  <w:abstractNum w:abstractNumId="40" w15:restartNumberingAfterBreak="0">
     <w:nsid w:val="37CE2A71"/>
     <w:multiLevelType w:val="multilevel"/>
     <w:tmpl w:val="B1BAB0C0"/>
@@ -49755,7 +56164,7 @@
       </w:rPr>
     </w:lvl>
   </w:abstractNum>
-  <w:abstractNum w:abstractNumId="35" w15:restartNumberingAfterBreak="0">
+  <w:abstractNum w:abstractNumId="41" w15:restartNumberingAfterBreak="0">
     <w:nsid w:val="37D80B7A"/>
     <w:multiLevelType w:val="multilevel"/>
     <w:tmpl w:val="F4368136"/>
@@ -49904,7 +56313,7 @@
       </w:rPr>
     </w:lvl>
   </w:abstractNum>
-  <w:abstractNum w:abstractNumId="36" w15:restartNumberingAfterBreak="0">
+  <w:abstractNum w:abstractNumId="42" w15:restartNumberingAfterBreak="0">
     <w:nsid w:val="396F2468"/>
     <w:multiLevelType w:val="multilevel"/>
     <w:tmpl w:val="C896CD88"/>
@@ -50053,7 +56462,7 @@
       </w:rPr>
     </w:lvl>
   </w:abstractNum>
-  <w:abstractNum w:abstractNumId="37" w15:restartNumberingAfterBreak="0">
+  <w:abstractNum w:abstractNumId="43" w15:restartNumberingAfterBreak="0">
     <w:nsid w:val="39A77089"/>
     <w:multiLevelType w:val="multilevel"/>
     <w:tmpl w:val="269A6D1A"/>
@@ -50202,7 +56611,7 @@
       </w:rPr>
     </w:lvl>
   </w:abstractNum>
-  <w:abstractNum w:abstractNumId="38" w15:restartNumberingAfterBreak="0">
+  <w:abstractNum w:abstractNumId="44" w15:restartNumberingAfterBreak="0">
     <w:nsid w:val="3BF73F9B"/>
     <w:multiLevelType w:val="multilevel"/>
     <w:tmpl w:val="9718044A"/>
@@ -50351,7 +56760,7 @@
       </w:rPr>
     </w:lvl>
   </w:abstractNum>
-  <w:abstractNum w:abstractNumId="39" w15:restartNumberingAfterBreak="0">
+  <w:abstractNum w:abstractNumId="45" w15:restartNumberingAfterBreak="0">
     <w:nsid w:val="3D98313B"/>
     <w:multiLevelType w:val="multilevel"/>
     <w:tmpl w:val="E08029F8"/>
@@ -50500,7 +56909,7 @@
       </w:rPr>
     </w:lvl>
   </w:abstractNum>
-  <w:abstractNum w:abstractNumId="40" w15:restartNumberingAfterBreak="0">
+  <w:abstractNum w:abstractNumId="46" w15:restartNumberingAfterBreak="0">
     <w:nsid w:val="3DA070F4"/>
     <w:multiLevelType w:val="multilevel"/>
     <w:tmpl w:val="3D6A98A6"/>
@@ -50649,7 +57058,7 @@
       </w:rPr>
     </w:lvl>
   </w:abstractNum>
-  <w:abstractNum w:abstractNumId="41" w15:restartNumberingAfterBreak="0">
+  <w:abstractNum w:abstractNumId="47" w15:restartNumberingAfterBreak="0">
     <w:nsid w:val="3DC442D3"/>
     <w:multiLevelType w:val="multilevel"/>
     <w:tmpl w:val="B93A552A"/>
@@ -50798,7 +57207,7 @@
       </w:rPr>
     </w:lvl>
   </w:abstractNum>
-  <w:abstractNum w:abstractNumId="42" w15:restartNumberingAfterBreak="0">
+  <w:abstractNum w:abstractNumId="48" w15:restartNumberingAfterBreak="0">
     <w:nsid w:val="3DF469E3"/>
     <w:multiLevelType w:val="multilevel"/>
     <w:tmpl w:val="E7FEB5C8"/>
@@ -50947,7 +57356,7 @@
       </w:rPr>
     </w:lvl>
   </w:abstractNum>
-  <w:abstractNum w:abstractNumId="43" w15:restartNumberingAfterBreak="0">
+  <w:abstractNum w:abstractNumId="49" w15:restartNumberingAfterBreak="0">
     <w:nsid w:val="3E952C6B"/>
     <w:multiLevelType w:val="multilevel"/>
     <w:tmpl w:val="6BA291E2"/>
@@ -51060,7 +57469,7 @@
       </w:pPr>
     </w:lvl>
   </w:abstractNum>
-  <w:abstractNum w:abstractNumId="44" w15:restartNumberingAfterBreak="0">
+  <w:abstractNum w:abstractNumId="50" w15:restartNumberingAfterBreak="0">
     <w:nsid w:val="3FAA26B3"/>
     <w:multiLevelType w:val="multilevel"/>
     <w:tmpl w:val="A0206428"/>
@@ -51173,7 +57582,156 @@
       </w:pPr>
     </w:lvl>
   </w:abstractNum>
-  <w:abstractNum w:abstractNumId="45" w15:restartNumberingAfterBreak="0">
+  <w:abstractNum w:abstractNumId="51" w15:restartNumberingAfterBreak="0">
+    <w:nsid w:val="3FFE4399"/>
+    <w:multiLevelType w:val="multilevel"/>
+    <w:tmpl w:val="19DA48D6"/>
+    <w:lvl w:ilvl="0">
+      <w:start w:val="1"/>
+      <w:numFmt w:val="bullet"/>
+      <w:lvlText w:val=""/>
+      <w:lvlJc w:val="left"/>
+      <w:pPr>
+        <w:tabs>
+          <w:tab w:val="num" w:pos="720"/>
+        </w:tabs>
+        <w:ind w:left="720" w:hanging="360"/>
+      </w:pPr>
+      <w:rPr>
+        <w:rFonts w:ascii="Symbol" w:hAnsi="Symbol" w:hint="default"/>
+        <w:sz w:val="20"/>
+      </w:rPr>
+    </w:lvl>
+    <w:lvl w:ilvl="1" w:tentative="1">
+      <w:start w:val="1"/>
+      <w:numFmt w:val="bullet"/>
+      <w:lvlText w:val="o"/>
+      <w:lvlJc w:val="left"/>
+      <w:pPr>
+        <w:tabs>
+          <w:tab w:val="num" w:pos="1440"/>
+        </w:tabs>
+        <w:ind w:left="1440" w:hanging="360"/>
+      </w:pPr>
+      <w:rPr>
+        <w:rFonts w:ascii="Courier New" w:hAnsi="Courier New" w:hint="default"/>
+        <w:sz w:val="20"/>
+      </w:rPr>
+    </w:lvl>
+    <w:lvl w:ilvl="2" w:tentative="1">
+      <w:start w:val="1"/>
+      <w:numFmt w:val="bullet"/>
+      <w:lvlText w:val=""/>
+      <w:lvlJc w:val="left"/>
+      <w:pPr>
+        <w:tabs>
+          <w:tab w:val="num" w:pos="2160"/>
+        </w:tabs>
+        <w:ind w:left="2160" w:hanging="360"/>
+      </w:pPr>
+      <w:rPr>
+        <w:rFonts w:ascii="Wingdings" w:hAnsi="Wingdings" w:hint="default"/>
+        <w:sz w:val="20"/>
+      </w:rPr>
+    </w:lvl>
+    <w:lvl w:ilvl="3" w:tentative="1">
+      <w:start w:val="1"/>
+      <w:numFmt w:val="bullet"/>
+      <w:lvlText w:val=""/>
+      <w:lvlJc w:val="left"/>
+      <w:pPr>
+        <w:tabs>
+          <w:tab w:val="num" w:pos="2880"/>
+        </w:tabs>
+        <w:ind w:left="2880" w:hanging="360"/>
+      </w:pPr>
+      <w:rPr>
+        <w:rFonts w:ascii="Wingdings" w:hAnsi="Wingdings" w:hint="default"/>
+        <w:sz w:val="20"/>
+      </w:rPr>
+    </w:lvl>
+    <w:lvl w:ilvl="4" w:tentative="1">
+      <w:start w:val="1"/>
+      <w:numFmt w:val="bullet"/>
+      <w:lvlText w:val=""/>
+      <w:lvlJc w:val="left"/>
+      <w:pPr>
+        <w:tabs>
+          <w:tab w:val="num" w:pos="3600"/>
+        </w:tabs>
+        <w:ind w:left="3600" w:hanging="360"/>
+      </w:pPr>
+      <w:rPr>
+        <w:rFonts w:ascii="Wingdings" w:hAnsi="Wingdings" w:hint="default"/>
+        <w:sz w:val="20"/>
+      </w:rPr>
+    </w:lvl>
+    <w:lvl w:ilvl="5" w:tentative="1">
+      <w:start w:val="1"/>
+      <w:numFmt w:val="bullet"/>
+      <w:lvlText w:val=""/>
+      <w:lvlJc w:val="left"/>
+      <w:pPr>
+        <w:tabs>
+          <w:tab w:val="num" w:pos="4320"/>
+        </w:tabs>
+        <w:ind w:left="4320" w:hanging="360"/>
+      </w:pPr>
+      <w:rPr>
+        <w:rFonts w:ascii="Wingdings" w:hAnsi="Wingdings" w:hint="default"/>
+        <w:sz w:val="20"/>
+      </w:rPr>
+    </w:lvl>
+    <w:lvl w:ilvl="6" w:tentative="1">
+      <w:start w:val="1"/>
+      <w:numFmt w:val="bullet"/>
+      <w:lvlText w:val=""/>
+      <w:lvlJc w:val="left"/>
+      <w:pPr>
+        <w:tabs>
+          <w:tab w:val="num" w:pos="5040"/>
+        </w:tabs>
+        <w:ind w:left="5040" w:hanging="360"/>
+      </w:pPr>
+      <w:rPr>
+        <w:rFonts w:ascii="Wingdings" w:hAnsi="Wingdings" w:hint="default"/>
+        <w:sz w:val="20"/>
+      </w:rPr>
+    </w:lvl>
+    <w:lvl w:ilvl="7" w:tentative="1">
+      <w:start w:val="1"/>
+      <w:numFmt w:val="bullet"/>
+      <w:lvlText w:val=""/>
+      <w:lvlJc w:val="left"/>
+      <w:pPr>
+        <w:tabs>
+          <w:tab w:val="num" w:pos="5760"/>
+        </w:tabs>
+        <w:ind w:left="5760" w:hanging="360"/>
+      </w:pPr>
+      <w:rPr>
+        <w:rFonts w:ascii="Wingdings" w:hAnsi="Wingdings" w:hint="default"/>
+        <w:sz w:val="20"/>
+      </w:rPr>
+    </w:lvl>
+    <w:lvl w:ilvl="8" w:tentative="1">
+      <w:start w:val="1"/>
+      <w:numFmt w:val="bullet"/>
+      <w:lvlText w:val=""/>
+      <w:lvlJc w:val="left"/>
+      <w:pPr>
+        <w:tabs>
+          <w:tab w:val="num" w:pos="6480"/>
+        </w:tabs>
+        <w:ind w:left="6480" w:hanging="360"/>
+      </w:pPr>
+      <w:rPr>
+        <w:rFonts w:ascii="Wingdings" w:hAnsi="Wingdings" w:hint="default"/>
+        <w:sz w:val="20"/>
+      </w:rPr>
+    </w:lvl>
+  </w:abstractNum>
+  <w:abstractNum w:abstractNumId="52" w15:restartNumberingAfterBreak="0">
     <w:nsid w:val="405006D8"/>
     <w:multiLevelType w:val="multilevel"/>
     <w:tmpl w:val="57222A90"/>
@@ -51322,7 +57880,7 @@
       </w:rPr>
     </w:lvl>
   </w:abstractNum>
-  <w:abstractNum w:abstractNumId="46" w15:restartNumberingAfterBreak="0">
+  <w:abstractNum w:abstractNumId="53" w15:restartNumberingAfterBreak="0">
     <w:nsid w:val="407037C0"/>
     <w:multiLevelType w:val="multilevel"/>
     <w:tmpl w:val="14D8E17C"/>
@@ -51471,7 +58029,7 @@
       </w:rPr>
     </w:lvl>
   </w:abstractNum>
-  <w:abstractNum w:abstractNumId="47" w15:restartNumberingAfterBreak="0">
+  <w:abstractNum w:abstractNumId="54" w15:restartNumberingAfterBreak="0">
     <w:nsid w:val="415C2D90"/>
     <w:multiLevelType w:val="multilevel"/>
     <w:tmpl w:val="3CEED776"/>
@@ -51620,7 +58178,7 @@
       </w:rPr>
     </w:lvl>
   </w:abstractNum>
-  <w:abstractNum w:abstractNumId="48" w15:restartNumberingAfterBreak="0">
+  <w:abstractNum w:abstractNumId="55" w15:restartNumberingAfterBreak="0">
     <w:nsid w:val="4652746F"/>
     <w:multiLevelType w:val="multilevel"/>
     <w:tmpl w:val="0F964FAE"/>
@@ -51737,7 +58295,7 @@
       </w:pPr>
     </w:lvl>
   </w:abstractNum>
-  <w:abstractNum w:abstractNumId="49" w15:restartNumberingAfterBreak="0">
+  <w:abstractNum w:abstractNumId="56" w15:restartNumberingAfterBreak="0">
     <w:nsid w:val="46765667"/>
     <w:multiLevelType w:val="multilevel"/>
     <w:tmpl w:val="E0547262"/>
@@ -51886,7 +58444,7 @@
       </w:rPr>
     </w:lvl>
   </w:abstractNum>
-  <w:abstractNum w:abstractNumId="50" w15:restartNumberingAfterBreak="0">
+  <w:abstractNum w:abstractNumId="57" w15:restartNumberingAfterBreak="0">
     <w:nsid w:val="48744AB6"/>
     <w:multiLevelType w:val="multilevel"/>
     <w:tmpl w:val="BBD434E0"/>
@@ -52031,7 +58589,7 @@
       </w:rPr>
     </w:lvl>
   </w:abstractNum>
-  <w:abstractNum w:abstractNumId="51" w15:restartNumberingAfterBreak="0">
+  <w:abstractNum w:abstractNumId="58" w15:restartNumberingAfterBreak="0">
     <w:nsid w:val="4A3E61CF"/>
     <w:multiLevelType w:val="multilevel"/>
     <w:tmpl w:val="26A4D2CA"/>
@@ -52180,7 +58738,7 @@
       </w:rPr>
     </w:lvl>
   </w:abstractNum>
-  <w:abstractNum w:abstractNumId="52" w15:restartNumberingAfterBreak="0">
+  <w:abstractNum w:abstractNumId="59" w15:restartNumberingAfterBreak="0">
     <w:nsid w:val="4C494795"/>
     <w:multiLevelType w:val="multilevel"/>
     <w:tmpl w:val="B31812CE"/>
@@ -52329,7 +58887,305 @@
       </w:rPr>
     </w:lvl>
   </w:abstractNum>
-  <w:abstractNum w:abstractNumId="53" w15:restartNumberingAfterBreak="0">
+  <w:abstractNum w:abstractNumId="60" w15:restartNumberingAfterBreak="0">
+    <w:nsid w:val="4CC90A3C"/>
+    <w:multiLevelType w:val="multilevel"/>
+    <w:tmpl w:val="B6C2C33A"/>
+    <w:lvl w:ilvl="0">
+      <w:start w:val="1"/>
+      <w:numFmt w:val="bullet"/>
+      <w:lvlText w:val=""/>
+      <w:lvlJc w:val="left"/>
+      <w:pPr>
+        <w:tabs>
+          <w:tab w:val="num" w:pos="720"/>
+        </w:tabs>
+        <w:ind w:left="720" w:hanging="360"/>
+      </w:pPr>
+      <w:rPr>
+        <w:rFonts w:ascii="Symbol" w:hAnsi="Symbol" w:hint="default"/>
+        <w:sz w:val="20"/>
+      </w:rPr>
+    </w:lvl>
+    <w:lvl w:ilvl="1" w:tentative="1">
+      <w:start w:val="1"/>
+      <w:numFmt w:val="bullet"/>
+      <w:lvlText w:val="o"/>
+      <w:lvlJc w:val="left"/>
+      <w:pPr>
+        <w:tabs>
+          <w:tab w:val="num" w:pos="1440"/>
+        </w:tabs>
+        <w:ind w:left="1440" w:hanging="360"/>
+      </w:pPr>
+      <w:rPr>
+        <w:rFonts w:ascii="Courier New" w:hAnsi="Courier New" w:hint="default"/>
+        <w:sz w:val="20"/>
+      </w:rPr>
+    </w:lvl>
+    <w:lvl w:ilvl="2" w:tentative="1">
+      <w:start w:val="1"/>
+      <w:numFmt w:val="bullet"/>
+      <w:lvlText w:val=""/>
+      <w:lvlJc w:val="left"/>
+      <w:pPr>
+        <w:tabs>
+          <w:tab w:val="num" w:pos="2160"/>
+        </w:tabs>
+        <w:ind w:left="2160" w:hanging="360"/>
+      </w:pPr>
+      <w:rPr>
+        <w:rFonts w:ascii="Wingdings" w:hAnsi="Wingdings" w:hint="default"/>
+        <w:sz w:val="20"/>
+      </w:rPr>
+    </w:lvl>
+    <w:lvl w:ilvl="3" w:tentative="1">
+      <w:start w:val="1"/>
+      <w:numFmt w:val="bullet"/>
+      <w:lvlText w:val=""/>
+      <w:lvlJc w:val="left"/>
+      <w:pPr>
+        <w:tabs>
+          <w:tab w:val="num" w:pos="2880"/>
+        </w:tabs>
+        <w:ind w:left="2880" w:hanging="360"/>
+      </w:pPr>
+      <w:rPr>
+        <w:rFonts w:ascii="Wingdings" w:hAnsi="Wingdings" w:hint="default"/>
+        <w:sz w:val="20"/>
+      </w:rPr>
+    </w:lvl>
+    <w:lvl w:ilvl="4" w:tentative="1">
+      <w:start w:val="1"/>
+      <w:numFmt w:val="bullet"/>
+      <w:lvlText w:val=""/>
+      <w:lvlJc w:val="left"/>
+      <w:pPr>
+        <w:tabs>
+          <w:tab w:val="num" w:pos="3600"/>
+        </w:tabs>
+        <w:ind w:left="3600" w:hanging="360"/>
+      </w:pPr>
+      <w:rPr>
+        <w:rFonts w:ascii="Wingdings" w:hAnsi="Wingdings" w:hint="default"/>
+        <w:sz w:val="20"/>
+      </w:rPr>
+    </w:lvl>
+    <w:lvl w:ilvl="5" w:tentative="1">
+      <w:start w:val="1"/>
+      <w:numFmt w:val="bullet"/>
+      <w:lvlText w:val=""/>
+      <w:lvlJc w:val="left"/>
+      <w:pPr>
+        <w:tabs>
+          <w:tab w:val="num" w:pos="4320"/>
+        </w:tabs>
+        <w:ind w:left="4320" w:hanging="360"/>
+      </w:pPr>
+      <w:rPr>
+        <w:rFonts w:ascii="Wingdings" w:hAnsi="Wingdings" w:hint="default"/>
+        <w:sz w:val="20"/>
+      </w:rPr>
+    </w:lvl>
+    <w:lvl w:ilvl="6" w:tentative="1">
+      <w:start w:val="1"/>
+      <w:numFmt w:val="bullet"/>
+      <w:lvlText w:val=""/>
+      <w:lvlJc w:val="left"/>
+      <w:pPr>
+        <w:tabs>
+          <w:tab w:val="num" w:pos="5040"/>
+        </w:tabs>
+        <w:ind w:left="5040" w:hanging="360"/>
+      </w:pPr>
+      <w:rPr>
+        <w:rFonts w:ascii="Wingdings" w:hAnsi="Wingdings" w:hint="default"/>
+        <w:sz w:val="20"/>
+      </w:rPr>
+    </w:lvl>
+    <w:lvl w:ilvl="7" w:tentative="1">
+      <w:start w:val="1"/>
+      <w:numFmt w:val="bullet"/>
+      <w:lvlText w:val=""/>
+      <w:lvlJc w:val="left"/>
+      <w:pPr>
+        <w:tabs>
+          <w:tab w:val="num" w:pos="5760"/>
+        </w:tabs>
+        <w:ind w:left="5760" w:hanging="360"/>
+      </w:pPr>
+      <w:rPr>
+        <w:rFonts w:ascii="Wingdings" w:hAnsi="Wingdings" w:hint="default"/>
+        <w:sz w:val="20"/>
+      </w:rPr>
+    </w:lvl>
+    <w:lvl w:ilvl="8" w:tentative="1">
+      <w:start w:val="1"/>
+      <w:numFmt w:val="bullet"/>
+      <w:lvlText w:val=""/>
+      <w:lvlJc w:val="left"/>
+      <w:pPr>
+        <w:tabs>
+          <w:tab w:val="num" w:pos="6480"/>
+        </w:tabs>
+        <w:ind w:left="6480" w:hanging="360"/>
+      </w:pPr>
+      <w:rPr>
+        <w:rFonts w:ascii="Wingdings" w:hAnsi="Wingdings" w:hint="default"/>
+        <w:sz w:val="20"/>
+      </w:rPr>
+    </w:lvl>
+  </w:abstractNum>
+  <w:abstractNum w:abstractNumId="61" w15:restartNumberingAfterBreak="0">
+    <w:nsid w:val="4D740DE6"/>
+    <w:multiLevelType w:val="multilevel"/>
+    <w:tmpl w:val="E49818C8"/>
+    <w:lvl w:ilvl="0">
+      <w:start w:val="1"/>
+      <w:numFmt w:val="bullet"/>
+      <w:lvlText w:val=""/>
+      <w:lvlJc w:val="left"/>
+      <w:pPr>
+        <w:tabs>
+          <w:tab w:val="num" w:pos="720"/>
+        </w:tabs>
+        <w:ind w:left="720" w:hanging="360"/>
+      </w:pPr>
+      <w:rPr>
+        <w:rFonts w:ascii="Symbol" w:hAnsi="Symbol" w:hint="default"/>
+        <w:sz w:val="20"/>
+      </w:rPr>
+    </w:lvl>
+    <w:lvl w:ilvl="1" w:tentative="1">
+      <w:start w:val="1"/>
+      <w:numFmt w:val="bullet"/>
+      <w:lvlText w:val="o"/>
+      <w:lvlJc w:val="left"/>
+      <w:pPr>
+        <w:tabs>
+          <w:tab w:val="num" w:pos="1440"/>
+        </w:tabs>
+        <w:ind w:left="1440" w:hanging="360"/>
+      </w:pPr>
+      <w:rPr>
+        <w:rFonts w:ascii="Courier New" w:hAnsi="Courier New" w:hint="default"/>
+        <w:sz w:val="20"/>
+      </w:rPr>
+    </w:lvl>
+    <w:lvl w:ilvl="2" w:tentative="1">
+      <w:start w:val="1"/>
+      <w:numFmt w:val="bullet"/>
+      <w:lvlText w:val=""/>
+      <w:lvlJc w:val="left"/>
+      <w:pPr>
+        <w:tabs>
+          <w:tab w:val="num" w:pos="2160"/>
+        </w:tabs>
+        <w:ind w:left="2160" w:hanging="360"/>
+      </w:pPr>
+      <w:rPr>
+        <w:rFonts w:ascii="Wingdings" w:hAnsi="Wingdings" w:hint="default"/>
+        <w:sz w:val="20"/>
+      </w:rPr>
+    </w:lvl>
+    <w:lvl w:ilvl="3" w:tentative="1">
+      <w:start w:val="1"/>
+      <w:numFmt w:val="bullet"/>
+      <w:lvlText w:val=""/>
+      <w:lvlJc w:val="left"/>
+      <w:pPr>
+        <w:tabs>
+          <w:tab w:val="num" w:pos="2880"/>
+        </w:tabs>
+        <w:ind w:left="2880" w:hanging="360"/>
+      </w:pPr>
+      <w:rPr>
+        <w:rFonts w:ascii="Wingdings" w:hAnsi="Wingdings" w:hint="default"/>
+        <w:sz w:val="20"/>
+      </w:rPr>
+    </w:lvl>
+    <w:lvl w:ilvl="4" w:tentative="1">
+      <w:start w:val="1"/>
+      <w:numFmt w:val="bullet"/>
+      <w:lvlText w:val=""/>
+      <w:lvlJc w:val="left"/>
+      <w:pPr>
+        <w:tabs>
+          <w:tab w:val="num" w:pos="3600"/>
+        </w:tabs>
+        <w:ind w:left="3600" w:hanging="360"/>
+      </w:pPr>
+      <w:rPr>
+        <w:rFonts w:ascii="Wingdings" w:hAnsi="Wingdings" w:hint="default"/>
+        <w:sz w:val="20"/>
+      </w:rPr>
+    </w:lvl>
+    <w:lvl w:ilvl="5" w:tentative="1">
+      <w:start w:val="1"/>
+      <w:numFmt w:val="bullet"/>
+      <w:lvlText w:val=""/>
+      <w:lvlJc w:val="left"/>
+      <w:pPr>
+        <w:tabs>
+          <w:tab w:val="num" w:pos="4320"/>
+        </w:tabs>
+        <w:ind w:left="4320" w:hanging="360"/>
+      </w:pPr>
+      <w:rPr>
+        <w:rFonts w:ascii="Wingdings" w:hAnsi="Wingdings" w:hint="default"/>
+        <w:sz w:val="20"/>
+      </w:rPr>
+    </w:lvl>
+    <w:lvl w:ilvl="6" w:tentative="1">
+      <w:start w:val="1"/>
+      <w:numFmt w:val="bullet"/>
+      <w:lvlText w:val=""/>
+      <w:lvlJc w:val="left"/>
+      <w:pPr>
+        <w:tabs>
+          <w:tab w:val="num" w:pos="5040"/>
+        </w:tabs>
+        <w:ind w:left="5040" w:hanging="360"/>
+      </w:pPr>
+      <w:rPr>
+        <w:rFonts w:ascii="Wingdings" w:hAnsi="Wingdings" w:hint="default"/>
+        <w:sz w:val="20"/>
+      </w:rPr>
+    </w:lvl>
+    <w:lvl w:ilvl="7" w:tentative="1">
+      <w:start w:val="1"/>
+      <w:numFmt w:val="bullet"/>
+      <w:lvlText w:val=""/>
+      <w:lvlJc w:val="left"/>
+      <w:pPr>
+        <w:tabs>
+          <w:tab w:val="num" w:pos="5760"/>
+        </w:tabs>
+        <w:ind w:left="5760" w:hanging="360"/>
+      </w:pPr>
+      <w:rPr>
+        <w:rFonts w:ascii="Wingdings" w:hAnsi="Wingdings" w:hint="default"/>
+        <w:sz w:val="20"/>
+      </w:rPr>
+    </w:lvl>
+    <w:lvl w:ilvl="8" w:tentative="1">
+      <w:start w:val="1"/>
+      <w:numFmt w:val="bullet"/>
+      <w:lvlText w:val=""/>
+      <w:lvlJc w:val="left"/>
+      <w:pPr>
+        <w:tabs>
+          <w:tab w:val="num" w:pos="6480"/>
+        </w:tabs>
+        <w:ind w:left="6480" w:hanging="360"/>
+      </w:pPr>
+      <w:rPr>
+        <w:rFonts w:ascii="Wingdings" w:hAnsi="Wingdings" w:hint="default"/>
+        <w:sz w:val="20"/>
+      </w:rPr>
+    </w:lvl>
+  </w:abstractNum>
+  <w:abstractNum w:abstractNumId="62" w15:restartNumberingAfterBreak="0">
     <w:nsid w:val="4D9D3B19"/>
     <w:multiLevelType w:val="multilevel"/>
     <w:tmpl w:val="CFDA7008"/>
@@ -52478,7 +59334,7 @@
       </w:rPr>
     </w:lvl>
   </w:abstractNum>
-  <w:abstractNum w:abstractNumId="54" w15:restartNumberingAfterBreak="0">
+  <w:abstractNum w:abstractNumId="63" w15:restartNumberingAfterBreak="0">
     <w:nsid w:val="4E2F1F30"/>
     <w:multiLevelType w:val="multilevel"/>
     <w:tmpl w:val="431AB6EA"/>
@@ -52627,7 +59483,7 @@
       </w:rPr>
     </w:lvl>
   </w:abstractNum>
-  <w:abstractNum w:abstractNumId="55" w15:restartNumberingAfterBreak="0">
+  <w:abstractNum w:abstractNumId="64" w15:restartNumberingAfterBreak="0">
     <w:nsid w:val="4E705C60"/>
     <w:multiLevelType w:val="multilevel"/>
     <w:tmpl w:val="39A62558"/>
@@ -52740,7 +59596,7 @@
       </w:pPr>
     </w:lvl>
   </w:abstractNum>
-  <w:abstractNum w:abstractNumId="56" w15:restartNumberingAfterBreak="0">
+  <w:abstractNum w:abstractNumId="65" w15:restartNumberingAfterBreak="0">
     <w:nsid w:val="4EF25303"/>
     <w:multiLevelType w:val="multilevel"/>
     <w:tmpl w:val="DB0CE578"/>
@@ -52889,7 +59745,7 @@
       </w:rPr>
     </w:lvl>
   </w:abstractNum>
-  <w:abstractNum w:abstractNumId="57" w15:restartNumberingAfterBreak="0">
+  <w:abstractNum w:abstractNumId="66" w15:restartNumberingAfterBreak="0">
     <w:nsid w:val="4FFC3310"/>
     <w:multiLevelType w:val="multilevel"/>
     <w:tmpl w:val="7400A736"/>
@@ -53038,7 +59894,305 @@
       </w:rPr>
     </w:lvl>
   </w:abstractNum>
-  <w:abstractNum w:abstractNumId="58" w15:restartNumberingAfterBreak="0">
+  <w:abstractNum w:abstractNumId="67" w15:restartNumberingAfterBreak="0">
+    <w:nsid w:val="50C7273E"/>
+    <w:multiLevelType w:val="multilevel"/>
+    <w:tmpl w:val="82DCAC38"/>
+    <w:lvl w:ilvl="0">
+      <w:start w:val="1"/>
+      <w:numFmt w:val="bullet"/>
+      <w:lvlText w:val=""/>
+      <w:lvlJc w:val="left"/>
+      <w:pPr>
+        <w:tabs>
+          <w:tab w:val="num" w:pos="720"/>
+        </w:tabs>
+        <w:ind w:left="720" w:hanging="360"/>
+      </w:pPr>
+      <w:rPr>
+        <w:rFonts w:ascii="Symbol" w:hAnsi="Symbol" w:hint="default"/>
+        <w:sz w:val="20"/>
+      </w:rPr>
+    </w:lvl>
+    <w:lvl w:ilvl="1" w:tentative="1">
+      <w:start w:val="1"/>
+      <w:numFmt w:val="bullet"/>
+      <w:lvlText w:val="o"/>
+      <w:lvlJc w:val="left"/>
+      <w:pPr>
+        <w:tabs>
+          <w:tab w:val="num" w:pos="1440"/>
+        </w:tabs>
+        <w:ind w:left="1440" w:hanging="360"/>
+      </w:pPr>
+      <w:rPr>
+        <w:rFonts w:ascii="Courier New" w:hAnsi="Courier New" w:hint="default"/>
+        <w:sz w:val="20"/>
+      </w:rPr>
+    </w:lvl>
+    <w:lvl w:ilvl="2" w:tentative="1">
+      <w:start w:val="1"/>
+      <w:numFmt w:val="bullet"/>
+      <w:lvlText w:val=""/>
+      <w:lvlJc w:val="left"/>
+      <w:pPr>
+        <w:tabs>
+          <w:tab w:val="num" w:pos="2160"/>
+        </w:tabs>
+        <w:ind w:left="2160" w:hanging="360"/>
+      </w:pPr>
+      <w:rPr>
+        <w:rFonts w:ascii="Wingdings" w:hAnsi="Wingdings" w:hint="default"/>
+        <w:sz w:val="20"/>
+      </w:rPr>
+    </w:lvl>
+    <w:lvl w:ilvl="3" w:tentative="1">
+      <w:start w:val="1"/>
+      <w:numFmt w:val="bullet"/>
+      <w:lvlText w:val=""/>
+      <w:lvlJc w:val="left"/>
+      <w:pPr>
+        <w:tabs>
+          <w:tab w:val="num" w:pos="2880"/>
+        </w:tabs>
+        <w:ind w:left="2880" w:hanging="360"/>
+      </w:pPr>
+      <w:rPr>
+        <w:rFonts w:ascii="Wingdings" w:hAnsi="Wingdings" w:hint="default"/>
+        <w:sz w:val="20"/>
+      </w:rPr>
+    </w:lvl>
+    <w:lvl w:ilvl="4" w:tentative="1">
+      <w:start w:val="1"/>
+      <w:numFmt w:val="bullet"/>
+      <w:lvlText w:val=""/>
+      <w:lvlJc w:val="left"/>
+      <w:pPr>
+        <w:tabs>
+          <w:tab w:val="num" w:pos="3600"/>
+        </w:tabs>
+        <w:ind w:left="3600" w:hanging="360"/>
+      </w:pPr>
+      <w:rPr>
+        <w:rFonts w:ascii="Wingdings" w:hAnsi="Wingdings" w:hint="default"/>
+        <w:sz w:val="20"/>
+      </w:rPr>
+    </w:lvl>
+    <w:lvl w:ilvl="5" w:tentative="1">
+      <w:start w:val="1"/>
+      <w:numFmt w:val="bullet"/>
+      <w:lvlText w:val=""/>
+      <w:lvlJc w:val="left"/>
+      <w:pPr>
+        <w:tabs>
+          <w:tab w:val="num" w:pos="4320"/>
+        </w:tabs>
+        <w:ind w:left="4320" w:hanging="360"/>
+      </w:pPr>
+      <w:rPr>
+        <w:rFonts w:ascii="Wingdings" w:hAnsi="Wingdings" w:hint="default"/>
+        <w:sz w:val="20"/>
+      </w:rPr>
+    </w:lvl>
+    <w:lvl w:ilvl="6" w:tentative="1">
+      <w:start w:val="1"/>
+      <w:numFmt w:val="bullet"/>
+      <w:lvlText w:val=""/>
+      <w:lvlJc w:val="left"/>
+      <w:pPr>
+        <w:tabs>
+          <w:tab w:val="num" w:pos="5040"/>
+        </w:tabs>
+        <w:ind w:left="5040" w:hanging="360"/>
+      </w:pPr>
+      <w:rPr>
+        <w:rFonts w:ascii="Wingdings" w:hAnsi="Wingdings" w:hint="default"/>
+        <w:sz w:val="20"/>
+      </w:rPr>
+    </w:lvl>
+    <w:lvl w:ilvl="7" w:tentative="1">
+      <w:start w:val="1"/>
+      <w:numFmt w:val="bullet"/>
+      <w:lvlText w:val=""/>
+      <w:lvlJc w:val="left"/>
+      <w:pPr>
+        <w:tabs>
+          <w:tab w:val="num" w:pos="5760"/>
+        </w:tabs>
+        <w:ind w:left="5760" w:hanging="360"/>
+      </w:pPr>
+      <w:rPr>
+        <w:rFonts w:ascii="Wingdings" w:hAnsi="Wingdings" w:hint="default"/>
+        <w:sz w:val="20"/>
+      </w:rPr>
+    </w:lvl>
+    <w:lvl w:ilvl="8" w:tentative="1">
+      <w:start w:val="1"/>
+      <w:numFmt w:val="bullet"/>
+      <w:lvlText w:val=""/>
+      <w:lvlJc w:val="left"/>
+      <w:pPr>
+        <w:tabs>
+          <w:tab w:val="num" w:pos="6480"/>
+        </w:tabs>
+        <w:ind w:left="6480" w:hanging="360"/>
+      </w:pPr>
+      <w:rPr>
+        <w:rFonts w:ascii="Wingdings" w:hAnsi="Wingdings" w:hint="default"/>
+        <w:sz w:val="20"/>
+      </w:rPr>
+    </w:lvl>
+  </w:abstractNum>
+  <w:abstractNum w:abstractNumId="68" w15:restartNumberingAfterBreak="0">
+    <w:nsid w:val="57412671"/>
+    <w:multiLevelType w:val="multilevel"/>
+    <w:tmpl w:val="D5F0F214"/>
+    <w:lvl w:ilvl="0">
+      <w:start w:val="1"/>
+      <w:numFmt w:val="bullet"/>
+      <w:lvlText w:val=""/>
+      <w:lvlJc w:val="left"/>
+      <w:pPr>
+        <w:tabs>
+          <w:tab w:val="num" w:pos="720"/>
+        </w:tabs>
+        <w:ind w:left="720" w:hanging="360"/>
+      </w:pPr>
+      <w:rPr>
+        <w:rFonts w:ascii="Symbol" w:hAnsi="Symbol" w:hint="default"/>
+        <w:sz w:val="20"/>
+      </w:rPr>
+    </w:lvl>
+    <w:lvl w:ilvl="1" w:tentative="1">
+      <w:start w:val="1"/>
+      <w:numFmt w:val="bullet"/>
+      <w:lvlText w:val="o"/>
+      <w:lvlJc w:val="left"/>
+      <w:pPr>
+        <w:tabs>
+          <w:tab w:val="num" w:pos="1440"/>
+        </w:tabs>
+        <w:ind w:left="1440" w:hanging="360"/>
+      </w:pPr>
+      <w:rPr>
+        <w:rFonts w:ascii="Courier New" w:hAnsi="Courier New" w:hint="default"/>
+        <w:sz w:val="20"/>
+      </w:rPr>
+    </w:lvl>
+    <w:lvl w:ilvl="2" w:tentative="1">
+      <w:start w:val="1"/>
+      <w:numFmt w:val="bullet"/>
+      <w:lvlText w:val=""/>
+      <w:lvlJc w:val="left"/>
+      <w:pPr>
+        <w:tabs>
+          <w:tab w:val="num" w:pos="2160"/>
+        </w:tabs>
+        <w:ind w:left="2160" w:hanging="360"/>
+      </w:pPr>
+      <w:rPr>
+        <w:rFonts w:ascii="Wingdings" w:hAnsi="Wingdings" w:hint="default"/>
+        <w:sz w:val="20"/>
+      </w:rPr>
+    </w:lvl>
+    <w:lvl w:ilvl="3" w:tentative="1">
+      <w:start w:val="1"/>
+      <w:numFmt w:val="bullet"/>
+      <w:lvlText w:val=""/>
+      <w:lvlJc w:val="left"/>
+      <w:pPr>
+        <w:tabs>
+          <w:tab w:val="num" w:pos="2880"/>
+        </w:tabs>
+        <w:ind w:left="2880" w:hanging="360"/>
+      </w:pPr>
+      <w:rPr>
+        <w:rFonts w:ascii="Wingdings" w:hAnsi="Wingdings" w:hint="default"/>
+        <w:sz w:val="20"/>
+      </w:rPr>
+    </w:lvl>
+    <w:lvl w:ilvl="4" w:tentative="1">
+      <w:start w:val="1"/>
+      <w:numFmt w:val="bullet"/>
+      <w:lvlText w:val=""/>
+      <w:lvlJc w:val="left"/>
+      <w:pPr>
+        <w:tabs>
+          <w:tab w:val="num" w:pos="3600"/>
+        </w:tabs>
+        <w:ind w:left="3600" w:hanging="360"/>
+      </w:pPr>
+      <w:rPr>
+        <w:rFonts w:ascii="Wingdings" w:hAnsi="Wingdings" w:hint="default"/>
+        <w:sz w:val="20"/>
+      </w:rPr>
+    </w:lvl>
+    <w:lvl w:ilvl="5" w:tentative="1">
+      <w:start w:val="1"/>
+      <w:numFmt w:val="bullet"/>
+      <w:lvlText w:val=""/>
+      <w:lvlJc w:val="left"/>
+      <w:pPr>
+        <w:tabs>
+          <w:tab w:val="num" w:pos="4320"/>
+        </w:tabs>
+        <w:ind w:left="4320" w:hanging="360"/>
+      </w:pPr>
+      <w:rPr>
+        <w:rFonts w:ascii="Wingdings" w:hAnsi="Wingdings" w:hint="default"/>
+        <w:sz w:val="20"/>
+      </w:rPr>
+    </w:lvl>
+    <w:lvl w:ilvl="6" w:tentative="1">
+      <w:start w:val="1"/>
+      <w:numFmt w:val="bullet"/>
+      <w:lvlText w:val=""/>
+      <w:lvlJc w:val="left"/>
+      <w:pPr>
+        <w:tabs>
+          <w:tab w:val="num" w:pos="5040"/>
+        </w:tabs>
+        <w:ind w:left="5040" w:hanging="360"/>
+      </w:pPr>
+      <w:rPr>
+        <w:rFonts w:ascii="Wingdings" w:hAnsi="Wingdings" w:hint="default"/>
+        <w:sz w:val="20"/>
+      </w:rPr>
+    </w:lvl>
+    <w:lvl w:ilvl="7" w:tentative="1">
+      <w:start w:val="1"/>
+      <w:numFmt w:val="bullet"/>
+      <w:lvlText w:val=""/>
+      <w:lvlJc w:val="left"/>
+      <w:pPr>
+        <w:tabs>
+          <w:tab w:val="num" w:pos="5760"/>
+        </w:tabs>
+        <w:ind w:left="5760" w:hanging="360"/>
+      </w:pPr>
+      <w:rPr>
+        <w:rFonts w:ascii="Wingdings" w:hAnsi="Wingdings" w:hint="default"/>
+        <w:sz w:val="20"/>
+      </w:rPr>
+    </w:lvl>
+    <w:lvl w:ilvl="8" w:tentative="1">
+      <w:start w:val="1"/>
+      <w:numFmt w:val="bullet"/>
+      <w:lvlText w:val=""/>
+      <w:lvlJc w:val="left"/>
+      <w:pPr>
+        <w:tabs>
+          <w:tab w:val="num" w:pos="6480"/>
+        </w:tabs>
+        <w:ind w:left="6480" w:hanging="360"/>
+      </w:pPr>
+      <w:rPr>
+        <w:rFonts w:ascii="Wingdings" w:hAnsi="Wingdings" w:hint="default"/>
+        <w:sz w:val="20"/>
+      </w:rPr>
+    </w:lvl>
+  </w:abstractNum>
+  <w:abstractNum w:abstractNumId="69" w15:restartNumberingAfterBreak="0">
     <w:nsid w:val="57547AEB"/>
     <w:multiLevelType w:val="multilevel"/>
     <w:tmpl w:val="966086D8"/>
@@ -53187,7 +60341,7 @@
       </w:rPr>
     </w:lvl>
   </w:abstractNum>
-  <w:abstractNum w:abstractNumId="59" w15:restartNumberingAfterBreak="0">
+  <w:abstractNum w:abstractNumId="70" w15:restartNumberingAfterBreak="0">
     <w:nsid w:val="57A52C13"/>
     <w:multiLevelType w:val="multilevel"/>
     <w:tmpl w:val="01AC7BAA"/>
@@ -53336,7 +60490,7 @@
       </w:rPr>
     </w:lvl>
   </w:abstractNum>
-  <w:abstractNum w:abstractNumId="60" w15:restartNumberingAfterBreak="0">
+  <w:abstractNum w:abstractNumId="71" w15:restartNumberingAfterBreak="0">
     <w:nsid w:val="587266C5"/>
     <w:multiLevelType w:val="multilevel"/>
     <w:tmpl w:val="B60C6C60"/>
@@ -53485,7 +60639,156 @@
       </w:rPr>
     </w:lvl>
   </w:abstractNum>
-  <w:abstractNum w:abstractNumId="61" w15:restartNumberingAfterBreak="0">
+  <w:abstractNum w:abstractNumId="72" w15:restartNumberingAfterBreak="0">
+    <w:nsid w:val="58A86223"/>
+    <w:multiLevelType w:val="multilevel"/>
+    <w:tmpl w:val="4EB03428"/>
+    <w:lvl w:ilvl="0">
+      <w:start w:val="1"/>
+      <w:numFmt w:val="bullet"/>
+      <w:lvlText w:val=""/>
+      <w:lvlJc w:val="left"/>
+      <w:pPr>
+        <w:tabs>
+          <w:tab w:val="num" w:pos="720"/>
+        </w:tabs>
+        <w:ind w:left="720" w:hanging="360"/>
+      </w:pPr>
+      <w:rPr>
+        <w:rFonts w:ascii="Symbol" w:hAnsi="Symbol" w:hint="default"/>
+        <w:sz w:val="20"/>
+      </w:rPr>
+    </w:lvl>
+    <w:lvl w:ilvl="1" w:tentative="1">
+      <w:start w:val="1"/>
+      <w:numFmt w:val="bullet"/>
+      <w:lvlText w:val="o"/>
+      <w:lvlJc w:val="left"/>
+      <w:pPr>
+        <w:tabs>
+          <w:tab w:val="num" w:pos="1440"/>
+        </w:tabs>
+        <w:ind w:left="1440" w:hanging="360"/>
+      </w:pPr>
+      <w:rPr>
+        <w:rFonts w:ascii="Courier New" w:hAnsi="Courier New" w:hint="default"/>
+        <w:sz w:val="20"/>
+      </w:rPr>
+    </w:lvl>
+    <w:lvl w:ilvl="2" w:tentative="1">
+      <w:start w:val="1"/>
+      <w:numFmt w:val="bullet"/>
+      <w:lvlText w:val=""/>
+      <w:lvlJc w:val="left"/>
+      <w:pPr>
+        <w:tabs>
+          <w:tab w:val="num" w:pos="2160"/>
+        </w:tabs>
+        <w:ind w:left="2160" w:hanging="360"/>
+      </w:pPr>
+      <w:rPr>
+        <w:rFonts w:ascii="Wingdings" w:hAnsi="Wingdings" w:hint="default"/>
+        <w:sz w:val="20"/>
+      </w:rPr>
+    </w:lvl>
+    <w:lvl w:ilvl="3" w:tentative="1">
+      <w:start w:val="1"/>
+      <w:numFmt w:val="bullet"/>
+      <w:lvlText w:val=""/>
+      <w:lvlJc w:val="left"/>
+      <w:pPr>
+        <w:tabs>
+          <w:tab w:val="num" w:pos="2880"/>
+        </w:tabs>
+        <w:ind w:left="2880" w:hanging="360"/>
+      </w:pPr>
+      <w:rPr>
+        <w:rFonts w:ascii="Wingdings" w:hAnsi="Wingdings" w:hint="default"/>
+        <w:sz w:val="20"/>
+      </w:rPr>
+    </w:lvl>
+    <w:lvl w:ilvl="4" w:tentative="1">
+      <w:start w:val="1"/>
+      <w:numFmt w:val="bullet"/>
+      <w:lvlText w:val=""/>
+      <w:lvlJc w:val="left"/>
+      <w:pPr>
+        <w:tabs>
+          <w:tab w:val="num" w:pos="3600"/>
+        </w:tabs>
+        <w:ind w:left="3600" w:hanging="360"/>
+      </w:pPr>
+      <w:rPr>
+        <w:rFonts w:ascii="Wingdings" w:hAnsi="Wingdings" w:hint="default"/>
+        <w:sz w:val="20"/>
+      </w:rPr>
+    </w:lvl>
+    <w:lvl w:ilvl="5" w:tentative="1">
+      <w:start w:val="1"/>
+      <w:numFmt w:val="bullet"/>
+      <w:lvlText w:val=""/>
+      <w:lvlJc w:val="left"/>
+      <w:pPr>
+        <w:tabs>
+          <w:tab w:val="num" w:pos="4320"/>
+        </w:tabs>
+        <w:ind w:left="4320" w:hanging="360"/>
+      </w:pPr>
+      <w:rPr>
+        <w:rFonts w:ascii="Wingdings" w:hAnsi="Wingdings" w:hint="default"/>
+        <w:sz w:val="20"/>
+      </w:rPr>
+    </w:lvl>
+    <w:lvl w:ilvl="6" w:tentative="1">
+      <w:start w:val="1"/>
+      <w:numFmt w:val="bullet"/>
+      <w:lvlText w:val=""/>
+      <w:lvlJc w:val="left"/>
+      <w:pPr>
+        <w:tabs>
+          <w:tab w:val="num" w:pos="5040"/>
+        </w:tabs>
+        <w:ind w:left="5040" w:hanging="360"/>
+      </w:pPr>
+      <w:rPr>
+        <w:rFonts w:ascii="Wingdings" w:hAnsi="Wingdings" w:hint="default"/>
+        <w:sz w:val="20"/>
+      </w:rPr>
+    </w:lvl>
+    <w:lvl w:ilvl="7" w:tentative="1">
+      <w:start w:val="1"/>
+      <w:numFmt w:val="bullet"/>
+      <w:lvlText w:val=""/>
+      <w:lvlJc w:val="left"/>
+      <w:pPr>
+        <w:tabs>
+          <w:tab w:val="num" w:pos="5760"/>
+        </w:tabs>
+        <w:ind w:left="5760" w:hanging="360"/>
+      </w:pPr>
+      <w:rPr>
+        <w:rFonts w:ascii="Wingdings" w:hAnsi="Wingdings" w:hint="default"/>
+        <w:sz w:val="20"/>
+      </w:rPr>
+    </w:lvl>
+    <w:lvl w:ilvl="8" w:tentative="1">
+      <w:start w:val="1"/>
+      <w:numFmt w:val="bullet"/>
+      <w:lvlText w:val=""/>
+      <w:lvlJc w:val="left"/>
+      <w:pPr>
+        <w:tabs>
+          <w:tab w:val="num" w:pos="6480"/>
+        </w:tabs>
+        <w:ind w:left="6480" w:hanging="360"/>
+      </w:pPr>
+      <w:rPr>
+        <w:rFonts w:ascii="Wingdings" w:hAnsi="Wingdings" w:hint="default"/>
+        <w:sz w:val="20"/>
+      </w:rPr>
+    </w:lvl>
+  </w:abstractNum>
+  <w:abstractNum w:abstractNumId="73" w15:restartNumberingAfterBreak="0">
     <w:nsid w:val="58B25FDC"/>
     <w:multiLevelType w:val="multilevel"/>
     <w:tmpl w:val="79005472"/>
@@ -53634,7 +60937,7 @@
       </w:rPr>
     </w:lvl>
   </w:abstractNum>
-  <w:abstractNum w:abstractNumId="62" w15:restartNumberingAfterBreak="0">
+  <w:abstractNum w:abstractNumId="74" w15:restartNumberingAfterBreak="0">
     <w:nsid w:val="5AFF2B06"/>
     <w:multiLevelType w:val="multilevel"/>
     <w:tmpl w:val="750EF8FC"/>
@@ -53751,7 +61054,7 @@
       </w:pPr>
     </w:lvl>
   </w:abstractNum>
-  <w:abstractNum w:abstractNumId="63" w15:restartNumberingAfterBreak="0">
+  <w:abstractNum w:abstractNumId="75" w15:restartNumberingAfterBreak="0">
     <w:nsid w:val="5C700F10"/>
     <w:multiLevelType w:val="multilevel"/>
     <w:tmpl w:val="0D70E066"/>
@@ -53900,7 +61203,7 @@
       </w:rPr>
     </w:lvl>
   </w:abstractNum>
-  <w:abstractNum w:abstractNumId="64" w15:restartNumberingAfterBreak="0">
+  <w:abstractNum w:abstractNumId="76" w15:restartNumberingAfterBreak="0">
     <w:nsid w:val="5D802EF7"/>
     <w:multiLevelType w:val="multilevel"/>
     <w:tmpl w:val="E684FD56"/>
@@ -54049,7 +61352,7 @@
       </w:rPr>
     </w:lvl>
   </w:abstractNum>
-  <w:abstractNum w:abstractNumId="65" w15:restartNumberingAfterBreak="0">
+  <w:abstractNum w:abstractNumId="77" w15:restartNumberingAfterBreak="0">
     <w:nsid w:val="5DDC1789"/>
     <w:multiLevelType w:val="multilevel"/>
     <w:tmpl w:val="55C4C8AC"/>
@@ -54198,7 +61501,7 @@
       </w:rPr>
     </w:lvl>
   </w:abstractNum>
-  <w:abstractNum w:abstractNumId="66" w15:restartNumberingAfterBreak="0">
+  <w:abstractNum w:abstractNumId="78" w15:restartNumberingAfterBreak="0">
     <w:nsid w:val="5E231CE9"/>
     <w:multiLevelType w:val="multilevel"/>
     <w:tmpl w:val="89FAA90E"/>
@@ -54347,7 +61650,305 @@
       </w:rPr>
     </w:lvl>
   </w:abstractNum>
-  <w:abstractNum w:abstractNumId="67" w15:restartNumberingAfterBreak="0">
+  <w:abstractNum w:abstractNumId="79" w15:restartNumberingAfterBreak="0">
+    <w:nsid w:val="63481EFC"/>
+    <w:multiLevelType w:val="multilevel"/>
+    <w:tmpl w:val="DD82434E"/>
+    <w:lvl w:ilvl="0">
+      <w:start w:val="1"/>
+      <w:numFmt w:val="bullet"/>
+      <w:lvlText w:val=""/>
+      <w:lvlJc w:val="left"/>
+      <w:pPr>
+        <w:tabs>
+          <w:tab w:val="num" w:pos="720"/>
+        </w:tabs>
+        <w:ind w:left="720" w:hanging="360"/>
+      </w:pPr>
+      <w:rPr>
+        <w:rFonts w:ascii="Symbol" w:hAnsi="Symbol" w:hint="default"/>
+        <w:sz w:val="20"/>
+      </w:rPr>
+    </w:lvl>
+    <w:lvl w:ilvl="1" w:tentative="1">
+      <w:start w:val="1"/>
+      <w:numFmt w:val="bullet"/>
+      <w:lvlText w:val="o"/>
+      <w:lvlJc w:val="left"/>
+      <w:pPr>
+        <w:tabs>
+          <w:tab w:val="num" w:pos="1440"/>
+        </w:tabs>
+        <w:ind w:left="1440" w:hanging="360"/>
+      </w:pPr>
+      <w:rPr>
+        <w:rFonts w:ascii="Courier New" w:hAnsi="Courier New" w:hint="default"/>
+        <w:sz w:val="20"/>
+      </w:rPr>
+    </w:lvl>
+    <w:lvl w:ilvl="2" w:tentative="1">
+      <w:start w:val="1"/>
+      <w:numFmt w:val="bullet"/>
+      <w:lvlText w:val=""/>
+      <w:lvlJc w:val="left"/>
+      <w:pPr>
+        <w:tabs>
+          <w:tab w:val="num" w:pos="2160"/>
+        </w:tabs>
+        <w:ind w:left="2160" w:hanging="360"/>
+      </w:pPr>
+      <w:rPr>
+        <w:rFonts w:ascii="Wingdings" w:hAnsi="Wingdings" w:hint="default"/>
+        <w:sz w:val="20"/>
+      </w:rPr>
+    </w:lvl>
+    <w:lvl w:ilvl="3" w:tentative="1">
+      <w:start w:val="1"/>
+      <w:numFmt w:val="bullet"/>
+      <w:lvlText w:val=""/>
+      <w:lvlJc w:val="left"/>
+      <w:pPr>
+        <w:tabs>
+          <w:tab w:val="num" w:pos="2880"/>
+        </w:tabs>
+        <w:ind w:left="2880" w:hanging="360"/>
+      </w:pPr>
+      <w:rPr>
+        <w:rFonts w:ascii="Wingdings" w:hAnsi="Wingdings" w:hint="default"/>
+        <w:sz w:val="20"/>
+      </w:rPr>
+    </w:lvl>
+    <w:lvl w:ilvl="4" w:tentative="1">
+      <w:start w:val="1"/>
+      <w:numFmt w:val="bullet"/>
+      <w:lvlText w:val=""/>
+      <w:lvlJc w:val="left"/>
+      <w:pPr>
+        <w:tabs>
+          <w:tab w:val="num" w:pos="3600"/>
+        </w:tabs>
+        <w:ind w:left="3600" w:hanging="360"/>
+      </w:pPr>
+      <w:rPr>
+        <w:rFonts w:ascii="Wingdings" w:hAnsi="Wingdings" w:hint="default"/>
+        <w:sz w:val="20"/>
+      </w:rPr>
+    </w:lvl>
+    <w:lvl w:ilvl="5" w:tentative="1">
+      <w:start w:val="1"/>
+      <w:numFmt w:val="bullet"/>
+      <w:lvlText w:val=""/>
+      <w:lvlJc w:val="left"/>
+      <w:pPr>
+        <w:tabs>
+          <w:tab w:val="num" w:pos="4320"/>
+        </w:tabs>
+        <w:ind w:left="4320" w:hanging="360"/>
+      </w:pPr>
+      <w:rPr>
+        <w:rFonts w:ascii="Wingdings" w:hAnsi="Wingdings" w:hint="default"/>
+        <w:sz w:val="20"/>
+      </w:rPr>
+    </w:lvl>
+    <w:lvl w:ilvl="6" w:tentative="1">
+      <w:start w:val="1"/>
+      <w:numFmt w:val="bullet"/>
+      <w:lvlText w:val=""/>
+      <w:lvlJc w:val="left"/>
+      <w:pPr>
+        <w:tabs>
+          <w:tab w:val="num" w:pos="5040"/>
+        </w:tabs>
+        <w:ind w:left="5040" w:hanging="360"/>
+      </w:pPr>
+      <w:rPr>
+        <w:rFonts w:ascii="Wingdings" w:hAnsi="Wingdings" w:hint="default"/>
+        <w:sz w:val="20"/>
+      </w:rPr>
+    </w:lvl>
+    <w:lvl w:ilvl="7" w:tentative="1">
+      <w:start w:val="1"/>
+      <w:numFmt w:val="bullet"/>
+      <w:lvlText w:val=""/>
+      <w:lvlJc w:val="left"/>
+      <w:pPr>
+        <w:tabs>
+          <w:tab w:val="num" w:pos="5760"/>
+        </w:tabs>
+        <w:ind w:left="5760" w:hanging="360"/>
+      </w:pPr>
+      <w:rPr>
+        <w:rFonts w:ascii="Wingdings" w:hAnsi="Wingdings" w:hint="default"/>
+        <w:sz w:val="20"/>
+      </w:rPr>
+    </w:lvl>
+    <w:lvl w:ilvl="8" w:tentative="1">
+      <w:start w:val="1"/>
+      <w:numFmt w:val="bullet"/>
+      <w:lvlText w:val=""/>
+      <w:lvlJc w:val="left"/>
+      <w:pPr>
+        <w:tabs>
+          <w:tab w:val="num" w:pos="6480"/>
+        </w:tabs>
+        <w:ind w:left="6480" w:hanging="360"/>
+      </w:pPr>
+      <w:rPr>
+        <w:rFonts w:ascii="Wingdings" w:hAnsi="Wingdings" w:hint="default"/>
+        <w:sz w:val="20"/>
+      </w:rPr>
+    </w:lvl>
+  </w:abstractNum>
+  <w:abstractNum w:abstractNumId="80" w15:restartNumberingAfterBreak="0">
+    <w:nsid w:val="64F6781F"/>
+    <w:multiLevelType w:val="multilevel"/>
+    <w:tmpl w:val="42FE843C"/>
+    <w:lvl w:ilvl="0">
+      <w:start w:val="1"/>
+      <w:numFmt w:val="bullet"/>
+      <w:lvlText w:val=""/>
+      <w:lvlJc w:val="left"/>
+      <w:pPr>
+        <w:tabs>
+          <w:tab w:val="num" w:pos="720"/>
+        </w:tabs>
+        <w:ind w:left="720" w:hanging="360"/>
+      </w:pPr>
+      <w:rPr>
+        <w:rFonts w:ascii="Symbol" w:hAnsi="Symbol" w:hint="default"/>
+        <w:sz w:val="20"/>
+      </w:rPr>
+    </w:lvl>
+    <w:lvl w:ilvl="1" w:tentative="1">
+      <w:start w:val="1"/>
+      <w:numFmt w:val="bullet"/>
+      <w:lvlText w:val="o"/>
+      <w:lvlJc w:val="left"/>
+      <w:pPr>
+        <w:tabs>
+          <w:tab w:val="num" w:pos="1440"/>
+        </w:tabs>
+        <w:ind w:left="1440" w:hanging="360"/>
+      </w:pPr>
+      <w:rPr>
+        <w:rFonts w:ascii="Courier New" w:hAnsi="Courier New" w:hint="default"/>
+        <w:sz w:val="20"/>
+      </w:rPr>
+    </w:lvl>
+    <w:lvl w:ilvl="2" w:tentative="1">
+      <w:start w:val="1"/>
+      <w:numFmt w:val="bullet"/>
+      <w:lvlText w:val=""/>
+      <w:lvlJc w:val="left"/>
+      <w:pPr>
+        <w:tabs>
+          <w:tab w:val="num" w:pos="2160"/>
+        </w:tabs>
+        <w:ind w:left="2160" w:hanging="360"/>
+      </w:pPr>
+      <w:rPr>
+        <w:rFonts w:ascii="Wingdings" w:hAnsi="Wingdings" w:hint="default"/>
+        <w:sz w:val="20"/>
+      </w:rPr>
+    </w:lvl>
+    <w:lvl w:ilvl="3" w:tentative="1">
+      <w:start w:val="1"/>
+      <w:numFmt w:val="bullet"/>
+      <w:lvlText w:val=""/>
+      <w:lvlJc w:val="left"/>
+      <w:pPr>
+        <w:tabs>
+          <w:tab w:val="num" w:pos="2880"/>
+        </w:tabs>
+        <w:ind w:left="2880" w:hanging="360"/>
+      </w:pPr>
+      <w:rPr>
+        <w:rFonts w:ascii="Wingdings" w:hAnsi="Wingdings" w:hint="default"/>
+        <w:sz w:val="20"/>
+      </w:rPr>
+    </w:lvl>
+    <w:lvl w:ilvl="4" w:tentative="1">
+      <w:start w:val="1"/>
+      <w:numFmt w:val="bullet"/>
+      <w:lvlText w:val=""/>
+      <w:lvlJc w:val="left"/>
+      <w:pPr>
+        <w:tabs>
+          <w:tab w:val="num" w:pos="3600"/>
+        </w:tabs>
+        <w:ind w:left="3600" w:hanging="360"/>
+      </w:pPr>
+      <w:rPr>
+        <w:rFonts w:ascii="Wingdings" w:hAnsi="Wingdings" w:hint="default"/>
+        <w:sz w:val="20"/>
+      </w:rPr>
+    </w:lvl>
+    <w:lvl w:ilvl="5" w:tentative="1">
+      <w:start w:val="1"/>
+      <w:numFmt w:val="bullet"/>
+      <w:lvlText w:val=""/>
+      <w:lvlJc w:val="left"/>
+      <w:pPr>
+        <w:tabs>
+          <w:tab w:val="num" w:pos="4320"/>
+        </w:tabs>
+        <w:ind w:left="4320" w:hanging="360"/>
+      </w:pPr>
+      <w:rPr>
+        <w:rFonts w:ascii="Wingdings" w:hAnsi="Wingdings" w:hint="default"/>
+        <w:sz w:val="20"/>
+      </w:rPr>
+    </w:lvl>
+    <w:lvl w:ilvl="6" w:tentative="1">
+      <w:start w:val="1"/>
+      <w:numFmt w:val="bullet"/>
+      <w:lvlText w:val=""/>
+      <w:lvlJc w:val="left"/>
+      <w:pPr>
+        <w:tabs>
+          <w:tab w:val="num" w:pos="5040"/>
+        </w:tabs>
+        <w:ind w:left="5040" w:hanging="360"/>
+      </w:pPr>
+      <w:rPr>
+        <w:rFonts w:ascii="Wingdings" w:hAnsi="Wingdings" w:hint="default"/>
+        <w:sz w:val="20"/>
+      </w:rPr>
+    </w:lvl>
+    <w:lvl w:ilvl="7" w:tentative="1">
+      <w:start w:val="1"/>
+      <w:numFmt w:val="bullet"/>
+      <w:lvlText w:val=""/>
+      <w:lvlJc w:val="left"/>
+      <w:pPr>
+        <w:tabs>
+          <w:tab w:val="num" w:pos="5760"/>
+        </w:tabs>
+        <w:ind w:left="5760" w:hanging="360"/>
+      </w:pPr>
+      <w:rPr>
+        <w:rFonts w:ascii="Wingdings" w:hAnsi="Wingdings" w:hint="default"/>
+        <w:sz w:val="20"/>
+      </w:rPr>
+    </w:lvl>
+    <w:lvl w:ilvl="8" w:tentative="1">
+      <w:start w:val="1"/>
+      <w:numFmt w:val="bullet"/>
+      <w:lvlText w:val=""/>
+      <w:lvlJc w:val="left"/>
+      <w:pPr>
+        <w:tabs>
+          <w:tab w:val="num" w:pos="6480"/>
+        </w:tabs>
+        <w:ind w:left="6480" w:hanging="360"/>
+      </w:pPr>
+      <w:rPr>
+        <w:rFonts w:ascii="Wingdings" w:hAnsi="Wingdings" w:hint="default"/>
+        <w:sz w:val="20"/>
+      </w:rPr>
+    </w:lvl>
+  </w:abstractNum>
+  <w:abstractNum w:abstractNumId="81" w15:restartNumberingAfterBreak="0">
     <w:nsid w:val="65BE70A9"/>
     <w:multiLevelType w:val="multilevel"/>
     <w:tmpl w:val="A874DCA4"/>
@@ -54496,7 +62097,7 @@
       </w:rPr>
     </w:lvl>
   </w:abstractNum>
-  <w:abstractNum w:abstractNumId="68" w15:restartNumberingAfterBreak="0">
+  <w:abstractNum w:abstractNumId="82" w15:restartNumberingAfterBreak="0">
     <w:nsid w:val="6B4E5BD2"/>
     <w:multiLevelType w:val="multilevel"/>
     <w:tmpl w:val="8F86ADAE"/>
@@ -54645,7 +62246,7 @@
       </w:rPr>
     </w:lvl>
   </w:abstractNum>
-  <w:abstractNum w:abstractNumId="69" w15:restartNumberingAfterBreak="0">
+  <w:abstractNum w:abstractNumId="83" w15:restartNumberingAfterBreak="0">
     <w:nsid w:val="6BEE5A84"/>
     <w:multiLevelType w:val="multilevel"/>
     <w:tmpl w:val="781A07A8"/>
@@ -54794,7 +62395,7 @@
       </w:rPr>
     </w:lvl>
   </w:abstractNum>
-  <w:abstractNum w:abstractNumId="70" w15:restartNumberingAfterBreak="0">
+  <w:abstractNum w:abstractNumId="84" w15:restartNumberingAfterBreak="0">
     <w:nsid w:val="6C681470"/>
     <w:multiLevelType w:val="multilevel"/>
     <w:tmpl w:val="85B868AE"/>
@@ -54943,7 +62544,7 @@
       </w:rPr>
     </w:lvl>
   </w:abstractNum>
-  <w:abstractNum w:abstractNumId="71" w15:restartNumberingAfterBreak="0">
+  <w:abstractNum w:abstractNumId="85" w15:restartNumberingAfterBreak="0">
     <w:nsid w:val="6D675446"/>
     <w:multiLevelType w:val="multilevel"/>
     <w:tmpl w:val="834EDBCA"/>
@@ -55092,7 +62693,7 @@
       </w:rPr>
     </w:lvl>
   </w:abstractNum>
-  <w:abstractNum w:abstractNumId="72" w15:restartNumberingAfterBreak="0">
+  <w:abstractNum w:abstractNumId="86" w15:restartNumberingAfterBreak="0">
     <w:nsid w:val="6DA808BA"/>
     <w:multiLevelType w:val="multilevel"/>
     <w:tmpl w:val="EE14F3AE"/>
@@ -55241,7 +62842,7 @@
       </w:rPr>
     </w:lvl>
   </w:abstractNum>
-  <w:abstractNum w:abstractNumId="73" w15:restartNumberingAfterBreak="0">
+  <w:abstractNum w:abstractNumId="87" w15:restartNumberingAfterBreak="0">
     <w:nsid w:val="73EB4722"/>
     <w:multiLevelType w:val="multilevel"/>
     <w:tmpl w:val="5F14FFBE"/>
@@ -55390,7 +62991,7 @@
       </w:rPr>
     </w:lvl>
   </w:abstractNum>
-  <w:abstractNum w:abstractNumId="74" w15:restartNumberingAfterBreak="0">
+  <w:abstractNum w:abstractNumId="88" w15:restartNumberingAfterBreak="0">
     <w:nsid w:val="75383A12"/>
     <w:multiLevelType w:val="multilevel"/>
     <w:tmpl w:val="27C411FE"/>
@@ -55539,7 +63140,7 @@
       </w:rPr>
     </w:lvl>
   </w:abstractNum>
-  <w:abstractNum w:abstractNumId="75" w15:restartNumberingAfterBreak="0">
+  <w:abstractNum w:abstractNumId="89" w15:restartNumberingAfterBreak="0">
     <w:nsid w:val="75ED5CF6"/>
     <w:multiLevelType w:val="multilevel"/>
     <w:tmpl w:val="1172A36C"/>
@@ -55684,7 +63285,7 @@
       </w:rPr>
     </w:lvl>
   </w:abstractNum>
-  <w:abstractNum w:abstractNumId="76" w15:restartNumberingAfterBreak="0">
+  <w:abstractNum w:abstractNumId="90" w15:restartNumberingAfterBreak="0">
     <w:nsid w:val="7918553F"/>
     <w:multiLevelType w:val="multilevel"/>
     <w:tmpl w:val="4E3E1E96"/>
@@ -55801,7 +63402,7 @@
       </w:pPr>
     </w:lvl>
   </w:abstractNum>
-  <w:abstractNum w:abstractNumId="77" w15:restartNumberingAfterBreak="0">
+  <w:abstractNum w:abstractNumId="91" w15:restartNumberingAfterBreak="0">
     <w:nsid w:val="79230768"/>
     <w:multiLevelType w:val="multilevel"/>
     <w:tmpl w:val="9F42533E"/>
@@ -55950,7 +63551,7 @@
       </w:rPr>
     </w:lvl>
   </w:abstractNum>
-  <w:abstractNum w:abstractNumId="78" w15:restartNumberingAfterBreak="0">
+  <w:abstractNum w:abstractNumId="92" w15:restartNumberingAfterBreak="0">
     <w:nsid w:val="7BAB2D58"/>
     <w:multiLevelType w:val="multilevel"/>
     <w:tmpl w:val="8BD4E36A"/>
@@ -56099,7 +63700,7 @@
       </w:rPr>
     </w:lvl>
   </w:abstractNum>
-  <w:abstractNum w:abstractNumId="79" w15:restartNumberingAfterBreak="0">
+  <w:abstractNum w:abstractNumId="93" w15:restartNumberingAfterBreak="0">
     <w:nsid w:val="7E7F1F59"/>
     <w:multiLevelType w:val="multilevel"/>
     <w:tmpl w:val="80B29E38"/>
@@ -56248,7 +63849,7 @@
       </w:rPr>
     </w:lvl>
   </w:abstractNum>
-  <w:abstractNum w:abstractNumId="80" w15:restartNumberingAfterBreak="0">
+  <w:abstractNum w:abstractNumId="94" w15:restartNumberingAfterBreak="0">
     <w:nsid w:val="7F274C0E"/>
     <w:multiLevelType w:val="multilevel"/>
     <w:tmpl w:val="D8665B86"/>
@@ -56397,7 +63998,7 @@
       </w:rPr>
     </w:lvl>
   </w:abstractNum>
-  <w:abstractNum w:abstractNumId="81" w15:restartNumberingAfterBreak="0">
+  <w:abstractNum w:abstractNumId="95" w15:restartNumberingAfterBreak="0">
     <w:nsid w:val="7F8F6D96"/>
     <w:multiLevelType w:val="multilevel"/>
     <w:tmpl w:val="D668F702"/>
@@ -56546,7 +64147,7 @@
       </w:rPr>
     </w:lvl>
   </w:abstractNum>
-  <w:abstractNum w:abstractNumId="82" w15:restartNumberingAfterBreak="0">
+  <w:abstractNum w:abstractNumId="96" w15:restartNumberingAfterBreak="0">
     <w:nsid w:val="7FE65BF5"/>
     <w:multiLevelType w:val="multilevel"/>
     <w:tmpl w:val="2CC88252"/>
@@ -56696,255 +64297,297 @@
     </w:lvl>
   </w:abstractNum>
   <w:num w:numId="1" w16cid:durableId="1790664698">
-    <w:abstractNumId w:val="73"/>
+    <w:abstractNumId w:val="87"/>
   </w:num>
   <w:num w:numId="2" w16cid:durableId="913315237">
+    <w:abstractNumId w:val="41"/>
+  </w:num>
+  <w:num w:numId="3" w16cid:durableId="1592666586">
+    <w:abstractNumId w:val="94"/>
+  </w:num>
+  <w:num w:numId="4" w16cid:durableId="510418239">
+    <w:abstractNumId w:val="58"/>
+  </w:num>
+  <w:num w:numId="5" w16cid:durableId="680550783">
+    <w:abstractNumId w:val="93"/>
+  </w:num>
+  <w:num w:numId="6" w16cid:durableId="285746792">
+    <w:abstractNumId w:val="21"/>
+  </w:num>
+  <w:num w:numId="7" w16cid:durableId="1338732938">
+    <w:abstractNumId w:val="14"/>
+  </w:num>
+  <w:num w:numId="8" w16cid:durableId="162361005">
+    <w:abstractNumId w:val="8"/>
+  </w:num>
+  <w:num w:numId="9" w16cid:durableId="1501001245">
+    <w:abstractNumId w:val="50"/>
+  </w:num>
+  <w:num w:numId="10" w16cid:durableId="1706250928">
+    <w:abstractNumId w:val="57"/>
+  </w:num>
+  <w:num w:numId="11" w16cid:durableId="1292050097">
+    <w:abstractNumId w:val="82"/>
+  </w:num>
+  <w:num w:numId="12" w16cid:durableId="1745948958">
+    <w:abstractNumId w:val="12"/>
+  </w:num>
+  <w:num w:numId="13" w16cid:durableId="679312742">
+    <w:abstractNumId w:val="85"/>
+  </w:num>
+  <w:num w:numId="14" w16cid:durableId="1597860147">
+    <w:abstractNumId w:val="95"/>
+  </w:num>
+  <w:num w:numId="15" w16cid:durableId="2042434571">
+    <w:abstractNumId w:val="43"/>
+  </w:num>
+  <w:num w:numId="16" w16cid:durableId="1867019793">
+    <w:abstractNumId w:val="39"/>
+  </w:num>
+  <w:num w:numId="17" w16cid:durableId="839076169">
+    <w:abstractNumId w:val="52"/>
+  </w:num>
+  <w:num w:numId="18" w16cid:durableId="1218131698">
+    <w:abstractNumId w:val="56"/>
+  </w:num>
+  <w:num w:numId="19" w16cid:durableId="213657393">
+    <w:abstractNumId w:val="9"/>
+  </w:num>
+  <w:num w:numId="20" w16cid:durableId="630095303">
+    <w:abstractNumId w:val="62"/>
+  </w:num>
+  <w:num w:numId="21" w16cid:durableId="1326665292">
+    <w:abstractNumId w:val="69"/>
+  </w:num>
+  <w:num w:numId="22" w16cid:durableId="689767440">
+    <w:abstractNumId w:val="3"/>
+  </w:num>
+  <w:num w:numId="23" w16cid:durableId="794064944">
+    <w:abstractNumId w:val="11"/>
+  </w:num>
+  <w:num w:numId="24" w16cid:durableId="370763591">
     <w:abstractNumId w:val="35"/>
   </w:num>
-  <w:num w:numId="3" w16cid:durableId="1592666586">
-    <w:abstractNumId w:val="80"/>
+  <w:num w:numId="25" w16cid:durableId="896086980">
+    <w:abstractNumId w:val="5"/>
   </w:num>
-  <w:num w:numId="4" w16cid:durableId="510418239">
-    <w:abstractNumId w:val="51"/>
+  <w:num w:numId="26" w16cid:durableId="1149051840">
+    <w:abstractNumId w:val="31"/>
   </w:num>
-  <w:num w:numId="5" w16cid:durableId="680550783">
-    <w:abstractNumId w:val="79"/>
+  <w:num w:numId="27" w16cid:durableId="691490878">
+    <w:abstractNumId w:val="48"/>
   </w:num>
-  <w:num w:numId="6" w16cid:durableId="285746792">
-    <w:abstractNumId w:val="18"/>
+  <w:num w:numId="28" w16cid:durableId="1199008562">
+    <w:abstractNumId w:val="28"/>
   </w:num>
-  <w:num w:numId="7" w16cid:durableId="1338732938">
-    <w:abstractNumId w:val="12"/>
+  <w:num w:numId="29" w16cid:durableId="119080037">
+    <w:abstractNumId w:val="4"/>
   </w:num>
-  <w:num w:numId="8" w16cid:durableId="162361005">
-    <w:abstractNumId w:val="6"/>
+  <w:num w:numId="30" w16cid:durableId="1604412925">
+    <w:abstractNumId w:val="65"/>
   </w:num>
-  <w:num w:numId="9" w16cid:durableId="1501001245">
-    <w:abstractNumId w:val="44"/>
-  </w:num>
-  <w:num w:numId="10" w16cid:durableId="1706250928">
-    <w:abstractNumId w:val="50"/>
-  </w:num>
-  <w:num w:numId="11" w16cid:durableId="1292050097">
-    <w:abstractNumId w:val="68"/>
-  </w:num>
-  <w:num w:numId="12" w16cid:durableId="1745948958">
-    <w:abstractNumId w:val="10"/>
-  </w:num>
-  <w:num w:numId="13" w16cid:durableId="679312742">
-    <w:abstractNumId w:val="71"/>
-  </w:num>
-  <w:num w:numId="14" w16cid:durableId="1597860147">
+  <w:num w:numId="31" w16cid:durableId="422654846">
     <w:abstractNumId w:val="81"/>
   </w:num>
-  <w:num w:numId="15" w16cid:durableId="2042434571">
-    <w:abstractNumId w:val="37"/>
-  </w:num>
-  <w:num w:numId="16" w16cid:durableId="1867019793">
+  <w:num w:numId="32" w16cid:durableId="2002389794">
     <w:abstractNumId w:val="33"/>
   </w:num>
-  <w:num w:numId="17" w16cid:durableId="839076169">
-    <w:abstractNumId w:val="45"/>
-  </w:num>
-  <w:num w:numId="18" w16cid:durableId="1218131698">
-    <w:abstractNumId w:val="49"/>
-  </w:num>
-  <w:num w:numId="19" w16cid:durableId="213657393">
-    <w:abstractNumId w:val="7"/>
-  </w:num>
-  <w:num w:numId="20" w16cid:durableId="630095303">
-    <w:abstractNumId w:val="53"/>
-  </w:num>
-  <w:num w:numId="21" w16cid:durableId="1326665292">
-    <w:abstractNumId w:val="58"/>
-  </w:num>
-  <w:num w:numId="22" w16cid:durableId="689767440">
-    <w:abstractNumId w:val="2"/>
-  </w:num>
-  <w:num w:numId="23" w16cid:durableId="794064944">
-    <w:abstractNumId w:val="9"/>
-  </w:num>
-  <w:num w:numId="24" w16cid:durableId="370763591">
-    <w:abstractNumId w:val="30"/>
-  </w:num>
-  <w:num w:numId="25" w16cid:durableId="896086980">
-    <w:abstractNumId w:val="4"/>
-  </w:num>
-  <w:num w:numId="26" w16cid:durableId="1149051840">
-    <w:abstractNumId w:val="26"/>
-  </w:num>
-  <w:num w:numId="27" w16cid:durableId="691490878">
+  <w:num w:numId="33" w16cid:durableId="663556784">
     <w:abstractNumId w:val="42"/>
   </w:num>
-  <w:num w:numId="28" w16cid:durableId="1199008562">
-    <w:abstractNumId w:val="24"/>
-  </w:num>
-  <w:num w:numId="29" w16cid:durableId="119080037">
-    <w:abstractNumId w:val="3"/>
-  </w:num>
-  <w:num w:numId="30" w16cid:durableId="1604412925">
-    <w:abstractNumId w:val="56"/>
-  </w:num>
-  <w:num w:numId="31" w16cid:durableId="422654846">
-    <w:abstractNumId w:val="67"/>
-  </w:num>
-  <w:num w:numId="32" w16cid:durableId="2002389794">
-    <w:abstractNumId w:val="28"/>
-  </w:num>
-  <w:num w:numId="33" w16cid:durableId="663556784">
-    <w:abstractNumId w:val="36"/>
-  </w:num>
   <w:num w:numId="34" w16cid:durableId="1544096020">
-    <w:abstractNumId w:val="19"/>
+    <w:abstractNumId w:val="22"/>
   </w:num>
   <w:num w:numId="35" w16cid:durableId="1452288583">
-    <w:abstractNumId w:val="76"/>
+    <w:abstractNumId w:val="90"/>
   </w:num>
   <w:num w:numId="36" w16cid:durableId="1418789113">
-    <w:abstractNumId w:val="20"/>
+    <w:abstractNumId w:val="23"/>
   </w:num>
   <w:num w:numId="37" w16cid:durableId="453601589">
     <w:abstractNumId w:val="1"/>
   </w:num>
   <w:num w:numId="38" w16cid:durableId="1531524648">
+    <w:abstractNumId w:val="88"/>
+  </w:num>
+  <w:num w:numId="39" w16cid:durableId="1660887162">
+    <w:abstractNumId w:val="70"/>
+  </w:num>
+  <w:num w:numId="40" w16cid:durableId="745810262">
+    <w:abstractNumId w:val="45"/>
+  </w:num>
+  <w:num w:numId="41" w16cid:durableId="614943237">
+    <w:abstractNumId w:val="19"/>
+  </w:num>
+  <w:num w:numId="42" w16cid:durableId="549920154">
+    <w:abstractNumId w:val="71"/>
+  </w:num>
+  <w:num w:numId="43" w16cid:durableId="182861342">
+    <w:abstractNumId w:val="55"/>
+  </w:num>
+  <w:num w:numId="44" w16cid:durableId="1959796069">
+    <w:abstractNumId w:val="91"/>
+  </w:num>
+  <w:num w:numId="45" w16cid:durableId="1814979854">
+    <w:abstractNumId w:val="59"/>
+  </w:num>
+  <w:num w:numId="46" w16cid:durableId="443154987">
+    <w:abstractNumId w:val="30"/>
+  </w:num>
+  <w:num w:numId="47" w16cid:durableId="1897352345">
+    <w:abstractNumId w:val="77"/>
+  </w:num>
+  <w:num w:numId="48" w16cid:durableId="726952408">
+    <w:abstractNumId w:val="76"/>
+  </w:num>
+  <w:num w:numId="49" w16cid:durableId="285426070">
+    <w:abstractNumId w:val="78"/>
+  </w:num>
+  <w:num w:numId="50" w16cid:durableId="981154963">
     <w:abstractNumId w:val="74"/>
   </w:num>
-  <w:num w:numId="39" w16cid:durableId="1660887162">
-    <w:abstractNumId w:val="59"/>
-  </w:num>
-  <w:num w:numId="40" w16cid:durableId="745810262">
-    <w:abstractNumId w:val="39"/>
-  </w:num>
-  <w:num w:numId="41" w16cid:durableId="614943237">
-    <w:abstractNumId w:val="16"/>
-  </w:num>
-  <w:num w:numId="42" w16cid:durableId="549920154">
-    <w:abstractNumId w:val="60"/>
-  </w:num>
-  <w:num w:numId="43" w16cid:durableId="182861342">
-    <w:abstractNumId w:val="48"/>
-  </w:num>
-  <w:num w:numId="44" w16cid:durableId="1959796069">
-    <w:abstractNumId w:val="77"/>
-  </w:num>
-  <w:num w:numId="45" w16cid:durableId="1814979854">
-    <w:abstractNumId w:val="52"/>
-  </w:num>
-  <w:num w:numId="46" w16cid:durableId="443154987">
-    <w:abstractNumId w:val="25"/>
-  </w:num>
-  <w:num w:numId="47" w16cid:durableId="1897352345">
-    <w:abstractNumId w:val="65"/>
-  </w:num>
-  <w:num w:numId="48" w16cid:durableId="726952408">
-    <w:abstractNumId w:val="64"/>
-  </w:num>
-  <w:num w:numId="49" w16cid:durableId="285426070">
-    <w:abstractNumId w:val="66"/>
-  </w:num>
-  <w:num w:numId="50" w16cid:durableId="981154963">
-    <w:abstractNumId w:val="62"/>
-  </w:num>
   <w:num w:numId="51" w16cid:durableId="505705173">
-    <w:abstractNumId w:val="11"/>
+    <w:abstractNumId w:val="13"/>
   </w:num>
   <w:num w:numId="52" w16cid:durableId="679311624">
+    <w:abstractNumId w:val="18"/>
+  </w:num>
+  <w:num w:numId="53" w16cid:durableId="854002976">
     <w:abstractNumId w:val="15"/>
   </w:num>
-  <w:num w:numId="53" w16cid:durableId="854002976">
-    <w:abstractNumId w:val="13"/>
-  </w:num>
   <w:num w:numId="54" w16cid:durableId="1207377051">
-    <w:abstractNumId w:val="40"/>
+    <w:abstractNumId w:val="46"/>
   </w:num>
   <w:num w:numId="55" w16cid:durableId="336881422">
     <w:abstractNumId w:val="0"/>
   </w:num>
   <w:num w:numId="56" w16cid:durableId="953630187">
-    <w:abstractNumId w:val="70"/>
+    <w:abstractNumId w:val="84"/>
   </w:num>
   <w:num w:numId="57" w16cid:durableId="501088929">
+    <w:abstractNumId w:val="32"/>
+  </w:num>
+  <w:num w:numId="58" w16cid:durableId="1936791281">
+    <w:abstractNumId w:val="20"/>
+  </w:num>
+  <w:num w:numId="59" w16cid:durableId="815411764">
+    <w:abstractNumId w:val="40"/>
+  </w:num>
+  <w:num w:numId="60" w16cid:durableId="607740991">
+    <w:abstractNumId w:val="38"/>
+  </w:num>
+  <w:num w:numId="61" w16cid:durableId="204484613">
+    <w:abstractNumId w:val="92"/>
+  </w:num>
+  <w:num w:numId="62" w16cid:durableId="1018699311">
+    <w:abstractNumId w:val="34"/>
+  </w:num>
+  <w:num w:numId="63" w16cid:durableId="359740252">
+    <w:abstractNumId w:val="73"/>
+  </w:num>
+  <w:num w:numId="64" w16cid:durableId="61687259">
+    <w:abstractNumId w:val="53"/>
+  </w:num>
+  <w:num w:numId="65" w16cid:durableId="162597846">
+    <w:abstractNumId w:val="86"/>
+  </w:num>
+  <w:num w:numId="66" w16cid:durableId="136534882">
+    <w:abstractNumId w:val="64"/>
+  </w:num>
+  <w:num w:numId="67" w16cid:durableId="970674793">
+    <w:abstractNumId w:val="66"/>
+  </w:num>
+  <w:num w:numId="68" w16cid:durableId="2013725645">
+    <w:abstractNumId w:val="44"/>
+  </w:num>
+  <w:num w:numId="69" w16cid:durableId="2113940141">
+    <w:abstractNumId w:val="89"/>
+  </w:num>
+  <w:num w:numId="70" w16cid:durableId="1495679451">
+    <w:abstractNumId w:val="26"/>
+  </w:num>
+  <w:num w:numId="71" w16cid:durableId="1226837209">
+    <w:abstractNumId w:val="24"/>
+  </w:num>
+  <w:num w:numId="72" w16cid:durableId="153881816">
+    <w:abstractNumId w:val="96"/>
+  </w:num>
+  <w:num w:numId="73" w16cid:durableId="2068524370">
+    <w:abstractNumId w:val="49"/>
+  </w:num>
+  <w:num w:numId="74" w16cid:durableId="1377468303">
+    <w:abstractNumId w:val="63"/>
+  </w:num>
+  <w:num w:numId="75" w16cid:durableId="282275987">
+    <w:abstractNumId w:val="83"/>
+  </w:num>
+  <w:num w:numId="76" w16cid:durableId="1229726402">
+    <w:abstractNumId w:val="25"/>
+  </w:num>
+  <w:num w:numId="77" w16cid:durableId="242490310">
+    <w:abstractNumId w:val="17"/>
+  </w:num>
+  <w:num w:numId="78" w16cid:durableId="1184632804">
+    <w:abstractNumId w:val="54"/>
+  </w:num>
+  <w:num w:numId="79" w16cid:durableId="650400906">
+    <w:abstractNumId w:val="10"/>
+  </w:num>
+  <w:num w:numId="80" w16cid:durableId="1537347645">
+    <w:abstractNumId w:val="47"/>
+  </w:num>
+  <w:num w:numId="81" w16cid:durableId="573861726">
+    <w:abstractNumId w:val="75"/>
+  </w:num>
+  <w:num w:numId="82" w16cid:durableId="2076463830">
+    <w:abstractNumId w:val="7"/>
+  </w:num>
+  <w:num w:numId="83" w16cid:durableId="587084356">
+    <w:abstractNumId w:val="37"/>
+  </w:num>
+  <w:num w:numId="84" w16cid:durableId="607737907">
+    <w:abstractNumId w:val="36"/>
+  </w:num>
+  <w:num w:numId="85" w16cid:durableId="1100222119">
+    <w:abstractNumId w:val="80"/>
+  </w:num>
+  <w:num w:numId="86" w16cid:durableId="132917277">
+    <w:abstractNumId w:val="60"/>
+  </w:num>
+  <w:num w:numId="87" w16cid:durableId="1929465877">
+    <w:abstractNumId w:val="16"/>
+  </w:num>
+  <w:num w:numId="88" w16cid:durableId="1318144897">
+    <w:abstractNumId w:val="51"/>
+  </w:num>
+  <w:num w:numId="89" w16cid:durableId="816919897">
+    <w:abstractNumId w:val="72"/>
+  </w:num>
+  <w:num w:numId="90" w16cid:durableId="695422552">
+    <w:abstractNumId w:val="79"/>
+  </w:num>
+  <w:num w:numId="91" w16cid:durableId="249389186">
+    <w:abstractNumId w:val="2"/>
+  </w:num>
+  <w:num w:numId="92" w16cid:durableId="434518414">
+    <w:abstractNumId w:val="29"/>
+  </w:num>
+  <w:num w:numId="93" w16cid:durableId="2110540174">
+    <w:abstractNumId w:val="61"/>
+  </w:num>
+  <w:num w:numId="94" w16cid:durableId="1766150274">
+    <w:abstractNumId w:val="6"/>
+  </w:num>
+  <w:num w:numId="95" w16cid:durableId="947851953">
+    <w:abstractNumId w:val="67"/>
+  </w:num>
+  <w:num w:numId="96" w16cid:durableId="1026100371">
+    <w:abstractNumId w:val="68"/>
+  </w:num>
+  <w:num w:numId="97" w16cid:durableId="1517694253">
     <w:abstractNumId w:val="27"/>
   </w:num>
-  <w:num w:numId="58" w16cid:durableId="1936791281">
-    <w:abstractNumId w:val="17"/>
-  </w:num>
-  <w:num w:numId="59" w16cid:durableId="815411764">
-    <w:abstractNumId w:val="34"/>
-  </w:num>
-  <w:num w:numId="60" w16cid:durableId="607740991">
-    <w:abstractNumId w:val="32"/>
-  </w:num>
-  <w:num w:numId="61" w16cid:durableId="204484613">
-    <w:abstractNumId w:val="78"/>
-  </w:num>
-  <w:num w:numId="62" w16cid:durableId="1018699311">
-    <w:abstractNumId w:val="29"/>
-  </w:num>
-  <w:num w:numId="63" w16cid:durableId="359740252">
-    <w:abstractNumId w:val="61"/>
-  </w:num>
-  <w:num w:numId="64" w16cid:durableId="61687259">
-    <w:abstractNumId w:val="46"/>
-  </w:num>
-  <w:num w:numId="65" w16cid:durableId="162597846">
-    <w:abstractNumId w:val="72"/>
-  </w:num>
-  <w:num w:numId="66" w16cid:durableId="136534882">
-    <w:abstractNumId w:val="55"/>
-  </w:num>
-  <w:num w:numId="67" w16cid:durableId="970674793">
-    <w:abstractNumId w:val="57"/>
-  </w:num>
-  <w:num w:numId="68" w16cid:durableId="2013725645">
-    <w:abstractNumId w:val="38"/>
-  </w:num>
-  <w:num w:numId="69" w16cid:durableId="2113940141">
-    <w:abstractNumId w:val="75"/>
-  </w:num>
-  <w:num w:numId="70" w16cid:durableId="1495679451">
-    <w:abstractNumId w:val="23"/>
-  </w:num>
-  <w:num w:numId="71" w16cid:durableId="1226837209">
-    <w:abstractNumId w:val="21"/>
-  </w:num>
-  <w:num w:numId="72" w16cid:durableId="153881816">
-    <w:abstractNumId w:val="82"/>
-  </w:num>
-  <w:num w:numId="73" w16cid:durableId="2068524370">
-    <w:abstractNumId w:val="43"/>
-  </w:num>
-  <w:num w:numId="74" w16cid:durableId="1377468303">
-    <w:abstractNumId w:val="54"/>
-  </w:num>
-  <w:num w:numId="75" w16cid:durableId="282275987">
-    <w:abstractNumId w:val="69"/>
-  </w:num>
-  <w:num w:numId="76" w16cid:durableId="1229726402">
-    <w:abstractNumId w:val="22"/>
-  </w:num>
-  <w:num w:numId="77" w16cid:durableId="242490310">
-    <w:abstractNumId w:val="14"/>
-  </w:num>
-  <w:num w:numId="78" w16cid:durableId="1184632804">
-    <w:abstractNumId w:val="47"/>
-  </w:num>
-  <w:num w:numId="79" w16cid:durableId="650400906">
-    <w:abstractNumId w:val="8"/>
-  </w:num>
-  <w:num w:numId="80" w16cid:durableId="1537347645">
-    <w:abstractNumId w:val="41"/>
-  </w:num>
-  <w:num w:numId="81" w16cid:durableId="573861726">
-    <w:abstractNumId w:val="63"/>
-  </w:num>
-  <w:num w:numId="82" w16cid:durableId="2076463830">
-    <w:abstractNumId w:val="5"/>
-  </w:num>
-  <w:num w:numId="83" w16cid:durableId="587084356">
-    <w:abstractNumId w:val="31"/>
-  </w:num>
-  <w:numIdMacAtCleanup w:val="80"/>
+  <w:numIdMacAtCleanup w:val="97"/>
 </w:numbering>
 </file>
 

--- a/notes.docx
+++ b/notes.docx
@@ -20669,8 +20669,21 @@
       </w:r>
     </w:p>
     <w:p>
-      <w:r>
-        <w:t xml:space="preserve">print(a is b)  # Output: True (Python Integers </w:t>
+      <w:proofErr w:type="gramStart"/>
+      <w:r>
+        <w:t>print(</w:t>
+      </w:r>
+      <w:proofErr w:type="gramEnd"/>
+      <w:r>
+        <w:t xml:space="preserve">a is </w:t>
+      </w:r>
+      <w:proofErr w:type="gramStart"/>
+      <w:r>
+        <w:t>b)  #</w:t>
+      </w:r>
+      <w:proofErr w:type="gramEnd"/>
+      <w:r>
+        <w:t xml:space="preserve"> Output: True (Python Integers </w:t>
       </w:r>
       <w:proofErr w:type="spellStart"/>
       <w:r>
@@ -20722,8 +20735,21 @@
       </w:r>
     </w:p>
     <w:p>
-      <w:r>
-        <w:t xml:space="preserve">print(list1 is list2)  # Output: False! (Value same </w:t>
+      <w:proofErr w:type="gramStart"/>
+      <w:r>
+        <w:t>print(</w:t>
+      </w:r>
+      <w:proofErr w:type="gramEnd"/>
+      <w:r>
+        <w:t>list1 is list2</w:t>
+      </w:r>
+      <w:proofErr w:type="gramStart"/>
+      <w:r>
+        <w:t>)  #</w:t>
+      </w:r>
+      <w:proofErr w:type="gramEnd"/>
+      <w:r>
+        <w:t xml:space="preserve"> Output: False! (Value same </w:t>
       </w:r>
       <w:proofErr w:type="spellStart"/>
       <w:r>
@@ -21005,13 +21031,39 @@
       </w:r>
     </w:p>
     <w:p>
-      <w:r>
-        <w:t>print("D" in "Delhi")       # Output: True</w:t>
-      </w:r>
-    </w:p>
-    <w:p>
-      <w:r>
-        <w:t>print("z" in "Delhi")       # Output: False</w:t>
+      <w:proofErr w:type="gramStart"/>
+      <w:r>
+        <w:t>print(</w:t>
+      </w:r>
+      <w:proofErr w:type="gramEnd"/>
+      <w:r>
+        <w:t>"D" in "Delhi</w:t>
+      </w:r>
+      <w:proofErr w:type="gramStart"/>
+      <w:r>
+        <w:t xml:space="preserve">")   </w:t>
+      </w:r>
+      <w:proofErr w:type="gramEnd"/>
+      <w:r>
+        <w:t xml:space="preserve">    # Output: True</w:t>
+      </w:r>
+    </w:p>
+    <w:p>
+      <w:proofErr w:type="gramStart"/>
+      <w:r>
+        <w:t>print(</w:t>
+      </w:r>
+      <w:proofErr w:type="gramEnd"/>
+      <w:r>
+        <w:t>"z" in "Delhi</w:t>
+      </w:r>
+      <w:proofErr w:type="gramStart"/>
+      <w:r>
+        <w:t xml:space="preserve">")   </w:t>
+      </w:r>
+      <w:proofErr w:type="gramEnd"/>
+      <w:r>
+        <w:t xml:space="preserve">    # Output: False</w:t>
       </w:r>
     </w:p>
     <w:p/>
@@ -21031,29 +21083,49 @@
       </w:r>
     </w:p>
     <w:p>
-      <w:r>
-        <w:t xml:space="preserve">print(3 in </w:t>
-      </w:r>
-      <w:proofErr w:type="spellStart"/>
+      <w:proofErr w:type="gramStart"/>
+      <w:r>
+        <w:t>print(</w:t>
+      </w:r>
+      <w:proofErr w:type="gramEnd"/>
+      <w:r>
+        <w:t xml:space="preserve">3 in </w:t>
+      </w:r>
+      <w:proofErr w:type="spellStart"/>
+      <w:proofErr w:type="gramStart"/>
       <w:r>
         <w:t>nums</w:t>
       </w:r>
       <w:proofErr w:type="spellEnd"/>
       <w:r>
-        <w:t>)           # Output: True</w:t>
-      </w:r>
-    </w:p>
-    <w:p>
-      <w:r>
-        <w:t xml:space="preserve">print(10 not in </w:t>
-      </w:r>
-      <w:proofErr w:type="spellStart"/>
+        <w:t xml:space="preserve">)   </w:t>
+      </w:r>
+      <w:proofErr w:type="gramEnd"/>
+      <w:r>
+        <w:t xml:space="preserve">        # Output: True</w:t>
+      </w:r>
+    </w:p>
+    <w:p>
+      <w:proofErr w:type="gramStart"/>
+      <w:r>
+        <w:t>print(</w:t>
+      </w:r>
+      <w:proofErr w:type="gramEnd"/>
+      <w:r>
+        <w:t xml:space="preserve">10 not in </w:t>
+      </w:r>
+      <w:proofErr w:type="spellStart"/>
+      <w:proofErr w:type="gramStart"/>
       <w:r>
         <w:t>nums</w:t>
       </w:r>
       <w:proofErr w:type="spellEnd"/>
       <w:r>
-        <w:t>)      # Output: True</w:t>
+        <w:t xml:space="preserve">)   </w:t>
+      </w:r>
+      <w:proofErr w:type="gramEnd"/>
+      <w:r>
+        <w:t xml:space="preserve">   # Output: True</w:t>
       </w:r>
     </w:p>
     <w:p/>
@@ -21323,12 +21395,21 @@
           <w:numId w:val="61"/>
         </w:numPr>
       </w:pPr>
-      <w:r>
-        <w:rPr>
-          <w:b/>
-          <w:bCs/>
-        </w:rPr>
-        <w:t>~(-10)</w:t>
+      <w:proofErr w:type="gramStart"/>
+      <w:r>
+        <w:rPr>
+          <w:b/>
+          <w:bCs/>
+        </w:rPr>
+        <w:t>~(</w:t>
+      </w:r>
+      <w:proofErr w:type="gramEnd"/>
+      <w:r>
+        <w:rPr>
+          <w:b/>
+          <w:bCs/>
+        </w:rPr>
+        <w:t>-10)</w:t>
       </w:r>
       <w:r>
         <w:t xml:space="preserve"> </w:t>
@@ -22254,7 +22335,15 @@
           </w:tcPr>
           <w:p>
             <w:r>
-              <w:t xml:space="preserve">Memory location compare </w:t>
+              <w:t xml:space="preserve">Memory location </w:t>
+            </w:r>
+            <w:proofErr w:type="gramStart"/>
+            <w:r>
+              <w:t>compare</w:t>
+            </w:r>
+            <w:proofErr w:type="gramEnd"/>
+            <w:r>
+              <w:t xml:space="preserve"> </w:t>
             </w:r>
             <w:proofErr w:type="spellStart"/>
             <w:r>
@@ -22542,7 +22631,15 @@
       </w:r>
       <w:proofErr w:type="spellEnd"/>
       <w:r>
-        <w:t xml:space="preserve"> code block execute </w:t>
+        <w:t xml:space="preserve"> code block </w:t>
+      </w:r>
+      <w:proofErr w:type="gramStart"/>
+      <w:r>
+        <w:t>execute</w:t>
+      </w:r>
+      <w:proofErr w:type="gramEnd"/>
+      <w:r>
+        <w:t xml:space="preserve"> </w:t>
       </w:r>
       <w:proofErr w:type="spellStart"/>
       <w:r>
@@ -22850,7 +22947,15 @@
       </w:r>
       <w:proofErr w:type="spellEnd"/>
       <w:r>
-        <w:t xml:space="preserve"> curly braces { } use </w:t>
+        <w:t xml:space="preserve"> curly braces </w:t>
+      </w:r>
+      <w:proofErr w:type="gramStart"/>
+      <w:r>
+        <w:t>{ }</w:t>
+      </w:r>
+      <w:proofErr w:type="gramEnd"/>
+      <w:r>
+        <w:t xml:space="preserve"> use </w:t>
       </w:r>
       <w:proofErr w:type="spellStart"/>
       <w:r>
@@ -23199,7 +23304,15 @@
     </w:p>
     <w:p>
       <w:r>
-        <w:t xml:space="preserve">    print("You are eligible to vote!")</w:t>
+        <w:t xml:space="preserve">    </w:t>
+      </w:r>
+      <w:proofErr w:type="gramStart"/>
+      <w:r>
+        <w:t>print(</w:t>
+      </w:r>
+      <w:proofErr w:type="gramEnd"/>
+      <w:r>
+        <w:t>"You are eligible to vote!")</w:t>
       </w:r>
     </w:p>
     <w:p>
@@ -23277,12 +23390,28 @@
     </w:p>
     <w:p>
       <w:r>
-        <w:t>email = input("Enter email: ")</w:t>
-      </w:r>
-    </w:p>
-    <w:p>
-      <w:r>
-        <w:t>password = input("Enter password: ")</w:t>
+        <w:t xml:space="preserve">email = </w:t>
+      </w:r>
+      <w:proofErr w:type="gramStart"/>
+      <w:r>
+        <w:t>input(</w:t>
+      </w:r>
+      <w:proofErr w:type="gramEnd"/>
+      <w:r>
+        <w:t>"Enter email: ")</w:t>
+      </w:r>
+    </w:p>
+    <w:p>
+      <w:r>
+        <w:t xml:space="preserve">password = </w:t>
+      </w:r>
+      <w:proofErr w:type="gramStart"/>
+      <w:r>
+        <w:t>input(</w:t>
+      </w:r>
+      <w:proofErr w:type="gramEnd"/>
+      <w:r>
+        <w:t>"Enter password: ")</w:t>
       </w:r>
     </w:p>
     <w:p/>
@@ -23298,7 +23427,15 @@
     </w:p>
     <w:p>
       <w:r>
-        <w:t xml:space="preserve">    print("Welcome Admin!")</w:t>
+        <w:t xml:space="preserve">    </w:t>
+      </w:r>
+      <w:proofErr w:type="gramStart"/>
+      <w:r>
+        <w:t>print(</w:t>
+      </w:r>
+      <w:proofErr w:type="gramEnd"/>
+      <w:r>
+        <w:t>"Welcome Admin!")</w:t>
       </w:r>
     </w:p>
     <w:p>
@@ -23308,7 +23445,15 @@
     </w:p>
     <w:p>
       <w:r>
-        <w:t xml:space="preserve">    print("Incorrect Email or Password")</w:t>
+        <w:t xml:space="preserve">    </w:t>
+      </w:r>
+      <w:proofErr w:type="gramStart"/>
+      <w:r>
+        <w:t>print(</w:t>
+      </w:r>
+      <w:proofErr w:type="gramEnd"/>
+      <w:r>
+        <w:t>"Incorrect Email or Password")</w:t>
       </w:r>
     </w:p>
     <w:p>
@@ -23461,7 +23606,15 @@
     </w:p>
     <w:p>
       <w:r>
-        <w:t>marks = int(input("Enter your marks: "))</w:t>
+        <w:t xml:space="preserve">marks = </w:t>
+      </w:r>
+      <w:proofErr w:type="gramStart"/>
+      <w:r>
+        <w:t>int(input(</w:t>
+      </w:r>
+      <w:proofErr w:type="gramEnd"/>
+      <w:r>
+        <w:t>"Enter your marks: "))</w:t>
       </w:r>
     </w:p>
     <w:p/>
@@ -23472,7 +23625,15 @@
     </w:p>
     <w:p>
       <w:r>
-        <w:t xml:space="preserve">    print("Grade: A+")</w:t>
+        <w:t xml:space="preserve">    </w:t>
+      </w:r>
+      <w:proofErr w:type="gramStart"/>
+      <w:r>
+        <w:t>print(</w:t>
+      </w:r>
+      <w:proofErr w:type="gramEnd"/>
+      <w:r>
+        <w:t>"Grade: A+")</w:t>
       </w:r>
     </w:p>
     <w:p>
@@ -23487,7 +23648,15 @@
     </w:p>
     <w:p>
       <w:r>
-        <w:t xml:space="preserve">    print("Grade: A")</w:t>
+        <w:t xml:space="preserve">    </w:t>
+      </w:r>
+      <w:proofErr w:type="gramStart"/>
+      <w:r>
+        <w:t>print(</w:t>
+      </w:r>
+      <w:proofErr w:type="gramEnd"/>
+      <w:r>
+        <w:t>"Grade: A")</w:t>
       </w:r>
     </w:p>
     <w:p>
@@ -23502,7 +23671,15 @@
     </w:p>
     <w:p>
       <w:r>
-        <w:t xml:space="preserve">    print("Grade: B")</w:t>
+        <w:t xml:space="preserve">    </w:t>
+      </w:r>
+      <w:proofErr w:type="gramStart"/>
+      <w:r>
+        <w:t>print(</w:t>
+      </w:r>
+      <w:proofErr w:type="gramEnd"/>
+      <w:r>
+        <w:t>"Grade: B")</w:t>
       </w:r>
     </w:p>
     <w:p>
@@ -23517,7 +23694,15 @@
     </w:p>
     <w:p>
       <w:r>
-        <w:t xml:space="preserve">    print("Grade: C")</w:t>
+        <w:t xml:space="preserve">    </w:t>
+      </w:r>
+      <w:proofErr w:type="gramStart"/>
+      <w:r>
+        <w:t>print(</w:t>
+      </w:r>
+      <w:proofErr w:type="gramEnd"/>
+      <w:r>
+        <w:t>"Grade: C")</w:t>
       </w:r>
     </w:p>
     <w:p>
@@ -23527,7 +23712,15 @@
     </w:p>
     <w:p>
       <w:r>
-        <w:t xml:space="preserve">    print("Grade: Fail")</w:t>
+        <w:t xml:space="preserve">    </w:t>
+      </w:r>
+      <w:proofErr w:type="gramStart"/>
+      <w:r>
+        <w:t>print(</w:t>
+      </w:r>
+      <w:proofErr w:type="gramEnd"/>
+      <w:r>
+        <w:t>"Grade: Fail")</w:t>
       </w:r>
     </w:p>
     <w:p>
@@ -23678,12 +23871,28 @@
     </w:p>
     <w:p>
       <w:r>
-        <w:t>email = input("Enter Email: ")</w:t>
-      </w:r>
-    </w:p>
-    <w:p>
-      <w:r>
-        <w:t>password = input("Enter Password: ")</w:t>
+        <w:t xml:space="preserve">email = </w:t>
+      </w:r>
+      <w:proofErr w:type="gramStart"/>
+      <w:r>
+        <w:t>input(</w:t>
+      </w:r>
+      <w:proofErr w:type="gramEnd"/>
+      <w:r>
+        <w:t>"Enter Email: ")</w:t>
+      </w:r>
+    </w:p>
+    <w:p>
+      <w:r>
+        <w:t xml:space="preserve">password = </w:t>
+      </w:r>
+      <w:proofErr w:type="gramStart"/>
+      <w:r>
+        <w:t>input(</w:t>
+      </w:r>
+      <w:proofErr w:type="gramEnd"/>
+      <w:r>
+        <w:t>"Enter Password: ")</w:t>
       </w:r>
     </w:p>
     <w:p/>
@@ -23715,25 +23924,49 @@
       </w:r>
       <w:proofErr w:type="spellEnd"/>
       <w:r>
-        <w:t xml:space="preserve"> email == "campusx@gmail.com" and password != "1234":</w:t>
-      </w:r>
-    </w:p>
-    <w:p>
-      <w:r>
-        <w:t xml:space="preserve">    print("Password Incorrect!")</w:t>
+        <w:t xml:space="preserve"> email == "campusx@gmail.com" and </w:t>
+      </w:r>
+      <w:proofErr w:type="gramStart"/>
+      <w:r>
+        <w:t>password !</w:t>
+      </w:r>
+      <w:proofErr w:type="gramEnd"/>
+      <w:r>
+        <w:t>= "1234":</w:t>
       </w:r>
     </w:p>
     <w:p>
       <w:r>
         <w:t xml:space="preserve">    </w:t>
       </w:r>
+      <w:proofErr w:type="gramStart"/>
+      <w:r>
+        <w:t>print(</w:t>
+      </w:r>
+      <w:proofErr w:type="gramEnd"/>
+      <w:r>
+        <w:t>"Password Incorrect!")</w:t>
+      </w:r>
+    </w:p>
+    <w:p>
+      <w:r>
+        <w:t xml:space="preserve">    </w:t>
+      </w:r>
       <w:proofErr w:type="spellStart"/>
       <w:r>
         <w:t>new_password</w:t>
       </w:r>
       <w:proofErr w:type="spellEnd"/>
       <w:r>
-        <w:t xml:space="preserve"> = input("Enter Password again: ")</w:t>
+        <w:t xml:space="preserve"> = </w:t>
+      </w:r>
+      <w:proofErr w:type="gramStart"/>
+      <w:r>
+        <w:t>input(</w:t>
+      </w:r>
+      <w:proofErr w:type="gramEnd"/>
+      <w:r>
+        <w:t>"Enter Password again: ")</w:t>
       </w:r>
     </w:p>
     <w:p>
@@ -23766,7 +23999,23 @@
     </w:p>
     <w:p>
       <w:r>
-        <w:t xml:space="preserve">        print("Finally Logged In Successfully!")</w:t>
+        <w:t xml:space="preserve">        </w:t>
+      </w:r>
+      <w:proofErr w:type="gramStart"/>
+      <w:r>
+        <w:t>print(</w:t>
+      </w:r>
+      <w:proofErr w:type="gramEnd"/>
+      <w:r>
+        <w:t xml:space="preserve">"Finally Logged </w:t>
+      </w:r>
+      <w:proofErr w:type="gramStart"/>
+      <w:r>
+        <w:t>In</w:t>
+      </w:r>
+      <w:proofErr w:type="gramEnd"/>
+      <w:r>
+        <w:t xml:space="preserve"> Successfully!")</w:t>
       </w:r>
     </w:p>
     <w:p>
@@ -23776,7 +24025,15 @@
     </w:p>
     <w:p>
       <w:r>
-        <w:t xml:space="preserve">        print("Wrong Password again. Account Locked!")</w:t>
+        <w:t xml:space="preserve">        </w:t>
+      </w:r>
+      <w:proofErr w:type="gramStart"/>
+      <w:r>
+        <w:t>print(</w:t>
+      </w:r>
+      <w:proofErr w:type="gramEnd"/>
+      <w:r>
+        <w:t>"Wrong Password again. Account Locked!")</w:t>
       </w:r>
     </w:p>
     <w:p/>
@@ -23793,7 +24050,15 @@
     </w:p>
     <w:p>
       <w:r>
-        <w:t xml:space="preserve">    print("Incorrect Credentials!")</w:t>
+        <w:t xml:space="preserve">    </w:t>
+      </w:r>
+      <w:proofErr w:type="gramStart"/>
+      <w:r>
+        <w:t>print(</w:t>
+      </w:r>
+      <w:proofErr w:type="gramEnd"/>
+      <w:r>
+        <w:t>"Incorrect Credentials!")</w:t>
       </w:r>
     </w:p>
     <w:p>
@@ -23905,7 +24170,15 @@
       </w:r>
       <w:proofErr w:type="spellEnd"/>
       <w:r>
-        <w:t xml:space="preserve"> use 1 line </w:t>
+        <w:t xml:space="preserve"> use </w:t>
+      </w:r>
+      <w:proofErr w:type="gramStart"/>
+      <w:r>
+        <w:t>1 line</w:t>
+      </w:r>
+      <w:proofErr w:type="gramEnd"/>
+      <w:r>
+        <w:t xml:space="preserve"> </w:t>
       </w:r>
       <w:proofErr w:type="spellStart"/>
       <w:r>
@@ -23970,7 +24243,15 @@
     </w:p>
     <w:p>
       <w:r>
-        <w:t>print(status)  # Output: Adult</w:t>
+        <w:t>print(</w:t>
+      </w:r>
+      <w:proofErr w:type="gramStart"/>
+      <w:r>
+        <w:t>status)  #</w:t>
+      </w:r>
+      <w:proofErr w:type="gramEnd"/>
+      <w:r>
+        <w:t xml:space="preserve"> Output: Adult</w:t>
       </w:r>
     </w:p>
     <w:p>
@@ -24122,7 +24403,15 @@
     </w:p>
     <w:p>
       <w:r>
-        <w:t>username = input("Enter username: ")</w:t>
+        <w:t xml:space="preserve">username = </w:t>
+      </w:r>
+      <w:proofErr w:type="gramStart"/>
+      <w:r>
+        <w:t>input(</w:t>
+      </w:r>
+      <w:proofErr w:type="gramEnd"/>
+      <w:r>
+        <w:t>"Enter username: ")</w:t>
       </w:r>
     </w:p>
     <w:p/>
@@ -24133,7 +24422,15 @@
     </w:p>
     <w:p>
       <w:r>
-        <w:t xml:space="preserve">    print("User entered:", username)</w:t>
+        <w:t xml:space="preserve">    </w:t>
+      </w:r>
+      <w:proofErr w:type="gramStart"/>
+      <w:r>
+        <w:t>print(</w:t>
+      </w:r>
+      <w:proofErr w:type="gramEnd"/>
+      <w:r>
+        <w:t>"User entered:", username)</w:t>
       </w:r>
     </w:p>
     <w:p>
@@ -24143,7 +24440,15 @@
     </w:p>
     <w:p>
       <w:r>
-        <w:t xml:space="preserve">    print("Username cannot be empty!")</w:t>
+        <w:t xml:space="preserve">    </w:t>
+      </w:r>
+      <w:proofErr w:type="gramStart"/>
+      <w:r>
+        <w:t>print(</w:t>
+      </w:r>
+      <w:proofErr w:type="gramEnd"/>
+      <w:r>
+        <w:t>"Username cannot be empty!")</w:t>
       </w:r>
     </w:p>
     <w:p>
@@ -24268,7 +24573,15 @@
     </w:p>
     <w:p>
       <w:r>
-        <w:t xml:space="preserve">    pass  # Logic </w:t>
+        <w:t xml:space="preserve">    </w:t>
+      </w:r>
+      <w:proofErr w:type="gramStart"/>
+      <w:r>
+        <w:t>pass  #</w:t>
+      </w:r>
+      <w:proofErr w:type="gramEnd"/>
+      <w:r>
+        <w:t xml:space="preserve"> Logic </w:t>
       </w:r>
       <w:proofErr w:type="spellStart"/>
       <w:r>
@@ -25105,8 +25418,17 @@
           <w:b/>
           <w:bCs/>
         </w:rPr>
-        <w:t>Curly Braces { }</w:t>
-      </w:r>
+        <w:t xml:space="preserve">Curly Braces </w:t>
+      </w:r>
+      <w:proofErr w:type="gramStart"/>
+      <w:r>
+        <w:rPr>
+          <w:b/>
+          <w:bCs/>
+        </w:rPr>
+        <w:t>{ }</w:t>
+      </w:r>
+      <w:proofErr w:type="gramEnd"/>
       <w:r>
         <w:t xml:space="preserve"> aur line end </w:t>
       </w:r>
@@ -25134,6 +25456,7 @@
       <w:r>
         <w:t xml:space="preserve"> </w:t>
       </w:r>
+      <w:proofErr w:type="gramStart"/>
       <w:r>
         <w:rPr>
           <w:b/>
@@ -25141,6 +25464,7 @@
         </w:rPr>
         <w:t>Semicolon ;</w:t>
       </w:r>
+      <w:proofErr w:type="gramEnd"/>
       <w:r>
         <w:t xml:space="preserve"> ka use </w:t>
       </w:r>
@@ -25176,7 +25500,23 @@
       </w:r>
       <w:proofErr w:type="spellEnd"/>
       <w:r>
-        <w:t xml:space="preserve"> curly braces { } aur semicolons ; ka system </w:t>
+        <w:t xml:space="preserve"> curly braces </w:t>
+      </w:r>
+      <w:proofErr w:type="gramStart"/>
+      <w:r>
+        <w:t>{ }</w:t>
+      </w:r>
+      <w:proofErr w:type="gramEnd"/>
+      <w:r>
+        <w:t xml:space="preserve"> aur </w:t>
+      </w:r>
+      <w:proofErr w:type="gramStart"/>
+      <w:r>
+        <w:t>semicolons ;</w:t>
+      </w:r>
+      <w:proofErr w:type="gramEnd"/>
+      <w:r>
+        <w:t xml:space="preserve"> ka system </w:t>
       </w:r>
       <w:proofErr w:type="spellStart"/>
       <w:r>
@@ -25994,7 +26334,15 @@
         <w:t>Tab key</w:t>
       </w:r>
       <w:r>
-        <w:t xml:space="preserve"> ka use </w:t>
+        <w:t xml:space="preserve"> ka </w:t>
+      </w:r>
+      <w:proofErr w:type="gramStart"/>
+      <w:r>
+        <w:t>use</w:t>
+      </w:r>
+      <w:proofErr w:type="gramEnd"/>
+      <w:r>
+        <w:t xml:space="preserve"> </w:t>
       </w:r>
       <w:proofErr w:type="spellStart"/>
       <w:r>
@@ -26181,12 +26529,17 @@
         <w:t xml:space="preserve"> jab </w:t>
       </w:r>
       <w:proofErr w:type="spellStart"/>
+      <w:proofErr w:type="gramStart"/>
       <w:r>
         <w:t>aap</w:t>
       </w:r>
       <w:proofErr w:type="spellEnd"/>
       <w:r>
-        <w:t xml:space="preserve"> : (colon) </w:t>
+        <w:t xml:space="preserve"> :</w:t>
+      </w:r>
+      <w:proofErr w:type="gramEnd"/>
+      <w:r>
+        <w:t xml:space="preserve"> (colon) </w:t>
       </w:r>
       <w:proofErr w:type="spellStart"/>
       <w:r>
@@ -26270,8 +26623,13 @@
       </w:r>
     </w:p>
     <w:p>
-      <w:r>
-        <w:t xml:space="preserve">print("Five is greater than two!")  # </w:t>
+      <w:proofErr w:type="gramStart"/>
+      <w:r>
+        <w:t>print(</w:t>
+      </w:r>
+      <w:proofErr w:type="gramEnd"/>
+      <w:r>
+        <w:t xml:space="preserve">"Five is greater than two!")  # </w:t>
       </w:r>
       <w:proofErr w:type="spellStart"/>
       <w:r>
@@ -26305,7 +26663,15 @@
     <w:p>
       <w:r>
         <w:lastRenderedPageBreak/>
-        <w:t xml:space="preserve">    print("Five is greater than two!")</w:t>
+        <w:t xml:space="preserve">    </w:t>
+      </w:r>
+      <w:proofErr w:type="gramStart"/>
+      <w:r>
+        <w:t>print(</w:t>
+      </w:r>
+      <w:proofErr w:type="gramEnd"/>
+      <w:r>
+        <w:t>"Five is greater than two!")</w:t>
       </w:r>
     </w:p>
     <w:p>
@@ -26466,7 +26832,15 @@
     </w:p>
     <w:p>
       <w:r>
-        <w:t xml:space="preserve">  print(x)  # Unexpected Indent Error!</w:t>
+        <w:t xml:space="preserve">  print(x</w:t>
+      </w:r>
+      <w:proofErr w:type="gramStart"/>
+      <w:r>
+        <w:t>)  #</w:t>
+      </w:r>
+      <w:proofErr w:type="gramEnd"/>
+      <w:r>
+        <w:t xml:space="preserve"> Unexpected Indent Error!</w:t>
       </w:r>
     </w:p>
     <w:p/>
@@ -26612,12 +26986,44 @@
     </w:p>
     <w:p>
       <w:r>
-        <w:t xml:space="preserve">    print("Line 1")  # 4 Spaces</w:t>
-      </w:r>
-    </w:p>
-    <w:p>
-      <w:r>
-        <w:t xml:space="preserve">   print("Line 2")   # 3 Spaces -&gt; ERROR!</w:t>
+        <w:t xml:space="preserve">    </w:t>
+      </w:r>
+      <w:proofErr w:type="gramStart"/>
+      <w:r>
+        <w:t>print(</w:t>
+      </w:r>
+      <w:proofErr w:type="gramEnd"/>
+      <w:r>
+        <w:t>"Line 1</w:t>
+      </w:r>
+      <w:proofErr w:type="gramStart"/>
+      <w:r>
+        <w:t>")  #</w:t>
+      </w:r>
+      <w:proofErr w:type="gramEnd"/>
+      <w:r>
+        <w:t xml:space="preserve"> 4 Spaces</w:t>
+      </w:r>
+    </w:p>
+    <w:p>
+      <w:r>
+        <w:t xml:space="preserve">   </w:t>
+      </w:r>
+      <w:proofErr w:type="gramStart"/>
+      <w:r>
+        <w:t>print(</w:t>
+      </w:r>
+      <w:proofErr w:type="gramEnd"/>
+      <w:r>
+        <w:t>"Line 2</w:t>
+      </w:r>
+      <w:proofErr w:type="gramStart"/>
+      <w:r>
+        <w:t xml:space="preserve">")   </w:t>
+      </w:r>
+      <w:proofErr w:type="gramEnd"/>
+      <w:r>
+        <w:t># 3 Spaces -&gt; ERROR!</w:t>
       </w:r>
     </w:p>
     <w:p>
@@ -26770,13 +27176,21 @@
     </w:p>
     <w:p>
       <w:r>
-        <w:t xml:space="preserve">    print("Positive Number")</w:t>
-      </w:r>
-    </w:p>
-    <w:p>
-      <w:r>
         <w:t xml:space="preserve">    </w:t>
       </w:r>
+      <w:proofErr w:type="gramStart"/>
+      <w:r>
+        <w:t>print(</w:t>
+      </w:r>
+      <w:proofErr w:type="gramEnd"/>
+      <w:r>
+        <w:t>"Positive Number")</w:t>
+      </w:r>
+    </w:p>
+    <w:p>
+      <w:r>
+        <w:t xml:space="preserve">    </w:t>
+      </w:r>
     </w:p>
     <w:p>
       <w:r>
@@ -26798,7 +27212,15 @@
     </w:p>
     <w:p>
       <w:r>
-        <w:t xml:space="preserve">        print("Even Number")</w:t>
+        <w:t xml:space="preserve">        </w:t>
+      </w:r>
+      <w:proofErr w:type="gramStart"/>
+      <w:r>
+        <w:t>print(</w:t>
+      </w:r>
+      <w:proofErr w:type="gramEnd"/>
+      <w:r>
+        <w:t>"Even Number")</w:t>
       </w:r>
     </w:p>
     <w:p>
@@ -26814,7 +27236,15 @@
     <w:p>
       <w:r>
         <w:lastRenderedPageBreak/>
-        <w:t xml:space="preserve">        print("Odd Number")</w:t>
+        <w:t xml:space="preserve">        </w:t>
+      </w:r>
+      <w:proofErr w:type="gramStart"/>
+      <w:r>
+        <w:t>print(</w:t>
+      </w:r>
+      <w:proofErr w:type="gramEnd"/>
+      <w:r>
+        <w:t>"Odd Number")</w:t>
       </w:r>
     </w:p>
     <w:p/>
@@ -26830,7 +27260,15 @@
     </w:p>
     <w:p>
       <w:r>
-        <w:t xml:space="preserve">    print("Negative Number or Zero")</w:t>
+        <w:t xml:space="preserve">    </w:t>
+      </w:r>
+      <w:proofErr w:type="gramStart"/>
+      <w:r>
+        <w:t>print(</w:t>
+      </w:r>
+      <w:proofErr w:type="gramEnd"/>
+      <w:r>
+        <w:t>"Negative Number or Zero")</w:t>
       </w:r>
     </w:p>
     <w:p>
@@ -27014,8 +27452,13 @@
             <w:hideMark/>
           </w:tcPr>
           <w:p>
+            <w:proofErr w:type="gramStart"/>
             <w:r>
-              <w:t>{ and } (Curly Braces)</w:t>
+              <w:t>{ and</w:t>
+            </w:r>
+            <w:proofErr w:type="gramEnd"/>
+            <w:r>
+              <w:t xml:space="preserve"> } (Curly Braces)</w:t>
             </w:r>
           </w:p>
         </w:tc>
@@ -50359,6 +50802,4102 @@
         </w:rPr>
       </w:pPr>
     </w:p>
+    <w:p>
+      <w:pPr>
+        <w:rPr>
+          <w:sz w:val="28"/>
+          <w:szCs w:val="28"/>
+        </w:rPr>
+      </w:pPr>
+    </w:p>
+    <w:p>
+      <w:pPr>
+        <w:rPr>
+          <w:b/>
+          <w:bCs/>
+          <w:color w:val="EE0000"/>
+          <w:sz w:val="36"/>
+          <w:szCs w:val="36"/>
+        </w:rPr>
+      </w:pPr>
+      <w:r>
+        <w:rPr>
+          <w:rFonts w:ascii="Segoe UI Emoji" w:hAnsi="Segoe UI Emoji" w:cs="Segoe UI Emoji"/>
+          <w:b/>
+          <w:bCs/>
+          <w:sz w:val="28"/>
+          <w:szCs w:val="28"/>
+        </w:rPr>
+        <w:t>📌</w:t>
+      </w:r>
+      <w:r>
+        <w:rPr>
+          <w:b/>
+          <w:bCs/>
+          <w:sz w:val="28"/>
+          <w:szCs w:val="28"/>
+        </w:rPr>
+        <w:t xml:space="preserve"> </w:t>
+      </w:r>
+      <w:r>
+        <w:rPr>
+          <w:b/>
+          <w:bCs/>
+          <w:color w:val="EE0000"/>
+          <w:sz w:val="36"/>
+          <w:szCs w:val="36"/>
+        </w:rPr>
+        <w:t>NOTES: Built-in Modules in Python (import &amp; Libraries)</w:t>
+      </w:r>
+    </w:p>
+    <w:p>
+      <w:pPr>
+        <w:rPr>
+          <w:b/>
+          <w:bCs/>
+          <w:sz w:val="28"/>
+          <w:szCs w:val="28"/>
+        </w:rPr>
+      </w:pPr>
+      <w:r>
+        <w:rPr>
+          <w:b/>
+          <w:bCs/>
+          <w:sz w:val="28"/>
+          <w:szCs w:val="28"/>
+        </w:rPr>
+        <w:t>1. What is a Module in Python? (Definition &amp; Purpose)</w:t>
+      </w:r>
+    </w:p>
+    <w:p>
+      <w:pPr>
+        <w:numPr>
+          <w:ilvl w:val="0"/>
+          <w:numId w:val="98"/>
+        </w:numPr>
+        <w:rPr>
+          <w:sz w:val="28"/>
+          <w:szCs w:val="28"/>
+        </w:rPr>
+      </w:pPr>
+      <w:r>
+        <w:rPr>
+          <w:b/>
+          <w:bCs/>
+          <w:sz w:val="28"/>
+          <w:szCs w:val="28"/>
+        </w:rPr>
+        <w:t>Definition:</w:t>
+      </w:r>
+      <w:r>
+        <w:rPr>
+          <w:sz w:val="28"/>
+          <w:szCs w:val="28"/>
+        </w:rPr>
+        <w:t xml:space="preserve"> A module is simply a </w:t>
+      </w:r>
+      <w:r>
+        <w:rPr>
+          <w:b/>
+          <w:bCs/>
+          <w:sz w:val="28"/>
+          <w:szCs w:val="28"/>
+        </w:rPr>
+        <w:t>Python file (.</w:t>
+      </w:r>
+      <w:proofErr w:type="spellStart"/>
+      <w:r>
+        <w:rPr>
+          <w:b/>
+          <w:bCs/>
+          <w:sz w:val="28"/>
+          <w:szCs w:val="28"/>
+        </w:rPr>
+        <w:t>py</w:t>
+      </w:r>
+      <w:proofErr w:type="spellEnd"/>
+      <w:r>
+        <w:rPr>
+          <w:b/>
+          <w:bCs/>
+          <w:sz w:val="28"/>
+          <w:szCs w:val="28"/>
+        </w:rPr>
+        <w:t>)</w:t>
+      </w:r>
+      <w:r>
+        <w:rPr>
+          <w:sz w:val="28"/>
+          <w:szCs w:val="28"/>
+        </w:rPr>
+        <w:t xml:space="preserve"> containing pre-written Python code (functions, variables, classes) that you can reuse in your program.</w:t>
+      </w:r>
+    </w:p>
+    <w:p>
+      <w:pPr>
+        <w:numPr>
+          <w:ilvl w:val="0"/>
+          <w:numId w:val="98"/>
+        </w:numPr>
+        <w:rPr>
+          <w:sz w:val="28"/>
+          <w:szCs w:val="28"/>
+        </w:rPr>
+      </w:pPr>
+      <w:r>
+        <w:rPr>
+          <w:b/>
+          <w:bCs/>
+          <w:sz w:val="28"/>
+          <w:szCs w:val="28"/>
+        </w:rPr>
+        <w:t>Analogy:</w:t>
+      </w:r>
+      <w:r>
+        <w:rPr>
+          <w:sz w:val="28"/>
+          <w:szCs w:val="28"/>
+        </w:rPr>
+        <w:t xml:space="preserve"> In C/C++, these are called Header Files/Libraries (#include &lt;</w:t>
+      </w:r>
+      <w:proofErr w:type="spellStart"/>
+      <w:r>
+        <w:rPr>
+          <w:sz w:val="28"/>
+          <w:szCs w:val="28"/>
+        </w:rPr>
+        <w:t>math.h</w:t>
+      </w:r>
+      <w:proofErr w:type="spellEnd"/>
+      <w:r>
+        <w:rPr>
+          <w:sz w:val="28"/>
+          <w:szCs w:val="28"/>
+        </w:rPr>
+        <w:t>&gt;), and in Java/JavaScript, they are called Packages/Modules (import).</w:t>
+      </w:r>
+    </w:p>
+    <w:p>
+      <w:pPr>
+        <w:numPr>
+          <w:ilvl w:val="0"/>
+          <w:numId w:val="98"/>
+        </w:numPr>
+        <w:rPr>
+          <w:sz w:val="28"/>
+          <w:szCs w:val="28"/>
+        </w:rPr>
+      </w:pPr>
+      <w:r>
+        <w:rPr>
+          <w:b/>
+          <w:bCs/>
+          <w:sz w:val="28"/>
+          <w:szCs w:val="28"/>
+        </w:rPr>
+        <w:t>Why use Modules? (DRY Principle):</w:t>
+      </w:r>
+    </w:p>
+    <w:p>
+      <w:pPr>
+        <w:numPr>
+          <w:ilvl w:val="1"/>
+          <w:numId w:val="98"/>
+        </w:numPr>
+        <w:rPr>
+          <w:sz w:val="28"/>
+          <w:szCs w:val="28"/>
+        </w:rPr>
+      </w:pPr>
+      <w:r>
+        <w:rPr>
+          <w:b/>
+          <w:bCs/>
+          <w:sz w:val="28"/>
+          <w:szCs w:val="28"/>
+        </w:rPr>
+        <w:t>Code Reusability:</w:t>
+      </w:r>
+      <w:r>
+        <w:rPr>
+          <w:sz w:val="28"/>
+          <w:szCs w:val="28"/>
+        </w:rPr>
+        <w:t xml:space="preserve"> Complex algorithms (like Trigonometry, File Handling, Memory Management) ka code </w:t>
+      </w:r>
+      <w:proofErr w:type="spellStart"/>
+      <w:r>
+        <w:rPr>
+          <w:sz w:val="28"/>
+          <w:szCs w:val="28"/>
+        </w:rPr>
+        <w:t>baar-baar</w:t>
+      </w:r>
+      <w:proofErr w:type="spellEnd"/>
+      <w:r>
+        <w:rPr>
+          <w:sz w:val="28"/>
+          <w:szCs w:val="28"/>
+        </w:rPr>
+        <w:t xml:space="preserve"> khud se </w:t>
+      </w:r>
+      <w:proofErr w:type="spellStart"/>
+      <w:r>
+        <w:rPr>
+          <w:sz w:val="28"/>
+          <w:szCs w:val="28"/>
+        </w:rPr>
+        <w:t>likhne</w:t>
+      </w:r>
+      <w:proofErr w:type="spellEnd"/>
+      <w:r>
+        <w:rPr>
+          <w:sz w:val="28"/>
+          <w:szCs w:val="28"/>
+        </w:rPr>
+        <w:t xml:space="preserve"> ki </w:t>
+      </w:r>
+      <w:proofErr w:type="spellStart"/>
+      <w:r>
+        <w:rPr>
+          <w:sz w:val="28"/>
+          <w:szCs w:val="28"/>
+        </w:rPr>
+        <w:t>zaroorat</w:t>
+      </w:r>
+      <w:proofErr w:type="spellEnd"/>
+      <w:r>
+        <w:rPr>
+          <w:sz w:val="28"/>
+          <w:szCs w:val="28"/>
+        </w:rPr>
+        <w:t xml:space="preserve"> </w:t>
+      </w:r>
+      <w:proofErr w:type="spellStart"/>
+      <w:r>
+        <w:rPr>
+          <w:sz w:val="28"/>
+          <w:szCs w:val="28"/>
+        </w:rPr>
+        <w:t>nahi</w:t>
+      </w:r>
+      <w:proofErr w:type="spellEnd"/>
+      <w:r>
+        <w:rPr>
+          <w:sz w:val="28"/>
+          <w:szCs w:val="28"/>
+        </w:rPr>
+        <w:t xml:space="preserve"> </w:t>
+      </w:r>
+      <w:proofErr w:type="spellStart"/>
+      <w:r>
+        <w:rPr>
+          <w:sz w:val="28"/>
+          <w:szCs w:val="28"/>
+        </w:rPr>
+        <w:t>hoti</w:t>
+      </w:r>
+      <w:proofErr w:type="spellEnd"/>
+      <w:r>
+        <w:rPr>
+          <w:sz w:val="28"/>
+          <w:szCs w:val="28"/>
+        </w:rPr>
+        <w:t>.</w:t>
+      </w:r>
+    </w:p>
+    <w:p>
+      <w:pPr>
+        <w:numPr>
+          <w:ilvl w:val="1"/>
+          <w:numId w:val="98"/>
+        </w:numPr>
+        <w:rPr>
+          <w:sz w:val="28"/>
+          <w:szCs w:val="28"/>
+        </w:rPr>
+      </w:pPr>
+      <w:r>
+        <w:rPr>
+          <w:b/>
+          <w:bCs/>
+          <w:sz w:val="28"/>
+          <w:szCs w:val="28"/>
+        </w:rPr>
+        <w:t>Code Organization:</w:t>
+      </w:r>
+      <w:r>
+        <w:rPr>
+          <w:sz w:val="28"/>
+          <w:szCs w:val="28"/>
+        </w:rPr>
+        <w:t xml:space="preserve"> Related functions ko ek </w:t>
+      </w:r>
+      <w:proofErr w:type="spellStart"/>
+      <w:r>
+        <w:rPr>
+          <w:sz w:val="28"/>
+          <w:szCs w:val="28"/>
+        </w:rPr>
+        <w:t>jagah</w:t>
+      </w:r>
+      <w:proofErr w:type="spellEnd"/>
+      <w:r>
+        <w:rPr>
+          <w:sz w:val="28"/>
+          <w:szCs w:val="28"/>
+        </w:rPr>
+        <w:t xml:space="preserve"> group </w:t>
+      </w:r>
+      <w:proofErr w:type="spellStart"/>
+      <w:r>
+        <w:rPr>
+          <w:sz w:val="28"/>
+          <w:szCs w:val="28"/>
+        </w:rPr>
+        <w:t>karke</w:t>
+      </w:r>
+      <w:proofErr w:type="spellEnd"/>
+      <w:r>
+        <w:rPr>
+          <w:sz w:val="28"/>
+          <w:szCs w:val="28"/>
+        </w:rPr>
+        <w:t xml:space="preserve"> maintain </w:t>
+      </w:r>
+      <w:proofErr w:type="spellStart"/>
+      <w:r>
+        <w:rPr>
+          <w:sz w:val="28"/>
+          <w:szCs w:val="28"/>
+        </w:rPr>
+        <w:t>karna</w:t>
+      </w:r>
+      <w:proofErr w:type="spellEnd"/>
+      <w:r>
+        <w:rPr>
+          <w:sz w:val="28"/>
+          <w:szCs w:val="28"/>
+        </w:rPr>
+        <w:t xml:space="preserve"> </w:t>
+      </w:r>
+      <w:proofErr w:type="spellStart"/>
+      <w:r>
+        <w:rPr>
+          <w:sz w:val="28"/>
+          <w:szCs w:val="28"/>
+        </w:rPr>
+        <w:t>aasan</w:t>
+      </w:r>
+      <w:proofErr w:type="spellEnd"/>
+      <w:r>
+        <w:rPr>
+          <w:sz w:val="28"/>
+          <w:szCs w:val="28"/>
+        </w:rPr>
+        <w:t xml:space="preserve"> </w:t>
+      </w:r>
+      <w:proofErr w:type="spellStart"/>
+      <w:r>
+        <w:rPr>
+          <w:sz w:val="28"/>
+          <w:szCs w:val="28"/>
+        </w:rPr>
+        <w:t>hota</w:t>
+      </w:r>
+      <w:proofErr w:type="spellEnd"/>
+      <w:r>
+        <w:rPr>
+          <w:sz w:val="28"/>
+          <w:szCs w:val="28"/>
+        </w:rPr>
+        <w:t xml:space="preserve"> </w:t>
+      </w:r>
+      <w:proofErr w:type="spellStart"/>
+      <w:r>
+        <w:rPr>
+          <w:sz w:val="28"/>
+          <w:szCs w:val="28"/>
+        </w:rPr>
+        <w:t>hai</w:t>
+      </w:r>
+      <w:proofErr w:type="spellEnd"/>
+      <w:r>
+        <w:rPr>
+          <w:sz w:val="28"/>
+          <w:szCs w:val="28"/>
+        </w:rPr>
+        <w:t>.</w:t>
+      </w:r>
+    </w:p>
+    <w:p>
+      <w:pPr>
+        <w:rPr>
+          <w:b/>
+          <w:bCs/>
+          <w:sz w:val="28"/>
+          <w:szCs w:val="28"/>
+        </w:rPr>
+      </w:pPr>
+      <w:r>
+        <w:rPr>
+          <w:b/>
+          <w:bCs/>
+          <w:sz w:val="28"/>
+          <w:szCs w:val="28"/>
+        </w:rPr>
+        <w:t>2. How to Use Modules (Syntax Variations)</w:t>
+      </w:r>
+    </w:p>
+    <w:p>
+      <w:pPr>
+        <w:rPr>
+          <w:sz w:val="28"/>
+          <w:szCs w:val="28"/>
+        </w:rPr>
+      </w:pPr>
+      <w:r>
+        <w:rPr>
+          <w:sz w:val="28"/>
+          <w:szCs w:val="28"/>
+        </w:rPr>
+        <w:t xml:space="preserve">Module ko import </w:t>
+      </w:r>
+      <w:proofErr w:type="spellStart"/>
+      <w:r>
+        <w:rPr>
+          <w:sz w:val="28"/>
+          <w:szCs w:val="28"/>
+        </w:rPr>
+        <w:t>karne</w:t>
+      </w:r>
+      <w:proofErr w:type="spellEnd"/>
+      <w:r>
+        <w:rPr>
+          <w:sz w:val="28"/>
+          <w:szCs w:val="28"/>
+        </w:rPr>
+        <w:t xml:space="preserve"> aur use </w:t>
+      </w:r>
+      <w:proofErr w:type="spellStart"/>
+      <w:r>
+        <w:rPr>
+          <w:sz w:val="28"/>
+          <w:szCs w:val="28"/>
+        </w:rPr>
+        <w:t>karne</w:t>
+      </w:r>
+      <w:proofErr w:type="spellEnd"/>
+      <w:r>
+        <w:rPr>
+          <w:sz w:val="28"/>
+          <w:szCs w:val="28"/>
+        </w:rPr>
+        <w:t xml:space="preserve"> </w:t>
+      </w:r>
+      <w:proofErr w:type="spellStart"/>
+      <w:r>
+        <w:rPr>
+          <w:sz w:val="28"/>
+          <w:szCs w:val="28"/>
+        </w:rPr>
+        <w:t>ke</w:t>
+      </w:r>
+      <w:proofErr w:type="spellEnd"/>
+      <w:r>
+        <w:rPr>
+          <w:sz w:val="28"/>
+          <w:szCs w:val="28"/>
+        </w:rPr>
+        <w:t xml:space="preserve"> multiple techniques </w:t>
+      </w:r>
+      <w:proofErr w:type="spellStart"/>
+      <w:r>
+        <w:rPr>
+          <w:sz w:val="28"/>
+          <w:szCs w:val="28"/>
+        </w:rPr>
+        <w:t>hote</w:t>
+      </w:r>
+      <w:proofErr w:type="spellEnd"/>
+      <w:r>
+        <w:rPr>
+          <w:sz w:val="28"/>
+          <w:szCs w:val="28"/>
+        </w:rPr>
+        <w:t xml:space="preserve"> hain:</w:t>
+      </w:r>
+    </w:p>
+    <w:p>
+      <w:pPr>
+        <w:rPr>
+          <w:b/>
+          <w:bCs/>
+          <w:sz w:val="28"/>
+          <w:szCs w:val="28"/>
+        </w:rPr>
+      </w:pPr>
+      <w:r>
+        <w:rPr>
+          <w:b/>
+          <w:bCs/>
+          <w:sz w:val="28"/>
+          <w:szCs w:val="28"/>
+        </w:rPr>
+        <w:t>A. Basic Import</w:t>
+      </w:r>
+    </w:p>
+    <w:p>
+      <w:pPr>
+        <w:rPr>
+          <w:sz w:val="28"/>
+          <w:szCs w:val="28"/>
+        </w:rPr>
+      </w:pPr>
+      <w:r>
+        <w:rPr>
+          <w:sz w:val="28"/>
+          <w:szCs w:val="28"/>
+        </w:rPr>
+        <w:t>Python</w:t>
+      </w:r>
+    </w:p>
+    <w:p>
+      <w:pPr>
+        <w:rPr>
+          <w:sz w:val="28"/>
+          <w:szCs w:val="28"/>
+        </w:rPr>
+      </w:pPr>
+      <w:r>
+        <w:rPr>
+          <w:sz w:val="28"/>
+          <w:szCs w:val="28"/>
+        </w:rPr>
+        <w:t>import math</w:t>
+      </w:r>
+    </w:p>
+    <w:p>
+      <w:pPr>
+        <w:rPr>
+          <w:sz w:val="28"/>
+          <w:szCs w:val="28"/>
+        </w:rPr>
+      </w:pPr>
+    </w:p>
+    <w:p>
+      <w:pPr>
+        <w:rPr>
+          <w:sz w:val="28"/>
+          <w:szCs w:val="28"/>
+        </w:rPr>
+      </w:pPr>
+      <w:r>
+        <w:rPr>
+          <w:sz w:val="28"/>
+          <w:szCs w:val="28"/>
+        </w:rPr>
+        <w:lastRenderedPageBreak/>
+        <w:t>print(</w:t>
+      </w:r>
+      <w:proofErr w:type="spellStart"/>
+      <w:r>
+        <w:rPr>
+          <w:sz w:val="28"/>
+          <w:szCs w:val="28"/>
+        </w:rPr>
+        <w:t>math.sqrt</w:t>
+      </w:r>
+      <w:proofErr w:type="spellEnd"/>
+      <w:r>
+        <w:rPr>
+          <w:sz w:val="28"/>
+          <w:szCs w:val="28"/>
+        </w:rPr>
+        <w:t>(16))  # Output: 4.0</w:t>
+      </w:r>
+    </w:p>
+    <w:p>
+      <w:pPr>
+        <w:rPr>
+          <w:b/>
+          <w:bCs/>
+          <w:sz w:val="28"/>
+          <w:szCs w:val="28"/>
+        </w:rPr>
+      </w:pPr>
+      <w:r>
+        <w:rPr>
+          <w:b/>
+          <w:bCs/>
+          <w:sz w:val="28"/>
+          <w:szCs w:val="28"/>
+        </w:rPr>
+        <w:t>B. Alias Import (as Keyword)</w:t>
+      </w:r>
+    </w:p>
+    <w:p>
+      <w:pPr>
+        <w:rPr>
+          <w:sz w:val="28"/>
+          <w:szCs w:val="28"/>
+        </w:rPr>
+      </w:pPr>
+      <w:r>
+        <w:rPr>
+          <w:sz w:val="28"/>
+          <w:szCs w:val="28"/>
+        </w:rPr>
+        <w:t xml:space="preserve">Module ka </w:t>
+      </w:r>
+      <w:proofErr w:type="spellStart"/>
+      <w:r>
+        <w:rPr>
+          <w:sz w:val="28"/>
+          <w:szCs w:val="28"/>
+        </w:rPr>
+        <w:t>lamba</w:t>
+      </w:r>
+      <w:proofErr w:type="spellEnd"/>
+      <w:r>
+        <w:rPr>
+          <w:sz w:val="28"/>
+          <w:szCs w:val="28"/>
+        </w:rPr>
+        <w:t xml:space="preserve"> naam </w:t>
+      </w:r>
+      <w:proofErr w:type="spellStart"/>
+      <w:r>
+        <w:rPr>
+          <w:sz w:val="28"/>
+          <w:szCs w:val="28"/>
+        </w:rPr>
+        <w:t>chota</w:t>
+      </w:r>
+      <w:proofErr w:type="spellEnd"/>
+      <w:r>
+        <w:rPr>
+          <w:sz w:val="28"/>
+          <w:szCs w:val="28"/>
+        </w:rPr>
+        <w:t xml:space="preserve"> </w:t>
+      </w:r>
+      <w:proofErr w:type="spellStart"/>
+      <w:r>
+        <w:rPr>
+          <w:sz w:val="28"/>
+          <w:szCs w:val="28"/>
+        </w:rPr>
+        <w:t>karne</w:t>
+      </w:r>
+      <w:proofErr w:type="spellEnd"/>
+      <w:r>
+        <w:rPr>
+          <w:sz w:val="28"/>
+          <w:szCs w:val="28"/>
+        </w:rPr>
+        <w:t xml:space="preserve"> </w:t>
+      </w:r>
+      <w:proofErr w:type="spellStart"/>
+      <w:r>
+        <w:rPr>
+          <w:sz w:val="28"/>
+          <w:szCs w:val="28"/>
+        </w:rPr>
+        <w:t>ke</w:t>
+      </w:r>
+      <w:proofErr w:type="spellEnd"/>
+      <w:r>
+        <w:rPr>
+          <w:sz w:val="28"/>
+          <w:szCs w:val="28"/>
+        </w:rPr>
+        <w:t xml:space="preserve"> </w:t>
+      </w:r>
+      <w:proofErr w:type="spellStart"/>
+      <w:r>
+        <w:rPr>
+          <w:sz w:val="28"/>
+          <w:szCs w:val="28"/>
+        </w:rPr>
+        <w:t>liye</w:t>
+      </w:r>
+      <w:proofErr w:type="spellEnd"/>
+      <w:r>
+        <w:rPr>
+          <w:sz w:val="28"/>
+          <w:szCs w:val="28"/>
+        </w:rPr>
+        <w:t xml:space="preserve"> alias create </w:t>
+      </w:r>
+      <w:proofErr w:type="spellStart"/>
+      <w:r>
+        <w:rPr>
+          <w:sz w:val="28"/>
+          <w:szCs w:val="28"/>
+        </w:rPr>
+        <w:t>kiya</w:t>
+      </w:r>
+      <w:proofErr w:type="spellEnd"/>
+      <w:r>
+        <w:rPr>
+          <w:sz w:val="28"/>
+          <w:szCs w:val="28"/>
+        </w:rPr>
+        <w:t xml:space="preserve"> </w:t>
+      </w:r>
+      <w:proofErr w:type="spellStart"/>
+      <w:r>
+        <w:rPr>
+          <w:sz w:val="28"/>
+          <w:szCs w:val="28"/>
+        </w:rPr>
+        <w:t>jata</w:t>
+      </w:r>
+      <w:proofErr w:type="spellEnd"/>
+      <w:r>
+        <w:rPr>
+          <w:sz w:val="28"/>
+          <w:szCs w:val="28"/>
+        </w:rPr>
+        <w:t xml:space="preserve"> </w:t>
+      </w:r>
+      <w:proofErr w:type="spellStart"/>
+      <w:r>
+        <w:rPr>
+          <w:sz w:val="28"/>
+          <w:szCs w:val="28"/>
+        </w:rPr>
+        <w:t>hai</w:t>
+      </w:r>
+      <w:proofErr w:type="spellEnd"/>
+      <w:r>
+        <w:rPr>
+          <w:sz w:val="28"/>
+          <w:szCs w:val="28"/>
+        </w:rPr>
+        <w:t>.</w:t>
+      </w:r>
+    </w:p>
+    <w:p>
+      <w:pPr>
+        <w:rPr>
+          <w:sz w:val="28"/>
+          <w:szCs w:val="28"/>
+        </w:rPr>
+      </w:pPr>
+      <w:r>
+        <w:rPr>
+          <w:sz w:val="28"/>
+          <w:szCs w:val="28"/>
+        </w:rPr>
+        <w:t>Python</w:t>
+      </w:r>
+    </w:p>
+    <w:p>
+      <w:pPr>
+        <w:rPr>
+          <w:sz w:val="28"/>
+          <w:szCs w:val="28"/>
+        </w:rPr>
+      </w:pPr>
+      <w:r>
+        <w:rPr>
+          <w:sz w:val="28"/>
+          <w:szCs w:val="28"/>
+        </w:rPr>
+        <w:t xml:space="preserve">import random as </w:t>
+      </w:r>
+      <w:proofErr w:type="spellStart"/>
+      <w:r>
+        <w:rPr>
+          <w:sz w:val="28"/>
+          <w:szCs w:val="28"/>
+        </w:rPr>
+        <w:t>rd</w:t>
+      </w:r>
+      <w:proofErr w:type="spellEnd"/>
+    </w:p>
+    <w:p>
+      <w:pPr>
+        <w:rPr>
+          <w:sz w:val="28"/>
+          <w:szCs w:val="28"/>
+        </w:rPr>
+      </w:pPr>
+    </w:p>
+    <w:p>
+      <w:pPr>
+        <w:rPr>
+          <w:sz w:val="28"/>
+          <w:szCs w:val="28"/>
+        </w:rPr>
+      </w:pPr>
+      <w:r>
+        <w:rPr>
+          <w:sz w:val="28"/>
+          <w:szCs w:val="28"/>
+        </w:rPr>
+        <w:t>print(</w:t>
+      </w:r>
+      <w:proofErr w:type="spellStart"/>
+      <w:r>
+        <w:rPr>
+          <w:sz w:val="28"/>
+          <w:szCs w:val="28"/>
+        </w:rPr>
+        <w:t>rd.randint</w:t>
+      </w:r>
+      <w:proofErr w:type="spellEnd"/>
+      <w:r>
+        <w:rPr>
+          <w:sz w:val="28"/>
+          <w:szCs w:val="28"/>
+        </w:rPr>
+        <w:t>(1, 10))</w:t>
+      </w:r>
+    </w:p>
+    <w:p>
+      <w:pPr>
+        <w:rPr>
+          <w:b/>
+          <w:bCs/>
+          <w:sz w:val="28"/>
+          <w:szCs w:val="28"/>
+        </w:rPr>
+      </w:pPr>
+      <w:r>
+        <w:rPr>
+          <w:b/>
+          <w:bCs/>
+          <w:sz w:val="28"/>
+          <w:szCs w:val="28"/>
+        </w:rPr>
+        <w:t>C. Specific Import (from ... import ...)</w:t>
+      </w:r>
+    </w:p>
+    <w:p>
+      <w:pPr>
+        <w:rPr>
+          <w:sz w:val="28"/>
+          <w:szCs w:val="28"/>
+        </w:rPr>
+      </w:pPr>
+      <w:r>
+        <w:rPr>
+          <w:sz w:val="28"/>
+          <w:szCs w:val="28"/>
+        </w:rPr>
+        <w:t xml:space="preserve">Jab </w:t>
+      </w:r>
+      <w:proofErr w:type="spellStart"/>
+      <w:r>
+        <w:rPr>
+          <w:sz w:val="28"/>
+          <w:szCs w:val="28"/>
+        </w:rPr>
+        <w:t>poora</w:t>
+      </w:r>
+      <w:proofErr w:type="spellEnd"/>
+      <w:r>
+        <w:rPr>
+          <w:sz w:val="28"/>
+          <w:szCs w:val="28"/>
+        </w:rPr>
+        <w:t xml:space="preserve"> module import </w:t>
+      </w:r>
+      <w:proofErr w:type="spellStart"/>
+      <w:r>
+        <w:rPr>
+          <w:sz w:val="28"/>
+          <w:szCs w:val="28"/>
+        </w:rPr>
+        <w:t>na</w:t>
+      </w:r>
+      <w:proofErr w:type="spellEnd"/>
+      <w:r>
+        <w:rPr>
+          <w:sz w:val="28"/>
+          <w:szCs w:val="28"/>
+        </w:rPr>
+        <w:t xml:space="preserve"> </w:t>
+      </w:r>
+      <w:proofErr w:type="spellStart"/>
+      <w:r>
+        <w:rPr>
+          <w:sz w:val="28"/>
+          <w:szCs w:val="28"/>
+        </w:rPr>
+        <w:t>karke</w:t>
+      </w:r>
+      <w:proofErr w:type="spellEnd"/>
+      <w:r>
+        <w:rPr>
+          <w:sz w:val="28"/>
+          <w:szCs w:val="28"/>
+        </w:rPr>
+        <w:t xml:space="preserve"> </w:t>
+      </w:r>
+      <w:proofErr w:type="spellStart"/>
+      <w:r>
+        <w:rPr>
+          <w:sz w:val="28"/>
+          <w:szCs w:val="28"/>
+        </w:rPr>
+        <w:t>sirf</w:t>
+      </w:r>
+      <w:proofErr w:type="spellEnd"/>
+      <w:r>
+        <w:rPr>
+          <w:sz w:val="28"/>
+          <w:szCs w:val="28"/>
+        </w:rPr>
+        <w:t xml:space="preserve"> </w:t>
+      </w:r>
+      <w:proofErr w:type="spellStart"/>
+      <w:r>
+        <w:rPr>
+          <w:b/>
+          <w:bCs/>
+          <w:sz w:val="28"/>
+          <w:szCs w:val="28"/>
+        </w:rPr>
+        <w:t>kisi</w:t>
+      </w:r>
+      <w:proofErr w:type="spellEnd"/>
+      <w:r>
+        <w:rPr>
+          <w:b/>
+          <w:bCs/>
+          <w:sz w:val="28"/>
+          <w:szCs w:val="28"/>
+        </w:rPr>
+        <w:t xml:space="preserve"> specific function</w:t>
+      </w:r>
+      <w:r>
+        <w:rPr>
+          <w:sz w:val="28"/>
+          <w:szCs w:val="28"/>
+        </w:rPr>
+        <w:t xml:space="preserve"> ko import </w:t>
+      </w:r>
+      <w:proofErr w:type="spellStart"/>
+      <w:r>
+        <w:rPr>
+          <w:sz w:val="28"/>
+          <w:szCs w:val="28"/>
+        </w:rPr>
+        <w:t>karna</w:t>
+      </w:r>
+      <w:proofErr w:type="spellEnd"/>
+      <w:r>
+        <w:rPr>
+          <w:sz w:val="28"/>
+          <w:szCs w:val="28"/>
+        </w:rPr>
+        <w:t xml:space="preserve"> ho. Isme module name dot operator (math.) </w:t>
+      </w:r>
+      <w:proofErr w:type="spellStart"/>
+      <w:r>
+        <w:rPr>
+          <w:sz w:val="28"/>
+          <w:szCs w:val="28"/>
+        </w:rPr>
+        <w:t>lagane</w:t>
+      </w:r>
+      <w:proofErr w:type="spellEnd"/>
+      <w:r>
+        <w:rPr>
+          <w:sz w:val="28"/>
+          <w:szCs w:val="28"/>
+        </w:rPr>
+        <w:t xml:space="preserve"> ki </w:t>
+      </w:r>
+      <w:proofErr w:type="spellStart"/>
+      <w:r>
+        <w:rPr>
+          <w:sz w:val="28"/>
+          <w:szCs w:val="28"/>
+        </w:rPr>
+        <w:t>zaroorat</w:t>
+      </w:r>
+      <w:proofErr w:type="spellEnd"/>
+      <w:r>
+        <w:rPr>
+          <w:sz w:val="28"/>
+          <w:szCs w:val="28"/>
+        </w:rPr>
+        <w:t xml:space="preserve"> </w:t>
+      </w:r>
+      <w:proofErr w:type="spellStart"/>
+      <w:r>
+        <w:rPr>
+          <w:sz w:val="28"/>
+          <w:szCs w:val="28"/>
+        </w:rPr>
+        <w:t>nahi</w:t>
+      </w:r>
+      <w:proofErr w:type="spellEnd"/>
+      <w:r>
+        <w:rPr>
+          <w:sz w:val="28"/>
+          <w:szCs w:val="28"/>
+        </w:rPr>
+        <w:t xml:space="preserve"> </w:t>
+      </w:r>
+      <w:proofErr w:type="spellStart"/>
+      <w:r>
+        <w:rPr>
+          <w:sz w:val="28"/>
+          <w:szCs w:val="28"/>
+        </w:rPr>
+        <w:t>rehti</w:t>
+      </w:r>
+      <w:proofErr w:type="spellEnd"/>
+      <w:r>
+        <w:rPr>
+          <w:sz w:val="28"/>
+          <w:szCs w:val="28"/>
+        </w:rPr>
+        <w:t>.</w:t>
+      </w:r>
+    </w:p>
+    <w:p>
+      <w:pPr>
+        <w:rPr>
+          <w:sz w:val="28"/>
+          <w:szCs w:val="28"/>
+        </w:rPr>
+      </w:pPr>
+      <w:r>
+        <w:rPr>
+          <w:sz w:val="28"/>
+          <w:szCs w:val="28"/>
+        </w:rPr>
+        <w:t>Python</w:t>
+      </w:r>
+    </w:p>
+    <w:p>
+      <w:pPr>
+        <w:rPr>
+          <w:sz w:val="28"/>
+          <w:szCs w:val="28"/>
+        </w:rPr>
+      </w:pPr>
+      <w:r>
+        <w:rPr>
+          <w:sz w:val="28"/>
+          <w:szCs w:val="28"/>
+        </w:rPr>
+        <w:t>from math import pi, factorial</w:t>
+      </w:r>
+    </w:p>
+    <w:p>
+      <w:pPr>
+        <w:rPr>
+          <w:sz w:val="28"/>
+          <w:szCs w:val="28"/>
+        </w:rPr>
+      </w:pPr>
+    </w:p>
+    <w:p>
+      <w:pPr>
+        <w:rPr>
+          <w:sz w:val="28"/>
+          <w:szCs w:val="28"/>
+        </w:rPr>
+      </w:pPr>
+      <w:r>
+        <w:rPr>
+          <w:sz w:val="28"/>
+          <w:szCs w:val="28"/>
+        </w:rPr>
+        <w:t>print(pi)             # Output: 3.141592653589793</w:t>
+      </w:r>
+    </w:p>
+    <w:p>
+      <w:pPr>
+        <w:rPr>
+          <w:sz w:val="28"/>
+          <w:szCs w:val="28"/>
+        </w:rPr>
+      </w:pPr>
+      <w:r>
+        <w:rPr>
+          <w:sz w:val="28"/>
+          <w:szCs w:val="28"/>
+        </w:rPr>
+        <w:t>print(factorial(5))   # Output: 120</w:t>
+      </w:r>
+    </w:p>
+    <w:p>
+      <w:pPr>
+        <w:rPr>
+          <w:b/>
+          <w:bCs/>
+          <w:sz w:val="28"/>
+          <w:szCs w:val="28"/>
+        </w:rPr>
+      </w:pPr>
+      <w:r>
+        <w:rPr>
+          <w:b/>
+          <w:bCs/>
+          <w:sz w:val="28"/>
+          <w:szCs w:val="28"/>
+        </w:rPr>
+        <w:t>3. Key Built-in Modules Introduced in Video</w:t>
+      </w:r>
+    </w:p>
+    <w:p>
+      <w:pPr>
+        <w:rPr>
+          <w:b/>
+          <w:bCs/>
+          <w:sz w:val="28"/>
+          <w:szCs w:val="28"/>
+        </w:rPr>
+      </w:pPr>
+      <w:r>
+        <w:rPr>
+          <w:b/>
+          <w:bCs/>
+          <w:sz w:val="28"/>
+          <w:szCs w:val="28"/>
+        </w:rPr>
+        <w:t>1. math Module (Mathematical Operations)</w:t>
+      </w:r>
+    </w:p>
+    <w:p>
+      <w:pPr>
+        <w:rPr>
+          <w:sz w:val="28"/>
+          <w:szCs w:val="28"/>
+        </w:rPr>
+      </w:pPr>
+      <w:r>
+        <w:rPr>
+          <w:sz w:val="28"/>
+          <w:szCs w:val="28"/>
+        </w:rPr>
+        <w:t>Used for advanced mathematical operations, trigonometry, and constants.</w:t>
+      </w:r>
+    </w:p>
+    <w:p>
+      <w:pPr>
+        <w:rPr>
+          <w:sz w:val="28"/>
+          <w:szCs w:val="28"/>
+        </w:rPr>
+      </w:pPr>
+      <w:r>
+        <w:rPr>
+          <w:sz w:val="28"/>
+          <w:szCs w:val="28"/>
+        </w:rPr>
+        <w:t>Python</w:t>
+      </w:r>
+    </w:p>
+    <w:p>
+      <w:pPr>
+        <w:rPr>
+          <w:sz w:val="28"/>
+          <w:szCs w:val="28"/>
+        </w:rPr>
+      </w:pPr>
+      <w:r>
+        <w:rPr>
+          <w:sz w:val="28"/>
+          <w:szCs w:val="28"/>
+        </w:rPr>
+        <w:t>import math</w:t>
+      </w:r>
+    </w:p>
+    <w:p>
+      <w:pPr>
+        <w:rPr>
+          <w:sz w:val="28"/>
+          <w:szCs w:val="28"/>
+        </w:rPr>
+      </w:pPr>
+    </w:p>
+    <w:p>
+      <w:pPr>
+        <w:rPr>
+          <w:sz w:val="28"/>
+          <w:szCs w:val="28"/>
+        </w:rPr>
+      </w:pPr>
+      <w:r>
+        <w:rPr>
+          <w:sz w:val="28"/>
+          <w:szCs w:val="28"/>
+        </w:rPr>
+        <w:t>print(</w:t>
+      </w:r>
+      <w:proofErr w:type="spellStart"/>
+      <w:r>
+        <w:rPr>
+          <w:sz w:val="28"/>
+          <w:szCs w:val="28"/>
+        </w:rPr>
+        <w:t>math.ceil</w:t>
+      </w:r>
+      <w:proofErr w:type="spellEnd"/>
+      <w:r>
+        <w:rPr>
+          <w:sz w:val="28"/>
+          <w:szCs w:val="28"/>
+        </w:rPr>
+        <w:t>(6.3))       # Output: 7 (Rounds UP to nearest integer)</w:t>
+      </w:r>
+    </w:p>
+    <w:p>
+      <w:pPr>
+        <w:rPr>
+          <w:sz w:val="28"/>
+          <w:szCs w:val="28"/>
+        </w:rPr>
+      </w:pPr>
+      <w:r>
+        <w:rPr>
+          <w:sz w:val="28"/>
+          <w:szCs w:val="28"/>
+        </w:rPr>
+        <w:t>print(</w:t>
+      </w:r>
+      <w:proofErr w:type="spellStart"/>
+      <w:r>
+        <w:rPr>
+          <w:sz w:val="28"/>
+          <w:szCs w:val="28"/>
+        </w:rPr>
+        <w:t>math.floor</w:t>
+      </w:r>
+      <w:proofErr w:type="spellEnd"/>
+      <w:r>
+        <w:rPr>
+          <w:sz w:val="28"/>
+          <w:szCs w:val="28"/>
+        </w:rPr>
+        <w:t>(6.9))      # Output: 6 (Rounds DOWN to nearest integer)</w:t>
+      </w:r>
+    </w:p>
+    <w:p>
+      <w:pPr>
+        <w:rPr>
+          <w:sz w:val="28"/>
+          <w:szCs w:val="28"/>
+        </w:rPr>
+      </w:pPr>
+      <w:r>
+        <w:rPr>
+          <w:sz w:val="28"/>
+          <w:szCs w:val="28"/>
+        </w:rPr>
+        <w:t>print(</w:t>
+      </w:r>
+      <w:proofErr w:type="spellStart"/>
+      <w:r>
+        <w:rPr>
+          <w:sz w:val="28"/>
+          <w:szCs w:val="28"/>
+        </w:rPr>
+        <w:t>math.factorial</w:t>
+      </w:r>
+      <w:proofErr w:type="spellEnd"/>
+      <w:r>
+        <w:rPr>
+          <w:sz w:val="28"/>
+          <w:szCs w:val="28"/>
+        </w:rPr>
+        <w:t>(5))    # Output: 120</w:t>
+      </w:r>
+    </w:p>
+    <w:p>
+      <w:pPr>
+        <w:rPr>
+          <w:sz w:val="28"/>
+          <w:szCs w:val="28"/>
+        </w:rPr>
+      </w:pPr>
+      <w:r>
+        <w:rPr>
+          <w:sz w:val="28"/>
+          <w:szCs w:val="28"/>
+        </w:rPr>
+        <w:t>print(</w:t>
+      </w:r>
+      <w:proofErr w:type="spellStart"/>
+      <w:r>
+        <w:rPr>
+          <w:sz w:val="28"/>
+          <w:szCs w:val="28"/>
+        </w:rPr>
+        <w:t>math.sqrt</w:t>
+      </w:r>
+      <w:proofErr w:type="spellEnd"/>
+      <w:r>
+        <w:rPr>
+          <w:sz w:val="28"/>
+          <w:szCs w:val="28"/>
+        </w:rPr>
+        <w:t>(25))        # Output: 5.0</w:t>
+      </w:r>
+    </w:p>
+    <w:p>
+      <w:pPr>
+        <w:rPr>
+          <w:sz w:val="28"/>
+          <w:szCs w:val="28"/>
+        </w:rPr>
+      </w:pPr>
+      <w:r>
+        <w:rPr>
+          <w:sz w:val="28"/>
+          <w:szCs w:val="28"/>
+        </w:rPr>
+        <w:t>print(</w:t>
+      </w:r>
+      <w:proofErr w:type="spellStart"/>
+      <w:r>
+        <w:rPr>
+          <w:sz w:val="28"/>
+          <w:szCs w:val="28"/>
+        </w:rPr>
+        <w:t>math.pi</w:t>
+      </w:r>
+      <w:proofErr w:type="spellEnd"/>
+      <w:r>
+        <w:rPr>
+          <w:sz w:val="28"/>
+          <w:szCs w:val="28"/>
+        </w:rPr>
+        <w:t>)              # Output: 3.141592653589793</w:t>
+      </w:r>
+    </w:p>
+    <w:p>
+      <w:pPr>
+        <w:rPr>
+          <w:b/>
+          <w:bCs/>
+          <w:sz w:val="28"/>
+          <w:szCs w:val="28"/>
+        </w:rPr>
+      </w:pPr>
+      <w:r>
+        <w:rPr>
+          <w:b/>
+          <w:bCs/>
+          <w:sz w:val="28"/>
+          <w:szCs w:val="28"/>
+        </w:rPr>
+        <w:t>2. random Module (Randomization Utilities)</w:t>
+      </w:r>
+    </w:p>
+    <w:p>
+      <w:pPr>
+        <w:rPr>
+          <w:sz w:val="28"/>
+          <w:szCs w:val="28"/>
+        </w:rPr>
+      </w:pPr>
+      <w:r>
+        <w:rPr>
+          <w:sz w:val="28"/>
+          <w:szCs w:val="28"/>
+        </w:rPr>
+        <w:t>Used for random choices, shuffling, and generating pseudo-random numbers.</w:t>
+      </w:r>
+    </w:p>
+    <w:p>
+      <w:pPr>
+        <w:rPr>
+          <w:sz w:val="28"/>
+          <w:szCs w:val="28"/>
+        </w:rPr>
+      </w:pPr>
+      <w:r>
+        <w:rPr>
+          <w:sz w:val="28"/>
+          <w:szCs w:val="28"/>
+        </w:rPr>
+        <w:t>Python</w:t>
+      </w:r>
+    </w:p>
+    <w:p>
+      <w:pPr>
+        <w:rPr>
+          <w:sz w:val="28"/>
+          <w:szCs w:val="28"/>
+        </w:rPr>
+      </w:pPr>
+      <w:r>
+        <w:rPr>
+          <w:sz w:val="28"/>
+          <w:szCs w:val="28"/>
+        </w:rPr>
+        <w:lastRenderedPageBreak/>
+        <w:t>import random</w:t>
+      </w:r>
+    </w:p>
+    <w:p>
+      <w:pPr>
+        <w:rPr>
+          <w:sz w:val="28"/>
+          <w:szCs w:val="28"/>
+        </w:rPr>
+      </w:pPr>
+    </w:p>
+    <w:p>
+      <w:pPr>
+        <w:rPr>
+          <w:sz w:val="28"/>
+          <w:szCs w:val="28"/>
+        </w:rPr>
+      </w:pPr>
+      <w:r>
+        <w:rPr>
+          <w:sz w:val="28"/>
+          <w:szCs w:val="28"/>
+        </w:rPr>
+        <w:t># A. Generate Random Integer inclusive of both bounds</w:t>
+      </w:r>
+    </w:p>
+    <w:p>
+      <w:pPr>
+        <w:rPr>
+          <w:sz w:val="28"/>
+          <w:szCs w:val="28"/>
+        </w:rPr>
+      </w:pPr>
+      <w:r>
+        <w:rPr>
+          <w:sz w:val="28"/>
+          <w:szCs w:val="28"/>
+        </w:rPr>
+        <w:t>print(</w:t>
+      </w:r>
+      <w:proofErr w:type="spellStart"/>
+      <w:r>
+        <w:rPr>
+          <w:sz w:val="28"/>
+          <w:szCs w:val="28"/>
+        </w:rPr>
+        <w:t>random.randint</w:t>
+      </w:r>
+      <w:proofErr w:type="spellEnd"/>
+      <w:r>
+        <w:rPr>
+          <w:sz w:val="28"/>
+          <w:szCs w:val="28"/>
+        </w:rPr>
+        <w:t>(1, 100))</w:t>
+      </w:r>
+    </w:p>
+    <w:p>
+      <w:pPr>
+        <w:rPr>
+          <w:sz w:val="28"/>
+          <w:szCs w:val="28"/>
+        </w:rPr>
+      </w:pPr>
+    </w:p>
+    <w:p>
+      <w:pPr>
+        <w:rPr>
+          <w:sz w:val="28"/>
+          <w:szCs w:val="28"/>
+        </w:rPr>
+      </w:pPr>
+      <w:r>
+        <w:rPr>
+          <w:sz w:val="28"/>
+          <w:szCs w:val="28"/>
+        </w:rPr>
+        <w:t># B. Shuffle a List (Modifies original list in-place)</w:t>
+      </w:r>
+    </w:p>
+    <w:p>
+      <w:pPr>
+        <w:rPr>
+          <w:sz w:val="28"/>
+          <w:szCs w:val="28"/>
+        </w:rPr>
+      </w:pPr>
+      <w:r>
+        <w:rPr>
+          <w:sz w:val="28"/>
+          <w:szCs w:val="28"/>
+        </w:rPr>
+        <w:t>cards = [1, 2, 3, 4, 5]</w:t>
+      </w:r>
+    </w:p>
+    <w:p>
+      <w:pPr>
+        <w:rPr>
+          <w:sz w:val="28"/>
+          <w:szCs w:val="28"/>
+        </w:rPr>
+      </w:pPr>
+      <w:proofErr w:type="spellStart"/>
+      <w:r>
+        <w:rPr>
+          <w:sz w:val="28"/>
+          <w:szCs w:val="28"/>
+        </w:rPr>
+        <w:t>random.shuffle</w:t>
+      </w:r>
+      <w:proofErr w:type="spellEnd"/>
+      <w:r>
+        <w:rPr>
+          <w:sz w:val="28"/>
+          <w:szCs w:val="28"/>
+        </w:rPr>
+        <w:t>(cards)</w:t>
+      </w:r>
+    </w:p>
+    <w:p>
+      <w:pPr>
+        <w:rPr>
+          <w:sz w:val="28"/>
+          <w:szCs w:val="28"/>
+        </w:rPr>
+      </w:pPr>
+      <w:r>
+        <w:rPr>
+          <w:sz w:val="28"/>
+          <w:szCs w:val="28"/>
+        </w:rPr>
+        <w:t>print(cards)  # Output: e.g., [4, 1, 5, 2, 3]</w:t>
+      </w:r>
+    </w:p>
+    <w:p>
+      <w:pPr>
+        <w:rPr>
+          <w:sz w:val="28"/>
+          <w:szCs w:val="28"/>
+        </w:rPr>
+      </w:pPr>
+    </w:p>
+    <w:p>
+      <w:pPr>
+        <w:rPr>
+          <w:sz w:val="28"/>
+          <w:szCs w:val="28"/>
+        </w:rPr>
+      </w:pPr>
+      <w:r>
+        <w:rPr>
+          <w:sz w:val="28"/>
+          <w:szCs w:val="28"/>
+        </w:rPr>
+        <w:t># C. Choose a random item from sequence</w:t>
+      </w:r>
+    </w:p>
+    <w:p>
+      <w:pPr>
+        <w:rPr>
+          <w:sz w:val="28"/>
+          <w:szCs w:val="28"/>
+        </w:rPr>
+      </w:pPr>
+      <w:r>
+        <w:rPr>
+          <w:sz w:val="28"/>
+          <w:szCs w:val="28"/>
+        </w:rPr>
+        <w:t>fruits = ['Apple', 'Banana', 'Cherry']</w:t>
+      </w:r>
+    </w:p>
+    <w:p>
+      <w:pPr>
+        <w:rPr>
+          <w:sz w:val="28"/>
+          <w:szCs w:val="28"/>
+        </w:rPr>
+      </w:pPr>
+      <w:r>
+        <w:rPr>
+          <w:sz w:val="28"/>
+          <w:szCs w:val="28"/>
+        </w:rPr>
+        <w:t>print(</w:t>
+      </w:r>
+      <w:proofErr w:type="spellStart"/>
+      <w:r>
+        <w:rPr>
+          <w:sz w:val="28"/>
+          <w:szCs w:val="28"/>
+        </w:rPr>
+        <w:t>random.choice</w:t>
+      </w:r>
+      <w:proofErr w:type="spellEnd"/>
+      <w:r>
+        <w:rPr>
+          <w:sz w:val="28"/>
+          <w:szCs w:val="28"/>
+        </w:rPr>
+        <w:t>(fruits))</w:t>
+      </w:r>
+    </w:p>
+    <w:p>
+      <w:pPr>
+        <w:rPr>
+          <w:b/>
+          <w:bCs/>
+          <w:sz w:val="28"/>
+          <w:szCs w:val="28"/>
+        </w:rPr>
+      </w:pPr>
+      <w:r>
+        <w:rPr>
+          <w:b/>
+          <w:bCs/>
+          <w:sz w:val="28"/>
+          <w:szCs w:val="28"/>
+        </w:rPr>
+        <w:t>3. time Module (Time &amp; Delay Functions)</w:t>
+      </w:r>
+    </w:p>
+    <w:p>
+      <w:pPr>
+        <w:rPr>
+          <w:sz w:val="28"/>
+          <w:szCs w:val="28"/>
+        </w:rPr>
+      </w:pPr>
+      <w:r>
+        <w:rPr>
+          <w:sz w:val="28"/>
+          <w:szCs w:val="28"/>
+        </w:rPr>
+        <w:t xml:space="preserve">System time tracking aur code execution delay add </w:t>
+      </w:r>
+      <w:proofErr w:type="spellStart"/>
+      <w:r>
+        <w:rPr>
+          <w:sz w:val="28"/>
+          <w:szCs w:val="28"/>
+        </w:rPr>
+        <w:t>karne</w:t>
+      </w:r>
+      <w:proofErr w:type="spellEnd"/>
+      <w:r>
+        <w:rPr>
+          <w:sz w:val="28"/>
+          <w:szCs w:val="28"/>
+        </w:rPr>
+        <w:t xml:space="preserve"> </w:t>
+      </w:r>
+      <w:proofErr w:type="spellStart"/>
+      <w:r>
+        <w:rPr>
+          <w:sz w:val="28"/>
+          <w:szCs w:val="28"/>
+        </w:rPr>
+        <w:t>ke</w:t>
+      </w:r>
+      <w:proofErr w:type="spellEnd"/>
+      <w:r>
+        <w:rPr>
+          <w:sz w:val="28"/>
+          <w:szCs w:val="28"/>
+        </w:rPr>
+        <w:t xml:space="preserve"> </w:t>
+      </w:r>
+      <w:proofErr w:type="spellStart"/>
+      <w:r>
+        <w:rPr>
+          <w:sz w:val="28"/>
+          <w:szCs w:val="28"/>
+        </w:rPr>
+        <w:t>liye</w:t>
+      </w:r>
+      <w:proofErr w:type="spellEnd"/>
+      <w:r>
+        <w:rPr>
+          <w:sz w:val="28"/>
+          <w:szCs w:val="28"/>
+        </w:rPr>
+        <w:t>.</w:t>
+      </w:r>
+    </w:p>
+    <w:p>
+      <w:pPr>
+        <w:rPr>
+          <w:sz w:val="28"/>
+          <w:szCs w:val="28"/>
+        </w:rPr>
+      </w:pPr>
+      <w:r>
+        <w:rPr>
+          <w:sz w:val="28"/>
+          <w:szCs w:val="28"/>
+        </w:rPr>
+        <w:t>Python</w:t>
+      </w:r>
+    </w:p>
+    <w:p>
+      <w:pPr>
+        <w:rPr>
+          <w:sz w:val="28"/>
+          <w:szCs w:val="28"/>
+        </w:rPr>
+      </w:pPr>
+      <w:r>
+        <w:rPr>
+          <w:sz w:val="28"/>
+          <w:szCs w:val="28"/>
+        </w:rPr>
+        <w:t>import time</w:t>
+      </w:r>
+    </w:p>
+    <w:p>
+      <w:pPr>
+        <w:rPr>
+          <w:sz w:val="28"/>
+          <w:szCs w:val="28"/>
+        </w:rPr>
+      </w:pPr>
+    </w:p>
+    <w:p>
+      <w:pPr>
+        <w:rPr>
+          <w:sz w:val="28"/>
+          <w:szCs w:val="28"/>
+        </w:rPr>
+      </w:pPr>
+      <w:r>
+        <w:rPr>
+          <w:sz w:val="28"/>
+          <w:szCs w:val="28"/>
+        </w:rPr>
+        <w:t># A. Current Timestamp (Epoch Time in seconds since Jan 1, 1970)</w:t>
+      </w:r>
+    </w:p>
+    <w:p>
+      <w:pPr>
+        <w:rPr>
+          <w:sz w:val="28"/>
+          <w:szCs w:val="28"/>
+        </w:rPr>
+      </w:pPr>
+      <w:r>
+        <w:rPr>
+          <w:sz w:val="28"/>
+          <w:szCs w:val="28"/>
+        </w:rPr>
+        <w:t>print(</w:t>
+      </w:r>
+      <w:proofErr w:type="spellStart"/>
+      <w:r>
+        <w:rPr>
+          <w:sz w:val="28"/>
+          <w:szCs w:val="28"/>
+        </w:rPr>
+        <w:t>time.time</w:t>
+      </w:r>
+      <w:proofErr w:type="spellEnd"/>
+      <w:r>
+        <w:rPr>
+          <w:sz w:val="28"/>
+          <w:szCs w:val="28"/>
+        </w:rPr>
+        <w:t>())</w:t>
+      </w:r>
+    </w:p>
+    <w:p>
+      <w:pPr>
+        <w:rPr>
+          <w:sz w:val="28"/>
+          <w:szCs w:val="28"/>
+        </w:rPr>
+      </w:pPr>
+    </w:p>
+    <w:p>
+      <w:pPr>
+        <w:rPr>
+          <w:sz w:val="28"/>
+          <w:szCs w:val="28"/>
+        </w:rPr>
+      </w:pPr>
+      <w:r>
+        <w:rPr>
+          <w:sz w:val="28"/>
+          <w:szCs w:val="28"/>
+        </w:rPr>
+        <w:t># B. Readable Local Time String</w:t>
+      </w:r>
+    </w:p>
+    <w:p>
+      <w:pPr>
+        <w:rPr>
+          <w:sz w:val="28"/>
+          <w:szCs w:val="28"/>
+        </w:rPr>
+      </w:pPr>
+      <w:r>
+        <w:rPr>
+          <w:sz w:val="28"/>
+          <w:szCs w:val="28"/>
+        </w:rPr>
+        <w:t>print(</w:t>
+      </w:r>
+      <w:proofErr w:type="spellStart"/>
+      <w:r>
+        <w:rPr>
+          <w:sz w:val="28"/>
+          <w:szCs w:val="28"/>
+        </w:rPr>
+        <w:t>time.ctime</w:t>
+      </w:r>
+      <w:proofErr w:type="spellEnd"/>
+      <w:r>
+        <w:rPr>
+          <w:sz w:val="28"/>
+          <w:szCs w:val="28"/>
+        </w:rPr>
+        <w:t>())  # Output: e.g., 'Wed Aug 12 23:22:21 2026'</w:t>
+      </w:r>
+    </w:p>
+    <w:p>
+      <w:pPr>
+        <w:rPr>
+          <w:sz w:val="28"/>
+          <w:szCs w:val="28"/>
+        </w:rPr>
+      </w:pPr>
+    </w:p>
+    <w:p>
+      <w:pPr>
+        <w:rPr>
+          <w:sz w:val="28"/>
+          <w:szCs w:val="28"/>
+        </w:rPr>
+      </w:pPr>
+      <w:r>
+        <w:rPr>
+          <w:sz w:val="28"/>
+          <w:szCs w:val="28"/>
+        </w:rPr>
+        <w:t># C. Delay execution (Sleep)</w:t>
+      </w:r>
+    </w:p>
+    <w:p>
+      <w:pPr>
+        <w:rPr>
+          <w:sz w:val="28"/>
+          <w:szCs w:val="28"/>
+        </w:rPr>
+      </w:pPr>
+      <w:r>
+        <w:rPr>
+          <w:sz w:val="28"/>
+          <w:szCs w:val="28"/>
+        </w:rPr>
+        <w:t>print("Hello")</w:t>
+      </w:r>
+    </w:p>
+    <w:p>
+      <w:pPr>
+        <w:rPr>
+          <w:sz w:val="28"/>
+          <w:szCs w:val="28"/>
+        </w:rPr>
+      </w:pPr>
+      <w:proofErr w:type="spellStart"/>
+      <w:r>
+        <w:rPr>
+          <w:sz w:val="28"/>
+          <w:szCs w:val="28"/>
+        </w:rPr>
+        <w:t>time.sleep</w:t>
+      </w:r>
+      <w:proofErr w:type="spellEnd"/>
+      <w:r>
+        <w:rPr>
+          <w:sz w:val="28"/>
+          <w:szCs w:val="28"/>
+        </w:rPr>
+        <w:t>(2)        # Pauses execution for 2 seconds</w:t>
+      </w:r>
+    </w:p>
+    <w:p>
+      <w:pPr>
+        <w:rPr>
+          <w:sz w:val="28"/>
+          <w:szCs w:val="28"/>
+        </w:rPr>
+      </w:pPr>
+      <w:r>
+        <w:rPr>
+          <w:sz w:val="28"/>
+          <w:szCs w:val="28"/>
+        </w:rPr>
+        <w:t>print("World (after 2s delay)")</w:t>
+      </w:r>
+    </w:p>
+    <w:p>
+      <w:pPr>
+        <w:rPr>
+          <w:b/>
+          <w:bCs/>
+          <w:sz w:val="28"/>
+          <w:szCs w:val="28"/>
+        </w:rPr>
+      </w:pPr>
+      <w:r>
+        <w:rPr>
+          <w:b/>
+          <w:bCs/>
+          <w:sz w:val="28"/>
+          <w:szCs w:val="28"/>
+        </w:rPr>
+        <w:lastRenderedPageBreak/>
+        <w:t xml:space="preserve">4. </w:t>
+      </w:r>
+      <w:proofErr w:type="spellStart"/>
+      <w:r>
+        <w:rPr>
+          <w:b/>
+          <w:bCs/>
+          <w:sz w:val="28"/>
+          <w:szCs w:val="28"/>
+        </w:rPr>
+        <w:t>os</w:t>
+      </w:r>
+      <w:proofErr w:type="spellEnd"/>
+      <w:r>
+        <w:rPr>
+          <w:b/>
+          <w:bCs/>
+          <w:sz w:val="28"/>
+          <w:szCs w:val="28"/>
+        </w:rPr>
+        <w:t xml:space="preserve"> Module (Operating System &amp; File System Interaction)</w:t>
+      </w:r>
+    </w:p>
+    <w:p>
+      <w:pPr>
+        <w:rPr>
+          <w:sz w:val="28"/>
+          <w:szCs w:val="28"/>
+        </w:rPr>
+      </w:pPr>
+      <w:r>
+        <w:rPr>
+          <w:sz w:val="28"/>
+          <w:szCs w:val="28"/>
+        </w:rPr>
+        <w:t xml:space="preserve">System directories, files, aur operating system commands </w:t>
+      </w:r>
+      <w:proofErr w:type="spellStart"/>
+      <w:r>
+        <w:rPr>
+          <w:sz w:val="28"/>
+          <w:szCs w:val="28"/>
+        </w:rPr>
+        <w:t>ke</w:t>
+      </w:r>
+      <w:proofErr w:type="spellEnd"/>
+      <w:r>
+        <w:rPr>
+          <w:sz w:val="28"/>
+          <w:szCs w:val="28"/>
+        </w:rPr>
+        <w:t xml:space="preserve"> </w:t>
+      </w:r>
+      <w:proofErr w:type="spellStart"/>
+      <w:r>
+        <w:rPr>
+          <w:sz w:val="28"/>
+          <w:szCs w:val="28"/>
+        </w:rPr>
+        <w:t>saath</w:t>
+      </w:r>
+      <w:proofErr w:type="spellEnd"/>
+      <w:r>
+        <w:rPr>
+          <w:sz w:val="28"/>
+          <w:szCs w:val="28"/>
+        </w:rPr>
+        <w:t xml:space="preserve"> communicate </w:t>
+      </w:r>
+      <w:proofErr w:type="spellStart"/>
+      <w:r>
+        <w:rPr>
+          <w:sz w:val="28"/>
+          <w:szCs w:val="28"/>
+        </w:rPr>
+        <w:t>karne</w:t>
+      </w:r>
+      <w:proofErr w:type="spellEnd"/>
+      <w:r>
+        <w:rPr>
+          <w:sz w:val="28"/>
+          <w:szCs w:val="28"/>
+        </w:rPr>
+        <w:t xml:space="preserve"> </w:t>
+      </w:r>
+      <w:proofErr w:type="spellStart"/>
+      <w:r>
+        <w:rPr>
+          <w:sz w:val="28"/>
+          <w:szCs w:val="28"/>
+        </w:rPr>
+        <w:t>ke</w:t>
+      </w:r>
+      <w:proofErr w:type="spellEnd"/>
+      <w:r>
+        <w:rPr>
+          <w:sz w:val="28"/>
+          <w:szCs w:val="28"/>
+        </w:rPr>
+        <w:t xml:space="preserve"> </w:t>
+      </w:r>
+      <w:proofErr w:type="spellStart"/>
+      <w:r>
+        <w:rPr>
+          <w:sz w:val="28"/>
+          <w:szCs w:val="28"/>
+        </w:rPr>
+        <w:t>liye</w:t>
+      </w:r>
+      <w:proofErr w:type="spellEnd"/>
+      <w:r>
+        <w:rPr>
+          <w:sz w:val="28"/>
+          <w:szCs w:val="28"/>
+        </w:rPr>
+        <w:t>.</w:t>
+      </w:r>
+    </w:p>
+    <w:p>
+      <w:pPr>
+        <w:rPr>
+          <w:sz w:val="28"/>
+          <w:szCs w:val="28"/>
+        </w:rPr>
+      </w:pPr>
+      <w:r>
+        <w:rPr>
+          <w:sz w:val="28"/>
+          <w:szCs w:val="28"/>
+        </w:rPr>
+        <w:t>Python</w:t>
+      </w:r>
+    </w:p>
+    <w:p>
+      <w:pPr>
+        <w:rPr>
+          <w:sz w:val="28"/>
+          <w:szCs w:val="28"/>
+        </w:rPr>
+      </w:pPr>
+      <w:r>
+        <w:rPr>
+          <w:sz w:val="28"/>
+          <w:szCs w:val="28"/>
+        </w:rPr>
+        <w:t xml:space="preserve">import </w:t>
+      </w:r>
+      <w:proofErr w:type="spellStart"/>
+      <w:r>
+        <w:rPr>
+          <w:sz w:val="28"/>
+          <w:szCs w:val="28"/>
+        </w:rPr>
+        <w:t>os</w:t>
+      </w:r>
+      <w:proofErr w:type="spellEnd"/>
+    </w:p>
+    <w:p>
+      <w:pPr>
+        <w:rPr>
+          <w:sz w:val="28"/>
+          <w:szCs w:val="28"/>
+        </w:rPr>
+      </w:pPr>
+    </w:p>
+    <w:p>
+      <w:pPr>
+        <w:rPr>
+          <w:sz w:val="28"/>
+          <w:szCs w:val="28"/>
+        </w:rPr>
+      </w:pPr>
+      <w:r>
+        <w:rPr>
+          <w:sz w:val="28"/>
+          <w:szCs w:val="28"/>
+        </w:rPr>
+        <w:t># A. Get Current Working Directory (CWD)</w:t>
+      </w:r>
+    </w:p>
+    <w:p>
+      <w:pPr>
+        <w:rPr>
+          <w:sz w:val="28"/>
+          <w:szCs w:val="28"/>
+        </w:rPr>
+      </w:pPr>
+      <w:r>
+        <w:rPr>
+          <w:sz w:val="28"/>
+          <w:szCs w:val="28"/>
+        </w:rPr>
+        <w:t>print(</w:t>
+      </w:r>
+      <w:proofErr w:type="spellStart"/>
+      <w:r>
+        <w:rPr>
+          <w:sz w:val="28"/>
+          <w:szCs w:val="28"/>
+        </w:rPr>
+        <w:t>os.getcwd</w:t>
+      </w:r>
+      <w:proofErr w:type="spellEnd"/>
+      <w:r>
+        <w:rPr>
+          <w:sz w:val="28"/>
+          <w:szCs w:val="28"/>
+        </w:rPr>
+        <w:t>())</w:t>
+      </w:r>
+    </w:p>
+    <w:p>
+      <w:pPr>
+        <w:rPr>
+          <w:sz w:val="28"/>
+          <w:szCs w:val="28"/>
+        </w:rPr>
+      </w:pPr>
+    </w:p>
+    <w:p>
+      <w:pPr>
+        <w:rPr>
+          <w:sz w:val="28"/>
+          <w:szCs w:val="28"/>
+        </w:rPr>
+      </w:pPr>
+      <w:r>
+        <w:rPr>
+          <w:sz w:val="28"/>
+          <w:szCs w:val="28"/>
+        </w:rPr>
+        <w:t># B. List all files and folders in current directory</w:t>
+      </w:r>
+    </w:p>
+    <w:p>
+      <w:pPr>
+        <w:rPr>
+          <w:sz w:val="28"/>
+          <w:szCs w:val="28"/>
+        </w:rPr>
+      </w:pPr>
+      <w:r>
+        <w:rPr>
+          <w:sz w:val="28"/>
+          <w:szCs w:val="28"/>
+        </w:rPr>
+        <w:t>print(</w:t>
+      </w:r>
+      <w:proofErr w:type="spellStart"/>
+      <w:r>
+        <w:rPr>
+          <w:sz w:val="28"/>
+          <w:szCs w:val="28"/>
+        </w:rPr>
+        <w:t>os.listdir</w:t>
+      </w:r>
+      <w:proofErr w:type="spellEnd"/>
+      <w:r>
+        <w:rPr>
+          <w:sz w:val="28"/>
+          <w:szCs w:val="28"/>
+        </w:rPr>
+        <w:t>())</w:t>
+      </w:r>
+    </w:p>
+    <w:p>
+      <w:pPr>
+        <w:rPr>
+          <w:b/>
+          <w:bCs/>
+          <w:sz w:val="28"/>
+          <w:szCs w:val="28"/>
+        </w:rPr>
+      </w:pPr>
+      <w:r>
+        <w:rPr>
+          <w:b/>
+          <w:bCs/>
+          <w:sz w:val="28"/>
+          <w:szCs w:val="28"/>
+        </w:rPr>
+        <w:t>4. How to Inspect Available Modules &amp; Functions?</w:t>
+      </w:r>
+    </w:p>
+    <w:p>
+      <w:pPr>
+        <w:rPr>
+          <w:b/>
+          <w:bCs/>
+          <w:sz w:val="28"/>
+          <w:szCs w:val="28"/>
+        </w:rPr>
+      </w:pPr>
+      <w:r>
+        <w:rPr>
+          <w:b/>
+          <w:bCs/>
+          <w:sz w:val="28"/>
+          <w:szCs w:val="28"/>
+        </w:rPr>
+        <w:t>A. Checking all Installed/Built-in Modules:</w:t>
+      </w:r>
+    </w:p>
+    <w:p>
+      <w:pPr>
+        <w:rPr>
+          <w:sz w:val="28"/>
+          <w:szCs w:val="28"/>
+        </w:rPr>
+      </w:pPr>
+      <w:r>
+        <w:rPr>
+          <w:sz w:val="28"/>
+          <w:szCs w:val="28"/>
+        </w:rPr>
+        <w:t>Python</w:t>
+      </w:r>
+    </w:p>
+    <w:p>
+      <w:pPr>
+        <w:rPr>
+          <w:sz w:val="28"/>
+          <w:szCs w:val="28"/>
+        </w:rPr>
+      </w:pPr>
+      <w:r>
+        <w:rPr>
+          <w:sz w:val="28"/>
+          <w:szCs w:val="28"/>
+        </w:rPr>
+        <w:t>help("modules")  # Lists all modules installed in your Python environment</w:t>
+      </w:r>
+    </w:p>
+    <w:p>
+      <w:pPr>
+        <w:rPr>
+          <w:b/>
+          <w:bCs/>
+          <w:sz w:val="28"/>
+          <w:szCs w:val="28"/>
+        </w:rPr>
+      </w:pPr>
+      <w:r>
+        <w:rPr>
+          <w:b/>
+          <w:bCs/>
+          <w:sz w:val="28"/>
+          <w:szCs w:val="28"/>
+        </w:rPr>
+        <w:t>B. Checking Functions inside a Module (</w:t>
+      </w:r>
+      <w:proofErr w:type="spellStart"/>
+      <w:r>
+        <w:rPr>
+          <w:b/>
+          <w:bCs/>
+          <w:sz w:val="28"/>
+          <w:szCs w:val="28"/>
+        </w:rPr>
+        <w:t>dir</w:t>
+      </w:r>
+      <w:proofErr w:type="spellEnd"/>
+      <w:r>
+        <w:rPr>
+          <w:b/>
+          <w:bCs/>
+          <w:sz w:val="28"/>
+          <w:szCs w:val="28"/>
+        </w:rPr>
+        <w:t>() Function):</w:t>
+      </w:r>
+    </w:p>
+    <w:p>
+      <w:pPr>
+        <w:rPr>
+          <w:sz w:val="28"/>
+          <w:szCs w:val="28"/>
+        </w:rPr>
+      </w:pPr>
+      <w:r>
+        <w:rPr>
+          <w:sz w:val="28"/>
+          <w:szCs w:val="28"/>
+        </w:rPr>
+        <w:t xml:space="preserve">Kisi </w:t>
+      </w:r>
+      <w:proofErr w:type="spellStart"/>
+      <w:r>
+        <w:rPr>
+          <w:sz w:val="28"/>
+          <w:szCs w:val="28"/>
+        </w:rPr>
+        <w:t>bhi</w:t>
+      </w:r>
+      <w:proofErr w:type="spellEnd"/>
+      <w:r>
+        <w:rPr>
+          <w:sz w:val="28"/>
+          <w:szCs w:val="28"/>
+        </w:rPr>
+        <w:t xml:space="preserve"> imported module </w:t>
+      </w:r>
+      <w:proofErr w:type="spellStart"/>
+      <w:r>
+        <w:rPr>
+          <w:sz w:val="28"/>
+          <w:szCs w:val="28"/>
+        </w:rPr>
+        <w:t>ke</w:t>
+      </w:r>
+      <w:proofErr w:type="spellEnd"/>
+      <w:r>
+        <w:rPr>
+          <w:sz w:val="28"/>
+          <w:szCs w:val="28"/>
+        </w:rPr>
+        <w:t xml:space="preserve"> </w:t>
+      </w:r>
+      <w:proofErr w:type="spellStart"/>
+      <w:r>
+        <w:rPr>
+          <w:sz w:val="28"/>
+          <w:szCs w:val="28"/>
+        </w:rPr>
+        <w:t>saare</w:t>
+      </w:r>
+      <w:proofErr w:type="spellEnd"/>
+      <w:r>
+        <w:rPr>
+          <w:sz w:val="28"/>
+          <w:szCs w:val="28"/>
+        </w:rPr>
+        <w:t xml:space="preserve"> internal functions, constants, aur attributes </w:t>
+      </w:r>
+      <w:proofErr w:type="spellStart"/>
+      <w:r>
+        <w:rPr>
+          <w:sz w:val="28"/>
+          <w:szCs w:val="28"/>
+        </w:rPr>
+        <w:t>dekhne</w:t>
+      </w:r>
+      <w:proofErr w:type="spellEnd"/>
+      <w:r>
+        <w:rPr>
+          <w:sz w:val="28"/>
+          <w:szCs w:val="28"/>
+        </w:rPr>
+        <w:t xml:space="preserve"> </w:t>
+      </w:r>
+      <w:proofErr w:type="spellStart"/>
+      <w:r>
+        <w:rPr>
+          <w:sz w:val="28"/>
+          <w:szCs w:val="28"/>
+        </w:rPr>
+        <w:t>ke</w:t>
+      </w:r>
+      <w:proofErr w:type="spellEnd"/>
+      <w:r>
+        <w:rPr>
+          <w:sz w:val="28"/>
+          <w:szCs w:val="28"/>
+        </w:rPr>
+        <w:t xml:space="preserve"> </w:t>
+      </w:r>
+      <w:proofErr w:type="spellStart"/>
+      <w:r>
+        <w:rPr>
+          <w:sz w:val="28"/>
+          <w:szCs w:val="28"/>
+        </w:rPr>
+        <w:t>liye</w:t>
+      </w:r>
+      <w:proofErr w:type="spellEnd"/>
+      <w:r>
+        <w:rPr>
+          <w:sz w:val="28"/>
+          <w:szCs w:val="28"/>
+        </w:rPr>
+        <w:t xml:space="preserve"> </w:t>
+      </w:r>
+      <w:proofErr w:type="spellStart"/>
+      <w:r>
+        <w:rPr>
+          <w:b/>
+          <w:bCs/>
+          <w:sz w:val="28"/>
+          <w:szCs w:val="28"/>
+        </w:rPr>
+        <w:t>dir</w:t>
+      </w:r>
+      <w:proofErr w:type="spellEnd"/>
+      <w:r>
+        <w:rPr>
+          <w:b/>
+          <w:bCs/>
+          <w:sz w:val="28"/>
+          <w:szCs w:val="28"/>
+        </w:rPr>
+        <w:t>()</w:t>
+      </w:r>
+      <w:r>
+        <w:rPr>
+          <w:sz w:val="28"/>
+          <w:szCs w:val="28"/>
+        </w:rPr>
+        <w:t xml:space="preserve"> built-in function ka use </w:t>
+      </w:r>
+      <w:proofErr w:type="spellStart"/>
+      <w:r>
+        <w:rPr>
+          <w:sz w:val="28"/>
+          <w:szCs w:val="28"/>
+        </w:rPr>
+        <w:t>kiya</w:t>
+      </w:r>
+      <w:proofErr w:type="spellEnd"/>
+      <w:r>
+        <w:rPr>
+          <w:sz w:val="28"/>
+          <w:szCs w:val="28"/>
+        </w:rPr>
+        <w:t xml:space="preserve"> </w:t>
+      </w:r>
+      <w:proofErr w:type="spellStart"/>
+      <w:r>
+        <w:rPr>
+          <w:sz w:val="28"/>
+          <w:szCs w:val="28"/>
+        </w:rPr>
+        <w:t>jata</w:t>
+      </w:r>
+      <w:proofErr w:type="spellEnd"/>
+      <w:r>
+        <w:rPr>
+          <w:sz w:val="28"/>
+          <w:szCs w:val="28"/>
+        </w:rPr>
+        <w:t xml:space="preserve"> </w:t>
+      </w:r>
+      <w:proofErr w:type="spellStart"/>
+      <w:r>
+        <w:rPr>
+          <w:sz w:val="28"/>
+          <w:szCs w:val="28"/>
+        </w:rPr>
+        <w:t>hai</w:t>
+      </w:r>
+      <w:proofErr w:type="spellEnd"/>
+      <w:r>
+        <w:rPr>
+          <w:sz w:val="28"/>
+          <w:szCs w:val="28"/>
+        </w:rPr>
+        <w:t>.</w:t>
+      </w:r>
+    </w:p>
+    <w:p>
+      <w:pPr>
+        <w:rPr>
+          <w:sz w:val="28"/>
+          <w:szCs w:val="28"/>
+        </w:rPr>
+      </w:pPr>
+      <w:r>
+        <w:rPr>
+          <w:sz w:val="28"/>
+          <w:szCs w:val="28"/>
+        </w:rPr>
+        <w:t>Python</w:t>
+      </w:r>
+    </w:p>
+    <w:p>
+      <w:pPr>
+        <w:rPr>
+          <w:sz w:val="28"/>
+          <w:szCs w:val="28"/>
+        </w:rPr>
+      </w:pPr>
+      <w:r>
+        <w:rPr>
+          <w:sz w:val="28"/>
+          <w:szCs w:val="28"/>
+        </w:rPr>
+        <w:t>import math</w:t>
+      </w:r>
+    </w:p>
+    <w:p>
+      <w:pPr>
+        <w:rPr>
+          <w:sz w:val="28"/>
+          <w:szCs w:val="28"/>
+        </w:rPr>
+      </w:pPr>
+      <w:r>
+        <w:rPr>
+          <w:sz w:val="28"/>
+          <w:szCs w:val="28"/>
+        </w:rPr>
+        <w:t>print(</w:t>
+      </w:r>
+      <w:proofErr w:type="spellStart"/>
+      <w:r>
+        <w:rPr>
+          <w:sz w:val="28"/>
+          <w:szCs w:val="28"/>
+        </w:rPr>
+        <w:t>dir</w:t>
+      </w:r>
+      <w:proofErr w:type="spellEnd"/>
+      <w:r>
+        <w:rPr>
+          <w:sz w:val="28"/>
+          <w:szCs w:val="28"/>
+        </w:rPr>
+        <w:t>(math))  # Lists all functions inside math module</w:t>
+      </w:r>
+    </w:p>
+    <w:p>
+      <w:pPr>
+        <w:rPr>
+          <w:b/>
+          <w:bCs/>
+          <w:sz w:val="28"/>
+          <w:szCs w:val="28"/>
+        </w:rPr>
+      </w:pPr>
+      <w:r>
+        <w:rPr>
+          <w:b/>
+          <w:bCs/>
+          <w:sz w:val="28"/>
+          <w:szCs w:val="28"/>
+        </w:rPr>
+        <w:t xml:space="preserve">5. Additional &amp; Critical Self-Added Knowledge </w:t>
+      </w:r>
+      <w:r>
+        <w:rPr>
+          <w:rFonts w:ascii="Segoe UI Emoji" w:hAnsi="Segoe UI Emoji" w:cs="Segoe UI Emoji"/>
+          <w:b/>
+          <w:bCs/>
+          <w:sz w:val="28"/>
+          <w:szCs w:val="28"/>
+        </w:rPr>
+        <w:t>⭐</w:t>
+      </w:r>
+    </w:p>
+    <w:p>
+      <w:pPr>
+        <w:rPr>
+          <w:b/>
+          <w:bCs/>
+          <w:sz w:val="28"/>
+          <w:szCs w:val="28"/>
+        </w:rPr>
+      </w:pPr>
+      <w:r>
+        <w:rPr>
+          <w:b/>
+          <w:bCs/>
+          <w:sz w:val="28"/>
+          <w:szCs w:val="28"/>
+        </w:rPr>
+        <w:t>A. Wildcard Import (from module import *) &amp; Why it is AVOIDED</w:t>
+      </w:r>
+    </w:p>
+    <w:p>
+      <w:pPr>
+        <w:rPr>
+          <w:sz w:val="28"/>
+          <w:szCs w:val="28"/>
+        </w:rPr>
+      </w:pPr>
+      <w:proofErr w:type="spellStart"/>
+      <w:r>
+        <w:rPr>
+          <w:sz w:val="28"/>
+          <w:szCs w:val="28"/>
+        </w:rPr>
+        <w:t>Aap</w:t>
+      </w:r>
+      <w:proofErr w:type="spellEnd"/>
+      <w:r>
+        <w:rPr>
+          <w:sz w:val="28"/>
+          <w:szCs w:val="28"/>
+        </w:rPr>
+        <w:t xml:space="preserve"> </w:t>
+      </w:r>
+      <w:proofErr w:type="spellStart"/>
+      <w:r>
+        <w:rPr>
+          <w:sz w:val="28"/>
+          <w:szCs w:val="28"/>
+        </w:rPr>
+        <w:t>saare</w:t>
+      </w:r>
+      <w:proofErr w:type="spellEnd"/>
+      <w:r>
+        <w:rPr>
+          <w:sz w:val="28"/>
+          <w:szCs w:val="28"/>
+        </w:rPr>
+        <w:t xml:space="preserve"> functions ek </w:t>
+      </w:r>
+      <w:proofErr w:type="spellStart"/>
+      <w:r>
+        <w:rPr>
+          <w:sz w:val="28"/>
+          <w:szCs w:val="28"/>
+        </w:rPr>
+        <w:t>saath</w:t>
+      </w:r>
+      <w:proofErr w:type="spellEnd"/>
+      <w:r>
+        <w:rPr>
+          <w:sz w:val="28"/>
+          <w:szCs w:val="28"/>
+        </w:rPr>
+        <w:t xml:space="preserve"> import </w:t>
+      </w:r>
+      <w:proofErr w:type="spellStart"/>
+      <w:r>
+        <w:rPr>
+          <w:sz w:val="28"/>
+          <w:szCs w:val="28"/>
+        </w:rPr>
+        <w:t>karne</w:t>
+      </w:r>
+      <w:proofErr w:type="spellEnd"/>
+      <w:r>
+        <w:rPr>
+          <w:sz w:val="28"/>
+          <w:szCs w:val="28"/>
+        </w:rPr>
+        <w:t xml:space="preserve"> </w:t>
+      </w:r>
+      <w:proofErr w:type="spellStart"/>
+      <w:r>
+        <w:rPr>
+          <w:sz w:val="28"/>
+          <w:szCs w:val="28"/>
+        </w:rPr>
+        <w:t>ke</w:t>
+      </w:r>
+      <w:proofErr w:type="spellEnd"/>
+      <w:r>
+        <w:rPr>
+          <w:sz w:val="28"/>
+          <w:szCs w:val="28"/>
+        </w:rPr>
+        <w:t xml:space="preserve"> </w:t>
+      </w:r>
+      <w:proofErr w:type="spellStart"/>
+      <w:r>
+        <w:rPr>
+          <w:sz w:val="28"/>
+          <w:szCs w:val="28"/>
+        </w:rPr>
+        <w:t>liye</w:t>
+      </w:r>
+      <w:proofErr w:type="spellEnd"/>
+      <w:r>
+        <w:rPr>
+          <w:sz w:val="28"/>
+          <w:szCs w:val="28"/>
+        </w:rPr>
+        <w:t xml:space="preserve"> from math import * </w:t>
+      </w:r>
+      <w:proofErr w:type="spellStart"/>
+      <w:r>
+        <w:rPr>
+          <w:sz w:val="28"/>
+          <w:szCs w:val="28"/>
+        </w:rPr>
+        <w:t>likh</w:t>
+      </w:r>
+      <w:proofErr w:type="spellEnd"/>
+      <w:r>
+        <w:rPr>
+          <w:sz w:val="28"/>
+          <w:szCs w:val="28"/>
+        </w:rPr>
+        <w:t xml:space="preserve"> </w:t>
+      </w:r>
+      <w:proofErr w:type="spellStart"/>
+      <w:r>
+        <w:rPr>
+          <w:sz w:val="28"/>
+          <w:szCs w:val="28"/>
+        </w:rPr>
+        <w:t>sakte</w:t>
+      </w:r>
+      <w:proofErr w:type="spellEnd"/>
+      <w:r>
+        <w:rPr>
+          <w:sz w:val="28"/>
+          <w:szCs w:val="28"/>
+        </w:rPr>
+        <w:t xml:space="preserve"> hain, </w:t>
+      </w:r>
+      <w:proofErr w:type="spellStart"/>
+      <w:r>
+        <w:rPr>
+          <w:sz w:val="28"/>
+          <w:szCs w:val="28"/>
+        </w:rPr>
+        <w:t>lekin</w:t>
+      </w:r>
+      <w:proofErr w:type="spellEnd"/>
+      <w:r>
+        <w:rPr>
+          <w:sz w:val="28"/>
+          <w:szCs w:val="28"/>
+        </w:rPr>
+        <w:t xml:space="preserve"> </w:t>
+      </w:r>
+      <w:r>
+        <w:rPr>
+          <w:b/>
+          <w:bCs/>
+          <w:sz w:val="28"/>
+          <w:szCs w:val="28"/>
+        </w:rPr>
+        <w:t>PEP 8 Python Guidelines</w:t>
+      </w:r>
+      <w:r>
+        <w:rPr>
+          <w:sz w:val="28"/>
+          <w:szCs w:val="28"/>
+        </w:rPr>
+        <w:t xml:space="preserve"> </w:t>
+      </w:r>
+      <w:proofErr w:type="spellStart"/>
+      <w:r>
+        <w:rPr>
+          <w:sz w:val="28"/>
+          <w:szCs w:val="28"/>
+        </w:rPr>
+        <w:t>ise</w:t>
+      </w:r>
+      <w:proofErr w:type="spellEnd"/>
+      <w:r>
+        <w:rPr>
+          <w:sz w:val="28"/>
+          <w:szCs w:val="28"/>
+        </w:rPr>
+        <w:t xml:space="preserve"> severely discourage </w:t>
+      </w:r>
+      <w:proofErr w:type="spellStart"/>
+      <w:r>
+        <w:rPr>
+          <w:sz w:val="28"/>
+          <w:szCs w:val="28"/>
+        </w:rPr>
+        <w:t>karti</w:t>
+      </w:r>
+      <w:proofErr w:type="spellEnd"/>
+      <w:r>
+        <w:rPr>
+          <w:sz w:val="28"/>
+          <w:szCs w:val="28"/>
+        </w:rPr>
+        <w:t xml:space="preserve"> hain (Namespace Pollution / Function Name Collision).</w:t>
+      </w:r>
+    </w:p>
+    <w:p>
+      <w:pPr>
+        <w:rPr>
+          <w:sz w:val="28"/>
+          <w:szCs w:val="28"/>
+        </w:rPr>
+      </w:pPr>
+      <w:r>
+        <w:rPr>
+          <w:sz w:val="28"/>
+          <w:szCs w:val="28"/>
+        </w:rPr>
+        <w:t>Python</w:t>
+      </w:r>
+    </w:p>
+    <w:p>
+      <w:pPr>
+        <w:rPr>
+          <w:sz w:val="28"/>
+          <w:szCs w:val="28"/>
+        </w:rPr>
+      </w:pPr>
+      <w:r>
+        <w:rPr>
+          <w:sz w:val="28"/>
+          <w:szCs w:val="28"/>
+        </w:rPr>
+        <w:t xml:space="preserve"># </w:t>
+      </w:r>
+      <w:r>
+        <w:rPr>
+          <w:rFonts w:ascii="Segoe UI Emoji" w:hAnsi="Segoe UI Emoji" w:cs="Segoe UI Emoji"/>
+          <w:sz w:val="28"/>
+          <w:szCs w:val="28"/>
+        </w:rPr>
+        <w:t>❌</w:t>
+      </w:r>
+      <w:r>
+        <w:rPr>
+          <w:sz w:val="28"/>
+          <w:szCs w:val="28"/>
+        </w:rPr>
+        <w:t xml:space="preserve"> Anti-pattern (Avoid this):</w:t>
+      </w:r>
+    </w:p>
+    <w:p>
+      <w:pPr>
+        <w:rPr>
+          <w:sz w:val="28"/>
+          <w:szCs w:val="28"/>
+        </w:rPr>
+      </w:pPr>
+      <w:r>
+        <w:rPr>
+          <w:sz w:val="28"/>
+          <w:szCs w:val="28"/>
+        </w:rPr>
+        <w:t>from math import *</w:t>
+      </w:r>
+    </w:p>
+    <w:p>
+      <w:pPr>
+        <w:rPr>
+          <w:sz w:val="28"/>
+          <w:szCs w:val="28"/>
+        </w:rPr>
+      </w:pPr>
+      <w:r>
+        <w:rPr>
+          <w:sz w:val="28"/>
+          <w:szCs w:val="28"/>
+        </w:rPr>
+        <w:lastRenderedPageBreak/>
+        <w:t xml:space="preserve"># Agur </w:t>
+      </w:r>
+      <w:proofErr w:type="spellStart"/>
+      <w:r>
+        <w:rPr>
+          <w:sz w:val="28"/>
+          <w:szCs w:val="28"/>
+        </w:rPr>
+        <w:t>aapke</w:t>
+      </w:r>
+      <w:proofErr w:type="spellEnd"/>
+      <w:r>
+        <w:rPr>
+          <w:sz w:val="28"/>
+          <w:szCs w:val="28"/>
+        </w:rPr>
+        <w:t xml:space="preserve"> code me 'pow' naam ka variable/function </w:t>
+      </w:r>
+      <w:proofErr w:type="spellStart"/>
+      <w:r>
+        <w:rPr>
+          <w:sz w:val="28"/>
+          <w:szCs w:val="28"/>
+        </w:rPr>
+        <w:t>hua</w:t>
+      </w:r>
+      <w:proofErr w:type="spellEnd"/>
+      <w:r>
+        <w:rPr>
+          <w:sz w:val="28"/>
+          <w:szCs w:val="28"/>
+        </w:rPr>
+        <w:t xml:space="preserve"> </w:t>
+      </w:r>
+      <w:proofErr w:type="spellStart"/>
+      <w:r>
+        <w:rPr>
+          <w:sz w:val="28"/>
+          <w:szCs w:val="28"/>
+        </w:rPr>
+        <w:t>toh</w:t>
+      </w:r>
+      <w:proofErr w:type="spellEnd"/>
+      <w:r>
+        <w:rPr>
+          <w:sz w:val="28"/>
+          <w:szCs w:val="28"/>
+        </w:rPr>
+        <w:t xml:space="preserve"> conflict </w:t>
+      </w:r>
+      <w:proofErr w:type="spellStart"/>
+      <w:r>
+        <w:rPr>
+          <w:sz w:val="28"/>
+          <w:szCs w:val="28"/>
+        </w:rPr>
+        <w:t>ho</w:t>
+      </w:r>
+      <w:proofErr w:type="spellEnd"/>
+      <w:r>
+        <w:rPr>
+          <w:sz w:val="28"/>
+          <w:szCs w:val="28"/>
+        </w:rPr>
+        <w:t xml:space="preserve"> </w:t>
+      </w:r>
+      <w:proofErr w:type="spellStart"/>
+      <w:r>
+        <w:rPr>
+          <w:sz w:val="28"/>
+          <w:szCs w:val="28"/>
+        </w:rPr>
+        <w:t>jayega</w:t>
+      </w:r>
+      <w:proofErr w:type="spellEnd"/>
+      <w:r>
+        <w:rPr>
+          <w:sz w:val="28"/>
+          <w:szCs w:val="28"/>
+        </w:rPr>
+        <w:t>.</w:t>
+      </w:r>
+    </w:p>
+    <w:p>
+      <w:pPr>
+        <w:rPr>
+          <w:sz w:val="28"/>
+          <w:szCs w:val="28"/>
+        </w:rPr>
+      </w:pPr>
+    </w:p>
+    <w:p>
+      <w:pPr>
+        <w:rPr>
+          <w:sz w:val="28"/>
+          <w:szCs w:val="28"/>
+        </w:rPr>
+      </w:pPr>
+      <w:r>
+        <w:rPr>
+          <w:sz w:val="28"/>
+          <w:szCs w:val="28"/>
+        </w:rPr>
+        <w:t xml:space="preserve"># </w:t>
+      </w:r>
+      <w:r>
+        <w:rPr>
+          <w:rFonts w:ascii="Segoe UI Emoji" w:hAnsi="Segoe UI Emoji" w:cs="Segoe UI Emoji"/>
+          <w:sz w:val="28"/>
+          <w:szCs w:val="28"/>
+        </w:rPr>
+        <w:t>✅</w:t>
+      </w:r>
+      <w:r>
+        <w:rPr>
+          <w:sz w:val="28"/>
+          <w:szCs w:val="28"/>
+        </w:rPr>
+        <w:t xml:space="preserve"> Recommended Pattern:</w:t>
+      </w:r>
+    </w:p>
+    <w:p>
+      <w:pPr>
+        <w:rPr>
+          <w:sz w:val="28"/>
+          <w:szCs w:val="28"/>
+        </w:rPr>
+      </w:pPr>
+      <w:r>
+        <w:rPr>
+          <w:sz w:val="28"/>
+          <w:szCs w:val="28"/>
+        </w:rPr>
+        <w:t>import math</w:t>
+      </w:r>
+    </w:p>
+    <w:p>
+      <w:pPr>
+        <w:rPr>
+          <w:b/>
+          <w:bCs/>
+          <w:sz w:val="28"/>
+          <w:szCs w:val="28"/>
+        </w:rPr>
+      </w:pPr>
+      <w:r>
+        <w:rPr>
+          <w:b/>
+          <w:bCs/>
+          <w:sz w:val="28"/>
+          <w:szCs w:val="28"/>
+        </w:rPr>
+        <w:t>B. How Python Finds Modules? (</w:t>
+      </w:r>
+      <w:proofErr w:type="spellStart"/>
+      <w:r>
+        <w:rPr>
+          <w:b/>
+          <w:bCs/>
+          <w:sz w:val="28"/>
+          <w:szCs w:val="28"/>
+        </w:rPr>
+        <w:t>sys.path</w:t>
+      </w:r>
+      <w:proofErr w:type="spellEnd"/>
+      <w:r>
+        <w:rPr>
+          <w:b/>
+          <w:bCs/>
+          <w:sz w:val="28"/>
+          <w:szCs w:val="28"/>
+        </w:rPr>
+        <w:t>)</w:t>
+      </w:r>
+    </w:p>
+    <w:p>
+      <w:pPr>
+        <w:rPr>
+          <w:sz w:val="28"/>
+          <w:szCs w:val="28"/>
+        </w:rPr>
+      </w:pPr>
+      <w:r>
+        <w:rPr>
+          <w:sz w:val="28"/>
+          <w:szCs w:val="28"/>
+        </w:rPr>
+        <w:t xml:space="preserve">Jab </w:t>
+      </w:r>
+      <w:proofErr w:type="spellStart"/>
+      <w:r>
+        <w:rPr>
+          <w:sz w:val="28"/>
+          <w:szCs w:val="28"/>
+        </w:rPr>
+        <w:t>aap</w:t>
+      </w:r>
+      <w:proofErr w:type="spellEnd"/>
+      <w:r>
+        <w:rPr>
+          <w:sz w:val="28"/>
+          <w:szCs w:val="28"/>
+        </w:rPr>
+        <w:t xml:space="preserve"> import </w:t>
+      </w:r>
+      <w:proofErr w:type="spellStart"/>
+      <w:r>
+        <w:rPr>
+          <w:sz w:val="28"/>
+          <w:szCs w:val="28"/>
+        </w:rPr>
+        <w:t>xyz</w:t>
+      </w:r>
+      <w:proofErr w:type="spellEnd"/>
+      <w:r>
+        <w:rPr>
+          <w:sz w:val="28"/>
+          <w:szCs w:val="28"/>
+        </w:rPr>
+        <w:t xml:space="preserve"> </w:t>
+      </w:r>
+      <w:proofErr w:type="spellStart"/>
+      <w:r>
+        <w:rPr>
+          <w:sz w:val="28"/>
+          <w:szCs w:val="28"/>
+        </w:rPr>
+        <w:t>likhte</w:t>
+      </w:r>
+      <w:proofErr w:type="spellEnd"/>
+      <w:r>
+        <w:rPr>
+          <w:sz w:val="28"/>
+          <w:szCs w:val="28"/>
+        </w:rPr>
+        <w:t xml:space="preserve"> hain, </w:t>
+      </w:r>
+      <w:proofErr w:type="spellStart"/>
+      <w:r>
+        <w:rPr>
+          <w:sz w:val="28"/>
+          <w:szCs w:val="28"/>
+        </w:rPr>
+        <w:t>toh</w:t>
+      </w:r>
+      <w:proofErr w:type="spellEnd"/>
+      <w:r>
+        <w:rPr>
+          <w:sz w:val="28"/>
+          <w:szCs w:val="28"/>
+        </w:rPr>
+        <w:t xml:space="preserve"> Python check </w:t>
+      </w:r>
+      <w:proofErr w:type="spellStart"/>
+      <w:r>
+        <w:rPr>
+          <w:sz w:val="28"/>
+          <w:szCs w:val="28"/>
+        </w:rPr>
+        <w:t>karta</w:t>
+      </w:r>
+      <w:proofErr w:type="spellEnd"/>
+      <w:r>
+        <w:rPr>
+          <w:sz w:val="28"/>
+          <w:szCs w:val="28"/>
+        </w:rPr>
+        <w:t xml:space="preserve"> </w:t>
+      </w:r>
+      <w:proofErr w:type="spellStart"/>
+      <w:r>
+        <w:rPr>
+          <w:sz w:val="28"/>
+          <w:szCs w:val="28"/>
+        </w:rPr>
+        <w:t>hai</w:t>
+      </w:r>
+      <w:proofErr w:type="spellEnd"/>
+      <w:r>
+        <w:rPr>
+          <w:sz w:val="28"/>
+          <w:szCs w:val="28"/>
+        </w:rPr>
+        <w:t>:</w:t>
+      </w:r>
+    </w:p>
+    <w:p>
+      <w:pPr>
+        <w:numPr>
+          <w:ilvl w:val="0"/>
+          <w:numId w:val="99"/>
+        </w:numPr>
+        <w:rPr>
+          <w:sz w:val="28"/>
+          <w:szCs w:val="28"/>
+        </w:rPr>
+      </w:pPr>
+      <w:r>
+        <w:rPr>
+          <w:b/>
+          <w:bCs/>
+          <w:sz w:val="28"/>
+          <w:szCs w:val="28"/>
+        </w:rPr>
+        <w:t>Built-in Modules</w:t>
+      </w:r>
+      <w:r>
+        <w:rPr>
+          <w:sz w:val="28"/>
+          <w:szCs w:val="28"/>
+        </w:rPr>
+        <w:t xml:space="preserve"> list.</w:t>
+      </w:r>
+    </w:p>
+    <w:p>
+      <w:pPr>
+        <w:numPr>
+          <w:ilvl w:val="0"/>
+          <w:numId w:val="99"/>
+        </w:numPr>
+        <w:rPr>
+          <w:sz w:val="28"/>
+          <w:szCs w:val="28"/>
+        </w:rPr>
+      </w:pPr>
+      <w:r>
+        <w:rPr>
+          <w:sz w:val="28"/>
+          <w:szCs w:val="28"/>
+        </w:rPr>
+        <w:t xml:space="preserve">Directories listed in </w:t>
+      </w:r>
+      <w:proofErr w:type="spellStart"/>
+      <w:r>
+        <w:rPr>
+          <w:b/>
+          <w:bCs/>
+          <w:sz w:val="28"/>
+          <w:szCs w:val="28"/>
+        </w:rPr>
+        <w:t>sys.path</w:t>
+      </w:r>
+      <w:proofErr w:type="spellEnd"/>
+      <w:r>
+        <w:rPr>
+          <w:sz w:val="28"/>
+          <w:szCs w:val="28"/>
+        </w:rPr>
+        <w:t xml:space="preserve"> (Current directory </w:t>
+      </w:r>
+      <m:oMath>
+        <m:r>
+          <w:rPr>
+            <w:rFonts w:ascii="Cambria Math" w:hAnsi="Cambria Math"/>
+            <w:sz w:val="28"/>
+            <w:szCs w:val="28"/>
+          </w:rPr>
+          <m:t>→</m:t>
+        </m:r>
+      </m:oMath>
+      <w:r>
+        <w:rPr>
+          <w:sz w:val="28"/>
+          <w:szCs w:val="28"/>
+        </w:rPr>
+        <w:t xml:space="preserve"> Standard Library paths </w:t>
+      </w:r>
+      <m:oMath>
+        <m:r>
+          <w:rPr>
+            <w:rFonts w:ascii="Cambria Math" w:hAnsi="Cambria Math"/>
+            <w:sz w:val="28"/>
+            <w:szCs w:val="28"/>
+          </w:rPr>
+          <m:t>→</m:t>
+        </m:r>
+      </m:oMath>
+      <w:r>
+        <w:rPr>
+          <w:sz w:val="28"/>
+          <w:szCs w:val="28"/>
+        </w:rPr>
+        <w:t xml:space="preserve"> Third-party site-packages).</w:t>
+      </w:r>
+    </w:p>
+    <w:p>
+      <w:pPr>
+        <w:rPr>
+          <w:b/>
+          <w:bCs/>
+          <w:sz w:val="28"/>
+          <w:szCs w:val="28"/>
+        </w:rPr>
+      </w:pPr>
+      <w:r>
+        <w:rPr>
+          <w:rFonts w:ascii="Segoe UI Emoji" w:hAnsi="Segoe UI Emoji" w:cs="Segoe UI Emoji"/>
+          <w:b/>
+          <w:bCs/>
+          <w:sz w:val="28"/>
+          <w:szCs w:val="28"/>
+        </w:rPr>
+        <w:t>💡</w:t>
+      </w:r>
+      <w:r>
+        <w:rPr>
+          <w:b/>
+          <w:bCs/>
+          <w:sz w:val="28"/>
+          <w:szCs w:val="28"/>
+        </w:rPr>
+        <w:t xml:space="preserve"> Quick Reference Summary Table</w:t>
+      </w:r>
+    </w:p>
+    <w:tbl>
+      <w:tblPr>
+        <w:tblW w:w="0" w:type="auto"/>
+        <w:tblCellSpacing w:w="15" w:type="dxa"/>
+        <w:tblCellMar>
+          <w:top w:w="15" w:type="dxa"/>
+          <w:left w:w="15" w:type="dxa"/>
+          <w:bottom w:w="15" w:type="dxa"/>
+          <w:right w:w="15" w:type="dxa"/>
+        </w:tblCellMar>
+        <w:tblLook w:val="04A0" w:firstRow="1" w:lastRow="0" w:firstColumn="1" w:lastColumn="0" w:noHBand="0" w:noVBand="1"/>
+      </w:tblPr>
+      <w:tblGrid>
+        <w:gridCol w:w="1457"/>
+        <w:gridCol w:w="3194"/>
+        <w:gridCol w:w="4359"/>
+      </w:tblGrid>
+      <w:tr>
+        <w:trPr>
+          <w:tblHeader/>
+          <w:tblCellSpacing w:w="15" w:type="dxa"/>
+        </w:trPr>
+        <w:tc>
+          <w:tcPr>
+            <w:tcW w:w="0" w:type="auto"/>
+            <w:tcBorders>
+              <w:top w:val="single" w:sz="6" w:space="0" w:color="C4C7C5"/>
+              <w:left w:val="single" w:sz="6" w:space="0" w:color="C4C7C5"/>
+              <w:bottom w:val="single" w:sz="6" w:space="0" w:color="C4C7C5"/>
+              <w:right w:val="single" w:sz="6" w:space="0" w:color="C4C7C5"/>
+            </w:tcBorders>
+            <w:tcMar>
+              <w:top w:w="120" w:type="dxa"/>
+              <w:left w:w="180" w:type="dxa"/>
+              <w:bottom w:w="120" w:type="dxa"/>
+              <w:right w:w="180" w:type="dxa"/>
+            </w:tcMar>
+            <w:vAlign w:val="center"/>
+            <w:hideMark/>
+          </w:tcPr>
+          <w:p>
+            <w:pPr>
+              <w:rPr>
+                <w:sz w:val="28"/>
+                <w:szCs w:val="28"/>
+              </w:rPr>
+            </w:pPr>
+            <w:r>
+              <w:rPr>
+                <w:b/>
+                <w:bCs/>
+                <w:sz w:val="28"/>
+                <w:szCs w:val="28"/>
+              </w:rPr>
+              <w:t>Module</w:t>
+            </w:r>
+          </w:p>
+        </w:tc>
+        <w:tc>
+          <w:tcPr>
+            <w:tcW w:w="0" w:type="auto"/>
+            <w:tcBorders>
+              <w:top w:val="single" w:sz="6" w:space="0" w:color="C4C7C5"/>
+              <w:left w:val="single" w:sz="6" w:space="0" w:color="C4C7C5"/>
+              <w:bottom w:val="single" w:sz="6" w:space="0" w:color="C4C7C5"/>
+              <w:right w:val="single" w:sz="6" w:space="0" w:color="C4C7C5"/>
+            </w:tcBorders>
+            <w:tcMar>
+              <w:top w:w="120" w:type="dxa"/>
+              <w:left w:w="180" w:type="dxa"/>
+              <w:bottom w:w="120" w:type="dxa"/>
+              <w:right w:w="180" w:type="dxa"/>
+            </w:tcMar>
+            <w:vAlign w:val="center"/>
+            <w:hideMark/>
+          </w:tcPr>
+          <w:p>
+            <w:pPr>
+              <w:rPr>
+                <w:sz w:val="28"/>
+                <w:szCs w:val="28"/>
+              </w:rPr>
+            </w:pPr>
+            <w:r>
+              <w:rPr>
+                <w:b/>
+                <w:bCs/>
+                <w:sz w:val="28"/>
+                <w:szCs w:val="28"/>
+              </w:rPr>
+              <w:t>Purpose</w:t>
+            </w:r>
+          </w:p>
+        </w:tc>
+        <w:tc>
+          <w:tcPr>
+            <w:tcW w:w="0" w:type="auto"/>
+            <w:tcBorders>
+              <w:top w:val="single" w:sz="6" w:space="0" w:color="C4C7C5"/>
+              <w:left w:val="single" w:sz="6" w:space="0" w:color="C4C7C5"/>
+              <w:bottom w:val="single" w:sz="6" w:space="0" w:color="C4C7C5"/>
+              <w:right w:val="single" w:sz="6" w:space="0" w:color="C4C7C5"/>
+            </w:tcBorders>
+            <w:tcMar>
+              <w:top w:w="120" w:type="dxa"/>
+              <w:left w:w="180" w:type="dxa"/>
+              <w:bottom w:w="120" w:type="dxa"/>
+              <w:right w:w="180" w:type="dxa"/>
+            </w:tcMar>
+            <w:vAlign w:val="center"/>
+            <w:hideMark/>
+          </w:tcPr>
+          <w:p>
+            <w:pPr>
+              <w:rPr>
+                <w:sz w:val="28"/>
+                <w:szCs w:val="28"/>
+              </w:rPr>
+            </w:pPr>
+            <w:r>
+              <w:rPr>
+                <w:b/>
+                <w:bCs/>
+                <w:sz w:val="28"/>
+                <w:szCs w:val="28"/>
+              </w:rPr>
+              <w:t>Key Functions / Attributes</w:t>
+            </w:r>
+          </w:p>
+        </w:tc>
+      </w:tr>
+      <w:tr>
+        <w:trPr>
+          <w:tblCellSpacing w:w="15" w:type="dxa"/>
+        </w:trPr>
+        <w:tc>
+          <w:tcPr>
+            <w:tcW w:w="0" w:type="auto"/>
+            <w:tcBorders>
+              <w:top w:val="single" w:sz="6" w:space="0" w:color="C4C7C5"/>
+              <w:left w:val="single" w:sz="6" w:space="0" w:color="C4C7C5"/>
+              <w:bottom w:val="single" w:sz="6" w:space="0" w:color="C4C7C5"/>
+              <w:right w:val="single" w:sz="6" w:space="0" w:color="C4C7C5"/>
+            </w:tcBorders>
+            <w:tcMar>
+              <w:top w:w="120" w:type="dxa"/>
+              <w:left w:w="180" w:type="dxa"/>
+              <w:bottom w:w="120" w:type="dxa"/>
+              <w:right w:w="180" w:type="dxa"/>
+            </w:tcMar>
+            <w:vAlign w:val="center"/>
+            <w:hideMark/>
+          </w:tcPr>
+          <w:p>
+            <w:pPr>
+              <w:rPr>
+                <w:sz w:val="28"/>
+                <w:szCs w:val="28"/>
+              </w:rPr>
+            </w:pPr>
+            <w:r>
+              <w:rPr>
+                <w:b/>
+                <w:bCs/>
+                <w:sz w:val="28"/>
+                <w:szCs w:val="28"/>
+              </w:rPr>
+              <w:t>math</w:t>
+            </w:r>
+          </w:p>
+        </w:tc>
+        <w:tc>
+          <w:tcPr>
+            <w:tcW w:w="0" w:type="auto"/>
+            <w:tcBorders>
+              <w:top w:val="single" w:sz="6" w:space="0" w:color="C4C7C5"/>
+              <w:left w:val="single" w:sz="6" w:space="0" w:color="C4C7C5"/>
+              <w:bottom w:val="single" w:sz="6" w:space="0" w:color="C4C7C5"/>
+              <w:right w:val="single" w:sz="6" w:space="0" w:color="C4C7C5"/>
+            </w:tcBorders>
+            <w:tcMar>
+              <w:top w:w="120" w:type="dxa"/>
+              <w:left w:w="180" w:type="dxa"/>
+              <w:bottom w:w="120" w:type="dxa"/>
+              <w:right w:w="180" w:type="dxa"/>
+            </w:tcMar>
+            <w:vAlign w:val="center"/>
+            <w:hideMark/>
+          </w:tcPr>
+          <w:p>
+            <w:pPr>
+              <w:rPr>
+                <w:sz w:val="28"/>
+                <w:szCs w:val="28"/>
+              </w:rPr>
+            </w:pPr>
+            <w:r>
+              <w:rPr>
+                <w:sz w:val="28"/>
+                <w:szCs w:val="28"/>
+              </w:rPr>
+              <w:t>Math &amp; Trigonometry</w:t>
+            </w:r>
+          </w:p>
+        </w:tc>
+        <w:tc>
+          <w:tcPr>
+            <w:tcW w:w="0" w:type="auto"/>
+            <w:tcBorders>
+              <w:top w:val="single" w:sz="6" w:space="0" w:color="C4C7C5"/>
+              <w:left w:val="single" w:sz="6" w:space="0" w:color="C4C7C5"/>
+              <w:bottom w:val="single" w:sz="6" w:space="0" w:color="C4C7C5"/>
+              <w:right w:val="single" w:sz="6" w:space="0" w:color="C4C7C5"/>
+            </w:tcBorders>
+            <w:tcMar>
+              <w:top w:w="120" w:type="dxa"/>
+              <w:left w:w="180" w:type="dxa"/>
+              <w:bottom w:w="120" w:type="dxa"/>
+              <w:right w:w="180" w:type="dxa"/>
+            </w:tcMar>
+            <w:vAlign w:val="center"/>
+            <w:hideMark/>
+          </w:tcPr>
+          <w:p>
+            <w:pPr>
+              <w:rPr>
+                <w:sz w:val="28"/>
+                <w:szCs w:val="28"/>
+              </w:rPr>
+            </w:pPr>
+            <w:r>
+              <w:rPr>
+                <w:sz w:val="28"/>
+                <w:szCs w:val="28"/>
+              </w:rPr>
+              <w:t>ceil(), floor(), factorial(), sqrt(), pi</w:t>
+            </w:r>
+          </w:p>
+        </w:tc>
+      </w:tr>
+      <w:tr>
+        <w:trPr>
+          <w:tblCellSpacing w:w="15" w:type="dxa"/>
+        </w:trPr>
+        <w:tc>
+          <w:tcPr>
+            <w:tcW w:w="0" w:type="auto"/>
+            <w:tcBorders>
+              <w:top w:val="single" w:sz="6" w:space="0" w:color="C4C7C5"/>
+              <w:left w:val="single" w:sz="6" w:space="0" w:color="C4C7C5"/>
+              <w:bottom w:val="single" w:sz="6" w:space="0" w:color="C4C7C5"/>
+              <w:right w:val="single" w:sz="6" w:space="0" w:color="C4C7C5"/>
+            </w:tcBorders>
+            <w:tcMar>
+              <w:top w:w="120" w:type="dxa"/>
+              <w:left w:w="180" w:type="dxa"/>
+              <w:bottom w:w="120" w:type="dxa"/>
+              <w:right w:w="180" w:type="dxa"/>
+            </w:tcMar>
+            <w:vAlign w:val="center"/>
+            <w:hideMark/>
+          </w:tcPr>
+          <w:p>
+            <w:pPr>
+              <w:rPr>
+                <w:sz w:val="28"/>
+                <w:szCs w:val="28"/>
+              </w:rPr>
+            </w:pPr>
+            <w:r>
+              <w:rPr>
+                <w:b/>
+                <w:bCs/>
+                <w:sz w:val="28"/>
+                <w:szCs w:val="28"/>
+              </w:rPr>
+              <w:t>random</w:t>
+            </w:r>
+          </w:p>
+        </w:tc>
+        <w:tc>
+          <w:tcPr>
+            <w:tcW w:w="0" w:type="auto"/>
+            <w:tcBorders>
+              <w:top w:val="single" w:sz="6" w:space="0" w:color="C4C7C5"/>
+              <w:left w:val="single" w:sz="6" w:space="0" w:color="C4C7C5"/>
+              <w:bottom w:val="single" w:sz="6" w:space="0" w:color="C4C7C5"/>
+              <w:right w:val="single" w:sz="6" w:space="0" w:color="C4C7C5"/>
+            </w:tcBorders>
+            <w:tcMar>
+              <w:top w:w="120" w:type="dxa"/>
+              <w:left w:w="180" w:type="dxa"/>
+              <w:bottom w:w="120" w:type="dxa"/>
+              <w:right w:w="180" w:type="dxa"/>
+            </w:tcMar>
+            <w:vAlign w:val="center"/>
+            <w:hideMark/>
+          </w:tcPr>
+          <w:p>
+            <w:pPr>
+              <w:rPr>
+                <w:sz w:val="28"/>
+                <w:szCs w:val="28"/>
+              </w:rPr>
+            </w:pPr>
+            <w:r>
+              <w:rPr>
+                <w:sz w:val="28"/>
+                <w:szCs w:val="28"/>
+              </w:rPr>
+              <w:t>Randomization</w:t>
+            </w:r>
+          </w:p>
+        </w:tc>
+        <w:tc>
+          <w:tcPr>
+            <w:tcW w:w="0" w:type="auto"/>
+            <w:tcBorders>
+              <w:top w:val="single" w:sz="6" w:space="0" w:color="C4C7C5"/>
+              <w:left w:val="single" w:sz="6" w:space="0" w:color="C4C7C5"/>
+              <w:bottom w:val="single" w:sz="6" w:space="0" w:color="C4C7C5"/>
+              <w:right w:val="single" w:sz="6" w:space="0" w:color="C4C7C5"/>
+            </w:tcBorders>
+            <w:tcMar>
+              <w:top w:w="120" w:type="dxa"/>
+              <w:left w:w="180" w:type="dxa"/>
+              <w:bottom w:w="120" w:type="dxa"/>
+              <w:right w:w="180" w:type="dxa"/>
+            </w:tcMar>
+            <w:vAlign w:val="center"/>
+            <w:hideMark/>
+          </w:tcPr>
+          <w:p>
+            <w:pPr>
+              <w:rPr>
+                <w:sz w:val="28"/>
+                <w:szCs w:val="28"/>
+              </w:rPr>
+            </w:pPr>
+            <w:proofErr w:type="spellStart"/>
+            <w:r>
+              <w:rPr>
+                <w:sz w:val="28"/>
+                <w:szCs w:val="28"/>
+              </w:rPr>
+              <w:t>randint</w:t>
+            </w:r>
+            <w:proofErr w:type="spellEnd"/>
+            <w:r>
+              <w:rPr>
+                <w:sz w:val="28"/>
+                <w:szCs w:val="28"/>
+              </w:rPr>
+              <w:t>(a, b), shuffle(list), choice(</w:t>
+            </w:r>
+            <w:proofErr w:type="spellStart"/>
+            <w:r>
+              <w:rPr>
+                <w:sz w:val="28"/>
+                <w:szCs w:val="28"/>
+              </w:rPr>
+              <w:t>seq</w:t>
+            </w:r>
+            <w:proofErr w:type="spellEnd"/>
+            <w:r>
+              <w:rPr>
+                <w:sz w:val="28"/>
+                <w:szCs w:val="28"/>
+              </w:rPr>
+              <w:t>)</w:t>
+            </w:r>
+          </w:p>
+        </w:tc>
+      </w:tr>
+      <w:tr>
+        <w:trPr>
+          <w:tblCellSpacing w:w="15" w:type="dxa"/>
+        </w:trPr>
+        <w:tc>
+          <w:tcPr>
+            <w:tcW w:w="0" w:type="auto"/>
+            <w:tcBorders>
+              <w:top w:val="single" w:sz="6" w:space="0" w:color="C4C7C5"/>
+              <w:left w:val="single" w:sz="6" w:space="0" w:color="C4C7C5"/>
+              <w:bottom w:val="single" w:sz="6" w:space="0" w:color="C4C7C5"/>
+              <w:right w:val="single" w:sz="6" w:space="0" w:color="C4C7C5"/>
+            </w:tcBorders>
+            <w:tcMar>
+              <w:top w:w="120" w:type="dxa"/>
+              <w:left w:w="180" w:type="dxa"/>
+              <w:bottom w:w="120" w:type="dxa"/>
+              <w:right w:w="180" w:type="dxa"/>
+            </w:tcMar>
+            <w:vAlign w:val="center"/>
+            <w:hideMark/>
+          </w:tcPr>
+          <w:p>
+            <w:pPr>
+              <w:rPr>
+                <w:sz w:val="28"/>
+                <w:szCs w:val="28"/>
+              </w:rPr>
+            </w:pPr>
+            <w:r>
+              <w:rPr>
+                <w:b/>
+                <w:bCs/>
+                <w:sz w:val="28"/>
+                <w:szCs w:val="28"/>
+              </w:rPr>
+              <w:t>time</w:t>
+            </w:r>
+          </w:p>
+        </w:tc>
+        <w:tc>
+          <w:tcPr>
+            <w:tcW w:w="0" w:type="auto"/>
+            <w:tcBorders>
+              <w:top w:val="single" w:sz="6" w:space="0" w:color="C4C7C5"/>
+              <w:left w:val="single" w:sz="6" w:space="0" w:color="C4C7C5"/>
+              <w:bottom w:val="single" w:sz="6" w:space="0" w:color="C4C7C5"/>
+              <w:right w:val="single" w:sz="6" w:space="0" w:color="C4C7C5"/>
+            </w:tcBorders>
+            <w:tcMar>
+              <w:top w:w="120" w:type="dxa"/>
+              <w:left w:w="180" w:type="dxa"/>
+              <w:bottom w:w="120" w:type="dxa"/>
+              <w:right w:w="180" w:type="dxa"/>
+            </w:tcMar>
+            <w:vAlign w:val="center"/>
+            <w:hideMark/>
+          </w:tcPr>
+          <w:p>
+            <w:pPr>
+              <w:rPr>
+                <w:sz w:val="28"/>
+                <w:szCs w:val="28"/>
+              </w:rPr>
+            </w:pPr>
+            <w:r>
+              <w:rPr>
+                <w:sz w:val="28"/>
+                <w:szCs w:val="28"/>
+              </w:rPr>
+              <w:t>Time &amp; Execution Delays</w:t>
+            </w:r>
+          </w:p>
+        </w:tc>
+        <w:tc>
+          <w:tcPr>
+            <w:tcW w:w="0" w:type="auto"/>
+            <w:tcBorders>
+              <w:top w:val="single" w:sz="6" w:space="0" w:color="C4C7C5"/>
+              <w:left w:val="single" w:sz="6" w:space="0" w:color="C4C7C5"/>
+              <w:bottom w:val="single" w:sz="6" w:space="0" w:color="C4C7C5"/>
+              <w:right w:val="single" w:sz="6" w:space="0" w:color="C4C7C5"/>
+            </w:tcBorders>
+            <w:tcMar>
+              <w:top w:w="120" w:type="dxa"/>
+              <w:left w:w="180" w:type="dxa"/>
+              <w:bottom w:w="120" w:type="dxa"/>
+              <w:right w:w="180" w:type="dxa"/>
+            </w:tcMar>
+            <w:vAlign w:val="center"/>
+            <w:hideMark/>
+          </w:tcPr>
+          <w:p>
+            <w:pPr>
+              <w:rPr>
+                <w:sz w:val="28"/>
+                <w:szCs w:val="28"/>
+              </w:rPr>
+            </w:pPr>
+            <w:r>
+              <w:rPr>
+                <w:sz w:val="28"/>
+                <w:szCs w:val="28"/>
+              </w:rPr>
+              <w:t xml:space="preserve">time(), </w:t>
+            </w:r>
+            <w:proofErr w:type="spellStart"/>
+            <w:r>
+              <w:rPr>
+                <w:sz w:val="28"/>
+                <w:szCs w:val="28"/>
+              </w:rPr>
+              <w:t>ctime</w:t>
+            </w:r>
+            <w:proofErr w:type="spellEnd"/>
+            <w:r>
+              <w:rPr>
+                <w:sz w:val="28"/>
+                <w:szCs w:val="28"/>
+              </w:rPr>
+              <w:t>(), sleep(secs)</w:t>
+            </w:r>
+          </w:p>
+        </w:tc>
+      </w:tr>
+      <w:tr>
+        <w:trPr>
+          <w:tblCellSpacing w:w="15" w:type="dxa"/>
+        </w:trPr>
+        <w:tc>
+          <w:tcPr>
+            <w:tcW w:w="0" w:type="auto"/>
+            <w:tcBorders>
+              <w:top w:val="single" w:sz="6" w:space="0" w:color="C4C7C5"/>
+              <w:left w:val="single" w:sz="6" w:space="0" w:color="C4C7C5"/>
+              <w:bottom w:val="single" w:sz="6" w:space="0" w:color="C4C7C5"/>
+              <w:right w:val="single" w:sz="6" w:space="0" w:color="C4C7C5"/>
+            </w:tcBorders>
+            <w:tcMar>
+              <w:top w:w="120" w:type="dxa"/>
+              <w:left w:w="180" w:type="dxa"/>
+              <w:bottom w:w="120" w:type="dxa"/>
+              <w:right w:w="180" w:type="dxa"/>
+            </w:tcMar>
+            <w:vAlign w:val="center"/>
+            <w:hideMark/>
+          </w:tcPr>
+          <w:p>
+            <w:pPr>
+              <w:rPr>
+                <w:sz w:val="28"/>
+                <w:szCs w:val="28"/>
+              </w:rPr>
+            </w:pPr>
+            <w:proofErr w:type="spellStart"/>
+            <w:r>
+              <w:rPr>
+                <w:b/>
+                <w:bCs/>
+                <w:sz w:val="28"/>
+                <w:szCs w:val="28"/>
+              </w:rPr>
+              <w:t>os</w:t>
+            </w:r>
+            <w:proofErr w:type="spellEnd"/>
+          </w:p>
+        </w:tc>
+        <w:tc>
+          <w:tcPr>
+            <w:tcW w:w="0" w:type="auto"/>
+            <w:tcBorders>
+              <w:top w:val="single" w:sz="6" w:space="0" w:color="C4C7C5"/>
+              <w:left w:val="single" w:sz="6" w:space="0" w:color="C4C7C5"/>
+              <w:bottom w:val="single" w:sz="6" w:space="0" w:color="C4C7C5"/>
+              <w:right w:val="single" w:sz="6" w:space="0" w:color="C4C7C5"/>
+            </w:tcBorders>
+            <w:tcMar>
+              <w:top w:w="120" w:type="dxa"/>
+              <w:left w:w="180" w:type="dxa"/>
+              <w:bottom w:w="120" w:type="dxa"/>
+              <w:right w:w="180" w:type="dxa"/>
+            </w:tcMar>
+            <w:vAlign w:val="center"/>
+            <w:hideMark/>
+          </w:tcPr>
+          <w:p>
+            <w:pPr>
+              <w:rPr>
+                <w:sz w:val="28"/>
+                <w:szCs w:val="28"/>
+              </w:rPr>
+            </w:pPr>
+            <w:r>
+              <w:rPr>
+                <w:sz w:val="28"/>
+                <w:szCs w:val="28"/>
+              </w:rPr>
+              <w:t>OS / Directory Interaction</w:t>
+            </w:r>
+          </w:p>
+        </w:tc>
+        <w:tc>
+          <w:tcPr>
+            <w:tcW w:w="0" w:type="auto"/>
+            <w:tcBorders>
+              <w:top w:val="single" w:sz="6" w:space="0" w:color="C4C7C5"/>
+              <w:left w:val="single" w:sz="6" w:space="0" w:color="C4C7C5"/>
+              <w:bottom w:val="single" w:sz="6" w:space="0" w:color="C4C7C5"/>
+              <w:right w:val="single" w:sz="6" w:space="0" w:color="C4C7C5"/>
+            </w:tcBorders>
+            <w:tcMar>
+              <w:top w:w="120" w:type="dxa"/>
+              <w:left w:w="180" w:type="dxa"/>
+              <w:bottom w:w="120" w:type="dxa"/>
+              <w:right w:w="180" w:type="dxa"/>
+            </w:tcMar>
+            <w:vAlign w:val="center"/>
+            <w:hideMark/>
+          </w:tcPr>
+          <w:p>
+            <w:pPr>
+              <w:rPr>
+                <w:sz w:val="28"/>
+                <w:szCs w:val="28"/>
+              </w:rPr>
+            </w:pPr>
+            <w:proofErr w:type="spellStart"/>
+            <w:r>
+              <w:rPr>
+                <w:sz w:val="28"/>
+                <w:szCs w:val="28"/>
+              </w:rPr>
+              <w:t>getcwd</w:t>
+            </w:r>
+            <w:proofErr w:type="spellEnd"/>
+            <w:r>
+              <w:rPr>
+                <w:sz w:val="28"/>
+                <w:szCs w:val="28"/>
+              </w:rPr>
+              <w:t xml:space="preserve">(), </w:t>
+            </w:r>
+            <w:proofErr w:type="spellStart"/>
+            <w:r>
+              <w:rPr>
+                <w:sz w:val="28"/>
+                <w:szCs w:val="28"/>
+              </w:rPr>
+              <w:t>listdir</w:t>
+            </w:r>
+            <w:proofErr w:type="spellEnd"/>
+            <w:r>
+              <w:rPr>
+                <w:sz w:val="28"/>
+                <w:szCs w:val="28"/>
+              </w:rPr>
+              <w:t xml:space="preserve">(), </w:t>
+            </w:r>
+            <w:proofErr w:type="spellStart"/>
+            <w:r>
+              <w:rPr>
+                <w:sz w:val="28"/>
+                <w:szCs w:val="28"/>
+              </w:rPr>
+              <w:t>mkdir</w:t>
+            </w:r>
+            <w:proofErr w:type="spellEnd"/>
+            <w:r>
+              <w:rPr>
+                <w:sz w:val="28"/>
+                <w:szCs w:val="28"/>
+              </w:rPr>
+              <w:t>()</w:t>
+            </w:r>
+          </w:p>
+        </w:tc>
+      </w:tr>
+      <w:tr>
+        <w:trPr>
+          <w:tblCellSpacing w:w="15" w:type="dxa"/>
+        </w:trPr>
+        <w:tc>
+          <w:tcPr>
+            <w:tcW w:w="0" w:type="auto"/>
+            <w:tcBorders>
+              <w:top w:val="single" w:sz="6" w:space="0" w:color="C4C7C5"/>
+              <w:left w:val="single" w:sz="6" w:space="0" w:color="C4C7C5"/>
+              <w:bottom w:val="single" w:sz="6" w:space="0" w:color="C4C7C5"/>
+              <w:right w:val="single" w:sz="6" w:space="0" w:color="C4C7C5"/>
+            </w:tcBorders>
+            <w:tcMar>
+              <w:top w:w="120" w:type="dxa"/>
+              <w:left w:w="180" w:type="dxa"/>
+              <w:bottom w:w="120" w:type="dxa"/>
+              <w:right w:w="180" w:type="dxa"/>
+            </w:tcMar>
+            <w:vAlign w:val="center"/>
+            <w:hideMark/>
+          </w:tcPr>
+          <w:p>
+            <w:pPr>
+              <w:rPr>
+                <w:sz w:val="28"/>
+                <w:szCs w:val="28"/>
+              </w:rPr>
+            </w:pPr>
+            <w:proofErr w:type="spellStart"/>
+            <w:r>
+              <w:rPr>
+                <w:b/>
+                <w:bCs/>
+                <w:sz w:val="28"/>
+                <w:szCs w:val="28"/>
+              </w:rPr>
+              <w:t>dir</w:t>
+            </w:r>
+            <w:proofErr w:type="spellEnd"/>
+            <w:r>
+              <w:rPr>
+                <w:b/>
+                <w:bCs/>
+                <w:sz w:val="28"/>
+                <w:szCs w:val="28"/>
+              </w:rPr>
+              <w:t>(mod)</w:t>
+            </w:r>
+          </w:p>
+        </w:tc>
+        <w:tc>
+          <w:tcPr>
+            <w:tcW w:w="0" w:type="auto"/>
+            <w:tcBorders>
+              <w:top w:val="single" w:sz="6" w:space="0" w:color="C4C7C5"/>
+              <w:left w:val="single" w:sz="6" w:space="0" w:color="C4C7C5"/>
+              <w:bottom w:val="single" w:sz="6" w:space="0" w:color="C4C7C5"/>
+              <w:right w:val="single" w:sz="6" w:space="0" w:color="C4C7C5"/>
+            </w:tcBorders>
+            <w:tcMar>
+              <w:top w:w="120" w:type="dxa"/>
+              <w:left w:w="180" w:type="dxa"/>
+              <w:bottom w:w="120" w:type="dxa"/>
+              <w:right w:w="180" w:type="dxa"/>
+            </w:tcMar>
+            <w:vAlign w:val="center"/>
+            <w:hideMark/>
+          </w:tcPr>
+          <w:p>
+            <w:pPr>
+              <w:rPr>
+                <w:sz w:val="28"/>
+                <w:szCs w:val="28"/>
+              </w:rPr>
+            </w:pPr>
+            <w:r>
+              <w:rPr>
+                <w:sz w:val="28"/>
+                <w:szCs w:val="28"/>
+              </w:rPr>
+              <w:t>Inspect module content</w:t>
+            </w:r>
+          </w:p>
+        </w:tc>
+        <w:tc>
+          <w:tcPr>
+            <w:tcW w:w="0" w:type="auto"/>
+            <w:tcBorders>
+              <w:top w:val="single" w:sz="6" w:space="0" w:color="C4C7C5"/>
+              <w:left w:val="single" w:sz="6" w:space="0" w:color="C4C7C5"/>
+              <w:bottom w:val="single" w:sz="6" w:space="0" w:color="C4C7C5"/>
+              <w:right w:val="single" w:sz="6" w:space="0" w:color="C4C7C5"/>
+            </w:tcBorders>
+            <w:tcMar>
+              <w:top w:w="120" w:type="dxa"/>
+              <w:left w:w="180" w:type="dxa"/>
+              <w:bottom w:w="120" w:type="dxa"/>
+              <w:right w:w="180" w:type="dxa"/>
+            </w:tcMar>
+            <w:vAlign w:val="center"/>
+            <w:hideMark/>
+          </w:tcPr>
+          <w:p>
+            <w:pPr>
+              <w:rPr>
+                <w:sz w:val="28"/>
+                <w:szCs w:val="28"/>
+              </w:rPr>
+            </w:pPr>
+            <w:proofErr w:type="spellStart"/>
+            <w:r>
+              <w:rPr>
+                <w:sz w:val="28"/>
+                <w:szCs w:val="28"/>
+              </w:rPr>
+              <w:t>dir</w:t>
+            </w:r>
+            <w:proofErr w:type="spellEnd"/>
+            <w:r>
+              <w:rPr>
+                <w:sz w:val="28"/>
+                <w:szCs w:val="28"/>
+              </w:rPr>
+              <w:t>(math) lists all methods</w:t>
+            </w:r>
+          </w:p>
+        </w:tc>
+      </w:tr>
+    </w:tbl>
+    <w:p>
+      <w:pPr>
+        <w:rPr>
+          <w:sz w:val="28"/>
+          <w:szCs w:val="28"/>
+        </w:rPr>
+      </w:pPr>
+    </w:p>
     <w:sectPr>
       <w:pgSz w:w="11906" w:h="16838"/>
       <w:pgMar w:top="851" w:right="1440" w:bottom="993" w:left="1440" w:header="708" w:footer="708" w:gutter="0"/>
@@ -59746,6 +64285,119 @@
     </w:lvl>
   </w:abstractNum>
   <w:abstractNum w:abstractNumId="66" w15:restartNumberingAfterBreak="0">
+    <w:nsid w:val="4F7D2997"/>
+    <w:multiLevelType w:val="multilevel"/>
+    <w:tmpl w:val="93A2373E"/>
+    <w:lvl w:ilvl="0">
+      <w:start w:val="1"/>
+      <w:numFmt w:val="decimal"/>
+      <w:lvlText w:val="%1."/>
+      <w:lvlJc w:val="left"/>
+      <w:pPr>
+        <w:tabs>
+          <w:tab w:val="num" w:pos="720"/>
+        </w:tabs>
+        <w:ind w:left="720" w:hanging="360"/>
+      </w:pPr>
+    </w:lvl>
+    <w:lvl w:ilvl="1" w:tentative="1">
+      <w:start w:val="1"/>
+      <w:numFmt w:val="decimal"/>
+      <w:lvlText w:val="%2."/>
+      <w:lvlJc w:val="left"/>
+      <w:pPr>
+        <w:tabs>
+          <w:tab w:val="num" w:pos="1440"/>
+        </w:tabs>
+        <w:ind w:left="1440" w:hanging="360"/>
+      </w:pPr>
+    </w:lvl>
+    <w:lvl w:ilvl="2" w:tentative="1">
+      <w:start w:val="1"/>
+      <w:numFmt w:val="decimal"/>
+      <w:lvlText w:val="%3."/>
+      <w:lvlJc w:val="left"/>
+      <w:pPr>
+        <w:tabs>
+          <w:tab w:val="num" w:pos="2160"/>
+        </w:tabs>
+        <w:ind w:left="2160" w:hanging="360"/>
+      </w:pPr>
+    </w:lvl>
+    <w:lvl w:ilvl="3" w:tentative="1">
+      <w:start w:val="1"/>
+      <w:numFmt w:val="decimal"/>
+      <w:lvlText w:val="%4."/>
+      <w:lvlJc w:val="left"/>
+      <w:pPr>
+        <w:tabs>
+          <w:tab w:val="num" w:pos="2880"/>
+        </w:tabs>
+        <w:ind w:left="2880" w:hanging="360"/>
+      </w:pPr>
+    </w:lvl>
+    <w:lvl w:ilvl="4" w:tentative="1">
+      <w:start w:val="1"/>
+      <w:numFmt w:val="decimal"/>
+      <w:lvlText w:val="%5."/>
+      <w:lvlJc w:val="left"/>
+      <w:pPr>
+        <w:tabs>
+          <w:tab w:val="num" w:pos="3600"/>
+        </w:tabs>
+        <w:ind w:left="3600" w:hanging="360"/>
+      </w:pPr>
+    </w:lvl>
+    <w:lvl w:ilvl="5" w:tentative="1">
+      <w:start w:val="1"/>
+      <w:numFmt w:val="decimal"/>
+      <w:lvlText w:val="%6."/>
+      <w:lvlJc w:val="left"/>
+      <w:pPr>
+        <w:tabs>
+          <w:tab w:val="num" w:pos="4320"/>
+        </w:tabs>
+        <w:ind w:left="4320" w:hanging="360"/>
+      </w:pPr>
+    </w:lvl>
+    <w:lvl w:ilvl="6" w:tentative="1">
+      <w:start w:val="1"/>
+      <w:numFmt w:val="decimal"/>
+      <w:lvlText w:val="%7."/>
+      <w:lvlJc w:val="left"/>
+      <w:pPr>
+        <w:tabs>
+          <w:tab w:val="num" w:pos="5040"/>
+        </w:tabs>
+        <w:ind w:left="5040" w:hanging="360"/>
+      </w:pPr>
+    </w:lvl>
+    <w:lvl w:ilvl="7" w:tentative="1">
+      <w:start w:val="1"/>
+      <w:numFmt w:val="decimal"/>
+      <w:lvlText w:val="%8."/>
+      <w:lvlJc w:val="left"/>
+      <w:pPr>
+        <w:tabs>
+          <w:tab w:val="num" w:pos="5760"/>
+        </w:tabs>
+        <w:ind w:left="5760" w:hanging="360"/>
+      </w:pPr>
+    </w:lvl>
+    <w:lvl w:ilvl="8" w:tentative="1">
+      <w:start w:val="1"/>
+      <w:numFmt w:val="decimal"/>
+      <w:lvlText w:val="%9."/>
+      <w:lvlJc w:val="left"/>
+      <w:pPr>
+        <w:tabs>
+          <w:tab w:val="num" w:pos="6480"/>
+        </w:tabs>
+        <w:ind w:left="6480" w:hanging="360"/>
+      </w:pPr>
+    </w:lvl>
+  </w:abstractNum>
+  <w:abstractNum w:abstractNumId="67" w15:restartNumberingAfterBreak="0">
     <w:nsid w:val="4FFC3310"/>
     <w:multiLevelType w:val="multilevel"/>
     <w:tmpl w:val="7400A736"/>
@@ -59894,7 +64546,7 @@
       </w:rPr>
     </w:lvl>
   </w:abstractNum>
-  <w:abstractNum w:abstractNumId="67" w15:restartNumberingAfterBreak="0">
+  <w:abstractNum w:abstractNumId="68" w15:restartNumberingAfterBreak="0">
     <w:nsid w:val="50C7273E"/>
     <w:multiLevelType w:val="multilevel"/>
     <w:tmpl w:val="82DCAC38"/>
@@ -60043,7 +64695,152 @@
       </w:rPr>
     </w:lvl>
   </w:abstractNum>
-  <w:abstractNum w:abstractNumId="68" w15:restartNumberingAfterBreak="0">
+  <w:abstractNum w:abstractNumId="69" w15:restartNumberingAfterBreak="0">
+    <w:nsid w:val="510166CB"/>
+    <w:multiLevelType w:val="multilevel"/>
+    <w:tmpl w:val="6EC046BE"/>
+    <w:lvl w:ilvl="0">
+      <w:start w:val="1"/>
+      <w:numFmt w:val="bullet"/>
+      <w:lvlText w:val=""/>
+      <w:lvlJc w:val="left"/>
+      <w:pPr>
+        <w:tabs>
+          <w:tab w:val="num" w:pos="720"/>
+        </w:tabs>
+        <w:ind w:left="720" w:hanging="360"/>
+      </w:pPr>
+      <w:rPr>
+        <w:rFonts w:ascii="Symbol" w:hAnsi="Symbol" w:hint="default"/>
+        <w:sz w:val="20"/>
+      </w:rPr>
+    </w:lvl>
+    <w:lvl w:ilvl="1">
+      <w:start w:val="1"/>
+      <w:numFmt w:val="decimal"/>
+      <w:lvlText w:val="%2."/>
+      <w:lvlJc w:val="left"/>
+      <w:pPr>
+        <w:tabs>
+          <w:tab w:val="num" w:pos="1440"/>
+        </w:tabs>
+        <w:ind w:left="1440" w:hanging="360"/>
+      </w:pPr>
+    </w:lvl>
+    <w:lvl w:ilvl="2" w:tentative="1">
+      <w:start w:val="1"/>
+      <w:numFmt w:val="bullet"/>
+      <w:lvlText w:val=""/>
+      <w:lvlJc w:val="left"/>
+      <w:pPr>
+        <w:tabs>
+          <w:tab w:val="num" w:pos="2160"/>
+        </w:tabs>
+        <w:ind w:left="2160" w:hanging="360"/>
+      </w:pPr>
+      <w:rPr>
+        <w:rFonts w:ascii="Wingdings" w:hAnsi="Wingdings" w:hint="default"/>
+        <w:sz w:val="20"/>
+      </w:rPr>
+    </w:lvl>
+    <w:lvl w:ilvl="3" w:tentative="1">
+      <w:start w:val="1"/>
+      <w:numFmt w:val="bullet"/>
+      <w:lvlText w:val=""/>
+      <w:lvlJc w:val="left"/>
+      <w:pPr>
+        <w:tabs>
+          <w:tab w:val="num" w:pos="2880"/>
+        </w:tabs>
+        <w:ind w:left="2880" w:hanging="360"/>
+      </w:pPr>
+      <w:rPr>
+        <w:rFonts w:ascii="Wingdings" w:hAnsi="Wingdings" w:hint="default"/>
+        <w:sz w:val="20"/>
+      </w:rPr>
+    </w:lvl>
+    <w:lvl w:ilvl="4" w:tentative="1">
+      <w:start w:val="1"/>
+      <w:numFmt w:val="bullet"/>
+      <w:lvlText w:val=""/>
+      <w:lvlJc w:val="left"/>
+      <w:pPr>
+        <w:tabs>
+          <w:tab w:val="num" w:pos="3600"/>
+        </w:tabs>
+        <w:ind w:left="3600" w:hanging="360"/>
+      </w:pPr>
+      <w:rPr>
+        <w:rFonts w:ascii="Wingdings" w:hAnsi="Wingdings" w:hint="default"/>
+        <w:sz w:val="20"/>
+      </w:rPr>
+    </w:lvl>
+    <w:lvl w:ilvl="5" w:tentative="1">
+      <w:start w:val="1"/>
+      <w:numFmt w:val="bullet"/>
+      <w:lvlText w:val=""/>
+      <w:lvlJc w:val="left"/>
+      <w:pPr>
+        <w:tabs>
+          <w:tab w:val="num" w:pos="4320"/>
+        </w:tabs>
+        <w:ind w:left="4320" w:hanging="360"/>
+      </w:pPr>
+      <w:rPr>
+        <w:rFonts w:ascii="Wingdings" w:hAnsi="Wingdings" w:hint="default"/>
+        <w:sz w:val="20"/>
+      </w:rPr>
+    </w:lvl>
+    <w:lvl w:ilvl="6" w:tentative="1">
+      <w:start w:val="1"/>
+      <w:numFmt w:val="bullet"/>
+      <w:lvlText w:val=""/>
+      <w:lvlJc w:val="left"/>
+      <w:pPr>
+        <w:tabs>
+          <w:tab w:val="num" w:pos="5040"/>
+        </w:tabs>
+        <w:ind w:left="5040" w:hanging="360"/>
+      </w:pPr>
+      <w:rPr>
+        <w:rFonts w:ascii="Wingdings" w:hAnsi="Wingdings" w:hint="default"/>
+        <w:sz w:val="20"/>
+      </w:rPr>
+    </w:lvl>
+    <w:lvl w:ilvl="7" w:tentative="1">
+      <w:start w:val="1"/>
+      <w:numFmt w:val="bullet"/>
+      <w:lvlText w:val=""/>
+      <w:lvlJc w:val="left"/>
+      <w:pPr>
+        <w:tabs>
+          <w:tab w:val="num" w:pos="5760"/>
+        </w:tabs>
+        <w:ind w:left="5760" w:hanging="360"/>
+      </w:pPr>
+      <w:rPr>
+        <w:rFonts w:ascii="Wingdings" w:hAnsi="Wingdings" w:hint="default"/>
+        <w:sz w:val="20"/>
+      </w:rPr>
+    </w:lvl>
+    <w:lvl w:ilvl="8" w:tentative="1">
+      <w:start w:val="1"/>
+      <w:numFmt w:val="bullet"/>
+      <w:lvlText w:val=""/>
+      <w:lvlJc w:val="left"/>
+      <w:pPr>
+        <w:tabs>
+          <w:tab w:val="num" w:pos="6480"/>
+        </w:tabs>
+        <w:ind w:left="6480" w:hanging="360"/>
+      </w:pPr>
+      <w:rPr>
+        <w:rFonts w:ascii="Wingdings" w:hAnsi="Wingdings" w:hint="default"/>
+        <w:sz w:val="20"/>
+      </w:rPr>
+    </w:lvl>
+  </w:abstractNum>
+  <w:abstractNum w:abstractNumId="70" w15:restartNumberingAfterBreak="0">
     <w:nsid w:val="57412671"/>
     <w:multiLevelType w:val="multilevel"/>
     <w:tmpl w:val="D5F0F214"/>
@@ -60192,7 +64989,7 @@
       </w:rPr>
     </w:lvl>
   </w:abstractNum>
-  <w:abstractNum w:abstractNumId="69" w15:restartNumberingAfterBreak="0">
+  <w:abstractNum w:abstractNumId="71" w15:restartNumberingAfterBreak="0">
     <w:nsid w:val="57547AEB"/>
     <w:multiLevelType w:val="multilevel"/>
     <w:tmpl w:val="966086D8"/>
@@ -60341,7 +65138,7 @@
       </w:rPr>
     </w:lvl>
   </w:abstractNum>
-  <w:abstractNum w:abstractNumId="70" w15:restartNumberingAfterBreak="0">
+  <w:abstractNum w:abstractNumId="72" w15:restartNumberingAfterBreak="0">
     <w:nsid w:val="57A52C13"/>
     <w:multiLevelType w:val="multilevel"/>
     <w:tmpl w:val="01AC7BAA"/>
@@ -60490,7 +65287,7 @@
       </w:rPr>
     </w:lvl>
   </w:abstractNum>
-  <w:abstractNum w:abstractNumId="71" w15:restartNumberingAfterBreak="0">
+  <w:abstractNum w:abstractNumId="73" w15:restartNumberingAfterBreak="0">
     <w:nsid w:val="587266C5"/>
     <w:multiLevelType w:val="multilevel"/>
     <w:tmpl w:val="B60C6C60"/>
@@ -60639,7 +65436,7 @@
       </w:rPr>
     </w:lvl>
   </w:abstractNum>
-  <w:abstractNum w:abstractNumId="72" w15:restartNumberingAfterBreak="0">
+  <w:abstractNum w:abstractNumId="74" w15:restartNumberingAfterBreak="0">
     <w:nsid w:val="58A86223"/>
     <w:multiLevelType w:val="multilevel"/>
     <w:tmpl w:val="4EB03428"/>
@@ -60788,7 +65585,7 @@
       </w:rPr>
     </w:lvl>
   </w:abstractNum>
-  <w:abstractNum w:abstractNumId="73" w15:restartNumberingAfterBreak="0">
+  <w:abstractNum w:abstractNumId="75" w15:restartNumberingAfterBreak="0">
     <w:nsid w:val="58B25FDC"/>
     <w:multiLevelType w:val="multilevel"/>
     <w:tmpl w:val="79005472"/>
@@ -60937,7 +65734,7 @@
       </w:rPr>
     </w:lvl>
   </w:abstractNum>
-  <w:abstractNum w:abstractNumId="74" w15:restartNumberingAfterBreak="0">
+  <w:abstractNum w:abstractNumId="76" w15:restartNumberingAfterBreak="0">
     <w:nsid w:val="5AFF2B06"/>
     <w:multiLevelType w:val="multilevel"/>
     <w:tmpl w:val="750EF8FC"/>
@@ -61054,7 +65851,7 @@
       </w:pPr>
     </w:lvl>
   </w:abstractNum>
-  <w:abstractNum w:abstractNumId="75" w15:restartNumberingAfterBreak="0">
+  <w:abstractNum w:abstractNumId="77" w15:restartNumberingAfterBreak="0">
     <w:nsid w:val="5C700F10"/>
     <w:multiLevelType w:val="multilevel"/>
     <w:tmpl w:val="0D70E066"/>
@@ -61203,7 +66000,7 @@
       </w:rPr>
     </w:lvl>
   </w:abstractNum>
-  <w:abstractNum w:abstractNumId="76" w15:restartNumberingAfterBreak="0">
+  <w:abstractNum w:abstractNumId="78" w15:restartNumberingAfterBreak="0">
     <w:nsid w:val="5D802EF7"/>
     <w:multiLevelType w:val="multilevel"/>
     <w:tmpl w:val="E684FD56"/>
@@ -61352,7 +66149,7 @@
       </w:rPr>
     </w:lvl>
   </w:abstractNum>
-  <w:abstractNum w:abstractNumId="77" w15:restartNumberingAfterBreak="0">
+  <w:abstractNum w:abstractNumId="79" w15:restartNumberingAfterBreak="0">
     <w:nsid w:val="5DDC1789"/>
     <w:multiLevelType w:val="multilevel"/>
     <w:tmpl w:val="55C4C8AC"/>
@@ -61501,7 +66298,7 @@
       </w:rPr>
     </w:lvl>
   </w:abstractNum>
-  <w:abstractNum w:abstractNumId="78" w15:restartNumberingAfterBreak="0">
+  <w:abstractNum w:abstractNumId="80" w15:restartNumberingAfterBreak="0">
     <w:nsid w:val="5E231CE9"/>
     <w:multiLevelType w:val="multilevel"/>
     <w:tmpl w:val="89FAA90E"/>
@@ -61650,7 +66447,7 @@
       </w:rPr>
     </w:lvl>
   </w:abstractNum>
-  <w:abstractNum w:abstractNumId="79" w15:restartNumberingAfterBreak="0">
+  <w:abstractNum w:abstractNumId="81" w15:restartNumberingAfterBreak="0">
     <w:nsid w:val="63481EFC"/>
     <w:multiLevelType w:val="multilevel"/>
     <w:tmpl w:val="DD82434E"/>
@@ -61799,7 +66596,7 @@
       </w:rPr>
     </w:lvl>
   </w:abstractNum>
-  <w:abstractNum w:abstractNumId="80" w15:restartNumberingAfterBreak="0">
+  <w:abstractNum w:abstractNumId="82" w15:restartNumberingAfterBreak="0">
     <w:nsid w:val="64F6781F"/>
     <w:multiLevelType w:val="multilevel"/>
     <w:tmpl w:val="42FE843C"/>
@@ -61948,7 +66745,7 @@
       </w:rPr>
     </w:lvl>
   </w:abstractNum>
-  <w:abstractNum w:abstractNumId="81" w15:restartNumberingAfterBreak="0">
+  <w:abstractNum w:abstractNumId="83" w15:restartNumberingAfterBreak="0">
     <w:nsid w:val="65BE70A9"/>
     <w:multiLevelType w:val="multilevel"/>
     <w:tmpl w:val="A874DCA4"/>
@@ -62097,7 +66894,7 @@
       </w:rPr>
     </w:lvl>
   </w:abstractNum>
-  <w:abstractNum w:abstractNumId="82" w15:restartNumberingAfterBreak="0">
+  <w:abstractNum w:abstractNumId="84" w15:restartNumberingAfterBreak="0">
     <w:nsid w:val="6B4E5BD2"/>
     <w:multiLevelType w:val="multilevel"/>
     <w:tmpl w:val="8F86ADAE"/>
@@ -62246,7 +67043,7 @@
       </w:rPr>
     </w:lvl>
   </w:abstractNum>
-  <w:abstractNum w:abstractNumId="83" w15:restartNumberingAfterBreak="0">
+  <w:abstractNum w:abstractNumId="85" w15:restartNumberingAfterBreak="0">
     <w:nsid w:val="6BEE5A84"/>
     <w:multiLevelType w:val="multilevel"/>
     <w:tmpl w:val="781A07A8"/>
@@ -62395,7 +67192,7 @@
       </w:rPr>
     </w:lvl>
   </w:abstractNum>
-  <w:abstractNum w:abstractNumId="84" w15:restartNumberingAfterBreak="0">
+  <w:abstractNum w:abstractNumId="86" w15:restartNumberingAfterBreak="0">
     <w:nsid w:val="6C681470"/>
     <w:multiLevelType w:val="multilevel"/>
     <w:tmpl w:val="85B868AE"/>
@@ -62544,7 +67341,7 @@
       </w:rPr>
     </w:lvl>
   </w:abstractNum>
-  <w:abstractNum w:abstractNumId="85" w15:restartNumberingAfterBreak="0">
+  <w:abstractNum w:abstractNumId="87" w15:restartNumberingAfterBreak="0">
     <w:nsid w:val="6D675446"/>
     <w:multiLevelType w:val="multilevel"/>
     <w:tmpl w:val="834EDBCA"/>
@@ -62693,7 +67490,7 @@
       </w:rPr>
     </w:lvl>
   </w:abstractNum>
-  <w:abstractNum w:abstractNumId="86" w15:restartNumberingAfterBreak="0">
+  <w:abstractNum w:abstractNumId="88" w15:restartNumberingAfterBreak="0">
     <w:nsid w:val="6DA808BA"/>
     <w:multiLevelType w:val="multilevel"/>
     <w:tmpl w:val="EE14F3AE"/>
@@ -62842,7 +67639,7 @@
       </w:rPr>
     </w:lvl>
   </w:abstractNum>
-  <w:abstractNum w:abstractNumId="87" w15:restartNumberingAfterBreak="0">
+  <w:abstractNum w:abstractNumId="89" w15:restartNumberingAfterBreak="0">
     <w:nsid w:val="73EB4722"/>
     <w:multiLevelType w:val="multilevel"/>
     <w:tmpl w:val="5F14FFBE"/>
@@ -62991,7 +67788,7 @@
       </w:rPr>
     </w:lvl>
   </w:abstractNum>
-  <w:abstractNum w:abstractNumId="88" w15:restartNumberingAfterBreak="0">
+  <w:abstractNum w:abstractNumId="90" w15:restartNumberingAfterBreak="0">
     <w:nsid w:val="75383A12"/>
     <w:multiLevelType w:val="multilevel"/>
     <w:tmpl w:val="27C411FE"/>
@@ -63140,7 +67937,7 @@
       </w:rPr>
     </w:lvl>
   </w:abstractNum>
-  <w:abstractNum w:abstractNumId="89" w15:restartNumberingAfterBreak="0">
+  <w:abstractNum w:abstractNumId="91" w15:restartNumberingAfterBreak="0">
     <w:nsid w:val="75ED5CF6"/>
     <w:multiLevelType w:val="multilevel"/>
     <w:tmpl w:val="1172A36C"/>
@@ -63285,7 +68082,7 @@
       </w:rPr>
     </w:lvl>
   </w:abstractNum>
-  <w:abstractNum w:abstractNumId="90" w15:restartNumberingAfterBreak="0">
+  <w:abstractNum w:abstractNumId="92" w15:restartNumberingAfterBreak="0">
     <w:nsid w:val="7918553F"/>
     <w:multiLevelType w:val="multilevel"/>
     <w:tmpl w:val="4E3E1E96"/>
@@ -63402,7 +68199,7 @@
       </w:pPr>
     </w:lvl>
   </w:abstractNum>
-  <w:abstractNum w:abstractNumId="91" w15:restartNumberingAfterBreak="0">
+  <w:abstractNum w:abstractNumId="93" w15:restartNumberingAfterBreak="0">
     <w:nsid w:val="79230768"/>
     <w:multiLevelType w:val="multilevel"/>
     <w:tmpl w:val="9F42533E"/>
@@ -63551,7 +68348,7 @@
       </w:rPr>
     </w:lvl>
   </w:abstractNum>
-  <w:abstractNum w:abstractNumId="92" w15:restartNumberingAfterBreak="0">
+  <w:abstractNum w:abstractNumId="94" w15:restartNumberingAfterBreak="0">
     <w:nsid w:val="7BAB2D58"/>
     <w:multiLevelType w:val="multilevel"/>
     <w:tmpl w:val="8BD4E36A"/>
@@ -63700,7 +68497,7 @@
       </w:rPr>
     </w:lvl>
   </w:abstractNum>
-  <w:abstractNum w:abstractNumId="93" w15:restartNumberingAfterBreak="0">
+  <w:abstractNum w:abstractNumId="95" w15:restartNumberingAfterBreak="0">
     <w:nsid w:val="7E7F1F59"/>
     <w:multiLevelType w:val="multilevel"/>
     <w:tmpl w:val="80B29E38"/>
@@ -63849,7 +68646,7 @@
       </w:rPr>
     </w:lvl>
   </w:abstractNum>
-  <w:abstractNum w:abstractNumId="94" w15:restartNumberingAfterBreak="0">
+  <w:abstractNum w:abstractNumId="96" w15:restartNumberingAfterBreak="0">
     <w:nsid w:val="7F274C0E"/>
     <w:multiLevelType w:val="multilevel"/>
     <w:tmpl w:val="D8665B86"/>
@@ -63998,7 +68795,7 @@
       </w:rPr>
     </w:lvl>
   </w:abstractNum>
-  <w:abstractNum w:abstractNumId="95" w15:restartNumberingAfterBreak="0">
+  <w:abstractNum w:abstractNumId="97" w15:restartNumberingAfterBreak="0">
     <w:nsid w:val="7F8F6D96"/>
     <w:multiLevelType w:val="multilevel"/>
     <w:tmpl w:val="D668F702"/>
@@ -64147,7 +68944,7 @@
       </w:rPr>
     </w:lvl>
   </w:abstractNum>
-  <w:abstractNum w:abstractNumId="96" w15:restartNumberingAfterBreak="0">
+  <w:abstractNum w:abstractNumId="98" w15:restartNumberingAfterBreak="0">
     <w:nsid w:val="7FE65BF5"/>
     <w:multiLevelType w:val="multilevel"/>
     <w:tmpl w:val="2CC88252"/>
@@ -64297,19 +69094,19 @@
     </w:lvl>
   </w:abstractNum>
   <w:num w:numId="1" w16cid:durableId="1790664698">
-    <w:abstractNumId w:val="87"/>
+    <w:abstractNumId w:val="89"/>
   </w:num>
   <w:num w:numId="2" w16cid:durableId="913315237">
     <w:abstractNumId w:val="41"/>
   </w:num>
   <w:num w:numId="3" w16cid:durableId="1592666586">
-    <w:abstractNumId w:val="94"/>
+    <w:abstractNumId w:val="96"/>
   </w:num>
   <w:num w:numId="4" w16cid:durableId="510418239">
     <w:abstractNumId w:val="58"/>
   </w:num>
   <w:num w:numId="5" w16cid:durableId="680550783">
-    <w:abstractNumId w:val="93"/>
+    <w:abstractNumId w:val="95"/>
   </w:num>
   <w:num w:numId="6" w16cid:durableId="285746792">
     <w:abstractNumId w:val="21"/>
@@ -64327,16 +69124,16 @@
     <w:abstractNumId w:val="57"/>
   </w:num>
   <w:num w:numId="11" w16cid:durableId="1292050097">
-    <w:abstractNumId w:val="82"/>
+    <w:abstractNumId w:val="84"/>
   </w:num>
   <w:num w:numId="12" w16cid:durableId="1745948958">
     <w:abstractNumId w:val="12"/>
   </w:num>
   <w:num w:numId="13" w16cid:durableId="679312742">
-    <w:abstractNumId w:val="85"/>
+    <w:abstractNumId w:val="87"/>
   </w:num>
   <w:num w:numId="14" w16cid:durableId="1597860147">
-    <w:abstractNumId w:val="95"/>
+    <w:abstractNumId w:val="97"/>
   </w:num>
   <w:num w:numId="15" w16cid:durableId="2042434571">
     <w:abstractNumId w:val="43"/>
@@ -64357,7 +69154,7 @@
     <w:abstractNumId w:val="62"/>
   </w:num>
   <w:num w:numId="21" w16cid:durableId="1326665292">
-    <w:abstractNumId w:val="69"/>
+    <w:abstractNumId w:val="71"/>
   </w:num>
   <w:num w:numId="22" w16cid:durableId="689767440">
     <w:abstractNumId w:val="3"/>
@@ -64387,7 +69184,7 @@
     <w:abstractNumId w:val="65"/>
   </w:num>
   <w:num w:numId="31" w16cid:durableId="422654846">
-    <w:abstractNumId w:val="81"/>
+    <w:abstractNumId w:val="83"/>
   </w:num>
   <w:num w:numId="32" w16cid:durableId="2002389794">
     <w:abstractNumId w:val="33"/>
@@ -64399,7 +69196,7 @@
     <w:abstractNumId w:val="22"/>
   </w:num>
   <w:num w:numId="35" w16cid:durableId="1452288583">
-    <w:abstractNumId w:val="90"/>
+    <w:abstractNumId w:val="92"/>
   </w:num>
   <w:num w:numId="36" w16cid:durableId="1418789113">
     <w:abstractNumId w:val="23"/>
@@ -64408,10 +69205,10 @@
     <w:abstractNumId w:val="1"/>
   </w:num>
   <w:num w:numId="38" w16cid:durableId="1531524648">
-    <w:abstractNumId w:val="88"/>
+    <w:abstractNumId w:val="90"/>
   </w:num>
   <w:num w:numId="39" w16cid:durableId="1660887162">
-    <w:abstractNumId w:val="70"/>
+    <w:abstractNumId w:val="72"/>
   </w:num>
   <w:num w:numId="40" w16cid:durableId="745810262">
     <w:abstractNumId w:val="45"/>
@@ -64420,13 +69217,13 @@
     <w:abstractNumId w:val="19"/>
   </w:num>
   <w:num w:numId="42" w16cid:durableId="549920154">
-    <w:abstractNumId w:val="71"/>
+    <w:abstractNumId w:val="73"/>
   </w:num>
   <w:num w:numId="43" w16cid:durableId="182861342">
     <w:abstractNumId w:val="55"/>
   </w:num>
   <w:num w:numId="44" w16cid:durableId="1959796069">
-    <w:abstractNumId w:val="91"/>
+    <w:abstractNumId w:val="93"/>
   </w:num>
   <w:num w:numId="45" w16cid:durableId="1814979854">
     <w:abstractNumId w:val="59"/>
@@ -64435,16 +69232,16 @@
     <w:abstractNumId w:val="30"/>
   </w:num>
   <w:num w:numId="47" w16cid:durableId="1897352345">
-    <w:abstractNumId w:val="77"/>
+    <w:abstractNumId w:val="79"/>
   </w:num>
   <w:num w:numId="48" w16cid:durableId="726952408">
-    <w:abstractNumId w:val="76"/>
+    <w:abstractNumId w:val="78"/>
   </w:num>
   <w:num w:numId="49" w16cid:durableId="285426070">
-    <w:abstractNumId w:val="78"/>
+    <w:abstractNumId w:val="80"/>
   </w:num>
   <w:num w:numId="50" w16cid:durableId="981154963">
-    <w:abstractNumId w:val="74"/>
+    <w:abstractNumId w:val="76"/>
   </w:num>
   <w:num w:numId="51" w16cid:durableId="505705173">
     <w:abstractNumId w:val="13"/>
@@ -64462,7 +69259,7 @@
     <w:abstractNumId w:val="0"/>
   </w:num>
   <w:num w:numId="56" w16cid:durableId="953630187">
-    <w:abstractNumId w:val="84"/>
+    <w:abstractNumId w:val="86"/>
   </w:num>
   <w:num w:numId="57" w16cid:durableId="501088929">
     <w:abstractNumId w:val="32"/>
@@ -64477,31 +69274,31 @@
     <w:abstractNumId w:val="38"/>
   </w:num>
   <w:num w:numId="61" w16cid:durableId="204484613">
-    <w:abstractNumId w:val="92"/>
+    <w:abstractNumId w:val="94"/>
   </w:num>
   <w:num w:numId="62" w16cid:durableId="1018699311">
     <w:abstractNumId w:val="34"/>
   </w:num>
   <w:num w:numId="63" w16cid:durableId="359740252">
-    <w:abstractNumId w:val="73"/>
+    <w:abstractNumId w:val="75"/>
   </w:num>
   <w:num w:numId="64" w16cid:durableId="61687259">
     <w:abstractNumId w:val="53"/>
   </w:num>
   <w:num w:numId="65" w16cid:durableId="162597846">
-    <w:abstractNumId w:val="86"/>
+    <w:abstractNumId w:val="88"/>
   </w:num>
   <w:num w:numId="66" w16cid:durableId="136534882">
     <w:abstractNumId w:val="64"/>
   </w:num>
   <w:num w:numId="67" w16cid:durableId="970674793">
-    <w:abstractNumId w:val="66"/>
+    <w:abstractNumId w:val="67"/>
   </w:num>
   <w:num w:numId="68" w16cid:durableId="2013725645">
     <w:abstractNumId w:val="44"/>
   </w:num>
   <w:num w:numId="69" w16cid:durableId="2113940141">
-    <w:abstractNumId w:val="89"/>
+    <w:abstractNumId w:val="91"/>
   </w:num>
   <w:num w:numId="70" w16cid:durableId="1495679451">
     <w:abstractNumId w:val="26"/>
@@ -64510,7 +69307,7 @@
     <w:abstractNumId w:val="24"/>
   </w:num>
   <w:num w:numId="72" w16cid:durableId="153881816">
-    <w:abstractNumId w:val="96"/>
+    <w:abstractNumId w:val="98"/>
   </w:num>
   <w:num w:numId="73" w16cid:durableId="2068524370">
     <w:abstractNumId w:val="49"/>
@@ -64519,7 +69316,7 @@
     <w:abstractNumId w:val="63"/>
   </w:num>
   <w:num w:numId="75" w16cid:durableId="282275987">
-    <w:abstractNumId w:val="83"/>
+    <w:abstractNumId w:val="85"/>
   </w:num>
   <w:num w:numId="76" w16cid:durableId="1229726402">
     <w:abstractNumId w:val="25"/>
@@ -64537,7 +69334,7 @@
     <w:abstractNumId w:val="47"/>
   </w:num>
   <w:num w:numId="81" w16cid:durableId="573861726">
-    <w:abstractNumId w:val="75"/>
+    <w:abstractNumId w:val="77"/>
   </w:num>
   <w:num w:numId="82" w16cid:durableId="2076463830">
     <w:abstractNumId w:val="7"/>
@@ -64549,7 +69346,7 @@
     <w:abstractNumId w:val="36"/>
   </w:num>
   <w:num w:numId="85" w16cid:durableId="1100222119">
-    <w:abstractNumId w:val="80"/>
+    <w:abstractNumId w:val="82"/>
   </w:num>
   <w:num w:numId="86" w16cid:durableId="132917277">
     <w:abstractNumId w:val="60"/>
@@ -64561,10 +69358,10 @@
     <w:abstractNumId w:val="51"/>
   </w:num>
   <w:num w:numId="89" w16cid:durableId="816919897">
-    <w:abstractNumId w:val="72"/>
+    <w:abstractNumId w:val="74"/>
   </w:num>
   <w:num w:numId="90" w16cid:durableId="695422552">
-    <w:abstractNumId w:val="79"/>
+    <w:abstractNumId w:val="81"/>
   </w:num>
   <w:num w:numId="91" w16cid:durableId="249389186">
     <w:abstractNumId w:val="2"/>
@@ -64579,15 +69376,21 @@
     <w:abstractNumId w:val="6"/>
   </w:num>
   <w:num w:numId="95" w16cid:durableId="947851953">
-    <w:abstractNumId w:val="67"/>
+    <w:abstractNumId w:val="68"/>
   </w:num>
   <w:num w:numId="96" w16cid:durableId="1026100371">
-    <w:abstractNumId w:val="68"/>
+    <w:abstractNumId w:val="70"/>
   </w:num>
   <w:num w:numId="97" w16cid:durableId="1517694253">
     <w:abstractNumId w:val="27"/>
   </w:num>
-  <w:numIdMacAtCleanup w:val="97"/>
+  <w:num w:numId="98" w16cid:durableId="690033586">
+    <w:abstractNumId w:val="69"/>
+  </w:num>
+  <w:num w:numId="99" w16cid:durableId="1770809428">
+    <w:abstractNumId w:val="66"/>
+  </w:num>
+  <w:numIdMacAtCleanup w:val="99"/>
 </w:numbering>
 </file>
 

--- a/notes.docx
+++ b/notes.docx
@@ -27789,9 +27789,19 @@
             <w:hideMark/>
           </w:tcPr>
           <w:p>
+            <w:proofErr w:type="gramStart"/>
             <w:r>
-              <w:t>Missing ; or }</w:t>
+              <w:t>Missing ;</w:t>
             </w:r>
+            <w:proofErr w:type="gramEnd"/>
+            <w:r>
+              <w:t xml:space="preserve"> </w:t>
+            </w:r>
+            <w:proofErr w:type="gramStart"/>
+            <w:r>
+              <w:t>or }</w:t>
+            </w:r>
+            <w:proofErr w:type="gramEnd"/>
           </w:p>
         </w:tc>
         <w:tc>
@@ -28629,7 +28639,15 @@
       </w:r>
       <w:proofErr w:type="spellEnd"/>
       <w:r>
-        <w:t xml:space="preserve"> break statement ka use </w:t>
+        <w:t xml:space="preserve"> break statement ka </w:t>
+      </w:r>
+      <w:proofErr w:type="gramStart"/>
+      <w:r>
+        <w:t>use</w:t>
+      </w:r>
+      <w:proofErr w:type="gramEnd"/>
+      <w:r>
+        <w:t xml:space="preserve"> </w:t>
       </w:r>
       <w:proofErr w:type="spellStart"/>
       <w:r>
@@ -28745,7 +28763,15 @@
     </w:p>
     <w:p>
       <w:r>
-        <w:t xml:space="preserve">    print("Execution count:", </w:t>
+        <w:t xml:space="preserve">    </w:t>
+      </w:r>
+      <w:proofErr w:type="gramStart"/>
+      <w:r>
+        <w:t>print(</w:t>
+      </w:r>
+      <w:proofErr w:type="gramEnd"/>
+      <w:r>
+        <w:t xml:space="preserve">"Execution count:", </w:t>
       </w:r>
       <w:proofErr w:type="spellStart"/>
       <w:r>
@@ -54898,6 +54924,3310 @@
         </w:rPr>
       </w:pPr>
     </w:p>
+    <w:p>
+      <w:pPr>
+        <w:rPr>
+          <w:sz w:val="28"/>
+          <w:szCs w:val="28"/>
+        </w:rPr>
+      </w:pPr>
+    </w:p>
+    <w:p>
+      <w:pPr>
+        <w:rPr>
+          <w:b/>
+          <w:bCs/>
+          <w:color w:val="EE0000"/>
+          <w:sz w:val="36"/>
+          <w:szCs w:val="36"/>
+        </w:rPr>
+      </w:pPr>
+      <w:r>
+        <w:rPr>
+          <w:b/>
+          <w:bCs/>
+          <w:color w:val="EE0000"/>
+          <w:sz w:val="36"/>
+          <w:szCs w:val="36"/>
+        </w:rPr>
+        <w:t>NOTES: Strings in Python (Part 1 — Basics &amp; Creation)</w:t>
+      </w:r>
+    </w:p>
+    <w:p>
+      <w:pPr>
+        <w:rPr>
+          <w:b/>
+          <w:bCs/>
+          <w:sz w:val="28"/>
+          <w:szCs w:val="28"/>
+        </w:rPr>
+      </w:pPr>
+      <w:r>
+        <w:rPr>
+          <w:b/>
+          <w:bCs/>
+          <w:sz w:val="28"/>
+          <w:szCs w:val="28"/>
+        </w:rPr>
+        <w:t>1. Why Strings are Crucial in Application Programming</w:t>
+      </w:r>
+    </w:p>
+    <w:p>
+      <w:pPr>
+        <w:numPr>
+          <w:ilvl w:val="0"/>
+          <w:numId w:val="100"/>
+        </w:numPr>
+        <w:rPr>
+          <w:sz w:val="28"/>
+          <w:szCs w:val="28"/>
+        </w:rPr>
+      </w:pPr>
+      <w:r>
+        <w:rPr>
+          <w:b/>
+          <w:bCs/>
+          <w:sz w:val="28"/>
+          <w:szCs w:val="28"/>
+        </w:rPr>
+        <w:t>System Programming (C Language):</w:t>
+      </w:r>
+      <w:r>
+        <w:rPr>
+          <w:sz w:val="28"/>
+          <w:szCs w:val="28"/>
+        </w:rPr>
+        <w:t xml:space="preserve"> C hardware/kernel se </w:t>
+      </w:r>
+      <w:proofErr w:type="spellStart"/>
+      <w:r>
+        <w:rPr>
+          <w:sz w:val="28"/>
+          <w:szCs w:val="28"/>
+        </w:rPr>
+        <w:t>baat</w:t>
+      </w:r>
+      <w:proofErr w:type="spellEnd"/>
+      <w:r>
+        <w:rPr>
+          <w:sz w:val="28"/>
+          <w:szCs w:val="28"/>
+        </w:rPr>
+        <w:t xml:space="preserve"> </w:t>
+      </w:r>
+      <w:proofErr w:type="spellStart"/>
+      <w:r>
+        <w:rPr>
+          <w:sz w:val="28"/>
+          <w:szCs w:val="28"/>
+        </w:rPr>
+        <w:t>karta</w:t>
+      </w:r>
+      <w:proofErr w:type="spellEnd"/>
+      <w:r>
+        <w:rPr>
+          <w:sz w:val="28"/>
+          <w:szCs w:val="28"/>
+        </w:rPr>
+        <w:t xml:space="preserve"> </w:t>
+      </w:r>
+      <w:proofErr w:type="spellStart"/>
+      <w:r>
+        <w:rPr>
+          <w:sz w:val="28"/>
+          <w:szCs w:val="28"/>
+        </w:rPr>
+        <w:t>hai</w:t>
+      </w:r>
+      <w:proofErr w:type="spellEnd"/>
+      <w:r>
+        <w:rPr>
+          <w:sz w:val="28"/>
+          <w:szCs w:val="28"/>
+        </w:rPr>
+        <w:t xml:space="preserve">, </w:t>
+      </w:r>
+      <w:proofErr w:type="spellStart"/>
+      <w:r>
+        <w:rPr>
+          <w:sz w:val="28"/>
+          <w:szCs w:val="28"/>
+        </w:rPr>
+        <w:t>isiliye</w:t>
+      </w:r>
+      <w:proofErr w:type="spellEnd"/>
+      <w:r>
+        <w:rPr>
+          <w:sz w:val="28"/>
+          <w:szCs w:val="28"/>
+        </w:rPr>
+        <w:t xml:space="preserve"> </w:t>
+      </w:r>
+      <w:proofErr w:type="spellStart"/>
+      <w:r>
+        <w:rPr>
+          <w:sz w:val="28"/>
+          <w:szCs w:val="28"/>
+        </w:rPr>
+        <w:t>usme</w:t>
+      </w:r>
+      <w:proofErr w:type="spellEnd"/>
+      <w:r>
+        <w:rPr>
+          <w:sz w:val="28"/>
+          <w:szCs w:val="28"/>
+        </w:rPr>
+        <w:t xml:space="preserve"> native string data type </w:t>
+      </w:r>
+      <w:proofErr w:type="spellStart"/>
+      <w:r>
+        <w:rPr>
+          <w:sz w:val="28"/>
+          <w:szCs w:val="28"/>
+        </w:rPr>
+        <w:t>nahi</w:t>
+      </w:r>
+      <w:proofErr w:type="spellEnd"/>
+      <w:r>
+        <w:rPr>
+          <w:sz w:val="28"/>
+          <w:szCs w:val="28"/>
+        </w:rPr>
+        <w:t xml:space="preserve"> </w:t>
+      </w:r>
+      <w:proofErr w:type="spellStart"/>
+      <w:r>
+        <w:rPr>
+          <w:sz w:val="28"/>
+          <w:szCs w:val="28"/>
+        </w:rPr>
+        <w:t>hota</w:t>
+      </w:r>
+      <w:proofErr w:type="spellEnd"/>
+      <w:r>
+        <w:rPr>
+          <w:sz w:val="28"/>
+          <w:szCs w:val="28"/>
+        </w:rPr>
+        <w:t xml:space="preserve"> (</w:t>
+      </w:r>
+      <w:proofErr w:type="spellStart"/>
+      <w:r>
+        <w:rPr>
+          <w:sz w:val="28"/>
+          <w:szCs w:val="28"/>
+        </w:rPr>
+        <w:t>sirf</w:t>
+      </w:r>
+      <w:proofErr w:type="spellEnd"/>
+      <w:r>
+        <w:rPr>
+          <w:sz w:val="28"/>
+          <w:szCs w:val="28"/>
+        </w:rPr>
+        <w:t xml:space="preserve"> char arrays </w:t>
+      </w:r>
+      <w:proofErr w:type="spellStart"/>
+      <w:r>
+        <w:rPr>
+          <w:sz w:val="28"/>
+          <w:szCs w:val="28"/>
+        </w:rPr>
+        <w:t>hote</w:t>
+      </w:r>
+      <w:proofErr w:type="spellEnd"/>
+      <w:r>
+        <w:rPr>
+          <w:sz w:val="28"/>
+          <w:szCs w:val="28"/>
+        </w:rPr>
+        <w:t xml:space="preserve"> hain).</w:t>
+      </w:r>
+    </w:p>
+    <w:p>
+      <w:pPr>
+        <w:numPr>
+          <w:ilvl w:val="0"/>
+          <w:numId w:val="100"/>
+        </w:numPr>
+        <w:rPr>
+          <w:sz w:val="28"/>
+          <w:szCs w:val="28"/>
+        </w:rPr>
+      </w:pPr>
+      <w:r>
+        <w:rPr>
+          <w:b/>
+          <w:bCs/>
+          <w:sz w:val="28"/>
+          <w:szCs w:val="28"/>
+        </w:rPr>
+        <w:lastRenderedPageBreak/>
+        <w:t>Application Programming (Python, Java, JS):</w:t>
+      </w:r>
+      <w:r>
+        <w:rPr>
+          <w:sz w:val="28"/>
+          <w:szCs w:val="28"/>
+        </w:rPr>
+        <w:t xml:space="preserve"> In languages ka use End-Users </w:t>
+      </w:r>
+      <w:proofErr w:type="spellStart"/>
+      <w:r>
+        <w:rPr>
+          <w:sz w:val="28"/>
+          <w:szCs w:val="28"/>
+        </w:rPr>
+        <w:t>ke</w:t>
+      </w:r>
+      <w:proofErr w:type="spellEnd"/>
+      <w:r>
+        <w:rPr>
+          <w:sz w:val="28"/>
+          <w:szCs w:val="28"/>
+        </w:rPr>
+        <w:t xml:space="preserve"> </w:t>
+      </w:r>
+      <w:proofErr w:type="spellStart"/>
+      <w:r>
+        <w:rPr>
+          <w:sz w:val="28"/>
+          <w:szCs w:val="28"/>
+        </w:rPr>
+        <w:t>liye</w:t>
+      </w:r>
+      <w:proofErr w:type="spellEnd"/>
+      <w:r>
+        <w:rPr>
+          <w:sz w:val="28"/>
+          <w:szCs w:val="28"/>
+        </w:rPr>
+        <w:t xml:space="preserve"> Applications, Web, aur Mobile Apps </w:t>
+      </w:r>
+      <w:proofErr w:type="spellStart"/>
+      <w:r>
+        <w:rPr>
+          <w:sz w:val="28"/>
+          <w:szCs w:val="28"/>
+        </w:rPr>
+        <w:t>banane</w:t>
+      </w:r>
+      <w:proofErr w:type="spellEnd"/>
+      <w:r>
+        <w:rPr>
+          <w:sz w:val="28"/>
+          <w:szCs w:val="28"/>
+        </w:rPr>
+        <w:t xml:space="preserve"> </w:t>
+      </w:r>
+      <w:proofErr w:type="spellStart"/>
+      <w:r>
+        <w:rPr>
+          <w:sz w:val="28"/>
+          <w:szCs w:val="28"/>
+        </w:rPr>
+        <w:t>ke</w:t>
+      </w:r>
+      <w:proofErr w:type="spellEnd"/>
+      <w:r>
+        <w:rPr>
+          <w:sz w:val="28"/>
+          <w:szCs w:val="28"/>
+        </w:rPr>
+        <w:t xml:space="preserve"> </w:t>
+      </w:r>
+      <w:proofErr w:type="spellStart"/>
+      <w:r>
+        <w:rPr>
+          <w:sz w:val="28"/>
+          <w:szCs w:val="28"/>
+        </w:rPr>
+        <w:t>liye</w:t>
+      </w:r>
+      <w:proofErr w:type="spellEnd"/>
+      <w:r>
+        <w:rPr>
+          <w:sz w:val="28"/>
+          <w:szCs w:val="28"/>
+        </w:rPr>
+        <w:t xml:space="preserve"> </w:t>
+      </w:r>
+      <w:proofErr w:type="spellStart"/>
+      <w:r>
+        <w:rPr>
+          <w:sz w:val="28"/>
+          <w:szCs w:val="28"/>
+        </w:rPr>
+        <w:t>hota</w:t>
+      </w:r>
+      <w:proofErr w:type="spellEnd"/>
+      <w:r>
+        <w:rPr>
+          <w:sz w:val="28"/>
+          <w:szCs w:val="28"/>
+        </w:rPr>
+        <w:t xml:space="preserve"> </w:t>
+      </w:r>
+      <w:proofErr w:type="spellStart"/>
+      <w:r>
+        <w:rPr>
+          <w:sz w:val="28"/>
+          <w:szCs w:val="28"/>
+        </w:rPr>
+        <w:t>hai</w:t>
+      </w:r>
+      <w:proofErr w:type="spellEnd"/>
+      <w:r>
+        <w:rPr>
+          <w:sz w:val="28"/>
+          <w:szCs w:val="28"/>
+        </w:rPr>
+        <w:t xml:space="preserve">. Users se interact </w:t>
+      </w:r>
+      <w:proofErr w:type="spellStart"/>
+      <w:r>
+        <w:rPr>
+          <w:sz w:val="28"/>
+          <w:szCs w:val="28"/>
+        </w:rPr>
+        <w:t>karne</w:t>
+      </w:r>
+      <w:proofErr w:type="spellEnd"/>
+      <w:r>
+        <w:rPr>
+          <w:sz w:val="28"/>
+          <w:szCs w:val="28"/>
+        </w:rPr>
+        <w:t xml:space="preserve"> aur communication </w:t>
+      </w:r>
+      <w:proofErr w:type="spellStart"/>
+      <w:r>
+        <w:rPr>
+          <w:sz w:val="28"/>
+          <w:szCs w:val="28"/>
+        </w:rPr>
+        <w:t>ke</w:t>
+      </w:r>
+      <w:proofErr w:type="spellEnd"/>
+      <w:r>
+        <w:rPr>
+          <w:sz w:val="28"/>
+          <w:szCs w:val="28"/>
+        </w:rPr>
+        <w:t xml:space="preserve"> </w:t>
+      </w:r>
+      <w:proofErr w:type="spellStart"/>
+      <w:r>
+        <w:rPr>
+          <w:sz w:val="28"/>
+          <w:szCs w:val="28"/>
+        </w:rPr>
+        <w:t>liye</w:t>
+      </w:r>
+      <w:proofErr w:type="spellEnd"/>
+      <w:r>
+        <w:rPr>
+          <w:sz w:val="28"/>
+          <w:szCs w:val="28"/>
+        </w:rPr>
+        <w:t xml:space="preserve"> </w:t>
+      </w:r>
+      <w:r>
+        <w:rPr>
+          <w:b/>
+          <w:bCs/>
+          <w:sz w:val="28"/>
+          <w:szCs w:val="28"/>
+        </w:rPr>
+        <w:t>Strings fundamental data type</w:t>
+      </w:r>
+      <w:r>
+        <w:rPr>
+          <w:sz w:val="28"/>
+          <w:szCs w:val="28"/>
+        </w:rPr>
+        <w:t xml:space="preserve"> </w:t>
+      </w:r>
+      <w:proofErr w:type="spellStart"/>
+      <w:r>
+        <w:rPr>
+          <w:sz w:val="28"/>
+          <w:szCs w:val="28"/>
+        </w:rPr>
+        <w:t>hota</w:t>
+      </w:r>
+      <w:proofErr w:type="spellEnd"/>
+      <w:r>
+        <w:rPr>
+          <w:sz w:val="28"/>
+          <w:szCs w:val="28"/>
+        </w:rPr>
+        <w:t xml:space="preserve"> </w:t>
+      </w:r>
+      <w:proofErr w:type="spellStart"/>
+      <w:r>
+        <w:rPr>
+          <w:sz w:val="28"/>
+          <w:szCs w:val="28"/>
+        </w:rPr>
+        <w:t>hai</w:t>
+      </w:r>
+      <w:proofErr w:type="spellEnd"/>
+      <w:r>
+        <w:rPr>
+          <w:sz w:val="28"/>
+          <w:szCs w:val="28"/>
+        </w:rPr>
+        <w:t>.</w:t>
+      </w:r>
+    </w:p>
+    <w:p>
+      <w:pPr>
+        <w:rPr>
+          <w:b/>
+          <w:bCs/>
+          <w:sz w:val="28"/>
+          <w:szCs w:val="28"/>
+        </w:rPr>
+      </w:pPr>
+      <w:r>
+        <w:rPr>
+          <w:b/>
+          <w:bCs/>
+          <w:sz w:val="28"/>
+          <w:szCs w:val="28"/>
+        </w:rPr>
+        <w:t>2. What is a String in Python? (Technical Definition)</w:t>
+      </w:r>
+    </w:p>
+    <w:p>
+      <w:pPr>
+        <w:numPr>
+          <w:ilvl w:val="0"/>
+          <w:numId w:val="101"/>
+        </w:numPr>
+        <w:rPr>
+          <w:sz w:val="28"/>
+          <w:szCs w:val="28"/>
+        </w:rPr>
+      </w:pPr>
+      <w:r>
+        <w:rPr>
+          <w:b/>
+          <w:bCs/>
+          <w:sz w:val="28"/>
+          <w:szCs w:val="28"/>
+        </w:rPr>
+        <w:t>General Definition:</w:t>
+      </w:r>
+      <w:r>
+        <w:rPr>
+          <w:sz w:val="28"/>
+          <w:szCs w:val="28"/>
+        </w:rPr>
+        <w:t xml:space="preserve"> A string is a </w:t>
+      </w:r>
+      <w:r>
+        <w:rPr>
+          <w:b/>
+          <w:bCs/>
+          <w:sz w:val="28"/>
+          <w:szCs w:val="28"/>
+        </w:rPr>
+        <w:t>sequence of characters</w:t>
+      </w:r>
+      <w:r>
+        <w:rPr>
+          <w:sz w:val="28"/>
+          <w:szCs w:val="28"/>
+        </w:rPr>
+        <w:t xml:space="preserve"> enclosed in quotes.</w:t>
+      </w:r>
+    </w:p>
+    <w:p>
+      <w:pPr>
+        <w:numPr>
+          <w:ilvl w:val="0"/>
+          <w:numId w:val="101"/>
+        </w:numPr>
+        <w:rPr>
+          <w:sz w:val="28"/>
+          <w:szCs w:val="28"/>
+        </w:rPr>
+      </w:pPr>
+      <w:r>
+        <w:rPr>
+          <w:b/>
+          <w:bCs/>
+          <w:sz w:val="28"/>
+          <w:szCs w:val="28"/>
+        </w:rPr>
+        <w:t>Python Specific Definition:</w:t>
+      </w:r>
+      <w:r>
+        <w:rPr>
+          <w:sz w:val="28"/>
+          <w:szCs w:val="28"/>
+        </w:rPr>
+        <w:t xml:space="preserve"> In Python 3, a string is an </w:t>
+      </w:r>
+      <w:r>
+        <w:rPr>
+          <w:b/>
+          <w:bCs/>
+          <w:sz w:val="28"/>
+          <w:szCs w:val="28"/>
+        </w:rPr>
+        <w:t>immutable sequence of Unicode characters</w:t>
+      </w:r>
+      <w:r>
+        <w:rPr>
+          <w:sz w:val="28"/>
+          <w:szCs w:val="28"/>
+        </w:rPr>
+        <w:t>.</w:t>
+      </w:r>
+    </w:p>
+    <w:p>
+      <w:pPr>
+        <w:rPr>
+          <w:b/>
+          <w:bCs/>
+          <w:sz w:val="28"/>
+          <w:szCs w:val="28"/>
+        </w:rPr>
+      </w:pPr>
+      <w:r>
+        <w:rPr>
+          <w:b/>
+          <w:bCs/>
+          <w:sz w:val="28"/>
+          <w:szCs w:val="28"/>
+        </w:rPr>
+        <w:t>Understanding ASCII vs Unicode:</w:t>
+      </w:r>
+    </w:p>
+    <w:p>
+      <w:pPr>
+        <w:numPr>
+          <w:ilvl w:val="0"/>
+          <w:numId w:val="102"/>
+        </w:numPr>
+        <w:rPr>
+          <w:sz w:val="28"/>
+          <w:szCs w:val="28"/>
+        </w:rPr>
+      </w:pPr>
+      <w:r>
+        <w:rPr>
+          <w:b/>
+          <w:bCs/>
+          <w:sz w:val="28"/>
+          <w:szCs w:val="28"/>
+        </w:rPr>
+        <w:t>ASCII (7-bit / 8-bit):</w:t>
+      </w:r>
+      <w:r>
+        <w:rPr>
+          <w:sz w:val="28"/>
+          <w:szCs w:val="28"/>
+        </w:rPr>
+        <w:t xml:space="preserve"> </w:t>
+      </w:r>
+      <w:proofErr w:type="spellStart"/>
+      <w:r>
+        <w:rPr>
+          <w:sz w:val="28"/>
+          <w:szCs w:val="28"/>
+        </w:rPr>
+        <w:t>Sirf</w:t>
+      </w:r>
+      <w:proofErr w:type="spellEnd"/>
+      <w:r>
+        <w:rPr>
+          <w:sz w:val="28"/>
+          <w:szCs w:val="28"/>
+        </w:rPr>
+        <w:t xml:space="preserve"> English alphabets, numbers, aur basic symbols handle </w:t>
+      </w:r>
+      <w:proofErr w:type="spellStart"/>
+      <w:r>
+        <w:rPr>
+          <w:sz w:val="28"/>
+          <w:szCs w:val="28"/>
+        </w:rPr>
+        <w:t>kar</w:t>
+      </w:r>
+      <w:proofErr w:type="spellEnd"/>
+      <w:r>
+        <w:rPr>
+          <w:sz w:val="28"/>
+          <w:szCs w:val="28"/>
+        </w:rPr>
+        <w:t xml:space="preserve"> pata </w:t>
+      </w:r>
+      <w:proofErr w:type="spellStart"/>
+      <w:r>
+        <w:rPr>
+          <w:sz w:val="28"/>
+          <w:szCs w:val="28"/>
+        </w:rPr>
+        <w:t>tha</w:t>
+      </w:r>
+      <w:proofErr w:type="spellEnd"/>
+      <w:r>
+        <w:rPr>
+          <w:sz w:val="28"/>
+          <w:szCs w:val="28"/>
+        </w:rPr>
+        <w:t xml:space="preserve"> (Max </w:t>
+      </w:r>
+      <m:oMath>
+        <m:r>
+          <w:rPr>
+            <w:rFonts w:ascii="Cambria Math" w:hAnsi="Cambria Math"/>
+            <w:sz w:val="28"/>
+            <w:szCs w:val="28"/>
+          </w:rPr>
+          <m:t>256</m:t>
+        </m:r>
+      </m:oMath>
+      <w:r>
+        <w:rPr>
+          <w:sz w:val="28"/>
+          <w:szCs w:val="28"/>
+        </w:rPr>
+        <w:t xml:space="preserve"> characters).</w:t>
+      </w:r>
+    </w:p>
+    <w:p>
+      <w:pPr>
+        <w:numPr>
+          <w:ilvl w:val="0"/>
+          <w:numId w:val="102"/>
+        </w:numPr>
+        <w:rPr>
+          <w:sz w:val="28"/>
+          <w:szCs w:val="28"/>
+        </w:rPr>
+      </w:pPr>
+      <w:r>
+        <w:rPr>
+          <w:b/>
+          <w:bCs/>
+          <w:sz w:val="28"/>
+          <w:szCs w:val="28"/>
+        </w:rPr>
+        <w:t>Unicode (UTF-8 / UTF-16):</w:t>
+      </w:r>
+      <w:r>
+        <w:rPr>
+          <w:sz w:val="28"/>
+          <w:szCs w:val="28"/>
+        </w:rPr>
+        <w:t xml:space="preserve"> Global standard jo </w:t>
+      </w:r>
+      <w:proofErr w:type="spellStart"/>
+      <w:r>
+        <w:rPr>
+          <w:sz w:val="28"/>
+          <w:szCs w:val="28"/>
+        </w:rPr>
+        <w:t>duniya</w:t>
+      </w:r>
+      <w:proofErr w:type="spellEnd"/>
+      <w:r>
+        <w:rPr>
+          <w:sz w:val="28"/>
+          <w:szCs w:val="28"/>
+        </w:rPr>
+        <w:t xml:space="preserve"> ki </w:t>
+      </w:r>
+      <w:proofErr w:type="spellStart"/>
+      <w:r>
+        <w:rPr>
+          <w:sz w:val="28"/>
+          <w:szCs w:val="28"/>
+        </w:rPr>
+        <w:t>har</w:t>
+      </w:r>
+      <w:proofErr w:type="spellEnd"/>
+      <w:r>
+        <w:rPr>
+          <w:sz w:val="28"/>
+          <w:szCs w:val="28"/>
+        </w:rPr>
+        <w:t xml:space="preserve"> language (Hindi, Arabic, Chinese), Emojis </w:t>
+      </w:r>
+      <w:r>
+        <w:rPr>
+          <w:rFonts w:ascii="Segoe UI Emoji" w:hAnsi="Segoe UI Emoji" w:cs="Segoe UI Emoji"/>
+          <w:sz w:val="28"/>
+          <w:szCs w:val="28"/>
+        </w:rPr>
+        <w:t>😀</w:t>
+      </w:r>
+      <w:r>
+        <w:rPr>
+          <w:sz w:val="28"/>
+          <w:szCs w:val="28"/>
+        </w:rPr>
+        <w:t xml:space="preserve">, aur Mathematical symbols ko represent </w:t>
+      </w:r>
+      <w:proofErr w:type="spellStart"/>
+      <w:r>
+        <w:rPr>
+          <w:sz w:val="28"/>
+          <w:szCs w:val="28"/>
+        </w:rPr>
+        <w:t>karta</w:t>
+      </w:r>
+      <w:proofErr w:type="spellEnd"/>
+      <w:r>
+        <w:rPr>
+          <w:sz w:val="28"/>
+          <w:szCs w:val="28"/>
+        </w:rPr>
+        <w:t xml:space="preserve"> </w:t>
+      </w:r>
+      <w:proofErr w:type="spellStart"/>
+      <w:r>
+        <w:rPr>
+          <w:sz w:val="28"/>
+          <w:szCs w:val="28"/>
+        </w:rPr>
+        <w:t>hai</w:t>
+      </w:r>
+      <w:proofErr w:type="spellEnd"/>
+      <w:r>
+        <w:rPr>
+          <w:sz w:val="28"/>
+          <w:szCs w:val="28"/>
+        </w:rPr>
+        <w:t xml:space="preserve">. Python 3 Strings by default Unicode </w:t>
+      </w:r>
+      <w:proofErr w:type="spellStart"/>
+      <w:r>
+        <w:rPr>
+          <w:sz w:val="28"/>
+          <w:szCs w:val="28"/>
+        </w:rPr>
+        <w:t>hote</w:t>
+      </w:r>
+      <w:proofErr w:type="spellEnd"/>
+      <w:r>
+        <w:rPr>
+          <w:sz w:val="28"/>
+          <w:szCs w:val="28"/>
+        </w:rPr>
+        <w:t xml:space="preserve"> hain.</w:t>
+      </w:r>
+    </w:p>
+    <w:p>
+      <w:pPr>
+        <w:rPr>
+          <w:b/>
+          <w:bCs/>
+          <w:sz w:val="28"/>
+          <w:szCs w:val="28"/>
+        </w:rPr>
+      </w:pPr>
+      <w:r>
+        <w:rPr>
+          <w:b/>
+          <w:bCs/>
+          <w:sz w:val="28"/>
+          <w:szCs w:val="28"/>
+        </w:rPr>
+        <w:t>3. How to Create Strings in Python</w:t>
+      </w:r>
+    </w:p>
+    <w:p>
+      <w:pPr>
+        <w:rPr>
+          <w:sz w:val="28"/>
+          <w:szCs w:val="28"/>
+        </w:rPr>
+      </w:pPr>
+      <w:r>
+        <w:rPr>
+          <w:sz w:val="28"/>
+          <w:szCs w:val="28"/>
+        </w:rPr>
+        <w:t xml:space="preserve">Python string creation </w:t>
+      </w:r>
+      <w:proofErr w:type="spellStart"/>
+      <w:r>
+        <w:rPr>
+          <w:sz w:val="28"/>
+          <w:szCs w:val="28"/>
+        </w:rPr>
+        <w:t>ke</w:t>
+      </w:r>
+      <w:proofErr w:type="spellEnd"/>
+      <w:r>
+        <w:rPr>
+          <w:sz w:val="28"/>
+          <w:szCs w:val="28"/>
+        </w:rPr>
+        <w:t xml:space="preserve"> </w:t>
+      </w:r>
+      <w:proofErr w:type="spellStart"/>
+      <w:r>
+        <w:rPr>
+          <w:sz w:val="28"/>
+          <w:szCs w:val="28"/>
+        </w:rPr>
+        <w:t>liye</w:t>
+      </w:r>
+      <w:proofErr w:type="spellEnd"/>
+      <w:r>
+        <w:rPr>
+          <w:sz w:val="28"/>
+          <w:szCs w:val="28"/>
+        </w:rPr>
+        <w:t xml:space="preserve"> 4 distinct syntax options provide </w:t>
+      </w:r>
+      <w:proofErr w:type="spellStart"/>
+      <w:r>
+        <w:rPr>
+          <w:sz w:val="28"/>
+          <w:szCs w:val="28"/>
+        </w:rPr>
+        <w:t>karta</w:t>
+      </w:r>
+      <w:proofErr w:type="spellEnd"/>
+      <w:r>
+        <w:rPr>
+          <w:sz w:val="28"/>
+          <w:szCs w:val="28"/>
+        </w:rPr>
+        <w:t xml:space="preserve"> </w:t>
+      </w:r>
+      <w:proofErr w:type="spellStart"/>
+      <w:r>
+        <w:rPr>
+          <w:sz w:val="28"/>
+          <w:szCs w:val="28"/>
+        </w:rPr>
+        <w:t>hai</w:t>
+      </w:r>
+      <w:proofErr w:type="spellEnd"/>
+      <w:r>
+        <w:rPr>
+          <w:sz w:val="28"/>
+          <w:szCs w:val="28"/>
+        </w:rPr>
+        <w:t>:</w:t>
+      </w:r>
+    </w:p>
+    <w:p>
+      <w:pPr>
+        <w:rPr>
+          <w:b/>
+          <w:bCs/>
+          <w:sz w:val="28"/>
+          <w:szCs w:val="28"/>
+        </w:rPr>
+      </w:pPr>
+      <w:r>
+        <w:rPr>
+          <w:b/>
+          <w:bCs/>
+          <w:sz w:val="28"/>
+          <w:szCs w:val="28"/>
+        </w:rPr>
+        <w:t>A. Single Quotes ('...') &amp; Double Quotes ("...")</w:t>
+      </w:r>
+    </w:p>
+    <w:p>
+      <w:pPr>
+        <w:rPr>
+          <w:sz w:val="28"/>
+          <w:szCs w:val="28"/>
+        </w:rPr>
+      </w:pPr>
+      <w:r>
+        <w:rPr>
+          <w:sz w:val="28"/>
+          <w:szCs w:val="28"/>
+        </w:rPr>
+        <w:t xml:space="preserve">Dono identical </w:t>
+      </w:r>
+      <w:proofErr w:type="spellStart"/>
+      <w:r>
+        <w:rPr>
+          <w:sz w:val="28"/>
+          <w:szCs w:val="28"/>
+        </w:rPr>
+        <w:t>kaam</w:t>
+      </w:r>
+      <w:proofErr w:type="spellEnd"/>
+      <w:r>
+        <w:rPr>
+          <w:sz w:val="28"/>
+          <w:szCs w:val="28"/>
+        </w:rPr>
+        <w:t xml:space="preserve"> </w:t>
+      </w:r>
+      <w:proofErr w:type="spellStart"/>
+      <w:r>
+        <w:rPr>
+          <w:sz w:val="28"/>
+          <w:szCs w:val="28"/>
+        </w:rPr>
+        <w:t>karte</w:t>
+      </w:r>
+      <w:proofErr w:type="spellEnd"/>
+      <w:r>
+        <w:rPr>
+          <w:sz w:val="28"/>
+          <w:szCs w:val="28"/>
+        </w:rPr>
+        <w:t xml:space="preserve"> hain, </w:t>
+      </w:r>
+      <w:proofErr w:type="spellStart"/>
+      <w:r>
+        <w:rPr>
+          <w:sz w:val="28"/>
+          <w:szCs w:val="28"/>
+        </w:rPr>
+        <w:t>lekin</w:t>
+      </w:r>
+      <w:proofErr w:type="spellEnd"/>
+      <w:r>
+        <w:rPr>
+          <w:sz w:val="28"/>
+          <w:szCs w:val="28"/>
+        </w:rPr>
+        <w:t xml:space="preserve"> quotes nesting </w:t>
+      </w:r>
+      <w:proofErr w:type="spellStart"/>
+      <w:r>
+        <w:rPr>
+          <w:sz w:val="28"/>
+          <w:szCs w:val="28"/>
+        </w:rPr>
+        <w:t>ke</w:t>
+      </w:r>
+      <w:proofErr w:type="spellEnd"/>
+      <w:r>
+        <w:rPr>
+          <w:sz w:val="28"/>
+          <w:szCs w:val="28"/>
+        </w:rPr>
+        <w:t xml:space="preserve"> time useful </w:t>
+      </w:r>
+      <w:proofErr w:type="spellStart"/>
+      <w:r>
+        <w:rPr>
+          <w:sz w:val="28"/>
+          <w:szCs w:val="28"/>
+        </w:rPr>
+        <w:t>hote</w:t>
+      </w:r>
+      <w:proofErr w:type="spellEnd"/>
+      <w:r>
+        <w:rPr>
+          <w:sz w:val="28"/>
+          <w:szCs w:val="28"/>
+        </w:rPr>
+        <w:t xml:space="preserve"> hain.</w:t>
+      </w:r>
+    </w:p>
+    <w:p>
+      <w:pPr>
+        <w:rPr>
+          <w:sz w:val="28"/>
+          <w:szCs w:val="28"/>
+        </w:rPr>
+      </w:pPr>
+      <w:r>
+        <w:rPr>
+          <w:sz w:val="28"/>
+          <w:szCs w:val="28"/>
+        </w:rPr>
+        <w:t>Python</w:t>
+      </w:r>
+    </w:p>
+    <w:p>
+      <w:pPr>
+        <w:rPr>
+          <w:sz w:val="28"/>
+          <w:szCs w:val="28"/>
+        </w:rPr>
+      </w:pPr>
+      <w:r>
+        <w:rPr>
+          <w:sz w:val="28"/>
+          <w:szCs w:val="28"/>
+        </w:rPr>
+        <w:t>s1 = 'Hello'</w:t>
+      </w:r>
+    </w:p>
+    <w:p>
+      <w:pPr>
+        <w:rPr>
+          <w:sz w:val="28"/>
+          <w:szCs w:val="28"/>
+        </w:rPr>
+      </w:pPr>
+      <w:r>
+        <w:rPr>
+          <w:sz w:val="28"/>
+          <w:szCs w:val="28"/>
+        </w:rPr>
+        <w:t>s2 = "World"</w:t>
+      </w:r>
+    </w:p>
+    <w:p>
+      <w:pPr>
+        <w:rPr>
+          <w:sz w:val="28"/>
+          <w:szCs w:val="28"/>
+        </w:rPr>
+      </w:pPr>
+    </w:p>
+    <w:p>
+      <w:pPr>
+        <w:rPr>
+          <w:sz w:val="28"/>
+          <w:szCs w:val="28"/>
+        </w:rPr>
+      </w:pPr>
+      <w:r>
+        <w:rPr>
+          <w:sz w:val="28"/>
+          <w:szCs w:val="28"/>
+        </w:rPr>
+        <w:t xml:space="preserve"># Handling Quotes inside Strings (Avoiding </w:t>
+      </w:r>
+      <w:proofErr w:type="spellStart"/>
+      <w:r>
+        <w:rPr>
+          <w:sz w:val="28"/>
+          <w:szCs w:val="28"/>
+        </w:rPr>
+        <w:t>SyntaxError</w:t>
+      </w:r>
+      <w:proofErr w:type="spellEnd"/>
+      <w:r>
+        <w:rPr>
+          <w:sz w:val="28"/>
+          <w:szCs w:val="28"/>
+        </w:rPr>
+        <w:t>)</w:t>
+      </w:r>
+    </w:p>
+    <w:p>
+      <w:pPr>
+        <w:rPr>
+          <w:sz w:val="28"/>
+          <w:szCs w:val="28"/>
+        </w:rPr>
+      </w:pPr>
+      <w:r>
+        <w:rPr>
+          <w:sz w:val="28"/>
+          <w:szCs w:val="28"/>
+        </w:rPr>
+        <w:t>s3 = "It's raining outside"      # Outer Double, Inner Single</w:t>
+      </w:r>
+    </w:p>
+    <w:p>
+      <w:pPr>
+        <w:rPr>
+          <w:sz w:val="28"/>
+          <w:szCs w:val="28"/>
+        </w:rPr>
+      </w:pPr>
+      <w:r>
+        <w:rPr>
+          <w:sz w:val="28"/>
+          <w:szCs w:val="28"/>
+        </w:rPr>
+        <w:t>s4 = 'He said, "Python is fun"'  # Outer Single, Inner Double</w:t>
+      </w:r>
+    </w:p>
+    <w:p>
+      <w:pPr>
+        <w:rPr>
+          <w:b/>
+          <w:bCs/>
+          <w:sz w:val="28"/>
+          <w:szCs w:val="28"/>
+        </w:rPr>
+      </w:pPr>
+      <w:r>
+        <w:rPr>
+          <w:b/>
+          <w:bCs/>
+          <w:sz w:val="28"/>
+          <w:szCs w:val="28"/>
+        </w:rPr>
+        <w:t>B. Triple Quotes ('''...''' or """...""")</w:t>
+      </w:r>
+    </w:p>
+    <w:p>
+      <w:pPr>
+        <w:rPr>
+          <w:sz w:val="28"/>
+          <w:szCs w:val="28"/>
+        </w:rPr>
+      </w:pPr>
+      <w:r>
+        <w:rPr>
+          <w:b/>
+          <w:bCs/>
+          <w:sz w:val="28"/>
+          <w:szCs w:val="28"/>
+        </w:rPr>
+        <w:t>Multiline Strings</w:t>
+      </w:r>
+      <w:r>
+        <w:rPr>
+          <w:sz w:val="28"/>
+          <w:szCs w:val="28"/>
+        </w:rPr>
+        <w:t xml:space="preserve"> aur Documentation strings (Docstrings) </w:t>
+      </w:r>
+      <w:proofErr w:type="spellStart"/>
+      <w:r>
+        <w:rPr>
+          <w:sz w:val="28"/>
+          <w:szCs w:val="28"/>
+        </w:rPr>
+        <w:t>ke</w:t>
+      </w:r>
+      <w:proofErr w:type="spellEnd"/>
+      <w:r>
+        <w:rPr>
+          <w:sz w:val="28"/>
+          <w:szCs w:val="28"/>
+        </w:rPr>
+        <w:t xml:space="preserve"> </w:t>
+      </w:r>
+      <w:proofErr w:type="spellStart"/>
+      <w:r>
+        <w:rPr>
+          <w:sz w:val="28"/>
+          <w:szCs w:val="28"/>
+        </w:rPr>
+        <w:t>liye</w:t>
+      </w:r>
+      <w:proofErr w:type="spellEnd"/>
+      <w:r>
+        <w:rPr>
+          <w:sz w:val="28"/>
+          <w:szCs w:val="28"/>
+        </w:rPr>
+        <w:t xml:space="preserve"> use </w:t>
+      </w:r>
+      <w:proofErr w:type="spellStart"/>
+      <w:r>
+        <w:rPr>
+          <w:sz w:val="28"/>
+          <w:szCs w:val="28"/>
+        </w:rPr>
+        <w:t>hota</w:t>
+      </w:r>
+      <w:proofErr w:type="spellEnd"/>
+      <w:r>
+        <w:rPr>
+          <w:sz w:val="28"/>
+          <w:szCs w:val="28"/>
+        </w:rPr>
+        <w:t xml:space="preserve"> </w:t>
+      </w:r>
+      <w:proofErr w:type="spellStart"/>
+      <w:r>
+        <w:rPr>
+          <w:sz w:val="28"/>
+          <w:szCs w:val="28"/>
+        </w:rPr>
+        <w:t>hai</w:t>
+      </w:r>
+      <w:proofErr w:type="spellEnd"/>
+      <w:r>
+        <w:rPr>
+          <w:sz w:val="28"/>
+          <w:szCs w:val="28"/>
+        </w:rPr>
+        <w:t xml:space="preserve">. Newlines aur formatting exact retain </w:t>
+      </w:r>
+      <w:proofErr w:type="spellStart"/>
+      <w:r>
+        <w:rPr>
+          <w:sz w:val="28"/>
+          <w:szCs w:val="28"/>
+        </w:rPr>
+        <w:t>rehti</w:t>
+      </w:r>
+      <w:proofErr w:type="spellEnd"/>
+      <w:r>
+        <w:rPr>
+          <w:sz w:val="28"/>
+          <w:szCs w:val="28"/>
+        </w:rPr>
+        <w:t xml:space="preserve"> hain.</w:t>
+      </w:r>
+    </w:p>
+    <w:p>
+      <w:pPr>
+        <w:rPr>
+          <w:sz w:val="28"/>
+          <w:szCs w:val="28"/>
+        </w:rPr>
+      </w:pPr>
+      <w:r>
+        <w:rPr>
+          <w:sz w:val="28"/>
+          <w:szCs w:val="28"/>
+        </w:rPr>
+        <w:t>Python</w:t>
+      </w:r>
+    </w:p>
+    <w:p>
+      <w:pPr>
+        <w:rPr>
+          <w:sz w:val="28"/>
+          <w:szCs w:val="28"/>
+        </w:rPr>
+      </w:pPr>
+      <w:proofErr w:type="spellStart"/>
+      <w:r>
+        <w:rPr>
+          <w:sz w:val="28"/>
+          <w:szCs w:val="28"/>
+        </w:rPr>
+        <w:t>blog_post</w:t>
+      </w:r>
+      <w:proofErr w:type="spellEnd"/>
+      <w:r>
+        <w:rPr>
+          <w:sz w:val="28"/>
+          <w:szCs w:val="28"/>
+        </w:rPr>
+        <w:t xml:space="preserve"> = """This is line 1.</w:t>
+      </w:r>
+    </w:p>
+    <w:p>
+      <w:pPr>
+        <w:rPr>
+          <w:sz w:val="28"/>
+          <w:szCs w:val="28"/>
+        </w:rPr>
+      </w:pPr>
+      <w:r>
+        <w:rPr>
+          <w:sz w:val="28"/>
+          <w:szCs w:val="28"/>
+        </w:rPr>
+        <w:lastRenderedPageBreak/>
+        <w:t>This is line 2.</w:t>
+      </w:r>
+    </w:p>
+    <w:p>
+      <w:pPr>
+        <w:rPr>
+          <w:sz w:val="28"/>
+          <w:szCs w:val="28"/>
+        </w:rPr>
+      </w:pPr>
+      <w:r>
+        <w:rPr>
+          <w:sz w:val="28"/>
+          <w:szCs w:val="28"/>
+        </w:rPr>
+        <w:t>This is line 3."""</w:t>
+      </w:r>
+    </w:p>
+    <w:p>
+      <w:pPr>
+        <w:rPr>
+          <w:b/>
+          <w:bCs/>
+          <w:sz w:val="28"/>
+          <w:szCs w:val="28"/>
+        </w:rPr>
+      </w:pPr>
+      <w:r>
+        <w:rPr>
+          <w:b/>
+          <w:bCs/>
+          <w:sz w:val="28"/>
+          <w:szCs w:val="28"/>
+        </w:rPr>
+        <w:t>C. Type Conversion Function (str())</w:t>
+      </w:r>
+    </w:p>
+    <w:p>
+      <w:pPr>
+        <w:rPr>
+          <w:sz w:val="28"/>
+          <w:szCs w:val="28"/>
+        </w:rPr>
+      </w:pPr>
+      <w:r>
+        <w:rPr>
+          <w:sz w:val="28"/>
+          <w:szCs w:val="28"/>
+        </w:rPr>
+        <w:t xml:space="preserve">Kisi </w:t>
+      </w:r>
+      <w:proofErr w:type="spellStart"/>
+      <w:r>
+        <w:rPr>
+          <w:sz w:val="28"/>
+          <w:szCs w:val="28"/>
+        </w:rPr>
+        <w:t>bhi</w:t>
+      </w:r>
+      <w:proofErr w:type="spellEnd"/>
+      <w:r>
+        <w:rPr>
+          <w:sz w:val="28"/>
+          <w:szCs w:val="28"/>
+        </w:rPr>
+        <w:t xml:space="preserve"> </w:t>
+      </w:r>
+      <w:proofErr w:type="spellStart"/>
+      <w:r>
+        <w:rPr>
+          <w:sz w:val="28"/>
+          <w:szCs w:val="28"/>
+        </w:rPr>
+        <w:t>doosre</w:t>
+      </w:r>
+      <w:proofErr w:type="spellEnd"/>
+      <w:r>
+        <w:rPr>
+          <w:sz w:val="28"/>
+          <w:szCs w:val="28"/>
+        </w:rPr>
+        <w:t xml:space="preserve"> data type ko string </w:t>
+      </w:r>
+      <w:proofErr w:type="spellStart"/>
+      <w:r>
+        <w:rPr>
+          <w:sz w:val="28"/>
+          <w:szCs w:val="28"/>
+        </w:rPr>
+        <w:t>banaye</w:t>
+      </w:r>
+      <w:proofErr w:type="spellEnd"/>
+      <w:r>
+        <w:rPr>
+          <w:sz w:val="28"/>
+          <w:szCs w:val="28"/>
+        </w:rPr>
+        <w:t xml:space="preserve"> </w:t>
+      </w:r>
+      <w:proofErr w:type="spellStart"/>
+      <w:r>
+        <w:rPr>
+          <w:sz w:val="28"/>
+          <w:szCs w:val="28"/>
+        </w:rPr>
+        <w:t>ke</w:t>
+      </w:r>
+      <w:proofErr w:type="spellEnd"/>
+      <w:r>
+        <w:rPr>
+          <w:sz w:val="28"/>
+          <w:szCs w:val="28"/>
+        </w:rPr>
+        <w:t xml:space="preserve"> </w:t>
+      </w:r>
+      <w:proofErr w:type="spellStart"/>
+      <w:r>
+        <w:rPr>
+          <w:sz w:val="28"/>
+          <w:szCs w:val="28"/>
+        </w:rPr>
+        <w:t>liye</w:t>
+      </w:r>
+      <w:proofErr w:type="spellEnd"/>
+      <w:r>
+        <w:rPr>
+          <w:sz w:val="28"/>
+          <w:szCs w:val="28"/>
+        </w:rPr>
+        <w:t>:</w:t>
+      </w:r>
+    </w:p>
+    <w:p>
+      <w:pPr>
+        <w:rPr>
+          <w:sz w:val="28"/>
+          <w:szCs w:val="28"/>
+        </w:rPr>
+      </w:pPr>
+      <w:r>
+        <w:rPr>
+          <w:sz w:val="28"/>
+          <w:szCs w:val="28"/>
+        </w:rPr>
+        <w:t>Python</w:t>
+      </w:r>
+    </w:p>
+    <w:p>
+      <w:pPr>
+        <w:rPr>
+          <w:sz w:val="28"/>
+          <w:szCs w:val="28"/>
+        </w:rPr>
+      </w:pPr>
+      <w:proofErr w:type="spellStart"/>
+      <w:r>
+        <w:rPr>
+          <w:sz w:val="28"/>
+          <w:szCs w:val="28"/>
+        </w:rPr>
+        <w:t>num_str</w:t>
+      </w:r>
+      <w:proofErr w:type="spellEnd"/>
+      <w:r>
+        <w:rPr>
+          <w:sz w:val="28"/>
+          <w:szCs w:val="28"/>
+        </w:rPr>
+        <w:t xml:space="preserve"> = str(100)      # '100'</w:t>
+      </w:r>
+    </w:p>
+    <w:p>
+      <w:pPr>
+        <w:rPr>
+          <w:sz w:val="28"/>
+          <w:szCs w:val="28"/>
+        </w:rPr>
+      </w:pPr>
+      <w:proofErr w:type="spellStart"/>
+      <w:r>
+        <w:rPr>
+          <w:sz w:val="28"/>
+          <w:szCs w:val="28"/>
+        </w:rPr>
+        <w:t>bool_str</w:t>
+      </w:r>
+      <w:proofErr w:type="spellEnd"/>
+      <w:r>
+        <w:rPr>
+          <w:sz w:val="28"/>
+          <w:szCs w:val="28"/>
+        </w:rPr>
+        <w:t xml:space="preserve"> = str(True)    # 'True'</w:t>
+      </w:r>
+    </w:p>
+    <w:p>
+      <w:pPr>
+        <w:rPr>
+          <w:b/>
+          <w:bCs/>
+          <w:sz w:val="28"/>
+          <w:szCs w:val="28"/>
+        </w:rPr>
+      </w:pPr>
+      <w:r>
+        <w:rPr>
+          <w:b/>
+          <w:bCs/>
+          <w:sz w:val="28"/>
+          <w:szCs w:val="28"/>
+        </w:rPr>
+        <w:t xml:space="preserve">4. Additional &amp; Critical Concepts (Self-Added Knowledge </w:t>
+      </w:r>
+      <w:r>
+        <w:rPr>
+          <w:rFonts w:ascii="Segoe UI Emoji" w:hAnsi="Segoe UI Emoji" w:cs="Segoe UI Emoji"/>
+          <w:b/>
+          <w:bCs/>
+          <w:sz w:val="28"/>
+          <w:szCs w:val="28"/>
+        </w:rPr>
+        <w:t>⭐</w:t>
+      </w:r>
+      <w:r>
+        <w:rPr>
+          <w:b/>
+          <w:bCs/>
+          <w:sz w:val="28"/>
+          <w:szCs w:val="28"/>
+        </w:rPr>
+        <w:t>)</w:t>
+      </w:r>
+    </w:p>
+    <w:p>
+      <w:pPr>
+        <w:rPr>
+          <w:b/>
+          <w:bCs/>
+          <w:sz w:val="28"/>
+          <w:szCs w:val="28"/>
+        </w:rPr>
+      </w:pPr>
+      <w:r>
+        <w:rPr>
+          <w:b/>
+          <w:bCs/>
+          <w:sz w:val="28"/>
+          <w:szCs w:val="28"/>
+        </w:rPr>
+        <w:t>A. Escape Sequences in Strings (\)</w:t>
+      </w:r>
+    </w:p>
+    <w:p>
+      <w:pPr>
+        <w:rPr>
+          <w:sz w:val="28"/>
+          <w:szCs w:val="28"/>
+        </w:rPr>
+      </w:pPr>
+      <w:r>
+        <w:rPr>
+          <w:sz w:val="28"/>
+          <w:szCs w:val="28"/>
+        </w:rPr>
+        <w:t xml:space="preserve">Agar string </w:t>
+      </w:r>
+      <w:proofErr w:type="spellStart"/>
+      <w:r>
+        <w:rPr>
+          <w:sz w:val="28"/>
+          <w:szCs w:val="28"/>
+        </w:rPr>
+        <w:t>ke</w:t>
+      </w:r>
+      <w:proofErr w:type="spellEnd"/>
+      <w:r>
+        <w:rPr>
+          <w:sz w:val="28"/>
+          <w:szCs w:val="28"/>
+        </w:rPr>
+        <w:t xml:space="preserve"> </w:t>
+      </w:r>
+      <w:proofErr w:type="spellStart"/>
+      <w:r>
+        <w:rPr>
+          <w:sz w:val="28"/>
+          <w:szCs w:val="28"/>
+        </w:rPr>
+        <w:t>andar</w:t>
+      </w:r>
+      <w:proofErr w:type="spellEnd"/>
+      <w:r>
+        <w:rPr>
+          <w:sz w:val="28"/>
+          <w:szCs w:val="28"/>
+        </w:rPr>
+        <w:t xml:space="preserve"> same quote type use </w:t>
+      </w:r>
+      <w:proofErr w:type="spellStart"/>
+      <w:r>
+        <w:rPr>
+          <w:sz w:val="28"/>
+          <w:szCs w:val="28"/>
+        </w:rPr>
+        <w:t>karna</w:t>
+      </w:r>
+      <w:proofErr w:type="spellEnd"/>
+      <w:r>
+        <w:rPr>
+          <w:sz w:val="28"/>
+          <w:szCs w:val="28"/>
+        </w:rPr>
+        <w:t xml:space="preserve"> </w:t>
+      </w:r>
+      <w:proofErr w:type="spellStart"/>
+      <w:r>
+        <w:rPr>
+          <w:sz w:val="28"/>
+          <w:szCs w:val="28"/>
+        </w:rPr>
+        <w:t>ho</w:t>
+      </w:r>
+      <w:proofErr w:type="spellEnd"/>
+      <w:r>
+        <w:rPr>
+          <w:sz w:val="28"/>
+          <w:szCs w:val="28"/>
+        </w:rPr>
+        <w:t xml:space="preserve"> jo bahar use </w:t>
+      </w:r>
+      <w:proofErr w:type="spellStart"/>
+      <w:r>
+        <w:rPr>
+          <w:sz w:val="28"/>
+          <w:szCs w:val="28"/>
+        </w:rPr>
+        <w:t>kiya</w:t>
+      </w:r>
+      <w:proofErr w:type="spellEnd"/>
+      <w:r>
+        <w:rPr>
+          <w:sz w:val="28"/>
+          <w:szCs w:val="28"/>
+        </w:rPr>
+        <w:t xml:space="preserve"> </w:t>
+      </w:r>
+      <w:proofErr w:type="spellStart"/>
+      <w:r>
+        <w:rPr>
+          <w:sz w:val="28"/>
+          <w:szCs w:val="28"/>
+        </w:rPr>
+        <w:t>hai</w:t>
+      </w:r>
+      <w:proofErr w:type="spellEnd"/>
+      <w:r>
+        <w:rPr>
+          <w:sz w:val="28"/>
+          <w:szCs w:val="28"/>
+        </w:rPr>
+        <w:t xml:space="preserve">, </w:t>
+      </w:r>
+      <w:proofErr w:type="spellStart"/>
+      <w:r>
+        <w:rPr>
+          <w:sz w:val="28"/>
+          <w:szCs w:val="28"/>
+        </w:rPr>
+        <w:t>toh</w:t>
+      </w:r>
+      <w:proofErr w:type="spellEnd"/>
+      <w:r>
+        <w:rPr>
+          <w:sz w:val="28"/>
+          <w:szCs w:val="28"/>
+        </w:rPr>
+        <w:t xml:space="preserve"> </w:t>
+      </w:r>
+      <w:r>
+        <w:rPr>
+          <w:b/>
+          <w:bCs/>
+          <w:sz w:val="28"/>
+          <w:szCs w:val="28"/>
+        </w:rPr>
+        <w:t>Backslash (\)</w:t>
+      </w:r>
+      <w:r>
+        <w:rPr>
+          <w:sz w:val="28"/>
+          <w:szCs w:val="28"/>
+        </w:rPr>
+        <w:t xml:space="preserve"> as Escape Character use </w:t>
+      </w:r>
+      <w:proofErr w:type="spellStart"/>
+      <w:r>
+        <w:rPr>
+          <w:sz w:val="28"/>
+          <w:szCs w:val="28"/>
+        </w:rPr>
+        <w:t>hota</w:t>
+      </w:r>
+      <w:proofErr w:type="spellEnd"/>
+      <w:r>
+        <w:rPr>
+          <w:sz w:val="28"/>
+          <w:szCs w:val="28"/>
+        </w:rPr>
+        <w:t xml:space="preserve"> </w:t>
+      </w:r>
+      <w:proofErr w:type="spellStart"/>
+      <w:r>
+        <w:rPr>
+          <w:sz w:val="28"/>
+          <w:szCs w:val="28"/>
+        </w:rPr>
+        <w:t>hai</w:t>
+      </w:r>
+      <w:proofErr w:type="spellEnd"/>
+      <w:r>
+        <w:rPr>
+          <w:sz w:val="28"/>
+          <w:szCs w:val="28"/>
+        </w:rPr>
+        <w:t>:</w:t>
+      </w:r>
+    </w:p>
+    <w:p>
+      <w:pPr>
+        <w:rPr>
+          <w:sz w:val="28"/>
+          <w:szCs w:val="28"/>
+        </w:rPr>
+      </w:pPr>
+      <w:r>
+        <w:rPr>
+          <w:sz w:val="28"/>
+          <w:szCs w:val="28"/>
+        </w:rPr>
+        <w:t>Python</w:t>
+      </w:r>
+    </w:p>
+    <w:p>
+      <w:pPr>
+        <w:rPr>
+          <w:sz w:val="28"/>
+          <w:szCs w:val="28"/>
+        </w:rPr>
+      </w:pPr>
+      <w:proofErr w:type="spellStart"/>
+      <w:r>
+        <w:rPr>
+          <w:sz w:val="28"/>
+          <w:szCs w:val="28"/>
+        </w:rPr>
+        <w:t>msg</w:t>
+      </w:r>
+      <w:proofErr w:type="spellEnd"/>
+      <w:r>
+        <w:rPr>
+          <w:sz w:val="28"/>
+          <w:szCs w:val="28"/>
+        </w:rPr>
+        <w:t xml:space="preserve"> = 'It\'s a sunny day'   # Escaping single quote</w:t>
+      </w:r>
+    </w:p>
+    <w:p>
+      <w:pPr>
+        <w:rPr>
+          <w:sz w:val="28"/>
+          <w:szCs w:val="28"/>
+        </w:rPr>
+      </w:pPr>
+      <w:r>
+        <w:rPr>
+          <w:sz w:val="28"/>
+          <w:szCs w:val="28"/>
+        </w:rPr>
+        <w:t>path = "C:\\Users\\System" # Escaping backslash</w:t>
+      </w:r>
+    </w:p>
+    <w:p>
+      <w:pPr>
+        <w:rPr>
+          <w:b/>
+          <w:bCs/>
+          <w:sz w:val="28"/>
+          <w:szCs w:val="28"/>
+        </w:rPr>
+      </w:pPr>
+      <w:r>
+        <w:rPr>
+          <w:b/>
+          <w:bCs/>
+          <w:sz w:val="28"/>
+          <w:szCs w:val="28"/>
+        </w:rPr>
+        <w:t>Common Escape Characters:</w:t>
+      </w:r>
+    </w:p>
+    <w:p>
+      <w:pPr>
+        <w:numPr>
+          <w:ilvl w:val="0"/>
+          <w:numId w:val="103"/>
+        </w:numPr>
+        <w:rPr>
+          <w:sz w:val="28"/>
+          <w:szCs w:val="28"/>
+        </w:rPr>
+      </w:pPr>
+      <w:r>
+        <w:rPr>
+          <w:sz w:val="28"/>
+          <w:szCs w:val="28"/>
+        </w:rPr>
+        <w:t>\n : Newline</w:t>
+      </w:r>
+    </w:p>
+    <w:p>
+      <w:pPr>
+        <w:numPr>
+          <w:ilvl w:val="0"/>
+          <w:numId w:val="103"/>
+        </w:numPr>
+        <w:rPr>
+          <w:sz w:val="28"/>
+          <w:szCs w:val="28"/>
+        </w:rPr>
+      </w:pPr>
+      <w:r>
+        <w:rPr>
+          <w:sz w:val="28"/>
+          <w:szCs w:val="28"/>
+        </w:rPr>
+        <w:t>\t : Tab Space</w:t>
+      </w:r>
+    </w:p>
+    <w:p>
+      <w:pPr>
+        <w:numPr>
+          <w:ilvl w:val="0"/>
+          <w:numId w:val="103"/>
+        </w:numPr>
+        <w:rPr>
+          <w:sz w:val="28"/>
+          <w:szCs w:val="28"/>
+        </w:rPr>
+      </w:pPr>
+      <w:r>
+        <w:rPr>
+          <w:sz w:val="28"/>
+          <w:szCs w:val="28"/>
+        </w:rPr>
+        <w:t>\\ : Literal Backslash</w:t>
+      </w:r>
+    </w:p>
+    <w:p>
+      <w:pPr>
+        <w:rPr>
+          <w:b/>
+          <w:bCs/>
+          <w:sz w:val="28"/>
+          <w:szCs w:val="28"/>
+        </w:rPr>
+      </w:pPr>
+      <w:r>
+        <w:rPr>
+          <w:b/>
+          <w:bCs/>
+          <w:sz w:val="28"/>
+          <w:szCs w:val="28"/>
+        </w:rPr>
+        <w:t>B. Raw Strings (r"...")</w:t>
+      </w:r>
+    </w:p>
+    <w:p>
+      <w:pPr>
+        <w:rPr>
+          <w:sz w:val="28"/>
+          <w:szCs w:val="28"/>
+        </w:rPr>
+      </w:pPr>
+      <w:r>
+        <w:rPr>
+          <w:sz w:val="28"/>
+          <w:szCs w:val="28"/>
+        </w:rPr>
+        <w:t xml:space="preserve">Backslashes ko escape character ki </w:t>
+      </w:r>
+      <w:proofErr w:type="spellStart"/>
+      <w:r>
+        <w:rPr>
+          <w:sz w:val="28"/>
+          <w:szCs w:val="28"/>
+        </w:rPr>
+        <w:t>tarah</w:t>
+      </w:r>
+      <w:proofErr w:type="spellEnd"/>
+      <w:r>
+        <w:rPr>
+          <w:sz w:val="28"/>
+          <w:szCs w:val="28"/>
+        </w:rPr>
+        <w:t xml:space="preserve"> treat </w:t>
+      </w:r>
+      <w:proofErr w:type="spellStart"/>
+      <w:r>
+        <w:rPr>
+          <w:sz w:val="28"/>
+          <w:szCs w:val="28"/>
+        </w:rPr>
+        <w:t>na</w:t>
+      </w:r>
+      <w:proofErr w:type="spellEnd"/>
+      <w:r>
+        <w:rPr>
+          <w:sz w:val="28"/>
+          <w:szCs w:val="28"/>
+        </w:rPr>
+        <w:t xml:space="preserve"> </w:t>
+      </w:r>
+      <w:proofErr w:type="spellStart"/>
+      <w:r>
+        <w:rPr>
+          <w:sz w:val="28"/>
+          <w:szCs w:val="28"/>
+        </w:rPr>
+        <w:t>karke</w:t>
+      </w:r>
+      <w:proofErr w:type="spellEnd"/>
+      <w:r>
+        <w:rPr>
+          <w:sz w:val="28"/>
+          <w:szCs w:val="28"/>
+        </w:rPr>
+        <w:t xml:space="preserve"> </w:t>
+      </w:r>
+      <w:r>
+        <w:rPr>
+          <w:b/>
+          <w:bCs/>
+          <w:sz w:val="28"/>
+          <w:szCs w:val="28"/>
+        </w:rPr>
+        <w:t>as-is (Raw Text)</w:t>
+      </w:r>
+      <w:r>
+        <w:rPr>
+          <w:sz w:val="28"/>
+          <w:szCs w:val="28"/>
+        </w:rPr>
+        <w:t xml:space="preserve"> </w:t>
+      </w:r>
+      <w:proofErr w:type="spellStart"/>
+      <w:r>
+        <w:rPr>
+          <w:sz w:val="28"/>
+          <w:szCs w:val="28"/>
+        </w:rPr>
+        <w:t>rakhne</w:t>
+      </w:r>
+      <w:proofErr w:type="spellEnd"/>
+      <w:r>
+        <w:rPr>
+          <w:sz w:val="28"/>
+          <w:szCs w:val="28"/>
+        </w:rPr>
+        <w:t xml:space="preserve"> </w:t>
+      </w:r>
+      <w:proofErr w:type="spellStart"/>
+      <w:r>
+        <w:rPr>
+          <w:sz w:val="28"/>
+          <w:szCs w:val="28"/>
+        </w:rPr>
+        <w:t>ke</w:t>
+      </w:r>
+      <w:proofErr w:type="spellEnd"/>
+      <w:r>
+        <w:rPr>
+          <w:sz w:val="28"/>
+          <w:szCs w:val="28"/>
+        </w:rPr>
+        <w:t xml:space="preserve"> </w:t>
+      </w:r>
+      <w:proofErr w:type="spellStart"/>
+      <w:r>
+        <w:rPr>
+          <w:sz w:val="28"/>
+          <w:szCs w:val="28"/>
+        </w:rPr>
+        <w:t>liye</w:t>
+      </w:r>
+      <w:proofErr w:type="spellEnd"/>
+      <w:r>
+        <w:rPr>
+          <w:sz w:val="28"/>
+          <w:szCs w:val="28"/>
+        </w:rPr>
+        <w:t xml:space="preserve"> string prefix r </w:t>
+      </w:r>
+      <w:proofErr w:type="spellStart"/>
+      <w:r>
+        <w:rPr>
+          <w:sz w:val="28"/>
+          <w:szCs w:val="28"/>
+        </w:rPr>
+        <w:t>lagaya</w:t>
+      </w:r>
+      <w:proofErr w:type="spellEnd"/>
+      <w:r>
+        <w:rPr>
+          <w:sz w:val="28"/>
+          <w:szCs w:val="28"/>
+        </w:rPr>
+        <w:t xml:space="preserve"> </w:t>
+      </w:r>
+      <w:proofErr w:type="spellStart"/>
+      <w:r>
+        <w:rPr>
+          <w:sz w:val="28"/>
+          <w:szCs w:val="28"/>
+        </w:rPr>
+        <w:t>jata</w:t>
+      </w:r>
+      <w:proofErr w:type="spellEnd"/>
+      <w:r>
+        <w:rPr>
+          <w:sz w:val="28"/>
+          <w:szCs w:val="28"/>
+        </w:rPr>
+        <w:t xml:space="preserve"> </w:t>
+      </w:r>
+      <w:proofErr w:type="spellStart"/>
+      <w:r>
+        <w:rPr>
+          <w:sz w:val="28"/>
+          <w:szCs w:val="28"/>
+        </w:rPr>
+        <w:t>hai</w:t>
+      </w:r>
+      <w:proofErr w:type="spellEnd"/>
+      <w:r>
+        <w:rPr>
+          <w:sz w:val="28"/>
+          <w:szCs w:val="28"/>
+        </w:rPr>
+        <w:t xml:space="preserve"> (Windows File Paths aur Regular Expressions </w:t>
+      </w:r>
+      <w:proofErr w:type="spellStart"/>
+      <w:r>
+        <w:rPr>
+          <w:sz w:val="28"/>
+          <w:szCs w:val="28"/>
+        </w:rPr>
+        <w:t>mein</w:t>
+      </w:r>
+      <w:proofErr w:type="spellEnd"/>
+      <w:r>
+        <w:rPr>
+          <w:sz w:val="28"/>
+          <w:szCs w:val="28"/>
+        </w:rPr>
+        <w:t xml:space="preserve"> highly used):</w:t>
+      </w:r>
+    </w:p>
+    <w:p>
+      <w:pPr>
+        <w:rPr>
+          <w:sz w:val="28"/>
+          <w:szCs w:val="28"/>
+        </w:rPr>
+      </w:pPr>
+      <w:r>
+        <w:rPr>
+          <w:sz w:val="28"/>
+          <w:szCs w:val="28"/>
+        </w:rPr>
+        <w:t>Python</w:t>
+      </w:r>
+    </w:p>
+    <w:p>
+      <w:pPr>
+        <w:rPr>
+          <w:sz w:val="28"/>
+          <w:szCs w:val="28"/>
+        </w:rPr>
+      </w:pPr>
+      <w:r>
+        <w:rPr>
+          <w:sz w:val="28"/>
+          <w:szCs w:val="28"/>
+        </w:rPr>
+        <w:t># Normal String (Interprets \n as new line)</w:t>
+      </w:r>
+    </w:p>
+    <w:p>
+      <w:pPr>
+        <w:rPr>
+          <w:sz w:val="28"/>
+          <w:szCs w:val="28"/>
+        </w:rPr>
+      </w:pPr>
+      <w:r>
+        <w:rPr>
+          <w:sz w:val="28"/>
+          <w:szCs w:val="28"/>
+        </w:rPr>
+        <w:t xml:space="preserve">print("C:\new_folder\test") </w:t>
+      </w:r>
+    </w:p>
+    <w:p>
+      <w:pPr>
+        <w:rPr>
+          <w:sz w:val="28"/>
+          <w:szCs w:val="28"/>
+        </w:rPr>
+      </w:pPr>
+    </w:p>
+    <w:p>
+      <w:pPr>
+        <w:rPr>
+          <w:sz w:val="28"/>
+          <w:szCs w:val="28"/>
+        </w:rPr>
+      </w:pPr>
+      <w:r>
+        <w:rPr>
+          <w:sz w:val="28"/>
+          <w:szCs w:val="28"/>
+        </w:rPr>
+        <w:t># Raw String (Ignores escape sequences)</w:t>
+      </w:r>
+    </w:p>
+    <w:p>
+      <w:pPr>
+        <w:rPr>
+          <w:sz w:val="28"/>
+          <w:szCs w:val="28"/>
+        </w:rPr>
+      </w:pPr>
+      <w:r>
+        <w:rPr>
+          <w:sz w:val="28"/>
+          <w:szCs w:val="28"/>
+        </w:rPr>
+        <w:t>print(</w:t>
+      </w:r>
+      <w:proofErr w:type="spellStart"/>
+      <w:r>
+        <w:rPr>
+          <w:sz w:val="28"/>
+          <w:szCs w:val="28"/>
+        </w:rPr>
+        <w:t>r"C</w:t>
+      </w:r>
+      <w:proofErr w:type="spellEnd"/>
+      <w:r>
+        <w:rPr>
+          <w:sz w:val="28"/>
+          <w:szCs w:val="28"/>
+        </w:rPr>
+        <w:t>:\new_folder\test")  # Output: C:\new_folder\test</w:t>
+      </w:r>
+    </w:p>
+    <w:p>
+      <w:pPr>
+        <w:rPr>
+          <w:b/>
+          <w:bCs/>
+          <w:sz w:val="28"/>
+          <w:szCs w:val="28"/>
+        </w:rPr>
+      </w:pPr>
+      <w:r>
+        <w:rPr>
+          <w:b/>
+          <w:bCs/>
+          <w:sz w:val="28"/>
+          <w:szCs w:val="28"/>
+        </w:rPr>
+        <w:t xml:space="preserve">C. String Immutability Preview </w:t>
+      </w:r>
+      <w:r>
+        <w:rPr>
+          <w:rFonts w:ascii="Segoe UI Emoji" w:hAnsi="Segoe UI Emoji" w:cs="Segoe UI Emoji"/>
+          <w:b/>
+          <w:bCs/>
+          <w:sz w:val="28"/>
+          <w:szCs w:val="28"/>
+        </w:rPr>
+        <w:t>⭐</w:t>
+      </w:r>
+    </w:p>
+    <w:p>
+      <w:pPr>
+        <w:rPr>
+          <w:sz w:val="28"/>
+          <w:szCs w:val="28"/>
+        </w:rPr>
+      </w:pPr>
+      <w:r>
+        <w:rPr>
+          <w:sz w:val="28"/>
+          <w:szCs w:val="28"/>
+        </w:rPr>
+        <w:lastRenderedPageBreak/>
+        <w:t xml:space="preserve">Python </w:t>
+      </w:r>
+      <w:proofErr w:type="spellStart"/>
+      <w:r>
+        <w:rPr>
+          <w:sz w:val="28"/>
+          <w:szCs w:val="28"/>
+        </w:rPr>
+        <w:t>mein</w:t>
+      </w:r>
+      <w:proofErr w:type="spellEnd"/>
+      <w:r>
+        <w:rPr>
+          <w:sz w:val="28"/>
+          <w:szCs w:val="28"/>
+        </w:rPr>
+        <w:t xml:space="preserve"> Strings </w:t>
+      </w:r>
+      <w:r>
+        <w:rPr>
+          <w:b/>
+          <w:bCs/>
+          <w:sz w:val="28"/>
+          <w:szCs w:val="28"/>
+        </w:rPr>
+        <w:t>Immutable</w:t>
+      </w:r>
+      <w:r>
+        <w:rPr>
+          <w:sz w:val="28"/>
+          <w:szCs w:val="28"/>
+        </w:rPr>
+        <w:t xml:space="preserve"> </w:t>
+      </w:r>
+      <w:proofErr w:type="spellStart"/>
+      <w:r>
+        <w:rPr>
+          <w:sz w:val="28"/>
+          <w:szCs w:val="28"/>
+        </w:rPr>
+        <w:t>hoti</w:t>
+      </w:r>
+      <w:proofErr w:type="spellEnd"/>
+      <w:r>
+        <w:rPr>
+          <w:sz w:val="28"/>
+          <w:szCs w:val="28"/>
+        </w:rPr>
+        <w:t xml:space="preserve"> hain. Iska </w:t>
+      </w:r>
+      <w:proofErr w:type="spellStart"/>
+      <w:r>
+        <w:rPr>
+          <w:sz w:val="28"/>
+          <w:szCs w:val="28"/>
+        </w:rPr>
+        <w:t>matlab</w:t>
+      </w:r>
+      <w:proofErr w:type="spellEnd"/>
+      <w:r>
+        <w:rPr>
+          <w:sz w:val="28"/>
+          <w:szCs w:val="28"/>
+        </w:rPr>
+        <w:t xml:space="preserve"> ek </w:t>
+      </w:r>
+      <w:proofErr w:type="spellStart"/>
+      <w:r>
+        <w:rPr>
+          <w:sz w:val="28"/>
+          <w:szCs w:val="28"/>
+        </w:rPr>
+        <w:t>baar</w:t>
+      </w:r>
+      <w:proofErr w:type="spellEnd"/>
+      <w:r>
+        <w:rPr>
+          <w:sz w:val="28"/>
+          <w:szCs w:val="28"/>
+        </w:rPr>
+        <w:t xml:space="preserve"> string create hone </w:t>
+      </w:r>
+      <w:proofErr w:type="spellStart"/>
+      <w:r>
+        <w:rPr>
+          <w:sz w:val="28"/>
+          <w:szCs w:val="28"/>
+        </w:rPr>
+        <w:t>ke</w:t>
+      </w:r>
+      <w:proofErr w:type="spellEnd"/>
+      <w:r>
+        <w:rPr>
+          <w:sz w:val="28"/>
+          <w:szCs w:val="28"/>
+        </w:rPr>
+        <w:t xml:space="preserve"> </w:t>
+      </w:r>
+      <w:proofErr w:type="spellStart"/>
+      <w:r>
+        <w:rPr>
+          <w:sz w:val="28"/>
+          <w:szCs w:val="28"/>
+        </w:rPr>
+        <w:t>baad</w:t>
+      </w:r>
+      <w:proofErr w:type="spellEnd"/>
+      <w:r>
+        <w:rPr>
+          <w:sz w:val="28"/>
+          <w:szCs w:val="28"/>
+        </w:rPr>
+        <w:t xml:space="preserve"> </w:t>
+      </w:r>
+      <w:proofErr w:type="spellStart"/>
+      <w:r>
+        <w:rPr>
+          <w:sz w:val="28"/>
+          <w:szCs w:val="28"/>
+        </w:rPr>
+        <w:t>uske</w:t>
+      </w:r>
+      <w:proofErr w:type="spellEnd"/>
+      <w:r>
+        <w:rPr>
+          <w:sz w:val="28"/>
+          <w:szCs w:val="28"/>
+        </w:rPr>
+        <w:t xml:space="preserve"> internal characters ko memory </w:t>
+      </w:r>
+      <w:proofErr w:type="spellStart"/>
+      <w:r>
+        <w:rPr>
+          <w:sz w:val="28"/>
+          <w:szCs w:val="28"/>
+        </w:rPr>
+        <w:t>mein</w:t>
+      </w:r>
+      <w:proofErr w:type="spellEnd"/>
+      <w:r>
+        <w:rPr>
+          <w:sz w:val="28"/>
+          <w:szCs w:val="28"/>
+        </w:rPr>
+        <w:t xml:space="preserve"> directly modify </w:t>
+      </w:r>
+      <w:proofErr w:type="spellStart"/>
+      <w:r>
+        <w:rPr>
+          <w:sz w:val="28"/>
+          <w:szCs w:val="28"/>
+        </w:rPr>
+        <w:t>nahi</w:t>
+      </w:r>
+      <w:proofErr w:type="spellEnd"/>
+      <w:r>
+        <w:rPr>
+          <w:sz w:val="28"/>
+          <w:szCs w:val="28"/>
+        </w:rPr>
+        <w:t xml:space="preserve"> </w:t>
+      </w:r>
+      <w:proofErr w:type="spellStart"/>
+      <w:r>
+        <w:rPr>
+          <w:sz w:val="28"/>
+          <w:szCs w:val="28"/>
+        </w:rPr>
+        <w:t>kiya</w:t>
+      </w:r>
+      <w:proofErr w:type="spellEnd"/>
+      <w:r>
+        <w:rPr>
+          <w:sz w:val="28"/>
+          <w:szCs w:val="28"/>
+        </w:rPr>
+        <w:t xml:space="preserve"> </w:t>
+      </w:r>
+      <w:proofErr w:type="spellStart"/>
+      <w:r>
+        <w:rPr>
+          <w:sz w:val="28"/>
+          <w:szCs w:val="28"/>
+        </w:rPr>
+        <w:t>ja</w:t>
+      </w:r>
+      <w:proofErr w:type="spellEnd"/>
+      <w:r>
+        <w:rPr>
+          <w:sz w:val="28"/>
+          <w:szCs w:val="28"/>
+        </w:rPr>
+        <w:t xml:space="preserve"> </w:t>
+      </w:r>
+      <w:proofErr w:type="spellStart"/>
+      <w:r>
+        <w:rPr>
+          <w:sz w:val="28"/>
+          <w:szCs w:val="28"/>
+        </w:rPr>
+        <w:t>sakta</w:t>
+      </w:r>
+      <w:proofErr w:type="spellEnd"/>
+      <w:r>
+        <w:rPr>
+          <w:sz w:val="28"/>
+          <w:szCs w:val="28"/>
+        </w:rPr>
+        <w:t>.</w:t>
+      </w:r>
+    </w:p>
+    <w:p>
+      <w:pPr>
+        <w:rPr>
+          <w:sz w:val="28"/>
+          <w:szCs w:val="28"/>
+        </w:rPr>
+      </w:pPr>
+      <w:r>
+        <w:rPr>
+          <w:sz w:val="28"/>
+          <w:szCs w:val="28"/>
+        </w:rPr>
+        <w:t>Python</w:t>
+      </w:r>
+    </w:p>
+    <w:p>
+      <w:pPr>
+        <w:rPr>
+          <w:sz w:val="28"/>
+          <w:szCs w:val="28"/>
+        </w:rPr>
+      </w:pPr>
+      <w:r>
+        <w:rPr>
+          <w:sz w:val="28"/>
+          <w:szCs w:val="28"/>
+        </w:rPr>
+        <w:t>s = "Hello"</w:t>
+      </w:r>
+    </w:p>
+    <w:p>
+      <w:pPr>
+        <w:rPr>
+          <w:sz w:val="28"/>
+          <w:szCs w:val="28"/>
+        </w:rPr>
+      </w:pPr>
+      <w:r>
+        <w:rPr>
+          <w:sz w:val="28"/>
+          <w:szCs w:val="28"/>
+        </w:rPr>
+        <w:t xml:space="preserve"># s[0] = 'h'  &lt;-- </w:t>
+      </w:r>
+      <w:proofErr w:type="spellStart"/>
+      <w:r>
+        <w:rPr>
+          <w:sz w:val="28"/>
+          <w:szCs w:val="28"/>
+        </w:rPr>
+        <w:t>TypeError</w:t>
+      </w:r>
+      <w:proofErr w:type="spellEnd"/>
+      <w:r>
+        <w:rPr>
+          <w:sz w:val="28"/>
+          <w:szCs w:val="28"/>
+        </w:rPr>
+        <w:t>: 'str' object does not support item assignment</w:t>
+      </w:r>
+    </w:p>
+    <w:p>
+      <w:pPr>
+        <w:rPr>
+          <w:b/>
+          <w:bCs/>
+          <w:sz w:val="28"/>
+          <w:szCs w:val="28"/>
+        </w:rPr>
+      </w:pPr>
+      <w:r>
+        <w:rPr>
+          <w:rFonts w:ascii="Segoe UI Emoji" w:hAnsi="Segoe UI Emoji" w:cs="Segoe UI Emoji"/>
+          <w:b/>
+          <w:bCs/>
+          <w:sz w:val="28"/>
+          <w:szCs w:val="28"/>
+        </w:rPr>
+        <w:t>💡</w:t>
+      </w:r>
+      <w:r>
+        <w:rPr>
+          <w:b/>
+          <w:bCs/>
+          <w:sz w:val="28"/>
+          <w:szCs w:val="28"/>
+        </w:rPr>
+        <w:t xml:space="preserve"> Quick Reference Summary Table</w:t>
+      </w:r>
+    </w:p>
+    <w:tbl>
+      <w:tblPr>
+        <w:tblW w:w="0" w:type="auto"/>
+        <w:tblCellSpacing w:w="15" w:type="dxa"/>
+        <w:tblCellMar>
+          <w:top w:w="15" w:type="dxa"/>
+          <w:left w:w="15" w:type="dxa"/>
+          <w:bottom w:w="15" w:type="dxa"/>
+          <w:right w:w="15" w:type="dxa"/>
+        </w:tblCellMar>
+        <w:tblLook w:val="04A0" w:firstRow="1" w:lastRow="0" w:firstColumn="1" w:lastColumn="0" w:noHBand="0" w:noVBand="1"/>
+      </w:tblPr>
+      <w:tblGrid>
+        <w:gridCol w:w="1983"/>
+        <w:gridCol w:w="4493"/>
+        <w:gridCol w:w="2534"/>
+      </w:tblGrid>
+      <w:tr>
+        <w:trPr>
+          <w:tblHeader/>
+          <w:tblCellSpacing w:w="15" w:type="dxa"/>
+        </w:trPr>
+        <w:tc>
+          <w:tcPr>
+            <w:tcW w:w="0" w:type="auto"/>
+            <w:tcBorders>
+              <w:top w:val="single" w:sz="6" w:space="0" w:color="C4C7C5"/>
+              <w:left w:val="single" w:sz="6" w:space="0" w:color="C4C7C5"/>
+              <w:bottom w:val="single" w:sz="6" w:space="0" w:color="C4C7C5"/>
+              <w:right w:val="single" w:sz="6" w:space="0" w:color="C4C7C5"/>
+            </w:tcBorders>
+            <w:tcMar>
+              <w:top w:w="120" w:type="dxa"/>
+              <w:left w:w="180" w:type="dxa"/>
+              <w:bottom w:w="120" w:type="dxa"/>
+              <w:right w:w="180" w:type="dxa"/>
+            </w:tcMar>
+            <w:vAlign w:val="center"/>
+            <w:hideMark/>
+          </w:tcPr>
+          <w:p>
+            <w:pPr>
+              <w:rPr>
+                <w:sz w:val="28"/>
+                <w:szCs w:val="28"/>
+              </w:rPr>
+            </w:pPr>
+            <w:r>
+              <w:rPr>
+                <w:b/>
+                <w:bCs/>
+                <w:sz w:val="28"/>
+                <w:szCs w:val="28"/>
+              </w:rPr>
+              <w:t>Syntax / Concept</w:t>
+            </w:r>
+          </w:p>
+        </w:tc>
+        <w:tc>
+          <w:tcPr>
+            <w:tcW w:w="0" w:type="auto"/>
+            <w:tcBorders>
+              <w:top w:val="single" w:sz="6" w:space="0" w:color="C4C7C5"/>
+              <w:left w:val="single" w:sz="6" w:space="0" w:color="C4C7C5"/>
+              <w:bottom w:val="single" w:sz="6" w:space="0" w:color="C4C7C5"/>
+              <w:right w:val="single" w:sz="6" w:space="0" w:color="C4C7C5"/>
+            </w:tcBorders>
+            <w:tcMar>
+              <w:top w:w="120" w:type="dxa"/>
+              <w:left w:w="180" w:type="dxa"/>
+              <w:bottom w:w="120" w:type="dxa"/>
+              <w:right w:w="180" w:type="dxa"/>
+            </w:tcMar>
+            <w:vAlign w:val="center"/>
+            <w:hideMark/>
+          </w:tcPr>
+          <w:p>
+            <w:pPr>
+              <w:rPr>
+                <w:sz w:val="28"/>
+                <w:szCs w:val="28"/>
+              </w:rPr>
+            </w:pPr>
+            <w:r>
+              <w:rPr>
+                <w:b/>
+                <w:bCs/>
+                <w:sz w:val="28"/>
+                <w:szCs w:val="28"/>
+              </w:rPr>
+              <w:t>Purpose</w:t>
+            </w:r>
+          </w:p>
+        </w:tc>
+        <w:tc>
+          <w:tcPr>
+            <w:tcW w:w="0" w:type="auto"/>
+            <w:tcBorders>
+              <w:top w:val="single" w:sz="6" w:space="0" w:color="C4C7C5"/>
+              <w:left w:val="single" w:sz="6" w:space="0" w:color="C4C7C5"/>
+              <w:bottom w:val="single" w:sz="6" w:space="0" w:color="C4C7C5"/>
+              <w:right w:val="single" w:sz="6" w:space="0" w:color="C4C7C5"/>
+            </w:tcBorders>
+            <w:tcMar>
+              <w:top w:w="120" w:type="dxa"/>
+              <w:left w:w="180" w:type="dxa"/>
+              <w:bottom w:w="120" w:type="dxa"/>
+              <w:right w:w="180" w:type="dxa"/>
+            </w:tcMar>
+            <w:vAlign w:val="center"/>
+            <w:hideMark/>
+          </w:tcPr>
+          <w:p>
+            <w:pPr>
+              <w:rPr>
+                <w:sz w:val="28"/>
+                <w:szCs w:val="28"/>
+              </w:rPr>
+            </w:pPr>
+            <w:r>
+              <w:rPr>
+                <w:b/>
+                <w:bCs/>
+                <w:sz w:val="28"/>
+                <w:szCs w:val="28"/>
+              </w:rPr>
+              <w:t>Example</w:t>
+            </w:r>
+          </w:p>
+        </w:tc>
+      </w:tr>
+      <w:tr>
+        <w:trPr>
+          <w:tblCellSpacing w:w="15" w:type="dxa"/>
+        </w:trPr>
+        <w:tc>
+          <w:tcPr>
+            <w:tcW w:w="0" w:type="auto"/>
+            <w:tcBorders>
+              <w:top w:val="single" w:sz="6" w:space="0" w:color="C4C7C5"/>
+              <w:left w:val="single" w:sz="6" w:space="0" w:color="C4C7C5"/>
+              <w:bottom w:val="single" w:sz="6" w:space="0" w:color="C4C7C5"/>
+              <w:right w:val="single" w:sz="6" w:space="0" w:color="C4C7C5"/>
+            </w:tcBorders>
+            <w:tcMar>
+              <w:top w:w="120" w:type="dxa"/>
+              <w:left w:w="180" w:type="dxa"/>
+              <w:bottom w:w="120" w:type="dxa"/>
+              <w:right w:w="180" w:type="dxa"/>
+            </w:tcMar>
+            <w:vAlign w:val="center"/>
+            <w:hideMark/>
+          </w:tcPr>
+          <w:p>
+            <w:pPr>
+              <w:rPr>
+                <w:sz w:val="28"/>
+                <w:szCs w:val="28"/>
+              </w:rPr>
+            </w:pPr>
+            <w:r>
+              <w:rPr>
+                <w:b/>
+                <w:bCs/>
+                <w:sz w:val="28"/>
+                <w:szCs w:val="28"/>
+              </w:rPr>
+              <w:t>'...' / "..."</w:t>
+            </w:r>
+          </w:p>
+        </w:tc>
+        <w:tc>
+          <w:tcPr>
+            <w:tcW w:w="0" w:type="auto"/>
+            <w:tcBorders>
+              <w:top w:val="single" w:sz="6" w:space="0" w:color="C4C7C5"/>
+              <w:left w:val="single" w:sz="6" w:space="0" w:color="C4C7C5"/>
+              <w:bottom w:val="single" w:sz="6" w:space="0" w:color="C4C7C5"/>
+              <w:right w:val="single" w:sz="6" w:space="0" w:color="C4C7C5"/>
+            </w:tcBorders>
+            <w:tcMar>
+              <w:top w:w="120" w:type="dxa"/>
+              <w:left w:w="180" w:type="dxa"/>
+              <w:bottom w:w="120" w:type="dxa"/>
+              <w:right w:w="180" w:type="dxa"/>
+            </w:tcMar>
+            <w:vAlign w:val="center"/>
+            <w:hideMark/>
+          </w:tcPr>
+          <w:p>
+            <w:pPr>
+              <w:rPr>
+                <w:sz w:val="28"/>
+                <w:szCs w:val="28"/>
+              </w:rPr>
+            </w:pPr>
+            <w:r>
+              <w:rPr>
+                <w:sz w:val="28"/>
+                <w:szCs w:val="28"/>
+              </w:rPr>
+              <w:t>Single-line standard string.</w:t>
+            </w:r>
+          </w:p>
+        </w:tc>
+        <w:tc>
+          <w:tcPr>
+            <w:tcW w:w="0" w:type="auto"/>
+            <w:tcBorders>
+              <w:top w:val="single" w:sz="6" w:space="0" w:color="C4C7C5"/>
+              <w:left w:val="single" w:sz="6" w:space="0" w:color="C4C7C5"/>
+              <w:bottom w:val="single" w:sz="6" w:space="0" w:color="C4C7C5"/>
+              <w:right w:val="single" w:sz="6" w:space="0" w:color="C4C7C5"/>
+            </w:tcBorders>
+            <w:tcMar>
+              <w:top w:w="120" w:type="dxa"/>
+              <w:left w:w="180" w:type="dxa"/>
+              <w:bottom w:w="120" w:type="dxa"/>
+              <w:right w:w="180" w:type="dxa"/>
+            </w:tcMar>
+            <w:vAlign w:val="center"/>
+            <w:hideMark/>
+          </w:tcPr>
+          <w:p>
+            <w:pPr>
+              <w:rPr>
+                <w:sz w:val="28"/>
+                <w:szCs w:val="28"/>
+              </w:rPr>
+            </w:pPr>
+            <w:r>
+              <w:rPr>
+                <w:sz w:val="28"/>
+                <w:szCs w:val="28"/>
+              </w:rPr>
+              <w:t>s = "</w:t>
+            </w:r>
+            <w:proofErr w:type="spellStart"/>
+            <w:r>
+              <w:rPr>
+                <w:sz w:val="28"/>
+                <w:szCs w:val="28"/>
+              </w:rPr>
+              <w:t>CampusX</w:t>
+            </w:r>
+            <w:proofErr w:type="spellEnd"/>
+            <w:r>
+              <w:rPr>
+                <w:sz w:val="28"/>
+                <w:szCs w:val="28"/>
+              </w:rPr>
+              <w:t>"</w:t>
+            </w:r>
+          </w:p>
+        </w:tc>
+      </w:tr>
+      <w:tr>
+        <w:trPr>
+          <w:tblCellSpacing w:w="15" w:type="dxa"/>
+        </w:trPr>
+        <w:tc>
+          <w:tcPr>
+            <w:tcW w:w="0" w:type="auto"/>
+            <w:tcBorders>
+              <w:top w:val="single" w:sz="6" w:space="0" w:color="C4C7C5"/>
+              <w:left w:val="single" w:sz="6" w:space="0" w:color="C4C7C5"/>
+              <w:bottom w:val="single" w:sz="6" w:space="0" w:color="C4C7C5"/>
+              <w:right w:val="single" w:sz="6" w:space="0" w:color="C4C7C5"/>
+            </w:tcBorders>
+            <w:tcMar>
+              <w:top w:w="120" w:type="dxa"/>
+              <w:left w:w="180" w:type="dxa"/>
+              <w:bottom w:w="120" w:type="dxa"/>
+              <w:right w:w="180" w:type="dxa"/>
+            </w:tcMar>
+            <w:vAlign w:val="center"/>
+            <w:hideMark/>
+          </w:tcPr>
+          <w:p>
+            <w:pPr>
+              <w:rPr>
+                <w:sz w:val="28"/>
+                <w:szCs w:val="28"/>
+              </w:rPr>
+            </w:pPr>
+            <w:r>
+              <w:rPr>
+                <w:b/>
+                <w:bCs/>
+                <w:sz w:val="28"/>
+                <w:szCs w:val="28"/>
+              </w:rPr>
+              <w:t>'''...'''</w:t>
+            </w:r>
+          </w:p>
+        </w:tc>
+        <w:tc>
+          <w:tcPr>
+            <w:tcW w:w="0" w:type="auto"/>
+            <w:tcBorders>
+              <w:top w:val="single" w:sz="6" w:space="0" w:color="C4C7C5"/>
+              <w:left w:val="single" w:sz="6" w:space="0" w:color="C4C7C5"/>
+              <w:bottom w:val="single" w:sz="6" w:space="0" w:color="C4C7C5"/>
+              <w:right w:val="single" w:sz="6" w:space="0" w:color="C4C7C5"/>
+            </w:tcBorders>
+            <w:tcMar>
+              <w:top w:w="120" w:type="dxa"/>
+              <w:left w:w="180" w:type="dxa"/>
+              <w:bottom w:w="120" w:type="dxa"/>
+              <w:right w:w="180" w:type="dxa"/>
+            </w:tcMar>
+            <w:vAlign w:val="center"/>
+            <w:hideMark/>
+          </w:tcPr>
+          <w:p>
+            <w:pPr>
+              <w:rPr>
+                <w:sz w:val="28"/>
+                <w:szCs w:val="28"/>
+              </w:rPr>
+            </w:pPr>
+            <w:r>
+              <w:rPr>
+                <w:sz w:val="28"/>
+                <w:szCs w:val="28"/>
+              </w:rPr>
+              <w:t>Multi-line paragraph or docstring.</w:t>
+            </w:r>
+          </w:p>
+        </w:tc>
+        <w:tc>
+          <w:tcPr>
+            <w:tcW w:w="0" w:type="auto"/>
+            <w:tcBorders>
+              <w:top w:val="single" w:sz="6" w:space="0" w:color="C4C7C5"/>
+              <w:left w:val="single" w:sz="6" w:space="0" w:color="C4C7C5"/>
+              <w:bottom w:val="single" w:sz="6" w:space="0" w:color="C4C7C5"/>
+              <w:right w:val="single" w:sz="6" w:space="0" w:color="C4C7C5"/>
+            </w:tcBorders>
+            <w:tcMar>
+              <w:top w:w="120" w:type="dxa"/>
+              <w:left w:w="180" w:type="dxa"/>
+              <w:bottom w:w="120" w:type="dxa"/>
+              <w:right w:w="180" w:type="dxa"/>
+            </w:tcMar>
+            <w:vAlign w:val="center"/>
+            <w:hideMark/>
+          </w:tcPr>
+          <w:p>
+            <w:pPr>
+              <w:rPr>
+                <w:sz w:val="28"/>
+                <w:szCs w:val="28"/>
+              </w:rPr>
+            </w:pPr>
+            <w:r>
+              <w:rPr>
+                <w:sz w:val="28"/>
+                <w:szCs w:val="28"/>
+              </w:rPr>
+              <w:t>s = '''Line 1\</w:t>
+            </w:r>
+            <w:proofErr w:type="spellStart"/>
+            <w:r>
+              <w:rPr>
+                <w:sz w:val="28"/>
+                <w:szCs w:val="28"/>
+              </w:rPr>
+              <w:t>nLine</w:t>
+            </w:r>
+            <w:proofErr w:type="spellEnd"/>
+            <w:r>
+              <w:rPr>
+                <w:sz w:val="28"/>
+                <w:szCs w:val="28"/>
+              </w:rPr>
+              <w:t xml:space="preserve"> 2'''</w:t>
+            </w:r>
+          </w:p>
+        </w:tc>
+      </w:tr>
+      <w:tr>
+        <w:trPr>
+          <w:tblCellSpacing w:w="15" w:type="dxa"/>
+        </w:trPr>
+        <w:tc>
+          <w:tcPr>
+            <w:tcW w:w="0" w:type="auto"/>
+            <w:tcBorders>
+              <w:top w:val="single" w:sz="6" w:space="0" w:color="C4C7C5"/>
+              <w:left w:val="single" w:sz="6" w:space="0" w:color="C4C7C5"/>
+              <w:bottom w:val="single" w:sz="6" w:space="0" w:color="C4C7C5"/>
+              <w:right w:val="single" w:sz="6" w:space="0" w:color="C4C7C5"/>
+            </w:tcBorders>
+            <w:tcMar>
+              <w:top w:w="120" w:type="dxa"/>
+              <w:left w:w="180" w:type="dxa"/>
+              <w:bottom w:w="120" w:type="dxa"/>
+              <w:right w:w="180" w:type="dxa"/>
+            </w:tcMar>
+            <w:vAlign w:val="center"/>
+            <w:hideMark/>
+          </w:tcPr>
+          <w:p>
+            <w:pPr>
+              <w:rPr>
+                <w:sz w:val="28"/>
+                <w:szCs w:val="28"/>
+              </w:rPr>
+            </w:pPr>
+            <w:r>
+              <w:rPr>
+                <w:b/>
+                <w:bCs/>
+                <w:sz w:val="28"/>
+                <w:szCs w:val="28"/>
+              </w:rPr>
+              <w:t>str(</w:t>
+            </w:r>
+            <w:proofErr w:type="spellStart"/>
+            <w:r>
+              <w:rPr>
+                <w:b/>
+                <w:bCs/>
+                <w:sz w:val="28"/>
+                <w:szCs w:val="28"/>
+              </w:rPr>
+              <w:t>val</w:t>
+            </w:r>
+            <w:proofErr w:type="spellEnd"/>
+            <w:r>
+              <w:rPr>
+                <w:b/>
+                <w:bCs/>
+                <w:sz w:val="28"/>
+                <w:szCs w:val="28"/>
+              </w:rPr>
+              <w:t>)</w:t>
+            </w:r>
+          </w:p>
+        </w:tc>
+        <w:tc>
+          <w:tcPr>
+            <w:tcW w:w="0" w:type="auto"/>
+            <w:tcBorders>
+              <w:top w:val="single" w:sz="6" w:space="0" w:color="C4C7C5"/>
+              <w:left w:val="single" w:sz="6" w:space="0" w:color="C4C7C5"/>
+              <w:bottom w:val="single" w:sz="6" w:space="0" w:color="C4C7C5"/>
+              <w:right w:val="single" w:sz="6" w:space="0" w:color="C4C7C5"/>
+            </w:tcBorders>
+            <w:tcMar>
+              <w:top w:w="120" w:type="dxa"/>
+              <w:left w:w="180" w:type="dxa"/>
+              <w:bottom w:w="120" w:type="dxa"/>
+              <w:right w:w="180" w:type="dxa"/>
+            </w:tcMar>
+            <w:vAlign w:val="center"/>
+            <w:hideMark/>
+          </w:tcPr>
+          <w:p>
+            <w:pPr>
+              <w:rPr>
+                <w:sz w:val="28"/>
+                <w:szCs w:val="28"/>
+              </w:rPr>
+            </w:pPr>
+            <w:r>
+              <w:rPr>
+                <w:sz w:val="28"/>
+                <w:szCs w:val="28"/>
+              </w:rPr>
+              <w:t>Explicit string conversion.</w:t>
+            </w:r>
+          </w:p>
+        </w:tc>
+        <w:tc>
+          <w:tcPr>
+            <w:tcW w:w="0" w:type="auto"/>
+            <w:tcBorders>
+              <w:top w:val="single" w:sz="6" w:space="0" w:color="C4C7C5"/>
+              <w:left w:val="single" w:sz="6" w:space="0" w:color="C4C7C5"/>
+              <w:bottom w:val="single" w:sz="6" w:space="0" w:color="C4C7C5"/>
+              <w:right w:val="single" w:sz="6" w:space="0" w:color="C4C7C5"/>
+            </w:tcBorders>
+            <w:tcMar>
+              <w:top w:w="120" w:type="dxa"/>
+              <w:left w:w="180" w:type="dxa"/>
+              <w:bottom w:w="120" w:type="dxa"/>
+              <w:right w:w="180" w:type="dxa"/>
+            </w:tcMar>
+            <w:vAlign w:val="center"/>
+            <w:hideMark/>
+          </w:tcPr>
+          <w:p>
+            <w:pPr>
+              <w:rPr>
+                <w:sz w:val="28"/>
+                <w:szCs w:val="28"/>
+              </w:rPr>
+            </w:pPr>
+            <w:r>
+              <w:rPr>
+                <w:sz w:val="28"/>
+                <w:szCs w:val="28"/>
+              </w:rPr>
+              <w:t xml:space="preserve">str(123) </w:t>
+            </w:r>
+            <m:oMath>
+              <m:r>
+                <w:rPr>
+                  <w:rFonts w:ascii="Cambria Math" w:hAnsi="Cambria Math"/>
+                  <w:sz w:val="28"/>
+                  <w:szCs w:val="28"/>
+                </w:rPr>
+                <m:t>→</m:t>
+              </m:r>
+            </m:oMath>
+            <w:r>
+              <w:rPr>
+                <w:sz w:val="28"/>
+                <w:szCs w:val="28"/>
+              </w:rPr>
+              <w:t xml:space="preserve"> '123'</w:t>
+            </w:r>
+          </w:p>
+        </w:tc>
+      </w:tr>
+      <w:tr>
+        <w:trPr>
+          <w:tblCellSpacing w:w="15" w:type="dxa"/>
+        </w:trPr>
+        <w:tc>
+          <w:tcPr>
+            <w:tcW w:w="0" w:type="auto"/>
+            <w:tcBorders>
+              <w:top w:val="single" w:sz="6" w:space="0" w:color="C4C7C5"/>
+              <w:left w:val="single" w:sz="6" w:space="0" w:color="C4C7C5"/>
+              <w:bottom w:val="single" w:sz="6" w:space="0" w:color="C4C7C5"/>
+              <w:right w:val="single" w:sz="6" w:space="0" w:color="C4C7C5"/>
+            </w:tcBorders>
+            <w:tcMar>
+              <w:top w:w="120" w:type="dxa"/>
+              <w:left w:w="180" w:type="dxa"/>
+              <w:bottom w:w="120" w:type="dxa"/>
+              <w:right w:w="180" w:type="dxa"/>
+            </w:tcMar>
+            <w:vAlign w:val="center"/>
+            <w:hideMark/>
+          </w:tcPr>
+          <w:p>
+            <w:pPr>
+              <w:rPr>
+                <w:sz w:val="28"/>
+                <w:szCs w:val="28"/>
+              </w:rPr>
+            </w:pPr>
+            <w:r>
+              <w:rPr>
+                <w:b/>
+                <w:bCs/>
+                <w:sz w:val="28"/>
+                <w:szCs w:val="28"/>
+              </w:rPr>
+              <w:t>Unicode</w:t>
+            </w:r>
+          </w:p>
+        </w:tc>
+        <w:tc>
+          <w:tcPr>
+            <w:tcW w:w="0" w:type="auto"/>
+            <w:tcBorders>
+              <w:top w:val="single" w:sz="6" w:space="0" w:color="C4C7C5"/>
+              <w:left w:val="single" w:sz="6" w:space="0" w:color="C4C7C5"/>
+              <w:bottom w:val="single" w:sz="6" w:space="0" w:color="C4C7C5"/>
+              <w:right w:val="single" w:sz="6" w:space="0" w:color="C4C7C5"/>
+            </w:tcBorders>
+            <w:tcMar>
+              <w:top w:w="120" w:type="dxa"/>
+              <w:left w:w="180" w:type="dxa"/>
+              <w:bottom w:w="120" w:type="dxa"/>
+              <w:right w:w="180" w:type="dxa"/>
+            </w:tcMar>
+            <w:vAlign w:val="center"/>
+            <w:hideMark/>
+          </w:tcPr>
+          <w:p>
+            <w:pPr>
+              <w:rPr>
+                <w:sz w:val="28"/>
+                <w:szCs w:val="28"/>
+              </w:rPr>
+            </w:pPr>
+            <w:r>
+              <w:rPr>
+                <w:sz w:val="28"/>
+                <w:szCs w:val="28"/>
+              </w:rPr>
+              <w:t>Character encoding standard for global text &amp; emojis.</w:t>
+            </w:r>
+          </w:p>
+        </w:tc>
+        <w:tc>
+          <w:tcPr>
+            <w:tcW w:w="0" w:type="auto"/>
+            <w:tcBorders>
+              <w:top w:val="single" w:sz="6" w:space="0" w:color="C4C7C5"/>
+              <w:left w:val="single" w:sz="6" w:space="0" w:color="C4C7C5"/>
+              <w:bottom w:val="single" w:sz="6" w:space="0" w:color="C4C7C5"/>
+              <w:right w:val="single" w:sz="6" w:space="0" w:color="C4C7C5"/>
+            </w:tcBorders>
+            <w:tcMar>
+              <w:top w:w="120" w:type="dxa"/>
+              <w:left w:w="180" w:type="dxa"/>
+              <w:bottom w:w="120" w:type="dxa"/>
+              <w:right w:w="180" w:type="dxa"/>
+            </w:tcMar>
+            <w:vAlign w:val="center"/>
+            <w:hideMark/>
+          </w:tcPr>
+          <w:p>
+            <w:pPr>
+              <w:rPr>
+                <w:sz w:val="28"/>
+                <w:szCs w:val="28"/>
+              </w:rPr>
+            </w:pPr>
+            <w:r>
+              <w:rPr>
+                <w:sz w:val="28"/>
+                <w:szCs w:val="28"/>
+              </w:rPr>
+              <w:t>Supports '</w:t>
+            </w:r>
+            <w:proofErr w:type="spellStart"/>
+            <w:r>
+              <w:rPr>
+                <w:rFonts w:ascii="Nirmala UI" w:hAnsi="Nirmala UI" w:cs="Nirmala UI"/>
+                <w:sz w:val="28"/>
+                <w:szCs w:val="28"/>
+              </w:rPr>
+              <w:t>नमस्ते</w:t>
+            </w:r>
+            <w:proofErr w:type="spellEnd"/>
+            <w:r>
+              <w:rPr>
+                <w:sz w:val="28"/>
+                <w:szCs w:val="28"/>
+              </w:rPr>
+              <w:t>' &amp; '</w:t>
+            </w:r>
+            <w:r>
+              <w:rPr>
+                <w:rFonts w:ascii="Segoe UI Emoji" w:hAnsi="Segoe UI Emoji" w:cs="Segoe UI Emoji"/>
+                <w:sz w:val="28"/>
+                <w:szCs w:val="28"/>
+              </w:rPr>
+              <w:t>😀</w:t>
+            </w:r>
+            <w:r>
+              <w:rPr>
+                <w:sz w:val="28"/>
+                <w:szCs w:val="28"/>
+              </w:rPr>
+              <w:t>'</w:t>
+            </w:r>
+          </w:p>
+        </w:tc>
+      </w:tr>
+      <w:tr>
+        <w:trPr>
+          <w:tblCellSpacing w:w="15" w:type="dxa"/>
+        </w:trPr>
+        <w:tc>
+          <w:tcPr>
+            <w:tcW w:w="0" w:type="auto"/>
+            <w:tcBorders>
+              <w:top w:val="single" w:sz="6" w:space="0" w:color="C4C7C5"/>
+              <w:left w:val="single" w:sz="6" w:space="0" w:color="C4C7C5"/>
+              <w:bottom w:val="single" w:sz="6" w:space="0" w:color="C4C7C5"/>
+              <w:right w:val="single" w:sz="6" w:space="0" w:color="C4C7C5"/>
+            </w:tcBorders>
+            <w:tcMar>
+              <w:top w:w="120" w:type="dxa"/>
+              <w:left w:w="180" w:type="dxa"/>
+              <w:bottom w:w="120" w:type="dxa"/>
+              <w:right w:w="180" w:type="dxa"/>
+            </w:tcMar>
+            <w:vAlign w:val="center"/>
+            <w:hideMark/>
+          </w:tcPr>
+          <w:p>
+            <w:pPr>
+              <w:rPr>
+                <w:sz w:val="28"/>
+                <w:szCs w:val="28"/>
+              </w:rPr>
+            </w:pPr>
+            <w:r>
+              <w:rPr>
+                <w:b/>
+                <w:bCs/>
+                <w:sz w:val="28"/>
+                <w:szCs w:val="28"/>
+              </w:rPr>
+              <w:t>r"..."</w:t>
+            </w:r>
+          </w:p>
+        </w:tc>
+        <w:tc>
+          <w:tcPr>
+            <w:tcW w:w="0" w:type="auto"/>
+            <w:tcBorders>
+              <w:top w:val="single" w:sz="6" w:space="0" w:color="C4C7C5"/>
+              <w:left w:val="single" w:sz="6" w:space="0" w:color="C4C7C5"/>
+              <w:bottom w:val="single" w:sz="6" w:space="0" w:color="C4C7C5"/>
+              <w:right w:val="single" w:sz="6" w:space="0" w:color="C4C7C5"/>
+            </w:tcBorders>
+            <w:tcMar>
+              <w:top w:w="120" w:type="dxa"/>
+              <w:left w:w="180" w:type="dxa"/>
+              <w:bottom w:w="120" w:type="dxa"/>
+              <w:right w:w="180" w:type="dxa"/>
+            </w:tcMar>
+            <w:vAlign w:val="center"/>
+            <w:hideMark/>
+          </w:tcPr>
+          <w:p>
+            <w:pPr>
+              <w:rPr>
+                <w:sz w:val="28"/>
+                <w:szCs w:val="28"/>
+              </w:rPr>
+            </w:pPr>
+            <w:r>
+              <w:rPr>
+                <w:sz w:val="28"/>
+                <w:szCs w:val="28"/>
+              </w:rPr>
+              <w:t>Raw string (Ignores escape characters like \n).</w:t>
+            </w:r>
+          </w:p>
+        </w:tc>
+        <w:tc>
+          <w:tcPr>
+            <w:tcW w:w="0" w:type="auto"/>
+            <w:tcBorders>
+              <w:top w:val="single" w:sz="6" w:space="0" w:color="C4C7C5"/>
+              <w:left w:val="single" w:sz="6" w:space="0" w:color="C4C7C5"/>
+              <w:bottom w:val="single" w:sz="6" w:space="0" w:color="C4C7C5"/>
+              <w:right w:val="single" w:sz="6" w:space="0" w:color="C4C7C5"/>
+            </w:tcBorders>
+            <w:tcMar>
+              <w:top w:w="120" w:type="dxa"/>
+              <w:left w:w="180" w:type="dxa"/>
+              <w:bottom w:w="120" w:type="dxa"/>
+              <w:right w:w="180" w:type="dxa"/>
+            </w:tcMar>
+            <w:vAlign w:val="center"/>
+            <w:hideMark/>
+          </w:tcPr>
+          <w:p>
+            <w:pPr>
+              <w:rPr>
+                <w:sz w:val="28"/>
+                <w:szCs w:val="28"/>
+              </w:rPr>
+            </w:pPr>
+            <w:proofErr w:type="spellStart"/>
+            <w:r>
+              <w:rPr>
+                <w:sz w:val="28"/>
+                <w:szCs w:val="28"/>
+              </w:rPr>
+              <w:t>r"C</w:t>
+            </w:r>
+            <w:proofErr w:type="spellEnd"/>
+            <w:r>
+              <w:rPr>
+                <w:sz w:val="28"/>
+                <w:szCs w:val="28"/>
+              </w:rPr>
+              <w:t>:\notes"</w:t>
+            </w:r>
+          </w:p>
+        </w:tc>
+      </w:tr>
+    </w:tbl>
+    <w:p>
+      <w:pPr>
+        <w:rPr>
+          <w:sz w:val="28"/>
+          <w:szCs w:val="28"/>
+        </w:rPr>
+      </w:pPr>
+    </w:p>
     <w:sectPr>
       <w:pgSz w:w="11906" w:h="16838"/>
       <w:pgMar w:top="851" w:right="1440" w:bottom="993" w:left="1440" w:header="708" w:footer="708" w:gutter="0"/>
@@ -55624,6 +58954,155 @@
     </w:lvl>
   </w:abstractNum>
   <w:abstractNum w:abstractNumId="5" w15:restartNumberingAfterBreak="0">
+    <w:nsid w:val="0D2A4092"/>
+    <w:multiLevelType w:val="multilevel"/>
+    <w:tmpl w:val="B1DCB1E2"/>
+    <w:lvl w:ilvl="0">
+      <w:start w:val="1"/>
+      <w:numFmt w:val="bullet"/>
+      <w:lvlText w:val=""/>
+      <w:lvlJc w:val="left"/>
+      <w:pPr>
+        <w:tabs>
+          <w:tab w:val="num" w:pos="720"/>
+        </w:tabs>
+        <w:ind w:left="720" w:hanging="360"/>
+      </w:pPr>
+      <w:rPr>
+        <w:rFonts w:ascii="Symbol" w:hAnsi="Symbol" w:hint="default"/>
+        <w:sz w:val="20"/>
+      </w:rPr>
+    </w:lvl>
+    <w:lvl w:ilvl="1" w:tentative="1">
+      <w:start w:val="1"/>
+      <w:numFmt w:val="bullet"/>
+      <w:lvlText w:val="o"/>
+      <w:lvlJc w:val="left"/>
+      <w:pPr>
+        <w:tabs>
+          <w:tab w:val="num" w:pos="1440"/>
+        </w:tabs>
+        <w:ind w:left="1440" w:hanging="360"/>
+      </w:pPr>
+      <w:rPr>
+        <w:rFonts w:ascii="Courier New" w:hAnsi="Courier New" w:hint="default"/>
+        <w:sz w:val="20"/>
+      </w:rPr>
+    </w:lvl>
+    <w:lvl w:ilvl="2" w:tentative="1">
+      <w:start w:val="1"/>
+      <w:numFmt w:val="bullet"/>
+      <w:lvlText w:val=""/>
+      <w:lvlJc w:val="left"/>
+      <w:pPr>
+        <w:tabs>
+          <w:tab w:val="num" w:pos="2160"/>
+        </w:tabs>
+        <w:ind w:left="2160" w:hanging="360"/>
+      </w:pPr>
+      <w:rPr>
+        <w:rFonts w:ascii="Wingdings" w:hAnsi="Wingdings" w:hint="default"/>
+        <w:sz w:val="20"/>
+      </w:rPr>
+    </w:lvl>
+    <w:lvl w:ilvl="3" w:tentative="1">
+      <w:start w:val="1"/>
+      <w:numFmt w:val="bullet"/>
+      <w:lvlText w:val=""/>
+      <w:lvlJc w:val="left"/>
+      <w:pPr>
+        <w:tabs>
+          <w:tab w:val="num" w:pos="2880"/>
+        </w:tabs>
+        <w:ind w:left="2880" w:hanging="360"/>
+      </w:pPr>
+      <w:rPr>
+        <w:rFonts w:ascii="Wingdings" w:hAnsi="Wingdings" w:hint="default"/>
+        <w:sz w:val="20"/>
+      </w:rPr>
+    </w:lvl>
+    <w:lvl w:ilvl="4" w:tentative="1">
+      <w:start w:val="1"/>
+      <w:numFmt w:val="bullet"/>
+      <w:lvlText w:val=""/>
+      <w:lvlJc w:val="left"/>
+      <w:pPr>
+        <w:tabs>
+          <w:tab w:val="num" w:pos="3600"/>
+        </w:tabs>
+        <w:ind w:left="3600" w:hanging="360"/>
+      </w:pPr>
+      <w:rPr>
+        <w:rFonts w:ascii="Wingdings" w:hAnsi="Wingdings" w:hint="default"/>
+        <w:sz w:val="20"/>
+      </w:rPr>
+    </w:lvl>
+    <w:lvl w:ilvl="5" w:tentative="1">
+      <w:start w:val="1"/>
+      <w:numFmt w:val="bullet"/>
+      <w:lvlText w:val=""/>
+      <w:lvlJc w:val="left"/>
+      <w:pPr>
+        <w:tabs>
+          <w:tab w:val="num" w:pos="4320"/>
+        </w:tabs>
+        <w:ind w:left="4320" w:hanging="360"/>
+      </w:pPr>
+      <w:rPr>
+        <w:rFonts w:ascii="Wingdings" w:hAnsi="Wingdings" w:hint="default"/>
+        <w:sz w:val="20"/>
+      </w:rPr>
+    </w:lvl>
+    <w:lvl w:ilvl="6" w:tentative="1">
+      <w:start w:val="1"/>
+      <w:numFmt w:val="bullet"/>
+      <w:lvlText w:val=""/>
+      <w:lvlJc w:val="left"/>
+      <w:pPr>
+        <w:tabs>
+          <w:tab w:val="num" w:pos="5040"/>
+        </w:tabs>
+        <w:ind w:left="5040" w:hanging="360"/>
+      </w:pPr>
+      <w:rPr>
+        <w:rFonts w:ascii="Wingdings" w:hAnsi="Wingdings" w:hint="default"/>
+        <w:sz w:val="20"/>
+      </w:rPr>
+    </w:lvl>
+    <w:lvl w:ilvl="7" w:tentative="1">
+      <w:start w:val="1"/>
+      <w:numFmt w:val="bullet"/>
+      <w:lvlText w:val=""/>
+      <w:lvlJc w:val="left"/>
+      <w:pPr>
+        <w:tabs>
+          <w:tab w:val="num" w:pos="5760"/>
+        </w:tabs>
+        <w:ind w:left="5760" w:hanging="360"/>
+      </w:pPr>
+      <w:rPr>
+        <w:rFonts w:ascii="Wingdings" w:hAnsi="Wingdings" w:hint="default"/>
+        <w:sz w:val="20"/>
+      </w:rPr>
+    </w:lvl>
+    <w:lvl w:ilvl="8" w:tentative="1">
+      <w:start w:val="1"/>
+      <w:numFmt w:val="bullet"/>
+      <w:lvlText w:val=""/>
+      <w:lvlJc w:val="left"/>
+      <w:pPr>
+        <w:tabs>
+          <w:tab w:val="num" w:pos="6480"/>
+        </w:tabs>
+        <w:ind w:left="6480" w:hanging="360"/>
+      </w:pPr>
+      <w:rPr>
+        <w:rFonts w:ascii="Wingdings" w:hAnsi="Wingdings" w:hint="default"/>
+        <w:sz w:val="20"/>
+      </w:rPr>
+    </w:lvl>
+  </w:abstractNum>
+  <w:abstractNum w:abstractNumId="6" w15:restartNumberingAfterBreak="0">
     <w:nsid w:val="0F95065D"/>
     <w:multiLevelType w:val="multilevel"/>
     <w:tmpl w:val="88FED9FE"/>
@@ -55772,7 +59251,7 @@
       </w:rPr>
     </w:lvl>
   </w:abstractNum>
-  <w:abstractNum w:abstractNumId="6" w15:restartNumberingAfterBreak="0">
+  <w:abstractNum w:abstractNumId="7" w15:restartNumberingAfterBreak="0">
     <w:nsid w:val="10B80FE9"/>
     <w:multiLevelType w:val="multilevel"/>
     <w:tmpl w:val="3ED603F2"/>
@@ -55921,7 +59400,7 @@
       </w:rPr>
     </w:lvl>
   </w:abstractNum>
-  <w:abstractNum w:abstractNumId="7" w15:restartNumberingAfterBreak="0">
+  <w:abstractNum w:abstractNumId="8" w15:restartNumberingAfterBreak="0">
     <w:nsid w:val="10F4143D"/>
     <w:multiLevelType w:val="multilevel"/>
     <w:tmpl w:val="1E449386"/>
@@ -56070,7 +59549,7 @@
       </w:rPr>
     </w:lvl>
   </w:abstractNum>
-  <w:abstractNum w:abstractNumId="8" w15:restartNumberingAfterBreak="0">
+  <w:abstractNum w:abstractNumId="9" w15:restartNumberingAfterBreak="0">
     <w:nsid w:val="10F64DCB"/>
     <w:multiLevelType w:val="multilevel"/>
     <w:tmpl w:val="78049C0C"/>
@@ -56219,7 +59698,7 @@
       </w:rPr>
     </w:lvl>
   </w:abstractNum>
-  <w:abstractNum w:abstractNumId="9" w15:restartNumberingAfterBreak="0">
+  <w:abstractNum w:abstractNumId="10" w15:restartNumberingAfterBreak="0">
     <w:nsid w:val="121C70AC"/>
     <w:multiLevelType w:val="multilevel"/>
     <w:tmpl w:val="8EDE46B6"/>
@@ -56368,7 +59847,7 @@
       </w:rPr>
     </w:lvl>
   </w:abstractNum>
-  <w:abstractNum w:abstractNumId="10" w15:restartNumberingAfterBreak="0">
+  <w:abstractNum w:abstractNumId="11" w15:restartNumberingAfterBreak="0">
     <w:nsid w:val="13F433B8"/>
     <w:multiLevelType w:val="multilevel"/>
     <w:tmpl w:val="89423E2A"/>
@@ -56485,7 +59964,7 @@
       </w:pPr>
     </w:lvl>
   </w:abstractNum>
-  <w:abstractNum w:abstractNumId="11" w15:restartNumberingAfterBreak="0">
+  <w:abstractNum w:abstractNumId="12" w15:restartNumberingAfterBreak="0">
     <w:nsid w:val="146C25E1"/>
     <w:multiLevelType w:val="multilevel"/>
     <w:tmpl w:val="B662541E"/>
@@ -56634,7 +60113,7 @@
       </w:rPr>
     </w:lvl>
   </w:abstractNum>
-  <w:abstractNum w:abstractNumId="12" w15:restartNumberingAfterBreak="0">
+  <w:abstractNum w:abstractNumId="13" w15:restartNumberingAfterBreak="0">
     <w:nsid w:val="15D006BD"/>
     <w:multiLevelType w:val="multilevel"/>
     <w:tmpl w:val="63C019FA"/>
@@ -56783,7 +60262,7 @@
       </w:rPr>
     </w:lvl>
   </w:abstractNum>
-  <w:abstractNum w:abstractNumId="13" w15:restartNumberingAfterBreak="0">
+  <w:abstractNum w:abstractNumId="14" w15:restartNumberingAfterBreak="0">
     <w:nsid w:val="1615571F"/>
     <w:multiLevelType w:val="multilevel"/>
     <w:tmpl w:val="100C22E6"/>
@@ -56932,7 +60411,7 @@
       </w:rPr>
     </w:lvl>
   </w:abstractNum>
-  <w:abstractNum w:abstractNumId="14" w15:restartNumberingAfterBreak="0">
+  <w:abstractNum w:abstractNumId="15" w15:restartNumberingAfterBreak="0">
     <w:nsid w:val="16DC20BC"/>
     <w:multiLevelType w:val="multilevel"/>
     <w:tmpl w:val="F962B1E2"/>
@@ -57081,7 +60560,7 @@
       </w:rPr>
     </w:lvl>
   </w:abstractNum>
-  <w:abstractNum w:abstractNumId="15" w15:restartNumberingAfterBreak="0">
+  <w:abstractNum w:abstractNumId="16" w15:restartNumberingAfterBreak="0">
     <w:nsid w:val="18E84481"/>
     <w:multiLevelType w:val="multilevel"/>
     <w:tmpl w:val="A232C1AC"/>
@@ -57226,7 +60705,7 @@
       </w:rPr>
     </w:lvl>
   </w:abstractNum>
-  <w:abstractNum w:abstractNumId="16" w15:restartNumberingAfterBreak="0">
+  <w:abstractNum w:abstractNumId="17" w15:restartNumberingAfterBreak="0">
     <w:nsid w:val="1A3523D8"/>
     <w:multiLevelType w:val="multilevel"/>
     <w:tmpl w:val="AB929F54"/>
@@ -57375,7 +60854,7 @@
       </w:rPr>
     </w:lvl>
   </w:abstractNum>
-  <w:abstractNum w:abstractNumId="17" w15:restartNumberingAfterBreak="0">
+  <w:abstractNum w:abstractNumId="18" w15:restartNumberingAfterBreak="0">
     <w:nsid w:val="1A3C344F"/>
     <w:multiLevelType w:val="multilevel"/>
     <w:tmpl w:val="0BC27FD2"/>
@@ -57524,7 +61003,7 @@
       </w:rPr>
     </w:lvl>
   </w:abstractNum>
-  <w:abstractNum w:abstractNumId="18" w15:restartNumberingAfterBreak="0">
+  <w:abstractNum w:abstractNumId="19" w15:restartNumberingAfterBreak="0">
     <w:nsid w:val="1B14732E"/>
     <w:multiLevelType w:val="multilevel"/>
     <w:tmpl w:val="1D94FED2"/>
@@ -57673,7 +61152,7 @@
       </w:rPr>
     </w:lvl>
   </w:abstractNum>
-  <w:abstractNum w:abstractNumId="19" w15:restartNumberingAfterBreak="0">
+  <w:abstractNum w:abstractNumId="20" w15:restartNumberingAfterBreak="0">
     <w:nsid w:val="1CFB7503"/>
     <w:multiLevelType w:val="multilevel"/>
     <w:tmpl w:val="9F44A194"/>
@@ -57822,7 +61301,7 @@
       </w:rPr>
     </w:lvl>
   </w:abstractNum>
-  <w:abstractNum w:abstractNumId="20" w15:restartNumberingAfterBreak="0">
+  <w:abstractNum w:abstractNumId="21" w15:restartNumberingAfterBreak="0">
     <w:nsid w:val="1D120478"/>
     <w:multiLevelType w:val="multilevel"/>
     <w:tmpl w:val="60B46D92"/>
@@ -57971,7 +61450,7 @@
       </w:rPr>
     </w:lvl>
   </w:abstractNum>
-  <w:abstractNum w:abstractNumId="21" w15:restartNumberingAfterBreak="0">
+  <w:abstractNum w:abstractNumId="22" w15:restartNumberingAfterBreak="0">
     <w:nsid w:val="1E142B31"/>
     <w:multiLevelType w:val="multilevel"/>
     <w:tmpl w:val="717E6EC6"/>
@@ -58120,7 +61599,7 @@
       </w:rPr>
     </w:lvl>
   </w:abstractNum>
-  <w:abstractNum w:abstractNumId="22" w15:restartNumberingAfterBreak="0">
+  <w:abstractNum w:abstractNumId="23" w15:restartNumberingAfterBreak="0">
     <w:nsid w:val="212F49C3"/>
     <w:multiLevelType w:val="multilevel"/>
     <w:tmpl w:val="0942A7FA"/>
@@ -58269,7 +61748,7 @@
       </w:rPr>
     </w:lvl>
   </w:abstractNum>
-  <w:abstractNum w:abstractNumId="23" w15:restartNumberingAfterBreak="0">
+  <w:abstractNum w:abstractNumId="24" w15:restartNumberingAfterBreak="0">
     <w:nsid w:val="21846D4F"/>
     <w:multiLevelType w:val="multilevel"/>
     <w:tmpl w:val="786AEBE0"/>
@@ -58418,7 +61897,7 @@
       </w:rPr>
     </w:lvl>
   </w:abstractNum>
-  <w:abstractNum w:abstractNumId="24" w15:restartNumberingAfterBreak="0">
+  <w:abstractNum w:abstractNumId="25" w15:restartNumberingAfterBreak="0">
     <w:nsid w:val="218A732D"/>
     <w:multiLevelType w:val="multilevel"/>
     <w:tmpl w:val="AB128116"/>
@@ -58535,7 +62014,7 @@
       </w:pPr>
     </w:lvl>
   </w:abstractNum>
-  <w:abstractNum w:abstractNumId="25" w15:restartNumberingAfterBreak="0">
+  <w:abstractNum w:abstractNumId="26" w15:restartNumberingAfterBreak="0">
     <w:nsid w:val="21D4003B"/>
     <w:multiLevelType w:val="multilevel"/>
     <w:tmpl w:val="E5FA420E"/>
@@ -58648,7 +62127,7 @@
       </w:pPr>
     </w:lvl>
   </w:abstractNum>
-  <w:abstractNum w:abstractNumId="26" w15:restartNumberingAfterBreak="0">
+  <w:abstractNum w:abstractNumId="27" w15:restartNumberingAfterBreak="0">
     <w:nsid w:val="22A5576E"/>
     <w:multiLevelType w:val="multilevel"/>
     <w:tmpl w:val="D5D28640"/>
@@ -58761,7 +62240,7 @@
       </w:pPr>
     </w:lvl>
   </w:abstractNum>
-  <w:abstractNum w:abstractNumId="27" w15:restartNumberingAfterBreak="0">
+  <w:abstractNum w:abstractNumId="28" w15:restartNumberingAfterBreak="0">
     <w:nsid w:val="23C32318"/>
     <w:multiLevelType w:val="multilevel"/>
     <w:tmpl w:val="08C2529C"/>
@@ -58874,7 +62353,7 @@
       </w:pPr>
     </w:lvl>
   </w:abstractNum>
-  <w:abstractNum w:abstractNumId="28" w15:restartNumberingAfterBreak="0">
+  <w:abstractNum w:abstractNumId="29" w15:restartNumberingAfterBreak="0">
     <w:nsid w:val="24795C0A"/>
     <w:multiLevelType w:val="multilevel"/>
     <w:tmpl w:val="7260633C"/>
@@ -59023,7 +62502,7 @@
       </w:rPr>
     </w:lvl>
   </w:abstractNum>
-  <w:abstractNum w:abstractNumId="29" w15:restartNumberingAfterBreak="0">
+  <w:abstractNum w:abstractNumId="30" w15:restartNumberingAfterBreak="0">
     <w:nsid w:val="24B60BED"/>
     <w:multiLevelType w:val="multilevel"/>
     <w:tmpl w:val="4580A616"/>
@@ -59172,7 +62651,7 @@
       </w:rPr>
     </w:lvl>
   </w:abstractNum>
-  <w:abstractNum w:abstractNumId="30" w15:restartNumberingAfterBreak="0">
+  <w:abstractNum w:abstractNumId="31" w15:restartNumberingAfterBreak="0">
     <w:nsid w:val="25F022F0"/>
     <w:multiLevelType w:val="multilevel"/>
     <w:tmpl w:val="30BA9CBA"/>
@@ -59285,7 +62764,7 @@
       </w:pPr>
     </w:lvl>
   </w:abstractNum>
-  <w:abstractNum w:abstractNumId="31" w15:restartNumberingAfterBreak="0">
+  <w:abstractNum w:abstractNumId="32" w15:restartNumberingAfterBreak="0">
     <w:nsid w:val="26B47991"/>
     <w:multiLevelType w:val="multilevel"/>
     <w:tmpl w:val="21DC7C7E"/>
@@ -59434,7 +62913,7 @@
       </w:rPr>
     </w:lvl>
   </w:abstractNum>
-  <w:abstractNum w:abstractNumId="32" w15:restartNumberingAfterBreak="0">
+  <w:abstractNum w:abstractNumId="33" w15:restartNumberingAfterBreak="0">
     <w:nsid w:val="27907D69"/>
     <w:multiLevelType w:val="multilevel"/>
     <w:tmpl w:val="D7B498A4"/>
@@ -59583,7 +63062,7 @@
       </w:rPr>
     </w:lvl>
   </w:abstractNum>
-  <w:abstractNum w:abstractNumId="33" w15:restartNumberingAfterBreak="0">
+  <w:abstractNum w:abstractNumId="34" w15:restartNumberingAfterBreak="0">
     <w:nsid w:val="27CB4BAF"/>
     <w:multiLevelType w:val="multilevel"/>
     <w:tmpl w:val="55EA595E"/>
@@ -59732,7 +63211,7 @@
       </w:rPr>
     </w:lvl>
   </w:abstractNum>
-  <w:abstractNum w:abstractNumId="34" w15:restartNumberingAfterBreak="0">
+  <w:abstractNum w:abstractNumId="35" w15:restartNumberingAfterBreak="0">
     <w:nsid w:val="2B37063C"/>
     <w:multiLevelType w:val="multilevel"/>
     <w:tmpl w:val="B66CBB28"/>
@@ -59845,7 +63324,7 @@
       </w:pPr>
     </w:lvl>
   </w:abstractNum>
-  <w:abstractNum w:abstractNumId="35" w15:restartNumberingAfterBreak="0">
+  <w:abstractNum w:abstractNumId="36" w15:restartNumberingAfterBreak="0">
     <w:nsid w:val="2C23639E"/>
     <w:multiLevelType w:val="multilevel"/>
     <w:tmpl w:val="EAFEAC3C"/>
@@ -59994,7 +63473,7 @@
       </w:rPr>
     </w:lvl>
   </w:abstractNum>
-  <w:abstractNum w:abstractNumId="36" w15:restartNumberingAfterBreak="0">
+  <w:abstractNum w:abstractNumId="37" w15:restartNumberingAfterBreak="0">
     <w:nsid w:val="2D8A3ABD"/>
     <w:multiLevelType w:val="multilevel"/>
     <w:tmpl w:val="2A544B4E"/>
@@ -60107,7 +63586,7 @@
       </w:pPr>
     </w:lvl>
   </w:abstractNum>
-  <w:abstractNum w:abstractNumId="37" w15:restartNumberingAfterBreak="0">
+  <w:abstractNum w:abstractNumId="38" w15:restartNumberingAfterBreak="0">
     <w:nsid w:val="2DAD7126"/>
     <w:multiLevelType w:val="multilevel"/>
     <w:tmpl w:val="321A590A"/>
@@ -60256,7 +63735,7 @@
       </w:rPr>
     </w:lvl>
   </w:abstractNum>
-  <w:abstractNum w:abstractNumId="38" w15:restartNumberingAfterBreak="0">
+  <w:abstractNum w:abstractNumId="39" w15:restartNumberingAfterBreak="0">
     <w:nsid w:val="2F825D01"/>
     <w:multiLevelType w:val="multilevel"/>
     <w:tmpl w:val="893C44CA"/>
@@ -60405,7 +63884,7 @@
       </w:rPr>
     </w:lvl>
   </w:abstractNum>
-  <w:abstractNum w:abstractNumId="39" w15:restartNumberingAfterBreak="0">
+  <w:abstractNum w:abstractNumId="40" w15:restartNumberingAfterBreak="0">
     <w:nsid w:val="303D4EDB"/>
     <w:multiLevelType w:val="multilevel"/>
     <w:tmpl w:val="DA4894EE"/>
@@ -60554,7 +64033,156 @@
       </w:rPr>
     </w:lvl>
   </w:abstractNum>
-  <w:abstractNum w:abstractNumId="40" w15:restartNumberingAfterBreak="0">
+  <w:abstractNum w:abstractNumId="41" w15:restartNumberingAfterBreak="0">
+    <w:nsid w:val="373F2C90"/>
+    <w:multiLevelType w:val="multilevel"/>
+    <w:tmpl w:val="929E1BD0"/>
+    <w:lvl w:ilvl="0">
+      <w:start w:val="1"/>
+      <w:numFmt w:val="bullet"/>
+      <w:lvlText w:val=""/>
+      <w:lvlJc w:val="left"/>
+      <w:pPr>
+        <w:tabs>
+          <w:tab w:val="num" w:pos="720"/>
+        </w:tabs>
+        <w:ind w:left="720" w:hanging="360"/>
+      </w:pPr>
+      <w:rPr>
+        <w:rFonts w:ascii="Symbol" w:hAnsi="Symbol" w:hint="default"/>
+        <w:sz w:val="20"/>
+      </w:rPr>
+    </w:lvl>
+    <w:lvl w:ilvl="1" w:tentative="1">
+      <w:start w:val="1"/>
+      <w:numFmt w:val="bullet"/>
+      <w:lvlText w:val="o"/>
+      <w:lvlJc w:val="left"/>
+      <w:pPr>
+        <w:tabs>
+          <w:tab w:val="num" w:pos="1440"/>
+        </w:tabs>
+        <w:ind w:left="1440" w:hanging="360"/>
+      </w:pPr>
+      <w:rPr>
+        <w:rFonts w:ascii="Courier New" w:hAnsi="Courier New" w:hint="default"/>
+        <w:sz w:val="20"/>
+      </w:rPr>
+    </w:lvl>
+    <w:lvl w:ilvl="2" w:tentative="1">
+      <w:start w:val="1"/>
+      <w:numFmt w:val="bullet"/>
+      <w:lvlText w:val=""/>
+      <w:lvlJc w:val="left"/>
+      <w:pPr>
+        <w:tabs>
+          <w:tab w:val="num" w:pos="2160"/>
+        </w:tabs>
+        <w:ind w:left="2160" w:hanging="360"/>
+      </w:pPr>
+      <w:rPr>
+        <w:rFonts w:ascii="Wingdings" w:hAnsi="Wingdings" w:hint="default"/>
+        <w:sz w:val="20"/>
+      </w:rPr>
+    </w:lvl>
+    <w:lvl w:ilvl="3" w:tentative="1">
+      <w:start w:val="1"/>
+      <w:numFmt w:val="bullet"/>
+      <w:lvlText w:val=""/>
+      <w:lvlJc w:val="left"/>
+      <w:pPr>
+        <w:tabs>
+          <w:tab w:val="num" w:pos="2880"/>
+        </w:tabs>
+        <w:ind w:left="2880" w:hanging="360"/>
+      </w:pPr>
+      <w:rPr>
+        <w:rFonts w:ascii="Wingdings" w:hAnsi="Wingdings" w:hint="default"/>
+        <w:sz w:val="20"/>
+      </w:rPr>
+    </w:lvl>
+    <w:lvl w:ilvl="4" w:tentative="1">
+      <w:start w:val="1"/>
+      <w:numFmt w:val="bullet"/>
+      <w:lvlText w:val=""/>
+      <w:lvlJc w:val="left"/>
+      <w:pPr>
+        <w:tabs>
+          <w:tab w:val="num" w:pos="3600"/>
+        </w:tabs>
+        <w:ind w:left="3600" w:hanging="360"/>
+      </w:pPr>
+      <w:rPr>
+        <w:rFonts w:ascii="Wingdings" w:hAnsi="Wingdings" w:hint="default"/>
+        <w:sz w:val="20"/>
+      </w:rPr>
+    </w:lvl>
+    <w:lvl w:ilvl="5" w:tentative="1">
+      <w:start w:val="1"/>
+      <w:numFmt w:val="bullet"/>
+      <w:lvlText w:val=""/>
+      <w:lvlJc w:val="left"/>
+      <w:pPr>
+        <w:tabs>
+          <w:tab w:val="num" w:pos="4320"/>
+        </w:tabs>
+        <w:ind w:left="4320" w:hanging="360"/>
+      </w:pPr>
+      <w:rPr>
+        <w:rFonts w:ascii="Wingdings" w:hAnsi="Wingdings" w:hint="default"/>
+        <w:sz w:val="20"/>
+      </w:rPr>
+    </w:lvl>
+    <w:lvl w:ilvl="6" w:tentative="1">
+      <w:start w:val="1"/>
+      <w:numFmt w:val="bullet"/>
+      <w:lvlText w:val=""/>
+      <w:lvlJc w:val="left"/>
+      <w:pPr>
+        <w:tabs>
+          <w:tab w:val="num" w:pos="5040"/>
+        </w:tabs>
+        <w:ind w:left="5040" w:hanging="360"/>
+      </w:pPr>
+      <w:rPr>
+        <w:rFonts w:ascii="Wingdings" w:hAnsi="Wingdings" w:hint="default"/>
+        <w:sz w:val="20"/>
+      </w:rPr>
+    </w:lvl>
+    <w:lvl w:ilvl="7" w:tentative="1">
+      <w:start w:val="1"/>
+      <w:numFmt w:val="bullet"/>
+      <w:lvlText w:val=""/>
+      <w:lvlJc w:val="left"/>
+      <w:pPr>
+        <w:tabs>
+          <w:tab w:val="num" w:pos="5760"/>
+        </w:tabs>
+        <w:ind w:left="5760" w:hanging="360"/>
+      </w:pPr>
+      <w:rPr>
+        <w:rFonts w:ascii="Wingdings" w:hAnsi="Wingdings" w:hint="default"/>
+        <w:sz w:val="20"/>
+      </w:rPr>
+    </w:lvl>
+    <w:lvl w:ilvl="8" w:tentative="1">
+      <w:start w:val="1"/>
+      <w:numFmt w:val="bullet"/>
+      <w:lvlText w:val=""/>
+      <w:lvlJc w:val="left"/>
+      <w:pPr>
+        <w:tabs>
+          <w:tab w:val="num" w:pos="6480"/>
+        </w:tabs>
+        <w:ind w:left="6480" w:hanging="360"/>
+      </w:pPr>
+      <w:rPr>
+        <w:rFonts w:ascii="Wingdings" w:hAnsi="Wingdings" w:hint="default"/>
+        <w:sz w:val="20"/>
+      </w:rPr>
+    </w:lvl>
+  </w:abstractNum>
+  <w:abstractNum w:abstractNumId="42" w15:restartNumberingAfterBreak="0">
     <w:nsid w:val="37CE2A71"/>
     <w:multiLevelType w:val="multilevel"/>
     <w:tmpl w:val="B1BAB0C0"/>
@@ -60703,7 +64331,7 @@
       </w:rPr>
     </w:lvl>
   </w:abstractNum>
-  <w:abstractNum w:abstractNumId="41" w15:restartNumberingAfterBreak="0">
+  <w:abstractNum w:abstractNumId="43" w15:restartNumberingAfterBreak="0">
     <w:nsid w:val="37D80B7A"/>
     <w:multiLevelType w:val="multilevel"/>
     <w:tmpl w:val="F4368136"/>
@@ -60852,7 +64480,7 @@
       </w:rPr>
     </w:lvl>
   </w:abstractNum>
-  <w:abstractNum w:abstractNumId="42" w15:restartNumberingAfterBreak="0">
+  <w:abstractNum w:abstractNumId="44" w15:restartNumberingAfterBreak="0">
     <w:nsid w:val="396F2468"/>
     <w:multiLevelType w:val="multilevel"/>
     <w:tmpl w:val="C896CD88"/>
@@ -61001,7 +64629,7 @@
       </w:rPr>
     </w:lvl>
   </w:abstractNum>
-  <w:abstractNum w:abstractNumId="43" w15:restartNumberingAfterBreak="0">
+  <w:abstractNum w:abstractNumId="45" w15:restartNumberingAfterBreak="0">
     <w:nsid w:val="39A77089"/>
     <w:multiLevelType w:val="multilevel"/>
     <w:tmpl w:val="269A6D1A"/>
@@ -61150,7 +64778,7 @@
       </w:rPr>
     </w:lvl>
   </w:abstractNum>
-  <w:abstractNum w:abstractNumId="44" w15:restartNumberingAfterBreak="0">
+  <w:abstractNum w:abstractNumId="46" w15:restartNumberingAfterBreak="0">
     <w:nsid w:val="3BF73F9B"/>
     <w:multiLevelType w:val="multilevel"/>
     <w:tmpl w:val="9718044A"/>
@@ -61299,7 +64927,7 @@
       </w:rPr>
     </w:lvl>
   </w:abstractNum>
-  <w:abstractNum w:abstractNumId="45" w15:restartNumberingAfterBreak="0">
+  <w:abstractNum w:abstractNumId="47" w15:restartNumberingAfterBreak="0">
     <w:nsid w:val="3D98313B"/>
     <w:multiLevelType w:val="multilevel"/>
     <w:tmpl w:val="E08029F8"/>
@@ -61448,7 +65076,7 @@
       </w:rPr>
     </w:lvl>
   </w:abstractNum>
-  <w:abstractNum w:abstractNumId="46" w15:restartNumberingAfterBreak="0">
+  <w:abstractNum w:abstractNumId="48" w15:restartNumberingAfterBreak="0">
     <w:nsid w:val="3DA070F4"/>
     <w:multiLevelType w:val="multilevel"/>
     <w:tmpl w:val="3D6A98A6"/>
@@ -61597,7 +65225,7 @@
       </w:rPr>
     </w:lvl>
   </w:abstractNum>
-  <w:abstractNum w:abstractNumId="47" w15:restartNumberingAfterBreak="0">
+  <w:abstractNum w:abstractNumId="49" w15:restartNumberingAfterBreak="0">
     <w:nsid w:val="3DC442D3"/>
     <w:multiLevelType w:val="multilevel"/>
     <w:tmpl w:val="B93A552A"/>
@@ -61746,7 +65374,7 @@
       </w:rPr>
     </w:lvl>
   </w:abstractNum>
-  <w:abstractNum w:abstractNumId="48" w15:restartNumberingAfterBreak="0">
+  <w:abstractNum w:abstractNumId="50" w15:restartNumberingAfterBreak="0">
     <w:nsid w:val="3DF469E3"/>
     <w:multiLevelType w:val="multilevel"/>
     <w:tmpl w:val="E7FEB5C8"/>
@@ -61895,7 +65523,7 @@
       </w:rPr>
     </w:lvl>
   </w:abstractNum>
-  <w:abstractNum w:abstractNumId="49" w15:restartNumberingAfterBreak="0">
+  <w:abstractNum w:abstractNumId="51" w15:restartNumberingAfterBreak="0">
     <w:nsid w:val="3E952C6B"/>
     <w:multiLevelType w:val="multilevel"/>
     <w:tmpl w:val="6BA291E2"/>
@@ -62008,7 +65636,7 @@
       </w:pPr>
     </w:lvl>
   </w:abstractNum>
-  <w:abstractNum w:abstractNumId="50" w15:restartNumberingAfterBreak="0">
+  <w:abstractNum w:abstractNumId="52" w15:restartNumberingAfterBreak="0">
     <w:nsid w:val="3FAA26B3"/>
     <w:multiLevelType w:val="multilevel"/>
     <w:tmpl w:val="A0206428"/>
@@ -62121,7 +65749,7 @@
       </w:pPr>
     </w:lvl>
   </w:abstractNum>
-  <w:abstractNum w:abstractNumId="51" w15:restartNumberingAfterBreak="0">
+  <w:abstractNum w:abstractNumId="53" w15:restartNumberingAfterBreak="0">
     <w:nsid w:val="3FFE4399"/>
     <w:multiLevelType w:val="multilevel"/>
     <w:tmpl w:val="19DA48D6"/>
@@ -62270,7 +65898,7 @@
       </w:rPr>
     </w:lvl>
   </w:abstractNum>
-  <w:abstractNum w:abstractNumId="52" w15:restartNumberingAfterBreak="0">
+  <w:abstractNum w:abstractNumId="54" w15:restartNumberingAfterBreak="0">
     <w:nsid w:val="405006D8"/>
     <w:multiLevelType w:val="multilevel"/>
     <w:tmpl w:val="57222A90"/>
@@ -62419,7 +66047,7 @@
       </w:rPr>
     </w:lvl>
   </w:abstractNum>
-  <w:abstractNum w:abstractNumId="53" w15:restartNumberingAfterBreak="0">
+  <w:abstractNum w:abstractNumId="55" w15:restartNumberingAfterBreak="0">
     <w:nsid w:val="407037C0"/>
     <w:multiLevelType w:val="multilevel"/>
     <w:tmpl w:val="14D8E17C"/>
@@ -62568,7 +66196,7 @@
       </w:rPr>
     </w:lvl>
   </w:abstractNum>
-  <w:abstractNum w:abstractNumId="54" w15:restartNumberingAfterBreak="0">
+  <w:abstractNum w:abstractNumId="56" w15:restartNumberingAfterBreak="0">
     <w:nsid w:val="415C2D90"/>
     <w:multiLevelType w:val="multilevel"/>
     <w:tmpl w:val="3CEED776"/>
@@ -62717,7 +66345,7 @@
       </w:rPr>
     </w:lvl>
   </w:abstractNum>
-  <w:abstractNum w:abstractNumId="55" w15:restartNumberingAfterBreak="0">
+  <w:abstractNum w:abstractNumId="57" w15:restartNumberingAfterBreak="0">
     <w:nsid w:val="4652746F"/>
     <w:multiLevelType w:val="multilevel"/>
     <w:tmpl w:val="0F964FAE"/>
@@ -62834,7 +66462,7 @@
       </w:pPr>
     </w:lvl>
   </w:abstractNum>
-  <w:abstractNum w:abstractNumId="56" w15:restartNumberingAfterBreak="0">
+  <w:abstractNum w:abstractNumId="58" w15:restartNumberingAfterBreak="0">
     <w:nsid w:val="46765667"/>
     <w:multiLevelType w:val="multilevel"/>
     <w:tmpl w:val="E0547262"/>
@@ -62983,7 +66611,7 @@
       </w:rPr>
     </w:lvl>
   </w:abstractNum>
-  <w:abstractNum w:abstractNumId="57" w15:restartNumberingAfterBreak="0">
+  <w:abstractNum w:abstractNumId="59" w15:restartNumberingAfterBreak="0">
     <w:nsid w:val="48744AB6"/>
     <w:multiLevelType w:val="multilevel"/>
     <w:tmpl w:val="BBD434E0"/>
@@ -63128,7 +66756,7 @@
       </w:rPr>
     </w:lvl>
   </w:abstractNum>
-  <w:abstractNum w:abstractNumId="58" w15:restartNumberingAfterBreak="0">
+  <w:abstractNum w:abstractNumId="60" w15:restartNumberingAfterBreak="0">
     <w:nsid w:val="4A3E61CF"/>
     <w:multiLevelType w:val="multilevel"/>
     <w:tmpl w:val="26A4D2CA"/>
@@ -63277,7 +66905,7 @@
       </w:rPr>
     </w:lvl>
   </w:abstractNum>
-  <w:abstractNum w:abstractNumId="59" w15:restartNumberingAfterBreak="0">
+  <w:abstractNum w:abstractNumId="61" w15:restartNumberingAfterBreak="0">
     <w:nsid w:val="4C494795"/>
     <w:multiLevelType w:val="multilevel"/>
     <w:tmpl w:val="B31812CE"/>
@@ -63426,7 +67054,7 @@
       </w:rPr>
     </w:lvl>
   </w:abstractNum>
-  <w:abstractNum w:abstractNumId="60" w15:restartNumberingAfterBreak="0">
+  <w:abstractNum w:abstractNumId="62" w15:restartNumberingAfterBreak="0">
     <w:nsid w:val="4CC90A3C"/>
     <w:multiLevelType w:val="multilevel"/>
     <w:tmpl w:val="B6C2C33A"/>
@@ -63575,7 +67203,7 @@
       </w:rPr>
     </w:lvl>
   </w:abstractNum>
-  <w:abstractNum w:abstractNumId="61" w15:restartNumberingAfterBreak="0">
+  <w:abstractNum w:abstractNumId="63" w15:restartNumberingAfterBreak="0">
     <w:nsid w:val="4D740DE6"/>
     <w:multiLevelType w:val="multilevel"/>
     <w:tmpl w:val="E49818C8"/>
@@ -63724,7 +67352,7 @@
       </w:rPr>
     </w:lvl>
   </w:abstractNum>
-  <w:abstractNum w:abstractNumId="62" w15:restartNumberingAfterBreak="0">
+  <w:abstractNum w:abstractNumId="64" w15:restartNumberingAfterBreak="0">
     <w:nsid w:val="4D9D3B19"/>
     <w:multiLevelType w:val="multilevel"/>
     <w:tmpl w:val="CFDA7008"/>
@@ -63873,7 +67501,7 @@
       </w:rPr>
     </w:lvl>
   </w:abstractNum>
-  <w:abstractNum w:abstractNumId="63" w15:restartNumberingAfterBreak="0">
+  <w:abstractNum w:abstractNumId="65" w15:restartNumberingAfterBreak="0">
     <w:nsid w:val="4E2F1F30"/>
     <w:multiLevelType w:val="multilevel"/>
     <w:tmpl w:val="431AB6EA"/>
@@ -64022,7 +67650,7 @@
       </w:rPr>
     </w:lvl>
   </w:abstractNum>
-  <w:abstractNum w:abstractNumId="64" w15:restartNumberingAfterBreak="0">
+  <w:abstractNum w:abstractNumId="66" w15:restartNumberingAfterBreak="0">
     <w:nsid w:val="4E705C60"/>
     <w:multiLevelType w:val="multilevel"/>
     <w:tmpl w:val="39A62558"/>
@@ -64135,7 +67763,7 @@
       </w:pPr>
     </w:lvl>
   </w:abstractNum>
-  <w:abstractNum w:abstractNumId="65" w15:restartNumberingAfterBreak="0">
+  <w:abstractNum w:abstractNumId="67" w15:restartNumberingAfterBreak="0">
     <w:nsid w:val="4EF25303"/>
     <w:multiLevelType w:val="multilevel"/>
     <w:tmpl w:val="DB0CE578"/>
@@ -64284,7 +67912,7 @@
       </w:rPr>
     </w:lvl>
   </w:abstractNum>
-  <w:abstractNum w:abstractNumId="66" w15:restartNumberingAfterBreak="0">
+  <w:abstractNum w:abstractNumId="68" w15:restartNumberingAfterBreak="0">
     <w:nsid w:val="4F7D2997"/>
     <w:multiLevelType w:val="multilevel"/>
     <w:tmpl w:val="93A2373E"/>
@@ -64397,7 +68025,7 @@
       </w:pPr>
     </w:lvl>
   </w:abstractNum>
-  <w:abstractNum w:abstractNumId="67" w15:restartNumberingAfterBreak="0">
+  <w:abstractNum w:abstractNumId="69" w15:restartNumberingAfterBreak="0">
     <w:nsid w:val="4FFC3310"/>
     <w:multiLevelType w:val="multilevel"/>
     <w:tmpl w:val="7400A736"/>
@@ -64546,7 +68174,7 @@
       </w:rPr>
     </w:lvl>
   </w:abstractNum>
-  <w:abstractNum w:abstractNumId="68" w15:restartNumberingAfterBreak="0">
+  <w:abstractNum w:abstractNumId="70" w15:restartNumberingAfterBreak="0">
     <w:nsid w:val="50C7273E"/>
     <w:multiLevelType w:val="multilevel"/>
     <w:tmpl w:val="82DCAC38"/>
@@ -64695,7 +68323,7 @@
       </w:rPr>
     </w:lvl>
   </w:abstractNum>
-  <w:abstractNum w:abstractNumId="69" w15:restartNumberingAfterBreak="0">
+  <w:abstractNum w:abstractNumId="71" w15:restartNumberingAfterBreak="0">
     <w:nsid w:val="510166CB"/>
     <w:multiLevelType w:val="multilevel"/>
     <w:tmpl w:val="6EC046BE"/>
@@ -64840,7 +68468,156 @@
       </w:rPr>
     </w:lvl>
   </w:abstractNum>
-  <w:abstractNum w:abstractNumId="70" w15:restartNumberingAfterBreak="0">
+  <w:abstractNum w:abstractNumId="72" w15:restartNumberingAfterBreak="0">
+    <w:nsid w:val="511D086A"/>
+    <w:multiLevelType w:val="multilevel"/>
+    <w:tmpl w:val="D19CE13E"/>
+    <w:lvl w:ilvl="0">
+      <w:start w:val="1"/>
+      <w:numFmt w:val="bullet"/>
+      <w:lvlText w:val=""/>
+      <w:lvlJc w:val="left"/>
+      <w:pPr>
+        <w:tabs>
+          <w:tab w:val="num" w:pos="720"/>
+        </w:tabs>
+        <w:ind w:left="720" w:hanging="360"/>
+      </w:pPr>
+      <w:rPr>
+        <w:rFonts w:ascii="Symbol" w:hAnsi="Symbol" w:hint="default"/>
+        <w:sz w:val="20"/>
+      </w:rPr>
+    </w:lvl>
+    <w:lvl w:ilvl="1" w:tentative="1">
+      <w:start w:val="1"/>
+      <w:numFmt w:val="bullet"/>
+      <w:lvlText w:val="o"/>
+      <w:lvlJc w:val="left"/>
+      <w:pPr>
+        <w:tabs>
+          <w:tab w:val="num" w:pos="1440"/>
+        </w:tabs>
+        <w:ind w:left="1440" w:hanging="360"/>
+      </w:pPr>
+      <w:rPr>
+        <w:rFonts w:ascii="Courier New" w:hAnsi="Courier New" w:hint="default"/>
+        <w:sz w:val="20"/>
+      </w:rPr>
+    </w:lvl>
+    <w:lvl w:ilvl="2" w:tentative="1">
+      <w:start w:val="1"/>
+      <w:numFmt w:val="bullet"/>
+      <w:lvlText w:val=""/>
+      <w:lvlJc w:val="left"/>
+      <w:pPr>
+        <w:tabs>
+          <w:tab w:val="num" w:pos="2160"/>
+        </w:tabs>
+        <w:ind w:left="2160" w:hanging="360"/>
+      </w:pPr>
+      <w:rPr>
+        <w:rFonts w:ascii="Wingdings" w:hAnsi="Wingdings" w:hint="default"/>
+        <w:sz w:val="20"/>
+      </w:rPr>
+    </w:lvl>
+    <w:lvl w:ilvl="3" w:tentative="1">
+      <w:start w:val="1"/>
+      <w:numFmt w:val="bullet"/>
+      <w:lvlText w:val=""/>
+      <w:lvlJc w:val="left"/>
+      <w:pPr>
+        <w:tabs>
+          <w:tab w:val="num" w:pos="2880"/>
+        </w:tabs>
+        <w:ind w:left="2880" w:hanging="360"/>
+      </w:pPr>
+      <w:rPr>
+        <w:rFonts w:ascii="Wingdings" w:hAnsi="Wingdings" w:hint="default"/>
+        <w:sz w:val="20"/>
+      </w:rPr>
+    </w:lvl>
+    <w:lvl w:ilvl="4" w:tentative="1">
+      <w:start w:val="1"/>
+      <w:numFmt w:val="bullet"/>
+      <w:lvlText w:val=""/>
+      <w:lvlJc w:val="left"/>
+      <w:pPr>
+        <w:tabs>
+          <w:tab w:val="num" w:pos="3600"/>
+        </w:tabs>
+        <w:ind w:left="3600" w:hanging="360"/>
+      </w:pPr>
+      <w:rPr>
+        <w:rFonts w:ascii="Wingdings" w:hAnsi="Wingdings" w:hint="default"/>
+        <w:sz w:val="20"/>
+      </w:rPr>
+    </w:lvl>
+    <w:lvl w:ilvl="5" w:tentative="1">
+      <w:start w:val="1"/>
+      <w:numFmt w:val="bullet"/>
+      <w:lvlText w:val=""/>
+      <w:lvlJc w:val="left"/>
+      <w:pPr>
+        <w:tabs>
+          <w:tab w:val="num" w:pos="4320"/>
+        </w:tabs>
+        <w:ind w:left="4320" w:hanging="360"/>
+      </w:pPr>
+      <w:rPr>
+        <w:rFonts w:ascii="Wingdings" w:hAnsi="Wingdings" w:hint="default"/>
+        <w:sz w:val="20"/>
+      </w:rPr>
+    </w:lvl>
+    <w:lvl w:ilvl="6" w:tentative="1">
+      <w:start w:val="1"/>
+      <w:numFmt w:val="bullet"/>
+      <w:lvlText w:val=""/>
+      <w:lvlJc w:val="left"/>
+      <w:pPr>
+        <w:tabs>
+          <w:tab w:val="num" w:pos="5040"/>
+        </w:tabs>
+        <w:ind w:left="5040" w:hanging="360"/>
+      </w:pPr>
+      <w:rPr>
+        <w:rFonts w:ascii="Wingdings" w:hAnsi="Wingdings" w:hint="default"/>
+        <w:sz w:val="20"/>
+      </w:rPr>
+    </w:lvl>
+    <w:lvl w:ilvl="7" w:tentative="1">
+      <w:start w:val="1"/>
+      <w:numFmt w:val="bullet"/>
+      <w:lvlText w:val=""/>
+      <w:lvlJc w:val="left"/>
+      <w:pPr>
+        <w:tabs>
+          <w:tab w:val="num" w:pos="5760"/>
+        </w:tabs>
+        <w:ind w:left="5760" w:hanging="360"/>
+      </w:pPr>
+      <w:rPr>
+        <w:rFonts w:ascii="Wingdings" w:hAnsi="Wingdings" w:hint="default"/>
+        <w:sz w:val="20"/>
+      </w:rPr>
+    </w:lvl>
+    <w:lvl w:ilvl="8" w:tentative="1">
+      <w:start w:val="1"/>
+      <w:numFmt w:val="bullet"/>
+      <w:lvlText w:val=""/>
+      <w:lvlJc w:val="left"/>
+      <w:pPr>
+        <w:tabs>
+          <w:tab w:val="num" w:pos="6480"/>
+        </w:tabs>
+        <w:ind w:left="6480" w:hanging="360"/>
+      </w:pPr>
+      <w:rPr>
+        <w:rFonts w:ascii="Wingdings" w:hAnsi="Wingdings" w:hint="default"/>
+        <w:sz w:val="20"/>
+      </w:rPr>
+    </w:lvl>
+  </w:abstractNum>
+  <w:abstractNum w:abstractNumId="73" w15:restartNumberingAfterBreak="0">
     <w:nsid w:val="57412671"/>
     <w:multiLevelType w:val="multilevel"/>
     <w:tmpl w:val="D5F0F214"/>
@@ -64989,7 +68766,7 @@
       </w:rPr>
     </w:lvl>
   </w:abstractNum>
-  <w:abstractNum w:abstractNumId="71" w15:restartNumberingAfterBreak="0">
+  <w:abstractNum w:abstractNumId="74" w15:restartNumberingAfterBreak="0">
     <w:nsid w:val="57547AEB"/>
     <w:multiLevelType w:val="multilevel"/>
     <w:tmpl w:val="966086D8"/>
@@ -65138,7 +68915,7 @@
       </w:rPr>
     </w:lvl>
   </w:abstractNum>
-  <w:abstractNum w:abstractNumId="72" w15:restartNumberingAfterBreak="0">
+  <w:abstractNum w:abstractNumId="75" w15:restartNumberingAfterBreak="0">
     <w:nsid w:val="57A52C13"/>
     <w:multiLevelType w:val="multilevel"/>
     <w:tmpl w:val="01AC7BAA"/>
@@ -65287,7 +69064,7 @@
       </w:rPr>
     </w:lvl>
   </w:abstractNum>
-  <w:abstractNum w:abstractNumId="73" w15:restartNumberingAfterBreak="0">
+  <w:abstractNum w:abstractNumId="76" w15:restartNumberingAfterBreak="0">
     <w:nsid w:val="587266C5"/>
     <w:multiLevelType w:val="multilevel"/>
     <w:tmpl w:val="B60C6C60"/>
@@ -65436,7 +69213,7 @@
       </w:rPr>
     </w:lvl>
   </w:abstractNum>
-  <w:abstractNum w:abstractNumId="74" w15:restartNumberingAfterBreak="0">
+  <w:abstractNum w:abstractNumId="77" w15:restartNumberingAfterBreak="0">
     <w:nsid w:val="58A86223"/>
     <w:multiLevelType w:val="multilevel"/>
     <w:tmpl w:val="4EB03428"/>
@@ -65585,7 +69362,7 @@
       </w:rPr>
     </w:lvl>
   </w:abstractNum>
-  <w:abstractNum w:abstractNumId="75" w15:restartNumberingAfterBreak="0">
+  <w:abstractNum w:abstractNumId="78" w15:restartNumberingAfterBreak="0">
     <w:nsid w:val="58B25FDC"/>
     <w:multiLevelType w:val="multilevel"/>
     <w:tmpl w:val="79005472"/>
@@ -65734,7 +69511,7 @@
       </w:rPr>
     </w:lvl>
   </w:abstractNum>
-  <w:abstractNum w:abstractNumId="76" w15:restartNumberingAfterBreak="0">
+  <w:abstractNum w:abstractNumId="79" w15:restartNumberingAfterBreak="0">
     <w:nsid w:val="5AFF2B06"/>
     <w:multiLevelType w:val="multilevel"/>
     <w:tmpl w:val="750EF8FC"/>
@@ -65851,7 +69628,7 @@
       </w:pPr>
     </w:lvl>
   </w:abstractNum>
-  <w:abstractNum w:abstractNumId="77" w15:restartNumberingAfterBreak="0">
+  <w:abstractNum w:abstractNumId="80" w15:restartNumberingAfterBreak="0">
     <w:nsid w:val="5C700F10"/>
     <w:multiLevelType w:val="multilevel"/>
     <w:tmpl w:val="0D70E066"/>
@@ -66000,7 +69777,7 @@
       </w:rPr>
     </w:lvl>
   </w:abstractNum>
-  <w:abstractNum w:abstractNumId="78" w15:restartNumberingAfterBreak="0">
+  <w:abstractNum w:abstractNumId="81" w15:restartNumberingAfterBreak="0">
     <w:nsid w:val="5D802EF7"/>
     <w:multiLevelType w:val="multilevel"/>
     <w:tmpl w:val="E684FD56"/>
@@ -66149,7 +69926,7 @@
       </w:rPr>
     </w:lvl>
   </w:abstractNum>
-  <w:abstractNum w:abstractNumId="79" w15:restartNumberingAfterBreak="0">
+  <w:abstractNum w:abstractNumId="82" w15:restartNumberingAfterBreak="0">
     <w:nsid w:val="5DDC1789"/>
     <w:multiLevelType w:val="multilevel"/>
     <w:tmpl w:val="55C4C8AC"/>
@@ -66298,7 +70075,7 @@
       </w:rPr>
     </w:lvl>
   </w:abstractNum>
-  <w:abstractNum w:abstractNumId="80" w15:restartNumberingAfterBreak="0">
+  <w:abstractNum w:abstractNumId="83" w15:restartNumberingAfterBreak="0">
     <w:nsid w:val="5E231CE9"/>
     <w:multiLevelType w:val="multilevel"/>
     <w:tmpl w:val="89FAA90E"/>
@@ -66447,7 +70224,7 @@
       </w:rPr>
     </w:lvl>
   </w:abstractNum>
-  <w:abstractNum w:abstractNumId="81" w15:restartNumberingAfterBreak="0">
+  <w:abstractNum w:abstractNumId="84" w15:restartNumberingAfterBreak="0">
     <w:nsid w:val="63481EFC"/>
     <w:multiLevelType w:val="multilevel"/>
     <w:tmpl w:val="DD82434E"/>
@@ -66596,7 +70373,7 @@
       </w:rPr>
     </w:lvl>
   </w:abstractNum>
-  <w:abstractNum w:abstractNumId="82" w15:restartNumberingAfterBreak="0">
+  <w:abstractNum w:abstractNumId="85" w15:restartNumberingAfterBreak="0">
     <w:nsid w:val="64F6781F"/>
     <w:multiLevelType w:val="multilevel"/>
     <w:tmpl w:val="42FE843C"/>
@@ -66745,7 +70522,7 @@
       </w:rPr>
     </w:lvl>
   </w:abstractNum>
-  <w:abstractNum w:abstractNumId="83" w15:restartNumberingAfterBreak="0">
+  <w:abstractNum w:abstractNumId="86" w15:restartNumberingAfterBreak="0">
     <w:nsid w:val="65BE70A9"/>
     <w:multiLevelType w:val="multilevel"/>
     <w:tmpl w:val="A874DCA4"/>
@@ -66894,7 +70671,7 @@
       </w:rPr>
     </w:lvl>
   </w:abstractNum>
-  <w:abstractNum w:abstractNumId="84" w15:restartNumberingAfterBreak="0">
+  <w:abstractNum w:abstractNumId="87" w15:restartNumberingAfterBreak="0">
     <w:nsid w:val="6B4E5BD2"/>
     <w:multiLevelType w:val="multilevel"/>
     <w:tmpl w:val="8F86ADAE"/>
@@ -67043,7 +70820,7 @@
       </w:rPr>
     </w:lvl>
   </w:abstractNum>
-  <w:abstractNum w:abstractNumId="85" w15:restartNumberingAfterBreak="0">
+  <w:abstractNum w:abstractNumId="88" w15:restartNumberingAfterBreak="0">
     <w:nsid w:val="6BEE5A84"/>
     <w:multiLevelType w:val="multilevel"/>
     <w:tmpl w:val="781A07A8"/>
@@ -67192,7 +70969,7 @@
       </w:rPr>
     </w:lvl>
   </w:abstractNum>
-  <w:abstractNum w:abstractNumId="86" w15:restartNumberingAfterBreak="0">
+  <w:abstractNum w:abstractNumId="89" w15:restartNumberingAfterBreak="0">
     <w:nsid w:val="6C681470"/>
     <w:multiLevelType w:val="multilevel"/>
     <w:tmpl w:val="85B868AE"/>
@@ -67341,7 +71118,7 @@
       </w:rPr>
     </w:lvl>
   </w:abstractNum>
-  <w:abstractNum w:abstractNumId="87" w15:restartNumberingAfterBreak="0">
+  <w:abstractNum w:abstractNumId="90" w15:restartNumberingAfterBreak="0">
     <w:nsid w:val="6D675446"/>
     <w:multiLevelType w:val="multilevel"/>
     <w:tmpl w:val="834EDBCA"/>
@@ -67490,7 +71267,7 @@
       </w:rPr>
     </w:lvl>
   </w:abstractNum>
-  <w:abstractNum w:abstractNumId="88" w15:restartNumberingAfterBreak="0">
+  <w:abstractNum w:abstractNumId="91" w15:restartNumberingAfterBreak="0">
     <w:nsid w:val="6DA808BA"/>
     <w:multiLevelType w:val="multilevel"/>
     <w:tmpl w:val="EE14F3AE"/>
@@ -67639,7 +71416,7 @@
       </w:rPr>
     </w:lvl>
   </w:abstractNum>
-  <w:abstractNum w:abstractNumId="89" w15:restartNumberingAfterBreak="0">
+  <w:abstractNum w:abstractNumId="92" w15:restartNumberingAfterBreak="0">
     <w:nsid w:val="73EB4722"/>
     <w:multiLevelType w:val="multilevel"/>
     <w:tmpl w:val="5F14FFBE"/>
@@ -67788,7 +71565,7 @@
       </w:rPr>
     </w:lvl>
   </w:abstractNum>
-  <w:abstractNum w:abstractNumId="90" w15:restartNumberingAfterBreak="0">
+  <w:abstractNum w:abstractNumId="93" w15:restartNumberingAfterBreak="0">
     <w:nsid w:val="75383A12"/>
     <w:multiLevelType w:val="multilevel"/>
     <w:tmpl w:val="27C411FE"/>
@@ -67937,7 +71714,7 @@
       </w:rPr>
     </w:lvl>
   </w:abstractNum>
-  <w:abstractNum w:abstractNumId="91" w15:restartNumberingAfterBreak="0">
+  <w:abstractNum w:abstractNumId="94" w15:restartNumberingAfterBreak="0">
     <w:nsid w:val="75ED5CF6"/>
     <w:multiLevelType w:val="multilevel"/>
     <w:tmpl w:val="1172A36C"/>
@@ -68082,7 +71859,7 @@
       </w:rPr>
     </w:lvl>
   </w:abstractNum>
-  <w:abstractNum w:abstractNumId="92" w15:restartNumberingAfterBreak="0">
+  <w:abstractNum w:abstractNumId="95" w15:restartNumberingAfterBreak="0">
     <w:nsid w:val="7918553F"/>
     <w:multiLevelType w:val="multilevel"/>
     <w:tmpl w:val="4E3E1E96"/>
@@ -68199,7 +71976,7 @@
       </w:pPr>
     </w:lvl>
   </w:abstractNum>
-  <w:abstractNum w:abstractNumId="93" w15:restartNumberingAfterBreak="0">
+  <w:abstractNum w:abstractNumId="96" w15:restartNumberingAfterBreak="0">
     <w:nsid w:val="79230768"/>
     <w:multiLevelType w:val="multilevel"/>
     <w:tmpl w:val="9F42533E"/>
@@ -68348,7 +72125,7 @@
       </w:rPr>
     </w:lvl>
   </w:abstractNum>
-  <w:abstractNum w:abstractNumId="94" w15:restartNumberingAfterBreak="0">
+  <w:abstractNum w:abstractNumId="97" w15:restartNumberingAfterBreak="0">
     <w:nsid w:val="7BAB2D58"/>
     <w:multiLevelType w:val="multilevel"/>
     <w:tmpl w:val="8BD4E36A"/>
@@ -68497,7 +72274,7 @@
       </w:rPr>
     </w:lvl>
   </w:abstractNum>
-  <w:abstractNum w:abstractNumId="95" w15:restartNumberingAfterBreak="0">
+  <w:abstractNum w:abstractNumId="98" w15:restartNumberingAfterBreak="0">
     <w:nsid w:val="7E7F1F59"/>
     <w:multiLevelType w:val="multilevel"/>
     <w:tmpl w:val="80B29E38"/>
@@ -68646,7 +72423,156 @@
       </w:rPr>
     </w:lvl>
   </w:abstractNum>
-  <w:abstractNum w:abstractNumId="96" w15:restartNumberingAfterBreak="0">
+  <w:abstractNum w:abstractNumId="99" w15:restartNumberingAfterBreak="0">
+    <w:nsid w:val="7E8F104F"/>
+    <w:multiLevelType w:val="multilevel"/>
+    <w:tmpl w:val="A9D60016"/>
+    <w:lvl w:ilvl="0">
+      <w:start w:val="1"/>
+      <w:numFmt w:val="bullet"/>
+      <w:lvlText w:val=""/>
+      <w:lvlJc w:val="left"/>
+      <w:pPr>
+        <w:tabs>
+          <w:tab w:val="num" w:pos="720"/>
+        </w:tabs>
+        <w:ind w:left="720" w:hanging="360"/>
+      </w:pPr>
+      <w:rPr>
+        <w:rFonts w:ascii="Symbol" w:hAnsi="Symbol" w:hint="default"/>
+        <w:sz w:val="20"/>
+      </w:rPr>
+    </w:lvl>
+    <w:lvl w:ilvl="1" w:tentative="1">
+      <w:start w:val="1"/>
+      <w:numFmt w:val="bullet"/>
+      <w:lvlText w:val="o"/>
+      <w:lvlJc w:val="left"/>
+      <w:pPr>
+        <w:tabs>
+          <w:tab w:val="num" w:pos="1440"/>
+        </w:tabs>
+        <w:ind w:left="1440" w:hanging="360"/>
+      </w:pPr>
+      <w:rPr>
+        <w:rFonts w:ascii="Courier New" w:hAnsi="Courier New" w:hint="default"/>
+        <w:sz w:val="20"/>
+      </w:rPr>
+    </w:lvl>
+    <w:lvl w:ilvl="2" w:tentative="1">
+      <w:start w:val="1"/>
+      <w:numFmt w:val="bullet"/>
+      <w:lvlText w:val=""/>
+      <w:lvlJc w:val="left"/>
+      <w:pPr>
+        <w:tabs>
+          <w:tab w:val="num" w:pos="2160"/>
+        </w:tabs>
+        <w:ind w:left="2160" w:hanging="360"/>
+      </w:pPr>
+      <w:rPr>
+        <w:rFonts w:ascii="Wingdings" w:hAnsi="Wingdings" w:hint="default"/>
+        <w:sz w:val="20"/>
+      </w:rPr>
+    </w:lvl>
+    <w:lvl w:ilvl="3" w:tentative="1">
+      <w:start w:val="1"/>
+      <w:numFmt w:val="bullet"/>
+      <w:lvlText w:val=""/>
+      <w:lvlJc w:val="left"/>
+      <w:pPr>
+        <w:tabs>
+          <w:tab w:val="num" w:pos="2880"/>
+        </w:tabs>
+        <w:ind w:left="2880" w:hanging="360"/>
+      </w:pPr>
+      <w:rPr>
+        <w:rFonts w:ascii="Wingdings" w:hAnsi="Wingdings" w:hint="default"/>
+        <w:sz w:val="20"/>
+      </w:rPr>
+    </w:lvl>
+    <w:lvl w:ilvl="4" w:tentative="1">
+      <w:start w:val="1"/>
+      <w:numFmt w:val="bullet"/>
+      <w:lvlText w:val=""/>
+      <w:lvlJc w:val="left"/>
+      <w:pPr>
+        <w:tabs>
+          <w:tab w:val="num" w:pos="3600"/>
+        </w:tabs>
+        <w:ind w:left="3600" w:hanging="360"/>
+      </w:pPr>
+      <w:rPr>
+        <w:rFonts w:ascii="Wingdings" w:hAnsi="Wingdings" w:hint="default"/>
+        <w:sz w:val="20"/>
+      </w:rPr>
+    </w:lvl>
+    <w:lvl w:ilvl="5" w:tentative="1">
+      <w:start w:val="1"/>
+      <w:numFmt w:val="bullet"/>
+      <w:lvlText w:val=""/>
+      <w:lvlJc w:val="left"/>
+      <w:pPr>
+        <w:tabs>
+          <w:tab w:val="num" w:pos="4320"/>
+        </w:tabs>
+        <w:ind w:left="4320" w:hanging="360"/>
+      </w:pPr>
+      <w:rPr>
+        <w:rFonts w:ascii="Wingdings" w:hAnsi="Wingdings" w:hint="default"/>
+        <w:sz w:val="20"/>
+      </w:rPr>
+    </w:lvl>
+    <w:lvl w:ilvl="6" w:tentative="1">
+      <w:start w:val="1"/>
+      <w:numFmt w:val="bullet"/>
+      <w:lvlText w:val=""/>
+      <w:lvlJc w:val="left"/>
+      <w:pPr>
+        <w:tabs>
+          <w:tab w:val="num" w:pos="5040"/>
+        </w:tabs>
+        <w:ind w:left="5040" w:hanging="360"/>
+      </w:pPr>
+      <w:rPr>
+        <w:rFonts w:ascii="Wingdings" w:hAnsi="Wingdings" w:hint="default"/>
+        <w:sz w:val="20"/>
+      </w:rPr>
+    </w:lvl>
+    <w:lvl w:ilvl="7" w:tentative="1">
+      <w:start w:val="1"/>
+      <w:numFmt w:val="bullet"/>
+      <w:lvlText w:val=""/>
+      <w:lvlJc w:val="left"/>
+      <w:pPr>
+        <w:tabs>
+          <w:tab w:val="num" w:pos="5760"/>
+        </w:tabs>
+        <w:ind w:left="5760" w:hanging="360"/>
+      </w:pPr>
+      <w:rPr>
+        <w:rFonts w:ascii="Wingdings" w:hAnsi="Wingdings" w:hint="default"/>
+        <w:sz w:val="20"/>
+      </w:rPr>
+    </w:lvl>
+    <w:lvl w:ilvl="8" w:tentative="1">
+      <w:start w:val="1"/>
+      <w:numFmt w:val="bullet"/>
+      <w:lvlText w:val=""/>
+      <w:lvlJc w:val="left"/>
+      <w:pPr>
+        <w:tabs>
+          <w:tab w:val="num" w:pos="6480"/>
+        </w:tabs>
+        <w:ind w:left="6480" w:hanging="360"/>
+      </w:pPr>
+      <w:rPr>
+        <w:rFonts w:ascii="Wingdings" w:hAnsi="Wingdings" w:hint="default"/>
+        <w:sz w:val="20"/>
+      </w:rPr>
+    </w:lvl>
+  </w:abstractNum>
+  <w:abstractNum w:abstractNumId="100" w15:restartNumberingAfterBreak="0">
     <w:nsid w:val="7F274C0E"/>
     <w:multiLevelType w:val="multilevel"/>
     <w:tmpl w:val="D8665B86"/>
@@ -68795,7 +72721,7 @@
       </w:rPr>
     </w:lvl>
   </w:abstractNum>
-  <w:abstractNum w:abstractNumId="97" w15:restartNumberingAfterBreak="0">
+  <w:abstractNum w:abstractNumId="101" w15:restartNumberingAfterBreak="0">
     <w:nsid w:val="7F8F6D96"/>
     <w:multiLevelType w:val="multilevel"/>
     <w:tmpl w:val="D668F702"/>
@@ -68944,7 +72870,7 @@
       </w:rPr>
     </w:lvl>
   </w:abstractNum>
-  <w:abstractNum w:abstractNumId="98" w15:restartNumberingAfterBreak="0">
+  <w:abstractNum w:abstractNumId="102" w15:restartNumberingAfterBreak="0">
     <w:nsid w:val="7FE65BF5"/>
     <w:multiLevelType w:val="multilevel"/>
     <w:tmpl w:val="2CC88252"/>
@@ -69094,303 +73020,315 @@
     </w:lvl>
   </w:abstractNum>
   <w:num w:numId="1" w16cid:durableId="1790664698">
-    <w:abstractNumId w:val="89"/>
+    <w:abstractNumId w:val="92"/>
   </w:num>
   <w:num w:numId="2" w16cid:durableId="913315237">
-    <w:abstractNumId w:val="41"/>
+    <w:abstractNumId w:val="43"/>
   </w:num>
   <w:num w:numId="3" w16cid:durableId="1592666586">
-    <w:abstractNumId w:val="96"/>
+    <w:abstractNumId w:val="100"/>
   </w:num>
   <w:num w:numId="4" w16cid:durableId="510418239">
+    <w:abstractNumId w:val="60"/>
+  </w:num>
+  <w:num w:numId="5" w16cid:durableId="680550783">
+    <w:abstractNumId w:val="98"/>
+  </w:num>
+  <w:num w:numId="6" w16cid:durableId="285746792">
+    <w:abstractNumId w:val="22"/>
+  </w:num>
+  <w:num w:numId="7" w16cid:durableId="1338732938">
+    <w:abstractNumId w:val="15"/>
+  </w:num>
+  <w:num w:numId="8" w16cid:durableId="162361005">
+    <w:abstractNumId w:val="9"/>
+  </w:num>
+  <w:num w:numId="9" w16cid:durableId="1501001245">
+    <w:abstractNumId w:val="52"/>
+  </w:num>
+  <w:num w:numId="10" w16cid:durableId="1706250928">
+    <w:abstractNumId w:val="59"/>
+  </w:num>
+  <w:num w:numId="11" w16cid:durableId="1292050097">
+    <w:abstractNumId w:val="87"/>
+  </w:num>
+  <w:num w:numId="12" w16cid:durableId="1745948958">
+    <w:abstractNumId w:val="13"/>
+  </w:num>
+  <w:num w:numId="13" w16cid:durableId="679312742">
+    <w:abstractNumId w:val="90"/>
+  </w:num>
+  <w:num w:numId="14" w16cid:durableId="1597860147">
+    <w:abstractNumId w:val="101"/>
+  </w:num>
+  <w:num w:numId="15" w16cid:durableId="2042434571">
+    <w:abstractNumId w:val="45"/>
+  </w:num>
+  <w:num w:numId="16" w16cid:durableId="1867019793">
+    <w:abstractNumId w:val="40"/>
+  </w:num>
+  <w:num w:numId="17" w16cid:durableId="839076169">
+    <w:abstractNumId w:val="54"/>
+  </w:num>
+  <w:num w:numId="18" w16cid:durableId="1218131698">
     <w:abstractNumId w:val="58"/>
   </w:num>
-  <w:num w:numId="5" w16cid:durableId="680550783">
-    <w:abstractNumId w:val="95"/>
-  </w:num>
-  <w:num w:numId="6" w16cid:durableId="285746792">
-    <w:abstractNumId w:val="21"/>
-  </w:num>
-  <w:num w:numId="7" w16cid:durableId="1338732938">
-    <w:abstractNumId w:val="14"/>
-  </w:num>
-  <w:num w:numId="8" w16cid:durableId="162361005">
-    <w:abstractNumId w:val="8"/>
-  </w:num>
-  <w:num w:numId="9" w16cid:durableId="1501001245">
-    <w:abstractNumId w:val="50"/>
-  </w:num>
-  <w:num w:numId="10" w16cid:durableId="1706250928">
-    <w:abstractNumId w:val="57"/>
-  </w:num>
-  <w:num w:numId="11" w16cid:durableId="1292050097">
-    <w:abstractNumId w:val="84"/>
-  </w:num>
-  <w:num w:numId="12" w16cid:durableId="1745948958">
-    <w:abstractNumId w:val="12"/>
-  </w:num>
-  <w:num w:numId="13" w16cid:durableId="679312742">
-    <w:abstractNumId w:val="87"/>
-  </w:num>
-  <w:num w:numId="14" w16cid:durableId="1597860147">
-    <w:abstractNumId w:val="97"/>
-  </w:num>
-  <w:num w:numId="15" w16cid:durableId="2042434571">
-    <w:abstractNumId w:val="43"/>
-  </w:num>
-  <w:num w:numId="16" w16cid:durableId="1867019793">
-    <w:abstractNumId w:val="39"/>
-  </w:num>
-  <w:num w:numId="17" w16cid:durableId="839076169">
-    <w:abstractNumId w:val="52"/>
-  </w:num>
-  <w:num w:numId="18" w16cid:durableId="1218131698">
-    <w:abstractNumId w:val="56"/>
-  </w:num>
   <w:num w:numId="19" w16cid:durableId="213657393">
-    <w:abstractNumId w:val="9"/>
+    <w:abstractNumId w:val="10"/>
   </w:num>
   <w:num w:numId="20" w16cid:durableId="630095303">
-    <w:abstractNumId w:val="62"/>
+    <w:abstractNumId w:val="64"/>
   </w:num>
   <w:num w:numId="21" w16cid:durableId="1326665292">
-    <w:abstractNumId w:val="71"/>
+    <w:abstractNumId w:val="74"/>
   </w:num>
   <w:num w:numId="22" w16cid:durableId="689767440">
     <w:abstractNumId w:val="3"/>
   </w:num>
   <w:num w:numId="23" w16cid:durableId="794064944">
-    <w:abstractNumId w:val="11"/>
+    <w:abstractNumId w:val="12"/>
   </w:num>
   <w:num w:numId="24" w16cid:durableId="370763591">
-    <w:abstractNumId w:val="35"/>
+    <w:abstractNumId w:val="36"/>
   </w:num>
   <w:num w:numId="25" w16cid:durableId="896086980">
-    <w:abstractNumId w:val="5"/>
+    <w:abstractNumId w:val="6"/>
   </w:num>
   <w:num w:numId="26" w16cid:durableId="1149051840">
-    <w:abstractNumId w:val="31"/>
+    <w:abstractNumId w:val="32"/>
   </w:num>
   <w:num w:numId="27" w16cid:durableId="691490878">
-    <w:abstractNumId w:val="48"/>
+    <w:abstractNumId w:val="50"/>
   </w:num>
   <w:num w:numId="28" w16cid:durableId="1199008562">
-    <w:abstractNumId w:val="28"/>
+    <w:abstractNumId w:val="29"/>
   </w:num>
   <w:num w:numId="29" w16cid:durableId="119080037">
     <w:abstractNumId w:val="4"/>
   </w:num>
   <w:num w:numId="30" w16cid:durableId="1604412925">
-    <w:abstractNumId w:val="65"/>
+    <w:abstractNumId w:val="67"/>
   </w:num>
   <w:num w:numId="31" w16cid:durableId="422654846">
-    <w:abstractNumId w:val="83"/>
+    <w:abstractNumId w:val="86"/>
   </w:num>
   <w:num w:numId="32" w16cid:durableId="2002389794">
-    <w:abstractNumId w:val="33"/>
+    <w:abstractNumId w:val="34"/>
   </w:num>
   <w:num w:numId="33" w16cid:durableId="663556784">
-    <w:abstractNumId w:val="42"/>
+    <w:abstractNumId w:val="44"/>
   </w:num>
   <w:num w:numId="34" w16cid:durableId="1544096020">
-    <w:abstractNumId w:val="22"/>
+    <w:abstractNumId w:val="23"/>
   </w:num>
   <w:num w:numId="35" w16cid:durableId="1452288583">
-    <w:abstractNumId w:val="92"/>
+    <w:abstractNumId w:val="95"/>
   </w:num>
   <w:num w:numId="36" w16cid:durableId="1418789113">
-    <w:abstractNumId w:val="23"/>
+    <w:abstractNumId w:val="24"/>
   </w:num>
   <w:num w:numId="37" w16cid:durableId="453601589">
     <w:abstractNumId w:val="1"/>
   </w:num>
   <w:num w:numId="38" w16cid:durableId="1531524648">
-    <w:abstractNumId w:val="90"/>
+    <w:abstractNumId w:val="93"/>
   </w:num>
   <w:num w:numId="39" w16cid:durableId="1660887162">
-    <w:abstractNumId w:val="72"/>
+    <w:abstractNumId w:val="75"/>
   </w:num>
   <w:num w:numId="40" w16cid:durableId="745810262">
-    <w:abstractNumId w:val="45"/>
+    <w:abstractNumId w:val="47"/>
   </w:num>
   <w:num w:numId="41" w16cid:durableId="614943237">
+    <w:abstractNumId w:val="20"/>
+  </w:num>
+  <w:num w:numId="42" w16cid:durableId="549920154">
+    <w:abstractNumId w:val="76"/>
+  </w:num>
+  <w:num w:numId="43" w16cid:durableId="182861342">
+    <w:abstractNumId w:val="57"/>
+  </w:num>
+  <w:num w:numId="44" w16cid:durableId="1959796069">
+    <w:abstractNumId w:val="96"/>
+  </w:num>
+  <w:num w:numId="45" w16cid:durableId="1814979854">
+    <w:abstractNumId w:val="61"/>
+  </w:num>
+  <w:num w:numId="46" w16cid:durableId="443154987">
+    <w:abstractNumId w:val="31"/>
+  </w:num>
+  <w:num w:numId="47" w16cid:durableId="1897352345">
+    <w:abstractNumId w:val="82"/>
+  </w:num>
+  <w:num w:numId="48" w16cid:durableId="726952408">
+    <w:abstractNumId w:val="81"/>
+  </w:num>
+  <w:num w:numId="49" w16cid:durableId="285426070">
+    <w:abstractNumId w:val="83"/>
+  </w:num>
+  <w:num w:numId="50" w16cid:durableId="981154963">
+    <w:abstractNumId w:val="79"/>
+  </w:num>
+  <w:num w:numId="51" w16cid:durableId="505705173">
+    <w:abstractNumId w:val="14"/>
+  </w:num>
+  <w:num w:numId="52" w16cid:durableId="679311624">
     <w:abstractNumId w:val="19"/>
   </w:num>
-  <w:num w:numId="42" w16cid:durableId="549920154">
-    <w:abstractNumId w:val="73"/>
-  </w:num>
-  <w:num w:numId="43" w16cid:durableId="182861342">
-    <w:abstractNumId w:val="55"/>
-  </w:num>
-  <w:num w:numId="44" w16cid:durableId="1959796069">
-    <w:abstractNumId w:val="93"/>
-  </w:num>
-  <w:num w:numId="45" w16cid:durableId="1814979854">
-    <w:abstractNumId w:val="59"/>
-  </w:num>
-  <w:num w:numId="46" w16cid:durableId="443154987">
-    <w:abstractNumId w:val="30"/>
-  </w:num>
-  <w:num w:numId="47" w16cid:durableId="1897352345">
-    <w:abstractNumId w:val="79"/>
-  </w:num>
-  <w:num w:numId="48" w16cid:durableId="726952408">
-    <w:abstractNumId w:val="78"/>
-  </w:num>
-  <w:num w:numId="49" w16cid:durableId="285426070">
-    <w:abstractNumId w:val="80"/>
-  </w:num>
-  <w:num w:numId="50" w16cid:durableId="981154963">
-    <w:abstractNumId w:val="76"/>
-  </w:num>
-  <w:num w:numId="51" w16cid:durableId="505705173">
-    <w:abstractNumId w:val="13"/>
-  </w:num>
-  <w:num w:numId="52" w16cid:durableId="679311624">
-    <w:abstractNumId w:val="18"/>
-  </w:num>
   <w:num w:numId="53" w16cid:durableId="854002976">
-    <w:abstractNumId w:val="15"/>
+    <w:abstractNumId w:val="16"/>
   </w:num>
   <w:num w:numId="54" w16cid:durableId="1207377051">
-    <w:abstractNumId w:val="46"/>
+    <w:abstractNumId w:val="48"/>
   </w:num>
   <w:num w:numId="55" w16cid:durableId="336881422">
     <w:abstractNumId w:val="0"/>
   </w:num>
   <w:num w:numId="56" w16cid:durableId="953630187">
-    <w:abstractNumId w:val="86"/>
+    <w:abstractNumId w:val="89"/>
   </w:num>
   <w:num w:numId="57" w16cid:durableId="501088929">
-    <w:abstractNumId w:val="32"/>
+    <w:abstractNumId w:val="33"/>
   </w:num>
   <w:num w:numId="58" w16cid:durableId="1936791281">
-    <w:abstractNumId w:val="20"/>
+    <w:abstractNumId w:val="21"/>
   </w:num>
   <w:num w:numId="59" w16cid:durableId="815411764">
-    <w:abstractNumId w:val="40"/>
+    <w:abstractNumId w:val="42"/>
   </w:num>
   <w:num w:numId="60" w16cid:durableId="607740991">
+    <w:abstractNumId w:val="39"/>
+  </w:num>
+  <w:num w:numId="61" w16cid:durableId="204484613">
+    <w:abstractNumId w:val="97"/>
+  </w:num>
+  <w:num w:numId="62" w16cid:durableId="1018699311">
+    <w:abstractNumId w:val="35"/>
+  </w:num>
+  <w:num w:numId="63" w16cid:durableId="359740252">
+    <w:abstractNumId w:val="78"/>
+  </w:num>
+  <w:num w:numId="64" w16cid:durableId="61687259">
+    <w:abstractNumId w:val="55"/>
+  </w:num>
+  <w:num w:numId="65" w16cid:durableId="162597846">
+    <w:abstractNumId w:val="91"/>
+  </w:num>
+  <w:num w:numId="66" w16cid:durableId="136534882">
+    <w:abstractNumId w:val="66"/>
+  </w:num>
+  <w:num w:numId="67" w16cid:durableId="970674793">
+    <w:abstractNumId w:val="69"/>
+  </w:num>
+  <w:num w:numId="68" w16cid:durableId="2013725645">
+    <w:abstractNumId w:val="46"/>
+  </w:num>
+  <w:num w:numId="69" w16cid:durableId="2113940141">
+    <w:abstractNumId w:val="94"/>
+  </w:num>
+  <w:num w:numId="70" w16cid:durableId="1495679451">
+    <w:abstractNumId w:val="27"/>
+  </w:num>
+  <w:num w:numId="71" w16cid:durableId="1226837209">
+    <w:abstractNumId w:val="25"/>
+  </w:num>
+  <w:num w:numId="72" w16cid:durableId="153881816">
+    <w:abstractNumId w:val="102"/>
+  </w:num>
+  <w:num w:numId="73" w16cid:durableId="2068524370">
+    <w:abstractNumId w:val="51"/>
+  </w:num>
+  <w:num w:numId="74" w16cid:durableId="1377468303">
+    <w:abstractNumId w:val="65"/>
+  </w:num>
+  <w:num w:numId="75" w16cid:durableId="282275987">
+    <w:abstractNumId w:val="88"/>
+  </w:num>
+  <w:num w:numId="76" w16cid:durableId="1229726402">
+    <w:abstractNumId w:val="26"/>
+  </w:num>
+  <w:num w:numId="77" w16cid:durableId="242490310">
+    <w:abstractNumId w:val="18"/>
+  </w:num>
+  <w:num w:numId="78" w16cid:durableId="1184632804">
+    <w:abstractNumId w:val="56"/>
+  </w:num>
+  <w:num w:numId="79" w16cid:durableId="650400906">
+    <w:abstractNumId w:val="11"/>
+  </w:num>
+  <w:num w:numId="80" w16cid:durableId="1537347645">
+    <w:abstractNumId w:val="49"/>
+  </w:num>
+  <w:num w:numId="81" w16cid:durableId="573861726">
+    <w:abstractNumId w:val="80"/>
+  </w:num>
+  <w:num w:numId="82" w16cid:durableId="2076463830">
+    <w:abstractNumId w:val="8"/>
+  </w:num>
+  <w:num w:numId="83" w16cid:durableId="587084356">
     <w:abstractNumId w:val="38"/>
   </w:num>
-  <w:num w:numId="61" w16cid:durableId="204484613">
-    <w:abstractNumId w:val="94"/>
+  <w:num w:numId="84" w16cid:durableId="607737907">
+    <w:abstractNumId w:val="37"/>
   </w:num>
-  <w:num w:numId="62" w16cid:durableId="1018699311">
-    <w:abstractNumId w:val="34"/>
+  <w:num w:numId="85" w16cid:durableId="1100222119">
+    <w:abstractNumId w:val="85"/>
   </w:num>
-  <w:num w:numId="63" w16cid:durableId="359740252">
-    <w:abstractNumId w:val="75"/>
+  <w:num w:numId="86" w16cid:durableId="132917277">
+    <w:abstractNumId w:val="62"/>
   </w:num>
-  <w:num w:numId="64" w16cid:durableId="61687259">
+  <w:num w:numId="87" w16cid:durableId="1929465877">
+    <w:abstractNumId w:val="17"/>
+  </w:num>
+  <w:num w:numId="88" w16cid:durableId="1318144897">
     <w:abstractNumId w:val="53"/>
   </w:num>
-  <w:num w:numId="65" w16cid:durableId="162597846">
-    <w:abstractNumId w:val="88"/>
-  </w:num>
-  <w:num w:numId="66" w16cid:durableId="136534882">
-    <w:abstractNumId w:val="64"/>
-  </w:num>
-  <w:num w:numId="67" w16cid:durableId="970674793">
-    <w:abstractNumId w:val="67"/>
-  </w:num>
-  <w:num w:numId="68" w16cid:durableId="2013725645">
-    <w:abstractNumId w:val="44"/>
-  </w:num>
-  <w:num w:numId="69" w16cid:durableId="2113940141">
-    <w:abstractNumId w:val="91"/>
-  </w:num>
-  <w:num w:numId="70" w16cid:durableId="1495679451">
-    <w:abstractNumId w:val="26"/>
-  </w:num>
-  <w:num w:numId="71" w16cid:durableId="1226837209">
-    <w:abstractNumId w:val="24"/>
-  </w:num>
-  <w:num w:numId="72" w16cid:durableId="153881816">
-    <w:abstractNumId w:val="98"/>
-  </w:num>
-  <w:num w:numId="73" w16cid:durableId="2068524370">
-    <w:abstractNumId w:val="49"/>
-  </w:num>
-  <w:num w:numId="74" w16cid:durableId="1377468303">
-    <w:abstractNumId w:val="63"/>
-  </w:num>
-  <w:num w:numId="75" w16cid:durableId="282275987">
-    <w:abstractNumId w:val="85"/>
-  </w:num>
-  <w:num w:numId="76" w16cid:durableId="1229726402">
-    <w:abstractNumId w:val="25"/>
-  </w:num>
-  <w:num w:numId="77" w16cid:durableId="242490310">
-    <w:abstractNumId w:val="17"/>
-  </w:num>
-  <w:num w:numId="78" w16cid:durableId="1184632804">
-    <w:abstractNumId w:val="54"/>
-  </w:num>
-  <w:num w:numId="79" w16cid:durableId="650400906">
-    <w:abstractNumId w:val="10"/>
-  </w:num>
-  <w:num w:numId="80" w16cid:durableId="1537347645">
-    <w:abstractNumId w:val="47"/>
-  </w:num>
-  <w:num w:numId="81" w16cid:durableId="573861726">
+  <w:num w:numId="89" w16cid:durableId="816919897">
     <w:abstractNumId w:val="77"/>
   </w:num>
-  <w:num w:numId="82" w16cid:durableId="2076463830">
-    <w:abstractNumId w:val="7"/>
-  </w:num>
-  <w:num w:numId="83" w16cid:durableId="587084356">
-    <w:abstractNumId w:val="37"/>
-  </w:num>
-  <w:num w:numId="84" w16cid:durableId="607737907">
-    <w:abstractNumId w:val="36"/>
-  </w:num>
-  <w:num w:numId="85" w16cid:durableId="1100222119">
-    <w:abstractNumId w:val="82"/>
-  </w:num>
-  <w:num w:numId="86" w16cid:durableId="132917277">
-    <w:abstractNumId w:val="60"/>
-  </w:num>
-  <w:num w:numId="87" w16cid:durableId="1929465877">
-    <w:abstractNumId w:val="16"/>
-  </w:num>
-  <w:num w:numId="88" w16cid:durableId="1318144897">
-    <w:abstractNumId w:val="51"/>
-  </w:num>
-  <w:num w:numId="89" w16cid:durableId="816919897">
-    <w:abstractNumId w:val="74"/>
-  </w:num>
   <w:num w:numId="90" w16cid:durableId="695422552">
-    <w:abstractNumId w:val="81"/>
+    <w:abstractNumId w:val="84"/>
   </w:num>
   <w:num w:numId="91" w16cid:durableId="249389186">
     <w:abstractNumId w:val="2"/>
   </w:num>
   <w:num w:numId="92" w16cid:durableId="434518414">
-    <w:abstractNumId w:val="29"/>
+    <w:abstractNumId w:val="30"/>
   </w:num>
   <w:num w:numId="93" w16cid:durableId="2110540174">
-    <w:abstractNumId w:val="61"/>
+    <w:abstractNumId w:val="63"/>
   </w:num>
   <w:num w:numId="94" w16cid:durableId="1766150274">
-    <w:abstractNumId w:val="6"/>
+    <w:abstractNumId w:val="7"/>
   </w:num>
   <w:num w:numId="95" w16cid:durableId="947851953">
+    <w:abstractNumId w:val="70"/>
+  </w:num>
+  <w:num w:numId="96" w16cid:durableId="1026100371">
+    <w:abstractNumId w:val="73"/>
+  </w:num>
+  <w:num w:numId="97" w16cid:durableId="1517694253">
+    <w:abstractNumId w:val="28"/>
+  </w:num>
+  <w:num w:numId="98" w16cid:durableId="690033586">
+    <w:abstractNumId w:val="71"/>
+  </w:num>
+  <w:num w:numId="99" w16cid:durableId="1770809428">
     <w:abstractNumId w:val="68"/>
   </w:num>
-  <w:num w:numId="96" w16cid:durableId="1026100371">
-    <w:abstractNumId w:val="70"/>
+  <w:num w:numId="100" w16cid:durableId="1696540337">
+    <w:abstractNumId w:val="72"/>
   </w:num>
-  <w:num w:numId="97" w16cid:durableId="1517694253">
-    <w:abstractNumId w:val="27"/>
+  <w:num w:numId="101" w16cid:durableId="1111365464">
+    <w:abstractNumId w:val="99"/>
   </w:num>
-  <w:num w:numId="98" w16cid:durableId="690033586">
-    <w:abstractNumId w:val="69"/>
+  <w:num w:numId="102" w16cid:durableId="627593174">
+    <w:abstractNumId w:val="41"/>
   </w:num>
-  <w:num w:numId="99" w16cid:durableId="1770809428">
-    <w:abstractNumId w:val="66"/>
+  <w:num w:numId="103" w16cid:durableId="1607081706">
+    <w:abstractNumId w:val="5"/>
   </w:num>
-  <w:numIdMacAtCleanup w:val="99"/>
+  <w:numIdMacAtCleanup w:val="103"/>
 </w:numbering>
 </file>
 

--- a/notes.docx
+++ b/notes.docx
@@ -29626,7 +29626,15 @@
     </w:p>
     <w:p>
       <w:r>
-        <w:t xml:space="preserve">    print("Loop finished successfully without any break!")</w:t>
+        <w:t xml:space="preserve">    </w:t>
+      </w:r>
+      <w:proofErr w:type="gramStart"/>
+      <w:r>
+        <w:t>print(</w:t>
+      </w:r>
+      <w:proofErr w:type="gramEnd"/>
+      <w:r>
+        <w:t>"Loop finished successfully without any break!")</w:t>
       </w:r>
     </w:p>
     <w:p>
@@ -54181,6 +54189,14 @@
     <w:p>
       <w:pPr>
         <w:rPr>
+          <w:sz w:val="28"/>
+          <w:szCs w:val="28"/>
+        </w:rPr>
+      </w:pPr>
+    </w:p>
+    <w:p>
+      <w:pPr>
+        <w:rPr>
           <w:b/>
           <w:bCs/>
           <w:sz w:val="28"/>
@@ -54889,6 +54905,7 @@
           <w:sz w:val="28"/>
           <w:szCs w:val="28"/>
         </w:rPr>
+        <w:lastRenderedPageBreak/>
         <w:t xml:space="preserve"># </w:t>
       </w:r>
       <w:r>
@@ -54919,7 +54936,6 @@
           <w:sz w:val="28"/>
           <w:szCs w:val="28"/>
         </w:rPr>
-        <w:lastRenderedPageBreak/>
         <w:t>from math import *</w:t>
       </w:r>
     </w:p>

--- a/notes.docx
+++ b/notes.docx
@@ -29817,7 +29817,15 @@
       </w:r>
       <w:proofErr w:type="spellEnd"/>
       <w:r>
-        <w:t xml:space="preserve"> = int(input("Enter a positive number (0 to stop): "))</w:t>
+        <w:t xml:space="preserve"> = </w:t>
+      </w:r>
+      <w:proofErr w:type="gramStart"/>
+      <w:r>
+        <w:t>int(input(</w:t>
+      </w:r>
+      <w:proofErr w:type="gramEnd"/>
+      <w:r>
+        <w:t>"Enter a positive number (0 to stop): "))</w:t>
       </w:r>
     </w:p>
     <w:p>
@@ -29840,7 +29848,15 @@
     </w:p>
     <w:p>
       <w:r>
-        <w:t xml:space="preserve">    print("You entered:", </w:t>
+        <w:t xml:space="preserve">    </w:t>
+      </w:r>
+      <w:proofErr w:type="gramStart"/>
+      <w:r>
+        <w:t>print(</w:t>
+      </w:r>
+      <w:proofErr w:type="gramEnd"/>
+      <w:r>
+        <w:t xml:space="preserve">"You entered:", </w:t>
       </w:r>
       <w:proofErr w:type="spellStart"/>
       <w:r>
@@ -56280,6 +56296,22 @@
     <w:p>
       <w:pPr>
         <w:rPr>
+          <w:sz w:val="28"/>
+          <w:szCs w:val="28"/>
+        </w:rPr>
+      </w:pPr>
+    </w:p>
+    <w:p>
+      <w:pPr>
+        <w:rPr>
+          <w:sz w:val="28"/>
+          <w:szCs w:val="28"/>
+        </w:rPr>
+      </w:pPr>
+    </w:p>
+    <w:p>
+      <w:pPr>
+        <w:rPr>
           <w:b/>
           <w:bCs/>
           <w:color w:val="EE0000"/>
@@ -56295,6 +56327,7 @@
           <w:sz w:val="36"/>
           <w:szCs w:val="36"/>
         </w:rPr>
+        <w:lastRenderedPageBreak/>
         <w:t>NOTES: Strings in Python (Part 1 — Basics &amp; Creation)</w:t>
       </w:r>
     </w:p>
@@ -56355,7 +56388,6 @@
           <w:sz w:val="28"/>
           <w:szCs w:val="28"/>
         </w:rPr>
-        <w:lastRenderedPageBreak/>
         <w:t>System Programming (C Language):</w:t>
       </w:r>
       <w:r>
@@ -57463,6 +57495,7 @@
           <w:sz w:val="28"/>
           <w:szCs w:val="28"/>
         </w:rPr>
+        <w:lastRenderedPageBreak/>
         <w:t>Multiline Strings</w:t>
       </w:r>
       <w:r>
@@ -57565,7 +57598,6 @@
           <w:sz w:val="28"/>
           <w:szCs w:val="28"/>
         </w:rPr>
-        <w:lastRenderedPageBreak/>
         <w:t>Python</w:t>
       </w:r>
     </w:p>
@@ -58552,7 +58584,6 @@
           <w:sz w:val="28"/>
           <w:szCs w:val="28"/>
         </w:rPr>
-        <w:lastRenderedPageBreak/>
         <w:t>print(</w:t>
       </w:r>
       <w:proofErr w:type="spellStart"/>
